--- a/文件/比賽的東西045.docx
+++ b/文件/比賽的東西045.docx
@@ -5,7 +5,7 @@
     <w:p/>
     <w:tbl>
       <w:tblPr>
-        <w:tblStyle w:val="4"/>
+        <w:tblStyle w:val="5"/>
         <w:tblpPr w:leftFromText="180" w:rightFromText="180" w:vertAnchor="text" w:horzAnchor="page" w:tblpX="1707" w:tblpY="1009"/>
         <w:tblOverlap w:val="never"/>
         <w:tblW w:w="8364" w:type="dxa"/>
@@ -60,7 +60,7 @@
           </w:tcPr>
           <w:p>
             <w:pPr>
-              <w:pStyle w:val="5"/>
+              <w:pStyle w:val="6"/>
               <w:spacing w:before="33"/>
               <w:ind w:left="107"/>
               <w:rPr>
@@ -117,7 +117,7 @@
           </w:tcPr>
           <w:p>
             <w:pPr>
-              <w:pStyle w:val="5"/>
+              <w:pStyle w:val="6"/>
               <w:spacing w:before="33"/>
               <w:ind w:left="107"/>
               <w:rPr>
@@ -167,7 +167,7 @@
           </w:tcPr>
           <w:p>
             <w:pPr>
-              <w:pStyle w:val="5"/>
+              <w:pStyle w:val="6"/>
               <w:spacing w:before="34"/>
               <w:ind w:left="107"/>
               <w:rPr>
@@ -225,7 +225,7 @@
           </w:tcPr>
           <w:p>
             <w:pPr>
-              <w:pStyle w:val="5"/>
+              <w:pStyle w:val="6"/>
               <w:spacing w:before="34"/>
               <w:ind w:left="107"/>
               <w:rPr>
@@ -270,7 +270,7 @@
           </w:tcPr>
           <w:p>
             <w:pPr>
-              <w:pStyle w:val="5"/>
+              <w:pStyle w:val="6"/>
               <w:spacing w:before="32"/>
               <w:ind w:left="107"/>
               <w:rPr>
@@ -294,7 +294,7 @@
           </w:tcPr>
           <w:p>
             <w:pPr>
-              <w:pStyle w:val="5"/>
+              <w:pStyle w:val="6"/>
               <w:spacing w:before="32"/>
               <w:ind w:left="107"/>
               <w:rPr>
@@ -340,7 +340,7 @@
           </w:tcPr>
           <w:p>
             <w:pPr>
-              <w:pStyle w:val="5"/>
+              <w:pStyle w:val="6"/>
               <w:spacing w:before="35"/>
               <w:ind w:left="107"/>
               <w:rPr>
@@ -365,7 +365,7 @@
           </w:tcPr>
           <w:p>
             <w:pPr>
-              <w:pStyle w:val="5"/>
+              <w:pStyle w:val="6"/>
               <w:spacing w:before="67"/>
               <w:ind w:left="107"/>
               <w:rPr>
@@ -426,7 +426,7 @@
           </w:tcPr>
           <w:p>
             <w:pPr>
-              <w:pStyle w:val="5"/>
+              <w:pStyle w:val="6"/>
               <w:spacing w:before="32"/>
               <w:ind w:left="107"/>
               <w:rPr>
@@ -450,7 +450,7 @@
           </w:tcPr>
           <w:p>
             <w:pPr>
-              <w:pStyle w:val="5"/>
+              <w:pStyle w:val="6"/>
               <w:spacing w:before="67"/>
               <w:ind w:left="107"/>
               <w:rPr>
@@ -496,7 +496,7 @@
           </w:tcPr>
           <w:p>
             <w:pPr>
-              <w:pStyle w:val="5"/>
+              <w:pStyle w:val="6"/>
               <w:spacing w:before="32"/>
               <w:ind w:left="107"/>
               <w:rPr>
@@ -521,7 +521,7 @@
           </w:tcPr>
           <w:p>
             <w:pPr>
-              <w:pStyle w:val="5"/>
+              <w:pStyle w:val="6"/>
               <w:rPr>
                 <w:rFonts w:ascii="Times New Roman"/>
                 <w:sz w:val="22"/>
@@ -565,7 +565,7 @@
           </w:tcPr>
           <w:p>
             <w:pPr>
-              <w:pStyle w:val="5"/>
+              <w:pStyle w:val="6"/>
               <w:spacing w:before="35"/>
               <w:ind w:left="107"/>
               <w:rPr>
@@ -589,7 +589,7 @@
           </w:tcPr>
           <w:p>
             <w:pPr>
-              <w:pStyle w:val="5"/>
+              <w:pStyle w:val="6"/>
               <w:rPr>
                 <w:rFonts w:ascii="Times New Roman"/>
                 <w:sz w:val="22"/>
@@ -634,7 +634,7 @@
           </w:tcPr>
           <w:p>
             <w:pPr>
-              <w:pStyle w:val="5"/>
+              <w:pStyle w:val="6"/>
               <w:spacing w:before="32"/>
               <w:ind w:left="107"/>
               <w:rPr>
@@ -659,7 +659,7 @@
           </w:tcPr>
           <w:p>
             <w:pPr>
-              <w:pStyle w:val="5"/>
+              <w:pStyle w:val="6"/>
               <w:rPr>
                 <w:rFonts w:ascii="Times New Roman"/>
                 <w:sz w:val="22"/>
@@ -703,7 +703,7 @@
           </w:tcPr>
           <w:p>
             <w:pPr>
-              <w:pStyle w:val="5"/>
+              <w:pStyle w:val="6"/>
               <w:spacing w:before="33"/>
               <w:ind w:left="107"/>
               <w:rPr>
@@ -727,7 +727,7 @@
           </w:tcPr>
           <w:p>
             <w:pPr>
-              <w:pStyle w:val="5"/>
+              <w:pStyle w:val="6"/>
               <w:spacing w:before="33"/>
               <w:ind w:left="107"/>
               <w:rPr>
@@ -773,7 +773,7 @@
           </w:tcPr>
           <w:p>
             <w:pPr>
-              <w:pStyle w:val="5"/>
+              <w:pStyle w:val="6"/>
               <w:spacing w:before="35"/>
               <w:ind w:left="107"/>
               <w:rPr>
@@ -798,8 +798,9 @@
           </w:tcPr>
           <w:p>
             <w:pPr>
-              <w:pStyle w:val="5"/>
+              <w:pStyle w:val="6"/>
               <w:numPr>
+                <w:ilvl w:val="0"/>
                 <w:numId w:val="0"/>
               </w:numPr>
               <w:tabs>
@@ -851,7 +852,7 @@
           </w:tcPr>
           <w:p>
             <w:pPr>
-              <w:pStyle w:val="5"/>
+              <w:pStyle w:val="6"/>
               <w:spacing w:before="32"/>
               <w:ind w:left="107"/>
               <w:rPr>
@@ -883,7 +884,7 @@
           </w:tcPr>
           <w:p>
             <w:pPr>
-              <w:pStyle w:val="5"/>
+              <w:pStyle w:val="6"/>
               <w:spacing w:before="169"/>
               <w:ind w:left="107"/>
               <w:rPr>
@@ -930,7 +931,7 @@
           </w:tcPr>
           <w:p>
             <w:pPr>
-              <w:pStyle w:val="5"/>
+              <w:pStyle w:val="6"/>
               <w:spacing w:before="32"/>
               <w:ind w:left="107"/>
               <w:rPr>
@@ -970,8 +971,9 @@
           </w:tcPr>
           <w:p>
             <w:pPr>
-              <w:pStyle w:val="5"/>
+              <w:pStyle w:val="6"/>
               <w:numPr>
+                <w:ilvl w:val="0"/>
                 <w:numId w:val="0"/>
               </w:numPr>
               <w:spacing w:line="720" w:lineRule="atLeast"/>
@@ -993,8 +995,9 @@
           </w:p>
           <w:p>
             <w:pPr>
-              <w:pStyle w:val="5"/>
+              <w:pStyle w:val="6"/>
               <w:numPr>
+                <w:ilvl w:val="0"/>
                 <w:numId w:val="0"/>
               </w:numPr>
               <w:spacing w:line="720" w:lineRule="atLeast"/>
@@ -1122,7 +1125,7 @@
           </w:tcPr>
           <w:p>
             <w:pPr>
-              <w:pStyle w:val="5"/>
+              <w:pStyle w:val="6"/>
               <w:spacing w:before="35"/>
               <w:ind w:left="107"/>
               <w:rPr>
@@ -1161,7 +1164,7 @@
           </w:tcPr>
           <w:p>
             <w:pPr>
-              <w:pStyle w:val="5"/>
+              <w:pStyle w:val="6"/>
               <w:rPr>
                 <w:rFonts w:ascii="Times New Roman"/>
                 <w:sz w:val="22"/>
@@ -1206,7 +1209,7 @@
           </w:tcPr>
           <w:p>
             <w:pPr>
-              <w:pStyle w:val="5"/>
+              <w:pStyle w:val="6"/>
               <w:spacing w:before="32"/>
               <w:ind w:left="107"/>
               <w:rPr>
@@ -1246,7 +1249,7 @@
           </w:tcPr>
           <w:p>
             <w:pPr>
-              <w:pStyle w:val="5"/>
+              <w:pStyle w:val="6"/>
               <w:rPr>
                 <w:rFonts w:ascii="Times New Roman"/>
                 <w:sz w:val="22"/>
@@ -1290,7 +1293,7 @@
           </w:tcPr>
           <w:p>
             <w:pPr>
-              <w:pStyle w:val="5"/>
+              <w:pStyle w:val="6"/>
               <w:spacing w:before="32"/>
               <w:ind w:left="107"/>
               <w:rPr>
@@ -1344,7 +1347,7 @@
           </w:tcPr>
           <w:p>
             <w:pPr>
-              <w:pStyle w:val="5"/>
+              <w:pStyle w:val="6"/>
               <w:rPr>
                 <w:rFonts w:ascii="Times New Roman"/>
                 <w:sz w:val="22"/>
@@ -1389,7 +1392,7 @@
           </w:tcPr>
           <w:p>
             <w:pPr>
-              <w:pStyle w:val="5"/>
+              <w:pStyle w:val="6"/>
               <w:spacing w:before="35"/>
               <w:ind w:left="107"/>
               <w:rPr>
@@ -1444,7 +1447,7 @@
           </w:tcPr>
           <w:p>
             <w:pPr>
-              <w:pStyle w:val="5"/>
+              <w:pStyle w:val="6"/>
               <w:spacing w:before="35"/>
               <w:ind w:left="107"/>
               <w:rPr>
@@ -1489,7 +1492,7 @@
           </w:tcPr>
           <w:p>
             <w:pPr>
-              <w:pStyle w:val="5"/>
+              <w:pStyle w:val="6"/>
               <w:spacing w:before="33"/>
               <w:ind w:left="107"/>
               <w:rPr>
@@ -1520,7 +1523,7 @@
           </w:tcPr>
           <w:p>
             <w:pPr>
-              <w:pStyle w:val="5"/>
+              <w:pStyle w:val="6"/>
               <w:rPr>
                 <w:rFonts w:ascii="Times New Roman"/>
                 <w:sz w:val="22"/>
@@ -1565,7 +1568,7 @@
           </w:tcPr>
           <w:p>
             <w:pPr>
-              <w:pStyle w:val="5"/>
+              <w:pStyle w:val="6"/>
               <w:spacing w:before="32"/>
               <w:ind w:left="107"/>
               <w:rPr>
@@ -1597,7 +1600,7 @@
           </w:tcPr>
           <w:p>
             <w:pPr>
-              <w:pStyle w:val="5"/>
+              <w:pStyle w:val="6"/>
               <w:rPr>
                 <w:rFonts w:ascii="Times New Roman"/>
                 <w:sz w:val="22"/>
@@ -1641,7 +1644,7 @@
           </w:tcPr>
           <w:p>
             <w:pPr>
-              <w:pStyle w:val="5"/>
+              <w:pStyle w:val="6"/>
               <w:spacing w:before="35"/>
               <w:ind w:left="107"/>
               <w:rPr>
@@ -1665,7 +1668,7 @@
           </w:tcPr>
           <w:p>
             <w:pPr>
-              <w:pStyle w:val="5"/>
+              <w:pStyle w:val="6"/>
               <w:rPr>
                 <w:rFonts w:ascii="Times New Roman"/>
                 <w:sz w:val="22"/>
@@ -1710,7 +1713,7 @@
           </w:tcPr>
           <w:p>
             <w:pPr>
-              <w:pStyle w:val="5"/>
+              <w:pStyle w:val="6"/>
               <w:spacing w:before="32"/>
               <w:ind w:left="107"/>
               <w:rPr>
@@ -1765,7 +1768,7 @@
           </w:tcPr>
           <w:p>
             <w:pPr>
-              <w:pStyle w:val="5"/>
+              <w:pStyle w:val="6"/>
               <w:rPr>
                 <w:rFonts w:ascii="Times New Roman"/>
                 <w:sz w:val="22"/>
@@ -1802,7 +1805,7 @@
     <w:p/>
     <w:tbl>
       <w:tblPr>
-        <w:tblStyle w:val="4"/>
+        <w:tblStyle w:val="5"/>
         <w:tblpPr w:leftFromText="180" w:rightFromText="180" w:vertAnchor="text" w:horzAnchor="page" w:tblpX="1707" w:tblpY="1009"/>
         <w:tblOverlap w:val="never"/>
         <w:tblW w:w="8364" w:type="dxa"/>
@@ -1857,7 +1860,7 @@
           </w:tcPr>
           <w:p>
             <w:pPr>
-              <w:pStyle w:val="5"/>
+              <w:pStyle w:val="6"/>
               <w:spacing w:before="33"/>
               <w:ind w:left="107"/>
               <w:rPr>
@@ -1914,7 +1917,7 @@
           </w:tcPr>
           <w:p>
             <w:pPr>
-              <w:pStyle w:val="5"/>
+              <w:pStyle w:val="6"/>
               <w:spacing w:before="33"/>
               <w:ind w:left="107"/>
               <w:rPr>
@@ -1973,7 +1976,7 @@
           </w:tcPr>
           <w:p>
             <w:pPr>
-              <w:pStyle w:val="5"/>
+              <w:pStyle w:val="6"/>
               <w:spacing w:before="34"/>
               <w:ind w:left="107"/>
               <w:rPr>
@@ -2031,7 +2034,7 @@
           </w:tcPr>
           <w:p>
             <w:pPr>
-              <w:pStyle w:val="5"/>
+              <w:pStyle w:val="6"/>
               <w:spacing w:before="34"/>
               <w:ind w:left="107"/>
               <w:rPr>
@@ -2076,7 +2079,7 @@
           </w:tcPr>
           <w:p>
             <w:pPr>
-              <w:pStyle w:val="5"/>
+              <w:pStyle w:val="6"/>
               <w:spacing w:before="32"/>
               <w:ind w:left="107"/>
               <w:rPr>
@@ -2100,7 +2103,7 @@
           </w:tcPr>
           <w:p>
             <w:pPr>
-              <w:pStyle w:val="5"/>
+              <w:pStyle w:val="6"/>
               <w:spacing w:before="32"/>
               <w:ind w:left="107"/>
               <w:rPr>
@@ -2146,7 +2149,7 @@
           </w:tcPr>
           <w:p>
             <w:pPr>
-              <w:pStyle w:val="5"/>
+              <w:pStyle w:val="6"/>
               <w:spacing w:before="35"/>
               <w:ind w:left="107"/>
               <w:rPr>
@@ -2171,7 +2174,7 @@
           </w:tcPr>
           <w:p>
             <w:pPr>
-              <w:pStyle w:val="5"/>
+              <w:pStyle w:val="6"/>
               <w:spacing w:before="67"/>
               <w:ind w:left="107"/>
               <w:rPr>
@@ -2216,7 +2219,7 @@
           </w:tcPr>
           <w:p>
             <w:pPr>
-              <w:pStyle w:val="5"/>
+              <w:pStyle w:val="6"/>
               <w:spacing w:before="32"/>
               <w:ind w:left="107"/>
               <w:rPr>
@@ -2240,7 +2243,7 @@
           </w:tcPr>
           <w:p>
             <w:pPr>
-              <w:pStyle w:val="5"/>
+              <w:pStyle w:val="6"/>
               <w:spacing w:before="67"/>
               <w:ind w:left="107"/>
               <w:rPr>
@@ -2286,7 +2289,7 @@
           </w:tcPr>
           <w:p>
             <w:pPr>
-              <w:pStyle w:val="5"/>
+              <w:pStyle w:val="6"/>
               <w:spacing w:before="32"/>
               <w:ind w:left="107"/>
               <w:rPr>
@@ -2311,7 +2314,7 @@
           </w:tcPr>
           <w:p>
             <w:pPr>
-              <w:pStyle w:val="5"/>
+              <w:pStyle w:val="6"/>
               <w:rPr>
                 <w:rFonts w:ascii="Times New Roman"/>
                 <w:sz w:val="22"/>
@@ -2355,7 +2358,7 @@
           </w:tcPr>
           <w:p>
             <w:pPr>
-              <w:pStyle w:val="5"/>
+              <w:pStyle w:val="6"/>
               <w:spacing w:before="35"/>
               <w:ind w:left="107"/>
               <w:rPr>
@@ -2379,7 +2382,7 @@
           </w:tcPr>
           <w:p>
             <w:pPr>
-              <w:pStyle w:val="5"/>
+              <w:pStyle w:val="6"/>
               <w:rPr>
                 <w:rFonts w:ascii="Times New Roman"/>
                 <w:sz w:val="22"/>
@@ -2424,7 +2427,7 @@
           </w:tcPr>
           <w:p>
             <w:pPr>
-              <w:pStyle w:val="5"/>
+              <w:pStyle w:val="6"/>
               <w:spacing w:before="32"/>
               <w:ind w:left="107"/>
               <w:rPr>
@@ -2449,7 +2452,7 @@
           </w:tcPr>
           <w:p>
             <w:pPr>
-              <w:pStyle w:val="5"/>
+              <w:pStyle w:val="6"/>
               <w:rPr>
                 <w:rFonts w:ascii="Times New Roman"/>
                 <w:sz w:val="22"/>
@@ -2493,7 +2496,7 @@
           </w:tcPr>
           <w:p>
             <w:pPr>
-              <w:pStyle w:val="5"/>
+              <w:pStyle w:val="6"/>
               <w:spacing w:before="33"/>
               <w:ind w:left="107"/>
               <w:rPr>
@@ -2517,7 +2520,7 @@
           </w:tcPr>
           <w:p>
             <w:pPr>
-              <w:pStyle w:val="5"/>
+              <w:pStyle w:val="6"/>
               <w:spacing w:before="33"/>
               <w:ind w:left="107"/>
               <w:rPr>
@@ -2563,7 +2566,7 @@
           </w:tcPr>
           <w:p>
             <w:pPr>
-              <w:pStyle w:val="5"/>
+              <w:pStyle w:val="6"/>
               <w:spacing w:before="35"/>
               <w:ind w:left="107"/>
               <w:rPr>
@@ -2588,7 +2591,7 @@
           </w:tcPr>
           <w:p>
             <w:pPr>
-              <w:pStyle w:val="5"/>
+              <w:pStyle w:val="6"/>
               <w:numPr>
                 <w:ilvl w:val="0"/>
                 <w:numId w:val="0"/>
@@ -2642,7 +2645,7 @@
           </w:tcPr>
           <w:p>
             <w:pPr>
-              <w:pStyle w:val="5"/>
+              <w:pStyle w:val="6"/>
               <w:spacing w:before="32"/>
               <w:ind w:left="107"/>
               <w:rPr>
@@ -2674,7 +2677,7 @@
           </w:tcPr>
           <w:p>
             <w:pPr>
-              <w:pStyle w:val="5"/>
+              <w:pStyle w:val="6"/>
               <w:spacing w:before="169"/>
               <w:ind w:left="107"/>
               <w:rPr>
@@ -2721,7 +2724,7 @@
           </w:tcPr>
           <w:p>
             <w:pPr>
-              <w:pStyle w:val="5"/>
+              <w:pStyle w:val="6"/>
               <w:spacing w:before="32"/>
               <w:ind w:left="107"/>
               <w:rPr>
@@ -2761,7 +2764,7 @@
           </w:tcPr>
           <w:p>
             <w:pPr>
-              <w:pStyle w:val="5"/>
+              <w:pStyle w:val="6"/>
               <w:numPr>
                 <w:ilvl w:val="0"/>
                 <w:numId w:val="0"/>
@@ -2891,7 +2894,7 @@
           </w:tcPr>
           <w:p>
             <w:pPr>
-              <w:pStyle w:val="5"/>
+              <w:pStyle w:val="6"/>
               <w:spacing w:before="35"/>
               <w:ind w:left="107"/>
               <w:rPr>
@@ -2930,7 +2933,7 @@
           </w:tcPr>
           <w:p>
             <w:pPr>
-              <w:pStyle w:val="5"/>
+              <w:pStyle w:val="6"/>
               <w:rPr>
                 <w:rFonts w:ascii="Times New Roman"/>
                 <w:sz w:val="22"/>
@@ -2975,7 +2978,7 @@
           </w:tcPr>
           <w:p>
             <w:pPr>
-              <w:pStyle w:val="5"/>
+              <w:pStyle w:val="6"/>
               <w:spacing w:before="32"/>
               <w:ind w:left="107"/>
               <w:rPr>
@@ -3015,7 +3018,7 @@
           </w:tcPr>
           <w:p>
             <w:pPr>
-              <w:pStyle w:val="5"/>
+              <w:pStyle w:val="6"/>
               <w:rPr>
                 <w:rFonts w:ascii="Times New Roman"/>
                 <w:sz w:val="22"/>
@@ -3059,7 +3062,7 @@
           </w:tcPr>
           <w:p>
             <w:pPr>
-              <w:pStyle w:val="5"/>
+              <w:pStyle w:val="6"/>
               <w:spacing w:before="32"/>
               <w:ind w:left="107"/>
               <w:rPr>
@@ -3113,7 +3116,7 @@
           </w:tcPr>
           <w:p>
             <w:pPr>
-              <w:pStyle w:val="5"/>
+              <w:pStyle w:val="6"/>
               <w:rPr>
                 <w:rFonts w:ascii="Times New Roman"/>
                 <w:sz w:val="22"/>
@@ -3158,7 +3161,7 @@
           </w:tcPr>
           <w:p>
             <w:pPr>
-              <w:pStyle w:val="5"/>
+              <w:pStyle w:val="6"/>
               <w:spacing w:before="35"/>
               <w:ind w:left="107"/>
               <w:rPr>
@@ -3213,7 +3216,7 @@
           </w:tcPr>
           <w:p>
             <w:pPr>
-              <w:pStyle w:val="5"/>
+              <w:pStyle w:val="6"/>
               <w:spacing w:before="35"/>
               <w:rPr>
                 <w:sz w:val="24"/>
@@ -3257,7 +3260,7 @@
           </w:tcPr>
           <w:p>
             <w:pPr>
-              <w:pStyle w:val="5"/>
+              <w:pStyle w:val="6"/>
               <w:spacing w:before="33"/>
               <w:ind w:left="107"/>
               <w:rPr>
@@ -3288,7 +3291,7 @@
           </w:tcPr>
           <w:p>
             <w:pPr>
-              <w:pStyle w:val="5"/>
+              <w:pStyle w:val="6"/>
               <w:rPr>
                 <w:rFonts w:ascii="Times New Roman"/>
                 <w:sz w:val="22"/>
@@ -3333,7 +3336,7 @@
           </w:tcPr>
           <w:p>
             <w:pPr>
-              <w:pStyle w:val="5"/>
+              <w:pStyle w:val="6"/>
               <w:spacing w:before="32"/>
               <w:ind w:left="107"/>
               <w:rPr>
@@ -3365,7 +3368,7 @@
           </w:tcPr>
           <w:p>
             <w:pPr>
-              <w:pStyle w:val="5"/>
+              <w:pStyle w:val="6"/>
               <w:rPr>
                 <w:rFonts w:ascii="Times New Roman"/>
                 <w:sz w:val="22"/>
@@ -3409,7 +3412,7 @@
           </w:tcPr>
           <w:p>
             <w:pPr>
-              <w:pStyle w:val="5"/>
+              <w:pStyle w:val="6"/>
               <w:spacing w:before="35"/>
               <w:ind w:left="107"/>
               <w:rPr>
@@ -3433,7 +3436,7 @@
           </w:tcPr>
           <w:p>
             <w:pPr>
-              <w:pStyle w:val="5"/>
+              <w:pStyle w:val="6"/>
               <w:rPr>
                 <w:rFonts w:ascii="Times New Roman"/>
                 <w:sz w:val="22"/>
@@ -3452,14 +3455,6 @@
       </w:tr>
       <w:tr>
         <w:tblPrEx>
-          <w:tblBorders>
-            <w:top w:val="single" w:color="4F81BC" w:sz="8" w:space="0"/>
-            <w:left w:val="single" w:color="4F81BC" w:sz="8" w:space="0"/>
-            <w:bottom w:val="single" w:color="4F81BC" w:sz="8" w:space="0"/>
-            <w:right w:val="single" w:color="4F81BC" w:sz="8" w:space="0"/>
-            <w:insideH w:val="single" w:color="4F81BC" w:sz="8" w:space="0"/>
-            <w:insideV w:val="single" w:color="4F81BC" w:sz="8" w:space="0"/>
-          </w:tblBorders>
           <w:tblLayout w:type="fixed"/>
           <w:tblCellMar>
             <w:top w:w="0" w:type="dxa"/>
@@ -3478,7 +3473,7 @@
           </w:tcPr>
           <w:p>
             <w:pPr>
-              <w:pStyle w:val="5"/>
+              <w:pStyle w:val="6"/>
               <w:spacing w:before="32"/>
               <w:ind w:left="107"/>
               <w:rPr>
@@ -3533,7 +3528,7 @@
           </w:tcPr>
           <w:p>
             <w:pPr>
-              <w:pStyle w:val="5"/>
+              <w:pStyle w:val="6"/>
               <w:rPr>
                 <w:rFonts w:ascii="Times New Roman"/>
                 <w:sz w:val="22"/>
@@ -3555,7 +3550,7 @@
     <w:p/>
     <w:tbl>
       <w:tblPr>
-        <w:tblStyle w:val="4"/>
+        <w:tblStyle w:val="5"/>
         <w:tblpPr w:leftFromText="180" w:rightFromText="180" w:vertAnchor="text" w:horzAnchor="page" w:tblpX="1707" w:tblpY="1009"/>
         <w:tblOverlap w:val="never"/>
         <w:tblW w:w="8364" w:type="dxa"/>
@@ -3610,7 +3605,7 @@
           </w:tcPr>
           <w:p>
             <w:pPr>
-              <w:pStyle w:val="5"/>
+              <w:pStyle w:val="6"/>
               <w:spacing w:before="33"/>
               <w:ind w:left="107"/>
               <w:rPr>
@@ -3667,7 +3662,7 @@
           </w:tcPr>
           <w:p>
             <w:pPr>
-              <w:pStyle w:val="5"/>
+              <w:pStyle w:val="6"/>
               <w:spacing w:before="33"/>
               <w:ind w:left="107"/>
               <w:rPr>
@@ -3726,7 +3721,7 @@
           </w:tcPr>
           <w:p>
             <w:pPr>
-              <w:pStyle w:val="5"/>
+              <w:pStyle w:val="6"/>
               <w:spacing w:before="34"/>
               <w:ind w:left="107"/>
               <w:rPr>
@@ -3784,7 +3779,7 @@
           </w:tcPr>
           <w:p>
             <w:pPr>
-              <w:pStyle w:val="5"/>
+              <w:pStyle w:val="6"/>
               <w:spacing w:before="34"/>
               <w:ind w:left="107"/>
               <w:rPr>
@@ -3829,7 +3824,7 @@
           </w:tcPr>
           <w:p>
             <w:pPr>
-              <w:pStyle w:val="5"/>
+              <w:pStyle w:val="6"/>
               <w:spacing w:before="32"/>
               <w:ind w:left="107"/>
               <w:rPr>
@@ -3853,7 +3848,7 @@
           </w:tcPr>
           <w:p>
             <w:pPr>
-              <w:pStyle w:val="5"/>
+              <w:pStyle w:val="6"/>
               <w:spacing w:before="32"/>
               <w:ind w:left="107"/>
               <w:rPr>
@@ -3899,7 +3894,7 @@
           </w:tcPr>
           <w:p>
             <w:pPr>
-              <w:pStyle w:val="5"/>
+              <w:pStyle w:val="6"/>
               <w:spacing w:before="35"/>
               <w:ind w:left="107"/>
               <w:rPr>
@@ -3924,7 +3919,7 @@
           </w:tcPr>
           <w:p>
             <w:pPr>
-              <w:pStyle w:val="5"/>
+              <w:pStyle w:val="6"/>
               <w:spacing w:before="67"/>
               <w:ind w:left="107"/>
               <w:rPr>
@@ -3969,7 +3964,7 @@
           </w:tcPr>
           <w:p>
             <w:pPr>
-              <w:pStyle w:val="5"/>
+              <w:pStyle w:val="6"/>
               <w:spacing w:before="32"/>
               <w:ind w:left="107"/>
               <w:rPr>
@@ -3993,7 +3988,7 @@
           </w:tcPr>
           <w:p>
             <w:pPr>
-              <w:pStyle w:val="5"/>
+              <w:pStyle w:val="6"/>
               <w:spacing w:before="67"/>
               <w:ind w:left="107"/>
               <w:rPr>
@@ -4039,7 +4034,7 @@
           </w:tcPr>
           <w:p>
             <w:pPr>
-              <w:pStyle w:val="5"/>
+              <w:pStyle w:val="6"/>
               <w:spacing w:before="32"/>
               <w:ind w:left="107"/>
               <w:rPr>
@@ -4064,7 +4059,7 @@
           </w:tcPr>
           <w:p>
             <w:pPr>
-              <w:pStyle w:val="5"/>
+              <w:pStyle w:val="6"/>
               <w:rPr>
                 <w:rFonts w:ascii="Times New Roman"/>
                 <w:sz w:val="22"/>
@@ -4108,7 +4103,7 @@
           </w:tcPr>
           <w:p>
             <w:pPr>
-              <w:pStyle w:val="5"/>
+              <w:pStyle w:val="6"/>
               <w:spacing w:before="35"/>
               <w:ind w:left="107"/>
               <w:rPr>
@@ -4132,7 +4127,7 @@
           </w:tcPr>
           <w:p>
             <w:pPr>
-              <w:pStyle w:val="5"/>
+              <w:pStyle w:val="6"/>
               <w:rPr>
                 <w:rFonts w:ascii="Times New Roman"/>
                 <w:sz w:val="22"/>
@@ -4177,7 +4172,7 @@
           </w:tcPr>
           <w:p>
             <w:pPr>
-              <w:pStyle w:val="5"/>
+              <w:pStyle w:val="6"/>
               <w:spacing w:before="32"/>
               <w:ind w:left="107"/>
               <w:rPr>
@@ -4202,7 +4197,7 @@
           </w:tcPr>
           <w:p>
             <w:pPr>
-              <w:pStyle w:val="5"/>
+              <w:pStyle w:val="6"/>
               <w:rPr>
                 <w:rFonts w:ascii="Times New Roman"/>
                 <w:sz w:val="22"/>
@@ -4246,7 +4241,7 @@
           </w:tcPr>
           <w:p>
             <w:pPr>
-              <w:pStyle w:val="5"/>
+              <w:pStyle w:val="6"/>
               <w:spacing w:before="33"/>
               <w:ind w:left="107"/>
               <w:rPr>
@@ -4270,7 +4265,7 @@
           </w:tcPr>
           <w:p>
             <w:pPr>
-              <w:pStyle w:val="5"/>
+              <w:pStyle w:val="6"/>
               <w:spacing w:before="33"/>
               <w:ind w:left="107"/>
               <w:rPr>
@@ -4316,7 +4311,7 @@
           </w:tcPr>
           <w:p>
             <w:pPr>
-              <w:pStyle w:val="5"/>
+              <w:pStyle w:val="6"/>
               <w:spacing w:before="35"/>
               <w:ind w:left="107"/>
               <w:rPr>
@@ -4341,7 +4336,7 @@
           </w:tcPr>
           <w:p>
             <w:pPr>
-              <w:pStyle w:val="5"/>
+              <w:pStyle w:val="6"/>
               <w:numPr>
                 <w:ilvl w:val="0"/>
                 <w:numId w:val="0"/>
@@ -4395,7 +4390,7 @@
           </w:tcPr>
           <w:p>
             <w:pPr>
-              <w:pStyle w:val="5"/>
+              <w:pStyle w:val="6"/>
               <w:spacing w:before="32"/>
               <w:ind w:left="107"/>
               <w:rPr>
@@ -4427,7 +4422,7 @@
           </w:tcPr>
           <w:p>
             <w:pPr>
-              <w:pStyle w:val="5"/>
+              <w:pStyle w:val="6"/>
               <w:spacing w:before="169"/>
               <w:ind w:left="107"/>
               <w:rPr>
@@ -4474,7 +4469,7 @@
           </w:tcPr>
           <w:p>
             <w:pPr>
-              <w:pStyle w:val="5"/>
+              <w:pStyle w:val="6"/>
               <w:spacing w:before="32"/>
               <w:ind w:left="107"/>
               <w:rPr>
@@ -4514,7 +4509,7 @@
           </w:tcPr>
           <w:p>
             <w:pPr>
-              <w:pStyle w:val="5"/>
+              <w:pStyle w:val="6"/>
               <w:numPr>
                 <w:ilvl w:val="0"/>
                 <w:numId w:val="0"/>
@@ -4644,7 +4639,7 @@
           </w:tcPr>
           <w:p>
             <w:pPr>
-              <w:pStyle w:val="5"/>
+              <w:pStyle w:val="6"/>
               <w:spacing w:before="35"/>
               <w:ind w:left="107"/>
               <w:rPr>
@@ -4683,7 +4678,7 @@
           </w:tcPr>
           <w:p>
             <w:pPr>
-              <w:pStyle w:val="5"/>
+              <w:pStyle w:val="6"/>
               <w:rPr>
                 <w:rFonts w:ascii="Times New Roman"/>
                 <w:sz w:val="22"/>
@@ -4728,7 +4723,7 @@
           </w:tcPr>
           <w:p>
             <w:pPr>
-              <w:pStyle w:val="5"/>
+              <w:pStyle w:val="6"/>
               <w:spacing w:before="32"/>
               <w:ind w:left="107"/>
               <w:rPr>
@@ -4768,7 +4763,7 @@
           </w:tcPr>
           <w:p>
             <w:pPr>
-              <w:pStyle w:val="5"/>
+              <w:pStyle w:val="6"/>
               <w:rPr>
                 <w:rFonts w:ascii="Times New Roman"/>
                 <w:sz w:val="22"/>
@@ -4812,7 +4807,7 @@
           </w:tcPr>
           <w:p>
             <w:pPr>
-              <w:pStyle w:val="5"/>
+              <w:pStyle w:val="6"/>
               <w:spacing w:before="32"/>
               <w:ind w:left="107"/>
               <w:rPr>
@@ -4866,7 +4861,7 @@
           </w:tcPr>
           <w:p>
             <w:pPr>
-              <w:pStyle w:val="5"/>
+              <w:pStyle w:val="6"/>
               <w:rPr>
                 <w:rFonts w:ascii="Times New Roman"/>
                 <w:sz w:val="22"/>
@@ -4911,7 +4906,7 @@
           </w:tcPr>
           <w:p>
             <w:pPr>
-              <w:pStyle w:val="5"/>
+              <w:pStyle w:val="6"/>
               <w:spacing w:before="35"/>
               <w:ind w:left="107"/>
               <w:rPr>
@@ -4966,7 +4961,7 @@
           </w:tcPr>
           <w:p>
             <w:pPr>
-              <w:pStyle w:val="5"/>
+              <w:pStyle w:val="6"/>
               <w:spacing w:before="35"/>
               <w:rPr>
                 <w:sz w:val="24"/>
@@ -5010,7 +5005,7 @@
           </w:tcPr>
           <w:p>
             <w:pPr>
-              <w:pStyle w:val="5"/>
+              <w:pStyle w:val="6"/>
               <w:spacing w:before="33"/>
               <w:ind w:left="107"/>
               <w:rPr>
@@ -5041,7 +5036,7 @@
           </w:tcPr>
           <w:p>
             <w:pPr>
-              <w:pStyle w:val="5"/>
+              <w:pStyle w:val="6"/>
               <w:rPr>
                 <w:rFonts w:ascii="Times New Roman"/>
                 <w:sz w:val="22"/>
@@ -5086,7 +5081,7 @@
           </w:tcPr>
           <w:p>
             <w:pPr>
-              <w:pStyle w:val="5"/>
+              <w:pStyle w:val="6"/>
               <w:spacing w:before="32"/>
               <w:ind w:left="107"/>
               <w:rPr>
@@ -5118,7 +5113,7 @@
           </w:tcPr>
           <w:p>
             <w:pPr>
-              <w:pStyle w:val="5"/>
+              <w:pStyle w:val="6"/>
               <w:rPr>
                 <w:rFonts w:ascii="Times New Roman"/>
                 <w:sz w:val="22"/>
@@ -5162,7 +5157,7 @@
           </w:tcPr>
           <w:p>
             <w:pPr>
-              <w:pStyle w:val="5"/>
+              <w:pStyle w:val="6"/>
               <w:spacing w:before="35"/>
               <w:ind w:left="107"/>
               <w:rPr>
@@ -5186,7 +5181,7 @@
           </w:tcPr>
           <w:p>
             <w:pPr>
-              <w:pStyle w:val="5"/>
+              <w:pStyle w:val="6"/>
               <w:rPr>
                 <w:rFonts w:ascii="Times New Roman"/>
                 <w:sz w:val="22"/>
@@ -5231,7 +5226,7 @@
           </w:tcPr>
           <w:p>
             <w:pPr>
-              <w:pStyle w:val="5"/>
+              <w:pStyle w:val="6"/>
               <w:spacing w:before="32"/>
               <w:ind w:left="107"/>
               <w:rPr>
@@ -5286,7 +5281,7 @@
           </w:tcPr>
           <w:p>
             <w:pPr>
-              <w:pStyle w:val="5"/>
+              <w:pStyle w:val="6"/>
               <w:rPr>
                 <w:rFonts w:ascii="Times New Roman"/>
                 <w:sz w:val="22"/>
@@ -5307,7 +5302,7 @@
     <w:p/>
     <w:tbl>
       <w:tblPr>
-        <w:tblStyle w:val="4"/>
+        <w:tblStyle w:val="5"/>
         <w:tblpPr w:leftFromText="180" w:rightFromText="180" w:vertAnchor="text" w:horzAnchor="page" w:tblpX="1707" w:tblpY="1009"/>
         <w:tblOverlap w:val="never"/>
         <w:tblW w:w="8364" w:type="dxa"/>
@@ -5362,7 +5357,7 @@
           </w:tcPr>
           <w:p>
             <w:pPr>
-              <w:pStyle w:val="5"/>
+              <w:pStyle w:val="6"/>
               <w:spacing w:before="33"/>
               <w:ind w:left="107"/>
               <w:rPr>
@@ -5419,7 +5414,7 @@
           </w:tcPr>
           <w:p>
             <w:pPr>
-              <w:pStyle w:val="5"/>
+              <w:pStyle w:val="6"/>
               <w:spacing w:before="33"/>
               <w:ind w:left="107"/>
               <w:rPr>
@@ -5478,7 +5473,7 @@
           </w:tcPr>
           <w:p>
             <w:pPr>
-              <w:pStyle w:val="5"/>
+              <w:pStyle w:val="6"/>
               <w:spacing w:before="34"/>
               <w:ind w:left="107"/>
               <w:rPr>
@@ -5536,7 +5531,7 @@
           </w:tcPr>
           <w:p>
             <w:pPr>
-              <w:pStyle w:val="5"/>
+              <w:pStyle w:val="6"/>
               <w:spacing w:before="34"/>
               <w:ind w:left="107"/>
               <w:rPr>
@@ -5581,7 +5576,7 @@
           </w:tcPr>
           <w:p>
             <w:pPr>
-              <w:pStyle w:val="5"/>
+              <w:pStyle w:val="6"/>
               <w:spacing w:before="32"/>
               <w:ind w:left="107"/>
               <w:rPr>
@@ -5605,7 +5600,7 @@
           </w:tcPr>
           <w:p>
             <w:pPr>
-              <w:pStyle w:val="5"/>
+              <w:pStyle w:val="6"/>
               <w:spacing w:before="32"/>
               <w:ind w:left="107"/>
               <w:rPr>
@@ -5651,7 +5646,7 @@
           </w:tcPr>
           <w:p>
             <w:pPr>
-              <w:pStyle w:val="5"/>
+              <w:pStyle w:val="6"/>
               <w:spacing w:before="35"/>
               <w:ind w:left="107"/>
               <w:rPr>
@@ -5676,7 +5671,7 @@
           </w:tcPr>
           <w:p>
             <w:pPr>
-              <w:pStyle w:val="5"/>
+              <w:pStyle w:val="6"/>
               <w:spacing w:before="67"/>
               <w:ind w:left="107"/>
               <w:rPr>
@@ -5721,7 +5716,7 @@
           </w:tcPr>
           <w:p>
             <w:pPr>
-              <w:pStyle w:val="5"/>
+              <w:pStyle w:val="6"/>
               <w:spacing w:before="32"/>
               <w:ind w:left="107"/>
               <w:rPr>
@@ -5745,7 +5740,7 @@
           </w:tcPr>
           <w:p>
             <w:pPr>
-              <w:pStyle w:val="5"/>
+              <w:pStyle w:val="6"/>
               <w:spacing w:before="67"/>
               <w:ind w:left="107"/>
               <w:rPr>
@@ -5791,7 +5786,7 @@
           </w:tcPr>
           <w:p>
             <w:pPr>
-              <w:pStyle w:val="5"/>
+              <w:pStyle w:val="6"/>
               <w:spacing w:before="32"/>
               <w:ind w:left="107"/>
               <w:rPr>
@@ -5816,7 +5811,7 @@
           </w:tcPr>
           <w:p>
             <w:pPr>
-              <w:pStyle w:val="5"/>
+              <w:pStyle w:val="6"/>
               <w:rPr>
                 <w:rFonts w:ascii="Times New Roman"/>
                 <w:sz w:val="22"/>
@@ -5860,7 +5855,7 @@
           </w:tcPr>
           <w:p>
             <w:pPr>
-              <w:pStyle w:val="5"/>
+              <w:pStyle w:val="6"/>
               <w:spacing w:before="35"/>
               <w:ind w:left="107"/>
               <w:rPr>
@@ -5884,7 +5879,7 @@
           </w:tcPr>
           <w:p>
             <w:pPr>
-              <w:pStyle w:val="5"/>
+              <w:pStyle w:val="6"/>
               <w:rPr>
                 <w:rFonts w:ascii="Times New Roman"/>
                 <w:sz w:val="22"/>
@@ -5929,7 +5924,7 @@
           </w:tcPr>
           <w:p>
             <w:pPr>
-              <w:pStyle w:val="5"/>
+              <w:pStyle w:val="6"/>
               <w:spacing w:before="32"/>
               <w:ind w:left="107"/>
               <w:rPr>
@@ -5954,7 +5949,7 @@
           </w:tcPr>
           <w:p>
             <w:pPr>
-              <w:pStyle w:val="5"/>
+              <w:pStyle w:val="6"/>
               <w:rPr>
                 <w:rFonts w:ascii="Times New Roman"/>
                 <w:sz w:val="22"/>
@@ -5998,7 +5993,7 @@
           </w:tcPr>
           <w:p>
             <w:pPr>
-              <w:pStyle w:val="5"/>
+              <w:pStyle w:val="6"/>
               <w:spacing w:before="33"/>
               <w:ind w:left="107"/>
               <w:rPr>
@@ -6022,7 +6017,7 @@
           </w:tcPr>
           <w:p>
             <w:pPr>
-              <w:pStyle w:val="5"/>
+              <w:pStyle w:val="6"/>
               <w:spacing w:before="33"/>
               <w:ind w:left="107"/>
               <w:rPr>
@@ -6068,7 +6063,7 @@
           </w:tcPr>
           <w:p>
             <w:pPr>
-              <w:pStyle w:val="5"/>
+              <w:pStyle w:val="6"/>
               <w:spacing w:before="35"/>
               <w:ind w:left="107"/>
               <w:rPr>
@@ -6093,7 +6088,7 @@
           </w:tcPr>
           <w:p>
             <w:pPr>
-              <w:pStyle w:val="5"/>
+              <w:pStyle w:val="6"/>
               <w:numPr>
                 <w:ilvl w:val="0"/>
                 <w:numId w:val="0"/>
@@ -6147,7 +6142,7 @@
           </w:tcPr>
           <w:p>
             <w:pPr>
-              <w:pStyle w:val="5"/>
+              <w:pStyle w:val="6"/>
               <w:spacing w:before="32"/>
               <w:ind w:left="107"/>
               <w:rPr>
@@ -6179,7 +6174,7 @@
           </w:tcPr>
           <w:p>
             <w:pPr>
-              <w:pStyle w:val="5"/>
+              <w:pStyle w:val="6"/>
               <w:spacing w:before="169"/>
               <w:ind w:left="107"/>
               <w:rPr>
@@ -6226,7 +6221,7 @@
           </w:tcPr>
           <w:p>
             <w:pPr>
-              <w:pStyle w:val="5"/>
+              <w:pStyle w:val="6"/>
               <w:spacing w:before="32"/>
               <w:ind w:left="107"/>
               <w:rPr>
@@ -6266,7 +6261,7 @@
           </w:tcPr>
           <w:p>
             <w:pPr>
-              <w:pStyle w:val="5"/>
+              <w:pStyle w:val="6"/>
               <w:numPr>
                 <w:ilvl w:val="0"/>
                 <w:numId w:val="1"/>
@@ -6285,29 +6280,5661 @@
                 <w:sz w:val="24"/>
                 <w:szCs w:val="24"/>
               </w:rPr>
-              <w:t>使用者點擊「所有用戶」頁籤</w:t>
-            </w:r>
-          </w:p>
-          <w:p>
-            <w:pPr>
-              <w:pStyle w:val="5"/>
+              <w:t>使用者點擊「</w:t>
+            </w:r>
+            <w:r>
+              <w:rPr>
+                <w:rFonts w:hint="eastAsia" w:ascii="SimSun" w:hAnsi="SimSun" w:eastAsia="新細明體" w:cs="SimSun"/>
+                <w:sz w:val="24"/>
+                <w:szCs w:val="24"/>
+                <w:lang w:eastAsia="zh-TW"/>
+              </w:rPr>
+              <w:t>個人資料設定</w:t>
+            </w:r>
+            <w:r>
+              <w:rPr>
+                <w:rFonts w:ascii="SimSun" w:hAnsi="SimSun" w:eastAsia="SimSun" w:cs="SimSun"/>
+                <w:sz w:val="24"/>
+                <w:szCs w:val="24"/>
+              </w:rPr>
+              <w:t>」</w:t>
+            </w:r>
+            <w:r>
+              <w:rPr>
+                <w:rFonts w:hint="eastAsia" w:ascii="SimSun" w:hAnsi="SimSun" w:eastAsia="新細明體" w:cs="SimSun"/>
+                <w:sz w:val="24"/>
+                <w:szCs w:val="24"/>
+                <w:lang w:eastAsia="zh-TW"/>
+              </w:rPr>
+              <w:t>介面</w:t>
+            </w:r>
+          </w:p>
+          <w:p>
+            <w:pPr>
+              <w:pStyle w:val="6"/>
+              <w:numPr>
+                <w:ilvl w:val="0"/>
+                <w:numId w:val="1"/>
+              </w:numPr>
+              <w:spacing w:line="720" w:lineRule="atLeast"/>
+              <w:ind w:right="178" w:rightChars="0"/>
+              <w:rPr>
+                <w:rFonts w:ascii="Microsoft YaHei" w:eastAsia="Microsoft YaHei"/>
+                <w:sz w:val="24"/>
+              </w:rPr>
+            </w:pPr>
+            <w:r>
+              <w:rPr>
+                <w:rFonts w:ascii="SimSun" w:hAnsi="SimSun" w:eastAsia="SimSun" w:cs="SimSun"/>
+                <w:sz w:val="24"/>
+                <w:szCs w:val="24"/>
+              </w:rPr>
+              <w:t>2. 系統發送請求至後端取得用戶資料</w:t>
+            </w:r>
+            <w:r>
+              <w:rPr>
+                <w:rFonts w:ascii="SimSun" w:hAnsi="SimSun" w:eastAsia="SimSun" w:cs="SimSun"/>
+                <w:sz w:val="24"/>
+                <w:szCs w:val="24"/>
+              </w:rPr>
+              <w:br w:type="textWrapping"/>
+            </w:r>
+            <w:r>
+              <w:rPr>
+                <w:rFonts w:ascii="SimSun" w:hAnsi="SimSun" w:eastAsia="SimSun" w:cs="SimSun"/>
+                <w:sz w:val="24"/>
+                <w:szCs w:val="24"/>
+              </w:rPr>
+              <w:t>3. 系統回傳用戶的資訊</w:t>
+            </w:r>
+            <w:r>
+              <w:rPr>
+                <w:rFonts w:ascii="SimSun" w:hAnsi="SimSun" w:eastAsia="SimSun" w:cs="SimSun"/>
+                <w:sz w:val="24"/>
+                <w:szCs w:val="24"/>
+              </w:rPr>
+              <w:br w:type="textWrapping"/>
+            </w:r>
+            <w:r>
+              <w:rPr>
+                <w:rFonts w:ascii="SimSun" w:hAnsi="SimSun" w:eastAsia="SimSun" w:cs="SimSun"/>
+                <w:sz w:val="24"/>
+                <w:szCs w:val="24"/>
+              </w:rPr>
+              <w:t>4. 使用者於「</w:t>
+            </w:r>
+            <w:r>
+              <w:rPr>
+                <w:rFonts w:hint="eastAsia" w:ascii="SimSun" w:hAnsi="SimSun" w:eastAsia="新細明體" w:cs="SimSun"/>
+                <w:sz w:val="24"/>
+                <w:szCs w:val="24"/>
+                <w:lang w:eastAsia="zh-TW"/>
+              </w:rPr>
+              <w:t>個人資料設定</w:t>
+            </w:r>
+            <w:r>
+              <w:rPr>
+                <w:rFonts w:ascii="SimSun" w:hAnsi="SimSun" w:eastAsia="SimSun" w:cs="SimSun"/>
+                <w:sz w:val="24"/>
+                <w:szCs w:val="24"/>
+              </w:rPr>
+              <w:t>」</w:t>
+            </w:r>
+            <w:r>
+              <w:rPr>
+                <w:rFonts w:hint="eastAsia" w:ascii="SimSun" w:hAnsi="SimSun" w:eastAsia="新細明體" w:cs="SimSun"/>
+                <w:sz w:val="24"/>
+                <w:szCs w:val="24"/>
+                <w:lang w:eastAsia="zh-TW"/>
+              </w:rPr>
+              <w:t>介面</w:t>
+            </w:r>
+            <w:r>
+              <w:rPr>
+                <w:rFonts w:ascii="SimSun" w:hAnsi="SimSun" w:eastAsia="SimSun" w:cs="SimSun"/>
+                <w:sz w:val="24"/>
+                <w:szCs w:val="24"/>
+              </w:rPr>
+              <w:t>填寫</w:t>
+            </w:r>
+            <w:r>
+              <w:rPr>
+                <w:rFonts w:hint="eastAsia" w:ascii="SimSun" w:hAnsi="SimSun" w:eastAsia="新細明體" w:cs="SimSun"/>
+                <w:sz w:val="24"/>
+                <w:szCs w:val="24"/>
+                <w:lang w:eastAsia="zh-TW"/>
+              </w:rPr>
+              <w:t>個人</w:t>
+            </w:r>
+            <w:r>
+              <w:rPr>
+                <w:rFonts w:ascii="SimSun" w:hAnsi="SimSun" w:eastAsia="SimSun" w:cs="SimSun"/>
+                <w:sz w:val="24"/>
+                <w:szCs w:val="24"/>
+              </w:rPr>
+              <w:t>資料</w:t>
+            </w:r>
+          </w:p>
+        </w:tc>
+      </w:tr>
+      <w:tr>
+        <w:tblPrEx>
+          <w:tblBorders>
+            <w:top w:val="single" w:color="4F81BC" w:sz="8" w:space="0"/>
+            <w:left w:val="single" w:color="4F81BC" w:sz="8" w:space="0"/>
+            <w:bottom w:val="single" w:color="4F81BC" w:sz="8" w:space="0"/>
+            <w:right w:val="single" w:color="4F81BC" w:sz="8" w:space="0"/>
+            <w:insideH w:val="single" w:color="4F81BC" w:sz="8" w:space="0"/>
+            <w:insideV w:val="single" w:color="4F81BC" w:sz="8" w:space="0"/>
+          </w:tblBorders>
+          <w:tblLayout w:type="fixed"/>
+          <w:tblCellMar>
+            <w:top w:w="0" w:type="dxa"/>
+            <w:left w:w="0" w:type="dxa"/>
+            <w:bottom w:w="0" w:type="dxa"/>
+            <w:right w:w="0" w:type="dxa"/>
+          </w:tblCellMar>
+        </w:tblPrEx>
+        <w:trPr>
+          <w:trHeight w:val="361" w:hRule="atLeast"/>
+        </w:trPr>
+        <w:tc>
+          <w:tcPr>
+            <w:tcW w:w="2377" w:type="dxa"/>
+          </w:tcPr>
+          <w:p>
+            <w:pPr>
+              <w:pStyle w:val="6"/>
+              <w:spacing w:before="35"/>
+              <w:ind w:left="107"/>
+              <w:rPr>
+                <w:b/>
+                <w:sz w:val="24"/>
+              </w:rPr>
+            </w:pPr>
+            <w:r>
+              <w:rPr>
+                <w:b/>
+                <w:sz w:val="24"/>
+              </w:rPr>
+              <w:t>Alternative</w:t>
+            </w:r>
+            <w:r>
+              <w:rPr>
+                <w:b/>
+                <w:spacing w:val="-13"/>
+                <w:sz w:val="24"/>
+              </w:rPr>
+              <w:t xml:space="preserve"> </w:t>
+            </w:r>
+            <w:r>
+              <w:rPr>
+                <w:b/>
+                <w:spacing w:val="-2"/>
+                <w:sz w:val="24"/>
+              </w:rPr>
+              <w:t>Flows</w:t>
+            </w:r>
+          </w:p>
+        </w:tc>
+        <w:tc>
+          <w:tcPr>
+            <w:tcW w:w="5987" w:type="dxa"/>
+          </w:tcPr>
+          <w:p>
+            <w:pPr>
+              <w:pStyle w:val="6"/>
+              <w:rPr>
+                <w:rFonts w:ascii="Times New Roman"/>
+                <w:sz w:val="22"/>
+              </w:rPr>
+            </w:pPr>
+            <w:r>
+              <w:rPr>
+                <w:rFonts w:ascii="SimSun" w:hAnsi="SimSun" w:eastAsia="SimSun" w:cs="SimSun"/>
+                <w:sz w:val="24"/>
+                <w:szCs w:val="24"/>
+              </w:rPr>
+              <w:t>無</w:t>
+            </w:r>
+          </w:p>
+        </w:tc>
+      </w:tr>
+      <w:tr>
+        <w:tblPrEx>
+          <w:tblBorders>
+            <w:top w:val="single" w:color="4F81BC" w:sz="8" w:space="0"/>
+            <w:left w:val="single" w:color="4F81BC" w:sz="8" w:space="0"/>
+            <w:bottom w:val="single" w:color="4F81BC" w:sz="8" w:space="0"/>
+            <w:right w:val="single" w:color="4F81BC" w:sz="8" w:space="0"/>
+            <w:insideH w:val="single" w:color="4F81BC" w:sz="8" w:space="0"/>
+            <w:insideV w:val="single" w:color="4F81BC" w:sz="8" w:space="0"/>
+          </w:tblBorders>
+          <w:tblLayout w:type="fixed"/>
+          <w:tblCellMar>
+            <w:top w:w="0" w:type="dxa"/>
+            <w:left w:w="0" w:type="dxa"/>
+            <w:bottom w:w="0" w:type="dxa"/>
+            <w:right w:w="0" w:type="dxa"/>
+          </w:tblCellMar>
+        </w:tblPrEx>
+        <w:trPr>
+          <w:trHeight w:val="359" w:hRule="atLeast"/>
+        </w:trPr>
+        <w:tc>
+          <w:tcPr>
+            <w:tcW w:w="2377" w:type="dxa"/>
+            <w:shd w:val="clear" w:color="auto" w:fill="D2DFED"/>
+          </w:tcPr>
+          <w:p>
+            <w:pPr>
+              <w:pStyle w:val="6"/>
+              <w:spacing w:before="32"/>
+              <w:ind w:left="107"/>
+              <w:rPr>
+                <w:b/>
+                <w:sz w:val="24"/>
+              </w:rPr>
+            </w:pPr>
+            <w:r>
+              <w:rPr>
+                <w:b/>
+                <w:sz w:val="24"/>
+              </w:rPr>
+              <w:t>Exceptional</w:t>
+            </w:r>
+            <w:r>
+              <w:rPr>
+                <w:b/>
+                <w:spacing w:val="-9"/>
+                <w:sz w:val="24"/>
+              </w:rPr>
+              <w:t xml:space="preserve"> </w:t>
+            </w:r>
+            <w:r>
+              <w:rPr>
+                <w:b/>
+                <w:spacing w:val="-2"/>
+                <w:sz w:val="24"/>
+              </w:rPr>
+              <w:t>Flows</w:t>
+            </w:r>
+          </w:p>
+        </w:tc>
+        <w:tc>
+          <w:tcPr>
+            <w:tcW w:w="5987" w:type="dxa"/>
+            <w:shd w:val="clear" w:color="auto" w:fill="D2DFED"/>
+          </w:tcPr>
+          <w:p>
+            <w:pPr>
+              <w:pStyle w:val="6"/>
+              <w:rPr>
+                <w:rFonts w:ascii="Times New Roman"/>
+                <w:sz w:val="22"/>
+              </w:rPr>
+            </w:pPr>
+            <w:r>
+              <w:rPr>
+                <w:rFonts w:ascii="SimSun" w:hAnsi="SimSun" w:eastAsia="SimSun" w:cs="SimSun"/>
+                <w:sz w:val="24"/>
+                <w:szCs w:val="24"/>
+              </w:rPr>
+              <w:t>資料庫查詢失敗或網路異常</w:t>
+            </w:r>
+          </w:p>
+        </w:tc>
+      </w:tr>
+      <w:tr>
+        <w:tblPrEx>
+          <w:tblBorders>
+            <w:top w:val="single" w:color="4F81BC" w:sz="8" w:space="0"/>
+            <w:left w:val="single" w:color="4F81BC" w:sz="8" w:space="0"/>
+            <w:bottom w:val="single" w:color="4F81BC" w:sz="8" w:space="0"/>
+            <w:right w:val="single" w:color="4F81BC" w:sz="8" w:space="0"/>
+            <w:insideH w:val="single" w:color="4F81BC" w:sz="8" w:space="0"/>
+            <w:insideV w:val="single" w:color="4F81BC" w:sz="8" w:space="0"/>
+          </w:tblBorders>
+          <w:tblLayout w:type="fixed"/>
+          <w:tblCellMar>
+            <w:top w:w="0" w:type="dxa"/>
+            <w:left w:w="0" w:type="dxa"/>
+            <w:bottom w:w="0" w:type="dxa"/>
+            <w:right w:w="0" w:type="dxa"/>
+          </w:tblCellMar>
+        </w:tblPrEx>
+        <w:trPr>
+          <w:trHeight w:val="359" w:hRule="atLeast"/>
+        </w:trPr>
+        <w:tc>
+          <w:tcPr>
+            <w:tcW w:w="2377" w:type="dxa"/>
+          </w:tcPr>
+          <w:p>
+            <w:pPr>
+              <w:pStyle w:val="6"/>
+              <w:spacing w:before="32"/>
+              <w:ind w:left="107"/>
+              <w:rPr>
+                <w:b/>
+                <w:sz w:val="24"/>
+              </w:rPr>
+            </w:pPr>
+            <w:r>
+              <w:rPr>
+                <w:b/>
+                <w:sz w:val="24"/>
+              </w:rPr>
+              <w:t>Use</w:t>
+            </w:r>
+            <w:r>
+              <w:rPr>
+                <w:b/>
+                <w:spacing w:val="-3"/>
+                <w:sz w:val="24"/>
+              </w:rPr>
+              <w:t xml:space="preserve"> </w:t>
+            </w:r>
+            <w:r>
+              <w:rPr>
+                <w:b/>
+                <w:sz w:val="24"/>
+              </w:rPr>
+              <w:t>Use</w:t>
+            </w:r>
+            <w:r>
+              <w:rPr>
+                <w:b/>
+                <w:spacing w:val="-3"/>
+                <w:sz w:val="24"/>
+              </w:rPr>
+              <w:t xml:space="preserve"> </w:t>
+            </w:r>
+            <w:r>
+              <w:rPr>
+                <w:b/>
+                <w:spacing w:val="-4"/>
+                <w:sz w:val="24"/>
+              </w:rPr>
+              <w:t>Case</w:t>
+            </w:r>
+          </w:p>
+        </w:tc>
+        <w:tc>
+          <w:tcPr>
+            <w:tcW w:w="5987" w:type="dxa"/>
+          </w:tcPr>
+          <w:p>
+            <w:pPr>
+              <w:pStyle w:val="6"/>
+              <w:rPr>
+                <w:rFonts w:ascii="Times New Roman"/>
+                <w:sz w:val="22"/>
+              </w:rPr>
+            </w:pPr>
+            <w:r>
+              <w:rPr>
+                <w:rFonts w:ascii="SimSun" w:hAnsi="SimSun" w:eastAsia="SimSun" w:cs="SimSun"/>
+                <w:sz w:val="24"/>
+                <w:szCs w:val="24"/>
+              </w:rPr>
+              <w:t>無</w:t>
+            </w:r>
+          </w:p>
+        </w:tc>
+      </w:tr>
+      <w:tr>
+        <w:tblPrEx>
+          <w:tblBorders>
+            <w:top w:val="single" w:color="4F81BC" w:sz="8" w:space="0"/>
+            <w:left w:val="single" w:color="4F81BC" w:sz="8" w:space="0"/>
+            <w:bottom w:val="single" w:color="4F81BC" w:sz="8" w:space="0"/>
+            <w:right w:val="single" w:color="4F81BC" w:sz="8" w:space="0"/>
+            <w:insideH w:val="single" w:color="4F81BC" w:sz="8" w:space="0"/>
+            <w:insideV w:val="single" w:color="4F81BC" w:sz="8" w:space="0"/>
+          </w:tblBorders>
+          <w:tblLayout w:type="fixed"/>
+          <w:tblCellMar>
+            <w:top w:w="0" w:type="dxa"/>
+            <w:left w:w="0" w:type="dxa"/>
+            <w:bottom w:w="0" w:type="dxa"/>
+            <w:right w:w="0" w:type="dxa"/>
+          </w:tblCellMar>
+        </w:tblPrEx>
+        <w:trPr>
+          <w:trHeight w:val="361" w:hRule="atLeast"/>
+        </w:trPr>
+        <w:tc>
+          <w:tcPr>
+            <w:tcW w:w="2377" w:type="dxa"/>
+            <w:shd w:val="clear" w:color="auto" w:fill="D2DFED"/>
+          </w:tcPr>
+          <w:p>
+            <w:pPr>
+              <w:pStyle w:val="6"/>
+              <w:spacing w:before="35"/>
+              <w:ind w:left="107"/>
+              <w:rPr>
+                <w:b/>
+                <w:sz w:val="24"/>
+              </w:rPr>
+            </w:pPr>
+            <w:r>
+              <w:rPr>
+                <w:b/>
+                <w:sz w:val="24"/>
+              </w:rPr>
+              <w:t>Extend</w:t>
+            </w:r>
+            <w:r>
+              <w:rPr>
+                <w:b/>
+                <w:spacing w:val="-5"/>
+                <w:sz w:val="24"/>
+              </w:rPr>
+              <w:t xml:space="preserve"> </w:t>
+            </w:r>
+            <w:r>
+              <w:rPr>
+                <w:b/>
+                <w:sz w:val="24"/>
+              </w:rPr>
+              <w:t>Use</w:t>
+            </w:r>
+            <w:r>
+              <w:rPr>
+                <w:b/>
+                <w:spacing w:val="-3"/>
+                <w:sz w:val="24"/>
+              </w:rPr>
+              <w:t xml:space="preserve"> </w:t>
+            </w:r>
+            <w:r>
+              <w:rPr>
+                <w:b/>
+                <w:spacing w:val="-4"/>
+                <w:sz w:val="24"/>
+              </w:rPr>
+              <w:t>Case</w:t>
+            </w:r>
+          </w:p>
+        </w:tc>
+        <w:tc>
+          <w:tcPr>
+            <w:tcW w:w="5987" w:type="dxa"/>
+            <w:shd w:val="clear" w:color="auto" w:fill="D2DFED"/>
+          </w:tcPr>
+          <w:p>
+            <w:pPr>
+              <w:pStyle w:val="6"/>
+              <w:spacing w:before="35"/>
+              <w:rPr>
+                <w:sz w:val="24"/>
+              </w:rPr>
+            </w:pPr>
+            <w:r>
+              <w:rPr>
+                <w:rFonts w:ascii="SimSun" w:hAnsi="SimSun" w:eastAsia="SimSun" w:cs="SimSun"/>
+                <w:sz w:val="24"/>
+                <w:szCs w:val="24"/>
+              </w:rPr>
+              <w:t>無</w:t>
+            </w:r>
+          </w:p>
+        </w:tc>
+      </w:tr>
+      <w:tr>
+        <w:tblPrEx>
+          <w:tblBorders>
+            <w:top w:val="single" w:color="4F81BC" w:sz="8" w:space="0"/>
+            <w:left w:val="single" w:color="4F81BC" w:sz="8" w:space="0"/>
+            <w:bottom w:val="single" w:color="4F81BC" w:sz="8" w:space="0"/>
+            <w:right w:val="single" w:color="4F81BC" w:sz="8" w:space="0"/>
+            <w:insideH w:val="single" w:color="4F81BC" w:sz="8" w:space="0"/>
+            <w:insideV w:val="single" w:color="4F81BC" w:sz="8" w:space="0"/>
+          </w:tblBorders>
+          <w:tblLayout w:type="fixed"/>
+          <w:tblCellMar>
+            <w:top w:w="0" w:type="dxa"/>
+            <w:left w:w="0" w:type="dxa"/>
+            <w:bottom w:w="0" w:type="dxa"/>
+            <w:right w:w="0" w:type="dxa"/>
+          </w:tblCellMar>
+        </w:tblPrEx>
+        <w:trPr>
+          <w:trHeight w:val="359" w:hRule="atLeast"/>
+        </w:trPr>
+        <w:tc>
+          <w:tcPr>
+            <w:tcW w:w="2377" w:type="dxa"/>
+          </w:tcPr>
+          <w:p>
+            <w:pPr>
+              <w:pStyle w:val="6"/>
+              <w:spacing w:before="33"/>
+              <w:ind w:left="107"/>
+              <w:rPr>
+                <w:b/>
+                <w:sz w:val="24"/>
+              </w:rPr>
+            </w:pPr>
+            <w:r>
+              <w:rPr>
+                <w:b/>
+                <w:sz w:val="24"/>
+              </w:rPr>
+              <w:t xml:space="preserve">Business </w:t>
+            </w:r>
+            <w:r>
+              <w:rPr>
+                <w:b/>
+                <w:spacing w:val="-2"/>
+                <w:sz w:val="24"/>
+              </w:rPr>
+              <w:t>Rules</w:t>
+            </w:r>
+          </w:p>
+        </w:tc>
+        <w:tc>
+          <w:tcPr>
+            <w:tcW w:w="5987" w:type="dxa"/>
+          </w:tcPr>
+          <w:p>
+            <w:pPr>
+              <w:pStyle w:val="6"/>
+              <w:rPr>
+                <w:rFonts w:ascii="Times New Roman"/>
+                <w:sz w:val="22"/>
+              </w:rPr>
+            </w:pPr>
+            <w:r>
+              <w:rPr>
+                <w:rFonts w:ascii="SimSun" w:hAnsi="SimSun" w:eastAsia="SimSun" w:cs="SimSun"/>
+                <w:sz w:val="24"/>
+                <w:szCs w:val="24"/>
+              </w:rPr>
+              <w:t>僅顯示標記為公開的用戶資料</w:t>
+            </w:r>
+          </w:p>
+        </w:tc>
+      </w:tr>
+      <w:tr>
+        <w:tblPrEx>
+          <w:tblBorders>
+            <w:top w:val="single" w:color="4F81BC" w:sz="8" w:space="0"/>
+            <w:left w:val="single" w:color="4F81BC" w:sz="8" w:space="0"/>
+            <w:bottom w:val="single" w:color="4F81BC" w:sz="8" w:space="0"/>
+            <w:right w:val="single" w:color="4F81BC" w:sz="8" w:space="0"/>
+            <w:insideH w:val="single" w:color="4F81BC" w:sz="8" w:space="0"/>
+            <w:insideV w:val="single" w:color="4F81BC" w:sz="8" w:space="0"/>
+          </w:tblBorders>
+          <w:tblLayout w:type="fixed"/>
+          <w:tblCellMar>
+            <w:top w:w="0" w:type="dxa"/>
+            <w:left w:w="0" w:type="dxa"/>
+            <w:bottom w:w="0" w:type="dxa"/>
+            <w:right w:w="0" w:type="dxa"/>
+          </w:tblCellMar>
+        </w:tblPrEx>
+        <w:trPr>
+          <w:trHeight w:val="359" w:hRule="atLeast"/>
+        </w:trPr>
+        <w:tc>
+          <w:tcPr>
+            <w:tcW w:w="2377" w:type="dxa"/>
+            <w:shd w:val="clear" w:color="auto" w:fill="D2DFED"/>
+          </w:tcPr>
+          <w:p>
+            <w:pPr>
+              <w:pStyle w:val="6"/>
+              <w:spacing w:before="32"/>
+              <w:ind w:left="107"/>
+              <w:rPr>
+                <w:b/>
+                <w:sz w:val="24"/>
+              </w:rPr>
+            </w:pPr>
+            <w:r>
+              <w:rPr>
+                <w:b/>
+                <w:sz w:val="24"/>
+              </w:rPr>
+              <w:t>Special</w:t>
+            </w:r>
+            <w:r>
+              <w:rPr>
+                <w:b/>
+                <w:spacing w:val="-2"/>
+                <w:sz w:val="24"/>
+              </w:rPr>
+              <w:t xml:space="preserve"> Requirements</w:t>
+            </w:r>
+          </w:p>
+        </w:tc>
+        <w:tc>
+          <w:tcPr>
+            <w:tcW w:w="5987" w:type="dxa"/>
+            <w:shd w:val="clear" w:color="auto" w:fill="D2DFED"/>
+          </w:tcPr>
+          <w:p>
+            <w:pPr>
+              <w:pStyle w:val="6"/>
+              <w:rPr>
+                <w:rFonts w:ascii="Times New Roman"/>
+                <w:sz w:val="22"/>
+              </w:rPr>
+            </w:pPr>
+            <w:r>
+              <w:rPr>
+                <w:rFonts w:ascii="SimSun" w:hAnsi="SimSun" w:eastAsia="SimSun" w:cs="SimSun"/>
+                <w:sz w:val="24"/>
+                <w:szCs w:val="24"/>
+              </w:rPr>
+              <w:t>顯示清單須支援分頁或無限滾動加載</w:t>
+            </w:r>
+          </w:p>
+        </w:tc>
+      </w:tr>
+      <w:tr>
+        <w:tblPrEx>
+          <w:tblBorders>
+            <w:top w:val="single" w:color="4F81BC" w:sz="8" w:space="0"/>
+            <w:left w:val="single" w:color="4F81BC" w:sz="8" w:space="0"/>
+            <w:bottom w:val="single" w:color="4F81BC" w:sz="8" w:space="0"/>
+            <w:right w:val="single" w:color="4F81BC" w:sz="8" w:space="0"/>
+            <w:insideH w:val="single" w:color="4F81BC" w:sz="8" w:space="0"/>
+            <w:insideV w:val="single" w:color="4F81BC" w:sz="8" w:space="0"/>
+          </w:tblBorders>
+          <w:tblLayout w:type="fixed"/>
+          <w:tblCellMar>
+            <w:top w:w="0" w:type="dxa"/>
+            <w:left w:w="0" w:type="dxa"/>
+            <w:bottom w:w="0" w:type="dxa"/>
+            <w:right w:w="0" w:type="dxa"/>
+          </w:tblCellMar>
+        </w:tblPrEx>
+        <w:trPr>
+          <w:trHeight w:val="361" w:hRule="atLeast"/>
+        </w:trPr>
+        <w:tc>
+          <w:tcPr>
+            <w:tcW w:w="2377" w:type="dxa"/>
+          </w:tcPr>
+          <w:p>
+            <w:pPr>
+              <w:pStyle w:val="6"/>
+              <w:spacing w:before="35"/>
+              <w:ind w:left="107"/>
+              <w:rPr>
+                <w:b/>
+                <w:sz w:val="24"/>
+              </w:rPr>
+            </w:pPr>
+            <w:r>
+              <w:rPr>
+                <w:b/>
+                <w:spacing w:val="-2"/>
+                <w:sz w:val="24"/>
+              </w:rPr>
+              <w:t>Artifacts</w:t>
+            </w:r>
+          </w:p>
+        </w:tc>
+        <w:tc>
+          <w:tcPr>
+            <w:tcW w:w="5987" w:type="dxa"/>
+          </w:tcPr>
+          <w:p>
+            <w:pPr>
+              <w:pStyle w:val="6"/>
+              <w:rPr>
+                <w:rFonts w:ascii="Times New Roman"/>
+                <w:sz w:val="22"/>
+              </w:rPr>
+            </w:pPr>
+            <w:r>
+              <w:rPr>
+                <w:rFonts w:ascii="SimSun" w:hAnsi="SimSun" w:eastAsia="SimSun" w:cs="SimSun"/>
+                <w:sz w:val="24"/>
+                <w:szCs w:val="24"/>
+              </w:rPr>
+              <w:t>用戶清單資料（名稱、大頭貼等）</w:t>
+            </w:r>
+          </w:p>
+        </w:tc>
+      </w:tr>
+      <w:tr>
+        <w:tblPrEx>
+          <w:tblBorders>
+            <w:top w:val="single" w:color="4F81BC" w:sz="8" w:space="0"/>
+            <w:left w:val="single" w:color="4F81BC" w:sz="8" w:space="0"/>
+            <w:bottom w:val="single" w:color="4F81BC" w:sz="8" w:space="0"/>
+            <w:right w:val="single" w:color="4F81BC" w:sz="8" w:space="0"/>
+            <w:insideH w:val="single" w:color="4F81BC" w:sz="8" w:space="0"/>
+            <w:insideV w:val="single" w:color="4F81BC" w:sz="8" w:space="0"/>
+          </w:tblBorders>
+          <w:tblLayout w:type="fixed"/>
+          <w:tblCellMar>
+            <w:top w:w="0" w:type="dxa"/>
+            <w:left w:w="0" w:type="dxa"/>
+            <w:bottom w:w="0" w:type="dxa"/>
+            <w:right w:w="0" w:type="dxa"/>
+          </w:tblCellMar>
+        </w:tblPrEx>
+        <w:trPr>
+          <w:trHeight w:val="359" w:hRule="atLeast"/>
+        </w:trPr>
+        <w:tc>
+          <w:tcPr>
+            <w:tcW w:w="2377" w:type="dxa"/>
+            <w:shd w:val="clear" w:color="auto" w:fill="D2DFED"/>
+          </w:tcPr>
+          <w:p>
+            <w:pPr>
+              <w:pStyle w:val="6"/>
+              <w:spacing w:before="32"/>
+              <w:ind w:left="107"/>
+              <w:rPr>
+                <w:b/>
+                <w:sz w:val="24"/>
+              </w:rPr>
+            </w:pPr>
+            <w:r>
+              <w:rPr>
+                <w:b/>
+                <w:sz w:val="24"/>
+              </w:rPr>
+              <w:t>Use</w:t>
+            </w:r>
+            <w:r>
+              <w:rPr>
+                <w:b/>
+                <w:spacing w:val="-3"/>
+                <w:sz w:val="24"/>
+              </w:rPr>
+              <w:t xml:space="preserve"> </w:t>
+            </w:r>
+            <w:r>
+              <w:rPr>
+                <w:b/>
+                <w:sz w:val="24"/>
+              </w:rPr>
+              <w:t>Case</w:t>
+            </w:r>
+            <w:r>
+              <w:rPr>
+                <w:b/>
+                <w:spacing w:val="-3"/>
+                <w:sz w:val="24"/>
+              </w:rPr>
+              <w:t xml:space="preserve"> </w:t>
+            </w:r>
+            <w:r>
+              <w:rPr>
+                <w:b/>
+                <w:spacing w:val="-2"/>
+                <w:sz w:val="24"/>
+              </w:rPr>
+              <w:t>Glossary</w:t>
+            </w:r>
+          </w:p>
+        </w:tc>
+        <w:tc>
+          <w:tcPr>
+            <w:tcW w:w="5987" w:type="dxa"/>
+            <w:shd w:val="clear" w:color="auto" w:fill="D2DFED"/>
+          </w:tcPr>
+          <w:p>
+            <w:pPr>
+              <w:pStyle w:val="6"/>
+              <w:rPr>
+                <w:rFonts w:ascii="Times New Roman"/>
+                <w:sz w:val="22"/>
+              </w:rPr>
+            </w:pPr>
+            <w:r>
+              <w:rPr>
+                <w:rFonts w:ascii="SimSun" w:hAnsi="SimSun" w:eastAsia="SimSun" w:cs="SimSun"/>
+                <w:sz w:val="24"/>
+                <w:szCs w:val="24"/>
+              </w:rPr>
+              <w:t>公開用戶：未隱藏個人資訊的註冊使用者</w:t>
+            </w:r>
+          </w:p>
+        </w:tc>
+      </w:tr>
+    </w:tbl>
+    <w:p/>
+    <w:tbl>
+      <w:tblPr>
+        <w:tblStyle w:val="5"/>
+        <w:tblpPr w:leftFromText="180" w:rightFromText="180" w:vertAnchor="text" w:horzAnchor="page" w:tblpX="1707" w:tblpY="1009"/>
+        <w:tblOverlap w:val="never"/>
+        <w:tblW w:w="8364" w:type="dxa"/>
+        <w:tblInd w:w="0" w:type="dxa"/>
+        <w:tblBorders>
+          <w:top w:val="single" w:color="4F81BC" w:sz="8" w:space="0"/>
+          <w:left w:val="single" w:color="4F81BC" w:sz="8" w:space="0"/>
+          <w:bottom w:val="single" w:color="4F81BC" w:sz="8" w:space="0"/>
+          <w:right w:val="single" w:color="4F81BC" w:sz="8" w:space="0"/>
+          <w:insideH w:val="single" w:color="4F81BC" w:sz="8" w:space="0"/>
+          <w:insideV w:val="single" w:color="4F81BC" w:sz="8" w:space="0"/>
+        </w:tblBorders>
+        <w:tblLayout w:type="fixed"/>
+        <w:tblCellMar>
+          <w:top w:w="0" w:type="dxa"/>
+          <w:left w:w="0" w:type="dxa"/>
+          <w:bottom w:w="0" w:type="dxa"/>
+          <w:right w:w="0" w:type="dxa"/>
+        </w:tblCellMar>
+      </w:tblPr>
+      <w:tblGrid>
+        <w:gridCol w:w="2377"/>
+        <w:gridCol w:w="5987"/>
+      </w:tblGrid>
+      <w:tr>
+        <w:tblPrEx>
+          <w:tblBorders>
+            <w:top w:val="single" w:color="4F81BC" w:sz="8" w:space="0"/>
+            <w:left w:val="single" w:color="4F81BC" w:sz="8" w:space="0"/>
+            <w:bottom w:val="single" w:color="4F81BC" w:sz="8" w:space="0"/>
+            <w:right w:val="single" w:color="4F81BC" w:sz="8" w:space="0"/>
+            <w:insideH w:val="single" w:color="4F81BC" w:sz="8" w:space="0"/>
+            <w:insideV w:val="single" w:color="4F81BC" w:sz="8" w:space="0"/>
+          </w:tblBorders>
+          <w:tblLayout w:type="fixed"/>
+          <w:tblCellMar>
+            <w:top w:w="0" w:type="dxa"/>
+            <w:left w:w="0" w:type="dxa"/>
+            <w:bottom w:w="0" w:type="dxa"/>
+            <w:right w:w="0" w:type="dxa"/>
+          </w:tblCellMar>
+        </w:tblPrEx>
+        <w:trPr>
+          <w:trHeight w:val="359" w:hRule="atLeast"/>
+        </w:trPr>
+        <w:tc>
+          <w:tcPr>
+            <w:tcW w:w="2377" w:type="dxa"/>
+            <w:tcBorders>
+              <w:bottom w:val="single" w:color="4F81BC" w:sz="18" w:space="0"/>
+            </w:tcBorders>
+          </w:tcPr>
+          <w:p>
+            <w:pPr>
+              <w:pStyle w:val="6"/>
+              <w:spacing w:before="33"/>
+              <w:ind w:left="107"/>
+              <w:rPr>
+                <w:b/>
+                <w:sz w:val="24"/>
+              </w:rPr>
+            </w:pPr>
+            <w:r>
+              <w:rPr>
+                <w:b/>
+                <w:sz w:val="24"/>
+              </w:rPr>
+              <w:t>Use</w:t>
+            </w:r>
+            <w:r>
+              <w:rPr>
+                <w:b/>
+                <w:spacing w:val="-3"/>
+                <w:sz w:val="24"/>
+              </w:rPr>
+              <w:t xml:space="preserve"> </w:t>
+            </w:r>
+            <w:r>
+              <w:rPr>
+                <w:b/>
+                <w:sz w:val="24"/>
+              </w:rPr>
+              <w:t>Case</w:t>
+            </w:r>
+            <w:r>
+              <w:rPr>
+                <w:b/>
+                <w:spacing w:val="-3"/>
+                <w:sz w:val="24"/>
+              </w:rPr>
+              <w:t xml:space="preserve"> </w:t>
+            </w:r>
+            <w:r>
+              <w:rPr>
+                <w:b/>
+                <w:spacing w:val="-5"/>
+                <w:sz w:val="24"/>
+              </w:rPr>
+              <w:t>ID</w:t>
+            </w:r>
+          </w:p>
+        </w:tc>
+        <w:tc>
+          <w:tcPr>
+            <w:tcW w:w="5987" w:type="dxa"/>
+            <w:tcBorders>
+              <w:bottom w:val="single" w:color="4F81BC" w:sz="18" w:space="0"/>
+            </w:tcBorders>
+          </w:tcPr>
+          <w:p>
+            <w:pPr>
+              <w:pStyle w:val="6"/>
+              <w:spacing w:before="33"/>
+              <w:ind w:left="107"/>
+              <w:rPr>
+                <w:b/>
+                <w:sz w:val="24"/>
+              </w:rPr>
+            </w:pPr>
+            <w:r>
+              <w:rPr>
+                <w:rFonts w:ascii="SimSun" w:hAnsi="SimSun" w:eastAsia="SimSun" w:cs="SimSun"/>
+                <w:sz w:val="24"/>
+                <w:szCs w:val="24"/>
+              </w:rPr>
+              <w:t>UC-</w:t>
+            </w:r>
+            <w:r>
+              <w:rPr>
+                <w:rFonts w:hint="eastAsia" w:ascii="SimSun" w:hAnsi="SimSun" w:eastAsia="新細明體" w:cs="SimSun"/>
+                <w:sz w:val="24"/>
+                <w:szCs w:val="24"/>
+                <w:lang w:val="en-US" w:eastAsia="zh-TW"/>
+              </w:rPr>
+              <w:t>2.0</w:t>
+            </w:r>
+          </w:p>
+        </w:tc>
+      </w:tr>
+      <w:tr>
+        <w:tblPrEx>
+          <w:tblBorders>
+            <w:top w:val="single" w:color="4F81BC" w:sz="8" w:space="0"/>
+            <w:left w:val="single" w:color="4F81BC" w:sz="8" w:space="0"/>
+            <w:bottom w:val="single" w:color="4F81BC" w:sz="8" w:space="0"/>
+            <w:right w:val="single" w:color="4F81BC" w:sz="8" w:space="0"/>
+            <w:insideH w:val="single" w:color="4F81BC" w:sz="8" w:space="0"/>
+            <w:insideV w:val="single" w:color="4F81BC" w:sz="8" w:space="0"/>
+          </w:tblBorders>
+          <w:tblLayout w:type="fixed"/>
+          <w:tblCellMar>
+            <w:top w:w="0" w:type="dxa"/>
+            <w:left w:w="0" w:type="dxa"/>
+            <w:bottom w:w="0" w:type="dxa"/>
+            <w:right w:w="0" w:type="dxa"/>
+          </w:tblCellMar>
+        </w:tblPrEx>
+        <w:trPr>
+          <w:trHeight w:val="361" w:hRule="atLeast"/>
+        </w:trPr>
+        <w:tc>
+          <w:tcPr>
+            <w:tcW w:w="2377" w:type="dxa"/>
+            <w:tcBorders>
+              <w:top w:val="single" w:color="4F81BC" w:sz="18" w:space="0"/>
+            </w:tcBorders>
+            <w:shd w:val="clear" w:color="auto" w:fill="D2DFED"/>
+          </w:tcPr>
+          <w:p>
+            <w:pPr>
+              <w:pStyle w:val="6"/>
+              <w:spacing w:before="34"/>
+              <w:ind w:left="107"/>
+              <w:rPr>
+                <w:b/>
+                <w:sz w:val="24"/>
+              </w:rPr>
+            </w:pPr>
+            <w:r>
+              <w:rPr>
+                <w:b/>
+                <w:sz w:val="24"/>
+              </w:rPr>
+              <w:t>Use</w:t>
+            </w:r>
+            <w:r>
+              <w:rPr>
+                <w:b/>
+                <w:spacing w:val="-3"/>
+                <w:sz w:val="24"/>
+              </w:rPr>
+              <w:t xml:space="preserve"> </w:t>
+            </w:r>
+            <w:r>
+              <w:rPr>
+                <w:b/>
+                <w:sz w:val="24"/>
+              </w:rPr>
+              <w:t>Case</w:t>
+            </w:r>
+            <w:r>
+              <w:rPr>
+                <w:b/>
+                <w:spacing w:val="-3"/>
+                <w:sz w:val="24"/>
+              </w:rPr>
+              <w:t xml:space="preserve"> </w:t>
+            </w:r>
+            <w:r>
+              <w:rPr>
+                <w:b/>
+                <w:spacing w:val="-4"/>
+                <w:sz w:val="24"/>
+              </w:rPr>
+              <w:t>Name</w:t>
+            </w:r>
+          </w:p>
+        </w:tc>
+        <w:tc>
+          <w:tcPr>
+            <w:tcW w:w="5987" w:type="dxa"/>
+            <w:tcBorders>
+              <w:top w:val="single" w:color="4F81BC" w:sz="18" w:space="0"/>
+            </w:tcBorders>
+            <w:shd w:val="clear" w:color="auto" w:fill="D2DFED"/>
+          </w:tcPr>
+          <w:p>
+            <w:pPr>
+              <w:pStyle w:val="6"/>
+              <w:spacing w:before="34"/>
+              <w:ind w:left="107"/>
+              <w:rPr>
+                <w:sz w:val="24"/>
+              </w:rPr>
+            </w:pPr>
+            <w:r>
+              <w:rPr>
+                <w:rFonts w:ascii="SimSun" w:hAnsi="SimSun" w:eastAsia="SimSun" w:cs="SimSun"/>
+                <w:sz w:val="24"/>
+                <w:szCs w:val="24"/>
+              </w:rPr>
+              <w:t>會員資料新增刪改查</w:t>
+            </w:r>
+          </w:p>
+        </w:tc>
+      </w:tr>
+      <w:tr>
+        <w:tblPrEx>
+          <w:tblBorders>
+            <w:top w:val="single" w:color="4F81BC" w:sz="8" w:space="0"/>
+            <w:left w:val="single" w:color="4F81BC" w:sz="8" w:space="0"/>
+            <w:bottom w:val="single" w:color="4F81BC" w:sz="8" w:space="0"/>
+            <w:right w:val="single" w:color="4F81BC" w:sz="8" w:space="0"/>
+            <w:insideH w:val="single" w:color="4F81BC" w:sz="8" w:space="0"/>
+            <w:insideV w:val="single" w:color="4F81BC" w:sz="8" w:space="0"/>
+          </w:tblBorders>
+          <w:tblLayout w:type="fixed"/>
+          <w:tblCellMar>
+            <w:top w:w="0" w:type="dxa"/>
+            <w:left w:w="0" w:type="dxa"/>
+            <w:bottom w:w="0" w:type="dxa"/>
+            <w:right w:w="0" w:type="dxa"/>
+          </w:tblCellMar>
+        </w:tblPrEx>
+        <w:trPr>
+          <w:trHeight w:val="359" w:hRule="atLeast"/>
+        </w:trPr>
+        <w:tc>
+          <w:tcPr>
+            <w:tcW w:w="2377" w:type="dxa"/>
+          </w:tcPr>
+          <w:p>
+            <w:pPr>
+              <w:pStyle w:val="6"/>
+              <w:spacing w:before="32"/>
+              <w:ind w:left="107"/>
+              <w:rPr>
+                <w:b/>
+                <w:sz w:val="24"/>
+              </w:rPr>
+            </w:pPr>
+            <w:r>
+              <w:rPr>
+                <w:b/>
+                <w:spacing w:val="-4"/>
+                <w:sz w:val="24"/>
+              </w:rPr>
+              <w:t>Goal</w:t>
+            </w:r>
+          </w:p>
+        </w:tc>
+        <w:tc>
+          <w:tcPr>
+            <w:tcW w:w="5987" w:type="dxa"/>
+          </w:tcPr>
+          <w:p>
+            <w:pPr>
+              <w:pStyle w:val="6"/>
+              <w:spacing w:before="32"/>
+              <w:ind w:left="107"/>
+              <w:rPr>
+                <w:sz w:val="24"/>
+              </w:rPr>
+            </w:pPr>
+            <w:r>
+              <w:rPr>
+                <w:rFonts w:ascii="SimSun" w:hAnsi="SimSun" w:eastAsia="SimSun" w:cs="SimSun"/>
+                <w:sz w:val="24"/>
+                <w:szCs w:val="24"/>
+              </w:rPr>
+              <w:t>提供會員管理自己資料與查詢歷史表單紀錄的介面</w:t>
+            </w:r>
+          </w:p>
+        </w:tc>
+      </w:tr>
+      <w:tr>
+        <w:tblPrEx>
+          <w:tblBorders>
+            <w:top w:val="single" w:color="4F81BC" w:sz="8" w:space="0"/>
+            <w:left w:val="single" w:color="4F81BC" w:sz="8" w:space="0"/>
+            <w:bottom w:val="single" w:color="4F81BC" w:sz="8" w:space="0"/>
+            <w:right w:val="single" w:color="4F81BC" w:sz="8" w:space="0"/>
+            <w:insideH w:val="single" w:color="4F81BC" w:sz="8" w:space="0"/>
+            <w:insideV w:val="single" w:color="4F81BC" w:sz="8" w:space="0"/>
+          </w:tblBorders>
+          <w:tblLayout w:type="fixed"/>
+          <w:tblCellMar>
+            <w:top w:w="0" w:type="dxa"/>
+            <w:left w:w="0" w:type="dxa"/>
+            <w:bottom w:w="0" w:type="dxa"/>
+            <w:right w:w="0" w:type="dxa"/>
+          </w:tblCellMar>
+        </w:tblPrEx>
+        <w:trPr>
+          <w:trHeight w:val="721" w:hRule="atLeast"/>
+        </w:trPr>
+        <w:tc>
+          <w:tcPr>
+            <w:tcW w:w="2377" w:type="dxa"/>
+            <w:shd w:val="clear" w:color="auto" w:fill="D2DFED"/>
+          </w:tcPr>
+          <w:p>
+            <w:pPr>
+              <w:pStyle w:val="6"/>
+              <w:spacing w:before="35"/>
+              <w:ind w:left="107"/>
+              <w:rPr>
+                <w:b/>
+                <w:sz w:val="24"/>
+              </w:rPr>
+            </w:pPr>
+            <w:r>
+              <w:rPr>
+                <w:b/>
+                <w:spacing w:val="-2"/>
+                <w:sz w:val="24"/>
+              </w:rPr>
+              <w:t>Requirements</w:t>
+            </w:r>
+          </w:p>
+        </w:tc>
+        <w:tc>
+          <w:tcPr>
+            <w:tcW w:w="5987" w:type="dxa"/>
+            <w:shd w:val="clear" w:color="auto" w:fill="D2DFED"/>
+          </w:tcPr>
+          <w:p>
+            <w:pPr>
+              <w:pStyle w:val="6"/>
+              <w:spacing w:before="67"/>
+              <w:ind w:left="107"/>
+              <w:rPr>
+                <w:sz w:val="24"/>
+              </w:rPr>
+            </w:pPr>
+            <w:r>
+              <w:rPr>
+                <w:rFonts w:ascii="SimSun" w:hAnsi="SimSun" w:eastAsia="SimSun" w:cs="SimSun"/>
+                <w:sz w:val="24"/>
+                <w:szCs w:val="24"/>
+              </w:rPr>
+              <w:t>[FR05: 管理會員資料]</w:t>
+            </w:r>
+          </w:p>
+        </w:tc>
+      </w:tr>
+      <w:tr>
+        <w:tblPrEx>
+          <w:tblBorders>
+            <w:top w:val="single" w:color="4F81BC" w:sz="8" w:space="0"/>
+            <w:left w:val="single" w:color="4F81BC" w:sz="8" w:space="0"/>
+            <w:bottom w:val="single" w:color="4F81BC" w:sz="8" w:space="0"/>
+            <w:right w:val="single" w:color="4F81BC" w:sz="8" w:space="0"/>
+            <w:insideH w:val="single" w:color="4F81BC" w:sz="8" w:space="0"/>
+            <w:insideV w:val="single" w:color="4F81BC" w:sz="8" w:space="0"/>
+          </w:tblBorders>
+          <w:tblLayout w:type="fixed"/>
+          <w:tblCellMar>
+            <w:top w:w="0" w:type="dxa"/>
+            <w:left w:w="0" w:type="dxa"/>
+            <w:bottom w:w="0" w:type="dxa"/>
+            <w:right w:w="0" w:type="dxa"/>
+          </w:tblCellMar>
+        </w:tblPrEx>
+        <w:trPr>
+          <w:trHeight w:val="719" w:hRule="atLeast"/>
+        </w:trPr>
+        <w:tc>
+          <w:tcPr>
+            <w:tcW w:w="2377" w:type="dxa"/>
+          </w:tcPr>
+          <w:p>
+            <w:pPr>
+              <w:pStyle w:val="6"/>
+              <w:spacing w:before="32"/>
+              <w:ind w:left="107"/>
+              <w:rPr>
+                <w:b/>
+                <w:sz w:val="24"/>
+              </w:rPr>
+            </w:pPr>
+            <w:r>
+              <w:rPr>
+                <w:b/>
+                <w:spacing w:val="-2"/>
+                <w:sz w:val="24"/>
+              </w:rPr>
+              <w:t>Description</w:t>
+            </w:r>
+          </w:p>
+        </w:tc>
+        <w:tc>
+          <w:tcPr>
+            <w:tcW w:w="5987" w:type="dxa"/>
+          </w:tcPr>
+          <w:p>
+            <w:pPr>
+              <w:pStyle w:val="6"/>
+              <w:spacing w:before="67"/>
+              <w:ind w:left="107"/>
+              <w:rPr>
+                <w:sz w:val="24"/>
+              </w:rPr>
+            </w:pPr>
+            <w:r>
+              <w:rPr>
+                <w:rFonts w:ascii="SimSun" w:hAnsi="SimSun" w:eastAsia="SimSun" w:cs="SimSun"/>
+                <w:sz w:val="24"/>
+                <w:szCs w:val="24"/>
+              </w:rPr>
+              <w:t>登入後的會員可新增、刪除、修改個人資料，並查詢自己提交過的表單紀錄與審核進度</w:t>
+            </w:r>
+          </w:p>
+        </w:tc>
+      </w:tr>
+      <w:tr>
+        <w:tblPrEx>
+          <w:tblBorders>
+            <w:top w:val="single" w:color="4F81BC" w:sz="8" w:space="0"/>
+            <w:left w:val="single" w:color="4F81BC" w:sz="8" w:space="0"/>
+            <w:bottom w:val="single" w:color="4F81BC" w:sz="8" w:space="0"/>
+            <w:right w:val="single" w:color="4F81BC" w:sz="8" w:space="0"/>
+            <w:insideH w:val="single" w:color="4F81BC" w:sz="8" w:space="0"/>
+            <w:insideV w:val="single" w:color="4F81BC" w:sz="8" w:space="0"/>
+          </w:tblBorders>
+          <w:tblLayout w:type="fixed"/>
+          <w:tblCellMar>
+            <w:top w:w="0" w:type="dxa"/>
+            <w:left w:w="0" w:type="dxa"/>
+            <w:bottom w:w="0" w:type="dxa"/>
+            <w:right w:w="0" w:type="dxa"/>
+          </w:tblCellMar>
+        </w:tblPrEx>
+        <w:trPr>
+          <w:trHeight w:val="359" w:hRule="atLeast"/>
+        </w:trPr>
+        <w:tc>
+          <w:tcPr>
+            <w:tcW w:w="2377" w:type="dxa"/>
+            <w:shd w:val="clear" w:color="auto" w:fill="D2DFED"/>
+          </w:tcPr>
+          <w:p>
+            <w:pPr>
+              <w:pStyle w:val="6"/>
+              <w:spacing w:before="32"/>
+              <w:ind w:left="107"/>
+              <w:rPr>
+                <w:b/>
+                <w:sz w:val="24"/>
+              </w:rPr>
+            </w:pPr>
+            <w:r>
+              <w:rPr>
+                <w:b/>
+                <w:spacing w:val="-2"/>
+                <w:sz w:val="24"/>
+              </w:rPr>
+              <w:t>Actor</w:t>
+            </w:r>
+          </w:p>
+        </w:tc>
+        <w:tc>
+          <w:tcPr>
+            <w:tcW w:w="5987" w:type="dxa"/>
+            <w:shd w:val="clear" w:color="auto" w:fill="D2DFED"/>
+          </w:tcPr>
+          <w:p>
+            <w:pPr>
+              <w:pStyle w:val="6"/>
+              <w:rPr>
+                <w:rFonts w:ascii="Times New Roman"/>
+                <w:sz w:val="22"/>
+              </w:rPr>
+            </w:pPr>
+            <w:r>
+              <w:rPr>
+                <w:rFonts w:ascii="SimSun" w:hAnsi="SimSun" w:eastAsia="SimSun" w:cs="SimSun"/>
+                <w:sz w:val="24"/>
+                <w:szCs w:val="24"/>
+              </w:rPr>
+              <w:t>會員（已登入）</w:t>
+            </w:r>
+          </w:p>
+        </w:tc>
+      </w:tr>
+      <w:tr>
+        <w:tblPrEx>
+          <w:tblBorders>
+            <w:top w:val="single" w:color="4F81BC" w:sz="8" w:space="0"/>
+            <w:left w:val="single" w:color="4F81BC" w:sz="8" w:space="0"/>
+            <w:bottom w:val="single" w:color="4F81BC" w:sz="8" w:space="0"/>
+            <w:right w:val="single" w:color="4F81BC" w:sz="8" w:space="0"/>
+            <w:insideH w:val="single" w:color="4F81BC" w:sz="8" w:space="0"/>
+            <w:insideV w:val="single" w:color="4F81BC" w:sz="8" w:space="0"/>
+          </w:tblBorders>
+          <w:tblLayout w:type="fixed"/>
+          <w:tblCellMar>
+            <w:top w:w="0" w:type="dxa"/>
+            <w:left w:w="0" w:type="dxa"/>
+            <w:bottom w:w="0" w:type="dxa"/>
+            <w:right w:w="0" w:type="dxa"/>
+          </w:tblCellMar>
+        </w:tblPrEx>
+        <w:trPr>
+          <w:trHeight w:val="361" w:hRule="atLeast"/>
+        </w:trPr>
+        <w:tc>
+          <w:tcPr>
+            <w:tcW w:w="2377" w:type="dxa"/>
+          </w:tcPr>
+          <w:p>
+            <w:pPr>
+              <w:pStyle w:val="6"/>
+              <w:spacing w:before="35"/>
+              <w:ind w:left="107"/>
+              <w:rPr>
+                <w:b/>
+                <w:sz w:val="24"/>
+              </w:rPr>
+            </w:pPr>
+            <w:r>
+              <w:rPr>
+                <w:b/>
+                <w:spacing w:val="-2"/>
+                <w:sz w:val="24"/>
+              </w:rPr>
+              <w:t>Assumptions</w:t>
+            </w:r>
+          </w:p>
+        </w:tc>
+        <w:tc>
+          <w:tcPr>
+            <w:tcW w:w="5987" w:type="dxa"/>
+          </w:tcPr>
+          <w:p>
+            <w:pPr>
+              <w:pStyle w:val="6"/>
+              <w:rPr>
+                <w:rFonts w:ascii="Times New Roman"/>
+                <w:sz w:val="22"/>
+              </w:rPr>
+            </w:pPr>
+            <w:r>
+              <w:rPr>
+                <w:rFonts w:ascii="SimSun" w:hAnsi="SimSun" w:eastAsia="SimSun" w:cs="SimSun"/>
+                <w:sz w:val="24"/>
+                <w:szCs w:val="24"/>
+              </w:rPr>
+              <w:t>使用者已經成功登入系統</w:t>
+            </w:r>
+          </w:p>
+        </w:tc>
+      </w:tr>
+      <w:tr>
+        <w:tblPrEx>
+          <w:tblBorders>
+            <w:top w:val="single" w:color="4F81BC" w:sz="8" w:space="0"/>
+            <w:left w:val="single" w:color="4F81BC" w:sz="8" w:space="0"/>
+            <w:bottom w:val="single" w:color="4F81BC" w:sz="8" w:space="0"/>
+            <w:right w:val="single" w:color="4F81BC" w:sz="8" w:space="0"/>
+            <w:insideH w:val="single" w:color="4F81BC" w:sz="8" w:space="0"/>
+            <w:insideV w:val="single" w:color="4F81BC" w:sz="8" w:space="0"/>
+          </w:tblBorders>
+          <w:tblLayout w:type="fixed"/>
+          <w:tblCellMar>
+            <w:top w:w="0" w:type="dxa"/>
+            <w:left w:w="0" w:type="dxa"/>
+            <w:bottom w:w="0" w:type="dxa"/>
+            <w:right w:w="0" w:type="dxa"/>
+          </w:tblCellMar>
+        </w:tblPrEx>
+        <w:trPr>
+          <w:trHeight w:val="359" w:hRule="atLeast"/>
+        </w:trPr>
+        <w:tc>
+          <w:tcPr>
+            <w:tcW w:w="2377" w:type="dxa"/>
+            <w:shd w:val="clear" w:color="auto" w:fill="D2DFED"/>
+          </w:tcPr>
+          <w:p>
+            <w:pPr>
+              <w:pStyle w:val="6"/>
+              <w:spacing w:before="32"/>
+              <w:ind w:left="107"/>
+              <w:rPr>
+                <w:b/>
+                <w:sz w:val="24"/>
+              </w:rPr>
+            </w:pPr>
+            <w:r>
+              <w:rPr>
+                <w:b/>
+                <w:spacing w:val="-2"/>
+                <w:sz w:val="24"/>
+              </w:rPr>
+              <w:t>Constraints</w:t>
+            </w:r>
+          </w:p>
+        </w:tc>
+        <w:tc>
+          <w:tcPr>
+            <w:tcW w:w="5987" w:type="dxa"/>
+            <w:shd w:val="clear" w:color="auto" w:fill="D2DFED"/>
+          </w:tcPr>
+          <w:p>
+            <w:pPr>
+              <w:pStyle w:val="6"/>
+              <w:rPr>
+                <w:rFonts w:ascii="Times New Roman"/>
+                <w:sz w:val="22"/>
+              </w:rPr>
+            </w:pPr>
+            <w:r>
+              <w:rPr>
+                <w:rFonts w:ascii="SimSun" w:hAnsi="SimSun" w:eastAsia="SimSun" w:cs="SimSun"/>
+                <w:sz w:val="24"/>
+                <w:szCs w:val="24"/>
+              </w:rPr>
+              <w:t>僅能修改/刪除自己的資料；表單查詢僅限本人提交之資料</w:t>
+            </w:r>
+          </w:p>
+        </w:tc>
+      </w:tr>
+      <w:tr>
+        <w:tblPrEx>
+          <w:tblBorders>
+            <w:top w:val="single" w:color="4F81BC" w:sz="8" w:space="0"/>
+            <w:left w:val="single" w:color="4F81BC" w:sz="8" w:space="0"/>
+            <w:bottom w:val="single" w:color="4F81BC" w:sz="8" w:space="0"/>
+            <w:right w:val="single" w:color="4F81BC" w:sz="8" w:space="0"/>
+            <w:insideH w:val="single" w:color="4F81BC" w:sz="8" w:space="0"/>
+            <w:insideV w:val="single" w:color="4F81BC" w:sz="8" w:space="0"/>
+          </w:tblBorders>
+          <w:tblLayout w:type="fixed"/>
+          <w:tblCellMar>
+            <w:top w:w="0" w:type="dxa"/>
+            <w:left w:w="0" w:type="dxa"/>
+            <w:bottom w:w="0" w:type="dxa"/>
+            <w:right w:w="0" w:type="dxa"/>
+          </w:tblCellMar>
+        </w:tblPrEx>
+        <w:trPr>
+          <w:trHeight w:val="359" w:hRule="atLeast"/>
+        </w:trPr>
+        <w:tc>
+          <w:tcPr>
+            <w:tcW w:w="2377" w:type="dxa"/>
+          </w:tcPr>
+          <w:p>
+            <w:pPr>
+              <w:pStyle w:val="6"/>
+              <w:spacing w:before="33"/>
+              <w:ind w:left="107"/>
+              <w:rPr>
+                <w:b/>
+                <w:sz w:val="24"/>
+              </w:rPr>
+            </w:pPr>
+            <w:r>
+              <w:rPr>
+                <w:b/>
+                <w:spacing w:val="-2"/>
+                <w:sz w:val="24"/>
+              </w:rPr>
+              <w:t>Priority</w:t>
+            </w:r>
+          </w:p>
+        </w:tc>
+        <w:tc>
+          <w:tcPr>
+            <w:tcW w:w="5987" w:type="dxa"/>
+          </w:tcPr>
+          <w:p>
+            <w:pPr>
+              <w:pStyle w:val="6"/>
+              <w:spacing w:before="33"/>
+              <w:ind w:left="107"/>
+              <w:rPr>
+                <w:sz w:val="24"/>
+              </w:rPr>
+            </w:pPr>
+            <w:r>
+              <w:rPr>
+                <w:rFonts w:ascii="SimSun" w:hAnsi="SimSun" w:eastAsia="SimSun" w:cs="SimSun"/>
+                <w:sz w:val="24"/>
+                <w:szCs w:val="24"/>
+              </w:rPr>
+              <w:t>高</w:t>
+            </w:r>
+          </w:p>
+        </w:tc>
+      </w:tr>
+      <w:tr>
+        <w:tblPrEx>
+          <w:tblBorders>
+            <w:top w:val="single" w:color="4F81BC" w:sz="8" w:space="0"/>
+            <w:left w:val="single" w:color="4F81BC" w:sz="8" w:space="0"/>
+            <w:bottom w:val="single" w:color="4F81BC" w:sz="8" w:space="0"/>
+            <w:right w:val="single" w:color="4F81BC" w:sz="8" w:space="0"/>
+            <w:insideH w:val="single" w:color="4F81BC" w:sz="8" w:space="0"/>
+            <w:insideV w:val="single" w:color="4F81BC" w:sz="8" w:space="0"/>
+          </w:tblBorders>
+          <w:tblLayout w:type="fixed"/>
+          <w:tblCellMar>
+            <w:top w:w="0" w:type="dxa"/>
+            <w:left w:w="0" w:type="dxa"/>
+            <w:bottom w:w="0" w:type="dxa"/>
+            <w:right w:w="0" w:type="dxa"/>
+          </w:tblCellMar>
+        </w:tblPrEx>
+        <w:trPr>
+          <w:trHeight w:val="1441" w:hRule="atLeast"/>
+        </w:trPr>
+        <w:tc>
+          <w:tcPr>
+            <w:tcW w:w="2377" w:type="dxa"/>
+            <w:shd w:val="clear" w:color="auto" w:fill="D2DFED"/>
+          </w:tcPr>
+          <w:p>
+            <w:pPr>
+              <w:pStyle w:val="6"/>
+              <w:spacing w:before="35"/>
+              <w:ind w:left="107"/>
+              <w:rPr>
+                <w:b/>
+                <w:sz w:val="24"/>
+              </w:rPr>
+            </w:pPr>
+            <w:r>
+              <w:rPr>
+                <w:b/>
+                <w:spacing w:val="-2"/>
+                <w:sz w:val="24"/>
+              </w:rPr>
+              <w:t>Pre-Conditions</w:t>
+            </w:r>
+          </w:p>
+        </w:tc>
+        <w:tc>
+          <w:tcPr>
+            <w:tcW w:w="5987" w:type="dxa"/>
+            <w:shd w:val="clear" w:color="auto" w:fill="D2DFED"/>
+          </w:tcPr>
+          <w:p>
+            <w:pPr>
+              <w:pStyle w:val="6"/>
+              <w:numPr>
+                <w:ilvl w:val="0"/>
+                <w:numId w:val="0"/>
+              </w:numPr>
+              <w:tabs>
+                <w:tab w:val="left" w:pos="466"/>
+              </w:tabs>
+              <w:spacing w:before="0" w:after="0" w:line="240" w:lineRule="auto"/>
+              <w:ind w:right="0" w:rightChars="0"/>
+              <w:jc w:val="left"/>
+              <w:rPr>
+                <w:rFonts w:ascii="Microsoft YaHei" w:eastAsia="Microsoft YaHei"/>
+                <w:sz w:val="24"/>
+              </w:rPr>
+            </w:pPr>
+            <w:r>
+              <w:rPr>
+                <w:rFonts w:ascii="SimSun" w:hAnsi="SimSun" w:eastAsia="SimSun" w:cs="SimSun"/>
+                <w:sz w:val="24"/>
+                <w:szCs w:val="24"/>
+              </w:rPr>
+              <w:t>使用者登入後進入個人管理頁面</w:t>
+            </w:r>
+          </w:p>
+        </w:tc>
+      </w:tr>
+      <w:tr>
+        <w:tblPrEx>
+          <w:tblBorders>
+            <w:top w:val="single" w:color="4F81BC" w:sz="8" w:space="0"/>
+            <w:left w:val="single" w:color="4F81BC" w:sz="8" w:space="0"/>
+            <w:bottom w:val="single" w:color="4F81BC" w:sz="8" w:space="0"/>
+            <w:right w:val="single" w:color="4F81BC" w:sz="8" w:space="0"/>
+            <w:insideH w:val="single" w:color="4F81BC" w:sz="8" w:space="0"/>
+            <w:insideV w:val="single" w:color="4F81BC" w:sz="8" w:space="0"/>
+          </w:tblBorders>
+          <w:tblLayout w:type="fixed"/>
+          <w:tblCellMar>
+            <w:top w:w="0" w:type="dxa"/>
+            <w:left w:w="0" w:type="dxa"/>
+            <w:bottom w:w="0" w:type="dxa"/>
+            <w:right w:w="0" w:type="dxa"/>
+          </w:tblCellMar>
+        </w:tblPrEx>
+        <w:trPr>
+          <w:trHeight w:val="719" w:hRule="atLeast"/>
+        </w:trPr>
+        <w:tc>
+          <w:tcPr>
+            <w:tcW w:w="2377" w:type="dxa"/>
+          </w:tcPr>
+          <w:p>
+            <w:pPr>
+              <w:pStyle w:val="6"/>
+              <w:spacing w:before="32"/>
+              <w:ind w:left="107"/>
+              <w:rPr>
+                <w:b/>
+                <w:sz w:val="24"/>
+              </w:rPr>
+            </w:pPr>
+            <w:r>
+              <w:rPr>
+                <w:b/>
+                <w:spacing w:val="-4"/>
+                <w:sz w:val="24"/>
+              </w:rPr>
+              <w:t>Post-</w:t>
+            </w:r>
+            <w:r>
+              <w:rPr>
+                <w:b/>
+                <w:spacing w:val="-2"/>
+                <w:sz w:val="24"/>
+              </w:rPr>
+              <w:t>Conditions</w:t>
+            </w:r>
+          </w:p>
+        </w:tc>
+        <w:tc>
+          <w:tcPr>
+            <w:tcW w:w="5987" w:type="dxa"/>
+          </w:tcPr>
+          <w:p>
+            <w:pPr>
+              <w:pStyle w:val="6"/>
+              <w:spacing w:before="169"/>
+              <w:ind w:left="107"/>
+              <w:rPr>
+                <w:rFonts w:ascii="Microsoft YaHei" w:eastAsia="Microsoft YaHei"/>
+                <w:sz w:val="24"/>
+              </w:rPr>
+            </w:pPr>
+            <w:r>
+              <w:rPr>
+                <w:rFonts w:ascii="SimSun" w:hAnsi="SimSun" w:eastAsia="SimSun" w:cs="SimSun"/>
+                <w:sz w:val="24"/>
+                <w:szCs w:val="24"/>
+              </w:rPr>
+              <w:t>個人資料與表單紀錄正確更新或查詢</w:t>
+            </w:r>
+          </w:p>
+        </w:tc>
+      </w:tr>
+      <w:tr>
+        <w:tblPrEx>
+          <w:tblBorders>
+            <w:top w:val="single" w:color="4F81BC" w:sz="8" w:space="0"/>
+            <w:left w:val="single" w:color="4F81BC" w:sz="8" w:space="0"/>
+            <w:bottom w:val="single" w:color="4F81BC" w:sz="8" w:space="0"/>
+            <w:right w:val="single" w:color="4F81BC" w:sz="8" w:space="0"/>
+            <w:insideH w:val="single" w:color="4F81BC" w:sz="8" w:space="0"/>
+            <w:insideV w:val="single" w:color="4F81BC" w:sz="8" w:space="0"/>
+          </w:tblBorders>
+          <w:tblLayout w:type="fixed"/>
+          <w:tblCellMar>
+            <w:top w:w="0" w:type="dxa"/>
+            <w:left w:w="0" w:type="dxa"/>
+            <w:bottom w:w="0" w:type="dxa"/>
+            <w:right w:w="0" w:type="dxa"/>
+          </w:tblCellMar>
+        </w:tblPrEx>
+        <w:trPr>
+          <w:trHeight w:val="2879" w:hRule="atLeast"/>
+        </w:trPr>
+        <w:tc>
+          <w:tcPr>
+            <w:tcW w:w="2377" w:type="dxa"/>
+            <w:shd w:val="clear" w:color="auto" w:fill="D2DFED"/>
+          </w:tcPr>
+          <w:p>
+            <w:pPr>
+              <w:pStyle w:val="6"/>
+              <w:spacing w:before="32"/>
+              <w:ind w:left="107"/>
+              <w:rPr>
+                <w:b/>
+                <w:sz w:val="24"/>
+              </w:rPr>
+            </w:pPr>
+            <w:r>
+              <w:rPr>
+                <w:b/>
+                <w:sz w:val="24"/>
+              </w:rPr>
+              <w:t>Basic</w:t>
+            </w:r>
+            <w:r>
+              <w:rPr>
+                <w:b/>
+                <w:spacing w:val="-2"/>
+                <w:sz w:val="24"/>
+              </w:rPr>
+              <w:t xml:space="preserve"> </w:t>
+            </w:r>
+            <w:r>
+              <w:rPr>
+                <w:b/>
+                <w:spacing w:val="-4"/>
+                <w:sz w:val="24"/>
+              </w:rPr>
+              <w:t>Flow</w:t>
+            </w:r>
+          </w:p>
+        </w:tc>
+        <w:tc>
+          <w:tcPr>
+            <w:tcW w:w="5987" w:type="dxa"/>
+            <w:shd w:val="clear" w:color="auto" w:fill="D2DFED"/>
+          </w:tcPr>
+          <w:p>
+            <w:pPr>
+              <w:pStyle w:val="6"/>
+              <w:numPr>
+                <w:ilvl w:val="0"/>
+                <w:numId w:val="0"/>
+              </w:numPr>
+              <w:spacing w:line="720" w:lineRule="atLeast"/>
+              <w:ind w:right="178" w:rightChars="0"/>
+              <w:rPr>
+                <w:rFonts w:ascii="Microsoft YaHei" w:eastAsia="Microsoft YaHei"/>
+                <w:sz w:val="24"/>
+              </w:rPr>
+            </w:pPr>
+            <w:r>
+              <w:rPr>
+                <w:rFonts w:ascii="SimSun" w:hAnsi="SimSun" w:eastAsia="SimSun" w:cs="SimSun"/>
+                <w:sz w:val="24"/>
+                <w:szCs w:val="24"/>
+              </w:rPr>
+              <w:t>1. 會員進入「個人</w:t>
+            </w:r>
+            <w:r>
+              <w:rPr>
+                <w:rFonts w:hint="eastAsia" w:ascii="SimSun" w:hAnsi="SimSun" w:eastAsia="新細明體" w:cs="SimSun"/>
+                <w:sz w:val="24"/>
+                <w:szCs w:val="24"/>
+                <w:lang w:eastAsia="zh-TW"/>
+              </w:rPr>
+              <w:t>資料設定</w:t>
+            </w:r>
+            <w:r>
+              <w:rPr>
+                <w:rFonts w:ascii="SimSun" w:hAnsi="SimSun" w:eastAsia="SimSun" w:cs="SimSun"/>
+                <w:sz w:val="24"/>
+                <w:szCs w:val="24"/>
+              </w:rPr>
+              <w:t>」主頁</w:t>
+            </w:r>
+            <w:r>
+              <w:rPr>
+                <w:rFonts w:ascii="SimSun" w:hAnsi="SimSun" w:eastAsia="SimSun" w:cs="SimSun"/>
+                <w:sz w:val="24"/>
+                <w:szCs w:val="24"/>
+              </w:rPr>
+              <w:br w:type="textWrapping"/>
+            </w:r>
+            <w:r>
+              <w:rPr>
+                <w:rFonts w:ascii="SimSun" w:hAnsi="SimSun" w:eastAsia="SimSun" w:cs="SimSun"/>
+                <w:sz w:val="24"/>
+                <w:szCs w:val="24"/>
+              </w:rPr>
+              <w:t>2. 系統顯示可執行之選項：「更改資料」、「刪除資料」、「查詢表單紀錄」</w:t>
+            </w:r>
+            <w:r>
+              <w:rPr>
+                <w:rFonts w:ascii="SimSun" w:hAnsi="SimSun" w:eastAsia="SimSun" w:cs="SimSun"/>
+                <w:sz w:val="24"/>
+                <w:szCs w:val="24"/>
+              </w:rPr>
+              <w:br w:type="textWrapping"/>
+            </w:r>
+            <w:r>
+              <w:rPr>
+                <w:rFonts w:ascii="SimSun" w:hAnsi="SimSun" w:eastAsia="SimSun" w:cs="SimSun"/>
+                <w:sz w:val="24"/>
+                <w:szCs w:val="24"/>
+              </w:rPr>
+              <w:t>3. 使用者點選其中一項功能（觸發 UC-2.1、UC-2.2 或 UC-2.3）</w:t>
+            </w:r>
+          </w:p>
+        </w:tc>
+      </w:tr>
+      <w:tr>
+        <w:tblPrEx>
+          <w:tblBorders>
+            <w:top w:val="single" w:color="4F81BC" w:sz="8" w:space="0"/>
+            <w:left w:val="single" w:color="4F81BC" w:sz="8" w:space="0"/>
+            <w:bottom w:val="single" w:color="4F81BC" w:sz="8" w:space="0"/>
+            <w:right w:val="single" w:color="4F81BC" w:sz="8" w:space="0"/>
+            <w:insideH w:val="single" w:color="4F81BC" w:sz="8" w:space="0"/>
+            <w:insideV w:val="single" w:color="4F81BC" w:sz="8" w:space="0"/>
+          </w:tblBorders>
+          <w:tblLayout w:type="fixed"/>
+          <w:tblCellMar>
+            <w:top w:w="0" w:type="dxa"/>
+            <w:left w:w="0" w:type="dxa"/>
+            <w:bottom w:w="0" w:type="dxa"/>
+            <w:right w:w="0" w:type="dxa"/>
+          </w:tblCellMar>
+        </w:tblPrEx>
+        <w:trPr>
+          <w:trHeight w:val="361" w:hRule="atLeast"/>
+        </w:trPr>
+        <w:tc>
+          <w:tcPr>
+            <w:tcW w:w="2377" w:type="dxa"/>
+          </w:tcPr>
+          <w:p>
+            <w:pPr>
+              <w:pStyle w:val="6"/>
+              <w:spacing w:before="35"/>
+              <w:ind w:left="107"/>
+              <w:rPr>
+                <w:b/>
+                <w:sz w:val="24"/>
+              </w:rPr>
+            </w:pPr>
+            <w:r>
+              <w:rPr>
+                <w:b/>
+                <w:sz w:val="24"/>
+              </w:rPr>
+              <w:t>Alternative</w:t>
+            </w:r>
+            <w:r>
+              <w:rPr>
+                <w:b/>
+                <w:spacing w:val="-13"/>
+                <w:sz w:val="24"/>
+              </w:rPr>
+              <w:t xml:space="preserve"> </w:t>
+            </w:r>
+            <w:r>
+              <w:rPr>
+                <w:b/>
+                <w:spacing w:val="-2"/>
+                <w:sz w:val="24"/>
+              </w:rPr>
+              <w:t>Flows</w:t>
+            </w:r>
+          </w:p>
+        </w:tc>
+        <w:tc>
+          <w:tcPr>
+            <w:tcW w:w="5987" w:type="dxa"/>
+          </w:tcPr>
+          <w:p>
+            <w:pPr>
+              <w:pStyle w:val="6"/>
+              <w:rPr>
+                <w:rFonts w:ascii="SimSun" w:hAnsi="SimSun" w:eastAsia="SimSun" w:cs="SimSun"/>
+                <w:sz w:val="24"/>
+                <w:szCs w:val="24"/>
+              </w:rPr>
+            </w:pPr>
+            <w:r>
+              <w:rPr>
+                <w:rFonts w:ascii="SimSun" w:hAnsi="SimSun" w:eastAsia="SimSun" w:cs="SimSun"/>
+                <w:sz w:val="24"/>
+                <w:szCs w:val="24"/>
+              </w:rPr>
+              <w:t>使用者未選擇任何功能 → 停留於主頁面不進行動作</w:t>
+            </w:r>
+          </w:p>
+          <w:p>
+            <w:pPr>
+              <w:pStyle w:val="6"/>
+              <w:rPr>
+                <w:rFonts w:ascii="SimSun" w:hAnsi="SimSun" w:eastAsia="SimSun" w:cs="SimSun"/>
+                <w:sz w:val="24"/>
+                <w:szCs w:val="24"/>
+              </w:rPr>
+            </w:pPr>
+            <w:r>
+              <w:rPr>
+                <w:rFonts w:ascii="SimSun" w:hAnsi="SimSun" w:eastAsia="SimSun" w:cs="SimSun"/>
+                <w:sz w:val="24"/>
+                <w:szCs w:val="24"/>
+              </w:rPr>
+              <w:t>系統根據使用者權限隱藏不可使用之功能選項</w:t>
+            </w:r>
+          </w:p>
+        </w:tc>
+      </w:tr>
+      <w:tr>
+        <w:tblPrEx>
+          <w:tblBorders>
+            <w:top w:val="single" w:color="4F81BC" w:sz="8" w:space="0"/>
+            <w:left w:val="single" w:color="4F81BC" w:sz="8" w:space="0"/>
+            <w:bottom w:val="single" w:color="4F81BC" w:sz="8" w:space="0"/>
+            <w:right w:val="single" w:color="4F81BC" w:sz="8" w:space="0"/>
+            <w:insideH w:val="single" w:color="4F81BC" w:sz="8" w:space="0"/>
+            <w:insideV w:val="single" w:color="4F81BC" w:sz="8" w:space="0"/>
+          </w:tblBorders>
+          <w:tblLayout w:type="fixed"/>
+          <w:tblCellMar>
+            <w:top w:w="0" w:type="dxa"/>
+            <w:left w:w="0" w:type="dxa"/>
+            <w:bottom w:w="0" w:type="dxa"/>
+            <w:right w:w="0" w:type="dxa"/>
+          </w:tblCellMar>
+        </w:tblPrEx>
+        <w:trPr>
+          <w:trHeight w:val="359" w:hRule="atLeast"/>
+        </w:trPr>
+        <w:tc>
+          <w:tcPr>
+            <w:tcW w:w="2377" w:type="dxa"/>
+            <w:shd w:val="clear" w:color="auto" w:fill="D2DFED"/>
+          </w:tcPr>
+          <w:p>
+            <w:pPr>
+              <w:pStyle w:val="6"/>
+              <w:spacing w:before="32"/>
+              <w:ind w:left="107"/>
+              <w:rPr>
+                <w:b/>
+                <w:sz w:val="24"/>
+              </w:rPr>
+            </w:pPr>
+            <w:r>
+              <w:rPr>
+                <w:b/>
+                <w:sz w:val="24"/>
+              </w:rPr>
+              <w:t>Exceptional</w:t>
+            </w:r>
+            <w:r>
+              <w:rPr>
+                <w:b/>
+                <w:spacing w:val="-9"/>
+                <w:sz w:val="24"/>
+              </w:rPr>
+              <w:t xml:space="preserve"> </w:t>
+            </w:r>
+            <w:r>
+              <w:rPr>
+                <w:b/>
+                <w:spacing w:val="-2"/>
+                <w:sz w:val="24"/>
+              </w:rPr>
+              <w:t>Flows</w:t>
+            </w:r>
+          </w:p>
+        </w:tc>
+        <w:tc>
+          <w:tcPr>
+            <w:tcW w:w="5987" w:type="dxa"/>
+            <w:shd w:val="clear" w:color="auto" w:fill="D2DFED"/>
+          </w:tcPr>
+          <w:p>
+            <w:pPr>
+              <w:pStyle w:val="6"/>
+              <w:rPr>
+                <w:rFonts w:ascii="Times New Roman"/>
+                <w:sz w:val="22"/>
+              </w:rPr>
+            </w:pPr>
+            <w:r>
+              <w:rPr>
+                <w:rFonts w:ascii="SimSun" w:hAnsi="SimSun" w:eastAsia="SimSun" w:cs="SimSun"/>
+                <w:sz w:val="24"/>
+                <w:szCs w:val="24"/>
+              </w:rPr>
+              <w:t>系統錯誤導致無法載入對應頁面 → 顯示錯誤訊息並導回主畫面</w:t>
+            </w:r>
+          </w:p>
+        </w:tc>
+      </w:tr>
+      <w:tr>
+        <w:tblPrEx>
+          <w:tblBorders>
+            <w:top w:val="single" w:color="4F81BC" w:sz="8" w:space="0"/>
+            <w:left w:val="single" w:color="4F81BC" w:sz="8" w:space="0"/>
+            <w:bottom w:val="single" w:color="4F81BC" w:sz="8" w:space="0"/>
+            <w:right w:val="single" w:color="4F81BC" w:sz="8" w:space="0"/>
+            <w:insideH w:val="single" w:color="4F81BC" w:sz="8" w:space="0"/>
+            <w:insideV w:val="single" w:color="4F81BC" w:sz="8" w:space="0"/>
+          </w:tblBorders>
+          <w:tblLayout w:type="fixed"/>
+          <w:tblCellMar>
+            <w:top w:w="0" w:type="dxa"/>
+            <w:left w:w="0" w:type="dxa"/>
+            <w:bottom w:w="0" w:type="dxa"/>
+            <w:right w:w="0" w:type="dxa"/>
+          </w:tblCellMar>
+        </w:tblPrEx>
+        <w:trPr>
+          <w:trHeight w:val="359" w:hRule="atLeast"/>
+        </w:trPr>
+        <w:tc>
+          <w:tcPr>
+            <w:tcW w:w="2377" w:type="dxa"/>
+          </w:tcPr>
+          <w:p>
+            <w:pPr>
+              <w:pStyle w:val="6"/>
+              <w:spacing w:before="32"/>
+              <w:ind w:left="107"/>
+              <w:rPr>
+                <w:b/>
+                <w:sz w:val="24"/>
+              </w:rPr>
+            </w:pPr>
+            <w:r>
+              <w:rPr>
+                <w:b/>
+                <w:sz w:val="24"/>
+              </w:rPr>
+              <w:t>Use</w:t>
+            </w:r>
+            <w:r>
+              <w:rPr>
+                <w:b/>
+                <w:spacing w:val="-3"/>
+                <w:sz w:val="24"/>
+              </w:rPr>
+              <w:t xml:space="preserve"> </w:t>
+            </w:r>
+            <w:r>
+              <w:rPr>
+                <w:b/>
+                <w:sz w:val="24"/>
+              </w:rPr>
+              <w:t>Use</w:t>
+            </w:r>
+            <w:r>
+              <w:rPr>
+                <w:b/>
+                <w:spacing w:val="-3"/>
+                <w:sz w:val="24"/>
+              </w:rPr>
+              <w:t xml:space="preserve"> </w:t>
+            </w:r>
+            <w:r>
+              <w:rPr>
+                <w:b/>
+                <w:spacing w:val="-4"/>
+                <w:sz w:val="24"/>
+              </w:rPr>
+              <w:t>Case</w:t>
+            </w:r>
+          </w:p>
+        </w:tc>
+        <w:tc>
+          <w:tcPr>
+            <w:tcW w:w="5987" w:type="dxa"/>
+          </w:tcPr>
+          <w:p>
+            <w:pPr>
+              <w:pStyle w:val="6"/>
+              <w:spacing w:before="35"/>
+              <w:rPr>
+                <w:rFonts w:ascii="SimSun" w:hAnsi="SimSun" w:eastAsia="SimSun" w:cs="SimSun"/>
+                <w:sz w:val="24"/>
+                <w:szCs w:val="24"/>
+              </w:rPr>
+            </w:pPr>
+            <w:r>
+              <w:rPr>
+                <w:rFonts w:ascii="SimSun" w:hAnsi="SimSun" w:eastAsia="SimSun" w:cs="SimSun"/>
+                <w:sz w:val="24"/>
+                <w:szCs w:val="24"/>
+              </w:rPr>
+              <w:t>UC-2.1 更改個人資料</w:t>
+            </w:r>
+          </w:p>
+          <w:p>
+            <w:pPr>
+              <w:pStyle w:val="6"/>
+              <w:spacing w:before="35"/>
+              <w:rPr>
+                <w:rFonts w:ascii="SimSun" w:hAnsi="SimSun" w:eastAsia="SimSun" w:cs="SimSun"/>
+                <w:sz w:val="24"/>
+                <w:szCs w:val="24"/>
+              </w:rPr>
+            </w:pPr>
+            <w:r>
+              <w:rPr>
+                <w:rFonts w:ascii="SimSun" w:hAnsi="SimSun" w:eastAsia="SimSun" w:cs="SimSun"/>
+                <w:sz w:val="24"/>
+                <w:szCs w:val="24"/>
+              </w:rPr>
+              <w:t>UC-2.2 刪除個人資料</w:t>
+            </w:r>
+          </w:p>
+          <w:p>
+            <w:pPr>
+              <w:pStyle w:val="6"/>
+              <w:spacing w:before="35"/>
+              <w:rPr>
+                <w:rFonts w:ascii="Times New Roman"/>
+                <w:sz w:val="22"/>
+              </w:rPr>
+            </w:pPr>
+            <w:r>
+              <w:rPr>
+                <w:rFonts w:ascii="SimSun" w:hAnsi="SimSun" w:eastAsia="SimSun" w:cs="SimSun"/>
+                <w:sz w:val="24"/>
+                <w:szCs w:val="24"/>
+              </w:rPr>
+              <w:t>UC-2.3 表單狀態查詢</w:t>
+            </w:r>
+          </w:p>
+        </w:tc>
+      </w:tr>
+      <w:tr>
+        <w:tblPrEx>
+          <w:tblBorders>
+            <w:top w:val="single" w:color="4F81BC" w:sz="8" w:space="0"/>
+            <w:left w:val="single" w:color="4F81BC" w:sz="8" w:space="0"/>
+            <w:bottom w:val="single" w:color="4F81BC" w:sz="8" w:space="0"/>
+            <w:right w:val="single" w:color="4F81BC" w:sz="8" w:space="0"/>
+            <w:insideH w:val="single" w:color="4F81BC" w:sz="8" w:space="0"/>
+            <w:insideV w:val="single" w:color="4F81BC" w:sz="8" w:space="0"/>
+          </w:tblBorders>
+          <w:tblLayout w:type="fixed"/>
+          <w:tblCellMar>
+            <w:top w:w="0" w:type="dxa"/>
+            <w:left w:w="0" w:type="dxa"/>
+            <w:bottom w:w="0" w:type="dxa"/>
+            <w:right w:w="0" w:type="dxa"/>
+          </w:tblCellMar>
+        </w:tblPrEx>
+        <w:trPr>
+          <w:trHeight w:val="361" w:hRule="atLeast"/>
+        </w:trPr>
+        <w:tc>
+          <w:tcPr>
+            <w:tcW w:w="2377" w:type="dxa"/>
+            <w:shd w:val="clear" w:color="auto" w:fill="D2DFED"/>
+          </w:tcPr>
+          <w:p>
+            <w:pPr>
+              <w:pStyle w:val="6"/>
+              <w:spacing w:before="35"/>
+              <w:ind w:left="107"/>
+              <w:rPr>
+                <w:b/>
+                <w:sz w:val="24"/>
+              </w:rPr>
+            </w:pPr>
+            <w:r>
+              <w:rPr>
+                <w:b/>
+                <w:sz w:val="24"/>
+              </w:rPr>
+              <w:t>Extend</w:t>
+            </w:r>
+            <w:r>
+              <w:rPr>
+                <w:b/>
+                <w:spacing w:val="-5"/>
+                <w:sz w:val="24"/>
+              </w:rPr>
+              <w:t xml:space="preserve"> </w:t>
+            </w:r>
+            <w:r>
+              <w:rPr>
+                <w:b/>
+                <w:sz w:val="24"/>
+              </w:rPr>
+              <w:t>Use</w:t>
+            </w:r>
+            <w:r>
+              <w:rPr>
+                <w:b/>
+                <w:spacing w:val="-3"/>
+                <w:sz w:val="24"/>
+              </w:rPr>
+              <w:t xml:space="preserve"> </w:t>
+            </w:r>
+            <w:r>
+              <w:rPr>
+                <w:b/>
+                <w:spacing w:val="-4"/>
+                <w:sz w:val="24"/>
+              </w:rPr>
+              <w:t>Case</w:t>
+            </w:r>
+          </w:p>
+        </w:tc>
+        <w:tc>
+          <w:tcPr>
+            <w:tcW w:w="5987" w:type="dxa"/>
+            <w:shd w:val="clear" w:color="auto" w:fill="D2DFED"/>
+          </w:tcPr>
+          <w:p>
+            <w:pPr>
+              <w:pStyle w:val="6"/>
+              <w:spacing w:before="35"/>
+              <w:rPr>
+                <w:sz w:val="24"/>
+              </w:rPr>
+            </w:pPr>
+            <w:r>
+              <w:rPr>
+                <w:rFonts w:ascii="SimSun" w:hAnsi="SimSun" w:eastAsia="SimSun" w:cs="SimSun"/>
+                <w:sz w:val="24"/>
+                <w:szCs w:val="24"/>
+              </w:rPr>
+              <w:t>無</w:t>
+            </w:r>
+          </w:p>
+        </w:tc>
+      </w:tr>
+      <w:tr>
+        <w:tblPrEx>
+          <w:tblBorders>
+            <w:top w:val="single" w:color="4F81BC" w:sz="8" w:space="0"/>
+            <w:left w:val="single" w:color="4F81BC" w:sz="8" w:space="0"/>
+            <w:bottom w:val="single" w:color="4F81BC" w:sz="8" w:space="0"/>
+            <w:right w:val="single" w:color="4F81BC" w:sz="8" w:space="0"/>
+            <w:insideH w:val="single" w:color="4F81BC" w:sz="8" w:space="0"/>
+            <w:insideV w:val="single" w:color="4F81BC" w:sz="8" w:space="0"/>
+          </w:tblBorders>
+          <w:tblLayout w:type="fixed"/>
+          <w:tblCellMar>
+            <w:top w:w="0" w:type="dxa"/>
+            <w:left w:w="0" w:type="dxa"/>
+            <w:bottom w:w="0" w:type="dxa"/>
+            <w:right w:w="0" w:type="dxa"/>
+          </w:tblCellMar>
+        </w:tblPrEx>
+        <w:trPr>
+          <w:trHeight w:val="359" w:hRule="atLeast"/>
+        </w:trPr>
+        <w:tc>
+          <w:tcPr>
+            <w:tcW w:w="2377" w:type="dxa"/>
+          </w:tcPr>
+          <w:p>
+            <w:pPr>
+              <w:pStyle w:val="6"/>
+              <w:spacing w:before="33"/>
+              <w:ind w:left="107"/>
+              <w:rPr>
+                <w:b/>
+                <w:sz w:val="24"/>
+              </w:rPr>
+            </w:pPr>
+            <w:r>
+              <w:rPr>
+                <w:b/>
+                <w:sz w:val="24"/>
+              </w:rPr>
+              <w:t xml:space="preserve">Business </w:t>
+            </w:r>
+            <w:r>
+              <w:rPr>
+                <w:b/>
+                <w:spacing w:val="-2"/>
+                <w:sz w:val="24"/>
+              </w:rPr>
+              <w:t>Rules</w:t>
+            </w:r>
+          </w:p>
+        </w:tc>
+        <w:tc>
+          <w:tcPr>
+            <w:tcW w:w="5987" w:type="dxa"/>
+          </w:tcPr>
+          <w:p>
+            <w:pPr>
+              <w:pStyle w:val="6"/>
+              <w:rPr>
+                <w:rFonts w:ascii="SimSun" w:hAnsi="SimSun" w:eastAsia="SimSun" w:cs="SimSun"/>
+                <w:sz w:val="24"/>
+                <w:szCs w:val="24"/>
+              </w:rPr>
+            </w:pPr>
+            <w:r>
+              <w:rPr>
+                <w:rFonts w:ascii="SimSun" w:hAnsi="SimSun" w:eastAsia="SimSun" w:cs="SimSun"/>
+                <w:sz w:val="24"/>
+                <w:szCs w:val="24"/>
+              </w:rPr>
+              <w:t>僅可操作屬於自己的帳號與資料</w:t>
+            </w:r>
+          </w:p>
+          <w:p>
+            <w:pPr>
+              <w:pStyle w:val="6"/>
+              <w:rPr>
+                <w:rFonts w:ascii="SimSun" w:hAnsi="SimSun" w:eastAsia="SimSun" w:cs="SimSun"/>
+                <w:sz w:val="24"/>
+                <w:szCs w:val="24"/>
+              </w:rPr>
+            </w:pPr>
+            <w:r>
+              <w:rPr>
+                <w:rFonts w:ascii="SimSun" w:hAnsi="SimSun" w:eastAsia="SimSun" w:cs="SimSun"/>
+                <w:sz w:val="24"/>
+                <w:szCs w:val="24"/>
+              </w:rPr>
+              <w:t>未登入狀態無法進入此功能</w:t>
+            </w:r>
+          </w:p>
+        </w:tc>
+      </w:tr>
+      <w:tr>
+        <w:tblPrEx>
+          <w:tblLayout w:type="fixed"/>
+          <w:tblCellMar>
+            <w:top w:w="0" w:type="dxa"/>
+            <w:left w:w="0" w:type="dxa"/>
+            <w:bottom w:w="0" w:type="dxa"/>
+            <w:right w:w="0" w:type="dxa"/>
+          </w:tblCellMar>
+        </w:tblPrEx>
+        <w:trPr>
+          <w:trHeight w:val="359" w:hRule="atLeast"/>
+        </w:trPr>
+        <w:tc>
+          <w:tcPr>
+            <w:tcW w:w="2377" w:type="dxa"/>
+            <w:shd w:val="clear" w:color="auto" w:fill="D2DFED"/>
+          </w:tcPr>
+          <w:p>
+            <w:pPr>
+              <w:pStyle w:val="6"/>
+              <w:spacing w:before="32"/>
+              <w:ind w:left="107"/>
+              <w:rPr>
+                <w:b/>
+                <w:sz w:val="24"/>
+              </w:rPr>
+            </w:pPr>
+            <w:r>
+              <w:rPr>
+                <w:b/>
+                <w:sz w:val="24"/>
+              </w:rPr>
+              <w:t>Special</w:t>
+            </w:r>
+            <w:r>
+              <w:rPr>
+                <w:b/>
+                <w:spacing w:val="-2"/>
+                <w:sz w:val="24"/>
+              </w:rPr>
+              <w:t xml:space="preserve"> Requirements</w:t>
+            </w:r>
+          </w:p>
+        </w:tc>
+        <w:tc>
+          <w:tcPr>
+            <w:tcW w:w="5987" w:type="dxa"/>
+            <w:shd w:val="clear" w:color="auto" w:fill="D2DFED"/>
+          </w:tcPr>
+          <w:p>
+            <w:pPr>
+              <w:pStyle w:val="6"/>
+              <w:rPr>
+                <w:rFonts w:ascii="SimSun" w:hAnsi="SimSun" w:eastAsia="SimSun" w:cs="SimSun"/>
+                <w:sz w:val="24"/>
+                <w:szCs w:val="24"/>
+              </w:rPr>
+            </w:pPr>
+            <w:r>
+              <w:rPr>
+                <w:rFonts w:ascii="SimSun" w:hAnsi="SimSun" w:eastAsia="SimSun" w:cs="SimSun"/>
+                <w:sz w:val="24"/>
+                <w:szCs w:val="24"/>
+              </w:rPr>
+              <w:t>顯示資訊需即時更新且安全</w:t>
+            </w:r>
+          </w:p>
+          <w:p>
+            <w:pPr>
+              <w:pStyle w:val="6"/>
+              <w:rPr>
+                <w:rFonts w:ascii="SimSun" w:hAnsi="SimSun" w:eastAsia="SimSun" w:cs="SimSun"/>
+                <w:sz w:val="24"/>
+                <w:szCs w:val="24"/>
+              </w:rPr>
+            </w:pPr>
+            <w:r>
+              <w:rPr>
+                <w:rFonts w:ascii="SimSun" w:hAnsi="SimSun" w:eastAsia="SimSun" w:cs="SimSun"/>
+                <w:sz w:val="24"/>
+                <w:szCs w:val="24"/>
+              </w:rPr>
+              <w:t>操作需具備回饋與確認提示</w:t>
+            </w:r>
+          </w:p>
+        </w:tc>
+      </w:tr>
+      <w:tr>
+        <w:tblPrEx>
+          <w:tblLayout w:type="fixed"/>
+          <w:tblCellMar>
+            <w:top w:w="0" w:type="dxa"/>
+            <w:left w:w="0" w:type="dxa"/>
+            <w:bottom w:w="0" w:type="dxa"/>
+            <w:right w:w="0" w:type="dxa"/>
+          </w:tblCellMar>
+        </w:tblPrEx>
+        <w:trPr>
+          <w:trHeight w:val="361" w:hRule="atLeast"/>
+        </w:trPr>
+        <w:tc>
+          <w:tcPr>
+            <w:tcW w:w="2377" w:type="dxa"/>
+          </w:tcPr>
+          <w:p>
+            <w:pPr>
+              <w:pStyle w:val="6"/>
+              <w:spacing w:before="35"/>
+              <w:ind w:left="107"/>
+              <w:rPr>
+                <w:b/>
+                <w:sz w:val="24"/>
+              </w:rPr>
+            </w:pPr>
+            <w:r>
+              <w:rPr>
+                <w:b/>
+                <w:spacing w:val="-2"/>
+                <w:sz w:val="24"/>
+              </w:rPr>
+              <w:t>Artifacts</w:t>
+            </w:r>
+          </w:p>
+        </w:tc>
+        <w:tc>
+          <w:tcPr>
+            <w:tcW w:w="5987" w:type="dxa"/>
+          </w:tcPr>
+          <w:p>
+            <w:pPr>
+              <w:pStyle w:val="6"/>
+              <w:rPr>
+                <w:rFonts w:ascii="SimSun" w:hAnsi="SimSun" w:eastAsia="SimSun" w:cs="SimSun"/>
+                <w:sz w:val="24"/>
+                <w:szCs w:val="24"/>
+              </w:rPr>
+            </w:pPr>
+            <w:r>
+              <w:rPr>
+                <w:rFonts w:ascii="SimSun" w:hAnsi="SimSun" w:eastAsia="SimSun" w:cs="SimSun"/>
+                <w:sz w:val="24"/>
+                <w:szCs w:val="24"/>
+              </w:rPr>
+              <w:t>個人資料資料表</w:t>
+            </w:r>
+          </w:p>
+          <w:p>
+            <w:pPr>
+              <w:pStyle w:val="6"/>
+              <w:rPr>
+                <w:rFonts w:ascii="SimSun" w:hAnsi="SimSun" w:eastAsia="SimSun" w:cs="SimSun"/>
+                <w:sz w:val="24"/>
+                <w:szCs w:val="24"/>
+              </w:rPr>
+            </w:pPr>
+            <w:r>
+              <w:rPr>
+                <w:rFonts w:ascii="SimSun" w:hAnsi="SimSun" w:eastAsia="SimSun" w:cs="SimSun"/>
+                <w:sz w:val="24"/>
+                <w:szCs w:val="24"/>
+              </w:rPr>
+              <w:t>表單提交與狀態紀錄表</w:t>
+            </w:r>
+          </w:p>
+        </w:tc>
+      </w:tr>
+      <w:tr>
+        <w:tblPrEx>
+          <w:tblBorders>
+            <w:top w:val="single" w:color="4F81BC" w:sz="8" w:space="0"/>
+            <w:left w:val="single" w:color="4F81BC" w:sz="8" w:space="0"/>
+            <w:bottom w:val="single" w:color="4F81BC" w:sz="8" w:space="0"/>
+            <w:right w:val="single" w:color="4F81BC" w:sz="8" w:space="0"/>
+            <w:insideH w:val="single" w:color="4F81BC" w:sz="8" w:space="0"/>
+            <w:insideV w:val="single" w:color="4F81BC" w:sz="8" w:space="0"/>
+          </w:tblBorders>
+          <w:tblLayout w:type="fixed"/>
+          <w:tblCellMar>
+            <w:top w:w="0" w:type="dxa"/>
+            <w:left w:w="0" w:type="dxa"/>
+            <w:bottom w:w="0" w:type="dxa"/>
+            <w:right w:w="0" w:type="dxa"/>
+          </w:tblCellMar>
+        </w:tblPrEx>
+        <w:trPr>
+          <w:trHeight w:val="359" w:hRule="atLeast"/>
+        </w:trPr>
+        <w:tc>
+          <w:tcPr>
+            <w:tcW w:w="2377" w:type="dxa"/>
+            <w:shd w:val="clear" w:color="auto" w:fill="D2DFED"/>
+          </w:tcPr>
+          <w:p>
+            <w:pPr>
+              <w:pStyle w:val="6"/>
+              <w:spacing w:before="32"/>
+              <w:ind w:left="107"/>
+              <w:rPr>
+                <w:b/>
+                <w:sz w:val="24"/>
+              </w:rPr>
+            </w:pPr>
+            <w:r>
+              <w:rPr>
+                <w:b/>
+                <w:sz w:val="24"/>
+              </w:rPr>
+              <w:t>Use</w:t>
+            </w:r>
+            <w:r>
+              <w:rPr>
+                <w:b/>
+                <w:spacing w:val="-3"/>
+                <w:sz w:val="24"/>
+              </w:rPr>
+              <w:t xml:space="preserve"> </w:t>
+            </w:r>
+            <w:r>
+              <w:rPr>
+                <w:b/>
+                <w:sz w:val="24"/>
+              </w:rPr>
+              <w:t>Case</w:t>
+            </w:r>
+            <w:r>
+              <w:rPr>
+                <w:b/>
+                <w:spacing w:val="-3"/>
+                <w:sz w:val="24"/>
+              </w:rPr>
+              <w:t xml:space="preserve"> </w:t>
+            </w:r>
+            <w:r>
+              <w:rPr>
+                <w:b/>
+                <w:spacing w:val="-2"/>
+                <w:sz w:val="24"/>
+              </w:rPr>
+              <w:t>Glossary</w:t>
+            </w:r>
+          </w:p>
+        </w:tc>
+        <w:tc>
+          <w:tcPr>
+            <w:tcW w:w="5987" w:type="dxa"/>
+            <w:shd w:val="clear" w:color="auto" w:fill="D2DFED"/>
+          </w:tcPr>
+          <w:p>
+            <w:pPr>
+              <w:pStyle w:val="6"/>
+              <w:rPr>
+                <w:rFonts w:ascii="SimSun" w:hAnsi="SimSun" w:eastAsia="SimSun" w:cs="SimSun"/>
+                <w:sz w:val="24"/>
+                <w:szCs w:val="24"/>
+              </w:rPr>
+            </w:pPr>
+            <w:r>
+              <w:rPr>
+                <w:rFonts w:ascii="SimSun" w:hAnsi="SimSun" w:eastAsia="SimSun" w:cs="SimSun"/>
+                <w:sz w:val="24"/>
+                <w:szCs w:val="24"/>
+              </w:rPr>
+              <w:t>個人資料：會員基本資訊，如姓名、暱稱、性別等</w:t>
+            </w:r>
+          </w:p>
+          <w:p>
+            <w:pPr>
+              <w:pStyle w:val="6"/>
+              <w:rPr>
+                <w:rFonts w:ascii="SimSun" w:hAnsi="SimSun" w:eastAsia="SimSun" w:cs="SimSun"/>
+                <w:sz w:val="24"/>
+                <w:szCs w:val="24"/>
+              </w:rPr>
+            </w:pPr>
+            <w:r>
+              <w:rPr>
+                <w:rFonts w:ascii="SimSun" w:hAnsi="SimSun" w:eastAsia="SimSun" w:cs="SimSun"/>
+                <w:sz w:val="24"/>
+                <w:szCs w:val="24"/>
+              </w:rPr>
+              <w:t>表單紀錄：會員所提交之事件或商家資料之審核流程資訊</w:t>
+            </w:r>
+          </w:p>
+        </w:tc>
+      </w:tr>
+    </w:tbl>
+    <w:p/>
+    <w:tbl>
+      <w:tblPr>
+        <w:tblStyle w:val="5"/>
+        <w:tblpPr w:leftFromText="180" w:rightFromText="180" w:vertAnchor="text" w:horzAnchor="page" w:tblpX="1707" w:tblpY="1009"/>
+        <w:tblOverlap w:val="never"/>
+        <w:tblW w:w="8364" w:type="dxa"/>
+        <w:tblInd w:w="0" w:type="dxa"/>
+        <w:tblBorders>
+          <w:top w:val="single" w:color="4F81BC" w:sz="8" w:space="0"/>
+          <w:left w:val="single" w:color="4F81BC" w:sz="8" w:space="0"/>
+          <w:bottom w:val="single" w:color="4F81BC" w:sz="8" w:space="0"/>
+          <w:right w:val="single" w:color="4F81BC" w:sz="8" w:space="0"/>
+          <w:insideH w:val="single" w:color="4F81BC" w:sz="8" w:space="0"/>
+          <w:insideV w:val="single" w:color="4F81BC" w:sz="8" w:space="0"/>
+        </w:tblBorders>
+        <w:tblLayout w:type="fixed"/>
+        <w:tblCellMar>
+          <w:top w:w="0" w:type="dxa"/>
+          <w:left w:w="0" w:type="dxa"/>
+          <w:bottom w:w="0" w:type="dxa"/>
+          <w:right w:w="0" w:type="dxa"/>
+        </w:tblCellMar>
+      </w:tblPr>
+      <w:tblGrid>
+        <w:gridCol w:w="2377"/>
+        <w:gridCol w:w="5987"/>
+      </w:tblGrid>
+      <w:tr>
+        <w:tblPrEx>
+          <w:tblBorders>
+            <w:top w:val="single" w:color="4F81BC" w:sz="8" w:space="0"/>
+            <w:left w:val="single" w:color="4F81BC" w:sz="8" w:space="0"/>
+            <w:bottom w:val="single" w:color="4F81BC" w:sz="8" w:space="0"/>
+            <w:right w:val="single" w:color="4F81BC" w:sz="8" w:space="0"/>
+            <w:insideH w:val="single" w:color="4F81BC" w:sz="8" w:space="0"/>
+            <w:insideV w:val="single" w:color="4F81BC" w:sz="8" w:space="0"/>
+          </w:tblBorders>
+          <w:tblLayout w:type="fixed"/>
+          <w:tblCellMar>
+            <w:top w:w="0" w:type="dxa"/>
+            <w:left w:w="0" w:type="dxa"/>
+            <w:bottom w:w="0" w:type="dxa"/>
+            <w:right w:w="0" w:type="dxa"/>
+          </w:tblCellMar>
+        </w:tblPrEx>
+        <w:trPr>
+          <w:trHeight w:val="359" w:hRule="atLeast"/>
+        </w:trPr>
+        <w:tc>
+          <w:tcPr>
+            <w:tcW w:w="2377" w:type="dxa"/>
+            <w:tcBorders>
+              <w:bottom w:val="single" w:color="4F81BC" w:sz="18" w:space="0"/>
+            </w:tcBorders>
+          </w:tcPr>
+          <w:p>
+            <w:pPr>
+              <w:pStyle w:val="6"/>
+              <w:spacing w:before="33"/>
+              <w:ind w:left="107"/>
+              <w:rPr>
+                <w:b/>
+                <w:sz w:val="24"/>
+              </w:rPr>
+            </w:pPr>
+            <w:r>
+              <w:rPr>
+                <w:b/>
+                <w:sz w:val="24"/>
+              </w:rPr>
+              <w:t>Use</w:t>
+            </w:r>
+            <w:r>
+              <w:rPr>
+                <w:b/>
+                <w:spacing w:val="-3"/>
+                <w:sz w:val="24"/>
+              </w:rPr>
+              <w:t xml:space="preserve"> </w:t>
+            </w:r>
+            <w:r>
+              <w:rPr>
+                <w:b/>
+                <w:sz w:val="24"/>
+              </w:rPr>
+              <w:t>Case</w:t>
+            </w:r>
+            <w:r>
+              <w:rPr>
+                <w:b/>
+                <w:spacing w:val="-3"/>
+                <w:sz w:val="24"/>
+              </w:rPr>
+              <w:t xml:space="preserve"> </w:t>
+            </w:r>
+            <w:r>
+              <w:rPr>
+                <w:b/>
+                <w:spacing w:val="-5"/>
+                <w:sz w:val="24"/>
+              </w:rPr>
+              <w:t>ID</w:t>
+            </w:r>
+          </w:p>
+        </w:tc>
+        <w:tc>
+          <w:tcPr>
+            <w:tcW w:w="5987" w:type="dxa"/>
+            <w:tcBorders>
+              <w:bottom w:val="single" w:color="4F81BC" w:sz="18" w:space="0"/>
+            </w:tcBorders>
+          </w:tcPr>
+          <w:p>
+            <w:pPr>
+              <w:pStyle w:val="6"/>
+              <w:spacing w:before="33"/>
+              <w:ind w:left="107"/>
+              <w:rPr>
+                <w:b/>
+                <w:sz w:val="24"/>
+              </w:rPr>
+            </w:pPr>
+            <w:r>
+              <w:rPr>
+                <w:rFonts w:ascii="SimSun" w:hAnsi="SimSun" w:eastAsia="SimSun" w:cs="SimSun"/>
+                <w:sz w:val="24"/>
+                <w:szCs w:val="24"/>
+              </w:rPr>
+              <w:t>UC-</w:t>
+            </w:r>
+            <w:r>
+              <w:rPr>
+                <w:rFonts w:hint="eastAsia" w:ascii="SimSun" w:hAnsi="SimSun" w:eastAsia="新細明體" w:cs="SimSun"/>
+                <w:sz w:val="24"/>
+                <w:szCs w:val="24"/>
+                <w:lang w:val="en-US" w:eastAsia="zh-TW"/>
+              </w:rPr>
+              <w:t>2.1</w:t>
+            </w:r>
+          </w:p>
+        </w:tc>
+      </w:tr>
+      <w:tr>
+        <w:tblPrEx>
+          <w:tblBorders>
+            <w:top w:val="single" w:color="4F81BC" w:sz="8" w:space="0"/>
+            <w:left w:val="single" w:color="4F81BC" w:sz="8" w:space="0"/>
+            <w:bottom w:val="single" w:color="4F81BC" w:sz="8" w:space="0"/>
+            <w:right w:val="single" w:color="4F81BC" w:sz="8" w:space="0"/>
+            <w:insideH w:val="single" w:color="4F81BC" w:sz="8" w:space="0"/>
+            <w:insideV w:val="single" w:color="4F81BC" w:sz="8" w:space="0"/>
+          </w:tblBorders>
+          <w:tblLayout w:type="fixed"/>
+          <w:tblCellMar>
+            <w:top w:w="0" w:type="dxa"/>
+            <w:left w:w="0" w:type="dxa"/>
+            <w:bottom w:w="0" w:type="dxa"/>
+            <w:right w:w="0" w:type="dxa"/>
+          </w:tblCellMar>
+        </w:tblPrEx>
+        <w:trPr>
+          <w:trHeight w:val="361" w:hRule="atLeast"/>
+        </w:trPr>
+        <w:tc>
+          <w:tcPr>
+            <w:tcW w:w="2377" w:type="dxa"/>
+            <w:tcBorders>
+              <w:top w:val="single" w:color="4F81BC" w:sz="18" w:space="0"/>
+            </w:tcBorders>
+            <w:shd w:val="clear" w:color="auto" w:fill="D2DFED"/>
+          </w:tcPr>
+          <w:p>
+            <w:pPr>
+              <w:pStyle w:val="6"/>
+              <w:spacing w:before="34"/>
+              <w:ind w:left="107"/>
+              <w:rPr>
+                <w:b/>
+                <w:sz w:val="24"/>
+              </w:rPr>
+            </w:pPr>
+            <w:r>
+              <w:rPr>
+                <w:b/>
+                <w:sz w:val="24"/>
+              </w:rPr>
+              <w:t>Use</w:t>
+            </w:r>
+            <w:r>
+              <w:rPr>
+                <w:b/>
+                <w:spacing w:val="-3"/>
+                <w:sz w:val="24"/>
+              </w:rPr>
+              <w:t xml:space="preserve"> </w:t>
+            </w:r>
+            <w:r>
+              <w:rPr>
+                <w:b/>
+                <w:sz w:val="24"/>
+              </w:rPr>
+              <w:t>Case</w:t>
+            </w:r>
+            <w:r>
+              <w:rPr>
+                <w:b/>
+                <w:spacing w:val="-3"/>
+                <w:sz w:val="24"/>
+              </w:rPr>
+              <w:t xml:space="preserve"> </w:t>
+            </w:r>
+            <w:r>
+              <w:rPr>
+                <w:b/>
+                <w:spacing w:val="-4"/>
+                <w:sz w:val="24"/>
+              </w:rPr>
+              <w:t>Name</w:t>
+            </w:r>
+          </w:p>
+        </w:tc>
+        <w:tc>
+          <w:tcPr>
+            <w:tcW w:w="5987" w:type="dxa"/>
+            <w:tcBorders>
+              <w:top w:val="single" w:color="4F81BC" w:sz="18" w:space="0"/>
+            </w:tcBorders>
+            <w:shd w:val="clear" w:color="auto" w:fill="D2DFED"/>
+          </w:tcPr>
+          <w:p>
+            <w:pPr>
+              <w:pStyle w:val="6"/>
+              <w:spacing w:before="34"/>
+              <w:ind w:left="107"/>
+              <w:rPr>
+                <w:sz w:val="24"/>
+              </w:rPr>
+            </w:pPr>
+            <w:r>
+              <w:rPr>
+                <w:rFonts w:ascii="SimSun" w:hAnsi="SimSun" w:eastAsia="SimSun" w:cs="SimSun"/>
+                <w:sz w:val="24"/>
+                <w:szCs w:val="24"/>
+              </w:rPr>
+              <w:t>更改個人資料</w:t>
+            </w:r>
+          </w:p>
+        </w:tc>
+      </w:tr>
+      <w:tr>
+        <w:tblPrEx>
+          <w:tblBorders>
+            <w:top w:val="single" w:color="4F81BC" w:sz="8" w:space="0"/>
+            <w:left w:val="single" w:color="4F81BC" w:sz="8" w:space="0"/>
+            <w:bottom w:val="single" w:color="4F81BC" w:sz="8" w:space="0"/>
+            <w:right w:val="single" w:color="4F81BC" w:sz="8" w:space="0"/>
+            <w:insideH w:val="single" w:color="4F81BC" w:sz="8" w:space="0"/>
+            <w:insideV w:val="single" w:color="4F81BC" w:sz="8" w:space="0"/>
+          </w:tblBorders>
+          <w:tblLayout w:type="fixed"/>
+          <w:tblCellMar>
+            <w:top w:w="0" w:type="dxa"/>
+            <w:left w:w="0" w:type="dxa"/>
+            <w:bottom w:w="0" w:type="dxa"/>
+            <w:right w:w="0" w:type="dxa"/>
+          </w:tblCellMar>
+        </w:tblPrEx>
+        <w:trPr>
+          <w:trHeight w:val="359" w:hRule="atLeast"/>
+        </w:trPr>
+        <w:tc>
+          <w:tcPr>
+            <w:tcW w:w="2377" w:type="dxa"/>
+          </w:tcPr>
+          <w:p>
+            <w:pPr>
+              <w:pStyle w:val="6"/>
+              <w:spacing w:before="32"/>
+              <w:ind w:left="107"/>
+              <w:rPr>
+                <w:b/>
+                <w:sz w:val="24"/>
+              </w:rPr>
+            </w:pPr>
+            <w:r>
+              <w:rPr>
+                <w:b/>
+                <w:spacing w:val="-4"/>
+                <w:sz w:val="24"/>
+              </w:rPr>
+              <w:t>Goal</w:t>
+            </w:r>
+          </w:p>
+        </w:tc>
+        <w:tc>
+          <w:tcPr>
+            <w:tcW w:w="5987" w:type="dxa"/>
+          </w:tcPr>
+          <w:p>
+            <w:pPr>
+              <w:pStyle w:val="6"/>
+              <w:spacing w:before="32"/>
+              <w:ind w:left="107"/>
+              <w:rPr>
+                <w:sz w:val="24"/>
+              </w:rPr>
+            </w:pPr>
+            <w:r>
+              <w:rPr>
+                <w:rFonts w:ascii="SimSun" w:hAnsi="SimSun" w:eastAsia="SimSun" w:cs="SimSun"/>
+                <w:sz w:val="24"/>
+                <w:szCs w:val="24"/>
+              </w:rPr>
+              <w:t>讓會員可以修改個人資料中任意欄位資訊</w:t>
+            </w:r>
+          </w:p>
+        </w:tc>
+      </w:tr>
+      <w:tr>
+        <w:tblPrEx>
+          <w:tblBorders>
+            <w:top w:val="single" w:color="4F81BC" w:sz="8" w:space="0"/>
+            <w:left w:val="single" w:color="4F81BC" w:sz="8" w:space="0"/>
+            <w:bottom w:val="single" w:color="4F81BC" w:sz="8" w:space="0"/>
+            <w:right w:val="single" w:color="4F81BC" w:sz="8" w:space="0"/>
+            <w:insideH w:val="single" w:color="4F81BC" w:sz="8" w:space="0"/>
+            <w:insideV w:val="single" w:color="4F81BC" w:sz="8" w:space="0"/>
+          </w:tblBorders>
+          <w:tblLayout w:type="fixed"/>
+          <w:tblCellMar>
+            <w:top w:w="0" w:type="dxa"/>
+            <w:left w:w="0" w:type="dxa"/>
+            <w:bottom w:w="0" w:type="dxa"/>
+            <w:right w:w="0" w:type="dxa"/>
+          </w:tblCellMar>
+        </w:tblPrEx>
+        <w:trPr>
+          <w:trHeight w:val="721" w:hRule="atLeast"/>
+        </w:trPr>
+        <w:tc>
+          <w:tcPr>
+            <w:tcW w:w="2377" w:type="dxa"/>
+            <w:shd w:val="clear" w:color="auto" w:fill="D2DFED"/>
+          </w:tcPr>
+          <w:p>
+            <w:pPr>
+              <w:pStyle w:val="6"/>
+              <w:spacing w:before="35"/>
+              <w:ind w:left="107"/>
+              <w:rPr>
+                <w:b/>
+                <w:sz w:val="24"/>
+              </w:rPr>
+            </w:pPr>
+            <w:r>
+              <w:rPr>
+                <w:b/>
+                <w:spacing w:val="-2"/>
+                <w:sz w:val="24"/>
+              </w:rPr>
+              <w:t>Requirements</w:t>
+            </w:r>
+          </w:p>
+        </w:tc>
+        <w:tc>
+          <w:tcPr>
+            <w:tcW w:w="5987" w:type="dxa"/>
+            <w:shd w:val="clear" w:color="auto" w:fill="D2DFED"/>
+          </w:tcPr>
+          <w:p>
+            <w:pPr>
+              <w:pStyle w:val="6"/>
+              <w:spacing w:before="67"/>
+              <w:ind w:left="107"/>
+              <w:rPr>
+                <w:sz w:val="24"/>
+              </w:rPr>
+            </w:pPr>
+            <w:r>
+              <w:rPr>
+                <w:rFonts w:ascii="SimSun" w:hAnsi="SimSun" w:eastAsia="SimSun" w:cs="SimSun"/>
+                <w:sz w:val="24"/>
+                <w:szCs w:val="24"/>
+              </w:rPr>
+              <w:t>[FR0</w:t>
+            </w:r>
+            <w:r>
+              <w:rPr>
+                <w:rFonts w:hint="eastAsia" w:ascii="SimSun" w:hAnsi="SimSun" w:eastAsia="新細明體" w:cs="SimSun"/>
+                <w:sz w:val="24"/>
+                <w:szCs w:val="24"/>
+                <w:lang w:val="en-US" w:eastAsia="zh-TW"/>
+              </w:rPr>
+              <w:t>6</w:t>
+            </w:r>
+            <w:r>
+              <w:rPr>
+                <w:rFonts w:ascii="SimSun" w:hAnsi="SimSun" w:eastAsia="SimSun" w:cs="SimSun"/>
+                <w:sz w:val="24"/>
+                <w:szCs w:val="24"/>
+              </w:rPr>
+              <w:t>: 編輯個人資料]</w:t>
+            </w:r>
+          </w:p>
+        </w:tc>
+      </w:tr>
+      <w:tr>
+        <w:tblPrEx>
+          <w:tblBorders>
+            <w:top w:val="single" w:color="4F81BC" w:sz="8" w:space="0"/>
+            <w:left w:val="single" w:color="4F81BC" w:sz="8" w:space="0"/>
+            <w:bottom w:val="single" w:color="4F81BC" w:sz="8" w:space="0"/>
+            <w:right w:val="single" w:color="4F81BC" w:sz="8" w:space="0"/>
+            <w:insideH w:val="single" w:color="4F81BC" w:sz="8" w:space="0"/>
+            <w:insideV w:val="single" w:color="4F81BC" w:sz="8" w:space="0"/>
+          </w:tblBorders>
+          <w:tblLayout w:type="fixed"/>
+          <w:tblCellMar>
+            <w:top w:w="0" w:type="dxa"/>
+            <w:left w:w="0" w:type="dxa"/>
+            <w:bottom w:w="0" w:type="dxa"/>
+            <w:right w:w="0" w:type="dxa"/>
+          </w:tblCellMar>
+        </w:tblPrEx>
+        <w:trPr>
+          <w:trHeight w:val="719" w:hRule="atLeast"/>
+        </w:trPr>
+        <w:tc>
+          <w:tcPr>
+            <w:tcW w:w="2377" w:type="dxa"/>
+          </w:tcPr>
+          <w:p>
+            <w:pPr>
+              <w:pStyle w:val="6"/>
+              <w:spacing w:before="32"/>
+              <w:ind w:left="107"/>
+              <w:rPr>
+                <w:b/>
+                <w:sz w:val="24"/>
+              </w:rPr>
+            </w:pPr>
+            <w:r>
+              <w:rPr>
+                <w:b/>
+                <w:spacing w:val="-2"/>
+                <w:sz w:val="24"/>
+              </w:rPr>
+              <w:t>Description</w:t>
+            </w:r>
+          </w:p>
+        </w:tc>
+        <w:tc>
+          <w:tcPr>
+            <w:tcW w:w="5987" w:type="dxa"/>
+          </w:tcPr>
+          <w:p>
+            <w:pPr>
+              <w:pStyle w:val="6"/>
+              <w:spacing w:before="67"/>
+              <w:ind w:left="107"/>
+              <w:rPr>
+                <w:sz w:val="24"/>
+              </w:rPr>
+            </w:pPr>
+            <w:r>
+              <w:rPr>
+                <w:rFonts w:ascii="SimSun" w:hAnsi="SimSun" w:eastAsia="SimSun" w:cs="SimSun"/>
+                <w:sz w:val="24"/>
+                <w:szCs w:val="24"/>
+              </w:rPr>
+              <w:t>提供會員修改如暱稱、</w:t>
+            </w:r>
+            <w:r>
+              <w:rPr>
+                <w:rFonts w:hint="eastAsia" w:ascii="SimSun" w:hAnsi="SimSun" w:eastAsia="新細明體" w:cs="SimSun"/>
+                <w:sz w:val="24"/>
+                <w:szCs w:val="24"/>
+                <w:lang w:eastAsia="zh-TW"/>
+              </w:rPr>
+              <w:t>手機號碼</w:t>
+            </w:r>
+            <w:r>
+              <w:rPr>
+                <w:rFonts w:ascii="SimSun" w:hAnsi="SimSun" w:eastAsia="SimSun" w:cs="SimSun"/>
+                <w:sz w:val="24"/>
+                <w:szCs w:val="24"/>
+              </w:rPr>
+              <w:t>、</w:t>
+            </w:r>
+            <w:r>
+              <w:rPr>
+                <w:rFonts w:hint="eastAsia" w:ascii="SimSun" w:hAnsi="SimSun" w:eastAsia="新細明體" w:cs="SimSun"/>
+                <w:sz w:val="24"/>
+                <w:szCs w:val="24"/>
+                <w:lang w:eastAsia="zh-TW"/>
+              </w:rPr>
+              <w:t>自我介紹</w:t>
+            </w:r>
+            <w:r>
+              <w:rPr>
+                <w:rFonts w:ascii="SimSun" w:hAnsi="SimSun" w:eastAsia="SimSun" w:cs="SimSun"/>
+                <w:sz w:val="24"/>
+                <w:szCs w:val="24"/>
+              </w:rPr>
+              <w:t>等基本資料</w:t>
+            </w:r>
+          </w:p>
+        </w:tc>
+      </w:tr>
+      <w:tr>
+        <w:tblPrEx>
+          <w:tblBorders>
+            <w:top w:val="single" w:color="4F81BC" w:sz="8" w:space="0"/>
+            <w:left w:val="single" w:color="4F81BC" w:sz="8" w:space="0"/>
+            <w:bottom w:val="single" w:color="4F81BC" w:sz="8" w:space="0"/>
+            <w:right w:val="single" w:color="4F81BC" w:sz="8" w:space="0"/>
+            <w:insideH w:val="single" w:color="4F81BC" w:sz="8" w:space="0"/>
+            <w:insideV w:val="single" w:color="4F81BC" w:sz="8" w:space="0"/>
+          </w:tblBorders>
+          <w:tblLayout w:type="fixed"/>
+          <w:tblCellMar>
+            <w:top w:w="0" w:type="dxa"/>
+            <w:left w:w="0" w:type="dxa"/>
+            <w:bottom w:w="0" w:type="dxa"/>
+            <w:right w:w="0" w:type="dxa"/>
+          </w:tblCellMar>
+        </w:tblPrEx>
+        <w:trPr>
+          <w:trHeight w:val="359" w:hRule="atLeast"/>
+        </w:trPr>
+        <w:tc>
+          <w:tcPr>
+            <w:tcW w:w="2377" w:type="dxa"/>
+            <w:shd w:val="clear" w:color="auto" w:fill="D2DFED"/>
+          </w:tcPr>
+          <w:p>
+            <w:pPr>
+              <w:pStyle w:val="6"/>
+              <w:spacing w:before="32"/>
+              <w:ind w:left="107"/>
+              <w:rPr>
+                <w:b/>
+                <w:sz w:val="24"/>
+              </w:rPr>
+            </w:pPr>
+            <w:r>
+              <w:rPr>
+                <w:b/>
+                <w:spacing w:val="-2"/>
+                <w:sz w:val="24"/>
+              </w:rPr>
+              <w:t>Actor</w:t>
+            </w:r>
+          </w:p>
+        </w:tc>
+        <w:tc>
+          <w:tcPr>
+            <w:tcW w:w="5987" w:type="dxa"/>
+            <w:shd w:val="clear" w:color="auto" w:fill="D2DFED"/>
+          </w:tcPr>
+          <w:p>
+            <w:pPr>
+              <w:pStyle w:val="6"/>
+              <w:rPr>
+                <w:rFonts w:ascii="Times New Roman"/>
+                <w:sz w:val="22"/>
+              </w:rPr>
+            </w:pPr>
+            <w:r>
+              <w:rPr>
+                <w:rFonts w:ascii="SimSun" w:hAnsi="SimSun" w:eastAsia="SimSun" w:cs="SimSun"/>
+                <w:sz w:val="24"/>
+                <w:szCs w:val="24"/>
+              </w:rPr>
+              <w:t>會員（已登入）</w:t>
+            </w:r>
+          </w:p>
+        </w:tc>
+      </w:tr>
+      <w:tr>
+        <w:tblPrEx>
+          <w:tblBorders>
+            <w:top w:val="single" w:color="4F81BC" w:sz="8" w:space="0"/>
+            <w:left w:val="single" w:color="4F81BC" w:sz="8" w:space="0"/>
+            <w:bottom w:val="single" w:color="4F81BC" w:sz="8" w:space="0"/>
+            <w:right w:val="single" w:color="4F81BC" w:sz="8" w:space="0"/>
+            <w:insideH w:val="single" w:color="4F81BC" w:sz="8" w:space="0"/>
+            <w:insideV w:val="single" w:color="4F81BC" w:sz="8" w:space="0"/>
+          </w:tblBorders>
+          <w:tblLayout w:type="fixed"/>
+          <w:tblCellMar>
+            <w:top w:w="0" w:type="dxa"/>
+            <w:left w:w="0" w:type="dxa"/>
+            <w:bottom w:w="0" w:type="dxa"/>
+            <w:right w:w="0" w:type="dxa"/>
+          </w:tblCellMar>
+        </w:tblPrEx>
+        <w:trPr>
+          <w:trHeight w:val="361" w:hRule="atLeast"/>
+        </w:trPr>
+        <w:tc>
+          <w:tcPr>
+            <w:tcW w:w="2377" w:type="dxa"/>
+          </w:tcPr>
+          <w:p>
+            <w:pPr>
+              <w:pStyle w:val="6"/>
+              <w:spacing w:before="35"/>
+              <w:ind w:left="107"/>
+              <w:rPr>
+                <w:b/>
+                <w:sz w:val="24"/>
+              </w:rPr>
+            </w:pPr>
+            <w:r>
+              <w:rPr>
+                <w:b/>
+                <w:spacing w:val="-2"/>
+                <w:sz w:val="24"/>
+              </w:rPr>
+              <w:t>Assumptions</w:t>
+            </w:r>
+          </w:p>
+        </w:tc>
+        <w:tc>
+          <w:tcPr>
+            <w:tcW w:w="5987" w:type="dxa"/>
+          </w:tcPr>
+          <w:p>
+            <w:pPr>
+              <w:pStyle w:val="6"/>
+              <w:rPr>
+                <w:rFonts w:ascii="Times New Roman"/>
+                <w:sz w:val="22"/>
+              </w:rPr>
+            </w:pPr>
+            <w:r>
+              <w:rPr>
+                <w:rFonts w:ascii="SimSun" w:hAnsi="SimSun" w:eastAsia="SimSun" w:cs="SimSun"/>
+                <w:sz w:val="24"/>
+                <w:szCs w:val="24"/>
+              </w:rPr>
+              <w:t>使用者具有編輯個人資料的權限</w:t>
+            </w:r>
+          </w:p>
+        </w:tc>
+      </w:tr>
+      <w:tr>
+        <w:tblPrEx>
+          <w:tblLayout w:type="fixed"/>
+          <w:tblCellMar>
+            <w:top w:w="0" w:type="dxa"/>
+            <w:left w:w="0" w:type="dxa"/>
+            <w:bottom w:w="0" w:type="dxa"/>
+            <w:right w:w="0" w:type="dxa"/>
+          </w:tblCellMar>
+        </w:tblPrEx>
+        <w:trPr>
+          <w:trHeight w:val="359" w:hRule="atLeast"/>
+        </w:trPr>
+        <w:tc>
+          <w:tcPr>
+            <w:tcW w:w="2377" w:type="dxa"/>
+            <w:shd w:val="clear" w:color="auto" w:fill="D2DFED"/>
+          </w:tcPr>
+          <w:p>
+            <w:pPr>
+              <w:pStyle w:val="6"/>
+              <w:spacing w:before="32"/>
+              <w:ind w:left="107"/>
+              <w:rPr>
+                <w:b/>
+                <w:sz w:val="24"/>
+              </w:rPr>
+            </w:pPr>
+            <w:r>
+              <w:rPr>
+                <w:b/>
+                <w:spacing w:val="-2"/>
+                <w:sz w:val="24"/>
+              </w:rPr>
+              <w:t>Constraints</w:t>
+            </w:r>
+          </w:p>
+        </w:tc>
+        <w:tc>
+          <w:tcPr>
+            <w:tcW w:w="5987" w:type="dxa"/>
+            <w:shd w:val="clear" w:color="auto" w:fill="D2DFED"/>
+          </w:tcPr>
+          <w:p>
+            <w:pPr>
+              <w:pStyle w:val="6"/>
+              <w:rPr>
+                <w:rFonts w:ascii="Times New Roman"/>
+                <w:sz w:val="22"/>
+              </w:rPr>
+            </w:pPr>
+            <w:r>
+              <w:rPr>
+                <w:rFonts w:ascii="SimSun" w:hAnsi="SimSun" w:eastAsia="SimSun" w:cs="SimSun"/>
+                <w:sz w:val="24"/>
+                <w:szCs w:val="24"/>
+              </w:rPr>
+              <w:t>必填欄位不得為空</w:t>
+            </w:r>
+          </w:p>
+        </w:tc>
+      </w:tr>
+      <w:tr>
+        <w:tblPrEx>
+          <w:tblBorders>
+            <w:top w:val="single" w:color="4F81BC" w:sz="8" w:space="0"/>
+            <w:left w:val="single" w:color="4F81BC" w:sz="8" w:space="0"/>
+            <w:bottom w:val="single" w:color="4F81BC" w:sz="8" w:space="0"/>
+            <w:right w:val="single" w:color="4F81BC" w:sz="8" w:space="0"/>
+            <w:insideH w:val="single" w:color="4F81BC" w:sz="8" w:space="0"/>
+            <w:insideV w:val="single" w:color="4F81BC" w:sz="8" w:space="0"/>
+          </w:tblBorders>
+          <w:tblLayout w:type="fixed"/>
+          <w:tblCellMar>
+            <w:top w:w="0" w:type="dxa"/>
+            <w:left w:w="0" w:type="dxa"/>
+            <w:bottom w:w="0" w:type="dxa"/>
+            <w:right w:w="0" w:type="dxa"/>
+          </w:tblCellMar>
+        </w:tblPrEx>
+        <w:trPr>
+          <w:trHeight w:val="359" w:hRule="atLeast"/>
+        </w:trPr>
+        <w:tc>
+          <w:tcPr>
+            <w:tcW w:w="2377" w:type="dxa"/>
+          </w:tcPr>
+          <w:p>
+            <w:pPr>
+              <w:pStyle w:val="6"/>
+              <w:spacing w:before="33"/>
+              <w:ind w:left="107"/>
+              <w:rPr>
+                <w:b/>
+                <w:sz w:val="24"/>
+              </w:rPr>
+            </w:pPr>
+            <w:r>
+              <w:rPr>
+                <w:b/>
+                <w:spacing w:val="-2"/>
+                <w:sz w:val="24"/>
+              </w:rPr>
+              <w:t>Priority</w:t>
+            </w:r>
+          </w:p>
+        </w:tc>
+        <w:tc>
+          <w:tcPr>
+            <w:tcW w:w="5987" w:type="dxa"/>
+          </w:tcPr>
+          <w:p>
+            <w:pPr>
+              <w:pStyle w:val="6"/>
+              <w:spacing w:before="33"/>
+              <w:ind w:left="107"/>
+              <w:rPr>
+                <w:sz w:val="24"/>
+              </w:rPr>
+            </w:pPr>
+            <w:r>
+              <w:rPr>
+                <w:rFonts w:ascii="SimSun" w:hAnsi="SimSun" w:eastAsia="SimSun" w:cs="SimSun"/>
+                <w:sz w:val="24"/>
+                <w:szCs w:val="24"/>
+              </w:rPr>
+              <w:t>高</w:t>
+            </w:r>
+          </w:p>
+        </w:tc>
+      </w:tr>
+      <w:tr>
+        <w:tblPrEx>
+          <w:tblBorders>
+            <w:top w:val="single" w:color="4F81BC" w:sz="8" w:space="0"/>
+            <w:left w:val="single" w:color="4F81BC" w:sz="8" w:space="0"/>
+            <w:bottom w:val="single" w:color="4F81BC" w:sz="8" w:space="0"/>
+            <w:right w:val="single" w:color="4F81BC" w:sz="8" w:space="0"/>
+            <w:insideH w:val="single" w:color="4F81BC" w:sz="8" w:space="0"/>
+            <w:insideV w:val="single" w:color="4F81BC" w:sz="8" w:space="0"/>
+          </w:tblBorders>
+          <w:tblLayout w:type="fixed"/>
+          <w:tblCellMar>
+            <w:top w:w="0" w:type="dxa"/>
+            <w:left w:w="0" w:type="dxa"/>
+            <w:bottom w:w="0" w:type="dxa"/>
+            <w:right w:w="0" w:type="dxa"/>
+          </w:tblCellMar>
+        </w:tblPrEx>
+        <w:trPr>
+          <w:trHeight w:val="1441" w:hRule="atLeast"/>
+        </w:trPr>
+        <w:tc>
+          <w:tcPr>
+            <w:tcW w:w="2377" w:type="dxa"/>
+            <w:shd w:val="clear" w:color="auto" w:fill="D2DFED"/>
+          </w:tcPr>
+          <w:p>
+            <w:pPr>
+              <w:pStyle w:val="6"/>
+              <w:spacing w:before="35"/>
+              <w:ind w:left="107"/>
+              <w:rPr>
+                <w:b/>
+                <w:sz w:val="24"/>
+              </w:rPr>
+            </w:pPr>
+            <w:r>
+              <w:rPr>
+                <w:b/>
+                <w:spacing w:val="-2"/>
+                <w:sz w:val="24"/>
+              </w:rPr>
+              <w:t>Pre-Conditions</w:t>
+            </w:r>
+          </w:p>
+        </w:tc>
+        <w:tc>
+          <w:tcPr>
+            <w:tcW w:w="5987" w:type="dxa"/>
+            <w:shd w:val="clear" w:color="auto" w:fill="D2DFED"/>
+          </w:tcPr>
+          <w:p>
+            <w:pPr>
+              <w:pStyle w:val="6"/>
+              <w:numPr>
+                <w:ilvl w:val="0"/>
+                <w:numId w:val="0"/>
+              </w:numPr>
+              <w:tabs>
+                <w:tab w:val="left" w:pos="466"/>
+              </w:tabs>
+              <w:spacing w:before="0" w:after="0" w:line="240" w:lineRule="auto"/>
+              <w:ind w:right="0" w:rightChars="0"/>
+              <w:jc w:val="left"/>
+              <w:rPr>
+                <w:rFonts w:ascii="Microsoft YaHei" w:eastAsia="Microsoft YaHei"/>
+                <w:sz w:val="24"/>
+              </w:rPr>
+            </w:pPr>
+            <w:r>
+              <w:rPr>
+                <w:rFonts w:ascii="SimSun" w:hAnsi="SimSun" w:eastAsia="SimSun" w:cs="SimSun"/>
+                <w:sz w:val="24"/>
+                <w:szCs w:val="24"/>
+              </w:rPr>
+              <w:t>使用者從 UC-2.0 跳轉至個人資料編輯頁面</w:t>
+            </w:r>
+          </w:p>
+        </w:tc>
+      </w:tr>
+      <w:tr>
+        <w:tblPrEx>
+          <w:tblBorders>
+            <w:top w:val="single" w:color="4F81BC" w:sz="8" w:space="0"/>
+            <w:left w:val="single" w:color="4F81BC" w:sz="8" w:space="0"/>
+            <w:bottom w:val="single" w:color="4F81BC" w:sz="8" w:space="0"/>
+            <w:right w:val="single" w:color="4F81BC" w:sz="8" w:space="0"/>
+            <w:insideH w:val="single" w:color="4F81BC" w:sz="8" w:space="0"/>
+            <w:insideV w:val="single" w:color="4F81BC" w:sz="8" w:space="0"/>
+          </w:tblBorders>
+          <w:tblLayout w:type="fixed"/>
+          <w:tblCellMar>
+            <w:top w:w="0" w:type="dxa"/>
+            <w:left w:w="0" w:type="dxa"/>
+            <w:bottom w:w="0" w:type="dxa"/>
+            <w:right w:w="0" w:type="dxa"/>
+          </w:tblCellMar>
+        </w:tblPrEx>
+        <w:trPr>
+          <w:trHeight w:val="719" w:hRule="atLeast"/>
+        </w:trPr>
+        <w:tc>
+          <w:tcPr>
+            <w:tcW w:w="2377" w:type="dxa"/>
+          </w:tcPr>
+          <w:p>
+            <w:pPr>
+              <w:pStyle w:val="6"/>
+              <w:spacing w:before="32"/>
+              <w:ind w:left="107"/>
+              <w:rPr>
+                <w:b/>
+                <w:sz w:val="24"/>
+              </w:rPr>
+            </w:pPr>
+            <w:r>
+              <w:rPr>
+                <w:b/>
+                <w:spacing w:val="-4"/>
+                <w:sz w:val="24"/>
+              </w:rPr>
+              <w:t>Post-</w:t>
+            </w:r>
+            <w:r>
+              <w:rPr>
+                <w:b/>
+                <w:spacing w:val="-2"/>
+                <w:sz w:val="24"/>
+              </w:rPr>
+              <w:t>Conditions</w:t>
+            </w:r>
+          </w:p>
+        </w:tc>
+        <w:tc>
+          <w:tcPr>
+            <w:tcW w:w="5987" w:type="dxa"/>
+          </w:tcPr>
+          <w:p>
+            <w:pPr>
+              <w:pStyle w:val="6"/>
+              <w:spacing w:before="169"/>
+              <w:ind w:left="107"/>
+              <w:rPr>
+                <w:rFonts w:ascii="Microsoft YaHei" w:eastAsia="Microsoft YaHei"/>
+                <w:sz w:val="24"/>
+              </w:rPr>
+            </w:pPr>
+            <w:r>
+              <w:rPr>
+                <w:rFonts w:ascii="SimSun" w:hAnsi="SimSun" w:eastAsia="SimSun" w:cs="SimSun"/>
+                <w:sz w:val="24"/>
+                <w:szCs w:val="24"/>
+              </w:rPr>
+              <w:t>資料更新成功，系統儲存新資料</w:t>
+            </w:r>
+          </w:p>
+        </w:tc>
+      </w:tr>
+      <w:tr>
+        <w:tblPrEx>
+          <w:tblBorders>
+            <w:top w:val="single" w:color="4F81BC" w:sz="8" w:space="0"/>
+            <w:left w:val="single" w:color="4F81BC" w:sz="8" w:space="0"/>
+            <w:bottom w:val="single" w:color="4F81BC" w:sz="8" w:space="0"/>
+            <w:right w:val="single" w:color="4F81BC" w:sz="8" w:space="0"/>
+            <w:insideH w:val="single" w:color="4F81BC" w:sz="8" w:space="0"/>
+            <w:insideV w:val="single" w:color="4F81BC" w:sz="8" w:space="0"/>
+          </w:tblBorders>
+          <w:tblLayout w:type="fixed"/>
+          <w:tblCellMar>
+            <w:top w:w="0" w:type="dxa"/>
+            <w:left w:w="0" w:type="dxa"/>
+            <w:bottom w:w="0" w:type="dxa"/>
+            <w:right w:w="0" w:type="dxa"/>
+          </w:tblCellMar>
+        </w:tblPrEx>
+        <w:trPr>
+          <w:trHeight w:val="2879" w:hRule="atLeast"/>
+        </w:trPr>
+        <w:tc>
+          <w:tcPr>
+            <w:tcW w:w="2377" w:type="dxa"/>
+            <w:shd w:val="clear" w:color="auto" w:fill="D2DFED"/>
+          </w:tcPr>
+          <w:p>
+            <w:pPr>
+              <w:pStyle w:val="6"/>
+              <w:spacing w:before="32"/>
+              <w:ind w:left="107"/>
+              <w:rPr>
+                <w:b/>
+                <w:sz w:val="24"/>
+              </w:rPr>
+            </w:pPr>
+            <w:r>
+              <w:rPr>
+                <w:b/>
+                <w:sz w:val="24"/>
+              </w:rPr>
+              <w:t>Basic</w:t>
+            </w:r>
+            <w:r>
+              <w:rPr>
+                <w:b/>
+                <w:spacing w:val="-2"/>
+                <w:sz w:val="24"/>
+              </w:rPr>
+              <w:t xml:space="preserve"> </w:t>
+            </w:r>
+            <w:r>
+              <w:rPr>
+                <w:b/>
+                <w:spacing w:val="-4"/>
+                <w:sz w:val="24"/>
+              </w:rPr>
+              <w:t>Flow</w:t>
+            </w:r>
+          </w:p>
+        </w:tc>
+        <w:tc>
+          <w:tcPr>
+            <w:tcW w:w="5987" w:type="dxa"/>
+            <w:shd w:val="clear" w:color="auto" w:fill="D2DFED"/>
+          </w:tcPr>
+          <w:p>
+            <w:pPr>
+              <w:pStyle w:val="6"/>
+              <w:numPr>
+                <w:ilvl w:val="0"/>
+                <w:numId w:val="2"/>
+              </w:numPr>
+              <w:spacing w:line="720" w:lineRule="atLeast"/>
+              <w:ind w:right="178" w:rightChars="0"/>
+              <w:rPr>
+                <w:rFonts w:ascii="SimSun" w:hAnsi="SimSun" w:eastAsia="SimSun" w:cs="SimSun"/>
+                <w:sz w:val="24"/>
+                <w:szCs w:val="24"/>
+              </w:rPr>
+            </w:pPr>
+            <w:r>
+              <w:rPr>
+                <w:rFonts w:ascii="SimSun" w:hAnsi="SimSun" w:eastAsia="SimSun" w:cs="SimSun"/>
+                <w:sz w:val="24"/>
+                <w:szCs w:val="24"/>
+              </w:rPr>
+              <w:t>使用者開啟「個人資料</w:t>
+            </w:r>
+            <w:r>
+              <w:rPr>
+                <w:rFonts w:hint="eastAsia" w:ascii="SimSun" w:hAnsi="SimSun" w:eastAsia="新細明體" w:cs="SimSun"/>
+                <w:sz w:val="24"/>
+                <w:szCs w:val="24"/>
+                <w:lang w:eastAsia="zh-TW"/>
+              </w:rPr>
+              <w:t>設定</w:t>
+            </w:r>
+            <w:r>
+              <w:rPr>
+                <w:rFonts w:ascii="SimSun" w:hAnsi="SimSun" w:eastAsia="SimSun" w:cs="SimSun"/>
+                <w:sz w:val="24"/>
+                <w:szCs w:val="24"/>
+              </w:rPr>
+              <w:t>」頁面</w:t>
+            </w:r>
+            <w:r>
+              <w:rPr>
+                <w:rFonts w:ascii="SimSun" w:hAnsi="SimSun" w:eastAsia="SimSun" w:cs="SimSun"/>
+                <w:sz w:val="24"/>
+                <w:szCs w:val="24"/>
+              </w:rPr>
+              <w:br w:type="textWrapping"/>
+            </w:r>
+            <w:r>
+              <w:rPr>
+                <w:rFonts w:ascii="SimSun" w:hAnsi="SimSun" w:eastAsia="SimSun" w:cs="SimSun"/>
+                <w:sz w:val="24"/>
+                <w:szCs w:val="24"/>
+              </w:rPr>
+              <w:t>2. 修改欄位內容（例如暱稱、</w:t>
+            </w:r>
+            <w:r>
+              <w:rPr>
+                <w:rFonts w:hint="eastAsia" w:ascii="SimSun" w:hAnsi="SimSun" w:eastAsia="新細明體" w:cs="SimSun"/>
+                <w:sz w:val="24"/>
+                <w:szCs w:val="24"/>
+                <w:lang w:eastAsia="zh-TW"/>
+              </w:rPr>
+              <w:t>手機號碼</w:t>
+            </w:r>
+            <w:r>
+              <w:rPr>
+                <w:rFonts w:ascii="SimSun" w:hAnsi="SimSun" w:eastAsia="SimSun" w:cs="SimSun"/>
+                <w:sz w:val="24"/>
+                <w:szCs w:val="24"/>
+              </w:rPr>
+              <w:t>、</w:t>
+            </w:r>
+            <w:r>
+              <w:rPr>
+                <w:rFonts w:hint="eastAsia" w:ascii="SimSun" w:hAnsi="SimSun" w:eastAsia="新細明體" w:cs="SimSun"/>
+                <w:sz w:val="24"/>
+                <w:szCs w:val="24"/>
+                <w:lang w:eastAsia="zh-TW"/>
+              </w:rPr>
+              <w:t>自我介紹</w:t>
+            </w:r>
+            <w:r>
+              <w:rPr>
+                <w:rFonts w:ascii="SimSun" w:hAnsi="SimSun" w:eastAsia="SimSun" w:cs="SimSun"/>
+                <w:sz w:val="24"/>
+                <w:szCs w:val="24"/>
+              </w:rPr>
+              <w:t>等）</w:t>
+            </w:r>
+          </w:p>
+          <w:p>
+            <w:pPr>
+              <w:pStyle w:val="6"/>
+              <w:numPr>
+                <w:ilvl w:val="0"/>
+                <w:numId w:val="3"/>
+              </w:numPr>
+              <w:spacing w:line="720" w:lineRule="atLeast"/>
+              <w:ind w:right="178" w:rightChars="0"/>
+              <w:rPr>
+                <w:rFonts w:ascii="SimSun" w:hAnsi="SimSun" w:eastAsia="SimSun" w:cs="SimSun"/>
+                <w:sz w:val="24"/>
+                <w:szCs w:val="24"/>
+              </w:rPr>
+            </w:pPr>
+            <w:r>
+              <w:rPr>
+                <w:rFonts w:ascii="SimSun" w:hAnsi="SimSun" w:eastAsia="SimSun" w:cs="SimSun"/>
+                <w:sz w:val="24"/>
+                <w:szCs w:val="24"/>
+              </w:rPr>
+              <w:t>點選「儲存」或「送出」按鈕</w:t>
+            </w:r>
+          </w:p>
+          <w:p>
+            <w:pPr>
+              <w:pStyle w:val="6"/>
+              <w:numPr>
+                <w:ilvl w:val="0"/>
+                <w:numId w:val="3"/>
+              </w:numPr>
+              <w:spacing w:line="720" w:lineRule="atLeast"/>
+              <w:ind w:right="178" w:rightChars="0"/>
+              <w:rPr>
+                <w:rFonts w:ascii="SimSun" w:hAnsi="SimSun" w:eastAsia="SimSun" w:cs="SimSun"/>
+                <w:sz w:val="24"/>
+                <w:szCs w:val="24"/>
+              </w:rPr>
+            </w:pPr>
+            <w:r>
+              <w:rPr>
+                <w:rFonts w:ascii="SimSun" w:hAnsi="SimSun" w:eastAsia="SimSun" w:cs="SimSun"/>
+                <w:sz w:val="24"/>
+                <w:szCs w:val="24"/>
+              </w:rPr>
+              <w:t>系統驗證欄位正確性</w:t>
+            </w:r>
+          </w:p>
+          <w:p>
+            <w:pPr>
+              <w:pStyle w:val="6"/>
+              <w:numPr>
+                <w:ilvl w:val="0"/>
+                <w:numId w:val="3"/>
+              </w:numPr>
+              <w:spacing w:line="720" w:lineRule="atLeast"/>
+              <w:ind w:right="178" w:rightChars="0"/>
+              <w:rPr>
+                <w:rFonts w:ascii="SimSun" w:hAnsi="SimSun" w:eastAsia="SimSun" w:cs="SimSun"/>
+                <w:sz w:val="24"/>
+                <w:szCs w:val="24"/>
+              </w:rPr>
+            </w:pPr>
+            <w:r>
+              <w:rPr>
+                <w:rFonts w:ascii="SimSun" w:hAnsi="SimSun" w:eastAsia="SimSun" w:cs="SimSun"/>
+                <w:sz w:val="24"/>
+                <w:szCs w:val="24"/>
+              </w:rPr>
+              <w:t>系統將變更寫入資料庫</w:t>
+            </w:r>
+          </w:p>
+        </w:tc>
+      </w:tr>
+      <w:tr>
+        <w:tblPrEx>
+          <w:tblBorders>
+            <w:top w:val="single" w:color="4F81BC" w:sz="8" w:space="0"/>
+            <w:left w:val="single" w:color="4F81BC" w:sz="8" w:space="0"/>
+            <w:bottom w:val="single" w:color="4F81BC" w:sz="8" w:space="0"/>
+            <w:right w:val="single" w:color="4F81BC" w:sz="8" w:space="0"/>
+            <w:insideH w:val="single" w:color="4F81BC" w:sz="8" w:space="0"/>
+            <w:insideV w:val="single" w:color="4F81BC" w:sz="8" w:space="0"/>
+          </w:tblBorders>
+          <w:tblLayout w:type="fixed"/>
+          <w:tblCellMar>
+            <w:top w:w="0" w:type="dxa"/>
+            <w:left w:w="0" w:type="dxa"/>
+            <w:bottom w:w="0" w:type="dxa"/>
+            <w:right w:w="0" w:type="dxa"/>
+          </w:tblCellMar>
+        </w:tblPrEx>
+        <w:trPr>
+          <w:trHeight w:val="361" w:hRule="atLeast"/>
+        </w:trPr>
+        <w:tc>
+          <w:tcPr>
+            <w:tcW w:w="2377" w:type="dxa"/>
+          </w:tcPr>
+          <w:p>
+            <w:pPr>
+              <w:pStyle w:val="6"/>
+              <w:spacing w:before="35"/>
+              <w:ind w:left="107"/>
+              <w:rPr>
+                <w:b/>
+                <w:sz w:val="24"/>
+              </w:rPr>
+            </w:pPr>
+            <w:r>
+              <w:rPr>
+                <w:b/>
+                <w:sz w:val="24"/>
+              </w:rPr>
+              <w:t>Alternative</w:t>
+            </w:r>
+            <w:r>
+              <w:rPr>
+                <w:b/>
+                <w:spacing w:val="-13"/>
+                <w:sz w:val="24"/>
+              </w:rPr>
+              <w:t xml:space="preserve"> </w:t>
+            </w:r>
+            <w:r>
+              <w:rPr>
+                <w:b/>
+                <w:spacing w:val="-2"/>
+                <w:sz w:val="24"/>
+              </w:rPr>
+              <w:t>Flows</w:t>
+            </w:r>
+          </w:p>
+        </w:tc>
+        <w:tc>
+          <w:tcPr>
+            <w:tcW w:w="5987" w:type="dxa"/>
+          </w:tcPr>
+          <w:p>
+            <w:pPr>
+              <w:pStyle w:val="6"/>
+              <w:rPr>
+                <w:rFonts w:ascii="SimSun" w:hAnsi="SimSun" w:eastAsia="SimSun" w:cs="SimSun"/>
+                <w:sz w:val="24"/>
+                <w:szCs w:val="24"/>
+              </w:rPr>
+            </w:pPr>
+            <w:r>
+              <w:rPr>
+                <w:rFonts w:ascii="SimSun" w:hAnsi="SimSun" w:eastAsia="SimSun" w:cs="SimSun"/>
+                <w:sz w:val="24"/>
+                <w:szCs w:val="24"/>
+              </w:rPr>
+              <w:t>使用者修改部分欄位後儲存 → 僅該部分資料更新</w:t>
+            </w:r>
+          </w:p>
+        </w:tc>
+      </w:tr>
+      <w:tr>
+        <w:tblPrEx>
+          <w:tblBorders>
+            <w:top w:val="single" w:color="4F81BC" w:sz="8" w:space="0"/>
+            <w:left w:val="single" w:color="4F81BC" w:sz="8" w:space="0"/>
+            <w:bottom w:val="single" w:color="4F81BC" w:sz="8" w:space="0"/>
+            <w:right w:val="single" w:color="4F81BC" w:sz="8" w:space="0"/>
+            <w:insideH w:val="single" w:color="4F81BC" w:sz="8" w:space="0"/>
+            <w:insideV w:val="single" w:color="4F81BC" w:sz="8" w:space="0"/>
+          </w:tblBorders>
+          <w:tblLayout w:type="fixed"/>
+          <w:tblCellMar>
+            <w:top w:w="0" w:type="dxa"/>
+            <w:left w:w="0" w:type="dxa"/>
+            <w:bottom w:w="0" w:type="dxa"/>
+            <w:right w:w="0" w:type="dxa"/>
+          </w:tblCellMar>
+        </w:tblPrEx>
+        <w:trPr>
+          <w:trHeight w:val="359" w:hRule="atLeast"/>
+        </w:trPr>
+        <w:tc>
+          <w:tcPr>
+            <w:tcW w:w="2377" w:type="dxa"/>
+            <w:shd w:val="clear" w:color="auto" w:fill="D2DFED"/>
+          </w:tcPr>
+          <w:p>
+            <w:pPr>
+              <w:pStyle w:val="6"/>
+              <w:spacing w:before="32"/>
+              <w:ind w:left="107"/>
+              <w:rPr>
+                <w:b/>
+                <w:sz w:val="24"/>
+              </w:rPr>
+            </w:pPr>
+            <w:r>
+              <w:rPr>
+                <w:b/>
+                <w:sz w:val="24"/>
+              </w:rPr>
+              <w:t>Exceptional</w:t>
+            </w:r>
+            <w:r>
+              <w:rPr>
+                <w:b/>
+                <w:spacing w:val="-9"/>
+                <w:sz w:val="24"/>
+              </w:rPr>
+              <w:t xml:space="preserve"> </w:t>
+            </w:r>
+            <w:r>
+              <w:rPr>
+                <w:b/>
+                <w:spacing w:val="-2"/>
+                <w:sz w:val="24"/>
+              </w:rPr>
+              <w:t>Flows</w:t>
+            </w:r>
+          </w:p>
+        </w:tc>
+        <w:tc>
+          <w:tcPr>
+            <w:tcW w:w="5987" w:type="dxa"/>
+            <w:shd w:val="clear" w:color="auto" w:fill="D2DFED"/>
+          </w:tcPr>
+          <w:p>
+            <w:pPr>
+              <w:pStyle w:val="6"/>
+              <w:rPr>
+                <w:rFonts w:ascii="SimSun" w:hAnsi="SimSun" w:eastAsia="SimSun" w:cs="SimSun"/>
+                <w:sz w:val="24"/>
+                <w:szCs w:val="24"/>
+              </w:rPr>
+            </w:pPr>
+            <w:r>
+              <w:rPr>
+                <w:rFonts w:ascii="SimSun" w:hAnsi="SimSun" w:eastAsia="SimSun" w:cs="SimSun"/>
+                <w:sz w:val="24"/>
+                <w:szCs w:val="24"/>
+              </w:rPr>
+              <w:t>欄位驗證失敗（如暱稱空白） → 顯示錯誤提示並阻止送出</w:t>
+            </w:r>
+          </w:p>
+          <w:p>
+            <w:pPr>
+              <w:pStyle w:val="6"/>
+              <w:rPr>
+                <w:rFonts w:ascii="SimSun" w:hAnsi="SimSun" w:eastAsia="SimSun" w:cs="SimSun"/>
+                <w:sz w:val="24"/>
+                <w:szCs w:val="24"/>
+              </w:rPr>
+            </w:pPr>
+            <w:r>
+              <w:rPr>
+                <w:rFonts w:ascii="SimSun" w:hAnsi="SimSun" w:eastAsia="SimSun" w:cs="SimSun"/>
+                <w:sz w:val="24"/>
+                <w:szCs w:val="24"/>
+              </w:rPr>
+              <w:t>儲存失敗（如網路中斷） → 顯示系統錯誤訊息</w:t>
+            </w:r>
+          </w:p>
+        </w:tc>
+      </w:tr>
+      <w:tr>
+        <w:tblPrEx>
+          <w:tblBorders>
+            <w:top w:val="single" w:color="4F81BC" w:sz="8" w:space="0"/>
+            <w:left w:val="single" w:color="4F81BC" w:sz="8" w:space="0"/>
+            <w:bottom w:val="single" w:color="4F81BC" w:sz="8" w:space="0"/>
+            <w:right w:val="single" w:color="4F81BC" w:sz="8" w:space="0"/>
+            <w:insideH w:val="single" w:color="4F81BC" w:sz="8" w:space="0"/>
+            <w:insideV w:val="single" w:color="4F81BC" w:sz="8" w:space="0"/>
+          </w:tblBorders>
+          <w:tblLayout w:type="fixed"/>
+          <w:tblCellMar>
+            <w:top w:w="0" w:type="dxa"/>
+            <w:left w:w="0" w:type="dxa"/>
+            <w:bottom w:w="0" w:type="dxa"/>
+            <w:right w:w="0" w:type="dxa"/>
+          </w:tblCellMar>
+        </w:tblPrEx>
+        <w:trPr>
+          <w:trHeight w:val="359" w:hRule="atLeast"/>
+        </w:trPr>
+        <w:tc>
+          <w:tcPr>
+            <w:tcW w:w="2377" w:type="dxa"/>
+          </w:tcPr>
+          <w:p>
+            <w:pPr>
+              <w:pStyle w:val="6"/>
+              <w:spacing w:before="32"/>
+              <w:ind w:left="107"/>
+              <w:rPr>
+                <w:b/>
+                <w:sz w:val="24"/>
+              </w:rPr>
+            </w:pPr>
+            <w:r>
+              <w:rPr>
+                <w:b/>
+                <w:sz w:val="24"/>
+              </w:rPr>
+              <w:t>Use</w:t>
+            </w:r>
+            <w:r>
+              <w:rPr>
+                <w:b/>
+                <w:spacing w:val="-3"/>
+                <w:sz w:val="24"/>
+              </w:rPr>
+              <w:t xml:space="preserve"> </w:t>
+            </w:r>
+            <w:r>
+              <w:rPr>
+                <w:b/>
+                <w:sz w:val="24"/>
+              </w:rPr>
+              <w:t>Use</w:t>
+            </w:r>
+            <w:r>
+              <w:rPr>
+                <w:b/>
+                <w:spacing w:val="-3"/>
+                <w:sz w:val="24"/>
+              </w:rPr>
+              <w:t xml:space="preserve"> </w:t>
+            </w:r>
+            <w:r>
+              <w:rPr>
+                <w:b/>
+                <w:spacing w:val="-4"/>
+                <w:sz w:val="24"/>
+              </w:rPr>
+              <w:t>Case</w:t>
+            </w:r>
+          </w:p>
+        </w:tc>
+        <w:tc>
+          <w:tcPr>
+            <w:tcW w:w="5987" w:type="dxa"/>
+          </w:tcPr>
+          <w:p>
+            <w:pPr>
+              <w:pStyle w:val="6"/>
+              <w:spacing w:before="35"/>
+              <w:rPr>
+                <w:rFonts w:ascii="Times New Roman"/>
+                <w:sz w:val="22"/>
+              </w:rPr>
+            </w:pPr>
+            <w:r>
+              <w:rPr>
+                <w:rFonts w:ascii="SimSun" w:hAnsi="SimSun" w:eastAsia="SimSun" w:cs="SimSun"/>
+                <w:sz w:val="24"/>
+                <w:szCs w:val="24"/>
+              </w:rPr>
+              <w:t>UC-1.3 註冊後填寫使用者資訊（延伸使用）</w:t>
+            </w:r>
+          </w:p>
+        </w:tc>
+      </w:tr>
+      <w:tr>
+        <w:tblPrEx>
+          <w:tblBorders>
+            <w:top w:val="single" w:color="4F81BC" w:sz="8" w:space="0"/>
+            <w:left w:val="single" w:color="4F81BC" w:sz="8" w:space="0"/>
+            <w:bottom w:val="single" w:color="4F81BC" w:sz="8" w:space="0"/>
+            <w:right w:val="single" w:color="4F81BC" w:sz="8" w:space="0"/>
+            <w:insideH w:val="single" w:color="4F81BC" w:sz="8" w:space="0"/>
+            <w:insideV w:val="single" w:color="4F81BC" w:sz="8" w:space="0"/>
+          </w:tblBorders>
+          <w:tblLayout w:type="fixed"/>
+          <w:tblCellMar>
+            <w:top w:w="0" w:type="dxa"/>
+            <w:left w:w="0" w:type="dxa"/>
+            <w:bottom w:w="0" w:type="dxa"/>
+            <w:right w:w="0" w:type="dxa"/>
+          </w:tblCellMar>
+        </w:tblPrEx>
+        <w:trPr>
+          <w:trHeight w:val="361" w:hRule="atLeast"/>
+        </w:trPr>
+        <w:tc>
+          <w:tcPr>
+            <w:tcW w:w="2377" w:type="dxa"/>
+            <w:shd w:val="clear" w:color="auto" w:fill="D2DFED"/>
+          </w:tcPr>
+          <w:p>
+            <w:pPr>
+              <w:pStyle w:val="6"/>
+              <w:spacing w:before="35"/>
+              <w:ind w:left="107"/>
+              <w:rPr>
+                <w:b/>
+                <w:sz w:val="24"/>
+              </w:rPr>
+            </w:pPr>
+            <w:r>
+              <w:rPr>
+                <w:b/>
+                <w:sz w:val="24"/>
+              </w:rPr>
+              <w:t>Extend</w:t>
+            </w:r>
+            <w:r>
+              <w:rPr>
+                <w:b/>
+                <w:spacing w:val="-5"/>
+                <w:sz w:val="24"/>
+              </w:rPr>
+              <w:t xml:space="preserve"> </w:t>
+            </w:r>
+            <w:r>
+              <w:rPr>
+                <w:b/>
+                <w:sz w:val="24"/>
+              </w:rPr>
+              <w:t>Use</w:t>
+            </w:r>
+            <w:r>
+              <w:rPr>
+                <w:b/>
+                <w:spacing w:val="-3"/>
+                <w:sz w:val="24"/>
+              </w:rPr>
+              <w:t xml:space="preserve"> </w:t>
+            </w:r>
+            <w:r>
+              <w:rPr>
+                <w:b/>
+                <w:spacing w:val="-4"/>
+                <w:sz w:val="24"/>
+              </w:rPr>
+              <w:t>Case</w:t>
+            </w:r>
+          </w:p>
+        </w:tc>
+        <w:tc>
+          <w:tcPr>
+            <w:tcW w:w="5987" w:type="dxa"/>
+            <w:shd w:val="clear" w:color="auto" w:fill="D2DFED"/>
+          </w:tcPr>
+          <w:p>
+            <w:pPr>
+              <w:pStyle w:val="6"/>
+              <w:spacing w:before="35"/>
+              <w:rPr>
+                <w:sz w:val="24"/>
+              </w:rPr>
+            </w:pPr>
+            <w:r>
+              <w:rPr>
+                <w:rFonts w:ascii="SimSun" w:hAnsi="SimSun" w:eastAsia="SimSun" w:cs="SimSun"/>
+                <w:sz w:val="24"/>
+                <w:szCs w:val="24"/>
+              </w:rPr>
+              <w:t>UC-2.0（由主流程延伸）</w:t>
+            </w:r>
+          </w:p>
+        </w:tc>
+      </w:tr>
+      <w:tr>
+        <w:tblPrEx>
+          <w:tblBorders>
+            <w:top w:val="single" w:color="4F81BC" w:sz="8" w:space="0"/>
+            <w:left w:val="single" w:color="4F81BC" w:sz="8" w:space="0"/>
+            <w:bottom w:val="single" w:color="4F81BC" w:sz="8" w:space="0"/>
+            <w:right w:val="single" w:color="4F81BC" w:sz="8" w:space="0"/>
+            <w:insideH w:val="single" w:color="4F81BC" w:sz="8" w:space="0"/>
+            <w:insideV w:val="single" w:color="4F81BC" w:sz="8" w:space="0"/>
+          </w:tblBorders>
+          <w:tblLayout w:type="fixed"/>
+          <w:tblCellMar>
+            <w:top w:w="0" w:type="dxa"/>
+            <w:left w:w="0" w:type="dxa"/>
+            <w:bottom w:w="0" w:type="dxa"/>
+            <w:right w:w="0" w:type="dxa"/>
+          </w:tblCellMar>
+        </w:tblPrEx>
+        <w:trPr>
+          <w:trHeight w:val="359" w:hRule="atLeast"/>
+        </w:trPr>
+        <w:tc>
+          <w:tcPr>
+            <w:tcW w:w="2377" w:type="dxa"/>
+          </w:tcPr>
+          <w:p>
+            <w:pPr>
+              <w:pStyle w:val="6"/>
+              <w:spacing w:before="33"/>
+              <w:ind w:left="107"/>
+              <w:rPr>
+                <w:b/>
+                <w:sz w:val="24"/>
+              </w:rPr>
+            </w:pPr>
+            <w:r>
+              <w:rPr>
+                <w:b/>
+                <w:sz w:val="24"/>
+              </w:rPr>
+              <w:t xml:space="preserve">Business </w:t>
+            </w:r>
+            <w:r>
+              <w:rPr>
+                <w:b/>
+                <w:spacing w:val="-2"/>
+                <w:sz w:val="24"/>
+              </w:rPr>
+              <w:t>Rules</w:t>
+            </w:r>
+          </w:p>
+        </w:tc>
+        <w:tc>
+          <w:tcPr>
+            <w:tcW w:w="5987" w:type="dxa"/>
+          </w:tcPr>
+          <w:p>
+            <w:pPr>
+              <w:pStyle w:val="6"/>
+              <w:rPr>
+                <w:rFonts w:ascii="SimSun" w:hAnsi="SimSun" w:eastAsia="SimSun" w:cs="SimSun"/>
+                <w:sz w:val="24"/>
+                <w:szCs w:val="24"/>
+              </w:rPr>
+            </w:pPr>
+            <w:r>
+              <w:rPr>
+                <w:rFonts w:ascii="SimSun" w:hAnsi="SimSun" w:eastAsia="SimSun" w:cs="SimSun"/>
+                <w:sz w:val="24"/>
+                <w:szCs w:val="24"/>
+              </w:rPr>
+              <w:t>必填欄位不可空白（如暱稱、</w:t>
+            </w:r>
+            <w:r>
+              <w:rPr>
+                <w:rFonts w:hint="eastAsia" w:ascii="SimSun" w:hAnsi="SimSun" w:eastAsia="新細明體" w:cs="SimSun"/>
+                <w:sz w:val="24"/>
+                <w:szCs w:val="24"/>
+                <w:lang w:eastAsia="zh-TW"/>
+              </w:rPr>
+              <w:t>手機號碼</w:t>
+            </w:r>
+            <w:r>
+              <w:rPr>
+                <w:rFonts w:ascii="SimSun" w:hAnsi="SimSun" w:eastAsia="SimSun" w:cs="SimSun"/>
+                <w:sz w:val="24"/>
+                <w:szCs w:val="24"/>
+              </w:rPr>
+              <w:t>）</w:t>
+            </w:r>
+          </w:p>
+          <w:p>
+            <w:pPr>
+              <w:pStyle w:val="6"/>
+              <w:rPr>
+                <w:rFonts w:ascii="SimSun" w:hAnsi="SimSun" w:eastAsia="SimSun" w:cs="SimSun"/>
+                <w:sz w:val="24"/>
+                <w:szCs w:val="24"/>
+              </w:rPr>
+            </w:pPr>
+            <w:r>
+              <w:rPr>
+                <w:rFonts w:ascii="SimSun" w:hAnsi="SimSun" w:eastAsia="SimSun" w:cs="SimSun"/>
+                <w:sz w:val="24"/>
+                <w:szCs w:val="24"/>
+              </w:rPr>
+              <w:t>修改後資料須通過驗證規則才可送出</w:t>
+            </w:r>
+          </w:p>
+        </w:tc>
+      </w:tr>
+      <w:tr>
+        <w:tblPrEx>
+          <w:tblBorders>
+            <w:top w:val="single" w:color="4F81BC" w:sz="8" w:space="0"/>
+            <w:left w:val="single" w:color="4F81BC" w:sz="8" w:space="0"/>
+            <w:bottom w:val="single" w:color="4F81BC" w:sz="8" w:space="0"/>
+            <w:right w:val="single" w:color="4F81BC" w:sz="8" w:space="0"/>
+            <w:insideH w:val="single" w:color="4F81BC" w:sz="8" w:space="0"/>
+            <w:insideV w:val="single" w:color="4F81BC" w:sz="8" w:space="0"/>
+          </w:tblBorders>
+          <w:tblLayout w:type="fixed"/>
+          <w:tblCellMar>
+            <w:top w:w="0" w:type="dxa"/>
+            <w:left w:w="0" w:type="dxa"/>
+            <w:bottom w:w="0" w:type="dxa"/>
+            <w:right w:w="0" w:type="dxa"/>
+          </w:tblCellMar>
+        </w:tblPrEx>
+        <w:trPr>
+          <w:trHeight w:val="359" w:hRule="atLeast"/>
+        </w:trPr>
+        <w:tc>
+          <w:tcPr>
+            <w:tcW w:w="2377" w:type="dxa"/>
+            <w:shd w:val="clear" w:color="auto" w:fill="D2DFED"/>
+          </w:tcPr>
+          <w:p>
+            <w:pPr>
+              <w:pStyle w:val="6"/>
+              <w:spacing w:before="32"/>
+              <w:ind w:left="107"/>
+              <w:rPr>
+                <w:b/>
+                <w:sz w:val="24"/>
+              </w:rPr>
+            </w:pPr>
+            <w:r>
+              <w:rPr>
+                <w:b/>
+                <w:sz w:val="24"/>
+              </w:rPr>
+              <w:t>Special</w:t>
+            </w:r>
+            <w:r>
+              <w:rPr>
+                <w:b/>
+                <w:spacing w:val="-2"/>
+                <w:sz w:val="24"/>
+              </w:rPr>
+              <w:t xml:space="preserve"> Requirements</w:t>
+            </w:r>
+          </w:p>
+        </w:tc>
+        <w:tc>
+          <w:tcPr>
+            <w:tcW w:w="5987" w:type="dxa"/>
+            <w:shd w:val="clear" w:color="auto" w:fill="D2DFED"/>
+          </w:tcPr>
+          <w:p>
+            <w:pPr>
+              <w:pStyle w:val="6"/>
+              <w:rPr>
+                <w:rFonts w:ascii="SimSun" w:hAnsi="SimSun" w:eastAsia="SimSun" w:cs="SimSun"/>
+                <w:sz w:val="24"/>
+                <w:szCs w:val="24"/>
+              </w:rPr>
+            </w:pPr>
+            <w:r>
+              <w:rPr>
+                <w:rFonts w:ascii="SimSun" w:hAnsi="SimSun" w:eastAsia="SimSun" w:cs="SimSun"/>
+                <w:sz w:val="24"/>
+                <w:szCs w:val="24"/>
+              </w:rPr>
+              <w:t>欄位需具備即時驗證功能</w:t>
+            </w:r>
+          </w:p>
+        </w:tc>
+      </w:tr>
+      <w:tr>
+        <w:tblPrEx>
+          <w:tblBorders>
+            <w:top w:val="single" w:color="4F81BC" w:sz="8" w:space="0"/>
+            <w:left w:val="single" w:color="4F81BC" w:sz="8" w:space="0"/>
+            <w:bottom w:val="single" w:color="4F81BC" w:sz="8" w:space="0"/>
+            <w:right w:val="single" w:color="4F81BC" w:sz="8" w:space="0"/>
+            <w:insideH w:val="single" w:color="4F81BC" w:sz="8" w:space="0"/>
+            <w:insideV w:val="single" w:color="4F81BC" w:sz="8" w:space="0"/>
+          </w:tblBorders>
+          <w:tblLayout w:type="fixed"/>
+          <w:tblCellMar>
+            <w:top w:w="0" w:type="dxa"/>
+            <w:left w:w="0" w:type="dxa"/>
+            <w:bottom w:w="0" w:type="dxa"/>
+            <w:right w:w="0" w:type="dxa"/>
+          </w:tblCellMar>
+        </w:tblPrEx>
+        <w:trPr>
+          <w:trHeight w:val="361" w:hRule="atLeast"/>
+        </w:trPr>
+        <w:tc>
+          <w:tcPr>
+            <w:tcW w:w="2377" w:type="dxa"/>
+          </w:tcPr>
+          <w:p>
+            <w:pPr>
+              <w:pStyle w:val="6"/>
+              <w:spacing w:before="35"/>
+              <w:ind w:left="107"/>
+              <w:rPr>
+                <w:b/>
+                <w:sz w:val="24"/>
+              </w:rPr>
+            </w:pPr>
+            <w:r>
+              <w:rPr>
+                <w:b/>
+                <w:spacing w:val="-2"/>
+                <w:sz w:val="24"/>
+              </w:rPr>
+              <w:t>Artifacts</w:t>
+            </w:r>
+          </w:p>
+        </w:tc>
+        <w:tc>
+          <w:tcPr>
+            <w:tcW w:w="5987" w:type="dxa"/>
+          </w:tcPr>
+          <w:p>
+            <w:pPr>
+              <w:pStyle w:val="6"/>
+              <w:rPr>
+                <w:rFonts w:ascii="SimSun" w:hAnsi="SimSun" w:eastAsia="SimSun" w:cs="SimSun"/>
+                <w:sz w:val="24"/>
+                <w:szCs w:val="24"/>
+              </w:rPr>
+            </w:pPr>
+            <w:r>
+              <w:rPr>
+                <w:rFonts w:ascii="SimSun" w:hAnsi="SimSun" w:eastAsia="SimSun" w:cs="SimSun"/>
+                <w:sz w:val="24"/>
+                <w:szCs w:val="24"/>
+              </w:rPr>
+              <w:t>個人資料資料表</w:t>
+            </w:r>
+          </w:p>
+          <w:p>
+            <w:pPr>
+              <w:pStyle w:val="6"/>
+              <w:rPr>
+                <w:rFonts w:ascii="SimSun" w:hAnsi="SimSun" w:eastAsia="SimSun" w:cs="SimSun"/>
+                <w:sz w:val="24"/>
+                <w:szCs w:val="24"/>
+              </w:rPr>
+            </w:pPr>
+            <w:r>
+              <w:rPr>
+                <w:rFonts w:ascii="SimSun" w:hAnsi="SimSun" w:eastAsia="SimSun" w:cs="SimSun"/>
+                <w:sz w:val="24"/>
+                <w:szCs w:val="24"/>
+              </w:rPr>
+              <w:t>表單提交與狀態紀錄表</w:t>
+            </w:r>
+          </w:p>
+        </w:tc>
+      </w:tr>
+      <w:tr>
+        <w:tblPrEx>
+          <w:tblBorders>
+            <w:top w:val="single" w:color="4F81BC" w:sz="8" w:space="0"/>
+            <w:left w:val="single" w:color="4F81BC" w:sz="8" w:space="0"/>
+            <w:bottom w:val="single" w:color="4F81BC" w:sz="8" w:space="0"/>
+            <w:right w:val="single" w:color="4F81BC" w:sz="8" w:space="0"/>
+            <w:insideH w:val="single" w:color="4F81BC" w:sz="8" w:space="0"/>
+            <w:insideV w:val="single" w:color="4F81BC" w:sz="8" w:space="0"/>
+          </w:tblBorders>
+          <w:tblLayout w:type="fixed"/>
+          <w:tblCellMar>
+            <w:top w:w="0" w:type="dxa"/>
+            <w:left w:w="0" w:type="dxa"/>
+            <w:bottom w:w="0" w:type="dxa"/>
+            <w:right w:w="0" w:type="dxa"/>
+          </w:tblCellMar>
+        </w:tblPrEx>
+        <w:trPr>
+          <w:trHeight w:val="359" w:hRule="atLeast"/>
+        </w:trPr>
+        <w:tc>
+          <w:tcPr>
+            <w:tcW w:w="2377" w:type="dxa"/>
+            <w:shd w:val="clear" w:color="auto" w:fill="D2DFED"/>
+          </w:tcPr>
+          <w:p>
+            <w:pPr>
+              <w:pStyle w:val="6"/>
+              <w:spacing w:before="32"/>
+              <w:ind w:left="107"/>
+              <w:rPr>
+                <w:b/>
+                <w:sz w:val="24"/>
+              </w:rPr>
+            </w:pPr>
+            <w:r>
+              <w:rPr>
+                <w:b/>
+                <w:sz w:val="24"/>
+              </w:rPr>
+              <w:t>Use</w:t>
+            </w:r>
+            <w:r>
+              <w:rPr>
+                <w:b/>
+                <w:spacing w:val="-3"/>
+                <w:sz w:val="24"/>
+              </w:rPr>
+              <w:t xml:space="preserve"> </w:t>
+            </w:r>
+            <w:r>
+              <w:rPr>
+                <w:b/>
+                <w:sz w:val="24"/>
+              </w:rPr>
+              <w:t>Case</w:t>
+            </w:r>
+            <w:r>
+              <w:rPr>
+                <w:b/>
+                <w:spacing w:val="-3"/>
+                <w:sz w:val="24"/>
+              </w:rPr>
+              <w:t xml:space="preserve"> </w:t>
+            </w:r>
+            <w:r>
+              <w:rPr>
+                <w:b/>
+                <w:spacing w:val="-2"/>
+                <w:sz w:val="24"/>
+              </w:rPr>
+              <w:t>Glossary</w:t>
+            </w:r>
+          </w:p>
+        </w:tc>
+        <w:tc>
+          <w:tcPr>
+            <w:tcW w:w="5987" w:type="dxa"/>
+            <w:shd w:val="clear" w:color="auto" w:fill="D2DFED"/>
+          </w:tcPr>
+          <w:p>
+            <w:pPr>
+              <w:pStyle w:val="6"/>
+              <w:rPr>
+                <w:rFonts w:ascii="SimSun" w:hAnsi="SimSun" w:eastAsia="SimSun" w:cs="SimSun"/>
+                <w:sz w:val="24"/>
+                <w:szCs w:val="24"/>
+              </w:rPr>
+            </w:pPr>
+            <w:r>
+              <w:rPr>
+                <w:rFonts w:ascii="SimSun" w:hAnsi="SimSun" w:eastAsia="SimSun" w:cs="SimSun"/>
+                <w:sz w:val="24"/>
+                <w:szCs w:val="24"/>
+              </w:rPr>
+              <w:t>個人資料：會員基本資訊，如姓名、暱稱、性別等</w:t>
+            </w:r>
+          </w:p>
+          <w:p>
+            <w:pPr>
+              <w:pStyle w:val="6"/>
+              <w:rPr>
+                <w:rFonts w:ascii="SimSun" w:hAnsi="SimSun" w:eastAsia="SimSun" w:cs="SimSun"/>
+                <w:sz w:val="24"/>
+                <w:szCs w:val="24"/>
+              </w:rPr>
+            </w:pPr>
+            <w:r>
+              <w:rPr>
+                <w:rFonts w:ascii="SimSun" w:hAnsi="SimSun" w:eastAsia="SimSun" w:cs="SimSun"/>
+                <w:sz w:val="24"/>
+                <w:szCs w:val="24"/>
+              </w:rPr>
+              <w:t>表單紀錄：會員所提交之事件或商家資料之審核流程資訊</w:t>
+            </w:r>
+          </w:p>
+        </w:tc>
+      </w:tr>
+    </w:tbl>
+    <w:p/>
+    <w:tbl>
+      <w:tblPr>
+        <w:tblStyle w:val="5"/>
+        <w:tblpPr w:leftFromText="180" w:rightFromText="180" w:vertAnchor="text" w:horzAnchor="page" w:tblpX="1707" w:tblpY="1009"/>
+        <w:tblOverlap w:val="never"/>
+        <w:tblW w:w="8364" w:type="dxa"/>
+        <w:tblInd w:w="0" w:type="dxa"/>
+        <w:tblBorders>
+          <w:top w:val="single" w:color="4F81BC" w:sz="8" w:space="0"/>
+          <w:left w:val="single" w:color="4F81BC" w:sz="8" w:space="0"/>
+          <w:bottom w:val="single" w:color="4F81BC" w:sz="8" w:space="0"/>
+          <w:right w:val="single" w:color="4F81BC" w:sz="8" w:space="0"/>
+          <w:insideH w:val="single" w:color="4F81BC" w:sz="8" w:space="0"/>
+          <w:insideV w:val="single" w:color="4F81BC" w:sz="8" w:space="0"/>
+        </w:tblBorders>
+        <w:tblLayout w:type="fixed"/>
+        <w:tblCellMar>
+          <w:top w:w="0" w:type="dxa"/>
+          <w:left w:w="0" w:type="dxa"/>
+          <w:bottom w:w="0" w:type="dxa"/>
+          <w:right w:w="0" w:type="dxa"/>
+        </w:tblCellMar>
+      </w:tblPr>
+      <w:tblGrid>
+        <w:gridCol w:w="2377"/>
+        <w:gridCol w:w="5987"/>
+      </w:tblGrid>
+      <w:tr>
+        <w:tblPrEx>
+          <w:tblBorders>
+            <w:top w:val="single" w:color="4F81BC" w:sz="8" w:space="0"/>
+            <w:left w:val="single" w:color="4F81BC" w:sz="8" w:space="0"/>
+            <w:bottom w:val="single" w:color="4F81BC" w:sz="8" w:space="0"/>
+            <w:right w:val="single" w:color="4F81BC" w:sz="8" w:space="0"/>
+            <w:insideH w:val="single" w:color="4F81BC" w:sz="8" w:space="0"/>
+            <w:insideV w:val="single" w:color="4F81BC" w:sz="8" w:space="0"/>
+          </w:tblBorders>
+          <w:tblLayout w:type="fixed"/>
+          <w:tblCellMar>
+            <w:top w:w="0" w:type="dxa"/>
+            <w:left w:w="0" w:type="dxa"/>
+            <w:bottom w:w="0" w:type="dxa"/>
+            <w:right w:w="0" w:type="dxa"/>
+          </w:tblCellMar>
+        </w:tblPrEx>
+        <w:trPr>
+          <w:trHeight w:val="359" w:hRule="atLeast"/>
+        </w:trPr>
+        <w:tc>
+          <w:tcPr>
+            <w:tcW w:w="2377" w:type="dxa"/>
+            <w:tcBorders>
+              <w:bottom w:val="single" w:color="4F81BC" w:sz="18" w:space="0"/>
+            </w:tcBorders>
+          </w:tcPr>
+          <w:p>
+            <w:pPr>
+              <w:pStyle w:val="6"/>
+              <w:spacing w:before="33"/>
+              <w:ind w:left="107"/>
+              <w:rPr>
+                <w:b/>
+                <w:sz w:val="24"/>
+              </w:rPr>
+            </w:pPr>
+            <w:r>
+              <w:rPr>
+                <w:b/>
+                <w:sz w:val="24"/>
+              </w:rPr>
+              <w:t>Use</w:t>
+            </w:r>
+            <w:r>
+              <w:rPr>
+                <w:b/>
+                <w:spacing w:val="-3"/>
+                <w:sz w:val="24"/>
+              </w:rPr>
+              <w:t xml:space="preserve"> </w:t>
+            </w:r>
+            <w:r>
+              <w:rPr>
+                <w:b/>
+                <w:sz w:val="24"/>
+              </w:rPr>
+              <w:t>Case</w:t>
+            </w:r>
+            <w:r>
+              <w:rPr>
+                <w:b/>
+                <w:spacing w:val="-3"/>
+                <w:sz w:val="24"/>
+              </w:rPr>
+              <w:t xml:space="preserve"> </w:t>
+            </w:r>
+            <w:r>
+              <w:rPr>
+                <w:b/>
+                <w:spacing w:val="-5"/>
+                <w:sz w:val="24"/>
+              </w:rPr>
+              <w:t>ID</w:t>
+            </w:r>
+          </w:p>
+        </w:tc>
+        <w:tc>
+          <w:tcPr>
+            <w:tcW w:w="5987" w:type="dxa"/>
+            <w:tcBorders>
+              <w:bottom w:val="single" w:color="4F81BC" w:sz="18" w:space="0"/>
+            </w:tcBorders>
+          </w:tcPr>
+          <w:p>
+            <w:pPr>
+              <w:pStyle w:val="6"/>
+              <w:spacing w:before="33"/>
+              <w:ind w:left="107"/>
+              <w:rPr>
+                <w:b/>
+                <w:sz w:val="24"/>
+              </w:rPr>
+            </w:pPr>
+            <w:r>
+              <w:rPr>
+                <w:rFonts w:ascii="SimSun" w:hAnsi="SimSun" w:eastAsia="SimSun" w:cs="SimSun"/>
+                <w:sz w:val="24"/>
+                <w:szCs w:val="24"/>
+              </w:rPr>
+              <w:t>UC-</w:t>
+            </w:r>
+            <w:r>
+              <w:rPr>
+                <w:rFonts w:hint="eastAsia" w:ascii="SimSun" w:hAnsi="SimSun" w:eastAsia="新細明體" w:cs="SimSun"/>
+                <w:sz w:val="24"/>
+                <w:szCs w:val="24"/>
+                <w:lang w:val="en-US" w:eastAsia="zh-TW"/>
+              </w:rPr>
+              <w:t>2.2</w:t>
+            </w:r>
+          </w:p>
+        </w:tc>
+      </w:tr>
+      <w:tr>
+        <w:tblPrEx>
+          <w:tblBorders>
+            <w:top w:val="single" w:color="4F81BC" w:sz="8" w:space="0"/>
+            <w:left w:val="single" w:color="4F81BC" w:sz="8" w:space="0"/>
+            <w:bottom w:val="single" w:color="4F81BC" w:sz="8" w:space="0"/>
+            <w:right w:val="single" w:color="4F81BC" w:sz="8" w:space="0"/>
+            <w:insideH w:val="single" w:color="4F81BC" w:sz="8" w:space="0"/>
+            <w:insideV w:val="single" w:color="4F81BC" w:sz="8" w:space="0"/>
+          </w:tblBorders>
+          <w:tblLayout w:type="fixed"/>
+          <w:tblCellMar>
+            <w:top w:w="0" w:type="dxa"/>
+            <w:left w:w="0" w:type="dxa"/>
+            <w:bottom w:w="0" w:type="dxa"/>
+            <w:right w:w="0" w:type="dxa"/>
+          </w:tblCellMar>
+        </w:tblPrEx>
+        <w:trPr>
+          <w:trHeight w:val="361" w:hRule="atLeast"/>
+        </w:trPr>
+        <w:tc>
+          <w:tcPr>
+            <w:tcW w:w="2377" w:type="dxa"/>
+            <w:tcBorders>
+              <w:top w:val="single" w:color="4F81BC" w:sz="18" w:space="0"/>
+            </w:tcBorders>
+            <w:shd w:val="clear" w:color="auto" w:fill="D2DFED"/>
+          </w:tcPr>
+          <w:p>
+            <w:pPr>
+              <w:pStyle w:val="6"/>
+              <w:spacing w:before="34"/>
+              <w:ind w:left="107"/>
+              <w:rPr>
+                <w:b/>
+                <w:sz w:val="24"/>
+              </w:rPr>
+            </w:pPr>
+            <w:r>
+              <w:rPr>
+                <w:b/>
+                <w:sz w:val="24"/>
+              </w:rPr>
+              <w:t>Use</w:t>
+            </w:r>
+            <w:r>
+              <w:rPr>
+                <w:b/>
+                <w:spacing w:val="-3"/>
+                <w:sz w:val="24"/>
+              </w:rPr>
+              <w:t xml:space="preserve"> </w:t>
+            </w:r>
+            <w:r>
+              <w:rPr>
+                <w:b/>
+                <w:sz w:val="24"/>
+              </w:rPr>
+              <w:t>Case</w:t>
+            </w:r>
+            <w:r>
+              <w:rPr>
+                <w:b/>
+                <w:spacing w:val="-3"/>
+                <w:sz w:val="24"/>
+              </w:rPr>
+              <w:t xml:space="preserve"> </w:t>
+            </w:r>
+            <w:r>
+              <w:rPr>
+                <w:b/>
+                <w:spacing w:val="-4"/>
+                <w:sz w:val="24"/>
+              </w:rPr>
+              <w:t>Name</w:t>
+            </w:r>
+          </w:p>
+        </w:tc>
+        <w:tc>
+          <w:tcPr>
+            <w:tcW w:w="5987" w:type="dxa"/>
+            <w:tcBorders>
+              <w:top w:val="single" w:color="4F81BC" w:sz="18" w:space="0"/>
+            </w:tcBorders>
+            <w:shd w:val="clear" w:color="auto" w:fill="D2DFED"/>
+          </w:tcPr>
+          <w:p>
+            <w:pPr>
+              <w:pStyle w:val="6"/>
+              <w:spacing w:before="34"/>
+              <w:ind w:left="107"/>
+              <w:rPr>
+                <w:sz w:val="24"/>
+              </w:rPr>
+            </w:pPr>
+            <w:r>
+              <w:rPr>
+                <w:rFonts w:ascii="SimSun" w:hAnsi="SimSun" w:eastAsia="SimSun" w:cs="SimSun"/>
+                <w:sz w:val="24"/>
+                <w:szCs w:val="24"/>
+              </w:rPr>
+              <w:t>刪除個人資料</w:t>
+            </w:r>
+          </w:p>
+        </w:tc>
+      </w:tr>
+      <w:tr>
+        <w:tblPrEx>
+          <w:tblBorders>
+            <w:top w:val="single" w:color="4F81BC" w:sz="8" w:space="0"/>
+            <w:left w:val="single" w:color="4F81BC" w:sz="8" w:space="0"/>
+            <w:bottom w:val="single" w:color="4F81BC" w:sz="8" w:space="0"/>
+            <w:right w:val="single" w:color="4F81BC" w:sz="8" w:space="0"/>
+            <w:insideH w:val="single" w:color="4F81BC" w:sz="8" w:space="0"/>
+            <w:insideV w:val="single" w:color="4F81BC" w:sz="8" w:space="0"/>
+          </w:tblBorders>
+          <w:tblLayout w:type="fixed"/>
+          <w:tblCellMar>
+            <w:top w:w="0" w:type="dxa"/>
+            <w:left w:w="0" w:type="dxa"/>
+            <w:bottom w:w="0" w:type="dxa"/>
+            <w:right w:w="0" w:type="dxa"/>
+          </w:tblCellMar>
+        </w:tblPrEx>
+        <w:trPr>
+          <w:trHeight w:val="359" w:hRule="atLeast"/>
+        </w:trPr>
+        <w:tc>
+          <w:tcPr>
+            <w:tcW w:w="2377" w:type="dxa"/>
+          </w:tcPr>
+          <w:p>
+            <w:pPr>
+              <w:pStyle w:val="6"/>
+              <w:spacing w:before="32"/>
+              <w:ind w:left="107"/>
+              <w:rPr>
+                <w:b/>
+                <w:sz w:val="24"/>
+              </w:rPr>
+            </w:pPr>
+            <w:r>
+              <w:rPr>
+                <w:b/>
+                <w:spacing w:val="-4"/>
+                <w:sz w:val="24"/>
+              </w:rPr>
+              <w:t>Goal</w:t>
+            </w:r>
+          </w:p>
+        </w:tc>
+        <w:tc>
+          <w:tcPr>
+            <w:tcW w:w="5987" w:type="dxa"/>
+          </w:tcPr>
+          <w:p>
+            <w:pPr>
+              <w:pStyle w:val="6"/>
+              <w:spacing w:before="32"/>
+              <w:ind w:left="107"/>
+              <w:rPr>
+                <w:sz w:val="24"/>
+              </w:rPr>
+            </w:pPr>
+            <w:r>
+              <w:rPr>
+                <w:rFonts w:ascii="SimSun" w:hAnsi="SimSun" w:eastAsia="SimSun" w:cs="SimSun"/>
+                <w:sz w:val="24"/>
+                <w:szCs w:val="24"/>
+              </w:rPr>
+              <w:t>允許使用者刪除個人資料中非必要欄位的內容</w:t>
+            </w:r>
+          </w:p>
+        </w:tc>
+      </w:tr>
+      <w:tr>
+        <w:tblPrEx>
+          <w:tblBorders>
+            <w:top w:val="single" w:color="4F81BC" w:sz="8" w:space="0"/>
+            <w:left w:val="single" w:color="4F81BC" w:sz="8" w:space="0"/>
+            <w:bottom w:val="single" w:color="4F81BC" w:sz="8" w:space="0"/>
+            <w:right w:val="single" w:color="4F81BC" w:sz="8" w:space="0"/>
+            <w:insideH w:val="single" w:color="4F81BC" w:sz="8" w:space="0"/>
+            <w:insideV w:val="single" w:color="4F81BC" w:sz="8" w:space="0"/>
+          </w:tblBorders>
+          <w:tblLayout w:type="fixed"/>
+          <w:tblCellMar>
+            <w:top w:w="0" w:type="dxa"/>
+            <w:left w:w="0" w:type="dxa"/>
+            <w:bottom w:w="0" w:type="dxa"/>
+            <w:right w:w="0" w:type="dxa"/>
+          </w:tblCellMar>
+        </w:tblPrEx>
+        <w:trPr>
+          <w:trHeight w:val="721" w:hRule="atLeast"/>
+        </w:trPr>
+        <w:tc>
+          <w:tcPr>
+            <w:tcW w:w="2377" w:type="dxa"/>
+            <w:shd w:val="clear" w:color="auto" w:fill="D2DFED"/>
+          </w:tcPr>
+          <w:p>
+            <w:pPr>
+              <w:pStyle w:val="6"/>
+              <w:spacing w:before="35"/>
+              <w:ind w:left="107"/>
+              <w:rPr>
+                <w:b/>
+                <w:sz w:val="24"/>
+              </w:rPr>
+            </w:pPr>
+            <w:r>
+              <w:rPr>
+                <w:b/>
+                <w:spacing w:val="-2"/>
+                <w:sz w:val="24"/>
+              </w:rPr>
+              <w:t>Requirements</w:t>
+            </w:r>
+          </w:p>
+        </w:tc>
+        <w:tc>
+          <w:tcPr>
+            <w:tcW w:w="5987" w:type="dxa"/>
+            <w:shd w:val="clear" w:color="auto" w:fill="D2DFED"/>
+          </w:tcPr>
+          <w:p>
+            <w:pPr>
+              <w:pStyle w:val="6"/>
+              <w:spacing w:before="67"/>
+              <w:ind w:left="107"/>
+              <w:rPr>
+                <w:sz w:val="24"/>
+              </w:rPr>
+            </w:pPr>
+            <w:r>
+              <w:rPr>
+                <w:rFonts w:ascii="SimSun" w:hAnsi="SimSun" w:eastAsia="SimSun" w:cs="SimSun"/>
+                <w:sz w:val="24"/>
+                <w:szCs w:val="24"/>
+              </w:rPr>
+              <w:t>[FR0</w:t>
+            </w:r>
+            <w:r>
+              <w:rPr>
+                <w:rFonts w:hint="eastAsia" w:ascii="SimSun" w:hAnsi="SimSun" w:eastAsia="新細明體" w:cs="SimSun"/>
+                <w:sz w:val="24"/>
+                <w:szCs w:val="24"/>
+                <w:lang w:val="en-US" w:eastAsia="zh-TW"/>
+              </w:rPr>
+              <w:t>7</w:t>
+            </w:r>
+            <w:r>
+              <w:rPr>
+                <w:rFonts w:ascii="SimSun" w:hAnsi="SimSun" w:eastAsia="SimSun" w:cs="SimSun"/>
+                <w:sz w:val="24"/>
+                <w:szCs w:val="24"/>
+              </w:rPr>
+              <w:t>: 編輯與清除個人資料]</w:t>
+            </w:r>
+          </w:p>
+        </w:tc>
+      </w:tr>
+      <w:tr>
+        <w:tblPrEx>
+          <w:tblBorders>
+            <w:top w:val="single" w:color="4F81BC" w:sz="8" w:space="0"/>
+            <w:left w:val="single" w:color="4F81BC" w:sz="8" w:space="0"/>
+            <w:bottom w:val="single" w:color="4F81BC" w:sz="8" w:space="0"/>
+            <w:right w:val="single" w:color="4F81BC" w:sz="8" w:space="0"/>
+            <w:insideH w:val="single" w:color="4F81BC" w:sz="8" w:space="0"/>
+            <w:insideV w:val="single" w:color="4F81BC" w:sz="8" w:space="0"/>
+          </w:tblBorders>
+          <w:tblLayout w:type="fixed"/>
+          <w:tblCellMar>
+            <w:top w:w="0" w:type="dxa"/>
+            <w:left w:w="0" w:type="dxa"/>
+            <w:bottom w:w="0" w:type="dxa"/>
+            <w:right w:w="0" w:type="dxa"/>
+          </w:tblCellMar>
+        </w:tblPrEx>
+        <w:trPr>
+          <w:trHeight w:val="719" w:hRule="atLeast"/>
+        </w:trPr>
+        <w:tc>
+          <w:tcPr>
+            <w:tcW w:w="2377" w:type="dxa"/>
+          </w:tcPr>
+          <w:p>
+            <w:pPr>
+              <w:pStyle w:val="6"/>
+              <w:spacing w:before="32"/>
+              <w:ind w:left="107"/>
+              <w:rPr>
+                <w:b/>
+                <w:sz w:val="24"/>
+              </w:rPr>
+            </w:pPr>
+            <w:r>
+              <w:rPr>
+                <w:b/>
+                <w:spacing w:val="-2"/>
+                <w:sz w:val="24"/>
+              </w:rPr>
+              <w:t>Description</w:t>
+            </w:r>
+          </w:p>
+        </w:tc>
+        <w:tc>
+          <w:tcPr>
+            <w:tcW w:w="5987" w:type="dxa"/>
+          </w:tcPr>
+          <w:p>
+            <w:pPr>
+              <w:pStyle w:val="6"/>
+              <w:spacing w:before="67"/>
+              <w:ind w:left="107"/>
+              <w:rPr>
+                <w:sz w:val="24"/>
+              </w:rPr>
+            </w:pPr>
+            <w:r>
+              <w:rPr>
+                <w:rFonts w:ascii="SimSun" w:hAnsi="SimSun" w:eastAsia="SimSun" w:cs="SimSun"/>
+                <w:sz w:val="24"/>
+                <w:szCs w:val="24"/>
+              </w:rPr>
+              <w:t>使用者可以刪除特定欄位的內容</w:t>
+            </w:r>
+          </w:p>
+        </w:tc>
+      </w:tr>
+      <w:tr>
+        <w:tblPrEx>
+          <w:tblBorders>
+            <w:top w:val="single" w:color="4F81BC" w:sz="8" w:space="0"/>
+            <w:left w:val="single" w:color="4F81BC" w:sz="8" w:space="0"/>
+            <w:bottom w:val="single" w:color="4F81BC" w:sz="8" w:space="0"/>
+            <w:right w:val="single" w:color="4F81BC" w:sz="8" w:space="0"/>
+            <w:insideH w:val="single" w:color="4F81BC" w:sz="8" w:space="0"/>
+            <w:insideV w:val="single" w:color="4F81BC" w:sz="8" w:space="0"/>
+          </w:tblBorders>
+          <w:tblLayout w:type="fixed"/>
+          <w:tblCellMar>
+            <w:top w:w="0" w:type="dxa"/>
+            <w:left w:w="0" w:type="dxa"/>
+            <w:bottom w:w="0" w:type="dxa"/>
+            <w:right w:w="0" w:type="dxa"/>
+          </w:tblCellMar>
+        </w:tblPrEx>
+        <w:trPr>
+          <w:trHeight w:val="359" w:hRule="atLeast"/>
+        </w:trPr>
+        <w:tc>
+          <w:tcPr>
+            <w:tcW w:w="2377" w:type="dxa"/>
+            <w:shd w:val="clear" w:color="auto" w:fill="D2DFED"/>
+          </w:tcPr>
+          <w:p>
+            <w:pPr>
+              <w:pStyle w:val="6"/>
+              <w:spacing w:before="32"/>
+              <w:ind w:left="107"/>
+              <w:rPr>
+                <w:b/>
+                <w:sz w:val="24"/>
+              </w:rPr>
+            </w:pPr>
+            <w:r>
+              <w:rPr>
+                <w:b/>
+                <w:spacing w:val="-2"/>
+                <w:sz w:val="24"/>
+              </w:rPr>
+              <w:t>Actor</w:t>
+            </w:r>
+          </w:p>
+        </w:tc>
+        <w:tc>
+          <w:tcPr>
+            <w:tcW w:w="5987" w:type="dxa"/>
+            <w:shd w:val="clear" w:color="auto" w:fill="D2DFED"/>
+          </w:tcPr>
+          <w:p>
+            <w:pPr>
+              <w:pStyle w:val="6"/>
+              <w:rPr>
+                <w:rFonts w:ascii="Times New Roman"/>
+                <w:sz w:val="22"/>
+              </w:rPr>
+            </w:pPr>
+            <w:r>
+              <w:rPr>
+                <w:rFonts w:ascii="SimSun" w:hAnsi="SimSun" w:eastAsia="SimSun" w:cs="SimSun"/>
+                <w:sz w:val="24"/>
+                <w:szCs w:val="24"/>
+              </w:rPr>
+              <w:t>會員（已登入）</w:t>
+            </w:r>
+          </w:p>
+        </w:tc>
+      </w:tr>
+      <w:tr>
+        <w:tblPrEx>
+          <w:tblBorders>
+            <w:top w:val="single" w:color="4F81BC" w:sz="8" w:space="0"/>
+            <w:left w:val="single" w:color="4F81BC" w:sz="8" w:space="0"/>
+            <w:bottom w:val="single" w:color="4F81BC" w:sz="8" w:space="0"/>
+            <w:right w:val="single" w:color="4F81BC" w:sz="8" w:space="0"/>
+            <w:insideH w:val="single" w:color="4F81BC" w:sz="8" w:space="0"/>
+            <w:insideV w:val="single" w:color="4F81BC" w:sz="8" w:space="0"/>
+          </w:tblBorders>
+          <w:tblLayout w:type="fixed"/>
+          <w:tblCellMar>
+            <w:top w:w="0" w:type="dxa"/>
+            <w:left w:w="0" w:type="dxa"/>
+            <w:bottom w:w="0" w:type="dxa"/>
+            <w:right w:w="0" w:type="dxa"/>
+          </w:tblCellMar>
+        </w:tblPrEx>
+        <w:trPr>
+          <w:trHeight w:val="361" w:hRule="atLeast"/>
+        </w:trPr>
+        <w:tc>
+          <w:tcPr>
+            <w:tcW w:w="2377" w:type="dxa"/>
+          </w:tcPr>
+          <w:p>
+            <w:pPr>
+              <w:pStyle w:val="6"/>
+              <w:spacing w:before="35"/>
+              <w:ind w:left="107"/>
+              <w:rPr>
+                <w:b/>
+                <w:sz w:val="24"/>
+              </w:rPr>
+            </w:pPr>
+            <w:r>
+              <w:rPr>
+                <w:b/>
+                <w:spacing w:val="-2"/>
+                <w:sz w:val="24"/>
+              </w:rPr>
+              <w:t>Assumptions</w:t>
+            </w:r>
+          </w:p>
+        </w:tc>
+        <w:tc>
+          <w:tcPr>
+            <w:tcW w:w="5987" w:type="dxa"/>
+          </w:tcPr>
+          <w:p>
+            <w:pPr>
+              <w:pStyle w:val="6"/>
+              <w:rPr>
+                <w:rFonts w:ascii="Times New Roman"/>
+                <w:sz w:val="22"/>
+              </w:rPr>
+            </w:pPr>
+            <w:r>
+              <w:rPr>
+                <w:rFonts w:ascii="SimSun" w:hAnsi="SimSun" w:eastAsia="SimSun" w:cs="SimSun"/>
+                <w:sz w:val="24"/>
+                <w:szCs w:val="24"/>
+              </w:rPr>
+              <w:t>使用者有刪除自己</w:t>
+            </w:r>
+            <w:r>
+              <w:rPr>
+                <w:rFonts w:hint="eastAsia" w:ascii="SimSun" w:hAnsi="SimSun" w:eastAsia="新細明體" w:cs="SimSun"/>
+                <w:sz w:val="24"/>
+                <w:szCs w:val="24"/>
+                <w:lang w:eastAsia="zh-TW"/>
+              </w:rPr>
+              <w:t>個人資料</w:t>
+            </w:r>
+            <w:r>
+              <w:rPr>
+                <w:rFonts w:ascii="SimSun" w:hAnsi="SimSun" w:eastAsia="SimSun" w:cs="SimSun"/>
+                <w:sz w:val="24"/>
+                <w:szCs w:val="24"/>
+              </w:rPr>
+              <w:t>的權限</w:t>
+            </w:r>
+          </w:p>
+        </w:tc>
+      </w:tr>
+      <w:tr>
+        <w:tblPrEx>
+          <w:tblBorders>
+            <w:top w:val="single" w:color="4F81BC" w:sz="8" w:space="0"/>
+            <w:left w:val="single" w:color="4F81BC" w:sz="8" w:space="0"/>
+            <w:bottom w:val="single" w:color="4F81BC" w:sz="8" w:space="0"/>
+            <w:right w:val="single" w:color="4F81BC" w:sz="8" w:space="0"/>
+            <w:insideH w:val="single" w:color="4F81BC" w:sz="8" w:space="0"/>
+            <w:insideV w:val="single" w:color="4F81BC" w:sz="8" w:space="0"/>
+          </w:tblBorders>
+          <w:tblLayout w:type="fixed"/>
+          <w:tblCellMar>
+            <w:top w:w="0" w:type="dxa"/>
+            <w:left w:w="0" w:type="dxa"/>
+            <w:bottom w:w="0" w:type="dxa"/>
+            <w:right w:w="0" w:type="dxa"/>
+          </w:tblCellMar>
+        </w:tblPrEx>
+        <w:trPr>
+          <w:trHeight w:val="359" w:hRule="atLeast"/>
+        </w:trPr>
+        <w:tc>
+          <w:tcPr>
+            <w:tcW w:w="2377" w:type="dxa"/>
+            <w:shd w:val="clear" w:color="auto" w:fill="D2DFED"/>
+          </w:tcPr>
+          <w:p>
+            <w:pPr>
+              <w:pStyle w:val="6"/>
+              <w:spacing w:before="32"/>
+              <w:ind w:left="107"/>
+              <w:rPr>
+                <w:b/>
+                <w:sz w:val="24"/>
+              </w:rPr>
+            </w:pPr>
+            <w:r>
+              <w:rPr>
+                <w:b/>
+                <w:spacing w:val="-2"/>
+                <w:sz w:val="24"/>
+              </w:rPr>
+              <w:t>Constraints</w:t>
+            </w:r>
+          </w:p>
+        </w:tc>
+        <w:tc>
+          <w:tcPr>
+            <w:tcW w:w="5987" w:type="dxa"/>
+            <w:shd w:val="clear" w:color="auto" w:fill="D2DFED"/>
+          </w:tcPr>
+          <w:p>
+            <w:pPr>
+              <w:pStyle w:val="6"/>
+              <w:rPr>
+                <w:rFonts w:ascii="Times New Roman"/>
+                <w:sz w:val="22"/>
+              </w:rPr>
+            </w:pPr>
+            <w:r>
+              <w:rPr>
+                <w:rFonts w:ascii="SimSun" w:hAnsi="SimSun" w:eastAsia="SimSun" w:cs="SimSun"/>
+                <w:sz w:val="24"/>
+                <w:szCs w:val="24"/>
+              </w:rPr>
+              <w:t>僅限非必填欄位可刪除</w:t>
+            </w:r>
+          </w:p>
+        </w:tc>
+      </w:tr>
+      <w:tr>
+        <w:tblPrEx>
+          <w:tblBorders>
+            <w:top w:val="single" w:color="4F81BC" w:sz="8" w:space="0"/>
+            <w:left w:val="single" w:color="4F81BC" w:sz="8" w:space="0"/>
+            <w:bottom w:val="single" w:color="4F81BC" w:sz="8" w:space="0"/>
+            <w:right w:val="single" w:color="4F81BC" w:sz="8" w:space="0"/>
+            <w:insideH w:val="single" w:color="4F81BC" w:sz="8" w:space="0"/>
+            <w:insideV w:val="single" w:color="4F81BC" w:sz="8" w:space="0"/>
+          </w:tblBorders>
+          <w:tblLayout w:type="fixed"/>
+          <w:tblCellMar>
+            <w:top w:w="0" w:type="dxa"/>
+            <w:left w:w="0" w:type="dxa"/>
+            <w:bottom w:w="0" w:type="dxa"/>
+            <w:right w:w="0" w:type="dxa"/>
+          </w:tblCellMar>
+        </w:tblPrEx>
+        <w:trPr>
+          <w:trHeight w:val="359" w:hRule="atLeast"/>
+        </w:trPr>
+        <w:tc>
+          <w:tcPr>
+            <w:tcW w:w="2377" w:type="dxa"/>
+          </w:tcPr>
+          <w:p>
+            <w:pPr>
+              <w:pStyle w:val="6"/>
+              <w:spacing w:before="33"/>
+              <w:ind w:left="107"/>
+              <w:rPr>
+                <w:b/>
+                <w:sz w:val="24"/>
+              </w:rPr>
+            </w:pPr>
+            <w:r>
+              <w:rPr>
+                <w:b/>
+                <w:spacing w:val="-2"/>
+                <w:sz w:val="24"/>
+              </w:rPr>
+              <w:t>Priority</w:t>
+            </w:r>
+          </w:p>
+        </w:tc>
+        <w:tc>
+          <w:tcPr>
+            <w:tcW w:w="5987" w:type="dxa"/>
+          </w:tcPr>
+          <w:p>
+            <w:pPr>
+              <w:pStyle w:val="6"/>
+              <w:spacing w:before="33"/>
+              <w:ind w:left="107"/>
+              <w:rPr>
+                <w:sz w:val="24"/>
+              </w:rPr>
+            </w:pPr>
+            <w:r>
+              <w:rPr>
+                <w:rFonts w:ascii="SimSun" w:hAnsi="SimSun" w:eastAsia="SimSun" w:cs="SimSun"/>
+                <w:sz w:val="24"/>
+                <w:szCs w:val="24"/>
+              </w:rPr>
+              <w:t>中</w:t>
+            </w:r>
+          </w:p>
+        </w:tc>
+      </w:tr>
+      <w:tr>
+        <w:tblPrEx>
+          <w:tblBorders>
+            <w:top w:val="single" w:color="4F81BC" w:sz="8" w:space="0"/>
+            <w:left w:val="single" w:color="4F81BC" w:sz="8" w:space="0"/>
+            <w:bottom w:val="single" w:color="4F81BC" w:sz="8" w:space="0"/>
+            <w:right w:val="single" w:color="4F81BC" w:sz="8" w:space="0"/>
+            <w:insideH w:val="single" w:color="4F81BC" w:sz="8" w:space="0"/>
+            <w:insideV w:val="single" w:color="4F81BC" w:sz="8" w:space="0"/>
+          </w:tblBorders>
+          <w:tblLayout w:type="fixed"/>
+          <w:tblCellMar>
+            <w:top w:w="0" w:type="dxa"/>
+            <w:left w:w="0" w:type="dxa"/>
+            <w:bottom w:w="0" w:type="dxa"/>
+            <w:right w:w="0" w:type="dxa"/>
+          </w:tblCellMar>
+        </w:tblPrEx>
+        <w:trPr>
+          <w:trHeight w:val="1441" w:hRule="atLeast"/>
+        </w:trPr>
+        <w:tc>
+          <w:tcPr>
+            <w:tcW w:w="2377" w:type="dxa"/>
+            <w:shd w:val="clear" w:color="auto" w:fill="D2DFED"/>
+          </w:tcPr>
+          <w:p>
+            <w:pPr>
+              <w:pStyle w:val="6"/>
+              <w:spacing w:before="35"/>
+              <w:ind w:left="107"/>
+              <w:rPr>
+                <w:b/>
+                <w:sz w:val="24"/>
+              </w:rPr>
+            </w:pPr>
+            <w:r>
+              <w:rPr>
+                <w:b/>
+                <w:spacing w:val="-2"/>
+                <w:sz w:val="24"/>
+              </w:rPr>
+              <w:t>Pre-Conditions</w:t>
+            </w:r>
+          </w:p>
+        </w:tc>
+        <w:tc>
+          <w:tcPr>
+            <w:tcW w:w="5987" w:type="dxa"/>
+            <w:shd w:val="clear" w:color="auto" w:fill="D2DFED"/>
+          </w:tcPr>
+          <w:p>
+            <w:pPr>
+              <w:pStyle w:val="6"/>
+              <w:numPr>
+                <w:ilvl w:val="0"/>
+                <w:numId w:val="0"/>
+              </w:numPr>
+              <w:tabs>
+                <w:tab w:val="left" w:pos="466"/>
+              </w:tabs>
+              <w:spacing w:before="0" w:after="0" w:line="240" w:lineRule="auto"/>
+              <w:ind w:right="0" w:rightChars="0"/>
+              <w:jc w:val="left"/>
+              <w:rPr>
+                <w:rFonts w:ascii="Microsoft YaHei" w:eastAsia="Microsoft YaHei"/>
+                <w:sz w:val="24"/>
+              </w:rPr>
+            </w:pPr>
+            <w:r>
+              <w:rPr>
+                <w:rFonts w:ascii="SimSun" w:hAnsi="SimSun" w:eastAsia="SimSun" w:cs="SimSun"/>
+                <w:sz w:val="24"/>
+                <w:szCs w:val="24"/>
+              </w:rPr>
+              <w:t>使用者進入個人資料編輯介面</w:t>
+            </w:r>
+          </w:p>
+        </w:tc>
+      </w:tr>
+      <w:tr>
+        <w:tblPrEx>
+          <w:tblBorders>
+            <w:top w:val="single" w:color="4F81BC" w:sz="8" w:space="0"/>
+            <w:left w:val="single" w:color="4F81BC" w:sz="8" w:space="0"/>
+            <w:bottom w:val="single" w:color="4F81BC" w:sz="8" w:space="0"/>
+            <w:right w:val="single" w:color="4F81BC" w:sz="8" w:space="0"/>
+            <w:insideH w:val="single" w:color="4F81BC" w:sz="8" w:space="0"/>
+            <w:insideV w:val="single" w:color="4F81BC" w:sz="8" w:space="0"/>
+          </w:tblBorders>
+          <w:tblLayout w:type="fixed"/>
+          <w:tblCellMar>
+            <w:top w:w="0" w:type="dxa"/>
+            <w:left w:w="0" w:type="dxa"/>
+            <w:bottom w:w="0" w:type="dxa"/>
+            <w:right w:w="0" w:type="dxa"/>
+          </w:tblCellMar>
+        </w:tblPrEx>
+        <w:trPr>
+          <w:trHeight w:val="719" w:hRule="atLeast"/>
+        </w:trPr>
+        <w:tc>
+          <w:tcPr>
+            <w:tcW w:w="2377" w:type="dxa"/>
+          </w:tcPr>
+          <w:p>
+            <w:pPr>
+              <w:pStyle w:val="6"/>
+              <w:spacing w:before="32"/>
+              <w:ind w:left="107"/>
+              <w:rPr>
+                <w:b/>
+                <w:sz w:val="24"/>
+              </w:rPr>
+            </w:pPr>
+            <w:r>
+              <w:rPr>
+                <w:b/>
+                <w:spacing w:val="-4"/>
+                <w:sz w:val="24"/>
+              </w:rPr>
+              <w:t>Post-</w:t>
+            </w:r>
+            <w:r>
+              <w:rPr>
+                <w:b/>
+                <w:spacing w:val="-2"/>
+                <w:sz w:val="24"/>
+              </w:rPr>
+              <w:t>Conditions</w:t>
+            </w:r>
+          </w:p>
+        </w:tc>
+        <w:tc>
+          <w:tcPr>
+            <w:tcW w:w="5987" w:type="dxa"/>
+          </w:tcPr>
+          <w:p>
+            <w:pPr>
+              <w:pStyle w:val="6"/>
+              <w:spacing w:before="169"/>
+              <w:ind w:left="107"/>
+              <w:rPr>
+                <w:rFonts w:ascii="Microsoft YaHei" w:eastAsia="Microsoft YaHei"/>
+                <w:sz w:val="24"/>
+              </w:rPr>
+            </w:pPr>
+            <w:r>
+              <w:rPr>
+                <w:rFonts w:ascii="SimSun" w:hAnsi="SimSun" w:eastAsia="SimSun" w:cs="SimSun"/>
+                <w:sz w:val="24"/>
+                <w:szCs w:val="24"/>
+              </w:rPr>
+              <w:t>被刪除欄位的資料成功移除</w:t>
+            </w:r>
+          </w:p>
+        </w:tc>
+      </w:tr>
+      <w:tr>
+        <w:tblPrEx>
+          <w:tblBorders>
+            <w:top w:val="single" w:color="4F81BC" w:sz="8" w:space="0"/>
+            <w:left w:val="single" w:color="4F81BC" w:sz="8" w:space="0"/>
+            <w:bottom w:val="single" w:color="4F81BC" w:sz="8" w:space="0"/>
+            <w:right w:val="single" w:color="4F81BC" w:sz="8" w:space="0"/>
+            <w:insideH w:val="single" w:color="4F81BC" w:sz="8" w:space="0"/>
+            <w:insideV w:val="single" w:color="4F81BC" w:sz="8" w:space="0"/>
+          </w:tblBorders>
+          <w:tblLayout w:type="fixed"/>
+          <w:tblCellMar>
+            <w:top w:w="0" w:type="dxa"/>
+            <w:left w:w="0" w:type="dxa"/>
+            <w:bottom w:w="0" w:type="dxa"/>
+            <w:right w:w="0" w:type="dxa"/>
+          </w:tblCellMar>
+        </w:tblPrEx>
+        <w:trPr>
+          <w:trHeight w:val="2879" w:hRule="atLeast"/>
+        </w:trPr>
+        <w:tc>
+          <w:tcPr>
+            <w:tcW w:w="2377" w:type="dxa"/>
+            <w:shd w:val="clear" w:color="auto" w:fill="D2DFED"/>
+          </w:tcPr>
+          <w:p>
+            <w:pPr>
+              <w:pStyle w:val="6"/>
+              <w:spacing w:before="32"/>
+              <w:ind w:left="107"/>
+              <w:rPr>
+                <w:b/>
+                <w:sz w:val="24"/>
+              </w:rPr>
+            </w:pPr>
+            <w:r>
+              <w:rPr>
+                <w:b/>
+                <w:sz w:val="24"/>
+              </w:rPr>
+              <w:t>Basic</w:t>
+            </w:r>
+            <w:r>
+              <w:rPr>
+                <w:b/>
+                <w:spacing w:val="-2"/>
+                <w:sz w:val="24"/>
+              </w:rPr>
+              <w:t xml:space="preserve"> </w:t>
+            </w:r>
+            <w:r>
+              <w:rPr>
+                <w:b/>
+                <w:spacing w:val="-4"/>
+                <w:sz w:val="24"/>
+              </w:rPr>
+              <w:t>Flow</w:t>
+            </w:r>
+          </w:p>
+        </w:tc>
+        <w:tc>
+          <w:tcPr>
+            <w:tcW w:w="5987" w:type="dxa"/>
+            <w:shd w:val="clear" w:color="auto" w:fill="D2DFED"/>
+          </w:tcPr>
+          <w:p>
+            <w:pPr>
+              <w:pStyle w:val="6"/>
               <w:numPr>
                 <w:numId w:val="0"/>
               </w:numPr>
               <w:spacing w:line="720" w:lineRule="atLeast"/>
               <w:ind w:right="178" w:rightChars="0"/>
               <w:rPr>
-                <w:rFonts w:ascii="Microsoft YaHei" w:eastAsia="Microsoft YaHei"/>
-                <w:sz w:val="24"/>
-              </w:rPr>
-            </w:pPr>
-            <w:r>
-              <w:rPr>
-                <w:rFonts w:ascii="SimSun" w:hAnsi="SimSun" w:eastAsia="SimSun" w:cs="SimSun"/>
-                <w:sz w:val="24"/>
-                <w:szCs w:val="24"/>
-              </w:rPr>
-              <w:t>2. 系統發送請求至後端取得用戶資料</w:t>
+                <w:rFonts w:ascii="SimSun" w:hAnsi="SimSun" w:eastAsia="SimSun" w:cs="SimSun"/>
+                <w:sz w:val="24"/>
+                <w:szCs w:val="24"/>
+              </w:rPr>
+            </w:pPr>
+            <w:r>
+              <w:rPr>
+                <w:rFonts w:hint="eastAsia" w:ascii="SimSun" w:hAnsi="SimSun" w:eastAsia="新細明體" w:cs="SimSun"/>
+                <w:sz w:val="24"/>
+                <w:szCs w:val="24"/>
+                <w:lang w:val="en-US" w:eastAsia="zh-TW"/>
+              </w:rPr>
+              <w:t xml:space="preserve">1. </w:t>
+            </w:r>
+            <w:r>
+              <w:rPr>
+                <w:rFonts w:ascii="SimSun" w:hAnsi="SimSun" w:eastAsia="SimSun" w:cs="SimSun"/>
+                <w:sz w:val="24"/>
+                <w:szCs w:val="24"/>
+              </w:rPr>
+              <w:t>使用者進入「個人資料</w:t>
+            </w:r>
+            <w:r>
+              <w:rPr>
+                <w:rFonts w:hint="eastAsia" w:ascii="SimSun" w:hAnsi="SimSun" w:eastAsia="新細明體" w:cs="SimSun"/>
+                <w:sz w:val="24"/>
+                <w:szCs w:val="24"/>
+                <w:lang w:eastAsia="zh-TW"/>
+              </w:rPr>
+              <w:t>設定</w:t>
+            </w:r>
+            <w:r>
+              <w:rPr>
+                <w:rFonts w:ascii="SimSun" w:hAnsi="SimSun" w:eastAsia="SimSun" w:cs="SimSun"/>
+                <w:sz w:val="24"/>
+                <w:szCs w:val="24"/>
+              </w:rPr>
+              <w:t>」頁面</w:t>
             </w:r>
             <w:r>
               <w:rPr>
@@ -6323,7 +11950,7 @@
                 <w:sz w:val="24"/>
                 <w:szCs w:val="24"/>
               </w:rPr>
-              <w:t>3. 系統回傳所有公開用戶的資訊</w:t>
+              <w:t>2. 使用者選擇清空或刪除某欄位</w:t>
             </w:r>
             <w:r>
               <w:rPr>
@@ -6339,7 +11966,23 @@
                 <w:sz w:val="24"/>
                 <w:szCs w:val="24"/>
               </w:rPr>
-              <w:t>4. 使用者於前端介面查看所有用戶列表</w:t>
+              <w:t>3. 使用者確認後送出</w:t>
+            </w:r>
+            <w:r>
+              <w:rPr>
+                <w:rFonts w:ascii="SimSun" w:hAnsi="SimSun" w:eastAsia="SimSun" w:cs="SimSun"/>
+                <w:sz w:val="24"/>
+                <w:szCs w:val="24"/>
+              </w:rPr>
+              <w:br w:type="textWrapping"/>
+            </w:r>
+            <w:r>
+              <w:rPr>
+                <w:rFonts w:ascii="SimSun" w:hAnsi="SimSun" w:eastAsia="SimSun" w:cs="SimSun"/>
+                <w:sz w:val="24"/>
+                <w:szCs w:val="24"/>
+              </w:rPr>
+              <w:t>4. 系統將該欄位值設為空值或預設狀態</w:t>
             </w:r>
           </w:p>
         </w:tc>
@@ -6371,7 +12014,7 @@
           </w:tcPr>
           <w:p>
             <w:pPr>
-              <w:pStyle w:val="5"/>
+              <w:pStyle w:val="6"/>
               <w:spacing w:before="35"/>
               <w:ind w:left="107"/>
               <w:rPr>
@@ -6410,7 +12053,193 @@
           </w:tcPr>
           <w:p>
             <w:pPr>
-              <w:pStyle w:val="5"/>
+              <w:pStyle w:val="6"/>
+              <w:rPr>
+                <w:rFonts w:ascii="SimSun" w:hAnsi="SimSun" w:eastAsia="SimSun" w:cs="SimSun"/>
+                <w:sz w:val="24"/>
+                <w:szCs w:val="24"/>
+              </w:rPr>
+            </w:pPr>
+            <w:r>
+              <w:rPr>
+                <w:rFonts w:ascii="SimSun" w:hAnsi="SimSun" w:eastAsia="SimSun" w:cs="SimSun"/>
+                <w:sz w:val="24"/>
+                <w:szCs w:val="24"/>
+              </w:rPr>
+              <w:t>使用者僅修改資料、不刪除任何欄位 → 改走 UC-2.1</w:t>
+            </w:r>
+          </w:p>
+        </w:tc>
+      </w:tr>
+      <w:tr>
+        <w:tblPrEx>
+          <w:tblBorders>
+            <w:top w:val="single" w:color="4F81BC" w:sz="8" w:space="0"/>
+            <w:left w:val="single" w:color="4F81BC" w:sz="8" w:space="0"/>
+            <w:bottom w:val="single" w:color="4F81BC" w:sz="8" w:space="0"/>
+            <w:right w:val="single" w:color="4F81BC" w:sz="8" w:space="0"/>
+            <w:insideH w:val="single" w:color="4F81BC" w:sz="8" w:space="0"/>
+            <w:insideV w:val="single" w:color="4F81BC" w:sz="8" w:space="0"/>
+          </w:tblBorders>
+          <w:tblLayout w:type="fixed"/>
+          <w:tblCellMar>
+            <w:top w:w="0" w:type="dxa"/>
+            <w:left w:w="0" w:type="dxa"/>
+            <w:bottom w:w="0" w:type="dxa"/>
+            <w:right w:w="0" w:type="dxa"/>
+          </w:tblCellMar>
+        </w:tblPrEx>
+        <w:trPr>
+          <w:trHeight w:val="359" w:hRule="atLeast"/>
+        </w:trPr>
+        <w:tc>
+          <w:tcPr>
+            <w:tcW w:w="2377" w:type="dxa"/>
+            <w:shd w:val="clear" w:color="auto" w:fill="D2DFED"/>
+          </w:tcPr>
+          <w:p>
+            <w:pPr>
+              <w:pStyle w:val="6"/>
+              <w:spacing w:before="32"/>
+              <w:ind w:left="107"/>
+              <w:rPr>
+                <w:b/>
+                <w:sz w:val="24"/>
+              </w:rPr>
+            </w:pPr>
+            <w:r>
+              <w:rPr>
+                <w:b/>
+                <w:sz w:val="24"/>
+              </w:rPr>
+              <w:t>Exceptional</w:t>
+            </w:r>
+            <w:r>
+              <w:rPr>
+                <w:b/>
+                <w:spacing w:val="-9"/>
+                <w:sz w:val="24"/>
+              </w:rPr>
+              <w:t xml:space="preserve"> </w:t>
+            </w:r>
+            <w:r>
+              <w:rPr>
+                <w:b/>
+                <w:spacing w:val="-2"/>
+                <w:sz w:val="24"/>
+              </w:rPr>
+              <w:t>Flows</w:t>
+            </w:r>
+          </w:p>
+        </w:tc>
+        <w:tc>
+          <w:tcPr>
+            <w:tcW w:w="5987" w:type="dxa"/>
+            <w:shd w:val="clear" w:color="auto" w:fill="D2DFED"/>
+          </w:tcPr>
+          <w:p>
+            <w:pPr>
+              <w:pStyle w:val="6"/>
+              <w:rPr>
+                <w:rFonts w:ascii="SimSun" w:hAnsi="SimSun" w:eastAsia="SimSun" w:cs="SimSun"/>
+                <w:sz w:val="24"/>
+                <w:szCs w:val="24"/>
+              </w:rPr>
+            </w:pPr>
+            <w:r>
+              <w:rPr>
+                <w:rFonts w:ascii="SimSun" w:hAnsi="SimSun" w:eastAsia="SimSun" w:cs="SimSun"/>
+                <w:sz w:val="24"/>
+                <w:szCs w:val="24"/>
+              </w:rPr>
+              <w:t>欄位未正確清除或資料庫異常 → 顯示錯誤訊息並保留原值</w:t>
+            </w:r>
+          </w:p>
+        </w:tc>
+      </w:tr>
+      <w:tr>
+        <w:tblPrEx>
+          <w:tblBorders>
+            <w:top w:val="single" w:color="4F81BC" w:sz="8" w:space="0"/>
+            <w:left w:val="single" w:color="4F81BC" w:sz="8" w:space="0"/>
+            <w:bottom w:val="single" w:color="4F81BC" w:sz="8" w:space="0"/>
+            <w:right w:val="single" w:color="4F81BC" w:sz="8" w:space="0"/>
+            <w:insideH w:val="single" w:color="4F81BC" w:sz="8" w:space="0"/>
+            <w:insideV w:val="single" w:color="4F81BC" w:sz="8" w:space="0"/>
+          </w:tblBorders>
+          <w:tblLayout w:type="fixed"/>
+          <w:tblCellMar>
+            <w:top w:w="0" w:type="dxa"/>
+            <w:left w:w="0" w:type="dxa"/>
+            <w:bottom w:w="0" w:type="dxa"/>
+            <w:right w:w="0" w:type="dxa"/>
+          </w:tblCellMar>
+        </w:tblPrEx>
+        <w:trPr>
+          <w:trHeight w:val="359" w:hRule="atLeast"/>
+        </w:trPr>
+        <w:tc>
+          <w:tcPr>
+            <w:tcW w:w="2377" w:type="dxa"/>
+          </w:tcPr>
+          <w:p>
+            <w:pPr>
+              <w:pStyle w:val="6"/>
+              <w:spacing w:before="32"/>
+              <w:ind w:left="107"/>
+              <w:rPr>
+                <w:b/>
+                <w:sz w:val="24"/>
+              </w:rPr>
+            </w:pPr>
+            <w:r>
+              <w:rPr>
+                <w:b/>
+                <w:sz w:val="24"/>
+              </w:rPr>
+              <w:t>Use</w:t>
+            </w:r>
+            <w:r>
+              <w:rPr>
+                <w:b/>
+                <w:spacing w:val="-3"/>
+                <w:sz w:val="24"/>
+              </w:rPr>
+              <w:t xml:space="preserve"> </w:t>
+            </w:r>
+            <w:r>
+              <w:rPr>
+                <w:b/>
+                <w:sz w:val="24"/>
+              </w:rPr>
+              <w:t>Use</w:t>
+            </w:r>
+            <w:r>
+              <w:rPr>
+                <w:b/>
+                <w:spacing w:val="-3"/>
+                <w:sz w:val="24"/>
+              </w:rPr>
+              <w:t xml:space="preserve"> </w:t>
+            </w:r>
+            <w:r>
+              <w:rPr>
+                <w:b/>
+                <w:spacing w:val="-4"/>
+                <w:sz w:val="24"/>
+              </w:rPr>
+              <w:t>Case</w:t>
+            </w:r>
+          </w:p>
+        </w:tc>
+        <w:tc>
+          <w:tcPr>
+            <w:tcW w:w="5987" w:type="dxa"/>
+          </w:tcPr>
+          <w:p>
+            <w:pPr>
+              <w:pStyle w:val="6"/>
+              <w:spacing w:before="35"/>
               <w:rPr>
                 <w:rFonts w:ascii="Times New Roman"/>
                 <w:sz w:val="22"/>
@@ -6422,7 +12251,107 @@
                 <w:sz w:val="24"/>
                 <w:szCs w:val="24"/>
               </w:rPr>
-              <w:t>無</w:t>
+              <w:t>UC-2.1（共用介面）</w:t>
+            </w:r>
+          </w:p>
+        </w:tc>
+      </w:tr>
+      <w:tr>
+        <w:tblPrEx>
+          <w:tblBorders>
+            <w:top w:val="single" w:color="4F81BC" w:sz="8" w:space="0"/>
+            <w:left w:val="single" w:color="4F81BC" w:sz="8" w:space="0"/>
+            <w:bottom w:val="single" w:color="4F81BC" w:sz="8" w:space="0"/>
+            <w:right w:val="single" w:color="4F81BC" w:sz="8" w:space="0"/>
+            <w:insideH w:val="single" w:color="4F81BC" w:sz="8" w:space="0"/>
+            <w:insideV w:val="single" w:color="4F81BC" w:sz="8" w:space="0"/>
+          </w:tblBorders>
+          <w:tblLayout w:type="fixed"/>
+          <w:tblCellMar>
+            <w:top w:w="0" w:type="dxa"/>
+            <w:left w:w="0" w:type="dxa"/>
+            <w:bottom w:w="0" w:type="dxa"/>
+            <w:right w:w="0" w:type="dxa"/>
+          </w:tblCellMar>
+        </w:tblPrEx>
+        <w:trPr>
+          <w:trHeight w:val="361" w:hRule="atLeast"/>
+        </w:trPr>
+        <w:tc>
+          <w:tcPr>
+            <w:tcW w:w="2377" w:type="dxa"/>
+            <w:shd w:val="clear" w:color="auto" w:fill="D2DFED"/>
+          </w:tcPr>
+          <w:p>
+            <w:pPr>
+              <w:pStyle w:val="6"/>
+              <w:spacing w:before="35"/>
+              <w:ind w:left="107"/>
+              <w:rPr>
+                <w:b/>
+                <w:sz w:val="24"/>
+              </w:rPr>
+            </w:pPr>
+            <w:r>
+              <w:rPr>
+                <w:b/>
+                <w:sz w:val="24"/>
+              </w:rPr>
+              <w:t>Extend</w:t>
+            </w:r>
+            <w:r>
+              <w:rPr>
+                <w:b/>
+                <w:spacing w:val="-5"/>
+                <w:sz w:val="24"/>
+              </w:rPr>
+              <w:t xml:space="preserve"> </w:t>
+            </w:r>
+            <w:r>
+              <w:rPr>
+                <w:b/>
+                <w:sz w:val="24"/>
+              </w:rPr>
+              <w:t>Use</w:t>
+            </w:r>
+            <w:r>
+              <w:rPr>
+                <w:b/>
+                <w:spacing w:val="-3"/>
+                <w:sz w:val="24"/>
+              </w:rPr>
+              <w:t xml:space="preserve"> </w:t>
+            </w:r>
+            <w:r>
+              <w:rPr>
+                <w:b/>
+                <w:spacing w:val="-4"/>
+                <w:sz w:val="24"/>
+              </w:rPr>
+              <w:t>Case</w:t>
+            </w:r>
+          </w:p>
+        </w:tc>
+        <w:tc>
+          <w:tcPr>
+            <w:tcW w:w="5987" w:type="dxa"/>
+            <w:shd w:val="clear" w:color="auto" w:fill="D2DFED"/>
+          </w:tcPr>
+          <w:p>
+            <w:pPr>
+              <w:pStyle w:val="6"/>
+              <w:spacing w:before="35"/>
+              <w:rPr>
+                <w:sz w:val="24"/>
+              </w:rPr>
+            </w:pPr>
+            <w:r>
+              <w:rPr>
+                <w:rFonts w:ascii="SimSun" w:hAnsi="SimSun" w:eastAsia="SimSun" w:cs="SimSun"/>
+                <w:sz w:val="24"/>
+                <w:szCs w:val="24"/>
+              </w:rPr>
+              <w:t>UC-2.0（從個人管理功能延伸）</w:t>
             </w:r>
           </w:p>
         </w:tc>
@@ -6451,11 +12380,105 @@
         <w:tc>
           <w:tcPr>
             <w:tcW w:w="2377" w:type="dxa"/>
-            <w:shd w:val="clear" w:color="auto" w:fill="D2DFED"/>
-          </w:tcPr>
-          <w:p>
-            <w:pPr>
-              <w:pStyle w:val="5"/>
+          </w:tcPr>
+          <w:p>
+            <w:pPr>
+              <w:pStyle w:val="6"/>
+              <w:spacing w:before="33"/>
+              <w:ind w:left="107"/>
+              <w:rPr>
+                <w:b/>
+                <w:sz w:val="24"/>
+              </w:rPr>
+            </w:pPr>
+            <w:r>
+              <w:rPr>
+                <w:b/>
+                <w:sz w:val="24"/>
+              </w:rPr>
+              <w:t xml:space="preserve">Business </w:t>
+            </w:r>
+            <w:r>
+              <w:rPr>
+                <w:b/>
+                <w:spacing w:val="-2"/>
+                <w:sz w:val="24"/>
+              </w:rPr>
+              <w:t>Rules</w:t>
+            </w:r>
+          </w:p>
+        </w:tc>
+        <w:tc>
+          <w:tcPr>
+            <w:tcW w:w="5987" w:type="dxa"/>
+          </w:tcPr>
+          <w:p>
+            <w:pPr>
+              <w:pStyle w:val="6"/>
+              <w:rPr>
+                <w:rFonts w:ascii="SimSun" w:hAnsi="SimSun" w:eastAsia="SimSun" w:cs="SimSun"/>
+                <w:sz w:val="24"/>
+                <w:szCs w:val="24"/>
+              </w:rPr>
+            </w:pPr>
+            <w:r>
+              <w:rPr>
+                <w:rFonts w:ascii="SimSun" w:hAnsi="SimSun" w:eastAsia="SimSun" w:cs="SimSun"/>
+                <w:sz w:val="24"/>
+                <w:szCs w:val="24"/>
+              </w:rPr>
+              <w:t>僅能刪除非必填欄位</w:t>
+            </w:r>
+          </w:p>
+          <w:p>
+            <w:pPr>
+              <w:pStyle w:val="6"/>
+              <w:rPr>
+                <w:rFonts w:ascii="SimSun" w:hAnsi="SimSun" w:eastAsia="SimSun" w:cs="SimSun"/>
+                <w:sz w:val="24"/>
+                <w:szCs w:val="24"/>
+              </w:rPr>
+            </w:pPr>
+            <w:r>
+              <w:rPr>
+                <w:rFonts w:ascii="SimSun" w:hAnsi="SimSun" w:eastAsia="SimSun" w:cs="SimSun"/>
+                <w:sz w:val="24"/>
+                <w:szCs w:val="24"/>
+              </w:rPr>
+              <w:t>必填欄位如帳號/暱稱不可刪除，且刪除請求需進行欄位驗證</w:t>
+            </w:r>
+          </w:p>
+        </w:tc>
+      </w:tr>
+      <w:tr>
+        <w:tblPrEx>
+          <w:tblBorders>
+            <w:top w:val="single" w:color="4F81BC" w:sz="8" w:space="0"/>
+            <w:left w:val="single" w:color="4F81BC" w:sz="8" w:space="0"/>
+            <w:bottom w:val="single" w:color="4F81BC" w:sz="8" w:space="0"/>
+            <w:right w:val="single" w:color="4F81BC" w:sz="8" w:space="0"/>
+            <w:insideH w:val="single" w:color="4F81BC" w:sz="8" w:space="0"/>
+            <w:insideV w:val="single" w:color="4F81BC" w:sz="8" w:space="0"/>
+          </w:tblBorders>
+          <w:tblLayout w:type="fixed"/>
+          <w:tblCellMar>
+            <w:top w:w="0" w:type="dxa"/>
+            <w:left w:w="0" w:type="dxa"/>
+            <w:bottom w:w="0" w:type="dxa"/>
+            <w:right w:w="0" w:type="dxa"/>
+          </w:tblCellMar>
+        </w:tblPrEx>
+        <w:trPr>
+          <w:trHeight w:val="359" w:hRule="atLeast"/>
+        </w:trPr>
+        <w:tc>
+          <w:tcPr>
+            <w:tcW w:w="2377" w:type="dxa"/>
+            <w:shd w:val="clear" w:color="auto" w:fill="D2DFED"/>
+          </w:tcPr>
+          <w:p>
+            <w:pPr>
+              <w:pStyle w:val="6"/>
               <w:spacing w:before="32"/>
               <w:ind w:left="107"/>
               <w:rPr>
@@ -6468,12 +12491,177 @@
                 <w:b/>
                 <w:sz w:val="24"/>
               </w:rPr>
-              <w:t>Exceptional</w:t>
-            </w:r>
-            <w:r>
-              <w:rPr>
-                <w:b/>
-                <w:spacing w:val="-9"/>
+              <w:t>Special</w:t>
+            </w:r>
+            <w:r>
+              <w:rPr>
+                <w:b/>
+                <w:spacing w:val="-2"/>
+                <w:sz w:val="24"/>
+              </w:rPr>
+              <w:t xml:space="preserve"> Requirements</w:t>
+            </w:r>
+          </w:p>
+        </w:tc>
+        <w:tc>
+          <w:tcPr>
+            <w:tcW w:w="5987" w:type="dxa"/>
+            <w:shd w:val="clear" w:color="auto" w:fill="D2DFED"/>
+          </w:tcPr>
+          <w:p>
+            <w:pPr>
+              <w:pStyle w:val="6"/>
+              <w:rPr>
+                <w:rFonts w:ascii="SimSun" w:hAnsi="SimSun" w:eastAsia="SimSun" w:cs="SimSun"/>
+                <w:sz w:val="24"/>
+                <w:szCs w:val="24"/>
+              </w:rPr>
+            </w:pPr>
+            <w:r>
+              <w:rPr>
+                <w:rFonts w:ascii="SimSun" w:hAnsi="SimSun" w:eastAsia="SimSun" w:cs="SimSun"/>
+                <w:sz w:val="24"/>
+                <w:szCs w:val="24"/>
+              </w:rPr>
+              <w:t>欄位需具備即時驗證功能</w:t>
+            </w:r>
+          </w:p>
+        </w:tc>
+      </w:tr>
+      <w:tr>
+        <w:tblPrEx>
+          <w:tblBorders>
+            <w:top w:val="single" w:color="4F81BC" w:sz="8" w:space="0"/>
+            <w:left w:val="single" w:color="4F81BC" w:sz="8" w:space="0"/>
+            <w:bottom w:val="single" w:color="4F81BC" w:sz="8" w:space="0"/>
+            <w:right w:val="single" w:color="4F81BC" w:sz="8" w:space="0"/>
+            <w:insideH w:val="single" w:color="4F81BC" w:sz="8" w:space="0"/>
+            <w:insideV w:val="single" w:color="4F81BC" w:sz="8" w:space="0"/>
+          </w:tblBorders>
+          <w:tblLayout w:type="fixed"/>
+          <w:tblCellMar>
+            <w:top w:w="0" w:type="dxa"/>
+            <w:left w:w="0" w:type="dxa"/>
+            <w:bottom w:w="0" w:type="dxa"/>
+            <w:right w:w="0" w:type="dxa"/>
+          </w:tblCellMar>
+        </w:tblPrEx>
+        <w:trPr>
+          <w:trHeight w:val="361" w:hRule="atLeast"/>
+        </w:trPr>
+        <w:tc>
+          <w:tcPr>
+            <w:tcW w:w="2377" w:type="dxa"/>
+          </w:tcPr>
+          <w:p>
+            <w:pPr>
+              <w:pStyle w:val="6"/>
+              <w:spacing w:before="35"/>
+              <w:ind w:left="107"/>
+              <w:rPr>
+                <w:b/>
+                <w:sz w:val="24"/>
+              </w:rPr>
+            </w:pPr>
+            <w:r>
+              <w:rPr>
+                <w:b/>
+                <w:spacing w:val="-2"/>
+                <w:sz w:val="24"/>
+              </w:rPr>
+              <w:t>Artifacts</w:t>
+            </w:r>
+          </w:p>
+        </w:tc>
+        <w:tc>
+          <w:tcPr>
+            <w:tcW w:w="5987" w:type="dxa"/>
+          </w:tcPr>
+          <w:p>
+            <w:pPr>
+              <w:pStyle w:val="6"/>
+              <w:rPr>
+                <w:rFonts w:ascii="SimSun" w:hAnsi="SimSun" w:eastAsia="SimSun" w:cs="SimSun"/>
+                <w:sz w:val="24"/>
+                <w:szCs w:val="24"/>
+              </w:rPr>
+            </w:pPr>
+            <w:r>
+              <w:rPr>
+                <w:rFonts w:ascii="SimSun" w:hAnsi="SimSun" w:eastAsia="SimSun" w:cs="SimSun"/>
+                <w:sz w:val="24"/>
+                <w:szCs w:val="24"/>
+              </w:rPr>
+              <w:t>個人資料資料表</w:t>
+            </w:r>
+          </w:p>
+          <w:p>
+            <w:pPr>
+              <w:pStyle w:val="6"/>
+              <w:rPr>
+                <w:rFonts w:ascii="SimSun" w:hAnsi="SimSun" w:eastAsia="SimSun" w:cs="SimSun"/>
+                <w:sz w:val="24"/>
+                <w:szCs w:val="24"/>
+              </w:rPr>
+            </w:pPr>
+            <w:r>
+              <w:rPr>
+                <w:rFonts w:ascii="SimSun" w:hAnsi="SimSun" w:eastAsia="SimSun" w:cs="SimSun"/>
+                <w:sz w:val="24"/>
+                <w:szCs w:val="24"/>
+              </w:rPr>
+              <w:t>刪除操作紀錄</w:t>
+            </w:r>
+          </w:p>
+        </w:tc>
+      </w:tr>
+      <w:tr>
+        <w:tblPrEx>
+          <w:tblBorders>
+            <w:top w:val="single" w:color="4F81BC" w:sz="8" w:space="0"/>
+            <w:left w:val="single" w:color="4F81BC" w:sz="8" w:space="0"/>
+            <w:bottom w:val="single" w:color="4F81BC" w:sz="8" w:space="0"/>
+            <w:right w:val="single" w:color="4F81BC" w:sz="8" w:space="0"/>
+            <w:insideH w:val="single" w:color="4F81BC" w:sz="8" w:space="0"/>
+            <w:insideV w:val="single" w:color="4F81BC" w:sz="8" w:space="0"/>
+          </w:tblBorders>
+          <w:tblLayout w:type="fixed"/>
+          <w:tblCellMar>
+            <w:top w:w="0" w:type="dxa"/>
+            <w:left w:w="0" w:type="dxa"/>
+            <w:bottom w:w="0" w:type="dxa"/>
+            <w:right w:w="0" w:type="dxa"/>
+          </w:tblCellMar>
+        </w:tblPrEx>
+        <w:trPr>
+          <w:trHeight w:val="359" w:hRule="atLeast"/>
+        </w:trPr>
+        <w:tc>
+          <w:tcPr>
+            <w:tcW w:w="2377" w:type="dxa"/>
+            <w:shd w:val="clear" w:color="auto" w:fill="D2DFED"/>
+          </w:tcPr>
+          <w:p>
+            <w:pPr>
+              <w:pStyle w:val="6"/>
+              <w:spacing w:before="32"/>
+              <w:ind w:left="107"/>
+              <w:rPr>
+                <w:b/>
+                <w:sz w:val="24"/>
+              </w:rPr>
+            </w:pPr>
+            <w:r>
+              <w:rPr>
+                <w:b/>
+                <w:sz w:val="24"/>
+              </w:rPr>
+              <w:t>Use</w:t>
+            </w:r>
+            <w:r>
+              <w:rPr>
+                <w:b/>
+                <w:spacing w:val="-3"/>
                 <w:sz w:val="24"/>
               </w:rPr>
               <w:t xml:space="preserve"> </w:t>
@@ -6481,21 +12669,619 @@
             <w:r>
               <w:rPr>
                 <w:b/>
+                <w:sz w:val="24"/>
+              </w:rPr>
+              <w:t>Case</w:t>
+            </w:r>
+            <w:r>
+              <w:rPr>
+                <w:b/>
+                <w:spacing w:val="-3"/>
+                <w:sz w:val="24"/>
+              </w:rPr>
+              <w:t xml:space="preserve"> </w:t>
+            </w:r>
+            <w:r>
+              <w:rPr>
+                <w:b/>
                 <w:spacing w:val="-2"/>
                 <w:sz w:val="24"/>
               </w:rPr>
-              <w:t>Flows</w:t>
-            </w:r>
-          </w:p>
-        </w:tc>
-        <w:tc>
-          <w:tcPr>
-            <w:tcW w:w="5987" w:type="dxa"/>
-            <w:shd w:val="clear" w:color="auto" w:fill="D2DFED"/>
-          </w:tcPr>
-          <w:p>
-            <w:pPr>
-              <w:pStyle w:val="5"/>
+              <w:t>Glossary</w:t>
+            </w:r>
+          </w:p>
+        </w:tc>
+        <w:tc>
+          <w:tcPr>
+            <w:tcW w:w="5987" w:type="dxa"/>
+            <w:shd w:val="clear" w:color="auto" w:fill="D2DFED"/>
+          </w:tcPr>
+          <w:p>
+            <w:pPr>
+              <w:pStyle w:val="6"/>
+              <w:rPr>
+                <w:rFonts w:ascii="SimSun" w:hAnsi="SimSun" w:eastAsia="SimSun" w:cs="SimSun"/>
+                <w:sz w:val="24"/>
+                <w:szCs w:val="24"/>
+              </w:rPr>
+            </w:pPr>
+            <w:r>
+              <w:rPr>
+                <w:rFonts w:ascii="SimSun" w:hAnsi="SimSun" w:eastAsia="SimSun" w:cs="SimSun"/>
+                <w:sz w:val="24"/>
+                <w:szCs w:val="24"/>
+              </w:rPr>
+              <w:t>欄位：個人資料中的單一資訊類別</w:t>
+            </w:r>
+          </w:p>
+          <w:p>
+            <w:pPr>
+              <w:pStyle w:val="6"/>
+              <w:rPr>
+                <w:rFonts w:ascii="SimSun" w:hAnsi="SimSun" w:eastAsia="SimSun" w:cs="SimSun"/>
+                <w:sz w:val="24"/>
+                <w:szCs w:val="24"/>
+              </w:rPr>
+            </w:pPr>
+            <w:r>
+              <w:rPr>
+                <w:rFonts w:ascii="SimSun" w:hAnsi="SimSun" w:eastAsia="SimSun" w:cs="SimSun"/>
+                <w:sz w:val="24"/>
+                <w:szCs w:val="24"/>
+              </w:rPr>
+              <w:t xml:space="preserve">刪除：清除該欄位的值，資料庫中設為 </w:t>
+            </w:r>
+            <w:r>
+              <w:rPr>
+                <w:rStyle w:val="4"/>
+                <w:rFonts w:ascii="SimSun" w:hAnsi="SimSun" w:eastAsia="SimSun" w:cs="SimSun"/>
+                <w:sz w:val="24"/>
+                <w:szCs w:val="24"/>
+              </w:rPr>
+              <w:t>null</w:t>
+            </w:r>
+            <w:r>
+              <w:rPr>
+                <w:rFonts w:ascii="SimSun" w:hAnsi="SimSun" w:eastAsia="SimSun" w:cs="SimSun"/>
+                <w:sz w:val="24"/>
+                <w:szCs w:val="24"/>
+              </w:rPr>
+              <w:t xml:space="preserve"> 或預設值</w:t>
+            </w:r>
+          </w:p>
+        </w:tc>
+      </w:tr>
+    </w:tbl>
+    <w:p/>
+    <w:tbl>
+      <w:tblPr>
+        <w:tblStyle w:val="5"/>
+        <w:tblpPr w:leftFromText="180" w:rightFromText="180" w:vertAnchor="text" w:horzAnchor="page" w:tblpX="1707" w:tblpY="1009"/>
+        <w:tblOverlap w:val="never"/>
+        <w:tblW w:w="8364" w:type="dxa"/>
+        <w:tblInd w:w="0" w:type="dxa"/>
+        <w:tblBorders>
+          <w:top w:val="single" w:color="4F81BC" w:sz="8" w:space="0"/>
+          <w:left w:val="single" w:color="4F81BC" w:sz="8" w:space="0"/>
+          <w:bottom w:val="single" w:color="4F81BC" w:sz="8" w:space="0"/>
+          <w:right w:val="single" w:color="4F81BC" w:sz="8" w:space="0"/>
+          <w:insideH w:val="single" w:color="4F81BC" w:sz="8" w:space="0"/>
+          <w:insideV w:val="single" w:color="4F81BC" w:sz="8" w:space="0"/>
+        </w:tblBorders>
+        <w:tblLayout w:type="fixed"/>
+        <w:tblCellMar>
+          <w:top w:w="0" w:type="dxa"/>
+          <w:left w:w="0" w:type="dxa"/>
+          <w:bottom w:w="0" w:type="dxa"/>
+          <w:right w:w="0" w:type="dxa"/>
+        </w:tblCellMar>
+      </w:tblPr>
+      <w:tblGrid>
+        <w:gridCol w:w="2377"/>
+        <w:gridCol w:w="5987"/>
+      </w:tblGrid>
+      <w:tr>
+        <w:tblPrEx>
+          <w:tblBorders>
+            <w:top w:val="single" w:color="4F81BC" w:sz="8" w:space="0"/>
+            <w:left w:val="single" w:color="4F81BC" w:sz="8" w:space="0"/>
+            <w:bottom w:val="single" w:color="4F81BC" w:sz="8" w:space="0"/>
+            <w:right w:val="single" w:color="4F81BC" w:sz="8" w:space="0"/>
+            <w:insideH w:val="single" w:color="4F81BC" w:sz="8" w:space="0"/>
+            <w:insideV w:val="single" w:color="4F81BC" w:sz="8" w:space="0"/>
+          </w:tblBorders>
+          <w:tblLayout w:type="fixed"/>
+          <w:tblCellMar>
+            <w:top w:w="0" w:type="dxa"/>
+            <w:left w:w="0" w:type="dxa"/>
+            <w:bottom w:w="0" w:type="dxa"/>
+            <w:right w:w="0" w:type="dxa"/>
+          </w:tblCellMar>
+        </w:tblPrEx>
+        <w:trPr>
+          <w:trHeight w:val="359" w:hRule="atLeast"/>
+        </w:trPr>
+        <w:tc>
+          <w:tcPr>
+            <w:tcW w:w="2377" w:type="dxa"/>
+            <w:tcBorders>
+              <w:bottom w:val="single" w:color="4F81BC" w:sz="18" w:space="0"/>
+            </w:tcBorders>
+          </w:tcPr>
+          <w:p>
+            <w:pPr>
+              <w:pStyle w:val="6"/>
+              <w:spacing w:before="33"/>
+              <w:ind w:left="107"/>
+              <w:rPr>
+                <w:b/>
+                <w:sz w:val="24"/>
+              </w:rPr>
+            </w:pPr>
+            <w:r>
+              <w:rPr>
+                <w:b/>
+                <w:sz w:val="24"/>
+              </w:rPr>
+              <w:t>Use</w:t>
+            </w:r>
+            <w:r>
+              <w:rPr>
+                <w:b/>
+                <w:spacing w:val="-3"/>
+                <w:sz w:val="24"/>
+              </w:rPr>
+              <w:t xml:space="preserve"> </w:t>
+            </w:r>
+            <w:r>
+              <w:rPr>
+                <w:b/>
+                <w:sz w:val="24"/>
+              </w:rPr>
+              <w:t>Case</w:t>
+            </w:r>
+            <w:r>
+              <w:rPr>
+                <w:b/>
+                <w:spacing w:val="-3"/>
+                <w:sz w:val="24"/>
+              </w:rPr>
+              <w:t xml:space="preserve"> </w:t>
+            </w:r>
+            <w:r>
+              <w:rPr>
+                <w:b/>
+                <w:spacing w:val="-5"/>
+                <w:sz w:val="24"/>
+              </w:rPr>
+              <w:t>ID</w:t>
+            </w:r>
+          </w:p>
+        </w:tc>
+        <w:tc>
+          <w:tcPr>
+            <w:tcW w:w="5987" w:type="dxa"/>
+            <w:tcBorders>
+              <w:bottom w:val="single" w:color="4F81BC" w:sz="18" w:space="0"/>
+            </w:tcBorders>
+          </w:tcPr>
+          <w:p>
+            <w:pPr>
+              <w:pStyle w:val="6"/>
+              <w:spacing w:before="33"/>
+              <w:ind w:left="107"/>
+              <w:rPr>
+                <w:b/>
+                <w:sz w:val="24"/>
+              </w:rPr>
+            </w:pPr>
+            <w:r>
+              <w:rPr>
+                <w:rFonts w:ascii="SimSun" w:hAnsi="SimSun" w:eastAsia="SimSun" w:cs="SimSun"/>
+                <w:sz w:val="24"/>
+                <w:szCs w:val="24"/>
+              </w:rPr>
+              <w:t>UC-</w:t>
+            </w:r>
+            <w:r>
+              <w:rPr>
+                <w:rFonts w:hint="eastAsia" w:ascii="SimSun" w:hAnsi="SimSun" w:eastAsia="新細明體" w:cs="SimSun"/>
+                <w:sz w:val="24"/>
+                <w:szCs w:val="24"/>
+                <w:lang w:val="en-US" w:eastAsia="zh-TW"/>
+              </w:rPr>
+              <w:t>2.3</w:t>
+            </w:r>
+          </w:p>
+        </w:tc>
+      </w:tr>
+      <w:tr>
+        <w:tblPrEx>
+          <w:tblBorders>
+            <w:top w:val="single" w:color="4F81BC" w:sz="8" w:space="0"/>
+            <w:left w:val="single" w:color="4F81BC" w:sz="8" w:space="0"/>
+            <w:bottom w:val="single" w:color="4F81BC" w:sz="8" w:space="0"/>
+            <w:right w:val="single" w:color="4F81BC" w:sz="8" w:space="0"/>
+            <w:insideH w:val="single" w:color="4F81BC" w:sz="8" w:space="0"/>
+            <w:insideV w:val="single" w:color="4F81BC" w:sz="8" w:space="0"/>
+          </w:tblBorders>
+          <w:tblLayout w:type="fixed"/>
+          <w:tblCellMar>
+            <w:top w:w="0" w:type="dxa"/>
+            <w:left w:w="0" w:type="dxa"/>
+            <w:bottom w:w="0" w:type="dxa"/>
+            <w:right w:w="0" w:type="dxa"/>
+          </w:tblCellMar>
+        </w:tblPrEx>
+        <w:trPr>
+          <w:trHeight w:val="361" w:hRule="atLeast"/>
+        </w:trPr>
+        <w:tc>
+          <w:tcPr>
+            <w:tcW w:w="2377" w:type="dxa"/>
+            <w:tcBorders>
+              <w:top w:val="single" w:color="4F81BC" w:sz="18" w:space="0"/>
+            </w:tcBorders>
+            <w:shd w:val="clear" w:color="auto" w:fill="D2DFED"/>
+          </w:tcPr>
+          <w:p>
+            <w:pPr>
+              <w:pStyle w:val="6"/>
+              <w:spacing w:before="34"/>
+              <w:ind w:left="107"/>
+              <w:rPr>
+                <w:b/>
+                <w:sz w:val="24"/>
+              </w:rPr>
+            </w:pPr>
+            <w:r>
+              <w:rPr>
+                <w:b/>
+                <w:sz w:val="24"/>
+              </w:rPr>
+              <w:t>Use</w:t>
+            </w:r>
+            <w:r>
+              <w:rPr>
+                <w:b/>
+                <w:spacing w:val="-3"/>
+                <w:sz w:val="24"/>
+              </w:rPr>
+              <w:t xml:space="preserve"> </w:t>
+            </w:r>
+            <w:r>
+              <w:rPr>
+                <w:b/>
+                <w:sz w:val="24"/>
+              </w:rPr>
+              <w:t>Case</w:t>
+            </w:r>
+            <w:r>
+              <w:rPr>
+                <w:b/>
+                <w:spacing w:val="-3"/>
+                <w:sz w:val="24"/>
+              </w:rPr>
+              <w:t xml:space="preserve"> </w:t>
+            </w:r>
+            <w:r>
+              <w:rPr>
+                <w:b/>
+                <w:spacing w:val="-4"/>
+                <w:sz w:val="24"/>
+              </w:rPr>
+              <w:t>Name</w:t>
+            </w:r>
+          </w:p>
+        </w:tc>
+        <w:tc>
+          <w:tcPr>
+            <w:tcW w:w="5987" w:type="dxa"/>
+            <w:tcBorders>
+              <w:top w:val="single" w:color="4F81BC" w:sz="18" w:space="0"/>
+            </w:tcBorders>
+            <w:shd w:val="clear" w:color="auto" w:fill="D2DFED"/>
+          </w:tcPr>
+          <w:p>
+            <w:pPr>
+              <w:pStyle w:val="6"/>
+              <w:spacing w:before="34"/>
+              <w:ind w:left="107"/>
+              <w:rPr>
+                <w:sz w:val="24"/>
+              </w:rPr>
+            </w:pPr>
+            <w:r>
+              <w:rPr>
+                <w:rFonts w:ascii="SimSun" w:hAnsi="SimSun" w:eastAsia="SimSun" w:cs="SimSun"/>
+                <w:sz w:val="24"/>
+                <w:szCs w:val="24"/>
+              </w:rPr>
+              <w:t>表單狀態查詢</w:t>
+            </w:r>
+          </w:p>
+        </w:tc>
+      </w:tr>
+      <w:tr>
+        <w:tblPrEx>
+          <w:tblBorders>
+            <w:top w:val="single" w:color="4F81BC" w:sz="8" w:space="0"/>
+            <w:left w:val="single" w:color="4F81BC" w:sz="8" w:space="0"/>
+            <w:bottom w:val="single" w:color="4F81BC" w:sz="8" w:space="0"/>
+            <w:right w:val="single" w:color="4F81BC" w:sz="8" w:space="0"/>
+            <w:insideH w:val="single" w:color="4F81BC" w:sz="8" w:space="0"/>
+            <w:insideV w:val="single" w:color="4F81BC" w:sz="8" w:space="0"/>
+          </w:tblBorders>
+          <w:tblLayout w:type="fixed"/>
+          <w:tblCellMar>
+            <w:top w:w="0" w:type="dxa"/>
+            <w:left w:w="0" w:type="dxa"/>
+            <w:bottom w:w="0" w:type="dxa"/>
+            <w:right w:w="0" w:type="dxa"/>
+          </w:tblCellMar>
+        </w:tblPrEx>
+        <w:trPr>
+          <w:trHeight w:val="359" w:hRule="atLeast"/>
+        </w:trPr>
+        <w:tc>
+          <w:tcPr>
+            <w:tcW w:w="2377" w:type="dxa"/>
+          </w:tcPr>
+          <w:p>
+            <w:pPr>
+              <w:pStyle w:val="6"/>
+              <w:spacing w:before="32"/>
+              <w:ind w:left="107"/>
+              <w:rPr>
+                <w:b/>
+                <w:sz w:val="24"/>
+              </w:rPr>
+            </w:pPr>
+            <w:r>
+              <w:rPr>
+                <w:b/>
+                <w:spacing w:val="-4"/>
+                <w:sz w:val="24"/>
+              </w:rPr>
+              <w:t>Goal</w:t>
+            </w:r>
+          </w:p>
+        </w:tc>
+        <w:tc>
+          <w:tcPr>
+            <w:tcW w:w="5987" w:type="dxa"/>
+          </w:tcPr>
+          <w:p>
+            <w:pPr>
+              <w:pStyle w:val="6"/>
+              <w:spacing w:before="32"/>
+              <w:ind w:left="107"/>
+              <w:rPr>
+                <w:sz w:val="24"/>
+              </w:rPr>
+            </w:pPr>
+            <w:r>
+              <w:rPr>
+                <w:rFonts w:ascii="SimSun" w:hAnsi="SimSun" w:eastAsia="SimSun" w:cs="SimSun"/>
+                <w:sz w:val="24"/>
+                <w:szCs w:val="24"/>
+              </w:rPr>
+              <w:t>讓使用者查詢自己所提交表單的審核進度與狀態</w:t>
+            </w:r>
+          </w:p>
+        </w:tc>
+      </w:tr>
+      <w:tr>
+        <w:tblPrEx>
+          <w:tblBorders>
+            <w:top w:val="single" w:color="4F81BC" w:sz="8" w:space="0"/>
+            <w:left w:val="single" w:color="4F81BC" w:sz="8" w:space="0"/>
+            <w:bottom w:val="single" w:color="4F81BC" w:sz="8" w:space="0"/>
+            <w:right w:val="single" w:color="4F81BC" w:sz="8" w:space="0"/>
+            <w:insideH w:val="single" w:color="4F81BC" w:sz="8" w:space="0"/>
+            <w:insideV w:val="single" w:color="4F81BC" w:sz="8" w:space="0"/>
+          </w:tblBorders>
+          <w:tblLayout w:type="fixed"/>
+          <w:tblCellMar>
+            <w:top w:w="0" w:type="dxa"/>
+            <w:left w:w="0" w:type="dxa"/>
+            <w:bottom w:w="0" w:type="dxa"/>
+            <w:right w:w="0" w:type="dxa"/>
+          </w:tblCellMar>
+        </w:tblPrEx>
+        <w:trPr>
+          <w:trHeight w:val="721" w:hRule="atLeast"/>
+        </w:trPr>
+        <w:tc>
+          <w:tcPr>
+            <w:tcW w:w="2377" w:type="dxa"/>
+            <w:shd w:val="clear" w:color="auto" w:fill="D2DFED"/>
+          </w:tcPr>
+          <w:p>
+            <w:pPr>
+              <w:pStyle w:val="6"/>
+              <w:spacing w:before="35"/>
+              <w:ind w:left="107"/>
+              <w:rPr>
+                <w:b/>
+                <w:sz w:val="24"/>
+              </w:rPr>
+            </w:pPr>
+            <w:r>
+              <w:rPr>
+                <w:b/>
+                <w:spacing w:val="-2"/>
+                <w:sz w:val="24"/>
+              </w:rPr>
+              <w:t>Requirements</w:t>
+            </w:r>
+          </w:p>
+        </w:tc>
+        <w:tc>
+          <w:tcPr>
+            <w:tcW w:w="5987" w:type="dxa"/>
+            <w:shd w:val="clear" w:color="auto" w:fill="D2DFED"/>
+          </w:tcPr>
+          <w:p>
+            <w:pPr>
+              <w:pStyle w:val="6"/>
+              <w:spacing w:before="67"/>
+              <w:ind w:left="107"/>
+              <w:rPr>
+                <w:sz w:val="24"/>
+              </w:rPr>
+            </w:pPr>
+            <w:r>
+              <w:rPr>
+                <w:rFonts w:ascii="SimSun" w:hAnsi="SimSun" w:eastAsia="SimSun" w:cs="SimSun"/>
+                <w:sz w:val="24"/>
+                <w:szCs w:val="24"/>
+              </w:rPr>
+              <w:t>[FR0</w:t>
+            </w:r>
+            <w:r>
+              <w:rPr>
+                <w:rFonts w:hint="eastAsia" w:ascii="SimSun" w:hAnsi="SimSun" w:eastAsia="新細明體" w:cs="SimSun"/>
+                <w:sz w:val="24"/>
+                <w:szCs w:val="24"/>
+                <w:lang w:val="en-US" w:eastAsia="zh-TW"/>
+              </w:rPr>
+              <w:t>8</w:t>
+            </w:r>
+            <w:r>
+              <w:rPr>
+                <w:rFonts w:ascii="SimSun" w:hAnsi="SimSun" w:eastAsia="SimSun" w:cs="SimSun"/>
+                <w:sz w:val="24"/>
+                <w:szCs w:val="24"/>
+              </w:rPr>
+              <w:t>: 查詢表單進度]</w:t>
+            </w:r>
+          </w:p>
+        </w:tc>
+      </w:tr>
+      <w:tr>
+        <w:tblPrEx>
+          <w:tblBorders>
+            <w:top w:val="single" w:color="4F81BC" w:sz="8" w:space="0"/>
+            <w:left w:val="single" w:color="4F81BC" w:sz="8" w:space="0"/>
+            <w:bottom w:val="single" w:color="4F81BC" w:sz="8" w:space="0"/>
+            <w:right w:val="single" w:color="4F81BC" w:sz="8" w:space="0"/>
+            <w:insideH w:val="single" w:color="4F81BC" w:sz="8" w:space="0"/>
+            <w:insideV w:val="single" w:color="4F81BC" w:sz="8" w:space="0"/>
+          </w:tblBorders>
+          <w:tblLayout w:type="fixed"/>
+          <w:tblCellMar>
+            <w:top w:w="0" w:type="dxa"/>
+            <w:left w:w="0" w:type="dxa"/>
+            <w:bottom w:w="0" w:type="dxa"/>
+            <w:right w:w="0" w:type="dxa"/>
+          </w:tblCellMar>
+        </w:tblPrEx>
+        <w:trPr>
+          <w:trHeight w:val="719" w:hRule="atLeast"/>
+        </w:trPr>
+        <w:tc>
+          <w:tcPr>
+            <w:tcW w:w="2377" w:type="dxa"/>
+          </w:tcPr>
+          <w:p>
+            <w:pPr>
+              <w:pStyle w:val="6"/>
+              <w:spacing w:before="32"/>
+              <w:ind w:left="107"/>
+              <w:rPr>
+                <w:b/>
+                <w:sz w:val="24"/>
+              </w:rPr>
+            </w:pPr>
+            <w:r>
+              <w:rPr>
+                <w:b/>
+                <w:spacing w:val="-2"/>
+                <w:sz w:val="24"/>
+              </w:rPr>
+              <w:t>Description</w:t>
+            </w:r>
+          </w:p>
+        </w:tc>
+        <w:tc>
+          <w:tcPr>
+            <w:tcW w:w="5987" w:type="dxa"/>
+          </w:tcPr>
+          <w:p>
+            <w:pPr>
+              <w:pStyle w:val="6"/>
+              <w:spacing w:before="67"/>
+              <w:ind w:left="107"/>
+              <w:rPr>
+                <w:sz w:val="24"/>
+              </w:rPr>
+            </w:pPr>
+            <w:r>
+              <w:rPr>
+                <w:rFonts w:ascii="SimSun" w:hAnsi="SimSun" w:eastAsia="SimSun" w:cs="SimSun"/>
+                <w:sz w:val="24"/>
+                <w:szCs w:val="24"/>
+              </w:rPr>
+              <w:t>提供會員一個查詢介面可查看所有已提交事件與商家表單之處理進度</w:t>
+            </w:r>
+          </w:p>
+        </w:tc>
+      </w:tr>
+      <w:tr>
+        <w:tblPrEx>
+          <w:tblBorders>
+            <w:top w:val="single" w:color="4F81BC" w:sz="8" w:space="0"/>
+            <w:left w:val="single" w:color="4F81BC" w:sz="8" w:space="0"/>
+            <w:bottom w:val="single" w:color="4F81BC" w:sz="8" w:space="0"/>
+            <w:right w:val="single" w:color="4F81BC" w:sz="8" w:space="0"/>
+            <w:insideH w:val="single" w:color="4F81BC" w:sz="8" w:space="0"/>
+            <w:insideV w:val="single" w:color="4F81BC" w:sz="8" w:space="0"/>
+          </w:tblBorders>
+          <w:tblLayout w:type="fixed"/>
+          <w:tblCellMar>
+            <w:top w:w="0" w:type="dxa"/>
+            <w:left w:w="0" w:type="dxa"/>
+            <w:bottom w:w="0" w:type="dxa"/>
+            <w:right w:w="0" w:type="dxa"/>
+          </w:tblCellMar>
+        </w:tblPrEx>
+        <w:trPr>
+          <w:trHeight w:val="359" w:hRule="atLeast"/>
+        </w:trPr>
+        <w:tc>
+          <w:tcPr>
+            <w:tcW w:w="2377" w:type="dxa"/>
+            <w:shd w:val="clear" w:color="auto" w:fill="D2DFED"/>
+          </w:tcPr>
+          <w:p>
+            <w:pPr>
+              <w:pStyle w:val="6"/>
+              <w:spacing w:before="32"/>
+              <w:ind w:left="107"/>
+              <w:rPr>
+                <w:b/>
+                <w:sz w:val="24"/>
+              </w:rPr>
+            </w:pPr>
+            <w:r>
+              <w:rPr>
+                <w:b/>
+                <w:spacing w:val="-2"/>
+                <w:sz w:val="24"/>
+              </w:rPr>
+              <w:t>Actor</w:t>
+            </w:r>
+          </w:p>
+        </w:tc>
+        <w:tc>
+          <w:tcPr>
+            <w:tcW w:w="5987" w:type="dxa"/>
+            <w:shd w:val="clear" w:color="auto" w:fill="D2DFED"/>
+          </w:tcPr>
+          <w:p>
+            <w:pPr>
+              <w:pStyle w:val="6"/>
               <w:rPr>
                 <w:rFonts w:ascii="Times New Roman"/>
                 <w:sz w:val="22"/>
@@ -6507,93 +13293,63 @@
                 <w:sz w:val="24"/>
                 <w:szCs w:val="24"/>
               </w:rPr>
-              <w:t>資料庫查詢失敗或網路異常</w:t>
-            </w:r>
-          </w:p>
-        </w:tc>
-      </w:tr>
-      <w:tr>
-        <w:tblPrEx>
-          <w:tblBorders>
-            <w:top w:val="single" w:color="4F81BC" w:sz="8" w:space="0"/>
-            <w:left w:val="single" w:color="4F81BC" w:sz="8" w:space="0"/>
-            <w:bottom w:val="single" w:color="4F81BC" w:sz="8" w:space="0"/>
-            <w:right w:val="single" w:color="4F81BC" w:sz="8" w:space="0"/>
-            <w:insideH w:val="single" w:color="4F81BC" w:sz="8" w:space="0"/>
-            <w:insideV w:val="single" w:color="4F81BC" w:sz="8" w:space="0"/>
-          </w:tblBorders>
-          <w:tblLayout w:type="fixed"/>
-          <w:tblCellMar>
-            <w:top w:w="0" w:type="dxa"/>
-            <w:left w:w="0" w:type="dxa"/>
-            <w:bottom w:w="0" w:type="dxa"/>
-            <w:right w:w="0" w:type="dxa"/>
-          </w:tblCellMar>
-        </w:tblPrEx>
-        <w:trPr>
-          <w:trHeight w:val="359" w:hRule="atLeast"/>
-        </w:trPr>
-        <w:tc>
-          <w:tcPr>
-            <w:tcW w:w="2377" w:type="dxa"/>
-          </w:tcPr>
-          <w:p>
-            <w:pPr>
-              <w:pStyle w:val="5"/>
-              <w:spacing w:before="32"/>
-              <w:ind w:left="107"/>
-              <w:rPr>
-                <w:b/>
-                <w:sz w:val="24"/>
-              </w:rPr>
-            </w:pPr>
-            <w:r>
-              <w:rPr>
-                <w:b/>
-                <w:sz w:val="24"/>
-              </w:rPr>
-              <w:t>Use</w:t>
-            </w:r>
-            <w:r>
-              <w:rPr>
-                <w:b/>
-                <w:spacing w:val="-3"/>
-                <w:sz w:val="24"/>
-              </w:rPr>
-              <w:t xml:space="preserve"> </w:t>
-            </w:r>
-            <w:r>
-              <w:rPr>
-                <w:b/>
-                <w:sz w:val="24"/>
-              </w:rPr>
-              <w:t>Use</w:t>
-            </w:r>
-            <w:r>
-              <w:rPr>
-                <w:b/>
-                <w:spacing w:val="-3"/>
-                <w:sz w:val="24"/>
-              </w:rPr>
-              <w:t xml:space="preserve"> </w:t>
-            </w:r>
-            <w:r>
-              <w:rPr>
-                <w:b/>
-                <w:spacing w:val="-4"/>
-                <w:sz w:val="24"/>
-              </w:rPr>
-              <w:t>Case</w:t>
-            </w:r>
-          </w:p>
-        </w:tc>
-        <w:tc>
-          <w:tcPr>
-            <w:tcW w:w="5987" w:type="dxa"/>
-          </w:tcPr>
-          <w:p>
-            <w:pPr>
-              <w:pStyle w:val="5"/>
+              <w:t>會員（已登入）</w:t>
+            </w:r>
+          </w:p>
+        </w:tc>
+      </w:tr>
+      <w:tr>
+        <w:tblPrEx>
+          <w:tblBorders>
+            <w:top w:val="single" w:color="4F81BC" w:sz="8" w:space="0"/>
+            <w:left w:val="single" w:color="4F81BC" w:sz="8" w:space="0"/>
+            <w:bottom w:val="single" w:color="4F81BC" w:sz="8" w:space="0"/>
+            <w:right w:val="single" w:color="4F81BC" w:sz="8" w:space="0"/>
+            <w:insideH w:val="single" w:color="4F81BC" w:sz="8" w:space="0"/>
+            <w:insideV w:val="single" w:color="4F81BC" w:sz="8" w:space="0"/>
+          </w:tblBorders>
+          <w:tblLayout w:type="fixed"/>
+          <w:tblCellMar>
+            <w:top w:w="0" w:type="dxa"/>
+            <w:left w:w="0" w:type="dxa"/>
+            <w:bottom w:w="0" w:type="dxa"/>
+            <w:right w:w="0" w:type="dxa"/>
+          </w:tblCellMar>
+        </w:tblPrEx>
+        <w:trPr>
+          <w:trHeight w:val="361" w:hRule="atLeast"/>
+        </w:trPr>
+        <w:tc>
+          <w:tcPr>
+            <w:tcW w:w="2377" w:type="dxa"/>
+          </w:tcPr>
+          <w:p>
+            <w:pPr>
+              <w:pStyle w:val="6"/>
+              <w:spacing w:before="35"/>
+              <w:ind w:left="107"/>
+              <w:rPr>
+                <w:b/>
+                <w:sz w:val="24"/>
+              </w:rPr>
+            </w:pPr>
+            <w:r>
+              <w:rPr>
+                <w:b/>
+                <w:spacing w:val="-2"/>
+                <w:sz w:val="24"/>
+              </w:rPr>
+              <w:t>Assumptions</w:t>
+            </w:r>
+          </w:p>
+        </w:tc>
+        <w:tc>
+          <w:tcPr>
+            <w:tcW w:w="5987" w:type="dxa"/>
+          </w:tcPr>
+          <w:p>
+            <w:pPr>
+              <w:pStyle w:val="6"/>
               <w:rPr>
                 <w:rFonts w:ascii="Times New Roman"/>
                 <w:sz w:val="22"/>
@@ -6605,107 +13361,7 @@
                 <w:sz w:val="24"/>
                 <w:szCs w:val="24"/>
               </w:rPr>
-              <w:t>無</w:t>
-            </w:r>
-          </w:p>
-        </w:tc>
-      </w:tr>
-      <w:tr>
-        <w:tblPrEx>
-          <w:tblBorders>
-            <w:top w:val="single" w:color="4F81BC" w:sz="8" w:space="0"/>
-            <w:left w:val="single" w:color="4F81BC" w:sz="8" w:space="0"/>
-            <w:bottom w:val="single" w:color="4F81BC" w:sz="8" w:space="0"/>
-            <w:right w:val="single" w:color="4F81BC" w:sz="8" w:space="0"/>
-            <w:insideH w:val="single" w:color="4F81BC" w:sz="8" w:space="0"/>
-            <w:insideV w:val="single" w:color="4F81BC" w:sz="8" w:space="0"/>
-          </w:tblBorders>
-          <w:tblLayout w:type="fixed"/>
-          <w:tblCellMar>
-            <w:top w:w="0" w:type="dxa"/>
-            <w:left w:w="0" w:type="dxa"/>
-            <w:bottom w:w="0" w:type="dxa"/>
-            <w:right w:w="0" w:type="dxa"/>
-          </w:tblCellMar>
-        </w:tblPrEx>
-        <w:trPr>
-          <w:trHeight w:val="361" w:hRule="atLeast"/>
-        </w:trPr>
-        <w:tc>
-          <w:tcPr>
-            <w:tcW w:w="2377" w:type="dxa"/>
-            <w:shd w:val="clear" w:color="auto" w:fill="D2DFED"/>
-          </w:tcPr>
-          <w:p>
-            <w:pPr>
-              <w:pStyle w:val="5"/>
-              <w:spacing w:before="35"/>
-              <w:ind w:left="107"/>
-              <w:rPr>
-                <w:b/>
-                <w:sz w:val="24"/>
-              </w:rPr>
-            </w:pPr>
-            <w:r>
-              <w:rPr>
-                <w:b/>
-                <w:sz w:val="24"/>
-              </w:rPr>
-              <w:t>Extend</w:t>
-            </w:r>
-            <w:r>
-              <w:rPr>
-                <w:b/>
-                <w:spacing w:val="-5"/>
-                <w:sz w:val="24"/>
-              </w:rPr>
-              <w:t xml:space="preserve"> </w:t>
-            </w:r>
-            <w:r>
-              <w:rPr>
-                <w:b/>
-                <w:sz w:val="24"/>
-              </w:rPr>
-              <w:t>Use</w:t>
-            </w:r>
-            <w:r>
-              <w:rPr>
-                <w:b/>
-                <w:spacing w:val="-3"/>
-                <w:sz w:val="24"/>
-              </w:rPr>
-              <w:t xml:space="preserve"> </w:t>
-            </w:r>
-            <w:r>
-              <w:rPr>
-                <w:b/>
-                <w:spacing w:val="-4"/>
-                <w:sz w:val="24"/>
-              </w:rPr>
-              <w:t>Case</w:t>
-            </w:r>
-          </w:p>
-        </w:tc>
-        <w:tc>
-          <w:tcPr>
-            <w:tcW w:w="5987" w:type="dxa"/>
-            <w:shd w:val="clear" w:color="auto" w:fill="D2DFED"/>
-          </w:tcPr>
-          <w:p>
-            <w:pPr>
-              <w:pStyle w:val="5"/>
-              <w:spacing w:before="35"/>
-              <w:rPr>
-                <w:sz w:val="24"/>
-              </w:rPr>
-            </w:pPr>
-            <w:r>
-              <w:rPr>
-                <w:rFonts w:ascii="SimSun" w:hAnsi="SimSun" w:eastAsia="SimSun" w:cs="SimSun"/>
-                <w:sz w:val="24"/>
-                <w:szCs w:val="24"/>
-              </w:rPr>
-              <w:t>無</w:t>
+              <w:t>使用者至少曾提交過一筆表單</w:t>
             </w:r>
           </w:p>
         </w:tc>
@@ -6734,41 +13390,36 @@
         <w:tc>
           <w:tcPr>
             <w:tcW w:w="2377" w:type="dxa"/>
-          </w:tcPr>
-          <w:p>
-            <w:pPr>
-              <w:pStyle w:val="5"/>
-              <w:spacing w:before="33"/>
-              <w:ind w:left="107"/>
-              <w:rPr>
-                <w:b/>
-                <w:sz w:val="24"/>
-              </w:rPr>
-            </w:pPr>
-            <w:r>
-              <w:rPr>
-                <w:b/>
-                <w:sz w:val="24"/>
-              </w:rPr>
-              <w:t xml:space="preserve">Business </w:t>
-            </w:r>
+            <w:shd w:val="clear" w:color="auto" w:fill="D2DFED"/>
+          </w:tcPr>
+          <w:p>
+            <w:pPr>
+              <w:pStyle w:val="6"/>
+              <w:spacing w:before="32"/>
+              <w:ind w:left="107"/>
+              <w:rPr>
+                <w:b/>
+                <w:sz w:val="24"/>
+              </w:rPr>
+            </w:pPr>
             <w:r>
               <w:rPr>
                 <w:b/>
                 <w:spacing w:val="-2"/>
                 <w:sz w:val="24"/>
               </w:rPr>
-              <w:t>Rules</w:t>
-            </w:r>
-          </w:p>
-        </w:tc>
-        <w:tc>
-          <w:tcPr>
-            <w:tcW w:w="5987" w:type="dxa"/>
-          </w:tcPr>
-          <w:p>
-            <w:pPr>
-              <w:pStyle w:val="5"/>
+              <w:t>Constraints</w:t>
+            </w:r>
+          </w:p>
+        </w:tc>
+        <w:tc>
+          <w:tcPr>
+            <w:tcW w:w="5987" w:type="dxa"/>
+            <w:shd w:val="clear" w:color="auto" w:fill="D2DFED"/>
+          </w:tcPr>
+          <w:p>
+            <w:pPr>
+              <w:pStyle w:val="6"/>
               <w:rPr>
                 <w:rFonts w:ascii="Times New Roman"/>
                 <w:sz w:val="22"/>
@@ -6780,7 +13431,7 @@
                 <w:sz w:val="24"/>
                 <w:szCs w:val="24"/>
               </w:rPr>
-              <w:t>僅顯示標記為公開的用戶資料</w:t>
+              <w:t>僅能查詢本人提交的資料</w:t>
             </w:r>
           </w:p>
         </w:tc>
@@ -6809,11 +13460,159 @@
         <w:tc>
           <w:tcPr>
             <w:tcW w:w="2377" w:type="dxa"/>
-            <w:shd w:val="clear" w:color="auto" w:fill="D2DFED"/>
-          </w:tcPr>
-          <w:p>
-            <w:pPr>
-              <w:pStyle w:val="5"/>
+          </w:tcPr>
+          <w:p>
+            <w:pPr>
+              <w:pStyle w:val="6"/>
+              <w:spacing w:before="33"/>
+              <w:ind w:left="107"/>
+              <w:rPr>
+                <w:b/>
+                <w:sz w:val="24"/>
+              </w:rPr>
+            </w:pPr>
+            <w:r>
+              <w:rPr>
+                <w:b/>
+                <w:spacing w:val="-2"/>
+                <w:sz w:val="24"/>
+              </w:rPr>
+              <w:t>Priority</w:t>
+            </w:r>
+          </w:p>
+        </w:tc>
+        <w:tc>
+          <w:tcPr>
+            <w:tcW w:w="5987" w:type="dxa"/>
+          </w:tcPr>
+          <w:p>
+            <w:pPr>
+              <w:pStyle w:val="6"/>
+              <w:spacing w:before="33"/>
+              <w:ind w:left="107"/>
+              <w:rPr>
+                <w:sz w:val="24"/>
+              </w:rPr>
+            </w:pPr>
+            <w:r>
+              <w:rPr>
+                <w:rFonts w:ascii="SimSun" w:hAnsi="SimSun" w:eastAsia="SimSun" w:cs="SimSun"/>
+                <w:sz w:val="24"/>
+                <w:szCs w:val="24"/>
+              </w:rPr>
+              <w:t>中</w:t>
+            </w:r>
+          </w:p>
+        </w:tc>
+      </w:tr>
+      <w:tr>
+        <w:tblPrEx>
+          <w:tblBorders>
+            <w:top w:val="single" w:color="4F81BC" w:sz="8" w:space="0"/>
+            <w:left w:val="single" w:color="4F81BC" w:sz="8" w:space="0"/>
+            <w:bottom w:val="single" w:color="4F81BC" w:sz="8" w:space="0"/>
+            <w:right w:val="single" w:color="4F81BC" w:sz="8" w:space="0"/>
+            <w:insideH w:val="single" w:color="4F81BC" w:sz="8" w:space="0"/>
+            <w:insideV w:val="single" w:color="4F81BC" w:sz="8" w:space="0"/>
+          </w:tblBorders>
+          <w:tblLayout w:type="fixed"/>
+          <w:tblCellMar>
+            <w:top w:w="0" w:type="dxa"/>
+            <w:left w:w="0" w:type="dxa"/>
+            <w:bottom w:w="0" w:type="dxa"/>
+            <w:right w:w="0" w:type="dxa"/>
+          </w:tblCellMar>
+        </w:tblPrEx>
+        <w:trPr>
+          <w:trHeight w:val="1441" w:hRule="atLeast"/>
+        </w:trPr>
+        <w:tc>
+          <w:tcPr>
+            <w:tcW w:w="2377" w:type="dxa"/>
+            <w:shd w:val="clear" w:color="auto" w:fill="D2DFED"/>
+          </w:tcPr>
+          <w:p>
+            <w:pPr>
+              <w:pStyle w:val="6"/>
+              <w:spacing w:before="35"/>
+              <w:ind w:left="107"/>
+              <w:rPr>
+                <w:b/>
+                <w:sz w:val="24"/>
+              </w:rPr>
+            </w:pPr>
+            <w:r>
+              <w:rPr>
+                <w:b/>
+                <w:spacing w:val="-2"/>
+                <w:sz w:val="24"/>
+              </w:rPr>
+              <w:t>Pre-Conditions</w:t>
+            </w:r>
+          </w:p>
+        </w:tc>
+        <w:tc>
+          <w:tcPr>
+            <w:tcW w:w="5987" w:type="dxa"/>
+            <w:shd w:val="clear" w:color="auto" w:fill="D2DFED"/>
+          </w:tcPr>
+          <w:p>
+            <w:pPr>
+              <w:pStyle w:val="6"/>
+              <w:numPr>
+                <w:ilvl w:val="0"/>
+                <w:numId w:val="0"/>
+              </w:numPr>
+              <w:tabs>
+                <w:tab w:val="left" w:pos="466"/>
+              </w:tabs>
+              <w:spacing w:before="0" w:after="0" w:line="240" w:lineRule="auto"/>
+              <w:ind w:right="0" w:rightChars="0"/>
+              <w:jc w:val="left"/>
+              <w:rPr>
+                <w:rFonts w:ascii="Microsoft YaHei" w:eastAsia="Microsoft YaHei"/>
+                <w:sz w:val="24"/>
+              </w:rPr>
+            </w:pPr>
+            <w:r>
+              <w:rPr>
+                <w:rFonts w:ascii="SimSun" w:hAnsi="SimSun" w:eastAsia="SimSun" w:cs="SimSun"/>
+                <w:sz w:val="24"/>
+                <w:szCs w:val="24"/>
+              </w:rPr>
+              <w:t>使用者從 UC-2.0 進入查詢頁面</w:t>
+            </w:r>
+          </w:p>
+        </w:tc>
+      </w:tr>
+      <w:tr>
+        <w:tblPrEx>
+          <w:tblBorders>
+            <w:top w:val="single" w:color="4F81BC" w:sz="8" w:space="0"/>
+            <w:left w:val="single" w:color="4F81BC" w:sz="8" w:space="0"/>
+            <w:bottom w:val="single" w:color="4F81BC" w:sz="8" w:space="0"/>
+            <w:right w:val="single" w:color="4F81BC" w:sz="8" w:space="0"/>
+            <w:insideH w:val="single" w:color="4F81BC" w:sz="8" w:space="0"/>
+            <w:insideV w:val="single" w:color="4F81BC" w:sz="8" w:space="0"/>
+          </w:tblBorders>
+          <w:tblLayout w:type="fixed"/>
+          <w:tblCellMar>
+            <w:top w:w="0" w:type="dxa"/>
+            <w:left w:w="0" w:type="dxa"/>
+            <w:bottom w:w="0" w:type="dxa"/>
+            <w:right w:w="0" w:type="dxa"/>
+          </w:tblCellMar>
+        </w:tblPrEx>
+        <w:trPr>
+          <w:trHeight w:val="719" w:hRule="atLeast"/>
+        </w:trPr>
+        <w:tc>
+          <w:tcPr>
+            <w:tcW w:w="2377" w:type="dxa"/>
+          </w:tcPr>
+          <w:p>
+            <w:pPr>
+              <w:pStyle w:val="6"/>
               <w:spacing w:before="32"/>
               <w:ind w:left="107"/>
               <w:rPr>
@@ -6824,9 +13623,10 @@
             <w:r>
               <w:rPr>
                 <w:b/>
-                <w:sz w:val="24"/>
-              </w:rPr>
-              <w:t>Special</w:t>
+                <w:spacing w:val="-4"/>
+                <w:sz w:val="24"/>
+              </w:rPr>
+              <w:t>Post-</w:t>
             </w:r>
             <w:r>
               <w:rPr>
@@ -6834,18 +13634,473 @@
                 <w:spacing w:val="-2"/>
                 <w:sz w:val="24"/>
               </w:rPr>
-              <w:t xml:space="preserve"> Requirements</w:t>
-            </w:r>
-          </w:p>
-        </w:tc>
-        <w:tc>
-          <w:tcPr>
-            <w:tcW w:w="5987" w:type="dxa"/>
-            <w:shd w:val="clear" w:color="auto" w:fill="D2DFED"/>
-          </w:tcPr>
-          <w:p>
-            <w:pPr>
-              <w:pStyle w:val="5"/>
+              <w:t>Conditions</w:t>
+            </w:r>
+          </w:p>
+        </w:tc>
+        <w:tc>
+          <w:tcPr>
+            <w:tcW w:w="5987" w:type="dxa"/>
+          </w:tcPr>
+          <w:p>
+            <w:pPr>
+              <w:pStyle w:val="6"/>
+              <w:spacing w:before="169"/>
+              <w:ind w:left="107"/>
+              <w:rPr>
+                <w:rFonts w:ascii="Microsoft YaHei" w:eastAsia="Microsoft YaHei"/>
+                <w:sz w:val="24"/>
+              </w:rPr>
+            </w:pPr>
+            <w:r>
+              <w:rPr>
+                <w:rFonts w:ascii="SimSun" w:hAnsi="SimSun" w:eastAsia="SimSun" w:cs="SimSun"/>
+                <w:sz w:val="24"/>
+                <w:szCs w:val="24"/>
+              </w:rPr>
+              <w:t>顯示對應表單的最新審核狀態與紀錄</w:t>
+            </w:r>
+          </w:p>
+        </w:tc>
+      </w:tr>
+      <w:tr>
+        <w:tblPrEx>
+          <w:tblBorders>
+            <w:top w:val="single" w:color="4F81BC" w:sz="8" w:space="0"/>
+            <w:left w:val="single" w:color="4F81BC" w:sz="8" w:space="0"/>
+            <w:bottom w:val="single" w:color="4F81BC" w:sz="8" w:space="0"/>
+            <w:right w:val="single" w:color="4F81BC" w:sz="8" w:space="0"/>
+            <w:insideH w:val="single" w:color="4F81BC" w:sz="8" w:space="0"/>
+            <w:insideV w:val="single" w:color="4F81BC" w:sz="8" w:space="0"/>
+          </w:tblBorders>
+          <w:tblLayout w:type="fixed"/>
+          <w:tblCellMar>
+            <w:top w:w="0" w:type="dxa"/>
+            <w:left w:w="0" w:type="dxa"/>
+            <w:bottom w:w="0" w:type="dxa"/>
+            <w:right w:w="0" w:type="dxa"/>
+          </w:tblCellMar>
+        </w:tblPrEx>
+        <w:trPr>
+          <w:trHeight w:val="2879" w:hRule="atLeast"/>
+        </w:trPr>
+        <w:tc>
+          <w:tcPr>
+            <w:tcW w:w="2377" w:type="dxa"/>
+            <w:shd w:val="clear" w:color="auto" w:fill="D2DFED"/>
+          </w:tcPr>
+          <w:p>
+            <w:pPr>
+              <w:pStyle w:val="6"/>
+              <w:spacing w:before="32"/>
+              <w:ind w:left="107"/>
+              <w:rPr>
+                <w:b/>
+                <w:sz w:val="24"/>
+              </w:rPr>
+            </w:pPr>
+            <w:r>
+              <w:rPr>
+                <w:b/>
+                <w:sz w:val="24"/>
+              </w:rPr>
+              <w:t>Basic</w:t>
+            </w:r>
+            <w:r>
+              <w:rPr>
+                <w:b/>
+                <w:spacing w:val="-2"/>
+                <w:sz w:val="24"/>
+              </w:rPr>
+              <w:t xml:space="preserve"> </w:t>
+            </w:r>
+            <w:r>
+              <w:rPr>
+                <w:b/>
+                <w:spacing w:val="-4"/>
+                <w:sz w:val="24"/>
+              </w:rPr>
+              <w:t>Flow</w:t>
+            </w:r>
+          </w:p>
+        </w:tc>
+        <w:tc>
+          <w:tcPr>
+            <w:tcW w:w="5987" w:type="dxa"/>
+            <w:shd w:val="clear" w:color="auto" w:fill="D2DFED"/>
+          </w:tcPr>
+          <w:p>
+            <w:pPr>
+              <w:pStyle w:val="6"/>
+              <w:numPr>
+                <w:ilvl w:val="0"/>
+                <w:numId w:val="0"/>
+              </w:numPr>
+              <w:spacing w:line="720" w:lineRule="atLeast"/>
+              <w:ind w:right="178" w:rightChars="0"/>
+              <w:rPr>
+                <w:rFonts w:ascii="SimSun" w:hAnsi="SimSun" w:eastAsia="SimSun" w:cs="SimSun"/>
+                <w:sz w:val="24"/>
+                <w:szCs w:val="24"/>
+              </w:rPr>
+            </w:pPr>
+            <w:r>
+              <w:rPr>
+                <w:rFonts w:hint="eastAsia" w:ascii="SimSun" w:hAnsi="SimSun" w:eastAsia="新細明體" w:cs="SimSun"/>
+                <w:sz w:val="24"/>
+                <w:szCs w:val="24"/>
+                <w:lang w:val="en-US" w:eastAsia="zh-TW"/>
+              </w:rPr>
+              <w:t xml:space="preserve">1. </w:t>
+            </w:r>
+            <w:r>
+              <w:rPr>
+                <w:rFonts w:ascii="SimSun" w:hAnsi="SimSun" w:eastAsia="SimSun" w:cs="SimSun"/>
+                <w:sz w:val="24"/>
+                <w:szCs w:val="24"/>
+              </w:rPr>
+              <w:t>使用者進入「查詢表單狀態」頁面</w:t>
+            </w:r>
+            <w:r>
+              <w:rPr>
+                <w:rFonts w:ascii="SimSun" w:hAnsi="SimSun" w:eastAsia="SimSun" w:cs="SimSun"/>
+                <w:sz w:val="24"/>
+                <w:szCs w:val="24"/>
+              </w:rPr>
+              <w:br w:type="textWrapping"/>
+            </w:r>
+            <w:r>
+              <w:rPr>
+                <w:rFonts w:ascii="SimSun" w:hAnsi="SimSun" w:eastAsia="SimSun" w:cs="SimSun"/>
+                <w:sz w:val="24"/>
+                <w:szCs w:val="24"/>
+              </w:rPr>
+              <w:t>2. 系統顯示該使用者提交過的所有表單記錄（事件/商家）</w:t>
+            </w:r>
+            <w:r>
+              <w:rPr>
+                <w:rFonts w:ascii="SimSun" w:hAnsi="SimSun" w:eastAsia="SimSun" w:cs="SimSun"/>
+                <w:sz w:val="24"/>
+                <w:szCs w:val="24"/>
+              </w:rPr>
+              <w:br w:type="textWrapping"/>
+            </w:r>
+            <w:r>
+              <w:rPr>
+                <w:rFonts w:ascii="SimSun" w:hAnsi="SimSun" w:eastAsia="SimSun" w:cs="SimSun"/>
+                <w:sz w:val="24"/>
+                <w:szCs w:val="24"/>
+              </w:rPr>
+              <w:t>3. 使用者點選特定表單</w:t>
+            </w:r>
+            <w:r>
+              <w:rPr>
+                <w:rFonts w:ascii="SimSun" w:hAnsi="SimSun" w:eastAsia="SimSun" w:cs="SimSun"/>
+                <w:sz w:val="24"/>
+                <w:szCs w:val="24"/>
+              </w:rPr>
+              <w:br w:type="textWrapping"/>
+            </w:r>
+            <w:r>
+              <w:rPr>
+                <w:rFonts w:ascii="SimSun" w:hAnsi="SimSun" w:eastAsia="SimSun" w:cs="SimSun"/>
+                <w:sz w:val="24"/>
+                <w:szCs w:val="24"/>
+              </w:rPr>
+              <w:t>4. 統顯示該筆資料的審核狀態、更新時間與備註</w:t>
+            </w:r>
+          </w:p>
+        </w:tc>
+      </w:tr>
+      <w:tr>
+        <w:tblPrEx>
+          <w:tblBorders>
+            <w:top w:val="single" w:color="4F81BC" w:sz="8" w:space="0"/>
+            <w:left w:val="single" w:color="4F81BC" w:sz="8" w:space="0"/>
+            <w:bottom w:val="single" w:color="4F81BC" w:sz="8" w:space="0"/>
+            <w:right w:val="single" w:color="4F81BC" w:sz="8" w:space="0"/>
+            <w:insideH w:val="single" w:color="4F81BC" w:sz="8" w:space="0"/>
+            <w:insideV w:val="single" w:color="4F81BC" w:sz="8" w:space="0"/>
+          </w:tblBorders>
+          <w:tblLayout w:type="fixed"/>
+          <w:tblCellMar>
+            <w:top w:w="0" w:type="dxa"/>
+            <w:left w:w="0" w:type="dxa"/>
+            <w:bottom w:w="0" w:type="dxa"/>
+            <w:right w:w="0" w:type="dxa"/>
+          </w:tblCellMar>
+        </w:tblPrEx>
+        <w:trPr>
+          <w:trHeight w:val="361" w:hRule="atLeast"/>
+        </w:trPr>
+        <w:tc>
+          <w:tcPr>
+            <w:tcW w:w="2377" w:type="dxa"/>
+          </w:tcPr>
+          <w:p>
+            <w:pPr>
+              <w:pStyle w:val="6"/>
+              <w:spacing w:before="35"/>
+              <w:ind w:left="107"/>
+              <w:rPr>
+                <w:b/>
+                <w:sz w:val="24"/>
+              </w:rPr>
+            </w:pPr>
+            <w:r>
+              <w:rPr>
+                <w:b/>
+                <w:sz w:val="24"/>
+              </w:rPr>
+              <w:t>Alternative</w:t>
+            </w:r>
+            <w:r>
+              <w:rPr>
+                <w:b/>
+                <w:spacing w:val="-13"/>
+                <w:sz w:val="24"/>
+              </w:rPr>
+              <w:t xml:space="preserve"> </w:t>
+            </w:r>
+            <w:r>
+              <w:rPr>
+                <w:b/>
+                <w:spacing w:val="-2"/>
+                <w:sz w:val="24"/>
+              </w:rPr>
+              <w:t>Flows</w:t>
+            </w:r>
+          </w:p>
+        </w:tc>
+        <w:tc>
+          <w:tcPr>
+            <w:tcW w:w="5987" w:type="dxa"/>
+          </w:tcPr>
+          <w:p>
+            <w:pPr>
+              <w:pStyle w:val="6"/>
+              <w:rPr>
+                <w:rFonts w:ascii="SimSun" w:hAnsi="SimSun" w:eastAsia="SimSun" w:cs="SimSun"/>
+                <w:sz w:val="24"/>
+                <w:szCs w:val="24"/>
+              </w:rPr>
+            </w:pPr>
+            <w:r>
+              <w:rPr>
+                <w:rFonts w:ascii="SimSun" w:hAnsi="SimSun" w:eastAsia="SimSun" w:cs="SimSun"/>
+                <w:sz w:val="24"/>
+                <w:szCs w:val="24"/>
+              </w:rPr>
+              <w:t>無提交過表單資料 → 顯示空白頁面與提示「尚無紀錄」</w:t>
+            </w:r>
+          </w:p>
+          <w:p>
+            <w:pPr>
+              <w:pStyle w:val="6"/>
+              <w:rPr>
+                <w:rFonts w:ascii="SimSun" w:hAnsi="SimSun" w:eastAsia="SimSun" w:cs="SimSun"/>
+                <w:sz w:val="24"/>
+                <w:szCs w:val="24"/>
+              </w:rPr>
+            </w:pPr>
+            <w:r>
+              <w:rPr>
+                <w:rFonts w:ascii="SimSun" w:hAnsi="SimSun" w:eastAsia="SimSun" w:cs="SimSun"/>
+                <w:sz w:val="24"/>
+                <w:szCs w:val="24"/>
+              </w:rPr>
+              <w:t>使用者查詢特定類型（僅事件或商家） → 僅顯示該類型表單</w:t>
+            </w:r>
+          </w:p>
+        </w:tc>
+      </w:tr>
+      <w:tr>
+        <w:tblPrEx>
+          <w:tblBorders>
+            <w:top w:val="single" w:color="4F81BC" w:sz="8" w:space="0"/>
+            <w:left w:val="single" w:color="4F81BC" w:sz="8" w:space="0"/>
+            <w:bottom w:val="single" w:color="4F81BC" w:sz="8" w:space="0"/>
+            <w:right w:val="single" w:color="4F81BC" w:sz="8" w:space="0"/>
+            <w:insideH w:val="single" w:color="4F81BC" w:sz="8" w:space="0"/>
+            <w:insideV w:val="single" w:color="4F81BC" w:sz="8" w:space="0"/>
+          </w:tblBorders>
+          <w:tblLayout w:type="fixed"/>
+          <w:tblCellMar>
+            <w:top w:w="0" w:type="dxa"/>
+            <w:left w:w="0" w:type="dxa"/>
+            <w:bottom w:w="0" w:type="dxa"/>
+            <w:right w:w="0" w:type="dxa"/>
+          </w:tblCellMar>
+        </w:tblPrEx>
+        <w:trPr>
+          <w:trHeight w:val="359" w:hRule="atLeast"/>
+        </w:trPr>
+        <w:tc>
+          <w:tcPr>
+            <w:tcW w:w="2377" w:type="dxa"/>
+            <w:shd w:val="clear" w:color="auto" w:fill="D2DFED"/>
+          </w:tcPr>
+          <w:p>
+            <w:pPr>
+              <w:pStyle w:val="6"/>
+              <w:spacing w:before="32"/>
+              <w:ind w:left="107"/>
+              <w:rPr>
+                <w:b/>
+                <w:sz w:val="24"/>
+              </w:rPr>
+            </w:pPr>
+            <w:r>
+              <w:rPr>
+                <w:b/>
+                <w:sz w:val="24"/>
+              </w:rPr>
+              <w:t>Exceptional</w:t>
+            </w:r>
+            <w:r>
+              <w:rPr>
+                <w:b/>
+                <w:spacing w:val="-9"/>
+                <w:sz w:val="24"/>
+              </w:rPr>
+              <w:t xml:space="preserve"> </w:t>
+            </w:r>
+            <w:r>
+              <w:rPr>
+                <w:b/>
+                <w:spacing w:val="-2"/>
+                <w:sz w:val="24"/>
+              </w:rPr>
+              <w:t>Flows</w:t>
+            </w:r>
+          </w:p>
+        </w:tc>
+        <w:tc>
+          <w:tcPr>
+            <w:tcW w:w="5987" w:type="dxa"/>
+            <w:shd w:val="clear" w:color="auto" w:fill="D2DFED"/>
+          </w:tcPr>
+          <w:p>
+            <w:pPr>
+              <w:pStyle w:val="6"/>
+              <w:rPr>
+                <w:rFonts w:ascii="SimSun" w:hAnsi="SimSun" w:eastAsia="SimSun" w:cs="SimSun"/>
+                <w:sz w:val="24"/>
+                <w:szCs w:val="24"/>
+              </w:rPr>
+            </w:pPr>
+            <w:r>
+              <w:rPr>
+                <w:rFonts w:ascii="SimSun" w:hAnsi="SimSun" w:eastAsia="SimSun" w:cs="SimSun"/>
+                <w:sz w:val="24"/>
+                <w:szCs w:val="24"/>
+              </w:rPr>
+              <w:t>系統錯誤導致無法載入狀態 → 顯示系統異常訊息</w:t>
+            </w:r>
+          </w:p>
+          <w:p>
+            <w:pPr>
+              <w:pStyle w:val="6"/>
+              <w:rPr>
+                <w:rFonts w:ascii="SimSun" w:hAnsi="SimSun" w:eastAsia="SimSun" w:cs="SimSun"/>
+                <w:sz w:val="24"/>
+                <w:szCs w:val="24"/>
+              </w:rPr>
+            </w:pPr>
+            <w:r>
+              <w:rPr>
+                <w:rFonts w:ascii="SimSun" w:hAnsi="SimSun" w:eastAsia="SimSun" w:cs="SimSun"/>
+                <w:sz w:val="24"/>
+                <w:szCs w:val="24"/>
+              </w:rPr>
+              <w:t>查詢超時或資料庫逾時 → 顯示連線錯誤提示</w:t>
+            </w:r>
+          </w:p>
+        </w:tc>
+      </w:tr>
+      <w:tr>
+        <w:tblPrEx>
+          <w:tblBorders>
+            <w:top w:val="single" w:color="4F81BC" w:sz="8" w:space="0"/>
+            <w:left w:val="single" w:color="4F81BC" w:sz="8" w:space="0"/>
+            <w:bottom w:val="single" w:color="4F81BC" w:sz="8" w:space="0"/>
+            <w:right w:val="single" w:color="4F81BC" w:sz="8" w:space="0"/>
+            <w:insideH w:val="single" w:color="4F81BC" w:sz="8" w:space="0"/>
+            <w:insideV w:val="single" w:color="4F81BC" w:sz="8" w:space="0"/>
+          </w:tblBorders>
+          <w:tblLayout w:type="fixed"/>
+          <w:tblCellMar>
+            <w:top w:w="0" w:type="dxa"/>
+            <w:left w:w="0" w:type="dxa"/>
+            <w:bottom w:w="0" w:type="dxa"/>
+            <w:right w:w="0" w:type="dxa"/>
+          </w:tblCellMar>
+        </w:tblPrEx>
+        <w:trPr>
+          <w:trHeight w:val="359" w:hRule="atLeast"/>
+        </w:trPr>
+        <w:tc>
+          <w:tcPr>
+            <w:tcW w:w="2377" w:type="dxa"/>
+          </w:tcPr>
+          <w:p>
+            <w:pPr>
+              <w:pStyle w:val="6"/>
+              <w:spacing w:before="32"/>
+              <w:ind w:left="107"/>
+              <w:rPr>
+                <w:b/>
+                <w:sz w:val="24"/>
+              </w:rPr>
+            </w:pPr>
+            <w:r>
+              <w:rPr>
+                <w:b/>
+                <w:sz w:val="24"/>
+              </w:rPr>
+              <w:t>Use</w:t>
+            </w:r>
+            <w:r>
+              <w:rPr>
+                <w:b/>
+                <w:spacing w:val="-3"/>
+                <w:sz w:val="24"/>
+              </w:rPr>
+              <w:t xml:space="preserve"> </w:t>
+            </w:r>
+            <w:r>
+              <w:rPr>
+                <w:b/>
+                <w:sz w:val="24"/>
+              </w:rPr>
+              <w:t>Use</w:t>
+            </w:r>
+            <w:r>
+              <w:rPr>
+                <w:b/>
+                <w:spacing w:val="-3"/>
+                <w:sz w:val="24"/>
+              </w:rPr>
+              <w:t xml:space="preserve"> </w:t>
+            </w:r>
+            <w:r>
+              <w:rPr>
+                <w:b/>
+                <w:spacing w:val="-4"/>
+                <w:sz w:val="24"/>
+              </w:rPr>
+              <w:t>Case</w:t>
+            </w:r>
+          </w:p>
+        </w:tc>
+        <w:tc>
+          <w:tcPr>
+            <w:tcW w:w="5987" w:type="dxa"/>
+          </w:tcPr>
+          <w:p>
+            <w:pPr>
+              <w:pStyle w:val="6"/>
+              <w:spacing w:before="35"/>
               <w:rPr>
                 <w:rFonts w:ascii="Times New Roman"/>
                 <w:sz w:val="22"/>
@@ -6857,7 +14112,7 @@
                 <w:sz w:val="24"/>
                 <w:szCs w:val="24"/>
               </w:rPr>
-              <w:t>顯示清單須支援分頁或無限滾動加載</w:t>
+              <w:t>無</w:t>
             </w:r>
           </w:p>
         </w:tc>
@@ -6886,10 +14141,11 @@
         <w:tc>
           <w:tcPr>
             <w:tcW w:w="2377" w:type="dxa"/>
-          </w:tcPr>
-          <w:p>
-            <w:pPr>
-              <w:pStyle w:val="5"/>
+            <w:shd w:val="clear" w:color="auto" w:fill="D2DFED"/>
+          </w:tcPr>
+          <w:p>
+            <w:pPr>
+              <w:pStyle w:val="6"/>
               <w:spacing w:before="35"/>
               <w:ind w:left="107"/>
               <w:rPr>
@@ -6900,9 +14156,297 @@
             <w:r>
               <w:rPr>
                 <w:b/>
+                <w:sz w:val="24"/>
+              </w:rPr>
+              <w:t>Extend</w:t>
+            </w:r>
+            <w:r>
+              <w:rPr>
+                <w:b/>
+                <w:spacing w:val="-5"/>
+                <w:sz w:val="24"/>
+              </w:rPr>
+              <w:t xml:space="preserve"> </w:t>
+            </w:r>
+            <w:r>
+              <w:rPr>
+                <w:b/>
+                <w:sz w:val="24"/>
+              </w:rPr>
+              <w:t>Use</w:t>
+            </w:r>
+            <w:r>
+              <w:rPr>
+                <w:b/>
+                <w:spacing w:val="-3"/>
+                <w:sz w:val="24"/>
+              </w:rPr>
+              <w:t xml:space="preserve"> </w:t>
+            </w:r>
+            <w:r>
+              <w:rPr>
+                <w:b/>
+                <w:spacing w:val="-4"/>
+                <w:sz w:val="24"/>
+              </w:rPr>
+              <w:t>Case</w:t>
+            </w:r>
+          </w:p>
+        </w:tc>
+        <w:tc>
+          <w:tcPr>
+            <w:tcW w:w="5987" w:type="dxa"/>
+            <w:shd w:val="clear" w:color="auto" w:fill="D2DFED"/>
+          </w:tcPr>
+          <w:p>
+            <w:pPr>
+              <w:pStyle w:val="6"/>
+              <w:spacing w:before="35"/>
+              <w:rPr>
+                <w:sz w:val="24"/>
+              </w:rPr>
+            </w:pPr>
+            <w:r>
+              <w:rPr>
+                <w:rFonts w:ascii="SimSun" w:hAnsi="SimSun" w:eastAsia="SimSun" w:cs="SimSun"/>
+                <w:sz w:val="24"/>
+                <w:szCs w:val="24"/>
+              </w:rPr>
+              <w:t>UC-2.0</w:t>
+            </w:r>
+          </w:p>
+        </w:tc>
+      </w:tr>
+      <w:tr>
+        <w:tblPrEx>
+          <w:tblBorders>
+            <w:top w:val="single" w:color="4F81BC" w:sz="8" w:space="0"/>
+            <w:left w:val="single" w:color="4F81BC" w:sz="8" w:space="0"/>
+            <w:bottom w:val="single" w:color="4F81BC" w:sz="8" w:space="0"/>
+            <w:right w:val="single" w:color="4F81BC" w:sz="8" w:space="0"/>
+            <w:insideH w:val="single" w:color="4F81BC" w:sz="8" w:space="0"/>
+            <w:insideV w:val="single" w:color="4F81BC" w:sz="8" w:space="0"/>
+          </w:tblBorders>
+          <w:tblLayout w:type="fixed"/>
+          <w:tblCellMar>
+            <w:top w:w="0" w:type="dxa"/>
+            <w:left w:w="0" w:type="dxa"/>
+            <w:bottom w:w="0" w:type="dxa"/>
+            <w:right w:w="0" w:type="dxa"/>
+          </w:tblCellMar>
+        </w:tblPrEx>
+        <w:trPr>
+          <w:trHeight w:val="359" w:hRule="atLeast"/>
+        </w:trPr>
+        <w:tc>
+          <w:tcPr>
+            <w:tcW w:w="2377" w:type="dxa"/>
+          </w:tcPr>
+          <w:p>
+            <w:pPr>
+              <w:pStyle w:val="6"/>
+              <w:spacing w:before="33"/>
+              <w:ind w:left="107"/>
+              <w:rPr>
+                <w:b/>
+                <w:sz w:val="24"/>
+              </w:rPr>
+            </w:pPr>
+            <w:r>
+              <w:rPr>
+                <w:b/>
+                <w:sz w:val="24"/>
+              </w:rPr>
+              <w:t xml:space="preserve">Business </w:t>
+            </w:r>
+            <w:r>
+              <w:rPr>
+                <w:b/>
                 <w:spacing w:val="-2"/>
                 <w:sz w:val="24"/>
               </w:rPr>
+              <w:t>Rules</w:t>
+            </w:r>
+          </w:p>
+        </w:tc>
+        <w:tc>
+          <w:tcPr>
+            <w:tcW w:w="5987" w:type="dxa"/>
+          </w:tcPr>
+          <w:p>
+            <w:pPr>
+              <w:pStyle w:val="6"/>
+              <w:rPr>
+                <w:rFonts w:ascii="SimSun" w:hAnsi="SimSun" w:eastAsia="SimSun" w:cs="SimSun"/>
+                <w:sz w:val="24"/>
+                <w:szCs w:val="24"/>
+              </w:rPr>
+            </w:pPr>
+            <w:r>
+              <w:rPr>
+                <w:rFonts w:ascii="SimSun" w:hAnsi="SimSun" w:eastAsia="SimSun" w:cs="SimSun"/>
+                <w:sz w:val="24"/>
+                <w:szCs w:val="24"/>
+              </w:rPr>
+              <w:t>僅能查詢自己所提交之表單資料</w:t>
+            </w:r>
+          </w:p>
+          <w:p>
+            <w:pPr>
+              <w:pStyle w:val="6"/>
+              <w:rPr>
+                <w:rFonts w:ascii="SimSun" w:hAnsi="SimSun" w:eastAsia="SimSun" w:cs="SimSun"/>
+                <w:sz w:val="24"/>
+                <w:szCs w:val="24"/>
+              </w:rPr>
+            </w:pPr>
+            <w:r>
+              <w:rPr>
+                <w:rFonts w:ascii="SimSun" w:hAnsi="SimSun" w:eastAsia="SimSun" w:cs="SimSun"/>
+                <w:sz w:val="24"/>
+                <w:szCs w:val="24"/>
+              </w:rPr>
+              <w:t>表單狀態需由後台同步更新，前台讀取為唯讀</w:t>
+            </w:r>
+          </w:p>
+        </w:tc>
+      </w:tr>
+      <w:tr>
+        <w:tblPrEx>
+          <w:tblBorders>
+            <w:top w:val="single" w:color="4F81BC" w:sz="8" w:space="0"/>
+            <w:left w:val="single" w:color="4F81BC" w:sz="8" w:space="0"/>
+            <w:bottom w:val="single" w:color="4F81BC" w:sz="8" w:space="0"/>
+            <w:right w:val="single" w:color="4F81BC" w:sz="8" w:space="0"/>
+            <w:insideH w:val="single" w:color="4F81BC" w:sz="8" w:space="0"/>
+            <w:insideV w:val="single" w:color="4F81BC" w:sz="8" w:space="0"/>
+          </w:tblBorders>
+          <w:tblLayout w:type="fixed"/>
+          <w:tblCellMar>
+            <w:top w:w="0" w:type="dxa"/>
+            <w:left w:w="0" w:type="dxa"/>
+            <w:bottom w:w="0" w:type="dxa"/>
+            <w:right w:w="0" w:type="dxa"/>
+          </w:tblCellMar>
+        </w:tblPrEx>
+        <w:trPr>
+          <w:trHeight w:val="359" w:hRule="atLeast"/>
+        </w:trPr>
+        <w:tc>
+          <w:tcPr>
+            <w:tcW w:w="2377" w:type="dxa"/>
+            <w:shd w:val="clear" w:color="auto" w:fill="D2DFED"/>
+          </w:tcPr>
+          <w:p>
+            <w:pPr>
+              <w:pStyle w:val="6"/>
+              <w:spacing w:before="32"/>
+              <w:ind w:left="107"/>
+              <w:rPr>
+                <w:b/>
+                <w:sz w:val="24"/>
+              </w:rPr>
+            </w:pPr>
+            <w:r>
+              <w:rPr>
+                <w:b/>
+                <w:sz w:val="24"/>
+              </w:rPr>
+              <w:t>Special</w:t>
+            </w:r>
+            <w:r>
+              <w:rPr>
+                <w:b/>
+                <w:spacing w:val="-2"/>
+                <w:sz w:val="24"/>
+              </w:rPr>
+              <w:t xml:space="preserve"> Requirements</w:t>
+            </w:r>
+          </w:p>
+        </w:tc>
+        <w:tc>
+          <w:tcPr>
+            <w:tcW w:w="5987" w:type="dxa"/>
+            <w:shd w:val="clear" w:color="auto" w:fill="D2DFED"/>
+          </w:tcPr>
+          <w:p>
+            <w:pPr>
+              <w:pStyle w:val="6"/>
+              <w:rPr>
+                <w:rFonts w:ascii="SimSun" w:hAnsi="SimSun" w:eastAsia="SimSun" w:cs="SimSun"/>
+                <w:sz w:val="24"/>
+                <w:szCs w:val="24"/>
+              </w:rPr>
+            </w:pPr>
+            <w:r>
+              <w:rPr>
+                <w:rFonts w:ascii="SimSun" w:hAnsi="SimSun" w:eastAsia="SimSun" w:cs="SimSun"/>
+                <w:sz w:val="24"/>
+                <w:szCs w:val="24"/>
+              </w:rPr>
+              <w:t>顯示</w:t>
+            </w:r>
+            <w:r>
+              <w:rPr>
+                <w:rFonts w:hint="eastAsia" w:ascii="SimSun" w:hAnsi="SimSun" w:eastAsia="新細明體" w:cs="SimSun"/>
+                <w:sz w:val="24"/>
+                <w:szCs w:val="24"/>
+                <w:lang w:eastAsia="zh-TW"/>
+              </w:rPr>
+              <w:t>審核</w:t>
+            </w:r>
+            <w:r>
+              <w:rPr>
+                <w:rFonts w:ascii="SimSun" w:hAnsi="SimSun" w:eastAsia="SimSun" w:cs="SimSun"/>
+                <w:sz w:val="24"/>
+                <w:szCs w:val="24"/>
+              </w:rPr>
+              <w:t>狀態</w:t>
+            </w:r>
+          </w:p>
+        </w:tc>
+      </w:tr>
+      <w:tr>
+        <w:tblPrEx>
+          <w:tblBorders>
+            <w:top w:val="single" w:color="4F81BC" w:sz="8" w:space="0"/>
+            <w:left w:val="single" w:color="4F81BC" w:sz="8" w:space="0"/>
+            <w:bottom w:val="single" w:color="4F81BC" w:sz="8" w:space="0"/>
+            <w:right w:val="single" w:color="4F81BC" w:sz="8" w:space="0"/>
+            <w:insideH w:val="single" w:color="4F81BC" w:sz="8" w:space="0"/>
+            <w:insideV w:val="single" w:color="4F81BC" w:sz="8" w:space="0"/>
+          </w:tblBorders>
+          <w:tblLayout w:type="fixed"/>
+          <w:tblCellMar>
+            <w:top w:w="0" w:type="dxa"/>
+            <w:left w:w="0" w:type="dxa"/>
+            <w:bottom w:w="0" w:type="dxa"/>
+            <w:right w:w="0" w:type="dxa"/>
+          </w:tblCellMar>
+        </w:tblPrEx>
+        <w:trPr>
+          <w:trHeight w:val="361" w:hRule="atLeast"/>
+        </w:trPr>
+        <w:tc>
+          <w:tcPr>
+            <w:tcW w:w="2377" w:type="dxa"/>
+          </w:tcPr>
+          <w:p>
+            <w:pPr>
+              <w:pStyle w:val="6"/>
+              <w:spacing w:before="35"/>
+              <w:ind w:left="107"/>
+              <w:rPr>
+                <w:b/>
+                <w:sz w:val="24"/>
+              </w:rPr>
+            </w:pPr>
+            <w:r>
+              <w:rPr>
+                <w:b/>
+                <w:spacing w:val="-2"/>
+                <w:sz w:val="24"/>
+              </w:rPr>
               <w:t>Artifacts</w:t>
             </w:r>
           </w:p>
@@ -6913,19 +14457,38 @@
           </w:tcPr>
           <w:p>
             <w:pPr>
-              <w:pStyle w:val="5"/>
-              <w:rPr>
-                <w:rFonts w:ascii="Times New Roman"/>
-                <w:sz w:val="22"/>
-              </w:rPr>
-            </w:pPr>
-            <w:r>
-              <w:rPr>
-                <w:rFonts w:ascii="SimSun" w:hAnsi="SimSun" w:eastAsia="SimSun" w:cs="SimSun"/>
-                <w:sz w:val="24"/>
-                <w:szCs w:val="24"/>
-              </w:rPr>
-              <w:t>用戶清單資料（名稱、大頭貼等）</w:t>
+              <w:pStyle w:val="6"/>
+              <w:rPr>
+                <w:rFonts w:ascii="SimSun" w:hAnsi="SimSun" w:eastAsia="SimSun" w:cs="SimSun"/>
+                <w:sz w:val="24"/>
+                <w:szCs w:val="24"/>
+              </w:rPr>
+            </w:pPr>
+            <w:r>
+              <w:rPr>
+                <w:rFonts w:ascii="SimSun" w:hAnsi="SimSun" w:eastAsia="SimSun" w:cs="SimSun"/>
+                <w:sz w:val="24"/>
+                <w:szCs w:val="24"/>
+              </w:rPr>
+              <w:t>表單紀錄表（事件/商家）</w:t>
+            </w:r>
+          </w:p>
+          <w:p>
+            <w:pPr>
+              <w:pStyle w:val="6"/>
+              <w:rPr>
+                <w:rFonts w:ascii="SimSun" w:hAnsi="SimSun" w:eastAsia="SimSun" w:cs="SimSun"/>
+                <w:sz w:val="24"/>
+                <w:szCs w:val="24"/>
+              </w:rPr>
+            </w:pPr>
+            <w:r>
+              <w:rPr>
+                <w:rFonts w:ascii="SimSun" w:hAnsi="SimSun" w:eastAsia="SimSun" w:cs="SimSun"/>
+                <w:sz w:val="24"/>
+                <w:szCs w:val="24"/>
+              </w:rPr>
+              <w:t>審核流程紀錄表</w:t>
             </w:r>
           </w:p>
         </w:tc>
@@ -6958,7 +14521,7 @@
           </w:tcPr>
           <w:p>
             <w:pPr>
-              <w:pStyle w:val="5"/>
+              <w:pStyle w:val="6"/>
               <w:spacing w:before="32"/>
               <w:ind w:left="107"/>
               <w:rPr>
@@ -7013,28 +14576,46 @@
           </w:tcPr>
           <w:p>
             <w:pPr>
-              <w:pStyle w:val="5"/>
-              <w:rPr>
-                <w:rFonts w:ascii="Times New Roman"/>
-                <w:sz w:val="22"/>
-              </w:rPr>
-            </w:pPr>
-            <w:r>
-              <w:rPr>
-                <w:rFonts w:ascii="SimSun" w:hAnsi="SimSun" w:eastAsia="SimSun" w:cs="SimSun"/>
-                <w:sz w:val="24"/>
-                <w:szCs w:val="24"/>
-              </w:rPr>
-              <w:t>公開用戶：未隱藏個人資訊的註冊使用者</w:t>
-            </w:r>
+              <w:pStyle w:val="6"/>
+              <w:rPr>
+                <w:rFonts w:ascii="SimSun" w:hAnsi="SimSun" w:eastAsia="SimSun" w:cs="SimSun"/>
+                <w:sz w:val="24"/>
+                <w:szCs w:val="24"/>
+              </w:rPr>
+            </w:pPr>
+            <w:r>
+              <w:rPr>
+                <w:rFonts w:ascii="SimSun" w:hAnsi="SimSun" w:eastAsia="SimSun" w:cs="SimSun"/>
+                <w:sz w:val="24"/>
+                <w:szCs w:val="24"/>
+              </w:rPr>
+              <w:t>表單狀態：審核階段資訊</w:t>
+            </w:r>
+          </w:p>
+          <w:p>
+            <w:pPr>
+              <w:pStyle w:val="6"/>
+              <w:rPr>
+                <w:rFonts w:ascii="SimSun" w:hAnsi="SimSun" w:eastAsia="SimSun" w:cs="SimSun"/>
+                <w:sz w:val="24"/>
+                <w:szCs w:val="24"/>
+              </w:rPr>
+            </w:pPr>
+            <w:r>
+              <w:rPr>
+                <w:rFonts w:ascii="SimSun" w:hAnsi="SimSun" w:eastAsia="SimSun" w:cs="SimSun"/>
+                <w:sz w:val="24"/>
+                <w:szCs w:val="24"/>
+              </w:rPr>
+              <w:t>查詢：會員檢視已提交紀錄與狀態之操作</w:t>
+            </w:r>
+            <w:bookmarkStart w:id="0" w:name="_GoBack"/>
+            <w:bookmarkEnd w:id="0"/>
           </w:p>
         </w:tc>
       </w:tr>
     </w:tbl>
-    <w:p>
-      <w:bookmarkStart w:id="0" w:name="_GoBack"/>
-      <w:bookmarkEnd w:id="0"/>
-    </w:p>
+    <w:p/>
     <w:sectPr>
       <w:pgSz w:w="11906" w:h="16838"/>
       <w:pgMar w:top="1440" w:right="1800" w:bottom="1440" w:left="1800" w:header="851" w:footer="992" w:gutter="0"/>
@@ -7059,8 +14640,38 @@
       <w:lvlJc w:val="left"/>
     </w:lvl>
   </w:abstractNum>
+  <w:abstractNum w:abstractNumId="1">
+    <w:nsid w:val="68945170"/>
+    <w:multiLevelType w:val="singleLevel"/>
+    <w:tmpl w:val="68945170"/>
+    <w:lvl w:ilvl="0" w:tentative="0">
+      <w:start w:val="1"/>
+      <w:numFmt w:val="decimal"/>
+      <w:suff w:val="space"/>
+      <w:lvlText w:val="%1."/>
+      <w:lvlJc w:val="left"/>
+    </w:lvl>
+  </w:abstractNum>
+  <w:abstractNum w:abstractNumId="2">
+    <w:nsid w:val="6894518C"/>
+    <w:multiLevelType w:val="singleLevel"/>
+    <w:tmpl w:val="6894518C"/>
+    <w:lvl w:ilvl="0" w:tentative="0">
+      <w:start w:val="3"/>
+      <w:numFmt w:val="decimal"/>
+      <w:suff w:val="space"/>
+      <w:lvlText w:val="%1."/>
+      <w:lvlJc w:val="left"/>
+    </w:lvl>
+  </w:abstractNum>
   <w:num w:numId="1">
     <w:abstractNumId w:val="0"/>
+  </w:num>
+  <w:num w:numId="2">
+    <w:abstractNumId w:val="1"/>
+  </w:num>
+  <w:num w:numId="3">
+    <w:abstractNumId w:val="2"/>
   </w:num>
 </w:numbering>
 </file>
@@ -7348,7 +14959,7 @@
     <w:semiHidden/>
     <w:uiPriority w:val="0"/>
   </w:style>
-  <w:style w:type="table" w:default="1" w:styleId="4">
+  <w:style w:type="table" w:default="1" w:styleId="5">
     <w:name w:val="Normal Table"/>
     <w:semiHidden/>
     <w:uiPriority w:val="0"/>
@@ -7371,11 +14982,20 @@
       <w:jc w:val="left"/>
     </w:pPr>
     <w:rPr>
+      <w:rFonts w:ascii="Times New Roman" w:hAnsi="Times New Roman" w:eastAsia="SimSun" w:cs="Times New Roman"/>
       <w:kern w:val="0"/>
       <w:lang w:val="en-US" w:eastAsia="zh-CN" w:bidi="ar"/>
     </w:rPr>
   </w:style>
-  <w:style w:type="paragraph" w:customStyle="1" w:styleId="5">
+  <w:style w:type="character" w:styleId="4">
+    <w:name w:val="HTML Code"/>
+    <w:uiPriority w:val="0"/>
+    <w:rPr>
+      <w:rFonts w:ascii="Courier New" w:hAnsi="Courier New"/>
+      <w:sz w:val="20"/>
+    </w:rPr>
+  </w:style>
+  <w:style w:type="paragraph" w:customStyle="1" w:styleId="6">
     <w:name w:val="Table Paragraph"/>
     <w:basedOn w:val="1"/>
     <w:qFormat/>

--- a/文件/比賽的東西045.docx
+++ b/文件/比賽的東西045.docx
@@ -3455,6 +3455,14 @@
       </w:tr>
       <w:tr>
         <w:tblPrEx>
+          <w:tblBorders>
+            <w:top w:val="single" w:color="4F81BC" w:sz="8" w:space="0"/>
+            <w:left w:val="single" w:color="4F81BC" w:sz="8" w:space="0"/>
+            <w:bottom w:val="single" w:color="4F81BC" w:sz="8" w:space="0"/>
+            <w:right w:val="single" w:color="4F81BC" w:sz="8" w:space="0"/>
+            <w:insideH w:val="single" w:color="4F81BC" w:sz="8" w:space="0"/>
+            <w:insideV w:val="single" w:color="4F81BC" w:sz="8" w:space="0"/>
+          </w:tblBorders>
           <w:tblLayout w:type="fixed"/>
           <w:tblCellMar>
             <w:top w:w="0" w:type="dxa"/>
@@ -8658,6 +8666,14 @@
       </w:tr>
       <w:tr>
         <w:tblPrEx>
+          <w:tblBorders>
+            <w:top w:val="single" w:color="4F81BC" w:sz="8" w:space="0"/>
+            <w:left w:val="single" w:color="4F81BC" w:sz="8" w:space="0"/>
+            <w:bottom w:val="single" w:color="4F81BC" w:sz="8" w:space="0"/>
+            <w:right w:val="single" w:color="4F81BC" w:sz="8" w:space="0"/>
+            <w:insideH w:val="single" w:color="4F81BC" w:sz="8" w:space="0"/>
+            <w:insideV w:val="single" w:color="4F81BC" w:sz="8" w:space="0"/>
+          </w:tblBorders>
           <w:tblLayout w:type="fixed"/>
           <w:tblCellMar>
             <w:top w:w="0" w:type="dxa"/>
@@ -8746,6 +8762,14 @@
       </w:tr>
       <w:tr>
         <w:tblPrEx>
+          <w:tblBorders>
+            <w:top w:val="single" w:color="4F81BC" w:sz="8" w:space="0"/>
+            <w:left w:val="single" w:color="4F81BC" w:sz="8" w:space="0"/>
+            <w:bottom w:val="single" w:color="4F81BC" w:sz="8" w:space="0"/>
+            <w:right w:val="single" w:color="4F81BC" w:sz="8" w:space="0"/>
+            <w:insideH w:val="single" w:color="4F81BC" w:sz="8" w:space="0"/>
+            <w:insideV w:val="single" w:color="4F81BC" w:sz="8" w:space="0"/>
+          </w:tblBorders>
           <w:tblLayout w:type="fixed"/>
           <w:tblCellMar>
             <w:top w:w="0" w:type="dxa"/>
@@ -9593,6 +9617,14 @@
       </w:tr>
       <w:tr>
         <w:tblPrEx>
+          <w:tblBorders>
+            <w:top w:val="single" w:color="4F81BC" w:sz="8" w:space="0"/>
+            <w:left w:val="single" w:color="4F81BC" w:sz="8" w:space="0"/>
+            <w:bottom w:val="single" w:color="4F81BC" w:sz="8" w:space="0"/>
+            <w:right w:val="single" w:color="4F81BC" w:sz="8" w:space="0"/>
+            <w:insideH w:val="single" w:color="4F81BC" w:sz="8" w:space="0"/>
+            <w:insideV w:val="single" w:color="4F81BC" w:sz="8" w:space="0"/>
+          </w:tblBorders>
           <w:tblLayout w:type="fixed"/>
           <w:tblCellMar>
             <w:top w:w="0" w:type="dxa"/>
@@ -11892,6 +11924,7 @@
             <w:pPr>
               <w:pStyle w:val="6"/>
               <w:numPr>
+                <w:ilvl w:val="0"/>
                 <w:numId w:val="0"/>
               </w:numPr>
               <w:spacing w:line="720" w:lineRule="atLeast"/>
@@ -14609,13 +14642,5827 @@
               </w:rPr>
               <w:t>查詢：會員檢視已提交紀錄與狀態之操作</w:t>
             </w:r>
-            <w:bookmarkStart w:id="0" w:name="_GoBack"/>
-            <w:bookmarkEnd w:id="0"/>
           </w:p>
         </w:tc>
       </w:tr>
     </w:tbl>
     <w:p/>
+    <w:tbl>
+      <w:tblPr>
+        <w:tblStyle w:val="5"/>
+        <w:tblpPr w:leftFromText="180" w:rightFromText="180" w:vertAnchor="text" w:horzAnchor="page" w:tblpX="1707" w:tblpY="1009"/>
+        <w:tblOverlap w:val="never"/>
+        <w:tblW w:w="8364" w:type="dxa"/>
+        <w:tblInd w:w="0" w:type="dxa"/>
+        <w:tblBorders>
+          <w:top w:val="single" w:color="4F81BC" w:sz="8" w:space="0"/>
+          <w:left w:val="single" w:color="4F81BC" w:sz="8" w:space="0"/>
+          <w:bottom w:val="single" w:color="4F81BC" w:sz="8" w:space="0"/>
+          <w:right w:val="single" w:color="4F81BC" w:sz="8" w:space="0"/>
+          <w:insideH w:val="single" w:color="4F81BC" w:sz="8" w:space="0"/>
+          <w:insideV w:val="single" w:color="4F81BC" w:sz="8" w:space="0"/>
+        </w:tblBorders>
+        <w:tblLayout w:type="fixed"/>
+        <w:tblCellMar>
+          <w:top w:w="0" w:type="dxa"/>
+          <w:left w:w="0" w:type="dxa"/>
+          <w:bottom w:w="0" w:type="dxa"/>
+          <w:right w:w="0" w:type="dxa"/>
+        </w:tblCellMar>
+      </w:tblPr>
+      <w:tblGrid>
+        <w:gridCol w:w="2377"/>
+        <w:gridCol w:w="5987"/>
+      </w:tblGrid>
+      <w:tr>
+        <w:tblPrEx>
+          <w:tblBorders>
+            <w:top w:val="single" w:color="4F81BC" w:sz="8" w:space="0"/>
+            <w:left w:val="single" w:color="4F81BC" w:sz="8" w:space="0"/>
+            <w:bottom w:val="single" w:color="4F81BC" w:sz="8" w:space="0"/>
+            <w:right w:val="single" w:color="4F81BC" w:sz="8" w:space="0"/>
+            <w:insideH w:val="single" w:color="4F81BC" w:sz="8" w:space="0"/>
+            <w:insideV w:val="single" w:color="4F81BC" w:sz="8" w:space="0"/>
+          </w:tblBorders>
+          <w:tblLayout w:type="fixed"/>
+          <w:tblCellMar>
+            <w:top w:w="0" w:type="dxa"/>
+            <w:left w:w="0" w:type="dxa"/>
+            <w:bottom w:w="0" w:type="dxa"/>
+            <w:right w:w="0" w:type="dxa"/>
+          </w:tblCellMar>
+        </w:tblPrEx>
+        <w:trPr>
+          <w:trHeight w:val="359" w:hRule="atLeast"/>
+        </w:trPr>
+        <w:tc>
+          <w:tcPr>
+            <w:tcW w:w="2377" w:type="dxa"/>
+            <w:tcBorders>
+              <w:bottom w:val="single" w:color="4F81BC" w:sz="18" w:space="0"/>
+            </w:tcBorders>
+          </w:tcPr>
+          <w:p>
+            <w:pPr>
+              <w:pStyle w:val="6"/>
+              <w:spacing w:before="33"/>
+              <w:ind w:left="107"/>
+              <w:rPr>
+                <w:b/>
+                <w:sz w:val="24"/>
+              </w:rPr>
+            </w:pPr>
+            <w:r>
+              <w:rPr>
+                <w:b/>
+                <w:sz w:val="24"/>
+              </w:rPr>
+              <w:t>Use</w:t>
+            </w:r>
+            <w:r>
+              <w:rPr>
+                <w:b/>
+                <w:spacing w:val="-3"/>
+                <w:sz w:val="24"/>
+              </w:rPr>
+              <w:t xml:space="preserve"> </w:t>
+            </w:r>
+            <w:r>
+              <w:rPr>
+                <w:b/>
+                <w:sz w:val="24"/>
+              </w:rPr>
+              <w:t>Case</w:t>
+            </w:r>
+            <w:r>
+              <w:rPr>
+                <w:b/>
+                <w:spacing w:val="-3"/>
+                <w:sz w:val="24"/>
+              </w:rPr>
+              <w:t xml:space="preserve"> </w:t>
+            </w:r>
+            <w:r>
+              <w:rPr>
+                <w:b/>
+                <w:spacing w:val="-5"/>
+                <w:sz w:val="24"/>
+              </w:rPr>
+              <w:t>ID</w:t>
+            </w:r>
+          </w:p>
+        </w:tc>
+        <w:tc>
+          <w:tcPr>
+            <w:tcW w:w="5987" w:type="dxa"/>
+            <w:tcBorders>
+              <w:bottom w:val="single" w:color="4F81BC" w:sz="18" w:space="0"/>
+            </w:tcBorders>
+          </w:tcPr>
+          <w:p>
+            <w:pPr>
+              <w:pStyle w:val="6"/>
+              <w:spacing w:before="33"/>
+              <w:ind w:left="107"/>
+              <w:rPr>
+                <w:b/>
+                <w:sz w:val="24"/>
+              </w:rPr>
+            </w:pPr>
+            <w:r>
+              <w:rPr>
+                <w:rFonts w:ascii="SimSun" w:hAnsi="SimSun" w:eastAsia="SimSun" w:cs="SimSun"/>
+                <w:sz w:val="24"/>
+                <w:szCs w:val="24"/>
+              </w:rPr>
+              <w:t>UC-</w:t>
+            </w:r>
+            <w:r>
+              <w:rPr>
+                <w:rFonts w:hint="eastAsia" w:ascii="SimSun" w:hAnsi="SimSun" w:eastAsia="新細明體" w:cs="SimSun"/>
+                <w:sz w:val="24"/>
+                <w:szCs w:val="24"/>
+                <w:lang w:val="en-US" w:eastAsia="zh-TW"/>
+              </w:rPr>
+              <w:t>3.0</w:t>
+            </w:r>
+          </w:p>
+        </w:tc>
+      </w:tr>
+      <w:tr>
+        <w:tblPrEx>
+          <w:tblBorders>
+            <w:top w:val="single" w:color="4F81BC" w:sz="8" w:space="0"/>
+            <w:left w:val="single" w:color="4F81BC" w:sz="8" w:space="0"/>
+            <w:bottom w:val="single" w:color="4F81BC" w:sz="8" w:space="0"/>
+            <w:right w:val="single" w:color="4F81BC" w:sz="8" w:space="0"/>
+            <w:insideH w:val="single" w:color="4F81BC" w:sz="8" w:space="0"/>
+            <w:insideV w:val="single" w:color="4F81BC" w:sz="8" w:space="0"/>
+          </w:tblBorders>
+          <w:tblLayout w:type="fixed"/>
+          <w:tblCellMar>
+            <w:top w:w="0" w:type="dxa"/>
+            <w:left w:w="0" w:type="dxa"/>
+            <w:bottom w:w="0" w:type="dxa"/>
+            <w:right w:w="0" w:type="dxa"/>
+          </w:tblCellMar>
+        </w:tblPrEx>
+        <w:trPr>
+          <w:trHeight w:val="361" w:hRule="atLeast"/>
+        </w:trPr>
+        <w:tc>
+          <w:tcPr>
+            <w:tcW w:w="2377" w:type="dxa"/>
+            <w:tcBorders>
+              <w:top w:val="single" w:color="4F81BC" w:sz="18" w:space="0"/>
+            </w:tcBorders>
+            <w:shd w:val="clear" w:color="auto" w:fill="D2DFED"/>
+          </w:tcPr>
+          <w:p>
+            <w:pPr>
+              <w:pStyle w:val="6"/>
+              <w:spacing w:before="34"/>
+              <w:ind w:left="107"/>
+              <w:rPr>
+                <w:b/>
+                <w:sz w:val="24"/>
+              </w:rPr>
+            </w:pPr>
+            <w:r>
+              <w:rPr>
+                <w:b/>
+                <w:sz w:val="24"/>
+              </w:rPr>
+              <w:t>Use</w:t>
+            </w:r>
+            <w:r>
+              <w:rPr>
+                <w:b/>
+                <w:spacing w:val="-3"/>
+                <w:sz w:val="24"/>
+              </w:rPr>
+              <w:t xml:space="preserve"> </w:t>
+            </w:r>
+            <w:r>
+              <w:rPr>
+                <w:b/>
+                <w:sz w:val="24"/>
+              </w:rPr>
+              <w:t>Case</w:t>
+            </w:r>
+            <w:r>
+              <w:rPr>
+                <w:b/>
+                <w:spacing w:val="-3"/>
+                <w:sz w:val="24"/>
+              </w:rPr>
+              <w:t xml:space="preserve"> </w:t>
+            </w:r>
+            <w:r>
+              <w:rPr>
+                <w:b/>
+                <w:spacing w:val="-4"/>
+                <w:sz w:val="24"/>
+              </w:rPr>
+              <w:t>Name</w:t>
+            </w:r>
+          </w:p>
+        </w:tc>
+        <w:tc>
+          <w:tcPr>
+            <w:tcW w:w="5987" w:type="dxa"/>
+            <w:tcBorders>
+              <w:top w:val="single" w:color="4F81BC" w:sz="18" w:space="0"/>
+            </w:tcBorders>
+            <w:shd w:val="clear" w:color="auto" w:fill="D2DFED"/>
+          </w:tcPr>
+          <w:p>
+            <w:pPr>
+              <w:pStyle w:val="6"/>
+              <w:spacing w:before="34"/>
+              <w:ind w:left="107"/>
+              <w:rPr>
+                <w:sz w:val="24"/>
+              </w:rPr>
+            </w:pPr>
+            <w:r>
+              <w:rPr>
+                <w:rFonts w:ascii="SimSun" w:hAnsi="SimSun" w:eastAsia="SimSun" w:cs="SimSun"/>
+                <w:sz w:val="24"/>
+                <w:szCs w:val="24"/>
+              </w:rPr>
+              <w:t>我要填單</w:t>
+            </w:r>
+          </w:p>
+        </w:tc>
+      </w:tr>
+      <w:tr>
+        <w:tblPrEx>
+          <w:tblBorders>
+            <w:top w:val="single" w:color="4F81BC" w:sz="8" w:space="0"/>
+            <w:left w:val="single" w:color="4F81BC" w:sz="8" w:space="0"/>
+            <w:bottom w:val="single" w:color="4F81BC" w:sz="8" w:space="0"/>
+            <w:right w:val="single" w:color="4F81BC" w:sz="8" w:space="0"/>
+            <w:insideH w:val="single" w:color="4F81BC" w:sz="8" w:space="0"/>
+            <w:insideV w:val="single" w:color="4F81BC" w:sz="8" w:space="0"/>
+          </w:tblBorders>
+          <w:tblLayout w:type="fixed"/>
+          <w:tblCellMar>
+            <w:top w:w="0" w:type="dxa"/>
+            <w:left w:w="0" w:type="dxa"/>
+            <w:bottom w:w="0" w:type="dxa"/>
+            <w:right w:w="0" w:type="dxa"/>
+          </w:tblCellMar>
+        </w:tblPrEx>
+        <w:trPr>
+          <w:trHeight w:val="359" w:hRule="atLeast"/>
+        </w:trPr>
+        <w:tc>
+          <w:tcPr>
+            <w:tcW w:w="2377" w:type="dxa"/>
+          </w:tcPr>
+          <w:p>
+            <w:pPr>
+              <w:pStyle w:val="6"/>
+              <w:spacing w:before="32"/>
+              <w:ind w:left="107"/>
+              <w:rPr>
+                <w:b/>
+                <w:sz w:val="24"/>
+              </w:rPr>
+            </w:pPr>
+            <w:r>
+              <w:rPr>
+                <w:b/>
+                <w:spacing w:val="-4"/>
+                <w:sz w:val="24"/>
+              </w:rPr>
+              <w:t>Goal</w:t>
+            </w:r>
+          </w:p>
+        </w:tc>
+        <w:tc>
+          <w:tcPr>
+            <w:tcW w:w="5987" w:type="dxa"/>
+          </w:tcPr>
+          <w:p>
+            <w:pPr>
+              <w:pStyle w:val="6"/>
+              <w:spacing w:before="32"/>
+              <w:ind w:left="107"/>
+              <w:rPr>
+                <w:sz w:val="24"/>
+              </w:rPr>
+            </w:pPr>
+            <w:r>
+              <w:rPr>
+                <w:rFonts w:ascii="SimSun" w:hAnsi="SimSun" w:eastAsia="SimSun" w:cs="SimSun"/>
+                <w:sz w:val="24"/>
+                <w:szCs w:val="24"/>
+              </w:rPr>
+              <w:t>讓個人與商家使用者能進行事件通報或申請合作的表單填寫</w:t>
+            </w:r>
+          </w:p>
+        </w:tc>
+      </w:tr>
+      <w:tr>
+        <w:tblPrEx>
+          <w:tblBorders>
+            <w:top w:val="single" w:color="4F81BC" w:sz="8" w:space="0"/>
+            <w:left w:val="single" w:color="4F81BC" w:sz="8" w:space="0"/>
+            <w:bottom w:val="single" w:color="4F81BC" w:sz="8" w:space="0"/>
+            <w:right w:val="single" w:color="4F81BC" w:sz="8" w:space="0"/>
+            <w:insideH w:val="single" w:color="4F81BC" w:sz="8" w:space="0"/>
+            <w:insideV w:val="single" w:color="4F81BC" w:sz="8" w:space="0"/>
+          </w:tblBorders>
+          <w:tblLayout w:type="fixed"/>
+          <w:tblCellMar>
+            <w:top w:w="0" w:type="dxa"/>
+            <w:left w:w="0" w:type="dxa"/>
+            <w:bottom w:w="0" w:type="dxa"/>
+            <w:right w:w="0" w:type="dxa"/>
+          </w:tblCellMar>
+        </w:tblPrEx>
+        <w:trPr>
+          <w:trHeight w:val="721" w:hRule="atLeast"/>
+        </w:trPr>
+        <w:tc>
+          <w:tcPr>
+            <w:tcW w:w="2377" w:type="dxa"/>
+            <w:shd w:val="clear" w:color="auto" w:fill="D2DFED"/>
+          </w:tcPr>
+          <w:p>
+            <w:pPr>
+              <w:pStyle w:val="6"/>
+              <w:spacing w:before="35"/>
+              <w:ind w:left="107"/>
+              <w:rPr>
+                <w:b/>
+                <w:sz w:val="24"/>
+              </w:rPr>
+            </w:pPr>
+            <w:r>
+              <w:rPr>
+                <w:b/>
+                <w:spacing w:val="-2"/>
+                <w:sz w:val="24"/>
+              </w:rPr>
+              <w:t>Requirements</w:t>
+            </w:r>
+          </w:p>
+        </w:tc>
+        <w:tc>
+          <w:tcPr>
+            <w:tcW w:w="5987" w:type="dxa"/>
+            <w:shd w:val="clear" w:color="auto" w:fill="D2DFED"/>
+          </w:tcPr>
+          <w:p>
+            <w:pPr>
+              <w:pStyle w:val="6"/>
+              <w:spacing w:before="67"/>
+              <w:ind w:left="107"/>
+              <w:rPr>
+                <w:sz w:val="24"/>
+              </w:rPr>
+            </w:pPr>
+            <w:r>
+              <w:rPr>
+                <w:rFonts w:ascii="SimSun" w:hAnsi="SimSun" w:eastAsia="SimSun" w:cs="SimSun"/>
+                <w:sz w:val="24"/>
+                <w:szCs w:val="24"/>
+              </w:rPr>
+              <w:t>[FR</w:t>
+            </w:r>
+            <w:r>
+              <w:rPr>
+                <w:rFonts w:hint="eastAsia" w:ascii="SimSun" w:hAnsi="SimSun" w:eastAsia="新細明體" w:cs="SimSun"/>
+                <w:sz w:val="24"/>
+                <w:szCs w:val="24"/>
+                <w:lang w:val="en-US" w:eastAsia="zh-TW"/>
+              </w:rPr>
+              <w:t>9</w:t>
+            </w:r>
+            <w:r>
+              <w:rPr>
+                <w:rFonts w:ascii="SimSun" w:hAnsi="SimSun" w:eastAsia="SimSun" w:cs="SimSun"/>
+                <w:sz w:val="24"/>
+                <w:szCs w:val="24"/>
+              </w:rPr>
+              <w:t>: 個人事件通報] [FR</w:t>
+            </w:r>
+            <w:r>
+              <w:rPr>
+                <w:rFonts w:hint="eastAsia" w:ascii="SimSun" w:hAnsi="SimSun" w:eastAsia="新細明體" w:cs="SimSun"/>
+                <w:sz w:val="24"/>
+                <w:szCs w:val="24"/>
+                <w:lang w:val="en-US" w:eastAsia="zh-TW"/>
+              </w:rPr>
+              <w:t>10</w:t>
+            </w:r>
+            <w:r>
+              <w:rPr>
+                <w:rFonts w:ascii="SimSun" w:hAnsi="SimSun" w:eastAsia="SimSun" w:cs="SimSun"/>
+                <w:sz w:val="24"/>
+                <w:szCs w:val="24"/>
+              </w:rPr>
+              <w:t>: 商家申請合作]</w:t>
+            </w:r>
+          </w:p>
+        </w:tc>
+      </w:tr>
+      <w:tr>
+        <w:tblPrEx>
+          <w:tblBorders>
+            <w:top w:val="single" w:color="4F81BC" w:sz="8" w:space="0"/>
+            <w:left w:val="single" w:color="4F81BC" w:sz="8" w:space="0"/>
+            <w:bottom w:val="single" w:color="4F81BC" w:sz="8" w:space="0"/>
+            <w:right w:val="single" w:color="4F81BC" w:sz="8" w:space="0"/>
+            <w:insideH w:val="single" w:color="4F81BC" w:sz="8" w:space="0"/>
+            <w:insideV w:val="single" w:color="4F81BC" w:sz="8" w:space="0"/>
+          </w:tblBorders>
+          <w:tblLayout w:type="fixed"/>
+          <w:tblCellMar>
+            <w:top w:w="0" w:type="dxa"/>
+            <w:left w:w="0" w:type="dxa"/>
+            <w:bottom w:w="0" w:type="dxa"/>
+            <w:right w:w="0" w:type="dxa"/>
+          </w:tblCellMar>
+        </w:tblPrEx>
+        <w:trPr>
+          <w:trHeight w:val="719" w:hRule="atLeast"/>
+        </w:trPr>
+        <w:tc>
+          <w:tcPr>
+            <w:tcW w:w="2377" w:type="dxa"/>
+          </w:tcPr>
+          <w:p>
+            <w:pPr>
+              <w:pStyle w:val="6"/>
+              <w:spacing w:before="32"/>
+              <w:ind w:left="107"/>
+              <w:rPr>
+                <w:b/>
+                <w:sz w:val="24"/>
+              </w:rPr>
+            </w:pPr>
+            <w:r>
+              <w:rPr>
+                <w:b/>
+                <w:spacing w:val="-2"/>
+                <w:sz w:val="24"/>
+              </w:rPr>
+              <w:t>Description</w:t>
+            </w:r>
+          </w:p>
+        </w:tc>
+        <w:tc>
+          <w:tcPr>
+            <w:tcW w:w="5987" w:type="dxa"/>
+          </w:tcPr>
+          <w:p>
+            <w:pPr>
+              <w:pStyle w:val="6"/>
+              <w:spacing w:before="67"/>
+              <w:ind w:left="107"/>
+              <w:rPr>
+                <w:sz w:val="24"/>
+              </w:rPr>
+            </w:pPr>
+            <w:r>
+              <w:rPr>
+                <w:rFonts w:ascii="SimSun" w:hAnsi="SimSun" w:eastAsia="SimSun" w:cs="SimSun"/>
+                <w:sz w:val="24"/>
+                <w:szCs w:val="24"/>
+              </w:rPr>
+              <w:t>會員可選擇填寫</w:t>
+            </w:r>
+            <w:r>
+              <w:rPr>
+                <w:rFonts w:hint="eastAsia" w:ascii="SimSun" w:hAnsi="SimSun" w:eastAsia="SimSun" w:cs="SimSun"/>
+                <w:sz w:val="24"/>
+                <w:szCs w:val="24"/>
+                <w:lang w:eastAsia="zh-TW"/>
+              </w:rPr>
+              <w:t>事件表單</w:t>
+            </w:r>
+            <w:r>
+              <w:rPr>
+                <w:rFonts w:ascii="SimSun" w:hAnsi="SimSun" w:eastAsia="SimSun" w:cs="SimSun"/>
+                <w:sz w:val="24"/>
+                <w:szCs w:val="24"/>
+              </w:rPr>
+              <w:t>或</w:t>
+            </w:r>
+            <w:r>
+              <w:rPr>
+                <w:rFonts w:hint="eastAsia" w:ascii="SimSun" w:hAnsi="SimSun" w:eastAsia="SimSun" w:cs="SimSun"/>
+                <w:sz w:val="24"/>
+                <w:szCs w:val="24"/>
+                <w:lang w:eastAsia="zh-TW"/>
+              </w:rPr>
+              <w:t>商家</w:t>
+            </w:r>
+            <w:r>
+              <w:rPr>
+                <w:rFonts w:ascii="SimSun" w:hAnsi="SimSun" w:eastAsia="SimSun" w:cs="SimSun"/>
+                <w:sz w:val="24"/>
+                <w:szCs w:val="24"/>
+              </w:rPr>
+              <w:t>申請的表單</w:t>
+            </w:r>
+          </w:p>
+        </w:tc>
+      </w:tr>
+      <w:tr>
+        <w:tblPrEx>
+          <w:tblBorders>
+            <w:top w:val="single" w:color="4F81BC" w:sz="8" w:space="0"/>
+            <w:left w:val="single" w:color="4F81BC" w:sz="8" w:space="0"/>
+            <w:bottom w:val="single" w:color="4F81BC" w:sz="8" w:space="0"/>
+            <w:right w:val="single" w:color="4F81BC" w:sz="8" w:space="0"/>
+            <w:insideH w:val="single" w:color="4F81BC" w:sz="8" w:space="0"/>
+            <w:insideV w:val="single" w:color="4F81BC" w:sz="8" w:space="0"/>
+          </w:tblBorders>
+          <w:tblLayout w:type="fixed"/>
+          <w:tblCellMar>
+            <w:top w:w="0" w:type="dxa"/>
+            <w:left w:w="0" w:type="dxa"/>
+            <w:bottom w:w="0" w:type="dxa"/>
+            <w:right w:w="0" w:type="dxa"/>
+          </w:tblCellMar>
+        </w:tblPrEx>
+        <w:trPr>
+          <w:trHeight w:val="359" w:hRule="atLeast"/>
+        </w:trPr>
+        <w:tc>
+          <w:tcPr>
+            <w:tcW w:w="2377" w:type="dxa"/>
+            <w:shd w:val="clear" w:color="auto" w:fill="D2DFED"/>
+          </w:tcPr>
+          <w:p>
+            <w:pPr>
+              <w:pStyle w:val="6"/>
+              <w:spacing w:before="32"/>
+              <w:ind w:left="107"/>
+              <w:rPr>
+                <w:b/>
+                <w:sz w:val="24"/>
+              </w:rPr>
+            </w:pPr>
+            <w:r>
+              <w:rPr>
+                <w:b/>
+                <w:spacing w:val="-2"/>
+                <w:sz w:val="24"/>
+              </w:rPr>
+              <w:t>Actor</w:t>
+            </w:r>
+          </w:p>
+        </w:tc>
+        <w:tc>
+          <w:tcPr>
+            <w:tcW w:w="5987" w:type="dxa"/>
+            <w:shd w:val="clear" w:color="auto" w:fill="D2DFED"/>
+          </w:tcPr>
+          <w:p>
+            <w:pPr>
+              <w:pStyle w:val="6"/>
+              <w:rPr>
+                <w:rFonts w:ascii="Times New Roman"/>
+                <w:sz w:val="22"/>
+              </w:rPr>
+            </w:pPr>
+            <w:r>
+              <w:rPr>
+                <w:rFonts w:ascii="SimSun" w:hAnsi="SimSun" w:eastAsia="SimSun" w:cs="SimSun"/>
+                <w:sz w:val="24"/>
+                <w:szCs w:val="24"/>
+              </w:rPr>
+              <w:t>會員（個人或商家）</w:t>
+            </w:r>
+          </w:p>
+        </w:tc>
+      </w:tr>
+      <w:tr>
+        <w:tblPrEx>
+          <w:tblBorders>
+            <w:top w:val="single" w:color="4F81BC" w:sz="8" w:space="0"/>
+            <w:left w:val="single" w:color="4F81BC" w:sz="8" w:space="0"/>
+            <w:bottom w:val="single" w:color="4F81BC" w:sz="8" w:space="0"/>
+            <w:right w:val="single" w:color="4F81BC" w:sz="8" w:space="0"/>
+            <w:insideH w:val="single" w:color="4F81BC" w:sz="8" w:space="0"/>
+            <w:insideV w:val="single" w:color="4F81BC" w:sz="8" w:space="0"/>
+          </w:tblBorders>
+          <w:tblLayout w:type="fixed"/>
+          <w:tblCellMar>
+            <w:top w:w="0" w:type="dxa"/>
+            <w:left w:w="0" w:type="dxa"/>
+            <w:bottom w:w="0" w:type="dxa"/>
+            <w:right w:w="0" w:type="dxa"/>
+          </w:tblCellMar>
+        </w:tblPrEx>
+        <w:trPr>
+          <w:trHeight w:val="361" w:hRule="atLeast"/>
+        </w:trPr>
+        <w:tc>
+          <w:tcPr>
+            <w:tcW w:w="2377" w:type="dxa"/>
+          </w:tcPr>
+          <w:p>
+            <w:pPr>
+              <w:pStyle w:val="6"/>
+              <w:spacing w:before="35"/>
+              <w:ind w:left="107"/>
+              <w:rPr>
+                <w:b/>
+                <w:sz w:val="24"/>
+              </w:rPr>
+            </w:pPr>
+            <w:r>
+              <w:rPr>
+                <w:b/>
+                <w:spacing w:val="-2"/>
+                <w:sz w:val="24"/>
+              </w:rPr>
+              <w:t>Assumptions</w:t>
+            </w:r>
+          </w:p>
+        </w:tc>
+        <w:tc>
+          <w:tcPr>
+            <w:tcW w:w="5987" w:type="dxa"/>
+          </w:tcPr>
+          <w:p>
+            <w:pPr>
+              <w:pStyle w:val="6"/>
+              <w:rPr>
+                <w:rFonts w:ascii="Times New Roman"/>
+                <w:sz w:val="22"/>
+              </w:rPr>
+            </w:pPr>
+            <w:r>
+              <w:rPr>
+                <w:rFonts w:ascii="SimSun" w:hAnsi="SimSun" w:eastAsia="SimSun" w:cs="SimSun"/>
+                <w:sz w:val="24"/>
+                <w:szCs w:val="24"/>
+              </w:rPr>
+              <w:t>使用者已成功登入並符合填寫資格</w:t>
+            </w:r>
+          </w:p>
+        </w:tc>
+      </w:tr>
+      <w:tr>
+        <w:tblPrEx>
+          <w:tblBorders>
+            <w:top w:val="single" w:color="4F81BC" w:sz="8" w:space="0"/>
+            <w:left w:val="single" w:color="4F81BC" w:sz="8" w:space="0"/>
+            <w:bottom w:val="single" w:color="4F81BC" w:sz="8" w:space="0"/>
+            <w:right w:val="single" w:color="4F81BC" w:sz="8" w:space="0"/>
+            <w:insideH w:val="single" w:color="4F81BC" w:sz="8" w:space="0"/>
+            <w:insideV w:val="single" w:color="4F81BC" w:sz="8" w:space="0"/>
+          </w:tblBorders>
+          <w:tblLayout w:type="fixed"/>
+          <w:tblCellMar>
+            <w:top w:w="0" w:type="dxa"/>
+            <w:left w:w="0" w:type="dxa"/>
+            <w:bottom w:w="0" w:type="dxa"/>
+            <w:right w:w="0" w:type="dxa"/>
+          </w:tblCellMar>
+        </w:tblPrEx>
+        <w:trPr>
+          <w:trHeight w:val="359" w:hRule="atLeast"/>
+        </w:trPr>
+        <w:tc>
+          <w:tcPr>
+            <w:tcW w:w="2377" w:type="dxa"/>
+            <w:shd w:val="clear" w:color="auto" w:fill="D2DFED"/>
+          </w:tcPr>
+          <w:p>
+            <w:pPr>
+              <w:pStyle w:val="6"/>
+              <w:spacing w:before="32"/>
+              <w:ind w:left="107"/>
+              <w:rPr>
+                <w:b/>
+                <w:sz w:val="24"/>
+              </w:rPr>
+            </w:pPr>
+            <w:r>
+              <w:rPr>
+                <w:b/>
+                <w:spacing w:val="-2"/>
+                <w:sz w:val="24"/>
+              </w:rPr>
+              <w:t>Constraints</w:t>
+            </w:r>
+          </w:p>
+        </w:tc>
+        <w:tc>
+          <w:tcPr>
+            <w:tcW w:w="5987" w:type="dxa"/>
+            <w:shd w:val="clear" w:color="auto" w:fill="D2DFED"/>
+          </w:tcPr>
+          <w:p>
+            <w:pPr>
+              <w:pStyle w:val="6"/>
+              <w:rPr>
+                <w:rFonts w:ascii="Times New Roman"/>
+                <w:sz w:val="22"/>
+              </w:rPr>
+            </w:pPr>
+            <w:r>
+              <w:rPr>
+                <w:rFonts w:ascii="SimSun" w:hAnsi="SimSun" w:eastAsia="SimSun" w:cs="SimSun"/>
+                <w:sz w:val="24"/>
+                <w:szCs w:val="24"/>
+              </w:rPr>
+              <w:t>表單填寫需完整資料，部分欄位為必填</w:t>
+            </w:r>
+          </w:p>
+        </w:tc>
+      </w:tr>
+      <w:tr>
+        <w:tblPrEx>
+          <w:tblBorders>
+            <w:top w:val="single" w:color="4F81BC" w:sz="8" w:space="0"/>
+            <w:left w:val="single" w:color="4F81BC" w:sz="8" w:space="0"/>
+            <w:bottom w:val="single" w:color="4F81BC" w:sz="8" w:space="0"/>
+            <w:right w:val="single" w:color="4F81BC" w:sz="8" w:space="0"/>
+            <w:insideH w:val="single" w:color="4F81BC" w:sz="8" w:space="0"/>
+            <w:insideV w:val="single" w:color="4F81BC" w:sz="8" w:space="0"/>
+          </w:tblBorders>
+          <w:tblLayout w:type="fixed"/>
+          <w:tblCellMar>
+            <w:top w:w="0" w:type="dxa"/>
+            <w:left w:w="0" w:type="dxa"/>
+            <w:bottom w:w="0" w:type="dxa"/>
+            <w:right w:w="0" w:type="dxa"/>
+          </w:tblCellMar>
+        </w:tblPrEx>
+        <w:trPr>
+          <w:trHeight w:val="359" w:hRule="atLeast"/>
+        </w:trPr>
+        <w:tc>
+          <w:tcPr>
+            <w:tcW w:w="2377" w:type="dxa"/>
+          </w:tcPr>
+          <w:p>
+            <w:pPr>
+              <w:pStyle w:val="6"/>
+              <w:spacing w:before="33"/>
+              <w:ind w:left="107"/>
+              <w:rPr>
+                <w:b/>
+                <w:sz w:val="24"/>
+              </w:rPr>
+            </w:pPr>
+            <w:r>
+              <w:rPr>
+                <w:b/>
+                <w:spacing w:val="-2"/>
+                <w:sz w:val="24"/>
+              </w:rPr>
+              <w:t>Priority</w:t>
+            </w:r>
+          </w:p>
+        </w:tc>
+        <w:tc>
+          <w:tcPr>
+            <w:tcW w:w="5987" w:type="dxa"/>
+          </w:tcPr>
+          <w:p>
+            <w:pPr>
+              <w:pStyle w:val="6"/>
+              <w:spacing w:before="33"/>
+              <w:ind w:left="107"/>
+              <w:rPr>
+                <w:sz w:val="24"/>
+              </w:rPr>
+            </w:pPr>
+            <w:r>
+              <w:rPr>
+                <w:rFonts w:ascii="SimSun" w:hAnsi="SimSun" w:eastAsia="SimSun" w:cs="SimSun"/>
+                <w:sz w:val="24"/>
+                <w:szCs w:val="24"/>
+              </w:rPr>
+              <w:t>高</w:t>
+            </w:r>
+          </w:p>
+        </w:tc>
+      </w:tr>
+      <w:tr>
+        <w:tblPrEx>
+          <w:tblBorders>
+            <w:top w:val="single" w:color="4F81BC" w:sz="8" w:space="0"/>
+            <w:left w:val="single" w:color="4F81BC" w:sz="8" w:space="0"/>
+            <w:bottom w:val="single" w:color="4F81BC" w:sz="8" w:space="0"/>
+            <w:right w:val="single" w:color="4F81BC" w:sz="8" w:space="0"/>
+            <w:insideH w:val="single" w:color="4F81BC" w:sz="8" w:space="0"/>
+            <w:insideV w:val="single" w:color="4F81BC" w:sz="8" w:space="0"/>
+          </w:tblBorders>
+          <w:tblLayout w:type="fixed"/>
+          <w:tblCellMar>
+            <w:top w:w="0" w:type="dxa"/>
+            <w:left w:w="0" w:type="dxa"/>
+            <w:bottom w:w="0" w:type="dxa"/>
+            <w:right w:w="0" w:type="dxa"/>
+          </w:tblCellMar>
+        </w:tblPrEx>
+        <w:trPr>
+          <w:trHeight w:val="1441" w:hRule="atLeast"/>
+        </w:trPr>
+        <w:tc>
+          <w:tcPr>
+            <w:tcW w:w="2377" w:type="dxa"/>
+            <w:shd w:val="clear" w:color="auto" w:fill="D2DFED"/>
+          </w:tcPr>
+          <w:p>
+            <w:pPr>
+              <w:pStyle w:val="6"/>
+              <w:spacing w:before="35"/>
+              <w:ind w:left="107"/>
+              <w:rPr>
+                <w:b/>
+                <w:sz w:val="24"/>
+              </w:rPr>
+            </w:pPr>
+            <w:r>
+              <w:rPr>
+                <w:b/>
+                <w:spacing w:val="-2"/>
+                <w:sz w:val="24"/>
+              </w:rPr>
+              <w:t>Pre-Conditions</w:t>
+            </w:r>
+          </w:p>
+        </w:tc>
+        <w:tc>
+          <w:tcPr>
+            <w:tcW w:w="5987" w:type="dxa"/>
+            <w:shd w:val="clear" w:color="auto" w:fill="D2DFED"/>
+          </w:tcPr>
+          <w:p>
+            <w:pPr>
+              <w:pStyle w:val="6"/>
+              <w:numPr>
+                <w:ilvl w:val="0"/>
+                <w:numId w:val="0"/>
+              </w:numPr>
+              <w:tabs>
+                <w:tab w:val="left" w:pos="466"/>
+              </w:tabs>
+              <w:spacing w:before="0" w:after="0" w:line="240" w:lineRule="auto"/>
+              <w:ind w:right="0" w:rightChars="0"/>
+              <w:jc w:val="left"/>
+              <w:rPr>
+                <w:rFonts w:hint="eastAsia" w:ascii="Microsoft YaHei" w:eastAsia="新細明體"/>
+                <w:sz w:val="24"/>
+                <w:lang w:val="en-US" w:eastAsia="zh-TW"/>
+              </w:rPr>
+            </w:pPr>
+            <w:r>
+              <w:rPr>
+                <w:rFonts w:ascii="SimSun" w:hAnsi="SimSun" w:eastAsia="SimSun" w:cs="SimSun"/>
+                <w:sz w:val="24"/>
+                <w:szCs w:val="24"/>
+              </w:rPr>
+              <w:t>使用者登入後可選擇填寫</w:t>
+            </w:r>
+            <w:r>
+              <w:rPr>
+                <w:rFonts w:hint="eastAsia" w:ascii="SimSun" w:hAnsi="SimSun" w:eastAsia="SimSun" w:cs="SimSun"/>
+                <w:sz w:val="24"/>
+                <w:szCs w:val="24"/>
+                <w:lang w:eastAsia="zh-TW"/>
+              </w:rPr>
+              <w:t>事件表單</w:t>
+            </w:r>
+            <w:r>
+              <w:rPr>
+                <w:rFonts w:ascii="SimSun" w:hAnsi="SimSun" w:eastAsia="SimSun" w:cs="SimSun"/>
+                <w:sz w:val="24"/>
+                <w:szCs w:val="24"/>
+              </w:rPr>
+              <w:t>或</w:t>
+            </w:r>
+            <w:r>
+              <w:rPr>
+                <w:rFonts w:hint="eastAsia" w:ascii="SimSun" w:hAnsi="SimSun" w:eastAsia="SimSun" w:cs="SimSun"/>
+                <w:sz w:val="24"/>
+                <w:szCs w:val="24"/>
+                <w:lang w:eastAsia="zh-TW"/>
+              </w:rPr>
+              <w:t>商家</w:t>
+            </w:r>
+            <w:r>
+              <w:rPr>
+                <w:rFonts w:ascii="SimSun" w:hAnsi="SimSun" w:eastAsia="SimSun" w:cs="SimSun"/>
+                <w:sz w:val="24"/>
+                <w:szCs w:val="24"/>
+              </w:rPr>
+              <w:t>申請的表單</w:t>
+            </w:r>
+          </w:p>
+        </w:tc>
+      </w:tr>
+      <w:tr>
+        <w:tblPrEx>
+          <w:tblBorders>
+            <w:top w:val="single" w:color="4F81BC" w:sz="8" w:space="0"/>
+            <w:left w:val="single" w:color="4F81BC" w:sz="8" w:space="0"/>
+            <w:bottom w:val="single" w:color="4F81BC" w:sz="8" w:space="0"/>
+            <w:right w:val="single" w:color="4F81BC" w:sz="8" w:space="0"/>
+            <w:insideH w:val="single" w:color="4F81BC" w:sz="8" w:space="0"/>
+            <w:insideV w:val="single" w:color="4F81BC" w:sz="8" w:space="0"/>
+          </w:tblBorders>
+          <w:tblLayout w:type="fixed"/>
+          <w:tblCellMar>
+            <w:top w:w="0" w:type="dxa"/>
+            <w:left w:w="0" w:type="dxa"/>
+            <w:bottom w:w="0" w:type="dxa"/>
+            <w:right w:w="0" w:type="dxa"/>
+          </w:tblCellMar>
+        </w:tblPrEx>
+        <w:trPr>
+          <w:trHeight w:val="719" w:hRule="atLeast"/>
+        </w:trPr>
+        <w:tc>
+          <w:tcPr>
+            <w:tcW w:w="2377" w:type="dxa"/>
+          </w:tcPr>
+          <w:p>
+            <w:pPr>
+              <w:pStyle w:val="6"/>
+              <w:spacing w:before="32"/>
+              <w:ind w:left="107"/>
+              <w:rPr>
+                <w:b/>
+                <w:sz w:val="24"/>
+              </w:rPr>
+            </w:pPr>
+            <w:r>
+              <w:rPr>
+                <w:b/>
+                <w:spacing w:val="-4"/>
+                <w:sz w:val="24"/>
+              </w:rPr>
+              <w:t>Post-</w:t>
+            </w:r>
+            <w:r>
+              <w:rPr>
+                <w:b/>
+                <w:spacing w:val="-2"/>
+                <w:sz w:val="24"/>
+              </w:rPr>
+              <w:t>Conditions</w:t>
+            </w:r>
+          </w:p>
+        </w:tc>
+        <w:tc>
+          <w:tcPr>
+            <w:tcW w:w="5987" w:type="dxa"/>
+          </w:tcPr>
+          <w:p>
+            <w:pPr>
+              <w:pStyle w:val="6"/>
+              <w:spacing w:before="169"/>
+              <w:ind w:left="107"/>
+              <w:rPr>
+                <w:rFonts w:ascii="Microsoft YaHei" w:eastAsia="Microsoft YaHei"/>
+                <w:sz w:val="24"/>
+              </w:rPr>
+            </w:pPr>
+            <w:r>
+              <w:rPr>
+                <w:rFonts w:ascii="SimSun" w:hAnsi="SimSun" w:eastAsia="SimSun" w:cs="SimSun"/>
+                <w:sz w:val="24"/>
+                <w:szCs w:val="24"/>
+              </w:rPr>
+              <w:t>成功跳轉至對應填寫表單頁面（個人或商家）</w:t>
+            </w:r>
+          </w:p>
+        </w:tc>
+      </w:tr>
+      <w:tr>
+        <w:tblPrEx>
+          <w:tblBorders>
+            <w:top w:val="single" w:color="4F81BC" w:sz="8" w:space="0"/>
+            <w:left w:val="single" w:color="4F81BC" w:sz="8" w:space="0"/>
+            <w:bottom w:val="single" w:color="4F81BC" w:sz="8" w:space="0"/>
+            <w:right w:val="single" w:color="4F81BC" w:sz="8" w:space="0"/>
+            <w:insideH w:val="single" w:color="4F81BC" w:sz="8" w:space="0"/>
+            <w:insideV w:val="single" w:color="4F81BC" w:sz="8" w:space="0"/>
+          </w:tblBorders>
+          <w:tblLayout w:type="fixed"/>
+          <w:tblCellMar>
+            <w:top w:w="0" w:type="dxa"/>
+            <w:left w:w="0" w:type="dxa"/>
+            <w:bottom w:w="0" w:type="dxa"/>
+            <w:right w:w="0" w:type="dxa"/>
+          </w:tblCellMar>
+        </w:tblPrEx>
+        <w:trPr>
+          <w:trHeight w:val="2879" w:hRule="atLeast"/>
+        </w:trPr>
+        <w:tc>
+          <w:tcPr>
+            <w:tcW w:w="2377" w:type="dxa"/>
+            <w:shd w:val="clear" w:color="auto" w:fill="D2DFED"/>
+          </w:tcPr>
+          <w:p>
+            <w:pPr>
+              <w:pStyle w:val="6"/>
+              <w:spacing w:before="32"/>
+              <w:ind w:left="107"/>
+              <w:rPr>
+                <w:b/>
+                <w:sz w:val="24"/>
+              </w:rPr>
+            </w:pPr>
+            <w:r>
+              <w:rPr>
+                <w:b/>
+                <w:sz w:val="24"/>
+              </w:rPr>
+              <w:t>Basic</w:t>
+            </w:r>
+            <w:r>
+              <w:rPr>
+                <w:b/>
+                <w:spacing w:val="-2"/>
+                <w:sz w:val="24"/>
+              </w:rPr>
+              <w:t xml:space="preserve"> </w:t>
+            </w:r>
+            <w:r>
+              <w:rPr>
+                <w:b/>
+                <w:spacing w:val="-4"/>
+                <w:sz w:val="24"/>
+              </w:rPr>
+              <w:t>Flow</w:t>
+            </w:r>
+          </w:p>
+        </w:tc>
+        <w:tc>
+          <w:tcPr>
+            <w:tcW w:w="5987" w:type="dxa"/>
+            <w:shd w:val="clear" w:color="auto" w:fill="D2DFED"/>
+          </w:tcPr>
+          <w:p>
+            <w:pPr>
+              <w:pStyle w:val="6"/>
+              <w:numPr>
+                <w:ilvl w:val="0"/>
+                <w:numId w:val="4"/>
+              </w:numPr>
+              <w:spacing w:line="720" w:lineRule="atLeast"/>
+              <w:ind w:right="178" w:rightChars="0"/>
+              <w:rPr>
+                <w:rFonts w:ascii="SimSun" w:hAnsi="SimSun" w:eastAsia="SimSun" w:cs="SimSun"/>
+                <w:sz w:val="24"/>
+                <w:szCs w:val="24"/>
+              </w:rPr>
+            </w:pPr>
+            <w:r>
+              <w:rPr>
+                <w:rFonts w:ascii="SimSun" w:hAnsi="SimSun" w:eastAsia="SimSun" w:cs="SimSun"/>
+                <w:sz w:val="24"/>
+                <w:szCs w:val="24"/>
+              </w:rPr>
+              <w:t>使用者</w:t>
+            </w:r>
+            <w:r>
+              <w:rPr>
+                <w:rFonts w:hint="eastAsia" w:ascii="SimSun" w:hAnsi="SimSun" w:eastAsia="新細明體" w:cs="SimSun"/>
+                <w:sz w:val="24"/>
+                <w:szCs w:val="24"/>
+                <w:lang w:eastAsia="zh-TW"/>
+              </w:rPr>
+              <w:t>點選</w:t>
+            </w:r>
+            <w:r>
+              <w:rPr>
+                <w:rFonts w:ascii="SimSun" w:hAnsi="SimSun" w:eastAsia="SimSun" w:cs="SimSun"/>
+                <w:sz w:val="24"/>
+                <w:szCs w:val="24"/>
+              </w:rPr>
+              <w:t>「</w:t>
+            </w:r>
+            <w:r>
+              <w:rPr>
+                <w:rFonts w:hint="eastAsia" w:ascii="SimSun" w:hAnsi="SimSun" w:eastAsia="新細明體" w:cs="SimSun"/>
+                <w:sz w:val="24"/>
+                <w:szCs w:val="24"/>
+                <w:lang w:eastAsia="zh-TW"/>
+              </w:rPr>
+              <w:t>我要填單</w:t>
+            </w:r>
+            <w:r>
+              <w:rPr>
+                <w:rFonts w:ascii="SimSun" w:hAnsi="SimSun" w:eastAsia="SimSun" w:cs="SimSun"/>
+                <w:sz w:val="24"/>
+                <w:szCs w:val="24"/>
+              </w:rPr>
+              <w:t>」</w:t>
+            </w:r>
+            <w:r>
+              <w:rPr>
+                <w:rFonts w:hint="eastAsia" w:ascii="SimSun" w:hAnsi="SimSun" w:eastAsia="新細明體" w:cs="SimSun"/>
+                <w:sz w:val="24"/>
+                <w:szCs w:val="24"/>
+                <w:lang w:eastAsia="zh-TW"/>
+              </w:rPr>
+              <w:t>或</w:t>
+            </w:r>
+            <w:r>
+              <w:rPr>
+                <w:rFonts w:ascii="SimSun" w:hAnsi="SimSun" w:eastAsia="SimSun" w:cs="SimSun"/>
+                <w:sz w:val="24"/>
+                <w:szCs w:val="24"/>
+              </w:rPr>
+              <w:t>「</w:t>
+            </w:r>
+            <w:r>
+              <w:rPr>
+                <w:rFonts w:hint="eastAsia" w:ascii="SimSun" w:hAnsi="SimSun" w:eastAsia="新細明體" w:cs="SimSun"/>
+                <w:sz w:val="24"/>
+                <w:szCs w:val="24"/>
+                <w:lang w:eastAsia="zh-TW"/>
+              </w:rPr>
+              <w:t>商家填單</w:t>
+            </w:r>
+            <w:r>
+              <w:rPr>
+                <w:rFonts w:ascii="SimSun" w:hAnsi="SimSun" w:eastAsia="SimSun" w:cs="SimSun"/>
+                <w:sz w:val="24"/>
+                <w:szCs w:val="24"/>
+              </w:rPr>
+              <w:t>」頁面</w:t>
+            </w:r>
+            <w:r>
+              <w:rPr>
+                <w:rFonts w:ascii="SimSun" w:hAnsi="SimSun" w:eastAsia="SimSun" w:cs="SimSun"/>
+                <w:sz w:val="24"/>
+                <w:szCs w:val="24"/>
+              </w:rPr>
+              <w:br w:type="textWrapping"/>
+            </w:r>
+            <w:r>
+              <w:rPr>
+                <w:rFonts w:ascii="SimSun" w:hAnsi="SimSun" w:eastAsia="SimSun" w:cs="SimSun"/>
+                <w:sz w:val="24"/>
+                <w:szCs w:val="24"/>
+              </w:rPr>
+              <w:t>2. 個人使用者導向「怪人表單」填寫介面</w:t>
+            </w:r>
+          </w:p>
+          <w:p>
+            <w:pPr>
+              <w:pStyle w:val="6"/>
+              <w:numPr>
+                <w:ilvl w:val="0"/>
+                <w:numId w:val="0"/>
+              </w:numPr>
+              <w:spacing w:line="720" w:lineRule="atLeast"/>
+              <w:ind w:right="178" w:rightChars="0"/>
+              <w:rPr>
+                <w:rFonts w:ascii="SimSun" w:hAnsi="SimSun" w:eastAsia="SimSun" w:cs="SimSun"/>
+                <w:sz w:val="24"/>
+                <w:szCs w:val="24"/>
+              </w:rPr>
+            </w:pPr>
+            <w:r>
+              <w:rPr>
+                <w:rFonts w:hint="eastAsia" w:ascii="SimSun" w:hAnsi="SimSun" w:eastAsia="新細明體" w:cs="SimSun"/>
+                <w:sz w:val="24"/>
+                <w:szCs w:val="24"/>
+                <w:lang w:val="en-US" w:eastAsia="zh-TW"/>
+              </w:rPr>
+              <w:t xml:space="preserve">3. </w:t>
+            </w:r>
+            <w:r>
+              <w:rPr>
+                <w:rFonts w:ascii="SimSun" w:hAnsi="SimSun" w:eastAsia="SimSun" w:cs="SimSun"/>
+                <w:sz w:val="24"/>
+                <w:szCs w:val="24"/>
+              </w:rPr>
+              <w:t>商家使用者導向「申請表單」填寫介面</w:t>
+            </w:r>
+          </w:p>
+          <w:p>
+            <w:pPr>
+              <w:pStyle w:val="6"/>
+              <w:numPr>
+                <w:ilvl w:val="0"/>
+                <w:numId w:val="0"/>
+              </w:numPr>
+              <w:spacing w:line="720" w:lineRule="atLeast"/>
+              <w:ind w:right="178" w:rightChars="0"/>
+              <w:rPr>
+                <w:rFonts w:ascii="SimSun" w:hAnsi="SimSun" w:eastAsia="SimSun" w:cs="SimSun"/>
+                <w:sz w:val="24"/>
+                <w:szCs w:val="24"/>
+              </w:rPr>
+            </w:pPr>
+          </w:p>
+        </w:tc>
+      </w:tr>
+      <w:tr>
+        <w:tblPrEx>
+          <w:tblBorders>
+            <w:top w:val="single" w:color="4F81BC" w:sz="8" w:space="0"/>
+            <w:left w:val="single" w:color="4F81BC" w:sz="8" w:space="0"/>
+            <w:bottom w:val="single" w:color="4F81BC" w:sz="8" w:space="0"/>
+            <w:right w:val="single" w:color="4F81BC" w:sz="8" w:space="0"/>
+            <w:insideH w:val="single" w:color="4F81BC" w:sz="8" w:space="0"/>
+            <w:insideV w:val="single" w:color="4F81BC" w:sz="8" w:space="0"/>
+          </w:tblBorders>
+          <w:tblLayout w:type="fixed"/>
+          <w:tblCellMar>
+            <w:top w:w="0" w:type="dxa"/>
+            <w:left w:w="0" w:type="dxa"/>
+            <w:bottom w:w="0" w:type="dxa"/>
+            <w:right w:w="0" w:type="dxa"/>
+          </w:tblCellMar>
+        </w:tblPrEx>
+        <w:trPr>
+          <w:trHeight w:val="361" w:hRule="atLeast"/>
+        </w:trPr>
+        <w:tc>
+          <w:tcPr>
+            <w:tcW w:w="2377" w:type="dxa"/>
+          </w:tcPr>
+          <w:p>
+            <w:pPr>
+              <w:pStyle w:val="6"/>
+              <w:spacing w:before="35"/>
+              <w:ind w:left="107"/>
+              <w:rPr>
+                <w:b/>
+                <w:sz w:val="24"/>
+              </w:rPr>
+            </w:pPr>
+            <w:r>
+              <w:rPr>
+                <w:b/>
+                <w:sz w:val="24"/>
+              </w:rPr>
+              <w:t>Alternative</w:t>
+            </w:r>
+            <w:r>
+              <w:rPr>
+                <w:b/>
+                <w:spacing w:val="-13"/>
+                <w:sz w:val="24"/>
+              </w:rPr>
+              <w:t xml:space="preserve"> </w:t>
+            </w:r>
+            <w:r>
+              <w:rPr>
+                <w:b/>
+                <w:spacing w:val="-2"/>
+                <w:sz w:val="24"/>
+              </w:rPr>
+              <w:t>Flows</w:t>
+            </w:r>
+          </w:p>
+        </w:tc>
+        <w:tc>
+          <w:tcPr>
+            <w:tcW w:w="5987" w:type="dxa"/>
+          </w:tcPr>
+          <w:p>
+            <w:pPr>
+              <w:pStyle w:val="6"/>
+              <w:rPr>
+                <w:rFonts w:ascii="SimSun" w:hAnsi="SimSun" w:eastAsia="SimSun" w:cs="SimSun"/>
+                <w:sz w:val="24"/>
+                <w:szCs w:val="24"/>
+              </w:rPr>
+            </w:pPr>
+            <w:r>
+              <w:rPr>
+                <w:rFonts w:ascii="SimSun" w:hAnsi="SimSun" w:eastAsia="SimSun" w:cs="SimSun"/>
+                <w:sz w:val="24"/>
+                <w:szCs w:val="24"/>
+              </w:rPr>
+              <w:t>使用者</w:t>
+            </w:r>
+            <w:r>
+              <w:rPr>
+                <w:rFonts w:hint="eastAsia" w:ascii="SimSun" w:hAnsi="SimSun" w:eastAsia="新細明體" w:cs="SimSun"/>
+                <w:sz w:val="24"/>
+                <w:szCs w:val="24"/>
+                <w:lang w:eastAsia="zh-TW"/>
+              </w:rPr>
+              <w:t>未登入</w:t>
+            </w:r>
+            <w:r>
+              <w:rPr>
+                <w:rFonts w:ascii="SimSun" w:hAnsi="SimSun" w:eastAsia="SimSun" w:cs="SimSun"/>
+                <w:sz w:val="24"/>
+                <w:szCs w:val="24"/>
+              </w:rPr>
+              <w:t xml:space="preserve"> → </w:t>
+            </w:r>
+            <w:r>
+              <w:rPr>
+                <w:rFonts w:hint="eastAsia" w:ascii="SimSun" w:hAnsi="SimSun" w:eastAsia="新細明體" w:cs="SimSun"/>
+                <w:sz w:val="24"/>
+                <w:szCs w:val="24"/>
+                <w:lang w:eastAsia="zh-TW"/>
+              </w:rPr>
+              <w:t>導向登入與註冊介面</w:t>
+            </w:r>
+          </w:p>
+        </w:tc>
+      </w:tr>
+      <w:tr>
+        <w:tblPrEx>
+          <w:tblBorders>
+            <w:top w:val="single" w:color="4F81BC" w:sz="8" w:space="0"/>
+            <w:left w:val="single" w:color="4F81BC" w:sz="8" w:space="0"/>
+            <w:bottom w:val="single" w:color="4F81BC" w:sz="8" w:space="0"/>
+            <w:right w:val="single" w:color="4F81BC" w:sz="8" w:space="0"/>
+            <w:insideH w:val="single" w:color="4F81BC" w:sz="8" w:space="0"/>
+            <w:insideV w:val="single" w:color="4F81BC" w:sz="8" w:space="0"/>
+          </w:tblBorders>
+          <w:tblLayout w:type="fixed"/>
+          <w:tblCellMar>
+            <w:top w:w="0" w:type="dxa"/>
+            <w:left w:w="0" w:type="dxa"/>
+            <w:bottom w:w="0" w:type="dxa"/>
+            <w:right w:w="0" w:type="dxa"/>
+          </w:tblCellMar>
+        </w:tblPrEx>
+        <w:trPr>
+          <w:trHeight w:val="359" w:hRule="atLeast"/>
+        </w:trPr>
+        <w:tc>
+          <w:tcPr>
+            <w:tcW w:w="2377" w:type="dxa"/>
+            <w:shd w:val="clear" w:color="auto" w:fill="D2DFED"/>
+          </w:tcPr>
+          <w:p>
+            <w:pPr>
+              <w:pStyle w:val="6"/>
+              <w:spacing w:before="32"/>
+              <w:ind w:left="107"/>
+              <w:rPr>
+                <w:b/>
+                <w:sz w:val="24"/>
+              </w:rPr>
+            </w:pPr>
+            <w:r>
+              <w:rPr>
+                <w:b/>
+                <w:sz w:val="24"/>
+              </w:rPr>
+              <w:t>Exceptional</w:t>
+            </w:r>
+            <w:r>
+              <w:rPr>
+                <w:b/>
+                <w:spacing w:val="-9"/>
+                <w:sz w:val="24"/>
+              </w:rPr>
+              <w:t xml:space="preserve"> </w:t>
+            </w:r>
+            <w:r>
+              <w:rPr>
+                <w:b/>
+                <w:spacing w:val="-2"/>
+                <w:sz w:val="24"/>
+              </w:rPr>
+              <w:t>Flows</w:t>
+            </w:r>
+          </w:p>
+        </w:tc>
+        <w:tc>
+          <w:tcPr>
+            <w:tcW w:w="5987" w:type="dxa"/>
+            <w:shd w:val="clear" w:color="auto" w:fill="D2DFED"/>
+          </w:tcPr>
+          <w:p>
+            <w:pPr>
+              <w:pStyle w:val="6"/>
+              <w:rPr>
+                <w:rFonts w:ascii="SimSun" w:hAnsi="SimSun" w:eastAsia="SimSun" w:cs="SimSun"/>
+                <w:sz w:val="24"/>
+                <w:szCs w:val="24"/>
+              </w:rPr>
+            </w:pPr>
+            <w:r>
+              <w:rPr>
+                <w:rFonts w:ascii="SimSun" w:hAnsi="SimSun" w:eastAsia="SimSun" w:cs="SimSun"/>
+                <w:sz w:val="24"/>
+                <w:szCs w:val="24"/>
+              </w:rPr>
+              <w:t>系統異常（如DB失效），顯示「系統忙碌中，請稍後再試」示</w:t>
+            </w:r>
+          </w:p>
+        </w:tc>
+      </w:tr>
+      <w:tr>
+        <w:tblPrEx>
+          <w:tblBorders>
+            <w:top w:val="single" w:color="4F81BC" w:sz="8" w:space="0"/>
+            <w:left w:val="single" w:color="4F81BC" w:sz="8" w:space="0"/>
+            <w:bottom w:val="single" w:color="4F81BC" w:sz="8" w:space="0"/>
+            <w:right w:val="single" w:color="4F81BC" w:sz="8" w:space="0"/>
+            <w:insideH w:val="single" w:color="4F81BC" w:sz="8" w:space="0"/>
+            <w:insideV w:val="single" w:color="4F81BC" w:sz="8" w:space="0"/>
+          </w:tblBorders>
+          <w:tblLayout w:type="fixed"/>
+          <w:tblCellMar>
+            <w:top w:w="0" w:type="dxa"/>
+            <w:left w:w="0" w:type="dxa"/>
+            <w:bottom w:w="0" w:type="dxa"/>
+            <w:right w:w="0" w:type="dxa"/>
+          </w:tblCellMar>
+        </w:tblPrEx>
+        <w:trPr>
+          <w:trHeight w:val="359" w:hRule="atLeast"/>
+        </w:trPr>
+        <w:tc>
+          <w:tcPr>
+            <w:tcW w:w="2377" w:type="dxa"/>
+          </w:tcPr>
+          <w:p>
+            <w:pPr>
+              <w:pStyle w:val="6"/>
+              <w:spacing w:before="32"/>
+              <w:ind w:left="107"/>
+              <w:rPr>
+                <w:b/>
+                <w:sz w:val="24"/>
+              </w:rPr>
+            </w:pPr>
+            <w:r>
+              <w:rPr>
+                <w:b/>
+                <w:sz w:val="24"/>
+              </w:rPr>
+              <w:t>Use</w:t>
+            </w:r>
+            <w:r>
+              <w:rPr>
+                <w:b/>
+                <w:spacing w:val="-3"/>
+                <w:sz w:val="24"/>
+              </w:rPr>
+              <w:t xml:space="preserve"> </w:t>
+            </w:r>
+            <w:r>
+              <w:rPr>
+                <w:b/>
+                <w:sz w:val="24"/>
+              </w:rPr>
+              <w:t>Use</w:t>
+            </w:r>
+            <w:r>
+              <w:rPr>
+                <w:b/>
+                <w:spacing w:val="-3"/>
+                <w:sz w:val="24"/>
+              </w:rPr>
+              <w:t xml:space="preserve"> </w:t>
+            </w:r>
+            <w:r>
+              <w:rPr>
+                <w:b/>
+                <w:spacing w:val="-4"/>
+                <w:sz w:val="24"/>
+              </w:rPr>
+              <w:t>Case</w:t>
+            </w:r>
+          </w:p>
+        </w:tc>
+        <w:tc>
+          <w:tcPr>
+            <w:tcW w:w="5987" w:type="dxa"/>
+          </w:tcPr>
+          <w:p>
+            <w:pPr>
+              <w:pStyle w:val="6"/>
+              <w:spacing w:before="35"/>
+              <w:rPr>
+                <w:rFonts w:ascii="Times New Roman"/>
+                <w:sz w:val="22"/>
+              </w:rPr>
+            </w:pPr>
+            <w:r>
+              <w:rPr>
+                <w:rFonts w:ascii="SimSun" w:hAnsi="SimSun" w:eastAsia="SimSun" w:cs="SimSun"/>
+                <w:sz w:val="24"/>
+                <w:szCs w:val="24"/>
+              </w:rPr>
+              <w:t>UC-3.1（填寫</w:t>
+            </w:r>
+            <w:r>
+              <w:rPr>
+                <w:rFonts w:hint="eastAsia" w:ascii="SimSun" w:hAnsi="SimSun" w:eastAsia="新細明體" w:cs="SimSun"/>
+                <w:sz w:val="24"/>
+                <w:szCs w:val="24"/>
+                <w:lang w:eastAsia="zh-TW"/>
+              </w:rPr>
+              <w:t>事件</w:t>
+            </w:r>
+            <w:r>
+              <w:rPr>
+                <w:rFonts w:ascii="SimSun" w:hAnsi="SimSun" w:eastAsia="SimSun" w:cs="SimSun"/>
+                <w:sz w:val="24"/>
+                <w:szCs w:val="24"/>
+              </w:rPr>
+              <w:t>表單）、UC-3.2（</w:t>
+            </w:r>
+            <w:r>
+              <w:rPr>
+                <w:rFonts w:hint="eastAsia" w:ascii="SimSun" w:hAnsi="SimSun" w:eastAsia="新細明體" w:cs="SimSun"/>
+                <w:sz w:val="24"/>
+                <w:szCs w:val="24"/>
+                <w:lang w:eastAsia="zh-TW"/>
+              </w:rPr>
+              <w:t>填寫</w:t>
+            </w:r>
+            <w:r>
+              <w:rPr>
+                <w:rFonts w:ascii="SimSun" w:hAnsi="SimSun" w:eastAsia="SimSun" w:cs="SimSun"/>
+                <w:sz w:val="24"/>
+                <w:szCs w:val="24"/>
+              </w:rPr>
+              <w:t>商家表單）</w:t>
+            </w:r>
+          </w:p>
+        </w:tc>
+      </w:tr>
+      <w:tr>
+        <w:tblPrEx>
+          <w:tblBorders>
+            <w:top w:val="single" w:color="4F81BC" w:sz="8" w:space="0"/>
+            <w:left w:val="single" w:color="4F81BC" w:sz="8" w:space="0"/>
+            <w:bottom w:val="single" w:color="4F81BC" w:sz="8" w:space="0"/>
+            <w:right w:val="single" w:color="4F81BC" w:sz="8" w:space="0"/>
+            <w:insideH w:val="single" w:color="4F81BC" w:sz="8" w:space="0"/>
+            <w:insideV w:val="single" w:color="4F81BC" w:sz="8" w:space="0"/>
+          </w:tblBorders>
+          <w:tblLayout w:type="fixed"/>
+          <w:tblCellMar>
+            <w:top w:w="0" w:type="dxa"/>
+            <w:left w:w="0" w:type="dxa"/>
+            <w:bottom w:w="0" w:type="dxa"/>
+            <w:right w:w="0" w:type="dxa"/>
+          </w:tblCellMar>
+        </w:tblPrEx>
+        <w:trPr>
+          <w:trHeight w:val="361" w:hRule="atLeast"/>
+        </w:trPr>
+        <w:tc>
+          <w:tcPr>
+            <w:tcW w:w="2377" w:type="dxa"/>
+            <w:shd w:val="clear" w:color="auto" w:fill="D2DFED"/>
+          </w:tcPr>
+          <w:p>
+            <w:pPr>
+              <w:pStyle w:val="6"/>
+              <w:spacing w:before="35"/>
+              <w:ind w:left="107"/>
+              <w:rPr>
+                <w:b/>
+                <w:sz w:val="24"/>
+              </w:rPr>
+            </w:pPr>
+            <w:r>
+              <w:rPr>
+                <w:b/>
+                <w:sz w:val="24"/>
+              </w:rPr>
+              <w:t>Extend</w:t>
+            </w:r>
+            <w:r>
+              <w:rPr>
+                <w:b/>
+                <w:spacing w:val="-5"/>
+                <w:sz w:val="24"/>
+              </w:rPr>
+              <w:t xml:space="preserve"> </w:t>
+            </w:r>
+            <w:r>
+              <w:rPr>
+                <w:b/>
+                <w:sz w:val="24"/>
+              </w:rPr>
+              <w:t>Use</w:t>
+            </w:r>
+            <w:r>
+              <w:rPr>
+                <w:b/>
+                <w:spacing w:val="-3"/>
+                <w:sz w:val="24"/>
+              </w:rPr>
+              <w:t xml:space="preserve"> </w:t>
+            </w:r>
+            <w:r>
+              <w:rPr>
+                <w:b/>
+                <w:spacing w:val="-4"/>
+                <w:sz w:val="24"/>
+              </w:rPr>
+              <w:t>Case</w:t>
+            </w:r>
+          </w:p>
+        </w:tc>
+        <w:tc>
+          <w:tcPr>
+            <w:tcW w:w="5987" w:type="dxa"/>
+            <w:shd w:val="clear" w:color="auto" w:fill="D2DFED"/>
+          </w:tcPr>
+          <w:p>
+            <w:pPr>
+              <w:pStyle w:val="6"/>
+              <w:spacing w:before="35"/>
+              <w:rPr>
+                <w:sz w:val="24"/>
+              </w:rPr>
+            </w:pPr>
+            <w:r>
+              <w:rPr>
+                <w:rFonts w:ascii="SimSun" w:hAnsi="SimSun" w:eastAsia="SimSun" w:cs="SimSun"/>
+                <w:sz w:val="24"/>
+                <w:szCs w:val="24"/>
+              </w:rPr>
+              <w:t>無</w:t>
+            </w:r>
+          </w:p>
+        </w:tc>
+      </w:tr>
+      <w:tr>
+        <w:tblPrEx>
+          <w:tblBorders>
+            <w:top w:val="single" w:color="4F81BC" w:sz="8" w:space="0"/>
+            <w:left w:val="single" w:color="4F81BC" w:sz="8" w:space="0"/>
+            <w:bottom w:val="single" w:color="4F81BC" w:sz="8" w:space="0"/>
+            <w:right w:val="single" w:color="4F81BC" w:sz="8" w:space="0"/>
+            <w:insideH w:val="single" w:color="4F81BC" w:sz="8" w:space="0"/>
+            <w:insideV w:val="single" w:color="4F81BC" w:sz="8" w:space="0"/>
+          </w:tblBorders>
+          <w:tblLayout w:type="fixed"/>
+          <w:tblCellMar>
+            <w:top w:w="0" w:type="dxa"/>
+            <w:left w:w="0" w:type="dxa"/>
+            <w:bottom w:w="0" w:type="dxa"/>
+            <w:right w:w="0" w:type="dxa"/>
+          </w:tblCellMar>
+        </w:tblPrEx>
+        <w:trPr>
+          <w:trHeight w:val="359" w:hRule="atLeast"/>
+        </w:trPr>
+        <w:tc>
+          <w:tcPr>
+            <w:tcW w:w="2377" w:type="dxa"/>
+          </w:tcPr>
+          <w:p>
+            <w:pPr>
+              <w:pStyle w:val="6"/>
+              <w:spacing w:before="33"/>
+              <w:ind w:left="107"/>
+              <w:rPr>
+                <w:b/>
+                <w:sz w:val="24"/>
+              </w:rPr>
+            </w:pPr>
+            <w:r>
+              <w:rPr>
+                <w:b/>
+                <w:sz w:val="24"/>
+              </w:rPr>
+              <w:t xml:space="preserve">Business </w:t>
+            </w:r>
+            <w:r>
+              <w:rPr>
+                <w:b/>
+                <w:spacing w:val="-2"/>
+                <w:sz w:val="24"/>
+              </w:rPr>
+              <w:t>Rules</w:t>
+            </w:r>
+          </w:p>
+        </w:tc>
+        <w:tc>
+          <w:tcPr>
+            <w:tcW w:w="5987" w:type="dxa"/>
+          </w:tcPr>
+          <w:p>
+            <w:pPr>
+              <w:pStyle w:val="6"/>
+              <w:rPr>
+                <w:rFonts w:ascii="SimSun" w:hAnsi="SimSun" w:eastAsia="SimSun" w:cs="SimSun"/>
+                <w:sz w:val="24"/>
+                <w:szCs w:val="24"/>
+              </w:rPr>
+            </w:pPr>
+            <w:r>
+              <w:rPr>
+                <w:rFonts w:ascii="SimSun" w:hAnsi="SimSun" w:eastAsia="SimSun" w:cs="SimSun"/>
+                <w:sz w:val="24"/>
+                <w:szCs w:val="24"/>
+              </w:rPr>
+              <w:t>使用者需為登入狀態即可填寫任一表單</w:t>
+            </w:r>
+          </w:p>
+        </w:tc>
+      </w:tr>
+      <w:tr>
+        <w:tblPrEx>
+          <w:tblBorders>
+            <w:top w:val="single" w:color="4F81BC" w:sz="8" w:space="0"/>
+            <w:left w:val="single" w:color="4F81BC" w:sz="8" w:space="0"/>
+            <w:bottom w:val="single" w:color="4F81BC" w:sz="8" w:space="0"/>
+            <w:right w:val="single" w:color="4F81BC" w:sz="8" w:space="0"/>
+            <w:insideH w:val="single" w:color="4F81BC" w:sz="8" w:space="0"/>
+            <w:insideV w:val="single" w:color="4F81BC" w:sz="8" w:space="0"/>
+          </w:tblBorders>
+          <w:tblLayout w:type="fixed"/>
+          <w:tblCellMar>
+            <w:top w:w="0" w:type="dxa"/>
+            <w:left w:w="0" w:type="dxa"/>
+            <w:bottom w:w="0" w:type="dxa"/>
+            <w:right w:w="0" w:type="dxa"/>
+          </w:tblCellMar>
+        </w:tblPrEx>
+        <w:trPr>
+          <w:trHeight w:val="359" w:hRule="atLeast"/>
+        </w:trPr>
+        <w:tc>
+          <w:tcPr>
+            <w:tcW w:w="2377" w:type="dxa"/>
+            <w:shd w:val="clear" w:color="auto" w:fill="D2DFED"/>
+          </w:tcPr>
+          <w:p>
+            <w:pPr>
+              <w:pStyle w:val="6"/>
+              <w:spacing w:before="32"/>
+              <w:ind w:left="107"/>
+              <w:rPr>
+                <w:b/>
+                <w:sz w:val="24"/>
+              </w:rPr>
+            </w:pPr>
+            <w:r>
+              <w:rPr>
+                <w:b/>
+                <w:sz w:val="24"/>
+              </w:rPr>
+              <w:t>Special</w:t>
+            </w:r>
+            <w:r>
+              <w:rPr>
+                <w:b/>
+                <w:spacing w:val="-2"/>
+                <w:sz w:val="24"/>
+              </w:rPr>
+              <w:t xml:space="preserve"> Requirements</w:t>
+            </w:r>
+          </w:p>
+        </w:tc>
+        <w:tc>
+          <w:tcPr>
+            <w:tcW w:w="5987" w:type="dxa"/>
+            <w:shd w:val="clear" w:color="auto" w:fill="D2DFED"/>
+          </w:tcPr>
+          <w:p>
+            <w:pPr>
+              <w:pStyle w:val="6"/>
+              <w:rPr>
+                <w:rFonts w:ascii="SimSun" w:hAnsi="SimSun" w:eastAsia="SimSun" w:cs="SimSun"/>
+                <w:sz w:val="24"/>
+                <w:szCs w:val="24"/>
+              </w:rPr>
+            </w:pPr>
+            <w:r>
+              <w:rPr>
+                <w:rFonts w:ascii="SimSun" w:hAnsi="SimSun" w:eastAsia="SimSun" w:cs="SimSun"/>
+                <w:sz w:val="24"/>
+                <w:szCs w:val="24"/>
+              </w:rPr>
+              <w:t>兩個表單入口需明確區分與說明</w:t>
+            </w:r>
+          </w:p>
+        </w:tc>
+      </w:tr>
+      <w:tr>
+        <w:tblPrEx>
+          <w:tblBorders>
+            <w:top w:val="single" w:color="4F81BC" w:sz="8" w:space="0"/>
+            <w:left w:val="single" w:color="4F81BC" w:sz="8" w:space="0"/>
+            <w:bottom w:val="single" w:color="4F81BC" w:sz="8" w:space="0"/>
+            <w:right w:val="single" w:color="4F81BC" w:sz="8" w:space="0"/>
+            <w:insideH w:val="single" w:color="4F81BC" w:sz="8" w:space="0"/>
+            <w:insideV w:val="single" w:color="4F81BC" w:sz="8" w:space="0"/>
+          </w:tblBorders>
+          <w:tblLayout w:type="fixed"/>
+          <w:tblCellMar>
+            <w:top w:w="0" w:type="dxa"/>
+            <w:left w:w="0" w:type="dxa"/>
+            <w:bottom w:w="0" w:type="dxa"/>
+            <w:right w:w="0" w:type="dxa"/>
+          </w:tblCellMar>
+        </w:tblPrEx>
+        <w:trPr>
+          <w:trHeight w:val="361" w:hRule="atLeast"/>
+        </w:trPr>
+        <w:tc>
+          <w:tcPr>
+            <w:tcW w:w="2377" w:type="dxa"/>
+          </w:tcPr>
+          <w:p>
+            <w:pPr>
+              <w:pStyle w:val="6"/>
+              <w:spacing w:before="35"/>
+              <w:ind w:left="107"/>
+              <w:rPr>
+                <w:b/>
+                <w:sz w:val="24"/>
+              </w:rPr>
+            </w:pPr>
+            <w:r>
+              <w:rPr>
+                <w:b/>
+                <w:spacing w:val="-2"/>
+                <w:sz w:val="24"/>
+              </w:rPr>
+              <w:t>Artifacts</w:t>
+            </w:r>
+          </w:p>
+        </w:tc>
+        <w:tc>
+          <w:tcPr>
+            <w:tcW w:w="5987" w:type="dxa"/>
+          </w:tcPr>
+          <w:p>
+            <w:pPr>
+              <w:pStyle w:val="6"/>
+              <w:rPr>
+                <w:rFonts w:ascii="SimSun" w:hAnsi="SimSun" w:eastAsia="SimSun" w:cs="SimSun"/>
+                <w:sz w:val="24"/>
+                <w:szCs w:val="24"/>
+              </w:rPr>
+            </w:pPr>
+            <w:r>
+              <w:rPr>
+                <w:rFonts w:hint="eastAsia" w:ascii="SimSun" w:hAnsi="SimSun" w:eastAsia="新細明體" w:cs="SimSun"/>
+                <w:sz w:val="24"/>
+                <w:szCs w:val="24"/>
+                <w:lang w:eastAsia="zh-TW"/>
+              </w:rPr>
+              <w:t>事件</w:t>
+            </w:r>
+            <w:r>
+              <w:rPr>
+                <w:rFonts w:ascii="SimSun" w:hAnsi="SimSun" w:eastAsia="SimSun" w:cs="SimSun"/>
+                <w:sz w:val="24"/>
+                <w:szCs w:val="24"/>
+              </w:rPr>
+              <w:t>表單、商家申請表單</w:t>
+            </w:r>
+          </w:p>
+        </w:tc>
+      </w:tr>
+      <w:tr>
+        <w:tblPrEx>
+          <w:tblBorders>
+            <w:top w:val="single" w:color="4F81BC" w:sz="8" w:space="0"/>
+            <w:left w:val="single" w:color="4F81BC" w:sz="8" w:space="0"/>
+            <w:bottom w:val="single" w:color="4F81BC" w:sz="8" w:space="0"/>
+            <w:right w:val="single" w:color="4F81BC" w:sz="8" w:space="0"/>
+            <w:insideH w:val="single" w:color="4F81BC" w:sz="8" w:space="0"/>
+            <w:insideV w:val="single" w:color="4F81BC" w:sz="8" w:space="0"/>
+          </w:tblBorders>
+          <w:tblLayout w:type="fixed"/>
+          <w:tblCellMar>
+            <w:top w:w="0" w:type="dxa"/>
+            <w:left w:w="0" w:type="dxa"/>
+            <w:bottom w:w="0" w:type="dxa"/>
+            <w:right w:w="0" w:type="dxa"/>
+          </w:tblCellMar>
+        </w:tblPrEx>
+        <w:trPr>
+          <w:trHeight w:val="359" w:hRule="atLeast"/>
+        </w:trPr>
+        <w:tc>
+          <w:tcPr>
+            <w:tcW w:w="2377" w:type="dxa"/>
+            <w:shd w:val="clear" w:color="auto" w:fill="D2DFED"/>
+          </w:tcPr>
+          <w:p>
+            <w:pPr>
+              <w:pStyle w:val="6"/>
+              <w:spacing w:before="32"/>
+              <w:ind w:left="107"/>
+              <w:rPr>
+                <w:b/>
+                <w:sz w:val="24"/>
+              </w:rPr>
+            </w:pPr>
+            <w:r>
+              <w:rPr>
+                <w:b/>
+                <w:sz w:val="24"/>
+              </w:rPr>
+              <w:t>Use</w:t>
+            </w:r>
+            <w:r>
+              <w:rPr>
+                <w:b/>
+                <w:spacing w:val="-3"/>
+                <w:sz w:val="24"/>
+              </w:rPr>
+              <w:t xml:space="preserve"> </w:t>
+            </w:r>
+            <w:r>
+              <w:rPr>
+                <w:b/>
+                <w:sz w:val="24"/>
+              </w:rPr>
+              <w:t>Case</w:t>
+            </w:r>
+            <w:r>
+              <w:rPr>
+                <w:b/>
+                <w:spacing w:val="-3"/>
+                <w:sz w:val="24"/>
+              </w:rPr>
+              <w:t xml:space="preserve"> </w:t>
+            </w:r>
+            <w:r>
+              <w:rPr>
+                <w:b/>
+                <w:spacing w:val="-2"/>
+                <w:sz w:val="24"/>
+              </w:rPr>
+              <w:t>Glossary</w:t>
+            </w:r>
+          </w:p>
+        </w:tc>
+        <w:tc>
+          <w:tcPr>
+            <w:tcW w:w="5987" w:type="dxa"/>
+            <w:shd w:val="clear" w:color="auto" w:fill="D2DFED"/>
+          </w:tcPr>
+          <w:p>
+            <w:pPr>
+              <w:pStyle w:val="6"/>
+              <w:rPr>
+                <w:rFonts w:ascii="SimSun" w:hAnsi="SimSun" w:eastAsia="SimSun" w:cs="SimSun"/>
+                <w:sz w:val="24"/>
+                <w:szCs w:val="24"/>
+              </w:rPr>
+            </w:pPr>
+            <w:r>
+              <w:rPr>
+                <w:rFonts w:hint="eastAsia" w:ascii="SimSun" w:hAnsi="SimSun" w:eastAsia="新細明體" w:cs="SimSun"/>
+                <w:sz w:val="24"/>
+                <w:szCs w:val="24"/>
+                <w:lang w:eastAsia="zh-TW"/>
+              </w:rPr>
+              <w:t>事件</w:t>
+            </w:r>
+            <w:r>
+              <w:rPr>
+                <w:rFonts w:ascii="SimSun" w:hAnsi="SimSun" w:eastAsia="SimSun" w:cs="SimSun"/>
+                <w:sz w:val="24"/>
+                <w:szCs w:val="24"/>
+              </w:rPr>
+              <w:t>表單：通報暴力/騷擾等事件使用的表單</w:t>
+            </w:r>
+          </w:p>
+          <w:p>
+            <w:pPr>
+              <w:pStyle w:val="6"/>
+              <w:rPr>
+                <w:rFonts w:ascii="SimSun" w:hAnsi="SimSun" w:eastAsia="SimSun" w:cs="SimSun"/>
+                <w:sz w:val="24"/>
+                <w:szCs w:val="24"/>
+              </w:rPr>
+            </w:pPr>
+            <w:r>
+              <w:rPr>
+                <w:rFonts w:ascii="SimSun" w:hAnsi="SimSun" w:eastAsia="SimSun" w:cs="SimSun"/>
+                <w:sz w:val="24"/>
+                <w:szCs w:val="24"/>
+              </w:rPr>
+              <w:t>商家申請表單：供商家申請合作加入平台的表單</w:t>
+            </w:r>
+          </w:p>
+        </w:tc>
+      </w:tr>
+    </w:tbl>
+    <w:p/>
+    <w:tbl>
+      <w:tblPr>
+        <w:tblStyle w:val="5"/>
+        <w:tblpPr w:leftFromText="180" w:rightFromText="180" w:vertAnchor="text" w:horzAnchor="page" w:tblpX="1707" w:tblpY="1009"/>
+        <w:tblOverlap w:val="never"/>
+        <w:tblW w:w="8364" w:type="dxa"/>
+        <w:tblInd w:w="0" w:type="dxa"/>
+        <w:tblBorders>
+          <w:top w:val="single" w:color="4F81BC" w:sz="8" w:space="0"/>
+          <w:left w:val="single" w:color="4F81BC" w:sz="8" w:space="0"/>
+          <w:bottom w:val="single" w:color="4F81BC" w:sz="8" w:space="0"/>
+          <w:right w:val="single" w:color="4F81BC" w:sz="8" w:space="0"/>
+          <w:insideH w:val="single" w:color="4F81BC" w:sz="8" w:space="0"/>
+          <w:insideV w:val="single" w:color="4F81BC" w:sz="8" w:space="0"/>
+        </w:tblBorders>
+        <w:tblLayout w:type="fixed"/>
+        <w:tblCellMar>
+          <w:top w:w="0" w:type="dxa"/>
+          <w:left w:w="0" w:type="dxa"/>
+          <w:bottom w:w="0" w:type="dxa"/>
+          <w:right w:w="0" w:type="dxa"/>
+        </w:tblCellMar>
+      </w:tblPr>
+      <w:tblGrid>
+        <w:gridCol w:w="2377"/>
+        <w:gridCol w:w="5987"/>
+      </w:tblGrid>
+      <w:tr>
+        <w:tblPrEx>
+          <w:tblBorders>
+            <w:top w:val="single" w:color="4F81BC" w:sz="8" w:space="0"/>
+            <w:left w:val="single" w:color="4F81BC" w:sz="8" w:space="0"/>
+            <w:bottom w:val="single" w:color="4F81BC" w:sz="8" w:space="0"/>
+            <w:right w:val="single" w:color="4F81BC" w:sz="8" w:space="0"/>
+            <w:insideH w:val="single" w:color="4F81BC" w:sz="8" w:space="0"/>
+            <w:insideV w:val="single" w:color="4F81BC" w:sz="8" w:space="0"/>
+          </w:tblBorders>
+          <w:tblLayout w:type="fixed"/>
+          <w:tblCellMar>
+            <w:top w:w="0" w:type="dxa"/>
+            <w:left w:w="0" w:type="dxa"/>
+            <w:bottom w:w="0" w:type="dxa"/>
+            <w:right w:w="0" w:type="dxa"/>
+          </w:tblCellMar>
+        </w:tblPrEx>
+        <w:trPr>
+          <w:trHeight w:val="359" w:hRule="atLeast"/>
+        </w:trPr>
+        <w:tc>
+          <w:tcPr>
+            <w:tcW w:w="2377" w:type="dxa"/>
+            <w:tcBorders>
+              <w:bottom w:val="single" w:color="4F81BC" w:sz="18" w:space="0"/>
+            </w:tcBorders>
+          </w:tcPr>
+          <w:p>
+            <w:pPr>
+              <w:pStyle w:val="6"/>
+              <w:spacing w:before="33"/>
+              <w:ind w:left="107"/>
+              <w:rPr>
+                <w:b/>
+                <w:sz w:val="24"/>
+              </w:rPr>
+            </w:pPr>
+            <w:r>
+              <w:rPr>
+                <w:b/>
+                <w:sz w:val="24"/>
+              </w:rPr>
+              <w:t>Use</w:t>
+            </w:r>
+            <w:r>
+              <w:rPr>
+                <w:b/>
+                <w:spacing w:val="-3"/>
+                <w:sz w:val="24"/>
+              </w:rPr>
+              <w:t xml:space="preserve"> </w:t>
+            </w:r>
+            <w:r>
+              <w:rPr>
+                <w:b/>
+                <w:sz w:val="24"/>
+              </w:rPr>
+              <w:t>Case</w:t>
+            </w:r>
+            <w:r>
+              <w:rPr>
+                <w:b/>
+                <w:spacing w:val="-3"/>
+                <w:sz w:val="24"/>
+              </w:rPr>
+              <w:t xml:space="preserve"> </w:t>
+            </w:r>
+            <w:r>
+              <w:rPr>
+                <w:b/>
+                <w:spacing w:val="-5"/>
+                <w:sz w:val="24"/>
+              </w:rPr>
+              <w:t>ID</w:t>
+            </w:r>
+          </w:p>
+        </w:tc>
+        <w:tc>
+          <w:tcPr>
+            <w:tcW w:w="5987" w:type="dxa"/>
+            <w:tcBorders>
+              <w:bottom w:val="single" w:color="4F81BC" w:sz="18" w:space="0"/>
+            </w:tcBorders>
+          </w:tcPr>
+          <w:p>
+            <w:pPr>
+              <w:pStyle w:val="6"/>
+              <w:spacing w:before="33"/>
+              <w:ind w:left="107"/>
+              <w:rPr>
+                <w:b/>
+                <w:sz w:val="24"/>
+              </w:rPr>
+            </w:pPr>
+            <w:r>
+              <w:rPr>
+                <w:rFonts w:ascii="SimSun" w:hAnsi="SimSun" w:eastAsia="SimSun" w:cs="SimSun"/>
+                <w:sz w:val="24"/>
+                <w:szCs w:val="24"/>
+              </w:rPr>
+              <w:t>UC-</w:t>
+            </w:r>
+            <w:r>
+              <w:rPr>
+                <w:rFonts w:hint="eastAsia" w:ascii="SimSun" w:hAnsi="SimSun" w:eastAsia="新細明體" w:cs="SimSun"/>
+                <w:sz w:val="24"/>
+                <w:szCs w:val="24"/>
+                <w:lang w:val="en-US" w:eastAsia="zh-TW"/>
+              </w:rPr>
+              <w:t>3.1</w:t>
+            </w:r>
+          </w:p>
+        </w:tc>
+      </w:tr>
+      <w:tr>
+        <w:tblPrEx>
+          <w:tblBorders>
+            <w:top w:val="single" w:color="4F81BC" w:sz="8" w:space="0"/>
+            <w:left w:val="single" w:color="4F81BC" w:sz="8" w:space="0"/>
+            <w:bottom w:val="single" w:color="4F81BC" w:sz="8" w:space="0"/>
+            <w:right w:val="single" w:color="4F81BC" w:sz="8" w:space="0"/>
+            <w:insideH w:val="single" w:color="4F81BC" w:sz="8" w:space="0"/>
+            <w:insideV w:val="single" w:color="4F81BC" w:sz="8" w:space="0"/>
+          </w:tblBorders>
+          <w:tblLayout w:type="fixed"/>
+          <w:tblCellMar>
+            <w:top w:w="0" w:type="dxa"/>
+            <w:left w:w="0" w:type="dxa"/>
+            <w:bottom w:w="0" w:type="dxa"/>
+            <w:right w:w="0" w:type="dxa"/>
+          </w:tblCellMar>
+        </w:tblPrEx>
+        <w:trPr>
+          <w:trHeight w:val="361" w:hRule="atLeast"/>
+        </w:trPr>
+        <w:tc>
+          <w:tcPr>
+            <w:tcW w:w="2377" w:type="dxa"/>
+            <w:tcBorders>
+              <w:top w:val="single" w:color="4F81BC" w:sz="18" w:space="0"/>
+            </w:tcBorders>
+            <w:shd w:val="clear" w:color="auto" w:fill="D2DFED"/>
+          </w:tcPr>
+          <w:p>
+            <w:pPr>
+              <w:pStyle w:val="6"/>
+              <w:spacing w:before="34"/>
+              <w:ind w:left="107"/>
+              <w:rPr>
+                <w:b/>
+                <w:sz w:val="24"/>
+              </w:rPr>
+            </w:pPr>
+            <w:r>
+              <w:rPr>
+                <w:b/>
+                <w:sz w:val="24"/>
+              </w:rPr>
+              <w:t>Use</w:t>
+            </w:r>
+            <w:r>
+              <w:rPr>
+                <w:b/>
+                <w:spacing w:val="-3"/>
+                <w:sz w:val="24"/>
+              </w:rPr>
+              <w:t xml:space="preserve"> </w:t>
+            </w:r>
+            <w:r>
+              <w:rPr>
+                <w:b/>
+                <w:sz w:val="24"/>
+              </w:rPr>
+              <w:t>Case</w:t>
+            </w:r>
+            <w:r>
+              <w:rPr>
+                <w:b/>
+                <w:spacing w:val="-3"/>
+                <w:sz w:val="24"/>
+              </w:rPr>
+              <w:t xml:space="preserve"> </w:t>
+            </w:r>
+            <w:r>
+              <w:rPr>
+                <w:b/>
+                <w:spacing w:val="-4"/>
+                <w:sz w:val="24"/>
+              </w:rPr>
+              <w:t>Name</w:t>
+            </w:r>
+          </w:p>
+        </w:tc>
+        <w:tc>
+          <w:tcPr>
+            <w:tcW w:w="5987" w:type="dxa"/>
+            <w:tcBorders>
+              <w:top w:val="single" w:color="4F81BC" w:sz="18" w:space="0"/>
+            </w:tcBorders>
+            <w:shd w:val="clear" w:color="auto" w:fill="D2DFED"/>
+          </w:tcPr>
+          <w:p>
+            <w:pPr>
+              <w:pStyle w:val="6"/>
+              <w:spacing w:before="34"/>
+              <w:ind w:left="107"/>
+              <w:rPr>
+                <w:sz w:val="24"/>
+              </w:rPr>
+            </w:pPr>
+            <w:r>
+              <w:rPr>
+                <w:rFonts w:ascii="SimSun" w:hAnsi="SimSun" w:eastAsia="SimSun" w:cs="SimSun"/>
+                <w:sz w:val="24"/>
+                <w:szCs w:val="24"/>
+              </w:rPr>
+              <w:t>填寫</w:t>
+            </w:r>
+            <w:r>
+              <w:rPr>
+                <w:rFonts w:hint="eastAsia" w:ascii="SimSun" w:hAnsi="SimSun" w:eastAsia="新細明體" w:cs="SimSun"/>
+                <w:sz w:val="24"/>
+                <w:szCs w:val="24"/>
+                <w:lang w:eastAsia="zh-TW"/>
+              </w:rPr>
+              <w:t>事件</w:t>
+            </w:r>
+            <w:r>
+              <w:rPr>
+                <w:rFonts w:ascii="SimSun" w:hAnsi="SimSun" w:eastAsia="SimSun" w:cs="SimSun"/>
+                <w:sz w:val="24"/>
+                <w:szCs w:val="24"/>
+              </w:rPr>
+              <w:t>表單</w:t>
+            </w:r>
+          </w:p>
+        </w:tc>
+      </w:tr>
+      <w:tr>
+        <w:tblPrEx>
+          <w:tblBorders>
+            <w:top w:val="single" w:color="4F81BC" w:sz="8" w:space="0"/>
+            <w:left w:val="single" w:color="4F81BC" w:sz="8" w:space="0"/>
+            <w:bottom w:val="single" w:color="4F81BC" w:sz="8" w:space="0"/>
+            <w:right w:val="single" w:color="4F81BC" w:sz="8" w:space="0"/>
+            <w:insideH w:val="single" w:color="4F81BC" w:sz="8" w:space="0"/>
+            <w:insideV w:val="single" w:color="4F81BC" w:sz="8" w:space="0"/>
+          </w:tblBorders>
+          <w:tblLayout w:type="fixed"/>
+          <w:tblCellMar>
+            <w:top w:w="0" w:type="dxa"/>
+            <w:left w:w="0" w:type="dxa"/>
+            <w:bottom w:w="0" w:type="dxa"/>
+            <w:right w:w="0" w:type="dxa"/>
+          </w:tblCellMar>
+        </w:tblPrEx>
+        <w:trPr>
+          <w:trHeight w:val="359" w:hRule="atLeast"/>
+        </w:trPr>
+        <w:tc>
+          <w:tcPr>
+            <w:tcW w:w="2377" w:type="dxa"/>
+          </w:tcPr>
+          <w:p>
+            <w:pPr>
+              <w:pStyle w:val="6"/>
+              <w:spacing w:before="32"/>
+              <w:ind w:left="107"/>
+              <w:rPr>
+                <w:b/>
+                <w:sz w:val="24"/>
+              </w:rPr>
+            </w:pPr>
+            <w:r>
+              <w:rPr>
+                <w:b/>
+                <w:spacing w:val="-4"/>
+                <w:sz w:val="24"/>
+              </w:rPr>
+              <w:t>Goal</w:t>
+            </w:r>
+          </w:p>
+        </w:tc>
+        <w:tc>
+          <w:tcPr>
+            <w:tcW w:w="5987" w:type="dxa"/>
+          </w:tcPr>
+          <w:p>
+            <w:pPr>
+              <w:pStyle w:val="6"/>
+              <w:spacing w:before="32"/>
+              <w:ind w:left="107"/>
+              <w:rPr>
+                <w:rFonts w:hint="eastAsia" w:eastAsia="新細明體"/>
+                <w:sz w:val="24"/>
+                <w:lang w:eastAsia="zh-TW"/>
+              </w:rPr>
+            </w:pPr>
+            <w:r>
+              <w:rPr>
+                <w:rFonts w:hint="eastAsia" w:eastAsia="新細明體"/>
+                <w:sz w:val="24"/>
+                <w:lang w:eastAsia="zh-TW"/>
+              </w:rPr>
+              <w:t>完成事件通報</w:t>
+            </w:r>
+          </w:p>
+        </w:tc>
+      </w:tr>
+      <w:tr>
+        <w:tblPrEx>
+          <w:tblBorders>
+            <w:top w:val="single" w:color="4F81BC" w:sz="8" w:space="0"/>
+            <w:left w:val="single" w:color="4F81BC" w:sz="8" w:space="0"/>
+            <w:bottom w:val="single" w:color="4F81BC" w:sz="8" w:space="0"/>
+            <w:right w:val="single" w:color="4F81BC" w:sz="8" w:space="0"/>
+            <w:insideH w:val="single" w:color="4F81BC" w:sz="8" w:space="0"/>
+            <w:insideV w:val="single" w:color="4F81BC" w:sz="8" w:space="0"/>
+          </w:tblBorders>
+          <w:tblLayout w:type="fixed"/>
+          <w:tblCellMar>
+            <w:top w:w="0" w:type="dxa"/>
+            <w:left w:w="0" w:type="dxa"/>
+            <w:bottom w:w="0" w:type="dxa"/>
+            <w:right w:w="0" w:type="dxa"/>
+          </w:tblCellMar>
+        </w:tblPrEx>
+        <w:trPr>
+          <w:trHeight w:val="721" w:hRule="atLeast"/>
+        </w:trPr>
+        <w:tc>
+          <w:tcPr>
+            <w:tcW w:w="2377" w:type="dxa"/>
+            <w:shd w:val="clear" w:color="auto" w:fill="D2DFED"/>
+          </w:tcPr>
+          <w:p>
+            <w:pPr>
+              <w:pStyle w:val="6"/>
+              <w:spacing w:before="35"/>
+              <w:ind w:left="107"/>
+              <w:rPr>
+                <w:b/>
+                <w:sz w:val="24"/>
+              </w:rPr>
+            </w:pPr>
+            <w:r>
+              <w:rPr>
+                <w:b/>
+                <w:spacing w:val="-2"/>
+                <w:sz w:val="24"/>
+              </w:rPr>
+              <w:t>Requirements</w:t>
+            </w:r>
+          </w:p>
+        </w:tc>
+        <w:tc>
+          <w:tcPr>
+            <w:tcW w:w="5987" w:type="dxa"/>
+            <w:shd w:val="clear" w:color="auto" w:fill="D2DFED"/>
+          </w:tcPr>
+          <w:p>
+            <w:pPr>
+              <w:pStyle w:val="6"/>
+              <w:spacing w:before="67"/>
+              <w:ind w:left="107"/>
+              <w:rPr>
+                <w:sz w:val="24"/>
+              </w:rPr>
+            </w:pPr>
+            <w:r>
+              <w:rPr>
+                <w:rFonts w:ascii="SimSun" w:hAnsi="SimSun" w:eastAsia="SimSun" w:cs="SimSun"/>
+                <w:sz w:val="24"/>
+                <w:szCs w:val="24"/>
+              </w:rPr>
+              <w:t>[FR</w:t>
+            </w:r>
+            <w:r>
+              <w:rPr>
+                <w:rFonts w:hint="eastAsia" w:ascii="SimSun" w:hAnsi="SimSun" w:eastAsia="新細明體" w:cs="SimSun"/>
+                <w:sz w:val="24"/>
+                <w:szCs w:val="24"/>
+                <w:lang w:val="en-US" w:eastAsia="zh-TW"/>
+              </w:rPr>
+              <w:t>11</w:t>
+            </w:r>
+            <w:r>
+              <w:rPr>
+                <w:rFonts w:ascii="SimSun" w:hAnsi="SimSun" w:eastAsia="SimSun" w:cs="SimSun"/>
+                <w:sz w:val="24"/>
+                <w:szCs w:val="24"/>
+              </w:rPr>
+              <w:t xml:space="preserve">: </w:t>
+            </w:r>
+            <w:r>
+              <w:rPr>
+                <w:rFonts w:hint="eastAsia" w:ascii="SimSun" w:hAnsi="SimSun" w:eastAsia="新細明體" w:cs="SimSun"/>
+                <w:sz w:val="24"/>
+                <w:szCs w:val="24"/>
+                <w:lang w:eastAsia="zh-TW"/>
+              </w:rPr>
+              <w:t>個人</w:t>
+            </w:r>
+            <w:r>
+              <w:rPr>
+                <w:rFonts w:ascii="SimSun" w:hAnsi="SimSun" w:eastAsia="SimSun" w:cs="SimSun"/>
+                <w:sz w:val="24"/>
+                <w:szCs w:val="24"/>
+              </w:rPr>
+              <w:t xml:space="preserve">事件通報] </w:t>
+            </w:r>
+          </w:p>
+        </w:tc>
+      </w:tr>
+      <w:tr>
+        <w:tblPrEx>
+          <w:tblBorders>
+            <w:top w:val="single" w:color="4F81BC" w:sz="8" w:space="0"/>
+            <w:left w:val="single" w:color="4F81BC" w:sz="8" w:space="0"/>
+            <w:bottom w:val="single" w:color="4F81BC" w:sz="8" w:space="0"/>
+            <w:right w:val="single" w:color="4F81BC" w:sz="8" w:space="0"/>
+            <w:insideH w:val="single" w:color="4F81BC" w:sz="8" w:space="0"/>
+            <w:insideV w:val="single" w:color="4F81BC" w:sz="8" w:space="0"/>
+          </w:tblBorders>
+          <w:tblLayout w:type="fixed"/>
+          <w:tblCellMar>
+            <w:top w:w="0" w:type="dxa"/>
+            <w:left w:w="0" w:type="dxa"/>
+            <w:bottom w:w="0" w:type="dxa"/>
+            <w:right w:w="0" w:type="dxa"/>
+          </w:tblCellMar>
+        </w:tblPrEx>
+        <w:trPr>
+          <w:trHeight w:val="719" w:hRule="atLeast"/>
+        </w:trPr>
+        <w:tc>
+          <w:tcPr>
+            <w:tcW w:w="2377" w:type="dxa"/>
+          </w:tcPr>
+          <w:p>
+            <w:pPr>
+              <w:pStyle w:val="6"/>
+              <w:spacing w:before="32"/>
+              <w:ind w:left="107"/>
+              <w:rPr>
+                <w:b/>
+                <w:sz w:val="24"/>
+              </w:rPr>
+            </w:pPr>
+            <w:r>
+              <w:rPr>
+                <w:b/>
+                <w:spacing w:val="-2"/>
+                <w:sz w:val="24"/>
+              </w:rPr>
+              <w:t>Description</w:t>
+            </w:r>
+          </w:p>
+        </w:tc>
+        <w:tc>
+          <w:tcPr>
+            <w:tcW w:w="5987" w:type="dxa"/>
+          </w:tcPr>
+          <w:p>
+            <w:pPr>
+              <w:pStyle w:val="6"/>
+              <w:spacing w:before="67"/>
+              <w:ind w:left="107"/>
+              <w:rPr>
+                <w:sz w:val="24"/>
+              </w:rPr>
+            </w:pPr>
+            <w:r>
+              <w:rPr>
+                <w:rFonts w:ascii="SimSun" w:hAnsi="SimSun" w:eastAsia="SimSun" w:cs="SimSun"/>
+                <w:sz w:val="24"/>
+                <w:szCs w:val="24"/>
+              </w:rPr>
+              <w:t>會員</w:t>
+            </w:r>
+            <w:r>
+              <w:rPr>
+                <w:rFonts w:hint="eastAsia" w:ascii="SimSun" w:hAnsi="SimSun" w:eastAsia="新細明體" w:cs="SimSun"/>
+                <w:sz w:val="24"/>
+                <w:szCs w:val="24"/>
+                <w:lang w:eastAsia="zh-TW"/>
+              </w:rPr>
+              <w:t>可</w:t>
+            </w:r>
+            <w:r>
+              <w:rPr>
+                <w:rFonts w:ascii="SimSun" w:hAnsi="SimSun" w:eastAsia="SimSun" w:cs="SimSun"/>
+                <w:sz w:val="24"/>
+                <w:szCs w:val="24"/>
+              </w:rPr>
+              <w:t>填寫表單通報暴力、騷擾等事件</w:t>
+            </w:r>
+          </w:p>
+        </w:tc>
+      </w:tr>
+      <w:tr>
+        <w:tblPrEx>
+          <w:tblBorders>
+            <w:top w:val="single" w:color="4F81BC" w:sz="8" w:space="0"/>
+            <w:left w:val="single" w:color="4F81BC" w:sz="8" w:space="0"/>
+            <w:bottom w:val="single" w:color="4F81BC" w:sz="8" w:space="0"/>
+            <w:right w:val="single" w:color="4F81BC" w:sz="8" w:space="0"/>
+            <w:insideH w:val="single" w:color="4F81BC" w:sz="8" w:space="0"/>
+            <w:insideV w:val="single" w:color="4F81BC" w:sz="8" w:space="0"/>
+          </w:tblBorders>
+          <w:tblLayout w:type="fixed"/>
+          <w:tblCellMar>
+            <w:top w:w="0" w:type="dxa"/>
+            <w:left w:w="0" w:type="dxa"/>
+            <w:bottom w:w="0" w:type="dxa"/>
+            <w:right w:w="0" w:type="dxa"/>
+          </w:tblCellMar>
+        </w:tblPrEx>
+        <w:trPr>
+          <w:trHeight w:val="359" w:hRule="atLeast"/>
+        </w:trPr>
+        <w:tc>
+          <w:tcPr>
+            <w:tcW w:w="2377" w:type="dxa"/>
+            <w:shd w:val="clear" w:color="auto" w:fill="D2DFED"/>
+          </w:tcPr>
+          <w:p>
+            <w:pPr>
+              <w:pStyle w:val="6"/>
+              <w:spacing w:before="32"/>
+              <w:ind w:left="107"/>
+              <w:rPr>
+                <w:b/>
+                <w:sz w:val="24"/>
+              </w:rPr>
+            </w:pPr>
+            <w:r>
+              <w:rPr>
+                <w:b/>
+                <w:spacing w:val="-2"/>
+                <w:sz w:val="24"/>
+              </w:rPr>
+              <w:t>Actor</w:t>
+            </w:r>
+          </w:p>
+        </w:tc>
+        <w:tc>
+          <w:tcPr>
+            <w:tcW w:w="5987" w:type="dxa"/>
+            <w:shd w:val="clear" w:color="auto" w:fill="D2DFED"/>
+          </w:tcPr>
+          <w:p>
+            <w:pPr>
+              <w:pStyle w:val="6"/>
+              <w:rPr>
+                <w:rFonts w:ascii="Times New Roman"/>
+                <w:sz w:val="22"/>
+              </w:rPr>
+            </w:pPr>
+            <w:r>
+              <w:rPr>
+                <w:rFonts w:ascii="SimSun" w:hAnsi="SimSun" w:eastAsia="SimSun" w:cs="SimSun"/>
+                <w:sz w:val="24"/>
+                <w:szCs w:val="24"/>
+              </w:rPr>
+              <w:t>會員</w:t>
+            </w:r>
+          </w:p>
+        </w:tc>
+      </w:tr>
+      <w:tr>
+        <w:tblPrEx>
+          <w:tblBorders>
+            <w:top w:val="single" w:color="4F81BC" w:sz="8" w:space="0"/>
+            <w:left w:val="single" w:color="4F81BC" w:sz="8" w:space="0"/>
+            <w:bottom w:val="single" w:color="4F81BC" w:sz="8" w:space="0"/>
+            <w:right w:val="single" w:color="4F81BC" w:sz="8" w:space="0"/>
+            <w:insideH w:val="single" w:color="4F81BC" w:sz="8" w:space="0"/>
+            <w:insideV w:val="single" w:color="4F81BC" w:sz="8" w:space="0"/>
+          </w:tblBorders>
+          <w:tblLayout w:type="fixed"/>
+          <w:tblCellMar>
+            <w:top w:w="0" w:type="dxa"/>
+            <w:left w:w="0" w:type="dxa"/>
+            <w:bottom w:w="0" w:type="dxa"/>
+            <w:right w:w="0" w:type="dxa"/>
+          </w:tblCellMar>
+        </w:tblPrEx>
+        <w:trPr>
+          <w:trHeight w:val="361" w:hRule="atLeast"/>
+        </w:trPr>
+        <w:tc>
+          <w:tcPr>
+            <w:tcW w:w="2377" w:type="dxa"/>
+          </w:tcPr>
+          <w:p>
+            <w:pPr>
+              <w:pStyle w:val="6"/>
+              <w:spacing w:before="35"/>
+              <w:ind w:left="107"/>
+              <w:rPr>
+                <w:b/>
+                <w:sz w:val="24"/>
+              </w:rPr>
+            </w:pPr>
+            <w:r>
+              <w:rPr>
+                <w:b/>
+                <w:spacing w:val="-2"/>
+                <w:sz w:val="24"/>
+              </w:rPr>
+              <w:t>Assumptions</w:t>
+            </w:r>
+          </w:p>
+        </w:tc>
+        <w:tc>
+          <w:tcPr>
+            <w:tcW w:w="5987" w:type="dxa"/>
+          </w:tcPr>
+          <w:p>
+            <w:pPr>
+              <w:pStyle w:val="6"/>
+              <w:rPr>
+                <w:rFonts w:ascii="Times New Roman"/>
+                <w:sz w:val="22"/>
+              </w:rPr>
+            </w:pPr>
+            <w:r>
+              <w:rPr>
+                <w:rFonts w:ascii="SimSun" w:hAnsi="SimSun" w:eastAsia="SimSun" w:cs="SimSun"/>
+                <w:sz w:val="24"/>
+                <w:szCs w:val="24"/>
+              </w:rPr>
+              <w:t>使用者已登入</w:t>
+            </w:r>
+          </w:p>
+        </w:tc>
+      </w:tr>
+      <w:tr>
+        <w:tblPrEx>
+          <w:tblBorders>
+            <w:top w:val="single" w:color="4F81BC" w:sz="8" w:space="0"/>
+            <w:left w:val="single" w:color="4F81BC" w:sz="8" w:space="0"/>
+            <w:bottom w:val="single" w:color="4F81BC" w:sz="8" w:space="0"/>
+            <w:right w:val="single" w:color="4F81BC" w:sz="8" w:space="0"/>
+            <w:insideH w:val="single" w:color="4F81BC" w:sz="8" w:space="0"/>
+            <w:insideV w:val="single" w:color="4F81BC" w:sz="8" w:space="0"/>
+          </w:tblBorders>
+          <w:tblLayout w:type="fixed"/>
+          <w:tblCellMar>
+            <w:top w:w="0" w:type="dxa"/>
+            <w:left w:w="0" w:type="dxa"/>
+            <w:bottom w:w="0" w:type="dxa"/>
+            <w:right w:w="0" w:type="dxa"/>
+          </w:tblCellMar>
+        </w:tblPrEx>
+        <w:trPr>
+          <w:trHeight w:val="359" w:hRule="atLeast"/>
+        </w:trPr>
+        <w:tc>
+          <w:tcPr>
+            <w:tcW w:w="2377" w:type="dxa"/>
+            <w:shd w:val="clear" w:color="auto" w:fill="D2DFED"/>
+          </w:tcPr>
+          <w:p>
+            <w:pPr>
+              <w:pStyle w:val="6"/>
+              <w:spacing w:before="32"/>
+              <w:ind w:left="107"/>
+              <w:rPr>
+                <w:b/>
+                <w:sz w:val="24"/>
+              </w:rPr>
+            </w:pPr>
+            <w:r>
+              <w:rPr>
+                <w:b/>
+                <w:spacing w:val="-2"/>
+                <w:sz w:val="24"/>
+              </w:rPr>
+              <w:t>Constraints</w:t>
+            </w:r>
+          </w:p>
+        </w:tc>
+        <w:tc>
+          <w:tcPr>
+            <w:tcW w:w="5987" w:type="dxa"/>
+            <w:shd w:val="clear" w:color="auto" w:fill="D2DFED"/>
+          </w:tcPr>
+          <w:p>
+            <w:pPr>
+              <w:pStyle w:val="6"/>
+              <w:rPr>
+                <w:rFonts w:ascii="Times New Roman"/>
+                <w:sz w:val="22"/>
+              </w:rPr>
+            </w:pPr>
+            <w:r>
+              <w:rPr>
+                <w:rFonts w:ascii="SimSun" w:hAnsi="SimSun" w:eastAsia="SimSun" w:cs="SimSun"/>
+                <w:sz w:val="24"/>
+                <w:szCs w:val="24"/>
+              </w:rPr>
+              <w:t>表單格式需正確，必填欄位需完整</w:t>
+            </w:r>
+          </w:p>
+        </w:tc>
+      </w:tr>
+      <w:tr>
+        <w:tblPrEx>
+          <w:tblBorders>
+            <w:top w:val="single" w:color="4F81BC" w:sz="8" w:space="0"/>
+            <w:left w:val="single" w:color="4F81BC" w:sz="8" w:space="0"/>
+            <w:bottom w:val="single" w:color="4F81BC" w:sz="8" w:space="0"/>
+            <w:right w:val="single" w:color="4F81BC" w:sz="8" w:space="0"/>
+            <w:insideH w:val="single" w:color="4F81BC" w:sz="8" w:space="0"/>
+            <w:insideV w:val="single" w:color="4F81BC" w:sz="8" w:space="0"/>
+          </w:tblBorders>
+          <w:tblLayout w:type="fixed"/>
+          <w:tblCellMar>
+            <w:top w:w="0" w:type="dxa"/>
+            <w:left w:w="0" w:type="dxa"/>
+            <w:bottom w:w="0" w:type="dxa"/>
+            <w:right w:w="0" w:type="dxa"/>
+          </w:tblCellMar>
+        </w:tblPrEx>
+        <w:trPr>
+          <w:trHeight w:val="359" w:hRule="atLeast"/>
+        </w:trPr>
+        <w:tc>
+          <w:tcPr>
+            <w:tcW w:w="2377" w:type="dxa"/>
+          </w:tcPr>
+          <w:p>
+            <w:pPr>
+              <w:pStyle w:val="6"/>
+              <w:spacing w:before="33"/>
+              <w:ind w:left="107"/>
+              <w:rPr>
+                <w:b/>
+                <w:sz w:val="24"/>
+              </w:rPr>
+            </w:pPr>
+            <w:r>
+              <w:rPr>
+                <w:b/>
+                <w:spacing w:val="-2"/>
+                <w:sz w:val="24"/>
+              </w:rPr>
+              <w:t>Priority</w:t>
+            </w:r>
+          </w:p>
+        </w:tc>
+        <w:tc>
+          <w:tcPr>
+            <w:tcW w:w="5987" w:type="dxa"/>
+          </w:tcPr>
+          <w:p>
+            <w:pPr>
+              <w:pStyle w:val="6"/>
+              <w:spacing w:before="33"/>
+              <w:ind w:left="107"/>
+              <w:rPr>
+                <w:sz w:val="24"/>
+              </w:rPr>
+            </w:pPr>
+            <w:r>
+              <w:rPr>
+                <w:rFonts w:ascii="SimSun" w:hAnsi="SimSun" w:eastAsia="SimSun" w:cs="SimSun"/>
+                <w:sz w:val="24"/>
+                <w:szCs w:val="24"/>
+              </w:rPr>
+              <w:t>高</w:t>
+            </w:r>
+          </w:p>
+        </w:tc>
+      </w:tr>
+      <w:tr>
+        <w:tblPrEx>
+          <w:tblBorders>
+            <w:top w:val="single" w:color="4F81BC" w:sz="8" w:space="0"/>
+            <w:left w:val="single" w:color="4F81BC" w:sz="8" w:space="0"/>
+            <w:bottom w:val="single" w:color="4F81BC" w:sz="8" w:space="0"/>
+            <w:right w:val="single" w:color="4F81BC" w:sz="8" w:space="0"/>
+            <w:insideH w:val="single" w:color="4F81BC" w:sz="8" w:space="0"/>
+            <w:insideV w:val="single" w:color="4F81BC" w:sz="8" w:space="0"/>
+          </w:tblBorders>
+          <w:tblLayout w:type="fixed"/>
+          <w:tblCellMar>
+            <w:top w:w="0" w:type="dxa"/>
+            <w:left w:w="0" w:type="dxa"/>
+            <w:bottom w:w="0" w:type="dxa"/>
+            <w:right w:w="0" w:type="dxa"/>
+          </w:tblCellMar>
+        </w:tblPrEx>
+        <w:trPr>
+          <w:trHeight w:val="1441" w:hRule="atLeast"/>
+        </w:trPr>
+        <w:tc>
+          <w:tcPr>
+            <w:tcW w:w="2377" w:type="dxa"/>
+            <w:shd w:val="clear" w:color="auto" w:fill="D2DFED"/>
+          </w:tcPr>
+          <w:p>
+            <w:pPr>
+              <w:pStyle w:val="6"/>
+              <w:spacing w:before="35"/>
+              <w:ind w:left="107"/>
+              <w:rPr>
+                <w:b/>
+                <w:sz w:val="24"/>
+              </w:rPr>
+            </w:pPr>
+            <w:r>
+              <w:rPr>
+                <w:b/>
+                <w:spacing w:val="-2"/>
+                <w:sz w:val="24"/>
+              </w:rPr>
+              <w:t>Pre-Conditions</w:t>
+            </w:r>
+          </w:p>
+        </w:tc>
+        <w:tc>
+          <w:tcPr>
+            <w:tcW w:w="5987" w:type="dxa"/>
+            <w:shd w:val="clear" w:color="auto" w:fill="D2DFED"/>
+          </w:tcPr>
+          <w:p>
+            <w:pPr>
+              <w:pStyle w:val="6"/>
+              <w:numPr>
+                <w:ilvl w:val="0"/>
+                <w:numId w:val="0"/>
+              </w:numPr>
+              <w:tabs>
+                <w:tab w:val="left" w:pos="466"/>
+              </w:tabs>
+              <w:spacing w:before="0" w:after="0" w:line="240" w:lineRule="auto"/>
+              <w:ind w:right="0" w:rightChars="0"/>
+              <w:jc w:val="left"/>
+              <w:rPr>
+                <w:rFonts w:hint="eastAsia" w:ascii="Microsoft YaHei" w:eastAsia="新細明體"/>
+                <w:sz w:val="24"/>
+                <w:lang w:val="en-US" w:eastAsia="zh-TW"/>
+              </w:rPr>
+            </w:pPr>
+            <w:r>
+              <w:rPr>
+                <w:rFonts w:ascii="SimSun" w:hAnsi="SimSun" w:eastAsia="SimSun" w:cs="SimSun"/>
+                <w:sz w:val="24"/>
+                <w:szCs w:val="24"/>
+              </w:rPr>
+              <w:t>使用者登入後選擇填寫</w:t>
+            </w:r>
+            <w:r>
+              <w:rPr>
+                <w:rFonts w:hint="eastAsia" w:ascii="SimSun" w:hAnsi="SimSun" w:eastAsia="SimSun" w:cs="SimSun"/>
+                <w:sz w:val="24"/>
+                <w:szCs w:val="24"/>
+                <w:lang w:eastAsia="zh-TW"/>
+              </w:rPr>
+              <w:t>事件表單</w:t>
+            </w:r>
+          </w:p>
+        </w:tc>
+      </w:tr>
+      <w:tr>
+        <w:tblPrEx>
+          <w:tblBorders>
+            <w:top w:val="single" w:color="4F81BC" w:sz="8" w:space="0"/>
+            <w:left w:val="single" w:color="4F81BC" w:sz="8" w:space="0"/>
+            <w:bottom w:val="single" w:color="4F81BC" w:sz="8" w:space="0"/>
+            <w:right w:val="single" w:color="4F81BC" w:sz="8" w:space="0"/>
+            <w:insideH w:val="single" w:color="4F81BC" w:sz="8" w:space="0"/>
+            <w:insideV w:val="single" w:color="4F81BC" w:sz="8" w:space="0"/>
+          </w:tblBorders>
+          <w:tblLayout w:type="fixed"/>
+          <w:tblCellMar>
+            <w:top w:w="0" w:type="dxa"/>
+            <w:left w:w="0" w:type="dxa"/>
+            <w:bottom w:w="0" w:type="dxa"/>
+            <w:right w:w="0" w:type="dxa"/>
+          </w:tblCellMar>
+        </w:tblPrEx>
+        <w:trPr>
+          <w:trHeight w:val="719" w:hRule="atLeast"/>
+        </w:trPr>
+        <w:tc>
+          <w:tcPr>
+            <w:tcW w:w="2377" w:type="dxa"/>
+          </w:tcPr>
+          <w:p>
+            <w:pPr>
+              <w:pStyle w:val="6"/>
+              <w:spacing w:before="32"/>
+              <w:ind w:left="107"/>
+              <w:rPr>
+                <w:b/>
+                <w:sz w:val="24"/>
+              </w:rPr>
+            </w:pPr>
+            <w:r>
+              <w:rPr>
+                <w:b/>
+                <w:spacing w:val="-4"/>
+                <w:sz w:val="24"/>
+              </w:rPr>
+              <w:t>Post-</w:t>
+            </w:r>
+            <w:r>
+              <w:rPr>
+                <w:b/>
+                <w:spacing w:val="-2"/>
+                <w:sz w:val="24"/>
+              </w:rPr>
+              <w:t>Conditions</w:t>
+            </w:r>
+          </w:p>
+        </w:tc>
+        <w:tc>
+          <w:tcPr>
+            <w:tcW w:w="5987" w:type="dxa"/>
+          </w:tcPr>
+          <w:p>
+            <w:pPr>
+              <w:pStyle w:val="6"/>
+              <w:spacing w:before="169"/>
+              <w:ind w:left="107"/>
+              <w:rPr>
+                <w:rFonts w:ascii="Microsoft YaHei" w:eastAsia="Microsoft YaHei"/>
+                <w:sz w:val="24"/>
+              </w:rPr>
+            </w:pPr>
+            <w:r>
+              <w:rPr>
+                <w:rFonts w:ascii="SimSun" w:hAnsi="SimSun" w:eastAsia="SimSun" w:cs="SimSun"/>
+                <w:sz w:val="24"/>
+                <w:szCs w:val="24"/>
+              </w:rPr>
+              <w:t>表單提交並成功儲存</w:t>
+            </w:r>
+          </w:p>
+        </w:tc>
+      </w:tr>
+      <w:tr>
+        <w:tblPrEx>
+          <w:tblBorders>
+            <w:top w:val="single" w:color="4F81BC" w:sz="8" w:space="0"/>
+            <w:left w:val="single" w:color="4F81BC" w:sz="8" w:space="0"/>
+            <w:bottom w:val="single" w:color="4F81BC" w:sz="8" w:space="0"/>
+            <w:right w:val="single" w:color="4F81BC" w:sz="8" w:space="0"/>
+            <w:insideH w:val="single" w:color="4F81BC" w:sz="8" w:space="0"/>
+            <w:insideV w:val="single" w:color="4F81BC" w:sz="8" w:space="0"/>
+          </w:tblBorders>
+          <w:tblLayout w:type="fixed"/>
+          <w:tblCellMar>
+            <w:top w:w="0" w:type="dxa"/>
+            <w:left w:w="0" w:type="dxa"/>
+            <w:bottom w:w="0" w:type="dxa"/>
+            <w:right w:w="0" w:type="dxa"/>
+          </w:tblCellMar>
+        </w:tblPrEx>
+        <w:trPr>
+          <w:trHeight w:val="2879" w:hRule="atLeast"/>
+        </w:trPr>
+        <w:tc>
+          <w:tcPr>
+            <w:tcW w:w="2377" w:type="dxa"/>
+            <w:shd w:val="clear" w:color="auto" w:fill="D2DFED"/>
+          </w:tcPr>
+          <w:p>
+            <w:pPr>
+              <w:pStyle w:val="6"/>
+              <w:spacing w:before="32"/>
+              <w:ind w:left="107"/>
+              <w:rPr>
+                <w:b/>
+                <w:sz w:val="24"/>
+              </w:rPr>
+            </w:pPr>
+            <w:r>
+              <w:rPr>
+                <w:b/>
+                <w:sz w:val="24"/>
+              </w:rPr>
+              <w:t>Basic</w:t>
+            </w:r>
+            <w:r>
+              <w:rPr>
+                <w:b/>
+                <w:spacing w:val="-2"/>
+                <w:sz w:val="24"/>
+              </w:rPr>
+              <w:t xml:space="preserve"> </w:t>
+            </w:r>
+            <w:r>
+              <w:rPr>
+                <w:b/>
+                <w:spacing w:val="-4"/>
+                <w:sz w:val="24"/>
+              </w:rPr>
+              <w:t>Flow</w:t>
+            </w:r>
+          </w:p>
+        </w:tc>
+        <w:tc>
+          <w:tcPr>
+            <w:tcW w:w="5987" w:type="dxa"/>
+            <w:shd w:val="clear" w:color="auto" w:fill="D2DFED"/>
+          </w:tcPr>
+          <w:p>
+            <w:pPr>
+              <w:pStyle w:val="6"/>
+              <w:numPr>
+                <w:numId w:val="0"/>
+              </w:numPr>
+              <w:spacing w:line="720" w:lineRule="atLeast"/>
+              <w:ind w:right="178" w:rightChars="0"/>
+              <w:rPr>
+                <w:rFonts w:ascii="SimSun" w:hAnsi="SimSun" w:eastAsia="SimSun" w:cs="SimSun"/>
+                <w:sz w:val="24"/>
+                <w:szCs w:val="24"/>
+              </w:rPr>
+            </w:pPr>
+            <w:r>
+              <w:rPr>
+                <w:rFonts w:hint="eastAsia" w:ascii="SimSun" w:hAnsi="SimSun" w:eastAsia="新細明體" w:cs="SimSun"/>
+                <w:sz w:val="24"/>
+                <w:szCs w:val="24"/>
+                <w:lang w:val="en-US" w:eastAsia="zh-TW"/>
+              </w:rPr>
+              <w:t xml:space="preserve">1. </w:t>
+            </w:r>
+            <w:r>
+              <w:rPr>
+                <w:rFonts w:ascii="SimSun" w:hAnsi="SimSun" w:eastAsia="SimSun" w:cs="SimSun"/>
+                <w:sz w:val="24"/>
+                <w:szCs w:val="24"/>
+              </w:rPr>
+              <w:t>顯示</w:t>
+            </w:r>
+            <w:r>
+              <w:rPr>
+                <w:rFonts w:hint="eastAsia" w:ascii="SimSun" w:hAnsi="SimSun" w:eastAsia="新細明體" w:cs="SimSun"/>
+                <w:sz w:val="24"/>
+                <w:szCs w:val="24"/>
+                <w:lang w:eastAsia="zh-TW"/>
+              </w:rPr>
+              <w:t>事件</w:t>
+            </w:r>
+            <w:r>
+              <w:rPr>
+                <w:rFonts w:ascii="SimSun" w:hAnsi="SimSun" w:eastAsia="SimSun" w:cs="SimSun"/>
+                <w:sz w:val="24"/>
+                <w:szCs w:val="24"/>
+              </w:rPr>
+              <w:t>表單頁面</w:t>
+            </w:r>
+            <w:r>
+              <w:rPr>
+                <w:rFonts w:ascii="SimSun" w:hAnsi="SimSun" w:eastAsia="SimSun" w:cs="SimSun"/>
+                <w:sz w:val="24"/>
+                <w:szCs w:val="24"/>
+              </w:rPr>
+              <w:br w:type="textWrapping"/>
+            </w:r>
+            <w:r>
+              <w:rPr>
+                <w:rFonts w:ascii="SimSun" w:hAnsi="SimSun" w:eastAsia="SimSun" w:cs="SimSun"/>
+                <w:sz w:val="24"/>
+                <w:szCs w:val="24"/>
+              </w:rPr>
+              <w:t>2. 使用者填寫欄位</w:t>
+            </w:r>
+          </w:p>
+          <w:p>
+            <w:pPr>
+              <w:pStyle w:val="6"/>
+              <w:numPr>
+                <w:ilvl w:val="0"/>
+                <w:numId w:val="0"/>
+              </w:numPr>
+              <w:spacing w:line="720" w:lineRule="atLeast"/>
+              <w:ind w:right="178" w:rightChars="0"/>
+              <w:rPr>
+                <w:rFonts w:ascii="SimSun" w:hAnsi="SimSun" w:eastAsia="SimSun" w:cs="SimSun"/>
+                <w:sz w:val="24"/>
+                <w:szCs w:val="24"/>
+              </w:rPr>
+            </w:pPr>
+            <w:r>
+              <w:rPr>
+                <w:rFonts w:hint="eastAsia" w:ascii="SimSun" w:hAnsi="SimSun" w:eastAsia="新細明體" w:cs="SimSun"/>
+                <w:sz w:val="24"/>
+                <w:szCs w:val="24"/>
+                <w:lang w:val="en-US" w:eastAsia="zh-TW"/>
+              </w:rPr>
+              <w:t xml:space="preserve">3. </w:t>
+            </w:r>
+            <w:r>
+              <w:rPr>
+                <w:rFonts w:ascii="SimSun" w:hAnsi="SimSun" w:eastAsia="SimSun" w:cs="SimSun"/>
+                <w:sz w:val="24"/>
+                <w:szCs w:val="24"/>
+              </w:rPr>
+              <w:t>點選送出</w:t>
+            </w:r>
+          </w:p>
+          <w:p>
+            <w:pPr>
+              <w:pStyle w:val="6"/>
+              <w:numPr>
+                <w:ilvl w:val="0"/>
+                <w:numId w:val="0"/>
+              </w:numPr>
+              <w:spacing w:line="720" w:lineRule="atLeast"/>
+              <w:ind w:right="178" w:rightChars="0"/>
+              <w:rPr>
+                <w:rFonts w:hint="eastAsia" w:ascii="SimSun" w:hAnsi="SimSun" w:eastAsia="新細明體" w:cs="SimSun"/>
+                <w:sz w:val="24"/>
+                <w:szCs w:val="24"/>
+                <w:lang w:val="en-US" w:eastAsia="zh-TW"/>
+              </w:rPr>
+            </w:pPr>
+            <w:r>
+              <w:rPr>
+                <w:rFonts w:hint="eastAsia" w:ascii="SimSun" w:hAnsi="SimSun" w:eastAsia="新細明體" w:cs="SimSun"/>
+                <w:sz w:val="24"/>
+                <w:szCs w:val="24"/>
+                <w:lang w:val="en-US" w:eastAsia="zh-TW"/>
+              </w:rPr>
+              <w:t>4.若成功</w:t>
+            </w:r>
+            <w:r>
+              <w:rPr>
+                <w:rFonts w:ascii="SimSun" w:hAnsi="SimSun" w:eastAsia="SimSun" w:cs="SimSun"/>
+                <w:sz w:val="24"/>
+                <w:szCs w:val="24"/>
+              </w:rPr>
+              <w:t>系統儲存資料</w:t>
+            </w:r>
+            <w:r>
+              <w:rPr>
+                <w:rFonts w:hint="eastAsia" w:ascii="SimSun" w:hAnsi="SimSun" w:eastAsia="新細明體" w:cs="SimSun"/>
+                <w:sz w:val="24"/>
+                <w:szCs w:val="24"/>
+                <w:lang w:eastAsia="zh-TW"/>
+              </w:rPr>
+              <w:t>並跳轉至已提交表單之介面</w:t>
+            </w:r>
+          </w:p>
+          <w:p>
+            <w:pPr>
+              <w:pStyle w:val="6"/>
+              <w:numPr>
+                <w:ilvl w:val="0"/>
+                <w:numId w:val="0"/>
+              </w:numPr>
+              <w:spacing w:line="720" w:lineRule="atLeast"/>
+              <w:ind w:right="178" w:rightChars="0"/>
+              <w:rPr>
+                <w:rFonts w:ascii="SimSun" w:hAnsi="SimSun" w:eastAsia="SimSun" w:cs="SimSun"/>
+                <w:sz w:val="24"/>
+                <w:szCs w:val="24"/>
+              </w:rPr>
+            </w:pPr>
+          </w:p>
+        </w:tc>
+      </w:tr>
+      <w:tr>
+        <w:tblPrEx>
+          <w:tblBorders>
+            <w:top w:val="single" w:color="4F81BC" w:sz="8" w:space="0"/>
+            <w:left w:val="single" w:color="4F81BC" w:sz="8" w:space="0"/>
+            <w:bottom w:val="single" w:color="4F81BC" w:sz="8" w:space="0"/>
+            <w:right w:val="single" w:color="4F81BC" w:sz="8" w:space="0"/>
+            <w:insideH w:val="single" w:color="4F81BC" w:sz="8" w:space="0"/>
+            <w:insideV w:val="single" w:color="4F81BC" w:sz="8" w:space="0"/>
+          </w:tblBorders>
+          <w:tblLayout w:type="fixed"/>
+          <w:tblCellMar>
+            <w:top w:w="0" w:type="dxa"/>
+            <w:left w:w="0" w:type="dxa"/>
+            <w:bottom w:w="0" w:type="dxa"/>
+            <w:right w:w="0" w:type="dxa"/>
+          </w:tblCellMar>
+        </w:tblPrEx>
+        <w:trPr>
+          <w:trHeight w:val="361" w:hRule="atLeast"/>
+        </w:trPr>
+        <w:tc>
+          <w:tcPr>
+            <w:tcW w:w="2377" w:type="dxa"/>
+          </w:tcPr>
+          <w:p>
+            <w:pPr>
+              <w:pStyle w:val="6"/>
+              <w:spacing w:before="35"/>
+              <w:ind w:left="107"/>
+              <w:rPr>
+                <w:b/>
+                <w:sz w:val="24"/>
+              </w:rPr>
+            </w:pPr>
+            <w:r>
+              <w:rPr>
+                <w:b/>
+                <w:sz w:val="24"/>
+              </w:rPr>
+              <w:t>Alternative</w:t>
+            </w:r>
+            <w:r>
+              <w:rPr>
+                <w:b/>
+                <w:spacing w:val="-13"/>
+                <w:sz w:val="24"/>
+              </w:rPr>
+              <w:t xml:space="preserve"> </w:t>
+            </w:r>
+            <w:r>
+              <w:rPr>
+                <w:b/>
+                <w:spacing w:val="-2"/>
+                <w:sz w:val="24"/>
+              </w:rPr>
+              <w:t>Flows</w:t>
+            </w:r>
+          </w:p>
+        </w:tc>
+        <w:tc>
+          <w:tcPr>
+            <w:tcW w:w="5987" w:type="dxa"/>
+          </w:tcPr>
+          <w:p>
+            <w:pPr>
+              <w:pStyle w:val="6"/>
+              <w:rPr>
+                <w:rFonts w:ascii="SimSun" w:hAnsi="SimSun" w:eastAsia="SimSun" w:cs="SimSun"/>
+                <w:sz w:val="24"/>
+                <w:szCs w:val="24"/>
+              </w:rPr>
+            </w:pPr>
+            <w:r>
+              <w:rPr>
+                <w:rFonts w:ascii="SimSun" w:hAnsi="SimSun" w:eastAsia="SimSun" w:cs="SimSun"/>
+                <w:sz w:val="24"/>
+                <w:szCs w:val="24"/>
+              </w:rPr>
+              <w:t>無</w:t>
+            </w:r>
+          </w:p>
+        </w:tc>
+      </w:tr>
+      <w:tr>
+        <w:tblPrEx>
+          <w:tblBorders>
+            <w:top w:val="single" w:color="4F81BC" w:sz="8" w:space="0"/>
+            <w:left w:val="single" w:color="4F81BC" w:sz="8" w:space="0"/>
+            <w:bottom w:val="single" w:color="4F81BC" w:sz="8" w:space="0"/>
+            <w:right w:val="single" w:color="4F81BC" w:sz="8" w:space="0"/>
+            <w:insideH w:val="single" w:color="4F81BC" w:sz="8" w:space="0"/>
+            <w:insideV w:val="single" w:color="4F81BC" w:sz="8" w:space="0"/>
+          </w:tblBorders>
+          <w:tblLayout w:type="fixed"/>
+          <w:tblCellMar>
+            <w:top w:w="0" w:type="dxa"/>
+            <w:left w:w="0" w:type="dxa"/>
+            <w:bottom w:w="0" w:type="dxa"/>
+            <w:right w:w="0" w:type="dxa"/>
+          </w:tblCellMar>
+        </w:tblPrEx>
+        <w:trPr>
+          <w:trHeight w:val="359" w:hRule="atLeast"/>
+        </w:trPr>
+        <w:tc>
+          <w:tcPr>
+            <w:tcW w:w="2377" w:type="dxa"/>
+            <w:shd w:val="clear" w:color="auto" w:fill="D2DFED"/>
+          </w:tcPr>
+          <w:p>
+            <w:pPr>
+              <w:pStyle w:val="6"/>
+              <w:spacing w:before="32"/>
+              <w:ind w:left="107"/>
+              <w:rPr>
+                <w:b/>
+                <w:sz w:val="24"/>
+              </w:rPr>
+            </w:pPr>
+            <w:r>
+              <w:rPr>
+                <w:b/>
+                <w:sz w:val="24"/>
+              </w:rPr>
+              <w:t>Exceptional</w:t>
+            </w:r>
+            <w:r>
+              <w:rPr>
+                <w:b/>
+                <w:spacing w:val="-9"/>
+                <w:sz w:val="24"/>
+              </w:rPr>
+              <w:t xml:space="preserve"> </w:t>
+            </w:r>
+            <w:r>
+              <w:rPr>
+                <w:b/>
+                <w:spacing w:val="-2"/>
+                <w:sz w:val="24"/>
+              </w:rPr>
+              <w:t>Flows</w:t>
+            </w:r>
+          </w:p>
+        </w:tc>
+        <w:tc>
+          <w:tcPr>
+            <w:tcW w:w="5987" w:type="dxa"/>
+            <w:shd w:val="clear" w:color="auto" w:fill="D2DFED"/>
+          </w:tcPr>
+          <w:p>
+            <w:pPr>
+              <w:pStyle w:val="6"/>
+              <w:rPr>
+                <w:rFonts w:ascii="SimSun" w:hAnsi="SimSun" w:eastAsia="SimSun" w:cs="SimSun"/>
+                <w:sz w:val="24"/>
+                <w:szCs w:val="24"/>
+              </w:rPr>
+            </w:pPr>
+            <w:r>
+              <w:rPr>
+                <w:rFonts w:ascii="SimSun" w:hAnsi="SimSun" w:eastAsia="SimSun" w:cs="SimSun"/>
+                <w:sz w:val="24"/>
+                <w:szCs w:val="24"/>
+              </w:rPr>
+              <w:t>表單送出失敗時顯示錯誤訊息並可重試</w:t>
+            </w:r>
+          </w:p>
+        </w:tc>
+      </w:tr>
+      <w:tr>
+        <w:tblPrEx>
+          <w:tblBorders>
+            <w:top w:val="single" w:color="4F81BC" w:sz="8" w:space="0"/>
+            <w:left w:val="single" w:color="4F81BC" w:sz="8" w:space="0"/>
+            <w:bottom w:val="single" w:color="4F81BC" w:sz="8" w:space="0"/>
+            <w:right w:val="single" w:color="4F81BC" w:sz="8" w:space="0"/>
+            <w:insideH w:val="single" w:color="4F81BC" w:sz="8" w:space="0"/>
+            <w:insideV w:val="single" w:color="4F81BC" w:sz="8" w:space="0"/>
+          </w:tblBorders>
+          <w:tblLayout w:type="fixed"/>
+          <w:tblCellMar>
+            <w:top w:w="0" w:type="dxa"/>
+            <w:left w:w="0" w:type="dxa"/>
+            <w:bottom w:w="0" w:type="dxa"/>
+            <w:right w:w="0" w:type="dxa"/>
+          </w:tblCellMar>
+        </w:tblPrEx>
+        <w:trPr>
+          <w:trHeight w:val="359" w:hRule="atLeast"/>
+        </w:trPr>
+        <w:tc>
+          <w:tcPr>
+            <w:tcW w:w="2377" w:type="dxa"/>
+          </w:tcPr>
+          <w:p>
+            <w:pPr>
+              <w:pStyle w:val="6"/>
+              <w:spacing w:before="32"/>
+              <w:ind w:left="107"/>
+              <w:rPr>
+                <w:b/>
+                <w:sz w:val="24"/>
+              </w:rPr>
+            </w:pPr>
+            <w:r>
+              <w:rPr>
+                <w:b/>
+                <w:sz w:val="24"/>
+              </w:rPr>
+              <w:t>Use</w:t>
+            </w:r>
+            <w:r>
+              <w:rPr>
+                <w:b/>
+                <w:spacing w:val="-3"/>
+                <w:sz w:val="24"/>
+              </w:rPr>
+              <w:t xml:space="preserve"> </w:t>
+            </w:r>
+            <w:r>
+              <w:rPr>
+                <w:b/>
+                <w:sz w:val="24"/>
+              </w:rPr>
+              <w:t>Use</w:t>
+            </w:r>
+            <w:r>
+              <w:rPr>
+                <w:b/>
+                <w:spacing w:val="-3"/>
+                <w:sz w:val="24"/>
+              </w:rPr>
+              <w:t xml:space="preserve"> </w:t>
+            </w:r>
+            <w:r>
+              <w:rPr>
+                <w:b/>
+                <w:spacing w:val="-4"/>
+                <w:sz w:val="24"/>
+              </w:rPr>
+              <w:t>Case</w:t>
+            </w:r>
+          </w:p>
+        </w:tc>
+        <w:tc>
+          <w:tcPr>
+            <w:tcW w:w="5987" w:type="dxa"/>
+          </w:tcPr>
+          <w:p>
+            <w:pPr>
+              <w:pStyle w:val="6"/>
+              <w:spacing w:before="35"/>
+              <w:rPr>
+                <w:rFonts w:hint="eastAsia" w:ascii="Times New Roman" w:eastAsia="新細明體"/>
+                <w:sz w:val="22"/>
+                <w:lang w:eastAsia="zh-TW"/>
+              </w:rPr>
+            </w:pPr>
+            <w:r>
+              <w:rPr>
+                <w:rFonts w:hint="eastAsia" w:ascii="SimSun" w:hAnsi="SimSun" w:eastAsia="新細明體" w:cs="SimSun"/>
+                <w:sz w:val="24"/>
+                <w:szCs w:val="24"/>
+                <w:lang w:eastAsia="zh-TW"/>
+              </w:rPr>
+              <w:t>無</w:t>
+            </w:r>
+          </w:p>
+        </w:tc>
+      </w:tr>
+      <w:tr>
+        <w:tblPrEx>
+          <w:tblBorders>
+            <w:top w:val="single" w:color="4F81BC" w:sz="8" w:space="0"/>
+            <w:left w:val="single" w:color="4F81BC" w:sz="8" w:space="0"/>
+            <w:bottom w:val="single" w:color="4F81BC" w:sz="8" w:space="0"/>
+            <w:right w:val="single" w:color="4F81BC" w:sz="8" w:space="0"/>
+            <w:insideH w:val="single" w:color="4F81BC" w:sz="8" w:space="0"/>
+            <w:insideV w:val="single" w:color="4F81BC" w:sz="8" w:space="0"/>
+          </w:tblBorders>
+          <w:tblLayout w:type="fixed"/>
+          <w:tblCellMar>
+            <w:top w:w="0" w:type="dxa"/>
+            <w:left w:w="0" w:type="dxa"/>
+            <w:bottom w:w="0" w:type="dxa"/>
+            <w:right w:w="0" w:type="dxa"/>
+          </w:tblCellMar>
+        </w:tblPrEx>
+        <w:trPr>
+          <w:trHeight w:val="361" w:hRule="atLeast"/>
+        </w:trPr>
+        <w:tc>
+          <w:tcPr>
+            <w:tcW w:w="2377" w:type="dxa"/>
+            <w:shd w:val="clear" w:color="auto" w:fill="D2DFED"/>
+          </w:tcPr>
+          <w:p>
+            <w:pPr>
+              <w:pStyle w:val="6"/>
+              <w:spacing w:before="35"/>
+              <w:ind w:left="107"/>
+              <w:rPr>
+                <w:b/>
+                <w:sz w:val="24"/>
+              </w:rPr>
+            </w:pPr>
+            <w:r>
+              <w:rPr>
+                <w:b/>
+                <w:sz w:val="24"/>
+              </w:rPr>
+              <w:t>Extend</w:t>
+            </w:r>
+            <w:r>
+              <w:rPr>
+                <w:b/>
+                <w:spacing w:val="-5"/>
+                <w:sz w:val="24"/>
+              </w:rPr>
+              <w:t xml:space="preserve"> </w:t>
+            </w:r>
+            <w:r>
+              <w:rPr>
+                <w:b/>
+                <w:sz w:val="24"/>
+              </w:rPr>
+              <w:t>Use</w:t>
+            </w:r>
+            <w:r>
+              <w:rPr>
+                <w:b/>
+                <w:spacing w:val="-3"/>
+                <w:sz w:val="24"/>
+              </w:rPr>
+              <w:t xml:space="preserve"> </w:t>
+            </w:r>
+            <w:r>
+              <w:rPr>
+                <w:b/>
+                <w:spacing w:val="-4"/>
+                <w:sz w:val="24"/>
+              </w:rPr>
+              <w:t>Case</w:t>
+            </w:r>
+          </w:p>
+        </w:tc>
+        <w:tc>
+          <w:tcPr>
+            <w:tcW w:w="5987" w:type="dxa"/>
+            <w:shd w:val="clear" w:color="auto" w:fill="D2DFED"/>
+          </w:tcPr>
+          <w:p>
+            <w:pPr>
+              <w:pStyle w:val="6"/>
+              <w:spacing w:before="35"/>
+              <w:rPr>
+                <w:sz w:val="24"/>
+              </w:rPr>
+            </w:pPr>
+            <w:r>
+              <w:rPr>
+                <w:rFonts w:ascii="SimSun" w:hAnsi="SimSun" w:eastAsia="SimSun" w:cs="SimSun"/>
+                <w:sz w:val="24"/>
+                <w:szCs w:val="24"/>
+              </w:rPr>
+              <w:t>UC-3.0</w:t>
+            </w:r>
+          </w:p>
+        </w:tc>
+      </w:tr>
+      <w:tr>
+        <w:tblPrEx>
+          <w:tblBorders>
+            <w:top w:val="single" w:color="4F81BC" w:sz="8" w:space="0"/>
+            <w:left w:val="single" w:color="4F81BC" w:sz="8" w:space="0"/>
+            <w:bottom w:val="single" w:color="4F81BC" w:sz="8" w:space="0"/>
+            <w:right w:val="single" w:color="4F81BC" w:sz="8" w:space="0"/>
+            <w:insideH w:val="single" w:color="4F81BC" w:sz="8" w:space="0"/>
+            <w:insideV w:val="single" w:color="4F81BC" w:sz="8" w:space="0"/>
+          </w:tblBorders>
+          <w:tblLayout w:type="fixed"/>
+          <w:tblCellMar>
+            <w:top w:w="0" w:type="dxa"/>
+            <w:left w:w="0" w:type="dxa"/>
+            <w:bottom w:w="0" w:type="dxa"/>
+            <w:right w:w="0" w:type="dxa"/>
+          </w:tblCellMar>
+        </w:tblPrEx>
+        <w:trPr>
+          <w:trHeight w:val="359" w:hRule="atLeast"/>
+        </w:trPr>
+        <w:tc>
+          <w:tcPr>
+            <w:tcW w:w="2377" w:type="dxa"/>
+          </w:tcPr>
+          <w:p>
+            <w:pPr>
+              <w:pStyle w:val="6"/>
+              <w:spacing w:before="33"/>
+              <w:ind w:left="107"/>
+              <w:rPr>
+                <w:b/>
+                <w:sz w:val="24"/>
+              </w:rPr>
+            </w:pPr>
+            <w:r>
+              <w:rPr>
+                <w:b/>
+                <w:sz w:val="24"/>
+              </w:rPr>
+              <w:t xml:space="preserve">Business </w:t>
+            </w:r>
+            <w:r>
+              <w:rPr>
+                <w:b/>
+                <w:spacing w:val="-2"/>
+                <w:sz w:val="24"/>
+              </w:rPr>
+              <w:t>Rules</w:t>
+            </w:r>
+          </w:p>
+        </w:tc>
+        <w:tc>
+          <w:tcPr>
+            <w:tcW w:w="5987" w:type="dxa"/>
+          </w:tcPr>
+          <w:p>
+            <w:pPr>
+              <w:pStyle w:val="6"/>
+              <w:rPr>
+                <w:rFonts w:ascii="SimSun" w:hAnsi="SimSun" w:eastAsia="SimSun" w:cs="SimSun"/>
+                <w:sz w:val="24"/>
+                <w:szCs w:val="24"/>
+              </w:rPr>
+            </w:pPr>
+            <w:r>
+              <w:rPr>
+                <w:rFonts w:ascii="SimSun" w:hAnsi="SimSun" w:eastAsia="SimSun" w:cs="SimSun"/>
+                <w:sz w:val="24"/>
+                <w:szCs w:val="24"/>
+              </w:rPr>
+              <w:t>每位會員均可通報事件，不限身份</w:t>
+            </w:r>
+          </w:p>
+        </w:tc>
+      </w:tr>
+      <w:tr>
+        <w:tblPrEx>
+          <w:tblBorders>
+            <w:top w:val="single" w:color="4F81BC" w:sz="8" w:space="0"/>
+            <w:left w:val="single" w:color="4F81BC" w:sz="8" w:space="0"/>
+            <w:bottom w:val="single" w:color="4F81BC" w:sz="8" w:space="0"/>
+            <w:right w:val="single" w:color="4F81BC" w:sz="8" w:space="0"/>
+            <w:insideH w:val="single" w:color="4F81BC" w:sz="8" w:space="0"/>
+            <w:insideV w:val="single" w:color="4F81BC" w:sz="8" w:space="0"/>
+          </w:tblBorders>
+          <w:tblLayout w:type="fixed"/>
+          <w:tblCellMar>
+            <w:top w:w="0" w:type="dxa"/>
+            <w:left w:w="0" w:type="dxa"/>
+            <w:bottom w:w="0" w:type="dxa"/>
+            <w:right w:w="0" w:type="dxa"/>
+          </w:tblCellMar>
+        </w:tblPrEx>
+        <w:trPr>
+          <w:trHeight w:val="359" w:hRule="atLeast"/>
+        </w:trPr>
+        <w:tc>
+          <w:tcPr>
+            <w:tcW w:w="2377" w:type="dxa"/>
+            <w:shd w:val="clear" w:color="auto" w:fill="D2DFED"/>
+          </w:tcPr>
+          <w:p>
+            <w:pPr>
+              <w:pStyle w:val="6"/>
+              <w:spacing w:before="32"/>
+              <w:ind w:left="107"/>
+              <w:rPr>
+                <w:b/>
+                <w:sz w:val="24"/>
+              </w:rPr>
+            </w:pPr>
+            <w:r>
+              <w:rPr>
+                <w:b/>
+                <w:sz w:val="24"/>
+              </w:rPr>
+              <w:t>Special</w:t>
+            </w:r>
+            <w:r>
+              <w:rPr>
+                <w:b/>
+                <w:spacing w:val="-2"/>
+                <w:sz w:val="24"/>
+              </w:rPr>
+              <w:t xml:space="preserve"> Requirements</w:t>
+            </w:r>
+          </w:p>
+        </w:tc>
+        <w:tc>
+          <w:tcPr>
+            <w:tcW w:w="5987" w:type="dxa"/>
+            <w:shd w:val="clear" w:color="auto" w:fill="D2DFED"/>
+          </w:tcPr>
+          <w:p>
+            <w:pPr>
+              <w:pStyle w:val="6"/>
+              <w:rPr>
+                <w:rFonts w:ascii="SimSun" w:hAnsi="SimSun" w:eastAsia="SimSun" w:cs="SimSun"/>
+                <w:sz w:val="24"/>
+                <w:szCs w:val="24"/>
+              </w:rPr>
+            </w:pPr>
+            <w:r>
+              <w:rPr>
+                <w:rFonts w:ascii="SimSun" w:hAnsi="SimSun" w:eastAsia="SimSun" w:cs="SimSun"/>
+                <w:sz w:val="24"/>
+                <w:szCs w:val="24"/>
+              </w:rPr>
+              <w:t>可手機填寫，支援圖片上傳</w:t>
+            </w:r>
+          </w:p>
+        </w:tc>
+      </w:tr>
+      <w:tr>
+        <w:tblPrEx>
+          <w:tblBorders>
+            <w:top w:val="single" w:color="4F81BC" w:sz="8" w:space="0"/>
+            <w:left w:val="single" w:color="4F81BC" w:sz="8" w:space="0"/>
+            <w:bottom w:val="single" w:color="4F81BC" w:sz="8" w:space="0"/>
+            <w:right w:val="single" w:color="4F81BC" w:sz="8" w:space="0"/>
+            <w:insideH w:val="single" w:color="4F81BC" w:sz="8" w:space="0"/>
+            <w:insideV w:val="single" w:color="4F81BC" w:sz="8" w:space="0"/>
+          </w:tblBorders>
+          <w:tblLayout w:type="fixed"/>
+          <w:tblCellMar>
+            <w:top w:w="0" w:type="dxa"/>
+            <w:left w:w="0" w:type="dxa"/>
+            <w:bottom w:w="0" w:type="dxa"/>
+            <w:right w:w="0" w:type="dxa"/>
+          </w:tblCellMar>
+        </w:tblPrEx>
+        <w:trPr>
+          <w:trHeight w:val="361" w:hRule="atLeast"/>
+        </w:trPr>
+        <w:tc>
+          <w:tcPr>
+            <w:tcW w:w="2377" w:type="dxa"/>
+          </w:tcPr>
+          <w:p>
+            <w:pPr>
+              <w:pStyle w:val="6"/>
+              <w:spacing w:before="35"/>
+              <w:ind w:left="107"/>
+              <w:rPr>
+                <w:b/>
+                <w:sz w:val="24"/>
+              </w:rPr>
+            </w:pPr>
+            <w:r>
+              <w:rPr>
+                <w:b/>
+                <w:spacing w:val="-2"/>
+                <w:sz w:val="24"/>
+              </w:rPr>
+              <w:t>Artifacts</w:t>
+            </w:r>
+          </w:p>
+        </w:tc>
+        <w:tc>
+          <w:tcPr>
+            <w:tcW w:w="5987" w:type="dxa"/>
+          </w:tcPr>
+          <w:p>
+            <w:pPr>
+              <w:pStyle w:val="6"/>
+              <w:rPr>
+                <w:rFonts w:ascii="SimSun" w:hAnsi="SimSun" w:eastAsia="SimSun" w:cs="SimSun"/>
+                <w:sz w:val="24"/>
+                <w:szCs w:val="24"/>
+              </w:rPr>
+            </w:pPr>
+            <w:r>
+              <w:rPr>
+                <w:rFonts w:hint="eastAsia" w:ascii="SimSun" w:hAnsi="SimSun" w:eastAsia="新細明體" w:cs="SimSun"/>
+                <w:sz w:val="24"/>
+                <w:szCs w:val="24"/>
+                <w:lang w:eastAsia="zh-TW"/>
+              </w:rPr>
+              <w:t>事件</w:t>
+            </w:r>
+            <w:r>
+              <w:rPr>
+                <w:rFonts w:ascii="SimSun" w:hAnsi="SimSun" w:eastAsia="SimSun" w:cs="SimSun"/>
+                <w:sz w:val="24"/>
+                <w:szCs w:val="24"/>
+              </w:rPr>
+              <w:t>表單</w:t>
+            </w:r>
+          </w:p>
+        </w:tc>
+      </w:tr>
+      <w:tr>
+        <w:tblPrEx>
+          <w:tblBorders>
+            <w:top w:val="single" w:color="4F81BC" w:sz="8" w:space="0"/>
+            <w:left w:val="single" w:color="4F81BC" w:sz="8" w:space="0"/>
+            <w:bottom w:val="single" w:color="4F81BC" w:sz="8" w:space="0"/>
+            <w:right w:val="single" w:color="4F81BC" w:sz="8" w:space="0"/>
+            <w:insideH w:val="single" w:color="4F81BC" w:sz="8" w:space="0"/>
+            <w:insideV w:val="single" w:color="4F81BC" w:sz="8" w:space="0"/>
+          </w:tblBorders>
+          <w:tblLayout w:type="fixed"/>
+          <w:tblCellMar>
+            <w:top w:w="0" w:type="dxa"/>
+            <w:left w:w="0" w:type="dxa"/>
+            <w:bottom w:w="0" w:type="dxa"/>
+            <w:right w:w="0" w:type="dxa"/>
+          </w:tblCellMar>
+        </w:tblPrEx>
+        <w:trPr>
+          <w:trHeight w:val="359" w:hRule="atLeast"/>
+        </w:trPr>
+        <w:tc>
+          <w:tcPr>
+            <w:tcW w:w="2377" w:type="dxa"/>
+            <w:shd w:val="clear" w:color="auto" w:fill="D2DFED"/>
+          </w:tcPr>
+          <w:p>
+            <w:pPr>
+              <w:pStyle w:val="6"/>
+              <w:spacing w:before="32"/>
+              <w:ind w:left="107"/>
+              <w:rPr>
+                <w:b/>
+                <w:sz w:val="24"/>
+              </w:rPr>
+            </w:pPr>
+            <w:r>
+              <w:rPr>
+                <w:b/>
+                <w:sz w:val="24"/>
+              </w:rPr>
+              <w:t>Use</w:t>
+            </w:r>
+            <w:r>
+              <w:rPr>
+                <w:b/>
+                <w:spacing w:val="-3"/>
+                <w:sz w:val="24"/>
+              </w:rPr>
+              <w:t xml:space="preserve"> </w:t>
+            </w:r>
+            <w:r>
+              <w:rPr>
+                <w:b/>
+                <w:sz w:val="24"/>
+              </w:rPr>
+              <w:t>Case</w:t>
+            </w:r>
+            <w:r>
+              <w:rPr>
+                <w:b/>
+                <w:spacing w:val="-3"/>
+                <w:sz w:val="24"/>
+              </w:rPr>
+              <w:t xml:space="preserve"> </w:t>
+            </w:r>
+            <w:r>
+              <w:rPr>
+                <w:b/>
+                <w:spacing w:val="-2"/>
+                <w:sz w:val="24"/>
+              </w:rPr>
+              <w:t>Glossary</w:t>
+            </w:r>
+          </w:p>
+        </w:tc>
+        <w:tc>
+          <w:tcPr>
+            <w:tcW w:w="5987" w:type="dxa"/>
+            <w:shd w:val="clear" w:color="auto" w:fill="D2DFED"/>
+          </w:tcPr>
+          <w:p>
+            <w:pPr>
+              <w:pStyle w:val="6"/>
+              <w:rPr>
+                <w:rFonts w:ascii="SimSun" w:hAnsi="SimSun" w:eastAsia="SimSun" w:cs="SimSun"/>
+                <w:sz w:val="24"/>
+                <w:szCs w:val="24"/>
+              </w:rPr>
+            </w:pPr>
+            <w:r>
+              <w:rPr>
+                <w:rFonts w:ascii="SimSun" w:hAnsi="SimSun" w:eastAsia="SimSun" w:cs="SimSun"/>
+                <w:sz w:val="24"/>
+                <w:szCs w:val="24"/>
+              </w:rPr>
+              <w:t>表單內容</w:t>
+            </w:r>
+            <w:r>
+              <w:rPr>
+                <w:rFonts w:hint="eastAsia" w:ascii="SimSun" w:hAnsi="SimSun" w:eastAsia="新細明體" w:cs="SimSun"/>
+                <w:sz w:val="24"/>
+                <w:szCs w:val="24"/>
+                <w:lang w:val="en-US" w:eastAsia="zh-TW"/>
+              </w:rPr>
+              <w:t>:</w:t>
+            </w:r>
+            <w:r>
+              <w:rPr>
+                <w:rFonts w:ascii="SimSun" w:hAnsi="SimSun" w:eastAsia="SimSun" w:cs="SimSun"/>
+                <w:sz w:val="24"/>
+                <w:szCs w:val="24"/>
+              </w:rPr>
+              <w:t xml:space="preserve"> 事件類型 + 地點 + 時間 + 敘述 + 可選圖片</w:t>
+            </w:r>
+          </w:p>
+        </w:tc>
+      </w:tr>
+    </w:tbl>
+    <w:p/>
+    <w:tbl>
+      <w:tblPr>
+        <w:tblStyle w:val="5"/>
+        <w:tblpPr w:leftFromText="180" w:rightFromText="180" w:vertAnchor="text" w:horzAnchor="page" w:tblpX="1707" w:tblpY="1009"/>
+        <w:tblOverlap w:val="never"/>
+        <w:tblW w:w="8364" w:type="dxa"/>
+        <w:tblInd w:w="0" w:type="dxa"/>
+        <w:tblBorders>
+          <w:top w:val="single" w:color="4F81BC" w:sz="8" w:space="0"/>
+          <w:left w:val="single" w:color="4F81BC" w:sz="8" w:space="0"/>
+          <w:bottom w:val="single" w:color="4F81BC" w:sz="8" w:space="0"/>
+          <w:right w:val="single" w:color="4F81BC" w:sz="8" w:space="0"/>
+          <w:insideH w:val="single" w:color="4F81BC" w:sz="8" w:space="0"/>
+          <w:insideV w:val="single" w:color="4F81BC" w:sz="8" w:space="0"/>
+        </w:tblBorders>
+        <w:tblLayout w:type="fixed"/>
+        <w:tblCellMar>
+          <w:top w:w="0" w:type="dxa"/>
+          <w:left w:w="0" w:type="dxa"/>
+          <w:bottom w:w="0" w:type="dxa"/>
+          <w:right w:w="0" w:type="dxa"/>
+        </w:tblCellMar>
+      </w:tblPr>
+      <w:tblGrid>
+        <w:gridCol w:w="2377"/>
+        <w:gridCol w:w="5987"/>
+      </w:tblGrid>
+      <w:tr>
+        <w:tblPrEx>
+          <w:tblBorders>
+            <w:top w:val="single" w:color="4F81BC" w:sz="8" w:space="0"/>
+            <w:left w:val="single" w:color="4F81BC" w:sz="8" w:space="0"/>
+            <w:bottom w:val="single" w:color="4F81BC" w:sz="8" w:space="0"/>
+            <w:right w:val="single" w:color="4F81BC" w:sz="8" w:space="0"/>
+            <w:insideH w:val="single" w:color="4F81BC" w:sz="8" w:space="0"/>
+            <w:insideV w:val="single" w:color="4F81BC" w:sz="8" w:space="0"/>
+          </w:tblBorders>
+          <w:tblLayout w:type="fixed"/>
+          <w:tblCellMar>
+            <w:top w:w="0" w:type="dxa"/>
+            <w:left w:w="0" w:type="dxa"/>
+            <w:bottom w:w="0" w:type="dxa"/>
+            <w:right w:w="0" w:type="dxa"/>
+          </w:tblCellMar>
+        </w:tblPrEx>
+        <w:trPr>
+          <w:trHeight w:val="359" w:hRule="atLeast"/>
+        </w:trPr>
+        <w:tc>
+          <w:tcPr>
+            <w:tcW w:w="2377" w:type="dxa"/>
+            <w:tcBorders>
+              <w:bottom w:val="single" w:color="4F81BC" w:sz="18" w:space="0"/>
+            </w:tcBorders>
+          </w:tcPr>
+          <w:p>
+            <w:pPr>
+              <w:pStyle w:val="6"/>
+              <w:spacing w:before="33"/>
+              <w:ind w:left="107"/>
+              <w:rPr>
+                <w:b/>
+                <w:sz w:val="24"/>
+              </w:rPr>
+            </w:pPr>
+            <w:r>
+              <w:rPr>
+                <w:b/>
+                <w:sz w:val="24"/>
+              </w:rPr>
+              <w:t>Use</w:t>
+            </w:r>
+            <w:r>
+              <w:rPr>
+                <w:b/>
+                <w:spacing w:val="-3"/>
+                <w:sz w:val="24"/>
+              </w:rPr>
+              <w:t xml:space="preserve"> </w:t>
+            </w:r>
+            <w:r>
+              <w:rPr>
+                <w:b/>
+                <w:sz w:val="24"/>
+              </w:rPr>
+              <w:t>Case</w:t>
+            </w:r>
+            <w:r>
+              <w:rPr>
+                <w:b/>
+                <w:spacing w:val="-3"/>
+                <w:sz w:val="24"/>
+              </w:rPr>
+              <w:t xml:space="preserve"> </w:t>
+            </w:r>
+            <w:r>
+              <w:rPr>
+                <w:b/>
+                <w:spacing w:val="-5"/>
+                <w:sz w:val="24"/>
+              </w:rPr>
+              <w:t>ID</w:t>
+            </w:r>
+          </w:p>
+        </w:tc>
+        <w:tc>
+          <w:tcPr>
+            <w:tcW w:w="5987" w:type="dxa"/>
+            <w:tcBorders>
+              <w:bottom w:val="single" w:color="4F81BC" w:sz="18" w:space="0"/>
+            </w:tcBorders>
+          </w:tcPr>
+          <w:p>
+            <w:pPr>
+              <w:pStyle w:val="6"/>
+              <w:spacing w:before="33"/>
+              <w:ind w:left="107"/>
+              <w:rPr>
+                <w:b/>
+                <w:sz w:val="24"/>
+              </w:rPr>
+            </w:pPr>
+            <w:r>
+              <w:rPr>
+                <w:rFonts w:ascii="SimSun" w:hAnsi="SimSun" w:eastAsia="SimSun" w:cs="SimSun"/>
+                <w:sz w:val="24"/>
+                <w:szCs w:val="24"/>
+              </w:rPr>
+              <w:t>UC-</w:t>
+            </w:r>
+            <w:r>
+              <w:rPr>
+                <w:rFonts w:hint="eastAsia" w:ascii="SimSun" w:hAnsi="SimSun" w:eastAsia="新細明體" w:cs="SimSun"/>
+                <w:sz w:val="24"/>
+                <w:szCs w:val="24"/>
+                <w:lang w:val="en-US" w:eastAsia="zh-TW"/>
+              </w:rPr>
+              <w:t>3.2</w:t>
+            </w:r>
+          </w:p>
+        </w:tc>
+      </w:tr>
+      <w:tr>
+        <w:tblPrEx>
+          <w:tblBorders>
+            <w:top w:val="single" w:color="4F81BC" w:sz="8" w:space="0"/>
+            <w:left w:val="single" w:color="4F81BC" w:sz="8" w:space="0"/>
+            <w:bottom w:val="single" w:color="4F81BC" w:sz="8" w:space="0"/>
+            <w:right w:val="single" w:color="4F81BC" w:sz="8" w:space="0"/>
+            <w:insideH w:val="single" w:color="4F81BC" w:sz="8" w:space="0"/>
+            <w:insideV w:val="single" w:color="4F81BC" w:sz="8" w:space="0"/>
+          </w:tblBorders>
+          <w:tblLayout w:type="fixed"/>
+          <w:tblCellMar>
+            <w:top w:w="0" w:type="dxa"/>
+            <w:left w:w="0" w:type="dxa"/>
+            <w:bottom w:w="0" w:type="dxa"/>
+            <w:right w:w="0" w:type="dxa"/>
+          </w:tblCellMar>
+        </w:tblPrEx>
+        <w:trPr>
+          <w:trHeight w:val="361" w:hRule="atLeast"/>
+        </w:trPr>
+        <w:tc>
+          <w:tcPr>
+            <w:tcW w:w="2377" w:type="dxa"/>
+            <w:tcBorders>
+              <w:top w:val="single" w:color="4F81BC" w:sz="18" w:space="0"/>
+            </w:tcBorders>
+            <w:shd w:val="clear" w:color="auto" w:fill="D2DFED"/>
+          </w:tcPr>
+          <w:p>
+            <w:pPr>
+              <w:pStyle w:val="6"/>
+              <w:spacing w:before="34"/>
+              <w:ind w:left="107"/>
+              <w:rPr>
+                <w:b/>
+                <w:sz w:val="24"/>
+              </w:rPr>
+            </w:pPr>
+            <w:r>
+              <w:rPr>
+                <w:b/>
+                <w:sz w:val="24"/>
+              </w:rPr>
+              <w:t>Use</w:t>
+            </w:r>
+            <w:r>
+              <w:rPr>
+                <w:b/>
+                <w:spacing w:val="-3"/>
+                <w:sz w:val="24"/>
+              </w:rPr>
+              <w:t xml:space="preserve"> </w:t>
+            </w:r>
+            <w:r>
+              <w:rPr>
+                <w:b/>
+                <w:sz w:val="24"/>
+              </w:rPr>
+              <w:t>Case</w:t>
+            </w:r>
+            <w:r>
+              <w:rPr>
+                <w:b/>
+                <w:spacing w:val="-3"/>
+                <w:sz w:val="24"/>
+              </w:rPr>
+              <w:t xml:space="preserve"> </w:t>
+            </w:r>
+            <w:r>
+              <w:rPr>
+                <w:b/>
+                <w:spacing w:val="-4"/>
+                <w:sz w:val="24"/>
+              </w:rPr>
+              <w:t>Name</w:t>
+            </w:r>
+          </w:p>
+        </w:tc>
+        <w:tc>
+          <w:tcPr>
+            <w:tcW w:w="5987" w:type="dxa"/>
+            <w:tcBorders>
+              <w:top w:val="single" w:color="4F81BC" w:sz="18" w:space="0"/>
+            </w:tcBorders>
+            <w:shd w:val="clear" w:color="auto" w:fill="D2DFED"/>
+          </w:tcPr>
+          <w:p>
+            <w:pPr>
+              <w:pStyle w:val="6"/>
+              <w:spacing w:before="34"/>
+              <w:ind w:left="107"/>
+              <w:rPr>
+                <w:sz w:val="24"/>
+              </w:rPr>
+            </w:pPr>
+            <w:r>
+              <w:rPr>
+                <w:rFonts w:ascii="SimSun" w:hAnsi="SimSun" w:eastAsia="SimSun" w:cs="SimSun"/>
+                <w:sz w:val="24"/>
+                <w:szCs w:val="24"/>
+              </w:rPr>
+              <w:t>填寫商家申請表單</w:t>
+            </w:r>
+          </w:p>
+        </w:tc>
+      </w:tr>
+      <w:tr>
+        <w:tblPrEx>
+          <w:tblBorders>
+            <w:top w:val="single" w:color="4F81BC" w:sz="8" w:space="0"/>
+            <w:left w:val="single" w:color="4F81BC" w:sz="8" w:space="0"/>
+            <w:bottom w:val="single" w:color="4F81BC" w:sz="8" w:space="0"/>
+            <w:right w:val="single" w:color="4F81BC" w:sz="8" w:space="0"/>
+            <w:insideH w:val="single" w:color="4F81BC" w:sz="8" w:space="0"/>
+            <w:insideV w:val="single" w:color="4F81BC" w:sz="8" w:space="0"/>
+          </w:tblBorders>
+          <w:tblLayout w:type="fixed"/>
+          <w:tblCellMar>
+            <w:top w:w="0" w:type="dxa"/>
+            <w:left w:w="0" w:type="dxa"/>
+            <w:bottom w:w="0" w:type="dxa"/>
+            <w:right w:w="0" w:type="dxa"/>
+          </w:tblCellMar>
+        </w:tblPrEx>
+        <w:trPr>
+          <w:trHeight w:val="359" w:hRule="atLeast"/>
+        </w:trPr>
+        <w:tc>
+          <w:tcPr>
+            <w:tcW w:w="2377" w:type="dxa"/>
+          </w:tcPr>
+          <w:p>
+            <w:pPr>
+              <w:pStyle w:val="6"/>
+              <w:spacing w:before="32"/>
+              <w:ind w:left="107"/>
+              <w:rPr>
+                <w:b/>
+                <w:sz w:val="24"/>
+              </w:rPr>
+            </w:pPr>
+            <w:r>
+              <w:rPr>
+                <w:b/>
+                <w:spacing w:val="-4"/>
+                <w:sz w:val="24"/>
+              </w:rPr>
+              <w:t>Goal</w:t>
+            </w:r>
+          </w:p>
+        </w:tc>
+        <w:tc>
+          <w:tcPr>
+            <w:tcW w:w="5987" w:type="dxa"/>
+          </w:tcPr>
+          <w:p>
+            <w:pPr>
+              <w:pStyle w:val="6"/>
+              <w:spacing w:before="32"/>
+              <w:ind w:left="107"/>
+              <w:rPr>
+                <w:sz w:val="24"/>
+              </w:rPr>
+            </w:pPr>
+            <w:r>
+              <w:rPr>
+                <w:rFonts w:ascii="SimSun" w:hAnsi="SimSun" w:eastAsia="SimSun" w:cs="SimSun"/>
+                <w:sz w:val="24"/>
+                <w:szCs w:val="24"/>
+              </w:rPr>
+              <w:t>提出合作申請</w:t>
+            </w:r>
+          </w:p>
+        </w:tc>
+      </w:tr>
+      <w:tr>
+        <w:tblPrEx>
+          <w:tblBorders>
+            <w:top w:val="single" w:color="4F81BC" w:sz="8" w:space="0"/>
+            <w:left w:val="single" w:color="4F81BC" w:sz="8" w:space="0"/>
+            <w:bottom w:val="single" w:color="4F81BC" w:sz="8" w:space="0"/>
+            <w:right w:val="single" w:color="4F81BC" w:sz="8" w:space="0"/>
+            <w:insideH w:val="single" w:color="4F81BC" w:sz="8" w:space="0"/>
+            <w:insideV w:val="single" w:color="4F81BC" w:sz="8" w:space="0"/>
+          </w:tblBorders>
+          <w:tblLayout w:type="fixed"/>
+          <w:tblCellMar>
+            <w:top w:w="0" w:type="dxa"/>
+            <w:left w:w="0" w:type="dxa"/>
+            <w:bottom w:w="0" w:type="dxa"/>
+            <w:right w:w="0" w:type="dxa"/>
+          </w:tblCellMar>
+        </w:tblPrEx>
+        <w:trPr>
+          <w:trHeight w:val="721" w:hRule="atLeast"/>
+        </w:trPr>
+        <w:tc>
+          <w:tcPr>
+            <w:tcW w:w="2377" w:type="dxa"/>
+            <w:shd w:val="clear" w:color="auto" w:fill="D2DFED"/>
+          </w:tcPr>
+          <w:p>
+            <w:pPr>
+              <w:pStyle w:val="6"/>
+              <w:spacing w:before="35"/>
+              <w:ind w:left="107"/>
+              <w:rPr>
+                <w:b/>
+                <w:sz w:val="24"/>
+              </w:rPr>
+            </w:pPr>
+            <w:r>
+              <w:rPr>
+                <w:b/>
+                <w:spacing w:val="-2"/>
+                <w:sz w:val="24"/>
+              </w:rPr>
+              <w:t>Requirements</w:t>
+            </w:r>
+          </w:p>
+        </w:tc>
+        <w:tc>
+          <w:tcPr>
+            <w:tcW w:w="5987" w:type="dxa"/>
+            <w:shd w:val="clear" w:color="auto" w:fill="D2DFED"/>
+          </w:tcPr>
+          <w:p>
+            <w:pPr>
+              <w:pStyle w:val="6"/>
+              <w:spacing w:before="67"/>
+              <w:ind w:left="107"/>
+              <w:rPr>
+                <w:sz w:val="24"/>
+              </w:rPr>
+            </w:pPr>
+            <w:r>
+              <w:rPr>
+                <w:rFonts w:ascii="SimSun" w:hAnsi="SimSun" w:eastAsia="SimSun" w:cs="SimSun"/>
+                <w:sz w:val="24"/>
+                <w:szCs w:val="24"/>
+              </w:rPr>
+              <w:t>[FR</w:t>
+            </w:r>
+            <w:r>
+              <w:rPr>
+                <w:rFonts w:hint="eastAsia" w:ascii="SimSun" w:hAnsi="SimSun" w:eastAsia="新細明體" w:cs="SimSun"/>
+                <w:sz w:val="24"/>
+                <w:szCs w:val="24"/>
+                <w:lang w:val="en-US" w:eastAsia="zh-TW"/>
+              </w:rPr>
+              <w:t>12</w:t>
+            </w:r>
+            <w:r>
+              <w:rPr>
+                <w:rFonts w:ascii="SimSun" w:hAnsi="SimSun" w:eastAsia="SimSun" w:cs="SimSun"/>
+                <w:sz w:val="24"/>
+                <w:szCs w:val="24"/>
+              </w:rPr>
+              <w:t xml:space="preserve">: 商家申請合作] </w:t>
+            </w:r>
+          </w:p>
+        </w:tc>
+      </w:tr>
+      <w:tr>
+        <w:tblPrEx>
+          <w:tblBorders>
+            <w:top w:val="single" w:color="4F81BC" w:sz="8" w:space="0"/>
+            <w:left w:val="single" w:color="4F81BC" w:sz="8" w:space="0"/>
+            <w:bottom w:val="single" w:color="4F81BC" w:sz="8" w:space="0"/>
+            <w:right w:val="single" w:color="4F81BC" w:sz="8" w:space="0"/>
+            <w:insideH w:val="single" w:color="4F81BC" w:sz="8" w:space="0"/>
+            <w:insideV w:val="single" w:color="4F81BC" w:sz="8" w:space="0"/>
+          </w:tblBorders>
+          <w:tblLayout w:type="fixed"/>
+          <w:tblCellMar>
+            <w:top w:w="0" w:type="dxa"/>
+            <w:left w:w="0" w:type="dxa"/>
+            <w:bottom w:w="0" w:type="dxa"/>
+            <w:right w:w="0" w:type="dxa"/>
+          </w:tblCellMar>
+        </w:tblPrEx>
+        <w:trPr>
+          <w:trHeight w:val="719" w:hRule="atLeast"/>
+        </w:trPr>
+        <w:tc>
+          <w:tcPr>
+            <w:tcW w:w="2377" w:type="dxa"/>
+          </w:tcPr>
+          <w:p>
+            <w:pPr>
+              <w:pStyle w:val="6"/>
+              <w:spacing w:before="32"/>
+              <w:ind w:left="107"/>
+              <w:rPr>
+                <w:b/>
+                <w:sz w:val="24"/>
+              </w:rPr>
+            </w:pPr>
+            <w:r>
+              <w:rPr>
+                <w:b/>
+                <w:spacing w:val="-2"/>
+                <w:sz w:val="24"/>
+              </w:rPr>
+              <w:t>Description</w:t>
+            </w:r>
+          </w:p>
+        </w:tc>
+        <w:tc>
+          <w:tcPr>
+            <w:tcW w:w="5987" w:type="dxa"/>
+          </w:tcPr>
+          <w:p>
+            <w:pPr>
+              <w:pStyle w:val="6"/>
+              <w:spacing w:before="67"/>
+              <w:ind w:left="107"/>
+              <w:rPr>
+                <w:sz w:val="24"/>
+              </w:rPr>
+            </w:pPr>
+            <w:r>
+              <w:rPr>
+                <w:rFonts w:ascii="SimSun" w:hAnsi="SimSun" w:eastAsia="SimSun" w:cs="SimSun"/>
+                <w:sz w:val="24"/>
+                <w:szCs w:val="24"/>
+              </w:rPr>
+              <w:t>登入會員可選擇商家申請表單以申請加入合作</w:t>
+            </w:r>
+          </w:p>
+        </w:tc>
+      </w:tr>
+      <w:tr>
+        <w:tblPrEx>
+          <w:tblBorders>
+            <w:top w:val="single" w:color="4F81BC" w:sz="8" w:space="0"/>
+            <w:left w:val="single" w:color="4F81BC" w:sz="8" w:space="0"/>
+            <w:bottom w:val="single" w:color="4F81BC" w:sz="8" w:space="0"/>
+            <w:right w:val="single" w:color="4F81BC" w:sz="8" w:space="0"/>
+            <w:insideH w:val="single" w:color="4F81BC" w:sz="8" w:space="0"/>
+            <w:insideV w:val="single" w:color="4F81BC" w:sz="8" w:space="0"/>
+          </w:tblBorders>
+          <w:tblLayout w:type="fixed"/>
+          <w:tblCellMar>
+            <w:top w:w="0" w:type="dxa"/>
+            <w:left w:w="0" w:type="dxa"/>
+            <w:bottom w:w="0" w:type="dxa"/>
+            <w:right w:w="0" w:type="dxa"/>
+          </w:tblCellMar>
+        </w:tblPrEx>
+        <w:trPr>
+          <w:trHeight w:val="359" w:hRule="atLeast"/>
+        </w:trPr>
+        <w:tc>
+          <w:tcPr>
+            <w:tcW w:w="2377" w:type="dxa"/>
+            <w:shd w:val="clear" w:color="auto" w:fill="D2DFED"/>
+          </w:tcPr>
+          <w:p>
+            <w:pPr>
+              <w:pStyle w:val="6"/>
+              <w:spacing w:before="32"/>
+              <w:ind w:left="107"/>
+              <w:rPr>
+                <w:b/>
+                <w:sz w:val="24"/>
+              </w:rPr>
+            </w:pPr>
+            <w:r>
+              <w:rPr>
+                <w:b/>
+                <w:spacing w:val="-2"/>
+                <w:sz w:val="24"/>
+              </w:rPr>
+              <w:t>Actor</w:t>
+            </w:r>
+          </w:p>
+        </w:tc>
+        <w:tc>
+          <w:tcPr>
+            <w:tcW w:w="5987" w:type="dxa"/>
+            <w:shd w:val="clear" w:color="auto" w:fill="D2DFED"/>
+          </w:tcPr>
+          <w:p>
+            <w:pPr>
+              <w:pStyle w:val="6"/>
+              <w:rPr>
+                <w:rFonts w:ascii="Times New Roman"/>
+                <w:sz w:val="22"/>
+              </w:rPr>
+            </w:pPr>
+            <w:r>
+              <w:rPr>
+                <w:rFonts w:ascii="SimSun" w:hAnsi="SimSun" w:eastAsia="SimSun" w:cs="SimSun"/>
+                <w:sz w:val="24"/>
+                <w:szCs w:val="24"/>
+              </w:rPr>
+              <w:t>會員</w:t>
+            </w:r>
+          </w:p>
+        </w:tc>
+      </w:tr>
+      <w:tr>
+        <w:tblPrEx>
+          <w:tblBorders>
+            <w:top w:val="single" w:color="4F81BC" w:sz="8" w:space="0"/>
+            <w:left w:val="single" w:color="4F81BC" w:sz="8" w:space="0"/>
+            <w:bottom w:val="single" w:color="4F81BC" w:sz="8" w:space="0"/>
+            <w:right w:val="single" w:color="4F81BC" w:sz="8" w:space="0"/>
+            <w:insideH w:val="single" w:color="4F81BC" w:sz="8" w:space="0"/>
+            <w:insideV w:val="single" w:color="4F81BC" w:sz="8" w:space="0"/>
+          </w:tblBorders>
+          <w:tblLayout w:type="fixed"/>
+          <w:tblCellMar>
+            <w:top w:w="0" w:type="dxa"/>
+            <w:left w:w="0" w:type="dxa"/>
+            <w:bottom w:w="0" w:type="dxa"/>
+            <w:right w:w="0" w:type="dxa"/>
+          </w:tblCellMar>
+        </w:tblPrEx>
+        <w:trPr>
+          <w:trHeight w:val="361" w:hRule="atLeast"/>
+        </w:trPr>
+        <w:tc>
+          <w:tcPr>
+            <w:tcW w:w="2377" w:type="dxa"/>
+          </w:tcPr>
+          <w:p>
+            <w:pPr>
+              <w:pStyle w:val="6"/>
+              <w:spacing w:before="35"/>
+              <w:ind w:left="107"/>
+              <w:rPr>
+                <w:b/>
+                <w:sz w:val="24"/>
+              </w:rPr>
+            </w:pPr>
+            <w:r>
+              <w:rPr>
+                <w:b/>
+                <w:spacing w:val="-2"/>
+                <w:sz w:val="24"/>
+              </w:rPr>
+              <w:t>Assumptions</w:t>
+            </w:r>
+          </w:p>
+        </w:tc>
+        <w:tc>
+          <w:tcPr>
+            <w:tcW w:w="5987" w:type="dxa"/>
+          </w:tcPr>
+          <w:p>
+            <w:pPr>
+              <w:pStyle w:val="6"/>
+              <w:rPr>
+                <w:rFonts w:ascii="Times New Roman"/>
+                <w:sz w:val="22"/>
+              </w:rPr>
+            </w:pPr>
+            <w:r>
+              <w:rPr>
+                <w:rFonts w:ascii="SimSun" w:hAnsi="SimSun" w:eastAsia="SimSun" w:cs="SimSun"/>
+                <w:sz w:val="24"/>
+                <w:szCs w:val="24"/>
+              </w:rPr>
+              <w:t>使用者已登入</w:t>
+            </w:r>
+          </w:p>
+        </w:tc>
+      </w:tr>
+      <w:tr>
+        <w:tblPrEx>
+          <w:tblBorders>
+            <w:top w:val="single" w:color="4F81BC" w:sz="8" w:space="0"/>
+            <w:left w:val="single" w:color="4F81BC" w:sz="8" w:space="0"/>
+            <w:bottom w:val="single" w:color="4F81BC" w:sz="8" w:space="0"/>
+            <w:right w:val="single" w:color="4F81BC" w:sz="8" w:space="0"/>
+            <w:insideH w:val="single" w:color="4F81BC" w:sz="8" w:space="0"/>
+            <w:insideV w:val="single" w:color="4F81BC" w:sz="8" w:space="0"/>
+          </w:tblBorders>
+          <w:tblLayout w:type="fixed"/>
+          <w:tblCellMar>
+            <w:top w:w="0" w:type="dxa"/>
+            <w:left w:w="0" w:type="dxa"/>
+            <w:bottom w:w="0" w:type="dxa"/>
+            <w:right w:w="0" w:type="dxa"/>
+          </w:tblCellMar>
+        </w:tblPrEx>
+        <w:trPr>
+          <w:trHeight w:val="359" w:hRule="atLeast"/>
+        </w:trPr>
+        <w:tc>
+          <w:tcPr>
+            <w:tcW w:w="2377" w:type="dxa"/>
+            <w:shd w:val="clear" w:color="auto" w:fill="D2DFED"/>
+          </w:tcPr>
+          <w:p>
+            <w:pPr>
+              <w:pStyle w:val="6"/>
+              <w:spacing w:before="32"/>
+              <w:ind w:left="107"/>
+              <w:rPr>
+                <w:b/>
+                <w:sz w:val="24"/>
+              </w:rPr>
+            </w:pPr>
+            <w:r>
+              <w:rPr>
+                <w:b/>
+                <w:spacing w:val="-2"/>
+                <w:sz w:val="24"/>
+              </w:rPr>
+              <w:t>Constraints</w:t>
+            </w:r>
+          </w:p>
+        </w:tc>
+        <w:tc>
+          <w:tcPr>
+            <w:tcW w:w="5987" w:type="dxa"/>
+            <w:shd w:val="clear" w:color="auto" w:fill="D2DFED"/>
+          </w:tcPr>
+          <w:p>
+            <w:pPr>
+              <w:pStyle w:val="6"/>
+              <w:rPr>
+                <w:rFonts w:ascii="Times New Roman"/>
+                <w:sz w:val="22"/>
+              </w:rPr>
+            </w:pPr>
+            <w:r>
+              <w:rPr>
+                <w:rFonts w:ascii="SimSun" w:hAnsi="SimSun" w:eastAsia="SimSun" w:cs="SimSun"/>
+                <w:sz w:val="24"/>
+                <w:szCs w:val="24"/>
+              </w:rPr>
+              <w:t>表單格式需正確，必填欄位需完整</w:t>
+            </w:r>
+          </w:p>
+        </w:tc>
+      </w:tr>
+      <w:tr>
+        <w:tblPrEx>
+          <w:tblBorders>
+            <w:top w:val="single" w:color="4F81BC" w:sz="8" w:space="0"/>
+            <w:left w:val="single" w:color="4F81BC" w:sz="8" w:space="0"/>
+            <w:bottom w:val="single" w:color="4F81BC" w:sz="8" w:space="0"/>
+            <w:right w:val="single" w:color="4F81BC" w:sz="8" w:space="0"/>
+            <w:insideH w:val="single" w:color="4F81BC" w:sz="8" w:space="0"/>
+            <w:insideV w:val="single" w:color="4F81BC" w:sz="8" w:space="0"/>
+          </w:tblBorders>
+          <w:tblLayout w:type="fixed"/>
+          <w:tblCellMar>
+            <w:top w:w="0" w:type="dxa"/>
+            <w:left w:w="0" w:type="dxa"/>
+            <w:bottom w:w="0" w:type="dxa"/>
+            <w:right w:w="0" w:type="dxa"/>
+          </w:tblCellMar>
+        </w:tblPrEx>
+        <w:trPr>
+          <w:trHeight w:val="359" w:hRule="atLeast"/>
+        </w:trPr>
+        <w:tc>
+          <w:tcPr>
+            <w:tcW w:w="2377" w:type="dxa"/>
+          </w:tcPr>
+          <w:p>
+            <w:pPr>
+              <w:pStyle w:val="6"/>
+              <w:spacing w:before="33"/>
+              <w:ind w:left="107"/>
+              <w:rPr>
+                <w:b/>
+                <w:sz w:val="24"/>
+              </w:rPr>
+            </w:pPr>
+            <w:r>
+              <w:rPr>
+                <w:b/>
+                <w:spacing w:val="-2"/>
+                <w:sz w:val="24"/>
+              </w:rPr>
+              <w:t>Priority</w:t>
+            </w:r>
+          </w:p>
+        </w:tc>
+        <w:tc>
+          <w:tcPr>
+            <w:tcW w:w="5987" w:type="dxa"/>
+          </w:tcPr>
+          <w:p>
+            <w:pPr>
+              <w:pStyle w:val="6"/>
+              <w:spacing w:before="33"/>
+              <w:ind w:left="107"/>
+              <w:rPr>
+                <w:rFonts w:hint="eastAsia" w:eastAsia="新細明體"/>
+                <w:sz w:val="24"/>
+                <w:lang w:val="en-US" w:eastAsia="zh-TW"/>
+              </w:rPr>
+            </w:pPr>
+            <w:r>
+              <w:rPr>
+                <w:rFonts w:hint="eastAsia" w:eastAsia="新細明體"/>
+                <w:sz w:val="24"/>
+                <w:lang w:val="en-US" w:eastAsia="zh-TW"/>
+              </w:rPr>
+              <w:t>中</w:t>
+            </w:r>
+          </w:p>
+        </w:tc>
+      </w:tr>
+      <w:tr>
+        <w:tblPrEx>
+          <w:tblBorders>
+            <w:top w:val="single" w:color="4F81BC" w:sz="8" w:space="0"/>
+            <w:left w:val="single" w:color="4F81BC" w:sz="8" w:space="0"/>
+            <w:bottom w:val="single" w:color="4F81BC" w:sz="8" w:space="0"/>
+            <w:right w:val="single" w:color="4F81BC" w:sz="8" w:space="0"/>
+            <w:insideH w:val="single" w:color="4F81BC" w:sz="8" w:space="0"/>
+            <w:insideV w:val="single" w:color="4F81BC" w:sz="8" w:space="0"/>
+          </w:tblBorders>
+          <w:tblLayout w:type="fixed"/>
+          <w:tblCellMar>
+            <w:top w:w="0" w:type="dxa"/>
+            <w:left w:w="0" w:type="dxa"/>
+            <w:bottom w:w="0" w:type="dxa"/>
+            <w:right w:w="0" w:type="dxa"/>
+          </w:tblCellMar>
+        </w:tblPrEx>
+        <w:trPr>
+          <w:trHeight w:val="1441" w:hRule="atLeast"/>
+        </w:trPr>
+        <w:tc>
+          <w:tcPr>
+            <w:tcW w:w="2377" w:type="dxa"/>
+            <w:shd w:val="clear" w:color="auto" w:fill="D2DFED"/>
+          </w:tcPr>
+          <w:p>
+            <w:pPr>
+              <w:pStyle w:val="6"/>
+              <w:spacing w:before="35"/>
+              <w:ind w:left="107"/>
+              <w:rPr>
+                <w:b/>
+                <w:sz w:val="24"/>
+              </w:rPr>
+            </w:pPr>
+            <w:r>
+              <w:rPr>
+                <w:b/>
+                <w:spacing w:val="-2"/>
+                <w:sz w:val="24"/>
+              </w:rPr>
+              <w:t>Pre-Conditions</w:t>
+            </w:r>
+          </w:p>
+        </w:tc>
+        <w:tc>
+          <w:tcPr>
+            <w:tcW w:w="5987" w:type="dxa"/>
+            <w:shd w:val="clear" w:color="auto" w:fill="D2DFED"/>
+          </w:tcPr>
+          <w:p>
+            <w:pPr>
+              <w:pStyle w:val="6"/>
+              <w:numPr>
+                <w:ilvl w:val="0"/>
+                <w:numId w:val="0"/>
+              </w:numPr>
+              <w:tabs>
+                <w:tab w:val="left" w:pos="466"/>
+              </w:tabs>
+              <w:spacing w:before="0" w:after="0" w:line="240" w:lineRule="auto"/>
+              <w:ind w:right="0" w:rightChars="0"/>
+              <w:jc w:val="left"/>
+              <w:rPr>
+                <w:rFonts w:hint="eastAsia" w:ascii="Microsoft YaHei" w:eastAsia="新細明體"/>
+                <w:sz w:val="24"/>
+                <w:lang w:val="en-US" w:eastAsia="zh-TW"/>
+              </w:rPr>
+            </w:pPr>
+            <w:r>
+              <w:rPr>
+                <w:rFonts w:ascii="SimSun" w:hAnsi="SimSun" w:eastAsia="SimSun" w:cs="SimSun"/>
+                <w:sz w:val="24"/>
+                <w:szCs w:val="24"/>
+              </w:rPr>
+              <w:t>使用者登入後選擇</w:t>
+            </w:r>
+            <w:r>
+              <w:rPr>
+                <w:rFonts w:hint="eastAsia" w:ascii="SimSun" w:hAnsi="SimSun" w:eastAsia="新細明體" w:cs="SimSun"/>
+                <w:sz w:val="24"/>
+                <w:szCs w:val="24"/>
+                <w:lang w:eastAsia="zh-TW"/>
+              </w:rPr>
+              <w:t>商家申請</w:t>
+            </w:r>
+            <w:r>
+              <w:rPr>
+                <w:rFonts w:hint="eastAsia" w:ascii="SimSun" w:hAnsi="SimSun" w:eastAsia="SimSun" w:cs="SimSun"/>
+                <w:sz w:val="24"/>
+                <w:szCs w:val="24"/>
+                <w:lang w:eastAsia="zh-TW"/>
+              </w:rPr>
+              <w:t>表單</w:t>
+            </w:r>
+          </w:p>
+        </w:tc>
+      </w:tr>
+      <w:tr>
+        <w:tblPrEx>
+          <w:tblBorders>
+            <w:top w:val="single" w:color="4F81BC" w:sz="8" w:space="0"/>
+            <w:left w:val="single" w:color="4F81BC" w:sz="8" w:space="0"/>
+            <w:bottom w:val="single" w:color="4F81BC" w:sz="8" w:space="0"/>
+            <w:right w:val="single" w:color="4F81BC" w:sz="8" w:space="0"/>
+            <w:insideH w:val="single" w:color="4F81BC" w:sz="8" w:space="0"/>
+            <w:insideV w:val="single" w:color="4F81BC" w:sz="8" w:space="0"/>
+          </w:tblBorders>
+          <w:tblLayout w:type="fixed"/>
+          <w:tblCellMar>
+            <w:top w:w="0" w:type="dxa"/>
+            <w:left w:w="0" w:type="dxa"/>
+            <w:bottom w:w="0" w:type="dxa"/>
+            <w:right w:w="0" w:type="dxa"/>
+          </w:tblCellMar>
+        </w:tblPrEx>
+        <w:trPr>
+          <w:trHeight w:val="719" w:hRule="atLeast"/>
+        </w:trPr>
+        <w:tc>
+          <w:tcPr>
+            <w:tcW w:w="2377" w:type="dxa"/>
+          </w:tcPr>
+          <w:p>
+            <w:pPr>
+              <w:pStyle w:val="6"/>
+              <w:spacing w:before="32"/>
+              <w:ind w:left="107"/>
+              <w:rPr>
+                <w:b/>
+                <w:sz w:val="24"/>
+              </w:rPr>
+            </w:pPr>
+            <w:r>
+              <w:rPr>
+                <w:b/>
+                <w:spacing w:val="-4"/>
+                <w:sz w:val="24"/>
+              </w:rPr>
+              <w:t>Post-</w:t>
+            </w:r>
+            <w:r>
+              <w:rPr>
+                <w:b/>
+                <w:spacing w:val="-2"/>
+                <w:sz w:val="24"/>
+              </w:rPr>
+              <w:t>Conditions</w:t>
+            </w:r>
+          </w:p>
+        </w:tc>
+        <w:tc>
+          <w:tcPr>
+            <w:tcW w:w="5987" w:type="dxa"/>
+          </w:tcPr>
+          <w:p>
+            <w:pPr>
+              <w:pStyle w:val="6"/>
+              <w:spacing w:before="169"/>
+              <w:ind w:left="107"/>
+              <w:rPr>
+                <w:rFonts w:ascii="Microsoft YaHei" w:eastAsia="Microsoft YaHei"/>
+                <w:sz w:val="24"/>
+              </w:rPr>
+            </w:pPr>
+            <w:r>
+              <w:rPr>
+                <w:rFonts w:ascii="SimSun" w:hAnsi="SimSun" w:eastAsia="SimSun" w:cs="SimSun"/>
+                <w:sz w:val="24"/>
+                <w:szCs w:val="24"/>
+              </w:rPr>
+              <w:t>表單提交並成功儲存</w:t>
+            </w:r>
+          </w:p>
+        </w:tc>
+      </w:tr>
+      <w:tr>
+        <w:tblPrEx>
+          <w:tblBorders>
+            <w:top w:val="single" w:color="4F81BC" w:sz="8" w:space="0"/>
+            <w:left w:val="single" w:color="4F81BC" w:sz="8" w:space="0"/>
+            <w:bottom w:val="single" w:color="4F81BC" w:sz="8" w:space="0"/>
+            <w:right w:val="single" w:color="4F81BC" w:sz="8" w:space="0"/>
+            <w:insideH w:val="single" w:color="4F81BC" w:sz="8" w:space="0"/>
+            <w:insideV w:val="single" w:color="4F81BC" w:sz="8" w:space="0"/>
+          </w:tblBorders>
+          <w:tblLayout w:type="fixed"/>
+          <w:tblCellMar>
+            <w:top w:w="0" w:type="dxa"/>
+            <w:left w:w="0" w:type="dxa"/>
+            <w:bottom w:w="0" w:type="dxa"/>
+            <w:right w:w="0" w:type="dxa"/>
+          </w:tblCellMar>
+        </w:tblPrEx>
+        <w:trPr>
+          <w:trHeight w:val="2879" w:hRule="atLeast"/>
+        </w:trPr>
+        <w:tc>
+          <w:tcPr>
+            <w:tcW w:w="2377" w:type="dxa"/>
+            <w:shd w:val="clear" w:color="auto" w:fill="D2DFED"/>
+          </w:tcPr>
+          <w:p>
+            <w:pPr>
+              <w:pStyle w:val="6"/>
+              <w:spacing w:before="32"/>
+              <w:ind w:left="107"/>
+              <w:rPr>
+                <w:b/>
+                <w:sz w:val="24"/>
+              </w:rPr>
+            </w:pPr>
+            <w:r>
+              <w:rPr>
+                <w:b/>
+                <w:sz w:val="24"/>
+              </w:rPr>
+              <w:t>Basic</w:t>
+            </w:r>
+            <w:r>
+              <w:rPr>
+                <w:b/>
+                <w:spacing w:val="-2"/>
+                <w:sz w:val="24"/>
+              </w:rPr>
+              <w:t xml:space="preserve"> </w:t>
+            </w:r>
+            <w:r>
+              <w:rPr>
+                <w:b/>
+                <w:spacing w:val="-4"/>
+                <w:sz w:val="24"/>
+              </w:rPr>
+              <w:t>Flow</w:t>
+            </w:r>
+          </w:p>
+        </w:tc>
+        <w:tc>
+          <w:tcPr>
+            <w:tcW w:w="5987" w:type="dxa"/>
+            <w:shd w:val="clear" w:color="auto" w:fill="D2DFED"/>
+          </w:tcPr>
+          <w:p>
+            <w:pPr>
+              <w:pStyle w:val="6"/>
+              <w:numPr>
+                <w:ilvl w:val="0"/>
+                <w:numId w:val="0"/>
+              </w:numPr>
+              <w:spacing w:line="720" w:lineRule="atLeast"/>
+              <w:ind w:right="178" w:rightChars="0"/>
+              <w:rPr>
+                <w:rFonts w:ascii="SimSun" w:hAnsi="SimSun" w:eastAsia="SimSun" w:cs="SimSun"/>
+                <w:sz w:val="24"/>
+                <w:szCs w:val="24"/>
+              </w:rPr>
+            </w:pPr>
+            <w:r>
+              <w:rPr>
+                <w:rFonts w:hint="eastAsia" w:ascii="SimSun" w:hAnsi="SimSun" w:eastAsia="新細明體" w:cs="SimSun"/>
+                <w:sz w:val="24"/>
+                <w:szCs w:val="24"/>
+                <w:lang w:val="en-US" w:eastAsia="zh-TW"/>
+              </w:rPr>
+              <w:t xml:space="preserve">1. </w:t>
+            </w:r>
+            <w:r>
+              <w:rPr>
+                <w:rFonts w:ascii="SimSun" w:hAnsi="SimSun" w:eastAsia="SimSun" w:cs="SimSun"/>
+                <w:sz w:val="24"/>
+                <w:szCs w:val="24"/>
+              </w:rPr>
+              <w:t>顯示</w:t>
+            </w:r>
+            <w:r>
+              <w:rPr>
+                <w:rFonts w:hint="eastAsia" w:ascii="SimSun" w:hAnsi="SimSun" w:eastAsia="新細明體" w:cs="SimSun"/>
+                <w:sz w:val="24"/>
+                <w:szCs w:val="24"/>
+                <w:lang w:eastAsia="zh-TW"/>
+              </w:rPr>
+              <w:t>商家申請</w:t>
+            </w:r>
+            <w:r>
+              <w:rPr>
+                <w:rFonts w:ascii="SimSun" w:hAnsi="SimSun" w:eastAsia="SimSun" w:cs="SimSun"/>
+                <w:sz w:val="24"/>
+                <w:szCs w:val="24"/>
+              </w:rPr>
+              <w:t>表單頁面</w:t>
+            </w:r>
+            <w:r>
+              <w:rPr>
+                <w:rFonts w:ascii="SimSun" w:hAnsi="SimSun" w:eastAsia="SimSun" w:cs="SimSun"/>
+                <w:sz w:val="24"/>
+                <w:szCs w:val="24"/>
+              </w:rPr>
+              <w:br w:type="textWrapping"/>
+            </w:r>
+            <w:r>
+              <w:rPr>
+                <w:rFonts w:ascii="SimSun" w:hAnsi="SimSun" w:eastAsia="SimSun" w:cs="SimSun"/>
+                <w:sz w:val="24"/>
+                <w:szCs w:val="24"/>
+              </w:rPr>
+              <w:t>2. 使用者填寫欄位</w:t>
+            </w:r>
+          </w:p>
+          <w:p>
+            <w:pPr>
+              <w:pStyle w:val="6"/>
+              <w:numPr>
+                <w:ilvl w:val="0"/>
+                <w:numId w:val="0"/>
+              </w:numPr>
+              <w:spacing w:line="720" w:lineRule="atLeast"/>
+              <w:ind w:right="178" w:rightChars="0"/>
+              <w:rPr>
+                <w:rFonts w:ascii="SimSun" w:hAnsi="SimSun" w:eastAsia="SimSun" w:cs="SimSun"/>
+                <w:sz w:val="24"/>
+                <w:szCs w:val="24"/>
+              </w:rPr>
+            </w:pPr>
+            <w:r>
+              <w:rPr>
+                <w:rFonts w:hint="eastAsia" w:ascii="SimSun" w:hAnsi="SimSun" w:eastAsia="新細明體" w:cs="SimSun"/>
+                <w:sz w:val="24"/>
+                <w:szCs w:val="24"/>
+                <w:lang w:val="en-US" w:eastAsia="zh-TW"/>
+              </w:rPr>
+              <w:t xml:space="preserve">3. </w:t>
+            </w:r>
+            <w:r>
+              <w:rPr>
+                <w:rFonts w:ascii="SimSun" w:hAnsi="SimSun" w:eastAsia="SimSun" w:cs="SimSun"/>
+                <w:sz w:val="24"/>
+                <w:szCs w:val="24"/>
+              </w:rPr>
+              <w:t>點選送出</w:t>
+            </w:r>
+          </w:p>
+          <w:p>
+            <w:pPr>
+              <w:pStyle w:val="6"/>
+              <w:numPr>
+                <w:ilvl w:val="0"/>
+                <w:numId w:val="0"/>
+              </w:numPr>
+              <w:spacing w:line="720" w:lineRule="atLeast"/>
+              <w:ind w:right="178" w:rightChars="0"/>
+              <w:rPr>
+                <w:rFonts w:hint="eastAsia" w:ascii="SimSun" w:hAnsi="SimSun" w:eastAsia="新細明體" w:cs="SimSun"/>
+                <w:sz w:val="24"/>
+                <w:szCs w:val="24"/>
+                <w:lang w:val="en-US" w:eastAsia="zh-TW"/>
+              </w:rPr>
+            </w:pPr>
+            <w:r>
+              <w:rPr>
+                <w:rFonts w:hint="eastAsia" w:ascii="SimSun" w:hAnsi="SimSun" w:eastAsia="新細明體" w:cs="SimSun"/>
+                <w:sz w:val="24"/>
+                <w:szCs w:val="24"/>
+                <w:lang w:val="en-US" w:eastAsia="zh-TW"/>
+              </w:rPr>
+              <w:t>4.若成功</w:t>
+            </w:r>
+            <w:r>
+              <w:rPr>
+                <w:rFonts w:ascii="SimSun" w:hAnsi="SimSun" w:eastAsia="SimSun" w:cs="SimSun"/>
+                <w:sz w:val="24"/>
+                <w:szCs w:val="24"/>
+              </w:rPr>
+              <w:t>系統儲存資料</w:t>
+            </w:r>
+            <w:r>
+              <w:rPr>
+                <w:rFonts w:hint="eastAsia" w:ascii="SimSun" w:hAnsi="SimSun" w:eastAsia="新細明體" w:cs="SimSun"/>
+                <w:sz w:val="24"/>
+                <w:szCs w:val="24"/>
+                <w:lang w:eastAsia="zh-TW"/>
+              </w:rPr>
+              <w:t>並跳轉至已提交表單之介面</w:t>
+            </w:r>
+          </w:p>
+          <w:p>
+            <w:pPr>
+              <w:pStyle w:val="6"/>
+              <w:numPr>
+                <w:ilvl w:val="0"/>
+                <w:numId w:val="0"/>
+              </w:numPr>
+              <w:spacing w:line="720" w:lineRule="atLeast"/>
+              <w:ind w:right="178" w:rightChars="0"/>
+              <w:rPr>
+                <w:rFonts w:ascii="SimSun" w:hAnsi="SimSun" w:eastAsia="SimSun" w:cs="SimSun"/>
+                <w:sz w:val="24"/>
+                <w:szCs w:val="24"/>
+              </w:rPr>
+            </w:pPr>
+          </w:p>
+        </w:tc>
+      </w:tr>
+      <w:tr>
+        <w:tblPrEx>
+          <w:tblBorders>
+            <w:top w:val="single" w:color="4F81BC" w:sz="8" w:space="0"/>
+            <w:left w:val="single" w:color="4F81BC" w:sz="8" w:space="0"/>
+            <w:bottom w:val="single" w:color="4F81BC" w:sz="8" w:space="0"/>
+            <w:right w:val="single" w:color="4F81BC" w:sz="8" w:space="0"/>
+            <w:insideH w:val="single" w:color="4F81BC" w:sz="8" w:space="0"/>
+            <w:insideV w:val="single" w:color="4F81BC" w:sz="8" w:space="0"/>
+          </w:tblBorders>
+          <w:tblLayout w:type="fixed"/>
+          <w:tblCellMar>
+            <w:top w:w="0" w:type="dxa"/>
+            <w:left w:w="0" w:type="dxa"/>
+            <w:bottom w:w="0" w:type="dxa"/>
+            <w:right w:w="0" w:type="dxa"/>
+          </w:tblCellMar>
+        </w:tblPrEx>
+        <w:trPr>
+          <w:trHeight w:val="361" w:hRule="atLeast"/>
+        </w:trPr>
+        <w:tc>
+          <w:tcPr>
+            <w:tcW w:w="2377" w:type="dxa"/>
+          </w:tcPr>
+          <w:p>
+            <w:pPr>
+              <w:pStyle w:val="6"/>
+              <w:spacing w:before="35"/>
+              <w:ind w:left="107"/>
+              <w:rPr>
+                <w:b/>
+                <w:sz w:val="24"/>
+              </w:rPr>
+            </w:pPr>
+            <w:r>
+              <w:rPr>
+                <w:b/>
+                <w:sz w:val="24"/>
+              </w:rPr>
+              <w:t>Alternative</w:t>
+            </w:r>
+            <w:r>
+              <w:rPr>
+                <w:b/>
+                <w:spacing w:val="-13"/>
+                <w:sz w:val="24"/>
+              </w:rPr>
+              <w:t xml:space="preserve"> </w:t>
+            </w:r>
+            <w:r>
+              <w:rPr>
+                <w:b/>
+                <w:spacing w:val="-2"/>
+                <w:sz w:val="24"/>
+              </w:rPr>
+              <w:t>Flows</w:t>
+            </w:r>
+          </w:p>
+        </w:tc>
+        <w:tc>
+          <w:tcPr>
+            <w:tcW w:w="5987" w:type="dxa"/>
+          </w:tcPr>
+          <w:p>
+            <w:pPr>
+              <w:pStyle w:val="6"/>
+              <w:rPr>
+                <w:rFonts w:ascii="SimSun" w:hAnsi="SimSun" w:eastAsia="SimSun" w:cs="SimSun"/>
+                <w:sz w:val="24"/>
+                <w:szCs w:val="24"/>
+              </w:rPr>
+            </w:pPr>
+            <w:r>
+              <w:rPr>
+                <w:rFonts w:ascii="SimSun" w:hAnsi="SimSun" w:eastAsia="SimSun" w:cs="SimSun"/>
+                <w:sz w:val="24"/>
+                <w:szCs w:val="24"/>
+              </w:rPr>
+              <w:t>無</w:t>
+            </w:r>
+          </w:p>
+        </w:tc>
+      </w:tr>
+      <w:tr>
+        <w:tblPrEx>
+          <w:tblBorders>
+            <w:top w:val="single" w:color="4F81BC" w:sz="8" w:space="0"/>
+            <w:left w:val="single" w:color="4F81BC" w:sz="8" w:space="0"/>
+            <w:bottom w:val="single" w:color="4F81BC" w:sz="8" w:space="0"/>
+            <w:right w:val="single" w:color="4F81BC" w:sz="8" w:space="0"/>
+            <w:insideH w:val="single" w:color="4F81BC" w:sz="8" w:space="0"/>
+            <w:insideV w:val="single" w:color="4F81BC" w:sz="8" w:space="0"/>
+          </w:tblBorders>
+          <w:tblLayout w:type="fixed"/>
+          <w:tblCellMar>
+            <w:top w:w="0" w:type="dxa"/>
+            <w:left w:w="0" w:type="dxa"/>
+            <w:bottom w:w="0" w:type="dxa"/>
+            <w:right w:w="0" w:type="dxa"/>
+          </w:tblCellMar>
+        </w:tblPrEx>
+        <w:trPr>
+          <w:trHeight w:val="359" w:hRule="atLeast"/>
+        </w:trPr>
+        <w:tc>
+          <w:tcPr>
+            <w:tcW w:w="2377" w:type="dxa"/>
+            <w:shd w:val="clear" w:color="auto" w:fill="D2DFED"/>
+          </w:tcPr>
+          <w:p>
+            <w:pPr>
+              <w:pStyle w:val="6"/>
+              <w:spacing w:before="32"/>
+              <w:ind w:left="107"/>
+              <w:rPr>
+                <w:b/>
+                <w:sz w:val="24"/>
+              </w:rPr>
+            </w:pPr>
+            <w:r>
+              <w:rPr>
+                <w:b/>
+                <w:sz w:val="24"/>
+              </w:rPr>
+              <w:t>Exceptional</w:t>
+            </w:r>
+            <w:r>
+              <w:rPr>
+                <w:b/>
+                <w:spacing w:val="-9"/>
+                <w:sz w:val="24"/>
+              </w:rPr>
+              <w:t xml:space="preserve"> </w:t>
+            </w:r>
+            <w:r>
+              <w:rPr>
+                <w:b/>
+                <w:spacing w:val="-2"/>
+                <w:sz w:val="24"/>
+              </w:rPr>
+              <w:t>Flows</w:t>
+            </w:r>
+          </w:p>
+        </w:tc>
+        <w:tc>
+          <w:tcPr>
+            <w:tcW w:w="5987" w:type="dxa"/>
+            <w:shd w:val="clear" w:color="auto" w:fill="D2DFED"/>
+          </w:tcPr>
+          <w:p>
+            <w:pPr>
+              <w:pStyle w:val="6"/>
+              <w:rPr>
+                <w:rFonts w:ascii="SimSun" w:hAnsi="SimSun" w:eastAsia="SimSun" w:cs="SimSun"/>
+                <w:sz w:val="24"/>
+                <w:szCs w:val="24"/>
+              </w:rPr>
+            </w:pPr>
+            <w:r>
+              <w:rPr>
+                <w:rFonts w:ascii="SimSun" w:hAnsi="SimSun" w:eastAsia="SimSun" w:cs="SimSun"/>
+                <w:sz w:val="24"/>
+                <w:szCs w:val="24"/>
+              </w:rPr>
+              <w:t>表單送出失敗時顯示錯誤訊息並可重試</w:t>
+            </w:r>
+          </w:p>
+        </w:tc>
+      </w:tr>
+      <w:tr>
+        <w:tblPrEx>
+          <w:tblBorders>
+            <w:top w:val="single" w:color="4F81BC" w:sz="8" w:space="0"/>
+            <w:left w:val="single" w:color="4F81BC" w:sz="8" w:space="0"/>
+            <w:bottom w:val="single" w:color="4F81BC" w:sz="8" w:space="0"/>
+            <w:right w:val="single" w:color="4F81BC" w:sz="8" w:space="0"/>
+            <w:insideH w:val="single" w:color="4F81BC" w:sz="8" w:space="0"/>
+            <w:insideV w:val="single" w:color="4F81BC" w:sz="8" w:space="0"/>
+          </w:tblBorders>
+          <w:tblLayout w:type="fixed"/>
+          <w:tblCellMar>
+            <w:top w:w="0" w:type="dxa"/>
+            <w:left w:w="0" w:type="dxa"/>
+            <w:bottom w:w="0" w:type="dxa"/>
+            <w:right w:w="0" w:type="dxa"/>
+          </w:tblCellMar>
+        </w:tblPrEx>
+        <w:trPr>
+          <w:trHeight w:val="359" w:hRule="atLeast"/>
+        </w:trPr>
+        <w:tc>
+          <w:tcPr>
+            <w:tcW w:w="2377" w:type="dxa"/>
+          </w:tcPr>
+          <w:p>
+            <w:pPr>
+              <w:pStyle w:val="6"/>
+              <w:spacing w:before="32"/>
+              <w:ind w:left="107"/>
+              <w:rPr>
+                <w:b/>
+                <w:sz w:val="24"/>
+              </w:rPr>
+            </w:pPr>
+            <w:r>
+              <w:rPr>
+                <w:b/>
+                <w:sz w:val="24"/>
+              </w:rPr>
+              <w:t>Use</w:t>
+            </w:r>
+            <w:r>
+              <w:rPr>
+                <w:b/>
+                <w:spacing w:val="-3"/>
+                <w:sz w:val="24"/>
+              </w:rPr>
+              <w:t xml:space="preserve"> </w:t>
+            </w:r>
+            <w:r>
+              <w:rPr>
+                <w:b/>
+                <w:sz w:val="24"/>
+              </w:rPr>
+              <w:t>Use</w:t>
+            </w:r>
+            <w:r>
+              <w:rPr>
+                <w:b/>
+                <w:spacing w:val="-3"/>
+                <w:sz w:val="24"/>
+              </w:rPr>
+              <w:t xml:space="preserve"> </w:t>
+            </w:r>
+            <w:r>
+              <w:rPr>
+                <w:b/>
+                <w:spacing w:val="-4"/>
+                <w:sz w:val="24"/>
+              </w:rPr>
+              <w:t>Case</w:t>
+            </w:r>
+          </w:p>
+        </w:tc>
+        <w:tc>
+          <w:tcPr>
+            <w:tcW w:w="5987" w:type="dxa"/>
+          </w:tcPr>
+          <w:p>
+            <w:pPr>
+              <w:pStyle w:val="6"/>
+              <w:spacing w:before="35"/>
+              <w:rPr>
+                <w:rFonts w:hint="eastAsia" w:ascii="Times New Roman" w:eastAsia="新細明體"/>
+                <w:sz w:val="22"/>
+                <w:lang w:eastAsia="zh-TW"/>
+              </w:rPr>
+            </w:pPr>
+            <w:r>
+              <w:rPr>
+                <w:rFonts w:hint="eastAsia" w:ascii="Times New Roman" w:eastAsia="新細明體"/>
+                <w:sz w:val="22"/>
+                <w:lang w:eastAsia="zh-TW"/>
+              </w:rPr>
+              <w:t>無</w:t>
+            </w:r>
+          </w:p>
+        </w:tc>
+      </w:tr>
+      <w:tr>
+        <w:tblPrEx>
+          <w:tblBorders>
+            <w:top w:val="single" w:color="4F81BC" w:sz="8" w:space="0"/>
+            <w:left w:val="single" w:color="4F81BC" w:sz="8" w:space="0"/>
+            <w:bottom w:val="single" w:color="4F81BC" w:sz="8" w:space="0"/>
+            <w:right w:val="single" w:color="4F81BC" w:sz="8" w:space="0"/>
+            <w:insideH w:val="single" w:color="4F81BC" w:sz="8" w:space="0"/>
+            <w:insideV w:val="single" w:color="4F81BC" w:sz="8" w:space="0"/>
+          </w:tblBorders>
+          <w:tblLayout w:type="fixed"/>
+          <w:tblCellMar>
+            <w:top w:w="0" w:type="dxa"/>
+            <w:left w:w="0" w:type="dxa"/>
+            <w:bottom w:w="0" w:type="dxa"/>
+            <w:right w:w="0" w:type="dxa"/>
+          </w:tblCellMar>
+        </w:tblPrEx>
+        <w:trPr>
+          <w:trHeight w:val="361" w:hRule="atLeast"/>
+        </w:trPr>
+        <w:tc>
+          <w:tcPr>
+            <w:tcW w:w="2377" w:type="dxa"/>
+            <w:shd w:val="clear" w:color="auto" w:fill="D2DFED"/>
+          </w:tcPr>
+          <w:p>
+            <w:pPr>
+              <w:pStyle w:val="6"/>
+              <w:spacing w:before="35"/>
+              <w:ind w:left="107"/>
+              <w:rPr>
+                <w:b/>
+                <w:sz w:val="24"/>
+              </w:rPr>
+            </w:pPr>
+            <w:r>
+              <w:rPr>
+                <w:b/>
+                <w:sz w:val="24"/>
+              </w:rPr>
+              <w:t>Extend</w:t>
+            </w:r>
+            <w:r>
+              <w:rPr>
+                <w:b/>
+                <w:spacing w:val="-5"/>
+                <w:sz w:val="24"/>
+              </w:rPr>
+              <w:t xml:space="preserve"> </w:t>
+            </w:r>
+            <w:r>
+              <w:rPr>
+                <w:b/>
+                <w:sz w:val="24"/>
+              </w:rPr>
+              <w:t>Use</w:t>
+            </w:r>
+            <w:r>
+              <w:rPr>
+                <w:b/>
+                <w:spacing w:val="-3"/>
+                <w:sz w:val="24"/>
+              </w:rPr>
+              <w:t xml:space="preserve"> </w:t>
+            </w:r>
+            <w:r>
+              <w:rPr>
+                <w:b/>
+                <w:spacing w:val="-4"/>
+                <w:sz w:val="24"/>
+              </w:rPr>
+              <w:t>Case</w:t>
+            </w:r>
+          </w:p>
+        </w:tc>
+        <w:tc>
+          <w:tcPr>
+            <w:tcW w:w="5987" w:type="dxa"/>
+            <w:shd w:val="clear" w:color="auto" w:fill="D2DFED"/>
+          </w:tcPr>
+          <w:p>
+            <w:pPr>
+              <w:pStyle w:val="6"/>
+              <w:spacing w:before="35"/>
+              <w:rPr>
+                <w:sz w:val="24"/>
+              </w:rPr>
+            </w:pPr>
+            <w:r>
+              <w:rPr>
+                <w:rFonts w:ascii="SimSun" w:hAnsi="SimSun" w:eastAsia="SimSun" w:cs="SimSun"/>
+                <w:sz w:val="24"/>
+                <w:szCs w:val="24"/>
+              </w:rPr>
+              <w:t>UC-3.0</w:t>
+            </w:r>
+          </w:p>
+        </w:tc>
+      </w:tr>
+      <w:tr>
+        <w:tblPrEx>
+          <w:tblBorders>
+            <w:top w:val="single" w:color="4F81BC" w:sz="8" w:space="0"/>
+            <w:left w:val="single" w:color="4F81BC" w:sz="8" w:space="0"/>
+            <w:bottom w:val="single" w:color="4F81BC" w:sz="8" w:space="0"/>
+            <w:right w:val="single" w:color="4F81BC" w:sz="8" w:space="0"/>
+            <w:insideH w:val="single" w:color="4F81BC" w:sz="8" w:space="0"/>
+            <w:insideV w:val="single" w:color="4F81BC" w:sz="8" w:space="0"/>
+          </w:tblBorders>
+          <w:tblLayout w:type="fixed"/>
+          <w:tblCellMar>
+            <w:top w:w="0" w:type="dxa"/>
+            <w:left w:w="0" w:type="dxa"/>
+            <w:bottom w:w="0" w:type="dxa"/>
+            <w:right w:w="0" w:type="dxa"/>
+          </w:tblCellMar>
+        </w:tblPrEx>
+        <w:trPr>
+          <w:trHeight w:val="359" w:hRule="atLeast"/>
+        </w:trPr>
+        <w:tc>
+          <w:tcPr>
+            <w:tcW w:w="2377" w:type="dxa"/>
+          </w:tcPr>
+          <w:p>
+            <w:pPr>
+              <w:pStyle w:val="6"/>
+              <w:spacing w:before="33"/>
+              <w:ind w:left="107"/>
+              <w:rPr>
+                <w:b/>
+                <w:sz w:val="24"/>
+              </w:rPr>
+            </w:pPr>
+            <w:r>
+              <w:rPr>
+                <w:b/>
+                <w:sz w:val="24"/>
+              </w:rPr>
+              <w:t xml:space="preserve">Business </w:t>
+            </w:r>
+            <w:r>
+              <w:rPr>
+                <w:b/>
+                <w:spacing w:val="-2"/>
+                <w:sz w:val="24"/>
+              </w:rPr>
+              <w:t>Rules</w:t>
+            </w:r>
+          </w:p>
+        </w:tc>
+        <w:tc>
+          <w:tcPr>
+            <w:tcW w:w="5987" w:type="dxa"/>
+          </w:tcPr>
+          <w:p>
+            <w:pPr>
+              <w:pStyle w:val="6"/>
+              <w:rPr>
+                <w:rFonts w:ascii="SimSun" w:hAnsi="SimSun" w:eastAsia="SimSun" w:cs="SimSun"/>
+                <w:sz w:val="24"/>
+                <w:szCs w:val="24"/>
+              </w:rPr>
+            </w:pPr>
+            <w:r>
+              <w:rPr>
+                <w:rFonts w:ascii="SimSun" w:hAnsi="SimSun" w:eastAsia="SimSun" w:cs="SimSun"/>
+                <w:sz w:val="24"/>
+                <w:szCs w:val="24"/>
+              </w:rPr>
+              <w:t>每位會員均可通報事件，不限身份</w:t>
+            </w:r>
+          </w:p>
+        </w:tc>
+      </w:tr>
+      <w:tr>
+        <w:tblPrEx>
+          <w:tblBorders>
+            <w:top w:val="single" w:color="4F81BC" w:sz="8" w:space="0"/>
+            <w:left w:val="single" w:color="4F81BC" w:sz="8" w:space="0"/>
+            <w:bottom w:val="single" w:color="4F81BC" w:sz="8" w:space="0"/>
+            <w:right w:val="single" w:color="4F81BC" w:sz="8" w:space="0"/>
+            <w:insideH w:val="single" w:color="4F81BC" w:sz="8" w:space="0"/>
+            <w:insideV w:val="single" w:color="4F81BC" w:sz="8" w:space="0"/>
+          </w:tblBorders>
+          <w:tblLayout w:type="fixed"/>
+          <w:tblCellMar>
+            <w:top w:w="0" w:type="dxa"/>
+            <w:left w:w="0" w:type="dxa"/>
+            <w:bottom w:w="0" w:type="dxa"/>
+            <w:right w:w="0" w:type="dxa"/>
+          </w:tblCellMar>
+        </w:tblPrEx>
+        <w:trPr>
+          <w:trHeight w:val="359" w:hRule="atLeast"/>
+        </w:trPr>
+        <w:tc>
+          <w:tcPr>
+            <w:tcW w:w="2377" w:type="dxa"/>
+            <w:shd w:val="clear" w:color="auto" w:fill="D2DFED"/>
+          </w:tcPr>
+          <w:p>
+            <w:pPr>
+              <w:pStyle w:val="6"/>
+              <w:spacing w:before="32"/>
+              <w:ind w:left="107"/>
+              <w:rPr>
+                <w:b/>
+                <w:sz w:val="24"/>
+              </w:rPr>
+            </w:pPr>
+            <w:r>
+              <w:rPr>
+                <w:b/>
+                <w:sz w:val="24"/>
+              </w:rPr>
+              <w:t>Special</w:t>
+            </w:r>
+            <w:r>
+              <w:rPr>
+                <w:b/>
+                <w:spacing w:val="-2"/>
+                <w:sz w:val="24"/>
+              </w:rPr>
+              <w:t xml:space="preserve"> Requirements</w:t>
+            </w:r>
+          </w:p>
+        </w:tc>
+        <w:tc>
+          <w:tcPr>
+            <w:tcW w:w="5987" w:type="dxa"/>
+            <w:shd w:val="clear" w:color="auto" w:fill="D2DFED"/>
+          </w:tcPr>
+          <w:p>
+            <w:pPr>
+              <w:pStyle w:val="6"/>
+              <w:rPr>
+                <w:rFonts w:ascii="SimSun" w:hAnsi="SimSun" w:eastAsia="SimSun" w:cs="SimSun"/>
+                <w:sz w:val="24"/>
+                <w:szCs w:val="24"/>
+              </w:rPr>
+            </w:pPr>
+            <w:r>
+              <w:rPr>
+                <w:rFonts w:ascii="SimSun" w:hAnsi="SimSun" w:eastAsia="SimSun" w:cs="SimSun"/>
+                <w:sz w:val="24"/>
+                <w:szCs w:val="24"/>
+              </w:rPr>
+              <w:t>可手機填寫，支援圖片上傳</w:t>
+            </w:r>
+          </w:p>
+        </w:tc>
+      </w:tr>
+      <w:tr>
+        <w:tblPrEx>
+          <w:tblBorders>
+            <w:top w:val="single" w:color="4F81BC" w:sz="8" w:space="0"/>
+            <w:left w:val="single" w:color="4F81BC" w:sz="8" w:space="0"/>
+            <w:bottom w:val="single" w:color="4F81BC" w:sz="8" w:space="0"/>
+            <w:right w:val="single" w:color="4F81BC" w:sz="8" w:space="0"/>
+            <w:insideH w:val="single" w:color="4F81BC" w:sz="8" w:space="0"/>
+            <w:insideV w:val="single" w:color="4F81BC" w:sz="8" w:space="0"/>
+          </w:tblBorders>
+          <w:tblLayout w:type="fixed"/>
+          <w:tblCellMar>
+            <w:top w:w="0" w:type="dxa"/>
+            <w:left w:w="0" w:type="dxa"/>
+            <w:bottom w:w="0" w:type="dxa"/>
+            <w:right w:w="0" w:type="dxa"/>
+          </w:tblCellMar>
+        </w:tblPrEx>
+        <w:trPr>
+          <w:trHeight w:val="361" w:hRule="atLeast"/>
+        </w:trPr>
+        <w:tc>
+          <w:tcPr>
+            <w:tcW w:w="2377" w:type="dxa"/>
+          </w:tcPr>
+          <w:p>
+            <w:pPr>
+              <w:pStyle w:val="6"/>
+              <w:spacing w:before="35"/>
+              <w:ind w:left="107"/>
+              <w:rPr>
+                <w:b/>
+                <w:sz w:val="24"/>
+              </w:rPr>
+            </w:pPr>
+            <w:r>
+              <w:rPr>
+                <w:b/>
+                <w:spacing w:val="-2"/>
+                <w:sz w:val="24"/>
+              </w:rPr>
+              <w:t>Artifacts</w:t>
+            </w:r>
+          </w:p>
+        </w:tc>
+        <w:tc>
+          <w:tcPr>
+            <w:tcW w:w="5987" w:type="dxa"/>
+          </w:tcPr>
+          <w:p>
+            <w:pPr>
+              <w:pStyle w:val="6"/>
+              <w:rPr>
+                <w:rFonts w:ascii="SimSun" w:hAnsi="SimSun" w:eastAsia="SimSun" w:cs="SimSun"/>
+                <w:sz w:val="24"/>
+                <w:szCs w:val="24"/>
+              </w:rPr>
+            </w:pPr>
+            <w:r>
+              <w:rPr>
+                <w:rFonts w:hint="eastAsia" w:ascii="SimSun" w:hAnsi="SimSun" w:eastAsia="新細明體" w:cs="SimSun"/>
+                <w:sz w:val="24"/>
+                <w:szCs w:val="24"/>
+                <w:lang w:eastAsia="zh-TW"/>
+              </w:rPr>
+              <w:t>商家申請</w:t>
+            </w:r>
+            <w:r>
+              <w:rPr>
+                <w:rFonts w:ascii="SimSun" w:hAnsi="SimSun" w:eastAsia="SimSun" w:cs="SimSun"/>
+                <w:sz w:val="24"/>
+                <w:szCs w:val="24"/>
+              </w:rPr>
+              <w:t>表單</w:t>
+            </w:r>
+          </w:p>
+        </w:tc>
+      </w:tr>
+      <w:tr>
+        <w:tblPrEx>
+          <w:tblBorders>
+            <w:top w:val="single" w:color="4F81BC" w:sz="8" w:space="0"/>
+            <w:left w:val="single" w:color="4F81BC" w:sz="8" w:space="0"/>
+            <w:bottom w:val="single" w:color="4F81BC" w:sz="8" w:space="0"/>
+            <w:right w:val="single" w:color="4F81BC" w:sz="8" w:space="0"/>
+            <w:insideH w:val="single" w:color="4F81BC" w:sz="8" w:space="0"/>
+            <w:insideV w:val="single" w:color="4F81BC" w:sz="8" w:space="0"/>
+          </w:tblBorders>
+          <w:tblLayout w:type="fixed"/>
+          <w:tblCellMar>
+            <w:top w:w="0" w:type="dxa"/>
+            <w:left w:w="0" w:type="dxa"/>
+            <w:bottom w:w="0" w:type="dxa"/>
+            <w:right w:w="0" w:type="dxa"/>
+          </w:tblCellMar>
+        </w:tblPrEx>
+        <w:trPr>
+          <w:trHeight w:val="359" w:hRule="atLeast"/>
+        </w:trPr>
+        <w:tc>
+          <w:tcPr>
+            <w:tcW w:w="2377" w:type="dxa"/>
+            <w:shd w:val="clear" w:color="auto" w:fill="D2DFED"/>
+          </w:tcPr>
+          <w:p>
+            <w:pPr>
+              <w:pStyle w:val="6"/>
+              <w:spacing w:before="32"/>
+              <w:ind w:left="107"/>
+              <w:rPr>
+                <w:b/>
+                <w:sz w:val="24"/>
+              </w:rPr>
+            </w:pPr>
+            <w:r>
+              <w:rPr>
+                <w:b/>
+                <w:sz w:val="24"/>
+              </w:rPr>
+              <w:t>Use</w:t>
+            </w:r>
+            <w:r>
+              <w:rPr>
+                <w:b/>
+                <w:spacing w:val="-3"/>
+                <w:sz w:val="24"/>
+              </w:rPr>
+              <w:t xml:space="preserve"> </w:t>
+            </w:r>
+            <w:r>
+              <w:rPr>
+                <w:b/>
+                <w:sz w:val="24"/>
+              </w:rPr>
+              <w:t>Case</w:t>
+            </w:r>
+            <w:r>
+              <w:rPr>
+                <w:b/>
+                <w:spacing w:val="-3"/>
+                <w:sz w:val="24"/>
+              </w:rPr>
+              <w:t xml:space="preserve"> </w:t>
+            </w:r>
+            <w:r>
+              <w:rPr>
+                <w:b/>
+                <w:spacing w:val="-2"/>
+                <w:sz w:val="24"/>
+              </w:rPr>
+              <w:t>Glossary</w:t>
+            </w:r>
+          </w:p>
+        </w:tc>
+        <w:tc>
+          <w:tcPr>
+            <w:tcW w:w="5987" w:type="dxa"/>
+            <w:shd w:val="clear" w:color="auto" w:fill="D2DFED"/>
+          </w:tcPr>
+          <w:p>
+            <w:pPr>
+              <w:pStyle w:val="6"/>
+              <w:rPr>
+                <w:rFonts w:ascii="SimSun" w:hAnsi="SimSun" w:eastAsia="SimSun" w:cs="SimSun"/>
+                <w:sz w:val="24"/>
+                <w:szCs w:val="24"/>
+              </w:rPr>
+            </w:pPr>
+            <w:r>
+              <w:rPr>
+                <w:rFonts w:ascii="SimSun" w:hAnsi="SimSun" w:eastAsia="SimSun" w:cs="SimSun"/>
+                <w:sz w:val="24"/>
+                <w:szCs w:val="24"/>
+              </w:rPr>
+              <w:t>商家申請表單</w:t>
+            </w:r>
+            <w:r>
+              <w:rPr>
+                <w:rFonts w:hint="eastAsia" w:ascii="SimSun" w:hAnsi="SimSun" w:eastAsia="新細明體" w:cs="SimSun"/>
+                <w:sz w:val="24"/>
+                <w:szCs w:val="24"/>
+                <w:lang w:val="en-US" w:eastAsia="zh-TW"/>
+              </w:rPr>
+              <w:t>:</w:t>
+            </w:r>
+            <w:r>
+              <w:rPr>
+                <w:rFonts w:ascii="SimSun" w:hAnsi="SimSun" w:eastAsia="SimSun" w:cs="SimSun"/>
+                <w:sz w:val="24"/>
+                <w:szCs w:val="24"/>
+              </w:rPr>
+              <w:t xml:space="preserve"> 商家名稱 + 類別 + 聯絡方式 + 營業項目</w:t>
+            </w:r>
+          </w:p>
+        </w:tc>
+      </w:tr>
+    </w:tbl>
+    <w:p/>
+    <w:p>
+      <w:bookmarkStart w:id="0" w:name="_GoBack"/>
+      <w:bookmarkEnd w:id="0"/>
+    </w:p>
     <w:sectPr>
       <w:pgSz w:w="11906" w:h="16838"/>
       <w:pgMar w:top="1440" w:right="1800" w:bottom="1440" w:left="1800" w:header="851" w:footer="992" w:gutter="0"/>
@@ -14664,6 +20511,18 @@
       <w:lvlJc w:val="left"/>
     </w:lvl>
   </w:abstractNum>
+  <w:abstractNum w:abstractNumId="3">
+    <w:nsid w:val="6894CB7D"/>
+    <w:multiLevelType w:val="singleLevel"/>
+    <w:tmpl w:val="6894CB7D"/>
+    <w:lvl w:ilvl="0" w:tentative="0">
+      <w:start w:val="1"/>
+      <w:numFmt w:val="decimal"/>
+      <w:suff w:val="space"/>
+      <w:lvlText w:val="%1."/>
+      <w:lvlJc w:val="left"/>
+    </w:lvl>
+  </w:abstractNum>
   <w:num w:numId="1">
     <w:abstractNumId w:val="0"/>
   </w:num>
@@ -14672,6 +20531,9 @@
   </w:num>
   <w:num w:numId="3">
     <w:abstractNumId w:val="2"/>
+  </w:num>
+  <w:num w:numId="4">
+    <w:abstractNumId w:val="3"/>
   </w:num>
 </w:numbering>
 </file>
@@ -14751,7 +20613,7 @@
     <w:lsdException w:qFormat="1" w:unhideWhenUsed="0" w:uiPriority="0" w:semiHidden="0" w:name="Title"/>
     <w:lsdException w:unhideWhenUsed="0" w:uiPriority="0" w:semiHidden="0" w:name="Closing"/>
     <w:lsdException w:unhideWhenUsed="0" w:uiPriority="0" w:semiHidden="0" w:name="Signature"/>
-    <w:lsdException w:unhideWhenUsed="0" w:uiPriority="0" w:name="Default Paragraph Font"/>
+    <w:lsdException w:qFormat="1" w:unhideWhenUsed="0" w:uiPriority="0" w:name="Default Paragraph Font"/>
     <w:lsdException w:unhideWhenUsed="0" w:uiPriority="0" w:semiHidden="0" w:name="Body Text"/>
     <w:lsdException w:unhideWhenUsed="0" w:uiPriority="0" w:semiHidden="0" w:name="Body Text Indent"/>
     <w:lsdException w:unhideWhenUsed="0" w:uiPriority="0" w:semiHidden="0" w:name="List Continue"/>
@@ -14778,18 +20640,18 @@
     <w:lsdException w:unhideWhenUsed="0" w:uiPriority="0" w:semiHidden="0" w:name="Document Map"/>
     <w:lsdException w:unhideWhenUsed="0" w:uiPriority="0" w:semiHidden="0" w:name="Plain Text"/>
     <w:lsdException w:unhideWhenUsed="0" w:uiPriority="0" w:semiHidden="0" w:name="E-mail Signature"/>
-    <w:lsdException w:unhideWhenUsed="0" w:uiPriority="0" w:semiHidden="0" w:name="Normal (Web)"/>
+    <w:lsdException w:qFormat="1" w:unhideWhenUsed="0" w:uiPriority="0" w:semiHidden="0" w:name="Normal (Web)"/>
     <w:lsdException w:unhideWhenUsed="0" w:uiPriority="0" w:semiHidden="0" w:name="HTML Acronym"/>
     <w:lsdException w:unhideWhenUsed="0" w:uiPriority="0" w:semiHidden="0" w:name="HTML Address"/>
     <w:lsdException w:unhideWhenUsed="0" w:uiPriority="0" w:semiHidden="0" w:name="HTML Cite"/>
-    <w:lsdException w:unhideWhenUsed="0" w:uiPriority="0" w:semiHidden="0" w:name="HTML Code"/>
+    <w:lsdException w:qFormat="1" w:unhideWhenUsed="0" w:uiPriority="0" w:semiHidden="0" w:name="HTML Code"/>
     <w:lsdException w:unhideWhenUsed="0" w:uiPriority="0" w:semiHidden="0" w:name="HTML Definition"/>
     <w:lsdException w:unhideWhenUsed="0" w:uiPriority="0" w:semiHidden="0" w:name="HTML Keyboard"/>
     <w:lsdException w:unhideWhenUsed="0" w:uiPriority="0" w:semiHidden="0" w:name="HTML Preformatted"/>
     <w:lsdException w:unhideWhenUsed="0" w:uiPriority="0" w:semiHidden="0" w:name="HTML Sample"/>
     <w:lsdException w:unhideWhenUsed="0" w:uiPriority="0" w:semiHidden="0" w:name="HTML Typewriter"/>
     <w:lsdException w:unhideWhenUsed="0" w:uiPriority="0" w:semiHidden="0" w:name="HTML Variable"/>
-    <w:lsdException w:unhideWhenUsed="0" w:uiPriority="0" w:name="Normal Table"/>
+    <w:lsdException w:qFormat="1" w:unhideWhenUsed="0" w:uiPriority="0" w:name="Normal Table"/>
     <w:lsdException w:unhideWhenUsed="0" w:uiPriority="0" w:semiHidden="0" w:name="annotation subject"/>
     <w:lsdException w:unhideWhenUsed="0" w:uiPriority="0" w:semiHidden="0" w:name="Table Simple 1"/>
     <w:lsdException w:unhideWhenUsed="0" w:uiPriority="0" w:semiHidden="0" w:name="Table Simple 2"/>
@@ -14957,11 +20819,13 @@
   <w:style w:type="character" w:default="1" w:styleId="3">
     <w:name w:val="Default Paragraph Font"/>
     <w:semiHidden/>
+    <w:qFormat/>
     <w:uiPriority w:val="0"/>
   </w:style>
   <w:style w:type="table" w:default="1" w:styleId="5">
     <w:name w:val="Normal Table"/>
     <w:semiHidden/>
+    <w:qFormat/>
     <w:uiPriority w:val="0"/>
     <w:tblPr>
       <w:tblLayout w:type="fixed"/>
@@ -14975,6 +20839,7 @@
   </w:style>
   <w:style w:type="paragraph" w:styleId="2">
     <w:name w:val="Normal (Web)"/>
+    <w:qFormat/>
     <w:uiPriority w:val="0"/>
     <w:pPr>
       <w:spacing w:before="0" w:beforeAutospacing="1" w:after="0" w:afterAutospacing="1"/>
@@ -14989,6 +20854,7 @@
   </w:style>
   <w:style w:type="character" w:styleId="4">
     <w:name w:val="HTML Code"/>
+    <w:qFormat/>
     <w:uiPriority w:val="0"/>
     <w:rPr>
       <w:rFonts w:ascii="Courier New" w:hAnsi="Courier New"/>

--- a/文件/比賽的東西045.docx
+++ b/文件/比賽的東西045.docx
@@ -10154,12 +10154,6 @@
             <w:insideV w:val="single" w:color="4F81BC" w:sz="8" w:space="0"/>
           </w:tblBorders>
           <w:tblLayout w:type="fixed"/>
-          <w:tblCellMar>
-            <w:top w:w="0" w:type="dxa"/>
-            <w:left w:w="0" w:type="dxa"/>
-            <w:bottom w:w="0" w:type="dxa"/>
-            <w:right w:w="0" w:type="dxa"/>
-          </w:tblCellMar>
         </w:tblPrEx>
         <w:trPr>
           <w:trHeight w:val="361" w:hRule="atLeast"/>
@@ -10441,12 +10435,6 @@
             <w:insideV w:val="single" w:color="4F81BC" w:sz="8" w:space="0"/>
           </w:tblBorders>
           <w:tblLayout w:type="fixed"/>
-          <w:tblCellMar>
-            <w:top w:w="0" w:type="dxa"/>
-            <w:left w:w="0" w:type="dxa"/>
-            <w:bottom w:w="0" w:type="dxa"/>
-            <w:right w:w="0" w:type="dxa"/>
-          </w:tblCellMar>
         </w:tblPrEx>
         <w:trPr>
           <w:trHeight w:val="361" w:hRule="atLeast"/>
@@ -11344,12 +11332,6 @@
             <w:insideV w:val="single" w:color="4F81BC" w:sz="8" w:space="0"/>
           </w:tblBorders>
           <w:tblLayout w:type="fixed"/>
-          <w:tblCellMar>
-            <w:top w:w="0" w:type="dxa"/>
-            <w:left w:w="0" w:type="dxa"/>
-            <w:bottom w:w="0" w:type="dxa"/>
-            <w:right w:w="0" w:type="dxa"/>
-          </w:tblCellMar>
         </w:tblPrEx>
         <w:trPr>
           <w:trHeight w:val="719" w:hRule="atLeast"/>
@@ -11413,12 +11395,6 @@
             <w:insideV w:val="single" w:color="4F81BC" w:sz="8" w:space="0"/>
           </w:tblBorders>
           <w:tblLayout w:type="fixed"/>
-          <w:tblCellMar>
-            <w:top w:w="0" w:type="dxa"/>
-            <w:left w:w="0" w:type="dxa"/>
-            <w:bottom w:w="0" w:type="dxa"/>
-            <w:right w:w="0" w:type="dxa"/>
-          </w:tblCellMar>
         </w:tblPrEx>
         <w:trPr>
           <w:trHeight w:val="359" w:hRule="atLeast"/>
@@ -11568,12 +11544,6 @@
             <w:insideV w:val="single" w:color="4F81BC" w:sz="8" w:space="0"/>
           </w:tblBorders>
           <w:tblLayout w:type="fixed"/>
-          <w:tblCellMar>
-            <w:top w:w="0" w:type="dxa"/>
-            <w:left w:w="0" w:type="dxa"/>
-            <w:bottom w:w="0" w:type="dxa"/>
-            <w:right w:w="0" w:type="dxa"/>
-          </w:tblCellMar>
         </w:tblPrEx>
         <w:trPr>
           <w:trHeight w:val="359" w:hRule="atLeast"/>
@@ -11707,12 +11677,6 @@
             <w:insideV w:val="single" w:color="4F81BC" w:sz="8" w:space="0"/>
           </w:tblBorders>
           <w:tblLayout w:type="fixed"/>
-          <w:tblCellMar>
-            <w:top w:w="0" w:type="dxa"/>
-            <w:left w:w="0" w:type="dxa"/>
-            <w:bottom w:w="0" w:type="dxa"/>
-            <w:right w:w="0" w:type="dxa"/>
-          </w:tblCellMar>
         </w:tblPrEx>
         <w:trPr>
           <w:trHeight w:val="1441" w:hRule="atLeast"/>
@@ -12659,12 +12623,6 @@
             <w:insideV w:val="single" w:color="4F81BC" w:sz="8" w:space="0"/>
           </w:tblBorders>
           <w:tblLayout w:type="fixed"/>
-          <w:tblCellMar>
-            <w:top w:w="0" w:type="dxa"/>
-            <w:left w:w="0" w:type="dxa"/>
-            <w:bottom w:w="0" w:type="dxa"/>
-            <w:right w:w="0" w:type="dxa"/>
-          </w:tblCellMar>
         </w:tblPrEx>
         <w:trPr>
           <w:trHeight w:val="359" w:hRule="atLeast"/>
@@ -13203,12 +13161,6 @@
             <w:insideV w:val="single" w:color="4F81BC" w:sz="8" w:space="0"/>
           </w:tblBorders>
           <w:tblLayout w:type="fixed"/>
-          <w:tblCellMar>
-            <w:top w:w="0" w:type="dxa"/>
-            <w:left w:w="0" w:type="dxa"/>
-            <w:bottom w:w="0" w:type="dxa"/>
-            <w:right w:w="0" w:type="dxa"/>
-          </w:tblCellMar>
         </w:tblPrEx>
         <w:trPr>
           <w:trHeight w:val="719" w:hRule="atLeast"/>
@@ -16308,12 +16260,6 @@
             <w:insideV w:val="single" w:color="4F81BC" w:sz="8" w:space="0"/>
           </w:tblBorders>
           <w:tblLayout w:type="fixed"/>
-          <w:tblCellMar>
-            <w:top w:w="0" w:type="dxa"/>
-            <w:left w:w="0" w:type="dxa"/>
-            <w:bottom w:w="0" w:type="dxa"/>
-            <w:right w:w="0" w:type="dxa"/>
-          </w:tblCellMar>
         </w:tblPrEx>
         <w:trPr>
           <w:trHeight w:val="359" w:hRule="atLeast"/>
@@ -17071,7 +17017,7 @@
                 <w:szCs w:val="24"/>
                 <w:lang w:val="en-US" w:eastAsia="zh-TW"/>
               </w:rPr>
-              <w:t>11</w:t>
+              <w:t>9</w:t>
             </w:r>
             <w:r>
               <w:rPr>
@@ -17475,12 +17421,6 @@
             <w:insideV w:val="single" w:color="4F81BC" w:sz="8" w:space="0"/>
           </w:tblBorders>
           <w:tblLayout w:type="fixed"/>
-          <w:tblCellMar>
-            <w:top w:w="0" w:type="dxa"/>
-            <w:left w:w="0" w:type="dxa"/>
-            <w:bottom w:w="0" w:type="dxa"/>
-            <w:right w:w="0" w:type="dxa"/>
-          </w:tblCellMar>
         </w:tblPrEx>
         <w:trPr>
           <w:trHeight w:val="1441" w:hRule="atLeast"/>
@@ -17702,6 +17642,7 @@
             <w:pPr>
               <w:pStyle w:val="6"/>
               <w:numPr>
+                <w:ilvl w:val="0"/>
                 <w:numId w:val="0"/>
               </w:numPr>
               <w:spacing w:line="720" w:lineRule="atLeast"/>
@@ -18973,7 +18914,7 @@
                 <w:szCs w:val="24"/>
                 <w:lang w:val="en-US" w:eastAsia="zh-TW"/>
               </w:rPr>
-              <w:t>12</w:t>
+              <w:t>10</w:t>
             </w:r>
             <w:r>
               <w:rPr>
@@ -20459,10 +20400,7236 @@
       </w:tr>
     </w:tbl>
     <w:p/>
-    <w:p>
-      <w:bookmarkStart w:id="0" w:name="_GoBack"/>
-      <w:bookmarkEnd w:id="0"/>
-    </w:p>
+    <w:tbl>
+      <w:tblPr>
+        <w:tblStyle w:val="5"/>
+        <w:tblpPr w:leftFromText="180" w:rightFromText="180" w:vertAnchor="text" w:horzAnchor="page" w:tblpX="1707" w:tblpY="1009"/>
+        <w:tblOverlap w:val="never"/>
+        <w:tblW w:w="8364" w:type="dxa"/>
+        <w:tblInd w:w="0" w:type="dxa"/>
+        <w:tblBorders>
+          <w:top w:val="single" w:color="4F81BC" w:sz="8" w:space="0"/>
+          <w:left w:val="single" w:color="4F81BC" w:sz="8" w:space="0"/>
+          <w:bottom w:val="single" w:color="4F81BC" w:sz="8" w:space="0"/>
+          <w:right w:val="single" w:color="4F81BC" w:sz="8" w:space="0"/>
+          <w:insideH w:val="single" w:color="4F81BC" w:sz="8" w:space="0"/>
+          <w:insideV w:val="single" w:color="4F81BC" w:sz="8" w:space="0"/>
+        </w:tblBorders>
+        <w:tblLayout w:type="fixed"/>
+        <w:tblCellMar>
+          <w:top w:w="0" w:type="dxa"/>
+          <w:left w:w="0" w:type="dxa"/>
+          <w:bottom w:w="0" w:type="dxa"/>
+          <w:right w:w="0" w:type="dxa"/>
+        </w:tblCellMar>
+      </w:tblPr>
+      <w:tblGrid>
+        <w:gridCol w:w="2377"/>
+        <w:gridCol w:w="5987"/>
+      </w:tblGrid>
+      <w:tr>
+        <w:tblPrEx>
+          <w:tblBorders>
+            <w:top w:val="single" w:color="4F81BC" w:sz="8" w:space="0"/>
+            <w:left w:val="single" w:color="4F81BC" w:sz="8" w:space="0"/>
+            <w:bottom w:val="single" w:color="4F81BC" w:sz="8" w:space="0"/>
+            <w:right w:val="single" w:color="4F81BC" w:sz="8" w:space="0"/>
+            <w:insideH w:val="single" w:color="4F81BC" w:sz="8" w:space="0"/>
+            <w:insideV w:val="single" w:color="4F81BC" w:sz="8" w:space="0"/>
+          </w:tblBorders>
+          <w:tblLayout w:type="fixed"/>
+          <w:tblCellMar>
+            <w:top w:w="0" w:type="dxa"/>
+            <w:left w:w="0" w:type="dxa"/>
+            <w:bottom w:w="0" w:type="dxa"/>
+            <w:right w:w="0" w:type="dxa"/>
+          </w:tblCellMar>
+        </w:tblPrEx>
+        <w:trPr>
+          <w:trHeight w:val="359" w:hRule="atLeast"/>
+        </w:trPr>
+        <w:tc>
+          <w:tcPr>
+            <w:tcW w:w="2377" w:type="dxa"/>
+            <w:tcBorders>
+              <w:bottom w:val="single" w:color="4F81BC" w:sz="18" w:space="0"/>
+            </w:tcBorders>
+          </w:tcPr>
+          <w:p>
+            <w:pPr>
+              <w:pStyle w:val="6"/>
+              <w:spacing w:before="33"/>
+              <w:ind w:left="107"/>
+              <w:rPr>
+                <w:b/>
+                <w:sz w:val="24"/>
+              </w:rPr>
+            </w:pPr>
+            <w:r>
+              <w:rPr>
+                <w:b/>
+                <w:sz w:val="24"/>
+              </w:rPr>
+              <w:t>Use</w:t>
+            </w:r>
+            <w:r>
+              <w:rPr>
+                <w:b/>
+                <w:spacing w:val="-3"/>
+                <w:sz w:val="24"/>
+              </w:rPr>
+              <w:t xml:space="preserve"> </w:t>
+            </w:r>
+            <w:r>
+              <w:rPr>
+                <w:b/>
+                <w:sz w:val="24"/>
+              </w:rPr>
+              <w:t>Case</w:t>
+            </w:r>
+            <w:r>
+              <w:rPr>
+                <w:b/>
+                <w:spacing w:val="-3"/>
+                <w:sz w:val="24"/>
+              </w:rPr>
+              <w:t xml:space="preserve"> </w:t>
+            </w:r>
+            <w:r>
+              <w:rPr>
+                <w:b/>
+                <w:spacing w:val="-5"/>
+                <w:sz w:val="24"/>
+              </w:rPr>
+              <w:t>ID</w:t>
+            </w:r>
+          </w:p>
+        </w:tc>
+        <w:tc>
+          <w:tcPr>
+            <w:tcW w:w="5987" w:type="dxa"/>
+            <w:tcBorders>
+              <w:bottom w:val="single" w:color="4F81BC" w:sz="18" w:space="0"/>
+            </w:tcBorders>
+          </w:tcPr>
+          <w:p>
+            <w:pPr>
+              <w:pStyle w:val="6"/>
+              <w:spacing w:before="33"/>
+              <w:ind w:left="107"/>
+              <w:rPr>
+                <w:b/>
+                <w:sz w:val="24"/>
+              </w:rPr>
+            </w:pPr>
+            <w:r>
+              <w:rPr>
+                <w:rFonts w:ascii="SimSun" w:hAnsi="SimSun" w:eastAsia="SimSun" w:cs="SimSun"/>
+                <w:sz w:val="24"/>
+                <w:szCs w:val="24"/>
+              </w:rPr>
+              <w:t>UC-</w:t>
+            </w:r>
+            <w:r>
+              <w:rPr>
+                <w:rFonts w:hint="eastAsia" w:ascii="SimSun" w:hAnsi="SimSun" w:eastAsia="新細明體" w:cs="SimSun"/>
+                <w:sz w:val="24"/>
+                <w:szCs w:val="24"/>
+                <w:lang w:val="en-US" w:eastAsia="zh-TW"/>
+              </w:rPr>
+              <w:t>4.0</w:t>
+            </w:r>
+          </w:p>
+        </w:tc>
+      </w:tr>
+      <w:tr>
+        <w:tblPrEx>
+          <w:tblBorders>
+            <w:top w:val="single" w:color="4F81BC" w:sz="8" w:space="0"/>
+            <w:left w:val="single" w:color="4F81BC" w:sz="8" w:space="0"/>
+            <w:bottom w:val="single" w:color="4F81BC" w:sz="8" w:space="0"/>
+            <w:right w:val="single" w:color="4F81BC" w:sz="8" w:space="0"/>
+            <w:insideH w:val="single" w:color="4F81BC" w:sz="8" w:space="0"/>
+            <w:insideV w:val="single" w:color="4F81BC" w:sz="8" w:space="0"/>
+          </w:tblBorders>
+          <w:tblLayout w:type="fixed"/>
+          <w:tblCellMar>
+            <w:top w:w="0" w:type="dxa"/>
+            <w:left w:w="0" w:type="dxa"/>
+            <w:bottom w:w="0" w:type="dxa"/>
+            <w:right w:w="0" w:type="dxa"/>
+          </w:tblCellMar>
+        </w:tblPrEx>
+        <w:trPr>
+          <w:trHeight w:val="361" w:hRule="atLeast"/>
+        </w:trPr>
+        <w:tc>
+          <w:tcPr>
+            <w:tcW w:w="2377" w:type="dxa"/>
+            <w:tcBorders>
+              <w:top w:val="single" w:color="4F81BC" w:sz="18" w:space="0"/>
+            </w:tcBorders>
+            <w:shd w:val="clear" w:color="auto" w:fill="D2DFED"/>
+          </w:tcPr>
+          <w:p>
+            <w:pPr>
+              <w:pStyle w:val="6"/>
+              <w:spacing w:before="34"/>
+              <w:ind w:left="107"/>
+              <w:rPr>
+                <w:b/>
+                <w:sz w:val="24"/>
+              </w:rPr>
+            </w:pPr>
+            <w:r>
+              <w:rPr>
+                <w:b/>
+                <w:sz w:val="24"/>
+              </w:rPr>
+              <w:t>Use</w:t>
+            </w:r>
+            <w:r>
+              <w:rPr>
+                <w:b/>
+                <w:spacing w:val="-3"/>
+                <w:sz w:val="24"/>
+              </w:rPr>
+              <w:t xml:space="preserve"> </w:t>
+            </w:r>
+            <w:r>
+              <w:rPr>
+                <w:b/>
+                <w:sz w:val="24"/>
+              </w:rPr>
+              <w:t>Case</w:t>
+            </w:r>
+            <w:r>
+              <w:rPr>
+                <w:b/>
+                <w:spacing w:val="-3"/>
+                <w:sz w:val="24"/>
+              </w:rPr>
+              <w:t xml:space="preserve"> </w:t>
+            </w:r>
+            <w:r>
+              <w:rPr>
+                <w:b/>
+                <w:spacing w:val="-4"/>
+                <w:sz w:val="24"/>
+              </w:rPr>
+              <w:t>Name</w:t>
+            </w:r>
+          </w:p>
+        </w:tc>
+        <w:tc>
+          <w:tcPr>
+            <w:tcW w:w="5987" w:type="dxa"/>
+            <w:tcBorders>
+              <w:top w:val="single" w:color="4F81BC" w:sz="18" w:space="0"/>
+            </w:tcBorders>
+            <w:shd w:val="clear" w:color="auto" w:fill="D2DFED"/>
+          </w:tcPr>
+          <w:p>
+            <w:pPr>
+              <w:pStyle w:val="6"/>
+              <w:spacing w:before="34"/>
+              <w:ind w:left="107"/>
+              <w:rPr>
+                <w:sz w:val="24"/>
+              </w:rPr>
+            </w:pPr>
+            <w:r>
+              <w:rPr>
+                <w:rFonts w:ascii="SimSun" w:hAnsi="SimSun" w:eastAsia="SimSun" w:cs="SimSun"/>
+                <w:sz w:val="24"/>
+                <w:szCs w:val="24"/>
+              </w:rPr>
+              <w:t>後端審核</w:t>
+            </w:r>
+          </w:p>
+        </w:tc>
+      </w:tr>
+      <w:tr>
+        <w:tblPrEx>
+          <w:tblBorders>
+            <w:top w:val="single" w:color="4F81BC" w:sz="8" w:space="0"/>
+            <w:left w:val="single" w:color="4F81BC" w:sz="8" w:space="0"/>
+            <w:bottom w:val="single" w:color="4F81BC" w:sz="8" w:space="0"/>
+            <w:right w:val="single" w:color="4F81BC" w:sz="8" w:space="0"/>
+            <w:insideH w:val="single" w:color="4F81BC" w:sz="8" w:space="0"/>
+            <w:insideV w:val="single" w:color="4F81BC" w:sz="8" w:space="0"/>
+          </w:tblBorders>
+          <w:tblLayout w:type="fixed"/>
+          <w:tblCellMar>
+            <w:top w:w="0" w:type="dxa"/>
+            <w:left w:w="0" w:type="dxa"/>
+            <w:bottom w:w="0" w:type="dxa"/>
+            <w:right w:w="0" w:type="dxa"/>
+          </w:tblCellMar>
+        </w:tblPrEx>
+        <w:trPr>
+          <w:trHeight w:val="359" w:hRule="atLeast"/>
+        </w:trPr>
+        <w:tc>
+          <w:tcPr>
+            <w:tcW w:w="2377" w:type="dxa"/>
+          </w:tcPr>
+          <w:p>
+            <w:pPr>
+              <w:pStyle w:val="6"/>
+              <w:spacing w:before="32"/>
+              <w:ind w:left="107"/>
+              <w:rPr>
+                <w:b/>
+                <w:sz w:val="24"/>
+              </w:rPr>
+            </w:pPr>
+            <w:r>
+              <w:rPr>
+                <w:b/>
+                <w:spacing w:val="-4"/>
+                <w:sz w:val="24"/>
+              </w:rPr>
+              <w:t>Goal</w:t>
+            </w:r>
+          </w:p>
+        </w:tc>
+        <w:tc>
+          <w:tcPr>
+            <w:tcW w:w="5987" w:type="dxa"/>
+          </w:tcPr>
+          <w:p>
+            <w:pPr>
+              <w:pStyle w:val="6"/>
+              <w:spacing w:before="32"/>
+              <w:ind w:left="107"/>
+              <w:rPr>
+                <w:sz w:val="24"/>
+              </w:rPr>
+            </w:pPr>
+            <w:r>
+              <w:rPr>
+                <w:rFonts w:ascii="SimSun" w:hAnsi="SimSun" w:eastAsia="SimSun" w:cs="SimSun"/>
+                <w:sz w:val="24"/>
+                <w:szCs w:val="24"/>
+              </w:rPr>
+              <w:t>審核事件與商家表單，決定是否核准並分類儲存</w:t>
+            </w:r>
+          </w:p>
+        </w:tc>
+      </w:tr>
+      <w:tr>
+        <w:tblPrEx>
+          <w:tblBorders>
+            <w:top w:val="single" w:color="4F81BC" w:sz="8" w:space="0"/>
+            <w:left w:val="single" w:color="4F81BC" w:sz="8" w:space="0"/>
+            <w:bottom w:val="single" w:color="4F81BC" w:sz="8" w:space="0"/>
+            <w:right w:val="single" w:color="4F81BC" w:sz="8" w:space="0"/>
+            <w:insideH w:val="single" w:color="4F81BC" w:sz="8" w:space="0"/>
+            <w:insideV w:val="single" w:color="4F81BC" w:sz="8" w:space="0"/>
+          </w:tblBorders>
+          <w:tblLayout w:type="fixed"/>
+          <w:tblCellMar>
+            <w:top w:w="0" w:type="dxa"/>
+            <w:left w:w="0" w:type="dxa"/>
+            <w:bottom w:w="0" w:type="dxa"/>
+            <w:right w:w="0" w:type="dxa"/>
+          </w:tblCellMar>
+        </w:tblPrEx>
+        <w:trPr>
+          <w:trHeight w:val="721" w:hRule="atLeast"/>
+        </w:trPr>
+        <w:tc>
+          <w:tcPr>
+            <w:tcW w:w="2377" w:type="dxa"/>
+            <w:shd w:val="clear" w:color="auto" w:fill="D2DFED"/>
+          </w:tcPr>
+          <w:p>
+            <w:pPr>
+              <w:pStyle w:val="6"/>
+              <w:spacing w:before="35"/>
+              <w:ind w:left="107"/>
+              <w:rPr>
+                <w:b/>
+                <w:sz w:val="24"/>
+              </w:rPr>
+            </w:pPr>
+            <w:r>
+              <w:rPr>
+                <w:b/>
+                <w:spacing w:val="-2"/>
+                <w:sz w:val="24"/>
+              </w:rPr>
+              <w:t>Requirements</w:t>
+            </w:r>
+          </w:p>
+        </w:tc>
+        <w:tc>
+          <w:tcPr>
+            <w:tcW w:w="5987" w:type="dxa"/>
+            <w:shd w:val="clear" w:color="auto" w:fill="D2DFED"/>
+          </w:tcPr>
+          <w:p>
+            <w:pPr>
+              <w:pStyle w:val="6"/>
+              <w:spacing w:before="67"/>
+              <w:ind w:left="107"/>
+              <w:rPr>
+                <w:sz w:val="24"/>
+              </w:rPr>
+            </w:pPr>
+            <w:r>
+              <w:rPr>
+                <w:rFonts w:ascii="SimSun" w:hAnsi="SimSun" w:eastAsia="SimSun" w:cs="SimSun"/>
+                <w:sz w:val="24"/>
+                <w:szCs w:val="24"/>
+              </w:rPr>
+              <w:t>[FR</w:t>
+            </w:r>
+            <w:r>
+              <w:rPr>
+                <w:rFonts w:hint="eastAsia" w:ascii="SimSun" w:hAnsi="SimSun" w:eastAsia="新細明體" w:cs="SimSun"/>
+                <w:sz w:val="24"/>
+                <w:szCs w:val="24"/>
+                <w:lang w:val="en-US" w:eastAsia="zh-TW"/>
+              </w:rPr>
+              <w:t>11</w:t>
+            </w:r>
+            <w:r>
+              <w:rPr>
+                <w:rFonts w:ascii="SimSun" w:hAnsi="SimSun" w:eastAsia="SimSun" w:cs="SimSun"/>
+                <w:sz w:val="24"/>
+                <w:szCs w:val="24"/>
+              </w:rPr>
+              <w:t xml:space="preserve">: 資料審核處理] </w:t>
+            </w:r>
+          </w:p>
+        </w:tc>
+      </w:tr>
+      <w:tr>
+        <w:tblPrEx>
+          <w:tblBorders>
+            <w:top w:val="single" w:color="4F81BC" w:sz="8" w:space="0"/>
+            <w:left w:val="single" w:color="4F81BC" w:sz="8" w:space="0"/>
+            <w:bottom w:val="single" w:color="4F81BC" w:sz="8" w:space="0"/>
+            <w:right w:val="single" w:color="4F81BC" w:sz="8" w:space="0"/>
+            <w:insideH w:val="single" w:color="4F81BC" w:sz="8" w:space="0"/>
+            <w:insideV w:val="single" w:color="4F81BC" w:sz="8" w:space="0"/>
+          </w:tblBorders>
+          <w:tblLayout w:type="fixed"/>
+          <w:tblCellMar>
+            <w:top w:w="0" w:type="dxa"/>
+            <w:left w:w="0" w:type="dxa"/>
+            <w:bottom w:w="0" w:type="dxa"/>
+            <w:right w:w="0" w:type="dxa"/>
+          </w:tblCellMar>
+        </w:tblPrEx>
+        <w:trPr>
+          <w:trHeight w:val="719" w:hRule="atLeast"/>
+        </w:trPr>
+        <w:tc>
+          <w:tcPr>
+            <w:tcW w:w="2377" w:type="dxa"/>
+          </w:tcPr>
+          <w:p>
+            <w:pPr>
+              <w:pStyle w:val="6"/>
+              <w:spacing w:before="32"/>
+              <w:ind w:left="107"/>
+              <w:rPr>
+                <w:b/>
+                <w:sz w:val="24"/>
+              </w:rPr>
+            </w:pPr>
+            <w:r>
+              <w:rPr>
+                <w:b/>
+                <w:spacing w:val="-2"/>
+                <w:sz w:val="24"/>
+              </w:rPr>
+              <w:t>Description</w:t>
+            </w:r>
+          </w:p>
+        </w:tc>
+        <w:tc>
+          <w:tcPr>
+            <w:tcW w:w="5987" w:type="dxa"/>
+          </w:tcPr>
+          <w:p>
+            <w:pPr>
+              <w:pStyle w:val="6"/>
+              <w:spacing w:before="67"/>
+              <w:ind w:left="107"/>
+              <w:rPr>
+                <w:sz w:val="24"/>
+              </w:rPr>
+            </w:pPr>
+            <w:r>
+              <w:rPr>
+                <w:rFonts w:ascii="SimSun" w:hAnsi="SimSun" w:eastAsia="SimSun" w:cs="SimSun"/>
+                <w:sz w:val="24"/>
+                <w:szCs w:val="24"/>
+              </w:rPr>
+              <w:t>管理員與 AI 根據使用者通報與商家申請進行初審與複審，決定是否核准，並將結果分類至地圖或商家資料庫。整體流程包含資料讀取、審核決策、狀態分類與結果儲存</w:t>
+            </w:r>
+          </w:p>
+        </w:tc>
+      </w:tr>
+      <w:tr>
+        <w:tblPrEx>
+          <w:tblBorders>
+            <w:top w:val="single" w:color="4F81BC" w:sz="8" w:space="0"/>
+            <w:left w:val="single" w:color="4F81BC" w:sz="8" w:space="0"/>
+            <w:bottom w:val="single" w:color="4F81BC" w:sz="8" w:space="0"/>
+            <w:right w:val="single" w:color="4F81BC" w:sz="8" w:space="0"/>
+            <w:insideH w:val="single" w:color="4F81BC" w:sz="8" w:space="0"/>
+            <w:insideV w:val="single" w:color="4F81BC" w:sz="8" w:space="0"/>
+          </w:tblBorders>
+          <w:tblLayout w:type="fixed"/>
+          <w:tblCellMar>
+            <w:top w:w="0" w:type="dxa"/>
+            <w:left w:w="0" w:type="dxa"/>
+            <w:bottom w:w="0" w:type="dxa"/>
+            <w:right w:w="0" w:type="dxa"/>
+          </w:tblCellMar>
+        </w:tblPrEx>
+        <w:trPr>
+          <w:trHeight w:val="359" w:hRule="atLeast"/>
+        </w:trPr>
+        <w:tc>
+          <w:tcPr>
+            <w:tcW w:w="2377" w:type="dxa"/>
+            <w:shd w:val="clear" w:color="auto" w:fill="D2DFED"/>
+          </w:tcPr>
+          <w:p>
+            <w:pPr>
+              <w:pStyle w:val="6"/>
+              <w:spacing w:before="32"/>
+              <w:ind w:left="107"/>
+              <w:rPr>
+                <w:b/>
+                <w:sz w:val="24"/>
+              </w:rPr>
+            </w:pPr>
+            <w:r>
+              <w:rPr>
+                <w:b/>
+                <w:spacing w:val="-2"/>
+                <w:sz w:val="24"/>
+              </w:rPr>
+              <w:t>Actor</w:t>
+            </w:r>
+          </w:p>
+        </w:tc>
+        <w:tc>
+          <w:tcPr>
+            <w:tcW w:w="5987" w:type="dxa"/>
+            <w:shd w:val="clear" w:color="auto" w:fill="D2DFED"/>
+          </w:tcPr>
+          <w:p>
+            <w:pPr>
+              <w:pStyle w:val="6"/>
+              <w:rPr>
+                <w:rFonts w:ascii="Times New Roman"/>
+                <w:sz w:val="22"/>
+              </w:rPr>
+            </w:pPr>
+            <w:r>
+              <w:rPr>
+                <w:rFonts w:ascii="SimSun" w:hAnsi="SimSun" w:eastAsia="SimSun" w:cs="SimSun"/>
+                <w:sz w:val="24"/>
+                <w:szCs w:val="24"/>
+              </w:rPr>
+              <w:t>管理員、AI</w:t>
+            </w:r>
+          </w:p>
+        </w:tc>
+      </w:tr>
+      <w:tr>
+        <w:tblPrEx>
+          <w:tblBorders>
+            <w:top w:val="single" w:color="4F81BC" w:sz="8" w:space="0"/>
+            <w:left w:val="single" w:color="4F81BC" w:sz="8" w:space="0"/>
+            <w:bottom w:val="single" w:color="4F81BC" w:sz="8" w:space="0"/>
+            <w:right w:val="single" w:color="4F81BC" w:sz="8" w:space="0"/>
+            <w:insideH w:val="single" w:color="4F81BC" w:sz="8" w:space="0"/>
+            <w:insideV w:val="single" w:color="4F81BC" w:sz="8" w:space="0"/>
+          </w:tblBorders>
+          <w:tblLayout w:type="fixed"/>
+          <w:tblCellMar>
+            <w:top w:w="0" w:type="dxa"/>
+            <w:left w:w="0" w:type="dxa"/>
+            <w:bottom w:w="0" w:type="dxa"/>
+            <w:right w:w="0" w:type="dxa"/>
+          </w:tblCellMar>
+        </w:tblPrEx>
+        <w:trPr>
+          <w:trHeight w:val="361" w:hRule="atLeast"/>
+        </w:trPr>
+        <w:tc>
+          <w:tcPr>
+            <w:tcW w:w="2377" w:type="dxa"/>
+          </w:tcPr>
+          <w:p>
+            <w:pPr>
+              <w:pStyle w:val="6"/>
+              <w:spacing w:before="35"/>
+              <w:ind w:left="107"/>
+              <w:rPr>
+                <w:b/>
+                <w:sz w:val="24"/>
+              </w:rPr>
+            </w:pPr>
+            <w:r>
+              <w:rPr>
+                <w:b/>
+                <w:spacing w:val="-2"/>
+                <w:sz w:val="24"/>
+              </w:rPr>
+              <w:t>Assumptions</w:t>
+            </w:r>
+          </w:p>
+        </w:tc>
+        <w:tc>
+          <w:tcPr>
+            <w:tcW w:w="5987" w:type="dxa"/>
+          </w:tcPr>
+          <w:p>
+            <w:pPr>
+              <w:pStyle w:val="6"/>
+              <w:rPr>
+                <w:rFonts w:ascii="Times New Roman"/>
+                <w:sz w:val="22"/>
+              </w:rPr>
+            </w:pPr>
+            <w:r>
+              <w:rPr>
+                <w:rFonts w:ascii="SimSun" w:hAnsi="SimSun" w:eastAsia="SimSun" w:cs="SimSun"/>
+                <w:sz w:val="24"/>
+                <w:szCs w:val="24"/>
+              </w:rPr>
+              <w:t>系統已累積待審核的資料</w:t>
+            </w:r>
+          </w:p>
+        </w:tc>
+      </w:tr>
+      <w:tr>
+        <w:tblPrEx>
+          <w:tblBorders>
+            <w:top w:val="single" w:color="4F81BC" w:sz="8" w:space="0"/>
+            <w:left w:val="single" w:color="4F81BC" w:sz="8" w:space="0"/>
+            <w:bottom w:val="single" w:color="4F81BC" w:sz="8" w:space="0"/>
+            <w:right w:val="single" w:color="4F81BC" w:sz="8" w:space="0"/>
+            <w:insideH w:val="single" w:color="4F81BC" w:sz="8" w:space="0"/>
+            <w:insideV w:val="single" w:color="4F81BC" w:sz="8" w:space="0"/>
+          </w:tblBorders>
+          <w:tblLayout w:type="fixed"/>
+          <w:tblCellMar>
+            <w:top w:w="0" w:type="dxa"/>
+            <w:left w:w="0" w:type="dxa"/>
+            <w:bottom w:w="0" w:type="dxa"/>
+            <w:right w:w="0" w:type="dxa"/>
+          </w:tblCellMar>
+        </w:tblPrEx>
+        <w:trPr>
+          <w:trHeight w:val="359" w:hRule="atLeast"/>
+        </w:trPr>
+        <w:tc>
+          <w:tcPr>
+            <w:tcW w:w="2377" w:type="dxa"/>
+            <w:shd w:val="clear" w:color="auto" w:fill="D2DFED"/>
+          </w:tcPr>
+          <w:p>
+            <w:pPr>
+              <w:pStyle w:val="6"/>
+              <w:spacing w:before="32"/>
+              <w:ind w:left="107"/>
+              <w:rPr>
+                <w:b/>
+                <w:sz w:val="24"/>
+              </w:rPr>
+            </w:pPr>
+            <w:r>
+              <w:rPr>
+                <w:b/>
+                <w:spacing w:val="-2"/>
+                <w:sz w:val="24"/>
+              </w:rPr>
+              <w:t>Constraints</w:t>
+            </w:r>
+          </w:p>
+        </w:tc>
+        <w:tc>
+          <w:tcPr>
+            <w:tcW w:w="5987" w:type="dxa"/>
+            <w:shd w:val="clear" w:color="auto" w:fill="D2DFED"/>
+          </w:tcPr>
+          <w:p>
+            <w:pPr>
+              <w:pStyle w:val="6"/>
+              <w:rPr>
+                <w:rFonts w:ascii="Times New Roman"/>
+                <w:sz w:val="22"/>
+              </w:rPr>
+            </w:pPr>
+            <w:r>
+              <w:rPr>
+                <w:rFonts w:ascii="SimSun" w:hAnsi="SimSun" w:eastAsia="SimSun" w:cs="SimSun"/>
+                <w:sz w:val="24"/>
+                <w:szCs w:val="24"/>
+              </w:rPr>
+              <w:t>資料必須經 AI 初審後再由管理員進行複審</w:t>
+            </w:r>
+          </w:p>
+        </w:tc>
+      </w:tr>
+      <w:tr>
+        <w:tblPrEx>
+          <w:tblBorders>
+            <w:top w:val="single" w:color="4F81BC" w:sz="8" w:space="0"/>
+            <w:left w:val="single" w:color="4F81BC" w:sz="8" w:space="0"/>
+            <w:bottom w:val="single" w:color="4F81BC" w:sz="8" w:space="0"/>
+            <w:right w:val="single" w:color="4F81BC" w:sz="8" w:space="0"/>
+            <w:insideH w:val="single" w:color="4F81BC" w:sz="8" w:space="0"/>
+            <w:insideV w:val="single" w:color="4F81BC" w:sz="8" w:space="0"/>
+          </w:tblBorders>
+          <w:tblLayout w:type="fixed"/>
+          <w:tblCellMar>
+            <w:top w:w="0" w:type="dxa"/>
+            <w:left w:w="0" w:type="dxa"/>
+            <w:bottom w:w="0" w:type="dxa"/>
+            <w:right w:w="0" w:type="dxa"/>
+          </w:tblCellMar>
+        </w:tblPrEx>
+        <w:trPr>
+          <w:trHeight w:val="359" w:hRule="atLeast"/>
+        </w:trPr>
+        <w:tc>
+          <w:tcPr>
+            <w:tcW w:w="2377" w:type="dxa"/>
+          </w:tcPr>
+          <w:p>
+            <w:pPr>
+              <w:pStyle w:val="6"/>
+              <w:spacing w:before="33"/>
+              <w:ind w:left="107"/>
+              <w:rPr>
+                <w:b/>
+                <w:sz w:val="24"/>
+              </w:rPr>
+            </w:pPr>
+            <w:r>
+              <w:rPr>
+                <w:b/>
+                <w:spacing w:val="-2"/>
+                <w:sz w:val="24"/>
+              </w:rPr>
+              <w:t>Priority</w:t>
+            </w:r>
+          </w:p>
+        </w:tc>
+        <w:tc>
+          <w:tcPr>
+            <w:tcW w:w="5987" w:type="dxa"/>
+          </w:tcPr>
+          <w:p>
+            <w:pPr>
+              <w:pStyle w:val="6"/>
+              <w:spacing w:before="33"/>
+              <w:ind w:left="107"/>
+              <w:rPr>
+                <w:rFonts w:hint="eastAsia" w:eastAsia="新細明體"/>
+                <w:sz w:val="24"/>
+                <w:lang w:val="en-US" w:eastAsia="zh-TW"/>
+              </w:rPr>
+            </w:pPr>
+            <w:r>
+              <w:rPr>
+                <w:rFonts w:hint="eastAsia" w:eastAsia="新細明體"/>
+                <w:sz w:val="24"/>
+                <w:lang w:val="en-US" w:eastAsia="zh-TW"/>
+              </w:rPr>
+              <w:t>高</w:t>
+            </w:r>
+          </w:p>
+        </w:tc>
+      </w:tr>
+      <w:tr>
+        <w:tblPrEx>
+          <w:tblBorders>
+            <w:top w:val="single" w:color="4F81BC" w:sz="8" w:space="0"/>
+            <w:left w:val="single" w:color="4F81BC" w:sz="8" w:space="0"/>
+            <w:bottom w:val="single" w:color="4F81BC" w:sz="8" w:space="0"/>
+            <w:right w:val="single" w:color="4F81BC" w:sz="8" w:space="0"/>
+            <w:insideH w:val="single" w:color="4F81BC" w:sz="8" w:space="0"/>
+            <w:insideV w:val="single" w:color="4F81BC" w:sz="8" w:space="0"/>
+          </w:tblBorders>
+          <w:tblLayout w:type="fixed"/>
+          <w:tblCellMar>
+            <w:top w:w="0" w:type="dxa"/>
+            <w:left w:w="0" w:type="dxa"/>
+            <w:bottom w:w="0" w:type="dxa"/>
+            <w:right w:w="0" w:type="dxa"/>
+          </w:tblCellMar>
+        </w:tblPrEx>
+        <w:trPr>
+          <w:trHeight w:val="1441" w:hRule="atLeast"/>
+        </w:trPr>
+        <w:tc>
+          <w:tcPr>
+            <w:tcW w:w="2377" w:type="dxa"/>
+            <w:shd w:val="clear" w:color="auto" w:fill="D2DFED"/>
+          </w:tcPr>
+          <w:p>
+            <w:pPr>
+              <w:pStyle w:val="6"/>
+              <w:spacing w:before="35"/>
+              <w:ind w:left="107"/>
+              <w:rPr>
+                <w:b/>
+                <w:sz w:val="24"/>
+              </w:rPr>
+            </w:pPr>
+            <w:r>
+              <w:rPr>
+                <w:b/>
+                <w:spacing w:val="-2"/>
+                <w:sz w:val="24"/>
+              </w:rPr>
+              <w:t>Pre-Conditions</w:t>
+            </w:r>
+          </w:p>
+        </w:tc>
+        <w:tc>
+          <w:tcPr>
+            <w:tcW w:w="5987" w:type="dxa"/>
+            <w:shd w:val="clear" w:color="auto" w:fill="D2DFED"/>
+          </w:tcPr>
+          <w:p>
+            <w:pPr>
+              <w:pStyle w:val="6"/>
+              <w:numPr>
+                <w:ilvl w:val="0"/>
+                <w:numId w:val="0"/>
+              </w:numPr>
+              <w:tabs>
+                <w:tab w:val="left" w:pos="466"/>
+              </w:tabs>
+              <w:spacing w:before="0" w:after="0" w:line="240" w:lineRule="auto"/>
+              <w:ind w:right="0" w:rightChars="0"/>
+              <w:jc w:val="left"/>
+              <w:rPr>
+                <w:rFonts w:hint="eastAsia" w:ascii="Microsoft YaHei" w:eastAsia="新細明體"/>
+                <w:sz w:val="24"/>
+                <w:lang w:val="en-US" w:eastAsia="zh-TW"/>
+              </w:rPr>
+            </w:pPr>
+            <w:r>
+              <w:rPr>
+                <w:rFonts w:ascii="SimSun" w:hAnsi="SimSun" w:eastAsia="SimSun" w:cs="SimSun"/>
+                <w:sz w:val="24"/>
+                <w:szCs w:val="24"/>
+              </w:rPr>
+              <w:t>系統中存在待審核資料</w:t>
+            </w:r>
+          </w:p>
+        </w:tc>
+      </w:tr>
+      <w:tr>
+        <w:tblPrEx>
+          <w:tblBorders>
+            <w:top w:val="single" w:color="4F81BC" w:sz="8" w:space="0"/>
+            <w:left w:val="single" w:color="4F81BC" w:sz="8" w:space="0"/>
+            <w:bottom w:val="single" w:color="4F81BC" w:sz="8" w:space="0"/>
+            <w:right w:val="single" w:color="4F81BC" w:sz="8" w:space="0"/>
+            <w:insideH w:val="single" w:color="4F81BC" w:sz="8" w:space="0"/>
+            <w:insideV w:val="single" w:color="4F81BC" w:sz="8" w:space="0"/>
+          </w:tblBorders>
+          <w:tblLayout w:type="fixed"/>
+          <w:tblCellMar>
+            <w:top w:w="0" w:type="dxa"/>
+            <w:left w:w="0" w:type="dxa"/>
+            <w:bottom w:w="0" w:type="dxa"/>
+            <w:right w:w="0" w:type="dxa"/>
+          </w:tblCellMar>
+        </w:tblPrEx>
+        <w:trPr>
+          <w:trHeight w:val="719" w:hRule="atLeast"/>
+        </w:trPr>
+        <w:tc>
+          <w:tcPr>
+            <w:tcW w:w="2377" w:type="dxa"/>
+          </w:tcPr>
+          <w:p>
+            <w:pPr>
+              <w:pStyle w:val="6"/>
+              <w:spacing w:before="32"/>
+              <w:ind w:left="107"/>
+              <w:rPr>
+                <w:b/>
+                <w:sz w:val="24"/>
+              </w:rPr>
+            </w:pPr>
+            <w:r>
+              <w:rPr>
+                <w:b/>
+                <w:spacing w:val="-4"/>
+                <w:sz w:val="24"/>
+              </w:rPr>
+              <w:t>Post-</w:t>
+            </w:r>
+            <w:r>
+              <w:rPr>
+                <w:b/>
+                <w:spacing w:val="-2"/>
+                <w:sz w:val="24"/>
+              </w:rPr>
+              <w:t>Conditions</w:t>
+            </w:r>
+          </w:p>
+        </w:tc>
+        <w:tc>
+          <w:tcPr>
+            <w:tcW w:w="5987" w:type="dxa"/>
+          </w:tcPr>
+          <w:p>
+            <w:pPr>
+              <w:pStyle w:val="6"/>
+              <w:spacing w:before="169"/>
+              <w:ind w:left="107"/>
+              <w:rPr>
+                <w:rFonts w:ascii="Microsoft YaHei" w:eastAsia="Microsoft YaHei"/>
+                <w:sz w:val="24"/>
+              </w:rPr>
+            </w:pPr>
+            <w:r>
+              <w:rPr>
+                <w:rFonts w:ascii="SimSun" w:hAnsi="SimSun" w:eastAsia="SimSun" w:cs="SimSun"/>
+                <w:sz w:val="24"/>
+                <w:szCs w:val="24"/>
+              </w:rPr>
+              <w:t>審核結果紀錄完成並分類儲存</w:t>
+            </w:r>
+          </w:p>
+        </w:tc>
+      </w:tr>
+      <w:tr>
+        <w:tblPrEx>
+          <w:tblBorders>
+            <w:top w:val="single" w:color="4F81BC" w:sz="8" w:space="0"/>
+            <w:left w:val="single" w:color="4F81BC" w:sz="8" w:space="0"/>
+            <w:bottom w:val="single" w:color="4F81BC" w:sz="8" w:space="0"/>
+            <w:right w:val="single" w:color="4F81BC" w:sz="8" w:space="0"/>
+            <w:insideH w:val="single" w:color="4F81BC" w:sz="8" w:space="0"/>
+            <w:insideV w:val="single" w:color="4F81BC" w:sz="8" w:space="0"/>
+          </w:tblBorders>
+          <w:tblLayout w:type="fixed"/>
+          <w:tblCellMar>
+            <w:top w:w="0" w:type="dxa"/>
+            <w:left w:w="0" w:type="dxa"/>
+            <w:bottom w:w="0" w:type="dxa"/>
+            <w:right w:w="0" w:type="dxa"/>
+          </w:tblCellMar>
+        </w:tblPrEx>
+        <w:trPr>
+          <w:trHeight w:val="2879" w:hRule="atLeast"/>
+        </w:trPr>
+        <w:tc>
+          <w:tcPr>
+            <w:tcW w:w="2377" w:type="dxa"/>
+            <w:shd w:val="clear" w:color="auto" w:fill="D2DFED"/>
+          </w:tcPr>
+          <w:p>
+            <w:pPr>
+              <w:pStyle w:val="6"/>
+              <w:spacing w:before="32"/>
+              <w:ind w:left="107"/>
+              <w:rPr>
+                <w:b/>
+                <w:sz w:val="24"/>
+              </w:rPr>
+            </w:pPr>
+            <w:r>
+              <w:rPr>
+                <w:b/>
+                <w:sz w:val="24"/>
+              </w:rPr>
+              <w:t>Basic</w:t>
+            </w:r>
+            <w:r>
+              <w:rPr>
+                <w:b/>
+                <w:spacing w:val="-2"/>
+                <w:sz w:val="24"/>
+              </w:rPr>
+              <w:t xml:space="preserve"> </w:t>
+            </w:r>
+            <w:r>
+              <w:rPr>
+                <w:b/>
+                <w:spacing w:val="-4"/>
+                <w:sz w:val="24"/>
+              </w:rPr>
+              <w:t>Flow</w:t>
+            </w:r>
+          </w:p>
+        </w:tc>
+        <w:tc>
+          <w:tcPr>
+            <w:tcW w:w="5987" w:type="dxa"/>
+            <w:shd w:val="clear" w:color="auto" w:fill="D2DFED"/>
+          </w:tcPr>
+          <w:p>
+            <w:pPr>
+              <w:pStyle w:val="6"/>
+              <w:numPr>
+                <w:ilvl w:val="0"/>
+                <w:numId w:val="0"/>
+              </w:numPr>
+              <w:spacing w:line="720" w:lineRule="atLeast"/>
+              <w:ind w:right="178" w:rightChars="0"/>
+              <w:rPr>
+                <w:rFonts w:ascii="SimSun" w:hAnsi="SimSun" w:eastAsia="SimSun" w:cs="SimSun"/>
+                <w:sz w:val="24"/>
+                <w:szCs w:val="24"/>
+              </w:rPr>
+            </w:pPr>
+            <w:r>
+              <w:rPr>
+                <w:rFonts w:hint="eastAsia" w:ascii="SimSun" w:hAnsi="SimSun" w:eastAsia="新細明體" w:cs="SimSun"/>
+                <w:sz w:val="24"/>
+                <w:szCs w:val="24"/>
+                <w:lang w:val="en-US" w:eastAsia="zh-TW"/>
+              </w:rPr>
+              <w:t xml:space="preserve">1. </w:t>
+            </w:r>
+            <w:r>
+              <w:rPr>
+                <w:rFonts w:ascii="SimSun" w:hAnsi="SimSun" w:eastAsia="SimSun" w:cs="SimSun"/>
+                <w:sz w:val="24"/>
+                <w:szCs w:val="24"/>
+              </w:rPr>
+              <w:t>AI 讀取資料進行初審</w:t>
+            </w:r>
+            <w:r>
+              <w:rPr>
+                <w:rFonts w:ascii="SimSun" w:hAnsi="SimSun" w:eastAsia="SimSun" w:cs="SimSun"/>
+                <w:sz w:val="24"/>
+                <w:szCs w:val="24"/>
+              </w:rPr>
+              <w:br w:type="textWrapping"/>
+            </w:r>
+            <w:r>
+              <w:rPr>
+                <w:rFonts w:ascii="SimSun" w:hAnsi="SimSun" w:eastAsia="SimSun" w:cs="SimSun"/>
+                <w:sz w:val="24"/>
+                <w:szCs w:val="24"/>
+              </w:rPr>
+              <w:t>2. 系統記錄 AI 判斷</w:t>
+            </w:r>
+          </w:p>
+          <w:p>
+            <w:pPr>
+              <w:pStyle w:val="6"/>
+              <w:numPr>
+                <w:ilvl w:val="0"/>
+                <w:numId w:val="0"/>
+              </w:numPr>
+              <w:spacing w:line="720" w:lineRule="atLeast"/>
+              <w:ind w:right="178" w:rightChars="0"/>
+              <w:rPr>
+                <w:rFonts w:ascii="SimSun" w:hAnsi="SimSun" w:eastAsia="SimSun" w:cs="SimSun"/>
+                <w:sz w:val="24"/>
+                <w:szCs w:val="24"/>
+              </w:rPr>
+            </w:pPr>
+            <w:r>
+              <w:rPr>
+                <w:rFonts w:hint="eastAsia" w:ascii="SimSun" w:hAnsi="SimSun" w:eastAsia="新細明體" w:cs="SimSun"/>
+                <w:sz w:val="24"/>
+                <w:szCs w:val="24"/>
+                <w:lang w:val="en-US" w:eastAsia="zh-TW"/>
+              </w:rPr>
+              <w:t xml:space="preserve">3. </w:t>
+            </w:r>
+            <w:r>
+              <w:rPr>
+                <w:rFonts w:ascii="SimSun" w:hAnsi="SimSun" w:eastAsia="SimSun" w:cs="SimSun"/>
+                <w:sz w:val="24"/>
+                <w:szCs w:val="24"/>
+              </w:rPr>
+              <w:t>管理員進行複審</w:t>
+            </w:r>
+          </w:p>
+          <w:p>
+            <w:pPr>
+              <w:pStyle w:val="6"/>
+              <w:numPr>
+                <w:ilvl w:val="0"/>
+                <w:numId w:val="0"/>
+              </w:numPr>
+              <w:spacing w:line="720" w:lineRule="atLeast"/>
+              <w:ind w:right="178" w:rightChars="0"/>
+              <w:rPr>
+                <w:rFonts w:hint="eastAsia" w:ascii="SimSun" w:hAnsi="SimSun" w:eastAsia="新細明體" w:cs="SimSun"/>
+                <w:sz w:val="24"/>
+                <w:szCs w:val="24"/>
+                <w:lang w:val="en-US" w:eastAsia="zh-TW"/>
+              </w:rPr>
+            </w:pPr>
+            <w:r>
+              <w:rPr>
+                <w:rFonts w:hint="eastAsia" w:ascii="SimSun" w:hAnsi="SimSun" w:eastAsia="新細明體" w:cs="SimSun"/>
+                <w:sz w:val="24"/>
+                <w:szCs w:val="24"/>
+                <w:lang w:val="en-US" w:eastAsia="zh-TW"/>
+              </w:rPr>
+              <w:t>4.</w:t>
+            </w:r>
+            <w:r>
+              <w:rPr>
+                <w:rFonts w:ascii="SimSun" w:hAnsi="SimSun" w:eastAsia="SimSun" w:cs="SimSun"/>
+                <w:sz w:val="24"/>
+                <w:szCs w:val="24"/>
+              </w:rPr>
+              <w:t>系統根據結果分類資料並儲存</w:t>
+            </w:r>
+          </w:p>
+          <w:p>
+            <w:pPr>
+              <w:pStyle w:val="6"/>
+              <w:numPr>
+                <w:ilvl w:val="0"/>
+                <w:numId w:val="0"/>
+              </w:numPr>
+              <w:spacing w:line="720" w:lineRule="atLeast"/>
+              <w:ind w:right="178" w:rightChars="0"/>
+              <w:rPr>
+                <w:rFonts w:ascii="SimSun" w:hAnsi="SimSun" w:eastAsia="SimSun" w:cs="SimSun"/>
+                <w:sz w:val="24"/>
+                <w:szCs w:val="24"/>
+              </w:rPr>
+            </w:pPr>
+          </w:p>
+        </w:tc>
+      </w:tr>
+      <w:tr>
+        <w:tblPrEx>
+          <w:tblBorders>
+            <w:top w:val="single" w:color="4F81BC" w:sz="8" w:space="0"/>
+            <w:left w:val="single" w:color="4F81BC" w:sz="8" w:space="0"/>
+            <w:bottom w:val="single" w:color="4F81BC" w:sz="8" w:space="0"/>
+            <w:right w:val="single" w:color="4F81BC" w:sz="8" w:space="0"/>
+            <w:insideH w:val="single" w:color="4F81BC" w:sz="8" w:space="0"/>
+            <w:insideV w:val="single" w:color="4F81BC" w:sz="8" w:space="0"/>
+          </w:tblBorders>
+          <w:tblLayout w:type="fixed"/>
+          <w:tblCellMar>
+            <w:top w:w="0" w:type="dxa"/>
+            <w:left w:w="0" w:type="dxa"/>
+            <w:bottom w:w="0" w:type="dxa"/>
+            <w:right w:w="0" w:type="dxa"/>
+          </w:tblCellMar>
+        </w:tblPrEx>
+        <w:trPr>
+          <w:trHeight w:val="361" w:hRule="atLeast"/>
+        </w:trPr>
+        <w:tc>
+          <w:tcPr>
+            <w:tcW w:w="2377" w:type="dxa"/>
+          </w:tcPr>
+          <w:p>
+            <w:pPr>
+              <w:pStyle w:val="6"/>
+              <w:spacing w:before="35"/>
+              <w:ind w:left="107"/>
+              <w:rPr>
+                <w:b/>
+                <w:sz w:val="24"/>
+              </w:rPr>
+            </w:pPr>
+            <w:r>
+              <w:rPr>
+                <w:b/>
+                <w:sz w:val="24"/>
+              </w:rPr>
+              <w:t>Alternative</w:t>
+            </w:r>
+            <w:r>
+              <w:rPr>
+                <w:b/>
+                <w:spacing w:val="-13"/>
+                <w:sz w:val="24"/>
+              </w:rPr>
+              <w:t xml:space="preserve"> </w:t>
+            </w:r>
+            <w:r>
+              <w:rPr>
+                <w:b/>
+                <w:spacing w:val="-2"/>
+                <w:sz w:val="24"/>
+              </w:rPr>
+              <w:t>Flows</w:t>
+            </w:r>
+          </w:p>
+        </w:tc>
+        <w:tc>
+          <w:tcPr>
+            <w:tcW w:w="5987" w:type="dxa"/>
+          </w:tcPr>
+          <w:p>
+            <w:pPr>
+              <w:pStyle w:val="6"/>
+              <w:rPr>
+                <w:rFonts w:ascii="SimSun" w:hAnsi="SimSun" w:eastAsia="SimSun" w:cs="SimSun"/>
+                <w:sz w:val="24"/>
+                <w:szCs w:val="24"/>
+              </w:rPr>
+            </w:pPr>
+            <w:r>
+              <w:rPr>
+                <w:rFonts w:ascii="SimSun" w:hAnsi="SimSun" w:eastAsia="SimSun" w:cs="SimSun"/>
+                <w:sz w:val="24"/>
+                <w:szCs w:val="24"/>
+              </w:rPr>
+              <w:t>無</w:t>
+            </w:r>
+          </w:p>
+        </w:tc>
+      </w:tr>
+      <w:tr>
+        <w:tblPrEx>
+          <w:tblBorders>
+            <w:top w:val="single" w:color="4F81BC" w:sz="8" w:space="0"/>
+            <w:left w:val="single" w:color="4F81BC" w:sz="8" w:space="0"/>
+            <w:bottom w:val="single" w:color="4F81BC" w:sz="8" w:space="0"/>
+            <w:right w:val="single" w:color="4F81BC" w:sz="8" w:space="0"/>
+            <w:insideH w:val="single" w:color="4F81BC" w:sz="8" w:space="0"/>
+            <w:insideV w:val="single" w:color="4F81BC" w:sz="8" w:space="0"/>
+          </w:tblBorders>
+          <w:tblLayout w:type="fixed"/>
+          <w:tblCellMar>
+            <w:top w:w="0" w:type="dxa"/>
+            <w:left w:w="0" w:type="dxa"/>
+            <w:bottom w:w="0" w:type="dxa"/>
+            <w:right w:w="0" w:type="dxa"/>
+          </w:tblCellMar>
+        </w:tblPrEx>
+        <w:trPr>
+          <w:trHeight w:val="359" w:hRule="atLeast"/>
+        </w:trPr>
+        <w:tc>
+          <w:tcPr>
+            <w:tcW w:w="2377" w:type="dxa"/>
+            <w:shd w:val="clear" w:color="auto" w:fill="D2DFED"/>
+          </w:tcPr>
+          <w:p>
+            <w:pPr>
+              <w:pStyle w:val="6"/>
+              <w:spacing w:before="32"/>
+              <w:ind w:left="107"/>
+              <w:rPr>
+                <w:b/>
+                <w:sz w:val="24"/>
+              </w:rPr>
+            </w:pPr>
+            <w:r>
+              <w:rPr>
+                <w:b/>
+                <w:sz w:val="24"/>
+              </w:rPr>
+              <w:t>Exceptional</w:t>
+            </w:r>
+            <w:r>
+              <w:rPr>
+                <w:b/>
+                <w:spacing w:val="-9"/>
+                <w:sz w:val="24"/>
+              </w:rPr>
+              <w:t xml:space="preserve"> </w:t>
+            </w:r>
+            <w:r>
+              <w:rPr>
+                <w:b/>
+                <w:spacing w:val="-2"/>
+                <w:sz w:val="24"/>
+              </w:rPr>
+              <w:t>Flows</w:t>
+            </w:r>
+          </w:p>
+        </w:tc>
+        <w:tc>
+          <w:tcPr>
+            <w:tcW w:w="5987" w:type="dxa"/>
+            <w:shd w:val="clear" w:color="auto" w:fill="D2DFED"/>
+          </w:tcPr>
+          <w:p>
+            <w:pPr>
+              <w:pStyle w:val="6"/>
+              <w:rPr>
+                <w:rFonts w:ascii="SimSun" w:hAnsi="SimSun" w:eastAsia="SimSun" w:cs="SimSun"/>
+                <w:sz w:val="24"/>
+                <w:szCs w:val="24"/>
+              </w:rPr>
+            </w:pPr>
+            <w:r>
+              <w:rPr>
+                <w:rFonts w:ascii="SimSun" w:hAnsi="SimSun" w:eastAsia="SimSun" w:cs="SimSun"/>
+                <w:sz w:val="24"/>
+                <w:szCs w:val="24"/>
+              </w:rPr>
+              <w:t>系統連線失敗、資料無法更新</w:t>
+            </w:r>
+          </w:p>
+        </w:tc>
+      </w:tr>
+      <w:tr>
+        <w:tblPrEx>
+          <w:tblBorders>
+            <w:top w:val="single" w:color="4F81BC" w:sz="8" w:space="0"/>
+            <w:left w:val="single" w:color="4F81BC" w:sz="8" w:space="0"/>
+            <w:bottom w:val="single" w:color="4F81BC" w:sz="8" w:space="0"/>
+            <w:right w:val="single" w:color="4F81BC" w:sz="8" w:space="0"/>
+            <w:insideH w:val="single" w:color="4F81BC" w:sz="8" w:space="0"/>
+            <w:insideV w:val="single" w:color="4F81BC" w:sz="8" w:space="0"/>
+          </w:tblBorders>
+          <w:tblLayout w:type="fixed"/>
+          <w:tblCellMar>
+            <w:top w:w="0" w:type="dxa"/>
+            <w:left w:w="0" w:type="dxa"/>
+            <w:bottom w:w="0" w:type="dxa"/>
+            <w:right w:w="0" w:type="dxa"/>
+          </w:tblCellMar>
+        </w:tblPrEx>
+        <w:trPr>
+          <w:trHeight w:val="359" w:hRule="atLeast"/>
+        </w:trPr>
+        <w:tc>
+          <w:tcPr>
+            <w:tcW w:w="2377" w:type="dxa"/>
+          </w:tcPr>
+          <w:p>
+            <w:pPr>
+              <w:pStyle w:val="6"/>
+              <w:spacing w:before="32"/>
+              <w:ind w:left="107"/>
+              <w:rPr>
+                <w:b/>
+                <w:sz w:val="24"/>
+              </w:rPr>
+            </w:pPr>
+            <w:r>
+              <w:rPr>
+                <w:b/>
+                <w:sz w:val="24"/>
+              </w:rPr>
+              <w:t>Use</w:t>
+            </w:r>
+            <w:r>
+              <w:rPr>
+                <w:b/>
+                <w:spacing w:val="-3"/>
+                <w:sz w:val="24"/>
+              </w:rPr>
+              <w:t xml:space="preserve"> </w:t>
+            </w:r>
+            <w:r>
+              <w:rPr>
+                <w:b/>
+                <w:sz w:val="24"/>
+              </w:rPr>
+              <w:t>Use</w:t>
+            </w:r>
+            <w:r>
+              <w:rPr>
+                <w:b/>
+                <w:spacing w:val="-3"/>
+                <w:sz w:val="24"/>
+              </w:rPr>
+              <w:t xml:space="preserve"> </w:t>
+            </w:r>
+            <w:r>
+              <w:rPr>
+                <w:b/>
+                <w:spacing w:val="-4"/>
+                <w:sz w:val="24"/>
+              </w:rPr>
+              <w:t>Case</w:t>
+            </w:r>
+          </w:p>
+        </w:tc>
+        <w:tc>
+          <w:tcPr>
+            <w:tcW w:w="5987" w:type="dxa"/>
+          </w:tcPr>
+          <w:p>
+            <w:pPr>
+              <w:pStyle w:val="6"/>
+              <w:spacing w:before="35"/>
+              <w:rPr>
+                <w:rFonts w:hint="eastAsia" w:ascii="Times New Roman" w:eastAsia="新細明體"/>
+                <w:sz w:val="22"/>
+                <w:lang w:eastAsia="zh-TW"/>
+              </w:rPr>
+            </w:pPr>
+            <w:r>
+              <w:rPr>
+                <w:rFonts w:ascii="SimSun" w:hAnsi="SimSun" w:eastAsia="SimSun" w:cs="SimSun"/>
+                <w:sz w:val="24"/>
+                <w:szCs w:val="24"/>
+              </w:rPr>
+              <w:t>UC-4.1、UC-4.2、UC-4.3</w:t>
+            </w:r>
+          </w:p>
+        </w:tc>
+      </w:tr>
+      <w:tr>
+        <w:tblPrEx>
+          <w:tblBorders>
+            <w:top w:val="single" w:color="4F81BC" w:sz="8" w:space="0"/>
+            <w:left w:val="single" w:color="4F81BC" w:sz="8" w:space="0"/>
+            <w:bottom w:val="single" w:color="4F81BC" w:sz="8" w:space="0"/>
+            <w:right w:val="single" w:color="4F81BC" w:sz="8" w:space="0"/>
+            <w:insideH w:val="single" w:color="4F81BC" w:sz="8" w:space="0"/>
+            <w:insideV w:val="single" w:color="4F81BC" w:sz="8" w:space="0"/>
+          </w:tblBorders>
+          <w:tblLayout w:type="fixed"/>
+          <w:tblCellMar>
+            <w:top w:w="0" w:type="dxa"/>
+            <w:left w:w="0" w:type="dxa"/>
+            <w:bottom w:w="0" w:type="dxa"/>
+            <w:right w:w="0" w:type="dxa"/>
+          </w:tblCellMar>
+        </w:tblPrEx>
+        <w:trPr>
+          <w:trHeight w:val="361" w:hRule="atLeast"/>
+        </w:trPr>
+        <w:tc>
+          <w:tcPr>
+            <w:tcW w:w="2377" w:type="dxa"/>
+            <w:shd w:val="clear" w:color="auto" w:fill="D2DFED"/>
+          </w:tcPr>
+          <w:p>
+            <w:pPr>
+              <w:pStyle w:val="6"/>
+              <w:spacing w:before="35"/>
+              <w:ind w:left="107"/>
+              <w:rPr>
+                <w:b/>
+                <w:sz w:val="24"/>
+              </w:rPr>
+            </w:pPr>
+            <w:r>
+              <w:rPr>
+                <w:b/>
+                <w:sz w:val="24"/>
+              </w:rPr>
+              <w:t>Extend</w:t>
+            </w:r>
+            <w:r>
+              <w:rPr>
+                <w:b/>
+                <w:spacing w:val="-5"/>
+                <w:sz w:val="24"/>
+              </w:rPr>
+              <w:t xml:space="preserve"> </w:t>
+            </w:r>
+            <w:r>
+              <w:rPr>
+                <w:b/>
+                <w:sz w:val="24"/>
+              </w:rPr>
+              <w:t>Use</w:t>
+            </w:r>
+            <w:r>
+              <w:rPr>
+                <w:b/>
+                <w:spacing w:val="-3"/>
+                <w:sz w:val="24"/>
+              </w:rPr>
+              <w:t xml:space="preserve"> </w:t>
+            </w:r>
+            <w:r>
+              <w:rPr>
+                <w:b/>
+                <w:spacing w:val="-4"/>
+                <w:sz w:val="24"/>
+              </w:rPr>
+              <w:t>Case</w:t>
+            </w:r>
+          </w:p>
+        </w:tc>
+        <w:tc>
+          <w:tcPr>
+            <w:tcW w:w="5987" w:type="dxa"/>
+            <w:shd w:val="clear" w:color="auto" w:fill="D2DFED"/>
+          </w:tcPr>
+          <w:p>
+            <w:pPr>
+              <w:pStyle w:val="6"/>
+              <w:spacing w:before="35"/>
+              <w:rPr>
+                <w:rFonts w:hint="eastAsia" w:eastAsia="新細明體"/>
+                <w:sz w:val="24"/>
+                <w:lang w:val="en-US" w:eastAsia="zh-TW"/>
+              </w:rPr>
+            </w:pPr>
+            <w:r>
+              <w:rPr>
+                <w:rFonts w:hint="eastAsia" w:eastAsia="新細明體"/>
+                <w:sz w:val="24"/>
+                <w:lang w:val="en-US" w:eastAsia="zh-TW"/>
+              </w:rPr>
+              <w:t>無</w:t>
+            </w:r>
+          </w:p>
+        </w:tc>
+      </w:tr>
+      <w:tr>
+        <w:tblPrEx>
+          <w:tblBorders>
+            <w:top w:val="single" w:color="4F81BC" w:sz="8" w:space="0"/>
+            <w:left w:val="single" w:color="4F81BC" w:sz="8" w:space="0"/>
+            <w:bottom w:val="single" w:color="4F81BC" w:sz="8" w:space="0"/>
+            <w:right w:val="single" w:color="4F81BC" w:sz="8" w:space="0"/>
+            <w:insideH w:val="single" w:color="4F81BC" w:sz="8" w:space="0"/>
+            <w:insideV w:val="single" w:color="4F81BC" w:sz="8" w:space="0"/>
+          </w:tblBorders>
+          <w:tblLayout w:type="fixed"/>
+          <w:tblCellMar>
+            <w:top w:w="0" w:type="dxa"/>
+            <w:left w:w="0" w:type="dxa"/>
+            <w:bottom w:w="0" w:type="dxa"/>
+            <w:right w:w="0" w:type="dxa"/>
+          </w:tblCellMar>
+        </w:tblPrEx>
+        <w:trPr>
+          <w:trHeight w:val="359" w:hRule="atLeast"/>
+        </w:trPr>
+        <w:tc>
+          <w:tcPr>
+            <w:tcW w:w="2377" w:type="dxa"/>
+          </w:tcPr>
+          <w:p>
+            <w:pPr>
+              <w:pStyle w:val="6"/>
+              <w:spacing w:before="33"/>
+              <w:ind w:left="107"/>
+              <w:rPr>
+                <w:b/>
+                <w:sz w:val="24"/>
+              </w:rPr>
+            </w:pPr>
+            <w:r>
+              <w:rPr>
+                <w:b/>
+                <w:sz w:val="24"/>
+              </w:rPr>
+              <w:t xml:space="preserve">Business </w:t>
+            </w:r>
+            <w:r>
+              <w:rPr>
+                <w:b/>
+                <w:spacing w:val="-2"/>
+                <w:sz w:val="24"/>
+              </w:rPr>
+              <w:t>Rules</w:t>
+            </w:r>
+          </w:p>
+        </w:tc>
+        <w:tc>
+          <w:tcPr>
+            <w:tcW w:w="5987" w:type="dxa"/>
+          </w:tcPr>
+          <w:p>
+            <w:pPr>
+              <w:pStyle w:val="6"/>
+              <w:rPr>
+                <w:rFonts w:ascii="SimSun" w:hAnsi="SimSun" w:eastAsia="SimSun" w:cs="SimSun"/>
+                <w:sz w:val="24"/>
+                <w:szCs w:val="24"/>
+              </w:rPr>
+            </w:pPr>
+            <w:r>
+              <w:rPr>
+                <w:rFonts w:ascii="SimSun" w:hAnsi="SimSun" w:eastAsia="SimSun" w:cs="SimSun"/>
+                <w:sz w:val="24"/>
+                <w:szCs w:val="24"/>
+              </w:rPr>
+              <w:t>通報事件需雙重審核通過方可上架地圖</w:t>
+            </w:r>
+          </w:p>
+        </w:tc>
+      </w:tr>
+      <w:tr>
+        <w:tblPrEx>
+          <w:tblBorders>
+            <w:top w:val="single" w:color="4F81BC" w:sz="8" w:space="0"/>
+            <w:left w:val="single" w:color="4F81BC" w:sz="8" w:space="0"/>
+            <w:bottom w:val="single" w:color="4F81BC" w:sz="8" w:space="0"/>
+            <w:right w:val="single" w:color="4F81BC" w:sz="8" w:space="0"/>
+            <w:insideH w:val="single" w:color="4F81BC" w:sz="8" w:space="0"/>
+            <w:insideV w:val="single" w:color="4F81BC" w:sz="8" w:space="0"/>
+          </w:tblBorders>
+          <w:tblLayout w:type="fixed"/>
+          <w:tblCellMar>
+            <w:top w:w="0" w:type="dxa"/>
+            <w:left w:w="0" w:type="dxa"/>
+            <w:bottom w:w="0" w:type="dxa"/>
+            <w:right w:w="0" w:type="dxa"/>
+          </w:tblCellMar>
+        </w:tblPrEx>
+        <w:trPr>
+          <w:trHeight w:val="359" w:hRule="atLeast"/>
+        </w:trPr>
+        <w:tc>
+          <w:tcPr>
+            <w:tcW w:w="2377" w:type="dxa"/>
+            <w:shd w:val="clear" w:color="auto" w:fill="D2DFED"/>
+          </w:tcPr>
+          <w:p>
+            <w:pPr>
+              <w:pStyle w:val="6"/>
+              <w:spacing w:before="32"/>
+              <w:ind w:left="107"/>
+              <w:rPr>
+                <w:b/>
+                <w:sz w:val="24"/>
+              </w:rPr>
+            </w:pPr>
+            <w:r>
+              <w:rPr>
+                <w:b/>
+                <w:sz w:val="24"/>
+              </w:rPr>
+              <w:t>Special</w:t>
+            </w:r>
+            <w:r>
+              <w:rPr>
+                <w:b/>
+                <w:spacing w:val="-2"/>
+                <w:sz w:val="24"/>
+              </w:rPr>
+              <w:t xml:space="preserve"> Requirements</w:t>
+            </w:r>
+          </w:p>
+        </w:tc>
+        <w:tc>
+          <w:tcPr>
+            <w:tcW w:w="5987" w:type="dxa"/>
+            <w:shd w:val="clear" w:color="auto" w:fill="D2DFED"/>
+          </w:tcPr>
+          <w:p>
+            <w:pPr>
+              <w:pStyle w:val="6"/>
+              <w:rPr>
+                <w:rFonts w:ascii="SimSun" w:hAnsi="SimSun" w:eastAsia="SimSun" w:cs="SimSun"/>
+                <w:sz w:val="24"/>
+                <w:szCs w:val="24"/>
+              </w:rPr>
+            </w:pPr>
+            <w:r>
+              <w:rPr>
+                <w:rFonts w:ascii="SimSun" w:hAnsi="SimSun" w:eastAsia="SimSun" w:cs="SimSun"/>
+                <w:sz w:val="24"/>
+                <w:szCs w:val="24"/>
+              </w:rPr>
+              <w:t>審核界面需顯示 AI 結果與人類意見</w:t>
+            </w:r>
+          </w:p>
+        </w:tc>
+      </w:tr>
+      <w:tr>
+        <w:tblPrEx>
+          <w:tblBorders>
+            <w:top w:val="single" w:color="4F81BC" w:sz="8" w:space="0"/>
+            <w:left w:val="single" w:color="4F81BC" w:sz="8" w:space="0"/>
+            <w:bottom w:val="single" w:color="4F81BC" w:sz="8" w:space="0"/>
+            <w:right w:val="single" w:color="4F81BC" w:sz="8" w:space="0"/>
+            <w:insideH w:val="single" w:color="4F81BC" w:sz="8" w:space="0"/>
+            <w:insideV w:val="single" w:color="4F81BC" w:sz="8" w:space="0"/>
+          </w:tblBorders>
+          <w:tblLayout w:type="fixed"/>
+          <w:tblCellMar>
+            <w:top w:w="0" w:type="dxa"/>
+            <w:left w:w="0" w:type="dxa"/>
+            <w:bottom w:w="0" w:type="dxa"/>
+            <w:right w:w="0" w:type="dxa"/>
+          </w:tblCellMar>
+        </w:tblPrEx>
+        <w:trPr>
+          <w:trHeight w:val="361" w:hRule="atLeast"/>
+        </w:trPr>
+        <w:tc>
+          <w:tcPr>
+            <w:tcW w:w="2377" w:type="dxa"/>
+          </w:tcPr>
+          <w:p>
+            <w:pPr>
+              <w:pStyle w:val="6"/>
+              <w:spacing w:before="35"/>
+              <w:ind w:left="107"/>
+              <w:rPr>
+                <w:b/>
+                <w:sz w:val="24"/>
+              </w:rPr>
+            </w:pPr>
+            <w:r>
+              <w:rPr>
+                <w:b/>
+                <w:spacing w:val="-2"/>
+                <w:sz w:val="24"/>
+              </w:rPr>
+              <w:t>Artifacts</w:t>
+            </w:r>
+          </w:p>
+        </w:tc>
+        <w:tc>
+          <w:tcPr>
+            <w:tcW w:w="5987" w:type="dxa"/>
+          </w:tcPr>
+          <w:p>
+            <w:pPr>
+              <w:pStyle w:val="6"/>
+              <w:rPr>
+                <w:rFonts w:ascii="SimSun" w:hAnsi="SimSun" w:eastAsia="SimSun" w:cs="SimSun"/>
+                <w:sz w:val="24"/>
+                <w:szCs w:val="24"/>
+              </w:rPr>
+            </w:pPr>
+            <w:r>
+              <w:rPr>
+                <w:rFonts w:ascii="SimSun" w:hAnsi="SimSun" w:eastAsia="SimSun" w:cs="SimSun"/>
+                <w:sz w:val="24"/>
+                <w:szCs w:val="24"/>
+              </w:rPr>
+              <w:t>通過或未通過之事件與商家資料</w:t>
+            </w:r>
+          </w:p>
+        </w:tc>
+      </w:tr>
+      <w:tr>
+        <w:tblPrEx>
+          <w:tblBorders>
+            <w:top w:val="single" w:color="4F81BC" w:sz="8" w:space="0"/>
+            <w:left w:val="single" w:color="4F81BC" w:sz="8" w:space="0"/>
+            <w:bottom w:val="single" w:color="4F81BC" w:sz="8" w:space="0"/>
+            <w:right w:val="single" w:color="4F81BC" w:sz="8" w:space="0"/>
+            <w:insideH w:val="single" w:color="4F81BC" w:sz="8" w:space="0"/>
+            <w:insideV w:val="single" w:color="4F81BC" w:sz="8" w:space="0"/>
+          </w:tblBorders>
+          <w:tblLayout w:type="fixed"/>
+          <w:tblCellMar>
+            <w:top w:w="0" w:type="dxa"/>
+            <w:left w:w="0" w:type="dxa"/>
+            <w:bottom w:w="0" w:type="dxa"/>
+            <w:right w:w="0" w:type="dxa"/>
+          </w:tblCellMar>
+        </w:tblPrEx>
+        <w:trPr>
+          <w:trHeight w:val="359" w:hRule="atLeast"/>
+        </w:trPr>
+        <w:tc>
+          <w:tcPr>
+            <w:tcW w:w="2377" w:type="dxa"/>
+            <w:shd w:val="clear" w:color="auto" w:fill="D2DFED"/>
+          </w:tcPr>
+          <w:p>
+            <w:pPr>
+              <w:pStyle w:val="6"/>
+              <w:spacing w:before="32"/>
+              <w:ind w:left="107"/>
+              <w:rPr>
+                <w:b/>
+                <w:sz w:val="24"/>
+              </w:rPr>
+            </w:pPr>
+            <w:r>
+              <w:rPr>
+                <w:b/>
+                <w:sz w:val="24"/>
+              </w:rPr>
+              <w:t>Use</w:t>
+            </w:r>
+            <w:r>
+              <w:rPr>
+                <w:b/>
+                <w:spacing w:val="-3"/>
+                <w:sz w:val="24"/>
+              </w:rPr>
+              <w:t xml:space="preserve"> </w:t>
+            </w:r>
+            <w:r>
+              <w:rPr>
+                <w:b/>
+                <w:sz w:val="24"/>
+              </w:rPr>
+              <w:t>Case</w:t>
+            </w:r>
+            <w:r>
+              <w:rPr>
+                <w:b/>
+                <w:spacing w:val="-3"/>
+                <w:sz w:val="24"/>
+              </w:rPr>
+              <w:t xml:space="preserve"> </w:t>
+            </w:r>
+            <w:r>
+              <w:rPr>
+                <w:b/>
+                <w:spacing w:val="-2"/>
+                <w:sz w:val="24"/>
+              </w:rPr>
+              <w:t>Glossary</w:t>
+            </w:r>
+          </w:p>
+        </w:tc>
+        <w:tc>
+          <w:tcPr>
+            <w:tcW w:w="5987" w:type="dxa"/>
+            <w:shd w:val="clear" w:color="auto" w:fill="D2DFED"/>
+          </w:tcPr>
+          <w:p>
+            <w:pPr>
+              <w:pStyle w:val="6"/>
+              <w:rPr>
+                <w:rFonts w:ascii="SimSun" w:hAnsi="SimSun" w:eastAsia="SimSun" w:cs="SimSun"/>
+                <w:sz w:val="24"/>
+                <w:szCs w:val="24"/>
+              </w:rPr>
+            </w:pPr>
+            <w:r>
+              <w:rPr>
+                <w:rFonts w:ascii="SimSun" w:hAnsi="SimSun" w:eastAsia="SimSun" w:cs="SimSun"/>
+                <w:sz w:val="24"/>
+                <w:szCs w:val="24"/>
+              </w:rPr>
+              <w:t>地圖資料</w:t>
+            </w:r>
+            <w:r>
+              <w:rPr>
+                <w:rFonts w:hint="eastAsia" w:ascii="SimSun" w:hAnsi="SimSun" w:eastAsia="新細明體" w:cs="SimSun"/>
+                <w:sz w:val="24"/>
+                <w:szCs w:val="24"/>
+                <w:lang w:val="en-US" w:eastAsia="zh-TW"/>
+              </w:rPr>
+              <w:t xml:space="preserve">: </w:t>
+            </w:r>
+            <w:r>
+              <w:rPr>
+                <w:rFonts w:ascii="SimSun" w:hAnsi="SimSun" w:eastAsia="SimSun" w:cs="SimSun"/>
+                <w:sz w:val="24"/>
+                <w:szCs w:val="24"/>
+              </w:rPr>
+              <w:t>怪人地點+事件時間+描述</w:t>
+            </w:r>
+          </w:p>
+          <w:p>
+            <w:pPr>
+              <w:pStyle w:val="6"/>
+              <w:rPr>
+                <w:rFonts w:ascii="SimSun" w:hAnsi="SimSun" w:eastAsia="SimSun" w:cs="SimSun"/>
+                <w:sz w:val="24"/>
+                <w:szCs w:val="24"/>
+              </w:rPr>
+            </w:pPr>
+            <w:r>
+              <w:rPr>
+                <w:rFonts w:ascii="SimSun" w:hAnsi="SimSun" w:eastAsia="SimSun" w:cs="SimSun"/>
+                <w:sz w:val="24"/>
+                <w:szCs w:val="24"/>
+              </w:rPr>
+              <w:t>商家資料</w:t>
+            </w:r>
+            <w:r>
+              <w:rPr>
+                <w:rFonts w:hint="eastAsia" w:ascii="SimSun" w:hAnsi="SimSun" w:eastAsia="新細明體" w:cs="SimSun"/>
+                <w:sz w:val="24"/>
+                <w:szCs w:val="24"/>
+                <w:lang w:val="en-US" w:eastAsia="zh-TW"/>
+              </w:rPr>
+              <w:t>:</w:t>
+            </w:r>
+            <w:r>
+              <w:rPr>
+                <w:rFonts w:ascii="SimSun" w:hAnsi="SimSun" w:eastAsia="SimSun" w:cs="SimSun"/>
+                <w:sz w:val="24"/>
+                <w:szCs w:val="24"/>
+              </w:rPr>
+              <w:t xml:space="preserve"> 商家名稱+聯絡方式+營業類型</w:t>
+            </w:r>
+          </w:p>
+        </w:tc>
+      </w:tr>
+    </w:tbl>
+    <w:p/>
+    <w:tbl>
+      <w:tblPr>
+        <w:tblStyle w:val="5"/>
+        <w:tblpPr w:leftFromText="180" w:rightFromText="180" w:vertAnchor="text" w:horzAnchor="page" w:tblpX="1707" w:tblpY="1009"/>
+        <w:tblOverlap w:val="never"/>
+        <w:tblW w:w="8364" w:type="dxa"/>
+        <w:tblInd w:w="0" w:type="dxa"/>
+        <w:tblBorders>
+          <w:top w:val="single" w:color="4F81BC" w:sz="8" w:space="0"/>
+          <w:left w:val="single" w:color="4F81BC" w:sz="8" w:space="0"/>
+          <w:bottom w:val="single" w:color="4F81BC" w:sz="8" w:space="0"/>
+          <w:right w:val="single" w:color="4F81BC" w:sz="8" w:space="0"/>
+          <w:insideH w:val="single" w:color="4F81BC" w:sz="8" w:space="0"/>
+          <w:insideV w:val="single" w:color="4F81BC" w:sz="8" w:space="0"/>
+        </w:tblBorders>
+        <w:tblLayout w:type="fixed"/>
+        <w:tblCellMar>
+          <w:top w:w="0" w:type="dxa"/>
+          <w:left w:w="0" w:type="dxa"/>
+          <w:bottom w:w="0" w:type="dxa"/>
+          <w:right w:w="0" w:type="dxa"/>
+        </w:tblCellMar>
+      </w:tblPr>
+      <w:tblGrid>
+        <w:gridCol w:w="2377"/>
+        <w:gridCol w:w="5987"/>
+      </w:tblGrid>
+      <w:tr>
+        <w:tblPrEx>
+          <w:tblBorders>
+            <w:top w:val="single" w:color="4F81BC" w:sz="8" w:space="0"/>
+            <w:left w:val="single" w:color="4F81BC" w:sz="8" w:space="0"/>
+            <w:bottom w:val="single" w:color="4F81BC" w:sz="8" w:space="0"/>
+            <w:right w:val="single" w:color="4F81BC" w:sz="8" w:space="0"/>
+            <w:insideH w:val="single" w:color="4F81BC" w:sz="8" w:space="0"/>
+            <w:insideV w:val="single" w:color="4F81BC" w:sz="8" w:space="0"/>
+          </w:tblBorders>
+          <w:tblLayout w:type="fixed"/>
+          <w:tblCellMar>
+            <w:top w:w="0" w:type="dxa"/>
+            <w:left w:w="0" w:type="dxa"/>
+            <w:bottom w:w="0" w:type="dxa"/>
+            <w:right w:w="0" w:type="dxa"/>
+          </w:tblCellMar>
+        </w:tblPrEx>
+        <w:trPr>
+          <w:trHeight w:val="359" w:hRule="atLeast"/>
+        </w:trPr>
+        <w:tc>
+          <w:tcPr>
+            <w:tcW w:w="2377" w:type="dxa"/>
+            <w:tcBorders>
+              <w:bottom w:val="single" w:color="4F81BC" w:sz="18" w:space="0"/>
+            </w:tcBorders>
+          </w:tcPr>
+          <w:p>
+            <w:pPr>
+              <w:pStyle w:val="6"/>
+              <w:spacing w:before="33"/>
+              <w:ind w:left="107"/>
+              <w:rPr>
+                <w:b/>
+                <w:sz w:val="24"/>
+              </w:rPr>
+            </w:pPr>
+            <w:r>
+              <w:rPr>
+                <w:b/>
+                <w:sz w:val="24"/>
+              </w:rPr>
+              <w:t>Use</w:t>
+            </w:r>
+            <w:r>
+              <w:rPr>
+                <w:b/>
+                <w:spacing w:val="-3"/>
+                <w:sz w:val="24"/>
+              </w:rPr>
+              <w:t xml:space="preserve"> </w:t>
+            </w:r>
+            <w:r>
+              <w:rPr>
+                <w:b/>
+                <w:sz w:val="24"/>
+              </w:rPr>
+              <w:t>Case</w:t>
+            </w:r>
+            <w:r>
+              <w:rPr>
+                <w:b/>
+                <w:spacing w:val="-3"/>
+                <w:sz w:val="24"/>
+              </w:rPr>
+              <w:t xml:space="preserve"> </w:t>
+            </w:r>
+            <w:r>
+              <w:rPr>
+                <w:b/>
+                <w:spacing w:val="-5"/>
+                <w:sz w:val="24"/>
+              </w:rPr>
+              <w:t>ID</w:t>
+            </w:r>
+          </w:p>
+        </w:tc>
+        <w:tc>
+          <w:tcPr>
+            <w:tcW w:w="5987" w:type="dxa"/>
+            <w:tcBorders>
+              <w:bottom w:val="single" w:color="4F81BC" w:sz="18" w:space="0"/>
+            </w:tcBorders>
+          </w:tcPr>
+          <w:p>
+            <w:pPr>
+              <w:pStyle w:val="6"/>
+              <w:spacing w:before="33"/>
+              <w:ind w:left="107"/>
+              <w:rPr>
+                <w:b/>
+                <w:sz w:val="24"/>
+              </w:rPr>
+            </w:pPr>
+            <w:r>
+              <w:rPr>
+                <w:rFonts w:ascii="SimSun" w:hAnsi="SimSun" w:eastAsia="SimSun" w:cs="SimSun"/>
+                <w:sz w:val="24"/>
+                <w:szCs w:val="24"/>
+              </w:rPr>
+              <w:t>UC-</w:t>
+            </w:r>
+            <w:r>
+              <w:rPr>
+                <w:rFonts w:hint="eastAsia" w:ascii="SimSun" w:hAnsi="SimSun" w:eastAsia="新細明體" w:cs="SimSun"/>
+                <w:sz w:val="24"/>
+                <w:szCs w:val="24"/>
+                <w:lang w:val="en-US" w:eastAsia="zh-TW"/>
+              </w:rPr>
+              <w:t>4.1</w:t>
+            </w:r>
+          </w:p>
+        </w:tc>
+      </w:tr>
+      <w:tr>
+        <w:tblPrEx>
+          <w:tblBorders>
+            <w:top w:val="single" w:color="4F81BC" w:sz="8" w:space="0"/>
+            <w:left w:val="single" w:color="4F81BC" w:sz="8" w:space="0"/>
+            <w:bottom w:val="single" w:color="4F81BC" w:sz="8" w:space="0"/>
+            <w:right w:val="single" w:color="4F81BC" w:sz="8" w:space="0"/>
+            <w:insideH w:val="single" w:color="4F81BC" w:sz="8" w:space="0"/>
+            <w:insideV w:val="single" w:color="4F81BC" w:sz="8" w:space="0"/>
+          </w:tblBorders>
+          <w:tblLayout w:type="fixed"/>
+          <w:tblCellMar>
+            <w:top w:w="0" w:type="dxa"/>
+            <w:left w:w="0" w:type="dxa"/>
+            <w:bottom w:w="0" w:type="dxa"/>
+            <w:right w:w="0" w:type="dxa"/>
+          </w:tblCellMar>
+        </w:tblPrEx>
+        <w:trPr>
+          <w:trHeight w:val="361" w:hRule="atLeast"/>
+        </w:trPr>
+        <w:tc>
+          <w:tcPr>
+            <w:tcW w:w="2377" w:type="dxa"/>
+            <w:tcBorders>
+              <w:top w:val="single" w:color="4F81BC" w:sz="18" w:space="0"/>
+            </w:tcBorders>
+            <w:shd w:val="clear" w:color="auto" w:fill="D2DFED"/>
+          </w:tcPr>
+          <w:p>
+            <w:pPr>
+              <w:pStyle w:val="6"/>
+              <w:spacing w:before="34"/>
+              <w:ind w:left="107"/>
+              <w:rPr>
+                <w:b/>
+                <w:sz w:val="24"/>
+              </w:rPr>
+            </w:pPr>
+            <w:r>
+              <w:rPr>
+                <w:b/>
+                <w:sz w:val="24"/>
+              </w:rPr>
+              <w:t>Use</w:t>
+            </w:r>
+            <w:r>
+              <w:rPr>
+                <w:b/>
+                <w:spacing w:val="-3"/>
+                <w:sz w:val="24"/>
+              </w:rPr>
+              <w:t xml:space="preserve"> </w:t>
+            </w:r>
+            <w:r>
+              <w:rPr>
+                <w:b/>
+                <w:sz w:val="24"/>
+              </w:rPr>
+              <w:t>Case</w:t>
+            </w:r>
+            <w:r>
+              <w:rPr>
+                <w:b/>
+                <w:spacing w:val="-3"/>
+                <w:sz w:val="24"/>
+              </w:rPr>
+              <w:t xml:space="preserve"> </w:t>
+            </w:r>
+            <w:r>
+              <w:rPr>
+                <w:b/>
+                <w:spacing w:val="-4"/>
+                <w:sz w:val="24"/>
+              </w:rPr>
+              <w:t>Name</w:t>
+            </w:r>
+          </w:p>
+        </w:tc>
+        <w:tc>
+          <w:tcPr>
+            <w:tcW w:w="5987" w:type="dxa"/>
+            <w:tcBorders>
+              <w:top w:val="single" w:color="4F81BC" w:sz="18" w:space="0"/>
+            </w:tcBorders>
+            <w:shd w:val="clear" w:color="auto" w:fill="D2DFED"/>
+          </w:tcPr>
+          <w:p>
+            <w:pPr>
+              <w:pStyle w:val="6"/>
+              <w:spacing w:before="34"/>
+              <w:ind w:left="107"/>
+              <w:rPr>
+                <w:sz w:val="24"/>
+              </w:rPr>
+            </w:pPr>
+            <w:r>
+              <w:rPr>
+                <w:rFonts w:ascii="SimSun" w:hAnsi="SimSun" w:eastAsia="SimSun" w:cs="SimSun"/>
+                <w:sz w:val="24"/>
+                <w:szCs w:val="24"/>
+              </w:rPr>
+              <w:t>讀取表單資料</w:t>
+            </w:r>
+          </w:p>
+        </w:tc>
+      </w:tr>
+      <w:tr>
+        <w:tblPrEx>
+          <w:tblBorders>
+            <w:top w:val="single" w:color="4F81BC" w:sz="8" w:space="0"/>
+            <w:left w:val="single" w:color="4F81BC" w:sz="8" w:space="0"/>
+            <w:bottom w:val="single" w:color="4F81BC" w:sz="8" w:space="0"/>
+            <w:right w:val="single" w:color="4F81BC" w:sz="8" w:space="0"/>
+            <w:insideH w:val="single" w:color="4F81BC" w:sz="8" w:space="0"/>
+            <w:insideV w:val="single" w:color="4F81BC" w:sz="8" w:space="0"/>
+          </w:tblBorders>
+          <w:tblLayout w:type="fixed"/>
+          <w:tblCellMar>
+            <w:top w:w="0" w:type="dxa"/>
+            <w:left w:w="0" w:type="dxa"/>
+            <w:bottom w:w="0" w:type="dxa"/>
+            <w:right w:w="0" w:type="dxa"/>
+          </w:tblCellMar>
+        </w:tblPrEx>
+        <w:trPr>
+          <w:trHeight w:val="359" w:hRule="atLeast"/>
+        </w:trPr>
+        <w:tc>
+          <w:tcPr>
+            <w:tcW w:w="2377" w:type="dxa"/>
+          </w:tcPr>
+          <w:p>
+            <w:pPr>
+              <w:pStyle w:val="6"/>
+              <w:spacing w:before="32"/>
+              <w:ind w:left="107"/>
+              <w:rPr>
+                <w:b/>
+                <w:sz w:val="24"/>
+              </w:rPr>
+            </w:pPr>
+            <w:r>
+              <w:rPr>
+                <w:b/>
+                <w:spacing w:val="-4"/>
+                <w:sz w:val="24"/>
+              </w:rPr>
+              <w:t>Goal</w:t>
+            </w:r>
+          </w:p>
+        </w:tc>
+        <w:tc>
+          <w:tcPr>
+            <w:tcW w:w="5987" w:type="dxa"/>
+          </w:tcPr>
+          <w:p>
+            <w:pPr>
+              <w:pStyle w:val="6"/>
+              <w:spacing w:before="32"/>
+              <w:ind w:left="107"/>
+              <w:rPr>
+                <w:sz w:val="24"/>
+              </w:rPr>
+            </w:pPr>
+            <w:r>
+              <w:rPr>
+                <w:rFonts w:ascii="SimSun" w:hAnsi="SimSun" w:eastAsia="SimSun" w:cs="SimSun"/>
+                <w:sz w:val="24"/>
+                <w:szCs w:val="24"/>
+              </w:rPr>
+              <w:t>取得待審核資料供 AI 或管理員判斷</w:t>
+            </w:r>
+          </w:p>
+        </w:tc>
+      </w:tr>
+      <w:tr>
+        <w:tblPrEx>
+          <w:tblBorders>
+            <w:top w:val="single" w:color="4F81BC" w:sz="8" w:space="0"/>
+            <w:left w:val="single" w:color="4F81BC" w:sz="8" w:space="0"/>
+            <w:bottom w:val="single" w:color="4F81BC" w:sz="8" w:space="0"/>
+            <w:right w:val="single" w:color="4F81BC" w:sz="8" w:space="0"/>
+            <w:insideH w:val="single" w:color="4F81BC" w:sz="8" w:space="0"/>
+            <w:insideV w:val="single" w:color="4F81BC" w:sz="8" w:space="0"/>
+          </w:tblBorders>
+          <w:tblLayout w:type="fixed"/>
+          <w:tblCellMar>
+            <w:top w:w="0" w:type="dxa"/>
+            <w:left w:w="0" w:type="dxa"/>
+            <w:bottom w:w="0" w:type="dxa"/>
+            <w:right w:w="0" w:type="dxa"/>
+          </w:tblCellMar>
+        </w:tblPrEx>
+        <w:trPr>
+          <w:trHeight w:val="721" w:hRule="atLeast"/>
+        </w:trPr>
+        <w:tc>
+          <w:tcPr>
+            <w:tcW w:w="2377" w:type="dxa"/>
+            <w:shd w:val="clear" w:color="auto" w:fill="D2DFED"/>
+          </w:tcPr>
+          <w:p>
+            <w:pPr>
+              <w:pStyle w:val="6"/>
+              <w:spacing w:before="35"/>
+              <w:ind w:left="107"/>
+              <w:rPr>
+                <w:b/>
+                <w:sz w:val="24"/>
+              </w:rPr>
+            </w:pPr>
+            <w:r>
+              <w:rPr>
+                <w:b/>
+                <w:spacing w:val="-2"/>
+                <w:sz w:val="24"/>
+              </w:rPr>
+              <w:t>Requirements</w:t>
+            </w:r>
+          </w:p>
+        </w:tc>
+        <w:tc>
+          <w:tcPr>
+            <w:tcW w:w="5987" w:type="dxa"/>
+            <w:shd w:val="clear" w:color="auto" w:fill="D2DFED"/>
+          </w:tcPr>
+          <w:p>
+            <w:pPr>
+              <w:pStyle w:val="6"/>
+              <w:spacing w:before="67"/>
+              <w:ind w:left="107"/>
+              <w:rPr>
+                <w:sz w:val="24"/>
+              </w:rPr>
+            </w:pPr>
+            <w:r>
+              <w:rPr>
+                <w:rFonts w:ascii="SimSun" w:hAnsi="SimSun" w:eastAsia="SimSun" w:cs="SimSun"/>
+                <w:sz w:val="24"/>
+                <w:szCs w:val="24"/>
+              </w:rPr>
+              <w:t>[FR</w:t>
+            </w:r>
+            <w:r>
+              <w:rPr>
+                <w:rFonts w:hint="eastAsia" w:ascii="SimSun" w:hAnsi="SimSun" w:eastAsia="新細明體" w:cs="SimSun"/>
+                <w:sz w:val="24"/>
+                <w:szCs w:val="24"/>
+                <w:lang w:val="en-US" w:eastAsia="zh-TW"/>
+              </w:rPr>
+              <w:t>11</w:t>
+            </w:r>
+            <w:r>
+              <w:rPr>
+                <w:rFonts w:ascii="SimSun" w:hAnsi="SimSun" w:eastAsia="SimSun" w:cs="SimSun"/>
+                <w:sz w:val="24"/>
+                <w:szCs w:val="24"/>
+              </w:rPr>
+              <w:t xml:space="preserve">: 資料審核處理] </w:t>
+            </w:r>
+          </w:p>
+        </w:tc>
+      </w:tr>
+      <w:tr>
+        <w:tblPrEx>
+          <w:tblBorders>
+            <w:top w:val="single" w:color="4F81BC" w:sz="8" w:space="0"/>
+            <w:left w:val="single" w:color="4F81BC" w:sz="8" w:space="0"/>
+            <w:bottom w:val="single" w:color="4F81BC" w:sz="8" w:space="0"/>
+            <w:right w:val="single" w:color="4F81BC" w:sz="8" w:space="0"/>
+            <w:insideH w:val="single" w:color="4F81BC" w:sz="8" w:space="0"/>
+            <w:insideV w:val="single" w:color="4F81BC" w:sz="8" w:space="0"/>
+          </w:tblBorders>
+          <w:tblLayout w:type="fixed"/>
+          <w:tblCellMar>
+            <w:top w:w="0" w:type="dxa"/>
+            <w:left w:w="0" w:type="dxa"/>
+            <w:bottom w:w="0" w:type="dxa"/>
+            <w:right w:w="0" w:type="dxa"/>
+          </w:tblCellMar>
+        </w:tblPrEx>
+        <w:trPr>
+          <w:trHeight w:val="719" w:hRule="atLeast"/>
+        </w:trPr>
+        <w:tc>
+          <w:tcPr>
+            <w:tcW w:w="2377" w:type="dxa"/>
+          </w:tcPr>
+          <w:p>
+            <w:pPr>
+              <w:pStyle w:val="6"/>
+              <w:spacing w:before="32"/>
+              <w:ind w:left="107"/>
+              <w:rPr>
+                <w:b/>
+                <w:sz w:val="24"/>
+              </w:rPr>
+            </w:pPr>
+            <w:r>
+              <w:rPr>
+                <w:b/>
+                <w:spacing w:val="-2"/>
+                <w:sz w:val="24"/>
+              </w:rPr>
+              <w:t>Description</w:t>
+            </w:r>
+          </w:p>
+        </w:tc>
+        <w:tc>
+          <w:tcPr>
+            <w:tcW w:w="5987" w:type="dxa"/>
+          </w:tcPr>
+          <w:p>
+            <w:pPr>
+              <w:pStyle w:val="6"/>
+              <w:spacing w:before="67"/>
+              <w:ind w:left="107"/>
+              <w:rPr>
+                <w:sz w:val="24"/>
+              </w:rPr>
+            </w:pPr>
+            <w:r>
+              <w:rPr>
+                <w:rFonts w:ascii="SimSun" w:hAnsi="SimSun" w:eastAsia="SimSun" w:cs="SimSun"/>
+                <w:sz w:val="24"/>
+                <w:szCs w:val="24"/>
+              </w:rPr>
+              <w:t>管理員或 AI 讀取待審核的事件與商家資料表</w:t>
+            </w:r>
+          </w:p>
+        </w:tc>
+      </w:tr>
+      <w:tr>
+        <w:tblPrEx>
+          <w:tblBorders>
+            <w:top w:val="single" w:color="4F81BC" w:sz="8" w:space="0"/>
+            <w:left w:val="single" w:color="4F81BC" w:sz="8" w:space="0"/>
+            <w:bottom w:val="single" w:color="4F81BC" w:sz="8" w:space="0"/>
+            <w:right w:val="single" w:color="4F81BC" w:sz="8" w:space="0"/>
+            <w:insideH w:val="single" w:color="4F81BC" w:sz="8" w:space="0"/>
+            <w:insideV w:val="single" w:color="4F81BC" w:sz="8" w:space="0"/>
+          </w:tblBorders>
+          <w:tblLayout w:type="fixed"/>
+          <w:tblCellMar>
+            <w:top w:w="0" w:type="dxa"/>
+            <w:left w:w="0" w:type="dxa"/>
+            <w:bottom w:w="0" w:type="dxa"/>
+            <w:right w:w="0" w:type="dxa"/>
+          </w:tblCellMar>
+        </w:tblPrEx>
+        <w:trPr>
+          <w:trHeight w:val="359" w:hRule="atLeast"/>
+        </w:trPr>
+        <w:tc>
+          <w:tcPr>
+            <w:tcW w:w="2377" w:type="dxa"/>
+            <w:shd w:val="clear" w:color="auto" w:fill="D2DFED"/>
+          </w:tcPr>
+          <w:p>
+            <w:pPr>
+              <w:pStyle w:val="6"/>
+              <w:spacing w:before="32"/>
+              <w:ind w:left="107"/>
+              <w:rPr>
+                <w:b/>
+                <w:sz w:val="24"/>
+              </w:rPr>
+            </w:pPr>
+            <w:r>
+              <w:rPr>
+                <w:b/>
+                <w:spacing w:val="-2"/>
+                <w:sz w:val="24"/>
+              </w:rPr>
+              <w:t>Actor</w:t>
+            </w:r>
+          </w:p>
+        </w:tc>
+        <w:tc>
+          <w:tcPr>
+            <w:tcW w:w="5987" w:type="dxa"/>
+            <w:shd w:val="clear" w:color="auto" w:fill="D2DFED"/>
+          </w:tcPr>
+          <w:p>
+            <w:pPr>
+              <w:pStyle w:val="6"/>
+              <w:rPr>
+                <w:rFonts w:ascii="Times New Roman"/>
+                <w:sz w:val="22"/>
+              </w:rPr>
+            </w:pPr>
+            <w:r>
+              <w:rPr>
+                <w:rFonts w:ascii="SimSun" w:hAnsi="SimSun" w:eastAsia="SimSun" w:cs="SimSun"/>
+                <w:sz w:val="24"/>
+                <w:szCs w:val="24"/>
+              </w:rPr>
+              <w:t>管理員、AI</w:t>
+            </w:r>
+          </w:p>
+        </w:tc>
+      </w:tr>
+      <w:tr>
+        <w:tblPrEx>
+          <w:tblBorders>
+            <w:top w:val="single" w:color="4F81BC" w:sz="8" w:space="0"/>
+            <w:left w:val="single" w:color="4F81BC" w:sz="8" w:space="0"/>
+            <w:bottom w:val="single" w:color="4F81BC" w:sz="8" w:space="0"/>
+            <w:right w:val="single" w:color="4F81BC" w:sz="8" w:space="0"/>
+            <w:insideH w:val="single" w:color="4F81BC" w:sz="8" w:space="0"/>
+            <w:insideV w:val="single" w:color="4F81BC" w:sz="8" w:space="0"/>
+          </w:tblBorders>
+          <w:tblLayout w:type="fixed"/>
+          <w:tblCellMar>
+            <w:top w:w="0" w:type="dxa"/>
+            <w:left w:w="0" w:type="dxa"/>
+            <w:bottom w:w="0" w:type="dxa"/>
+            <w:right w:w="0" w:type="dxa"/>
+          </w:tblCellMar>
+        </w:tblPrEx>
+        <w:trPr>
+          <w:trHeight w:val="361" w:hRule="atLeast"/>
+        </w:trPr>
+        <w:tc>
+          <w:tcPr>
+            <w:tcW w:w="2377" w:type="dxa"/>
+          </w:tcPr>
+          <w:p>
+            <w:pPr>
+              <w:pStyle w:val="6"/>
+              <w:spacing w:before="35"/>
+              <w:ind w:left="107"/>
+              <w:rPr>
+                <w:b/>
+                <w:sz w:val="24"/>
+              </w:rPr>
+            </w:pPr>
+            <w:r>
+              <w:rPr>
+                <w:b/>
+                <w:spacing w:val="-2"/>
+                <w:sz w:val="24"/>
+              </w:rPr>
+              <w:t>Assumptions</w:t>
+            </w:r>
+          </w:p>
+        </w:tc>
+        <w:tc>
+          <w:tcPr>
+            <w:tcW w:w="5987" w:type="dxa"/>
+          </w:tcPr>
+          <w:p>
+            <w:pPr>
+              <w:pStyle w:val="6"/>
+              <w:rPr>
+                <w:rFonts w:ascii="Times New Roman"/>
+                <w:sz w:val="22"/>
+              </w:rPr>
+            </w:pPr>
+            <w:r>
+              <w:rPr>
+                <w:rFonts w:ascii="SimSun" w:hAnsi="SimSun" w:eastAsia="SimSun" w:cs="SimSun"/>
+                <w:sz w:val="24"/>
+                <w:szCs w:val="24"/>
+              </w:rPr>
+              <w:t>系統已匯入使用者所送出的資料</w:t>
+            </w:r>
+          </w:p>
+        </w:tc>
+      </w:tr>
+      <w:tr>
+        <w:tblPrEx>
+          <w:tblBorders>
+            <w:top w:val="single" w:color="4F81BC" w:sz="8" w:space="0"/>
+            <w:left w:val="single" w:color="4F81BC" w:sz="8" w:space="0"/>
+            <w:bottom w:val="single" w:color="4F81BC" w:sz="8" w:space="0"/>
+            <w:right w:val="single" w:color="4F81BC" w:sz="8" w:space="0"/>
+            <w:insideH w:val="single" w:color="4F81BC" w:sz="8" w:space="0"/>
+            <w:insideV w:val="single" w:color="4F81BC" w:sz="8" w:space="0"/>
+          </w:tblBorders>
+          <w:tblLayout w:type="fixed"/>
+          <w:tblCellMar>
+            <w:top w:w="0" w:type="dxa"/>
+            <w:left w:w="0" w:type="dxa"/>
+            <w:bottom w:w="0" w:type="dxa"/>
+            <w:right w:w="0" w:type="dxa"/>
+          </w:tblCellMar>
+        </w:tblPrEx>
+        <w:trPr>
+          <w:trHeight w:val="359" w:hRule="atLeast"/>
+        </w:trPr>
+        <w:tc>
+          <w:tcPr>
+            <w:tcW w:w="2377" w:type="dxa"/>
+            <w:shd w:val="clear" w:color="auto" w:fill="D2DFED"/>
+          </w:tcPr>
+          <w:p>
+            <w:pPr>
+              <w:pStyle w:val="6"/>
+              <w:spacing w:before="32"/>
+              <w:ind w:left="107"/>
+              <w:rPr>
+                <w:b/>
+                <w:sz w:val="24"/>
+              </w:rPr>
+            </w:pPr>
+            <w:r>
+              <w:rPr>
+                <w:b/>
+                <w:spacing w:val="-2"/>
+                <w:sz w:val="24"/>
+              </w:rPr>
+              <w:t>Constraints</w:t>
+            </w:r>
+          </w:p>
+        </w:tc>
+        <w:tc>
+          <w:tcPr>
+            <w:tcW w:w="5987" w:type="dxa"/>
+            <w:shd w:val="clear" w:color="auto" w:fill="D2DFED"/>
+          </w:tcPr>
+          <w:p>
+            <w:pPr>
+              <w:pStyle w:val="6"/>
+              <w:rPr>
+                <w:rFonts w:ascii="Times New Roman"/>
+                <w:sz w:val="22"/>
+              </w:rPr>
+            </w:pPr>
+            <w:r>
+              <w:rPr>
+                <w:rFonts w:ascii="SimSun" w:hAnsi="SimSun" w:eastAsia="SimSun" w:cs="SimSun"/>
+                <w:sz w:val="24"/>
+                <w:szCs w:val="24"/>
+              </w:rPr>
+              <w:t>資料必須包含時間戳與使用者 ID</w:t>
+            </w:r>
+          </w:p>
+        </w:tc>
+      </w:tr>
+      <w:tr>
+        <w:tblPrEx>
+          <w:tblBorders>
+            <w:top w:val="single" w:color="4F81BC" w:sz="8" w:space="0"/>
+            <w:left w:val="single" w:color="4F81BC" w:sz="8" w:space="0"/>
+            <w:bottom w:val="single" w:color="4F81BC" w:sz="8" w:space="0"/>
+            <w:right w:val="single" w:color="4F81BC" w:sz="8" w:space="0"/>
+            <w:insideH w:val="single" w:color="4F81BC" w:sz="8" w:space="0"/>
+            <w:insideV w:val="single" w:color="4F81BC" w:sz="8" w:space="0"/>
+          </w:tblBorders>
+          <w:tblLayout w:type="fixed"/>
+          <w:tblCellMar>
+            <w:top w:w="0" w:type="dxa"/>
+            <w:left w:w="0" w:type="dxa"/>
+            <w:bottom w:w="0" w:type="dxa"/>
+            <w:right w:w="0" w:type="dxa"/>
+          </w:tblCellMar>
+        </w:tblPrEx>
+        <w:trPr>
+          <w:trHeight w:val="359" w:hRule="atLeast"/>
+        </w:trPr>
+        <w:tc>
+          <w:tcPr>
+            <w:tcW w:w="2377" w:type="dxa"/>
+          </w:tcPr>
+          <w:p>
+            <w:pPr>
+              <w:pStyle w:val="6"/>
+              <w:spacing w:before="33"/>
+              <w:ind w:left="107"/>
+              <w:rPr>
+                <w:b/>
+                <w:sz w:val="24"/>
+              </w:rPr>
+            </w:pPr>
+            <w:r>
+              <w:rPr>
+                <w:b/>
+                <w:spacing w:val="-2"/>
+                <w:sz w:val="24"/>
+              </w:rPr>
+              <w:t>Priority</w:t>
+            </w:r>
+          </w:p>
+        </w:tc>
+        <w:tc>
+          <w:tcPr>
+            <w:tcW w:w="5987" w:type="dxa"/>
+          </w:tcPr>
+          <w:p>
+            <w:pPr>
+              <w:pStyle w:val="6"/>
+              <w:spacing w:before="33"/>
+              <w:ind w:left="107"/>
+              <w:rPr>
+                <w:rFonts w:hint="eastAsia" w:eastAsia="新細明體"/>
+                <w:sz w:val="24"/>
+                <w:lang w:val="en-US" w:eastAsia="zh-TW"/>
+              </w:rPr>
+            </w:pPr>
+            <w:r>
+              <w:rPr>
+                <w:rFonts w:hint="eastAsia" w:eastAsia="新細明體"/>
+                <w:sz w:val="24"/>
+                <w:lang w:val="en-US" w:eastAsia="zh-TW"/>
+              </w:rPr>
+              <w:t>高</w:t>
+            </w:r>
+          </w:p>
+        </w:tc>
+      </w:tr>
+      <w:tr>
+        <w:tblPrEx>
+          <w:tblBorders>
+            <w:top w:val="single" w:color="4F81BC" w:sz="8" w:space="0"/>
+            <w:left w:val="single" w:color="4F81BC" w:sz="8" w:space="0"/>
+            <w:bottom w:val="single" w:color="4F81BC" w:sz="8" w:space="0"/>
+            <w:right w:val="single" w:color="4F81BC" w:sz="8" w:space="0"/>
+            <w:insideH w:val="single" w:color="4F81BC" w:sz="8" w:space="0"/>
+            <w:insideV w:val="single" w:color="4F81BC" w:sz="8" w:space="0"/>
+          </w:tblBorders>
+          <w:tblLayout w:type="fixed"/>
+          <w:tblCellMar>
+            <w:top w:w="0" w:type="dxa"/>
+            <w:left w:w="0" w:type="dxa"/>
+            <w:bottom w:w="0" w:type="dxa"/>
+            <w:right w:w="0" w:type="dxa"/>
+          </w:tblCellMar>
+        </w:tblPrEx>
+        <w:trPr>
+          <w:trHeight w:val="1441" w:hRule="atLeast"/>
+        </w:trPr>
+        <w:tc>
+          <w:tcPr>
+            <w:tcW w:w="2377" w:type="dxa"/>
+            <w:shd w:val="clear" w:color="auto" w:fill="D2DFED"/>
+          </w:tcPr>
+          <w:p>
+            <w:pPr>
+              <w:pStyle w:val="6"/>
+              <w:spacing w:before="35"/>
+              <w:ind w:left="107"/>
+              <w:rPr>
+                <w:b/>
+                <w:sz w:val="24"/>
+              </w:rPr>
+            </w:pPr>
+            <w:r>
+              <w:rPr>
+                <w:b/>
+                <w:spacing w:val="-2"/>
+                <w:sz w:val="24"/>
+              </w:rPr>
+              <w:t>Pre-Conditions</w:t>
+            </w:r>
+          </w:p>
+        </w:tc>
+        <w:tc>
+          <w:tcPr>
+            <w:tcW w:w="5987" w:type="dxa"/>
+            <w:shd w:val="clear" w:color="auto" w:fill="D2DFED"/>
+          </w:tcPr>
+          <w:p>
+            <w:pPr>
+              <w:pStyle w:val="6"/>
+              <w:numPr>
+                <w:ilvl w:val="0"/>
+                <w:numId w:val="0"/>
+              </w:numPr>
+              <w:tabs>
+                <w:tab w:val="left" w:pos="466"/>
+              </w:tabs>
+              <w:spacing w:before="0" w:after="0" w:line="240" w:lineRule="auto"/>
+              <w:ind w:right="0" w:rightChars="0"/>
+              <w:jc w:val="left"/>
+              <w:rPr>
+                <w:rFonts w:hint="eastAsia" w:ascii="Microsoft YaHei" w:eastAsia="新細明體"/>
+                <w:sz w:val="24"/>
+                <w:lang w:val="en-US" w:eastAsia="zh-TW"/>
+              </w:rPr>
+            </w:pPr>
+            <w:r>
+              <w:rPr>
+                <w:rFonts w:ascii="SimSun" w:hAnsi="SimSun" w:eastAsia="SimSun" w:cs="SimSun"/>
+                <w:sz w:val="24"/>
+                <w:szCs w:val="24"/>
+              </w:rPr>
+              <w:t>系統中存在「待審核」狀態的資料</w:t>
+            </w:r>
+          </w:p>
+        </w:tc>
+      </w:tr>
+      <w:tr>
+        <w:tblPrEx>
+          <w:tblBorders>
+            <w:top w:val="single" w:color="4F81BC" w:sz="8" w:space="0"/>
+            <w:left w:val="single" w:color="4F81BC" w:sz="8" w:space="0"/>
+            <w:bottom w:val="single" w:color="4F81BC" w:sz="8" w:space="0"/>
+            <w:right w:val="single" w:color="4F81BC" w:sz="8" w:space="0"/>
+            <w:insideH w:val="single" w:color="4F81BC" w:sz="8" w:space="0"/>
+            <w:insideV w:val="single" w:color="4F81BC" w:sz="8" w:space="0"/>
+          </w:tblBorders>
+          <w:tblLayout w:type="fixed"/>
+          <w:tblCellMar>
+            <w:top w:w="0" w:type="dxa"/>
+            <w:left w:w="0" w:type="dxa"/>
+            <w:bottom w:w="0" w:type="dxa"/>
+            <w:right w:w="0" w:type="dxa"/>
+          </w:tblCellMar>
+        </w:tblPrEx>
+        <w:trPr>
+          <w:trHeight w:val="719" w:hRule="atLeast"/>
+        </w:trPr>
+        <w:tc>
+          <w:tcPr>
+            <w:tcW w:w="2377" w:type="dxa"/>
+          </w:tcPr>
+          <w:p>
+            <w:pPr>
+              <w:pStyle w:val="6"/>
+              <w:spacing w:before="32"/>
+              <w:ind w:left="107"/>
+              <w:rPr>
+                <w:b/>
+                <w:sz w:val="24"/>
+              </w:rPr>
+            </w:pPr>
+            <w:r>
+              <w:rPr>
+                <w:b/>
+                <w:spacing w:val="-4"/>
+                <w:sz w:val="24"/>
+              </w:rPr>
+              <w:t>Post-</w:t>
+            </w:r>
+            <w:r>
+              <w:rPr>
+                <w:b/>
+                <w:spacing w:val="-2"/>
+                <w:sz w:val="24"/>
+              </w:rPr>
+              <w:t>Conditions</w:t>
+            </w:r>
+          </w:p>
+        </w:tc>
+        <w:tc>
+          <w:tcPr>
+            <w:tcW w:w="5987" w:type="dxa"/>
+          </w:tcPr>
+          <w:p>
+            <w:pPr>
+              <w:pStyle w:val="6"/>
+              <w:spacing w:before="169"/>
+              <w:ind w:left="107"/>
+              <w:rPr>
+                <w:rFonts w:ascii="Microsoft YaHei" w:eastAsia="Microsoft YaHei"/>
+                <w:sz w:val="24"/>
+              </w:rPr>
+            </w:pPr>
+            <w:r>
+              <w:rPr>
+                <w:rFonts w:ascii="SimSun" w:hAnsi="SimSun" w:eastAsia="SimSun" w:cs="SimSun"/>
+                <w:sz w:val="24"/>
+                <w:szCs w:val="24"/>
+              </w:rPr>
+              <w:t>顯示待審核資料清單</w:t>
+            </w:r>
+          </w:p>
+        </w:tc>
+      </w:tr>
+      <w:tr>
+        <w:tblPrEx>
+          <w:tblBorders>
+            <w:top w:val="single" w:color="4F81BC" w:sz="8" w:space="0"/>
+            <w:left w:val="single" w:color="4F81BC" w:sz="8" w:space="0"/>
+            <w:bottom w:val="single" w:color="4F81BC" w:sz="8" w:space="0"/>
+            <w:right w:val="single" w:color="4F81BC" w:sz="8" w:space="0"/>
+            <w:insideH w:val="single" w:color="4F81BC" w:sz="8" w:space="0"/>
+            <w:insideV w:val="single" w:color="4F81BC" w:sz="8" w:space="0"/>
+          </w:tblBorders>
+          <w:tblLayout w:type="fixed"/>
+          <w:tblCellMar>
+            <w:top w:w="0" w:type="dxa"/>
+            <w:left w:w="0" w:type="dxa"/>
+            <w:bottom w:w="0" w:type="dxa"/>
+            <w:right w:w="0" w:type="dxa"/>
+          </w:tblCellMar>
+        </w:tblPrEx>
+        <w:trPr>
+          <w:trHeight w:val="2879" w:hRule="atLeast"/>
+        </w:trPr>
+        <w:tc>
+          <w:tcPr>
+            <w:tcW w:w="2377" w:type="dxa"/>
+            <w:shd w:val="clear" w:color="auto" w:fill="D2DFED"/>
+          </w:tcPr>
+          <w:p>
+            <w:pPr>
+              <w:pStyle w:val="6"/>
+              <w:spacing w:before="32"/>
+              <w:ind w:left="107"/>
+              <w:rPr>
+                <w:b/>
+                <w:sz w:val="24"/>
+              </w:rPr>
+            </w:pPr>
+            <w:r>
+              <w:rPr>
+                <w:b/>
+                <w:sz w:val="24"/>
+              </w:rPr>
+              <w:t>Basic</w:t>
+            </w:r>
+            <w:r>
+              <w:rPr>
+                <w:b/>
+                <w:spacing w:val="-2"/>
+                <w:sz w:val="24"/>
+              </w:rPr>
+              <w:t xml:space="preserve"> </w:t>
+            </w:r>
+            <w:r>
+              <w:rPr>
+                <w:b/>
+                <w:spacing w:val="-4"/>
+                <w:sz w:val="24"/>
+              </w:rPr>
+              <w:t>Flow</w:t>
+            </w:r>
+          </w:p>
+        </w:tc>
+        <w:tc>
+          <w:tcPr>
+            <w:tcW w:w="5987" w:type="dxa"/>
+            <w:shd w:val="clear" w:color="auto" w:fill="D2DFED"/>
+          </w:tcPr>
+          <w:p>
+            <w:pPr>
+              <w:pStyle w:val="6"/>
+              <w:numPr>
+                <w:ilvl w:val="0"/>
+                <w:numId w:val="0"/>
+              </w:numPr>
+              <w:spacing w:line="720" w:lineRule="atLeast"/>
+              <w:ind w:right="178" w:rightChars="0"/>
+              <w:rPr>
+                <w:rFonts w:ascii="SimSun" w:hAnsi="SimSun" w:eastAsia="SimSun" w:cs="SimSun"/>
+                <w:sz w:val="24"/>
+                <w:szCs w:val="24"/>
+              </w:rPr>
+            </w:pPr>
+            <w:r>
+              <w:rPr>
+                <w:rFonts w:hint="eastAsia" w:ascii="SimSun" w:hAnsi="SimSun" w:eastAsia="新細明體" w:cs="SimSun"/>
+                <w:sz w:val="24"/>
+                <w:szCs w:val="24"/>
+                <w:lang w:val="en-US" w:eastAsia="zh-TW"/>
+              </w:rPr>
+              <w:t xml:space="preserve">1. </w:t>
+            </w:r>
+            <w:r>
+              <w:rPr>
+                <w:rFonts w:ascii="SimSun" w:hAnsi="SimSun" w:eastAsia="SimSun" w:cs="SimSun"/>
+                <w:sz w:val="24"/>
+                <w:szCs w:val="24"/>
+              </w:rPr>
+              <w:t>審核者要求讀取資料</w:t>
+            </w:r>
+            <w:r>
+              <w:rPr>
+                <w:rFonts w:ascii="SimSun" w:hAnsi="SimSun" w:eastAsia="SimSun" w:cs="SimSun"/>
+                <w:sz w:val="24"/>
+                <w:szCs w:val="24"/>
+              </w:rPr>
+              <w:br w:type="textWrapping"/>
+            </w:r>
+            <w:r>
+              <w:rPr>
+                <w:rFonts w:ascii="SimSun" w:hAnsi="SimSun" w:eastAsia="SimSun" w:cs="SimSun"/>
+                <w:sz w:val="24"/>
+                <w:szCs w:val="24"/>
+              </w:rPr>
+              <w:t>2. 系統查詢待審核事件與商家表單</w:t>
+            </w:r>
+          </w:p>
+          <w:p>
+            <w:pPr>
+              <w:pStyle w:val="6"/>
+              <w:numPr>
+                <w:ilvl w:val="0"/>
+                <w:numId w:val="0"/>
+              </w:numPr>
+              <w:spacing w:line="720" w:lineRule="atLeast"/>
+              <w:ind w:right="178" w:rightChars="0"/>
+              <w:rPr>
+                <w:rFonts w:ascii="SimSun" w:hAnsi="SimSun" w:eastAsia="SimSun" w:cs="SimSun"/>
+                <w:sz w:val="24"/>
+                <w:szCs w:val="24"/>
+              </w:rPr>
+            </w:pPr>
+            <w:r>
+              <w:rPr>
+                <w:rFonts w:hint="eastAsia" w:ascii="SimSun" w:hAnsi="SimSun" w:eastAsia="新細明體" w:cs="SimSun"/>
+                <w:sz w:val="24"/>
+                <w:szCs w:val="24"/>
+                <w:lang w:val="en-US" w:eastAsia="zh-TW"/>
+              </w:rPr>
+              <w:t xml:space="preserve">3. </w:t>
+            </w:r>
+            <w:r>
+              <w:rPr>
+                <w:rFonts w:ascii="SimSun" w:hAnsi="SimSun" w:eastAsia="SimSun" w:cs="SimSun"/>
+                <w:sz w:val="24"/>
+                <w:szCs w:val="24"/>
+              </w:rPr>
+              <w:t>回傳資料列表供查看</w:t>
+            </w:r>
+          </w:p>
+        </w:tc>
+      </w:tr>
+      <w:tr>
+        <w:tblPrEx>
+          <w:tblBorders>
+            <w:top w:val="single" w:color="4F81BC" w:sz="8" w:space="0"/>
+            <w:left w:val="single" w:color="4F81BC" w:sz="8" w:space="0"/>
+            <w:bottom w:val="single" w:color="4F81BC" w:sz="8" w:space="0"/>
+            <w:right w:val="single" w:color="4F81BC" w:sz="8" w:space="0"/>
+            <w:insideH w:val="single" w:color="4F81BC" w:sz="8" w:space="0"/>
+            <w:insideV w:val="single" w:color="4F81BC" w:sz="8" w:space="0"/>
+          </w:tblBorders>
+          <w:tblLayout w:type="fixed"/>
+          <w:tblCellMar>
+            <w:top w:w="0" w:type="dxa"/>
+            <w:left w:w="0" w:type="dxa"/>
+            <w:bottom w:w="0" w:type="dxa"/>
+            <w:right w:w="0" w:type="dxa"/>
+          </w:tblCellMar>
+        </w:tblPrEx>
+        <w:trPr>
+          <w:trHeight w:val="361" w:hRule="atLeast"/>
+        </w:trPr>
+        <w:tc>
+          <w:tcPr>
+            <w:tcW w:w="2377" w:type="dxa"/>
+          </w:tcPr>
+          <w:p>
+            <w:pPr>
+              <w:pStyle w:val="6"/>
+              <w:spacing w:before="35"/>
+              <w:ind w:left="107"/>
+              <w:rPr>
+                <w:b/>
+                <w:sz w:val="24"/>
+              </w:rPr>
+            </w:pPr>
+            <w:r>
+              <w:rPr>
+                <w:b/>
+                <w:sz w:val="24"/>
+              </w:rPr>
+              <w:t>Alternative</w:t>
+            </w:r>
+            <w:r>
+              <w:rPr>
+                <w:b/>
+                <w:spacing w:val="-13"/>
+                <w:sz w:val="24"/>
+              </w:rPr>
+              <w:t xml:space="preserve"> </w:t>
+            </w:r>
+            <w:r>
+              <w:rPr>
+                <w:b/>
+                <w:spacing w:val="-2"/>
+                <w:sz w:val="24"/>
+              </w:rPr>
+              <w:t>Flows</w:t>
+            </w:r>
+          </w:p>
+        </w:tc>
+        <w:tc>
+          <w:tcPr>
+            <w:tcW w:w="5987" w:type="dxa"/>
+          </w:tcPr>
+          <w:p>
+            <w:pPr>
+              <w:pStyle w:val="6"/>
+              <w:rPr>
+                <w:rFonts w:ascii="SimSun" w:hAnsi="SimSun" w:eastAsia="SimSun" w:cs="SimSun"/>
+                <w:sz w:val="24"/>
+                <w:szCs w:val="24"/>
+              </w:rPr>
+            </w:pPr>
+            <w:r>
+              <w:rPr>
+                <w:rFonts w:ascii="SimSun" w:hAnsi="SimSun" w:eastAsia="SimSun" w:cs="SimSun"/>
+                <w:sz w:val="24"/>
+                <w:szCs w:val="24"/>
+              </w:rPr>
+              <w:t>無</w:t>
+            </w:r>
+          </w:p>
+        </w:tc>
+      </w:tr>
+      <w:tr>
+        <w:tblPrEx>
+          <w:tblBorders>
+            <w:top w:val="single" w:color="4F81BC" w:sz="8" w:space="0"/>
+            <w:left w:val="single" w:color="4F81BC" w:sz="8" w:space="0"/>
+            <w:bottom w:val="single" w:color="4F81BC" w:sz="8" w:space="0"/>
+            <w:right w:val="single" w:color="4F81BC" w:sz="8" w:space="0"/>
+            <w:insideH w:val="single" w:color="4F81BC" w:sz="8" w:space="0"/>
+            <w:insideV w:val="single" w:color="4F81BC" w:sz="8" w:space="0"/>
+          </w:tblBorders>
+          <w:tblLayout w:type="fixed"/>
+          <w:tblCellMar>
+            <w:top w:w="0" w:type="dxa"/>
+            <w:left w:w="0" w:type="dxa"/>
+            <w:bottom w:w="0" w:type="dxa"/>
+            <w:right w:w="0" w:type="dxa"/>
+          </w:tblCellMar>
+        </w:tblPrEx>
+        <w:trPr>
+          <w:trHeight w:val="359" w:hRule="atLeast"/>
+        </w:trPr>
+        <w:tc>
+          <w:tcPr>
+            <w:tcW w:w="2377" w:type="dxa"/>
+            <w:shd w:val="clear" w:color="auto" w:fill="D2DFED"/>
+          </w:tcPr>
+          <w:p>
+            <w:pPr>
+              <w:pStyle w:val="6"/>
+              <w:spacing w:before="32"/>
+              <w:ind w:left="107"/>
+              <w:rPr>
+                <w:b/>
+                <w:sz w:val="24"/>
+              </w:rPr>
+            </w:pPr>
+            <w:r>
+              <w:rPr>
+                <w:b/>
+                <w:sz w:val="24"/>
+              </w:rPr>
+              <w:t>Exceptional</w:t>
+            </w:r>
+            <w:r>
+              <w:rPr>
+                <w:b/>
+                <w:spacing w:val="-9"/>
+                <w:sz w:val="24"/>
+              </w:rPr>
+              <w:t xml:space="preserve"> </w:t>
+            </w:r>
+            <w:r>
+              <w:rPr>
+                <w:b/>
+                <w:spacing w:val="-2"/>
+                <w:sz w:val="24"/>
+              </w:rPr>
+              <w:t>Flows</w:t>
+            </w:r>
+          </w:p>
+        </w:tc>
+        <w:tc>
+          <w:tcPr>
+            <w:tcW w:w="5987" w:type="dxa"/>
+            <w:shd w:val="clear" w:color="auto" w:fill="D2DFED"/>
+          </w:tcPr>
+          <w:p>
+            <w:pPr>
+              <w:pStyle w:val="6"/>
+              <w:rPr>
+                <w:rFonts w:ascii="SimSun" w:hAnsi="SimSun" w:eastAsia="SimSun" w:cs="SimSun"/>
+                <w:sz w:val="24"/>
+                <w:szCs w:val="24"/>
+              </w:rPr>
+            </w:pPr>
+            <w:r>
+              <w:rPr>
+                <w:rFonts w:ascii="SimSun" w:hAnsi="SimSun" w:eastAsia="SimSun" w:cs="SimSun"/>
+                <w:sz w:val="24"/>
+                <w:szCs w:val="24"/>
+              </w:rPr>
+              <w:t>查無資料或資料載入失敗</w:t>
+            </w:r>
+          </w:p>
+        </w:tc>
+      </w:tr>
+      <w:tr>
+        <w:tblPrEx>
+          <w:tblBorders>
+            <w:top w:val="single" w:color="4F81BC" w:sz="8" w:space="0"/>
+            <w:left w:val="single" w:color="4F81BC" w:sz="8" w:space="0"/>
+            <w:bottom w:val="single" w:color="4F81BC" w:sz="8" w:space="0"/>
+            <w:right w:val="single" w:color="4F81BC" w:sz="8" w:space="0"/>
+            <w:insideH w:val="single" w:color="4F81BC" w:sz="8" w:space="0"/>
+            <w:insideV w:val="single" w:color="4F81BC" w:sz="8" w:space="0"/>
+          </w:tblBorders>
+          <w:tblLayout w:type="fixed"/>
+          <w:tblCellMar>
+            <w:top w:w="0" w:type="dxa"/>
+            <w:left w:w="0" w:type="dxa"/>
+            <w:bottom w:w="0" w:type="dxa"/>
+            <w:right w:w="0" w:type="dxa"/>
+          </w:tblCellMar>
+        </w:tblPrEx>
+        <w:trPr>
+          <w:trHeight w:val="359" w:hRule="atLeast"/>
+        </w:trPr>
+        <w:tc>
+          <w:tcPr>
+            <w:tcW w:w="2377" w:type="dxa"/>
+          </w:tcPr>
+          <w:p>
+            <w:pPr>
+              <w:pStyle w:val="6"/>
+              <w:spacing w:before="32"/>
+              <w:ind w:left="107"/>
+              <w:rPr>
+                <w:b/>
+                <w:sz w:val="24"/>
+              </w:rPr>
+            </w:pPr>
+            <w:r>
+              <w:rPr>
+                <w:b/>
+                <w:sz w:val="24"/>
+              </w:rPr>
+              <w:t>Use</w:t>
+            </w:r>
+            <w:r>
+              <w:rPr>
+                <w:b/>
+                <w:spacing w:val="-3"/>
+                <w:sz w:val="24"/>
+              </w:rPr>
+              <w:t xml:space="preserve"> </w:t>
+            </w:r>
+            <w:r>
+              <w:rPr>
+                <w:b/>
+                <w:sz w:val="24"/>
+              </w:rPr>
+              <w:t>Use</w:t>
+            </w:r>
+            <w:r>
+              <w:rPr>
+                <w:b/>
+                <w:spacing w:val="-3"/>
+                <w:sz w:val="24"/>
+              </w:rPr>
+              <w:t xml:space="preserve"> </w:t>
+            </w:r>
+            <w:r>
+              <w:rPr>
+                <w:b/>
+                <w:spacing w:val="-4"/>
+                <w:sz w:val="24"/>
+              </w:rPr>
+              <w:t>Case</w:t>
+            </w:r>
+          </w:p>
+        </w:tc>
+        <w:tc>
+          <w:tcPr>
+            <w:tcW w:w="5987" w:type="dxa"/>
+          </w:tcPr>
+          <w:p>
+            <w:pPr>
+              <w:pStyle w:val="6"/>
+              <w:spacing w:before="35"/>
+              <w:rPr>
+                <w:rFonts w:hint="eastAsia" w:ascii="Times New Roman" w:eastAsia="新細明體"/>
+                <w:sz w:val="22"/>
+                <w:lang w:eastAsia="zh-TW"/>
+              </w:rPr>
+            </w:pPr>
+            <w:r>
+              <w:rPr>
+                <w:rFonts w:ascii="SimSun" w:hAnsi="SimSun" w:eastAsia="SimSun" w:cs="SimSun"/>
+                <w:sz w:val="24"/>
+                <w:szCs w:val="24"/>
+              </w:rPr>
+              <w:t>無</w:t>
+            </w:r>
+          </w:p>
+        </w:tc>
+      </w:tr>
+      <w:tr>
+        <w:tblPrEx>
+          <w:tblBorders>
+            <w:top w:val="single" w:color="4F81BC" w:sz="8" w:space="0"/>
+            <w:left w:val="single" w:color="4F81BC" w:sz="8" w:space="0"/>
+            <w:bottom w:val="single" w:color="4F81BC" w:sz="8" w:space="0"/>
+            <w:right w:val="single" w:color="4F81BC" w:sz="8" w:space="0"/>
+            <w:insideH w:val="single" w:color="4F81BC" w:sz="8" w:space="0"/>
+            <w:insideV w:val="single" w:color="4F81BC" w:sz="8" w:space="0"/>
+          </w:tblBorders>
+          <w:tblLayout w:type="fixed"/>
+          <w:tblCellMar>
+            <w:top w:w="0" w:type="dxa"/>
+            <w:left w:w="0" w:type="dxa"/>
+            <w:bottom w:w="0" w:type="dxa"/>
+            <w:right w:w="0" w:type="dxa"/>
+          </w:tblCellMar>
+        </w:tblPrEx>
+        <w:trPr>
+          <w:trHeight w:val="361" w:hRule="atLeast"/>
+        </w:trPr>
+        <w:tc>
+          <w:tcPr>
+            <w:tcW w:w="2377" w:type="dxa"/>
+            <w:shd w:val="clear" w:color="auto" w:fill="D2DFED"/>
+          </w:tcPr>
+          <w:p>
+            <w:pPr>
+              <w:pStyle w:val="6"/>
+              <w:spacing w:before="35"/>
+              <w:ind w:left="107"/>
+              <w:rPr>
+                <w:b/>
+                <w:sz w:val="24"/>
+              </w:rPr>
+            </w:pPr>
+            <w:r>
+              <w:rPr>
+                <w:b/>
+                <w:sz w:val="24"/>
+              </w:rPr>
+              <w:t>Extend</w:t>
+            </w:r>
+            <w:r>
+              <w:rPr>
+                <w:b/>
+                <w:spacing w:val="-5"/>
+                <w:sz w:val="24"/>
+              </w:rPr>
+              <w:t xml:space="preserve"> </w:t>
+            </w:r>
+            <w:r>
+              <w:rPr>
+                <w:b/>
+                <w:sz w:val="24"/>
+              </w:rPr>
+              <w:t>Use</w:t>
+            </w:r>
+            <w:r>
+              <w:rPr>
+                <w:b/>
+                <w:spacing w:val="-3"/>
+                <w:sz w:val="24"/>
+              </w:rPr>
+              <w:t xml:space="preserve"> </w:t>
+            </w:r>
+            <w:r>
+              <w:rPr>
+                <w:b/>
+                <w:spacing w:val="-4"/>
+                <w:sz w:val="24"/>
+              </w:rPr>
+              <w:t>Case</w:t>
+            </w:r>
+          </w:p>
+        </w:tc>
+        <w:tc>
+          <w:tcPr>
+            <w:tcW w:w="5987" w:type="dxa"/>
+            <w:shd w:val="clear" w:color="auto" w:fill="D2DFED"/>
+          </w:tcPr>
+          <w:p>
+            <w:pPr>
+              <w:pStyle w:val="6"/>
+              <w:spacing w:before="35"/>
+              <w:rPr>
+                <w:rFonts w:hint="eastAsia" w:eastAsia="新細明體"/>
+                <w:sz w:val="24"/>
+                <w:lang w:val="en-US" w:eastAsia="zh-TW"/>
+              </w:rPr>
+            </w:pPr>
+            <w:r>
+              <w:rPr>
+                <w:rFonts w:ascii="SimSun" w:hAnsi="SimSun" w:eastAsia="SimSun" w:cs="SimSun"/>
+                <w:sz w:val="24"/>
+                <w:szCs w:val="24"/>
+              </w:rPr>
+              <w:t>UC-4.0</w:t>
+            </w:r>
+          </w:p>
+        </w:tc>
+      </w:tr>
+      <w:tr>
+        <w:tblPrEx>
+          <w:tblBorders>
+            <w:top w:val="single" w:color="4F81BC" w:sz="8" w:space="0"/>
+            <w:left w:val="single" w:color="4F81BC" w:sz="8" w:space="0"/>
+            <w:bottom w:val="single" w:color="4F81BC" w:sz="8" w:space="0"/>
+            <w:right w:val="single" w:color="4F81BC" w:sz="8" w:space="0"/>
+            <w:insideH w:val="single" w:color="4F81BC" w:sz="8" w:space="0"/>
+            <w:insideV w:val="single" w:color="4F81BC" w:sz="8" w:space="0"/>
+          </w:tblBorders>
+          <w:tblLayout w:type="fixed"/>
+          <w:tblCellMar>
+            <w:top w:w="0" w:type="dxa"/>
+            <w:left w:w="0" w:type="dxa"/>
+            <w:bottom w:w="0" w:type="dxa"/>
+            <w:right w:w="0" w:type="dxa"/>
+          </w:tblCellMar>
+        </w:tblPrEx>
+        <w:trPr>
+          <w:trHeight w:val="359" w:hRule="atLeast"/>
+        </w:trPr>
+        <w:tc>
+          <w:tcPr>
+            <w:tcW w:w="2377" w:type="dxa"/>
+          </w:tcPr>
+          <w:p>
+            <w:pPr>
+              <w:pStyle w:val="6"/>
+              <w:spacing w:before="33"/>
+              <w:ind w:left="107"/>
+              <w:rPr>
+                <w:b/>
+                <w:sz w:val="24"/>
+              </w:rPr>
+            </w:pPr>
+            <w:r>
+              <w:rPr>
+                <w:b/>
+                <w:sz w:val="24"/>
+              </w:rPr>
+              <w:t xml:space="preserve">Business </w:t>
+            </w:r>
+            <w:r>
+              <w:rPr>
+                <w:b/>
+                <w:spacing w:val="-2"/>
+                <w:sz w:val="24"/>
+              </w:rPr>
+              <w:t>Rules</w:t>
+            </w:r>
+          </w:p>
+        </w:tc>
+        <w:tc>
+          <w:tcPr>
+            <w:tcW w:w="5987" w:type="dxa"/>
+          </w:tcPr>
+          <w:p>
+            <w:pPr>
+              <w:pStyle w:val="6"/>
+              <w:rPr>
+                <w:rFonts w:ascii="SimSun" w:hAnsi="SimSun" w:eastAsia="SimSun" w:cs="SimSun"/>
+                <w:sz w:val="24"/>
+                <w:szCs w:val="24"/>
+              </w:rPr>
+            </w:pPr>
+            <w:r>
+              <w:rPr>
+                <w:rFonts w:ascii="SimSun" w:hAnsi="SimSun" w:eastAsia="SimSun" w:cs="SimSun"/>
+                <w:sz w:val="24"/>
+                <w:szCs w:val="24"/>
+              </w:rPr>
+              <w:t>無</w:t>
+            </w:r>
+          </w:p>
+        </w:tc>
+      </w:tr>
+      <w:tr>
+        <w:tblPrEx>
+          <w:tblBorders>
+            <w:top w:val="single" w:color="4F81BC" w:sz="8" w:space="0"/>
+            <w:left w:val="single" w:color="4F81BC" w:sz="8" w:space="0"/>
+            <w:bottom w:val="single" w:color="4F81BC" w:sz="8" w:space="0"/>
+            <w:right w:val="single" w:color="4F81BC" w:sz="8" w:space="0"/>
+            <w:insideH w:val="single" w:color="4F81BC" w:sz="8" w:space="0"/>
+            <w:insideV w:val="single" w:color="4F81BC" w:sz="8" w:space="0"/>
+          </w:tblBorders>
+          <w:tblLayout w:type="fixed"/>
+          <w:tblCellMar>
+            <w:top w:w="0" w:type="dxa"/>
+            <w:left w:w="0" w:type="dxa"/>
+            <w:bottom w:w="0" w:type="dxa"/>
+            <w:right w:w="0" w:type="dxa"/>
+          </w:tblCellMar>
+        </w:tblPrEx>
+        <w:trPr>
+          <w:trHeight w:val="359" w:hRule="atLeast"/>
+        </w:trPr>
+        <w:tc>
+          <w:tcPr>
+            <w:tcW w:w="2377" w:type="dxa"/>
+            <w:shd w:val="clear" w:color="auto" w:fill="D2DFED"/>
+          </w:tcPr>
+          <w:p>
+            <w:pPr>
+              <w:pStyle w:val="6"/>
+              <w:spacing w:before="32"/>
+              <w:ind w:left="107"/>
+              <w:rPr>
+                <w:b/>
+                <w:sz w:val="24"/>
+              </w:rPr>
+            </w:pPr>
+            <w:r>
+              <w:rPr>
+                <w:b/>
+                <w:sz w:val="24"/>
+              </w:rPr>
+              <w:t>Special</w:t>
+            </w:r>
+            <w:r>
+              <w:rPr>
+                <w:b/>
+                <w:spacing w:val="-2"/>
+                <w:sz w:val="24"/>
+              </w:rPr>
+              <w:t xml:space="preserve"> Requirements</w:t>
+            </w:r>
+          </w:p>
+        </w:tc>
+        <w:tc>
+          <w:tcPr>
+            <w:tcW w:w="5987" w:type="dxa"/>
+            <w:shd w:val="clear" w:color="auto" w:fill="D2DFED"/>
+          </w:tcPr>
+          <w:p>
+            <w:pPr>
+              <w:pStyle w:val="6"/>
+              <w:rPr>
+                <w:rFonts w:ascii="SimSun" w:hAnsi="SimSun" w:eastAsia="SimSun" w:cs="SimSun"/>
+                <w:sz w:val="24"/>
+                <w:szCs w:val="24"/>
+              </w:rPr>
+            </w:pPr>
+            <w:r>
+              <w:rPr>
+                <w:rFonts w:ascii="SimSun" w:hAnsi="SimSun" w:eastAsia="SimSun" w:cs="SimSun"/>
+                <w:sz w:val="24"/>
+                <w:szCs w:val="24"/>
+              </w:rPr>
+              <w:t>資料需依照時間排序顯示</w:t>
+            </w:r>
+          </w:p>
+        </w:tc>
+      </w:tr>
+      <w:tr>
+        <w:tblPrEx>
+          <w:tblBorders>
+            <w:top w:val="single" w:color="4F81BC" w:sz="8" w:space="0"/>
+            <w:left w:val="single" w:color="4F81BC" w:sz="8" w:space="0"/>
+            <w:bottom w:val="single" w:color="4F81BC" w:sz="8" w:space="0"/>
+            <w:right w:val="single" w:color="4F81BC" w:sz="8" w:space="0"/>
+            <w:insideH w:val="single" w:color="4F81BC" w:sz="8" w:space="0"/>
+            <w:insideV w:val="single" w:color="4F81BC" w:sz="8" w:space="0"/>
+          </w:tblBorders>
+          <w:tblLayout w:type="fixed"/>
+          <w:tblCellMar>
+            <w:top w:w="0" w:type="dxa"/>
+            <w:left w:w="0" w:type="dxa"/>
+            <w:bottom w:w="0" w:type="dxa"/>
+            <w:right w:w="0" w:type="dxa"/>
+          </w:tblCellMar>
+        </w:tblPrEx>
+        <w:trPr>
+          <w:trHeight w:val="361" w:hRule="atLeast"/>
+        </w:trPr>
+        <w:tc>
+          <w:tcPr>
+            <w:tcW w:w="2377" w:type="dxa"/>
+          </w:tcPr>
+          <w:p>
+            <w:pPr>
+              <w:pStyle w:val="6"/>
+              <w:spacing w:before="35"/>
+              <w:ind w:left="107"/>
+              <w:rPr>
+                <w:b/>
+                <w:sz w:val="24"/>
+              </w:rPr>
+            </w:pPr>
+            <w:r>
+              <w:rPr>
+                <w:b/>
+                <w:spacing w:val="-2"/>
+                <w:sz w:val="24"/>
+              </w:rPr>
+              <w:t>Artifacts</w:t>
+            </w:r>
+          </w:p>
+        </w:tc>
+        <w:tc>
+          <w:tcPr>
+            <w:tcW w:w="5987" w:type="dxa"/>
+          </w:tcPr>
+          <w:p>
+            <w:pPr>
+              <w:pStyle w:val="6"/>
+              <w:rPr>
+                <w:rFonts w:ascii="SimSun" w:hAnsi="SimSun" w:eastAsia="SimSun" w:cs="SimSun"/>
+                <w:sz w:val="24"/>
+                <w:szCs w:val="24"/>
+              </w:rPr>
+            </w:pPr>
+            <w:r>
+              <w:rPr>
+                <w:rFonts w:ascii="SimSun" w:hAnsi="SimSun" w:eastAsia="SimSun" w:cs="SimSun"/>
+                <w:sz w:val="24"/>
+                <w:szCs w:val="24"/>
+              </w:rPr>
+              <w:t>審核資料清單</w:t>
+            </w:r>
+          </w:p>
+        </w:tc>
+      </w:tr>
+      <w:tr>
+        <w:tblPrEx>
+          <w:tblBorders>
+            <w:top w:val="single" w:color="4F81BC" w:sz="8" w:space="0"/>
+            <w:left w:val="single" w:color="4F81BC" w:sz="8" w:space="0"/>
+            <w:bottom w:val="single" w:color="4F81BC" w:sz="8" w:space="0"/>
+            <w:right w:val="single" w:color="4F81BC" w:sz="8" w:space="0"/>
+            <w:insideH w:val="single" w:color="4F81BC" w:sz="8" w:space="0"/>
+            <w:insideV w:val="single" w:color="4F81BC" w:sz="8" w:space="0"/>
+          </w:tblBorders>
+          <w:tblLayout w:type="fixed"/>
+          <w:tblCellMar>
+            <w:top w:w="0" w:type="dxa"/>
+            <w:left w:w="0" w:type="dxa"/>
+            <w:bottom w:w="0" w:type="dxa"/>
+            <w:right w:w="0" w:type="dxa"/>
+          </w:tblCellMar>
+        </w:tblPrEx>
+        <w:trPr>
+          <w:trHeight w:val="359" w:hRule="atLeast"/>
+        </w:trPr>
+        <w:tc>
+          <w:tcPr>
+            <w:tcW w:w="2377" w:type="dxa"/>
+            <w:shd w:val="clear" w:color="auto" w:fill="D2DFED"/>
+          </w:tcPr>
+          <w:p>
+            <w:pPr>
+              <w:pStyle w:val="6"/>
+              <w:spacing w:before="32"/>
+              <w:ind w:left="107"/>
+              <w:rPr>
+                <w:b/>
+                <w:sz w:val="24"/>
+              </w:rPr>
+            </w:pPr>
+            <w:r>
+              <w:rPr>
+                <w:b/>
+                <w:sz w:val="24"/>
+              </w:rPr>
+              <w:t>Use</w:t>
+            </w:r>
+            <w:r>
+              <w:rPr>
+                <w:b/>
+                <w:spacing w:val="-3"/>
+                <w:sz w:val="24"/>
+              </w:rPr>
+              <w:t xml:space="preserve"> </w:t>
+            </w:r>
+            <w:r>
+              <w:rPr>
+                <w:b/>
+                <w:sz w:val="24"/>
+              </w:rPr>
+              <w:t>Case</w:t>
+            </w:r>
+            <w:r>
+              <w:rPr>
+                <w:b/>
+                <w:spacing w:val="-3"/>
+                <w:sz w:val="24"/>
+              </w:rPr>
+              <w:t xml:space="preserve"> </w:t>
+            </w:r>
+            <w:r>
+              <w:rPr>
+                <w:b/>
+                <w:spacing w:val="-2"/>
+                <w:sz w:val="24"/>
+              </w:rPr>
+              <w:t>Glossary</w:t>
+            </w:r>
+          </w:p>
+        </w:tc>
+        <w:tc>
+          <w:tcPr>
+            <w:tcW w:w="5987" w:type="dxa"/>
+            <w:shd w:val="clear" w:color="auto" w:fill="D2DFED"/>
+          </w:tcPr>
+          <w:p>
+            <w:pPr>
+              <w:pStyle w:val="6"/>
+              <w:rPr>
+                <w:rFonts w:ascii="SimSun" w:hAnsi="SimSun" w:eastAsia="SimSun" w:cs="SimSun"/>
+                <w:sz w:val="24"/>
+                <w:szCs w:val="24"/>
+              </w:rPr>
+            </w:pPr>
+            <w:r>
+              <w:rPr>
+                <w:rFonts w:ascii="SimSun" w:hAnsi="SimSun" w:eastAsia="SimSun" w:cs="SimSun"/>
+                <w:sz w:val="24"/>
+                <w:szCs w:val="24"/>
+              </w:rPr>
+              <w:t>審核資料</w:t>
+            </w:r>
+            <w:r>
+              <w:rPr>
+                <w:rFonts w:hint="eastAsia" w:ascii="SimSun" w:hAnsi="SimSun" w:eastAsia="新細明體" w:cs="SimSun"/>
+                <w:sz w:val="24"/>
+                <w:szCs w:val="24"/>
+                <w:lang w:val="en-US" w:eastAsia="zh-TW"/>
+              </w:rPr>
+              <w:t>:</w:t>
+            </w:r>
+            <w:r>
+              <w:rPr>
+                <w:rFonts w:ascii="SimSun" w:hAnsi="SimSun" w:eastAsia="SimSun" w:cs="SimSun"/>
+                <w:sz w:val="24"/>
+                <w:szCs w:val="24"/>
+              </w:rPr>
+              <w:t xml:space="preserve"> 狀態為「待審核」之事件與商家表單</w:t>
+            </w:r>
+          </w:p>
+        </w:tc>
+      </w:tr>
+    </w:tbl>
+    <w:p/>
+    <w:tbl>
+      <w:tblPr>
+        <w:tblStyle w:val="5"/>
+        <w:tblpPr w:leftFromText="180" w:rightFromText="180" w:vertAnchor="text" w:horzAnchor="page" w:tblpX="1707" w:tblpY="1009"/>
+        <w:tblOverlap w:val="never"/>
+        <w:tblW w:w="8364" w:type="dxa"/>
+        <w:tblInd w:w="0" w:type="dxa"/>
+        <w:tblBorders>
+          <w:top w:val="single" w:color="4F81BC" w:sz="8" w:space="0"/>
+          <w:left w:val="single" w:color="4F81BC" w:sz="8" w:space="0"/>
+          <w:bottom w:val="single" w:color="4F81BC" w:sz="8" w:space="0"/>
+          <w:right w:val="single" w:color="4F81BC" w:sz="8" w:space="0"/>
+          <w:insideH w:val="single" w:color="4F81BC" w:sz="8" w:space="0"/>
+          <w:insideV w:val="single" w:color="4F81BC" w:sz="8" w:space="0"/>
+        </w:tblBorders>
+        <w:tblLayout w:type="fixed"/>
+        <w:tblCellMar>
+          <w:top w:w="0" w:type="dxa"/>
+          <w:left w:w="0" w:type="dxa"/>
+          <w:bottom w:w="0" w:type="dxa"/>
+          <w:right w:w="0" w:type="dxa"/>
+        </w:tblCellMar>
+      </w:tblPr>
+      <w:tblGrid>
+        <w:gridCol w:w="2377"/>
+        <w:gridCol w:w="5987"/>
+      </w:tblGrid>
+      <w:tr>
+        <w:tblPrEx>
+          <w:tblBorders>
+            <w:top w:val="single" w:color="4F81BC" w:sz="8" w:space="0"/>
+            <w:left w:val="single" w:color="4F81BC" w:sz="8" w:space="0"/>
+            <w:bottom w:val="single" w:color="4F81BC" w:sz="8" w:space="0"/>
+            <w:right w:val="single" w:color="4F81BC" w:sz="8" w:space="0"/>
+            <w:insideH w:val="single" w:color="4F81BC" w:sz="8" w:space="0"/>
+            <w:insideV w:val="single" w:color="4F81BC" w:sz="8" w:space="0"/>
+          </w:tblBorders>
+          <w:tblLayout w:type="fixed"/>
+          <w:tblCellMar>
+            <w:top w:w="0" w:type="dxa"/>
+            <w:left w:w="0" w:type="dxa"/>
+            <w:bottom w:w="0" w:type="dxa"/>
+            <w:right w:w="0" w:type="dxa"/>
+          </w:tblCellMar>
+        </w:tblPrEx>
+        <w:trPr>
+          <w:trHeight w:val="359" w:hRule="atLeast"/>
+        </w:trPr>
+        <w:tc>
+          <w:tcPr>
+            <w:tcW w:w="2377" w:type="dxa"/>
+            <w:tcBorders>
+              <w:bottom w:val="single" w:color="4F81BC" w:sz="18" w:space="0"/>
+            </w:tcBorders>
+          </w:tcPr>
+          <w:p>
+            <w:pPr>
+              <w:pStyle w:val="6"/>
+              <w:spacing w:before="33"/>
+              <w:ind w:left="107"/>
+              <w:rPr>
+                <w:b/>
+                <w:sz w:val="24"/>
+              </w:rPr>
+            </w:pPr>
+            <w:r>
+              <w:rPr>
+                <w:b/>
+                <w:sz w:val="24"/>
+              </w:rPr>
+              <w:t>Use</w:t>
+            </w:r>
+            <w:r>
+              <w:rPr>
+                <w:b/>
+                <w:spacing w:val="-3"/>
+                <w:sz w:val="24"/>
+              </w:rPr>
+              <w:t xml:space="preserve"> </w:t>
+            </w:r>
+            <w:r>
+              <w:rPr>
+                <w:b/>
+                <w:sz w:val="24"/>
+              </w:rPr>
+              <w:t>Case</w:t>
+            </w:r>
+            <w:r>
+              <w:rPr>
+                <w:b/>
+                <w:spacing w:val="-3"/>
+                <w:sz w:val="24"/>
+              </w:rPr>
+              <w:t xml:space="preserve"> </w:t>
+            </w:r>
+            <w:r>
+              <w:rPr>
+                <w:b/>
+                <w:spacing w:val="-5"/>
+                <w:sz w:val="24"/>
+              </w:rPr>
+              <w:t>ID</w:t>
+            </w:r>
+          </w:p>
+        </w:tc>
+        <w:tc>
+          <w:tcPr>
+            <w:tcW w:w="5987" w:type="dxa"/>
+            <w:tcBorders>
+              <w:bottom w:val="single" w:color="4F81BC" w:sz="18" w:space="0"/>
+            </w:tcBorders>
+          </w:tcPr>
+          <w:p>
+            <w:pPr>
+              <w:pStyle w:val="6"/>
+              <w:spacing w:before="33"/>
+              <w:ind w:left="107"/>
+              <w:rPr>
+                <w:b/>
+                <w:sz w:val="24"/>
+              </w:rPr>
+            </w:pPr>
+            <w:r>
+              <w:rPr>
+                <w:rFonts w:ascii="SimSun" w:hAnsi="SimSun" w:eastAsia="SimSun" w:cs="SimSun"/>
+                <w:sz w:val="24"/>
+                <w:szCs w:val="24"/>
+              </w:rPr>
+              <w:t>UC-</w:t>
+            </w:r>
+            <w:r>
+              <w:rPr>
+                <w:rFonts w:hint="eastAsia" w:ascii="SimSun" w:hAnsi="SimSun" w:eastAsia="新細明體" w:cs="SimSun"/>
+                <w:sz w:val="24"/>
+                <w:szCs w:val="24"/>
+                <w:lang w:val="en-US" w:eastAsia="zh-TW"/>
+              </w:rPr>
+              <w:t>4.2</w:t>
+            </w:r>
+          </w:p>
+        </w:tc>
+      </w:tr>
+      <w:tr>
+        <w:tblPrEx>
+          <w:tblBorders>
+            <w:top w:val="single" w:color="4F81BC" w:sz="8" w:space="0"/>
+            <w:left w:val="single" w:color="4F81BC" w:sz="8" w:space="0"/>
+            <w:bottom w:val="single" w:color="4F81BC" w:sz="8" w:space="0"/>
+            <w:right w:val="single" w:color="4F81BC" w:sz="8" w:space="0"/>
+            <w:insideH w:val="single" w:color="4F81BC" w:sz="8" w:space="0"/>
+            <w:insideV w:val="single" w:color="4F81BC" w:sz="8" w:space="0"/>
+          </w:tblBorders>
+          <w:tblLayout w:type="fixed"/>
+        </w:tblPrEx>
+        <w:trPr>
+          <w:trHeight w:val="361" w:hRule="atLeast"/>
+        </w:trPr>
+        <w:tc>
+          <w:tcPr>
+            <w:tcW w:w="2377" w:type="dxa"/>
+            <w:tcBorders>
+              <w:top w:val="single" w:color="4F81BC" w:sz="18" w:space="0"/>
+            </w:tcBorders>
+            <w:shd w:val="clear" w:color="auto" w:fill="D2DFED"/>
+          </w:tcPr>
+          <w:p>
+            <w:pPr>
+              <w:pStyle w:val="6"/>
+              <w:spacing w:before="34"/>
+              <w:ind w:left="107"/>
+              <w:rPr>
+                <w:b/>
+                <w:sz w:val="24"/>
+              </w:rPr>
+            </w:pPr>
+            <w:r>
+              <w:rPr>
+                <w:b/>
+                <w:sz w:val="24"/>
+              </w:rPr>
+              <w:t>Use</w:t>
+            </w:r>
+            <w:r>
+              <w:rPr>
+                <w:b/>
+                <w:spacing w:val="-3"/>
+                <w:sz w:val="24"/>
+              </w:rPr>
+              <w:t xml:space="preserve"> </w:t>
+            </w:r>
+            <w:r>
+              <w:rPr>
+                <w:b/>
+                <w:sz w:val="24"/>
+              </w:rPr>
+              <w:t>Case</w:t>
+            </w:r>
+            <w:r>
+              <w:rPr>
+                <w:b/>
+                <w:spacing w:val="-3"/>
+                <w:sz w:val="24"/>
+              </w:rPr>
+              <w:t xml:space="preserve"> </w:t>
+            </w:r>
+            <w:r>
+              <w:rPr>
+                <w:b/>
+                <w:spacing w:val="-4"/>
+                <w:sz w:val="24"/>
+              </w:rPr>
+              <w:t>Name</w:t>
+            </w:r>
+          </w:p>
+        </w:tc>
+        <w:tc>
+          <w:tcPr>
+            <w:tcW w:w="5987" w:type="dxa"/>
+            <w:tcBorders>
+              <w:top w:val="single" w:color="4F81BC" w:sz="18" w:space="0"/>
+            </w:tcBorders>
+            <w:shd w:val="clear" w:color="auto" w:fill="D2DFED"/>
+          </w:tcPr>
+          <w:p>
+            <w:pPr>
+              <w:pStyle w:val="6"/>
+              <w:spacing w:before="34"/>
+              <w:ind w:left="107"/>
+              <w:rPr>
+                <w:sz w:val="24"/>
+              </w:rPr>
+            </w:pPr>
+            <w:r>
+              <w:rPr>
+                <w:rFonts w:ascii="SimSun" w:hAnsi="SimSun" w:eastAsia="SimSun" w:cs="SimSun"/>
+                <w:sz w:val="24"/>
+                <w:szCs w:val="24"/>
+              </w:rPr>
+              <w:t>審核表單資料</w:t>
+            </w:r>
+          </w:p>
+        </w:tc>
+      </w:tr>
+      <w:tr>
+        <w:tblPrEx>
+          <w:tblBorders>
+            <w:top w:val="single" w:color="4F81BC" w:sz="8" w:space="0"/>
+            <w:left w:val="single" w:color="4F81BC" w:sz="8" w:space="0"/>
+            <w:bottom w:val="single" w:color="4F81BC" w:sz="8" w:space="0"/>
+            <w:right w:val="single" w:color="4F81BC" w:sz="8" w:space="0"/>
+            <w:insideH w:val="single" w:color="4F81BC" w:sz="8" w:space="0"/>
+            <w:insideV w:val="single" w:color="4F81BC" w:sz="8" w:space="0"/>
+          </w:tblBorders>
+          <w:tblLayout w:type="fixed"/>
+          <w:tblCellMar>
+            <w:top w:w="0" w:type="dxa"/>
+            <w:left w:w="0" w:type="dxa"/>
+            <w:bottom w:w="0" w:type="dxa"/>
+            <w:right w:w="0" w:type="dxa"/>
+          </w:tblCellMar>
+        </w:tblPrEx>
+        <w:trPr>
+          <w:trHeight w:val="359" w:hRule="atLeast"/>
+        </w:trPr>
+        <w:tc>
+          <w:tcPr>
+            <w:tcW w:w="2377" w:type="dxa"/>
+          </w:tcPr>
+          <w:p>
+            <w:pPr>
+              <w:pStyle w:val="6"/>
+              <w:spacing w:before="32"/>
+              <w:ind w:left="107"/>
+              <w:rPr>
+                <w:b/>
+                <w:sz w:val="24"/>
+              </w:rPr>
+            </w:pPr>
+            <w:r>
+              <w:rPr>
+                <w:b/>
+                <w:spacing w:val="-4"/>
+                <w:sz w:val="24"/>
+              </w:rPr>
+              <w:t>Goal</w:t>
+            </w:r>
+          </w:p>
+        </w:tc>
+        <w:tc>
+          <w:tcPr>
+            <w:tcW w:w="5987" w:type="dxa"/>
+          </w:tcPr>
+          <w:p>
+            <w:pPr>
+              <w:pStyle w:val="6"/>
+              <w:spacing w:before="32"/>
+              <w:ind w:left="107"/>
+              <w:rPr>
+                <w:sz w:val="24"/>
+              </w:rPr>
+            </w:pPr>
+            <w:r>
+              <w:rPr>
+                <w:rFonts w:ascii="SimSun" w:hAnsi="SimSun" w:eastAsia="SimSun" w:cs="SimSun"/>
+                <w:sz w:val="24"/>
+                <w:szCs w:val="24"/>
+              </w:rPr>
+              <w:t>管理員確認 AI 初步判斷後進行人工審核</w:t>
+            </w:r>
+          </w:p>
+        </w:tc>
+      </w:tr>
+      <w:tr>
+        <w:tblPrEx>
+          <w:tblBorders>
+            <w:top w:val="single" w:color="4F81BC" w:sz="8" w:space="0"/>
+            <w:left w:val="single" w:color="4F81BC" w:sz="8" w:space="0"/>
+            <w:bottom w:val="single" w:color="4F81BC" w:sz="8" w:space="0"/>
+            <w:right w:val="single" w:color="4F81BC" w:sz="8" w:space="0"/>
+            <w:insideH w:val="single" w:color="4F81BC" w:sz="8" w:space="0"/>
+            <w:insideV w:val="single" w:color="4F81BC" w:sz="8" w:space="0"/>
+          </w:tblBorders>
+          <w:tblLayout w:type="fixed"/>
+          <w:tblCellMar>
+            <w:top w:w="0" w:type="dxa"/>
+            <w:left w:w="0" w:type="dxa"/>
+            <w:bottom w:w="0" w:type="dxa"/>
+            <w:right w:w="0" w:type="dxa"/>
+          </w:tblCellMar>
+        </w:tblPrEx>
+        <w:trPr>
+          <w:trHeight w:val="721" w:hRule="atLeast"/>
+        </w:trPr>
+        <w:tc>
+          <w:tcPr>
+            <w:tcW w:w="2377" w:type="dxa"/>
+            <w:shd w:val="clear" w:color="auto" w:fill="D2DFED"/>
+          </w:tcPr>
+          <w:p>
+            <w:pPr>
+              <w:pStyle w:val="6"/>
+              <w:spacing w:before="35"/>
+              <w:ind w:left="107"/>
+              <w:rPr>
+                <w:b/>
+                <w:sz w:val="24"/>
+              </w:rPr>
+            </w:pPr>
+            <w:r>
+              <w:rPr>
+                <w:b/>
+                <w:spacing w:val="-2"/>
+                <w:sz w:val="24"/>
+              </w:rPr>
+              <w:t>Requirements</w:t>
+            </w:r>
+          </w:p>
+        </w:tc>
+        <w:tc>
+          <w:tcPr>
+            <w:tcW w:w="5987" w:type="dxa"/>
+            <w:shd w:val="clear" w:color="auto" w:fill="D2DFED"/>
+          </w:tcPr>
+          <w:p>
+            <w:pPr>
+              <w:pStyle w:val="6"/>
+              <w:spacing w:before="67"/>
+              <w:ind w:left="107"/>
+              <w:rPr>
+                <w:sz w:val="24"/>
+              </w:rPr>
+            </w:pPr>
+            <w:r>
+              <w:rPr>
+                <w:rFonts w:ascii="SimSun" w:hAnsi="SimSun" w:eastAsia="SimSun" w:cs="SimSun"/>
+                <w:sz w:val="24"/>
+                <w:szCs w:val="24"/>
+              </w:rPr>
+              <w:t>[FR</w:t>
+            </w:r>
+            <w:r>
+              <w:rPr>
+                <w:rFonts w:hint="eastAsia" w:ascii="SimSun" w:hAnsi="SimSun" w:eastAsia="新細明體" w:cs="SimSun"/>
+                <w:sz w:val="24"/>
+                <w:szCs w:val="24"/>
+                <w:lang w:val="en-US" w:eastAsia="zh-TW"/>
+              </w:rPr>
+              <w:t>11</w:t>
+            </w:r>
+            <w:r>
+              <w:rPr>
+                <w:rFonts w:ascii="SimSun" w:hAnsi="SimSun" w:eastAsia="SimSun" w:cs="SimSun"/>
+                <w:sz w:val="24"/>
+                <w:szCs w:val="24"/>
+              </w:rPr>
+              <w:t xml:space="preserve">: 資料審核處理] </w:t>
+            </w:r>
+          </w:p>
+        </w:tc>
+      </w:tr>
+      <w:tr>
+        <w:tblPrEx>
+          <w:tblBorders>
+            <w:top w:val="single" w:color="4F81BC" w:sz="8" w:space="0"/>
+            <w:left w:val="single" w:color="4F81BC" w:sz="8" w:space="0"/>
+            <w:bottom w:val="single" w:color="4F81BC" w:sz="8" w:space="0"/>
+            <w:right w:val="single" w:color="4F81BC" w:sz="8" w:space="0"/>
+            <w:insideH w:val="single" w:color="4F81BC" w:sz="8" w:space="0"/>
+            <w:insideV w:val="single" w:color="4F81BC" w:sz="8" w:space="0"/>
+          </w:tblBorders>
+          <w:tblLayout w:type="fixed"/>
+          <w:tblCellMar>
+            <w:top w:w="0" w:type="dxa"/>
+            <w:left w:w="0" w:type="dxa"/>
+            <w:bottom w:w="0" w:type="dxa"/>
+            <w:right w:w="0" w:type="dxa"/>
+          </w:tblCellMar>
+        </w:tblPrEx>
+        <w:trPr>
+          <w:trHeight w:val="719" w:hRule="atLeast"/>
+        </w:trPr>
+        <w:tc>
+          <w:tcPr>
+            <w:tcW w:w="2377" w:type="dxa"/>
+          </w:tcPr>
+          <w:p>
+            <w:pPr>
+              <w:pStyle w:val="6"/>
+              <w:spacing w:before="32"/>
+              <w:ind w:left="107"/>
+              <w:rPr>
+                <w:b/>
+                <w:sz w:val="24"/>
+              </w:rPr>
+            </w:pPr>
+            <w:r>
+              <w:rPr>
+                <w:b/>
+                <w:spacing w:val="-2"/>
+                <w:sz w:val="24"/>
+              </w:rPr>
+              <w:t>Description</w:t>
+            </w:r>
+          </w:p>
+        </w:tc>
+        <w:tc>
+          <w:tcPr>
+            <w:tcW w:w="5987" w:type="dxa"/>
+          </w:tcPr>
+          <w:p>
+            <w:pPr>
+              <w:pStyle w:val="6"/>
+              <w:spacing w:before="67"/>
+              <w:ind w:left="107"/>
+              <w:rPr>
+                <w:sz w:val="24"/>
+              </w:rPr>
+            </w:pPr>
+            <w:r>
+              <w:rPr>
+                <w:rFonts w:ascii="SimSun" w:hAnsi="SimSun" w:eastAsia="SimSun" w:cs="SimSun"/>
+                <w:sz w:val="24"/>
+                <w:szCs w:val="24"/>
+              </w:rPr>
+              <w:t>管理員根據 AI 初審結果與實際內容進行複審，並更新資料狀態</w:t>
+            </w:r>
+          </w:p>
+        </w:tc>
+      </w:tr>
+      <w:tr>
+        <w:tblPrEx>
+          <w:tblBorders>
+            <w:top w:val="single" w:color="4F81BC" w:sz="8" w:space="0"/>
+            <w:left w:val="single" w:color="4F81BC" w:sz="8" w:space="0"/>
+            <w:bottom w:val="single" w:color="4F81BC" w:sz="8" w:space="0"/>
+            <w:right w:val="single" w:color="4F81BC" w:sz="8" w:space="0"/>
+            <w:insideH w:val="single" w:color="4F81BC" w:sz="8" w:space="0"/>
+            <w:insideV w:val="single" w:color="4F81BC" w:sz="8" w:space="0"/>
+          </w:tblBorders>
+          <w:tblLayout w:type="fixed"/>
+          <w:tblCellMar>
+            <w:top w:w="0" w:type="dxa"/>
+            <w:left w:w="0" w:type="dxa"/>
+            <w:bottom w:w="0" w:type="dxa"/>
+            <w:right w:w="0" w:type="dxa"/>
+          </w:tblCellMar>
+        </w:tblPrEx>
+        <w:trPr>
+          <w:trHeight w:val="359" w:hRule="atLeast"/>
+        </w:trPr>
+        <w:tc>
+          <w:tcPr>
+            <w:tcW w:w="2377" w:type="dxa"/>
+            <w:shd w:val="clear" w:color="auto" w:fill="D2DFED"/>
+          </w:tcPr>
+          <w:p>
+            <w:pPr>
+              <w:pStyle w:val="6"/>
+              <w:spacing w:before="32"/>
+              <w:ind w:left="107"/>
+              <w:rPr>
+                <w:b/>
+                <w:sz w:val="24"/>
+              </w:rPr>
+            </w:pPr>
+            <w:r>
+              <w:rPr>
+                <w:b/>
+                <w:spacing w:val="-2"/>
+                <w:sz w:val="24"/>
+              </w:rPr>
+              <w:t>Actor</w:t>
+            </w:r>
+          </w:p>
+        </w:tc>
+        <w:tc>
+          <w:tcPr>
+            <w:tcW w:w="5987" w:type="dxa"/>
+            <w:shd w:val="clear" w:color="auto" w:fill="D2DFED"/>
+          </w:tcPr>
+          <w:p>
+            <w:pPr>
+              <w:pStyle w:val="6"/>
+              <w:rPr>
+                <w:rFonts w:ascii="Times New Roman"/>
+                <w:sz w:val="22"/>
+              </w:rPr>
+            </w:pPr>
+            <w:r>
+              <w:rPr>
+                <w:rFonts w:ascii="SimSun" w:hAnsi="SimSun" w:eastAsia="SimSun" w:cs="SimSun"/>
+                <w:sz w:val="24"/>
+                <w:szCs w:val="24"/>
+              </w:rPr>
+              <w:t>管理員</w:t>
+            </w:r>
+          </w:p>
+        </w:tc>
+      </w:tr>
+      <w:tr>
+        <w:tblPrEx>
+          <w:tblBorders>
+            <w:top w:val="single" w:color="4F81BC" w:sz="8" w:space="0"/>
+            <w:left w:val="single" w:color="4F81BC" w:sz="8" w:space="0"/>
+            <w:bottom w:val="single" w:color="4F81BC" w:sz="8" w:space="0"/>
+            <w:right w:val="single" w:color="4F81BC" w:sz="8" w:space="0"/>
+            <w:insideH w:val="single" w:color="4F81BC" w:sz="8" w:space="0"/>
+            <w:insideV w:val="single" w:color="4F81BC" w:sz="8" w:space="0"/>
+          </w:tblBorders>
+          <w:tblLayout w:type="fixed"/>
+          <w:tblCellMar>
+            <w:top w:w="0" w:type="dxa"/>
+            <w:left w:w="0" w:type="dxa"/>
+            <w:bottom w:w="0" w:type="dxa"/>
+            <w:right w:w="0" w:type="dxa"/>
+          </w:tblCellMar>
+        </w:tblPrEx>
+        <w:trPr>
+          <w:trHeight w:val="361" w:hRule="atLeast"/>
+        </w:trPr>
+        <w:tc>
+          <w:tcPr>
+            <w:tcW w:w="2377" w:type="dxa"/>
+          </w:tcPr>
+          <w:p>
+            <w:pPr>
+              <w:pStyle w:val="6"/>
+              <w:spacing w:before="35"/>
+              <w:ind w:left="107"/>
+              <w:rPr>
+                <w:b/>
+                <w:sz w:val="24"/>
+              </w:rPr>
+            </w:pPr>
+            <w:r>
+              <w:rPr>
+                <w:b/>
+                <w:spacing w:val="-2"/>
+                <w:sz w:val="24"/>
+              </w:rPr>
+              <w:t>Assumptions</w:t>
+            </w:r>
+          </w:p>
+        </w:tc>
+        <w:tc>
+          <w:tcPr>
+            <w:tcW w:w="5987" w:type="dxa"/>
+          </w:tcPr>
+          <w:p>
+            <w:pPr>
+              <w:pStyle w:val="6"/>
+              <w:rPr>
+                <w:rFonts w:ascii="Times New Roman"/>
+                <w:sz w:val="22"/>
+              </w:rPr>
+            </w:pPr>
+            <w:r>
+              <w:rPr>
+                <w:rFonts w:ascii="SimSun" w:hAnsi="SimSun" w:eastAsia="SimSun" w:cs="SimSun"/>
+                <w:sz w:val="24"/>
+                <w:szCs w:val="24"/>
+              </w:rPr>
+              <w:t>系統已完成 AI 初審並提供建議結果</w:t>
+            </w:r>
+          </w:p>
+        </w:tc>
+      </w:tr>
+      <w:tr>
+        <w:tblPrEx>
+          <w:tblBorders>
+            <w:top w:val="single" w:color="4F81BC" w:sz="8" w:space="0"/>
+            <w:left w:val="single" w:color="4F81BC" w:sz="8" w:space="0"/>
+            <w:bottom w:val="single" w:color="4F81BC" w:sz="8" w:space="0"/>
+            <w:right w:val="single" w:color="4F81BC" w:sz="8" w:space="0"/>
+            <w:insideH w:val="single" w:color="4F81BC" w:sz="8" w:space="0"/>
+            <w:insideV w:val="single" w:color="4F81BC" w:sz="8" w:space="0"/>
+          </w:tblBorders>
+          <w:tblLayout w:type="fixed"/>
+          <w:tblCellMar>
+            <w:top w:w="0" w:type="dxa"/>
+            <w:left w:w="0" w:type="dxa"/>
+            <w:bottom w:w="0" w:type="dxa"/>
+            <w:right w:w="0" w:type="dxa"/>
+          </w:tblCellMar>
+        </w:tblPrEx>
+        <w:trPr>
+          <w:trHeight w:val="359" w:hRule="atLeast"/>
+        </w:trPr>
+        <w:tc>
+          <w:tcPr>
+            <w:tcW w:w="2377" w:type="dxa"/>
+            <w:shd w:val="clear" w:color="auto" w:fill="D2DFED"/>
+          </w:tcPr>
+          <w:p>
+            <w:pPr>
+              <w:pStyle w:val="6"/>
+              <w:spacing w:before="32"/>
+              <w:ind w:left="107"/>
+              <w:rPr>
+                <w:b/>
+                <w:sz w:val="24"/>
+              </w:rPr>
+            </w:pPr>
+            <w:r>
+              <w:rPr>
+                <w:b/>
+                <w:spacing w:val="-2"/>
+                <w:sz w:val="24"/>
+              </w:rPr>
+              <w:t>Constraints</w:t>
+            </w:r>
+          </w:p>
+        </w:tc>
+        <w:tc>
+          <w:tcPr>
+            <w:tcW w:w="5987" w:type="dxa"/>
+            <w:shd w:val="clear" w:color="auto" w:fill="D2DFED"/>
+          </w:tcPr>
+          <w:p>
+            <w:pPr>
+              <w:pStyle w:val="6"/>
+              <w:rPr>
+                <w:rFonts w:ascii="Times New Roman"/>
+                <w:sz w:val="22"/>
+              </w:rPr>
+            </w:pPr>
+            <w:r>
+              <w:rPr>
+                <w:rFonts w:ascii="SimSun" w:hAnsi="SimSun" w:eastAsia="SimSun" w:cs="SimSun"/>
+                <w:sz w:val="24"/>
+                <w:szCs w:val="24"/>
+              </w:rPr>
+              <w:t>人工審核需記錄結果與理由</w:t>
+            </w:r>
+          </w:p>
+        </w:tc>
+      </w:tr>
+      <w:tr>
+        <w:tblPrEx>
+          <w:tblBorders>
+            <w:top w:val="single" w:color="4F81BC" w:sz="8" w:space="0"/>
+            <w:left w:val="single" w:color="4F81BC" w:sz="8" w:space="0"/>
+            <w:bottom w:val="single" w:color="4F81BC" w:sz="8" w:space="0"/>
+            <w:right w:val="single" w:color="4F81BC" w:sz="8" w:space="0"/>
+            <w:insideH w:val="single" w:color="4F81BC" w:sz="8" w:space="0"/>
+            <w:insideV w:val="single" w:color="4F81BC" w:sz="8" w:space="0"/>
+          </w:tblBorders>
+          <w:tblLayout w:type="fixed"/>
+          <w:tblCellMar>
+            <w:top w:w="0" w:type="dxa"/>
+            <w:left w:w="0" w:type="dxa"/>
+            <w:bottom w:w="0" w:type="dxa"/>
+            <w:right w:w="0" w:type="dxa"/>
+          </w:tblCellMar>
+        </w:tblPrEx>
+        <w:trPr>
+          <w:trHeight w:val="359" w:hRule="atLeast"/>
+        </w:trPr>
+        <w:tc>
+          <w:tcPr>
+            <w:tcW w:w="2377" w:type="dxa"/>
+          </w:tcPr>
+          <w:p>
+            <w:pPr>
+              <w:pStyle w:val="6"/>
+              <w:spacing w:before="33"/>
+              <w:ind w:left="107"/>
+              <w:rPr>
+                <w:b/>
+                <w:sz w:val="24"/>
+              </w:rPr>
+            </w:pPr>
+            <w:r>
+              <w:rPr>
+                <w:b/>
+                <w:spacing w:val="-2"/>
+                <w:sz w:val="24"/>
+              </w:rPr>
+              <w:t>Priority</w:t>
+            </w:r>
+          </w:p>
+        </w:tc>
+        <w:tc>
+          <w:tcPr>
+            <w:tcW w:w="5987" w:type="dxa"/>
+          </w:tcPr>
+          <w:p>
+            <w:pPr>
+              <w:pStyle w:val="6"/>
+              <w:spacing w:before="33"/>
+              <w:ind w:left="107"/>
+              <w:rPr>
+                <w:rFonts w:hint="eastAsia" w:eastAsia="新細明體"/>
+                <w:sz w:val="24"/>
+                <w:lang w:val="en-US" w:eastAsia="zh-TW"/>
+              </w:rPr>
+            </w:pPr>
+            <w:r>
+              <w:rPr>
+                <w:rFonts w:hint="eastAsia" w:eastAsia="新細明體"/>
+                <w:sz w:val="24"/>
+                <w:lang w:val="en-US" w:eastAsia="zh-TW"/>
+              </w:rPr>
+              <w:t>高</w:t>
+            </w:r>
+          </w:p>
+        </w:tc>
+      </w:tr>
+      <w:tr>
+        <w:tblPrEx>
+          <w:tblBorders>
+            <w:top w:val="single" w:color="4F81BC" w:sz="8" w:space="0"/>
+            <w:left w:val="single" w:color="4F81BC" w:sz="8" w:space="0"/>
+            <w:bottom w:val="single" w:color="4F81BC" w:sz="8" w:space="0"/>
+            <w:right w:val="single" w:color="4F81BC" w:sz="8" w:space="0"/>
+            <w:insideH w:val="single" w:color="4F81BC" w:sz="8" w:space="0"/>
+            <w:insideV w:val="single" w:color="4F81BC" w:sz="8" w:space="0"/>
+          </w:tblBorders>
+          <w:tblLayout w:type="fixed"/>
+          <w:tblCellMar>
+            <w:top w:w="0" w:type="dxa"/>
+            <w:left w:w="0" w:type="dxa"/>
+            <w:bottom w:w="0" w:type="dxa"/>
+            <w:right w:w="0" w:type="dxa"/>
+          </w:tblCellMar>
+        </w:tblPrEx>
+        <w:trPr>
+          <w:trHeight w:val="1441" w:hRule="atLeast"/>
+        </w:trPr>
+        <w:tc>
+          <w:tcPr>
+            <w:tcW w:w="2377" w:type="dxa"/>
+            <w:shd w:val="clear" w:color="auto" w:fill="D2DFED"/>
+          </w:tcPr>
+          <w:p>
+            <w:pPr>
+              <w:pStyle w:val="6"/>
+              <w:spacing w:before="35"/>
+              <w:ind w:left="107"/>
+              <w:rPr>
+                <w:b/>
+                <w:sz w:val="24"/>
+              </w:rPr>
+            </w:pPr>
+            <w:r>
+              <w:rPr>
+                <w:b/>
+                <w:spacing w:val="-2"/>
+                <w:sz w:val="24"/>
+              </w:rPr>
+              <w:t>Pre-Conditions</w:t>
+            </w:r>
+          </w:p>
+        </w:tc>
+        <w:tc>
+          <w:tcPr>
+            <w:tcW w:w="5987" w:type="dxa"/>
+            <w:shd w:val="clear" w:color="auto" w:fill="D2DFED"/>
+          </w:tcPr>
+          <w:p>
+            <w:pPr>
+              <w:pStyle w:val="6"/>
+              <w:numPr>
+                <w:ilvl w:val="0"/>
+                <w:numId w:val="0"/>
+              </w:numPr>
+              <w:tabs>
+                <w:tab w:val="left" w:pos="466"/>
+              </w:tabs>
+              <w:spacing w:before="0" w:after="0" w:line="240" w:lineRule="auto"/>
+              <w:ind w:right="0" w:rightChars="0"/>
+              <w:jc w:val="left"/>
+              <w:rPr>
+                <w:rFonts w:hint="eastAsia" w:ascii="Microsoft YaHei" w:eastAsia="新細明體"/>
+                <w:sz w:val="24"/>
+                <w:lang w:val="en-US" w:eastAsia="zh-TW"/>
+              </w:rPr>
+            </w:pPr>
+            <w:r>
+              <w:rPr>
+                <w:rFonts w:ascii="SimSun" w:hAnsi="SimSun" w:eastAsia="SimSun" w:cs="SimSun"/>
+                <w:sz w:val="24"/>
+                <w:szCs w:val="24"/>
+              </w:rPr>
+              <w:t>使用者提交表單並完成 AI 初審</w:t>
+            </w:r>
+          </w:p>
+        </w:tc>
+      </w:tr>
+      <w:tr>
+        <w:tblPrEx>
+          <w:tblBorders>
+            <w:top w:val="single" w:color="4F81BC" w:sz="8" w:space="0"/>
+            <w:left w:val="single" w:color="4F81BC" w:sz="8" w:space="0"/>
+            <w:bottom w:val="single" w:color="4F81BC" w:sz="8" w:space="0"/>
+            <w:right w:val="single" w:color="4F81BC" w:sz="8" w:space="0"/>
+            <w:insideH w:val="single" w:color="4F81BC" w:sz="8" w:space="0"/>
+            <w:insideV w:val="single" w:color="4F81BC" w:sz="8" w:space="0"/>
+          </w:tblBorders>
+          <w:tblLayout w:type="fixed"/>
+          <w:tblCellMar>
+            <w:top w:w="0" w:type="dxa"/>
+            <w:left w:w="0" w:type="dxa"/>
+            <w:bottom w:w="0" w:type="dxa"/>
+            <w:right w:w="0" w:type="dxa"/>
+          </w:tblCellMar>
+        </w:tblPrEx>
+        <w:trPr>
+          <w:trHeight w:val="719" w:hRule="atLeast"/>
+        </w:trPr>
+        <w:tc>
+          <w:tcPr>
+            <w:tcW w:w="2377" w:type="dxa"/>
+          </w:tcPr>
+          <w:p>
+            <w:pPr>
+              <w:pStyle w:val="6"/>
+              <w:spacing w:before="32"/>
+              <w:ind w:left="107"/>
+              <w:rPr>
+                <w:b/>
+                <w:sz w:val="24"/>
+              </w:rPr>
+            </w:pPr>
+            <w:r>
+              <w:rPr>
+                <w:b/>
+                <w:spacing w:val="-4"/>
+                <w:sz w:val="24"/>
+              </w:rPr>
+              <w:t>Post-</w:t>
+            </w:r>
+            <w:r>
+              <w:rPr>
+                <w:b/>
+                <w:spacing w:val="-2"/>
+                <w:sz w:val="24"/>
+              </w:rPr>
+              <w:t>Conditions</w:t>
+            </w:r>
+          </w:p>
+        </w:tc>
+        <w:tc>
+          <w:tcPr>
+            <w:tcW w:w="5987" w:type="dxa"/>
+          </w:tcPr>
+          <w:p>
+            <w:pPr>
+              <w:pStyle w:val="6"/>
+              <w:spacing w:before="169"/>
+              <w:ind w:left="107"/>
+              <w:rPr>
+                <w:rFonts w:ascii="Microsoft YaHei" w:eastAsia="Microsoft YaHei"/>
+                <w:sz w:val="24"/>
+              </w:rPr>
+            </w:pPr>
+            <w:r>
+              <w:rPr>
+                <w:rFonts w:ascii="SimSun" w:hAnsi="SimSun" w:eastAsia="SimSun" w:cs="SimSun"/>
+                <w:sz w:val="24"/>
+                <w:szCs w:val="24"/>
+              </w:rPr>
+              <w:t>資料更新為「通過」或「未通過」</w:t>
+            </w:r>
+          </w:p>
+        </w:tc>
+      </w:tr>
+      <w:tr>
+        <w:tblPrEx>
+          <w:tblBorders>
+            <w:top w:val="single" w:color="4F81BC" w:sz="8" w:space="0"/>
+            <w:left w:val="single" w:color="4F81BC" w:sz="8" w:space="0"/>
+            <w:bottom w:val="single" w:color="4F81BC" w:sz="8" w:space="0"/>
+            <w:right w:val="single" w:color="4F81BC" w:sz="8" w:space="0"/>
+            <w:insideH w:val="single" w:color="4F81BC" w:sz="8" w:space="0"/>
+            <w:insideV w:val="single" w:color="4F81BC" w:sz="8" w:space="0"/>
+          </w:tblBorders>
+          <w:tblLayout w:type="fixed"/>
+          <w:tblCellMar>
+            <w:top w:w="0" w:type="dxa"/>
+            <w:left w:w="0" w:type="dxa"/>
+            <w:bottom w:w="0" w:type="dxa"/>
+            <w:right w:w="0" w:type="dxa"/>
+          </w:tblCellMar>
+        </w:tblPrEx>
+        <w:trPr>
+          <w:trHeight w:val="2879" w:hRule="atLeast"/>
+        </w:trPr>
+        <w:tc>
+          <w:tcPr>
+            <w:tcW w:w="2377" w:type="dxa"/>
+            <w:shd w:val="clear" w:color="auto" w:fill="D2DFED"/>
+          </w:tcPr>
+          <w:p>
+            <w:pPr>
+              <w:pStyle w:val="6"/>
+              <w:spacing w:before="32"/>
+              <w:ind w:left="107"/>
+              <w:rPr>
+                <w:b/>
+                <w:sz w:val="24"/>
+              </w:rPr>
+            </w:pPr>
+            <w:r>
+              <w:rPr>
+                <w:b/>
+                <w:sz w:val="24"/>
+              </w:rPr>
+              <w:t>Basic</w:t>
+            </w:r>
+            <w:r>
+              <w:rPr>
+                <w:b/>
+                <w:spacing w:val="-2"/>
+                <w:sz w:val="24"/>
+              </w:rPr>
+              <w:t xml:space="preserve"> </w:t>
+            </w:r>
+            <w:r>
+              <w:rPr>
+                <w:b/>
+                <w:spacing w:val="-4"/>
+                <w:sz w:val="24"/>
+              </w:rPr>
+              <w:t>Flow</w:t>
+            </w:r>
+          </w:p>
+        </w:tc>
+        <w:tc>
+          <w:tcPr>
+            <w:tcW w:w="5987" w:type="dxa"/>
+            <w:shd w:val="clear" w:color="auto" w:fill="D2DFED"/>
+          </w:tcPr>
+          <w:p>
+            <w:pPr>
+              <w:pStyle w:val="6"/>
+              <w:numPr>
+                <w:ilvl w:val="0"/>
+                <w:numId w:val="0"/>
+              </w:numPr>
+              <w:spacing w:line="720" w:lineRule="atLeast"/>
+              <w:ind w:right="178" w:rightChars="0"/>
+              <w:rPr>
+                <w:rFonts w:ascii="SimSun" w:hAnsi="SimSun" w:eastAsia="SimSun" w:cs="SimSun"/>
+                <w:sz w:val="24"/>
+                <w:szCs w:val="24"/>
+              </w:rPr>
+            </w:pPr>
+            <w:r>
+              <w:rPr>
+                <w:rFonts w:hint="eastAsia" w:ascii="SimSun" w:hAnsi="SimSun" w:eastAsia="新細明體" w:cs="SimSun"/>
+                <w:sz w:val="24"/>
+                <w:szCs w:val="24"/>
+                <w:lang w:val="en-US" w:eastAsia="zh-TW"/>
+              </w:rPr>
+              <w:t xml:space="preserve">1. </w:t>
+            </w:r>
+            <w:r>
+              <w:rPr>
+                <w:rFonts w:ascii="SimSun" w:hAnsi="SimSun" w:eastAsia="SimSun" w:cs="SimSun"/>
+                <w:sz w:val="24"/>
+                <w:szCs w:val="24"/>
+              </w:rPr>
+              <w:t>管理員查看 AI 審核結果與表單資料</w:t>
+            </w:r>
+            <w:r>
+              <w:rPr>
+                <w:rFonts w:ascii="SimSun" w:hAnsi="SimSun" w:eastAsia="SimSun" w:cs="SimSun"/>
+                <w:sz w:val="24"/>
+                <w:szCs w:val="24"/>
+              </w:rPr>
+              <w:br w:type="textWrapping"/>
+            </w:r>
+            <w:r>
+              <w:rPr>
+                <w:rFonts w:ascii="SimSun" w:hAnsi="SimSun" w:eastAsia="SimSun" w:cs="SimSun"/>
+                <w:sz w:val="24"/>
+                <w:szCs w:val="24"/>
+              </w:rPr>
+              <w:t>2. 管理員做出審核決策</w:t>
+            </w:r>
+          </w:p>
+          <w:p>
+            <w:pPr>
+              <w:pStyle w:val="6"/>
+              <w:numPr>
+                <w:ilvl w:val="0"/>
+                <w:numId w:val="0"/>
+              </w:numPr>
+              <w:spacing w:line="720" w:lineRule="atLeast"/>
+              <w:ind w:right="178" w:rightChars="0"/>
+              <w:rPr>
+                <w:rFonts w:ascii="SimSun" w:hAnsi="SimSun" w:eastAsia="SimSun" w:cs="SimSun"/>
+                <w:sz w:val="24"/>
+                <w:szCs w:val="24"/>
+              </w:rPr>
+            </w:pPr>
+            <w:r>
+              <w:rPr>
+                <w:rFonts w:hint="eastAsia" w:ascii="SimSun" w:hAnsi="SimSun" w:eastAsia="新細明體" w:cs="SimSun"/>
+                <w:sz w:val="24"/>
+                <w:szCs w:val="24"/>
+                <w:lang w:val="en-US" w:eastAsia="zh-TW"/>
+              </w:rPr>
+              <w:t xml:space="preserve">3. </w:t>
+            </w:r>
+            <w:r>
+              <w:rPr>
+                <w:rFonts w:ascii="SimSun" w:hAnsi="SimSun" w:eastAsia="SimSun" w:cs="SimSun"/>
+                <w:sz w:val="24"/>
+                <w:szCs w:val="24"/>
+              </w:rPr>
+              <w:t>系統更新審核狀態與記錄結果</w:t>
+            </w:r>
+          </w:p>
+          <w:p>
+            <w:pPr>
+              <w:pStyle w:val="6"/>
+              <w:numPr>
+                <w:ilvl w:val="0"/>
+                <w:numId w:val="0"/>
+              </w:numPr>
+              <w:spacing w:line="720" w:lineRule="atLeast"/>
+              <w:ind w:right="178" w:rightChars="0"/>
+              <w:rPr>
+                <w:rFonts w:hint="eastAsia" w:ascii="SimSun" w:hAnsi="SimSun" w:eastAsia="新細明體" w:cs="SimSun"/>
+                <w:sz w:val="24"/>
+                <w:szCs w:val="24"/>
+                <w:lang w:val="en-US" w:eastAsia="zh-TW"/>
+              </w:rPr>
+            </w:pPr>
+            <w:r>
+              <w:rPr>
+                <w:rFonts w:hint="eastAsia" w:ascii="SimSun" w:hAnsi="SimSun" w:eastAsia="新細明體" w:cs="SimSun"/>
+                <w:sz w:val="24"/>
+                <w:szCs w:val="24"/>
+                <w:lang w:val="en-US" w:eastAsia="zh-TW"/>
+              </w:rPr>
+              <w:t>4.</w:t>
+            </w:r>
+            <w:r>
+              <w:rPr>
+                <w:rFonts w:ascii="SimSun" w:hAnsi="SimSun" w:eastAsia="SimSun" w:cs="SimSun"/>
+                <w:sz w:val="24"/>
+                <w:szCs w:val="24"/>
+              </w:rPr>
+              <w:t>顯示審核完成訊息</w:t>
+            </w:r>
+          </w:p>
+        </w:tc>
+      </w:tr>
+      <w:tr>
+        <w:tblPrEx>
+          <w:tblBorders>
+            <w:top w:val="single" w:color="4F81BC" w:sz="8" w:space="0"/>
+            <w:left w:val="single" w:color="4F81BC" w:sz="8" w:space="0"/>
+            <w:bottom w:val="single" w:color="4F81BC" w:sz="8" w:space="0"/>
+            <w:right w:val="single" w:color="4F81BC" w:sz="8" w:space="0"/>
+            <w:insideH w:val="single" w:color="4F81BC" w:sz="8" w:space="0"/>
+            <w:insideV w:val="single" w:color="4F81BC" w:sz="8" w:space="0"/>
+          </w:tblBorders>
+          <w:tblLayout w:type="fixed"/>
+          <w:tblCellMar>
+            <w:top w:w="0" w:type="dxa"/>
+            <w:left w:w="0" w:type="dxa"/>
+            <w:bottom w:w="0" w:type="dxa"/>
+            <w:right w:w="0" w:type="dxa"/>
+          </w:tblCellMar>
+        </w:tblPrEx>
+        <w:trPr>
+          <w:trHeight w:val="361" w:hRule="atLeast"/>
+        </w:trPr>
+        <w:tc>
+          <w:tcPr>
+            <w:tcW w:w="2377" w:type="dxa"/>
+          </w:tcPr>
+          <w:p>
+            <w:pPr>
+              <w:pStyle w:val="6"/>
+              <w:spacing w:before="35"/>
+              <w:ind w:left="107"/>
+              <w:rPr>
+                <w:b/>
+                <w:sz w:val="24"/>
+              </w:rPr>
+            </w:pPr>
+            <w:r>
+              <w:rPr>
+                <w:b/>
+                <w:sz w:val="24"/>
+              </w:rPr>
+              <w:t>Alternative</w:t>
+            </w:r>
+            <w:r>
+              <w:rPr>
+                <w:b/>
+                <w:spacing w:val="-13"/>
+                <w:sz w:val="24"/>
+              </w:rPr>
+              <w:t xml:space="preserve"> </w:t>
+            </w:r>
+            <w:r>
+              <w:rPr>
+                <w:b/>
+                <w:spacing w:val="-2"/>
+                <w:sz w:val="24"/>
+              </w:rPr>
+              <w:t>Flows</w:t>
+            </w:r>
+          </w:p>
+        </w:tc>
+        <w:tc>
+          <w:tcPr>
+            <w:tcW w:w="5987" w:type="dxa"/>
+          </w:tcPr>
+          <w:p>
+            <w:pPr>
+              <w:pStyle w:val="6"/>
+              <w:rPr>
+                <w:rFonts w:ascii="SimSun" w:hAnsi="SimSun" w:eastAsia="SimSun" w:cs="SimSun"/>
+                <w:sz w:val="24"/>
+                <w:szCs w:val="24"/>
+              </w:rPr>
+            </w:pPr>
+            <w:r>
+              <w:rPr>
+                <w:rFonts w:ascii="SimSun" w:hAnsi="SimSun" w:eastAsia="SimSun" w:cs="SimSun"/>
+                <w:sz w:val="24"/>
+                <w:szCs w:val="24"/>
+              </w:rPr>
+              <w:t>無</w:t>
+            </w:r>
+          </w:p>
+        </w:tc>
+      </w:tr>
+      <w:tr>
+        <w:tblPrEx>
+          <w:tblBorders>
+            <w:top w:val="single" w:color="4F81BC" w:sz="8" w:space="0"/>
+            <w:left w:val="single" w:color="4F81BC" w:sz="8" w:space="0"/>
+            <w:bottom w:val="single" w:color="4F81BC" w:sz="8" w:space="0"/>
+            <w:right w:val="single" w:color="4F81BC" w:sz="8" w:space="0"/>
+            <w:insideH w:val="single" w:color="4F81BC" w:sz="8" w:space="0"/>
+            <w:insideV w:val="single" w:color="4F81BC" w:sz="8" w:space="0"/>
+          </w:tblBorders>
+          <w:tblLayout w:type="fixed"/>
+          <w:tblCellMar>
+            <w:top w:w="0" w:type="dxa"/>
+            <w:left w:w="0" w:type="dxa"/>
+            <w:bottom w:w="0" w:type="dxa"/>
+            <w:right w:w="0" w:type="dxa"/>
+          </w:tblCellMar>
+        </w:tblPrEx>
+        <w:trPr>
+          <w:trHeight w:val="359" w:hRule="atLeast"/>
+        </w:trPr>
+        <w:tc>
+          <w:tcPr>
+            <w:tcW w:w="2377" w:type="dxa"/>
+            <w:shd w:val="clear" w:color="auto" w:fill="D2DFED"/>
+          </w:tcPr>
+          <w:p>
+            <w:pPr>
+              <w:pStyle w:val="6"/>
+              <w:spacing w:before="32"/>
+              <w:ind w:left="107"/>
+              <w:rPr>
+                <w:b/>
+                <w:sz w:val="24"/>
+              </w:rPr>
+            </w:pPr>
+            <w:r>
+              <w:rPr>
+                <w:b/>
+                <w:sz w:val="24"/>
+              </w:rPr>
+              <w:t>Exceptional</w:t>
+            </w:r>
+            <w:r>
+              <w:rPr>
+                <w:b/>
+                <w:spacing w:val="-9"/>
+                <w:sz w:val="24"/>
+              </w:rPr>
+              <w:t xml:space="preserve"> </w:t>
+            </w:r>
+            <w:r>
+              <w:rPr>
+                <w:b/>
+                <w:spacing w:val="-2"/>
+                <w:sz w:val="24"/>
+              </w:rPr>
+              <w:t>Flows</w:t>
+            </w:r>
+          </w:p>
+        </w:tc>
+        <w:tc>
+          <w:tcPr>
+            <w:tcW w:w="5987" w:type="dxa"/>
+            <w:shd w:val="clear" w:color="auto" w:fill="D2DFED"/>
+          </w:tcPr>
+          <w:p>
+            <w:pPr>
+              <w:pStyle w:val="6"/>
+              <w:rPr>
+                <w:rFonts w:ascii="SimSun" w:hAnsi="SimSun" w:eastAsia="SimSun" w:cs="SimSun"/>
+                <w:sz w:val="24"/>
+                <w:szCs w:val="24"/>
+              </w:rPr>
+            </w:pPr>
+            <w:r>
+              <w:rPr>
+                <w:rFonts w:ascii="SimSun" w:hAnsi="SimSun" w:eastAsia="SimSun" w:cs="SimSun"/>
+                <w:sz w:val="24"/>
+                <w:szCs w:val="24"/>
+              </w:rPr>
+              <w:t>系統寫入資料失敗，顯示錯誤提示</w:t>
+            </w:r>
+          </w:p>
+        </w:tc>
+      </w:tr>
+      <w:tr>
+        <w:tblPrEx>
+          <w:tblBorders>
+            <w:top w:val="single" w:color="4F81BC" w:sz="8" w:space="0"/>
+            <w:left w:val="single" w:color="4F81BC" w:sz="8" w:space="0"/>
+            <w:bottom w:val="single" w:color="4F81BC" w:sz="8" w:space="0"/>
+            <w:right w:val="single" w:color="4F81BC" w:sz="8" w:space="0"/>
+            <w:insideH w:val="single" w:color="4F81BC" w:sz="8" w:space="0"/>
+            <w:insideV w:val="single" w:color="4F81BC" w:sz="8" w:space="0"/>
+          </w:tblBorders>
+          <w:tblLayout w:type="fixed"/>
+          <w:tblCellMar>
+            <w:top w:w="0" w:type="dxa"/>
+            <w:left w:w="0" w:type="dxa"/>
+            <w:bottom w:w="0" w:type="dxa"/>
+            <w:right w:w="0" w:type="dxa"/>
+          </w:tblCellMar>
+        </w:tblPrEx>
+        <w:trPr>
+          <w:trHeight w:val="359" w:hRule="atLeast"/>
+        </w:trPr>
+        <w:tc>
+          <w:tcPr>
+            <w:tcW w:w="2377" w:type="dxa"/>
+          </w:tcPr>
+          <w:p>
+            <w:pPr>
+              <w:pStyle w:val="6"/>
+              <w:spacing w:before="32"/>
+              <w:ind w:left="107"/>
+              <w:rPr>
+                <w:b/>
+                <w:sz w:val="24"/>
+              </w:rPr>
+            </w:pPr>
+            <w:r>
+              <w:rPr>
+                <w:b/>
+                <w:sz w:val="24"/>
+              </w:rPr>
+              <w:t>Use</w:t>
+            </w:r>
+            <w:r>
+              <w:rPr>
+                <w:b/>
+                <w:spacing w:val="-3"/>
+                <w:sz w:val="24"/>
+              </w:rPr>
+              <w:t xml:space="preserve"> </w:t>
+            </w:r>
+            <w:r>
+              <w:rPr>
+                <w:b/>
+                <w:sz w:val="24"/>
+              </w:rPr>
+              <w:t>Use</w:t>
+            </w:r>
+            <w:r>
+              <w:rPr>
+                <w:b/>
+                <w:spacing w:val="-3"/>
+                <w:sz w:val="24"/>
+              </w:rPr>
+              <w:t xml:space="preserve"> </w:t>
+            </w:r>
+            <w:r>
+              <w:rPr>
+                <w:b/>
+                <w:spacing w:val="-4"/>
+                <w:sz w:val="24"/>
+              </w:rPr>
+              <w:t>Case</w:t>
+            </w:r>
+          </w:p>
+        </w:tc>
+        <w:tc>
+          <w:tcPr>
+            <w:tcW w:w="5987" w:type="dxa"/>
+          </w:tcPr>
+          <w:p>
+            <w:pPr>
+              <w:pStyle w:val="6"/>
+              <w:spacing w:before="35"/>
+              <w:rPr>
+                <w:rFonts w:hint="eastAsia" w:ascii="Times New Roman" w:eastAsia="新細明體"/>
+                <w:sz w:val="22"/>
+                <w:lang w:eastAsia="zh-TW"/>
+              </w:rPr>
+            </w:pPr>
+            <w:r>
+              <w:rPr>
+                <w:rFonts w:ascii="SimSun" w:hAnsi="SimSun" w:eastAsia="SimSun" w:cs="SimSun"/>
+                <w:sz w:val="24"/>
+                <w:szCs w:val="24"/>
+              </w:rPr>
+              <w:t>UC-4.1</w:t>
+            </w:r>
+          </w:p>
+        </w:tc>
+      </w:tr>
+      <w:tr>
+        <w:tblPrEx>
+          <w:tblBorders>
+            <w:top w:val="single" w:color="4F81BC" w:sz="8" w:space="0"/>
+            <w:left w:val="single" w:color="4F81BC" w:sz="8" w:space="0"/>
+            <w:bottom w:val="single" w:color="4F81BC" w:sz="8" w:space="0"/>
+            <w:right w:val="single" w:color="4F81BC" w:sz="8" w:space="0"/>
+            <w:insideH w:val="single" w:color="4F81BC" w:sz="8" w:space="0"/>
+            <w:insideV w:val="single" w:color="4F81BC" w:sz="8" w:space="0"/>
+          </w:tblBorders>
+          <w:tblLayout w:type="fixed"/>
+          <w:tblCellMar>
+            <w:top w:w="0" w:type="dxa"/>
+            <w:left w:w="0" w:type="dxa"/>
+            <w:bottom w:w="0" w:type="dxa"/>
+            <w:right w:w="0" w:type="dxa"/>
+          </w:tblCellMar>
+        </w:tblPrEx>
+        <w:trPr>
+          <w:trHeight w:val="361" w:hRule="atLeast"/>
+        </w:trPr>
+        <w:tc>
+          <w:tcPr>
+            <w:tcW w:w="2377" w:type="dxa"/>
+            <w:shd w:val="clear" w:color="auto" w:fill="D2DFED"/>
+          </w:tcPr>
+          <w:p>
+            <w:pPr>
+              <w:pStyle w:val="6"/>
+              <w:spacing w:before="35"/>
+              <w:ind w:left="107"/>
+              <w:rPr>
+                <w:b/>
+                <w:sz w:val="24"/>
+              </w:rPr>
+            </w:pPr>
+            <w:r>
+              <w:rPr>
+                <w:b/>
+                <w:sz w:val="24"/>
+              </w:rPr>
+              <w:t>Extend</w:t>
+            </w:r>
+            <w:r>
+              <w:rPr>
+                <w:b/>
+                <w:spacing w:val="-5"/>
+                <w:sz w:val="24"/>
+              </w:rPr>
+              <w:t xml:space="preserve"> </w:t>
+            </w:r>
+            <w:r>
+              <w:rPr>
+                <w:b/>
+                <w:sz w:val="24"/>
+              </w:rPr>
+              <w:t>Use</w:t>
+            </w:r>
+            <w:r>
+              <w:rPr>
+                <w:b/>
+                <w:spacing w:val="-3"/>
+                <w:sz w:val="24"/>
+              </w:rPr>
+              <w:t xml:space="preserve"> </w:t>
+            </w:r>
+            <w:r>
+              <w:rPr>
+                <w:b/>
+                <w:spacing w:val="-4"/>
+                <w:sz w:val="24"/>
+              </w:rPr>
+              <w:t>Case</w:t>
+            </w:r>
+          </w:p>
+        </w:tc>
+        <w:tc>
+          <w:tcPr>
+            <w:tcW w:w="5987" w:type="dxa"/>
+            <w:shd w:val="clear" w:color="auto" w:fill="D2DFED"/>
+          </w:tcPr>
+          <w:p>
+            <w:pPr>
+              <w:pStyle w:val="6"/>
+              <w:spacing w:before="35"/>
+              <w:rPr>
+                <w:rFonts w:hint="eastAsia" w:eastAsia="新細明體"/>
+                <w:sz w:val="24"/>
+                <w:lang w:val="en-US" w:eastAsia="zh-TW"/>
+              </w:rPr>
+            </w:pPr>
+            <w:r>
+              <w:rPr>
+                <w:rFonts w:ascii="SimSun" w:hAnsi="SimSun" w:eastAsia="SimSun" w:cs="SimSun"/>
+                <w:sz w:val="24"/>
+                <w:szCs w:val="24"/>
+              </w:rPr>
+              <w:t>UC-4.0</w:t>
+            </w:r>
+          </w:p>
+        </w:tc>
+      </w:tr>
+      <w:tr>
+        <w:tblPrEx>
+          <w:tblBorders>
+            <w:top w:val="single" w:color="4F81BC" w:sz="8" w:space="0"/>
+            <w:left w:val="single" w:color="4F81BC" w:sz="8" w:space="0"/>
+            <w:bottom w:val="single" w:color="4F81BC" w:sz="8" w:space="0"/>
+            <w:right w:val="single" w:color="4F81BC" w:sz="8" w:space="0"/>
+            <w:insideH w:val="single" w:color="4F81BC" w:sz="8" w:space="0"/>
+            <w:insideV w:val="single" w:color="4F81BC" w:sz="8" w:space="0"/>
+          </w:tblBorders>
+          <w:tblLayout w:type="fixed"/>
+          <w:tblCellMar>
+            <w:top w:w="0" w:type="dxa"/>
+            <w:left w:w="0" w:type="dxa"/>
+            <w:bottom w:w="0" w:type="dxa"/>
+            <w:right w:w="0" w:type="dxa"/>
+          </w:tblCellMar>
+        </w:tblPrEx>
+        <w:trPr>
+          <w:trHeight w:val="359" w:hRule="atLeast"/>
+        </w:trPr>
+        <w:tc>
+          <w:tcPr>
+            <w:tcW w:w="2377" w:type="dxa"/>
+          </w:tcPr>
+          <w:p>
+            <w:pPr>
+              <w:pStyle w:val="6"/>
+              <w:spacing w:before="33"/>
+              <w:ind w:left="107"/>
+              <w:rPr>
+                <w:b/>
+                <w:sz w:val="24"/>
+              </w:rPr>
+            </w:pPr>
+            <w:r>
+              <w:rPr>
+                <w:b/>
+                <w:sz w:val="24"/>
+              </w:rPr>
+              <w:t xml:space="preserve">Business </w:t>
+            </w:r>
+            <w:r>
+              <w:rPr>
+                <w:b/>
+                <w:spacing w:val="-2"/>
+                <w:sz w:val="24"/>
+              </w:rPr>
+              <w:t>Rules</w:t>
+            </w:r>
+          </w:p>
+        </w:tc>
+        <w:tc>
+          <w:tcPr>
+            <w:tcW w:w="5987" w:type="dxa"/>
+          </w:tcPr>
+          <w:p>
+            <w:pPr>
+              <w:pStyle w:val="6"/>
+              <w:rPr>
+                <w:rFonts w:ascii="SimSun" w:hAnsi="SimSun" w:eastAsia="SimSun" w:cs="SimSun"/>
+                <w:sz w:val="24"/>
+                <w:szCs w:val="24"/>
+              </w:rPr>
+            </w:pPr>
+            <w:r>
+              <w:rPr>
+                <w:rFonts w:ascii="SimSun" w:hAnsi="SimSun" w:eastAsia="SimSun" w:cs="SimSun"/>
+                <w:sz w:val="24"/>
+                <w:szCs w:val="24"/>
+              </w:rPr>
+              <w:t>AI 判斷無法取代人工審核</w:t>
+            </w:r>
+          </w:p>
+        </w:tc>
+      </w:tr>
+      <w:tr>
+        <w:tblPrEx>
+          <w:tblBorders>
+            <w:top w:val="single" w:color="4F81BC" w:sz="8" w:space="0"/>
+            <w:left w:val="single" w:color="4F81BC" w:sz="8" w:space="0"/>
+            <w:bottom w:val="single" w:color="4F81BC" w:sz="8" w:space="0"/>
+            <w:right w:val="single" w:color="4F81BC" w:sz="8" w:space="0"/>
+            <w:insideH w:val="single" w:color="4F81BC" w:sz="8" w:space="0"/>
+            <w:insideV w:val="single" w:color="4F81BC" w:sz="8" w:space="0"/>
+          </w:tblBorders>
+          <w:tblLayout w:type="fixed"/>
+          <w:tblCellMar>
+            <w:top w:w="0" w:type="dxa"/>
+            <w:left w:w="0" w:type="dxa"/>
+            <w:bottom w:w="0" w:type="dxa"/>
+            <w:right w:w="0" w:type="dxa"/>
+          </w:tblCellMar>
+        </w:tblPrEx>
+        <w:trPr>
+          <w:trHeight w:val="359" w:hRule="atLeast"/>
+        </w:trPr>
+        <w:tc>
+          <w:tcPr>
+            <w:tcW w:w="2377" w:type="dxa"/>
+            <w:shd w:val="clear" w:color="auto" w:fill="D2DFED"/>
+          </w:tcPr>
+          <w:p>
+            <w:pPr>
+              <w:pStyle w:val="6"/>
+              <w:spacing w:before="32"/>
+              <w:ind w:left="107"/>
+              <w:rPr>
+                <w:b/>
+                <w:sz w:val="24"/>
+              </w:rPr>
+            </w:pPr>
+            <w:r>
+              <w:rPr>
+                <w:b/>
+                <w:sz w:val="24"/>
+              </w:rPr>
+              <w:t>Special</w:t>
+            </w:r>
+            <w:r>
+              <w:rPr>
+                <w:b/>
+                <w:spacing w:val="-2"/>
+                <w:sz w:val="24"/>
+              </w:rPr>
+              <w:t xml:space="preserve"> Requirements</w:t>
+            </w:r>
+          </w:p>
+        </w:tc>
+        <w:tc>
+          <w:tcPr>
+            <w:tcW w:w="5987" w:type="dxa"/>
+            <w:shd w:val="clear" w:color="auto" w:fill="D2DFED"/>
+          </w:tcPr>
+          <w:p>
+            <w:pPr>
+              <w:pStyle w:val="6"/>
+              <w:rPr>
+                <w:rFonts w:ascii="SimSun" w:hAnsi="SimSun" w:eastAsia="SimSun" w:cs="SimSun"/>
+                <w:sz w:val="24"/>
+                <w:szCs w:val="24"/>
+              </w:rPr>
+            </w:pPr>
+            <w:r>
+              <w:rPr>
+                <w:rFonts w:ascii="SimSun" w:hAnsi="SimSun" w:eastAsia="SimSun" w:cs="SimSun"/>
+                <w:sz w:val="24"/>
+                <w:szCs w:val="24"/>
+              </w:rPr>
+              <w:t>顯示 AI 審核比對與差異分析</w:t>
+            </w:r>
+          </w:p>
+        </w:tc>
+      </w:tr>
+      <w:tr>
+        <w:tblPrEx>
+          <w:tblBorders>
+            <w:top w:val="single" w:color="4F81BC" w:sz="8" w:space="0"/>
+            <w:left w:val="single" w:color="4F81BC" w:sz="8" w:space="0"/>
+            <w:bottom w:val="single" w:color="4F81BC" w:sz="8" w:space="0"/>
+            <w:right w:val="single" w:color="4F81BC" w:sz="8" w:space="0"/>
+            <w:insideH w:val="single" w:color="4F81BC" w:sz="8" w:space="0"/>
+            <w:insideV w:val="single" w:color="4F81BC" w:sz="8" w:space="0"/>
+          </w:tblBorders>
+          <w:tblLayout w:type="fixed"/>
+          <w:tblCellMar>
+            <w:top w:w="0" w:type="dxa"/>
+            <w:left w:w="0" w:type="dxa"/>
+            <w:bottom w:w="0" w:type="dxa"/>
+            <w:right w:w="0" w:type="dxa"/>
+          </w:tblCellMar>
+        </w:tblPrEx>
+        <w:trPr>
+          <w:trHeight w:val="361" w:hRule="atLeast"/>
+        </w:trPr>
+        <w:tc>
+          <w:tcPr>
+            <w:tcW w:w="2377" w:type="dxa"/>
+          </w:tcPr>
+          <w:p>
+            <w:pPr>
+              <w:pStyle w:val="6"/>
+              <w:spacing w:before="35"/>
+              <w:ind w:left="107"/>
+              <w:rPr>
+                <w:b/>
+                <w:sz w:val="24"/>
+              </w:rPr>
+            </w:pPr>
+            <w:r>
+              <w:rPr>
+                <w:b/>
+                <w:spacing w:val="-2"/>
+                <w:sz w:val="24"/>
+              </w:rPr>
+              <w:t>Artifacts</w:t>
+            </w:r>
+          </w:p>
+        </w:tc>
+        <w:tc>
+          <w:tcPr>
+            <w:tcW w:w="5987" w:type="dxa"/>
+          </w:tcPr>
+          <w:p>
+            <w:pPr>
+              <w:pStyle w:val="6"/>
+              <w:rPr>
+                <w:rFonts w:ascii="SimSun" w:hAnsi="SimSun" w:eastAsia="SimSun" w:cs="SimSun"/>
+                <w:sz w:val="24"/>
+                <w:szCs w:val="24"/>
+              </w:rPr>
+            </w:pPr>
+            <w:r>
+              <w:rPr>
+                <w:rFonts w:ascii="SimSun" w:hAnsi="SimSun" w:eastAsia="SimSun" w:cs="SimSun"/>
+                <w:sz w:val="24"/>
+                <w:szCs w:val="24"/>
+              </w:rPr>
+              <w:t>更新後審核資料表</w:t>
+            </w:r>
+          </w:p>
+        </w:tc>
+      </w:tr>
+      <w:tr>
+        <w:tblPrEx>
+          <w:tblBorders>
+            <w:top w:val="single" w:color="4F81BC" w:sz="8" w:space="0"/>
+            <w:left w:val="single" w:color="4F81BC" w:sz="8" w:space="0"/>
+            <w:bottom w:val="single" w:color="4F81BC" w:sz="8" w:space="0"/>
+            <w:right w:val="single" w:color="4F81BC" w:sz="8" w:space="0"/>
+            <w:insideH w:val="single" w:color="4F81BC" w:sz="8" w:space="0"/>
+            <w:insideV w:val="single" w:color="4F81BC" w:sz="8" w:space="0"/>
+          </w:tblBorders>
+          <w:tblLayout w:type="fixed"/>
+          <w:tblCellMar>
+            <w:top w:w="0" w:type="dxa"/>
+            <w:left w:w="0" w:type="dxa"/>
+            <w:bottom w:w="0" w:type="dxa"/>
+            <w:right w:w="0" w:type="dxa"/>
+          </w:tblCellMar>
+        </w:tblPrEx>
+        <w:trPr>
+          <w:trHeight w:val="359" w:hRule="atLeast"/>
+        </w:trPr>
+        <w:tc>
+          <w:tcPr>
+            <w:tcW w:w="2377" w:type="dxa"/>
+            <w:shd w:val="clear" w:color="auto" w:fill="D2DFED"/>
+          </w:tcPr>
+          <w:p>
+            <w:pPr>
+              <w:pStyle w:val="6"/>
+              <w:spacing w:before="32"/>
+              <w:ind w:left="107"/>
+              <w:rPr>
+                <w:b/>
+                <w:sz w:val="24"/>
+              </w:rPr>
+            </w:pPr>
+            <w:r>
+              <w:rPr>
+                <w:b/>
+                <w:sz w:val="24"/>
+              </w:rPr>
+              <w:t>Use</w:t>
+            </w:r>
+            <w:r>
+              <w:rPr>
+                <w:b/>
+                <w:spacing w:val="-3"/>
+                <w:sz w:val="24"/>
+              </w:rPr>
+              <w:t xml:space="preserve"> </w:t>
+            </w:r>
+            <w:r>
+              <w:rPr>
+                <w:b/>
+                <w:sz w:val="24"/>
+              </w:rPr>
+              <w:t>Case</w:t>
+            </w:r>
+            <w:r>
+              <w:rPr>
+                <w:b/>
+                <w:spacing w:val="-3"/>
+                <w:sz w:val="24"/>
+              </w:rPr>
+              <w:t xml:space="preserve"> </w:t>
+            </w:r>
+            <w:r>
+              <w:rPr>
+                <w:b/>
+                <w:spacing w:val="-2"/>
+                <w:sz w:val="24"/>
+              </w:rPr>
+              <w:t>Glossary</w:t>
+            </w:r>
+          </w:p>
+        </w:tc>
+        <w:tc>
+          <w:tcPr>
+            <w:tcW w:w="5987" w:type="dxa"/>
+            <w:shd w:val="clear" w:color="auto" w:fill="D2DFED"/>
+          </w:tcPr>
+          <w:p>
+            <w:pPr>
+              <w:pStyle w:val="6"/>
+              <w:rPr>
+                <w:rFonts w:ascii="SimSun" w:hAnsi="SimSun" w:eastAsia="SimSun" w:cs="SimSun"/>
+                <w:sz w:val="24"/>
+                <w:szCs w:val="24"/>
+              </w:rPr>
+            </w:pPr>
+            <w:r>
+              <w:rPr>
+                <w:rFonts w:ascii="SimSun" w:hAnsi="SimSun" w:eastAsia="SimSun" w:cs="SimSun"/>
+                <w:sz w:val="24"/>
+                <w:szCs w:val="24"/>
+              </w:rPr>
+              <w:t>審核資料</w:t>
+            </w:r>
+            <w:r>
+              <w:rPr>
+                <w:rFonts w:hint="eastAsia" w:ascii="SimSun" w:hAnsi="SimSun" w:eastAsia="新細明體" w:cs="SimSun"/>
+                <w:sz w:val="24"/>
+                <w:szCs w:val="24"/>
+                <w:lang w:val="en-US" w:eastAsia="zh-TW"/>
+              </w:rPr>
+              <w:t>:</w:t>
+            </w:r>
+            <w:r>
+              <w:rPr>
+                <w:rFonts w:ascii="SimSun" w:hAnsi="SimSun" w:eastAsia="SimSun" w:cs="SimSun"/>
+                <w:sz w:val="24"/>
+                <w:szCs w:val="24"/>
+              </w:rPr>
+              <w:t xml:space="preserve"> 原始表單 + AI 建議 + 管理員結果</w:t>
+            </w:r>
+          </w:p>
+        </w:tc>
+      </w:tr>
+    </w:tbl>
+    <w:p/>
+    <w:tbl>
+      <w:tblPr>
+        <w:tblStyle w:val="5"/>
+        <w:tblpPr w:leftFromText="180" w:rightFromText="180" w:vertAnchor="text" w:horzAnchor="page" w:tblpX="1707" w:tblpY="1009"/>
+        <w:tblOverlap w:val="never"/>
+        <w:tblW w:w="8364" w:type="dxa"/>
+        <w:tblInd w:w="0" w:type="dxa"/>
+        <w:tblBorders>
+          <w:top w:val="single" w:color="4F81BC" w:sz="8" w:space="0"/>
+          <w:left w:val="single" w:color="4F81BC" w:sz="8" w:space="0"/>
+          <w:bottom w:val="single" w:color="4F81BC" w:sz="8" w:space="0"/>
+          <w:right w:val="single" w:color="4F81BC" w:sz="8" w:space="0"/>
+          <w:insideH w:val="single" w:color="4F81BC" w:sz="8" w:space="0"/>
+          <w:insideV w:val="single" w:color="4F81BC" w:sz="8" w:space="0"/>
+        </w:tblBorders>
+        <w:tblLayout w:type="fixed"/>
+        <w:tblCellMar>
+          <w:top w:w="0" w:type="dxa"/>
+          <w:left w:w="0" w:type="dxa"/>
+          <w:bottom w:w="0" w:type="dxa"/>
+          <w:right w:w="0" w:type="dxa"/>
+        </w:tblCellMar>
+      </w:tblPr>
+      <w:tblGrid>
+        <w:gridCol w:w="2377"/>
+        <w:gridCol w:w="5987"/>
+      </w:tblGrid>
+      <w:tr>
+        <w:tblPrEx>
+          <w:tblBorders>
+            <w:top w:val="single" w:color="4F81BC" w:sz="8" w:space="0"/>
+            <w:left w:val="single" w:color="4F81BC" w:sz="8" w:space="0"/>
+            <w:bottom w:val="single" w:color="4F81BC" w:sz="8" w:space="0"/>
+            <w:right w:val="single" w:color="4F81BC" w:sz="8" w:space="0"/>
+            <w:insideH w:val="single" w:color="4F81BC" w:sz="8" w:space="0"/>
+            <w:insideV w:val="single" w:color="4F81BC" w:sz="8" w:space="0"/>
+          </w:tblBorders>
+          <w:tblLayout w:type="fixed"/>
+          <w:tblCellMar>
+            <w:top w:w="0" w:type="dxa"/>
+            <w:left w:w="0" w:type="dxa"/>
+            <w:bottom w:w="0" w:type="dxa"/>
+            <w:right w:w="0" w:type="dxa"/>
+          </w:tblCellMar>
+        </w:tblPrEx>
+        <w:trPr>
+          <w:trHeight w:val="359" w:hRule="atLeast"/>
+        </w:trPr>
+        <w:tc>
+          <w:tcPr>
+            <w:tcW w:w="2377" w:type="dxa"/>
+            <w:tcBorders>
+              <w:bottom w:val="single" w:color="4F81BC" w:sz="18" w:space="0"/>
+            </w:tcBorders>
+          </w:tcPr>
+          <w:p>
+            <w:pPr>
+              <w:pStyle w:val="6"/>
+              <w:spacing w:before="33"/>
+              <w:ind w:left="107"/>
+              <w:rPr>
+                <w:b/>
+                <w:sz w:val="24"/>
+              </w:rPr>
+            </w:pPr>
+            <w:r>
+              <w:rPr>
+                <w:b/>
+                <w:sz w:val="24"/>
+              </w:rPr>
+              <w:t>Use</w:t>
+            </w:r>
+            <w:r>
+              <w:rPr>
+                <w:b/>
+                <w:spacing w:val="-3"/>
+                <w:sz w:val="24"/>
+              </w:rPr>
+              <w:t xml:space="preserve"> </w:t>
+            </w:r>
+            <w:r>
+              <w:rPr>
+                <w:b/>
+                <w:sz w:val="24"/>
+              </w:rPr>
+              <w:t>Case</w:t>
+            </w:r>
+            <w:r>
+              <w:rPr>
+                <w:b/>
+                <w:spacing w:val="-3"/>
+                <w:sz w:val="24"/>
+              </w:rPr>
+              <w:t xml:space="preserve"> </w:t>
+            </w:r>
+            <w:r>
+              <w:rPr>
+                <w:b/>
+                <w:spacing w:val="-5"/>
+                <w:sz w:val="24"/>
+              </w:rPr>
+              <w:t>ID</w:t>
+            </w:r>
+          </w:p>
+        </w:tc>
+        <w:tc>
+          <w:tcPr>
+            <w:tcW w:w="5987" w:type="dxa"/>
+            <w:tcBorders>
+              <w:bottom w:val="single" w:color="4F81BC" w:sz="18" w:space="0"/>
+            </w:tcBorders>
+          </w:tcPr>
+          <w:p>
+            <w:pPr>
+              <w:pStyle w:val="6"/>
+              <w:spacing w:before="33"/>
+              <w:ind w:left="107"/>
+              <w:rPr>
+                <w:b/>
+                <w:sz w:val="24"/>
+              </w:rPr>
+            </w:pPr>
+            <w:r>
+              <w:rPr>
+                <w:rFonts w:ascii="SimSun" w:hAnsi="SimSun" w:eastAsia="SimSun" w:cs="SimSun"/>
+                <w:sz w:val="24"/>
+                <w:szCs w:val="24"/>
+              </w:rPr>
+              <w:t>UC-</w:t>
+            </w:r>
+            <w:r>
+              <w:rPr>
+                <w:rFonts w:hint="eastAsia" w:ascii="SimSun" w:hAnsi="SimSun" w:eastAsia="新細明體" w:cs="SimSun"/>
+                <w:sz w:val="24"/>
+                <w:szCs w:val="24"/>
+                <w:lang w:val="en-US" w:eastAsia="zh-TW"/>
+              </w:rPr>
+              <w:t>4.3</w:t>
+            </w:r>
+          </w:p>
+        </w:tc>
+      </w:tr>
+      <w:tr>
+        <w:tblPrEx>
+          <w:tblBorders>
+            <w:top w:val="single" w:color="4F81BC" w:sz="8" w:space="0"/>
+            <w:left w:val="single" w:color="4F81BC" w:sz="8" w:space="0"/>
+            <w:bottom w:val="single" w:color="4F81BC" w:sz="8" w:space="0"/>
+            <w:right w:val="single" w:color="4F81BC" w:sz="8" w:space="0"/>
+            <w:insideH w:val="single" w:color="4F81BC" w:sz="8" w:space="0"/>
+            <w:insideV w:val="single" w:color="4F81BC" w:sz="8" w:space="0"/>
+          </w:tblBorders>
+          <w:tblLayout w:type="fixed"/>
+          <w:tblCellMar>
+            <w:top w:w="0" w:type="dxa"/>
+            <w:left w:w="0" w:type="dxa"/>
+            <w:bottom w:w="0" w:type="dxa"/>
+            <w:right w:w="0" w:type="dxa"/>
+          </w:tblCellMar>
+        </w:tblPrEx>
+        <w:trPr>
+          <w:trHeight w:val="361" w:hRule="atLeast"/>
+        </w:trPr>
+        <w:tc>
+          <w:tcPr>
+            <w:tcW w:w="2377" w:type="dxa"/>
+            <w:tcBorders>
+              <w:top w:val="single" w:color="4F81BC" w:sz="18" w:space="0"/>
+            </w:tcBorders>
+            <w:shd w:val="clear" w:color="auto" w:fill="D2DFED"/>
+          </w:tcPr>
+          <w:p>
+            <w:pPr>
+              <w:pStyle w:val="6"/>
+              <w:spacing w:before="34"/>
+              <w:ind w:left="107"/>
+              <w:rPr>
+                <w:b/>
+                <w:sz w:val="24"/>
+              </w:rPr>
+            </w:pPr>
+            <w:r>
+              <w:rPr>
+                <w:b/>
+                <w:sz w:val="24"/>
+              </w:rPr>
+              <w:t>Use</w:t>
+            </w:r>
+            <w:r>
+              <w:rPr>
+                <w:b/>
+                <w:spacing w:val="-3"/>
+                <w:sz w:val="24"/>
+              </w:rPr>
+              <w:t xml:space="preserve"> </w:t>
+            </w:r>
+            <w:r>
+              <w:rPr>
+                <w:b/>
+                <w:sz w:val="24"/>
+              </w:rPr>
+              <w:t>Case</w:t>
+            </w:r>
+            <w:r>
+              <w:rPr>
+                <w:b/>
+                <w:spacing w:val="-3"/>
+                <w:sz w:val="24"/>
+              </w:rPr>
+              <w:t xml:space="preserve"> </w:t>
+            </w:r>
+            <w:r>
+              <w:rPr>
+                <w:b/>
+                <w:spacing w:val="-4"/>
+                <w:sz w:val="24"/>
+              </w:rPr>
+              <w:t>Name</w:t>
+            </w:r>
+          </w:p>
+        </w:tc>
+        <w:tc>
+          <w:tcPr>
+            <w:tcW w:w="5987" w:type="dxa"/>
+            <w:tcBorders>
+              <w:top w:val="single" w:color="4F81BC" w:sz="18" w:space="0"/>
+            </w:tcBorders>
+            <w:shd w:val="clear" w:color="auto" w:fill="D2DFED"/>
+          </w:tcPr>
+          <w:p>
+            <w:pPr>
+              <w:pStyle w:val="6"/>
+              <w:spacing w:before="34"/>
+              <w:ind w:left="107"/>
+              <w:rPr>
+                <w:sz w:val="24"/>
+              </w:rPr>
+            </w:pPr>
+            <w:r>
+              <w:rPr>
+                <w:rFonts w:ascii="SimSun" w:hAnsi="SimSun" w:eastAsia="SimSun" w:cs="SimSun"/>
+                <w:sz w:val="24"/>
+                <w:szCs w:val="24"/>
+              </w:rPr>
+              <w:t>表單資料狀態整合</w:t>
+            </w:r>
+          </w:p>
+        </w:tc>
+      </w:tr>
+      <w:tr>
+        <w:tblPrEx>
+          <w:tblBorders>
+            <w:top w:val="single" w:color="4F81BC" w:sz="8" w:space="0"/>
+            <w:left w:val="single" w:color="4F81BC" w:sz="8" w:space="0"/>
+            <w:bottom w:val="single" w:color="4F81BC" w:sz="8" w:space="0"/>
+            <w:right w:val="single" w:color="4F81BC" w:sz="8" w:space="0"/>
+            <w:insideH w:val="single" w:color="4F81BC" w:sz="8" w:space="0"/>
+            <w:insideV w:val="single" w:color="4F81BC" w:sz="8" w:space="0"/>
+          </w:tblBorders>
+          <w:tblLayout w:type="fixed"/>
+          <w:tblCellMar>
+            <w:top w:w="0" w:type="dxa"/>
+            <w:left w:w="0" w:type="dxa"/>
+            <w:bottom w:w="0" w:type="dxa"/>
+            <w:right w:w="0" w:type="dxa"/>
+          </w:tblCellMar>
+        </w:tblPrEx>
+        <w:trPr>
+          <w:trHeight w:val="359" w:hRule="atLeast"/>
+        </w:trPr>
+        <w:tc>
+          <w:tcPr>
+            <w:tcW w:w="2377" w:type="dxa"/>
+          </w:tcPr>
+          <w:p>
+            <w:pPr>
+              <w:pStyle w:val="6"/>
+              <w:spacing w:before="32"/>
+              <w:ind w:left="107"/>
+              <w:rPr>
+                <w:b/>
+                <w:sz w:val="24"/>
+              </w:rPr>
+            </w:pPr>
+            <w:r>
+              <w:rPr>
+                <w:b/>
+                <w:spacing w:val="-4"/>
+                <w:sz w:val="24"/>
+              </w:rPr>
+              <w:t>Goal</w:t>
+            </w:r>
+          </w:p>
+        </w:tc>
+        <w:tc>
+          <w:tcPr>
+            <w:tcW w:w="5987" w:type="dxa"/>
+          </w:tcPr>
+          <w:p>
+            <w:pPr>
+              <w:pStyle w:val="6"/>
+              <w:spacing w:before="32"/>
+              <w:ind w:left="107"/>
+              <w:rPr>
+                <w:sz w:val="24"/>
+              </w:rPr>
+            </w:pPr>
+            <w:r>
+              <w:rPr>
+                <w:rFonts w:ascii="SimSun" w:hAnsi="SimSun" w:eastAsia="SimSun" w:cs="SimSun"/>
+                <w:sz w:val="24"/>
+                <w:szCs w:val="24"/>
+              </w:rPr>
+              <w:t>整合審核結果分類儲存資料</w:t>
+            </w:r>
+          </w:p>
+        </w:tc>
+      </w:tr>
+      <w:tr>
+        <w:tblPrEx>
+          <w:tblBorders>
+            <w:top w:val="single" w:color="4F81BC" w:sz="8" w:space="0"/>
+            <w:left w:val="single" w:color="4F81BC" w:sz="8" w:space="0"/>
+            <w:bottom w:val="single" w:color="4F81BC" w:sz="8" w:space="0"/>
+            <w:right w:val="single" w:color="4F81BC" w:sz="8" w:space="0"/>
+            <w:insideH w:val="single" w:color="4F81BC" w:sz="8" w:space="0"/>
+            <w:insideV w:val="single" w:color="4F81BC" w:sz="8" w:space="0"/>
+          </w:tblBorders>
+          <w:tblLayout w:type="fixed"/>
+          <w:tblCellMar>
+            <w:top w:w="0" w:type="dxa"/>
+            <w:left w:w="0" w:type="dxa"/>
+            <w:bottom w:w="0" w:type="dxa"/>
+            <w:right w:w="0" w:type="dxa"/>
+          </w:tblCellMar>
+        </w:tblPrEx>
+        <w:trPr>
+          <w:trHeight w:val="721" w:hRule="atLeast"/>
+        </w:trPr>
+        <w:tc>
+          <w:tcPr>
+            <w:tcW w:w="2377" w:type="dxa"/>
+            <w:shd w:val="clear" w:color="auto" w:fill="D2DFED"/>
+          </w:tcPr>
+          <w:p>
+            <w:pPr>
+              <w:pStyle w:val="6"/>
+              <w:spacing w:before="35"/>
+              <w:ind w:left="107"/>
+              <w:rPr>
+                <w:b/>
+                <w:sz w:val="24"/>
+              </w:rPr>
+            </w:pPr>
+            <w:r>
+              <w:rPr>
+                <w:b/>
+                <w:spacing w:val="-2"/>
+                <w:sz w:val="24"/>
+              </w:rPr>
+              <w:t>Requirements</w:t>
+            </w:r>
+          </w:p>
+        </w:tc>
+        <w:tc>
+          <w:tcPr>
+            <w:tcW w:w="5987" w:type="dxa"/>
+            <w:shd w:val="clear" w:color="auto" w:fill="D2DFED"/>
+          </w:tcPr>
+          <w:p>
+            <w:pPr>
+              <w:pStyle w:val="6"/>
+              <w:spacing w:before="67"/>
+              <w:ind w:left="107"/>
+              <w:rPr>
+                <w:sz w:val="24"/>
+              </w:rPr>
+            </w:pPr>
+            <w:r>
+              <w:rPr>
+                <w:rFonts w:ascii="SimSun" w:hAnsi="SimSun" w:eastAsia="SimSun" w:cs="SimSun"/>
+                <w:sz w:val="24"/>
+                <w:szCs w:val="24"/>
+              </w:rPr>
+              <w:t>[FR</w:t>
+            </w:r>
+            <w:r>
+              <w:rPr>
+                <w:rFonts w:hint="eastAsia" w:ascii="SimSun" w:hAnsi="SimSun" w:eastAsia="新細明體" w:cs="SimSun"/>
+                <w:sz w:val="24"/>
+                <w:szCs w:val="24"/>
+                <w:lang w:val="en-US" w:eastAsia="zh-TW"/>
+              </w:rPr>
+              <w:t>11</w:t>
+            </w:r>
+            <w:r>
+              <w:rPr>
+                <w:rFonts w:ascii="SimSun" w:hAnsi="SimSun" w:eastAsia="SimSun" w:cs="SimSun"/>
+                <w:sz w:val="24"/>
+                <w:szCs w:val="24"/>
+              </w:rPr>
+              <w:t xml:space="preserve">: 資料審核處理] </w:t>
+            </w:r>
+          </w:p>
+        </w:tc>
+      </w:tr>
+      <w:tr>
+        <w:tblPrEx>
+          <w:tblBorders>
+            <w:top w:val="single" w:color="4F81BC" w:sz="8" w:space="0"/>
+            <w:left w:val="single" w:color="4F81BC" w:sz="8" w:space="0"/>
+            <w:bottom w:val="single" w:color="4F81BC" w:sz="8" w:space="0"/>
+            <w:right w:val="single" w:color="4F81BC" w:sz="8" w:space="0"/>
+            <w:insideH w:val="single" w:color="4F81BC" w:sz="8" w:space="0"/>
+            <w:insideV w:val="single" w:color="4F81BC" w:sz="8" w:space="0"/>
+          </w:tblBorders>
+          <w:tblLayout w:type="fixed"/>
+          <w:tblCellMar>
+            <w:top w:w="0" w:type="dxa"/>
+            <w:left w:w="0" w:type="dxa"/>
+            <w:bottom w:w="0" w:type="dxa"/>
+            <w:right w:w="0" w:type="dxa"/>
+          </w:tblCellMar>
+        </w:tblPrEx>
+        <w:trPr>
+          <w:trHeight w:val="719" w:hRule="atLeast"/>
+        </w:trPr>
+        <w:tc>
+          <w:tcPr>
+            <w:tcW w:w="2377" w:type="dxa"/>
+          </w:tcPr>
+          <w:p>
+            <w:pPr>
+              <w:pStyle w:val="6"/>
+              <w:spacing w:before="32"/>
+              <w:ind w:left="107"/>
+              <w:rPr>
+                <w:b/>
+                <w:sz w:val="24"/>
+              </w:rPr>
+            </w:pPr>
+            <w:r>
+              <w:rPr>
+                <w:b/>
+                <w:spacing w:val="-2"/>
+                <w:sz w:val="24"/>
+              </w:rPr>
+              <w:t>Description</w:t>
+            </w:r>
+          </w:p>
+        </w:tc>
+        <w:tc>
+          <w:tcPr>
+            <w:tcW w:w="5987" w:type="dxa"/>
+          </w:tcPr>
+          <w:p>
+            <w:pPr>
+              <w:pStyle w:val="6"/>
+              <w:spacing w:before="67"/>
+              <w:ind w:left="107"/>
+              <w:rPr>
+                <w:sz w:val="24"/>
+              </w:rPr>
+            </w:pPr>
+            <w:r>
+              <w:rPr>
+                <w:rFonts w:ascii="SimSun" w:hAnsi="SimSun" w:eastAsia="SimSun" w:cs="SimSun"/>
+                <w:sz w:val="24"/>
+                <w:szCs w:val="24"/>
+              </w:rPr>
+              <w:t>系統根據審核結果，將資料依照狀態分類並儲存至地圖或資料庫</w:t>
+            </w:r>
+          </w:p>
+        </w:tc>
+      </w:tr>
+      <w:tr>
+        <w:tblPrEx>
+          <w:tblBorders>
+            <w:top w:val="single" w:color="4F81BC" w:sz="8" w:space="0"/>
+            <w:left w:val="single" w:color="4F81BC" w:sz="8" w:space="0"/>
+            <w:bottom w:val="single" w:color="4F81BC" w:sz="8" w:space="0"/>
+            <w:right w:val="single" w:color="4F81BC" w:sz="8" w:space="0"/>
+            <w:insideH w:val="single" w:color="4F81BC" w:sz="8" w:space="0"/>
+            <w:insideV w:val="single" w:color="4F81BC" w:sz="8" w:space="0"/>
+          </w:tblBorders>
+          <w:tblLayout w:type="fixed"/>
+          <w:tblCellMar>
+            <w:top w:w="0" w:type="dxa"/>
+            <w:left w:w="0" w:type="dxa"/>
+            <w:bottom w:w="0" w:type="dxa"/>
+            <w:right w:w="0" w:type="dxa"/>
+          </w:tblCellMar>
+        </w:tblPrEx>
+        <w:trPr>
+          <w:trHeight w:val="359" w:hRule="atLeast"/>
+        </w:trPr>
+        <w:tc>
+          <w:tcPr>
+            <w:tcW w:w="2377" w:type="dxa"/>
+            <w:shd w:val="clear" w:color="auto" w:fill="D2DFED"/>
+          </w:tcPr>
+          <w:p>
+            <w:pPr>
+              <w:pStyle w:val="6"/>
+              <w:spacing w:before="32"/>
+              <w:ind w:left="107"/>
+              <w:rPr>
+                <w:b/>
+                <w:sz w:val="24"/>
+              </w:rPr>
+            </w:pPr>
+            <w:r>
+              <w:rPr>
+                <w:b/>
+                <w:spacing w:val="-2"/>
+                <w:sz w:val="24"/>
+              </w:rPr>
+              <w:t>Actor</w:t>
+            </w:r>
+          </w:p>
+        </w:tc>
+        <w:tc>
+          <w:tcPr>
+            <w:tcW w:w="5987" w:type="dxa"/>
+            <w:shd w:val="clear" w:color="auto" w:fill="D2DFED"/>
+          </w:tcPr>
+          <w:p>
+            <w:pPr>
+              <w:pStyle w:val="6"/>
+              <w:rPr>
+                <w:rFonts w:ascii="Times New Roman"/>
+                <w:sz w:val="22"/>
+              </w:rPr>
+            </w:pPr>
+            <w:r>
+              <w:rPr>
+                <w:rFonts w:ascii="SimSun" w:hAnsi="SimSun" w:eastAsia="SimSun" w:cs="SimSun"/>
+                <w:sz w:val="24"/>
+                <w:szCs w:val="24"/>
+              </w:rPr>
+              <w:t>系統</w:t>
+            </w:r>
+          </w:p>
+        </w:tc>
+      </w:tr>
+      <w:tr>
+        <w:tblPrEx>
+          <w:tblBorders>
+            <w:top w:val="single" w:color="4F81BC" w:sz="8" w:space="0"/>
+            <w:left w:val="single" w:color="4F81BC" w:sz="8" w:space="0"/>
+            <w:bottom w:val="single" w:color="4F81BC" w:sz="8" w:space="0"/>
+            <w:right w:val="single" w:color="4F81BC" w:sz="8" w:space="0"/>
+            <w:insideH w:val="single" w:color="4F81BC" w:sz="8" w:space="0"/>
+            <w:insideV w:val="single" w:color="4F81BC" w:sz="8" w:space="0"/>
+          </w:tblBorders>
+          <w:tblLayout w:type="fixed"/>
+        </w:tblPrEx>
+        <w:trPr>
+          <w:trHeight w:val="361" w:hRule="atLeast"/>
+        </w:trPr>
+        <w:tc>
+          <w:tcPr>
+            <w:tcW w:w="2377" w:type="dxa"/>
+          </w:tcPr>
+          <w:p>
+            <w:pPr>
+              <w:pStyle w:val="6"/>
+              <w:spacing w:before="35"/>
+              <w:ind w:left="107"/>
+              <w:rPr>
+                <w:b/>
+                <w:sz w:val="24"/>
+              </w:rPr>
+            </w:pPr>
+            <w:r>
+              <w:rPr>
+                <w:b/>
+                <w:spacing w:val="-2"/>
+                <w:sz w:val="24"/>
+              </w:rPr>
+              <w:t>Assumptions</w:t>
+            </w:r>
+          </w:p>
+        </w:tc>
+        <w:tc>
+          <w:tcPr>
+            <w:tcW w:w="5987" w:type="dxa"/>
+          </w:tcPr>
+          <w:p>
+            <w:pPr>
+              <w:pStyle w:val="6"/>
+              <w:rPr>
+                <w:rFonts w:ascii="Times New Roman"/>
+                <w:sz w:val="22"/>
+              </w:rPr>
+            </w:pPr>
+            <w:r>
+              <w:rPr>
+                <w:rFonts w:ascii="SimSun" w:hAnsi="SimSun" w:eastAsia="SimSun" w:cs="SimSun"/>
+                <w:sz w:val="24"/>
+                <w:szCs w:val="24"/>
+              </w:rPr>
+              <w:t>所有審核資料已有明確狀態</w:t>
+            </w:r>
+          </w:p>
+        </w:tc>
+      </w:tr>
+      <w:tr>
+        <w:tblPrEx>
+          <w:tblBorders>
+            <w:top w:val="single" w:color="4F81BC" w:sz="8" w:space="0"/>
+            <w:left w:val="single" w:color="4F81BC" w:sz="8" w:space="0"/>
+            <w:bottom w:val="single" w:color="4F81BC" w:sz="8" w:space="0"/>
+            <w:right w:val="single" w:color="4F81BC" w:sz="8" w:space="0"/>
+            <w:insideH w:val="single" w:color="4F81BC" w:sz="8" w:space="0"/>
+            <w:insideV w:val="single" w:color="4F81BC" w:sz="8" w:space="0"/>
+          </w:tblBorders>
+          <w:tblLayout w:type="fixed"/>
+          <w:tblCellMar>
+            <w:top w:w="0" w:type="dxa"/>
+            <w:left w:w="0" w:type="dxa"/>
+            <w:bottom w:w="0" w:type="dxa"/>
+            <w:right w:w="0" w:type="dxa"/>
+          </w:tblCellMar>
+        </w:tblPrEx>
+        <w:trPr>
+          <w:trHeight w:val="359" w:hRule="atLeast"/>
+        </w:trPr>
+        <w:tc>
+          <w:tcPr>
+            <w:tcW w:w="2377" w:type="dxa"/>
+            <w:shd w:val="clear" w:color="auto" w:fill="D2DFED"/>
+          </w:tcPr>
+          <w:p>
+            <w:pPr>
+              <w:pStyle w:val="6"/>
+              <w:spacing w:before="32"/>
+              <w:ind w:left="107"/>
+              <w:rPr>
+                <w:b/>
+                <w:sz w:val="24"/>
+              </w:rPr>
+            </w:pPr>
+            <w:r>
+              <w:rPr>
+                <w:b/>
+                <w:spacing w:val="-2"/>
+                <w:sz w:val="24"/>
+              </w:rPr>
+              <w:t>Constraints</w:t>
+            </w:r>
+          </w:p>
+        </w:tc>
+        <w:tc>
+          <w:tcPr>
+            <w:tcW w:w="5987" w:type="dxa"/>
+            <w:shd w:val="clear" w:color="auto" w:fill="D2DFED"/>
+          </w:tcPr>
+          <w:p>
+            <w:pPr>
+              <w:pStyle w:val="6"/>
+              <w:rPr>
+                <w:rFonts w:ascii="Times New Roman"/>
+                <w:sz w:val="22"/>
+              </w:rPr>
+            </w:pPr>
+            <w:r>
+              <w:rPr>
+                <w:rFonts w:ascii="SimSun" w:hAnsi="SimSun" w:eastAsia="SimSun" w:cs="SimSun"/>
+                <w:sz w:val="24"/>
+                <w:szCs w:val="24"/>
+              </w:rPr>
+              <w:t>僅狀態為「通過」可被顯示</w:t>
+            </w:r>
+          </w:p>
+        </w:tc>
+      </w:tr>
+      <w:tr>
+        <w:tblPrEx>
+          <w:tblBorders>
+            <w:top w:val="single" w:color="4F81BC" w:sz="8" w:space="0"/>
+            <w:left w:val="single" w:color="4F81BC" w:sz="8" w:space="0"/>
+            <w:bottom w:val="single" w:color="4F81BC" w:sz="8" w:space="0"/>
+            <w:right w:val="single" w:color="4F81BC" w:sz="8" w:space="0"/>
+            <w:insideH w:val="single" w:color="4F81BC" w:sz="8" w:space="0"/>
+            <w:insideV w:val="single" w:color="4F81BC" w:sz="8" w:space="0"/>
+          </w:tblBorders>
+          <w:tblLayout w:type="fixed"/>
+        </w:tblPrEx>
+        <w:trPr>
+          <w:trHeight w:val="359" w:hRule="atLeast"/>
+        </w:trPr>
+        <w:tc>
+          <w:tcPr>
+            <w:tcW w:w="2377" w:type="dxa"/>
+          </w:tcPr>
+          <w:p>
+            <w:pPr>
+              <w:pStyle w:val="6"/>
+              <w:spacing w:before="33"/>
+              <w:ind w:left="107"/>
+              <w:rPr>
+                <w:b/>
+                <w:sz w:val="24"/>
+              </w:rPr>
+            </w:pPr>
+            <w:r>
+              <w:rPr>
+                <w:b/>
+                <w:spacing w:val="-2"/>
+                <w:sz w:val="24"/>
+              </w:rPr>
+              <w:t>Priority</w:t>
+            </w:r>
+          </w:p>
+        </w:tc>
+        <w:tc>
+          <w:tcPr>
+            <w:tcW w:w="5987" w:type="dxa"/>
+          </w:tcPr>
+          <w:p>
+            <w:pPr>
+              <w:pStyle w:val="6"/>
+              <w:spacing w:before="33"/>
+              <w:ind w:left="107"/>
+              <w:rPr>
+                <w:rFonts w:hint="eastAsia" w:eastAsia="新細明體"/>
+                <w:sz w:val="24"/>
+                <w:lang w:val="en-US" w:eastAsia="zh-TW"/>
+              </w:rPr>
+            </w:pPr>
+            <w:r>
+              <w:rPr>
+                <w:rFonts w:hint="eastAsia" w:eastAsia="新細明體"/>
+                <w:sz w:val="24"/>
+                <w:lang w:val="en-US" w:eastAsia="zh-TW"/>
+              </w:rPr>
+              <w:t>中</w:t>
+            </w:r>
+          </w:p>
+        </w:tc>
+      </w:tr>
+      <w:tr>
+        <w:tblPrEx>
+          <w:tblBorders>
+            <w:top w:val="single" w:color="4F81BC" w:sz="8" w:space="0"/>
+            <w:left w:val="single" w:color="4F81BC" w:sz="8" w:space="0"/>
+            <w:bottom w:val="single" w:color="4F81BC" w:sz="8" w:space="0"/>
+            <w:right w:val="single" w:color="4F81BC" w:sz="8" w:space="0"/>
+            <w:insideH w:val="single" w:color="4F81BC" w:sz="8" w:space="0"/>
+            <w:insideV w:val="single" w:color="4F81BC" w:sz="8" w:space="0"/>
+          </w:tblBorders>
+          <w:tblLayout w:type="fixed"/>
+          <w:tblCellMar>
+            <w:top w:w="0" w:type="dxa"/>
+            <w:left w:w="0" w:type="dxa"/>
+            <w:bottom w:w="0" w:type="dxa"/>
+            <w:right w:w="0" w:type="dxa"/>
+          </w:tblCellMar>
+        </w:tblPrEx>
+        <w:trPr>
+          <w:trHeight w:val="1441" w:hRule="atLeast"/>
+        </w:trPr>
+        <w:tc>
+          <w:tcPr>
+            <w:tcW w:w="2377" w:type="dxa"/>
+            <w:shd w:val="clear" w:color="auto" w:fill="D2DFED"/>
+          </w:tcPr>
+          <w:p>
+            <w:pPr>
+              <w:pStyle w:val="6"/>
+              <w:spacing w:before="35"/>
+              <w:ind w:left="107"/>
+              <w:rPr>
+                <w:b/>
+                <w:sz w:val="24"/>
+              </w:rPr>
+            </w:pPr>
+            <w:r>
+              <w:rPr>
+                <w:b/>
+                <w:spacing w:val="-2"/>
+                <w:sz w:val="24"/>
+              </w:rPr>
+              <w:t>Pre-Conditions</w:t>
+            </w:r>
+          </w:p>
+        </w:tc>
+        <w:tc>
+          <w:tcPr>
+            <w:tcW w:w="5987" w:type="dxa"/>
+            <w:shd w:val="clear" w:color="auto" w:fill="D2DFED"/>
+          </w:tcPr>
+          <w:p>
+            <w:pPr>
+              <w:pStyle w:val="6"/>
+              <w:numPr>
+                <w:ilvl w:val="0"/>
+                <w:numId w:val="0"/>
+              </w:numPr>
+              <w:tabs>
+                <w:tab w:val="left" w:pos="466"/>
+              </w:tabs>
+              <w:spacing w:before="0" w:after="0" w:line="240" w:lineRule="auto"/>
+              <w:ind w:right="0" w:rightChars="0"/>
+              <w:jc w:val="left"/>
+              <w:rPr>
+                <w:rFonts w:hint="eastAsia" w:ascii="Microsoft YaHei" w:eastAsia="新細明體"/>
+                <w:sz w:val="24"/>
+                <w:lang w:val="en-US" w:eastAsia="zh-TW"/>
+              </w:rPr>
+            </w:pPr>
+            <w:r>
+              <w:rPr>
+                <w:rFonts w:ascii="SimSun" w:hAnsi="SimSun" w:eastAsia="SimSun" w:cs="SimSun"/>
+                <w:sz w:val="24"/>
+                <w:szCs w:val="24"/>
+              </w:rPr>
+              <w:t>所有表單資料皆已完成人工審核</w:t>
+            </w:r>
+          </w:p>
+        </w:tc>
+      </w:tr>
+      <w:tr>
+        <w:tblPrEx>
+          <w:tblBorders>
+            <w:top w:val="single" w:color="4F81BC" w:sz="8" w:space="0"/>
+            <w:left w:val="single" w:color="4F81BC" w:sz="8" w:space="0"/>
+            <w:bottom w:val="single" w:color="4F81BC" w:sz="8" w:space="0"/>
+            <w:right w:val="single" w:color="4F81BC" w:sz="8" w:space="0"/>
+            <w:insideH w:val="single" w:color="4F81BC" w:sz="8" w:space="0"/>
+            <w:insideV w:val="single" w:color="4F81BC" w:sz="8" w:space="0"/>
+          </w:tblBorders>
+          <w:tblLayout w:type="fixed"/>
+          <w:tblCellMar>
+            <w:top w:w="0" w:type="dxa"/>
+            <w:left w:w="0" w:type="dxa"/>
+            <w:bottom w:w="0" w:type="dxa"/>
+            <w:right w:w="0" w:type="dxa"/>
+          </w:tblCellMar>
+        </w:tblPrEx>
+        <w:trPr>
+          <w:trHeight w:val="719" w:hRule="atLeast"/>
+        </w:trPr>
+        <w:tc>
+          <w:tcPr>
+            <w:tcW w:w="2377" w:type="dxa"/>
+          </w:tcPr>
+          <w:p>
+            <w:pPr>
+              <w:pStyle w:val="6"/>
+              <w:spacing w:before="32"/>
+              <w:ind w:left="107"/>
+              <w:rPr>
+                <w:b/>
+                <w:sz w:val="24"/>
+              </w:rPr>
+            </w:pPr>
+            <w:r>
+              <w:rPr>
+                <w:b/>
+                <w:spacing w:val="-4"/>
+                <w:sz w:val="24"/>
+              </w:rPr>
+              <w:t>Post-</w:t>
+            </w:r>
+            <w:r>
+              <w:rPr>
+                <w:b/>
+                <w:spacing w:val="-2"/>
+                <w:sz w:val="24"/>
+              </w:rPr>
+              <w:t>Conditions</w:t>
+            </w:r>
+          </w:p>
+        </w:tc>
+        <w:tc>
+          <w:tcPr>
+            <w:tcW w:w="5987" w:type="dxa"/>
+          </w:tcPr>
+          <w:p>
+            <w:pPr>
+              <w:pStyle w:val="6"/>
+              <w:spacing w:before="169"/>
+              <w:ind w:left="107"/>
+              <w:rPr>
+                <w:rFonts w:ascii="Microsoft YaHei" w:eastAsia="Microsoft YaHei"/>
+                <w:sz w:val="24"/>
+              </w:rPr>
+            </w:pPr>
+            <w:r>
+              <w:rPr>
+                <w:rFonts w:ascii="SimSun" w:hAnsi="SimSun" w:eastAsia="SimSun" w:cs="SimSun"/>
+                <w:sz w:val="24"/>
+                <w:szCs w:val="24"/>
+              </w:rPr>
+              <w:t>完成分類與儲存</w:t>
+            </w:r>
+          </w:p>
+        </w:tc>
+      </w:tr>
+      <w:tr>
+        <w:tblPrEx>
+          <w:tblBorders>
+            <w:top w:val="single" w:color="4F81BC" w:sz="8" w:space="0"/>
+            <w:left w:val="single" w:color="4F81BC" w:sz="8" w:space="0"/>
+            <w:bottom w:val="single" w:color="4F81BC" w:sz="8" w:space="0"/>
+            <w:right w:val="single" w:color="4F81BC" w:sz="8" w:space="0"/>
+            <w:insideH w:val="single" w:color="4F81BC" w:sz="8" w:space="0"/>
+            <w:insideV w:val="single" w:color="4F81BC" w:sz="8" w:space="0"/>
+          </w:tblBorders>
+          <w:tblLayout w:type="fixed"/>
+          <w:tblCellMar>
+            <w:top w:w="0" w:type="dxa"/>
+            <w:left w:w="0" w:type="dxa"/>
+            <w:bottom w:w="0" w:type="dxa"/>
+            <w:right w:w="0" w:type="dxa"/>
+          </w:tblCellMar>
+        </w:tblPrEx>
+        <w:trPr>
+          <w:trHeight w:val="2879" w:hRule="atLeast"/>
+        </w:trPr>
+        <w:tc>
+          <w:tcPr>
+            <w:tcW w:w="2377" w:type="dxa"/>
+            <w:shd w:val="clear" w:color="auto" w:fill="D2DFED"/>
+          </w:tcPr>
+          <w:p>
+            <w:pPr>
+              <w:pStyle w:val="6"/>
+              <w:spacing w:before="32"/>
+              <w:ind w:left="107"/>
+              <w:rPr>
+                <w:b/>
+                <w:sz w:val="24"/>
+              </w:rPr>
+            </w:pPr>
+            <w:r>
+              <w:rPr>
+                <w:b/>
+                <w:sz w:val="24"/>
+              </w:rPr>
+              <w:t>Basic</w:t>
+            </w:r>
+            <w:r>
+              <w:rPr>
+                <w:b/>
+                <w:spacing w:val="-2"/>
+                <w:sz w:val="24"/>
+              </w:rPr>
+              <w:t xml:space="preserve"> </w:t>
+            </w:r>
+            <w:r>
+              <w:rPr>
+                <w:b/>
+                <w:spacing w:val="-4"/>
+                <w:sz w:val="24"/>
+              </w:rPr>
+              <w:t>Flow</w:t>
+            </w:r>
+          </w:p>
+        </w:tc>
+        <w:tc>
+          <w:tcPr>
+            <w:tcW w:w="5987" w:type="dxa"/>
+            <w:shd w:val="clear" w:color="auto" w:fill="D2DFED"/>
+          </w:tcPr>
+          <w:p>
+            <w:pPr>
+              <w:pStyle w:val="6"/>
+              <w:numPr>
+                <w:ilvl w:val="0"/>
+                <w:numId w:val="0"/>
+              </w:numPr>
+              <w:spacing w:line="720" w:lineRule="atLeast"/>
+              <w:ind w:right="178" w:rightChars="0"/>
+              <w:rPr>
+                <w:rFonts w:ascii="SimSun" w:hAnsi="SimSun" w:eastAsia="SimSun" w:cs="SimSun"/>
+                <w:sz w:val="24"/>
+                <w:szCs w:val="24"/>
+              </w:rPr>
+            </w:pPr>
+            <w:r>
+              <w:rPr>
+                <w:rFonts w:hint="eastAsia" w:ascii="SimSun" w:hAnsi="SimSun" w:eastAsia="新細明體" w:cs="SimSun"/>
+                <w:sz w:val="24"/>
+                <w:szCs w:val="24"/>
+                <w:lang w:val="en-US" w:eastAsia="zh-TW"/>
+              </w:rPr>
+              <w:t xml:space="preserve">1. </w:t>
+            </w:r>
+            <w:r>
+              <w:rPr>
+                <w:rFonts w:ascii="SimSun" w:hAnsi="SimSun" w:eastAsia="SimSun" w:cs="SimSun"/>
+                <w:sz w:val="24"/>
+                <w:szCs w:val="24"/>
+              </w:rPr>
+              <w:t>系統查詢所有已更新審核資料</w:t>
+            </w:r>
+            <w:r>
+              <w:rPr>
+                <w:rFonts w:ascii="SimSun" w:hAnsi="SimSun" w:eastAsia="SimSun" w:cs="SimSun"/>
+                <w:sz w:val="24"/>
+                <w:szCs w:val="24"/>
+              </w:rPr>
+              <w:br w:type="textWrapping"/>
+            </w:r>
+            <w:r>
+              <w:rPr>
+                <w:rFonts w:ascii="SimSun" w:hAnsi="SimSun" w:eastAsia="SimSun" w:cs="SimSun"/>
+                <w:sz w:val="24"/>
+                <w:szCs w:val="24"/>
+              </w:rPr>
+              <w:t>2. 依照狀態分類為：通過、未通過、待二審</w:t>
+            </w:r>
+          </w:p>
+          <w:p>
+            <w:pPr>
+              <w:pStyle w:val="6"/>
+              <w:numPr>
+                <w:ilvl w:val="0"/>
+                <w:numId w:val="0"/>
+              </w:numPr>
+              <w:spacing w:line="720" w:lineRule="atLeast"/>
+              <w:ind w:right="178" w:rightChars="0"/>
+              <w:rPr>
+                <w:rFonts w:hint="eastAsia" w:ascii="SimSun" w:hAnsi="SimSun" w:eastAsia="新細明體" w:cs="SimSun"/>
+                <w:sz w:val="24"/>
+                <w:szCs w:val="24"/>
+                <w:lang w:val="en-US" w:eastAsia="zh-TW"/>
+              </w:rPr>
+            </w:pPr>
+            <w:r>
+              <w:rPr>
+                <w:rFonts w:hint="eastAsia" w:ascii="SimSun" w:hAnsi="SimSun" w:eastAsia="新細明體" w:cs="SimSun"/>
+                <w:sz w:val="24"/>
+                <w:szCs w:val="24"/>
+                <w:lang w:val="en-US" w:eastAsia="zh-TW"/>
+              </w:rPr>
+              <w:t xml:space="preserve">3. </w:t>
+            </w:r>
+            <w:r>
+              <w:rPr>
+                <w:rFonts w:ascii="SimSun" w:hAnsi="SimSun" w:eastAsia="SimSun" w:cs="SimSun"/>
+                <w:sz w:val="24"/>
+                <w:szCs w:val="24"/>
+              </w:rPr>
+              <w:t>儲存至對應模組（地圖/商家</w:t>
+            </w:r>
+            <w:r>
+              <w:rPr>
+                <w:rFonts w:hint="eastAsia" w:ascii="SimSun" w:hAnsi="SimSun" w:eastAsia="新細明體" w:cs="SimSun"/>
+                <w:sz w:val="24"/>
+                <w:szCs w:val="24"/>
+                <w:lang w:eastAsia="zh-TW"/>
+              </w:rPr>
+              <w:t>資料庫</w:t>
+            </w:r>
+            <w:r>
+              <w:rPr>
+                <w:rFonts w:ascii="SimSun" w:hAnsi="SimSun" w:eastAsia="SimSun" w:cs="SimSun"/>
+                <w:sz w:val="24"/>
+                <w:szCs w:val="24"/>
+              </w:rPr>
+              <w:t>）</w:t>
+            </w:r>
+          </w:p>
+        </w:tc>
+      </w:tr>
+      <w:tr>
+        <w:tblPrEx>
+          <w:tblBorders>
+            <w:top w:val="single" w:color="4F81BC" w:sz="8" w:space="0"/>
+            <w:left w:val="single" w:color="4F81BC" w:sz="8" w:space="0"/>
+            <w:bottom w:val="single" w:color="4F81BC" w:sz="8" w:space="0"/>
+            <w:right w:val="single" w:color="4F81BC" w:sz="8" w:space="0"/>
+            <w:insideH w:val="single" w:color="4F81BC" w:sz="8" w:space="0"/>
+            <w:insideV w:val="single" w:color="4F81BC" w:sz="8" w:space="0"/>
+          </w:tblBorders>
+          <w:tblLayout w:type="fixed"/>
+          <w:tblCellMar>
+            <w:top w:w="0" w:type="dxa"/>
+            <w:left w:w="0" w:type="dxa"/>
+            <w:bottom w:w="0" w:type="dxa"/>
+            <w:right w:w="0" w:type="dxa"/>
+          </w:tblCellMar>
+        </w:tblPrEx>
+        <w:trPr>
+          <w:trHeight w:val="361" w:hRule="atLeast"/>
+        </w:trPr>
+        <w:tc>
+          <w:tcPr>
+            <w:tcW w:w="2377" w:type="dxa"/>
+          </w:tcPr>
+          <w:p>
+            <w:pPr>
+              <w:pStyle w:val="6"/>
+              <w:spacing w:before="35"/>
+              <w:ind w:left="107"/>
+              <w:rPr>
+                <w:b/>
+                <w:sz w:val="24"/>
+              </w:rPr>
+            </w:pPr>
+            <w:r>
+              <w:rPr>
+                <w:b/>
+                <w:sz w:val="24"/>
+              </w:rPr>
+              <w:t>Alternative</w:t>
+            </w:r>
+            <w:r>
+              <w:rPr>
+                <w:b/>
+                <w:spacing w:val="-13"/>
+                <w:sz w:val="24"/>
+              </w:rPr>
+              <w:t xml:space="preserve"> </w:t>
+            </w:r>
+            <w:r>
+              <w:rPr>
+                <w:b/>
+                <w:spacing w:val="-2"/>
+                <w:sz w:val="24"/>
+              </w:rPr>
+              <w:t>Flows</w:t>
+            </w:r>
+          </w:p>
+        </w:tc>
+        <w:tc>
+          <w:tcPr>
+            <w:tcW w:w="5987" w:type="dxa"/>
+          </w:tcPr>
+          <w:p>
+            <w:pPr>
+              <w:pStyle w:val="6"/>
+              <w:rPr>
+                <w:rFonts w:ascii="SimSun" w:hAnsi="SimSun" w:eastAsia="SimSun" w:cs="SimSun"/>
+                <w:sz w:val="24"/>
+                <w:szCs w:val="24"/>
+              </w:rPr>
+            </w:pPr>
+            <w:r>
+              <w:rPr>
+                <w:rFonts w:ascii="SimSun" w:hAnsi="SimSun" w:eastAsia="SimSun" w:cs="SimSun"/>
+                <w:sz w:val="24"/>
+                <w:szCs w:val="24"/>
+              </w:rPr>
+              <w:t>無</w:t>
+            </w:r>
+          </w:p>
+        </w:tc>
+      </w:tr>
+      <w:tr>
+        <w:tblPrEx>
+          <w:tblBorders>
+            <w:top w:val="single" w:color="4F81BC" w:sz="8" w:space="0"/>
+            <w:left w:val="single" w:color="4F81BC" w:sz="8" w:space="0"/>
+            <w:bottom w:val="single" w:color="4F81BC" w:sz="8" w:space="0"/>
+            <w:right w:val="single" w:color="4F81BC" w:sz="8" w:space="0"/>
+            <w:insideH w:val="single" w:color="4F81BC" w:sz="8" w:space="0"/>
+            <w:insideV w:val="single" w:color="4F81BC" w:sz="8" w:space="0"/>
+          </w:tblBorders>
+          <w:tblLayout w:type="fixed"/>
+        </w:tblPrEx>
+        <w:trPr>
+          <w:trHeight w:val="359" w:hRule="atLeast"/>
+        </w:trPr>
+        <w:tc>
+          <w:tcPr>
+            <w:tcW w:w="2377" w:type="dxa"/>
+            <w:shd w:val="clear" w:color="auto" w:fill="D2DFED"/>
+          </w:tcPr>
+          <w:p>
+            <w:pPr>
+              <w:pStyle w:val="6"/>
+              <w:spacing w:before="32"/>
+              <w:ind w:left="107"/>
+              <w:rPr>
+                <w:b/>
+                <w:sz w:val="24"/>
+              </w:rPr>
+            </w:pPr>
+            <w:r>
+              <w:rPr>
+                <w:b/>
+                <w:sz w:val="24"/>
+              </w:rPr>
+              <w:t>Exceptional</w:t>
+            </w:r>
+            <w:r>
+              <w:rPr>
+                <w:b/>
+                <w:spacing w:val="-9"/>
+                <w:sz w:val="24"/>
+              </w:rPr>
+              <w:t xml:space="preserve"> </w:t>
+            </w:r>
+            <w:r>
+              <w:rPr>
+                <w:b/>
+                <w:spacing w:val="-2"/>
+                <w:sz w:val="24"/>
+              </w:rPr>
+              <w:t>Flows</w:t>
+            </w:r>
+          </w:p>
+        </w:tc>
+        <w:tc>
+          <w:tcPr>
+            <w:tcW w:w="5987" w:type="dxa"/>
+            <w:shd w:val="clear" w:color="auto" w:fill="D2DFED"/>
+          </w:tcPr>
+          <w:p>
+            <w:pPr>
+              <w:pStyle w:val="6"/>
+              <w:rPr>
+                <w:rFonts w:ascii="SimSun" w:hAnsi="SimSun" w:eastAsia="SimSun" w:cs="SimSun"/>
+                <w:sz w:val="24"/>
+                <w:szCs w:val="24"/>
+              </w:rPr>
+            </w:pPr>
+            <w:r>
+              <w:rPr>
+                <w:rFonts w:ascii="SimSun" w:hAnsi="SimSun" w:eastAsia="SimSun" w:cs="SimSun"/>
+                <w:sz w:val="24"/>
+                <w:szCs w:val="24"/>
+              </w:rPr>
+              <w:t>資料分類錯誤，提示異常</w:t>
+            </w:r>
+          </w:p>
+        </w:tc>
+      </w:tr>
+      <w:tr>
+        <w:tblPrEx>
+          <w:tblBorders>
+            <w:top w:val="single" w:color="4F81BC" w:sz="8" w:space="0"/>
+            <w:left w:val="single" w:color="4F81BC" w:sz="8" w:space="0"/>
+            <w:bottom w:val="single" w:color="4F81BC" w:sz="8" w:space="0"/>
+            <w:right w:val="single" w:color="4F81BC" w:sz="8" w:space="0"/>
+            <w:insideH w:val="single" w:color="4F81BC" w:sz="8" w:space="0"/>
+            <w:insideV w:val="single" w:color="4F81BC" w:sz="8" w:space="0"/>
+          </w:tblBorders>
+          <w:tblLayout w:type="fixed"/>
+          <w:tblCellMar>
+            <w:top w:w="0" w:type="dxa"/>
+            <w:left w:w="0" w:type="dxa"/>
+            <w:bottom w:w="0" w:type="dxa"/>
+            <w:right w:w="0" w:type="dxa"/>
+          </w:tblCellMar>
+        </w:tblPrEx>
+        <w:trPr>
+          <w:trHeight w:val="359" w:hRule="atLeast"/>
+        </w:trPr>
+        <w:tc>
+          <w:tcPr>
+            <w:tcW w:w="2377" w:type="dxa"/>
+          </w:tcPr>
+          <w:p>
+            <w:pPr>
+              <w:pStyle w:val="6"/>
+              <w:spacing w:before="32"/>
+              <w:ind w:left="107"/>
+              <w:rPr>
+                <w:b/>
+                <w:sz w:val="24"/>
+              </w:rPr>
+            </w:pPr>
+            <w:r>
+              <w:rPr>
+                <w:b/>
+                <w:sz w:val="24"/>
+              </w:rPr>
+              <w:t>Use</w:t>
+            </w:r>
+            <w:r>
+              <w:rPr>
+                <w:b/>
+                <w:spacing w:val="-3"/>
+                <w:sz w:val="24"/>
+              </w:rPr>
+              <w:t xml:space="preserve"> </w:t>
+            </w:r>
+            <w:r>
+              <w:rPr>
+                <w:b/>
+                <w:sz w:val="24"/>
+              </w:rPr>
+              <w:t>Use</w:t>
+            </w:r>
+            <w:r>
+              <w:rPr>
+                <w:b/>
+                <w:spacing w:val="-3"/>
+                <w:sz w:val="24"/>
+              </w:rPr>
+              <w:t xml:space="preserve"> </w:t>
+            </w:r>
+            <w:r>
+              <w:rPr>
+                <w:b/>
+                <w:spacing w:val="-4"/>
+                <w:sz w:val="24"/>
+              </w:rPr>
+              <w:t>Case</w:t>
+            </w:r>
+          </w:p>
+        </w:tc>
+        <w:tc>
+          <w:tcPr>
+            <w:tcW w:w="5987" w:type="dxa"/>
+          </w:tcPr>
+          <w:p>
+            <w:pPr>
+              <w:pStyle w:val="6"/>
+              <w:spacing w:before="35"/>
+              <w:rPr>
+                <w:rFonts w:hint="eastAsia" w:ascii="Times New Roman" w:eastAsia="新細明體"/>
+                <w:sz w:val="22"/>
+                <w:lang w:eastAsia="zh-TW"/>
+              </w:rPr>
+            </w:pPr>
+            <w:r>
+              <w:rPr>
+                <w:rFonts w:ascii="SimSun" w:hAnsi="SimSun" w:eastAsia="SimSun" w:cs="SimSun"/>
+                <w:sz w:val="24"/>
+                <w:szCs w:val="24"/>
+              </w:rPr>
+              <w:t>UC-4.</w:t>
+            </w:r>
+            <w:r>
+              <w:rPr>
+                <w:rFonts w:hint="eastAsia" w:ascii="SimSun" w:hAnsi="SimSun" w:eastAsia="新細明體" w:cs="SimSun"/>
+                <w:sz w:val="24"/>
+                <w:szCs w:val="24"/>
+                <w:lang w:val="en-US" w:eastAsia="zh-TW"/>
+              </w:rPr>
+              <w:t>2</w:t>
+            </w:r>
+          </w:p>
+        </w:tc>
+      </w:tr>
+      <w:tr>
+        <w:tblPrEx>
+          <w:tblBorders>
+            <w:top w:val="single" w:color="4F81BC" w:sz="8" w:space="0"/>
+            <w:left w:val="single" w:color="4F81BC" w:sz="8" w:space="0"/>
+            <w:bottom w:val="single" w:color="4F81BC" w:sz="8" w:space="0"/>
+            <w:right w:val="single" w:color="4F81BC" w:sz="8" w:space="0"/>
+            <w:insideH w:val="single" w:color="4F81BC" w:sz="8" w:space="0"/>
+            <w:insideV w:val="single" w:color="4F81BC" w:sz="8" w:space="0"/>
+          </w:tblBorders>
+          <w:tblLayout w:type="fixed"/>
+        </w:tblPrEx>
+        <w:trPr>
+          <w:trHeight w:val="361" w:hRule="atLeast"/>
+        </w:trPr>
+        <w:tc>
+          <w:tcPr>
+            <w:tcW w:w="2377" w:type="dxa"/>
+            <w:shd w:val="clear" w:color="auto" w:fill="D2DFED"/>
+          </w:tcPr>
+          <w:p>
+            <w:pPr>
+              <w:pStyle w:val="6"/>
+              <w:spacing w:before="35"/>
+              <w:ind w:left="107"/>
+              <w:rPr>
+                <w:b/>
+                <w:sz w:val="24"/>
+              </w:rPr>
+            </w:pPr>
+            <w:r>
+              <w:rPr>
+                <w:b/>
+                <w:sz w:val="24"/>
+              </w:rPr>
+              <w:t>Extend</w:t>
+            </w:r>
+            <w:r>
+              <w:rPr>
+                <w:b/>
+                <w:spacing w:val="-5"/>
+                <w:sz w:val="24"/>
+              </w:rPr>
+              <w:t xml:space="preserve"> </w:t>
+            </w:r>
+            <w:r>
+              <w:rPr>
+                <w:b/>
+                <w:sz w:val="24"/>
+              </w:rPr>
+              <w:t>Use</w:t>
+            </w:r>
+            <w:r>
+              <w:rPr>
+                <w:b/>
+                <w:spacing w:val="-3"/>
+                <w:sz w:val="24"/>
+              </w:rPr>
+              <w:t xml:space="preserve"> </w:t>
+            </w:r>
+            <w:r>
+              <w:rPr>
+                <w:b/>
+                <w:spacing w:val="-4"/>
+                <w:sz w:val="24"/>
+              </w:rPr>
+              <w:t>Case</w:t>
+            </w:r>
+          </w:p>
+        </w:tc>
+        <w:tc>
+          <w:tcPr>
+            <w:tcW w:w="5987" w:type="dxa"/>
+            <w:shd w:val="clear" w:color="auto" w:fill="D2DFED"/>
+          </w:tcPr>
+          <w:p>
+            <w:pPr>
+              <w:pStyle w:val="6"/>
+              <w:spacing w:before="35"/>
+              <w:rPr>
+                <w:rFonts w:hint="eastAsia" w:eastAsia="新細明體"/>
+                <w:sz w:val="24"/>
+                <w:lang w:val="en-US" w:eastAsia="zh-TW"/>
+              </w:rPr>
+            </w:pPr>
+            <w:r>
+              <w:rPr>
+                <w:rFonts w:ascii="SimSun" w:hAnsi="SimSun" w:eastAsia="SimSun" w:cs="SimSun"/>
+                <w:sz w:val="24"/>
+                <w:szCs w:val="24"/>
+              </w:rPr>
+              <w:t>UC-4.0</w:t>
+            </w:r>
+          </w:p>
+        </w:tc>
+      </w:tr>
+      <w:tr>
+        <w:tblPrEx>
+          <w:tblBorders>
+            <w:top w:val="single" w:color="4F81BC" w:sz="8" w:space="0"/>
+            <w:left w:val="single" w:color="4F81BC" w:sz="8" w:space="0"/>
+            <w:bottom w:val="single" w:color="4F81BC" w:sz="8" w:space="0"/>
+            <w:right w:val="single" w:color="4F81BC" w:sz="8" w:space="0"/>
+            <w:insideH w:val="single" w:color="4F81BC" w:sz="8" w:space="0"/>
+            <w:insideV w:val="single" w:color="4F81BC" w:sz="8" w:space="0"/>
+          </w:tblBorders>
+          <w:tblLayout w:type="fixed"/>
+          <w:tblCellMar>
+            <w:top w:w="0" w:type="dxa"/>
+            <w:left w:w="0" w:type="dxa"/>
+            <w:bottom w:w="0" w:type="dxa"/>
+            <w:right w:w="0" w:type="dxa"/>
+          </w:tblCellMar>
+        </w:tblPrEx>
+        <w:trPr>
+          <w:trHeight w:val="359" w:hRule="atLeast"/>
+        </w:trPr>
+        <w:tc>
+          <w:tcPr>
+            <w:tcW w:w="2377" w:type="dxa"/>
+          </w:tcPr>
+          <w:p>
+            <w:pPr>
+              <w:pStyle w:val="6"/>
+              <w:spacing w:before="33"/>
+              <w:ind w:left="107"/>
+              <w:rPr>
+                <w:b/>
+                <w:sz w:val="24"/>
+              </w:rPr>
+            </w:pPr>
+            <w:r>
+              <w:rPr>
+                <w:b/>
+                <w:sz w:val="24"/>
+              </w:rPr>
+              <w:t xml:space="preserve">Business </w:t>
+            </w:r>
+            <w:r>
+              <w:rPr>
+                <w:b/>
+                <w:spacing w:val="-2"/>
+                <w:sz w:val="24"/>
+              </w:rPr>
+              <w:t>Rules</w:t>
+            </w:r>
+          </w:p>
+        </w:tc>
+        <w:tc>
+          <w:tcPr>
+            <w:tcW w:w="5987" w:type="dxa"/>
+          </w:tcPr>
+          <w:p>
+            <w:pPr>
+              <w:pStyle w:val="6"/>
+              <w:rPr>
+                <w:rFonts w:ascii="SimSun" w:hAnsi="SimSun" w:eastAsia="SimSun" w:cs="SimSun"/>
+                <w:sz w:val="24"/>
+                <w:szCs w:val="24"/>
+              </w:rPr>
+            </w:pPr>
+            <w:r>
+              <w:rPr>
+                <w:rFonts w:ascii="SimSun" w:hAnsi="SimSun" w:eastAsia="SimSun" w:cs="SimSun"/>
+                <w:sz w:val="24"/>
+                <w:szCs w:val="24"/>
+              </w:rPr>
+              <w:t>僅通過資料可顯示於使用者介面</w:t>
+            </w:r>
+          </w:p>
+        </w:tc>
+      </w:tr>
+      <w:tr>
+        <w:tblPrEx>
+          <w:tblBorders>
+            <w:top w:val="single" w:color="4F81BC" w:sz="8" w:space="0"/>
+            <w:left w:val="single" w:color="4F81BC" w:sz="8" w:space="0"/>
+            <w:bottom w:val="single" w:color="4F81BC" w:sz="8" w:space="0"/>
+            <w:right w:val="single" w:color="4F81BC" w:sz="8" w:space="0"/>
+            <w:insideH w:val="single" w:color="4F81BC" w:sz="8" w:space="0"/>
+            <w:insideV w:val="single" w:color="4F81BC" w:sz="8" w:space="0"/>
+          </w:tblBorders>
+          <w:tblLayout w:type="fixed"/>
+          <w:tblCellMar>
+            <w:top w:w="0" w:type="dxa"/>
+            <w:left w:w="0" w:type="dxa"/>
+            <w:bottom w:w="0" w:type="dxa"/>
+            <w:right w:w="0" w:type="dxa"/>
+          </w:tblCellMar>
+        </w:tblPrEx>
+        <w:trPr>
+          <w:trHeight w:val="359" w:hRule="atLeast"/>
+        </w:trPr>
+        <w:tc>
+          <w:tcPr>
+            <w:tcW w:w="2377" w:type="dxa"/>
+            <w:shd w:val="clear" w:color="auto" w:fill="D2DFED"/>
+          </w:tcPr>
+          <w:p>
+            <w:pPr>
+              <w:pStyle w:val="6"/>
+              <w:spacing w:before="32"/>
+              <w:ind w:left="107"/>
+              <w:rPr>
+                <w:b/>
+                <w:sz w:val="24"/>
+              </w:rPr>
+            </w:pPr>
+            <w:r>
+              <w:rPr>
+                <w:b/>
+                <w:sz w:val="24"/>
+              </w:rPr>
+              <w:t>Special</w:t>
+            </w:r>
+            <w:r>
+              <w:rPr>
+                <w:b/>
+                <w:spacing w:val="-2"/>
+                <w:sz w:val="24"/>
+              </w:rPr>
+              <w:t xml:space="preserve"> Requirements</w:t>
+            </w:r>
+          </w:p>
+        </w:tc>
+        <w:tc>
+          <w:tcPr>
+            <w:tcW w:w="5987" w:type="dxa"/>
+            <w:shd w:val="clear" w:color="auto" w:fill="D2DFED"/>
+          </w:tcPr>
+          <w:p>
+            <w:pPr>
+              <w:pStyle w:val="6"/>
+              <w:rPr>
+                <w:rFonts w:ascii="SimSun" w:hAnsi="SimSun" w:eastAsia="SimSun" w:cs="SimSun"/>
+                <w:sz w:val="24"/>
+                <w:szCs w:val="24"/>
+              </w:rPr>
+            </w:pPr>
+            <w:r>
+              <w:rPr>
+                <w:rFonts w:ascii="SimSun" w:hAnsi="SimSun" w:eastAsia="SimSun" w:cs="SimSun"/>
+                <w:sz w:val="24"/>
+                <w:szCs w:val="24"/>
+              </w:rPr>
+              <w:t>系統需提供狀態統計報表</w:t>
+            </w:r>
+          </w:p>
+        </w:tc>
+      </w:tr>
+      <w:tr>
+        <w:tblPrEx>
+          <w:tblBorders>
+            <w:top w:val="single" w:color="4F81BC" w:sz="8" w:space="0"/>
+            <w:left w:val="single" w:color="4F81BC" w:sz="8" w:space="0"/>
+            <w:bottom w:val="single" w:color="4F81BC" w:sz="8" w:space="0"/>
+            <w:right w:val="single" w:color="4F81BC" w:sz="8" w:space="0"/>
+            <w:insideH w:val="single" w:color="4F81BC" w:sz="8" w:space="0"/>
+            <w:insideV w:val="single" w:color="4F81BC" w:sz="8" w:space="0"/>
+          </w:tblBorders>
+          <w:tblLayout w:type="fixed"/>
+          <w:tblCellMar>
+            <w:top w:w="0" w:type="dxa"/>
+            <w:left w:w="0" w:type="dxa"/>
+            <w:bottom w:w="0" w:type="dxa"/>
+            <w:right w:w="0" w:type="dxa"/>
+          </w:tblCellMar>
+        </w:tblPrEx>
+        <w:trPr>
+          <w:trHeight w:val="361" w:hRule="atLeast"/>
+        </w:trPr>
+        <w:tc>
+          <w:tcPr>
+            <w:tcW w:w="2377" w:type="dxa"/>
+          </w:tcPr>
+          <w:p>
+            <w:pPr>
+              <w:pStyle w:val="6"/>
+              <w:spacing w:before="35"/>
+              <w:ind w:left="107"/>
+              <w:rPr>
+                <w:b/>
+                <w:sz w:val="24"/>
+              </w:rPr>
+            </w:pPr>
+            <w:r>
+              <w:rPr>
+                <w:b/>
+                <w:spacing w:val="-2"/>
+                <w:sz w:val="24"/>
+              </w:rPr>
+              <w:t>Artifacts</w:t>
+            </w:r>
+          </w:p>
+        </w:tc>
+        <w:tc>
+          <w:tcPr>
+            <w:tcW w:w="5987" w:type="dxa"/>
+          </w:tcPr>
+          <w:p>
+            <w:pPr>
+              <w:pStyle w:val="6"/>
+              <w:rPr>
+                <w:rFonts w:ascii="SimSun" w:hAnsi="SimSun" w:eastAsia="SimSun" w:cs="SimSun"/>
+                <w:sz w:val="24"/>
+                <w:szCs w:val="24"/>
+              </w:rPr>
+            </w:pPr>
+            <w:r>
+              <w:rPr>
+                <w:rFonts w:ascii="SimSun" w:hAnsi="SimSun" w:eastAsia="SimSun" w:cs="SimSun"/>
+                <w:sz w:val="24"/>
+                <w:szCs w:val="24"/>
+              </w:rPr>
+              <w:t>地圖資料庫、商家資料庫</w:t>
+            </w:r>
+          </w:p>
+        </w:tc>
+      </w:tr>
+      <w:tr>
+        <w:tblPrEx>
+          <w:tblBorders>
+            <w:top w:val="single" w:color="4F81BC" w:sz="8" w:space="0"/>
+            <w:left w:val="single" w:color="4F81BC" w:sz="8" w:space="0"/>
+            <w:bottom w:val="single" w:color="4F81BC" w:sz="8" w:space="0"/>
+            <w:right w:val="single" w:color="4F81BC" w:sz="8" w:space="0"/>
+            <w:insideH w:val="single" w:color="4F81BC" w:sz="8" w:space="0"/>
+            <w:insideV w:val="single" w:color="4F81BC" w:sz="8" w:space="0"/>
+          </w:tblBorders>
+          <w:tblLayout w:type="fixed"/>
+          <w:tblCellMar>
+            <w:top w:w="0" w:type="dxa"/>
+            <w:left w:w="0" w:type="dxa"/>
+            <w:bottom w:w="0" w:type="dxa"/>
+            <w:right w:w="0" w:type="dxa"/>
+          </w:tblCellMar>
+        </w:tblPrEx>
+        <w:trPr>
+          <w:trHeight w:val="359" w:hRule="atLeast"/>
+        </w:trPr>
+        <w:tc>
+          <w:tcPr>
+            <w:tcW w:w="2377" w:type="dxa"/>
+            <w:shd w:val="clear" w:color="auto" w:fill="D2DFED"/>
+          </w:tcPr>
+          <w:p>
+            <w:pPr>
+              <w:pStyle w:val="6"/>
+              <w:spacing w:before="32"/>
+              <w:ind w:left="107"/>
+              <w:rPr>
+                <w:b/>
+                <w:sz w:val="24"/>
+              </w:rPr>
+            </w:pPr>
+            <w:r>
+              <w:rPr>
+                <w:b/>
+                <w:sz w:val="24"/>
+              </w:rPr>
+              <w:t>Use</w:t>
+            </w:r>
+            <w:r>
+              <w:rPr>
+                <w:b/>
+                <w:spacing w:val="-3"/>
+                <w:sz w:val="24"/>
+              </w:rPr>
+              <w:t xml:space="preserve"> </w:t>
+            </w:r>
+            <w:r>
+              <w:rPr>
+                <w:b/>
+                <w:sz w:val="24"/>
+              </w:rPr>
+              <w:t>Case</w:t>
+            </w:r>
+            <w:r>
+              <w:rPr>
+                <w:b/>
+                <w:spacing w:val="-3"/>
+                <w:sz w:val="24"/>
+              </w:rPr>
+              <w:t xml:space="preserve"> </w:t>
+            </w:r>
+            <w:r>
+              <w:rPr>
+                <w:b/>
+                <w:spacing w:val="-2"/>
+                <w:sz w:val="24"/>
+              </w:rPr>
+              <w:t>Glossary</w:t>
+            </w:r>
+          </w:p>
+        </w:tc>
+        <w:tc>
+          <w:tcPr>
+            <w:tcW w:w="5987" w:type="dxa"/>
+            <w:shd w:val="clear" w:color="auto" w:fill="D2DFED"/>
+          </w:tcPr>
+          <w:p>
+            <w:pPr>
+              <w:pStyle w:val="6"/>
+              <w:rPr>
+                <w:rFonts w:ascii="SimSun" w:hAnsi="SimSun" w:eastAsia="SimSun" w:cs="SimSun"/>
+                <w:sz w:val="24"/>
+                <w:szCs w:val="24"/>
+              </w:rPr>
+            </w:pPr>
+            <w:r>
+              <w:rPr>
+                <w:rFonts w:ascii="SimSun" w:hAnsi="SimSun" w:eastAsia="SimSun" w:cs="SimSun"/>
+                <w:sz w:val="24"/>
+                <w:szCs w:val="24"/>
+              </w:rPr>
+              <w:t>狀態</w:t>
+            </w:r>
+            <w:r>
+              <w:rPr>
+                <w:rFonts w:hint="eastAsia" w:ascii="SimSun" w:hAnsi="SimSun" w:eastAsia="新細明體" w:cs="SimSun"/>
+                <w:sz w:val="24"/>
+                <w:szCs w:val="24"/>
+                <w:lang w:val="en-US" w:eastAsia="zh-TW"/>
+              </w:rPr>
+              <w:t>:</w:t>
+            </w:r>
+            <w:r>
+              <w:rPr>
+                <w:rFonts w:ascii="SimSun" w:hAnsi="SimSun" w:eastAsia="SimSun" w:cs="SimSun"/>
+                <w:sz w:val="24"/>
+                <w:szCs w:val="24"/>
+              </w:rPr>
+              <w:t xml:space="preserve"> 通過 / 未通過 / 待二審</w:t>
+            </w:r>
+            <w:bookmarkStart w:id="0" w:name="_GoBack"/>
+            <w:bookmarkEnd w:id="0"/>
+          </w:p>
+        </w:tc>
+      </w:tr>
+    </w:tbl>
+    <w:p/>
     <w:sectPr>
       <w:pgSz w:w="11906" w:h="16838"/>
       <w:pgMar w:top="1440" w:right="1800" w:bottom="1440" w:left="1800" w:header="851" w:footer="992" w:gutter="0"/>

--- a/文件/比賽的東西045.docx
+++ b/文件/比賽的東西045.docx
@@ -5337,14 +5337,6 @@
       </w:tblGrid>
       <w:tr>
         <w:tblPrEx>
-          <w:tblBorders>
-            <w:top w:val="single" w:color="4F81BC" w:sz="8" w:space="0"/>
-            <w:left w:val="single" w:color="4F81BC" w:sz="8" w:space="0"/>
-            <w:bottom w:val="single" w:color="4F81BC" w:sz="8" w:space="0"/>
-            <w:right w:val="single" w:color="4F81BC" w:sz="8" w:space="0"/>
-            <w:insideH w:val="single" w:color="4F81BC" w:sz="8" w:space="0"/>
-            <w:insideV w:val="single" w:color="4F81BC" w:sz="8" w:space="0"/>
-          </w:tblBorders>
           <w:tblLayout w:type="fixed"/>
           <w:tblCellMar>
             <w:top w:w="0" w:type="dxa"/>
@@ -10154,6 +10146,12 @@
             <w:insideV w:val="single" w:color="4F81BC" w:sz="8" w:space="0"/>
           </w:tblBorders>
           <w:tblLayout w:type="fixed"/>
+          <w:tblCellMar>
+            <w:top w:w="0" w:type="dxa"/>
+            <w:left w:w="0" w:type="dxa"/>
+            <w:bottom w:w="0" w:type="dxa"/>
+            <w:right w:w="0" w:type="dxa"/>
+          </w:tblCellMar>
         </w:tblPrEx>
         <w:trPr>
           <w:trHeight w:val="361" w:hRule="atLeast"/>
@@ -10435,6 +10433,12 @@
             <w:insideV w:val="single" w:color="4F81BC" w:sz="8" w:space="0"/>
           </w:tblBorders>
           <w:tblLayout w:type="fixed"/>
+          <w:tblCellMar>
+            <w:top w:w="0" w:type="dxa"/>
+            <w:left w:w="0" w:type="dxa"/>
+            <w:bottom w:w="0" w:type="dxa"/>
+            <w:right w:w="0" w:type="dxa"/>
+          </w:tblCellMar>
         </w:tblPrEx>
         <w:trPr>
           <w:trHeight w:val="361" w:hRule="atLeast"/>
@@ -11332,6 +11336,12 @@
             <w:insideV w:val="single" w:color="4F81BC" w:sz="8" w:space="0"/>
           </w:tblBorders>
           <w:tblLayout w:type="fixed"/>
+          <w:tblCellMar>
+            <w:top w:w="0" w:type="dxa"/>
+            <w:left w:w="0" w:type="dxa"/>
+            <w:bottom w:w="0" w:type="dxa"/>
+            <w:right w:w="0" w:type="dxa"/>
+          </w:tblCellMar>
         </w:tblPrEx>
         <w:trPr>
           <w:trHeight w:val="719" w:hRule="atLeast"/>
@@ -11395,6 +11405,12 @@
             <w:insideV w:val="single" w:color="4F81BC" w:sz="8" w:space="0"/>
           </w:tblBorders>
           <w:tblLayout w:type="fixed"/>
+          <w:tblCellMar>
+            <w:top w:w="0" w:type="dxa"/>
+            <w:left w:w="0" w:type="dxa"/>
+            <w:bottom w:w="0" w:type="dxa"/>
+            <w:right w:w="0" w:type="dxa"/>
+          </w:tblCellMar>
         </w:tblPrEx>
         <w:trPr>
           <w:trHeight w:val="359" w:hRule="atLeast"/>
@@ -11544,6 +11560,12 @@
             <w:insideV w:val="single" w:color="4F81BC" w:sz="8" w:space="0"/>
           </w:tblBorders>
           <w:tblLayout w:type="fixed"/>
+          <w:tblCellMar>
+            <w:top w:w="0" w:type="dxa"/>
+            <w:left w:w="0" w:type="dxa"/>
+            <w:bottom w:w="0" w:type="dxa"/>
+            <w:right w:w="0" w:type="dxa"/>
+          </w:tblCellMar>
         </w:tblPrEx>
         <w:trPr>
           <w:trHeight w:val="359" w:hRule="atLeast"/>
@@ -11677,6 +11699,12 @@
             <w:insideV w:val="single" w:color="4F81BC" w:sz="8" w:space="0"/>
           </w:tblBorders>
           <w:tblLayout w:type="fixed"/>
+          <w:tblCellMar>
+            <w:top w:w="0" w:type="dxa"/>
+            <w:left w:w="0" w:type="dxa"/>
+            <w:bottom w:w="0" w:type="dxa"/>
+            <w:right w:w="0" w:type="dxa"/>
+          </w:tblCellMar>
         </w:tblPrEx>
         <w:trPr>
           <w:trHeight w:val="1441" w:hRule="atLeast"/>
@@ -12623,6 +12651,12 @@
             <w:insideV w:val="single" w:color="4F81BC" w:sz="8" w:space="0"/>
           </w:tblBorders>
           <w:tblLayout w:type="fixed"/>
+          <w:tblCellMar>
+            <w:top w:w="0" w:type="dxa"/>
+            <w:left w:w="0" w:type="dxa"/>
+            <w:bottom w:w="0" w:type="dxa"/>
+            <w:right w:w="0" w:type="dxa"/>
+          </w:tblCellMar>
         </w:tblPrEx>
         <w:trPr>
           <w:trHeight w:val="359" w:hRule="atLeast"/>
@@ -13161,6 +13195,12 @@
             <w:insideV w:val="single" w:color="4F81BC" w:sz="8" w:space="0"/>
           </w:tblBorders>
           <w:tblLayout w:type="fixed"/>
+          <w:tblCellMar>
+            <w:top w:w="0" w:type="dxa"/>
+            <w:left w:w="0" w:type="dxa"/>
+            <w:bottom w:w="0" w:type="dxa"/>
+            <w:right w:w="0" w:type="dxa"/>
+          </w:tblCellMar>
         </w:tblPrEx>
         <w:trPr>
           <w:trHeight w:val="719" w:hRule="atLeast"/>
@@ -16260,6 +16300,12 @@
             <w:insideV w:val="single" w:color="4F81BC" w:sz="8" w:space="0"/>
           </w:tblBorders>
           <w:tblLayout w:type="fixed"/>
+          <w:tblCellMar>
+            <w:top w:w="0" w:type="dxa"/>
+            <w:left w:w="0" w:type="dxa"/>
+            <w:bottom w:w="0" w:type="dxa"/>
+            <w:right w:w="0" w:type="dxa"/>
+          </w:tblCellMar>
         </w:tblPrEx>
         <w:trPr>
           <w:trHeight w:val="359" w:hRule="atLeast"/>
@@ -17421,6 +17467,12 @@
             <w:insideV w:val="single" w:color="4F81BC" w:sz="8" w:space="0"/>
           </w:tblBorders>
           <w:tblLayout w:type="fixed"/>
+          <w:tblCellMar>
+            <w:top w:w="0" w:type="dxa"/>
+            <w:left w:w="0" w:type="dxa"/>
+            <w:bottom w:w="0" w:type="dxa"/>
+            <w:right w:w="0" w:type="dxa"/>
+          </w:tblCellMar>
         </w:tblPrEx>
         <w:trPr>
           <w:trHeight w:val="1441" w:hRule="atLeast"/>
@@ -22292,14 +22344,6 @@
       </w:tblGrid>
       <w:tr>
         <w:tblPrEx>
-          <w:tblBorders>
-            <w:top w:val="single" w:color="4F81BC" w:sz="8" w:space="0"/>
-            <w:left w:val="single" w:color="4F81BC" w:sz="8" w:space="0"/>
-            <w:bottom w:val="single" w:color="4F81BC" w:sz="8" w:space="0"/>
-            <w:right w:val="single" w:color="4F81BC" w:sz="8" w:space="0"/>
-            <w:insideH w:val="single" w:color="4F81BC" w:sz="8" w:space="0"/>
-            <w:insideV w:val="single" w:color="4F81BC" w:sz="8" w:space="0"/>
-          </w:tblBorders>
           <w:tblLayout w:type="fixed"/>
           <w:tblCellMar>
             <w:top w:w="0" w:type="dxa"/>
@@ -24194,6 +24238,12 @@
             <w:insideV w:val="single" w:color="4F81BC" w:sz="8" w:space="0"/>
           </w:tblBorders>
           <w:tblLayout w:type="fixed"/>
+          <w:tblCellMar>
+            <w:top w:w="0" w:type="dxa"/>
+            <w:left w:w="0" w:type="dxa"/>
+            <w:bottom w:w="0" w:type="dxa"/>
+            <w:right w:w="0" w:type="dxa"/>
+          </w:tblCellMar>
         </w:tblPrEx>
         <w:trPr>
           <w:trHeight w:val="361" w:hRule="atLeast"/>
@@ -26403,6 +26453,12 @@
             <w:insideV w:val="single" w:color="4F81BC" w:sz="8" w:space="0"/>
           </w:tblBorders>
           <w:tblLayout w:type="fixed"/>
+          <w:tblCellMar>
+            <w:top w:w="0" w:type="dxa"/>
+            <w:left w:w="0" w:type="dxa"/>
+            <w:bottom w:w="0" w:type="dxa"/>
+            <w:right w:w="0" w:type="dxa"/>
+          </w:tblCellMar>
         </w:tblPrEx>
         <w:trPr>
           <w:trHeight w:val="361" w:hRule="atLeast"/>
@@ -26535,6 +26591,12 @@
             <w:insideV w:val="single" w:color="4F81BC" w:sz="8" w:space="0"/>
           </w:tblBorders>
           <w:tblLayout w:type="fixed"/>
+          <w:tblCellMar>
+            <w:top w:w="0" w:type="dxa"/>
+            <w:left w:w="0" w:type="dxa"/>
+            <w:bottom w:w="0" w:type="dxa"/>
+            <w:right w:w="0" w:type="dxa"/>
+          </w:tblCellMar>
         </w:tblPrEx>
         <w:trPr>
           <w:trHeight w:val="359" w:hRule="atLeast"/>
@@ -27011,6 +27073,12 @@
             <w:insideV w:val="single" w:color="4F81BC" w:sz="8" w:space="0"/>
           </w:tblBorders>
           <w:tblLayout w:type="fixed"/>
+          <w:tblCellMar>
+            <w:top w:w="0" w:type="dxa"/>
+            <w:left w:w="0" w:type="dxa"/>
+            <w:bottom w:w="0" w:type="dxa"/>
+            <w:right w:w="0" w:type="dxa"/>
+          </w:tblCellMar>
         </w:tblPrEx>
         <w:trPr>
           <w:trHeight w:val="359" w:hRule="atLeast"/>
@@ -27200,6 +27268,12 @@
             <w:insideV w:val="single" w:color="4F81BC" w:sz="8" w:space="0"/>
           </w:tblBorders>
           <w:tblLayout w:type="fixed"/>
+          <w:tblCellMar>
+            <w:top w:w="0" w:type="dxa"/>
+            <w:left w:w="0" w:type="dxa"/>
+            <w:bottom w:w="0" w:type="dxa"/>
+            <w:right w:w="0" w:type="dxa"/>
+          </w:tblCellMar>
         </w:tblPrEx>
         <w:trPr>
           <w:trHeight w:val="361" w:hRule="atLeast"/>
@@ -27623,13 +27697,3630 @@
               </w:rPr>
               <w:t xml:space="preserve"> 通過 / 未通過 / 待二審</w:t>
             </w:r>
-            <w:bookmarkStart w:id="0" w:name="_GoBack"/>
-            <w:bookmarkEnd w:id="0"/>
           </w:p>
         </w:tc>
       </w:tr>
     </w:tbl>
     <w:p/>
+    <w:tbl>
+      <w:tblPr>
+        <w:tblStyle w:val="5"/>
+        <w:tblpPr w:leftFromText="180" w:rightFromText="180" w:vertAnchor="text" w:horzAnchor="page" w:tblpX="1707" w:tblpY="1009"/>
+        <w:tblOverlap w:val="never"/>
+        <w:tblW w:w="8364" w:type="dxa"/>
+        <w:tblInd w:w="0" w:type="dxa"/>
+        <w:tblBorders>
+          <w:top w:val="single" w:color="4F81BC" w:sz="8" w:space="0"/>
+          <w:left w:val="single" w:color="4F81BC" w:sz="8" w:space="0"/>
+          <w:bottom w:val="single" w:color="4F81BC" w:sz="8" w:space="0"/>
+          <w:right w:val="single" w:color="4F81BC" w:sz="8" w:space="0"/>
+          <w:insideH w:val="single" w:color="4F81BC" w:sz="8" w:space="0"/>
+          <w:insideV w:val="single" w:color="4F81BC" w:sz="8" w:space="0"/>
+        </w:tblBorders>
+        <w:tblLayout w:type="fixed"/>
+        <w:tblCellMar>
+          <w:top w:w="0" w:type="dxa"/>
+          <w:left w:w="0" w:type="dxa"/>
+          <w:bottom w:w="0" w:type="dxa"/>
+          <w:right w:w="0" w:type="dxa"/>
+        </w:tblCellMar>
+      </w:tblPr>
+      <w:tblGrid>
+        <w:gridCol w:w="2377"/>
+        <w:gridCol w:w="5987"/>
+      </w:tblGrid>
+      <w:tr>
+        <w:tblPrEx>
+          <w:tblLayout w:type="fixed"/>
+          <w:tblCellMar>
+            <w:top w:w="0" w:type="dxa"/>
+            <w:left w:w="0" w:type="dxa"/>
+            <w:bottom w:w="0" w:type="dxa"/>
+            <w:right w:w="0" w:type="dxa"/>
+          </w:tblCellMar>
+        </w:tblPrEx>
+        <w:trPr>
+          <w:trHeight w:val="359" w:hRule="atLeast"/>
+        </w:trPr>
+        <w:tc>
+          <w:tcPr>
+            <w:tcW w:w="2377" w:type="dxa"/>
+            <w:tcBorders>
+              <w:bottom w:val="single" w:color="4F81BC" w:sz="18" w:space="0"/>
+            </w:tcBorders>
+          </w:tcPr>
+          <w:p>
+            <w:pPr>
+              <w:pStyle w:val="6"/>
+              <w:spacing w:before="33"/>
+              <w:ind w:left="107"/>
+              <w:rPr>
+                <w:b/>
+                <w:sz w:val="24"/>
+              </w:rPr>
+            </w:pPr>
+            <w:r>
+              <w:rPr>
+                <w:b/>
+                <w:sz w:val="24"/>
+              </w:rPr>
+              <w:t>Use</w:t>
+            </w:r>
+            <w:r>
+              <w:rPr>
+                <w:b/>
+                <w:spacing w:val="-3"/>
+                <w:sz w:val="24"/>
+              </w:rPr>
+              <w:t xml:space="preserve"> </w:t>
+            </w:r>
+            <w:r>
+              <w:rPr>
+                <w:b/>
+                <w:sz w:val="24"/>
+              </w:rPr>
+              <w:t>Case</w:t>
+            </w:r>
+            <w:r>
+              <w:rPr>
+                <w:b/>
+                <w:spacing w:val="-3"/>
+                <w:sz w:val="24"/>
+              </w:rPr>
+              <w:t xml:space="preserve"> </w:t>
+            </w:r>
+            <w:r>
+              <w:rPr>
+                <w:b/>
+                <w:spacing w:val="-5"/>
+                <w:sz w:val="24"/>
+              </w:rPr>
+              <w:t>ID</w:t>
+            </w:r>
+          </w:p>
+        </w:tc>
+        <w:tc>
+          <w:tcPr>
+            <w:tcW w:w="5987" w:type="dxa"/>
+            <w:tcBorders>
+              <w:bottom w:val="single" w:color="4F81BC" w:sz="18" w:space="0"/>
+            </w:tcBorders>
+          </w:tcPr>
+          <w:p>
+            <w:pPr>
+              <w:pStyle w:val="6"/>
+              <w:spacing w:before="33"/>
+              <w:ind w:left="107"/>
+              <w:rPr>
+                <w:b/>
+                <w:sz w:val="24"/>
+              </w:rPr>
+            </w:pPr>
+            <w:r>
+              <w:rPr>
+                <w:rFonts w:ascii="SimSun" w:hAnsi="SimSun" w:eastAsia="SimSun" w:cs="SimSun"/>
+                <w:sz w:val="24"/>
+                <w:szCs w:val="24"/>
+              </w:rPr>
+              <w:t>UC-</w:t>
+            </w:r>
+            <w:r>
+              <w:rPr>
+                <w:rFonts w:hint="eastAsia" w:ascii="SimSun" w:hAnsi="SimSun" w:eastAsia="新細明體" w:cs="SimSun"/>
+                <w:sz w:val="24"/>
+                <w:szCs w:val="24"/>
+                <w:lang w:val="en-US" w:eastAsia="zh-TW"/>
+              </w:rPr>
+              <w:t>5.0</w:t>
+            </w:r>
+          </w:p>
+        </w:tc>
+      </w:tr>
+      <w:tr>
+        <w:tblPrEx>
+          <w:tblBorders>
+            <w:top w:val="single" w:color="4F81BC" w:sz="8" w:space="0"/>
+            <w:left w:val="single" w:color="4F81BC" w:sz="8" w:space="0"/>
+            <w:bottom w:val="single" w:color="4F81BC" w:sz="8" w:space="0"/>
+            <w:right w:val="single" w:color="4F81BC" w:sz="8" w:space="0"/>
+            <w:insideH w:val="single" w:color="4F81BC" w:sz="8" w:space="0"/>
+            <w:insideV w:val="single" w:color="4F81BC" w:sz="8" w:space="0"/>
+          </w:tblBorders>
+          <w:tblLayout w:type="fixed"/>
+          <w:tblCellMar>
+            <w:top w:w="0" w:type="dxa"/>
+            <w:left w:w="0" w:type="dxa"/>
+            <w:bottom w:w="0" w:type="dxa"/>
+            <w:right w:w="0" w:type="dxa"/>
+          </w:tblCellMar>
+        </w:tblPrEx>
+        <w:trPr>
+          <w:trHeight w:val="361" w:hRule="atLeast"/>
+        </w:trPr>
+        <w:tc>
+          <w:tcPr>
+            <w:tcW w:w="2377" w:type="dxa"/>
+            <w:tcBorders>
+              <w:top w:val="single" w:color="4F81BC" w:sz="18" w:space="0"/>
+            </w:tcBorders>
+            <w:shd w:val="clear" w:color="auto" w:fill="D2DFED"/>
+          </w:tcPr>
+          <w:p>
+            <w:pPr>
+              <w:pStyle w:val="6"/>
+              <w:spacing w:before="34"/>
+              <w:ind w:left="107"/>
+              <w:rPr>
+                <w:b/>
+                <w:sz w:val="24"/>
+              </w:rPr>
+            </w:pPr>
+            <w:r>
+              <w:rPr>
+                <w:b/>
+                <w:sz w:val="24"/>
+              </w:rPr>
+              <w:t>Use</w:t>
+            </w:r>
+            <w:r>
+              <w:rPr>
+                <w:b/>
+                <w:spacing w:val="-3"/>
+                <w:sz w:val="24"/>
+              </w:rPr>
+              <w:t xml:space="preserve"> </w:t>
+            </w:r>
+            <w:r>
+              <w:rPr>
+                <w:b/>
+                <w:sz w:val="24"/>
+              </w:rPr>
+              <w:t>Case</w:t>
+            </w:r>
+            <w:r>
+              <w:rPr>
+                <w:b/>
+                <w:spacing w:val="-3"/>
+                <w:sz w:val="24"/>
+              </w:rPr>
+              <w:t xml:space="preserve"> </w:t>
+            </w:r>
+            <w:r>
+              <w:rPr>
+                <w:b/>
+                <w:spacing w:val="-4"/>
+                <w:sz w:val="24"/>
+              </w:rPr>
+              <w:t>Name</w:t>
+            </w:r>
+          </w:p>
+        </w:tc>
+        <w:tc>
+          <w:tcPr>
+            <w:tcW w:w="5987" w:type="dxa"/>
+            <w:tcBorders>
+              <w:top w:val="single" w:color="4F81BC" w:sz="18" w:space="0"/>
+            </w:tcBorders>
+            <w:shd w:val="clear" w:color="auto" w:fill="D2DFED"/>
+          </w:tcPr>
+          <w:p>
+            <w:pPr>
+              <w:pStyle w:val="6"/>
+              <w:spacing w:before="34"/>
+              <w:ind w:left="107"/>
+              <w:rPr>
+                <w:sz w:val="24"/>
+              </w:rPr>
+            </w:pPr>
+            <w:r>
+              <w:rPr>
+                <w:rFonts w:ascii="SimSun" w:hAnsi="SimSun" w:eastAsia="SimSun" w:cs="SimSun"/>
+                <w:sz w:val="24"/>
+                <w:szCs w:val="24"/>
+              </w:rPr>
+              <w:t>事件地圖</w:t>
+            </w:r>
+          </w:p>
+        </w:tc>
+      </w:tr>
+      <w:tr>
+        <w:tblPrEx>
+          <w:tblBorders>
+            <w:top w:val="single" w:color="4F81BC" w:sz="8" w:space="0"/>
+            <w:left w:val="single" w:color="4F81BC" w:sz="8" w:space="0"/>
+            <w:bottom w:val="single" w:color="4F81BC" w:sz="8" w:space="0"/>
+            <w:right w:val="single" w:color="4F81BC" w:sz="8" w:space="0"/>
+            <w:insideH w:val="single" w:color="4F81BC" w:sz="8" w:space="0"/>
+            <w:insideV w:val="single" w:color="4F81BC" w:sz="8" w:space="0"/>
+          </w:tblBorders>
+          <w:tblLayout w:type="fixed"/>
+          <w:tblCellMar>
+            <w:top w:w="0" w:type="dxa"/>
+            <w:left w:w="0" w:type="dxa"/>
+            <w:bottom w:w="0" w:type="dxa"/>
+            <w:right w:w="0" w:type="dxa"/>
+          </w:tblCellMar>
+        </w:tblPrEx>
+        <w:trPr>
+          <w:trHeight w:val="359" w:hRule="atLeast"/>
+        </w:trPr>
+        <w:tc>
+          <w:tcPr>
+            <w:tcW w:w="2377" w:type="dxa"/>
+          </w:tcPr>
+          <w:p>
+            <w:pPr>
+              <w:pStyle w:val="6"/>
+              <w:spacing w:before="32"/>
+              <w:ind w:left="107"/>
+              <w:rPr>
+                <w:b/>
+                <w:sz w:val="24"/>
+              </w:rPr>
+            </w:pPr>
+            <w:r>
+              <w:rPr>
+                <w:b/>
+                <w:spacing w:val="-4"/>
+                <w:sz w:val="24"/>
+              </w:rPr>
+              <w:t>Goal</w:t>
+            </w:r>
+          </w:p>
+        </w:tc>
+        <w:tc>
+          <w:tcPr>
+            <w:tcW w:w="5987" w:type="dxa"/>
+          </w:tcPr>
+          <w:p>
+            <w:pPr>
+              <w:pStyle w:val="6"/>
+              <w:spacing w:before="32"/>
+              <w:ind w:left="107"/>
+              <w:rPr>
+                <w:sz w:val="24"/>
+              </w:rPr>
+            </w:pPr>
+            <w:r>
+              <w:rPr>
+                <w:rFonts w:ascii="SimSun" w:hAnsi="SimSun" w:eastAsia="SimSun" w:cs="SimSun"/>
+                <w:sz w:val="24"/>
+                <w:szCs w:val="24"/>
+              </w:rPr>
+              <w:t>提供使用者透過地圖介面查詢並檢視事件資料</w:t>
+            </w:r>
+          </w:p>
+        </w:tc>
+      </w:tr>
+      <w:tr>
+        <w:tblPrEx>
+          <w:tblBorders>
+            <w:top w:val="single" w:color="4F81BC" w:sz="8" w:space="0"/>
+            <w:left w:val="single" w:color="4F81BC" w:sz="8" w:space="0"/>
+            <w:bottom w:val="single" w:color="4F81BC" w:sz="8" w:space="0"/>
+            <w:right w:val="single" w:color="4F81BC" w:sz="8" w:space="0"/>
+            <w:insideH w:val="single" w:color="4F81BC" w:sz="8" w:space="0"/>
+            <w:insideV w:val="single" w:color="4F81BC" w:sz="8" w:space="0"/>
+          </w:tblBorders>
+          <w:tblLayout w:type="fixed"/>
+          <w:tblCellMar>
+            <w:top w:w="0" w:type="dxa"/>
+            <w:left w:w="0" w:type="dxa"/>
+            <w:bottom w:w="0" w:type="dxa"/>
+            <w:right w:w="0" w:type="dxa"/>
+          </w:tblCellMar>
+        </w:tblPrEx>
+        <w:trPr>
+          <w:trHeight w:val="721" w:hRule="atLeast"/>
+        </w:trPr>
+        <w:tc>
+          <w:tcPr>
+            <w:tcW w:w="2377" w:type="dxa"/>
+            <w:shd w:val="clear" w:color="auto" w:fill="D2DFED"/>
+          </w:tcPr>
+          <w:p>
+            <w:pPr>
+              <w:pStyle w:val="6"/>
+              <w:spacing w:before="35"/>
+              <w:ind w:left="107"/>
+              <w:rPr>
+                <w:b/>
+                <w:sz w:val="24"/>
+              </w:rPr>
+            </w:pPr>
+            <w:r>
+              <w:rPr>
+                <w:b/>
+                <w:spacing w:val="-2"/>
+                <w:sz w:val="24"/>
+              </w:rPr>
+              <w:t>Requirements</w:t>
+            </w:r>
+          </w:p>
+        </w:tc>
+        <w:tc>
+          <w:tcPr>
+            <w:tcW w:w="5987" w:type="dxa"/>
+            <w:shd w:val="clear" w:color="auto" w:fill="D2DFED"/>
+          </w:tcPr>
+          <w:p>
+            <w:pPr>
+              <w:pStyle w:val="6"/>
+              <w:spacing w:before="67"/>
+              <w:ind w:left="107"/>
+              <w:rPr>
+                <w:sz w:val="24"/>
+              </w:rPr>
+            </w:pPr>
+            <w:r>
+              <w:rPr>
+                <w:rFonts w:ascii="SimSun" w:hAnsi="SimSun" w:eastAsia="SimSun" w:cs="SimSun"/>
+                <w:sz w:val="24"/>
+                <w:szCs w:val="24"/>
+              </w:rPr>
+              <w:t>[FR</w:t>
+            </w:r>
+            <w:r>
+              <w:rPr>
+                <w:rFonts w:hint="eastAsia" w:ascii="SimSun" w:hAnsi="SimSun" w:eastAsia="新細明體" w:cs="SimSun"/>
+                <w:sz w:val="24"/>
+                <w:szCs w:val="24"/>
+                <w:lang w:val="en-US" w:eastAsia="zh-TW"/>
+              </w:rPr>
+              <w:t>12</w:t>
+            </w:r>
+            <w:r>
+              <w:rPr>
+                <w:rFonts w:ascii="SimSun" w:hAnsi="SimSun" w:eastAsia="SimSun" w:cs="SimSun"/>
+                <w:sz w:val="24"/>
+                <w:szCs w:val="24"/>
+              </w:rPr>
+              <w:t xml:space="preserve">: 事件查詢與視覺化] </w:t>
+            </w:r>
+          </w:p>
+        </w:tc>
+      </w:tr>
+      <w:tr>
+        <w:tblPrEx>
+          <w:tblBorders>
+            <w:top w:val="single" w:color="4F81BC" w:sz="8" w:space="0"/>
+            <w:left w:val="single" w:color="4F81BC" w:sz="8" w:space="0"/>
+            <w:bottom w:val="single" w:color="4F81BC" w:sz="8" w:space="0"/>
+            <w:right w:val="single" w:color="4F81BC" w:sz="8" w:space="0"/>
+            <w:insideH w:val="single" w:color="4F81BC" w:sz="8" w:space="0"/>
+            <w:insideV w:val="single" w:color="4F81BC" w:sz="8" w:space="0"/>
+          </w:tblBorders>
+          <w:tblLayout w:type="fixed"/>
+          <w:tblCellMar>
+            <w:top w:w="0" w:type="dxa"/>
+            <w:left w:w="0" w:type="dxa"/>
+            <w:bottom w:w="0" w:type="dxa"/>
+            <w:right w:w="0" w:type="dxa"/>
+          </w:tblCellMar>
+        </w:tblPrEx>
+        <w:trPr>
+          <w:trHeight w:val="719" w:hRule="atLeast"/>
+        </w:trPr>
+        <w:tc>
+          <w:tcPr>
+            <w:tcW w:w="2377" w:type="dxa"/>
+          </w:tcPr>
+          <w:p>
+            <w:pPr>
+              <w:pStyle w:val="6"/>
+              <w:spacing w:before="32"/>
+              <w:ind w:left="107"/>
+              <w:rPr>
+                <w:b/>
+                <w:sz w:val="24"/>
+              </w:rPr>
+            </w:pPr>
+            <w:r>
+              <w:rPr>
+                <w:b/>
+                <w:spacing w:val="-2"/>
+                <w:sz w:val="24"/>
+              </w:rPr>
+              <w:t>Description</w:t>
+            </w:r>
+          </w:p>
+        </w:tc>
+        <w:tc>
+          <w:tcPr>
+            <w:tcW w:w="5987" w:type="dxa"/>
+          </w:tcPr>
+          <w:p>
+            <w:pPr>
+              <w:pStyle w:val="6"/>
+              <w:spacing w:before="67"/>
+              <w:ind w:left="107"/>
+              <w:rPr>
+                <w:sz w:val="24"/>
+              </w:rPr>
+            </w:pPr>
+            <w:r>
+              <w:rPr>
+                <w:rFonts w:ascii="SimSun" w:hAnsi="SimSun" w:eastAsia="SimSun" w:cs="SimSun"/>
+                <w:sz w:val="24"/>
+                <w:szCs w:val="24"/>
+              </w:rPr>
+              <w:t>使用者可根據查詢條件（地點、類別、時間）瀏覽事件地圖，系統顯示符合條件的事件標記</w:t>
+            </w:r>
+          </w:p>
+        </w:tc>
+      </w:tr>
+      <w:tr>
+        <w:tblPrEx>
+          <w:tblBorders>
+            <w:top w:val="single" w:color="4F81BC" w:sz="8" w:space="0"/>
+            <w:left w:val="single" w:color="4F81BC" w:sz="8" w:space="0"/>
+            <w:bottom w:val="single" w:color="4F81BC" w:sz="8" w:space="0"/>
+            <w:right w:val="single" w:color="4F81BC" w:sz="8" w:space="0"/>
+            <w:insideH w:val="single" w:color="4F81BC" w:sz="8" w:space="0"/>
+            <w:insideV w:val="single" w:color="4F81BC" w:sz="8" w:space="0"/>
+          </w:tblBorders>
+          <w:tblLayout w:type="fixed"/>
+          <w:tblCellMar>
+            <w:top w:w="0" w:type="dxa"/>
+            <w:left w:w="0" w:type="dxa"/>
+            <w:bottom w:w="0" w:type="dxa"/>
+            <w:right w:w="0" w:type="dxa"/>
+          </w:tblCellMar>
+        </w:tblPrEx>
+        <w:trPr>
+          <w:trHeight w:val="359" w:hRule="atLeast"/>
+        </w:trPr>
+        <w:tc>
+          <w:tcPr>
+            <w:tcW w:w="2377" w:type="dxa"/>
+            <w:shd w:val="clear" w:color="auto" w:fill="D2DFED"/>
+          </w:tcPr>
+          <w:p>
+            <w:pPr>
+              <w:pStyle w:val="6"/>
+              <w:spacing w:before="32"/>
+              <w:ind w:left="107"/>
+              <w:rPr>
+                <w:b/>
+                <w:sz w:val="24"/>
+              </w:rPr>
+            </w:pPr>
+            <w:r>
+              <w:rPr>
+                <w:b/>
+                <w:spacing w:val="-2"/>
+                <w:sz w:val="24"/>
+              </w:rPr>
+              <w:t>Actor</w:t>
+            </w:r>
+          </w:p>
+        </w:tc>
+        <w:tc>
+          <w:tcPr>
+            <w:tcW w:w="5987" w:type="dxa"/>
+            <w:shd w:val="clear" w:color="auto" w:fill="D2DFED"/>
+          </w:tcPr>
+          <w:p>
+            <w:pPr>
+              <w:pStyle w:val="6"/>
+              <w:rPr>
+                <w:rFonts w:ascii="Times New Roman"/>
+                <w:sz w:val="22"/>
+              </w:rPr>
+            </w:pPr>
+            <w:r>
+              <w:rPr>
+                <w:rFonts w:ascii="SimSun" w:hAnsi="SimSun" w:eastAsia="SimSun" w:cs="SimSun"/>
+                <w:sz w:val="24"/>
+                <w:szCs w:val="24"/>
+              </w:rPr>
+              <w:t>使用者</w:t>
+            </w:r>
+          </w:p>
+        </w:tc>
+      </w:tr>
+      <w:tr>
+        <w:tblPrEx>
+          <w:tblBorders>
+            <w:top w:val="single" w:color="4F81BC" w:sz="8" w:space="0"/>
+            <w:left w:val="single" w:color="4F81BC" w:sz="8" w:space="0"/>
+            <w:bottom w:val="single" w:color="4F81BC" w:sz="8" w:space="0"/>
+            <w:right w:val="single" w:color="4F81BC" w:sz="8" w:space="0"/>
+            <w:insideH w:val="single" w:color="4F81BC" w:sz="8" w:space="0"/>
+            <w:insideV w:val="single" w:color="4F81BC" w:sz="8" w:space="0"/>
+          </w:tblBorders>
+          <w:tblLayout w:type="fixed"/>
+          <w:tblCellMar>
+            <w:top w:w="0" w:type="dxa"/>
+            <w:left w:w="0" w:type="dxa"/>
+            <w:bottom w:w="0" w:type="dxa"/>
+            <w:right w:w="0" w:type="dxa"/>
+          </w:tblCellMar>
+        </w:tblPrEx>
+        <w:trPr>
+          <w:trHeight w:val="361" w:hRule="atLeast"/>
+        </w:trPr>
+        <w:tc>
+          <w:tcPr>
+            <w:tcW w:w="2377" w:type="dxa"/>
+          </w:tcPr>
+          <w:p>
+            <w:pPr>
+              <w:pStyle w:val="6"/>
+              <w:spacing w:before="35"/>
+              <w:ind w:left="107"/>
+              <w:rPr>
+                <w:b/>
+                <w:sz w:val="24"/>
+              </w:rPr>
+            </w:pPr>
+            <w:r>
+              <w:rPr>
+                <w:b/>
+                <w:spacing w:val="-2"/>
+                <w:sz w:val="24"/>
+              </w:rPr>
+              <w:t>Assumptions</w:t>
+            </w:r>
+          </w:p>
+        </w:tc>
+        <w:tc>
+          <w:tcPr>
+            <w:tcW w:w="5987" w:type="dxa"/>
+          </w:tcPr>
+          <w:p>
+            <w:pPr>
+              <w:pStyle w:val="6"/>
+              <w:rPr>
+                <w:rFonts w:ascii="Times New Roman"/>
+                <w:sz w:val="22"/>
+              </w:rPr>
+            </w:pPr>
+            <w:r>
+              <w:rPr>
+                <w:rFonts w:ascii="SimSun" w:hAnsi="SimSun" w:eastAsia="SimSun" w:cs="SimSun"/>
+                <w:sz w:val="24"/>
+                <w:szCs w:val="24"/>
+              </w:rPr>
+              <w:t>資料已通過審核並分類完成</w:t>
+            </w:r>
+          </w:p>
+        </w:tc>
+      </w:tr>
+      <w:tr>
+        <w:tblPrEx>
+          <w:tblBorders>
+            <w:top w:val="single" w:color="4F81BC" w:sz="8" w:space="0"/>
+            <w:left w:val="single" w:color="4F81BC" w:sz="8" w:space="0"/>
+            <w:bottom w:val="single" w:color="4F81BC" w:sz="8" w:space="0"/>
+            <w:right w:val="single" w:color="4F81BC" w:sz="8" w:space="0"/>
+            <w:insideH w:val="single" w:color="4F81BC" w:sz="8" w:space="0"/>
+            <w:insideV w:val="single" w:color="4F81BC" w:sz="8" w:space="0"/>
+          </w:tblBorders>
+          <w:tblLayout w:type="fixed"/>
+          <w:tblCellMar>
+            <w:top w:w="0" w:type="dxa"/>
+            <w:left w:w="0" w:type="dxa"/>
+            <w:bottom w:w="0" w:type="dxa"/>
+            <w:right w:w="0" w:type="dxa"/>
+          </w:tblCellMar>
+        </w:tblPrEx>
+        <w:trPr>
+          <w:trHeight w:val="359" w:hRule="atLeast"/>
+        </w:trPr>
+        <w:tc>
+          <w:tcPr>
+            <w:tcW w:w="2377" w:type="dxa"/>
+            <w:shd w:val="clear" w:color="auto" w:fill="D2DFED"/>
+          </w:tcPr>
+          <w:p>
+            <w:pPr>
+              <w:pStyle w:val="6"/>
+              <w:spacing w:before="32"/>
+              <w:ind w:left="107"/>
+              <w:rPr>
+                <w:b/>
+                <w:sz w:val="24"/>
+              </w:rPr>
+            </w:pPr>
+            <w:r>
+              <w:rPr>
+                <w:b/>
+                <w:spacing w:val="-2"/>
+                <w:sz w:val="24"/>
+              </w:rPr>
+              <w:t>Constraints</w:t>
+            </w:r>
+          </w:p>
+        </w:tc>
+        <w:tc>
+          <w:tcPr>
+            <w:tcW w:w="5987" w:type="dxa"/>
+            <w:shd w:val="clear" w:color="auto" w:fill="D2DFED"/>
+          </w:tcPr>
+          <w:p>
+            <w:pPr>
+              <w:pStyle w:val="6"/>
+              <w:rPr>
+                <w:rFonts w:ascii="Times New Roman"/>
+                <w:sz w:val="22"/>
+              </w:rPr>
+            </w:pPr>
+            <w:r>
+              <w:rPr>
+                <w:rFonts w:ascii="SimSun" w:hAnsi="SimSun" w:eastAsia="SimSun" w:cs="SimSun"/>
+                <w:sz w:val="24"/>
+                <w:szCs w:val="24"/>
+              </w:rPr>
+              <w:t>僅能顯示「通過」審核的資料</w:t>
+            </w:r>
+          </w:p>
+        </w:tc>
+      </w:tr>
+      <w:tr>
+        <w:tblPrEx>
+          <w:tblBorders>
+            <w:top w:val="single" w:color="4F81BC" w:sz="8" w:space="0"/>
+            <w:left w:val="single" w:color="4F81BC" w:sz="8" w:space="0"/>
+            <w:bottom w:val="single" w:color="4F81BC" w:sz="8" w:space="0"/>
+            <w:right w:val="single" w:color="4F81BC" w:sz="8" w:space="0"/>
+            <w:insideH w:val="single" w:color="4F81BC" w:sz="8" w:space="0"/>
+            <w:insideV w:val="single" w:color="4F81BC" w:sz="8" w:space="0"/>
+          </w:tblBorders>
+          <w:tblLayout w:type="fixed"/>
+          <w:tblCellMar>
+            <w:top w:w="0" w:type="dxa"/>
+            <w:left w:w="0" w:type="dxa"/>
+            <w:bottom w:w="0" w:type="dxa"/>
+            <w:right w:w="0" w:type="dxa"/>
+          </w:tblCellMar>
+        </w:tblPrEx>
+        <w:trPr>
+          <w:trHeight w:val="359" w:hRule="atLeast"/>
+        </w:trPr>
+        <w:tc>
+          <w:tcPr>
+            <w:tcW w:w="2377" w:type="dxa"/>
+          </w:tcPr>
+          <w:p>
+            <w:pPr>
+              <w:pStyle w:val="6"/>
+              <w:spacing w:before="33"/>
+              <w:ind w:left="107"/>
+              <w:rPr>
+                <w:b/>
+                <w:sz w:val="24"/>
+              </w:rPr>
+            </w:pPr>
+            <w:r>
+              <w:rPr>
+                <w:b/>
+                <w:spacing w:val="-2"/>
+                <w:sz w:val="24"/>
+              </w:rPr>
+              <w:t>Priority</w:t>
+            </w:r>
+          </w:p>
+        </w:tc>
+        <w:tc>
+          <w:tcPr>
+            <w:tcW w:w="5987" w:type="dxa"/>
+          </w:tcPr>
+          <w:p>
+            <w:pPr>
+              <w:pStyle w:val="6"/>
+              <w:spacing w:before="33"/>
+              <w:ind w:left="107"/>
+              <w:rPr>
+                <w:rFonts w:hint="eastAsia" w:eastAsia="新細明體"/>
+                <w:sz w:val="24"/>
+                <w:lang w:val="en-US" w:eastAsia="zh-TW"/>
+              </w:rPr>
+            </w:pPr>
+            <w:r>
+              <w:rPr>
+                <w:rFonts w:hint="eastAsia" w:eastAsia="新細明體"/>
+                <w:sz w:val="24"/>
+                <w:lang w:val="en-US" w:eastAsia="zh-TW"/>
+              </w:rPr>
+              <w:t>高</w:t>
+            </w:r>
+          </w:p>
+        </w:tc>
+      </w:tr>
+      <w:tr>
+        <w:tblPrEx>
+          <w:tblBorders>
+            <w:top w:val="single" w:color="4F81BC" w:sz="8" w:space="0"/>
+            <w:left w:val="single" w:color="4F81BC" w:sz="8" w:space="0"/>
+            <w:bottom w:val="single" w:color="4F81BC" w:sz="8" w:space="0"/>
+            <w:right w:val="single" w:color="4F81BC" w:sz="8" w:space="0"/>
+            <w:insideH w:val="single" w:color="4F81BC" w:sz="8" w:space="0"/>
+            <w:insideV w:val="single" w:color="4F81BC" w:sz="8" w:space="0"/>
+          </w:tblBorders>
+          <w:tblLayout w:type="fixed"/>
+          <w:tblCellMar>
+            <w:top w:w="0" w:type="dxa"/>
+            <w:left w:w="0" w:type="dxa"/>
+            <w:bottom w:w="0" w:type="dxa"/>
+            <w:right w:w="0" w:type="dxa"/>
+          </w:tblCellMar>
+        </w:tblPrEx>
+        <w:trPr>
+          <w:trHeight w:val="1441" w:hRule="atLeast"/>
+        </w:trPr>
+        <w:tc>
+          <w:tcPr>
+            <w:tcW w:w="2377" w:type="dxa"/>
+            <w:shd w:val="clear" w:color="auto" w:fill="D2DFED"/>
+          </w:tcPr>
+          <w:p>
+            <w:pPr>
+              <w:pStyle w:val="6"/>
+              <w:spacing w:before="35"/>
+              <w:ind w:left="107"/>
+              <w:rPr>
+                <w:b/>
+                <w:sz w:val="24"/>
+              </w:rPr>
+            </w:pPr>
+            <w:r>
+              <w:rPr>
+                <w:b/>
+                <w:spacing w:val="-2"/>
+                <w:sz w:val="24"/>
+              </w:rPr>
+              <w:t>Pre-Conditions</w:t>
+            </w:r>
+          </w:p>
+        </w:tc>
+        <w:tc>
+          <w:tcPr>
+            <w:tcW w:w="5987" w:type="dxa"/>
+            <w:shd w:val="clear" w:color="auto" w:fill="D2DFED"/>
+          </w:tcPr>
+          <w:p>
+            <w:pPr>
+              <w:pStyle w:val="6"/>
+              <w:numPr>
+                <w:ilvl w:val="0"/>
+                <w:numId w:val="0"/>
+              </w:numPr>
+              <w:tabs>
+                <w:tab w:val="left" w:pos="466"/>
+              </w:tabs>
+              <w:spacing w:before="0" w:after="0" w:line="240" w:lineRule="auto"/>
+              <w:ind w:right="0" w:rightChars="0"/>
+              <w:jc w:val="left"/>
+              <w:rPr>
+                <w:rFonts w:hint="eastAsia" w:ascii="Microsoft YaHei" w:eastAsia="新細明體"/>
+                <w:sz w:val="24"/>
+                <w:lang w:val="en-US" w:eastAsia="zh-TW"/>
+              </w:rPr>
+            </w:pPr>
+            <w:r>
+              <w:rPr>
+                <w:rFonts w:ascii="SimSun" w:hAnsi="SimSun" w:eastAsia="SimSun" w:cs="SimSun"/>
+                <w:sz w:val="24"/>
+                <w:szCs w:val="24"/>
+              </w:rPr>
+              <w:t>使用者進入事件地圖功能頁面</w:t>
+            </w:r>
+          </w:p>
+        </w:tc>
+      </w:tr>
+      <w:tr>
+        <w:tblPrEx>
+          <w:tblBorders>
+            <w:top w:val="single" w:color="4F81BC" w:sz="8" w:space="0"/>
+            <w:left w:val="single" w:color="4F81BC" w:sz="8" w:space="0"/>
+            <w:bottom w:val="single" w:color="4F81BC" w:sz="8" w:space="0"/>
+            <w:right w:val="single" w:color="4F81BC" w:sz="8" w:space="0"/>
+            <w:insideH w:val="single" w:color="4F81BC" w:sz="8" w:space="0"/>
+            <w:insideV w:val="single" w:color="4F81BC" w:sz="8" w:space="0"/>
+          </w:tblBorders>
+          <w:tblLayout w:type="fixed"/>
+          <w:tblCellMar>
+            <w:top w:w="0" w:type="dxa"/>
+            <w:left w:w="0" w:type="dxa"/>
+            <w:bottom w:w="0" w:type="dxa"/>
+            <w:right w:w="0" w:type="dxa"/>
+          </w:tblCellMar>
+        </w:tblPrEx>
+        <w:trPr>
+          <w:trHeight w:val="719" w:hRule="atLeast"/>
+        </w:trPr>
+        <w:tc>
+          <w:tcPr>
+            <w:tcW w:w="2377" w:type="dxa"/>
+          </w:tcPr>
+          <w:p>
+            <w:pPr>
+              <w:pStyle w:val="6"/>
+              <w:spacing w:before="32"/>
+              <w:ind w:left="107"/>
+              <w:rPr>
+                <w:b/>
+                <w:sz w:val="24"/>
+              </w:rPr>
+            </w:pPr>
+            <w:r>
+              <w:rPr>
+                <w:b/>
+                <w:spacing w:val="-4"/>
+                <w:sz w:val="24"/>
+              </w:rPr>
+              <w:t>Post-</w:t>
+            </w:r>
+            <w:r>
+              <w:rPr>
+                <w:b/>
+                <w:spacing w:val="-2"/>
+                <w:sz w:val="24"/>
+              </w:rPr>
+              <w:t>Conditions</w:t>
+            </w:r>
+          </w:p>
+        </w:tc>
+        <w:tc>
+          <w:tcPr>
+            <w:tcW w:w="5987" w:type="dxa"/>
+          </w:tcPr>
+          <w:p>
+            <w:pPr>
+              <w:pStyle w:val="6"/>
+              <w:spacing w:before="169"/>
+              <w:ind w:left="107"/>
+              <w:rPr>
+                <w:rFonts w:ascii="Microsoft YaHei" w:eastAsia="Microsoft YaHei"/>
+                <w:sz w:val="24"/>
+              </w:rPr>
+            </w:pPr>
+            <w:r>
+              <w:rPr>
+                <w:rFonts w:ascii="SimSun" w:hAnsi="SimSun" w:eastAsia="SimSun" w:cs="SimSun"/>
+                <w:sz w:val="24"/>
+                <w:szCs w:val="24"/>
+              </w:rPr>
+              <w:t>系統顯示事件地圖與查詢結果</w:t>
+            </w:r>
+          </w:p>
+        </w:tc>
+      </w:tr>
+      <w:tr>
+        <w:tblPrEx>
+          <w:tblBorders>
+            <w:top w:val="single" w:color="4F81BC" w:sz="8" w:space="0"/>
+            <w:left w:val="single" w:color="4F81BC" w:sz="8" w:space="0"/>
+            <w:bottom w:val="single" w:color="4F81BC" w:sz="8" w:space="0"/>
+            <w:right w:val="single" w:color="4F81BC" w:sz="8" w:space="0"/>
+            <w:insideH w:val="single" w:color="4F81BC" w:sz="8" w:space="0"/>
+            <w:insideV w:val="single" w:color="4F81BC" w:sz="8" w:space="0"/>
+          </w:tblBorders>
+          <w:tblLayout w:type="fixed"/>
+          <w:tblCellMar>
+            <w:top w:w="0" w:type="dxa"/>
+            <w:left w:w="0" w:type="dxa"/>
+            <w:bottom w:w="0" w:type="dxa"/>
+            <w:right w:w="0" w:type="dxa"/>
+          </w:tblCellMar>
+        </w:tblPrEx>
+        <w:trPr>
+          <w:trHeight w:val="2879" w:hRule="atLeast"/>
+        </w:trPr>
+        <w:tc>
+          <w:tcPr>
+            <w:tcW w:w="2377" w:type="dxa"/>
+            <w:shd w:val="clear" w:color="auto" w:fill="D2DFED"/>
+          </w:tcPr>
+          <w:p>
+            <w:pPr>
+              <w:pStyle w:val="6"/>
+              <w:spacing w:before="32"/>
+              <w:ind w:left="107"/>
+              <w:rPr>
+                <w:b/>
+                <w:sz w:val="24"/>
+              </w:rPr>
+            </w:pPr>
+            <w:r>
+              <w:rPr>
+                <w:b/>
+                <w:sz w:val="24"/>
+              </w:rPr>
+              <w:t>Basic</w:t>
+            </w:r>
+            <w:r>
+              <w:rPr>
+                <w:b/>
+                <w:spacing w:val="-2"/>
+                <w:sz w:val="24"/>
+              </w:rPr>
+              <w:t xml:space="preserve"> </w:t>
+            </w:r>
+            <w:r>
+              <w:rPr>
+                <w:b/>
+                <w:spacing w:val="-4"/>
+                <w:sz w:val="24"/>
+              </w:rPr>
+              <w:t>Flow</w:t>
+            </w:r>
+          </w:p>
+        </w:tc>
+        <w:tc>
+          <w:tcPr>
+            <w:tcW w:w="5987" w:type="dxa"/>
+            <w:shd w:val="clear" w:color="auto" w:fill="D2DFED"/>
+          </w:tcPr>
+          <w:p>
+            <w:pPr>
+              <w:pStyle w:val="6"/>
+              <w:numPr>
+                <w:ilvl w:val="0"/>
+                <w:numId w:val="0"/>
+              </w:numPr>
+              <w:spacing w:line="720" w:lineRule="atLeast"/>
+              <w:ind w:right="178" w:rightChars="0"/>
+              <w:rPr>
+                <w:rFonts w:ascii="SimSun" w:hAnsi="SimSun" w:eastAsia="SimSun" w:cs="SimSun"/>
+                <w:sz w:val="24"/>
+                <w:szCs w:val="24"/>
+              </w:rPr>
+            </w:pPr>
+            <w:r>
+              <w:rPr>
+                <w:rFonts w:hint="eastAsia" w:ascii="SimSun" w:hAnsi="SimSun" w:eastAsia="新細明體" w:cs="SimSun"/>
+                <w:sz w:val="24"/>
+                <w:szCs w:val="24"/>
+                <w:lang w:val="en-US" w:eastAsia="zh-TW"/>
+              </w:rPr>
+              <w:t xml:space="preserve">1. </w:t>
+            </w:r>
+            <w:r>
+              <w:rPr>
+                <w:rFonts w:ascii="SimSun" w:hAnsi="SimSun" w:eastAsia="SimSun" w:cs="SimSun"/>
+                <w:sz w:val="24"/>
+                <w:szCs w:val="24"/>
+              </w:rPr>
+              <w:t>使用者選擇進入「事件地圖」功能</w:t>
+            </w:r>
+            <w:r>
+              <w:rPr>
+                <w:rFonts w:ascii="SimSun" w:hAnsi="SimSun" w:eastAsia="SimSun" w:cs="SimSun"/>
+                <w:sz w:val="24"/>
+                <w:szCs w:val="24"/>
+              </w:rPr>
+              <w:br w:type="textWrapping"/>
+            </w:r>
+            <w:r>
+              <w:rPr>
+                <w:rFonts w:ascii="SimSun" w:hAnsi="SimSun" w:eastAsia="SimSun" w:cs="SimSun"/>
+                <w:sz w:val="24"/>
+                <w:szCs w:val="24"/>
+              </w:rPr>
+              <w:t>2. 系統跳轉至地圖事件處理頁面</w:t>
+            </w:r>
+          </w:p>
+          <w:p>
+            <w:pPr>
+              <w:pStyle w:val="6"/>
+              <w:numPr>
+                <w:ilvl w:val="0"/>
+                <w:numId w:val="0"/>
+              </w:numPr>
+              <w:spacing w:line="720" w:lineRule="atLeast"/>
+              <w:ind w:right="178" w:rightChars="0"/>
+              <w:rPr>
+                <w:rFonts w:ascii="SimSun" w:hAnsi="SimSun" w:eastAsia="SimSun" w:cs="SimSun"/>
+                <w:sz w:val="24"/>
+                <w:szCs w:val="24"/>
+              </w:rPr>
+            </w:pPr>
+            <w:r>
+              <w:rPr>
+                <w:rFonts w:hint="eastAsia" w:ascii="SimSun" w:hAnsi="SimSun" w:eastAsia="新細明體" w:cs="SimSun"/>
+                <w:sz w:val="24"/>
+                <w:szCs w:val="24"/>
+                <w:lang w:val="en-US" w:eastAsia="zh-TW"/>
+              </w:rPr>
+              <w:t xml:space="preserve">3. </w:t>
+            </w:r>
+            <w:r>
+              <w:rPr>
+                <w:rFonts w:ascii="SimSun" w:hAnsi="SimSun" w:eastAsia="SimSun" w:cs="SimSun"/>
+                <w:sz w:val="24"/>
+                <w:szCs w:val="24"/>
+              </w:rPr>
+              <w:t>使用者輸入查詢條件（區域、類別、時間）</w:t>
+            </w:r>
+          </w:p>
+          <w:p>
+            <w:pPr>
+              <w:pStyle w:val="6"/>
+              <w:numPr>
+                <w:ilvl w:val="0"/>
+                <w:numId w:val="0"/>
+              </w:numPr>
+              <w:spacing w:line="720" w:lineRule="atLeast"/>
+              <w:ind w:right="178" w:rightChars="0"/>
+              <w:rPr>
+                <w:rFonts w:hint="eastAsia" w:ascii="SimSun" w:hAnsi="SimSun" w:eastAsia="SimSun" w:cs="SimSun"/>
+                <w:sz w:val="24"/>
+                <w:szCs w:val="24"/>
+                <w:lang w:val="en-US" w:eastAsia="zh-TW"/>
+              </w:rPr>
+            </w:pPr>
+            <w:r>
+              <w:rPr>
+                <w:rFonts w:hint="eastAsia" w:ascii="SimSun" w:hAnsi="SimSun" w:eastAsia="SimSun" w:cs="SimSun"/>
+                <w:sz w:val="24"/>
+                <w:szCs w:val="24"/>
+                <w:lang w:val="en-US" w:eastAsia="zh-TW"/>
+              </w:rPr>
+              <w:t>4.</w:t>
+            </w:r>
+            <w:r>
+              <w:rPr>
+                <w:rFonts w:ascii="SimSun" w:hAnsi="SimSun" w:eastAsia="SimSun" w:cs="SimSun"/>
+                <w:sz w:val="24"/>
+                <w:szCs w:val="24"/>
+              </w:rPr>
+              <w:t>系統顯示地圖與符合條件的事件標記</w:t>
+            </w:r>
+          </w:p>
+        </w:tc>
+      </w:tr>
+      <w:tr>
+        <w:tblPrEx>
+          <w:tblBorders>
+            <w:top w:val="single" w:color="4F81BC" w:sz="8" w:space="0"/>
+            <w:left w:val="single" w:color="4F81BC" w:sz="8" w:space="0"/>
+            <w:bottom w:val="single" w:color="4F81BC" w:sz="8" w:space="0"/>
+            <w:right w:val="single" w:color="4F81BC" w:sz="8" w:space="0"/>
+            <w:insideH w:val="single" w:color="4F81BC" w:sz="8" w:space="0"/>
+            <w:insideV w:val="single" w:color="4F81BC" w:sz="8" w:space="0"/>
+          </w:tblBorders>
+          <w:tblLayout w:type="fixed"/>
+          <w:tblCellMar>
+            <w:top w:w="0" w:type="dxa"/>
+            <w:left w:w="0" w:type="dxa"/>
+            <w:bottom w:w="0" w:type="dxa"/>
+            <w:right w:w="0" w:type="dxa"/>
+          </w:tblCellMar>
+        </w:tblPrEx>
+        <w:trPr>
+          <w:trHeight w:val="361" w:hRule="atLeast"/>
+        </w:trPr>
+        <w:tc>
+          <w:tcPr>
+            <w:tcW w:w="2377" w:type="dxa"/>
+          </w:tcPr>
+          <w:p>
+            <w:pPr>
+              <w:pStyle w:val="6"/>
+              <w:spacing w:before="35"/>
+              <w:ind w:left="107"/>
+              <w:rPr>
+                <w:b/>
+                <w:sz w:val="24"/>
+              </w:rPr>
+            </w:pPr>
+            <w:r>
+              <w:rPr>
+                <w:b/>
+                <w:sz w:val="24"/>
+              </w:rPr>
+              <w:t>Alternative</w:t>
+            </w:r>
+            <w:r>
+              <w:rPr>
+                <w:b/>
+                <w:spacing w:val="-13"/>
+                <w:sz w:val="24"/>
+              </w:rPr>
+              <w:t xml:space="preserve"> </w:t>
+            </w:r>
+            <w:r>
+              <w:rPr>
+                <w:b/>
+                <w:spacing w:val="-2"/>
+                <w:sz w:val="24"/>
+              </w:rPr>
+              <w:t>Flows</w:t>
+            </w:r>
+          </w:p>
+        </w:tc>
+        <w:tc>
+          <w:tcPr>
+            <w:tcW w:w="5987" w:type="dxa"/>
+          </w:tcPr>
+          <w:p>
+            <w:pPr>
+              <w:pStyle w:val="6"/>
+              <w:rPr>
+                <w:rFonts w:ascii="SimSun" w:hAnsi="SimSun" w:eastAsia="SimSun" w:cs="SimSun"/>
+                <w:sz w:val="24"/>
+                <w:szCs w:val="24"/>
+              </w:rPr>
+            </w:pPr>
+            <w:r>
+              <w:rPr>
+                <w:rFonts w:ascii="SimSun" w:hAnsi="SimSun" w:eastAsia="SimSun" w:cs="SimSun"/>
+                <w:sz w:val="24"/>
+                <w:szCs w:val="24"/>
+              </w:rPr>
+              <w:t>使用者不輸入任何條件 → 顯示預設全區事件</w:t>
+            </w:r>
+          </w:p>
+        </w:tc>
+      </w:tr>
+      <w:tr>
+        <w:tblPrEx>
+          <w:tblBorders>
+            <w:top w:val="single" w:color="4F81BC" w:sz="8" w:space="0"/>
+            <w:left w:val="single" w:color="4F81BC" w:sz="8" w:space="0"/>
+            <w:bottom w:val="single" w:color="4F81BC" w:sz="8" w:space="0"/>
+            <w:right w:val="single" w:color="4F81BC" w:sz="8" w:space="0"/>
+            <w:insideH w:val="single" w:color="4F81BC" w:sz="8" w:space="0"/>
+            <w:insideV w:val="single" w:color="4F81BC" w:sz="8" w:space="0"/>
+          </w:tblBorders>
+          <w:tblLayout w:type="fixed"/>
+          <w:tblCellMar>
+            <w:top w:w="0" w:type="dxa"/>
+            <w:left w:w="0" w:type="dxa"/>
+            <w:bottom w:w="0" w:type="dxa"/>
+            <w:right w:w="0" w:type="dxa"/>
+          </w:tblCellMar>
+        </w:tblPrEx>
+        <w:trPr>
+          <w:trHeight w:val="359" w:hRule="atLeast"/>
+        </w:trPr>
+        <w:tc>
+          <w:tcPr>
+            <w:tcW w:w="2377" w:type="dxa"/>
+            <w:shd w:val="clear" w:color="auto" w:fill="D2DFED"/>
+          </w:tcPr>
+          <w:p>
+            <w:pPr>
+              <w:pStyle w:val="6"/>
+              <w:spacing w:before="32"/>
+              <w:ind w:left="107"/>
+              <w:rPr>
+                <w:b/>
+                <w:sz w:val="24"/>
+              </w:rPr>
+            </w:pPr>
+            <w:r>
+              <w:rPr>
+                <w:b/>
+                <w:sz w:val="24"/>
+              </w:rPr>
+              <w:t>Exceptional</w:t>
+            </w:r>
+            <w:r>
+              <w:rPr>
+                <w:b/>
+                <w:spacing w:val="-9"/>
+                <w:sz w:val="24"/>
+              </w:rPr>
+              <w:t xml:space="preserve"> </w:t>
+            </w:r>
+            <w:r>
+              <w:rPr>
+                <w:b/>
+                <w:spacing w:val="-2"/>
+                <w:sz w:val="24"/>
+              </w:rPr>
+              <w:t>Flows</w:t>
+            </w:r>
+          </w:p>
+        </w:tc>
+        <w:tc>
+          <w:tcPr>
+            <w:tcW w:w="5987" w:type="dxa"/>
+            <w:shd w:val="clear" w:color="auto" w:fill="D2DFED"/>
+          </w:tcPr>
+          <w:p>
+            <w:pPr>
+              <w:pStyle w:val="6"/>
+              <w:rPr>
+                <w:rFonts w:ascii="SimSun" w:hAnsi="SimSun" w:eastAsia="SimSun" w:cs="SimSun"/>
+                <w:sz w:val="24"/>
+                <w:szCs w:val="24"/>
+              </w:rPr>
+            </w:pPr>
+            <w:r>
+              <w:rPr>
+                <w:rFonts w:ascii="SimSun" w:hAnsi="SimSun" w:eastAsia="SimSun" w:cs="SimSun"/>
+                <w:sz w:val="24"/>
+                <w:szCs w:val="24"/>
+              </w:rPr>
+              <w:t>系統資料庫連接錯誤 → 顯示錯誤提示</w:t>
+            </w:r>
+          </w:p>
+        </w:tc>
+      </w:tr>
+      <w:tr>
+        <w:tblPrEx>
+          <w:tblBorders>
+            <w:top w:val="single" w:color="4F81BC" w:sz="8" w:space="0"/>
+            <w:left w:val="single" w:color="4F81BC" w:sz="8" w:space="0"/>
+            <w:bottom w:val="single" w:color="4F81BC" w:sz="8" w:space="0"/>
+            <w:right w:val="single" w:color="4F81BC" w:sz="8" w:space="0"/>
+            <w:insideH w:val="single" w:color="4F81BC" w:sz="8" w:space="0"/>
+            <w:insideV w:val="single" w:color="4F81BC" w:sz="8" w:space="0"/>
+          </w:tblBorders>
+          <w:tblLayout w:type="fixed"/>
+          <w:tblCellMar>
+            <w:top w:w="0" w:type="dxa"/>
+            <w:left w:w="0" w:type="dxa"/>
+            <w:bottom w:w="0" w:type="dxa"/>
+            <w:right w:w="0" w:type="dxa"/>
+          </w:tblCellMar>
+        </w:tblPrEx>
+        <w:trPr>
+          <w:trHeight w:val="359" w:hRule="atLeast"/>
+        </w:trPr>
+        <w:tc>
+          <w:tcPr>
+            <w:tcW w:w="2377" w:type="dxa"/>
+          </w:tcPr>
+          <w:p>
+            <w:pPr>
+              <w:pStyle w:val="6"/>
+              <w:spacing w:before="32"/>
+              <w:ind w:left="107"/>
+              <w:rPr>
+                <w:b/>
+                <w:sz w:val="24"/>
+              </w:rPr>
+            </w:pPr>
+            <w:r>
+              <w:rPr>
+                <w:b/>
+                <w:sz w:val="24"/>
+              </w:rPr>
+              <w:t>Use</w:t>
+            </w:r>
+            <w:r>
+              <w:rPr>
+                <w:b/>
+                <w:spacing w:val="-3"/>
+                <w:sz w:val="24"/>
+              </w:rPr>
+              <w:t xml:space="preserve"> </w:t>
+            </w:r>
+            <w:r>
+              <w:rPr>
+                <w:b/>
+                <w:sz w:val="24"/>
+              </w:rPr>
+              <w:t>Use</w:t>
+            </w:r>
+            <w:r>
+              <w:rPr>
+                <w:b/>
+                <w:spacing w:val="-3"/>
+                <w:sz w:val="24"/>
+              </w:rPr>
+              <w:t xml:space="preserve"> </w:t>
+            </w:r>
+            <w:r>
+              <w:rPr>
+                <w:b/>
+                <w:spacing w:val="-4"/>
+                <w:sz w:val="24"/>
+              </w:rPr>
+              <w:t>Case</w:t>
+            </w:r>
+          </w:p>
+        </w:tc>
+        <w:tc>
+          <w:tcPr>
+            <w:tcW w:w="5987" w:type="dxa"/>
+          </w:tcPr>
+          <w:p>
+            <w:pPr>
+              <w:pStyle w:val="6"/>
+              <w:spacing w:before="35"/>
+              <w:rPr>
+                <w:rFonts w:hint="eastAsia" w:ascii="Times New Roman" w:eastAsia="新細明體"/>
+                <w:sz w:val="22"/>
+                <w:lang w:eastAsia="zh-TW"/>
+              </w:rPr>
+            </w:pPr>
+            <w:r>
+              <w:rPr>
+                <w:rFonts w:ascii="SimSun" w:hAnsi="SimSun" w:eastAsia="SimSun" w:cs="SimSun"/>
+                <w:sz w:val="24"/>
+                <w:szCs w:val="24"/>
+              </w:rPr>
+              <w:t>UC-5.1</w:t>
+            </w:r>
+          </w:p>
+        </w:tc>
+      </w:tr>
+      <w:tr>
+        <w:tblPrEx>
+          <w:tblBorders>
+            <w:top w:val="single" w:color="4F81BC" w:sz="8" w:space="0"/>
+            <w:left w:val="single" w:color="4F81BC" w:sz="8" w:space="0"/>
+            <w:bottom w:val="single" w:color="4F81BC" w:sz="8" w:space="0"/>
+            <w:right w:val="single" w:color="4F81BC" w:sz="8" w:space="0"/>
+            <w:insideH w:val="single" w:color="4F81BC" w:sz="8" w:space="0"/>
+            <w:insideV w:val="single" w:color="4F81BC" w:sz="8" w:space="0"/>
+          </w:tblBorders>
+          <w:tblLayout w:type="fixed"/>
+          <w:tblCellMar>
+            <w:top w:w="0" w:type="dxa"/>
+            <w:left w:w="0" w:type="dxa"/>
+            <w:bottom w:w="0" w:type="dxa"/>
+            <w:right w:w="0" w:type="dxa"/>
+          </w:tblCellMar>
+        </w:tblPrEx>
+        <w:trPr>
+          <w:trHeight w:val="361" w:hRule="atLeast"/>
+        </w:trPr>
+        <w:tc>
+          <w:tcPr>
+            <w:tcW w:w="2377" w:type="dxa"/>
+            <w:shd w:val="clear" w:color="auto" w:fill="D2DFED"/>
+          </w:tcPr>
+          <w:p>
+            <w:pPr>
+              <w:pStyle w:val="6"/>
+              <w:spacing w:before="35"/>
+              <w:ind w:left="107"/>
+              <w:rPr>
+                <w:b/>
+                <w:sz w:val="24"/>
+              </w:rPr>
+            </w:pPr>
+            <w:r>
+              <w:rPr>
+                <w:b/>
+                <w:sz w:val="24"/>
+              </w:rPr>
+              <w:t>Extend</w:t>
+            </w:r>
+            <w:r>
+              <w:rPr>
+                <w:b/>
+                <w:spacing w:val="-5"/>
+                <w:sz w:val="24"/>
+              </w:rPr>
+              <w:t xml:space="preserve"> </w:t>
+            </w:r>
+            <w:r>
+              <w:rPr>
+                <w:b/>
+                <w:sz w:val="24"/>
+              </w:rPr>
+              <w:t>Use</w:t>
+            </w:r>
+            <w:r>
+              <w:rPr>
+                <w:b/>
+                <w:spacing w:val="-3"/>
+                <w:sz w:val="24"/>
+              </w:rPr>
+              <w:t xml:space="preserve"> </w:t>
+            </w:r>
+            <w:r>
+              <w:rPr>
+                <w:b/>
+                <w:spacing w:val="-4"/>
+                <w:sz w:val="24"/>
+              </w:rPr>
+              <w:t>Case</w:t>
+            </w:r>
+          </w:p>
+        </w:tc>
+        <w:tc>
+          <w:tcPr>
+            <w:tcW w:w="5987" w:type="dxa"/>
+            <w:shd w:val="clear" w:color="auto" w:fill="D2DFED"/>
+          </w:tcPr>
+          <w:p>
+            <w:pPr>
+              <w:pStyle w:val="6"/>
+              <w:spacing w:before="35"/>
+              <w:rPr>
+                <w:rFonts w:hint="eastAsia" w:eastAsia="新細明體"/>
+                <w:sz w:val="24"/>
+                <w:lang w:val="en-US" w:eastAsia="zh-TW"/>
+              </w:rPr>
+            </w:pPr>
+            <w:r>
+              <w:rPr>
+                <w:rFonts w:hint="eastAsia" w:eastAsia="新細明體"/>
+                <w:sz w:val="24"/>
+                <w:lang w:val="en-US" w:eastAsia="zh-TW"/>
+              </w:rPr>
+              <w:t>無</w:t>
+            </w:r>
+          </w:p>
+        </w:tc>
+      </w:tr>
+      <w:tr>
+        <w:tblPrEx>
+          <w:tblBorders>
+            <w:top w:val="single" w:color="4F81BC" w:sz="8" w:space="0"/>
+            <w:left w:val="single" w:color="4F81BC" w:sz="8" w:space="0"/>
+            <w:bottom w:val="single" w:color="4F81BC" w:sz="8" w:space="0"/>
+            <w:right w:val="single" w:color="4F81BC" w:sz="8" w:space="0"/>
+            <w:insideH w:val="single" w:color="4F81BC" w:sz="8" w:space="0"/>
+            <w:insideV w:val="single" w:color="4F81BC" w:sz="8" w:space="0"/>
+          </w:tblBorders>
+          <w:tblLayout w:type="fixed"/>
+          <w:tblCellMar>
+            <w:top w:w="0" w:type="dxa"/>
+            <w:left w:w="0" w:type="dxa"/>
+            <w:bottom w:w="0" w:type="dxa"/>
+            <w:right w:w="0" w:type="dxa"/>
+          </w:tblCellMar>
+        </w:tblPrEx>
+        <w:trPr>
+          <w:trHeight w:val="359" w:hRule="atLeast"/>
+        </w:trPr>
+        <w:tc>
+          <w:tcPr>
+            <w:tcW w:w="2377" w:type="dxa"/>
+          </w:tcPr>
+          <w:p>
+            <w:pPr>
+              <w:pStyle w:val="6"/>
+              <w:spacing w:before="33"/>
+              <w:ind w:left="107"/>
+              <w:rPr>
+                <w:b/>
+                <w:sz w:val="24"/>
+              </w:rPr>
+            </w:pPr>
+            <w:r>
+              <w:rPr>
+                <w:b/>
+                <w:sz w:val="24"/>
+              </w:rPr>
+              <w:t xml:space="preserve">Business </w:t>
+            </w:r>
+            <w:r>
+              <w:rPr>
+                <w:b/>
+                <w:spacing w:val="-2"/>
+                <w:sz w:val="24"/>
+              </w:rPr>
+              <w:t>Rules</w:t>
+            </w:r>
+          </w:p>
+        </w:tc>
+        <w:tc>
+          <w:tcPr>
+            <w:tcW w:w="5987" w:type="dxa"/>
+          </w:tcPr>
+          <w:p>
+            <w:pPr>
+              <w:pStyle w:val="6"/>
+              <w:rPr>
+                <w:rFonts w:ascii="SimSun" w:hAnsi="SimSun" w:eastAsia="SimSun" w:cs="SimSun"/>
+                <w:sz w:val="24"/>
+                <w:szCs w:val="24"/>
+              </w:rPr>
+            </w:pPr>
+            <w:r>
+              <w:rPr>
+                <w:rFonts w:ascii="SimSun" w:hAnsi="SimSun" w:eastAsia="SimSun" w:cs="SimSun"/>
+                <w:sz w:val="24"/>
+                <w:szCs w:val="24"/>
+              </w:rPr>
+              <w:t>地圖僅顯示已通過審核之事件資料</w:t>
+            </w:r>
+          </w:p>
+        </w:tc>
+      </w:tr>
+      <w:tr>
+        <w:tblPrEx>
+          <w:tblBorders>
+            <w:top w:val="single" w:color="4F81BC" w:sz="8" w:space="0"/>
+            <w:left w:val="single" w:color="4F81BC" w:sz="8" w:space="0"/>
+            <w:bottom w:val="single" w:color="4F81BC" w:sz="8" w:space="0"/>
+            <w:right w:val="single" w:color="4F81BC" w:sz="8" w:space="0"/>
+            <w:insideH w:val="single" w:color="4F81BC" w:sz="8" w:space="0"/>
+            <w:insideV w:val="single" w:color="4F81BC" w:sz="8" w:space="0"/>
+          </w:tblBorders>
+          <w:tblLayout w:type="fixed"/>
+          <w:tblCellMar>
+            <w:top w:w="0" w:type="dxa"/>
+            <w:left w:w="0" w:type="dxa"/>
+            <w:bottom w:w="0" w:type="dxa"/>
+            <w:right w:w="0" w:type="dxa"/>
+          </w:tblCellMar>
+        </w:tblPrEx>
+        <w:trPr>
+          <w:trHeight w:val="359" w:hRule="atLeast"/>
+        </w:trPr>
+        <w:tc>
+          <w:tcPr>
+            <w:tcW w:w="2377" w:type="dxa"/>
+            <w:shd w:val="clear" w:color="auto" w:fill="D2DFED"/>
+          </w:tcPr>
+          <w:p>
+            <w:pPr>
+              <w:pStyle w:val="6"/>
+              <w:spacing w:before="32"/>
+              <w:ind w:left="107"/>
+              <w:rPr>
+                <w:b/>
+                <w:sz w:val="24"/>
+              </w:rPr>
+            </w:pPr>
+            <w:r>
+              <w:rPr>
+                <w:b/>
+                <w:sz w:val="24"/>
+              </w:rPr>
+              <w:t>Special</w:t>
+            </w:r>
+            <w:r>
+              <w:rPr>
+                <w:b/>
+                <w:spacing w:val="-2"/>
+                <w:sz w:val="24"/>
+              </w:rPr>
+              <w:t xml:space="preserve"> Requirements</w:t>
+            </w:r>
+          </w:p>
+        </w:tc>
+        <w:tc>
+          <w:tcPr>
+            <w:tcW w:w="5987" w:type="dxa"/>
+            <w:shd w:val="clear" w:color="auto" w:fill="D2DFED"/>
+          </w:tcPr>
+          <w:p>
+            <w:pPr>
+              <w:pStyle w:val="6"/>
+              <w:rPr>
+                <w:rFonts w:ascii="SimSun" w:hAnsi="SimSun" w:eastAsia="SimSun" w:cs="SimSun"/>
+                <w:sz w:val="24"/>
+                <w:szCs w:val="24"/>
+              </w:rPr>
+            </w:pPr>
+            <w:r>
+              <w:rPr>
+                <w:rFonts w:ascii="SimSun" w:hAnsi="SimSun" w:eastAsia="SimSun" w:cs="SimSun"/>
+                <w:sz w:val="24"/>
+                <w:szCs w:val="24"/>
+              </w:rPr>
+              <w:t>支援拖曳與縮放地圖範圍即時查詢</w:t>
+            </w:r>
+          </w:p>
+        </w:tc>
+      </w:tr>
+      <w:tr>
+        <w:tblPrEx>
+          <w:tblBorders>
+            <w:top w:val="single" w:color="4F81BC" w:sz="8" w:space="0"/>
+            <w:left w:val="single" w:color="4F81BC" w:sz="8" w:space="0"/>
+            <w:bottom w:val="single" w:color="4F81BC" w:sz="8" w:space="0"/>
+            <w:right w:val="single" w:color="4F81BC" w:sz="8" w:space="0"/>
+            <w:insideH w:val="single" w:color="4F81BC" w:sz="8" w:space="0"/>
+            <w:insideV w:val="single" w:color="4F81BC" w:sz="8" w:space="0"/>
+          </w:tblBorders>
+          <w:tblLayout w:type="fixed"/>
+          <w:tblCellMar>
+            <w:top w:w="0" w:type="dxa"/>
+            <w:left w:w="0" w:type="dxa"/>
+            <w:bottom w:w="0" w:type="dxa"/>
+            <w:right w:w="0" w:type="dxa"/>
+          </w:tblCellMar>
+        </w:tblPrEx>
+        <w:trPr>
+          <w:trHeight w:val="361" w:hRule="atLeast"/>
+        </w:trPr>
+        <w:tc>
+          <w:tcPr>
+            <w:tcW w:w="2377" w:type="dxa"/>
+          </w:tcPr>
+          <w:p>
+            <w:pPr>
+              <w:pStyle w:val="6"/>
+              <w:spacing w:before="35"/>
+              <w:ind w:left="107"/>
+              <w:rPr>
+                <w:b/>
+                <w:sz w:val="24"/>
+              </w:rPr>
+            </w:pPr>
+            <w:r>
+              <w:rPr>
+                <w:b/>
+                <w:spacing w:val="-2"/>
+                <w:sz w:val="24"/>
+              </w:rPr>
+              <w:t>Artifacts</w:t>
+            </w:r>
+          </w:p>
+        </w:tc>
+        <w:tc>
+          <w:tcPr>
+            <w:tcW w:w="5987" w:type="dxa"/>
+          </w:tcPr>
+          <w:p>
+            <w:pPr>
+              <w:pStyle w:val="6"/>
+              <w:rPr>
+                <w:rFonts w:ascii="SimSun" w:hAnsi="SimSun" w:eastAsia="SimSun" w:cs="SimSun"/>
+                <w:sz w:val="24"/>
+                <w:szCs w:val="24"/>
+              </w:rPr>
+            </w:pPr>
+            <w:r>
+              <w:rPr>
+                <w:rFonts w:ascii="SimSun" w:hAnsi="SimSun" w:eastAsia="SimSun" w:cs="SimSun"/>
+                <w:sz w:val="24"/>
+                <w:szCs w:val="24"/>
+              </w:rPr>
+              <w:t>事件地圖介面、事件標記</w:t>
+            </w:r>
+          </w:p>
+        </w:tc>
+      </w:tr>
+      <w:tr>
+        <w:tblPrEx>
+          <w:tblBorders>
+            <w:top w:val="single" w:color="4F81BC" w:sz="8" w:space="0"/>
+            <w:left w:val="single" w:color="4F81BC" w:sz="8" w:space="0"/>
+            <w:bottom w:val="single" w:color="4F81BC" w:sz="8" w:space="0"/>
+            <w:right w:val="single" w:color="4F81BC" w:sz="8" w:space="0"/>
+            <w:insideH w:val="single" w:color="4F81BC" w:sz="8" w:space="0"/>
+            <w:insideV w:val="single" w:color="4F81BC" w:sz="8" w:space="0"/>
+          </w:tblBorders>
+          <w:tblLayout w:type="fixed"/>
+          <w:tblCellMar>
+            <w:top w:w="0" w:type="dxa"/>
+            <w:left w:w="0" w:type="dxa"/>
+            <w:bottom w:w="0" w:type="dxa"/>
+            <w:right w:w="0" w:type="dxa"/>
+          </w:tblCellMar>
+        </w:tblPrEx>
+        <w:trPr>
+          <w:trHeight w:val="359" w:hRule="atLeast"/>
+        </w:trPr>
+        <w:tc>
+          <w:tcPr>
+            <w:tcW w:w="2377" w:type="dxa"/>
+            <w:shd w:val="clear" w:color="auto" w:fill="D2DFED"/>
+          </w:tcPr>
+          <w:p>
+            <w:pPr>
+              <w:pStyle w:val="6"/>
+              <w:spacing w:before="32"/>
+              <w:ind w:left="107"/>
+              <w:rPr>
+                <w:b/>
+                <w:sz w:val="24"/>
+              </w:rPr>
+            </w:pPr>
+            <w:r>
+              <w:rPr>
+                <w:b/>
+                <w:sz w:val="24"/>
+              </w:rPr>
+              <w:t>Use</w:t>
+            </w:r>
+            <w:r>
+              <w:rPr>
+                <w:b/>
+                <w:spacing w:val="-3"/>
+                <w:sz w:val="24"/>
+              </w:rPr>
+              <w:t xml:space="preserve"> </w:t>
+            </w:r>
+            <w:r>
+              <w:rPr>
+                <w:b/>
+                <w:sz w:val="24"/>
+              </w:rPr>
+              <w:t>Case</w:t>
+            </w:r>
+            <w:r>
+              <w:rPr>
+                <w:b/>
+                <w:spacing w:val="-3"/>
+                <w:sz w:val="24"/>
+              </w:rPr>
+              <w:t xml:space="preserve"> </w:t>
+            </w:r>
+            <w:r>
+              <w:rPr>
+                <w:b/>
+                <w:spacing w:val="-2"/>
+                <w:sz w:val="24"/>
+              </w:rPr>
+              <w:t>Glossary</w:t>
+            </w:r>
+          </w:p>
+        </w:tc>
+        <w:tc>
+          <w:tcPr>
+            <w:tcW w:w="5987" w:type="dxa"/>
+            <w:shd w:val="clear" w:color="auto" w:fill="D2DFED"/>
+          </w:tcPr>
+          <w:p>
+            <w:pPr>
+              <w:pStyle w:val="6"/>
+              <w:rPr>
+                <w:rFonts w:ascii="SimSun" w:hAnsi="SimSun" w:eastAsia="SimSun" w:cs="SimSun"/>
+                <w:sz w:val="24"/>
+                <w:szCs w:val="24"/>
+              </w:rPr>
+            </w:pPr>
+            <w:r>
+              <w:rPr>
+                <w:rFonts w:ascii="SimSun" w:hAnsi="SimSun" w:eastAsia="SimSun" w:cs="SimSun"/>
+                <w:sz w:val="24"/>
+                <w:szCs w:val="24"/>
+              </w:rPr>
+              <w:t>地圖事件</w:t>
+            </w:r>
+            <w:r>
+              <w:rPr>
+                <w:rFonts w:hint="eastAsia" w:ascii="SimSun" w:hAnsi="SimSun" w:eastAsia="新細明體" w:cs="SimSun"/>
+                <w:sz w:val="24"/>
+                <w:szCs w:val="24"/>
+                <w:lang w:val="en-US" w:eastAsia="zh-TW"/>
+              </w:rPr>
+              <w:t>:</w:t>
+            </w:r>
+            <w:r>
+              <w:rPr>
+                <w:rFonts w:ascii="SimSun" w:hAnsi="SimSun" w:eastAsia="SimSun" w:cs="SimSun"/>
+                <w:sz w:val="24"/>
+                <w:szCs w:val="24"/>
+              </w:rPr>
+              <w:t xml:space="preserve"> 事件名稱 + 時間 + 類別 + 地點</w:t>
+            </w:r>
+          </w:p>
+        </w:tc>
+      </w:tr>
+    </w:tbl>
+    <w:p/>
+    <w:tbl>
+      <w:tblPr>
+        <w:tblStyle w:val="5"/>
+        <w:tblpPr w:leftFromText="180" w:rightFromText="180" w:vertAnchor="text" w:horzAnchor="page" w:tblpX="1707" w:tblpY="1009"/>
+        <w:tblOverlap w:val="never"/>
+        <w:tblW w:w="8364" w:type="dxa"/>
+        <w:tblInd w:w="0" w:type="dxa"/>
+        <w:tblBorders>
+          <w:top w:val="single" w:color="4F81BC" w:sz="8" w:space="0"/>
+          <w:left w:val="single" w:color="4F81BC" w:sz="8" w:space="0"/>
+          <w:bottom w:val="single" w:color="4F81BC" w:sz="8" w:space="0"/>
+          <w:right w:val="single" w:color="4F81BC" w:sz="8" w:space="0"/>
+          <w:insideH w:val="single" w:color="4F81BC" w:sz="8" w:space="0"/>
+          <w:insideV w:val="single" w:color="4F81BC" w:sz="8" w:space="0"/>
+        </w:tblBorders>
+        <w:tblLayout w:type="fixed"/>
+        <w:tblCellMar>
+          <w:top w:w="0" w:type="dxa"/>
+          <w:left w:w="0" w:type="dxa"/>
+          <w:bottom w:w="0" w:type="dxa"/>
+          <w:right w:w="0" w:type="dxa"/>
+        </w:tblCellMar>
+      </w:tblPr>
+      <w:tblGrid>
+        <w:gridCol w:w="2377"/>
+        <w:gridCol w:w="5987"/>
+      </w:tblGrid>
+      <w:tr>
+        <w:tblPrEx>
+          <w:tblBorders>
+            <w:top w:val="single" w:color="4F81BC" w:sz="8" w:space="0"/>
+            <w:left w:val="single" w:color="4F81BC" w:sz="8" w:space="0"/>
+            <w:bottom w:val="single" w:color="4F81BC" w:sz="8" w:space="0"/>
+            <w:right w:val="single" w:color="4F81BC" w:sz="8" w:space="0"/>
+            <w:insideH w:val="single" w:color="4F81BC" w:sz="8" w:space="0"/>
+            <w:insideV w:val="single" w:color="4F81BC" w:sz="8" w:space="0"/>
+          </w:tblBorders>
+          <w:tblLayout w:type="fixed"/>
+          <w:tblCellMar>
+            <w:top w:w="0" w:type="dxa"/>
+            <w:left w:w="0" w:type="dxa"/>
+            <w:bottom w:w="0" w:type="dxa"/>
+            <w:right w:w="0" w:type="dxa"/>
+          </w:tblCellMar>
+        </w:tblPrEx>
+        <w:trPr>
+          <w:trHeight w:val="359" w:hRule="atLeast"/>
+        </w:trPr>
+        <w:tc>
+          <w:tcPr>
+            <w:tcW w:w="2377" w:type="dxa"/>
+            <w:tcBorders>
+              <w:bottom w:val="single" w:color="4F81BC" w:sz="18" w:space="0"/>
+            </w:tcBorders>
+          </w:tcPr>
+          <w:p>
+            <w:pPr>
+              <w:pStyle w:val="6"/>
+              <w:spacing w:before="33"/>
+              <w:ind w:left="107"/>
+              <w:rPr>
+                <w:b/>
+                <w:sz w:val="24"/>
+              </w:rPr>
+            </w:pPr>
+            <w:r>
+              <w:rPr>
+                <w:b/>
+                <w:sz w:val="24"/>
+              </w:rPr>
+              <w:t>Use</w:t>
+            </w:r>
+            <w:r>
+              <w:rPr>
+                <w:b/>
+                <w:spacing w:val="-3"/>
+                <w:sz w:val="24"/>
+              </w:rPr>
+              <w:t xml:space="preserve"> </w:t>
+            </w:r>
+            <w:r>
+              <w:rPr>
+                <w:b/>
+                <w:sz w:val="24"/>
+              </w:rPr>
+              <w:t>Case</w:t>
+            </w:r>
+            <w:r>
+              <w:rPr>
+                <w:b/>
+                <w:spacing w:val="-3"/>
+                <w:sz w:val="24"/>
+              </w:rPr>
+              <w:t xml:space="preserve"> </w:t>
+            </w:r>
+            <w:r>
+              <w:rPr>
+                <w:b/>
+                <w:spacing w:val="-5"/>
+                <w:sz w:val="24"/>
+              </w:rPr>
+              <w:t>ID</w:t>
+            </w:r>
+          </w:p>
+        </w:tc>
+        <w:tc>
+          <w:tcPr>
+            <w:tcW w:w="5987" w:type="dxa"/>
+            <w:tcBorders>
+              <w:bottom w:val="single" w:color="4F81BC" w:sz="18" w:space="0"/>
+            </w:tcBorders>
+          </w:tcPr>
+          <w:p>
+            <w:pPr>
+              <w:pStyle w:val="6"/>
+              <w:spacing w:before="33"/>
+              <w:ind w:left="107"/>
+              <w:rPr>
+                <w:b/>
+                <w:sz w:val="24"/>
+              </w:rPr>
+            </w:pPr>
+            <w:r>
+              <w:rPr>
+                <w:rFonts w:ascii="SimSun" w:hAnsi="SimSun" w:eastAsia="SimSun" w:cs="SimSun"/>
+                <w:sz w:val="24"/>
+                <w:szCs w:val="24"/>
+              </w:rPr>
+              <w:t>UC-</w:t>
+            </w:r>
+            <w:r>
+              <w:rPr>
+                <w:rFonts w:hint="eastAsia" w:ascii="SimSun" w:hAnsi="SimSun" w:eastAsia="新細明體" w:cs="SimSun"/>
+                <w:sz w:val="24"/>
+                <w:szCs w:val="24"/>
+                <w:lang w:val="en-US" w:eastAsia="zh-TW"/>
+              </w:rPr>
+              <w:t>5.1</w:t>
+            </w:r>
+          </w:p>
+        </w:tc>
+      </w:tr>
+      <w:tr>
+        <w:tblPrEx>
+          <w:tblBorders>
+            <w:top w:val="single" w:color="4F81BC" w:sz="8" w:space="0"/>
+            <w:left w:val="single" w:color="4F81BC" w:sz="8" w:space="0"/>
+            <w:bottom w:val="single" w:color="4F81BC" w:sz="8" w:space="0"/>
+            <w:right w:val="single" w:color="4F81BC" w:sz="8" w:space="0"/>
+            <w:insideH w:val="single" w:color="4F81BC" w:sz="8" w:space="0"/>
+            <w:insideV w:val="single" w:color="4F81BC" w:sz="8" w:space="0"/>
+          </w:tblBorders>
+          <w:tblLayout w:type="fixed"/>
+          <w:tblCellMar>
+            <w:top w:w="0" w:type="dxa"/>
+            <w:left w:w="0" w:type="dxa"/>
+            <w:bottom w:w="0" w:type="dxa"/>
+            <w:right w:w="0" w:type="dxa"/>
+          </w:tblCellMar>
+        </w:tblPrEx>
+        <w:trPr>
+          <w:trHeight w:val="361" w:hRule="atLeast"/>
+        </w:trPr>
+        <w:tc>
+          <w:tcPr>
+            <w:tcW w:w="2377" w:type="dxa"/>
+            <w:tcBorders>
+              <w:top w:val="single" w:color="4F81BC" w:sz="18" w:space="0"/>
+            </w:tcBorders>
+            <w:shd w:val="clear" w:color="auto" w:fill="D2DFED"/>
+          </w:tcPr>
+          <w:p>
+            <w:pPr>
+              <w:pStyle w:val="6"/>
+              <w:spacing w:before="34"/>
+              <w:ind w:left="107"/>
+              <w:rPr>
+                <w:b/>
+                <w:sz w:val="24"/>
+              </w:rPr>
+            </w:pPr>
+            <w:r>
+              <w:rPr>
+                <w:b/>
+                <w:sz w:val="24"/>
+              </w:rPr>
+              <w:t>Use</w:t>
+            </w:r>
+            <w:r>
+              <w:rPr>
+                <w:b/>
+                <w:spacing w:val="-3"/>
+                <w:sz w:val="24"/>
+              </w:rPr>
+              <w:t xml:space="preserve"> </w:t>
+            </w:r>
+            <w:r>
+              <w:rPr>
+                <w:b/>
+                <w:sz w:val="24"/>
+              </w:rPr>
+              <w:t>Case</w:t>
+            </w:r>
+            <w:r>
+              <w:rPr>
+                <w:b/>
+                <w:spacing w:val="-3"/>
+                <w:sz w:val="24"/>
+              </w:rPr>
+              <w:t xml:space="preserve"> </w:t>
+            </w:r>
+            <w:r>
+              <w:rPr>
+                <w:b/>
+                <w:spacing w:val="-4"/>
+                <w:sz w:val="24"/>
+              </w:rPr>
+              <w:t>Name</w:t>
+            </w:r>
+          </w:p>
+        </w:tc>
+        <w:tc>
+          <w:tcPr>
+            <w:tcW w:w="5987" w:type="dxa"/>
+            <w:tcBorders>
+              <w:top w:val="single" w:color="4F81BC" w:sz="18" w:space="0"/>
+            </w:tcBorders>
+            <w:shd w:val="clear" w:color="auto" w:fill="D2DFED"/>
+          </w:tcPr>
+          <w:p>
+            <w:pPr>
+              <w:pStyle w:val="6"/>
+              <w:spacing w:before="34"/>
+              <w:ind w:left="107"/>
+              <w:rPr>
+                <w:sz w:val="24"/>
+              </w:rPr>
+            </w:pPr>
+            <w:r>
+              <w:rPr>
+                <w:rFonts w:ascii="SimSun" w:hAnsi="SimSun" w:eastAsia="SimSun" w:cs="SimSun"/>
+                <w:sz w:val="24"/>
+                <w:szCs w:val="24"/>
+              </w:rPr>
+              <w:t>地圖事件處理</w:t>
+            </w:r>
+          </w:p>
+        </w:tc>
+      </w:tr>
+      <w:tr>
+        <w:tblPrEx>
+          <w:tblBorders>
+            <w:top w:val="single" w:color="4F81BC" w:sz="8" w:space="0"/>
+            <w:left w:val="single" w:color="4F81BC" w:sz="8" w:space="0"/>
+            <w:bottom w:val="single" w:color="4F81BC" w:sz="8" w:space="0"/>
+            <w:right w:val="single" w:color="4F81BC" w:sz="8" w:space="0"/>
+            <w:insideH w:val="single" w:color="4F81BC" w:sz="8" w:space="0"/>
+            <w:insideV w:val="single" w:color="4F81BC" w:sz="8" w:space="0"/>
+          </w:tblBorders>
+          <w:tblLayout w:type="fixed"/>
+          <w:tblCellMar>
+            <w:top w:w="0" w:type="dxa"/>
+            <w:left w:w="0" w:type="dxa"/>
+            <w:bottom w:w="0" w:type="dxa"/>
+            <w:right w:w="0" w:type="dxa"/>
+          </w:tblCellMar>
+        </w:tblPrEx>
+        <w:trPr>
+          <w:trHeight w:val="359" w:hRule="atLeast"/>
+        </w:trPr>
+        <w:tc>
+          <w:tcPr>
+            <w:tcW w:w="2377" w:type="dxa"/>
+          </w:tcPr>
+          <w:p>
+            <w:pPr>
+              <w:pStyle w:val="6"/>
+              <w:spacing w:before="32"/>
+              <w:ind w:left="107"/>
+              <w:rPr>
+                <w:b/>
+                <w:sz w:val="24"/>
+              </w:rPr>
+            </w:pPr>
+            <w:r>
+              <w:rPr>
+                <w:b/>
+                <w:spacing w:val="-4"/>
+                <w:sz w:val="24"/>
+              </w:rPr>
+              <w:t>Goal</w:t>
+            </w:r>
+          </w:p>
+        </w:tc>
+        <w:tc>
+          <w:tcPr>
+            <w:tcW w:w="5987" w:type="dxa"/>
+          </w:tcPr>
+          <w:p>
+            <w:pPr>
+              <w:pStyle w:val="6"/>
+              <w:spacing w:before="32"/>
+              <w:ind w:left="107"/>
+              <w:rPr>
+                <w:sz w:val="24"/>
+              </w:rPr>
+            </w:pPr>
+            <w:r>
+              <w:rPr>
+                <w:rFonts w:ascii="SimSun" w:hAnsi="SimSun" w:eastAsia="SimSun" w:cs="SimSun"/>
+                <w:sz w:val="24"/>
+                <w:szCs w:val="24"/>
+              </w:rPr>
+              <w:t>根據查詢條件顯示符合的事件標記於地圖上</w:t>
+            </w:r>
+          </w:p>
+        </w:tc>
+      </w:tr>
+      <w:tr>
+        <w:tblPrEx>
+          <w:tblBorders>
+            <w:top w:val="single" w:color="4F81BC" w:sz="8" w:space="0"/>
+            <w:left w:val="single" w:color="4F81BC" w:sz="8" w:space="0"/>
+            <w:bottom w:val="single" w:color="4F81BC" w:sz="8" w:space="0"/>
+            <w:right w:val="single" w:color="4F81BC" w:sz="8" w:space="0"/>
+            <w:insideH w:val="single" w:color="4F81BC" w:sz="8" w:space="0"/>
+            <w:insideV w:val="single" w:color="4F81BC" w:sz="8" w:space="0"/>
+          </w:tblBorders>
+          <w:tblLayout w:type="fixed"/>
+          <w:tblCellMar>
+            <w:top w:w="0" w:type="dxa"/>
+            <w:left w:w="0" w:type="dxa"/>
+            <w:bottom w:w="0" w:type="dxa"/>
+            <w:right w:w="0" w:type="dxa"/>
+          </w:tblCellMar>
+        </w:tblPrEx>
+        <w:trPr>
+          <w:trHeight w:val="721" w:hRule="atLeast"/>
+        </w:trPr>
+        <w:tc>
+          <w:tcPr>
+            <w:tcW w:w="2377" w:type="dxa"/>
+            <w:shd w:val="clear" w:color="auto" w:fill="D2DFED"/>
+          </w:tcPr>
+          <w:p>
+            <w:pPr>
+              <w:pStyle w:val="6"/>
+              <w:spacing w:before="35"/>
+              <w:ind w:left="107"/>
+              <w:rPr>
+                <w:b/>
+                <w:sz w:val="24"/>
+              </w:rPr>
+            </w:pPr>
+            <w:r>
+              <w:rPr>
+                <w:b/>
+                <w:spacing w:val="-2"/>
+                <w:sz w:val="24"/>
+              </w:rPr>
+              <w:t>Requirements</w:t>
+            </w:r>
+          </w:p>
+        </w:tc>
+        <w:tc>
+          <w:tcPr>
+            <w:tcW w:w="5987" w:type="dxa"/>
+            <w:shd w:val="clear" w:color="auto" w:fill="D2DFED"/>
+          </w:tcPr>
+          <w:p>
+            <w:pPr>
+              <w:pStyle w:val="6"/>
+              <w:spacing w:before="67"/>
+              <w:ind w:left="107"/>
+              <w:rPr>
+                <w:sz w:val="24"/>
+              </w:rPr>
+            </w:pPr>
+            <w:r>
+              <w:rPr>
+                <w:rFonts w:ascii="SimSun" w:hAnsi="SimSun" w:eastAsia="SimSun" w:cs="SimSun"/>
+                <w:sz w:val="24"/>
+                <w:szCs w:val="24"/>
+              </w:rPr>
+              <w:t>[FR</w:t>
+            </w:r>
+            <w:r>
+              <w:rPr>
+                <w:rFonts w:hint="eastAsia" w:ascii="SimSun" w:hAnsi="SimSun" w:eastAsia="新細明體" w:cs="SimSun"/>
+                <w:sz w:val="24"/>
+                <w:szCs w:val="24"/>
+                <w:lang w:val="en-US" w:eastAsia="zh-TW"/>
+              </w:rPr>
+              <w:t>12</w:t>
+            </w:r>
+            <w:r>
+              <w:rPr>
+                <w:rFonts w:ascii="SimSun" w:hAnsi="SimSun" w:eastAsia="SimSun" w:cs="SimSun"/>
+                <w:sz w:val="24"/>
+                <w:szCs w:val="24"/>
+              </w:rPr>
+              <w:t xml:space="preserve">: 事件查詢與視覺化] </w:t>
+            </w:r>
+          </w:p>
+        </w:tc>
+      </w:tr>
+      <w:tr>
+        <w:tblPrEx>
+          <w:tblBorders>
+            <w:top w:val="single" w:color="4F81BC" w:sz="8" w:space="0"/>
+            <w:left w:val="single" w:color="4F81BC" w:sz="8" w:space="0"/>
+            <w:bottom w:val="single" w:color="4F81BC" w:sz="8" w:space="0"/>
+            <w:right w:val="single" w:color="4F81BC" w:sz="8" w:space="0"/>
+            <w:insideH w:val="single" w:color="4F81BC" w:sz="8" w:space="0"/>
+            <w:insideV w:val="single" w:color="4F81BC" w:sz="8" w:space="0"/>
+          </w:tblBorders>
+          <w:tblLayout w:type="fixed"/>
+          <w:tblCellMar>
+            <w:top w:w="0" w:type="dxa"/>
+            <w:left w:w="0" w:type="dxa"/>
+            <w:bottom w:w="0" w:type="dxa"/>
+            <w:right w:w="0" w:type="dxa"/>
+          </w:tblCellMar>
+        </w:tblPrEx>
+        <w:trPr>
+          <w:trHeight w:val="719" w:hRule="atLeast"/>
+        </w:trPr>
+        <w:tc>
+          <w:tcPr>
+            <w:tcW w:w="2377" w:type="dxa"/>
+          </w:tcPr>
+          <w:p>
+            <w:pPr>
+              <w:pStyle w:val="6"/>
+              <w:spacing w:before="32"/>
+              <w:ind w:left="107"/>
+              <w:rPr>
+                <w:b/>
+                <w:sz w:val="24"/>
+              </w:rPr>
+            </w:pPr>
+            <w:r>
+              <w:rPr>
+                <w:b/>
+                <w:spacing w:val="-2"/>
+                <w:sz w:val="24"/>
+              </w:rPr>
+              <w:t>Description</w:t>
+            </w:r>
+          </w:p>
+        </w:tc>
+        <w:tc>
+          <w:tcPr>
+            <w:tcW w:w="5987" w:type="dxa"/>
+          </w:tcPr>
+          <w:p>
+            <w:pPr>
+              <w:pStyle w:val="6"/>
+              <w:spacing w:before="67"/>
+              <w:ind w:left="107"/>
+              <w:rPr>
+                <w:sz w:val="24"/>
+              </w:rPr>
+            </w:pPr>
+            <w:r>
+              <w:rPr>
+                <w:rFonts w:ascii="SimSun" w:hAnsi="SimSun" w:eastAsia="SimSun" w:cs="SimSun"/>
+                <w:sz w:val="24"/>
+                <w:szCs w:val="24"/>
+              </w:rPr>
+              <w:t>系統根據使用者查詢條件（如地區、類別、時間）整合資料，顯示在事件地圖上</w:t>
+            </w:r>
+          </w:p>
+        </w:tc>
+      </w:tr>
+      <w:tr>
+        <w:tblPrEx>
+          <w:tblBorders>
+            <w:top w:val="single" w:color="4F81BC" w:sz="8" w:space="0"/>
+            <w:left w:val="single" w:color="4F81BC" w:sz="8" w:space="0"/>
+            <w:bottom w:val="single" w:color="4F81BC" w:sz="8" w:space="0"/>
+            <w:right w:val="single" w:color="4F81BC" w:sz="8" w:space="0"/>
+            <w:insideH w:val="single" w:color="4F81BC" w:sz="8" w:space="0"/>
+            <w:insideV w:val="single" w:color="4F81BC" w:sz="8" w:space="0"/>
+          </w:tblBorders>
+          <w:tblLayout w:type="fixed"/>
+          <w:tblCellMar>
+            <w:top w:w="0" w:type="dxa"/>
+            <w:left w:w="0" w:type="dxa"/>
+            <w:bottom w:w="0" w:type="dxa"/>
+            <w:right w:w="0" w:type="dxa"/>
+          </w:tblCellMar>
+        </w:tblPrEx>
+        <w:trPr>
+          <w:trHeight w:val="359" w:hRule="atLeast"/>
+        </w:trPr>
+        <w:tc>
+          <w:tcPr>
+            <w:tcW w:w="2377" w:type="dxa"/>
+            <w:shd w:val="clear" w:color="auto" w:fill="D2DFED"/>
+          </w:tcPr>
+          <w:p>
+            <w:pPr>
+              <w:pStyle w:val="6"/>
+              <w:spacing w:before="32"/>
+              <w:ind w:left="107"/>
+              <w:rPr>
+                <w:b/>
+                <w:sz w:val="24"/>
+              </w:rPr>
+            </w:pPr>
+            <w:r>
+              <w:rPr>
+                <w:b/>
+                <w:spacing w:val="-2"/>
+                <w:sz w:val="24"/>
+              </w:rPr>
+              <w:t>Actor</w:t>
+            </w:r>
+          </w:p>
+        </w:tc>
+        <w:tc>
+          <w:tcPr>
+            <w:tcW w:w="5987" w:type="dxa"/>
+            <w:shd w:val="clear" w:color="auto" w:fill="D2DFED"/>
+          </w:tcPr>
+          <w:p>
+            <w:pPr>
+              <w:pStyle w:val="6"/>
+              <w:rPr>
+                <w:rFonts w:ascii="Times New Roman"/>
+                <w:sz w:val="22"/>
+              </w:rPr>
+            </w:pPr>
+            <w:r>
+              <w:rPr>
+                <w:rFonts w:ascii="SimSun" w:hAnsi="SimSun" w:eastAsia="SimSun" w:cs="SimSun"/>
+                <w:sz w:val="24"/>
+                <w:szCs w:val="24"/>
+              </w:rPr>
+              <w:t>系統</w:t>
+            </w:r>
+          </w:p>
+        </w:tc>
+      </w:tr>
+      <w:tr>
+        <w:tblPrEx>
+          <w:tblBorders>
+            <w:top w:val="single" w:color="4F81BC" w:sz="8" w:space="0"/>
+            <w:left w:val="single" w:color="4F81BC" w:sz="8" w:space="0"/>
+            <w:bottom w:val="single" w:color="4F81BC" w:sz="8" w:space="0"/>
+            <w:right w:val="single" w:color="4F81BC" w:sz="8" w:space="0"/>
+            <w:insideH w:val="single" w:color="4F81BC" w:sz="8" w:space="0"/>
+            <w:insideV w:val="single" w:color="4F81BC" w:sz="8" w:space="0"/>
+          </w:tblBorders>
+          <w:tblLayout w:type="fixed"/>
+          <w:tblCellMar>
+            <w:top w:w="0" w:type="dxa"/>
+            <w:left w:w="0" w:type="dxa"/>
+            <w:bottom w:w="0" w:type="dxa"/>
+            <w:right w:w="0" w:type="dxa"/>
+          </w:tblCellMar>
+        </w:tblPrEx>
+        <w:trPr>
+          <w:trHeight w:val="361" w:hRule="atLeast"/>
+        </w:trPr>
+        <w:tc>
+          <w:tcPr>
+            <w:tcW w:w="2377" w:type="dxa"/>
+          </w:tcPr>
+          <w:p>
+            <w:pPr>
+              <w:pStyle w:val="6"/>
+              <w:spacing w:before="35"/>
+              <w:ind w:left="107"/>
+              <w:rPr>
+                <w:b/>
+                <w:sz w:val="24"/>
+              </w:rPr>
+            </w:pPr>
+            <w:r>
+              <w:rPr>
+                <w:b/>
+                <w:spacing w:val="-2"/>
+                <w:sz w:val="24"/>
+              </w:rPr>
+              <w:t>Assumptions</w:t>
+            </w:r>
+          </w:p>
+        </w:tc>
+        <w:tc>
+          <w:tcPr>
+            <w:tcW w:w="5987" w:type="dxa"/>
+          </w:tcPr>
+          <w:p>
+            <w:pPr>
+              <w:pStyle w:val="6"/>
+              <w:rPr>
+                <w:rFonts w:ascii="Times New Roman"/>
+                <w:sz w:val="22"/>
+              </w:rPr>
+            </w:pPr>
+            <w:r>
+              <w:rPr>
+                <w:rFonts w:ascii="SimSun" w:hAnsi="SimSun" w:eastAsia="SimSun" w:cs="SimSun"/>
+                <w:sz w:val="24"/>
+                <w:szCs w:val="24"/>
+              </w:rPr>
+              <w:t>查詢條件為合法格式，資料已被儲存並審核</w:t>
+            </w:r>
+          </w:p>
+        </w:tc>
+      </w:tr>
+      <w:tr>
+        <w:tblPrEx>
+          <w:tblBorders>
+            <w:top w:val="single" w:color="4F81BC" w:sz="8" w:space="0"/>
+            <w:left w:val="single" w:color="4F81BC" w:sz="8" w:space="0"/>
+            <w:bottom w:val="single" w:color="4F81BC" w:sz="8" w:space="0"/>
+            <w:right w:val="single" w:color="4F81BC" w:sz="8" w:space="0"/>
+            <w:insideH w:val="single" w:color="4F81BC" w:sz="8" w:space="0"/>
+            <w:insideV w:val="single" w:color="4F81BC" w:sz="8" w:space="0"/>
+          </w:tblBorders>
+          <w:tblLayout w:type="fixed"/>
+          <w:tblCellMar>
+            <w:top w:w="0" w:type="dxa"/>
+            <w:left w:w="0" w:type="dxa"/>
+            <w:bottom w:w="0" w:type="dxa"/>
+            <w:right w:w="0" w:type="dxa"/>
+          </w:tblCellMar>
+        </w:tblPrEx>
+        <w:trPr>
+          <w:trHeight w:val="359" w:hRule="atLeast"/>
+        </w:trPr>
+        <w:tc>
+          <w:tcPr>
+            <w:tcW w:w="2377" w:type="dxa"/>
+            <w:shd w:val="clear" w:color="auto" w:fill="D2DFED"/>
+          </w:tcPr>
+          <w:p>
+            <w:pPr>
+              <w:pStyle w:val="6"/>
+              <w:spacing w:before="32"/>
+              <w:ind w:left="107"/>
+              <w:rPr>
+                <w:b/>
+                <w:sz w:val="24"/>
+              </w:rPr>
+            </w:pPr>
+            <w:r>
+              <w:rPr>
+                <w:b/>
+                <w:spacing w:val="-2"/>
+                <w:sz w:val="24"/>
+              </w:rPr>
+              <w:t>Constraints</w:t>
+            </w:r>
+          </w:p>
+        </w:tc>
+        <w:tc>
+          <w:tcPr>
+            <w:tcW w:w="5987" w:type="dxa"/>
+            <w:shd w:val="clear" w:color="auto" w:fill="D2DFED"/>
+          </w:tcPr>
+          <w:p>
+            <w:pPr>
+              <w:pStyle w:val="6"/>
+              <w:rPr>
+                <w:rFonts w:ascii="Times New Roman"/>
+                <w:sz w:val="22"/>
+              </w:rPr>
+            </w:pPr>
+            <w:r>
+              <w:rPr>
+                <w:rFonts w:ascii="SimSun" w:hAnsi="SimSun" w:eastAsia="SimSun" w:cs="SimSun"/>
+                <w:sz w:val="24"/>
+                <w:szCs w:val="24"/>
+              </w:rPr>
+              <w:t>查詢條件格式需正確（時間格式、地點座標）</w:t>
+            </w:r>
+          </w:p>
+        </w:tc>
+      </w:tr>
+      <w:tr>
+        <w:tblPrEx>
+          <w:tblBorders>
+            <w:top w:val="single" w:color="4F81BC" w:sz="8" w:space="0"/>
+            <w:left w:val="single" w:color="4F81BC" w:sz="8" w:space="0"/>
+            <w:bottom w:val="single" w:color="4F81BC" w:sz="8" w:space="0"/>
+            <w:right w:val="single" w:color="4F81BC" w:sz="8" w:space="0"/>
+            <w:insideH w:val="single" w:color="4F81BC" w:sz="8" w:space="0"/>
+            <w:insideV w:val="single" w:color="4F81BC" w:sz="8" w:space="0"/>
+          </w:tblBorders>
+          <w:tblLayout w:type="fixed"/>
+          <w:tblCellMar>
+            <w:top w:w="0" w:type="dxa"/>
+            <w:left w:w="0" w:type="dxa"/>
+            <w:bottom w:w="0" w:type="dxa"/>
+            <w:right w:w="0" w:type="dxa"/>
+          </w:tblCellMar>
+        </w:tblPrEx>
+        <w:trPr>
+          <w:trHeight w:val="359" w:hRule="atLeast"/>
+        </w:trPr>
+        <w:tc>
+          <w:tcPr>
+            <w:tcW w:w="2377" w:type="dxa"/>
+          </w:tcPr>
+          <w:p>
+            <w:pPr>
+              <w:pStyle w:val="6"/>
+              <w:spacing w:before="33"/>
+              <w:ind w:left="107"/>
+              <w:rPr>
+                <w:b/>
+                <w:sz w:val="24"/>
+              </w:rPr>
+            </w:pPr>
+            <w:r>
+              <w:rPr>
+                <w:b/>
+                <w:spacing w:val="-2"/>
+                <w:sz w:val="24"/>
+              </w:rPr>
+              <w:t>Priority</w:t>
+            </w:r>
+          </w:p>
+        </w:tc>
+        <w:tc>
+          <w:tcPr>
+            <w:tcW w:w="5987" w:type="dxa"/>
+          </w:tcPr>
+          <w:p>
+            <w:pPr>
+              <w:pStyle w:val="6"/>
+              <w:spacing w:before="33"/>
+              <w:ind w:left="107"/>
+              <w:rPr>
+                <w:rFonts w:hint="eastAsia" w:eastAsia="新細明體"/>
+                <w:sz w:val="24"/>
+                <w:lang w:val="en-US" w:eastAsia="zh-TW"/>
+              </w:rPr>
+            </w:pPr>
+            <w:r>
+              <w:rPr>
+                <w:rFonts w:hint="eastAsia" w:eastAsia="新細明體"/>
+                <w:sz w:val="24"/>
+                <w:lang w:val="en-US" w:eastAsia="zh-TW"/>
+              </w:rPr>
+              <w:t>高</w:t>
+            </w:r>
+          </w:p>
+        </w:tc>
+      </w:tr>
+      <w:tr>
+        <w:tblPrEx>
+          <w:tblBorders>
+            <w:top w:val="single" w:color="4F81BC" w:sz="8" w:space="0"/>
+            <w:left w:val="single" w:color="4F81BC" w:sz="8" w:space="0"/>
+            <w:bottom w:val="single" w:color="4F81BC" w:sz="8" w:space="0"/>
+            <w:right w:val="single" w:color="4F81BC" w:sz="8" w:space="0"/>
+            <w:insideH w:val="single" w:color="4F81BC" w:sz="8" w:space="0"/>
+            <w:insideV w:val="single" w:color="4F81BC" w:sz="8" w:space="0"/>
+          </w:tblBorders>
+          <w:tblLayout w:type="fixed"/>
+          <w:tblCellMar>
+            <w:top w:w="0" w:type="dxa"/>
+            <w:left w:w="0" w:type="dxa"/>
+            <w:bottom w:w="0" w:type="dxa"/>
+            <w:right w:w="0" w:type="dxa"/>
+          </w:tblCellMar>
+        </w:tblPrEx>
+        <w:trPr>
+          <w:trHeight w:val="1441" w:hRule="atLeast"/>
+        </w:trPr>
+        <w:tc>
+          <w:tcPr>
+            <w:tcW w:w="2377" w:type="dxa"/>
+            <w:shd w:val="clear" w:color="auto" w:fill="D2DFED"/>
+          </w:tcPr>
+          <w:p>
+            <w:pPr>
+              <w:pStyle w:val="6"/>
+              <w:spacing w:before="35"/>
+              <w:ind w:left="107"/>
+              <w:rPr>
+                <w:b/>
+                <w:sz w:val="24"/>
+              </w:rPr>
+            </w:pPr>
+            <w:r>
+              <w:rPr>
+                <w:b/>
+                <w:spacing w:val="-2"/>
+                <w:sz w:val="24"/>
+              </w:rPr>
+              <w:t>Pre-Conditions</w:t>
+            </w:r>
+          </w:p>
+        </w:tc>
+        <w:tc>
+          <w:tcPr>
+            <w:tcW w:w="5987" w:type="dxa"/>
+            <w:shd w:val="clear" w:color="auto" w:fill="D2DFED"/>
+          </w:tcPr>
+          <w:p>
+            <w:pPr>
+              <w:pStyle w:val="6"/>
+              <w:numPr>
+                <w:ilvl w:val="0"/>
+                <w:numId w:val="0"/>
+              </w:numPr>
+              <w:tabs>
+                <w:tab w:val="left" w:pos="466"/>
+              </w:tabs>
+              <w:spacing w:before="0" w:after="0" w:line="240" w:lineRule="auto"/>
+              <w:ind w:right="0" w:rightChars="0"/>
+              <w:jc w:val="left"/>
+              <w:rPr>
+                <w:rFonts w:hint="eastAsia" w:ascii="Microsoft YaHei" w:eastAsia="新細明體"/>
+                <w:sz w:val="24"/>
+                <w:lang w:val="en-US" w:eastAsia="zh-TW"/>
+              </w:rPr>
+            </w:pPr>
+            <w:r>
+              <w:rPr>
+                <w:rFonts w:ascii="SimSun" w:hAnsi="SimSun" w:eastAsia="SimSun" w:cs="SimSun"/>
+                <w:sz w:val="24"/>
+                <w:szCs w:val="24"/>
+              </w:rPr>
+              <w:t>使用者提交查詢條件</w:t>
+            </w:r>
+          </w:p>
+        </w:tc>
+      </w:tr>
+      <w:tr>
+        <w:tblPrEx>
+          <w:tblBorders>
+            <w:top w:val="single" w:color="4F81BC" w:sz="8" w:space="0"/>
+            <w:left w:val="single" w:color="4F81BC" w:sz="8" w:space="0"/>
+            <w:bottom w:val="single" w:color="4F81BC" w:sz="8" w:space="0"/>
+            <w:right w:val="single" w:color="4F81BC" w:sz="8" w:space="0"/>
+            <w:insideH w:val="single" w:color="4F81BC" w:sz="8" w:space="0"/>
+            <w:insideV w:val="single" w:color="4F81BC" w:sz="8" w:space="0"/>
+          </w:tblBorders>
+          <w:tblLayout w:type="fixed"/>
+          <w:tblCellMar>
+            <w:top w:w="0" w:type="dxa"/>
+            <w:left w:w="0" w:type="dxa"/>
+            <w:bottom w:w="0" w:type="dxa"/>
+            <w:right w:w="0" w:type="dxa"/>
+          </w:tblCellMar>
+        </w:tblPrEx>
+        <w:trPr>
+          <w:trHeight w:val="719" w:hRule="atLeast"/>
+        </w:trPr>
+        <w:tc>
+          <w:tcPr>
+            <w:tcW w:w="2377" w:type="dxa"/>
+          </w:tcPr>
+          <w:p>
+            <w:pPr>
+              <w:pStyle w:val="6"/>
+              <w:spacing w:before="32"/>
+              <w:ind w:left="107"/>
+              <w:rPr>
+                <w:b/>
+                <w:sz w:val="24"/>
+              </w:rPr>
+            </w:pPr>
+            <w:r>
+              <w:rPr>
+                <w:b/>
+                <w:spacing w:val="-4"/>
+                <w:sz w:val="24"/>
+              </w:rPr>
+              <w:t>Post-</w:t>
+            </w:r>
+            <w:r>
+              <w:rPr>
+                <w:b/>
+                <w:spacing w:val="-2"/>
+                <w:sz w:val="24"/>
+              </w:rPr>
+              <w:t>Conditions</w:t>
+            </w:r>
+          </w:p>
+        </w:tc>
+        <w:tc>
+          <w:tcPr>
+            <w:tcW w:w="5987" w:type="dxa"/>
+          </w:tcPr>
+          <w:p>
+            <w:pPr>
+              <w:pStyle w:val="6"/>
+              <w:spacing w:before="169"/>
+              <w:ind w:left="107"/>
+              <w:rPr>
+                <w:rFonts w:ascii="Microsoft YaHei" w:eastAsia="Microsoft YaHei"/>
+                <w:sz w:val="24"/>
+              </w:rPr>
+            </w:pPr>
+            <w:r>
+              <w:rPr>
+                <w:rFonts w:ascii="SimSun" w:hAnsi="SimSun" w:eastAsia="SimSun" w:cs="SimSun"/>
+                <w:sz w:val="24"/>
+                <w:szCs w:val="24"/>
+              </w:rPr>
+              <w:t>地圖上更新符合條件的事件標記</w:t>
+            </w:r>
+          </w:p>
+        </w:tc>
+      </w:tr>
+      <w:tr>
+        <w:tblPrEx>
+          <w:tblBorders>
+            <w:top w:val="single" w:color="4F81BC" w:sz="8" w:space="0"/>
+            <w:left w:val="single" w:color="4F81BC" w:sz="8" w:space="0"/>
+            <w:bottom w:val="single" w:color="4F81BC" w:sz="8" w:space="0"/>
+            <w:right w:val="single" w:color="4F81BC" w:sz="8" w:space="0"/>
+            <w:insideH w:val="single" w:color="4F81BC" w:sz="8" w:space="0"/>
+            <w:insideV w:val="single" w:color="4F81BC" w:sz="8" w:space="0"/>
+          </w:tblBorders>
+          <w:tblLayout w:type="fixed"/>
+          <w:tblCellMar>
+            <w:top w:w="0" w:type="dxa"/>
+            <w:left w:w="0" w:type="dxa"/>
+            <w:bottom w:w="0" w:type="dxa"/>
+            <w:right w:w="0" w:type="dxa"/>
+          </w:tblCellMar>
+        </w:tblPrEx>
+        <w:trPr>
+          <w:trHeight w:val="2879" w:hRule="atLeast"/>
+        </w:trPr>
+        <w:tc>
+          <w:tcPr>
+            <w:tcW w:w="2377" w:type="dxa"/>
+            <w:shd w:val="clear" w:color="auto" w:fill="D2DFED"/>
+          </w:tcPr>
+          <w:p>
+            <w:pPr>
+              <w:pStyle w:val="6"/>
+              <w:spacing w:before="32"/>
+              <w:ind w:left="107"/>
+              <w:rPr>
+                <w:b/>
+                <w:sz w:val="24"/>
+              </w:rPr>
+            </w:pPr>
+            <w:r>
+              <w:rPr>
+                <w:b/>
+                <w:sz w:val="24"/>
+              </w:rPr>
+              <w:t>Basic</w:t>
+            </w:r>
+            <w:r>
+              <w:rPr>
+                <w:b/>
+                <w:spacing w:val="-2"/>
+                <w:sz w:val="24"/>
+              </w:rPr>
+              <w:t xml:space="preserve"> </w:t>
+            </w:r>
+            <w:r>
+              <w:rPr>
+                <w:b/>
+                <w:spacing w:val="-4"/>
+                <w:sz w:val="24"/>
+              </w:rPr>
+              <w:t>Flow</w:t>
+            </w:r>
+          </w:p>
+        </w:tc>
+        <w:tc>
+          <w:tcPr>
+            <w:tcW w:w="5987" w:type="dxa"/>
+            <w:shd w:val="clear" w:color="auto" w:fill="D2DFED"/>
+          </w:tcPr>
+          <w:p>
+            <w:pPr>
+              <w:pStyle w:val="6"/>
+              <w:numPr>
+                <w:ilvl w:val="0"/>
+                <w:numId w:val="0"/>
+              </w:numPr>
+              <w:spacing w:line="720" w:lineRule="atLeast"/>
+              <w:ind w:right="178" w:rightChars="0"/>
+              <w:rPr>
+                <w:rFonts w:ascii="SimSun" w:hAnsi="SimSun" w:eastAsia="SimSun" w:cs="SimSun"/>
+                <w:sz w:val="24"/>
+                <w:szCs w:val="24"/>
+              </w:rPr>
+            </w:pPr>
+            <w:r>
+              <w:rPr>
+                <w:rFonts w:hint="eastAsia" w:ascii="SimSun" w:hAnsi="SimSun" w:eastAsia="新細明體" w:cs="SimSun"/>
+                <w:sz w:val="24"/>
+                <w:szCs w:val="24"/>
+                <w:lang w:val="en-US" w:eastAsia="zh-TW"/>
+              </w:rPr>
+              <w:t xml:space="preserve">1. </w:t>
+            </w:r>
+            <w:r>
+              <w:rPr>
+                <w:rFonts w:ascii="SimSun" w:hAnsi="SimSun" w:eastAsia="SimSun" w:cs="SimSun"/>
+                <w:sz w:val="24"/>
+                <w:szCs w:val="24"/>
+              </w:rPr>
+              <w:t>系統接收查詢條件</w:t>
+            </w:r>
+            <w:r>
+              <w:rPr>
+                <w:rFonts w:ascii="SimSun" w:hAnsi="SimSun" w:eastAsia="SimSun" w:cs="SimSun"/>
+                <w:sz w:val="24"/>
+                <w:szCs w:val="24"/>
+              </w:rPr>
+              <w:br w:type="textWrapping"/>
+            </w:r>
+            <w:r>
+              <w:rPr>
+                <w:rFonts w:ascii="SimSun" w:hAnsi="SimSun" w:eastAsia="SimSun" w:cs="SimSun"/>
+                <w:sz w:val="24"/>
+                <w:szCs w:val="24"/>
+              </w:rPr>
+              <w:t>2. 根據條件查詢資料庫</w:t>
+            </w:r>
+          </w:p>
+          <w:p>
+            <w:pPr>
+              <w:pStyle w:val="6"/>
+              <w:numPr>
+                <w:ilvl w:val="0"/>
+                <w:numId w:val="0"/>
+              </w:numPr>
+              <w:spacing w:line="720" w:lineRule="atLeast"/>
+              <w:ind w:right="178" w:rightChars="0"/>
+              <w:rPr>
+                <w:rFonts w:ascii="SimSun" w:hAnsi="SimSun" w:eastAsia="SimSun" w:cs="SimSun"/>
+                <w:sz w:val="24"/>
+                <w:szCs w:val="24"/>
+              </w:rPr>
+            </w:pPr>
+            <w:r>
+              <w:rPr>
+                <w:rFonts w:hint="eastAsia" w:ascii="SimSun" w:hAnsi="SimSun" w:eastAsia="新細明體" w:cs="SimSun"/>
+                <w:sz w:val="24"/>
+                <w:szCs w:val="24"/>
+                <w:lang w:val="en-US" w:eastAsia="zh-TW"/>
+              </w:rPr>
+              <w:t xml:space="preserve">3. </w:t>
+            </w:r>
+            <w:r>
+              <w:rPr>
+                <w:rFonts w:ascii="SimSun" w:hAnsi="SimSun" w:eastAsia="SimSun" w:cs="SimSun"/>
+                <w:sz w:val="24"/>
+                <w:szCs w:val="24"/>
+              </w:rPr>
+              <w:t>整合事件資料</w:t>
+            </w:r>
+          </w:p>
+          <w:p>
+            <w:pPr>
+              <w:pStyle w:val="6"/>
+              <w:numPr>
+                <w:ilvl w:val="0"/>
+                <w:numId w:val="0"/>
+              </w:numPr>
+              <w:spacing w:line="720" w:lineRule="atLeast"/>
+              <w:ind w:right="178" w:rightChars="0"/>
+              <w:rPr>
+                <w:rFonts w:hint="eastAsia" w:ascii="SimSun" w:hAnsi="SimSun" w:eastAsia="SimSun" w:cs="SimSun"/>
+                <w:sz w:val="24"/>
+                <w:szCs w:val="24"/>
+                <w:lang w:val="en-US" w:eastAsia="zh-TW"/>
+              </w:rPr>
+            </w:pPr>
+            <w:r>
+              <w:rPr>
+                <w:rFonts w:hint="eastAsia" w:ascii="SimSun" w:hAnsi="SimSun" w:eastAsia="SimSun" w:cs="SimSun"/>
+                <w:sz w:val="24"/>
+                <w:szCs w:val="24"/>
+                <w:lang w:val="en-US" w:eastAsia="zh-TW"/>
+              </w:rPr>
+              <w:t>4.</w:t>
+            </w:r>
+            <w:r>
+              <w:rPr>
+                <w:rFonts w:ascii="SimSun" w:hAnsi="SimSun" w:eastAsia="SimSun" w:cs="SimSun"/>
+                <w:sz w:val="24"/>
+                <w:szCs w:val="24"/>
+              </w:rPr>
+              <w:t>將結果轉換為地圖標記並顯示</w:t>
+            </w:r>
+          </w:p>
+        </w:tc>
+      </w:tr>
+      <w:tr>
+        <w:tblPrEx>
+          <w:tblBorders>
+            <w:top w:val="single" w:color="4F81BC" w:sz="8" w:space="0"/>
+            <w:left w:val="single" w:color="4F81BC" w:sz="8" w:space="0"/>
+            <w:bottom w:val="single" w:color="4F81BC" w:sz="8" w:space="0"/>
+            <w:right w:val="single" w:color="4F81BC" w:sz="8" w:space="0"/>
+            <w:insideH w:val="single" w:color="4F81BC" w:sz="8" w:space="0"/>
+            <w:insideV w:val="single" w:color="4F81BC" w:sz="8" w:space="0"/>
+          </w:tblBorders>
+          <w:tblLayout w:type="fixed"/>
+          <w:tblCellMar>
+            <w:top w:w="0" w:type="dxa"/>
+            <w:left w:w="0" w:type="dxa"/>
+            <w:bottom w:w="0" w:type="dxa"/>
+            <w:right w:w="0" w:type="dxa"/>
+          </w:tblCellMar>
+        </w:tblPrEx>
+        <w:trPr>
+          <w:trHeight w:val="361" w:hRule="atLeast"/>
+        </w:trPr>
+        <w:tc>
+          <w:tcPr>
+            <w:tcW w:w="2377" w:type="dxa"/>
+          </w:tcPr>
+          <w:p>
+            <w:pPr>
+              <w:pStyle w:val="6"/>
+              <w:spacing w:before="35"/>
+              <w:ind w:left="107"/>
+              <w:rPr>
+                <w:b/>
+                <w:sz w:val="24"/>
+              </w:rPr>
+            </w:pPr>
+            <w:r>
+              <w:rPr>
+                <w:b/>
+                <w:sz w:val="24"/>
+              </w:rPr>
+              <w:t>Alternative</w:t>
+            </w:r>
+            <w:r>
+              <w:rPr>
+                <w:b/>
+                <w:spacing w:val="-13"/>
+                <w:sz w:val="24"/>
+              </w:rPr>
+              <w:t xml:space="preserve"> </w:t>
+            </w:r>
+            <w:r>
+              <w:rPr>
+                <w:b/>
+                <w:spacing w:val="-2"/>
+                <w:sz w:val="24"/>
+              </w:rPr>
+              <w:t>Flows</w:t>
+            </w:r>
+          </w:p>
+        </w:tc>
+        <w:tc>
+          <w:tcPr>
+            <w:tcW w:w="5987" w:type="dxa"/>
+          </w:tcPr>
+          <w:p>
+            <w:pPr>
+              <w:pStyle w:val="6"/>
+              <w:rPr>
+                <w:rFonts w:ascii="SimSun" w:hAnsi="SimSun" w:eastAsia="SimSun" w:cs="SimSun"/>
+                <w:sz w:val="24"/>
+                <w:szCs w:val="24"/>
+              </w:rPr>
+            </w:pPr>
+            <w:r>
+              <w:rPr>
+                <w:rFonts w:ascii="SimSun" w:hAnsi="SimSun" w:eastAsia="SimSun" w:cs="SimSun"/>
+                <w:sz w:val="24"/>
+                <w:szCs w:val="24"/>
+              </w:rPr>
+              <w:t>無查詢條件 → 顯示預設地區全部事件</w:t>
+            </w:r>
+          </w:p>
+        </w:tc>
+      </w:tr>
+      <w:tr>
+        <w:tblPrEx>
+          <w:tblBorders>
+            <w:top w:val="single" w:color="4F81BC" w:sz="8" w:space="0"/>
+            <w:left w:val="single" w:color="4F81BC" w:sz="8" w:space="0"/>
+            <w:bottom w:val="single" w:color="4F81BC" w:sz="8" w:space="0"/>
+            <w:right w:val="single" w:color="4F81BC" w:sz="8" w:space="0"/>
+            <w:insideH w:val="single" w:color="4F81BC" w:sz="8" w:space="0"/>
+            <w:insideV w:val="single" w:color="4F81BC" w:sz="8" w:space="0"/>
+          </w:tblBorders>
+          <w:tblLayout w:type="fixed"/>
+          <w:tblCellMar>
+            <w:top w:w="0" w:type="dxa"/>
+            <w:left w:w="0" w:type="dxa"/>
+            <w:bottom w:w="0" w:type="dxa"/>
+            <w:right w:w="0" w:type="dxa"/>
+          </w:tblCellMar>
+        </w:tblPrEx>
+        <w:trPr>
+          <w:trHeight w:val="359" w:hRule="atLeast"/>
+        </w:trPr>
+        <w:tc>
+          <w:tcPr>
+            <w:tcW w:w="2377" w:type="dxa"/>
+            <w:shd w:val="clear" w:color="auto" w:fill="D2DFED"/>
+          </w:tcPr>
+          <w:p>
+            <w:pPr>
+              <w:pStyle w:val="6"/>
+              <w:spacing w:before="32"/>
+              <w:ind w:left="107"/>
+              <w:rPr>
+                <w:b/>
+                <w:sz w:val="24"/>
+              </w:rPr>
+            </w:pPr>
+            <w:r>
+              <w:rPr>
+                <w:b/>
+                <w:sz w:val="24"/>
+              </w:rPr>
+              <w:t>Exceptional</w:t>
+            </w:r>
+            <w:r>
+              <w:rPr>
+                <w:b/>
+                <w:spacing w:val="-9"/>
+                <w:sz w:val="24"/>
+              </w:rPr>
+              <w:t xml:space="preserve"> </w:t>
+            </w:r>
+            <w:r>
+              <w:rPr>
+                <w:b/>
+                <w:spacing w:val="-2"/>
+                <w:sz w:val="24"/>
+              </w:rPr>
+              <w:t>Flows</w:t>
+            </w:r>
+          </w:p>
+        </w:tc>
+        <w:tc>
+          <w:tcPr>
+            <w:tcW w:w="5987" w:type="dxa"/>
+            <w:shd w:val="clear" w:color="auto" w:fill="D2DFED"/>
+          </w:tcPr>
+          <w:p>
+            <w:pPr>
+              <w:pStyle w:val="6"/>
+              <w:rPr>
+                <w:rFonts w:ascii="SimSun" w:hAnsi="SimSun" w:eastAsia="SimSun" w:cs="SimSun"/>
+                <w:sz w:val="24"/>
+                <w:szCs w:val="24"/>
+              </w:rPr>
+            </w:pPr>
+            <w:r>
+              <w:rPr>
+                <w:rFonts w:ascii="SimSun" w:hAnsi="SimSun" w:eastAsia="SimSun" w:cs="SimSun"/>
+                <w:sz w:val="24"/>
+                <w:szCs w:val="24"/>
+              </w:rPr>
+              <w:t>查無資料 → 顯示提示「查無結果」</w:t>
+            </w:r>
+          </w:p>
+        </w:tc>
+      </w:tr>
+      <w:tr>
+        <w:tblPrEx>
+          <w:tblBorders>
+            <w:top w:val="single" w:color="4F81BC" w:sz="8" w:space="0"/>
+            <w:left w:val="single" w:color="4F81BC" w:sz="8" w:space="0"/>
+            <w:bottom w:val="single" w:color="4F81BC" w:sz="8" w:space="0"/>
+            <w:right w:val="single" w:color="4F81BC" w:sz="8" w:space="0"/>
+            <w:insideH w:val="single" w:color="4F81BC" w:sz="8" w:space="0"/>
+            <w:insideV w:val="single" w:color="4F81BC" w:sz="8" w:space="0"/>
+          </w:tblBorders>
+          <w:tblLayout w:type="fixed"/>
+          <w:tblCellMar>
+            <w:top w:w="0" w:type="dxa"/>
+            <w:left w:w="0" w:type="dxa"/>
+            <w:bottom w:w="0" w:type="dxa"/>
+            <w:right w:w="0" w:type="dxa"/>
+          </w:tblCellMar>
+        </w:tblPrEx>
+        <w:trPr>
+          <w:trHeight w:val="359" w:hRule="atLeast"/>
+        </w:trPr>
+        <w:tc>
+          <w:tcPr>
+            <w:tcW w:w="2377" w:type="dxa"/>
+          </w:tcPr>
+          <w:p>
+            <w:pPr>
+              <w:pStyle w:val="6"/>
+              <w:spacing w:before="32"/>
+              <w:ind w:left="107"/>
+              <w:rPr>
+                <w:b/>
+                <w:sz w:val="24"/>
+              </w:rPr>
+            </w:pPr>
+            <w:r>
+              <w:rPr>
+                <w:b/>
+                <w:sz w:val="24"/>
+              </w:rPr>
+              <w:t>Use</w:t>
+            </w:r>
+            <w:r>
+              <w:rPr>
+                <w:b/>
+                <w:spacing w:val="-3"/>
+                <w:sz w:val="24"/>
+              </w:rPr>
+              <w:t xml:space="preserve"> </w:t>
+            </w:r>
+            <w:r>
+              <w:rPr>
+                <w:b/>
+                <w:sz w:val="24"/>
+              </w:rPr>
+              <w:t>Use</w:t>
+            </w:r>
+            <w:r>
+              <w:rPr>
+                <w:b/>
+                <w:spacing w:val="-3"/>
+                <w:sz w:val="24"/>
+              </w:rPr>
+              <w:t xml:space="preserve"> </w:t>
+            </w:r>
+            <w:r>
+              <w:rPr>
+                <w:b/>
+                <w:spacing w:val="-4"/>
+                <w:sz w:val="24"/>
+              </w:rPr>
+              <w:t>Case</w:t>
+            </w:r>
+          </w:p>
+        </w:tc>
+        <w:tc>
+          <w:tcPr>
+            <w:tcW w:w="5987" w:type="dxa"/>
+          </w:tcPr>
+          <w:p>
+            <w:pPr>
+              <w:pStyle w:val="6"/>
+              <w:spacing w:before="35"/>
+              <w:rPr>
+                <w:rFonts w:hint="eastAsia" w:ascii="Times New Roman" w:eastAsia="新細明體"/>
+                <w:sz w:val="22"/>
+                <w:lang w:eastAsia="zh-TW"/>
+              </w:rPr>
+            </w:pPr>
+            <w:r>
+              <w:rPr>
+                <w:rFonts w:ascii="SimSun" w:hAnsi="SimSun" w:eastAsia="SimSun" w:cs="SimSun"/>
+                <w:sz w:val="24"/>
+                <w:szCs w:val="24"/>
+              </w:rPr>
+              <w:t>無</w:t>
+            </w:r>
+          </w:p>
+        </w:tc>
+      </w:tr>
+      <w:tr>
+        <w:tblPrEx>
+          <w:tblBorders>
+            <w:top w:val="single" w:color="4F81BC" w:sz="8" w:space="0"/>
+            <w:left w:val="single" w:color="4F81BC" w:sz="8" w:space="0"/>
+            <w:bottom w:val="single" w:color="4F81BC" w:sz="8" w:space="0"/>
+            <w:right w:val="single" w:color="4F81BC" w:sz="8" w:space="0"/>
+            <w:insideH w:val="single" w:color="4F81BC" w:sz="8" w:space="0"/>
+            <w:insideV w:val="single" w:color="4F81BC" w:sz="8" w:space="0"/>
+          </w:tblBorders>
+          <w:tblLayout w:type="fixed"/>
+          <w:tblCellMar>
+            <w:top w:w="0" w:type="dxa"/>
+            <w:left w:w="0" w:type="dxa"/>
+            <w:bottom w:w="0" w:type="dxa"/>
+            <w:right w:w="0" w:type="dxa"/>
+          </w:tblCellMar>
+        </w:tblPrEx>
+        <w:trPr>
+          <w:trHeight w:val="361" w:hRule="atLeast"/>
+        </w:trPr>
+        <w:tc>
+          <w:tcPr>
+            <w:tcW w:w="2377" w:type="dxa"/>
+            <w:shd w:val="clear" w:color="auto" w:fill="D2DFED"/>
+          </w:tcPr>
+          <w:p>
+            <w:pPr>
+              <w:pStyle w:val="6"/>
+              <w:spacing w:before="35"/>
+              <w:ind w:left="107"/>
+              <w:rPr>
+                <w:b/>
+                <w:sz w:val="24"/>
+              </w:rPr>
+            </w:pPr>
+            <w:r>
+              <w:rPr>
+                <w:b/>
+                <w:sz w:val="24"/>
+              </w:rPr>
+              <w:t>Extend</w:t>
+            </w:r>
+            <w:r>
+              <w:rPr>
+                <w:b/>
+                <w:spacing w:val="-5"/>
+                <w:sz w:val="24"/>
+              </w:rPr>
+              <w:t xml:space="preserve"> </w:t>
+            </w:r>
+            <w:r>
+              <w:rPr>
+                <w:b/>
+                <w:sz w:val="24"/>
+              </w:rPr>
+              <w:t>Use</w:t>
+            </w:r>
+            <w:r>
+              <w:rPr>
+                <w:b/>
+                <w:spacing w:val="-3"/>
+                <w:sz w:val="24"/>
+              </w:rPr>
+              <w:t xml:space="preserve"> </w:t>
+            </w:r>
+            <w:r>
+              <w:rPr>
+                <w:b/>
+                <w:spacing w:val="-4"/>
+                <w:sz w:val="24"/>
+              </w:rPr>
+              <w:t>Case</w:t>
+            </w:r>
+          </w:p>
+        </w:tc>
+        <w:tc>
+          <w:tcPr>
+            <w:tcW w:w="5987" w:type="dxa"/>
+            <w:shd w:val="clear" w:color="auto" w:fill="D2DFED"/>
+          </w:tcPr>
+          <w:p>
+            <w:pPr>
+              <w:pStyle w:val="6"/>
+              <w:spacing w:before="35"/>
+              <w:rPr>
+                <w:rFonts w:hint="eastAsia" w:eastAsia="新細明體"/>
+                <w:sz w:val="24"/>
+                <w:lang w:val="en-US" w:eastAsia="zh-TW"/>
+              </w:rPr>
+            </w:pPr>
+            <w:r>
+              <w:rPr>
+                <w:rFonts w:ascii="SimSun" w:hAnsi="SimSun" w:eastAsia="SimSun" w:cs="SimSun"/>
+                <w:sz w:val="24"/>
+                <w:szCs w:val="24"/>
+              </w:rPr>
+              <w:t>UC-5.0</w:t>
+            </w:r>
+          </w:p>
+        </w:tc>
+      </w:tr>
+      <w:tr>
+        <w:tblPrEx>
+          <w:tblBorders>
+            <w:top w:val="single" w:color="4F81BC" w:sz="8" w:space="0"/>
+            <w:left w:val="single" w:color="4F81BC" w:sz="8" w:space="0"/>
+            <w:bottom w:val="single" w:color="4F81BC" w:sz="8" w:space="0"/>
+            <w:right w:val="single" w:color="4F81BC" w:sz="8" w:space="0"/>
+            <w:insideH w:val="single" w:color="4F81BC" w:sz="8" w:space="0"/>
+            <w:insideV w:val="single" w:color="4F81BC" w:sz="8" w:space="0"/>
+          </w:tblBorders>
+          <w:tblLayout w:type="fixed"/>
+          <w:tblCellMar>
+            <w:top w:w="0" w:type="dxa"/>
+            <w:left w:w="0" w:type="dxa"/>
+            <w:bottom w:w="0" w:type="dxa"/>
+            <w:right w:w="0" w:type="dxa"/>
+          </w:tblCellMar>
+        </w:tblPrEx>
+        <w:trPr>
+          <w:trHeight w:val="359" w:hRule="atLeast"/>
+        </w:trPr>
+        <w:tc>
+          <w:tcPr>
+            <w:tcW w:w="2377" w:type="dxa"/>
+          </w:tcPr>
+          <w:p>
+            <w:pPr>
+              <w:pStyle w:val="6"/>
+              <w:spacing w:before="33"/>
+              <w:ind w:left="107"/>
+              <w:rPr>
+                <w:b/>
+                <w:sz w:val="24"/>
+              </w:rPr>
+            </w:pPr>
+            <w:r>
+              <w:rPr>
+                <w:b/>
+                <w:sz w:val="24"/>
+              </w:rPr>
+              <w:t xml:space="preserve">Business </w:t>
+            </w:r>
+            <w:r>
+              <w:rPr>
+                <w:b/>
+                <w:spacing w:val="-2"/>
+                <w:sz w:val="24"/>
+              </w:rPr>
+              <w:t>Rules</w:t>
+            </w:r>
+          </w:p>
+        </w:tc>
+        <w:tc>
+          <w:tcPr>
+            <w:tcW w:w="5987" w:type="dxa"/>
+          </w:tcPr>
+          <w:p>
+            <w:pPr>
+              <w:pStyle w:val="6"/>
+              <w:rPr>
+                <w:rFonts w:ascii="SimSun" w:hAnsi="SimSun" w:eastAsia="SimSun" w:cs="SimSun"/>
+                <w:sz w:val="24"/>
+                <w:szCs w:val="24"/>
+              </w:rPr>
+            </w:pPr>
+            <w:r>
+              <w:rPr>
+                <w:rFonts w:ascii="SimSun" w:hAnsi="SimSun" w:eastAsia="SimSun" w:cs="SimSun"/>
+                <w:sz w:val="24"/>
+                <w:szCs w:val="24"/>
+              </w:rPr>
+              <w:t>僅顯示最近一年內的通過事件</w:t>
+            </w:r>
+          </w:p>
+        </w:tc>
+      </w:tr>
+      <w:tr>
+        <w:tblPrEx>
+          <w:tblBorders>
+            <w:top w:val="single" w:color="4F81BC" w:sz="8" w:space="0"/>
+            <w:left w:val="single" w:color="4F81BC" w:sz="8" w:space="0"/>
+            <w:bottom w:val="single" w:color="4F81BC" w:sz="8" w:space="0"/>
+            <w:right w:val="single" w:color="4F81BC" w:sz="8" w:space="0"/>
+            <w:insideH w:val="single" w:color="4F81BC" w:sz="8" w:space="0"/>
+            <w:insideV w:val="single" w:color="4F81BC" w:sz="8" w:space="0"/>
+          </w:tblBorders>
+          <w:tblLayout w:type="fixed"/>
+          <w:tblCellMar>
+            <w:top w:w="0" w:type="dxa"/>
+            <w:left w:w="0" w:type="dxa"/>
+            <w:bottom w:w="0" w:type="dxa"/>
+            <w:right w:w="0" w:type="dxa"/>
+          </w:tblCellMar>
+        </w:tblPrEx>
+        <w:trPr>
+          <w:trHeight w:val="359" w:hRule="atLeast"/>
+        </w:trPr>
+        <w:tc>
+          <w:tcPr>
+            <w:tcW w:w="2377" w:type="dxa"/>
+            <w:shd w:val="clear" w:color="auto" w:fill="D2DFED"/>
+          </w:tcPr>
+          <w:p>
+            <w:pPr>
+              <w:pStyle w:val="6"/>
+              <w:spacing w:before="32"/>
+              <w:ind w:left="107"/>
+              <w:rPr>
+                <w:b/>
+                <w:sz w:val="24"/>
+              </w:rPr>
+            </w:pPr>
+            <w:r>
+              <w:rPr>
+                <w:b/>
+                <w:sz w:val="24"/>
+              </w:rPr>
+              <w:t>Special</w:t>
+            </w:r>
+            <w:r>
+              <w:rPr>
+                <w:b/>
+                <w:spacing w:val="-2"/>
+                <w:sz w:val="24"/>
+              </w:rPr>
+              <w:t xml:space="preserve"> Requirements</w:t>
+            </w:r>
+          </w:p>
+        </w:tc>
+        <w:tc>
+          <w:tcPr>
+            <w:tcW w:w="5987" w:type="dxa"/>
+            <w:shd w:val="clear" w:color="auto" w:fill="D2DFED"/>
+          </w:tcPr>
+          <w:p>
+            <w:pPr>
+              <w:pStyle w:val="6"/>
+              <w:rPr>
+                <w:rFonts w:ascii="SimSun" w:hAnsi="SimSun" w:eastAsia="SimSun" w:cs="SimSun"/>
+                <w:sz w:val="24"/>
+                <w:szCs w:val="24"/>
+              </w:rPr>
+            </w:pPr>
+            <w:r>
+              <w:rPr>
+                <w:rFonts w:ascii="SimSun" w:hAnsi="SimSun" w:eastAsia="SimSun" w:cs="SimSun"/>
+                <w:sz w:val="24"/>
+                <w:szCs w:val="24"/>
+              </w:rPr>
+              <w:t>地圖標記點需可點擊顯示事件詳細資訊</w:t>
+            </w:r>
+          </w:p>
+        </w:tc>
+      </w:tr>
+      <w:tr>
+        <w:tblPrEx>
+          <w:tblBorders>
+            <w:top w:val="single" w:color="4F81BC" w:sz="8" w:space="0"/>
+            <w:left w:val="single" w:color="4F81BC" w:sz="8" w:space="0"/>
+            <w:bottom w:val="single" w:color="4F81BC" w:sz="8" w:space="0"/>
+            <w:right w:val="single" w:color="4F81BC" w:sz="8" w:space="0"/>
+            <w:insideH w:val="single" w:color="4F81BC" w:sz="8" w:space="0"/>
+            <w:insideV w:val="single" w:color="4F81BC" w:sz="8" w:space="0"/>
+          </w:tblBorders>
+          <w:tblLayout w:type="fixed"/>
+          <w:tblCellMar>
+            <w:top w:w="0" w:type="dxa"/>
+            <w:left w:w="0" w:type="dxa"/>
+            <w:bottom w:w="0" w:type="dxa"/>
+            <w:right w:w="0" w:type="dxa"/>
+          </w:tblCellMar>
+        </w:tblPrEx>
+        <w:trPr>
+          <w:trHeight w:val="361" w:hRule="atLeast"/>
+        </w:trPr>
+        <w:tc>
+          <w:tcPr>
+            <w:tcW w:w="2377" w:type="dxa"/>
+          </w:tcPr>
+          <w:p>
+            <w:pPr>
+              <w:pStyle w:val="6"/>
+              <w:spacing w:before="35"/>
+              <w:ind w:left="107"/>
+              <w:rPr>
+                <w:b/>
+                <w:sz w:val="24"/>
+              </w:rPr>
+            </w:pPr>
+            <w:r>
+              <w:rPr>
+                <w:b/>
+                <w:spacing w:val="-2"/>
+                <w:sz w:val="24"/>
+              </w:rPr>
+              <w:t>Artifacts</w:t>
+            </w:r>
+          </w:p>
+        </w:tc>
+        <w:tc>
+          <w:tcPr>
+            <w:tcW w:w="5987" w:type="dxa"/>
+          </w:tcPr>
+          <w:p>
+            <w:pPr>
+              <w:pStyle w:val="6"/>
+              <w:rPr>
+                <w:rFonts w:ascii="SimSun" w:hAnsi="SimSun" w:eastAsia="SimSun" w:cs="SimSun"/>
+                <w:sz w:val="24"/>
+                <w:szCs w:val="24"/>
+              </w:rPr>
+            </w:pPr>
+            <w:r>
+              <w:rPr>
+                <w:rFonts w:ascii="SimSun" w:hAnsi="SimSun" w:eastAsia="SimSun" w:cs="SimSun"/>
+                <w:sz w:val="24"/>
+                <w:szCs w:val="24"/>
+              </w:rPr>
+              <w:t>地圖標記、查詢結果資料</w:t>
+            </w:r>
+          </w:p>
+        </w:tc>
+      </w:tr>
+      <w:tr>
+        <w:tblPrEx>
+          <w:tblBorders>
+            <w:top w:val="single" w:color="4F81BC" w:sz="8" w:space="0"/>
+            <w:left w:val="single" w:color="4F81BC" w:sz="8" w:space="0"/>
+            <w:bottom w:val="single" w:color="4F81BC" w:sz="8" w:space="0"/>
+            <w:right w:val="single" w:color="4F81BC" w:sz="8" w:space="0"/>
+            <w:insideH w:val="single" w:color="4F81BC" w:sz="8" w:space="0"/>
+            <w:insideV w:val="single" w:color="4F81BC" w:sz="8" w:space="0"/>
+          </w:tblBorders>
+          <w:tblLayout w:type="fixed"/>
+          <w:tblCellMar>
+            <w:top w:w="0" w:type="dxa"/>
+            <w:left w:w="0" w:type="dxa"/>
+            <w:bottom w:w="0" w:type="dxa"/>
+            <w:right w:w="0" w:type="dxa"/>
+          </w:tblCellMar>
+        </w:tblPrEx>
+        <w:trPr>
+          <w:trHeight w:val="359" w:hRule="atLeast"/>
+        </w:trPr>
+        <w:tc>
+          <w:tcPr>
+            <w:tcW w:w="2377" w:type="dxa"/>
+            <w:shd w:val="clear" w:color="auto" w:fill="D2DFED"/>
+          </w:tcPr>
+          <w:p>
+            <w:pPr>
+              <w:pStyle w:val="6"/>
+              <w:spacing w:before="32"/>
+              <w:ind w:left="107"/>
+              <w:rPr>
+                <w:b/>
+                <w:sz w:val="24"/>
+              </w:rPr>
+            </w:pPr>
+            <w:r>
+              <w:rPr>
+                <w:b/>
+                <w:sz w:val="24"/>
+              </w:rPr>
+              <w:t>Use</w:t>
+            </w:r>
+            <w:r>
+              <w:rPr>
+                <w:b/>
+                <w:spacing w:val="-3"/>
+                <w:sz w:val="24"/>
+              </w:rPr>
+              <w:t xml:space="preserve"> </w:t>
+            </w:r>
+            <w:r>
+              <w:rPr>
+                <w:b/>
+                <w:sz w:val="24"/>
+              </w:rPr>
+              <w:t>Case</w:t>
+            </w:r>
+            <w:r>
+              <w:rPr>
+                <w:b/>
+                <w:spacing w:val="-3"/>
+                <w:sz w:val="24"/>
+              </w:rPr>
+              <w:t xml:space="preserve"> </w:t>
+            </w:r>
+            <w:r>
+              <w:rPr>
+                <w:b/>
+                <w:spacing w:val="-2"/>
+                <w:sz w:val="24"/>
+              </w:rPr>
+              <w:t>Glossary</w:t>
+            </w:r>
+          </w:p>
+        </w:tc>
+        <w:tc>
+          <w:tcPr>
+            <w:tcW w:w="5987" w:type="dxa"/>
+            <w:shd w:val="clear" w:color="auto" w:fill="D2DFED"/>
+          </w:tcPr>
+          <w:p>
+            <w:pPr>
+              <w:pStyle w:val="6"/>
+              <w:rPr>
+                <w:rFonts w:ascii="SimSun" w:hAnsi="SimSun" w:eastAsia="SimSun" w:cs="SimSun"/>
+                <w:sz w:val="24"/>
+                <w:szCs w:val="24"/>
+              </w:rPr>
+            </w:pPr>
+            <w:r>
+              <w:rPr>
+                <w:rFonts w:ascii="SimSun" w:hAnsi="SimSun" w:eastAsia="SimSun" w:cs="SimSun"/>
+                <w:sz w:val="24"/>
+                <w:szCs w:val="24"/>
+              </w:rPr>
+              <w:t>查詢條件</w:t>
+            </w:r>
+            <w:r>
+              <w:rPr>
+                <w:rFonts w:hint="eastAsia" w:ascii="SimSun" w:hAnsi="SimSun" w:eastAsia="新細明體" w:cs="SimSun"/>
+                <w:sz w:val="24"/>
+                <w:szCs w:val="24"/>
+                <w:lang w:val="en-US" w:eastAsia="zh-TW"/>
+              </w:rPr>
+              <w:t xml:space="preserve">: </w:t>
+            </w:r>
+            <w:r>
+              <w:rPr>
+                <w:rFonts w:ascii="SimSun" w:hAnsi="SimSun" w:eastAsia="SimSun" w:cs="SimSun"/>
+                <w:sz w:val="24"/>
+                <w:szCs w:val="24"/>
+              </w:rPr>
+              <w:t>地區（行政區/座標）、時間範圍、事件類別</w:t>
+            </w:r>
+          </w:p>
+        </w:tc>
+      </w:tr>
+    </w:tbl>
+    <w:p>
+      <w:bookmarkStart w:id="0" w:name="_GoBack"/>
+      <w:bookmarkEnd w:id="0"/>
+    </w:p>
     <w:sectPr>
       <w:pgSz w:w="11906" w:h="16838"/>
       <w:pgMar w:top="1440" w:right="1800" w:bottom="1440" w:left="1800" w:header="851" w:footer="992" w:gutter="0"/>

--- a/文件/比賽的東西045.docx
+++ b/文件/比賽的東西045.docx
@@ -3455,14 +3455,6 @@
       </w:tr>
       <w:tr>
         <w:tblPrEx>
-          <w:tblBorders>
-            <w:top w:val="single" w:color="4F81BC" w:sz="8" w:space="0"/>
-            <w:left w:val="single" w:color="4F81BC" w:sz="8" w:space="0"/>
-            <w:bottom w:val="single" w:color="4F81BC" w:sz="8" w:space="0"/>
-            <w:right w:val="single" w:color="4F81BC" w:sz="8" w:space="0"/>
-            <w:insideH w:val="single" w:color="4F81BC" w:sz="8" w:space="0"/>
-            <w:insideV w:val="single" w:color="4F81BC" w:sz="8" w:space="0"/>
-          </w:tblBorders>
           <w:tblLayout w:type="fixed"/>
           <w:tblCellMar>
             <w:top w:w="0" w:type="dxa"/>
@@ -5337,6 +5329,14 @@
       </w:tblGrid>
       <w:tr>
         <w:tblPrEx>
+          <w:tblBorders>
+            <w:top w:val="single" w:color="4F81BC" w:sz="8" w:space="0"/>
+            <w:left w:val="single" w:color="4F81BC" w:sz="8" w:space="0"/>
+            <w:bottom w:val="single" w:color="4F81BC" w:sz="8" w:space="0"/>
+            <w:right w:val="single" w:color="4F81BC" w:sz="8" w:space="0"/>
+            <w:insideH w:val="single" w:color="4F81BC" w:sz="8" w:space="0"/>
+            <w:insideV w:val="single" w:color="4F81BC" w:sz="8" w:space="0"/>
+          </w:tblBorders>
           <w:tblLayout w:type="fixed"/>
           <w:tblCellMar>
             <w:top w:w="0" w:type="dxa"/>
@@ -22344,6 +22344,14 @@
       </w:tblGrid>
       <w:tr>
         <w:tblPrEx>
+          <w:tblBorders>
+            <w:top w:val="single" w:color="4F81BC" w:sz="8" w:space="0"/>
+            <w:left w:val="single" w:color="4F81BC" w:sz="8" w:space="0"/>
+            <w:bottom w:val="single" w:color="4F81BC" w:sz="8" w:space="0"/>
+            <w:right w:val="single" w:color="4F81BC" w:sz="8" w:space="0"/>
+            <w:insideH w:val="single" w:color="4F81BC" w:sz="8" w:space="0"/>
+            <w:insideV w:val="single" w:color="4F81BC" w:sz="8" w:space="0"/>
+          </w:tblBorders>
           <w:tblLayout w:type="fixed"/>
           <w:tblCellMar>
             <w:top w:w="0" w:type="dxa"/>
@@ -25363,12 +25371,6 @@
             <w:insideV w:val="single" w:color="4F81BC" w:sz="8" w:space="0"/>
           </w:tblBorders>
           <w:tblLayout w:type="fixed"/>
-          <w:tblCellMar>
-            <w:top w:w="0" w:type="dxa"/>
-            <w:left w:w="0" w:type="dxa"/>
-            <w:bottom w:w="0" w:type="dxa"/>
-            <w:right w:w="0" w:type="dxa"/>
-          </w:tblCellMar>
         </w:tblPrEx>
         <w:trPr>
           <w:trHeight w:val="359" w:hRule="atLeast"/>
@@ -27731,6 +27733,14 @@
       </w:tblGrid>
       <w:tr>
         <w:tblPrEx>
+          <w:tblBorders>
+            <w:top w:val="single" w:color="4F81BC" w:sz="8" w:space="0"/>
+            <w:left w:val="single" w:color="4F81BC" w:sz="8" w:space="0"/>
+            <w:bottom w:val="single" w:color="4F81BC" w:sz="8" w:space="0"/>
+            <w:right w:val="single" w:color="4F81BC" w:sz="8" w:space="0"/>
+            <w:insideH w:val="single" w:color="4F81BC" w:sz="8" w:space="0"/>
+            <w:insideV w:val="single" w:color="4F81BC" w:sz="8" w:space="0"/>
+          </w:tblBorders>
           <w:tblLayout w:type="fixed"/>
           <w:tblCellMar>
             <w:top w:w="0" w:type="dxa"/>
@@ -31317,10 +31327,5474 @@
         </w:tc>
       </w:tr>
     </w:tbl>
-    <w:p>
-      <w:bookmarkStart w:id="0" w:name="_GoBack"/>
-      <w:bookmarkEnd w:id="0"/>
-    </w:p>
+    <w:p/>
+    <w:tbl>
+      <w:tblPr>
+        <w:tblStyle w:val="5"/>
+        <w:tblpPr w:leftFromText="180" w:rightFromText="180" w:vertAnchor="text" w:horzAnchor="page" w:tblpX="1707" w:tblpY="1009"/>
+        <w:tblOverlap w:val="never"/>
+        <w:tblW w:w="8364" w:type="dxa"/>
+        <w:tblInd w:w="0" w:type="dxa"/>
+        <w:tblBorders>
+          <w:top w:val="single" w:color="4F81BC" w:sz="8" w:space="0"/>
+          <w:left w:val="single" w:color="4F81BC" w:sz="8" w:space="0"/>
+          <w:bottom w:val="single" w:color="4F81BC" w:sz="8" w:space="0"/>
+          <w:right w:val="single" w:color="4F81BC" w:sz="8" w:space="0"/>
+          <w:insideH w:val="single" w:color="4F81BC" w:sz="8" w:space="0"/>
+          <w:insideV w:val="single" w:color="4F81BC" w:sz="8" w:space="0"/>
+        </w:tblBorders>
+        <w:tblLayout w:type="fixed"/>
+        <w:tblCellMar>
+          <w:top w:w="0" w:type="dxa"/>
+          <w:left w:w="0" w:type="dxa"/>
+          <w:bottom w:w="0" w:type="dxa"/>
+          <w:right w:w="0" w:type="dxa"/>
+        </w:tblCellMar>
+      </w:tblPr>
+      <w:tblGrid>
+        <w:gridCol w:w="2377"/>
+        <w:gridCol w:w="5987"/>
+      </w:tblGrid>
+      <w:tr>
+        <w:tblPrEx>
+          <w:tblBorders>
+            <w:top w:val="single" w:color="4F81BC" w:sz="8" w:space="0"/>
+            <w:left w:val="single" w:color="4F81BC" w:sz="8" w:space="0"/>
+            <w:bottom w:val="single" w:color="4F81BC" w:sz="8" w:space="0"/>
+            <w:right w:val="single" w:color="4F81BC" w:sz="8" w:space="0"/>
+            <w:insideH w:val="single" w:color="4F81BC" w:sz="8" w:space="0"/>
+            <w:insideV w:val="single" w:color="4F81BC" w:sz="8" w:space="0"/>
+          </w:tblBorders>
+          <w:tblLayout w:type="fixed"/>
+          <w:tblCellMar>
+            <w:top w:w="0" w:type="dxa"/>
+            <w:left w:w="0" w:type="dxa"/>
+            <w:bottom w:w="0" w:type="dxa"/>
+            <w:right w:w="0" w:type="dxa"/>
+          </w:tblCellMar>
+        </w:tblPrEx>
+        <w:trPr>
+          <w:trHeight w:val="359" w:hRule="atLeast"/>
+        </w:trPr>
+        <w:tc>
+          <w:tcPr>
+            <w:tcW w:w="2377" w:type="dxa"/>
+            <w:tcBorders>
+              <w:bottom w:val="single" w:color="4F81BC" w:sz="18" w:space="0"/>
+            </w:tcBorders>
+          </w:tcPr>
+          <w:p>
+            <w:pPr>
+              <w:pStyle w:val="6"/>
+              <w:spacing w:before="33"/>
+              <w:ind w:left="107"/>
+              <w:rPr>
+                <w:b/>
+                <w:sz w:val="24"/>
+              </w:rPr>
+            </w:pPr>
+            <w:r>
+              <w:rPr>
+                <w:b/>
+                <w:sz w:val="24"/>
+              </w:rPr>
+              <w:t>Use</w:t>
+            </w:r>
+            <w:r>
+              <w:rPr>
+                <w:b/>
+                <w:spacing w:val="-3"/>
+                <w:sz w:val="24"/>
+              </w:rPr>
+              <w:t xml:space="preserve"> </w:t>
+            </w:r>
+            <w:r>
+              <w:rPr>
+                <w:b/>
+                <w:sz w:val="24"/>
+              </w:rPr>
+              <w:t>Case</w:t>
+            </w:r>
+            <w:r>
+              <w:rPr>
+                <w:b/>
+                <w:spacing w:val="-3"/>
+                <w:sz w:val="24"/>
+              </w:rPr>
+              <w:t xml:space="preserve"> </w:t>
+            </w:r>
+            <w:r>
+              <w:rPr>
+                <w:b/>
+                <w:spacing w:val="-5"/>
+                <w:sz w:val="24"/>
+              </w:rPr>
+              <w:t>ID</w:t>
+            </w:r>
+          </w:p>
+        </w:tc>
+        <w:tc>
+          <w:tcPr>
+            <w:tcW w:w="5987" w:type="dxa"/>
+            <w:tcBorders>
+              <w:bottom w:val="single" w:color="4F81BC" w:sz="18" w:space="0"/>
+            </w:tcBorders>
+          </w:tcPr>
+          <w:p>
+            <w:pPr>
+              <w:pStyle w:val="6"/>
+              <w:spacing w:before="33"/>
+              <w:ind w:left="107"/>
+              <w:rPr>
+                <w:b/>
+                <w:sz w:val="24"/>
+              </w:rPr>
+            </w:pPr>
+            <w:r>
+              <w:rPr>
+                <w:rFonts w:ascii="SimSun" w:hAnsi="SimSun" w:eastAsia="SimSun" w:cs="SimSun"/>
+                <w:sz w:val="24"/>
+                <w:szCs w:val="24"/>
+              </w:rPr>
+              <w:t>UC-</w:t>
+            </w:r>
+            <w:r>
+              <w:rPr>
+                <w:rFonts w:hint="eastAsia" w:ascii="SimSun" w:hAnsi="SimSun" w:eastAsia="新細明體" w:cs="SimSun"/>
+                <w:sz w:val="24"/>
+                <w:szCs w:val="24"/>
+                <w:lang w:val="en-US" w:eastAsia="zh-TW"/>
+              </w:rPr>
+              <w:t>6.0</w:t>
+            </w:r>
+          </w:p>
+        </w:tc>
+      </w:tr>
+      <w:tr>
+        <w:tblPrEx>
+          <w:tblBorders>
+            <w:top w:val="single" w:color="4F81BC" w:sz="8" w:space="0"/>
+            <w:left w:val="single" w:color="4F81BC" w:sz="8" w:space="0"/>
+            <w:bottom w:val="single" w:color="4F81BC" w:sz="8" w:space="0"/>
+            <w:right w:val="single" w:color="4F81BC" w:sz="8" w:space="0"/>
+            <w:insideH w:val="single" w:color="4F81BC" w:sz="8" w:space="0"/>
+            <w:insideV w:val="single" w:color="4F81BC" w:sz="8" w:space="0"/>
+          </w:tblBorders>
+          <w:tblLayout w:type="fixed"/>
+          <w:tblCellMar>
+            <w:top w:w="0" w:type="dxa"/>
+            <w:left w:w="0" w:type="dxa"/>
+            <w:bottom w:w="0" w:type="dxa"/>
+            <w:right w:w="0" w:type="dxa"/>
+          </w:tblCellMar>
+        </w:tblPrEx>
+        <w:trPr>
+          <w:trHeight w:val="361" w:hRule="atLeast"/>
+        </w:trPr>
+        <w:tc>
+          <w:tcPr>
+            <w:tcW w:w="2377" w:type="dxa"/>
+            <w:tcBorders>
+              <w:top w:val="single" w:color="4F81BC" w:sz="18" w:space="0"/>
+            </w:tcBorders>
+            <w:shd w:val="clear" w:color="auto" w:fill="D2DFED"/>
+          </w:tcPr>
+          <w:p>
+            <w:pPr>
+              <w:pStyle w:val="6"/>
+              <w:spacing w:before="34"/>
+              <w:ind w:left="107"/>
+              <w:rPr>
+                <w:b/>
+                <w:sz w:val="24"/>
+              </w:rPr>
+            </w:pPr>
+            <w:r>
+              <w:rPr>
+                <w:b/>
+                <w:sz w:val="24"/>
+              </w:rPr>
+              <w:t>Use</w:t>
+            </w:r>
+            <w:r>
+              <w:rPr>
+                <w:b/>
+                <w:spacing w:val="-3"/>
+                <w:sz w:val="24"/>
+              </w:rPr>
+              <w:t xml:space="preserve"> </w:t>
+            </w:r>
+            <w:r>
+              <w:rPr>
+                <w:b/>
+                <w:sz w:val="24"/>
+              </w:rPr>
+              <w:t>Case</w:t>
+            </w:r>
+            <w:r>
+              <w:rPr>
+                <w:b/>
+                <w:spacing w:val="-3"/>
+                <w:sz w:val="24"/>
+              </w:rPr>
+              <w:t xml:space="preserve"> </w:t>
+            </w:r>
+            <w:r>
+              <w:rPr>
+                <w:b/>
+                <w:spacing w:val="-4"/>
+                <w:sz w:val="24"/>
+              </w:rPr>
+              <w:t>Name</w:t>
+            </w:r>
+          </w:p>
+        </w:tc>
+        <w:tc>
+          <w:tcPr>
+            <w:tcW w:w="5987" w:type="dxa"/>
+            <w:tcBorders>
+              <w:top w:val="single" w:color="4F81BC" w:sz="18" w:space="0"/>
+            </w:tcBorders>
+            <w:shd w:val="clear" w:color="auto" w:fill="D2DFED"/>
+          </w:tcPr>
+          <w:p>
+            <w:pPr>
+              <w:pStyle w:val="6"/>
+              <w:spacing w:before="34"/>
+              <w:ind w:left="107"/>
+              <w:rPr>
+                <w:sz w:val="24"/>
+              </w:rPr>
+            </w:pPr>
+            <w:r>
+              <w:rPr>
+                <w:rFonts w:ascii="SimSun" w:hAnsi="SimSun" w:eastAsia="SimSun" w:cs="SimSun"/>
+                <w:sz w:val="24"/>
+                <w:szCs w:val="24"/>
+              </w:rPr>
+              <w:t>商家地圖</w:t>
+            </w:r>
+          </w:p>
+        </w:tc>
+      </w:tr>
+      <w:tr>
+        <w:tblPrEx>
+          <w:tblBorders>
+            <w:top w:val="single" w:color="4F81BC" w:sz="8" w:space="0"/>
+            <w:left w:val="single" w:color="4F81BC" w:sz="8" w:space="0"/>
+            <w:bottom w:val="single" w:color="4F81BC" w:sz="8" w:space="0"/>
+            <w:right w:val="single" w:color="4F81BC" w:sz="8" w:space="0"/>
+            <w:insideH w:val="single" w:color="4F81BC" w:sz="8" w:space="0"/>
+            <w:insideV w:val="single" w:color="4F81BC" w:sz="8" w:space="0"/>
+          </w:tblBorders>
+          <w:tblLayout w:type="fixed"/>
+          <w:tblCellMar>
+            <w:top w:w="0" w:type="dxa"/>
+            <w:left w:w="0" w:type="dxa"/>
+            <w:bottom w:w="0" w:type="dxa"/>
+            <w:right w:w="0" w:type="dxa"/>
+          </w:tblCellMar>
+        </w:tblPrEx>
+        <w:trPr>
+          <w:trHeight w:val="359" w:hRule="atLeast"/>
+        </w:trPr>
+        <w:tc>
+          <w:tcPr>
+            <w:tcW w:w="2377" w:type="dxa"/>
+          </w:tcPr>
+          <w:p>
+            <w:pPr>
+              <w:pStyle w:val="6"/>
+              <w:spacing w:before="32"/>
+              <w:ind w:left="107"/>
+              <w:rPr>
+                <w:b/>
+                <w:sz w:val="24"/>
+              </w:rPr>
+            </w:pPr>
+            <w:r>
+              <w:rPr>
+                <w:b/>
+                <w:spacing w:val="-4"/>
+                <w:sz w:val="24"/>
+              </w:rPr>
+              <w:t>Goal</w:t>
+            </w:r>
+          </w:p>
+        </w:tc>
+        <w:tc>
+          <w:tcPr>
+            <w:tcW w:w="5987" w:type="dxa"/>
+          </w:tcPr>
+          <w:p>
+            <w:pPr>
+              <w:pStyle w:val="6"/>
+              <w:spacing w:before="32"/>
+              <w:ind w:left="107"/>
+              <w:rPr>
+                <w:sz w:val="24"/>
+              </w:rPr>
+            </w:pPr>
+            <w:r>
+              <w:rPr>
+                <w:rFonts w:ascii="SimSun" w:hAnsi="SimSun" w:eastAsia="SimSun" w:cs="SimSun"/>
+                <w:sz w:val="24"/>
+                <w:szCs w:val="24"/>
+              </w:rPr>
+              <w:t>協助使用者查詢可提供安全協助的合作商家</w:t>
+            </w:r>
+          </w:p>
+        </w:tc>
+      </w:tr>
+      <w:tr>
+        <w:tblPrEx>
+          <w:tblBorders>
+            <w:top w:val="single" w:color="4F81BC" w:sz="8" w:space="0"/>
+            <w:left w:val="single" w:color="4F81BC" w:sz="8" w:space="0"/>
+            <w:bottom w:val="single" w:color="4F81BC" w:sz="8" w:space="0"/>
+            <w:right w:val="single" w:color="4F81BC" w:sz="8" w:space="0"/>
+            <w:insideH w:val="single" w:color="4F81BC" w:sz="8" w:space="0"/>
+            <w:insideV w:val="single" w:color="4F81BC" w:sz="8" w:space="0"/>
+          </w:tblBorders>
+          <w:tblLayout w:type="fixed"/>
+          <w:tblCellMar>
+            <w:top w:w="0" w:type="dxa"/>
+            <w:left w:w="0" w:type="dxa"/>
+            <w:bottom w:w="0" w:type="dxa"/>
+            <w:right w:w="0" w:type="dxa"/>
+          </w:tblCellMar>
+        </w:tblPrEx>
+        <w:trPr>
+          <w:trHeight w:val="721" w:hRule="atLeast"/>
+        </w:trPr>
+        <w:tc>
+          <w:tcPr>
+            <w:tcW w:w="2377" w:type="dxa"/>
+            <w:shd w:val="clear" w:color="auto" w:fill="D2DFED"/>
+          </w:tcPr>
+          <w:p>
+            <w:pPr>
+              <w:pStyle w:val="6"/>
+              <w:spacing w:before="35"/>
+              <w:ind w:left="107"/>
+              <w:rPr>
+                <w:b/>
+                <w:sz w:val="24"/>
+              </w:rPr>
+            </w:pPr>
+            <w:r>
+              <w:rPr>
+                <w:b/>
+                <w:spacing w:val="-2"/>
+                <w:sz w:val="24"/>
+              </w:rPr>
+              <w:t>Requirements</w:t>
+            </w:r>
+          </w:p>
+        </w:tc>
+        <w:tc>
+          <w:tcPr>
+            <w:tcW w:w="5987" w:type="dxa"/>
+            <w:shd w:val="clear" w:color="auto" w:fill="D2DFED"/>
+          </w:tcPr>
+          <w:p>
+            <w:pPr>
+              <w:pStyle w:val="6"/>
+              <w:spacing w:before="67"/>
+              <w:ind w:left="107"/>
+              <w:rPr>
+                <w:sz w:val="24"/>
+              </w:rPr>
+            </w:pPr>
+            <w:r>
+              <w:rPr>
+                <w:rFonts w:ascii="SimSun" w:hAnsi="SimSun" w:eastAsia="SimSun" w:cs="SimSun"/>
+                <w:sz w:val="24"/>
+                <w:szCs w:val="24"/>
+              </w:rPr>
+              <w:t>[FR</w:t>
+            </w:r>
+            <w:r>
+              <w:rPr>
+                <w:rFonts w:hint="eastAsia" w:ascii="SimSun" w:hAnsi="SimSun" w:eastAsia="新細明體" w:cs="SimSun"/>
+                <w:sz w:val="24"/>
+                <w:szCs w:val="24"/>
+                <w:lang w:val="en-US" w:eastAsia="zh-TW"/>
+              </w:rPr>
+              <w:t>13</w:t>
+            </w:r>
+            <w:r>
+              <w:rPr>
+                <w:rFonts w:ascii="SimSun" w:hAnsi="SimSun" w:eastAsia="SimSun" w:cs="SimSun"/>
+                <w:sz w:val="24"/>
+                <w:szCs w:val="24"/>
+              </w:rPr>
+              <w:t xml:space="preserve">: 合作商家查詢與呈現] </w:t>
+            </w:r>
+          </w:p>
+        </w:tc>
+      </w:tr>
+      <w:tr>
+        <w:tblPrEx>
+          <w:tblBorders>
+            <w:top w:val="single" w:color="4F81BC" w:sz="8" w:space="0"/>
+            <w:left w:val="single" w:color="4F81BC" w:sz="8" w:space="0"/>
+            <w:bottom w:val="single" w:color="4F81BC" w:sz="8" w:space="0"/>
+            <w:right w:val="single" w:color="4F81BC" w:sz="8" w:space="0"/>
+            <w:insideH w:val="single" w:color="4F81BC" w:sz="8" w:space="0"/>
+            <w:insideV w:val="single" w:color="4F81BC" w:sz="8" w:space="0"/>
+          </w:tblBorders>
+          <w:tblLayout w:type="fixed"/>
+          <w:tblCellMar>
+            <w:top w:w="0" w:type="dxa"/>
+            <w:left w:w="0" w:type="dxa"/>
+            <w:bottom w:w="0" w:type="dxa"/>
+            <w:right w:w="0" w:type="dxa"/>
+          </w:tblCellMar>
+        </w:tblPrEx>
+        <w:trPr>
+          <w:trHeight w:val="719" w:hRule="atLeast"/>
+        </w:trPr>
+        <w:tc>
+          <w:tcPr>
+            <w:tcW w:w="2377" w:type="dxa"/>
+          </w:tcPr>
+          <w:p>
+            <w:pPr>
+              <w:pStyle w:val="6"/>
+              <w:spacing w:before="32"/>
+              <w:ind w:left="107"/>
+              <w:rPr>
+                <w:b/>
+                <w:sz w:val="24"/>
+              </w:rPr>
+            </w:pPr>
+            <w:r>
+              <w:rPr>
+                <w:b/>
+                <w:spacing w:val="-2"/>
+                <w:sz w:val="24"/>
+              </w:rPr>
+              <w:t>Description</w:t>
+            </w:r>
+          </w:p>
+        </w:tc>
+        <w:tc>
+          <w:tcPr>
+            <w:tcW w:w="5987" w:type="dxa"/>
+          </w:tcPr>
+          <w:p>
+            <w:pPr>
+              <w:pStyle w:val="6"/>
+              <w:spacing w:before="67"/>
+              <w:ind w:left="107"/>
+              <w:rPr>
+                <w:sz w:val="24"/>
+              </w:rPr>
+            </w:pPr>
+            <w:r>
+              <w:rPr>
+                <w:rFonts w:ascii="SimSun" w:hAnsi="SimSun" w:eastAsia="SimSun" w:cs="SimSun"/>
+                <w:sz w:val="24"/>
+                <w:szCs w:val="24"/>
+              </w:rPr>
+              <w:t>使用者可透過地圖介面查詢鄰近的合作商家，顯示營業資訊、聯絡方式等詳細內容</w:t>
+            </w:r>
+          </w:p>
+        </w:tc>
+      </w:tr>
+      <w:tr>
+        <w:tblPrEx>
+          <w:tblBorders>
+            <w:top w:val="single" w:color="4F81BC" w:sz="8" w:space="0"/>
+            <w:left w:val="single" w:color="4F81BC" w:sz="8" w:space="0"/>
+            <w:bottom w:val="single" w:color="4F81BC" w:sz="8" w:space="0"/>
+            <w:right w:val="single" w:color="4F81BC" w:sz="8" w:space="0"/>
+            <w:insideH w:val="single" w:color="4F81BC" w:sz="8" w:space="0"/>
+            <w:insideV w:val="single" w:color="4F81BC" w:sz="8" w:space="0"/>
+          </w:tblBorders>
+          <w:tblLayout w:type="fixed"/>
+          <w:tblCellMar>
+            <w:top w:w="0" w:type="dxa"/>
+            <w:left w:w="0" w:type="dxa"/>
+            <w:bottom w:w="0" w:type="dxa"/>
+            <w:right w:w="0" w:type="dxa"/>
+          </w:tblCellMar>
+        </w:tblPrEx>
+        <w:trPr>
+          <w:trHeight w:val="359" w:hRule="atLeast"/>
+        </w:trPr>
+        <w:tc>
+          <w:tcPr>
+            <w:tcW w:w="2377" w:type="dxa"/>
+            <w:shd w:val="clear" w:color="auto" w:fill="D2DFED"/>
+          </w:tcPr>
+          <w:p>
+            <w:pPr>
+              <w:pStyle w:val="6"/>
+              <w:spacing w:before="32"/>
+              <w:ind w:left="107"/>
+              <w:rPr>
+                <w:b/>
+                <w:sz w:val="24"/>
+              </w:rPr>
+            </w:pPr>
+            <w:r>
+              <w:rPr>
+                <w:b/>
+                <w:spacing w:val="-2"/>
+                <w:sz w:val="24"/>
+              </w:rPr>
+              <w:t>Actor</w:t>
+            </w:r>
+          </w:p>
+        </w:tc>
+        <w:tc>
+          <w:tcPr>
+            <w:tcW w:w="5987" w:type="dxa"/>
+            <w:shd w:val="clear" w:color="auto" w:fill="D2DFED"/>
+          </w:tcPr>
+          <w:p>
+            <w:pPr>
+              <w:pStyle w:val="6"/>
+              <w:rPr>
+                <w:rFonts w:ascii="Times New Roman"/>
+                <w:sz w:val="22"/>
+              </w:rPr>
+            </w:pPr>
+            <w:r>
+              <w:rPr>
+                <w:rFonts w:ascii="SimSun" w:hAnsi="SimSun" w:eastAsia="SimSun" w:cs="SimSun"/>
+                <w:sz w:val="24"/>
+                <w:szCs w:val="24"/>
+              </w:rPr>
+              <w:t>使用者</w:t>
+            </w:r>
+          </w:p>
+        </w:tc>
+      </w:tr>
+      <w:tr>
+        <w:tblPrEx>
+          <w:tblBorders>
+            <w:top w:val="single" w:color="4F81BC" w:sz="8" w:space="0"/>
+            <w:left w:val="single" w:color="4F81BC" w:sz="8" w:space="0"/>
+            <w:bottom w:val="single" w:color="4F81BC" w:sz="8" w:space="0"/>
+            <w:right w:val="single" w:color="4F81BC" w:sz="8" w:space="0"/>
+            <w:insideH w:val="single" w:color="4F81BC" w:sz="8" w:space="0"/>
+            <w:insideV w:val="single" w:color="4F81BC" w:sz="8" w:space="0"/>
+          </w:tblBorders>
+          <w:tblLayout w:type="fixed"/>
+          <w:tblCellMar>
+            <w:top w:w="0" w:type="dxa"/>
+            <w:left w:w="0" w:type="dxa"/>
+            <w:bottom w:w="0" w:type="dxa"/>
+            <w:right w:w="0" w:type="dxa"/>
+          </w:tblCellMar>
+        </w:tblPrEx>
+        <w:trPr>
+          <w:trHeight w:val="361" w:hRule="atLeast"/>
+        </w:trPr>
+        <w:tc>
+          <w:tcPr>
+            <w:tcW w:w="2377" w:type="dxa"/>
+          </w:tcPr>
+          <w:p>
+            <w:pPr>
+              <w:pStyle w:val="6"/>
+              <w:spacing w:before="35"/>
+              <w:ind w:left="107"/>
+              <w:rPr>
+                <w:b/>
+                <w:sz w:val="24"/>
+              </w:rPr>
+            </w:pPr>
+            <w:r>
+              <w:rPr>
+                <w:b/>
+                <w:spacing w:val="-2"/>
+                <w:sz w:val="24"/>
+              </w:rPr>
+              <w:t>Assumptions</w:t>
+            </w:r>
+          </w:p>
+        </w:tc>
+        <w:tc>
+          <w:tcPr>
+            <w:tcW w:w="5987" w:type="dxa"/>
+          </w:tcPr>
+          <w:p>
+            <w:pPr>
+              <w:pStyle w:val="6"/>
+              <w:rPr>
+                <w:rFonts w:ascii="Times New Roman"/>
+                <w:sz w:val="22"/>
+              </w:rPr>
+            </w:pPr>
+            <w:r>
+              <w:rPr>
+                <w:rFonts w:ascii="SimSun" w:hAnsi="SimSun" w:eastAsia="SimSun" w:cs="SimSun"/>
+                <w:sz w:val="24"/>
+                <w:szCs w:val="24"/>
+              </w:rPr>
+              <w:t>商家資料已通過審核並儲存於資料庫</w:t>
+            </w:r>
+          </w:p>
+        </w:tc>
+      </w:tr>
+      <w:tr>
+        <w:tblPrEx>
+          <w:tblBorders>
+            <w:top w:val="single" w:color="4F81BC" w:sz="8" w:space="0"/>
+            <w:left w:val="single" w:color="4F81BC" w:sz="8" w:space="0"/>
+            <w:bottom w:val="single" w:color="4F81BC" w:sz="8" w:space="0"/>
+            <w:right w:val="single" w:color="4F81BC" w:sz="8" w:space="0"/>
+            <w:insideH w:val="single" w:color="4F81BC" w:sz="8" w:space="0"/>
+            <w:insideV w:val="single" w:color="4F81BC" w:sz="8" w:space="0"/>
+          </w:tblBorders>
+          <w:tblLayout w:type="fixed"/>
+          <w:tblCellMar>
+            <w:top w:w="0" w:type="dxa"/>
+            <w:left w:w="0" w:type="dxa"/>
+            <w:bottom w:w="0" w:type="dxa"/>
+            <w:right w:w="0" w:type="dxa"/>
+          </w:tblCellMar>
+        </w:tblPrEx>
+        <w:trPr>
+          <w:trHeight w:val="359" w:hRule="atLeast"/>
+        </w:trPr>
+        <w:tc>
+          <w:tcPr>
+            <w:tcW w:w="2377" w:type="dxa"/>
+            <w:shd w:val="clear" w:color="auto" w:fill="D2DFED"/>
+          </w:tcPr>
+          <w:p>
+            <w:pPr>
+              <w:pStyle w:val="6"/>
+              <w:spacing w:before="32"/>
+              <w:ind w:left="107"/>
+              <w:rPr>
+                <w:b/>
+                <w:sz w:val="24"/>
+              </w:rPr>
+            </w:pPr>
+            <w:r>
+              <w:rPr>
+                <w:b/>
+                <w:spacing w:val="-2"/>
+                <w:sz w:val="24"/>
+              </w:rPr>
+              <w:t>Constraints</w:t>
+            </w:r>
+          </w:p>
+        </w:tc>
+        <w:tc>
+          <w:tcPr>
+            <w:tcW w:w="5987" w:type="dxa"/>
+            <w:shd w:val="clear" w:color="auto" w:fill="D2DFED"/>
+          </w:tcPr>
+          <w:p>
+            <w:pPr>
+              <w:pStyle w:val="6"/>
+              <w:rPr>
+                <w:rFonts w:ascii="Times New Roman"/>
+                <w:sz w:val="22"/>
+              </w:rPr>
+            </w:pPr>
+            <w:r>
+              <w:rPr>
+                <w:rFonts w:ascii="SimSun" w:hAnsi="SimSun" w:eastAsia="SimSun" w:cs="SimSun"/>
+                <w:sz w:val="24"/>
+                <w:szCs w:val="24"/>
+              </w:rPr>
+              <w:t>僅顯示「通過」審核的合作商家</w:t>
+            </w:r>
+          </w:p>
+        </w:tc>
+      </w:tr>
+      <w:tr>
+        <w:tblPrEx>
+          <w:tblBorders>
+            <w:top w:val="single" w:color="4F81BC" w:sz="8" w:space="0"/>
+            <w:left w:val="single" w:color="4F81BC" w:sz="8" w:space="0"/>
+            <w:bottom w:val="single" w:color="4F81BC" w:sz="8" w:space="0"/>
+            <w:right w:val="single" w:color="4F81BC" w:sz="8" w:space="0"/>
+            <w:insideH w:val="single" w:color="4F81BC" w:sz="8" w:space="0"/>
+            <w:insideV w:val="single" w:color="4F81BC" w:sz="8" w:space="0"/>
+          </w:tblBorders>
+          <w:tblLayout w:type="fixed"/>
+          <w:tblCellMar>
+            <w:top w:w="0" w:type="dxa"/>
+            <w:left w:w="0" w:type="dxa"/>
+            <w:bottom w:w="0" w:type="dxa"/>
+            <w:right w:w="0" w:type="dxa"/>
+          </w:tblCellMar>
+        </w:tblPrEx>
+        <w:trPr>
+          <w:trHeight w:val="359" w:hRule="atLeast"/>
+        </w:trPr>
+        <w:tc>
+          <w:tcPr>
+            <w:tcW w:w="2377" w:type="dxa"/>
+          </w:tcPr>
+          <w:p>
+            <w:pPr>
+              <w:pStyle w:val="6"/>
+              <w:spacing w:before="33"/>
+              <w:ind w:left="107"/>
+              <w:rPr>
+                <w:b/>
+                <w:sz w:val="24"/>
+              </w:rPr>
+            </w:pPr>
+            <w:r>
+              <w:rPr>
+                <w:b/>
+                <w:spacing w:val="-2"/>
+                <w:sz w:val="24"/>
+              </w:rPr>
+              <w:t>Priority</w:t>
+            </w:r>
+          </w:p>
+        </w:tc>
+        <w:tc>
+          <w:tcPr>
+            <w:tcW w:w="5987" w:type="dxa"/>
+          </w:tcPr>
+          <w:p>
+            <w:pPr>
+              <w:pStyle w:val="6"/>
+              <w:spacing w:before="33"/>
+              <w:ind w:left="107"/>
+              <w:rPr>
+                <w:rFonts w:hint="eastAsia" w:eastAsia="新細明體"/>
+                <w:sz w:val="24"/>
+                <w:lang w:val="en-US" w:eastAsia="zh-TW"/>
+              </w:rPr>
+            </w:pPr>
+            <w:r>
+              <w:rPr>
+                <w:rFonts w:hint="eastAsia" w:eastAsia="新細明體"/>
+                <w:sz w:val="24"/>
+                <w:lang w:val="en-US" w:eastAsia="zh-TW"/>
+              </w:rPr>
+              <w:t>高</w:t>
+            </w:r>
+          </w:p>
+        </w:tc>
+      </w:tr>
+      <w:tr>
+        <w:tblPrEx>
+          <w:tblBorders>
+            <w:top w:val="single" w:color="4F81BC" w:sz="8" w:space="0"/>
+            <w:left w:val="single" w:color="4F81BC" w:sz="8" w:space="0"/>
+            <w:bottom w:val="single" w:color="4F81BC" w:sz="8" w:space="0"/>
+            <w:right w:val="single" w:color="4F81BC" w:sz="8" w:space="0"/>
+            <w:insideH w:val="single" w:color="4F81BC" w:sz="8" w:space="0"/>
+            <w:insideV w:val="single" w:color="4F81BC" w:sz="8" w:space="0"/>
+          </w:tblBorders>
+          <w:tblLayout w:type="fixed"/>
+          <w:tblCellMar>
+            <w:top w:w="0" w:type="dxa"/>
+            <w:left w:w="0" w:type="dxa"/>
+            <w:bottom w:w="0" w:type="dxa"/>
+            <w:right w:w="0" w:type="dxa"/>
+          </w:tblCellMar>
+        </w:tblPrEx>
+        <w:trPr>
+          <w:trHeight w:val="1441" w:hRule="atLeast"/>
+        </w:trPr>
+        <w:tc>
+          <w:tcPr>
+            <w:tcW w:w="2377" w:type="dxa"/>
+            <w:shd w:val="clear" w:color="auto" w:fill="D2DFED"/>
+          </w:tcPr>
+          <w:p>
+            <w:pPr>
+              <w:pStyle w:val="6"/>
+              <w:spacing w:before="35"/>
+              <w:ind w:left="107"/>
+              <w:rPr>
+                <w:b/>
+                <w:sz w:val="24"/>
+              </w:rPr>
+            </w:pPr>
+            <w:r>
+              <w:rPr>
+                <w:b/>
+                <w:spacing w:val="-2"/>
+                <w:sz w:val="24"/>
+              </w:rPr>
+              <w:t>Pre-Conditions</w:t>
+            </w:r>
+          </w:p>
+        </w:tc>
+        <w:tc>
+          <w:tcPr>
+            <w:tcW w:w="5987" w:type="dxa"/>
+            <w:shd w:val="clear" w:color="auto" w:fill="D2DFED"/>
+          </w:tcPr>
+          <w:p>
+            <w:pPr>
+              <w:pStyle w:val="6"/>
+              <w:numPr>
+                <w:ilvl w:val="0"/>
+                <w:numId w:val="0"/>
+              </w:numPr>
+              <w:tabs>
+                <w:tab w:val="left" w:pos="466"/>
+              </w:tabs>
+              <w:spacing w:before="0" w:after="0" w:line="240" w:lineRule="auto"/>
+              <w:ind w:right="0" w:rightChars="0"/>
+              <w:jc w:val="left"/>
+              <w:rPr>
+                <w:rFonts w:hint="eastAsia" w:ascii="Microsoft YaHei" w:eastAsia="新細明體"/>
+                <w:sz w:val="24"/>
+                <w:lang w:val="en-US" w:eastAsia="zh-TW"/>
+              </w:rPr>
+            </w:pPr>
+            <w:r>
+              <w:rPr>
+                <w:rFonts w:ascii="SimSun" w:hAnsi="SimSun" w:eastAsia="SimSun" w:cs="SimSun"/>
+                <w:sz w:val="24"/>
+                <w:szCs w:val="24"/>
+              </w:rPr>
+              <w:t>使用者開啟商家地圖功能</w:t>
+            </w:r>
+          </w:p>
+        </w:tc>
+      </w:tr>
+      <w:tr>
+        <w:tblPrEx>
+          <w:tblBorders>
+            <w:top w:val="single" w:color="4F81BC" w:sz="8" w:space="0"/>
+            <w:left w:val="single" w:color="4F81BC" w:sz="8" w:space="0"/>
+            <w:bottom w:val="single" w:color="4F81BC" w:sz="8" w:space="0"/>
+            <w:right w:val="single" w:color="4F81BC" w:sz="8" w:space="0"/>
+            <w:insideH w:val="single" w:color="4F81BC" w:sz="8" w:space="0"/>
+            <w:insideV w:val="single" w:color="4F81BC" w:sz="8" w:space="0"/>
+          </w:tblBorders>
+          <w:tblLayout w:type="fixed"/>
+          <w:tblCellMar>
+            <w:top w:w="0" w:type="dxa"/>
+            <w:left w:w="0" w:type="dxa"/>
+            <w:bottom w:w="0" w:type="dxa"/>
+            <w:right w:w="0" w:type="dxa"/>
+          </w:tblCellMar>
+        </w:tblPrEx>
+        <w:trPr>
+          <w:trHeight w:val="719" w:hRule="atLeast"/>
+        </w:trPr>
+        <w:tc>
+          <w:tcPr>
+            <w:tcW w:w="2377" w:type="dxa"/>
+          </w:tcPr>
+          <w:p>
+            <w:pPr>
+              <w:pStyle w:val="6"/>
+              <w:spacing w:before="32"/>
+              <w:ind w:left="107"/>
+              <w:rPr>
+                <w:b/>
+                <w:sz w:val="24"/>
+              </w:rPr>
+            </w:pPr>
+            <w:r>
+              <w:rPr>
+                <w:b/>
+                <w:spacing w:val="-4"/>
+                <w:sz w:val="24"/>
+              </w:rPr>
+              <w:t>Post-</w:t>
+            </w:r>
+            <w:r>
+              <w:rPr>
+                <w:b/>
+                <w:spacing w:val="-2"/>
+                <w:sz w:val="24"/>
+              </w:rPr>
+              <w:t>Conditions</w:t>
+            </w:r>
+          </w:p>
+        </w:tc>
+        <w:tc>
+          <w:tcPr>
+            <w:tcW w:w="5987" w:type="dxa"/>
+          </w:tcPr>
+          <w:p>
+            <w:pPr>
+              <w:pStyle w:val="6"/>
+              <w:spacing w:before="169"/>
+              <w:ind w:left="107"/>
+              <w:rPr>
+                <w:rFonts w:ascii="Microsoft YaHei" w:eastAsia="Microsoft YaHei"/>
+                <w:sz w:val="24"/>
+              </w:rPr>
+            </w:pPr>
+            <w:r>
+              <w:rPr>
+                <w:rFonts w:ascii="SimSun" w:hAnsi="SimSun" w:eastAsia="SimSun" w:cs="SimSun"/>
+                <w:sz w:val="24"/>
+                <w:szCs w:val="24"/>
+              </w:rPr>
+              <w:t>顯示符合條件的商家地圖資訊</w:t>
+            </w:r>
+          </w:p>
+        </w:tc>
+      </w:tr>
+      <w:tr>
+        <w:tblPrEx>
+          <w:tblBorders>
+            <w:top w:val="single" w:color="4F81BC" w:sz="8" w:space="0"/>
+            <w:left w:val="single" w:color="4F81BC" w:sz="8" w:space="0"/>
+            <w:bottom w:val="single" w:color="4F81BC" w:sz="8" w:space="0"/>
+            <w:right w:val="single" w:color="4F81BC" w:sz="8" w:space="0"/>
+            <w:insideH w:val="single" w:color="4F81BC" w:sz="8" w:space="0"/>
+            <w:insideV w:val="single" w:color="4F81BC" w:sz="8" w:space="0"/>
+          </w:tblBorders>
+          <w:tblLayout w:type="fixed"/>
+          <w:tblCellMar>
+            <w:top w:w="0" w:type="dxa"/>
+            <w:left w:w="0" w:type="dxa"/>
+            <w:bottom w:w="0" w:type="dxa"/>
+            <w:right w:w="0" w:type="dxa"/>
+          </w:tblCellMar>
+        </w:tblPrEx>
+        <w:trPr>
+          <w:trHeight w:val="2879" w:hRule="atLeast"/>
+        </w:trPr>
+        <w:tc>
+          <w:tcPr>
+            <w:tcW w:w="2377" w:type="dxa"/>
+            <w:shd w:val="clear" w:color="auto" w:fill="D2DFED"/>
+          </w:tcPr>
+          <w:p>
+            <w:pPr>
+              <w:pStyle w:val="6"/>
+              <w:spacing w:before="32"/>
+              <w:ind w:left="107"/>
+              <w:rPr>
+                <w:b/>
+                <w:sz w:val="24"/>
+              </w:rPr>
+            </w:pPr>
+            <w:r>
+              <w:rPr>
+                <w:b/>
+                <w:sz w:val="24"/>
+              </w:rPr>
+              <w:t>Basic</w:t>
+            </w:r>
+            <w:r>
+              <w:rPr>
+                <w:b/>
+                <w:spacing w:val="-2"/>
+                <w:sz w:val="24"/>
+              </w:rPr>
+              <w:t xml:space="preserve"> </w:t>
+            </w:r>
+            <w:r>
+              <w:rPr>
+                <w:b/>
+                <w:spacing w:val="-4"/>
+                <w:sz w:val="24"/>
+              </w:rPr>
+              <w:t>Flow</w:t>
+            </w:r>
+          </w:p>
+        </w:tc>
+        <w:tc>
+          <w:tcPr>
+            <w:tcW w:w="5987" w:type="dxa"/>
+            <w:shd w:val="clear" w:color="auto" w:fill="D2DFED"/>
+          </w:tcPr>
+          <w:p>
+            <w:pPr>
+              <w:pStyle w:val="6"/>
+              <w:numPr>
+                <w:ilvl w:val="0"/>
+                <w:numId w:val="0"/>
+              </w:numPr>
+              <w:spacing w:line="720" w:lineRule="atLeast"/>
+              <w:ind w:right="178" w:rightChars="0"/>
+              <w:rPr>
+                <w:rFonts w:ascii="SimSun" w:hAnsi="SimSun" w:eastAsia="SimSun" w:cs="SimSun"/>
+                <w:sz w:val="24"/>
+                <w:szCs w:val="24"/>
+              </w:rPr>
+            </w:pPr>
+            <w:r>
+              <w:rPr>
+                <w:rFonts w:hint="eastAsia" w:ascii="SimSun" w:hAnsi="SimSun" w:eastAsia="新細明體" w:cs="SimSun"/>
+                <w:sz w:val="24"/>
+                <w:szCs w:val="24"/>
+                <w:lang w:val="en-US" w:eastAsia="zh-TW"/>
+              </w:rPr>
+              <w:t xml:space="preserve">1. </w:t>
+            </w:r>
+            <w:r>
+              <w:rPr>
+                <w:rFonts w:ascii="SimSun" w:hAnsi="SimSun" w:eastAsia="SimSun" w:cs="SimSun"/>
+                <w:sz w:val="24"/>
+                <w:szCs w:val="24"/>
+              </w:rPr>
+              <w:t>使用者點選「商家地圖」功能</w:t>
+            </w:r>
+            <w:r>
+              <w:rPr>
+                <w:rFonts w:ascii="SimSun" w:hAnsi="SimSun" w:eastAsia="SimSun" w:cs="SimSun"/>
+                <w:sz w:val="24"/>
+                <w:szCs w:val="24"/>
+              </w:rPr>
+              <w:br w:type="textWrapping"/>
+            </w:r>
+            <w:r>
+              <w:rPr>
+                <w:rFonts w:ascii="SimSun" w:hAnsi="SimSun" w:eastAsia="SimSun" w:cs="SimSun"/>
+                <w:sz w:val="24"/>
+                <w:szCs w:val="24"/>
+              </w:rPr>
+              <w:t>2. 系統跳轉至商家地圖服務頁面</w:t>
+            </w:r>
+          </w:p>
+          <w:p>
+            <w:pPr>
+              <w:pStyle w:val="6"/>
+              <w:numPr>
+                <w:ilvl w:val="0"/>
+                <w:numId w:val="0"/>
+              </w:numPr>
+              <w:spacing w:line="720" w:lineRule="atLeast"/>
+              <w:ind w:right="178" w:rightChars="0"/>
+              <w:rPr>
+                <w:rFonts w:hint="eastAsia" w:ascii="SimSun" w:hAnsi="SimSun" w:eastAsia="SimSun" w:cs="SimSun"/>
+                <w:sz w:val="24"/>
+                <w:szCs w:val="24"/>
+                <w:lang w:val="en-US" w:eastAsia="zh-TW"/>
+              </w:rPr>
+            </w:pPr>
+            <w:r>
+              <w:rPr>
+                <w:rFonts w:hint="eastAsia" w:ascii="SimSun" w:hAnsi="SimSun" w:eastAsia="新細明體" w:cs="SimSun"/>
+                <w:sz w:val="24"/>
+                <w:szCs w:val="24"/>
+                <w:lang w:val="en-US" w:eastAsia="zh-TW"/>
+              </w:rPr>
+              <w:t xml:space="preserve">3. </w:t>
+            </w:r>
+            <w:r>
+              <w:rPr>
+                <w:rFonts w:ascii="SimSun" w:hAnsi="SimSun" w:eastAsia="SimSun" w:cs="SimSun"/>
+                <w:sz w:val="24"/>
+                <w:szCs w:val="24"/>
+              </w:rPr>
+              <w:t>系統顯示符合條件的商家於地圖上</w:t>
+            </w:r>
+          </w:p>
+        </w:tc>
+      </w:tr>
+      <w:tr>
+        <w:tblPrEx>
+          <w:tblBorders>
+            <w:top w:val="single" w:color="4F81BC" w:sz="8" w:space="0"/>
+            <w:left w:val="single" w:color="4F81BC" w:sz="8" w:space="0"/>
+            <w:bottom w:val="single" w:color="4F81BC" w:sz="8" w:space="0"/>
+            <w:right w:val="single" w:color="4F81BC" w:sz="8" w:space="0"/>
+            <w:insideH w:val="single" w:color="4F81BC" w:sz="8" w:space="0"/>
+            <w:insideV w:val="single" w:color="4F81BC" w:sz="8" w:space="0"/>
+          </w:tblBorders>
+          <w:tblLayout w:type="fixed"/>
+          <w:tblCellMar>
+            <w:top w:w="0" w:type="dxa"/>
+            <w:left w:w="0" w:type="dxa"/>
+            <w:bottom w:w="0" w:type="dxa"/>
+            <w:right w:w="0" w:type="dxa"/>
+          </w:tblCellMar>
+        </w:tblPrEx>
+        <w:trPr>
+          <w:trHeight w:val="361" w:hRule="atLeast"/>
+        </w:trPr>
+        <w:tc>
+          <w:tcPr>
+            <w:tcW w:w="2377" w:type="dxa"/>
+          </w:tcPr>
+          <w:p>
+            <w:pPr>
+              <w:pStyle w:val="6"/>
+              <w:spacing w:before="35"/>
+              <w:ind w:left="107"/>
+              <w:rPr>
+                <w:b/>
+                <w:sz w:val="24"/>
+              </w:rPr>
+            </w:pPr>
+            <w:r>
+              <w:rPr>
+                <w:b/>
+                <w:sz w:val="24"/>
+              </w:rPr>
+              <w:t>Alternative</w:t>
+            </w:r>
+            <w:r>
+              <w:rPr>
+                <w:b/>
+                <w:spacing w:val="-13"/>
+                <w:sz w:val="24"/>
+              </w:rPr>
+              <w:t xml:space="preserve"> </w:t>
+            </w:r>
+            <w:r>
+              <w:rPr>
+                <w:b/>
+                <w:spacing w:val="-2"/>
+                <w:sz w:val="24"/>
+              </w:rPr>
+              <w:t>Flows</w:t>
+            </w:r>
+          </w:p>
+        </w:tc>
+        <w:tc>
+          <w:tcPr>
+            <w:tcW w:w="5987" w:type="dxa"/>
+          </w:tcPr>
+          <w:p>
+            <w:pPr>
+              <w:pStyle w:val="6"/>
+              <w:rPr>
+                <w:rFonts w:ascii="SimSun" w:hAnsi="SimSun" w:eastAsia="SimSun" w:cs="SimSun"/>
+                <w:sz w:val="24"/>
+                <w:szCs w:val="24"/>
+              </w:rPr>
+            </w:pPr>
+            <w:r>
+              <w:rPr>
+                <w:rFonts w:ascii="SimSun" w:hAnsi="SimSun" w:eastAsia="SimSun" w:cs="SimSun"/>
+                <w:sz w:val="24"/>
+                <w:szCs w:val="24"/>
+              </w:rPr>
+              <w:t>使用者定位功能未開啟 → 改以手動查詢</w:t>
+            </w:r>
+          </w:p>
+        </w:tc>
+      </w:tr>
+      <w:tr>
+        <w:tblPrEx>
+          <w:tblBorders>
+            <w:top w:val="single" w:color="4F81BC" w:sz="8" w:space="0"/>
+            <w:left w:val="single" w:color="4F81BC" w:sz="8" w:space="0"/>
+            <w:bottom w:val="single" w:color="4F81BC" w:sz="8" w:space="0"/>
+            <w:right w:val="single" w:color="4F81BC" w:sz="8" w:space="0"/>
+            <w:insideH w:val="single" w:color="4F81BC" w:sz="8" w:space="0"/>
+            <w:insideV w:val="single" w:color="4F81BC" w:sz="8" w:space="0"/>
+          </w:tblBorders>
+          <w:tblLayout w:type="fixed"/>
+          <w:tblCellMar>
+            <w:top w:w="0" w:type="dxa"/>
+            <w:left w:w="0" w:type="dxa"/>
+            <w:bottom w:w="0" w:type="dxa"/>
+            <w:right w:w="0" w:type="dxa"/>
+          </w:tblCellMar>
+        </w:tblPrEx>
+        <w:trPr>
+          <w:trHeight w:val="359" w:hRule="atLeast"/>
+        </w:trPr>
+        <w:tc>
+          <w:tcPr>
+            <w:tcW w:w="2377" w:type="dxa"/>
+            <w:shd w:val="clear" w:color="auto" w:fill="D2DFED"/>
+          </w:tcPr>
+          <w:p>
+            <w:pPr>
+              <w:pStyle w:val="6"/>
+              <w:spacing w:before="32"/>
+              <w:ind w:left="107"/>
+              <w:rPr>
+                <w:b/>
+                <w:sz w:val="24"/>
+              </w:rPr>
+            </w:pPr>
+            <w:r>
+              <w:rPr>
+                <w:b/>
+                <w:sz w:val="24"/>
+              </w:rPr>
+              <w:t>Exceptional</w:t>
+            </w:r>
+            <w:r>
+              <w:rPr>
+                <w:b/>
+                <w:spacing w:val="-9"/>
+                <w:sz w:val="24"/>
+              </w:rPr>
+              <w:t xml:space="preserve"> </w:t>
+            </w:r>
+            <w:r>
+              <w:rPr>
+                <w:b/>
+                <w:spacing w:val="-2"/>
+                <w:sz w:val="24"/>
+              </w:rPr>
+              <w:t>Flows</w:t>
+            </w:r>
+          </w:p>
+        </w:tc>
+        <w:tc>
+          <w:tcPr>
+            <w:tcW w:w="5987" w:type="dxa"/>
+            <w:shd w:val="clear" w:color="auto" w:fill="D2DFED"/>
+          </w:tcPr>
+          <w:p>
+            <w:pPr>
+              <w:pStyle w:val="6"/>
+              <w:rPr>
+                <w:rFonts w:ascii="SimSun" w:hAnsi="SimSun" w:eastAsia="SimSun" w:cs="SimSun"/>
+                <w:sz w:val="24"/>
+                <w:szCs w:val="24"/>
+              </w:rPr>
+            </w:pPr>
+            <w:r>
+              <w:rPr>
+                <w:rFonts w:ascii="SimSun" w:hAnsi="SimSun" w:eastAsia="SimSun" w:cs="SimSun"/>
+                <w:sz w:val="24"/>
+                <w:szCs w:val="24"/>
+              </w:rPr>
+              <w:t>查無商家資料 → 顯示提示「附近無合作商家」</w:t>
+            </w:r>
+          </w:p>
+        </w:tc>
+      </w:tr>
+      <w:tr>
+        <w:tblPrEx>
+          <w:tblBorders>
+            <w:top w:val="single" w:color="4F81BC" w:sz="8" w:space="0"/>
+            <w:left w:val="single" w:color="4F81BC" w:sz="8" w:space="0"/>
+            <w:bottom w:val="single" w:color="4F81BC" w:sz="8" w:space="0"/>
+            <w:right w:val="single" w:color="4F81BC" w:sz="8" w:space="0"/>
+            <w:insideH w:val="single" w:color="4F81BC" w:sz="8" w:space="0"/>
+            <w:insideV w:val="single" w:color="4F81BC" w:sz="8" w:space="0"/>
+          </w:tblBorders>
+          <w:tblLayout w:type="fixed"/>
+          <w:tblCellMar>
+            <w:top w:w="0" w:type="dxa"/>
+            <w:left w:w="0" w:type="dxa"/>
+            <w:bottom w:w="0" w:type="dxa"/>
+            <w:right w:w="0" w:type="dxa"/>
+          </w:tblCellMar>
+        </w:tblPrEx>
+        <w:trPr>
+          <w:trHeight w:val="359" w:hRule="atLeast"/>
+        </w:trPr>
+        <w:tc>
+          <w:tcPr>
+            <w:tcW w:w="2377" w:type="dxa"/>
+          </w:tcPr>
+          <w:p>
+            <w:pPr>
+              <w:pStyle w:val="6"/>
+              <w:spacing w:before="32"/>
+              <w:ind w:left="107"/>
+              <w:rPr>
+                <w:b/>
+                <w:sz w:val="24"/>
+              </w:rPr>
+            </w:pPr>
+            <w:r>
+              <w:rPr>
+                <w:b/>
+                <w:sz w:val="24"/>
+              </w:rPr>
+              <w:t>Use</w:t>
+            </w:r>
+            <w:r>
+              <w:rPr>
+                <w:b/>
+                <w:spacing w:val="-3"/>
+                <w:sz w:val="24"/>
+              </w:rPr>
+              <w:t xml:space="preserve"> </w:t>
+            </w:r>
+            <w:r>
+              <w:rPr>
+                <w:b/>
+                <w:sz w:val="24"/>
+              </w:rPr>
+              <w:t>Use</w:t>
+            </w:r>
+            <w:r>
+              <w:rPr>
+                <w:b/>
+                <w:spacing w:val="-3"/>
+                <w:sz w:val="24"/>
+              </w:rPr>
+              <w:t xml:space="preserve"> </w:t>
+            </w:r>
+            <w:r>
+              <w:rPr>
+                <w:b/>
+                <w:spacing w:val="-4"/>
+                <w:sz w:val="24"/>
+              </w:rPr>
+              <w:t>Case</w:t>
+            </w:r>
+          </w:p>
+        </w:tc>
+        <w:tc>
+          <w:tcPr>
+            <w:tcW w:w="5987" w:type="dxa"/>
+          </w:tcPr>
+          <w:p>
+            <w:pPr>
+              <w:pStyle w:val="6"/>
+              <w:spacing w:before="35"/>
+              <w:rPr>
+                <w:rFonts w:hint="eastAsia" w:ascii="Times New Roman" w:eastAsia="新細明體"/>
+                <w:sz w:val="22"/>
+                <w:lang w:eastAsia="zh-TW"/>
+              </w:rPr>
+            </w:pPr>
+            <w:r>
+              <w:rPr>
+                <w:rFonts w:ascii="SimSun" w:hAnsi="SimSun" w:eastAsia="SimSun" w:cs="SimSun"/>
+                <w:sz w:val="24"/>
+                <w:szCs w:val="24"/>
+              </w:rPr>
+              <w:t>UC-6.2</w:t>
+            </w:r>
+          </w:p>
+        </w:tc>
+      </w:tr>
+      <w:tr>
+        <w:tblPrEx>
+          <w:tblBorders>
+            <w:top w:val="single" w:color="4F81BC" w:sz="8" w:space="0"/>
+            <w:left w:val="single" w:color="4F81BC" w:sz="8" w:space="0"/>
+            <w:bottom w:val="single" w:color="4F81BC" w:sz="8" w:space="0"/>
+            <w:right w:val="single" w:color="4F81BC" w:sz="8" w:space="0"/>
+            <w:insideH w:val="single" w:color="4F81BC" w:sz="8" w:space="0"/>
+            <w:insideV w:val="single" w:color="4F81BC" w:sz="8" w:space="0"/>
+          </w:tblBorders>
+          <w:tblLayout w:type="fixed"/>
+          <w:tblCellMar>
+            <w:top w:w="0" w:type="dxa"/>
+            <w:left w:w="0" w:type="dxa"/>
+            <w:bottom w:w="0" w:type="dxa"/>
+            <w:right w:w="0" w:type="dxa"/>
+          </w:tblCellMar>
+        </w:tblPrEx>
+        <w:trPr>
+          <w:trHeight w:val="361" w:hRule="atLeast"/>
+        </w:trPr>
+        <w:tc>
+          <w:tcPr>
+            <w:tcW w:w="2377" w:type="dxa"/>
+            <w:shd w:val="clear" w:color="auto" w:fill="D2DFED"/>
+          </w:tcPr>
+          <w:p>
+            <w:pPr>
+              <w:pStyle w:val="6"/>
+              <w:spacing w:before="35"/>
+              <w:ind w:left="107"/>
+              <w:rPr>
+                <w:b/>
+                <w:sz w:val="24"/>
+              </w:rPr>
+            </w:pPr>
+            <w:r>
+              <w:rPr>
+                <w:b/>
+                <w:sz w:val="24"/>
+              </w:rPr>
+              <w:t>Extend</w:t>
+            </w:r>
+            <w:r>
+              <w:rPr>
+                <w:b/>
+                <w:spacing w:val="-5"/>
+                <w:sz w:val="24"/>
+              </w:rPr>
+              <w:t xml:space="preserve"> </w:t>
+            </w:r>
+            <w:r>
+              <w:rPr>
+                <w:b/>
+                <w:sz w:val="24"/>
+              </w:rPr>
+              <w:t>Use</w:t>
+            </w:r>
+            <w:r>
+              <w:rPr>
+                <w:b/>
+                <w:spacing w:val="-3"/>
+                <w:sz w:val="24"/>
+              </w:rPr>
+              <w:t xml:space="preserve"> </w:t>
+            </w:r>
+            <w:r>
+              <w:rPr>
+                <w:b/>
+                <w:spacing w:val="-4"/>
+                <w:sz w:val="24"/>
+              </w:rPr>
+              <w:t>Case</w:t>
+            </w:r>
+          </w:p>
+        </w:tc>
+        <w:tc>
+          <w:tcPr>
+            <w:tcW w:w="5987" w:type="dxa"/>
+            <w:shd w:val="clear" w:color="auto" w:fill="D2DFED"/>
+          </w:tcPr>
+          <w:p>
+            <w:pPr>
+              <w:pStyle w:val="6"/>
+              <w:spacing w:before="35"/>
+              <w:rPr>
+                <w:rFonts w:hint="eastAsia" w:eastAsia="新細明體"/>
+                <w:sz w:val="24"/>
+                <w:lang w:val="en-US" w:eastAsia="zh-TW"/>
+              </w:rPr>
+            </w:pPr>
+            <w:r>
+              <w:rPr>
+                <w:rFonts w:ascii="SimSun" w:hAnsi="SimSun" w:eastAsia="SimSun" w:cs="SimSun"/>
+                <w:sz w:val="24"/>
+                <w:szCs w:val="24"/>
+              </w:rPr>
+              <w:t>無</w:t>
+            </w:r>
+          </w:p>
+        </w:tc>
+      </w:tr>
+      <w:tr>
+        <w:tblPrEx>
+          <w:tblBorders>
+            <w:top w:val="single" w:color="4F81BC" w:sz="8" w:space="0"/>
+            <w:left w:val="single" w:color="4F81BC" w:sz="8" w:space="0"/>
+            <w:bottom w:val="single" w:color="4F81BC" w:sz="8" w:space="0"/>
+            <w:right w:val="single" w:color="4F81BC" w:sz="8" w:space="0"/>
+            <w:insideH w:val="single" w:color="4F81BC" w:sz="8" w:space="0"/>
+            <w:insideV w:val="single" w:color="4F81BC" w:sz="8" w:space="0"/>
+          </w:tblBorders>
+          <w:tblLayout w:type="fixed"/>
+          <w:tblCellMar>
+            <w:top w:w="0" w:type="dxa"/>
+            <w:left w:w="0" w:type="dxa"/>
+            <w:bottom w:w="0" w:type="dxa"/>
+            <w:right w:w="0" w:type="dxa"/>
+          </w:tblCellMar>
+        </w:tblPrEx>
+        <w:trPr>
+          <w:trHeight w:val="359" w:hRule="atLeast"/>
+        </w:trPr>
+        <w:tc>
+          <w:tcPr>
+            <w:tcW w:w="2377" w:type="dxa"/>
+          </w:tcPr>
+          <w:p>
+            <w:pPr>
+              <w:pStyle w:val="6"/>
+              <w:spacing w:before="33"/>
+              <w:ind w:left="107"/>
+              <w:rPr>
+                <w:b/>
+                <w:sz w:val="24"/>
+              </w:rPr>
+            </w:pPr>
+            <w:r>
+              <w:rPr>
+                <w:b/>
+                <w:sz w:val="24"/>
+              </w:rPr>
+              <w:t xml:space="preserve">Business </w:t>
+            </w:r>
+            <w:r>
+              <w:rPr>
+                <w:b/>
+                <w:spacing w:val="-2"/>
+                <w:sz w:val="24"/>
+              </w:rPr>
+              <w:t>Rules</w:t>
+            </w:r>
+          </w:p>
+        </w:tc>
+        <w:tc>
+          <w:tcPr>
+            <w:tcW w:w="5987" w:type="dxa"/>
+          </w:tcPr>
+          <w:p>
+            <w:pPr>
+              <w:pStyle w:val="6"/>
+              <w:rPr>
+                <w:rFonts w:ascii="SimSun" w:hAnsi="SimSun" w:eastAsia="SimSun" w:cs="SimSun"/>
+                <w:sz w:val="24"/>
+                <w:szCs w:val="24"/>
+              </w:rPr>
+            </w:pPr>
+            <w:r>
+              <w:rPr>
+                <w:rFonts w:ascii="SimSun" w:hAnsi="SimSun" w:eastAsia="SimSun" w:cs="SimSun"/>
+                <w:sz w:val="24"/>
+                <w:szCs w:val="24"/>
+              </w:rPr>
+              <w:t>僅顯示目前仍為合作中的商家</w:t>
+            </w:r>
+          </w:p>
+        </w:tc>
+      </w:tr>
+      <w:tr>
+        <w:tblPrEx>
+          <w:tblBorders>
+            <w:top w:val="single" w:color="4F81BC" w:sz="8" w:space="0"/>
+            <w:left w:val="single" w:color="4F81BC" w:sz="8" w:space="0"/>
+            <w:bottom w:val="single" w:color="4F81BC" w:sz="8" w:space="0"/>
+            <w:right w:val="single" w:color="4F81BC" w:sz="8" w:space="0"/>
+            <w:insideH w:val="single" w:color="4F81BC" w:sz="8" w:space="0"/>
+            <w:insideV w:val="single" w:color="4F81BC" w:sz="8" w:space="0"/>
+          </w:tblBorders>
+          <w:tblLayout w:type="fixed"/>
+          <w:tblCellMar>
+            <w:top w:w="0" w:type="dxa"/>
+            <w:left w:w="0" w:type="dxa"/>
+            <w:bottom w:w="0" w:type="dxa"/>
+            <w:right w:w="0" w:type="dxa"/>
+          </w:tblCellMar>
+        </w:tblPrEx>
+        <w:trPr>
+          <w:trHeight w:val="359" w:hRule="atLeast"/>
+        </w:trPr>
+        <w:tc>
+          <w:tcPr>
+            <w:tcW w:w="2377" w:type="dxa"/>
+            <w:shd w:val="clear" w:color="auto" w:fill="D2DFED"/>
+          </w:tcPr>
+          <w:p>
+            <w:pPr>
+              <w:pStyle w:val="6"/>
+              <w:spacing w:before="32"/>
+              <w:ind w:left="107"/>
+              <w:rPr>
+                <w:b/>
+                <w:sz w:val="24"/>
+              </w:rPr>
+            </w:pPr>
+            <w:r>
+              <w:rPr>
+                <w:b/>
+                <w:sz w:val="24"/>
+              </w:rPr>
+              <w:t>Special</w:t>
+            </w:r>
+            <w:r>
+              <w:rPr>
+                <w:b/>
+                <w:spacing w:val="-2"/>
+                <w:sz w:val="24"/>
+              </w:rPr>
+              <w:t xml:space="preserve"> Requirements</w:t>
+            </w:r>
+          </w:p>
+        </w:tc>
+        <w:tc>
+          <w:tcPr>
+            <w:tcW w:w="5987" w:type="dxa"/>
+            <w:shd w:val="clear" w:color="auto" w:fill="D2DFED"/>
+          </w:tcPr>
+          <w:p>
+            <w:pPr>
+              <w:pStyle w:val="6"/>
+              <w:rPr>
+                <w:rFonts w:ascii="SimSun" w:hAnsi="SimSun" w:eastAsia="SimSun" w:cs="SimSun"/>
+                <w:sz w:val="24"/>
+                <w:szCs w:val="24"/>
+              </w:rPr>
+            </w:pPr>
+            <w:r>
+              <w:rPr>
+                <w:rFonts w:ascii="SimSun" w:hAnsi="SimSun" w:eastAsia="SimSun" w:cs="SimSun"/>
+                <w:sz w:val="24"/>
+                <w:szCs w:val="24"/>
+              </w:rPr>
+              <w:t>地圖介面需可顯示商家資訊視窗</w:t>
+            </w:r>
+          </w:p>
+        </w:tc>
+      </w:tr>
+      <w:tr>
+        <w:tblPrEx>
+          <w:tblBorders>
+            <w:top w:val="single" w:color="4F81BC" w:sz="8" w:space="0"/>
+            <w:left w:val="single" w:color="4F81BC" w:sz="8" w:space="0"/>
+            <w:bottom w:val="single" w:color="4F81BC" w:sz="8" w:space="0"/>
+            <w:right w:val="single" w:color="4F81BC" w:sz="8" w:space="0"/>
+            <w:insideH w:val="single" w:color="4F81BC" w:sz="8" w:space="0"/>
+            <w:insideV w:val="single" w:color="4F81BC" w:sz="8" w:space="0"/>
+          </w:tblBorders>
+          <w:tblLayout w:type="fixed"/>
+          <w:tblCellMar>
+            <w:top w:w="0" w:type="dxa"/>
+            <w:left w:w="0" w:type="dxa"/>
+            <w:bottom w:w="0" w:type="dxa"/>
+            <w:right w:w="0" w:type="dxa"/>
+          </w:tblCellMar>
+        </w:tblPrEx>
+        <w:trPr>
+          <w:trHeight w:val="361" w:hRule="atLeast"/>
+        </w:trPr>
+        <w:tc>
+          <w:tcPr>
+            <w:tcW w:w="2377" w:type="dxa"/>
+          </w:tcPr>
+          <w:p>
+            <w:pPr>
+              <w:pStyle w:val="6"/>
+              <w:spacing w:before="35"/>
+              <w:ind w:left="107"/>
+              <w:rPr>
+                <w:b/>
+                <w:sz w:val="24"/>
+              </w:rPr>
+            </w:pPr>
+            <w:r>
+              <w:rPr>
+                <w:b/>
+                <w:spacing w:val="-2"/>
+                <w:sz w:val="24"/>
+              </w:rPr>
+              <w:t>Artifacts</w:t>
+            </w:r>
+          </w:p>
+        </w:tc>
+        <w:tc>
+          <w:tcPr>
+            <w:tcW w:w="5987" w:type="dxa"/>
+          </w:tcPr>
+          <w:p>
+            <w:pPr>
+              <w:pStyle w:val="6"/>
+              <w:rPr>
+                <w:rFonts w:ascii="SimSun" w:hAnsi="SimSun" w:eastAsia="SimSun" w:cs="SimSun"/>
+                <w:sz w:val="24"/>
+                <w:szCs w:val="24"/>
+              </w:rPr>
+            </w:pPr>
+            <w:r>
+              <w:rPr>
+                <w:rFonts w:ascii="SimSun" w:hAnsi="SimSun" w:eastAsia="SimSun" w:cs="SimSun"/>
+                <w:sz w:val="24"/>
+                <w:szCs w:val="24"/>
+              </w:rPr>
+              <w:t>商家地圖介面、商家資料視窗</w:t>
+            </w:r>
+          </w:p>
+        </w:tc>
+      </w:tr>
+      <w:tr>
+        <w:tblPrEx>
+          <w:tblBorders>
+            <w:top w:val="single" w:color="4F81BC" w:sz="8" w:space="0"/>
+            <w:left w:val="single" w:color="4F81BC" w:sz="8" w:space="0"/>
+            <w:bottom w:val="single" w:color="4F81BC" w:sz="8" w:space="0"/>
+            <w:right w:val="single" w:color="4F81BC" w:sz="8" w:space="0"/>
+            <w:insideH w:val="single" w:color="4F81BC" w:sz="8" w:space="0"/>
+            <w:insideV w:val="single" w:color="4F81BC" w:sz="8" w:space="0"/>
+          </w:tblBorders>
+          <w:tblLayout w:type="fixed"/>
+          <w:tblCellMar>
+            <w:top w:w="0" w:type="dxa"/>
+            <w:left w:w="0" w:type="dxa"/>
+            <w:bottom w:w="0" w:type="dxa"/>
+            <w:right w:w="0" w:type="dxa"/>
+          </w:tblCellMar>
+        </w:tblPrEx>
+        <w:trPr>
+          <w:trHeight w:val="359" w:hRule="atLeast"/>
+        </w:trPr>
+        <w:tc>
+          <w:tcPr>
+            <w:tcW w:w="2377" w:type="dxa"/>
+            <w:shd w:val="clear" w:color="auto" w:fill="D2DFED"/>
+          </w:tcPr>
+          <w:p>
+            <w:pPr>
+              <w:pStyle w:val="6"/>
+              <w:spacing w:before="32"/>
+              <w:ind w:left="107"/>
+              <w:rPr>
+                <w:b/>
+                <w:sz w:val="24"/>
+              </w:rPr>
+            </w:pPr>
+            <w:r>
+              <w:rPr>
+                <w:b/>
+                <w:sz w:val="24"/>
+              </w:rPr>
+              <w:t>Use</w:t>
+            </w:r>
+            <w:r>
+              <w:rPr>
+                <w:b/>
+                <w:spacing w:val="-3"/>
+                <w:sz w:val="24"/>
+              </w:rPr>
+              <w:t xml:space="preserve"> </w:t>
+            </w:r>
+            <w:r>
+              <w:rPr>
+                <w:b/>
+                <w:sz w:val="24"/>
+              </w:rPr>
+              <w:t>Case</w:t>
+            </w:r>
+            <w:r>
+              <w:rPr>
+                <w:b/>
+                <w:spacing w:val="-3"/>
+                <w:sz w:val="24"/>
+              </w:rPr>
+              <w:t xml:space="preserve"> </w:t>
+            </w:r>
+            <w:r>
+              <w:rPr>
+                <w:b/>
+                <w:spacing w:val="-2"/>
+                <w:sz w:val="24"/>
+              </w:rPr>
+              <w:t>Glossary</w:t>
+            </w:r>
+          </w:p>
+        </w:tc>
+        <w:tc>
+          <w:tcPr>
+            <w:tcW w:w="5987" w:type="dxa"/>
+            <w:shd w:val="clear" w:color="auto" w:fill="D2DFED"/>
+          </w:tcPr>
+          <w:p>
+            <w:pPr>
+              <w:pStyle w:val="6"/>
+              <w:rPr>
+                <w:rFonts w:ascii="SimSun" w:hAnsi="SimSun" w:eastAsia="SimSun" w:cs="SimSun"/>
+                <w:sz w:val="24"/>
+                <w:szCs w:val="24"/>
+              </w:rPr>
+            </w:pPr>
+            <w:r>
+              <w:rPr>
+                <w:rFonts w:ascii="SimSun" w:hAnsi="SimSun" w:eastAsia="SimSun" w:cs="SimSun"/>
+                <w:sz w:val="24"/>
+                <w:szCs w:val="24"/>
+              </w:rPr>
+              <w:t>合作商家</w:t>
+            </w:r>
+            <w:r>
+              <w:rPr>
+                <w:rFonts w:hint="eastAsia" w:ascii="SimSun" w:hAnsi="SimSun" w:eastAsia="新細明體" w:cs="SimSun"/>
+                <w:sz w:val="24"/>
+                <w:szCs w:val="24"/>
+                <w:lang w:val="en-US" w:eastAsia="zh-TW"/>
+              </w:rPr>
+              <w:t>:</w:t>
+            </w:r>
+            <w:r>
+              <w:rPr>
+                <w:rFonts w:ascii="SimSun" w:hAnsi="SimSun" w:eastAsia="SimSun" w:cs="SimSun"/>
+                <w:sz w:val="24"/>
+                <w:szCs w:val="24"/>
+              </w:rPr>
+              <w:t xml:space="preserve"> </w:t>
+            </w:r>
+            <w:r>
+              <w:rPr>
+                <w:rFonts w:hint="eastAsia" w:ascii="SimSun" w:hAnsi="SimSun" w:eastAsia="新細明體" w:cs="SimSun"/>
+                <w:sz w:val="24"/>
+                <w:szCs w:val="24"/>
+                <w:lang w:eastAsia="zh-TW"/>
+              </w:rPr>
+              <w:t>店</w:t>
+            </w:r>
+            <w:r>
+              <w:rPr>
+                <w:rFonts w:ascii="SimSun" w:hAnsi="SimSun" w:eastAsia="SimSun" w:cs="SimSun"/>
+                <w:sz w:val="24"/>
+                <w:szCs w:val="24"/>
+              </w:rPr>
+              <w:t>名 + 營業時間 + 聯絡方式 + 地點</w:t>
+            </w:r>
+          </w:p>
+        </w:tc>
+      </w:tr>
+    </w:tbl>
+    <w:p/>
+    <w:tbl>
+      <w:tblPr>
+        <w:tblStyle w:val="5"/>
+        <w:tblpPr w:leftFromText="180" w:rightFromText="180" w:vertAnchor="text" w:horzAnchor="page" w:tblpX="1707" w:tblpY="1009"/>
+        <w:tblOverlap w:val="never"/>
+        <w:tblW w:w="8364" w:type="dxa"/>
+        <w:tblInd w:w="0" w:type="dxa"/>
+        <w:tblBorders>
+          <w:top w:val="single" w:color="4F81BC" w:sz="8" w:space="0"/>
+          <w:left w:val="single" w:color="4F81BC" w:sz="8" w:space="0"/>
+          <w:bottom w:val="single" w:color="4F81BC" w:sz="8" w:space="0"/>
+          <w:right w:val="single" w:color="4F81BC" w:sz="8" w:space="0"/>
+          <w:insideH w:val="single" w:color="4F81BC" w:sz="8" w:space="0"/>
+          <w:insideV w:val="single" w:color="4F81BC" w:sz="8" w:space="0"/>
+        </w:tblBorders>
+        <w:tblLayout w:type="fixed"/>
+        <w:tblCellMar>
+          <w:top w:w="0" w:type="dxa"/>
+          <w:left w:w="0" w:type="dxa"/>
+          <w:bottom w:w="0" w:type="dxa"/>
+          <w:right w:w="0" w:type="dxa"/>
+        </w:tblCellMar>
+      </w:tblPr>
+      <w:tblGrid>
+        <w:gridCol w:w="2377"/>
+        <w:gridCol w:w="5987"/>
+      </w:tblGrid>
+      <w:tr>
+        <w:tblPrEx>
+          <w:tblBorders>
+            <w:top w:val="single" w:color="4F81BC" w:sz="8" w:space="0"/>
+            <w:left w:val="single" w:color="4F81BC" w:sz="8" w:space="0"/>
+            <w:bottom w:val="single" w:color="4F81BC" w:sz="8" w:space="0"/>
+            <w:right w:val="single" w:color="4F81BC" w:sz="8" w:space="0"/>
+            <w:insideH w:val="single" w:color="4F81BC" w:sz="8" w:space="0"/>
+            <w:insideV w:val="single" w:color="4F81BC" w:sz="8" w:space="0"/>
+          </w:tblBorders>
+          <w:tblLayout w:type="fixed"/>
+          <w:tblCellMar>
+            <w:top w:w="0" w:type="dxa"/>
+            <w:left w:w="0" w:type="dxa"/>
+            <w:bottom w:w="0" w:type="dxa"/>
+            <w:right w:w="0" w:type="dxa"/>
+          </w:tblCellMar>
+        </w:tblPrEx>
+        <w:trPr>
+          <w:trHeight w:val="359" w:hRule="atLeast"/>
+        </w:trPr>
+        <w:tc>
+          <w:tcPr>
+            <w:tcW w:w="2377" w:type="dxa"/>
+            <w:tcBorders>
+              <w:bottom w:val="single" w:color="4F81BC" w:sz="18" w:space="0"/>
+            </w:tcBorders>
+          </w:tcPr>
+          <w:p>
+            <w:pPr>
+              <w:pStyle w:val="6"/>
+              <w:spacing w:before="33"/>
+              <w:ind w:left="107"/>
+              <w:rPr>
+                <w:b/>
+                <w:sz w:val="24"/>
+              </w:rPr>
+            </w:pPr>
+            <w:r>
+              <w:rPr>
+                <w:b/>
+                <w:sz w:val="24"/>
+              </w:rPr>
+              <w:t>Use</w:t>
+            </w:r>
+            <w:r>
+              <w:rPr>
+                <w:b/>
+                <w:spacing w:val="-3"/>
+                <w:sz w:val="24"/>
+              </w:rPr>
+              <w:t xml:space="preserve"> </w:t>
+            </w:r>
+            <w:r>
+              <w:rPr>
+                <w:b/>
+                <w:sz w:val="24"/>
+              </w:rPr>
+              <w:t>Case</w:t>
+            </w:r>
+            <w:r>
+              <w:rPr>
+                <w:b/>
+                <w:spacing w:val="-3"/>
+                <w:sz w:val="24"/>
+              </w:rPr>
+              <w:t xml:space="preserve"> </w:t>
+            </w:r>
+            <w:r>
+              <w:rPr>
+                <w:b/>
+                <w:spacing w:val="-5"/>
+                <w:sz w:val="24"/>
+              </w:rPr>
+              <w:t>ID</w:t>
+            </w:r>
+          </w:p>
+        </w:tc>
+        <w:tc>
+          <w:tcPr>
+            <w:tcW w:w="5987" w:type="dxa"/>
+            <w:tcBorders>
+              <w:bottom w:val="single" w:color="4F81BC" w:sz="18" w:space="0"/>
+            </w:tcBorders>
+          </w:tcPr>
+          <w:p>
+            <w:pPr>
+              <w:pStyle w:val="6"/>
+              <w:spacing w:before="33"/>
+              <w:ind w:left="107"/>
+              <w:rPr>
+                <w:b/>
+                <w:sz w:val="24"/>
+              </w:rPr>
+            </w:pPr>
+            <w:r>
+              <w:rPr>
+                <w:rFonts w:ascii="SimSun" w:hAnsi="SimSun" w:eastAsia="SimSun" w:cs="SimSun"/>
+                <w:sz w:val="24"/>
+                <w:szCs w:val="24"/>
+              </w:rPr>
+              <w:t>UC-</w:t>
+            </w:r>
+            <w:r>
+              <w:rPr>
+                <w:rFonts w:hint="eastAsia" w:ascii="SimSun" w:hAnsi="SimSun" w:eastAsia="新細明體" w:cs="SimSun"/>
+                <w:sz w:val="24"/>
+                <w:szCs w:val="24"/>
+                <w:lang w:val="en-US" w:eastAsia="zh-TW"/>
+              </w:rPr>
+              <w:t>6.1</w:t>
+            </w:r>
+          </w:p>
+        </w:tc>
+      </w:tr>
+      <w:tr>
+        <w:tblPrEx>
+          <w:tblBorders>
+            <w:top w:val="single" w:color="4F81BC" w:sz="8" w:space="0"/>
+            <w:left w:val="single" w:color="4F81BC" w:sz="8" w:space="0"/>
+            <w:bottom w:val="single" w:color="4F81BC" w:sz="8" w:space="0"/>
+            <w:right w:val="single" w:color="4F81BC" w:sz="8" w:space="0"/>
+            <w:insideH w:val="single" w:color="4F81BC" w:sz="8" w:space="0"/>
+            <w:insideV w:val="single" w:color="4F81BC" w:sz="8" w:space="0"/>
+          </w:tblBorders>
+          <w:tblLayout w:type="fixed"/>
+          <w:tblCellMar>
+            <w:top w:w="0" w:type="dxa"/>
+            <w:left w:w="0" w:type="dxa"/>
+            <w:bottom w:w="0" w:type="dxa"/>
+            <w:right w:w="0" w:type="dxa"/>
+          </w:tblCellMar>
+        </w:tblPrEx>
+        <w:trPr>
+          <w:trHeight w:val="361" w:hRule="atLeast"/>
+        </w:trPr>
+        <w:tc>
+          <w:tcPr>
+            <w:tcW w:w="2377" w:type="dxa"/>
+            <w:tcBorders>
+              <w:top w:val="single" w:color="4F81BC" w:sz="18" w:space="0"/>
+            </w:tcBorders>
+            <w:shd w:val="clear" w:color="auto" w:fill="D2DFED"/>
+          </w:tcPr>
+          <w:p>
+            <w:pPr>
+              <w:pStyle w:val="6"/>
+              <w:spacing w:before="34"/>
+              <w:ind w:left="107"/>
+              <w:rPr>
+                <w:b/>
+                <w:sz w:val="24"/>
+              </w:rPr>
+            </w:pPr>
+            <w:r>
+              <w:rPr>
+                <w:b/>
+                <w:sz w:val="24"/>
+              </w:rPr>
+              <w:t>Use</w:t>
+            </w:r>
+            <w:r>
+              <w:rPr>
+                <w:b/>
+                <w:spacing w:val="-3"/>
+                <w:sz w:val="24"/>
+              </w:rPr>
+              <w:t xml:space="preserve"> </w:t>
+            </w:r>
+            <w:r>
+              <w:rPr>
+                <w:b/>
+                <w:sz w:val="24"/>
+              </w:rPr>
+              <w:t>Case</w:t>
+            </w:r>
+            <w:r>
+              <w:rPr>
+                <w:b/>
+                <w:spacing w:val="-3"/>
+                <w:sz w:val="24"/>
+              </w:rPr>
+              <w:t xml:space="preserve"> </w:t>
+            </w:r>
+            <w:r>
+              <w:rPr>
+                <w:b/>
+                <w:spacing w:val="-4"/>
+                <w:sz w:val="24"/>
+              </w:rPr>
+              <w:t>Name</w:t>
+            </w:r>
+          </w:p>
+        </w:tc>
+        <w:tc>
+          <w:tcPr>
+            <w:tcW w:w="5987" w:type="dxa"/>
+            <w:tcBorders>
+              <w:top w:val="single" w:color="4F81BC" w:sz="18" w:space="0"/>
+            </w:tcBorders>
+            <w:shd w:val="clear" w:color="auto" w:fill="D2DFED"/>
+          </w:tcPr>
+          <w:p>
+            <w:pPr>
+              <w:pStyle w:val="6"/>
+              <w:spacing w:before="34"/>
+              <w:ind w:left="107"/>
+              <w:rPr>
+                <w:sz w:val="24"/>
+              </w:rPr>
+            </w:pPr>
+            <w:r>
+              <w:rPr>
+                <w:rFonts w:ascii="SimSun" w:hAnsi="SimSun" w:eastAsia="SimSun" w:cs="SimSun"/>
+                <w:sz w:val="24"/>
+                <w:szCs w:val="24"/>
+              </w:rPr>
+              <w:t>當下營業中商家地圖</w:t>
+            </w:r>
+          </w:p>
+        </w:tc>
+      </w:tr>
+      <w:tr>
+        <w:tblPrEx>
+          <w:tblBorders>
+            <w:top w:val="single" w:color="4F81BC" w:sz="8" w:space="0"/>
+            <w:left w:val="single" w:color="4F81BC" w:sz="8" w:space="0"/>
+            <w:bottom w:val="single" w:color="4F81BC" w:sz="8" w:space="0"/>
+            <w:right w:val="single" w:color="4F81BC" w:sz="8" w:space="0"/>
+            <w:insideH w:val="single" w:color="4F81BC" w:sz="8" w:space="0"/>
+            <w:insideV w:val="single" w:color="4F81BC" w:sz="8" w:space="0"/>
+          </w:tblBorders>
+          <w:tblLayout w:type="fixed"/>
+          <w:tblCellMar>
+            <w:top w:w="0" w:type="dxa"/>
+            <w:left w:w="0" w:type="dxa"/>
+            <w:bottom w:w="0" w:type="dxa"/>
+            <w:right w:w="0" w:type="dxa"/>
+          </w:tblCellMar>
+        </w:tblPrEx>
+        <w:trPr>
+          <w:trHeight w:val="359" w:hRule="atLeast"/>
+        </w:trPr>
+        <w:tc>
+          <w:tcPr>
+            <w:tcW w:w="2377" w:type="dxa"/>
+          </w:tcPr>
+          <w:p>
+            <w:pPr>
+              <w:pStyle w:val="6"/>
+              <w:spacing w:before="32"/>
+              <w:ind w:left="107"/>
+              <w:rPr>
+                <w:b/>
+                <w:sz w:val="24"/>
+              </w:rPr>
+            </w:pPr>
+            <w:r>
+              <w:rPr>
+                <w:b/>
+                <w:spacing w:val="-4"/>
+                <w:sz w:val="24"/>
+              </w:rPr>
+              <w:t>Goal</w:t>
+            </w:r>
+          </w:p>
+        </w:tc>
+        <w:tc>
+          <w:tcPr>
+            <w:tcW w:w="5987" w:type="dxa"/>
+          </w:tcPr>
+          <w:p>
+            <w:pPr>
+              <w:pStyle w:val="6"/>
+              <w:spacing w:before="32"/>
+              <w:ind w:left="107"/>
+              <w:rPr>
+                <w:sz w:val="24"/>
+              </w:rPr>
+            </w:pPr>
+            <w:r>
+              <w:rPr>
+                <w:rFonts w:ascii="SimSun" w:hAnsi="SimSun" w:eastAsia="SimSun" w:cs="SimSun"/>
+                <w:sz w:val="24"/>
+                <w:szCs w:val="24"/>
+              </w:rPr>
+              <w:t>篩選並顯示目前仍在營業中的合作商家</w:t>
+            </w:r>
+          </w:p>
+        </w:tc>
+      </w:tr>
+      <w:tr>
+        <w:tblPrEx>
+          <w:tblBorders>
+            <w:top w:val="single" w:color="4F81BC" w:sz="8" w:space="0"/>
+            <w:left w:val="single" w:color="4F81BC" w:sz="8" w:space="0"/>
+            <w:bottom w:val="single" w:color="4F81BC" w:sz="8" w:space="0"/>
+            <w:right w:val="single" w:color="4F81BC" w:sz="8" w:space="0"/>
+            <w:insideH w:val="single" w:color="4F81BC" w:sz="8" w:space="0"/>
+            <w:insideV w:val="single" w:color="4F81BC" w:sz="8" w:space="0"/>
+          </w:tblBorders>
+          <w:tblLayout w:type="fixed"/>
+          <w:tblCellMar>
+            <w:top w:w="0" w:type="dxa"/>
+            <w:left w:w="0" w:type="dxa"/>
+            <w:bottom w:w="0" w:type="dxa"/>
+            <w:right w:w="0" w:type="dxa"/>
+          </w:tblCellMar>
+        </w:tblPrEx>
+        <w:trPr>
+          <w:trHeight w:val="721" w:hRule="atLeast"/>
+        </w:trPr>
+        <w:tc>
+          <w:tcPr>
+            <w:tcW w:w="2377" w:type="dxa"/>
+            <w:shd w:val="clear" w:color="auto" w:fill="D2DFED"/>
+          </w:tcPr>
+          <w:p>
+            <w:pPr>
+              <w:pStyle w:val="6"/>
+              <w:spacing w:before="35"/>
+              <w:ind w:left="107"/>
+              <w:rPr>
+                <w:b/>
+                <w:sz w:val="24"/>
+              </w:rPr>
+            </w:pPr>
+            <w:r>
+              <w:rPr>
+                <w:b/>
+                <w:spacing w:val="-2"/>
+                <w:sz w:val="24"/>
+              </w:rPr>
+              <w:t>Requirements</w:t>
+            </w:r>
+          </w:p>
+        </w:tc>
+        <w:tc>
+          <w:tcPr>
+            <w:tcW w:w="5987" w:type="dxa"/>
+            <w:shd w:val="clear" w:color="auto" w:fill="D2DFED"/>
+          </w:tcPr>
+          <w:p>
+            <w:pPr>
+              <w:pStyle w:val="6"/>
+              <w:spacing w:before="67"/>
+              <w:ind w:left="107"/>
+              <w:rPr>
+                <w:sz w:val="24"/>
+              </w:rPr>
+            </w:pPr>
+            <w:r>
+              <w:rPr>
+                <w:rFonts w:ascii="SimSun" w:hAnsi="SimSun" w:eastAsia="SimSun" w:cs="SimSun"/>
+                <w:sz w:val="24"/>
+                <w:szCs w:val="24"/>
+              </w:rPr>
+              <w:t>[FR</w:t>
+            </w:r>
+            <w:r>
+              <w:rPr>
+                <w:rFonts w:hint="eastAsia" w:ascii="SimSun" w:hAnsi="SimSun" w:eastAsia="新細明體" w:cs="SimSun"/>
+                <w:sz w:val="24"/>
+                <w:szCs w:val="24"/>
+                <w:lang w:val="en-US" w:eastAsia="zh-TW"/>
+              </w:rPr>
+              <w:t>13</w:t>
+            </w:r>
+            <w:r>
+              <w:rPr>
+                <w:rFonts w:ascii="SimSun" w:hAnsi="SimSun" w:eastAsia="SimSun" w:cs="SimSun"/>
+                <w:sz w:val="24"/>
+                <w:szCs w:val="24"/>
+              </w:rPr>
+              <w:t xml:space="preserve">: 合作商家查詢與呈現] </w:t>
+            </w:r>
+          </w:p>
+        </w:tc>
+      </w:tr>
+      <w:tr>
+        <w:tblPrEx>
+          <w:tblBorders>
+            <w:top w:val="single" w:color="4F81BC" w:sz="8" w:space="0"/>
+            <w:left w:val="single" w:color="4F81BC" w:sz="8" w:space="0"/>
+            <w:bottom w:val="single" w:color="4F81BC" w:sz="8" w:space="0"/>
+            <w:right w:val="single" w:color="4F81BC" w:sz="8" w:space="0"/>
+            <w:insideH w:val="single" w:color="4F81BC" w:sz="8" w:space="0"/>
+            <w:insideV w:val="single" w:color="4F81BC" w:sz="8" w:space="0"/>
+          </w:tblBorders>
+          <w:tblLayout w:type="fixed"/>
+          <w:tblCellMar>
+            <w:top w:w="0" w:type="dxa"/>
+            <w:left w:w="0" w:type="dxa"/>
+            <w:bottom w:w="0" w:type="dxa"/>
+            <w:right w:w="0" w:type="dxa"/>
+          </w:tblCellMar>
+        </w:tblPrEx>
+        <w:trPr>
+          <w:trHeight w:val="719" w:hRule="atLeast"/>
+        </w:trPr>
+        <w:tc>
+          <w:tcPr>
+            <w:tcW w:w="2377" w:type="dxa"/>
+          </w:tcPr>
+          <w:p>
+            <w:pPr>
+              <w:pStyle w:val="6"/>
+              <w:spacing w:before="32"/>
+              <w:ind w:left="107"/>
+              <w:rPr>
+                <w:b/>
+                <w:sz w:val="24"/>
+              </w:rPr>
+            </w:pPr>
+            <w:r>
+              <w:rPr>
+                <w:b/>
+                <w:spacing w:val="-2"/>
+                <w:sz w:val="24"/>
+              </w:rPr>
+              <w:t>Description</w:t>
+            </w:r>
+          </w:p>
+        </w:tc>
+        <w:tc>
+          <w:tcPr>
+            <w:tcW w:w="5987" w:type="dxa"/>
+          </w:tcPr>
+          <w:p>
+            <w:pPr>
+              <w:pStyle w:val="6"/>
+              <w:spacing w:before="67"/>
+              <w:ind w:left="107"/>
+              <w:rPr>
+                <w:sz w:val="24"/>
+              </w:rPr>
+            </w:pPr>
+            <w:r>
+              <w:rPr>
+                <w:rFonts w:ascii="SimSun" w:hAnsi="SimSun" w:eastAsia="SimSun" w:cs="SimSun"/>
+                <w:sz w:val="24"/>
+                <w:szCs w:val="24"/>
+              </w:rPr>
+              <w:t>使用者可查詢目前營業中的合作商家，系統根據營業時間判斷後顯示於地圖上</w:t>
+            </w:r>
+          </w:p>
+        </w:tc>
+      </w:tr>
+      <w:tr>
+        <w:tblPrEx>
+          <w:tblBorders>
+            <w:top w:val="single" w:color="4F81BC" w:sz="8" w:space="0"/>
+            <w:left w:val="single" w:color="4F81BC" w:sz="8" w:space="0"/>
+            <w:bottom w:val="single" w:color="4F81BC" w:sz="8" w:space="0"/>
+            <w:right w:val="single" w:color="4F81BC" w:sz="8" w:space="0"/>
+            <w:insideH w:val="single" w:color="4F81BC" w:sz="8" w:space="0"/>
+            <w:insideV w:val="single" w:color="4F81BC" w:sz="8" w:space="0"/>
+          </w:tblBorders>
+          <w:tblLayout w:type="fixed"/>
+          <w:tblCellMar>
+            <w:top w:w="0" w:type="dxa"/>
+            <w:left w:w="0" w:type="dxa"/>
+            <w:bottom w:w="0" w:type="dxa"/>
+            <w:right w:w="0" w:type="dxa"/>
+          </w:tblCellMar>
+        </w:tblPrEx>
+        <w:trPr>
+          <w:trHeight w:val="359" w:hRule="atLeast"/>
+        </w:trPr>
+        <w:tc>
+          <w:tcPr>
+            <w:tcW w:w="2377" w:type="dxa"/>
+            <w:shd w:val="clear" w:color="auto" w:fill="D2DFED"/>
+          </w:tcPr>
+          <w:p>
+            <w:pPr>
+              <w:pStyle w:val="6"/>
+              <w:spacing w:before="32"/>
+              <w:ind w:left="107"/>
+              <w:rPr>
+                <w:b/>
+                <w:sz w:val="24"/>
+              </w:rPr>
+            </w:pPr>
+            <w:r>
+              <w:rPr>
+                <w:b/>
+                <w:spacing w:val="-2"/>
+                <w:sz w:val="24"/>
+              </w:rPr>
+              <w:t>Actor</w:t>
+            </w:r>
+          </w:p>
+        </w:tc>
+        <w:tc>
+          <w:tcPr>
+            <w:tcW w:w="5987" w:type="dxa"/>
+            <w:shd w:val="clear" w:color="auto" w:fill="D2DFED"/>
+          </w:tcPr>
+          <w:p>
+            <w:pPr>
+              <w:pStyle w:val="6"/>
+              <w:rPr>
+                <w:rFonts w:ascii="Times New Roman"/>
+                <w:sz w:val="22"/>
+              </w:rPr>
+            </w:pPr>
+            <w:r>
+              <w:rPr>
+                <w:rFonts w:ascii="SimSun" w:hAnsi="SimSun" w:eastAsia="SimSun" w:cs="SimSun"/>
+                <w:sz w:val="24"/>
+                <w:szCs w:val="24"/>
+              </w:rPr>
+              <w:t>使用者</w:t>
+            </w:r>
+          </w:p>
+        </w:tc>
+      </w:tr>
+      <w:tr>
+        <w:tblPrEx>
+          <w:tblBorders>
+            <w:top w:val="single" w:color="4F81BC" w:sz="8" w:space="0"/>
+            <w:left w:val="single" w:color="4F81BC" w:sz="8" w:space="0"/>
+            <w:bottom w:val="single" w:color="4F81BC" w:sz="8" w:space="0"/>
+            <w:right w:val="single" w:color="4F81BC" w:sz="8" w:space="0"/>
+            <w:insideH w:val="single" w:color="4F81BC" w:sz="8" w:space="0"/>
+            <w:insideV w:val="single" w:color="4F81BC" w:sz="8" w:space="0"/>
+          </w:tblBorders>
+          <w:tblLayout w:type="fixed"/>
+          <w:tblCellMar>
+            <w:top w:w="0" w:type="dxa"/>
+            <w:left w:w="0" w:type="dxa"/>
+            <w:bottom w:w="0" w:type="dxa"/>
+            <w:right w:w="0" w:type="dxa"/>
+          </w:tblCellMar>
+        </w:tblPrEx>
+        <w:trPr>
+          <w:trHeight w:val="361" w:hRule="atLeast"/>
+        </w:trPr>
+        <w:tc>
+          <w:tcPr>
+            <w:tcW w:w="2377" w:type="dxa"/>
+          </w:tcPr>
+          <w:p>
+            <w:pPr>
+              <w:pStyle w:val="6"/>
+              <w:spacing w:before="35"/>
+              <w:ind w:left="107"/>
+              <w:rPr>
+                <w:b/>
+                <w:sz w:val="24"/>
+              </w:rPr>
+            </w:pPr>
+            <w:r>
+              <w:rPr>
+                <w:b/>
+                <w:spacing w:val="-2"/>
+                <w:sz w:val="24"/>
+              </w:rPr>
+              <w:t>Assumptions</w:t>
+            </w:r>
+          </w:p>
+        </w:tc>
+        <w:tc>
+          <w:tcPr>
+            <w:tcW w:w="5987" w:type="dxa"/>
+          </w:tcPr>
+          <w:p>
+            <w:pPr>
+              <w:pStyle w:val="6"/>
+              <w:rPr>
+                <w:rFonts w:ascii="Times New Roman"/>
+                <w:sz w:val="22"/>
+              </w:rPr>
+            </w:pPr>
+            <w:r>
+              <w:rPr>
+                <w:rFonts w:ascii="SimSun" w:hAnsi="SimSun" w:eastAsia="SimSun" w:cs="SimSun"/>
+                <w:sz w:val="24"/>
+                <w:szCs w:val="24"/>
+              </w:rPr>
+              <w:t>系統具備商家營業時間與目前時間的比對邏輯</w:t>
+            </w:r>
+          </w:p>
+        </w:tc>
+      </w:tr>
+      <w:tr>
+        <w:tblPrEx>
+          <w:tblBorders>
+            <w:top w:val="single" w:color="4F81BC" w:sz="8" w:space="0"/>
+            <w:left w:val="single" w:color="4F81BC" w:sz="8" w:space="0"/>
+            <w:bottom w:val="single" w:color="4F81BC" w:sz="8" w:space="0"/>
+            <w:right w:val="single" w:color="4F81BC" w:sz="8" w:space="0"/>
+            <w:insideH w:val="single" w:color="4F81BC" w:sz="8" w:space="0"/>
+            <w:insideV w:val="single" w:color="4F81BC" w:sz="8" w:space="0"/>
+          </w:tblBorders>
+          <w:tblLayout w:type="fixed"/>
+          <w:tblCellMar>
+            <w:top w:w="0" w:type="dxa"/>
+            <w:left w:w="0" w:type="dxa"/>
+            <w:bottom w:w="0" w:type="dxa"/>
+            <w:right w:w="0" w:type="dxa"/>
+          </w:tblCellMar>
+        </w:tblPrEx>
+        <w:trPr>
+          <w:trHeight w:val="359" w:hRule="atLeast"/>
+        </w:trPr>
+        <w:tc>
+          <w:tcPr>
+            <w:tcW w:w="2377" w:type="dxa"/>
+            <w:shd w:val="clear" w:color="auto" w:fill="D2DFED"/>
+          </w:tcPr>
+          <w:p>
+            <w:pPr>
+              <w:pStyle w:val="6"/>
+              <w:spacing w:before="32"/>
+              <w:ind w:left="107"/>
+              <w:rPr>
+                <w:b/>
+                <w:sz w:val="24"/>
+              </w:rPr>
+            </w:pPr>
+            <w:r>
+              <w:rPr>
+                <w:b/>
+                <w:spacing w:val="-2"/>
+                <w:sz w:val="24"/>
+              </w:rPr>
+              <w:t>Constraints</w:t>
+            </w:r>
+          </w:p>
+        </w:tc>
+        <w:tc>
+          <w:tcPr>
+            <w:tcW w:w="5987" w:type="dxa"/>
+            <w:shd w:val="clear" w:color="auto" w:fill="D2DFED"/>
+          </w:tcPr>
+          <w:p>
+            <w:pPr>
+              <w:pStyle w:val="6"/>
+              <w:rPr>
+                <w:rFonts w:ascii="Times New Roman"/>
+                <w:sz w:val="22"/>
+              </w:rPr>
+            </w:pPr>
+            <w:r>
+              <w:rPr>
+                <w:rFonts w:ascii="SimSun" w:hAnsi="SimSun" w:eastAsia="SimSun" w:cs="SimSun"/>
+                <w:sz w:val="24"/>
+                <w:szCs w:val="24"/>
+              </w:rPr>
+              <w:t>僅能查詢當日營業資訊，不跨日</w:t>
+            </w:r>
+          </w:p>
+        </w:tc>
+      </w:tr>
+      <w:tr>
+        <w:tblPrEx>
+          <w:tblBorders>
+            <w:top w:val="single" w:color="4F81BC" w:sz="8" w:space="0"/>
+            <w:left w:val="single" w:color="4F81BC" w:sz="8" w:space="0"/>
+            <w:bottom w:val="single" w:color="4F81BC" w:sz="8" w:space="0"/>
+            <w:right w:val="single" w:color="4F81BC" w:sz="8" w:space="0"/>
+            <w:insideH w:val="single" w:color="4F81BC" w:sz="8" w:space="0"/>
+            <w:insideV w:val="single" w:color="4F81BC" w:sz="8" w:space="0"/>
+          </w:tblBorders>
+          <w:tblLayout w:type="fixed"/>
+          <w:tblCellMar>
+            <w:top w:w="0" w:type="dxa"/>
+            <w:left w:w="0" w:type="dxa"/>
+            <w:bottom w:w="0" w:type="dxa"/>
+            <w:right w:w="0" w:type="dxa"/>
+          </w:tblCellMar>
+        </w:tblPrEx>
+        <w:trPr>
+          <w:trHeight w:val="359" w:hRule="atLeast"/>
+        </w:trPr>
+        <w:tc>
+          <w:tcPr>
+            <w:tcW w:w="2377" w:type="dxa"/>
+          </w:tcPr>
+          <w:p>
+            <w:pPr>
+              <w:pStyle w:val="6"/>
+              <w:spacing w:before="33"/>
+              <w:ind w:left="107"/>
+              <w:rPr>
+                <w:b/>
+                <w:sz w:val="24"/>
+              </w:rPr>
+            </w:pPr>
+            <w:r>
+              <w:rPr>
+                <w:b/>
+                <w:spacing w:val="-2"/>
+                <w:sz w:val="24"/>
+              </w:rPr>
+              <w:t>Priority</w:t>
+            </w:r>
+          </w:p>
+        </w:tc>
+        <w:tc>
+          <w:tcPr>
+            <w:tcW w:w="5987" w:type="dxa"/>
+          </w:tcPr>
+          <w:p>
+            <w:pPr>
+              <w:pStyle w:val="6"/>
+              <w:spacing w:before="33"/>
+              <w:ind w:left="107"/>
+              <w:rPr>
+                <w:rFonts w:hint="eastAsia" w:eastAsia="新細明體"/>
+                <w:sz w:val="24"/>
+                <w:lang w:val="en-US" w:eastAsia="zh-TW"/>
+              </w:rPr>
+            </w:pPr>
+            <w:r>
+              <w:rPr>
+                <w:rFonts w:hint="eastAsia" w:eastAsia="新細明體"/>
+                <w:sz w:val="24"/>
+                <w:lang w:val="en-US" w:eastAsia="zh-TW"/>
+              </w:rPr>
+              <w:t>中</w:t>
+            </w:r>
+          </w:p>
+        </w:tc>
+      </w:tr>
+      <w:tr>
+        <w:tblPrEx>
+          <w:tblBorders>
+            <w:top w:val="single" w:color="4F81BC" w:sz="8" w:space="0"/>
+            <w:left w:val="single" w:color="4F81BC" w:sz="8" w:space="0"/>
+            <w:bottom w:val="single" w:color="4F81BC" w:sz="8" w:space="0"/>
+            <w:right w:val="single" w:color="4F81BC" w:sz="8" w:space="0"/>
+            <w:insideH w:val="single" w:color="4F81BC" w:sz="8" w:space="0"/>
+            <w:insideV w:val="single" w:color="4F81BC" w:sz="8" w:space="0"/>
+          </w:tblBorders>
+          <w:tblLayout w:type="fixed"/>
+          <w:tblCellMar>
+            <w:top w:w="0" w:type="dxa"/>
+            <w:left w:w="0" w:type="dxa"/>
+            <w:bottom w:w="0" w:type="dxa"/>
+            <w:right w:w="0" w:type="dxa"/>
+          </w:tblCellMar>
+        </w:tblPrEx>
+        <w:trPr>
+          <w:trHeight w:val="1441" w:hRule="atLeast"/>
+        </w:trPr>
+        <w:tc>
+          <w:tcPr>
+            <w:tcW w:w="2377" w:type="dxa"/>
+            <w:shd w:val="clear" w:color="auto" w:fill="D2DFED"/>
+          </w:tcPr>
+          <w:p>
+            <w:pPr>
+              <w:pStyle w:val="6"/>
+              <w:spacing w:before="35"/>
+              <w:ind w:left="107"/>
+              <w:rPr>
+                <w:b/>
+                <w:sz w:val="24"/>
+              </w:rPr>
+            </w:pPr>
+            <w:r>
+              <w:rPr>
+                <w:b/>
+                <w:spacing w:val="-2"/>
+                <w:sz w:val="24"/>
+              </w:rPr>
+              <w:t>Pre-Conditions</w:t>
+            </w:r>
+          </w:p>
+        </w:tc>
+        <w:tc>
+          <w:tcPr>
+            <w:tcW w:w="5987" w:type="dxa"/>
+            <w:shd w:val="clear" w:color="auto" w:fill="D2DFED"/>
+          </w:tcPr>
+          <w:p>
+            <w:pPr>
+              <w:pStyle w:val="6"/>
+              <w:numPr>
+                <w:ilvl w:val="0"/>
+                <w:numId w:val="0"/>
+              </w:numPr>
+              <w:tabs>
+                <w:tab w:val="left" w:pos="466"/>
+              </w:tabs>
+              <w:spacing w:before="0" w:after="0" w:line="240" w:lineRule="auto"/>
+              <w:ind w:right="0" w:rightChars="0"/>
+              <w:jc w:val="left"/>
+              <w:rPr>
+                <w:rFonts w:hint="eastAsia" w:ascii="Microsoft YaHei" w:eastAsia="新細明體"/>
+                <w:sz w:val="24"/>
+                <w:lang w:val="en-US" w:eastAsia="zh-TW"/>
+              </w:rPr>
+            </w:pPr>
+            <w:r>
+              <w:rPr>
+                <w:rFonts w:ascii="SimSun" w:hAnsi="SimSun" w:eastAsia="SimSun" w:cs="SimSun"/>
+                <w:sz w:val="24"/>
+                <w:szCs w:val="24"/>
+              </w:rPr>
+              <w:t>使用者發出查詢請求</w:t>
+            </w:r>
+          </w:p>
+        </w:tc>
+      </w:tr>
+      <w:tr>
+        <w:tblPrEx>
+          <w:tblBorders>
+            <w:top w:val="single" w:color="4F81BC" w:sz="8" w:space="0"/>
+            <w:left w:val="single" w:color="4F81BC" w:sz="8" w:space="0"/>
+            <w:bottom w:val="single" w:color="4F81BC" w:sz="8" w:space="0"/>
+            <w:right w:val="single" w:color="4F81BC" w:sz="8" w:space="0"/>
+            <w:insideH w:val="single" w:color="4F81BC" w:sz="8" w:space="0"/>
+            <w:insideV w:val="single" w:color="4F81BC" w:sz="8" w:space="0"/>
+          </w:tblBorders>
+          <w:tblLayout w:type="fixed"/>
+          <w:tblCellMar>
+            <w:top w:w="0" w:type="dxa"/>
+            <w:left w:w="0" w:type="dxa"/>
+            <w:bottom w:w="0" w:type="dxa"/>
+            <w:right w:w="0" w:type="dxa"/>
+          </w:tblCellMar>
+        </w:tblPrEx>
+        <w:trPr>
+          <w:trHeight w:val="719" w:hRule="atLeast"/>
+        </w:trPr>
+        <w:tc>
+          <w:tcPr>
+            <w:tcW w:w="2377" w:type="dxa"/>
+          </w:tcPr>
+          <w:p>
+            <w:pPr>
+              <w:pStyle w:val="6"/>
+              <w:spacing w:before="32"/>
+              <w:ind w:left="107"/>
+              <w:rPr>
+                <w:b/>
+                <w:sz w:val="24"/>
+              </w:rPr>
+            </w:pPr>
+            <w:r>
+              <w:rPr>
+                <w:b/>
+                <w:spacing w:val="-4"/>
+                <w:sz w:val="24"/>
+              </w:rPr>
+              <w:t>Post-</w:t>
+            </w:r>
+            <w:r>
+              <w:rPr>
+                <w:b/>
+                <w:spacing w:val="-2"/>
+                <w:sz w:val="24"/>
+              </w:rPr>
+              <w:t>Conditions</w:t>
+            </w:r>
+          </w:p>
+        </w:tc>
+        <w:tc>
+          <w:tcPr>
+            <w:tcW w:w="5987" w:type="dxa"/>
+          </w:tcPr>
+          <w:p>
+            <w:pPr>
+              <w:pStyle w:val="6"/>
+              <w:spacing w:before="169"/>
+              <w:ind w:left="107"/>
+              <w:rPr>
+                <w:rFonts w:ascii="Microsoft YaHei" w:eastAsia="Microsoft YaHei"/>
+                <w:sz w:val="24"/>
+              </w:rPr>
+            </w:pPr>
+            <w:r>
+              <w:rPr>
+                <w:rFonts w:ascii="SimSun" w:hAnsi="SimSun" w:eastAsia="SimSun" w:cs="SimSun"/>
+                <w:sz w:val="24"/>
+                <w:szCs w:val="24"/>
+              </w:rPr>
+              <w:t>地圖顯示目前營業中的商家</w:t>
+            </w:r>
+          </w:p>
+        </w:tc>
+      </w:tr>
+      <w:tr>
+        <w:tblPrEx>
+          <w:tblBorders>
+            <w:top w:val="single" w:color="4F81BC" w:sz="8" w:space="0"/>
+            <w:left w:val="single" w:color="4F81BC" w:sz="8" w:space="0"/>
+            <w:bottom w:val="single" w:color="4F81BC" w:sz="8" w:space="0"/>
+            <w:right w:val="single" w:color="4F81BC" w:sz="8" w:space="0"/>
+            <w:insideH w:val="single" w:color="4F81BC" w:sz="8" w:space="0"/>
+            <w:insideV w:val="single" w:color="4F81BC" w:sz="8" w:space="0"/>
+          </w:tblBorders>
+          <w:tblLayout w:type="fixed"/>
+          <w:tblCellMar>
+            <w:top w:w="0" w:type="dxa"/>
+            <w:left w:w="0" w:type="dxa"/>
+            <w:bottom w:w="0" w:type="dxa"/>
+            <w:right w:w="0" w:type="dxa"/>
+          </w:tblCellMar>
+        </w:tblPrEx>
+        <w:trPr>
+          <w:trHeight w:val="2879" w:hRule="atLeast"/>
+        </w:trPr>
+        <w:tc>
+          <w:tcPr>
+            <w:tcW w:w="2377" w:type="dxa"/>
+            <w:shd w:val="clear" w:color="auto" w:fill="D2DFED"/>
+          </w:tcPr>
+          <w:p>
+            <w:pPr>
+              <w:pStyle w:val="6"/>
+              <w:spacing w:before="32"/>
+              <w:ind w:left="107"/>
+              <w:rPr>
+                <w:b/>
+                <w:sz w:val="24"/>
+              </w:rPr>
+            </w:pPr>
+            <w:r>
+              <w:rPr>
+                <w:b/>
+                <w:sz w:val="24"/>
+              </w:rPr>
+              <w:t>Basic</w:t>
+            </w:r>
+            <w:r>
+              <w:rPr>
+                <w:b/>
+                <w:spacing w:val="-2"/>
+                <w:sz w:val="24"/>
+              </w:rPr>
+              <w:t xml:space="preserve"> </w:t>
+            </w:r>
+            <w:r>
+              <w:rPr>
+                <w:b/>
+                <w:spacing w:val="-4"/>
+                <w:sz w:val="24"/>
+              </w:rPr>
+              <w:t>Flow</w:t>
+            </w:r>
+          </w:p>
+        </w:tc>
+        <w:tc>
+          <w:tcPr>
+            <w:tcW w:w="5987" w:type="dxa"/>
+            <w:shd w:val="clear" w:color="auto" w:fill="D2DFED"/>
+          </w:tcPr>
+          <w:p>
+            <w:pPr>
+              <w:pStyle w:val="6"/>
+              <w:numPr>
+                <w:ilvl w:val="0"/>
+                <w:numId w:val="0"/>
+              </w:numPr>
+              <w:spacing w:line="720" w:lineRule="atLeast"/>
+              <w:ind w:right="178" w:rightChars="0"/>
+              <w:rPr>
+                <w:rFonts w:ascii="SimSun" w:hAnsi="SimSun" w:eastAsia="SimSun" w:cs="SimSun"/>
+                <w:sz w:val="24"/>
+                <w:szCs w:val="24"/>
+              </w:rPr>
+            </w:pPr>
+            <w:r>
+              <w:rPr>
+                <w:rFonts w:hint="eastAsia" w:ascii="SimSun" w:hAnsi="SimSun" w:eastAsia="新細明體" w:cs="SimSun"/>
+                <w:sz w:val="24"/>
+                <w:szCs w:val="24"/>
+                <w:lang w:val="en-US" w:eastAsia="zh-TW"/>
+              </w:rPr>
+              <w:t xml:space="preserve">1. </w:t>
+            </w:r>
+            <w:r>
+              <w:rPr>
+                <w:rFonts w:ascii="SimSun" w:hAnsi="SimSun" w:eastAsia="SimSun" w:cs="SimSun"/>
+                <w:sz w:val="24"/>
+                <w:szCs w:val="24"/>
+              </w:rPr>
+              <w:t>使用者選擇查詢當下營業中商家</w:t>
+            </w:r>
+            <w:r>
+              <w:rPr>
+                <w:rFonts w:ascii="SimSun" w:hAnsi="SimSun" w:eastAsia="SimSun" w:cs="SimSun"/>
+                <w:sz w:val="24"/>
+                <w:szCs w:val="24"/>
+              </w:rPr>
+              <w:br w:type="textWrapping"/>
+            </w:r>
+            <w:r>
+              <w:rPr>
+                <w:rFonts w:ascii="SimSun" w:hAnsi="SimSun" w:eastAsia="SimSun" w:cs="SimSun"/>
+                <w:sz w:val="24"/>
+                <w:szCs w:val="24"/>
+              </w:rPr>
+              <w:t>2. 系統比對目前時間與營業時間</w:t>
+            </w:r>
+          </w:p>
+          <w:p>
+            <w:pPr>
+              <w:pStyle w:val="6"/>
+              <w:numPr>
+                <w:ilvl w:val="0"/>
+                <w:numId w:val="0"/>
+              </w:numPr>
+              <w:spacing w:line="720" w:lineRule="atLeast"/>
+              <w:ind w:right="178" w:rightChars="0"/>
+              <w:rPr>
+                <w:rFonts w:ascii="SimSun" w:hAnsi="SimSun" w:eastAsia="SimSun" w:cs="SimSun"/>
+                <w:sz w:val="24"/>
+                <w:szCs w:val="24"/>
+              </w:rPr>
+            </w:pPr>
+            <w:r>
+              <w:rPr>
+                <w:rFonts w:hint="eastAsia" w:ascii="SimSun" w:hAnsi="SimSun" w:eastAsia="新細明體" w:cs="SimSun"/>
+                <w:sz w:val="24"/>
+                <w:szCs w:val="24"/>
+                <w:lang w:val="en-US" w:eastAsia="zh-TW"/>
+              </w:rPr>
+              <w:t xml:space="preserve">3. </w:t>
+            </w:r>
+            <w:r>
+              <w:rPr>
+                <w:rFonts w:ascii="SimSun" w:hAnsi="SimSun" w:eastAsia="SimSun" w:cs="SimSun"/>
+                <w:sz w:val="24"/>
+                <w:szCs w:val="24"/>
+              </w:rPr>
+              <w:t>系統回傳符合的商家資料</w:t>
+            </w:r>
+          </w:p>
+          <w:p>
+            <w:pPr>
+              <w:pStyle w:val="6"/>
+              <w:numPr>
+                <w:ilvl w:val="0"/>
+                <w:numId w:val="0"/>
+              </w:numPr>
+              <w:spacing w:line="720" w:lineRule="atLeast"/>
+              <w:ind w:right="178" w:rightChars="0"/>
+              <w:rPr>
+                <w:rFonts w:hint="eastAsia" w:ascii="SimSun" w:hAnsi="SimSun" w:eastAsia="SimSun" w:cs="SimSun"/>
+                <w:sz w:val="24"/>
+                <w:szCs w:val="24"/>
+                <w:lang w:val="en-US" w:eastAsia="zh-TW"/>
+              </w:rPr>
+            </w:pPr>
+            <w:r>
+              <w:rPr>
+                <w:rFonts w:hint="eastAsia" w:ascii="SimSun" w:hAnsi="SimSun" w:eastAsia="SimSun" w:cs="SimSun"/>
+                <w:sz w:val="24"/>
+                <w:szCs w:val="24"/>
+                <w:lang w:val="en-US" w:eastAsia="zh-TW"/>
+              </w:rPr>
+              <w:t xml:space="preserve">4. </w:t>
+            </w:r>
+            <w:r>
+              <w:rPr>
+                <w:rFonts w:ascii="SimSun" w:hAnsi="SimSun" w:eastAsia="SimSun" w:cs="SimSun"/>
+                <w:sz w:val="24"/>
+                <w:szCs w:val="24"/>
+              </w:rPr>
+              <w:t>顯示在地圖上</w:t>
+            </w:r>
+          </w:p>
+        </w:tc>
+      </w:tr>
+      <w:tr>
+        <w:tblPrEx>
+          <w:tblBorders>
+            <w:top w:val="single" w:color="4F81BC" w:sz="8" w:space="0"/>
+            <w:left w:val="single" w:color="4F81BC" w:sz="8" w:space="0"/>
+            <w:bottom w:val="single" w:color="4F81BC" w:sz="8" w:space="0"/>
+            <w:right w:val="single" w:color="4F81BC" w:sz="8" w:space="0"/>
+            <w:insideH w:val="single" w:color="4F81BC" w:sz="8" w:space="0"/>
+            <w:insideV w:val="single" w:color="4F81BC" w:sz="8" w:space="0"/>
+          </w:tblBorders>
+          <w:tblLayout w:type="fixed"/>
+          <w:tblCellMar>
+            <w:top w:w="0" w:type="dxa"/>
+            <w:left w:w="0" w:type="dxa"/>
+            <w:bottom w:w="0" w:type="dxa"/>
+            <w:right w:w="0" w:type="dxa"/>
+          </w:tblCellMar>
+        </w:tblPrEx>
+        <w:trPr>
+          <w:trHeight w:val="361" w:hRule="atLeast"/>
+        </w:trPr>
+        <w:tc>
+          <w:tcPr>
+            <w:tcW w:w="2377" w:type="dxa"/>
+          </w:tcPr>
+          <w:p>
+            <w:pPr>
+              <w:pStyle w:val="6"/>
+              <w:spacing w:before="35"/>
+              <w:ind w:left="107"/>
+              <w:rPr>
+                <w:b/>
+                <w:sz w:val="24"/>
+              </w:rPr>
+            </w:pPr>
+            <w:r>
+              <w:rPr>
+                <w:b/>
+                <w:sz w:val="24"/>
+              </w:rPr>
+              <w:t>Alternative</w:t>
+            </w:r>
+            <w:r>
+              <w:rPr>
+                <w:b/>
+                <w:spacing w:val="-13"/>
+                <w:sz w:val="24"/>
+              </w:rPr>
+              <w:t xml:space="preserve"> </w:t>
+            </w:r>
+            <w:r>
+              <w:rPr>
+                <w:b/>
+                <w:spacing w:val="-2"/>
+                <w:sz w:val="24"/>
+              </w:rPr>
+              <w:t>Flows</w:t>
+            </w:r>
+          </w:p>
+        </w:tc>
+        <w:tc>
+          <w:tcPr>
+            <w:tcW w:w="5987" w:type="dxa"/>
+          </w:tcPr>
+          <w:p>
+            <w:pPr>
+              <w:pStyle w:val="6"/>
+              <w:rPr>
+                <w:rFonts w:ascii="SimSun" w:hAnsi="SimSun" w:eastAsia="SimSun" w:cs="SimSun"/>
+                <w:sz w:val="24"/>
+                <w:szCs w:val="24"/>
+              </w:rPr>
+            </w:pPr>
+            <w:r>
+              <w:rPr>
+                <w:rFonts w:ascii="SimSun" w:hAnsi="SimSun" w:eastAsia="SimSun" w:cs="SimSun"/>
+                <w:sz w:val="24"/>
+                <w:szCs w:val="24"/>
+              </w:rPr>
+              <w:t>無符合條件 → 顯示「目前無營業中商家」</w:t>
+            </w:r>
+          </w:p>
+        </w:tc>
+      </w:tr>
+      <w:tr>
+        <w:tblPrEx>
+          <w:tblBorders>
+            <w:top w:val="single" w:color="4F81BC" w:sz="8" w:space="0"/>
+            <w:left w:val="single" w:color="4F81BC" w:sz="8" w:space="0"/>
+            <w:bottom w:val="single" w:color="4F81BC" w:sz="8" w:space="0"/>
+            <w:right w:val="single" w:color="4F81BC" w:sz="8" w:space="0"/>
+            <w:insideH w:val="single" w:color="4F81BC" w:sz="8" w:space="0"/>
+            <w:insideV w:val="single" w:color="4F81BC" w:sz="8" w:space="0"/>
+          </w:tblBorders>
+          <w:tblLayout w:type="fixed"/>
+          <w:tblCellMar>
+            <w:top w:w="0" w:type="dxa"/>
+            <w:left w:w="0" w:type="dxa"/>
+            <w:bottom w:w="0" w:type="dxa"/>
+            <w:right w:w="0" w:type="dxa"/>
+          </w:tblCellMar>
+        </w:tblPrEx>
+        <w:trPr>
+          <w:trHeight w:val="359" w:hRule="atLeast"/>
+        </w:trPr>
+        <w:tc>
+          <w:tcPr>
+            <w:tcW w:w="2377" w:type="dxa"/>
+            <w:shd w:val="clear" w:color="auto" w:fill="D2DFED"/>
+          </w:tcPr>
+          <w:p>
+            <w:pPr>
+              <w:pStyle w:val="6"/>
+              <w:spacing w:before="32"/>
+              <w:ind w:left="107"/>
+              <w:rPr>
+                <w:b/>
+                <w:sz w:val="24"/>
+              </w:rPr>
+            </w:pPr>
+            <w:r>
+              <w:rPr>
+                <w:b/>
+                <w:sz w:val="24"/>
+              </w:rPr>
+              <w:t>Exceptional</w:t>
+            </w:r>
+            <w:r>
+              <w:rPr>
+                <w:b/>
+                <w:spacing w:val="-9"/>
+                <w:sz w:val="24"/>
+              </w:rPr>
+              <w:t xml:space="preserve"> </w:t>
+            </w:r>
+            <w:r>
+              <w:rPr>
+                <w:b/>
+                <w:spacing w:val="-2"/>
+                <w:sz w:val="24"/>
+              </w:rPr>
+              <w:t>Flows</w:t>
+            </w:r>
+          </w:p>
+        </w:tc>
+        <w:tc>
+          <w:tcPr>
+            <w:tcW w:w="5987" w:type="dxa"/>
+            <w:shd w:val="clear" w:color="auto" w:fill="D2DFED"/>
+          </w:tcPr>
+          <w:p>
+            <w:pPr>
+              <w:pStyle w:val="6"/>
+              <w:rPr>
+                <w:rFonts w:ascii="SimSun" w:hAnsi="SimSun" w:eastAsia="SimSun" w:cs="SimSun"/>
+                <w:sz w:val="24"/>
+                <w:szCs w:val="24"/>
+              </w:rPr>
+            </w:pPr>
+            <w:r>
+              <w:rPr>
+                <w:rFonts w:hint="eastAsia" w:ascii="SimSun" w:hAnsi="SimSun" w:eastAsia="新細明體" w:cs="SimSun"/>
+                <w:sz w:val="24"/>
+                <w:szCs w:val="24"/>
+                <w:lang w:eastAsia="zh-TW"/>
+              </w:rPr>
+              <w:t>系</w:t>
+            </w:r>
+            <w:r>
+              <w:rPr>
+                <w:rFonts w:ascii="SimSun" w:hAnsi="SimSun" w:eastAsia="SimSun" w:cs="SimSun"/>
+                <w:sz w:val="24"/>
+                <w:szCs w:val="24"/>
+              </w:rPr>
+              <w:t>統時間錯誤或資料格式不符 → 顯示錯誤提示</w:t>
+            </w:r>
+          </w:p>
+        </w:tc>
+      </w:tr>
+      <w:tr>
+        <w:tblPrEx>
+          <w:tblBorders>
+            <w:top w:val="single" w:color="4F81BC" w:sz="8" w:space="0"/>
+            <w:left w:val="single" w:color="4F81BC" w:sz="8" w:space="0"/>
+            <w:bottom w:val="single" w:color="4F81BC" w:sz="8" w:space="0"/>
+            <w:right w:val="single" w:color="4F81BC" w:sz="8" w:space="0"/>
+            <w:insideH w:val="single" w:color="4F81BC" w:sz="8" w:space="0"/>
+            <w:insideV w:val="single" w:color="4F81BC" w:sz="8" w:space="0"/>
+          </w:tblBorders>
+          <w:tblLayout w:type="fixed"/>
+          <w:tblCellMar>
+            <w:top w:w="0" w:type="dxa"/>
+            <w:left w:w="0" w:type="dxa"/>
+            <w:bottom w:w="0" w:type="dxa"/>
+            <w:right w:w="0" w:type="dxa"/>
+          </w:tblCellMar>
+        </w:tblPrEx>
+        <w:trPr>
+          <w:trHeight w:val="359" w:hRule="atLeast"/>
+        </w:trPr>
+        <w:tc>
+          <w:tcPr>
+            <w:tcW w:w="2377" w:type="dxa"/>
+          </w:tcPr>
+          <w:p>
+            <w:pPr>
+              <w:pStyle w:val="6"/>
+              <w:spacing w:before="32"/>
+              <w:ind w:left="107"/>
+              <w:rPr>
+                <w:b/>
+                <w:sz w:val="24"/>
+              </w:rPr>
+            </w:pPr>
+            <w:r>
+              <w:rPr>
+                <w:b/>
+                <w:sz w:val="24"/>
+              </w:rPr>
+              <w:t>Use</w:t>
+            </w:r>
+            <w:r>
+              <w:rPr>
+                <w:b/>
+                <w:spacing w:val="-3"/>
+                <w:sz w:val="24"/>
+              </w:rPr>
+              <w:t xml:space="preserve"> </w:t>
+            </w:r>
+            <w:r>
+              <w:rPr>
+                <w:b/>
+                <w:sz w:val="24"/>
+              </w:rPr>
+              <w:t>Use</w:t>
+            </w:r>
+            <w:r>
+              <w:rPr>
+                <w:b/>
+                <w:spacing w:val="-3"/>
+                <w:sz w:val="24"/>
+              </w:rPr>
+              <w:t xml:space="preserve"> </w:t>
+            </w:r>
+            <w:r>
+              <w:rPr>
+                <w:b/>
+                <w:spacing w:val="-4"/>
+                <w:sz w:val="24"/>
+              </w:rPr>
+              <w:t>Case</w:t>
+            </w:r>
+          </w:p>
+        </w:tc>
+        <w:tc>
+          <w:tcPr>
+            <w:tcW w:w="5987" w:type="dxa"/>
+          </w:tcPr>
+          <w:p>
+            <w:pPr>
+              <w:pStyle w:val="6"/>
+              <w:spacing w:before="35"/>
+              <w:rPr>
+                <w:rFonts w:hint="eastAsia" w:ascii="Times New Roman" w:eastAsia="新細明體"/>
+                <w:sz w:val="22"/>
+                <w:lang w:eastAsia="zh-TW"/>
+              </w:rPr>
+            </w:pPr>
+            <w:r>
+              <w:rPr>
+                <w:rFonts w:ascii="SimSun" w:hAnsi="SimSun" w:eastAsia="SimSun" w:cs="SimSun"/>
+                <w:sz w:val="24"/>
+                <w:szCs w:val="24"/>
+              </w:rPr>
+              <w:t>UC-6.2</w:t>
+            </w:r>
+          </w:p>
+        </w:tc>
+      </w:tr>
+      <w:tr>
+        <w:tblPrEx>
+          <w:tblBorders>
+            <w:top w:val="single" w:color="4F81BC" w:sz="8" w:space="0"/>
+            <w:left w:val="single" w:color="4F81BC" w:sz="8" w:space="0"/>
+            <w:bottom w:val="single" w:color="4F81BC" w:sz="8" w:space="0"/>
+            <w:right w:val="single" w:color="4F81BC" w:sz="8" w:space="0"/>
+            <w:insideH w:val="single" w:color="4F81BC" w:sz="8" w:space="0"/>
+            <w:insideV w:val="single" w:color="4F81BC" w:sz="8" w:space="0"/>
+          </w:tblBorders>
+          <w:tblLayout w:type="fixed"/>
+          <w:tblCellMar>
+            <w:top w:w="0" w:type="dxa"/>
+            <w:left w:w="0" w:type="dxa"/>
+            <w:bottom w:w="0" w:type="dxa"/>
+            <w:right w:w="0" w:type="dxa"/>
+          </w:tblCellMar>
+        </w:tblPrEx>
+        <w:trPr>
+          <w:trHeight w:val="361" w:hRule="atLeast"/>
+        </w:trPr>
+        <w:tc>
+          <w:tcPr>
+            <w:tcW w:w="2377" w:type="dxa"/>
+            <w:shd w:val="clear" w:color="auto" w:fill="D2DFED"/>
+          </w:tcPr>
+          <w:p>
+            <w:pPr>
+              <w:pStyle w:val="6"/>
+              <w:spacing w:before="35"/>
+              <w:ind w:left="107"/>
+              <w:rPr>
+                <w:b/>
+                <w:sz w:val="24"/>
+              </w:rPr>
+            </w:pPr>
+            <w:r>
+              <w:rPr>
+                <w:b/>
+                <w:sz w:val="24"/>
+              </w:rPr>
+              <w:t>Extend</w:t>
+            </w:r>
+            <w:r>
+              <w:rPr>
+                <w:b/>
+                <w:spacing w:val="-5"/>
+                <w:sz w:val="24"/>
+              </w:rPr>
+              <w:t xml:space="preserve"> </w:t>
+            </w:r>
+            <w:r>
+              <w:rPr>
+                <w:b/>
+                <w:sz w:val="24"/>
+              </w:rPr>
+              <w:t>Use</w:t>
+            </w:r>
+            <w:r>
+              <w:rPr>
+                <w:b/>
+                <w:spacing w:val="-3"/>
+                <w:sz w:val="24"/>
+              </w:rPr>
+              <w:t xml:space="preserve"> </w:t>
+            </w:r>
+            <w:r>
+              <w:rPr>
+                <w:b/>
+                <w:spacing w:val="-4"/>
+                <w:sz w:val="24"/>
+              </w:rPr>
+              <w:t>Case</w:t>
+            </w:r>
+          </w:p>
+        </w:tc>
+        <w:tc>
+          <w:tcPr>
+            <w:tcW w:w="5987" w:type="dxa"/>
+            <w:shd w:val="clear" w:color="auto" w:fill="D2DFED"/>
+          </w:tcPr>
+          <w:p>
+            <w:pPr>
+              <w:pStyle w:val="6"/>
+              <w:spacing w:before="35"/>
+              <w:rPr>
+                <w:rFonts w:hint="eastAsia" w:eastAsia="新細明體"/>
+                <w:sz w:val="24"/>
+                <w:lang w:val="en-US" w:eastAsia="zh-TW"/>
+              </w:rPr>
+            </w:pPr>
+            <w:r>
+              <w:rPr>
+                <w:rFonts w:ascii="SimSun" w:hAnsi="SimSun" w:eastAsia="SimSun" w:cs="SimSun"/>
+                <w:sz w:val="24"/>
+                <w:szCs w:val="24"/>
+              </w:rPr>
+              <w:t>UC-6.0</w:t>
+            </w:r>
+          </w:p>
+        </w:tc>
+      </w:tr>
+      <w:tr>
+        <w:tblPrEx>
+          <w:tblBorders>
+            <w:top w:val="single" w:color="4F81BC" w:sz="8" w:space="0"/>
+            <w:left w:val="single" w:color="4F81BC" w:sz="8" w:space="0"/>
+            <w:bottom w:val="single" w:color="4F81BC" w:sz="8" w:space="0"/>
+            <w:right w:val="single" w:color="4F81BC" w:sz="8" w:space="0"/>
+            <w:insideH w:val="single" w:color="4F81BC" w:sz="8" w:space="0"/>
+            <w:insideV w:val="single" w:color="4F81BC" w:sz="8" w:space="0"/>
+          </w:tblBorders>
+          <w:tblLayout w:type="fixed"/>
+          <w:tblCellMar>
+            <w:top w:w="0" w:type="dxa"/>
+            <w:left w:w="0" w:type="dxa"/>
+            <w:bottom w:w="0" w:type="dxa"/>
+            <w:right w:w="0" w:type="dxa"/>
+          </w:tblCellMar>
+        </w:tblPrEx>
+        <w:trPr>
+          <w:trHeight w:val="359" w:hRule="atLeast"/>
+        </w:trPr>
+        <w:tc>
+          <w:tcPr>
+            <w:tcW w:w="2377" w:type="dxa"/>
+          </w:tcPr>
+          <w:p>
+            <w:pPr>
+              <w:pStyle w:val="6"/>
+              <w:spacing w:before="33"/>
+              <w:ind w:left="107"/>
+              <w:rPr>
+                <w:b/>
+                <w:sz w:val="24"/>
+              </w:rPr>
+            </w:pPr>
+            <w:r>
+              <w:rPr>
+                <w:b/>
+                <w:sz w:val="24"/>
+              </w:rPr>
+              <w:t xml:space="preserve">Business </w:t>
+            </w:r>
+            <w:r>
+              <w:rPr>
+                <w:b/>
+                <w:spacing w:val="-2"/>
+                <w:sz w:val="24"/>
+              </w:rPr>
+              <w:t>Rules</w:t>
+            </w:r>
+          </w:p>
+        </w:tc>
+        <w:tc>
+          <w:tcPr>
+            <w:tcW w:w="5987" w:type="dxa"/>
+          </w:tcPr>
+          <w:p>
+            <w:pPr>
+              <w:pStyle w:val="6"/>
+              <w:rPr>
+                <w:rFonts w:ascii="SimSun" w:hAnsi="SimSun" w:eastAsia="SimSun" w:cs="SimSun"/>
+                <w:sz w:val="24"/>
+                <w:szCs w:val="24"/>
+              </w:rPr>
+            </w:pPr>
+            <w:r>
+              <w:rPr>
+                <w:rFonts w:ascii="SimSun" w:hAnsi="SimSun" w:eastAsia="SimSun" w:cs="SimSun"/>
+                <w:sz w:val="24"/>
+                <w:szCs w:val="24"/>
+              </w:rPr>
+              <w:t>商家營業時間欄位需標準化</w:t>
+            </w:r>
+          </w:p>
+        </w:tc>
+      </w:tr>
+      <w:tr>
+        <w:tblPrEx>
+          <w:tblBorders>
+            <w:top w:val="single" w:color="4F81BC" w:sz="8" w:space="0"/>
+            <w:left w:val="single" w:color="4F81BC" w:sz="8" w:space="0"/>
+            <w:bottom w:val="single" w:color="4F81BC" w:sz="8" w:space="0"/>
+            <w:right w:val="single" w:color="4F81BC" w:sz="8" w:space="0"/>
+            <w:insideH w:val="single" w:color="4F81BC" w:sz="8" w:space="0"/>
+            <w:insideV w:val="single" w:color="4F81BC" w:sz="8" w:space="0"/>
+          </w:tblBorders>
+          <w:tblLayout w:type="fixed"/>
+          <w:tblCellMar>
+            <w:top w:w="0" w:type="dxa"/>
+            <w:left w:w="0" w:type="dxa"/>
+            <w:bottom w:w="0" w:type="dxa"/>
+            <w:right w:w="0" w:type="dxa"/>
+          </w:tblCellMar>
+        </w:tblPrEx>
+        <w:trPr>
+          <w:trHeight w:val="359" w:hRule="atLeast"/>
+        </w:trPr>
+        <w:tc>
+          <w:tcPr>
+            <w:tcW w:w="2377" w:type="dxa"/>
+            <w:shd w:val="clear" w:color="auto" w:fill="D2DFED"/>
+          </w:tcPr>
+          <w:p>
+            <w:pPr>
+              <w:pStyle w:val="6"/>
+              <w:spacing w:before="32"/>
+              <w:ind w:left="107"/>
+              <w:rPr>
+                <w:b/>
+                <w:sz w:val="24"/>
+              </w:rPr>
+            </w:pPr>
+            <w:r>
+              <w:rPr>
+                <w:b/>
+                <w:sz w:val="24"/>
+              </w:rPr>
+              <w:t>Special</w:t>
+            </w:r>
+            <w:r>
+              <w:rPr>
+                <w:b/>
+                <w:spacing w:val="-2"/>
+                <w:sz w:val="24"/>
+              </w:rPr>
+              <w:t xml:space="preserve"> Requirements</w:t>
+            </w:r>
+          </w:p>
+        </w:tc>
+        <w:tc>
+          <w:tcPr>
+            <w:tcW w:w="5987" w:type="dxa"/>
+            <w:shd w:val="clear" w:color="auto" w:fill="D2DFED"/>
+          </w:tcPr>
+          <w:p>
+            <w:pPr>
+              <w:pStyle w:val="6"/>
+              <w:rPr>
+                <w:rFonts w:ascii="SimSun" w:hAnsi="SimSun" w:eastAsia="SimSun" w:cs="SimSun"/>
+                <w:sz w:val="24"/>
+                <w:szCs w:val="24"/>
+              </w:rPr>
+            </w:pPr>
+            <w:r>
+              <w:rPr>
+                <w:rFonts w:ascii="SimSun" w:hAnsi="SimSun" w:eastAsia="SimSun" w:cs="SimSun"/>
+                <w:sz w:val="24"/>
+                <w:szCs w:val="24"/>
+              </w:rPr>
+              <w:t>系統需支援不同時區營業時間判別</w:t>
+            </w:r>
+          </w:p>
+        </w:tc>
+      </w:tr>
+      <w:tr>
+        <w:tblPrEx>
+          <w:tblBorders>
+            <w:top w:val="single" w:color="4F81BC" w:sz="8" w:space="0"/>
+            <w:left w:val="single" w:color="4F81BC" w:sz="8" w:space="0"/>
+            <w:bottom w:val="single" w:color="4F81BC" w:sz="8" w:space="0"/>
+            <w:right w:val="single" w:color="4F81BC" w:sz="8" w:space="0"/>
+            <w:insideH w:val="single" w:color="4F81BC" w:sz="8" w:space="0"/>
+            <w:insideV w:val="single" w:color="4F81BC" w:sz="8" w:space="0"/>
+          </w:tblBorders>
+          <w:tblLayout w:type="fixed"/>
+          <w:tblCellMar>
+            <w:top w:w="0" w:type="dxa"/>
+            <w:left w:w="0" w:type="dxa"/>
+            <w:bottom w:w="0" w:type="dxa"/>
+            <w:right w:w="0" w:type="dxa"/>
+          </w:tblCellMar>
+        </w:tblPrEx>
+        <w:trPr>
+          <w:trHeight w:val="361" w:hRule="atLeast"/>
+        </w:trPr>
+        <w:tc>
+          <w:tcPr>
+            <w:tcW w:w="2377" w:type="dxa"/>
+          </w:tcPr>
+          <w:p>
+            <w:pPr>
+              <w:pStyle w:val="6"/>
+              <w:spacing w:before="35"/>
+              <w:ind w:left="107"/>
+              <w:rPr>
+                <w:b/>
+                <w:sz w:val="24"/>
+              </w:rPr>
+            </w:pPr>
+            <w:r>
+              <w:rPr>
+                <w:b/>
+                <w:spacing w:val="-2"/>
+                <w:sz w:val="24"/>
+              </w:rPr>
+              <w:t>Artifacts</w:t>
+            </w:r>
+          </w:p>
+        </w:tc>
+        <w:tc>
+          <w:tcPr>
+            <w:tcW w:w="5987" w:type="dxa"/>
+          </w:tcPr>
+          <w:p>
+            <w:pPr>
+              <w:pStyle w:val="6"/>
+              <w:rPr>
+                <w:rFonts w:ascii="SimSun" w:hAnsi="SimSun" w:eastAsia="SimSun" w:cs="SimSun"/>
+                <w:sz w:val="24"/>
+                <w:szCs w:val="24"/>
+              </w:rPr>
+            </w:pPr>
+            <w:r>
+              <w:rPr>
+                <w:rFonts w:ascii="SimSun" w:hAnsi="SimSun" w:eastAsia="SimSun" w:cs="SimSun"/>
+                <w:sz w:val="24"/>
+                <w:szCs w:val="24"/>
+              </w:rPr>
+              <w:t>商家標記、營業中</w:t>
+            </w:r>
+            <w:r>
+              <w:rPr>
+                <w:rFonts w:hint="eastAsia" w:ascii="SimSun" w:hAnsi="SimSun" w:eastAsia="新細明體" w:cs="SimSun"/>
+                <w:sz w:val="24"/>
+                <w:szCs w:val="24"/>
+                <w:lang w:eastAsia="zh-TW"/>
+              </w:rPr>
+              <w:t>商家</w:t>
+            </w:r>
+          </w:p>
+        </w:tc>
+      </w:tr>
+      <w:tr>
+        <w:tblPrEx>
+          <w:tblBorders>
+            <w:top w:val="single" w:color="4F81BC" w:sz="8" w:space="0"/>
+            <w:left w:val="single" w:color="4F81BC" w:sz="8" w:space="0"/>
+            <w:bottom w:val="single" w:color="4F81BC" w:sz="8" w:space="0"/>
+            <w:right w:val="single" w:color="4F81BC" w:sz="8" w:space="0"/>
+            <w:insideH w:val="single" w:color="4F81BC" w:sz="8" w:space="0"/>
+            <w:insideV w:val="single" w:color="4F81BC" w:sz="8" w:space="0"/>
+          </w:tblBorders>
+          <w:tblLayout w:type="fixed"/>
+          <w:tblCellMar>
+            <w:top w:w="0" w:type="dxa"/>
+            <w:left w:w="0" w:type="dxa"/>
+            <w:bottom w:w="0" w:type="dxa"/>
+            <w:right w:w="0" w:type="dxa"/>
+          </w:tblCellMar>
+        </w:tblPrEx>
+        <w:trPr>
+          <w:trHeight w:val="359" w:hRule="atLeast"/>
+        </w:trPr>
+        <w:tc>
+          <w:tcPr>
+            <w:tcW w:w="2377" w:type="dxa"/>
+            <w:shd w:val="clear" w:color="auto" w:fill="D2DFED"/>
+          </w:tcPr>
+          <w:p>
+            <w:pPr>
+              <w:pStyle w:val="6"/>
+              <w:spacing w:before="32"/>
+              <w:ind w:left="107"/>
+              <w:rPr>
+                <w:b/>
+                <w:sz w:val="24"/>
+              </w:rPr>
+            </w:pPr>
+            <w:r>
+              <w:rPr>
+                <w:b/>
+                <w:sz w:val="24"/>
+              </w:rPr>
+              <w:t>Use</w:t>
+            </w:r>
+            <w:r>
+              <w:rPr>
+                <w:b/>
+                <w:spacing w:val="-3"/>
+                <w:sz w:val="24"/>
+              </w:rPr>
+              <w:t xml:space="preserve"> </w:t>
+            </w:r>
+            <w:r>
+              <w:rPr>
+                <w:b/>
+                <w:sz w:val="24"/>
+              </w:rPr>
+              <w:t>Case</w:t>
+            </w:r>
+            <w:r>
+              <w:rPr>
+                <w:b/>
+                <w:spacing w:val="-3"/>
+                <w:sz w:val="24"/>
+              </w:rPr>
+              <w:t xml:space="preserve"> </w:t>
+            </w:r>
+            <w:r>
+              <w:rPr>
+                <w:b/>
+                <w:spacing w:val="-2"/>
+                <w:sz w:val="24"/>
+              </w:rPr>
+              <w:t>Glossary</w:t>
+            </w:r>
+          </w:p>
+        </w:tc>
+        <w:tc>
+          <w:tcPr>
+            <w:tcW w:w="5987" w:type="dxa"/>
+            <w:shd w:val="clear" w:color="auto" w:fill="D2DFED"/>
+          </w:tcPr>
+          <w:p>
+            <w:pPr>
+              <w:pStyle w:val="6"/>
+              <w:rPr>
+                <w:rFonts w:ascii="SimSun" w:hAnsi="SimSun" w:eastAsia="SimSun" w:cs="SimSun"/>
+                <w:sz w:val="24"/>
+                <w:szCs w:val="24"/>
+              </w:rPr>
+            </w:pPr>
+            <w:r>
+              <w:rPr>
+                <w:rFonts w:hint="eastAsia" w:ascii="SimSun" w:hAnsi="SimSun" w:eastAsia="新細明體" w:cs="SimSun"/>
+                <w:sz w:val="24"/>
+                <w:szCs w:val="24"/>
+                <w:lang w:eastAsia="zh-TW"/>
+              </w:rPr>
+              <w:t>營</w:t>
+            </w:r>
+            <w:r>
+              <w:rPr>
+                <w:rFonts w:ascii="SimSun" w:hAnsi="SimSun" w:eastAsia="SimSun" w:cs="SimSun"/>
+                <w:sz w:val="24"/>
+                <w:szCs w:val="24"/>
+              </w:rPr>
+              <w:t>業中</w:t>
+            </w:r>
+            <w:r>
+              <w:rPr>
+                <w:rFonts w:hint="eastAsia" w:ascii="SimSun" w:hAnsi="SimSun" w:eastAsia="新細明體" w:cs="SimSun"/>
+                <w:sz w:val="24"/>
+                <w:szCs w:val="24"/>
+                <w:lang w:val="en-US" w:eastAsia="zh-TW"/>
+              </w:rPr>
+              <w:t>:</w:t>
+            </w:r>
+            <w:r>
+              <w:rPr>
+                <w:rFonts w:ascii="SimSun" w:hAnsi="SimSun" w:eastAsia="SimSun" w:cs="SimSun"/>
+                <w:sz w:val="24"/>
+                <w:szCs w:val="24"/>
+              </w:rPr>
+              <w:t xml:space="preserve"> 商家營業時間範圍</w:t>
+            </w:r>
+            <w:r>
+              <w:rPr>
+                <w:rFonts w:hint="eastAsia" w:ascii="SimSun" w:hAnsi="SimSun" w:eastAsia="新細明體" w:cs="SimSun"/>
+                <w:sz w:val="24"/>
+                <w:szCs w:val="24"/>
+                <w:lang w:eastAsia="zh-TW"/>
+              </w:rPr>
+              <w:t>要在</w:t>
+            </w:r>
+            <w:r>
+              <w:rPr>
+                <w:rFonts w:ascii="SimSun" w:hAnsi="SimSun" w:eastAsia="SimSun" w:cs="SimSun"/>
+                <w:sz w:val="24"/>
+                <w:szCs w:val="24"/>
+              </w:rPr>
+              <w:t>系統當前時間</w:t>
+            </w:r>
+          </w:p>
+        </w:tc>
+      </w:tr>
+    </w:tbl>
+    <w:p/>
+    <w:tbl>
+      <w:tblPr>
+        <w:tblStyle w:val="5"/>
+        <w:tblpPr w:leftFromText="180" w:rightFromText="180" w:vertAnchor="text" w:horzAnchor="page" w:tblpX="1707" w:tblpY="1009"/>
+        <w:tblOverlap w:val="never"/>
+        <w:tblW w:w="8364" w:type="dxa"/>
+        <w:tblInd w:w="0" w:type="dxa"/>
+        <w:tblBorders>
+          <w:top w:val="single" w:color="4F81BC" w:sz="8" w:space="0"/>
+          <w:left w:val="single" w:color="4F81BC" w:sz="8" w:space="0"/>
+          <w:bottom w:val="single" w:color="4F81BC" w:sz="8" w:space="0"/>
+          <w:right w:val="single" w:color="4F81BC" w:sz="8" w:space="0"/>
+          <w:insideH w:val="single" w:color="4F81BC" w:sz="8" w:space="0"/>
+          <w:insideV w:val="single" w:color="4F81BC" w:sz="8" w:space="0"/>
+        </w:tblBorders>
+        <w:tblLayout w:type="fixed"/>
+        <w:tblCellMar>
+          <w:top w:w="0" w:type="dxa"/>
+          <w:left w:w="0" w:type="dxa"/>
+          <w:bottom w:w="0" w:type="dxa"/>
+          <w:right w:w="0" w:type="dxa"/>
+        </w:tblCellMar>
+      </w:tblPr>
+      <w:tblGrid>
+        <w:gridCol w:w="2377"/>
+        <w:gridCol w:w="5987"/>
+      </w:tblGrid>
+      <w:tr>
+        <w:tblPrEx>
+          <w:tblBorders>
+            <w:top w:val="single" w:color="4F81BC" w:sz="8" w:space="0"/>
+            <w:left w:val="single" w:color="4F81BC" w:sz="8" w:space="0"/>
+            <w:bottom w:val="single" w:color="4F81BC" w:sz="8" w:space="0"/>
+            <w:right w:val="single" w:color="4F81BC" w:sz="8" w:space="0"/>
+            <w:insideH w:val="single" w:color="4F81BC" w:sz="8" w:space="0"/>
+            <w:insideV w:val="single" w:color="4F81BC" w:sz="8" w:space="0"/>
+          </w:tblBorders>
+          <w:tblLayout w:type="fixed"/>
+          <w:tblCellMar>
+            <w:top w:w="0" w:type="dxa"/>
+            <w:left w:w="0" w:type="dxa"/>
+            <w:bottom w:w="0" w:type="dxa"/>
+            <w:right w:w="0" w:type="dxa"/>
+          </w:tblCellMar>
+        </w:tblPrEx>
+        <w:trPr>
+          <w:trHeight w:val="359" w:hRule="atLeast"/>
+        </w:trPr>
+        <w:tc>
+          <w:tcPr>
+            <w:tcW w:w="2377" w:type="dxa"/>
+            <w:tcBorders>
+              <w:bottom w:val="single" w:color="4F81BC" w:sz="18" w:space="0"/>
+            </w:tcBorders>
+          </w:tcPr>
+          <w:p>
+            <w:pPr>
+              <w:pStyle w:val="6"/>
+              <w:spacing w:before="33"/>
+              <w:ind w:left="107"/>
+              <w:rPr>
+                <w:b/>
+                <w:sz w:val="24"/>
+              </w:rPr>
+            </w:pPr>
+            <w:r>
+              <w:rPr>
+                <w:b/>
+                <w:sz w:val="24"/>
+              </w:rPr>
+              <w:t>Use</w:t>
+            </w:r>
+            <w:r>
+              <w:rPr>
+                <w:b/>
+                <w:spacing w:val="-3"/>
+                <w:sz w:val="24"/>
+              </w:rPr>
+              <w:t xml:space="preserve"> </w:t>
+            </w:r>
+            <w:r>
+              <w:rPr>
+                <w:b/>
+                <w:sz w:val="24"/>
+              </w:rPr>
+              <w:t>Case</w:t>
+            </w:r>
+            <w:r>
+              <w:rPr>
+                <w:b/>
+                <w:spacing w:val="-3"/>
+                <w:sz w:val="24"/>
+              </w:rPr>
+              <w:t xml:space="preserve"> </w:t>
+            </w:r>
+            <w:r>
+              <w:rPr>
+                <w:b/>
+                <w:spacing w:val="-5"/>
+                <w:sz w:val="24"/>
+              </w:rPr>
+              <w:t>ID</w:t>
+            </w:r>
+          </w:p>
+        </w:tc>
+        <w:tc>
+          <w:tcPr>
+            <w:tcW w:w="5987" w:type="dxa"/>
+            <w:tcBorders>
+              <w:bottom w:val="single" w:color="4F81BC" w:sz="18" w:space="0"/>
+            </w:tcBorders>
+          </w:tcPr>
+          <w:p>
+            <w:pPr>
+              <w:pStyle w:val="6"/>
+              <w:spacing w:before="33"/>
+              <w:ind w:left="107"/>
+              <w:rPr>
+                <w:b/>
+                <w:sz w:val="24"/>
+              </w:rPr>
+            </w:pPr>
+            <w:r>
+              <w:rPr>
+                <w:rFonts w:ascii="SimSun" w:hAnsi="SimSun" w:eastAsia="SimSun" w:cs="SimSun"/>
+                <w:sz w:val="24"/>
+                <w:szCs w:val="24"/>
+              </w:rPr>
+              <w:t>UC-</w:t>
+            </w:r>
+            <w:r>
+              <w:rPr>
+                <w:rFonts w:hint="eastAsia" w:ascii="SimSun" w:hAnsi="SimSun" w:eastAsia="新細明體" w:cs="SimSun"/>
+                <w:sz w:val="24"/>
+                <w:szCs w:val="24"/>
+                <w:lang w:val="en-US" w:eastAsia="zh-TW"/>
+              </w:rPr>
+              <w:t>6.2</w:t>
+            </w:r>
+          </w:p>
+        </w:tc>
+      </w:tr>
+      <w:tr>
+        <w:tblPrEx>
+          <w:tblBorders>
+            <w:top w:val="single" w:color="4F81BC" w:sz="8" w:space="0"/>
+            <w:left w:val="single" w:color="4F81BC" w:sz="8" w:space="0"/>
+            <w:bottom w:val="single" w:color="4F81BC" w:sz="8" w:space="0"/>
+            <w:right w:val="single" w:color="4F81BC" w:sz="8" w:space="0"/>
+            <w:insideH w:val="single" w:color="4F81BC" w:sz="8" w:space="0"/>
+            <w:insideV w:val="single" w:color="4F81BC" w:sz="8" w:space="0"/>
+          </w:tblBorders>
+          <w:tblLayout w:type="fixed"/>
+          <w:tblCellMar>
+            <w:top w:w="0" w:type="dxa"/>
+            <w:left w:w="0" w:type="dxa"/>
+            <w:bottom w:w="0" w:type="dxa"/>
+            <w:right w:w="0" w:type="dxa"/>
+          </w:tblCellMar>
+        </w:tblPrEx>
+        <w:trPr>
+          <w:trHeight w:val="361" w:hRule="atLeast"/>
+        </w:trPr>
+        <w:tc>
+          <w:tcPr>
+            <w:tcW w:w="2377" w:type="dxa"/>
+            <w:tcBorders>
+              <w:top w:val="single" w:color="4F81BC" w:sz="18" w:space="0"/>
+            </w:tcBorders>
+            <w:shd w:val="clear" w:color="auto" w:fill="D2DFED"/>
+          </w:tcPr>
+          <w:p>
+            <w:pPr>
+              <w:pStyle w:val="6"/>
+              <w:spacing w:before="34"/>
+              <w:ind w:left="107"/>
+              <w:rPr>
+                <w:b/>
+                <w:sz w:val="24"/>
+              </w:rPr>
+            </w:pPr>
+            <w:r>
+              <w:rPr>
+                <w:b/>
+                <w:sz w:val="24"/>
+              </w:rPr>
+              <w:t>Use</w:t>
+            </w:r>
+            <w:r>
+              <w:rPr>
+                <w:b/>
+                <w:spacing w:val="-3"/>
+                <w:sz w:val="24"/>
+              </w:rPr>
+              <w:t xml:space="preserve"> </w:t>
+            </w:r>
+            <w:r>
+              <w:rPr>
+                <w:b/>
+                <w:sz w:val="24"/>
+              </w:rPr>
+              <w:t>Case</w:t>
+            </w:r>
+            <w:r>
+              <w:rPr>
+                <w:b/>
+                <w:spacing w:val="-3"/>
+                <w:sz w:val="24"/>
+              </w:rPr>
+              <w:t xml:space="preserve"> </w:t>
+            </w:r>
+            <w:r>
+              <w:rPr>
+                <w:b/>
+                <w:spacing w:val="-4"/>
+                <w:sz w:val="24"/>
+              </w:rPr>
+              <w:t>Name</w:t>
+            </w:r>
+          </w:p>
+        </w:tc>
+        <w:tc>
+          <w:tcPr>
+            <w:tcW w:w="5987" w:type="dxa"/>
+            <w:tcBorders>
+              <w:top w:val="single" w:color="4F81BC" w:sz="18" w:space="0"/>
+            </w:tcBorders>
+            <w:shd w:val="clear" w:color="auto" w:fill="D2DFED"/>
+          </w:tcPr>
+          <w:p>
+            <w:pPr>
+              <w:pStyle w:val="6"/>
+              <w:spacing w:before="34"/>
+              <w:ind w:left="107"/>
+              <w:rPr>
+                <w:sz w:val="24"/>
+              </w:rPr>
+            </w:pPr>
+            <w:r>
+              <w:rPr>
+                <w:rFonts w:ascii="SimSun" w:hAnsi="SimSun" w:eastAsia="SimSun" w:cs="SimSun"/>
+                <w:sz w:val="24"/>
+                <w:szCs w:val="24"/>
+              </w:rPr>
+              <w:t>地圖顯示服務處理</w:t>
+            </w:r>
+          </w:p>
+        </w:tc>
+      </w:tr>
+      <w:tr>
+        <w:tblPrEx>
+          <w:tblBorders>
+            <w:top w:val="single" w:color="4F81BC" w:sz="8" w:space="0"/>
+            <w:left w:val="single" w:color="4F81BC" w:sz="8" w:space="0"/>
+            <w:bottom w:val="single" w:color="4F81BC" w:sz="8" w:space="0"/>
+            <w:right w:val="single" w:color="4F81BC" w:sz="8" w:space="0"/>
+            <w:insideH w:val="single" w:color="4F81BC" w:sz="8" w:space="0"/>
+            <w:insideV w:val="single" w:color="4F81BC" w:sz="8" w:space="0"/>
+          </w:tblBorders>
+          <w:tblLayout w:type="fixed"/>
+          <w:tblCellMar>
+            <w:top w:w="0" w:type="dxa"/>
+            <w:left w:w="0" w:type="dxa"/>
+            <w:bottom w:w="0" w:type="dxa"/>
+            <w:right w:w="0" w:type="dxa"/>
+          </w:tblCellMar>
+        </w:tblPrEx>
+        <w:trPr>
+          <w:trHeight w:val="359" w:hRule="atLeast"/>
+        </w:trPr>
+        <w:tc>
+          <w:tcPr>
+            <w:tcW w:w="2377" w:type="dxa"/>
+          </w:tcPr>
+          <w:p>
+            <w:pPr>
+              <w:pStyle w:val="6"/>
+              <w:spacing w:before="32"/>
+              <w:ind w:left="107"/>
+              <w:rPr>
+                <w:b/>
+                <w:sz w:val="24"/>
+              </w:rPr>
+            </w:pPr>
+            <w:r>
+              <w:rPr>
+                <w:b/>
+                <w:spacing w:val="-4"/>
+                <w:sz w:val="24"/>
+              </w:rPr>
+              <w:t>Goal</w:t>
+            </w:r>
+          </w:p>
+        </w:tc>
+        <w:tc>
+          <w:tcPr>
+            <w:tcW w:w="5987" w:type="dxa"/>
+          </w:tcPr>
+          <w:p>
+            <w:pPr>
+              <w:pStyle w:val="6"/>
+              <w:spacing w:before="32"/>
+              <w:ind w:left="107"/>
+              <w:rPr>
+                <w:sz w:val="24"/>
+              </w:rPr>
+            </w:pPr>
+            <w:r>
+              <w:rPr>
+                <w:rFonts w:ascii="SimSun" w:hAnsi="SimSun" w:eastAsia="SimSun" w:cs="SimSun"/>
+                <w:sz w:val="24"/>
+                <w:szCs w:val="24"/>
+              </w:rPr>
+              <w:t>將商家查詢結果以視覺方式顯示在地圖上</w:t>
+            </w:r>
+          </w:p>
+        </w:tc>
+      </w:tr>
+      <w:tr>
+        <w:tblPrEx>
+          <w:tblBorders>
+            <w:top w:val="single" w:color="4F81BC" w:sz="8" w:space="0"/>
+            <w:left w:val="single" w:color="4F81BC" w:sz="8" w:space="0"/>
+            <w:bottom w:val="single" w:color="4F81BC" w:sz="8" w:space="0"/>
+            <w:right w:val="single" w:color="4F81BC" w:sz="8" w:space="0"/>
+            <w:insideH w:val="single" w:color="4F81BC" w:sz="8" w:space="0"/>
+            <w:insideV w:val="single" w:color="4F81BC" w:sz="8" w:space="0"/>
+          </w:tblBorders>
+          <w:tblLayout w:type="fixed"/>
+          <w:tblCellMar>
+            <w:top w:w="0" w:type="dxa"/>
+            <w:left w:w="0" w:type="dxa"/>
+            <w:bottom w:w="0" w:type="dxa"/>
+            <w:right w:w="0" w:type="dxa"/>
+          </w:tblCellMar>
+        </w:tblPrEx>
+        <w:trPr>
+          <w:trHeight w:val="721" w:hRule="atLeast"/>
+        </w:trPr>
+        <w:tc>
+          <w:tcPr>
+            <w:tcW w:w="2377" w:type="dxa"/>
+            <w:shd w:val="clear" w:color="auto" w:fill="D2DFED"/>
+          </w:tcPr>
+          <w:p>
+            <w:pPr>
+              <w:pStyle w:val="6"/>
+              <w:spacing w:before="35"/>
+              <w:ind w:left="107"/>
+              <w:rPr>
+                <w:b/>
+                <w:sz w:val="24"/>
+              </w:rPr>
+            </w:pPr>
+            <w:r>
+              <w:rPr>
+                <w:b/>
+                <w:spacing w:val="-2"/>
+                <w:sz w:val="24"/>
+              </w:rPr>
+              <w:t>Requirements</w:t>
+            </w:r>
+          </w:p>
+        </w:tc>
+        <w:tc>
+          <w:tcPr>
+            <w:tcW w:w="5987" w:type="dxa"/>
+            <w:shd w:val="clear" w:color="auto" w:fill="D2DFED"/>
+          </w:tcPr>
+          <w:p>
+            <w:pPr>
+              <w:pStyle w:val="6"/>
+              <w:spacing w:before="67"/>
+              <w:ind w:left="107"/>
+              <w:rPr>
+                <w:sz w:val="24"/>
+              </w:rPr>
+            </w:pPr>
+            <w:r>
+              <w:rPr>
+                <w:rFonts w:ascii="SimSun" w:hAnsi="SimSun" w:eastAsia="SimSun" w:cs="SimSun"/>
+                <w:sz w:val="24"/>
+                <w:szCs w:val="24"/>
+              </w:rPr>
+              <w:t>[FR</w:t>
+            </w:r>
+            <w:r>
+              <w:rPr>
+                <w:rFonts w:hint="eastAsia" w:ascii="SimSun" w:hAnsi="SimSun" w:eastAsia="新細明體" w:cs="SimSun"/>
+                <w:sz w:val="24"/>
+                <w:szCs w:val="24"/>
+                <w:lang w:val="en-US" w:eastAsia="zh-TW"/>
+              </w:rPr>
+              <w:t>13</w:t>
+            </w:r>
+            <w:r>
+              <w:rPr>
+                <w:rFonts w:ascii="SimSun" w:hAnsi="SimSun" w:eastAsia="SimSun" w:cs="SimSun"/>
+                <w:sz w:val="24"/>
+                <w:szCs w:val="24"/>
+              </w:rPr>
+              <w:t xml:space="preserve">: 合作商家查詢與呈現] </w:t>
+            </w:r>
+          </w:p>
+        </w:tc>
+      </w:tr>
+      <w:tr>
+        <w:tblPrEx>
+          <w:tblBorders>
+            <w:top w:val="single" w:color="4F81BC" w:sz="8" w:space="0"/>
+            <w:left w:val="single" w:color="4F81BC" w:sz="8" w:space="0"/>
+            <w:bottom w:val="single" w:color="4F81BC" w:sz="8" w:space="0"/>
+            <w:right w:val="single" w:color="4F81BC" w:sz="8" w:space="0"/>
+            <w:insideH w:val="single" w:color="4F81BC" w:sz="8" w:space="0"/>
+            <w:insideV w:val="single" w:color="4F81BC" w:sz="8" w:space="0"/>
+          </w:tblBorders>
+          <w:tblLayout w:type="fixed"/>
+          <w:tblCellMar>
+            <w:top w:w="0" w:type="dxa"/>
+            <w:left w:w="0" w:type="dxa"/>
+            <w:bottom w:w="0" w:type="dxa"/>
+            <w:right w:w="0" w:type="dxa"/>
+          </w:tblCellMar>
+        </w:tblPrEx>
+        <w:trPr>
+          <w:trHeight w:val="719" w:hRule="atLeast"/>
+        </w:trPr>
+        <w:tc>
+          <w:tcPr>
+            <w:tcW w:w="2377" w:type="dxa"/>
+          </w:tcPr>
+          <w:p>
+            <w:pPr>
+              <w:pStyle w:val="6"/>
+              <w:spacing w:before="32"/>
+              <w:ind w:left="107"/>
+              <w:rPr>
+                <w:b/>
+                <w:sz w:val="24"/>
+              </w:rPr>
+            </w:pPr>
+            <w:r>
+              <w:rPr>
+                <w:b/>
+                <w:spacing w:val="-2"/>
+                <w:sz w:val="24"/>
+              </w:rPr>
+              <w:t>Description</w:t>
+            </w:r>
+          </w:p>
+        </w:tc>
+        <w:tc>
+          <w:tcPr>
+            <w:tcW w:w="5987" w:type="dxa"/>
+          </w:tcPr>
+          <w:p>
+            <w:pPr>
+              <w:pStyle w:val="6"/>
+              <w:spacing w:before="67"/>
+              <w:ind w:left="107"/>
+              <w:rPr>
+                <w:sz w:val="24"/>
+              </w:rPr>
+            </w:pPr>
+            <w:r>
+              <w:rPr>
+                <w:rFonts w:ascii="SimSun" w:hAnsi="SimSun" w:eastAsia="SimSun" w:cs="SimSun"/>
+                <w:sz w:val="24"/>
+                <w:szCs w:val="24"/>
+              </w:rPr>
+              <w:t>根據商家查詢結果，自動生成地圖標記，顯示商家資訊與視覺圖層。</w:t>
+            </w:r>
+          </w:p>
+        </w:tc>
+      </w:tr>
+      <w:tr>
+        <w:tblPrEx>
+          <w:tblBorders>
+            <w:top w:val="single" w:color="4F81BC" w:sz="8" w:space="0"/>
+            <w:left w:val="single" w:color="4F81BC" w:sz="8" w:space="0"/>
+            <w:bottom w:val="single" w:color="4F81BC" w:sz="8" w:space="0"/>
+            <w:right w:val="single" w:color="4F81BC" w:sz="8" w:space="0"/>
+            <w:insideH w:val="single" w:color="4F81BC" w:sz="8" w:space="0"/>
+            <w:insideV w:val="single" w:color="4F81BC" w:sz="8" w:space="0"/>
+          </w:tblBorders>
+          <w:tblLayout w:type="fixed"/>
+          <w:tblCellMar>
+            <w:top w:w="0" w:type="dxa"/>
+            <w:left w:w="0" w:type="dxa"/>
+            <w:bottom w:w="0" w:type="dxa"/>
+            <w:right w:w="0" w:type="dxa"/>
+          </w:tblCellMar>
+        </w:tblPrEx>
+        <w:trPr>
+          <w:trHeight w:val="359" w:hRule="atLeast"/>
+        </w:trPr>
+        <w:tc>
+          <w:tcPr>
+            <w:tcW w:w="2377" w:type="dxa"/>
+            <w:shd w:val="clear" w:color="auto" w:fill="D2DFED"/>
+          </w:tcPr>
+          <w:p>
+            <w:pPr>
+              <w:pStyle w:val="6"/>
+              <w:spacing w:before="32"/>
+              <w:ind w:left="107"/>
+              <w:rPr>
+                <w:b/>
+                <w:sz w:val="24"/>
+              </w:rPr>
+            </w:pPr>
+            <w:r>
+              <w:rPr>
+                <w:b/>
+                <w:spacing w:val="-2"/>
+                <w:sz w:val="24"/>
+              </w:rPr>
+              <w:t>Actor</w:t>
+            </w:r>
+          </w:p>
+        </w:tc>
+        <w:tc>
+          <w:tcPr>
+            <w:tcW w:w="5987" w:type="dxa"/>
+            <w:shd w:val="clear" w:color="auto" w:fill="D2DFED"/>
+          </w:tcPr>
+          <w:p>
+            <w:pPr>
+              <w:pStyle w:val="6"/>
+              <w:rPr>
+                <w:rFonts w:ascii="Times New Roman"/>
+                <w:sz w:val="22"/>
+              </w:rPr>
+            </w:pPr>
+            <w:r>
+              <w:rPr>
+                <w:rFonts w:ascii="SimSun" w:hAnsi="SimSun" w:eastAsia="SimSun" w:cs="SimSun"/>
+                <w:sz w:val="24"/>
+                <w:szCs w:val="24"/>
+              </w:rPr>
+              <w:t>系統</w:t>
+            </w:r>
+          </w:p>
+        </w:tc>
+      </w:tr>
+      <w:tr>
+        <w:tblPrEx>
+          <w:tblBorders>
+            <w:top w:val="single" w:color="4F81BC" w:sz="8" w:space="0"/>
+            <w:left w:val="single" w:color="4F81BC" w:sz="8" w:space="0"/>
+            <w:bottom w:val="single" w:color="4F81BC" w:sz="8" w:space="0"/>
+            <w:right w:val="single" w:color="4F81BC" w:sz="8" w:space="0"/>
+            <w:insideH w:val="single" w:color="4F81BC" w:sz="8" w:space="0"/>
+            <w:insideV w:val="single" w:color="4F81BC" w:sz="8" w:space="0"/>
+          </w:tblBorders>
+          <w:tblLayout w:type="fixed"/>
+          <w:tblCellMar>
+            <w:top w:w="0" w:type="dxa"/>
+            <w:left w:w="0" w:type="dxa"/>
+            <w:bottom w:w="0" w:type="dxa"/>
+            <w:right w:w="0" w:type="dxa"/>
+          </w:tblCellMar>
+        </w:tblPrEx>
+        <w:trPr>
+          <w:trHeight w:val="361" w:hRule="atLeast"/>
+        </w:trPr>
+        <w:tc>
+          <w:tcPr>
+            <w:tcW w:w="2377" w:type="dxa"/>
+          </w:tcPr>
+          <w:p>
+            <w:pPr>
+              <w:pStyle w:val="6"/>
+              <w:spacing w:before="35"/>
+              <w:ind w:left="107"/>
+              <w:rPr>
+                <w:b/>
+                <w:sz w:val="24"/>
+              </w:rPr>
+            </w:pPr>
+            <w:r>
+              <w:rPr>
+                <w:b/>
+                <w:spacing w:val="-2"/>
+                <w:sz w:val="24"/>
+              </w:rPr>
+              <w:t>Assumptions</w:t>
+            </w:r>
+          </w:p>
+        </w:tc>
+        <w:tc>
+          <w:tcPr>
+            <w:tcW w:w="5987" w:type="dxa"/>
+          </w:tcPr>
+          <w:p>
+            <w:pPr>
+              <w:pStyle w:val="6"/>
+              <w:rPr>
+                <w:rFonts w:ascii="Times New Roman"/>
+                <w:sz w:val="22"/>
+              </w:rPr>
+            </w:pPr>
+            <w:r>
+              <w:rPr>
+                <w:rFonts w:ascii="SimSun" w:hAnsi="SimSun" w:eastAsia="SimSun" w:cs="SimSun"/>
+                <w:sz w:val="24"/>
+                <w:szCs w:val="24"/>
+              </w:rPr>
+              <w:t>商家地點資訊正確</w:t>
+            </w:r>
+          </w:p>
+        </w:tc>
+      </w:tr>
+      <w:tr>
+        <w:tblPrEx>
+          <w:tblBorders>
+            <w:top w:val="single" w:color="4F81BC" w:sz="8" w:space="0"/>
+            <w:left w:val="single" w:color="4F81BC" w:sz="8" w:space="0"/>
+            <w:bottom w:val="single" w:color="4F81BC" w:sz="8" w:space="0"/>
+            <w:right w:val="single" w:color="4F81BC" w:sz="8" w:space="0"/>
+            <w:insideH w:val="single" w:color="4F81BC" w:sz="8" w:space="0"/>
+            <w:insideV w:val="single" w:color="4F81BC" w:sz="8" w:space="0"/>
+          </w:tblBorders>
+          <w:tblLayout w:type="fixed"/>
+          <w:tblCellMar>
+            <w:top w:w="0" w:type="dxa"/>
+            <w:left w:w="0" w:type="dxa"/>
+            <w:bottom w:w="0" w:type="dxa"/>
+            <w:right w:w="0" w:type="dxa"/>
+          </w:tblCellMar>
+        </w:tblPrEx>
+        <w:trPr>
+          <w:trHeight w:val="359" w:hRule="atLeast"/>
+        </w:trPr>
+        <w:tc>
+          <w:tcPr>
+            <w:tcW w:w="2377" w:type="dxa"/>
+            <w:shd w:val="clear" w:color="auto" w:fill="D2DFED"/>
+          </w:tcPr>
+          <w:p>
+            <w:pPr>
+              <w:pStyle w:val="6"/>
+              <w:spacing w:before="32"/>
+              <w:ind w:left="107"/>
+              <w:rPr>
+                <w:b/>
+                <w:sz w:val="24"/>
+              </w:rPr>
+            </w:pPr>
+            <w:r>
+              <w:rPr>
+                <w:b/>
+                <w:spacing w:val="-2"/>
+                <w:sz w:val="24"/>
+              </w:rPr>
+              <w:t>Constraints</w:t>
+            </w:r>
+          </w:p>
+        </w:tc>
+        <w:tc>
+          <w:tcPr>
+            <w:tcW w:w="5987" w:type="dxa"/>
+            <w:shd w:val="clear" w:color="auto" w:fill="D2DFED"/>
+          </w:tcPr>
+          <w:p>
+            <w:pPr>
+              <w:pStyle w:val="6"/>
+              <w:rPr>
+                <w:rFonts w:ascii="Times New Roman"/>
+                <w:sz w:val="22"/>
+              </w:rPr>
+            </w:pPr>
+            <w:r>
+              <w:rPr>
+                <w:rFonts w:ascii="SimSun" w:hAnsi="SimSun" w:eastAsia="SimSun" w:cs="SimSun"/>
+                <w:sz w:val="24"/>
+                <w:szCs w:val="24"/>
+              </w:rPr>
+              <w:t>標記點需與地圖實際位置相符</w:t>
+            </w:r>
+          </w:p>
+        </w:tc>
+      </w:tr>
+      <w:tr>
+        <w:tblPrEx>
+          <w:tblBorders>
+            <w:top w:val="single" w:color="4F81BC" w:sz="8" w:space="0"/>
+            <w:left w:val="single" w:color="4F81BC" w:sz="8" w:space="0"/>
+            <w:bottom w:val="single" w:color="4F81BC" w:sz="8" w:space="0"/>
+            <w:right w:val="single" w:color="4F81BC" w:sz="8" w:space="0"/>
+            <w:insideH w:val="single" w:color="4F81BC" w:sz="8" w:space="0"/>
+            <w:insideV w:val="single" w:color="4F81BC" w:sz="8" w:space="0"/>
+          </w:tblBorders>
+          <w:tblLayout w:type="fixed"/>
+          <w:tblCellMar>
+            <w:top w:w="0" w:type="dxa"/>
+            <w:left w:w="0" w:type="dxa"/>
+            <w:bottom w:w="0" w:type="dxa"/>
+            <w:right w:w="0" w:type="dxa"/>
+          </w:tblCellMar>
+        </w:tblPrEx>
+        <w:trPr>
+          <w:trHeight w:val="359" w:hRule="atLeast"/>
+        </w:trPr>
+        <w:tc>
+          <w:tcPr>
+            <w:tcW w:w="2377" w:type="dxa"/>
+          </w:tcPr>
+          <w:p>
+            <w:pPr>
+              <w:pStyle w:val="6"/>
+              <w:spacing w:before="33"/>
+              <w:ind w:left="107"/>
+              <w:rPr>
+                <w:b/>
+                <w:sz w:val="24"/>
+              </w:rPr>
+            </w:pPr>
+            <w:r>
+              <w:rPr>
+                <w:b/>
+                <w:spacing w:val="-2"/>
+                <w:sz w:val="24"/>
+              </w:rPr>
+              <w:t>Priority</w:t>
+            </w:r>
+          </w:p>
+        </w:tc>
+        <w:tc>
+          <w:tcPr>
+            <w:tcW w:w="5987" w:type="dxa"/>
+          </w:tcPr>
+          <w:p>
+            <w:pPr>
+              <w:pStyle w:val="6"/>
+              <w:spacing w:before="33"/>
+              <w:ind w:left="107"/>
+              <w:rPr>
+                <w:rFonts w:hint="eastAsia" w:eastAsia="新細明體"/>
+                <w:sz w:val="24"/>
+                <w:lang w:val="en-US" w:eastAsia="zh-TW"/>
+              </w:rPr>
+            </w:pPr>
+            <w:r>
+              <w:rPr>
+                <w:rFonts w:hint="eastAsia" w:eastAsia="新細明體"/>
+                <w:sz w:val="24"/>
+                <w:lang w:val="en-US" w:eastAsia="zh-TW"/>
+              </w:rPr>
+              <w:t>高</w:t>
+            </w:r>
+          </w:p>
+        </w:tc>
+      </w:tr>
+      <w:tr>
+        <w:tblPrEx>
+          <w:tblBorders>
+            <w:top w:val="single" w:color="4F81BC" w:sz="8" w:space="0"/>
+            <w:left w:val="single" w:color="4F81BC" w:sz="8" w:space="0"/>
+            <w:bottom w:val="single" w:color="4F81BC" w:sz="8" w:space="0"/>
+            <w:right w:val="single" w:color="4F81BC" w:sz="8" w:space="0"/>
+            <w:insideH w:val="single" w:color="4F81BC" w:sz="8" w:space="0"/>
+            <w:insideV w:val="single" w:color="4F81BC" w:sz="8" w:space="0"/>
+          </w:tblBorders>
+          <w:tblLayout w:type="fixed"/>
+          <w:tblCellMar>
+            <w:top w:w="0" w:type="dxa"/>
+            <w:left w:w="0" w:type="dxa"/>
+            <w:bottom w:w="0" w:type="dxa"/>
+            <w:right w:w="0" w:type="dxa"/>
+          </w:tblCellMar>
+        </w:tblPrEx>
+        <w:trPr>
+          <w:trHeight w:val="1441" w:hRule="atLeast"/>
+        </w:trPr>
+        <w:tc>
+          <w:tcPr>
+            <w:tcW w:w="2377" w:type="dxa"/>
+            <w:shd w:val="clear" w:color="auto" w:fill="D2DFED"/>
+          </w:tcPr>
+          <w:p>
+            <w:pPr>
+              <w:pStyle w:val="6"/>
+              <w:spacing w:before="35"/>
+              <w:ind w:left="107"/>
+              <w:rPr>
+                <w:b/>
+                <w:sz w:val="24"/>
+              </w:rPr>
+            </w:pPr>
+            <w:r>
+              <w:rPr>
+                <w:b/>
+                <w:spacing w:val="-2"/>
+                <w:sz w:val="24"/>
+              </w:rPr>
+              <w:t>Pre-Conditions</w:t>
+            </w:r>
+          </w:p>
+        </w:tc>
+        <w:tc>
+          <w:tcPr>
+            <w:tcW w:w="5987" w:type="dxa"/>
+            <w:shd w:val="clear" w:color="auto" w:fill="D2DFED"/>
+          </w:tcPr>
+          <w:p>
+            <w:pPr>
+              <w:pStyle w:val="6"/>
+              <w:numPr>
+                <w:ilvl w:val="0"/>
+                <w:numId w:val="0"/>
+              </w:numPr>
+              <w:tabs>
+                <w:tab w:val="left" w:pos="466"/>
+              </w:tabs>
+              <w:spacing w:before="0" w:after="0" w:line="240" w:lineRule="auto"/>
+              <w:ind w:right="0" w:rightChars="0"/>
+              <w:jc w:val="left"/>
+              <w:rPr>
+                <w:rFonts w:hint="eastAsia" w:ascii="Microsoft YaHei" w:eastAsia="新細明體"/>
+                <w:sz w:val="24"/>
+                <w:lang w:val="en-US" w:eastAsia="zh-TW"/>
+              </w:rPr>
+            </w:pPr>
+            <w:r>
+              <w:rPr>
+                <w:rFonts w:ascii="SimSun" w:hAnsi="SimSun" w:eastAsia="SimSun" w:cs="SimSun"/>
+                <w:sz w:val="24"/>
+                <w:szCs w:val="24"/>
+              </w:rPr>
+              <w:t>系統接收到商家查詢結果</w:t>
+            </w:r>
+          </w:p>
+        </w:tc>
+      </w:tr>
+      <w:tr>
+        <w:tblPrEx>
+          <w:tblBorders>
+            <w:top w:val="single" w:color="4F81BC" w:sz="8" w:space="0"/>
+            <w:left w:val="single" w:color="4F81BC" w:sz="8" w:space="0"/>
+            <w:bottom w:val="single" w:color="4F81BC" w:sz="8" w:space="0"/>
+            <w:right w:val="single" w:color="4F81BC" w:sz="8" w:space="0"/>
+            <w:insideH w:val="single" w:color="4F81BC" w:sz="8" w:space="0"/>
+            <w:insideV w:val="single" w:color="4F81BC" w:sz="8" w:space="0"/>
+          </w:tblBorders>
+          <w:tblLayout w:type="fixed"/>
+          <w:tblCellMar>
+            <w:top w:w="0" w:type="dxa"/>
+            <w:left w:w="0" w:type="dxa"/>
+            <w:bottom w:w="0" w:type="dxa"/>
+            <w:right w:w="0" w:type="dxa"/>
+          </w:tblCellMar>
+        </w:tblPrEx>
+        <w:trPr>
+          <w:trHeight w:val="719" w:hRule="atLeast"/>
+        </w:trPr>
+        <w:tc>
+          <w:tcPr>
+            <w:tcW w:w="2377" w:type="dxa"/>
+          </w:tcPr>
+          <w:p>
+            <w:pPr>
+              <w:pStyle w:val="6"/>
+              <w:spacing w:before="32"/>
+              <w:ind w:left="107"/>
+              <w:rPr>
+                <w:b/>
+                <w:sz w:val="24"/>
+              </w:rPr>
+            </w:pPr>
+            <w:r>
+              <w:rPr>
+                <w:b/>
+                <w:spacing w:val="-4"/>
+                <w:sz w:val="24"/>
+              </w:rPr>
+              <w:t>Post-</w:t>
+            </w:r>
+            <w:r>
+              <w:rPr>
+                <w:b/>
+                <w:spacing w:val="-2"/>
+                <w:sz w:val="24"/>
+              </w:rPr>
+              <w:t>Conditions</w:t>
+            </w:r>
+          </w:p>
+        </w:tc>
+        <w:tc>
+          <w:tcPr>
+            <w:tcW w:w="5987" w:type="dxa"/>
+          </w:tcPr>
+          <w:p>
+            <w:pPr>
+              <w:pStyle w:val="6"/>
+              <w:spacing w:before="169"/>
+              <w:ind w:left="107"/>
+              <w:rPr>
+                <w:rFonts w:ascii="Microsoft YaHei" w:eastAsia="Microsoft YaHei"/>
+                <w:sz w:val="24"/>
+              </w:rPr>
+            </w:pPr>
+            <w:r>
+              <w:rPr>
+                <w:rFonts w:ascii="SimSun" w:hAnsi="SimSun" w:eastAsia="SimSun" w:cs="SimSun"/>
+                <w:sz w:val="24"/>
+                <w:szCs w:val="24"/>
+              </w:rPr>
+              <w:t>地圖完成渲染顯示商家資訊</w:t>
+            </w:r>
+          </w:p>
+        </w:tc>
+      </w:tr>
+      <w:tr>
+        <w:tblPrEx>
+          <w:tblBorders>
+            <w:top w:val="single" w:color="4F81BC" w:sz="8" w:space="0"/>
+            <w:left w:val="single" w:color="4F81BC" w:sz="8" w:space="0"/>
+            <w:bottom w:val="single" w:color="4F81BC" w:sz="8" w:space="0"/>
+            <w:right w:val="single" w:color="4F81BC" w:sz="8" w:space="0"/>
+            <w:insideH w:val="single" w:color="4F81BC" w:sz="8" w:space="0"/>
+            <w:insideV w:val="single" w:color="4F81BC" w:sz="8" w:space="0"/>
+          </w:tblBorders>
+          <w:tblLayout w:type="fixed"/>
+          <w:tblCellMar>
+            <w:top w:w="0" w:type="dxa"/>
+            <w:left w:w="0" w:type="dxa"/>
+            <w:bottom w:w="0" w:type="dxa"/>
+            <w:right w:w="0" w:type="dxa"/>
+          </w:tblCellMar>
+        </w:tblPrEx>
+        <w:trPr>
+          <w:trHeight w:val="2879" w:hRule="atLeast"/>
+        </w:trPr>
+        <w:tc>
+          <w:tcPr>
+            <w:tcW w:w="2377" w:type="dxa"/>
+            <w:shd w:val="clear" w:color="auto" w:fill="D2DFED"/>
+          </w:tcPr>
+          <w:p>
+            <w:pPr>
+              <w:pStyle w:val="6"/>
+              <w:spacing w:before="32"/>
+              <w:ind w:left="107"/>
+              <w:rPr>
+                <w:b/>
+                <w:sz w:val="24"/>
+              </w:rPr>
+            </w:pPr>
+            <w:r>
+              <w:rPr>
+                <w:b/>
+                <w:sz w:val="24"/>
+              </w:rPr>
+              <w:t>Basic</w:t>
+            </w:r>
+            <w:r>
+              <w:rPr>
+                <w:b/>
+                <w:spacing w:val="-2"/>
+                <w:sz w:val="24"/>
+              </w:rPr>
+              <w:t xml:space="preserve"> </w:t>
+            </w:r>
+            <w:r>
+              <w:rPr>
+                <w:b/>
+                <w:spacing w:val="-4"/>
+                <w:sz w:val="24"/>
+              </w:rPr>
+              <w:t>Flow</w:t>
+            </w:r>
+          </w:p>
+        </w:tc>
+        <w:tc>
+          <w:tcPr>
+            <w:tcW w:w="5987" w:type="dxa"/>
+            <w:shd w:val="clear" w:color="auto" w:fill="D2DFED"/>
+          </w:tcPr>
+          <w:p>
+            <w:pPr>
+              <w:pStyle w:val="6"/>
+              <w:numPr>
+                <w:ilvl w:val="0"/>
+                <w:numId w:val="0"/>
+              </w:numPr>
+              <w:spacing w:line="720" w:lineRule="atLeast"/>
+              <w:ind w:right="178" w:rightChars="0"/>
+              <w:rPr>
+                <w:rFonts w:ascii="SimSun" w:hAnsi="SimSun" w:eastAsia="SimSun" w:cs="SimSun"/>
+                <w:sz w:val="24"/>
+                <w:szCs w:val="24"/>
+              </w:rPr>
+            </w:pPr>
+            <w:r>
+              <w:rPr>
+                <w:rFonts w:hint="eastAsia" w:ascii="SimSun" w:hAnsi="SimSun" w:eastAsia="新細明體" w:cs="SimSun"/>
+                <w:sz w:val="24"/>
+                <w:szCs w:val="24"/>
+                <w:lang w:val="en-US" w:eastAsia="zh-TW"/>
+              </w:rPr>
+              <w:t xml:space="preserve">1. </w:t>
+            </w:r>
+            <w:r>
+              <w:rPr>
+                <w:rFonts w:ascii="SimSun" w:hAnsi="SimSun" w:eastAsia="SimSun" w:cs="SimSun"/>
+                <w:sz w:val="24"/>
+                <w:szCs w:val="24"/>
+              </w:rPr>
+              <w:t>系統接收查詢條件與結果</w:t>
+            </w:r>
+            <w:r>
+              <w:rPr>
+                <w:rFonts w:ascii="SimSun" w:hAnsi="SimSun" w:eastAsia="SimSun" w:cs="SimSun"/>
+                <w:sz w:val="24"/>
+                <w:szCs w:val="24"/>
+              </w:rPr>
+              <w:br w:type="textWrapping"/>
+            </w:r>
+            <w:r>
+              <w:rPr>
+                <w:rFonts w:ascii="SimSun" w:hAnsi="SimSun" w:eastAsia="SimSun" w:cs="SimSun"/>
+                <w:sz w:val="24"/>
+                <w:szCs w:val="24"/>
+              </w:rPr>
+              <w:t>2. 解析商家地理座標</w:t>
+            </w:r>
+          </w:p>
+          <w:p>
+            <w:pPr>
+              <w:pStyle w:val="6"/>
+              <w:numPr>
+                <w:ilvl w:val="0"/>
+                <w:numId w:val="0"/>
+              </w:numPr>
+              <w:spacing w:line="720" w:lineRule="atLeast"/>
+              <w:ind w:right="178" w:rightChars="0"/>
+              <w:rPr>
+                <w:rFonts w:ascii="SimSun" w:hAnsi="SimSun" w:eastAsia="SimSun" w:cs="SimSun"/>
+                <w:sz w:val="24"/>
+                <w:szCs w:val="24"/>
+              </w:rPr>
+            </w:pPr>
+            <w:r>
+              <w:rPr>
+                <w:rFonts w:hint="eastAsia" w:ascii="SimSun" w:hAnsi="SimSun" w:eastAsia="新細明體" w:cs="SimSun"/>
+                <w:sz w:val="24"/>
+                <w:szCs w:val="24"/>
+                <w:lang w:val="en-US" w:eastAsia="zh-TW"/>
+              </w:rPr>
+              <w:t xml:space="preserve">3. </w:t>
+            </w:r>
+            <w:r>
+              <w:rPr>
+                <w:rFonts w:ascii="SimSun" w:hAnsi="SimSun" w:eastAsia="SimSun" w:cs="SimSun"/>
+                <w:sz w:val="24"/>
+                <w:szCs w:val="24"/>
+              </w:rPr>
+              <w:t>於地圖上標示商家</w:t>
+            </w:r>
+          </w:p>
+          <w:p>
+            <w:pPr>
+              <w:pStyle w:val="6"/>
+              <w:numPr>
+                <w:ilvl w:val="0"/>
+                <w:numId w:val="0"/>
+              </w:numPr>
+              <w:spacing w:line="720" w:lineRule="atLeast"/>
+              <w:ind w:right="178" w:rightChars="0"/>
+              <w:rPr>
+                <w:rFonts w:hint="eastAsia" w:ascii="SimSun" w:hAnsi="SimSun" w:eastAsia="SimSun" w:cs="SimSun"/>
+                <w:sz w:val="24"/>
+                <w:szCs w:val="24"/>
+                <w:lang w:val="en-US" w:eastAsia="zh-TW"/>
+              </w:rPr>
+            </w:pPr>
+            <w:r>
+              <w:rPr>
+                <w:rFonts w:hint="eastAsia" w:ascii="SimSun" w:hAnsi="SimSun" w:eastAsia="SimSun" w:cs="SimSun"/>
+                <w:sz w:val="24"/>
+                <w:szCs w:val="24"/>
+                <w:lang w:val="en-US" w:eastAsia="zh-TW"/>
+              </w:rPr>
+              <w:t xml:space="preserve">4. </w:t>
+            </w:r>
+            <w:r>
+              <w:rPr>
+                <w:rFonts w:ascii="SimSun" w:hAnsi="SimSun" w:eastAsia="SimSun" w:cs="SimSun"/>
+                <w:sz w:val="24"/>
+                <w:szCs w:val="24"/>
+              </w:rPr>
+              <w:t>標記包含名稱、營業時間、聯絡方式</w:t>
+            </w:r>
+          </w:p>
+        </w:tc>
+      </w:tr>
+      <w:tr>
+        <w:tblPrEx>
+          <w:tblLayout w:type="fixed"/>
+          <w:tblCellMar>
+            <w:top w:w="0" w:type="dxa"/>
+            <w:left w:w="0" w:type="dxa"/>
+            <w:bottom w:w="0" w:type="dxa"/>
+            <w:right w:w="0" w:type="dxa"/>
+          </w:tblCellMar>
+        </w:tblPrEx>
+        <w:trPr>
+          <w:trHeight w:val="361" w:hRule="atLeast"/>
+        </w:trPr>
+        <w:tc>
+          <w:tcPr>
+            <w:tcW w:w="2377" w:type="dxa"/>
+          </w:tcPr>
+          <w:p>
+            <w:pPr>
+              <w:pStyle w:val="6"/>
+              <w:spacing w:before="35"/>
+              <w:ind w:left="107"/>
+              <w:rPr>
+                <w:b/>
+                <w:sz w:val="24"/>
+              </w:rPr>
+            </w:pPr>
+            <w:r>
+              <w:rPr>
+                <w:b/>
+                <w:sz w:val="24"/>
+              </w:rPr>
+              <w:t>Alternative</w:t>
+            </w:r>
+            <w:r>
+              <w:rPr>
+                <w:b/>
+                <w:spacing w:val="-13"/>
+                <w:sz w:val="24"/>
+              </w:rPr>
+              <w:t xml:space="preserve"> </w:t>
+            </w:r>
+            <w:r>
+              <w:rPr>
+                <w:b/>
+                <w:spacing w:val="-2"/>
+                <w:sz w:val="24"/>
+              </w:rPr>
+              <w:t>Flows</w:t>
+            </w:r>
+          </w:p>
+        </w:tc>
+        <w:tc>
+          <w:tcPr>
+            <w:tcW w:w="5987" w:type="dxa"/>
+          </w:tcPr>
+          <w:p>
+            <w:pPr>
+              <w:pStyle w:val="6"/>
+              <w:rPr>
+                <w:rFonts w:ascii="SimSun" w:hAnsi="SimSun" w:eastAsia="SimSun" w:cs="SimSun"/>
+                <w:sz w:val="24"/>
+                <w:szCs w:val="24"/>
+              </w:rPr>
+            </w:pPr>
+            <w:r>
+              <w:rPr>
+                <w:rFonts w:ascii="SimSun" w:hAnsi="SimSun" w:eastAsia="SimSun" w:cs="SimSun"/>
+                <w:sz w:val="24"/>
+                <w:szCs w:val="24"/>
+              </w:rPr>
+              <w:t>若無資料 → 不顯示標記、提示無結果</w:t>
+            </w:r>
+          </w:p>
+        </w:tc>
+      </w:tr>
+      <w:tr>
+        <w:tblPrEx>
+          <w:tblBorders>
+            <w:top w:val="single" w:color="4F81BC" w:sz="8" w:space="0"/>
+            <w:left w:val="single" w:color="4F81BC" w:sz="8" w:space="0"/>
+            <w:bottom w:val="single" w:color="4F81BC" w:sz="8" w:space="0"/>
+            <w:right w:val="single" w:color="4F81BC" w:sz="8" w:space="0"/>
+            <w:insideH w:val="single" w:color="4F81BC" w:sz="8" w:space="0"/>
+            <w:insideV w:val="single" w:color="4F81BC" w:sz="8" w:space="0"/>
+          </w:tblBorders>
+          <w:tblLayout w:type="fixed"/>
+          <w:tblCellMar>
+            <w:top w:w="0" w:type="dxa"/>
+            <w:left w:w="0" w:type="dxa"/>
+            <w:bottom w:w="0" w:type="dxa"/>
+            <w:right w:w="0" w:type="dxa"/>
+          </w:tblCellMar>
+        </w:tblPrEx>
+        <w:trPr>
+          <w:trHeight w:val="359" w:hRule="atLeast"/>
+        </w:trPr>
+        <w:tc>
+          <w:tcPr>
+            <w:tcW w:w="2377" w:type="dxa"/>
+            <w:shd w:val="clear" w:color="auto" w:fill="D2DFED"/>
+          </w:tcPr>
+          <w:p>
+            <w:pPr>
+              <w:pStyle w:val="6"/>
+              <w:spacing w:before="32"/>
+              <w:ind w:left="107"/>
+              <w:rPr>
+                <w:b/>
+                <w:sz w:val="24"/>
+              </w:rPr>
+            </w:pPr>
+            <w:r>
+              <w:rPr>
+                <w:b/>
+                <w:sz w:val="24"/>
+              </w:rPr>
+              <w:t>Exceptional</w:t>
+            </w:r>
+            <w:r>
+              <w:rPr>
+                <w:b/>
+                <w:spacing w:val="-9"/>
+                <w:sz w:val="24"/>
+              </w:rPr>
+              <w:t xml:space="preserve"> </w:t>
+            </w:r>
+            <w:r>
+              <w:rPr>
+                <w:b/>
+                <w:spacing w:val="-2"/>
+                <w:sz w:val="24"/>
+              </w:rPr>
+              <w:t>Flows</w:t>
+            </w:r>
+          </w:p>
+        </w:tc>
+        <w:tc>
+          <w:tcPr>
+            <w:tcW w:w="5987" w:type="dxa"/>
+            <w:shd w:val="clear" w:color="auto" w:fill="D2DFED"/>
+          </w:tcPr>
+          <w:p>
+            <w:pPr>
+              <w:pStyle w:val="6"/>
+              <w:rPr>
+                <w:rFonts w:ascii="SimSun" w:hAnsi="SimSun" w:eastAsia="SimSun" w:cs="SimSun"/>
+                <w:sz w:val="24"/>
+                <w:szCs w:val="24"/>
+              </w:rPr>
+            </w:pPr>
+            <w:r>
+              <w:rPr>
+                <w:rFonts w:ascii="SimSun" w:hAnsi="SimSun" w:eastAsia="SimSun" w:cs="SimSun"/>
+                <w:sz w:val="24"/>
+                <w:szCs w:val="24"/>
+              </w:rPr>
+              <w:t>地圖服務連接失敗 → 顯示「地圖加載失敗」</w:t>
+            </w:r>
+          </w:p>
+        </w:tc>
+      </w:tr>
+      <w:tr>
+        <w:tblPrEx>
+          <w:tblBorders>
+            <w:top w:val="single" w:color="4F81BC" w:sz="8" w:space="0"/>
+            <w:left w:val="single" w:color="4F81BC" w:sz="8" w:space="0"/>
+            <w:bottom w:val="single" w:color="4F81BC" w:sz="8" w:space="0"/>
+            <w:right w:val="single" w:color="4F81BC" w:sz="8" w:space="0"/>
+            <w:insideH w:val="single" w:color="4F81BC" w:sz="8" w:space="0"/>
+            <w:insideV w:val="single" w:color="4F81BC" w:sz="8" w:space="0"/>
+          </w:tblBorders>
+          <w:tblLayout w:type="fixed"/>
+          <w:tblCellMar>
+            <w:top w:w="0" w:type="dxa"/>
+            <w:left w:w="0" w:type="dxa"/>
+            <w:bottom w:w="0" w:type="dxa"/>
+            <w:right w:w="0" w:type="dxa"/>
+          </w:tblCellMar>
+        </w:tblPrEx>
+        <w:trPr>
+          <w:trHeight w:val="359" w:hRule="atLeast"/>
+        </w:trPr>
+        <w:tc>
+          <w:tcPr>
+            <w:tcW w:w="2377" w:type="dxa"/>
+          </w:tcPr>
+          <w:p>
+            <w:pPr>
+              <w:pStyle w:val="6"/>
+              <w:spacing w:before="32"/>
+              <w:ind w:left="107"/>
+              <w:rPr>
+                <w:b/>
+                <w:sz w:val="24"/>
+              </w:rPr>
+            </w:pPr>
+            <w:r>
+              <w:rPr>
+                <w:b/>
+                <w:sz w:val="24"/>
+              </w:rPr>
+              <w:t>Use</w:t>
+            </w:r>
+            <w:r>
+              <w:rPr>
+                <w:b/>
+                <w:spacing w:val="-3"/>
+                <w:sz w:val="24"/>
+              </w:rPr>
+              <w:t xml:space="preserve"> </w:t>
+            </w:r>
+            <w:r>
+              <w:rPr>
+                <w:b/>
+                <w:sz w:val="24"/>
+              </w:rPr>
+              <w:t>Use</w:t>
+            </w:r>
+            <w:r>
+              <w:rPr>
+                <w:b/>
+                <w:spacing w:val="-3"/>
+                <w:sz w:val="24"/>
+              </w:rPr>
+              <w:t xml:space="preserve"> </w:t>
+            </w:r>
+            <w:r>
+              <w:rPr>
+                <w:b/>
+                <w:spacing w:val="-4"/>
+                <w:sz w:val="24"/>
+              </w:rPr>
+              <w:t>Case</w:t>
+            </w:r>
+          </w:p>
+        </w:tc>
+        <w:tc>
+          <w:tcPr>
+            <w:tcW w:w="5987" w:type="dxa"/>
+          </w:tcPr>
+          <w:p>
+            <w:pPr>
+              <w:pStyle w:val="6"/>
+              <w:spacing w:before="35"/>
+              <w:rPr>
+                <w:rFonts w:hint="eastAsia" w:ascii="Times New Roman" w:eastAsia="新細明體"/>
+                <w:sz w:val="22"/>
+                <w:lang w:eastAsia="zh-TW"/>
+              </w:rPr>
+            </w:pPr>
+            <w:r>
+              <w:rPr>
+                <w:rFonts w:ascii="SimSun" w:hAnsi="SimSun" w:eastAsia="SimSun" w:cs="SimSun"/>
+                <w:sz w:val="24"/>
+                <w:szCs w:val="24"/>
+              </w:rPr>
+              <w:t>無</w:t>
+            </w:r>
+          </w:p>
+        </w:tc>
+      </w:tr>
+      <w:tr>
+        <w:tblPrEx>
+          <w:tblBorders>
+            <w:top w:val="single" w:color="4F81BC" w:sz="8" w:space="0"/>
+            <w:left w:val="single" w:color="4F81BC" w:sz="8" w:space="0"/>
+            <w:bottom w:val="single" w:color="4F81BC" w:sz="8" w:space="0"/>
+            <w:right w:val="single" w:color="4F81BC" w:sz="8" w:space="0"/>
+            <w:insideH w:val="single" w:color="4F81BC" w:sz="8" w:space="0"/>
+            <w:insideV w:val="single" w:color="4F81BC" w:sz="8" w:space="0"/>
+          </w:tblBorders>
+          <w:tblLayout w:type="fixed"/>
+          <w:tblCellMar>
+            <w:top w:w="0" w:type="dxa"/>
+            <w:left w:w="0" w:type="dxa"/>
+            <w:bottom w:w="0" w:type="dxa"/>
+            <w:right w:w="0" w:type="dxa"/>
+          </w:tblCellMar>
+        </w:tblPrEx>
+        <w:trPr>
+          <w:trHeight w:val="361" w:hRule="atLeast"/>
+        </w:trPr>
+        <w:tc>
+          <w:tcPr>
+            <w:tcW w:w="2377" w:type="dxa"/>
+            <w:shd w:val="clear" w:color="auto" w:fill="D2DFED"/>
+          </w:tcPr>
+          <w:p>
+            <w:pPr>
+              <w:pStyle w:val="6"/>
+              <w:spacing w:before="35"/>
+              <w:ind w:left="107"/>
+              <w:rPr>
+                <w:b/>
+                <w:sz w:val="24"/>
+              </w:rPr>
+            </w:pPr>
+            <w:r>
+              <w:rPr>
+                <w:b/>
+                <w:sz w:val="24"/>
+              </w:rPr>
+              <w:t>Extend</w:t>
+            </w:r>
+            <w:r>
+              <w:rPr>
+                <w:b/>
+                <w:spacing w:val="-5"/>
+                <w:sz w:val="24"/>
+              </w:rPr>
+              <w:t xml:space="preserve"> </w:t>
+            </w:r>
+            <w:r>
+              <w:rPr>
+                <w:b/>
+                <w:sz w:val="24"/>
+              </w:rPr>
+              <w:t>Use</w:t>
+            </w:r>
+            <w:r>
+              <w:rPr>
+                <w:b/>
+                <w:spacing w:val="-3"/>
+                <w:sz w:val="24"/>
+              </w:rPr>
+              <w:t xml:space="preserve"> </w:t>
+            </w:r>
+            <w:r>
+              <w:rPr>
+                <w:b/>
+                <w:spacing w:val="-4"/>
+                <w:sz w:val="24"/>
+              </w:rPr>
+              <w:t>Case</w:t>
+            </w:r>
+          </w:p>
+        </w:tc>
+        <w:tc>
+          <w:tcPr>
+            <w:tcW w:w="5987" w:type="dxa"/>
+            <w:shd w:val="clear" w:color="auto" w:fill="D2DFED"/>
+          </w:tcPr>
+          <w:p>
+            <w:pPr>
+              <w:pStyle w:val="6"/>
+              <w:spacing w:before="35"/>
+              <w:rPr>
+                <w:rFonts w:hint="eastAsia" w:eastAsia="新細明體"/>
+                <w:sz w:val="24"/>
+                <w:lang w:val="en-US" w:eastAsia="zh-TW"/>
+              </w:rPr>
+            </w:pPr>
+            <w:r>
+              <w:rPr>
+                <w:rFonts w:ascii="SimSun" w:hAnsi="SimSun" w:eastAsia="SimSun" w:cs="SimSun"/>
+                <w:sz w:val="24"/>
+                <w:szCs w:val="24"/>
+              </w:rPr>
+              <w:t>UC-6.</w:t>
+            </w:r>
+            <w:r>
+              <w:rPr>
+                <w:rFonts w:hint="eastAsia" w:ascii="SimSun" w:hAnsi="SimSun" w:eastAsia="新細明體" w:cs="SimSun"/>
+                <w:sz w:val="24"/>
+                <w:szCs w:val="24"/>
+                <w:lang w:val="en-US" w:eastAsia="zh-TW"/>
+              </w:rPr>
+              <w:t>1</w:t>
+            </w:r>
+          </w:p>
+        </w:tc>
+      </w:tr>
+      <w:tr>
+        <w:tblPrEx>
+          <w:tblBorders>
+            <w:top w:val="single" w:color="4F81BC" w:sz="8" w:space="0"/>
+            <w:left w:val="single" w:color="4F81BC" w:sz="8" w:space="0"/>
+            <w:bottom w:val="single" w:color="4F81BC" w:sz="8" w:space="0"/>
+            <w:right w:val="single" w:color="4F81BC" w:sz="8" w:space="0"/>
+            <w:insideH w:val="single" w:color="4F81BC" w:sz="8" w:space="0"/>
+            <w:insideV w:val="single" w:color="4F81BC" w:sz="8" w:space="0"/>
+          </w:tblBorders>
+          <w:tblLayout w:type="fixed"/>
+          <w:tblCellMar>
+            <w:top w:w="0" w:type="dxa"/>
+            <w:left w:w="0" w:type="dxa"/>
+            <w:bottom w:w="0" w:type="dxa"/>
+            <w:right w:w="0" w:type="dxa"/>
+          </w:tblCellMar>
+        </w:tblPrEx>
+        <w:trPr>
+          <w:trHeight w:val="359" w:hRule="atLeast"/>
+        </w:trPr>
+        <w:tc>
+          <w:tcPr>
+            <w:tcW w:w="2377" w:type="dxa"/>
+          </w:tcPr>
+          <w:p>
+            <w:pPr>
+              <w:pStyle w:val="6"/>
+              <w:spacing w:before="33"/>
+              <w:ind w:left="107"/>
+              <w:rPr>
+                <w:b/>
+                <w:sz w:val="24"/>
+              </w:rPr>
+            </w:pPr>
+            <w:r>
+              <w:rPr>
+                <w:b/>
+                <w:sz w:val="24"/>
+              </w:rPr>
+              <w:t xml:space="preserve">Business </w:t>
+            </w:r>
+            <w:r>
+              <w:rPr>
+                <w:b/>
+                <w:spacing w:val="-2"/>
+                <w:sz w:val="24"/>
+              </w:rPr>
+              <w:t>Rules</w:t>
+            </w:r>
+          </w:p>
+        </w:tc>
+        <w:tc>
+          <w:tcPr>
+            <w:tcW w:w="5987" w:type="dxa"/>
+          </w:tcPr>
+          <w:p>
+            <w:pPr>
+              <w:pStyle w:val="6"/>
+              <w:rPr>
+                <w:rFonts w:ascii="SimSun" w:hAnsi="SimSun" w:eastAsia="SimSun" w:cs="SimSun"/>
+                <w:sz w:val="24"/>
+                <w:szCs w:val="24"/>
+              </w:rPr>
+            </w:pPr>
+            <w:r>
+              <w:rPr>
+                <w:rFonts w:ascii="SimSun" w:hAnsi="SimSun" w:eastAsia="SimSun" w:cs="SimSun"/>
+                <w:sz w:val="24"/>
+                <w:szCs w:val="24"/>
+              </w:rPr>
+              <w:t>標記應根據商家類別分類圖示</w:t>
+            </w:r>
+          </w:p>
+        </w:tc>
+      </w:tr>
+      <w:tr>
+        <w:tblPrEx>
+          <w:tblBorders>
+            <w:top w:val="single" w:color="4F81BC" w:sz="8" w:space="0"/>
+            <w:left w:val="single" w:color="4F81BC" w:sz="8" w:space="0"/>
+            <w:bottom w:val="single" w:color="4F81BC" w:sz="8" w:space="0"/>
+            <w:right w:val="single" w:color="4F81BC" w:sz="8" w:space="0"/>
+            <w:insideH w:val="single" w:color="4F81BC" w:sz="8" w:space="0"/>
+            <w:insideV w:val="single" w:color="4F81BC" w:sz="8" w:space="0"/>
+          </w:tblBorders>
+          <w:tblLayout w:type="fixed"/>
+          <w:tblCellMar>
+            <w:top w:w="0" w:type="dxa"/>
+            <w:left w:w="0" w:type="dxa"/>
+            <w:bottom w:w="0" w:type="dxa"/>
+            <w:right w:w="0" w:type="dxa"/>
+          </w:tblCellMar>
+        </w:tblPrEx>
+        <w:trPr>
+          <w:trHeight w:val="359" w:hRule="atLeast"/>
+        </w:trPr>
+        <w:tc>
+          <w:tcPr>
+            <w:tcW w:w="2377" w:type="dxa"/>
+            <w:shd w:val="clear" w:color="auto" w:fill="D2DFED"/>
+          </w:tcPr>
+          <w:p>
+            <w:pPr>
+              <w:pStyle w:val="6"/>
+              <w:spacing w:before="32"/>
+              <w:ind w:left="107"/>
+              <w:rPr>
+                <w:b/>
+                <w:sz w:val="24"/>
+              </w:rPr>
+            </w:pPr>
+            <w:r>
+              <w:rPr>
+                <w:b/>
+                <w:sz w:val="24"/>
+              </w:rPr>
+              <w:t>Special</w:t>
+            </w:r>
+            <w:r>
+              <w:rPr>
+                <w:b/>
+                <w:spacing w:val="-2"/>
+                <w:sz w:val="24"/>
+              </w:rPr>
+              <w:t xml:space="preserve"> Requirements</w:t>
+            </w:r>
+          </w:p>
+        </w:tc>
+        <w:tc>
+          <w:tcPr>
+            <w:tcW w:w="5987" w:type="dxa"/>
+            <w:shd w:val="clear" w:color="auto" w:fill="D2DFED"/>
+          </w:tcPr>
+          <w:p>
+            <w:pPr>
+              <w:pStyle w:val="6"/>
+              <w:rPr>
+                <w:rFonts w:ascii="SimSun" w:hAnsi="SimSun" w:eastAsia="SimSun" w:cs="SimSun"/>
+                <w:sz w:val="24"/>
+                <w:szCs w:val="24"/>
+              </w:rPr>
+            </w:pPr>
+            <w:r>
+              <w:rPr>
+                <w:rFonts w:ascii="SimSun" w:hAnsi="SimSun" w:eastAsia="SimSun" w:cs="SimSun"/>
+                <w:sz w:val="24"/>
+                <w:szCs w:val="24"/>
+              </w:rPr>
+              <w:t>點擊地圖標記彈出商家資訊視窗</w:t>
+            </w:r>
+          </w:p>
+        </w:tc>
+      </w:tr>
+      <w:tr>
+        <w:tblPrEx>
+          <w:tblBorders>
+            <w:top w:val="single" w:color="4F81BC" w:sz="8" w:space="0"/>
+            <w:left w:val="single" w:color="4F81BC" w:sz="8" w:space="0"/>
+            <w:bottom w:val="single" w:color="4F81BC" w:sz="8" w:space="0"/>
+            <w:right w:val="single" w:color="4F81BC" w:sz="8" w:space="0"/>
+            <w:insideH w:val="single" w:color="4F81BC" w:sz="8" w:space="0"/>
+            <w:insideV w:val="single" w:color="4F81BC" w:sz="8" w:space="0"/>
+          </w:tblBorders>
+          <w:tblLayout w:type="fixed"/>
+          <w:tblCellMar>
+            <w:top w:w="0" w:type="dxa"/>
+            <w:left w:w="0" w:type="dxa"/>
+            <w:bottom w:w="0" w:type="dxa"/>
+            <w:right w:w="0" w:type="dxa"/>
+          </w:tblCellMar>
+        </w:tblPrEx>
+        <w:trPr>
+          <w:trHeight w:val="361" w:hRule="atLeast"/>
+        </w:trPr>
+        <w:tc>
+          <w:tcPr>
+            <w:tcW w:w="2377" w:type="dxa"/>
+          </w:tcPr>
+          <w:p>
+            <w:pPr>
+              <w:pStyle w:val="6"/>
+              <w:spacing w:before="35"/>
+              <w:ind w:left="107"/>
+              <w:rPr>
+                <w:b/>
+                <w:sz w:val="24"/>
+              </w:rPr>
+            </w:pPr>
+            <w:r>
+              <w:rPr>
+                <w:b/>
+                <w:spacing w:val="-2"/>
+                <w:sz w:val="24"/>
+              </w:rPr>
+              <w:t>Artifacts</w:t>
+            </w:r>
+          </w:p>
+        </w:tc>
+        <w:tc>
+          <w:tcPr>
+            <w:tcW w:w="5987" w:type="dxa"/>
+          </w:tcPr>
+          <w:p>
+            <w:pPr>
+              <w:pStyle w:val="6"/>
+              <w:rPr>
+                <w:rFonts w:ascii="SimSun" w:hAnsi="SimSun" w:eastAsia="SimSun" w:cs="SimSun"/>
+                <w:sz w:val="24"/>
+                <w:szCs w:val="24"/>
+              </w:rPr>
+            </w:pPr>
+            <w:r>
+              <w:rPr>
+                <w:rFonts w:ascii="SimSun" w:hAnsi="SimSun" w:eastAsia="SimSun" w:cs="SimSun"/>
+                <w:sz w:val="24"/>
+                <w:szCs w:val="24"/>
+              </w:rPr>
+              <w:t>商家標記、地圖 API 結果</w:t>
+            </w:r>
+          </w:p>
+        </w:tc>
+      </w:tr>
+      <w:tr>
+        <w:tblPrEx>
+          <w:tblBorders>
+            <w:top w:val="single" w:color="4F81BC" w:sz="8" w:space="0"/>
+            <w:left w:val="single" w:color="4F81BC" w:sz="8" w:space="0"/>
+            <w:bottom w:val="single" w:color="4F81BC" w:sz="8" w:space="0"/>
+            <w:right w:val="single" w:color="4F81BC" w:sz="8" w:space="0"/>
+            <w:insideH w:val="single" w:color="4F81BC" w:sz="8" w:space="0"/>
+            <w:insideV w:val="single" w:color="4F81BC" w:sz="8" w:space="0"/>
+          </w:tblBorders>
+          <w:tblLayout w:type="fixed"/>
+          <w:tblCellMar>
+            <w:top w:w="0" w:type="dxa"/>
+            <w:left w:w="0" w:type="dxa"/>
+            <w:bottom w:w="0" w:type="dxa"/>
+            <w:right w:w="0" w:type="dxa"/>
+          </w:tblCellMar>
+        </w:tblPrEx>
+        <w:trPr>
+          <w:trHeight w:val="359" w:hRule="atLeast"/>
+        </w:trPr>
+        <w:tc>
+          <w:tcPr>
+            <w:tcW w:w="2377" w:type="dxa"/>
+            <w:shd w:val="clear" w:color="auto" w:fill="D2DFED"/>
+          </w:tcPr>
+          <w:p>
+            <w:pPr>
+              <w:pStyle w:val="6"/>
+              <w:spacing w:before="32"/>
+              <w:ind w:left="107"/>
+              <w:rPr>
+                <w:b/>
+                <w:sz w:val="24"/>
+              </w:rPr>
+            </w:pPr>
+            <w:r>
+              <w:rPr>
+                <w:b/>
+                <w:sz w:val="24"/>
+              </w:rPr>
+              <w:t>Use</w:t>
+            </w:r>
+            <w:r>
+              <w:rPr>
+                <w:b/>
+                <w:spacing w:val="-3"/>
+                <w:sz w:val="24"/>
+              </w:rPr>
+              <w:t xml:space="preserve"> </w:t>
+            </w:r>
+            <w:r>
+              <w:rPr>
+                <w:b/>
+                <w:sz w:val="24"/>
+              </w:rPr>
+              <w:t>Case</w:t>
+            </w:r>
+            <w:r>
+              <w:rPr>
+                <w:b/>
+                <w:spacing w:val="-3"/>
+                <w:sz w:val="24"/>
+              </w:rPr>
+              <w:t xml:space="preserve"> </w:t>
+            </w:r>
+            <w:r>
+              <w:rPr>
+                <w:b/>
+                <w:spacing w:val="-2"/>
+                <w:sz w:val="24"/>
+              </w:rPr>
+              <w:t>Glossary</w:t>
+            </w:r>
+          </w:p>
+        </w:tc>
+        <w:tc>
+          <w:tcPr>
+            <w:tcW w:w="5987" w:type="dxa"/>
+            <w:shd w:val="clear" w:color="auto" w:fill="D2DFED"/>
+          </w:tcPr>
+          <w:p>
+            <w:pPr>
+              <w:pStyle w:val="6"/>
+              <w:rPr>
+                <w:rFonts w:ascii="SimSun" w:hAnsi="SimSun" w:eastAsia="SimSun" w:cs="SimSun"/>
+                <w:sz w:val="24"/>
+                <w:szCs w:val="24"/>
+              </w:rPr>
+            </w:pPr>
+            <w:r>
+              <w:rPr>
+                <w:rFonts w:ascii="SimSun" w:hAnsi="SimSun" w:eastAsia="SimSun" w:cs="SimSun"/>
+                <w:sz w:val="24"/>
+                <w:szCs w:val="24"/>
+              </w:rPr>
+              <w:t>家資訊視窗</w:t>
+            </w:r>
+            <w:r>
+              <w:rPr>
+                <w:rFonts w:hint="eastAsia" w:ascii="SimSun" w:hAnsi="SimSun" w:eastAsia="新細明體" w:cs="SimSun"/>
+                <w:sz w:val="24"/>
+                <w:szCs w:val="24"/>
+                <w:lang w:val="en-US" w:eastAsia="zh-TW"/>
+              </w:rPr>
+              <w:t>:</w:t>
+            </w:r>
+            <w:r>
+              <w:rPr>
+                <w:rFonts w:ascii="SimSun" w:hAnsi="SimSun" w:eastAsia="SimSun" w:cs="SimSun"/>
+                <w:sz w:val="24"/>
+                <w:szCs w:val="24"/>
+              </w:rPr>
+              <w:t xml:space="preserve"> 商家名稱 + 聯絡資訊 + 開放時間</w:t>
+            </w:r>
+            <w:bookmarkStart w:id="0" w:name="_GoBack"/>
+            <w:bookmarkEnd w:id="0"/>
+          </w:p>
+        </w:tc>
+      </w:tr>
+    </w:tbl>
+    <w:p/>
     <w:sectPr>
       <w:pgSz w:w="11906" w:h="16838"/>
       <w:pgMar w:top="1440" w:right="1800" w:bottom="1440" w:left="1800" w:header="851" w:footer="992" w:gutter="0"/>

--- a/文件/比賽的東西045.docx
+++ b/文件/比賽的東西045.docx
@@ -3455,6 +3455,14 @@
       </w:tr>
       <w:tr>
         <w:tblPrEx>
+          <w:tblBorders>
+            <w:top w:val="single" w:color="4F81BC" w:sz="8" w:space="0"/>
+            <w:left w:val="single" w:color="4F81BC" w:sz="8" w:space="0"/>
+            <w:bottom w:val="single" w:color="4F81BC" w:sz="8" w:space="0"/>
+            <w:right w:val="single" w:color="4F81BC" w:sz="8" w:space="0"/>
+            <w:insideH w:val="single" w:color="4F81BC" w:sz="8" w:space="0"/>
+            <w:insideV w:val="single" w:color="4F81BC" w:sz="8" w:space="0"/>
+          </w:tblBorders>
           <w:tblLayout w:type="fixed"/>
           <w:tblCellMar>
             <w:top w:w="0" w:type="dxa"/>
@@ -24246,12 +24254,6 @@
             <w:insideV w:val="single" w:color="4F81BC" w:sz="8" w:space="0"/>
           </w:tblBorders>
           <w:tblLayout w:type="fixed"/>
-          <w:tblCellMar>
-            <w:top w:w="0" w:type="dxa"/>
-            <w:left w:w="0" w:type="dxa"/>
-            <w:bottom w:w="0" w:type="dxa"/>
-            <w:right w:w="0" w:type="dxa"/>
-          </w:tblCellMar>
         </w:tblPrEx>
         <w:trPr>
           <w:trHeight w:val="361" w:hRule="atLeast"/>
@@ -25201,12 +25203,6 @@
             <w:insideV w:val="single" w:color="4F81BC" w:sz="8" w:space="0"/>
           </w:tblBorders>
           <w:tblLayout w:type="fixed"/>
-          <w:tblCellMar>
-            <w:top w:w="0" w:type="dxa"/>
-            <w:left w:w="0" w:type="dxa"/>
-            <w:bottom w:w="0" w:type="dxa"/>
-            <w:right w:w="0" w:type="dxa"/>
-          </w:tblCellMar>
         </w:tblPrEx>
         <w:trPr>
           <w:trHeight w:val="361" w:hRule="atLeast"/>
@@ -27733,14 +27729,6 @@
       </w:tblGrid>
       <w:tr>
         <w:tblPrEx>
-          <w:tblBorders>
-            <w:top w:val="single" w:color="4F81BC" w:sz="8" w:space="0"/>
-            <w:left w:val="single" w:color="4F81BC" w:sz="8" w:space="0"/>
-            <w:bottom w:val="single" w:color="4F81BC" w:sz="8" w:space="0"/>
-            <w:right w:val="single" w:color="4F81BC" w:sz="8" w:space="0"/>
-            <w:insideH w:val="single" w:color="4F81BC" w:sz="8" w:space="0"/>
-            <w:insideV w:val="single" w:color="4F81BC" w:sz="8" w:space="0"/>
-          </w:tblBorders>
           <w:tblLayout w:type="fixed"/>
           <w:tblCellMar>
             <w:top w:w="0" w:type="dxa"/>
@@ -36079,6 +36067,14 @@
       </w:tr>
       <w:tr>
         <w:tblPrEx>
+          <w:tblBorders>
+            <w:top w:val="single" w:color="4F81BC" w:sz="8" w:space="0"/>
+            <w:left w:val="single" w:color="4F81BC" w:sz="8" w:space="0"/>
+            <w:bottom w:val="single" w:color="4F81BC" w:sz="8" w:space="0"/>
+            <w:right w:val="single" w:color="4F81BC" w:sz="8" w:space="0"/>
+            <w:insideH w:val="single" w:color="4F81BC" w:sz="8" w:space="0"/>
+            <w:insideV w:val="single" w:color="4F81BC" w:sz="8" w:space="0"/>
+          </w:tblBorders>
           <w:tblLayout w:type="fixed"/>
           <w:tblCellMar>
             <w:top w:w="0" w:type="dxa"/>
@@ -36788,8 +36784,9332 @@
               </w:rPr>
               <w:t xml:space="preserve"> 商家名稱 + 聯絡資訊 + 開放時間</w:t>
             </w:r>
+          </w:p>
+        </w:tc>
+      </w:tr>
+    </w:tbl>
+    <w:p/>
+    <w:tbl>
+      <w:tblPr>
+        <w:tblStyle w:val="5"/>
+        <w:tblpPr w:leftFromText="180" w:rightFromText="180" w:vertAnchor="text" w:horzAnchor="page" w:tblpX="1707" w:tblpY="1009"/>
+        <w:tblOverlap w:val="never"/>
+        <w:tblW w:w="8364" w:type="dxa"/>
+        <w:tblInd w:w="0" w:type="dxa"/>
+        <w:tblBorders>
+          <w:top w:val="single" w:color="4F81BC" w:sz="8" w:space="0"/>
+          <w:left w:val="single" w:color="4F81BC" w:sz="8" w:space="0"/>
+          <w:bottom w:val="single" w:color="4F81BC" w:sz="8" w:space="0"/>
+          <w:right w:val="single" w:color="4F81BC" w:sz="8" w:space="0"/>
+          <w:insideH w:val="single" w:color="4F81BC" w:sz="8" w:space="0"/>
+          <w:insideV w:val="single" w:color="4F81BC" w:sz="8" w:space="0"/>
+        </w:tblBorders>
+        <w:tblLayout w:type="fixed"/>
+        <w:tblCellMar>
+          <w:top w:w="0" w:type="dxa"/>
+          <w:left w:w="0" w:type="dxa"/>
+          <w:bottom w:w="0" w:type="dxa"/>
+          <w:right w:w="0" w:type="dxa"/>
+        </w:tblCellMar>
+      </w:tblPr>
+      <w:tblGrid>
+        <w:gridCol w:w="2377"/>
+        <w:gridCol w:w="5987"/>
+      </w:tblGrid>
+      <w:tr>
+        <w:tblPrEx>
+          <w:tblBorders>
+            <w:top w:val="single" w:color="4F81BC" w:sz="8" w:space="0"/>
+            <w:left w:val="single" w:color="4F81BC" w:sz="8" w:space="0"/>
+            <w:bottom w:val="single" w:color="4F81BC" w:sz="8" w:space="0"/>
+            <w:right w:val="single" w:color="4F81BC" w:sz="8" w:space="0"/>
+            <w:insideH w:val="single" w:color="4F81BC" w:sz="8" w:space="0"/>
+            <w:insideV w:val="single" w:color="4F81BC" w:sz="8" w:space="0"/>
+          </w:tblBorders>
+          <w:tblLayout w:type="fixed"/>
+          <w:tblCellMar>
+            <w:top w:w="0" w:type="dxa"/>
+            <w:left w:w="0" w:type="dxa"/>
+            <w:bottom w:w="0" w:type="dxa"/>
+            <w:right w:w="0" w:type="dxa"/>
+          </w:tblCellMar>
+        </w:tblPrEx>
+        <w:trPr>
+          <w:trHeight w:val="359" w:hRule="atLeast"/>
+        </w:trPr>
+        <w:tc>
+          <w:tcPr>
+            <w:tcW w:w="2377" w:type="dxa"/>
+            <w:tcBorders>
+              <w:bottom w:val="single" w:color="4F81BC" w:sz="18" w:space="0"/>
+            </w:tcBorders>
+          </w:tcPr>
+          <w:p>
+            <w:pPr>
+              <w:pStyle w:val="6"/>
+              <w:spacing w:before="33"/>
+              <w:ind w:left="107"/>
+              <w:rPr>
+                <w:b/>
+                <w:sz w:val="24"/>
+              </w:rPr>
+            </w:pPr>
+            <w:r>
+              <w:rPr>
+                <w:b/>
+                <w:sz w:val="24"/>
+              </w:rPr>
+              <w:t>Use</w:t>
+            </w:r>
+            <w:r>
+              <w:rPr>
+                <w:b/>
+                <w:spacing w:val="-3"/>
+                <w:sz w:val="24"/>
+              </w:rPr>
+              <w:t xml:space="preserve"> </w:t>
+            </w:r>
+            <w:r>
+              <w:rPr>
+                <w:b/>
+                <w:sz w:val="24"/>
+              </w:rPr>
+              <w:t>Case</w:t>
+            </w:r>
+            <w:r>
+              <w:rPr>
+                <w:b/>
+                <w:spacing w:val="-3"/>
+                <w:sz w:val="24"/>
+              </w:rPr>
+              <w:t xml:space="preserve"> </w:t>
+            </w:r>
+            <w:r>
+              <w:rPr>
+                <w:b/>
+                <w:spacing w:val="-5"/>
+                <w:sz w:val="24"/>
+              </w:rPr>
+              <w:t>ID</w:t>
+            </w:r>
+          </w:p>
+        </w:tc>
+        <w:tc>
+          <w:tcPr>
+            <w:tcW w:w="5987" w:type="dxa"/>
+            <w:tcBorders>
+              <w:bottom w:val="single" w:color="4F81BC" w:sz="18" w:space="0"/>
+            </w:tcBorders>
+          </w:tcPr>
+          <w:p>
+            <w:pPr>
+              <w:pStyle w:val="6"/>
+              <w:spacing w:before="33"/>
+              <w:ind w:left="107"/>
+              <w:rPr>
+                <w:b/>
+                <w:sz w:val="24"/>
+              </w:rPr>
+            </w:pPr>
+            <w:r>
+              <w:rPr>
+                <w:rFonts w:ascii="SimSun" w:hAnsi="SimSun" w:eastAsia="SimSun" w:cs="SimSun"/>
+                <w:sz w:val="24"/>
+                <w:szCs w:val="24"/>
+              </w:rPr>
+              <w:t>UC-</w:t>
+            </w:r>
+            <w:r>
+              <w:rPr>
+                <w:rFonts w:hint="eastAsia" w:ascii="SimSun" w:hAnsi="SimSun" w:eastAsia="新細明體" w:cs="SimSun"/>
+                <w:sz w:val="24"/>
+                <w:szCs w:val="24"/>
+                <w:lang w:val="en-US" w:eastAsia="zh-TW"/>
+              </w:rPr>
+              <w:t>7.0</w:t>
+            </w:r>
+          </w:p>
+        </w:tc>
+      </w:tr>
+      <w:tr>
+        <w:tblPrEx>
+          <w:tblBorders>
+            <w:top w:val="single" w:color="4F81BC" w:sz="8" w:space="0"/>
+            <w:left w:val="single" w:color="4F81BC" w:sz="8" w:space="0"/>
+            <w:bottom w:val="single" w:color="4F81BC" w:sz="8" w:space="0"/>
+            <w:right w:val="single" w:color="4F81BC" w:sz="8" w:space="0"/>
+            <w:insideH w:val="single" w:color="4F81BC" w:sz="8" w:space="0"/>
+            <w:insideV w:val="single" w:color="4F81BC" w:sz="8" w:space="0"/>
+          </w:tblBorders>
+          <w:tblLayout w:type="fixed"/>
+          <w:tblCellMar>
+            <w:top w:w="0" w:type="dxa"/>
+            <w:left w:w="0" w:type="dxa"/>
+            <w:bottom w:w="0" w:type="dxa"/>
+            <w:right w:w="0" w:type="dxa"/>
+          </w:tblCellMar>
+        </w:tblPrEx>
+        <w:trPr>
+          <w:trHeight w:val="361" w:hRule="atLeast"/>
+        </w:trPr>
+        <w:tc>
+          <w:tcPr>
+            <w:tcW w:w="2377" w:type="dxa"/>
+            <w:tcBorders>
+              <w:top w:val="single" w:color="4F81BC" w:sz="18" w:space="0"/>
+            </w:tcBorders>
+            <w:shd w:val="clear" w:color="auto" w:fill="D2DFED"/>
+          </w:tcPr>
+          <w:p>
+            <w:pPr>
+              <w:pStyle w:val="6"/>
+              <w:spacing w:before="34"/>
+              <w:ind w:left="107"/>
+              <w:rPr>
+                <w:b/>
+                <w:sz w:val="24"/>
+              </w:rPr>
+            </w:pPr>
+            <w:r>
+              <w:rPr>
+                <w:b/>
+                <w:sz w:val="24"/>
+              </w:rPr>
+              <w:t>Use</w:t>
+            </w:r>
+            <w:r>
+              <w:rPr>
+                <w:b/>
+                <w:spacing w:val="-3"/>
+                <w:sz w:val="24"/>
+              </w:rPr>
+              <w:t xml:space="preserve"> </w:t>
+            </w:r>
+            <w:r>
+              <w:rPr>
+                <w:b/>
+                <w:sz w:val="24"/>
+              </w:rPr>
+              <w:t>Case</w:t>
+            </w:r>
+            <w:r>
+              <w:rPr>
+                <w:b/>
+                <w:spacing w:val="-3"/>
+                <w:sz w:val="24"/>
+              </w:rPr>
+              <w:t xml:space="preserve"> </w:t>
+            </w:r>
+            <w:r>
+              <w:rPr>
+                <w:b/>
+                <w:spacing w:val="-4"/>
+                <w:sz w:val="24"/>
+              </w:rPr>
+              <w:t>Name</w:t>
+            </w:r>
+          </w:p>
+        </w:tc>
+        <w:tc>
+          <w:tcPr>
+            <w:tcW w:w="5987" w:type="dxa"/>
+            <w:tcBorders>
+              <w:top w:val="single" w:color="4F81BC" w:sz="18" w:space="0"/>
+            </w:tcBorders>
+            <w:shd w:val="clear" w:color="auto" w:fill="D2DFED"/>
+          </w:tcPr>
+          <w:p>
+            <w:pPr>
+              <w:pStyle w:val="6"/>
+              <w:spacing w:before="34"/>
+              <w:ind w:left="107"/>
+              <w:rPr>
+                <w:sz w:val="24"/>
+              </w:rPr>
+            </w:pPr>
+            <w:r>
+              <w:rPr>
+                <w:rFonts w:ascii="SimSun" w:hAnsi="SimSun" w:eastAsia="SimSun" w:cs="SimSun"/>
+                <w:sz w:val="24"/>
+                <w:szCs w:val="24"/>
+              </w:rPr>
+              <w:t>匿名聊天室</w:t>
+            </w:r>
+          </w:p>
+        </w:tc>
+      </w:tr>
+      <w:tr>
+        <w:tblPrEx>
+          <w:tblBorders>
+            <w:top w:val="single" w:color="4F81BC" w:sz="8" w:space="0"/>
+            <w:left w:val="single" w:color="4F81BC" w:sz="8" w:space="0"/>
+            <w:bottom w:val="single" w:color="4F81BC" w:sz="8" w:space="0"/>
+            <w:right w:val="single" w:color="4F81BC" w:sz="8" w:space="0"/>
+            <w:insideH w:val="single" w:color="4F81BC" w:sz="8" w:space="0"/>
+            <w:insideV w:val="single" w:color="4F81BC" w:sz="8" w:space="0"/>
+          </w:tblBorders>
+          <w:tblLayout w:type="fixed"/>
+          <w:tblCellMar>
+            <w:top w:w="0" w:type="dxa"/>
+            <w:left w:w="0" w:type="dxa"/>
+            <w:bottom w:w="0" w:type="dxa"/>
+            <w:right w:w="0" w:type="dxa"/>
+          </w:tblCellMar>
+        </w:tblPrEx>
+        <w:trPr>
+          <w:trHeight w:val="359" w:hRule="atLeast"/>
+        </w:trPr>
+        <w:tc>
+          <w:tcPr>
+            <w:tcW w:w="2377" w:type="dxa"/>
+          </w:tcPr>
+          <w:p>
+            <w:pPr>
+              <w:pStyle w:val="6"/>
+              <w:spacing w:before="32"/>
+              <w:ind w:left="107"/>
+              <w:rPr>
+                <w:b/>
+                <w:sz w:val="24"/>
+              </w:rPr>
+            </w:pPr>
+            <w:r>
+              <w:rPr>
+                <w:b/>
+                <w:spacing w:val="-4"/>
+                <w:sz w:val="24"/>
+              </w:rPr>
+              <w:t>Goal</w:t>
+            </w:r>
+          </w:p>
+        </w:tc>
+        <w:tc>
+          <w:tcPr>
+            <w:tcW w:w="5987" w:type="dxa"/>
+          </w:tcPr>
+          <w:p>
+            <w:pPr>
+              <w:pStyle w:val="6"/>
+              <w:spacing w:before="32"/>
+              <w:ind w:left="107"/>
+              <w:rPr>
+                <w:sz w:val="24"/>
+              </w:rPr>
+            </w:pPr>
+            <w:r>
+              <w:rPr>
+                <w:rFonts w:ascii="SimSun" w:hAnsi="SimSun" w:eastAsia="SimSun" w:cs="SimSun"/>
+                <w:sz w:val="24"/>
+                <w:szCs w:val="24"/>
+              </w:rPr>
+              <w:t>提供使用者一個匿名、即時、AI 審查的互動平台</w:t>
+            </w:r>
+          </w:p>
+        </w:tc>
+      </w:tr>
+      <w:tr>
+        <w:tblPrEx>
+          <w:tblBorders>
+            <w:top w:val="single" w:color="4F81BC" w:sz="8" w:space="0"/>
+            <w:left w:val="single" w:color="4F81BC" w:sz="8" w:space="0"/>
+            <w:bottom w:val="single" w:color="4F81BC" w:sz="8" w:space="0"/>
+            <w:right w:val="single" w:color="4F81BC" w:sz="8" w:space="0"/>
+            <w:insideH w:val="single" w:color="4F81BC" w:sz="8" w:space="0"/>
+            <w:insideV w:val="single" w:color="4F81BC" w:sz="8" w:space="0"/>
+          </w:tblBorders>
+          <w:tblLayout w:type="fixed"/>
+          <w:tblCellMar>
+            <w:top w:w="0" w:type="dxa"/>
+            <w:left w:w="0" w:type="dxa"/>
+            <w:bottom w:w="0" w:type="dxa"/>
+            <w:right w:w="0" w:type="dxa"/>
+          </w:tblCellMar>
+        </w:tblPrEx>
+        <w:trPr>
+          <w:trHeight w:val="721" w:hRule="atLeast"/>
+        </w:trPr>
+        <w:tc>
+          <w:tcPr>
+            <w:tcW w:w="2377" w:type="dxa"/>
+            <w:shd w:val="clear" w:color="auto" w:fill="D2DFED"/>
+          </w:tcPr>
+          <w:p>
+            <w:pPr>
+              <w:pStyle w:val="6"/>
+              <w:spacing w:before="35"/>
+              <w:ind w:left="107"/>
+              <w:rPr>
+                <w:b/>
+                <w:sz w:val="24"/>
+              </w:rPr>
+            </w:pPr>
+            <w:r>
+              <w:rPr>
+                <w:b/>
+                <w:spacing w:val="-2"/>
+                <w:sz w:val="24"/>
+              </w:rPr>
+              <w:t>Requirements</w:t>
+            </w:r>
+          </w:p>
+        </w:tc>
+        <w:tc>
+          <w:tcPr>
+            <w:tcW w:w="5987" w:type="dxa"/>
+            <w:shd w:val="clear" w:color="auto" w:fill="D2DFED"/>
+          </w:tcPr>
+          <w:p>
+            <w:pPr>
+              <w:pStyle w:val="6"/>
+              <w:spacing w:before="67"/>
+              <w:ind w:left="107"/>
+              <w:rPr>
+                <w:sz w:val="24"/>
+              </w:rPr>
+            </w:pPr>
+            <w:r>
+              <w:rPr>
+                <w:rFonts w:ascii="SimSun" w:hAnsi="SimSun" w:eastAsia="SimSun" w:cs="SimSun"/>
+                <w:sz w:val="24"/>
+                <w:szCs w:val="24"/>
+              </w:rPr>
+              <w:t>[FR</w:t>
+            </w:r>
+            <w:r>
+              <w:rPr>
+                <w:rFonts w:hint="eastAsia" w:ascii="SimSun" w:hAnsi="SimSun" w:eastAsia="新細明體" w:cs="SimSun"/>
+                <w:sz w:val="24"/>
+                <w:szCs w:val="24"/>
+                <w:lang w:val="en-US" w:eastAsia="zh-TW"/>
+              </w:rPr>
+              <w:t>14</w:t>
+            </w:r>
+            <w:r>
+              <w:rPr>
+                <w:rFonts w:ascii="SimSun" w:hAnsi="SimSun" w:eastAsia="SimSun" w:cs="SimSun"/>
+                <w:sz w:val="24"/>
+                <w:szCs w:val="24"/>
+              </w:rPr>
+              <w:t xml:space="preserve">: 匿名互動平台] </w:t>
+            </w:r>
+          </w:p>
+        </w:tc>
+      </w:tr>
+      <w:tr>
+        <w:tblPrEx>
+          <w:tblBorders>
+            <w:top w:val="single" w:color="4F81BC" w:sz="8" w:space="0"/>
+            <w:left w:val="single" w:color="4F81BC" w:sz="8" w:space="0"/>
+            <w:bottom w:val="single" w:color="4F81BC" w:sz="8" w:space="0"/>
+            <w:right w:val="single" w:color="4F81BC" w:sz="8" w:space="0"/>
+            <w:insideH w:val="single" w:color="4F81BC" w:sz="8" w:space="0"/>
+            <w:insideV w:val="single" w:color="4F81BC" w:sz="8" w:space="0"/>
+          </w:tblBorders>
+          <w:tblLayout w:type="fixed"/>
+          <w:tblCellMar>
+            <w:top w:w="0" w:type="dxa"/>
+            <w:left w:w="0" w:type="dxa"/>
+            <w:bottom w:w="0" w:type="dxa"/>
+            <w:right w:w="0" w:type="dxa"/>
+          </w:tblCellMar>
+        </w:tblPrEx>
+        <w:trPr>
+          <w:trHeight w:val="719" w:hRule="atLeast"/>
+        </w:trPr>
+        <w:tc>
+          <w:tcPr>
+            <w:tcW w:w="2377" w:type="dxa"/>
+          </w:tcPr>
+          <w:p>
+            <w:pPr>
+              <w:pStyle w:val="6"/>
+              <w:spacing w:before="32"/>
+              <w:ind w:left="107"/>
+              <w:rPr>
+                <w:b/>
+                <w:sz w:val="24"/>
+              </w:rPr>
+            </w:pPr>
+            <w:r>
+              <w:rPr>
+                <w:b/>
+                <w:spacing w:val="-2"/>
+                <w:sz w:val="24"/>
+              </w:rPr>
+              <w:t>Description</w:t>
+            </w:r>
+          </w:p>
+        </w:tc>
+        <w:tc>
+          <w:tcPr>
+            <w:tcW w:w="5987" w:type="dxa"/>
+          </w:tcPr>
+          <w:p>
+            <w:pPr>
+              <w:pStyle w:val="6"/>
+              <w:spacing w:before="67"/>
+              <w:ind w:left="107"/>
+              <w:rPr>
+                <w:sz w:val="24"/>
+              </w:rPr>
+            </w:pPr>
+            <w:r>
+              <w:rPr>
+                <w:rFonts w:ascii="SimSun" w:hAnsi="SimSun" w:eastAsia="SimSun" w:cs="SimSun"/>
+                <w:sz w:val="24"/>
+                <w:szCs w:val="24"/>
+              </w:rPr>
+              <w:t>使用者可進入聊天室互動，留言內容需通過 AI 審查後顯示。聊天室依地區分類，用戶可從地圖點選區域或使用分類清單進入聊天室，並能瀏覽熱門聊天室與收藏清單。</w:t>
+            </w:r>
+          </w:p>
+        </w:tc>
+      </w:tr>
+      <w:tr>
+        <w:tblPrEx>
+          <w:tblBorders>
+            <w:top w:val="single" w:color="4F81BC" w:sz="8" w:space="0"/>
+            <w:left w:val="single" w:color="4F81BC" w:sz="8" w:space="0"/>
+            <w:bottom w:val="single" w:color="4F81BC" w:sz="8" w:space="0"/>
+            <w:right w:val="single" w:color="4F81BC" w:sz="8" w:space="0"/>
+            <w:insideH w:val="single" w:color="4F81BC" w:sz="8" w:space="0"/>
+            <w:insideV w:val="single" w:color="4F81BC" w:sz="8" w:space="0"/>
+          </w:tblBorders>
+          <w:tblLayout w:type="fixed"/>
+          <w:tblCellMar>
+            <w:top w:w="0" w:type="dxa"/>
+            <w:left w:w="0" w:type="dxa"/>
+            <w:bottom w:w="0" w:type="dxa"/>
+            <w:right w:w="0" w:type="dxa"/>
+          </w:tblCellMar>
+        </w:tblPrEx>
+        <w:trPr>
+          <w:trHeight w:val="359" w:hRule="atLeast"/>
+        </w:trPr>
+        <w:tc>
+          <w:tcPr>
+            <w:tcW w:w="2377" w:type="dxa"/>
+            <w:shd w:val="clear" w:color="auto" w:fill="D2DFED"/>
+          </w:tcPr>
+          <w:p>
+            <w:pPr>
+              <w:pStyle w:val="6"/>
+              <w:spacing w:before="32"/>
+              <w:ind w:left="107"/>
+              <w:rPr>
+                <w:b/>
+                <w:sz w:val="24"/>
+              </w:rPr>
+            </w:pPr>
+            <w:r>
+              <w:rPr>
+                <w:b/>
+                <w:spacing w:val="-2"/>
+                <w:sz w:val="24"/>
+              </w:rPr>
+              <w:t>Actor</w:t>
+            </w:r>
+          </w:p>
+        </w:tc>
+        <w:tc>
+          <w:tcPr>
+            <w:tcW w:w="5987" w:type="dxa"/>
+            <w:shd w:val="clear" w:color="auto" w:fill="D2DFED"/>
+          </w:tcPr>
+          <w:p>
+            <w:pPr>
+              <w:pStyle w:val="6"/>
+              <w:rPr>
+                <w:rFonts w:ascii="Times New Roman"/>
+                <w:sz w:val="22"/>
+              </w:rPr>
+            </w:pPr>
+            <w:r>
+              <w:rPr>
+                <w:rFonts w:ascii="SimSun" w:hAnsi="SimSun" w:eastAsia="SimSun" w:cs="SimSun"/>
+                <w:sz w:val="24"/>
+                <w:szCs w:val="24"/>
+              </w:rPr>
+              <w:t>使用者、AI</w:t>
+            </w:r>
+          </w:p>
+        </w:tc>
+      </w:tr>
+      <w:tr>
+        <w:tblPrEx>
+          <w:tblBorders>
+            <w:top w:val="single" w:color="4F81BC" w:sz="8" w:space="0"/>
+            <w:left w:val="single" w:color="4F81BC" w:sz="8" w:space="0"/>
+            <w:bottom w:val="single" w:color="4F81BC" w:sz="8" w:space="0"/>
+            <w:right w:val="single" w:color="4F81BC" w:sz="8" w:space="0"/>
+            <w:insideH w:val="single" w:color="4F81BC" w:sz="8" w:space="0"/>
+            <w:insideV w:val="single" w:color="4F81BC" w:sz="8" w:space="0"/>
+          </w:tblBorders>
+          <w:tblLayout w:type="fixed"/>
+          <w:tblCellMar>
+            <w:top w:w="0" w:type="dxa"/>
+            <w:left w:w="0" w:type="dxa"/>
+            <w:bottom w:w="0" w:type="dxa"/>
+            <w:right w:w="0" w:type="dxa"/>
+          </w:tblCellMar>
+        </w:tblPrEx>
+        <w:trPr>
+          <w:trHeight w:val="361" w:hRule="atLeast"/>
+        </w:trPr>
+        <w:tc>
+          <w:tcPr>
+            <w:tcW w:w="2377" w:type="dxa"/>
+          </w:tcPr>
+          <w:p>
+            <w:pPr>
+              <w:pStyle w:val="6"/>
+              <w:spacing w:before="35"/>
+              <w:ind w:left="107"/>
+              <w:rPr>
+                <w:b/>
+                <w:sz w:val="24"/>
+              </w:rPr>
+            </w:pPr>
+            <w:r>
+              <w:rPr>
+                <w:b/>
+                <w:spacing w:val="-2"/>
+                <w:sz w:val="24"/>
+              </w:rPr>
+              <w:t>Assumptions</w:t>
+            </w:r>
+          </w:p>
+        </w:tc>
+        <w:tc>
+          <w:tcPr>
+            <w:tcW w:w="5987" w:type="dxa"/>
+          </w:tcPr>
+          <w:p>
+            <w:pPr>
+              <w:pStyle w:val="6"/>
+              <w:rPr>
+                <w:rFonts w:ascii="Times New Roman"/>
+                <w:sz w:val="22"/>
+              </w:rPr>
+            </w:pPr>
+            <w:r>
+              <w:rPr>
+                <w:rFonts w:ascii="SimSun" w:hAnsi="SimSun" w:eastAsia="SimSun" w:cs="SimSun"/>
+                <w:sz w:val="24"/>
+                <w:szCs w:val="24"/>
+              </w:rPr>
+              <w:t>每個行政區對應一個聊天室，所有留言需經 AI 分析通過後顯示</w:t>
+            </w:r>
+          </w:p>
+        </w:tc>
+      </w:tr>
+      <w:tr>
+        <w:tblPrEx>
+          <w:tblBorders>
+            <w:top w:val="single" w:color="4F81BC" w:sz="8" w:space="0"/>
+            <w:left w:val="single" w:color="4F81BC" w:sz="8" w:space="0"/>
+            <w:bottom w:val="single" w:color="4F81BC" w:sz="8" w:space="0"/>
+            <w:right w:val="single" w:color="4F81BC" w:sz="8" w:space="0"/>
+            <w:insideH w:val="single" w:color="4F81BC" w:sz="8" w:space="0"/>
+            <w:insideV w:val="single" w:color="4F81BC" w:sz="8" w:space="0"/>
+          </w:tblBorders>
+          <w:tblLayout w:type="fixed"/>
+          <w:tblCellMar>
+            <w:top w:w="0" w:type="dxa"/>
+            <w:left w:w="0" w:type="dxa"/>
+            <w:bottom w:w="0" w:type="dxa"/>
+            <w:right w:w="0" w:type="dxa"/>
+          </w:tblCellMar>
+        </w:tblPrEx>
+        <w:trPr>
+          <w:trHeight w:val="359" w:hRule="atLeast"/>
+        </w:trPr>
+        <w:tc>
+          <w:tcPr>
+            <w:tcW w:w="2377" w:type="dxa"/>
+            <w:shd w:val="clear" w:color="auto" w:fill="D2DFED"/>
+          </w:tcPr>
+          <w:p>
+            <w:pPr>
+              <w:pStyle w:val="6"/>
+              <w:spacing w:before="32"/>
+              <w:ind w:left="107"/>
+              <w:rPr>
+                <w:b/>
+                <w:sz w:val="24"/>
+              </w:rPr>
+            </w:pPr>
+            <w:r>
+              <w:rPr>
+                <w:b/>
+                <w:spacing w:val="-2"/>
+                <w:sz w:val="24"/>
+              </w:rPr>
+              <w:t>Constraints</w:t>
+            </w:r>
+          </w:p>
+        </w:tc>
+        <w:tc>
+          <w:tcPr>
+            <w:tcW w:w="5987" w:type="dxa"/>
+            <w:shd w:val="clear" w:color="auto" w:fill="D2DFED"/>
+          </w:tcPr>
+          <w:p>
+            <w:pPr>
+              <w:pStyle w:val="6"/>
+              <w:rPr>
+                <w:rFonts w:ascii="Times New Roman"/>
+                <w:sz w:val="22"/>
+              </w:rPr>
+            </w:pPr>
+            <w:r>
+              <w:rPr>
+                <w:rFonts w:ascii="SimSun" w:hAnsi="SimSun" w:eastAsia="SimSun" w:cs="SimSun"/>
+                <w:sz w:val="24"/>
+                <w:szCs w:val="24"/>
+              </w:rPr>
+              <w:t>僅允許進入一個聊天室；留言需通過 AI 審查</w:t>
+            </w:r>
+          </w:p>
+        </w:tc>
+      </w:tr>
+      <w:tr>
+        <w:tblPrEx>
+          <w:tblBorders>
+            <w:top w:val="single" w:color="4F81BC" w:sz="8" w:space="0"/>
+            <w:left w:val="single" w:color="4F81BC" w:sz="8" w:space="0"/>
+            <w:bottom w:val="single" w:color="4F81BC" w:sz="8" w:space="0"/>
+            <w:right w:val="single" w:color="4F81BC" w:sz="8" w:space="0"/>
+            <w:insideH w:val="single" w:color="4F81BC" w:sz="8" w:space="0"/>
+            <w:insideV w:val="single" w:color="4F81BC" w:sz="8" w:space="0"/>
+          </w:tblBorders>
+          <w:tblLayout w:type="fixed"/>
+          <w:tblCellMar>
+            <w:top w:w="0" w:type="dxa"/>
+            <w:left w:w="0" w:type="dxa"/>
+            <w:bottom w:w="0" w:type="dxa"/>
+            <w:right w:w="0" w:type="dxa"/>
+          </w:tblCellMar>
+        </w:tblPrEx>
+        <w:trPr>
+          <w:trHeight w:val="359" w:hRule="atLeast"/>
+        </w:trPr>
+        <w:tc>
+          <w:tcPr>
+            <w:tcW w:w="2377" w:type="dxa"/>
+          </w:tcPr>
+          <w:p>
+            <w:pPr>
+              <w:pStyle w:val="6"/>
+              <w:spacing w:before="33"/>
+              <w:ind w:left="107"/>
+              <w:rPr>
+                <w:b/>
+                <w:sz w:val="24"/>
+              </w:rPr>
+            </w:pPr>
+            <w:r>
+              <w:rPr>
+                <w:b/>
+                <w:spacing w:val="-2"/>
+                <w:sz w:val="24"/>
+              </w:rPr>
+              <w:t>Priority</w:t>
+            </w:r>
+          </w:p>
+        </w:tc>
+        <w:tc>
+          <w:tcPr>
+            <w:tcW w:w="5987" w:type="dxa"/>
+          </w:tcPr>
+          <w:p>
+            <w:pPr>
+              <w:pStyle w:val="6"/>
+              <w:spacing w:before="33"/>
+              <w:ind w:left="107"/>
+              <w:rPr>
+                <w:rFonts w:hint="eastAsia" w:eastAsia="新細明體"/>
+                <w:sz w:val="24"/>
+                <w:lang w:val="en-US" w:eastAsia="zh-TW"/>
+              </w:rPr>
+            </w:pPr>
+            <w:r>
+              <w:rPr>
+                <w:rFonts w:hint="eastAsia" w:eastAsia="新細明體"/>
+                <w:sz w:val="24"/>
+                <w:lang w:val="en-US" w:eastAsia="zh-TW"/>
+              </w:rPr>
+              <w:t>高</w:t>
+            </w:r>
+          </w:p>
+        </w:tc>
+      </w:tr>
+      <w:tr>
+        <w:tblPrEx>
+          <w:tblBorders>
+            <w:top w:val="single" w:color="4F81BC" w:sz="8" w:space="0"/>
+            <w:left w:val="single" w:color="4F81BC" w:sz="8" w:space="0"/>
+            <w:bottom w:val="single" w:color="4F81BC" w:sz="8" w:space="0"/>
+            <w:right w:val="single" w:color="4F81BC" w:sz="8" w:space="0"/>
+            <w:insideH w:val="single" w:color="4F81BC" w:sz="8" w:space="0"/>
+            <w:insideV w:val="single" w:color="4F81BC" w:sz="8" w:space="0"/>
+          </w:tblBorders>
+          <w:tblLayout w:type="fixed"/>
+          <w:tblCellMar>
+            <w:top w:w="0" w:type="dxa"/>
+            <w:left w:w="0" w:type="dxa"/>
+            <w:bottom w:w="0" w:type="dxa"/>
+            <w:right w:w="0" w:type="dxa"/>
+          </w:tblCellMar>
+        </w:tblPrEx>
+        <w:trPr>
+          <w:trHeight w:val="1441" w:hRule="atLeast"/>
+        </w:trPr>
+        <w:tc>
+          <w:tcPr>
+            <w:tcW w:w="2377" w:type="dxa"/>
+            <w:shd w:val="clear" w:color="auto" w:fill="D2DFED"/>
+          </w:tcPr>
+          <w:p>
+            <w:pPr>
+              <w:pStyle w:val="6"/>
+              <w:spacing w:before="35"/>
+              <w:ind w:left="107"/>
+              <w:rPr>
+                <w:b/>
+                <w:sz w:val="24"/>
+              </w:rPr>
+            </w:pPr>
+            <w:r>
+              <w:rPr>
+                <w:b/>
+                <w:spacing w:val="-2"/>
+                <w:sz w:val="24"/>
+              </w:rPr>
+              <w:t>Pre-Conditions</w:t>
+            </w:r>
+          </w:p>
+        </w:tc>
+        <w:tc>
+          <w:tcPr>
+            <w:tcW w:w="5987" w:type="dxa"/>
+            <w:shd w:val="clear" w:color="auto" w:fill="D2DFED"/>
+          </w:tcPr>
+          <w:p>
+            <w:pPr>
+              <w:pStyle w:val="6"/>
+              <w:numPr>
+                <w:ilvl w:val="0"/>
+                <w:numId w:val="0"/>
+              </w:numPr>
+              <w:tabs>
+                <w:tab w:val="left" w:pos="466"/>
+              </w:tabs>
+              <w:spacing w:before="0" w:after="0" w:line="240" w:lineRule="auto"/>
+              <w:ind w:right="0" w:rightChars="0"/>
+              <w:jc w:val="left"/>
+              <w:rPr>
+                <w:rFonts w:hint="eastAsia" w:ascii="Microsoft YaHei" w:eastAsia="新細明體"/>
+                <w:sz w:val="24"/>
+                <w:lang w:val="en-US" w:eastAsia="zh-TW"/>
+              </w:rPr>
+            </w:pPr>
+            <w:r>
+              <w:rPr>
+                <w:rFonts w:ascii="SimSun" w:hAnsi="SimSun" w:eastAsia="SimSun" w:cs="SimSun"/>
+                <w:sz w:val="24"/>
+                <w:szCs w:val="24"/>
+              </w:rPr>
+              <w:t>使用者已登入帳號、開啟聊天室功能介面</w:t>
+            </w:r>
+          </w:p>
+        </w:tc>
+      </w:tr>
+      <w:tr>
+        <w:tblPrEx>
+          <w:tblBorders>
+            <w:top w:val="single" w:color="4F81BC" w:sz="8" w:space="0"/>
+            <w:left w:val="single" w:color="4F81BC" w:sz="8" w:space="0"/>
+            <w:bottom w:val="single" w:color="4F81BC" w:sz="8" w:space="0"/>
+            <w:right w:val="single" w:color="4F81BC" w:sz="8" w:space="0"/>
+            <w:insideH w:val="single" w:color="4F81BC" w:sz="8" w:space="0"/>
+            <w:insideV w:val="single" w:color="4F81BC" w:sz="8" w:space="0"/>
+          </w:tblBorders>
+          <w:tblLayout w:type="fixed"/>
+          <w:tblCellMar>
+            <w:top w:w="0" w:type="dxa"/>
+            <w:left w:w="0" w:type="dxa"/>
+            <w:bottom w:w="0" w:type="dxa"/>
+            <w:right w:w="0" w:type="dxa"/>
+          </w:tblCellMar>
+        </w:tblPrEx>
+        <w:trPr>
+          <w:trHeight w:val="719" w:hRule="atLeast"/>
+        </w:trPr>
+        <w:tc>
+          <w:tcPr>
+            <w:tcW w:w="2377" w:type="dxa"/>
+          </w:tcPr>
+          <w:p>
+            <w:pPr>
+              <w:pStyle w:val="6"/>
+              <w:spacing w:before="32"/>
+              <w:ind w:left="107"/>
+              <w:rPr>
+                <w:b/>
+                <w:sz w:val="24"/>
+              </w:rPr>
+            </w:pPr>
+            <w:r>
+              <w:rPr>
+                <w:b/>
+                <w:spacing w:val="-4"/>
+                <w:sz w:val="24"/>
+              </w:rPr>
+              <w:t>Post-</w:t>
+            </w:r>
+            <w:r>
+              <w:rPr>
+                <w:b/>
+                <w:spacing w:val="-2"/>
+                <w:sz w:val="24"/>
+              </w:rPr>
+              <w:t>Conditions</w:t>
+            </w:r>
+          </w:p>
+        </w:tc>
+        <w:tc>
+          <w:tcPr>
+            <w:tcW w:w="5987" w:type="dxa"/>
+          </w:tcPr>
+          <w:p>
+            <w:pPr>
+              <w:pStyle w:val="6"/>
+              <w:spacing w:before="169"/>
+              <w:ind w:left="107"/>
+              <w:rPr>
+                <w:rFonts w:ascii="SimSun" w:hAnsi="SimSun" w:eastAsia="SimSun" w:cs="SimSun"/>
+                <w:sz w:val="24"/>
+                <w:szCs w:val="24"/>
+              </w:rPr>
+            </w:pPr>
+            <w:r>
+              <w:rPr>
+                <w:rFonts w:ascii="SimSun" w:hAnsi="SimSun" w:eastAsia="SimSun" w:cs="SimSun"/>
+                <w:sz w:val="24"/>
+                <w:szCs w:val="24"/>
+              </w:rPr>
+              <w:t>使用者成功進入聊天室並留言互動</w:t>
+            </w:r>
+          </w:p>
+          <w:p>
+            <w:pPr>
+              <w:pStyle w:val="6"/>
+              <w:spacing w:before="169"/>
+              <w:ind w:left="107"/>
+              <w:rPr>
+                <w:rFonts w:ascii="Microsoft YaHei" w:eastAsia="Microsoft YaHei"/>
+                <w:sz w:val="24"/>
+              </w:rPr>
+            </w:pPr>
+            <w:r>
+              <w:rPr>
+                <w:rFonts w:ascii="SimSun" w:hAnsi="SimSun" w:eastAsia="SimSun" w:cs="SimSun"/>
+                <w:sz w:val="24"/>
+                <w:szCs w:val="24"/>
+              </w:rPr>
+              <w:t>留言紀錄保存容</w:t>
+            </w:r>
+          </w:p>
+        </w:tc>
+      </w:tr>
+      <w:tr>
+        <w:tblPrEx>
+          <w:tblBorders>
+            <w:top w:val="single" w:color="4F81BC" w:sz="8" w:space="0"/>
+            <w:left w:val="single" w:color="4F81BC" w:sz="8" w:space="0"/>
+            <w:bottom w:val="single" w:color="4F81BC" w:sz="8" w:space="0"/>
+            <w:right w:val="single" w:color="4F81BC" w:sz="8" w:space="0"/>
+            <w:insideH w:val="single" w:color="4F81BC" w:sz="8" w:space="0"/>
+            <w:insideV w:val="single" w:color="4F81BC" w:sz="8" w:space="0"/>
+          </w:tblBorders>
+          <w:tblLayout w:type="fixed"/>
+          <w:tblCellMar>
+            <w:top w:w="0" w:type="dxa"/>
+            <w:left w:w="0" w:type="dxa"/>
+            <w:bottom w:w="0" w:type="dxa"/>
+            <w:right w:w="0" w:type="dxa"/>
+          </w:tblCellMar>
+        </w:tblPrEx>
+        <w:trPr>
+          <w:trHeight w:val="2879" w:hRule="atLeast"/>
+        </w:trPr>
+        <w:tc>
+          <w:tcPr>
+            <w:tcW w:w="2377" w:type="dxa"/>
+            <w:shd w:val="clear" w:color="auto" w:fill="D2DFED"/>
+          </w:tcPr>
+          <w:p>
+            <w:pPr>
+              <w:pStyle w:val="6"/>
+              <w:spacing w:before="32"/>
+              <w:ind w:left="107"/>
+              <w:rPr>
+                <w:b/>
+                <w:sz w:val="24"/>
+              </w:rPr>
+            </w:pPr>
+            <w:r>
+              <w:rPr>
+                <w:b/>
+                <w:sz w:val="24"/>
+              </w:rPr>
+              <w:t>Basic</w:t>
+            </w:r>
+            <w:r>
+              <w:rPr>
+                <w:b/>
+                <w:spacing w:val="-2"/>
+                <w:sz w:val="24"/>
+              </w:rPr>
+              <w:t xml:space="preserve"> </w:t>
+            </w:r>
+            <w:r>
+              <w:rPr>
+                <w:b/>
+                <w:spacing w:val="-4"/>
+                <w:sz w:val="24"/>
+              </w:rPr>
+              <w:t>Flow</w:t>
+            </w:r>
+          </w:p>
+        </w:tc>
+        <w:tc>
+          <w:tcPr>
+            <w:tcW w:w="5987" w:type="dxa"/>
+            <w:shd w:val="clear" w:color="auto" w:fill="D2DFED"/>
+          </w:tcPr>
+          <w:p>
+            <w:pPr>
+              <w:pStyle w:val="6"/>
+              <w:numPr>
+                <w:ilvl w:val="0"/>
+                <w:numId w:val="0"/>
+              </w:numPr>
+              <w:spacing w:line="720" w:lineRule="atLeast"/>
+              <w:ind w:right="178" w:rightChars="0"/>
+              <w:rPr>
+                <w:rFonts w:ascii="SimSun" w:hAnsi="SimSun" w:eastAsia="SimSun" w:cs="SimSun"/>
+                <w:sz w:val="24"/>
+                <w:szCs w:val="24"/>
+              </w:rPr>
+            </w:pPr>
+            <w:r>
+              <w:rPr>
+                <w:rFonts w:hint="eastAsia" w:ascii="SimSun" w:hAnsi="SimSun" w:eastAsia="新細明體" w:cs="SimSun"/>
+                <w:sz w:val="24"/>
+                <w:szCs w:val="24"/>
+                <w:lang w:val="en-US" w:eastAsia="zh-TW"/>
+              </w:rPr>
+              <w:t xml:space="preserve">1. </w:t>
+            </w:r>
+            <w:r>
+              <w:rPr>
+                <w:rFonts w:ascii="SimSun" w:hAnsi="SimSun" w:eastAsia="SimSun" w:cs="SimSun"/>
+                <w:sz w:val="24"/>
+                <w:szCs w:val="24"/>
+              </w:rPr>
+              <w:t>使用者開啟聊天室主畫面</w:t>
+            </w:r>
+            <w:r>
+              <w:rPr>
+                <w:rFonts w:ascii="SimSun" w:hAnsi="SimSun" w:eastAsia="SimSun" w:cs="SimSun"/>
+                <w:sz w:val="24"/>
+                <w:szCs w:val="24"/>
+              </w:rPr>
+              <w:br w:type="textWrapping"/>
+            </w:r>
+            <w:r>
+              <w:rPr>
+                <w:rFonts w:ascii="SimSun" w:hAnsi="SimSun" w:eastAsia="SimSun" w:cs="SimSun"/>
+                <w:sz w:val="24"/>
+                <w:szCs w:val="24"/>
+              </w:rPr>
+              <w:t>2. 系統顯示互動式地圖與行政區選單</w:t>
+            </w:r>
+          </w:p>
+          <w:p>
+            <w:pPr>
+              <w:pStyle w:val="6"/>
+              <w:numPr>
+                <w:ilvl w:val="0"/>
+                <w:numId w:val="0"/>
+              </w:numPr>
+              <w:spacing w:line="720" w:lineRule="atLeast"/>
+              <w:ind w:right="178" w:rightChars="0"/>
+              <w:rPr>
+                <w:rFonts w:ascii="SimSun" w:hAnsi="SimSun" w:eastAsia="SimSun" w:cs="SimSun"/>
+                <w:sz w:val="24"/>
+                <w:szCs w:val="24"/>
+              </w:rPr>
+            </w:pPr>
+            <w:r>
+              <w:rPr>
+                <w:rFonts w:hint="eastAsia" w:ascii="SimSun" w:hAnsi="SimSun" w:eastAsia="新細明體" w:cs="SimSun"/>
+                <w:sz w:val="24"/>
+                <w:szCs w:val="24"/>
+                <w:lang w:val="en-US" w:eastAsia="zh-TW"/>
+              </w:rPr>
+              <w:t xml:space="preserve">3. </w:t>
+            </w:r>
+            <w:r>
+              <w:rPr>
+                <w:rFonts w:ascii="SimSun" w:hAnsi="SimSun" w:eastAsia="SimSun" w:cs="SimSun"/>
+                <w:sz w:val="24"/>
+                <w:szCs w:val="24"/>
+              </w:rPr>
+              <w:t>使用者可選擇行政區條件（如台北市／內湖區）或點擊地圖上任一區域位置</w:t>
+            </w:r>
+          </w:p>
+          <w:p>
+            <w:pPr>
+              <w:pStyle w:val="6"/>
+              <w:numPr>
+                <w:ilvl w:val="0"/>
+                <w:numId w:val="0"/>
+              </w:numPr>
+              <w:spacing w:line="720" w:lineRule="atLeast"/>
+              <w:ind w:right="178" w:rightChars="0"/>
+              <w:rPr>
+                <w:rFonts w:ascii="SimSun" w:hAnsi="SimSun" w:eastAsia="SimSun" w:cs="SimSun"/>
+                <w:sz w:val="24"/>
+                <w:szCs w:val="24"/>
+              </w:rPr>
+            </w:pPr>
+            <w:r>
+              <w:rPr>
+                <w:rFonts w:hint="eastAsia" w:ascii="SimSun" w:hAnsi="SimSun" w:eastAsia="SimSun" w:cs="SimSun"/>
+                <w:sz w:val="24"/>
+                <w:szCs w:val="24"/>
+                <w:lang w:val="en-US" w:eastAsia="zh-TW"/>
+              </w:rPr>
+              <w:t xml:space="preserve">4. </w:t>
+            </w:r>
+            <w:r>
+              <w:rPr>
+                <w:rFonts w:ascii="SimSun" w:hAnsi="SimSun" w:eastAsia="SimSun" w:cs="SimSun"/>
+                <w:sz w:val="24"/>
+                <w:szCs w:val="24"/>
+              </w:rPr>
+              <w:t>系統導入該聊天室頁面</w:t>
+            </w:r>
+          </w:p>
+          <w:p>
+            <w:pPr>
+              <w:pStyle w:val="6"/>
+              <w:numPr>
+                <w:ilvl w:val="0"/>
+                <w:numId w:val="0"/>
+              </w:numPr>
+              <w:spacing w:line="720" w:lineRule="atLeast"/>
+              <w:ind w:right="178" w:rightChars="0"/>
+              <w:rPr>
+                <w:rFonts w:ascii="SimSun" w:hAnsi="SimSun" w:eastAsia="SimSun" w:cs="SimSun"/>
+                <w:sz w:val="24"/>
+                <w:szCs w:val="24"/>
+              </w:rPr>
+            </w:pPr>
+            <w:r>
+              <w:rPr>
+                <w:rFonts w:hint="eastAsia" w:ascii="SimSun" w:hAnsi="SimSun" w:eastAsia="新細明體" w:cs="SimSun"/>
+                <w:sz w:val="24"/>
+                <w:szCs w:val="24"/>
+                <w:lang w:val="en-US" w:eastAsia="zh-TW"/>
+              </w:rPr>
+              <w:t xml:space="preserve">5. </w:t>
+            </w:r>
+            <w:r>
+              <w:rPr>
+                <w:rFonts w:ascii="SimSun" w:hAnsi="SimSun" w:eastAsia="SimSun" w:cs="SimSun"/>
+                <w:sz w:val="24"/>
+                <w:szCs w:val="24"/>
+              </w:rPr>
+              <w:t>使用者輸入留言並送出</w:t>
+            </w:r>
+          </w:p>
+          <w:p>
+            <w:pPr>
+              <w:pStyle w:val="6"/>
+              <w:numPr>
+                <w:ilvl w:val="0"/>
+                <w:numId w:val="0"/>
+              </w:numPr>
+              <w:spacing w:line="720" w:lineRule="atLeast"/>
+              <w:ind w:right="178" w:rightChars="0"/>
+              <w:rPr>
+                <w:rFonts w:ascii="SimSun" w:hAnsi="SimSun" w:eastAsia="SimSun" w:cs="SimSun"/>
+                <w:sz w:val="24"/>
+                <w:szCs w:val="24"/>
+              </w:rPr>
+            </w:pPr>
+            <w:r>
+              <w:rPr>
+                <w:rFonts w:hint="eastAsia" w:ascii="SimSun" w:hAnsi="SimSun" w:eastAsia="新細明體" w:cs="SimSun"/>
+                <w:sz w:val="24"/>
+                <w:szCs w:val="24"/>
+                <w:lang w:val="en-US" w:eastAsia="zh-TW"/>
+              </w:rPr>
+              <w:t xml:space="preserve">6. </w:t>
+            </w:r>
+            <w:r>
+              <w:rPr>
+                <w:rFonts w:ascii="SimSun" w:hAnsi="SimSun" w:eastAsia="SimSun" w:cs="SimSun"/>
+                <w:sz w:val="24"/>
+                <w:szCs w:val="24"/>
+              </w:rPr>
+              <w:t>系統將留言提交至 AI 模型進行審查</w:t>
+            </w:r>
+          </w:p>
+          <w:p>
+            <w:pPr>
+              <w:pStyle w:val="6"/>
+              <w:numPr>
+                <w:ilvl w:val="0"/>
+                <w:numId w:val="0"/>
+              </w:numPr>
+              <w:spacing w:line="720" w:lineRule="atLeast"/>
+              <w:ind w:right="178" w:rightChars="0"/>
+              <w:rPr>
+                <w:rFonts w:ascii="SimSun" w:hAnsi="SimSun" w:eastAsia="SimSun" w:cs="SimSun"/>
+                <w:sz w:val="24"/>
+                <w:szCs w:val="24"/>
+              </w:rPr>
+            </w:pPr>
+            <w:r>
+              <w:rPr>
+                <w:rFonts w:hint="eastAsia" w:ascii="SimSun" w:hAnsi="SimSun" w:eastAsia="新細明體" w:cs="SimSun"/>
+                <w:sz w:val="24"/>
+                <w:szCs w:val="24"/>
+                <w:lang w:val="en-US" w:eastAsia="zh-TW"/>
+              </w:rPr>
+              <w:t xml:space="preserve">7. </w:t>
+            </w:r>
+            <w:r>
+              <w:rPr>
+                <w:rFonts w:ascii="SimSun" w:hAnsi="SimSun" w:eastAsia="SimSun" w:cs="SimSun"/>
+                <w:sz w:val="24"/>
+                <w:szCs w:val="24"/>
+              </w:rPr>
+              <w:t>若 AI 判定留言內容合規，則顯示於聊天室中；否則提示違規不顯示</w:t>
+            </w:r>
+          </w:p>
+          <w:p>
+            <w:pPr>
+              <w:pStyle w:val="6"/>
+              <w:numPr>
+                <w:ilvl w:val="0"/>
+                <w:numId w:val="0"/>
+              </w:numPr>
+              <w:spacing w:line="720" w:lineRule="atLeast"/>
+              <w:ind w:right="178" w:rightChars="0"/>
+              <w:rPr>
+                <w:rFonts w:hint="eastAsia" w:ascii="SimSun" w:hAnsi="SimSun" w:eastAsia="新細明體" w:cs="SimSun"/>
+                <w:sz w:val="24"/>
+                <w:szCs w:val="24"/>
+                <w:lang w:val="en-US" w:eastAsia="zh-TW"/>
+              </w:rPr>
+            </w:pPr>
+            <w:r>
+              <w:rPr>
+                <w:rFonts w:hint="eastAsia" w:ascii="SimSun" w:hAnsi="SimSun" w:eastAsia="新細明體" w:cs="SimSun"/>
+                <w:sz w:val="24"/>
+                <w:szCs w:val="24"/>
+                <w:lang w:val="en-US" w:eastAsia="zh-TW"/>
+              </w:rPr>
+              <w:t xml:space="preserve">8. </w:t>
+            </w:r>
+            <w:r>
+              <w:rPr>
+                <w:rFonts w:ascii="SimSun" w:hAnsi="SimSun" w:eastAsia="SimSun" w:cs="SimSun"/>
+                <w:sz w:val="24"/>
+                <w:szCs w:val="24"/>
+              </w:rPr>
+              <w:t>使用者可查看熱門聊天室、收藏聊天室、查詢我的聊天室紀錄</w:t>
+            </w:r>
+          </w:p>
+        </w:tc>
+      </w:tr>
+      <w:tr>
+        <w:tblPrEx>
+          <w:tblBorders>
+            <w:top w:val="single" w:color="4F81BC" w:sz="8" w:space="0"/>
+            <w:left w:val="single" w:color="4F81BC" w:sz="8" w:space="0"/>
+            <w:bottom w:val="single" w:color="4F81BC" w:sz="8" w:space="0"/>
+            <w:right w:val="single" w:color="4F81BC" w:sz="8" w:space="0"/>
+            <w:insideH w:val="single" w:color="4F81BC" w:sz="8" w:space="0"/>
+            <w:insideV w:val="single" w:color="4F81BC" w:sz="8" w:space="0"/>
+          </w:tblBorders>
+          <w:tblLayout w:type="fixed"/>
+          <w:tblCellMar>
+            <w:top w:w="0" w:type="dxa"/>
+            <w:left w:w="0" w:type="dxa"/>
+            <w:bottom w:w="0" w:type="dxa"/>
+            <w:right w:w="0" w:type="dxa"/>
+          </w:tblCellMar>
+        </w:tblPrEx>
+        <w:trPr>
+          <w:trHeight w:val="361" w:hRule="atLeast"/>
+        </w:trPr>
+        <w:tc>
+          <w:tcPr>
+            <w:tcW w:w="2377" w:type="dxa"/>
+          </w:tcPr>
+          <w:p>
+            <w:pPr>
+              <w:pStyle w:val="6"/>
+              <w:spacing w:before="35"/>
+              <w:ind w:left="107"/>
+              <w:rPr>
+                <w:b/>
+                <w:sz w:val="24"/>
+              </w:rPr>
+            </w:pPr>
+            <w:r>
+              <w:rPr>
+                <w:b/>
+                <w:sz w:val="24"/>
+              </w:rPr>
+              <w:t>Alternative</w:t>
+            </w:r>
+            <w:r>
+              <w:rPr>
+                <w:b/>
+                <w:spacing w:val="-13"/>
+                <w:sz w:val="24"/>
+              </w:rPr>
+              <w:t xml:space="preserve"> </w:t>
+            </w:r>
+            <w:r>
+              <w:rPr>
+                <w:b/>
+                <w:spacing w:val="-2"/>
+                <w:sz w:val="24"/>
+              </w:rPr>
+              <w:t>Flows</w:t>
+            </w:r>
+          </w:p>
+        </w:tc>
+        <w:tc>
+          <w:tcPr>
+            <w:tcW w:w="5987" w:type="dxa"/>
+          </w:tcPr>
+          <w:p>
+            <w:pPr>
+              <w:pStyle w:val="6"/>
+              <w:rPr>
+                <w:rFonts w:ascii="SimSun" w:hAnsi="SimSun" w:eastAsia="SimSun" w:cs="SimSun"/>
+                <w:sz w:val="24"/>
+                <w:szCs w:val="24"/>
+              </w:rPr>
+            </w:pPr>
+            <w:r>
+              <w:rPr>
+                <w:rFonts w:ascii="SimSun" w:hAnsi="SimSun" w:eastAsia="SimSun" w:cs="SimSun"/>
+                <w:sz w:val="24"/>
+                <w:szCs w:val="24"/>
+              </w:rPr>
+              <w:t>使用者尚未選擇任何聊天室區域 → 停留在主畫面</w:t>
+            </w:r>
+          </w:p>
+          <w:p>
+            <w:pPr>
+              <w:pStyle w:val="6"/>
+              <w:rPr>
+                <w:rFonts w:ascii="SimSun" w:hAnsi="SimSun" w:eastAsia="SimSun" w:cs="SimSun"/>
+                <w:sz w:val="24"/>
+                <w:szCs w:val="24"/>
+              </w:rPr>
+            </w:pPr>
+            <w:r>
+              <w:rPr>
+                <w:rFonts w:ascii="SimSun" w:hAnsi="SimSun" w:eastAsia="SimSun" w:cs="SimSun"/>
+                <w:sz w:val="24"/>
+                <w:szCs w:val="24"/>
+              </w:rPr>
+              <w:t>留言未通過 AI 審查 → 提示「留言未通過審查，請修改內容」</w:t>
+            </w:r>
+          </w:p>
+        </w:tc>
+      </w:tr>
+      <w:tr>
+        <w:tblPrEx>
+          <w:tblBorders>
+            <w:top w:val="single" w:color="4F81BC" w:sz="8" w:space="0"/>
+            <w:left w:val="single" w:color="4F81BC" w:sz="8" w:space="0"/>
+            <w:bottom w:val="single" w:color="4F81BC" w:sz="8" w:space="0"/>
+            <w:right w:val="single" w:color="4F81BC" w:sz="8" w:space="0"/>
+            <w:insideH w:val="single" w:color="4F81BC" w:sz="8" w:space="0"/>
+            <w:insideV w:val="single" w:color="4F81BC" w:sz="8" w:space="0"/>
+          </w:tblBorders>
+          <w:tblLayout w:type="fixed"/>
+          <w:tblCellMar>
+            <w:top w:w="0" w:type="dxa"/>
+            <w:left w:w="0" w:type="dxa"/>
+            <w:bottom w:w="0" w:type="dxa"/>
+            <w:right w:w="0" w:type="dxa"/>
+          </w:tblCellMar>
+        </w:tblPrEx>
+        <w:trPr>
+          <w:trHeight w:val="359" w:hRule="atLeast"/>
+        </w:trPr>
+        <w:tc>
+          <w:tcPr>
+            <w:tcW w:w="2377" w:type="dxa"/>
+            <w:shd w:val="clear" w:color="auto" w:fill="D2DFED"/>
+          </w:tcPr>
+          <w:p>
+            <w:pPr>
+              <w:pStyle w:val="6"/>
+              <w:spacing w:before="32"/>
+              <w:ind w:left="107"/>
+              <w:rPr>
+                <w:b/>
+                <w:sz w:val="24"/>
+              </w:rPr>
+            </w:pPr>
+            <w:r>
+              <w:rPr>
+                <w:b/>
+                <w:sz w:val="24"/>
+              </w:rPr>
+              <w:t>Exceptional</w:t>
+            </w:r>
+            <w:r>
+              <w:rPr>
+                <w:b/>
+                <w:spacing w:val="-9"/>
+                <w:sz w:val="24"/>
+              </w:rPr>
+              <w:t xml:space="preserve"> </w:t>
+            </w:r>
+            <w:r>
+              <w:rPr>
+                <w:b/>
+                <w:spacing w:val="-2"/>
+                <w:sz w:val="24"/>
+              </w:rPr>
+              <w:t>Flows</w:t>
+            </w:r>
+          </w:p>
+        </w:tc>
+        <w:tc>
+          <w:tcPr>
+            <w:tcW w:w="5987" w:type="dxa"/>
+            <w:shd w:val="clear" w:color="auto" w:fill="D2DFED"/>
+          </w:tcPr>
+          <w:p>
+            <w:pPr>
+              <w:pStyle w:val="6"/>
+              <w:rPr>
+                <w:rFonts w:ascii="SimSun" w:hAnsi="SimSun" w:eastAsia="SimSun" w:cs="SimSun"/>
+                <w:sz w:val="24"/>
+                <w:szCs w:val="24"/>
+              </w:rPr>
+            </w:pPr>
+            <w:r>
+              <w:rPr>
+                <w:rFonts w:ascii="SimSun" w:hAnsi="SimSun" w:eastAsia="SimSun" w:cs="SimSun"/>
+                <w:sz w:val="24"/>
+                <w:szCs w:val="24"/>
+              </w:rPr>
+              <w:t>系統無法連線 AI 模型 → 提示「系統忙碌中，請稍後留言」</w:t>
+            </w:r>
+          </w:p>
+        </w:tc>
+      </w:tr>
+      <w:tr>
+        <w:tblPrEx>
+          <w:tblBorders>
+            <w:top w:val="single" w:color="4F81BC" w:sz="8" w:space="0"/>
+            <w:left w:val="single" w:color="4F81BC" w:sz="8" w:space="0"/>
+            <w:bottom w:val="single" w:color="4F81BC" w:sz="8" w:space="0"/>
+            <w:right w:val="single" w:color="4F81BC" w:sz="8" w:space="0"/>
+            <w:insideH w:val="single" w:color="4F81BC" w:sz="8" w:space="0"/>
+            <w:insideV w:val="single" w:color="4F81BC" w:sz="8" w:space="0"/>
+          </w:tblBorders>
+          <w:tblLayout w:type="fixed"/>
+          <w:tblCellMar>
+            <w:top w:w="0" w:type="dxa"/>
+            <w:left w:w="0" w:type="dxa"/>
+            <w:bottom w:w="0" w:type="dxa"/>
+            <w:right w:w="0" w:type="dxa"/>
+          </w:tblCellMar>
+        </w:tblPrEx>
+        <w:trPr>
+          <w:trHeight w:val="359" w:hRule="atLeast"/>
+        </w:trPr>
+        <w:tc>
+          <w:tcPr>
+            <w:tcW w:w="2377" w:type="dxa"/>
+          </w:tcPr>
+          <w:p>
+            <w:pPr>
+              <w:pStyle w:val="6"/>
+              <w:spacing w:before="32"/>
+              <w:ind w:left="107"/>
+              <w:rPr>
+                <w:b/>
+                <w:sz w:val="24"/>
+              </w:rPr>
+            </w:pPr>
+            <w:r>
+              <w:rPr>
+                <w:b/>
+                <w:sz w:val="24"/>
+              </w:rPr>
+              <w:t>Use</w:t>
+            </w:r>
+            <w:r>
+              <w:rPr>
+                <w:b/>
+                <w:spacing w:val="-3"/>
+                <w:sz w:val="24"/>
+              </w:rPr>
+              <w:t xml:space="preserve"> </w:t>
+            </w:r>
+            <w:r>
+              <w:rPr>
+                <w:b/>
+                <w:sz w:val="24"/>
+              </w:rPr>
+              <w:t>Use</w:t>
+            </w:r>
+            <w:r>
+              <w:rPr>
+                <w:b/>
+                <w:spacing w:val="-3"/>
+                <w:sz w:val="24"/>
+              </w:rPr>
+              <w:t xml:space="preserve"> </w:t>
+            </w:r>
+            <w:r>
+              <w:rPr>
+                <w:b/>
+                <w:spacing w:val="-4"/>
+                <w:sz w:val="24"/>
+              </w:rPr>
+              <w:t>Case</w:t>
+            </w:r>
+          </w:p>
+        </w:tc>
+        <w:tc>
+          <w:tcPr>
+            <w:tcW w:w="5987" w:type="dxa"/>
+          </w:tcPr>
+          <w:p>
+            <w:pPr>
+              <w:pStyle w:val="6"/>
+              <w:spacing w:before="35"/>
+              <w:rPr>
+                <w:rFonts w:hint="eastAsia" w:ascii="Times New Roman" w:eastAsia="新細明體"/>
+                <w:sz w:val="22"/>
+                <w:lang w:eastAsia="zh-TW"/>
+              </w:rPr>
+            </w:pPr>
+            <w:r>
+              <w:rPr>
+                <w:rFonts w:ascii="SimSun" w:hAnsi="SimSun" w:eastAsia="SimSun" w:cs="SimSun"/>
+                <w:sz w:val="24"/>
+                <w:szCs w:val="24"/>
+              </w:rPr>
+              <w:t>UC-7.1（地圖分類選擇）、UC-7.2（熱門推薦）、UC-7.3（發言審查）、UC-7.4（我的聊天室）</w:t>
+            </w:r>
+          </w:p>
+        </w:tc>
+      </w:tr>
+      <w:tr>
+        <w:tblPrEx>
+          <w:tblBorders>
+            <w:top w:val="single" w:color="4F81BC" w:sz="8" w:space="0"/>
+            <w:left w:val="single" w:color="4F81BC" w:sz="8" w:space="0"/>
+            <w:bottom w:val="single" w:color="4F81BC" w:sz="8" w:space="0"/>
+            <w:right w:val="single" w:color="4F81BC" w:sz="8" w:space="0"/>
+            <w:insideH w:val="single" w:color="4F81BC" w:sz="8" w:space="0"/>
+            <w:insideV w:val="single" w:color="4F81BC" w:sz="8" w:space="0"/>
+          </w:tblBorders>
+          <w:tblLayout w:type="fixed"/>
+          <w:tblCellMar>
+            <w:top w:w="0" w:type="dxa"/>
+            <w:left w:w="0" w:type="dxa"/>
+            <w:bottom w:w="0" w:type="dxa"/>
+            <w:right w:w="0" w:type="dxa"/>
+          </w:tblCellMar>
+        </w:tblPrEx>
+        <w:trPr>
+          <w:trHeight w:val="361" w:hRule="atLeast"/>
+        </w:trPr>
+        <w:tc>
+          <w:tcPr>
+            <w:tcW w:w="2377" w:type="dxa"/>
+            <w:shd w:val="clear" w:color="auto" w:fill="D2DFED"/>
+          </w:tcPr>
+          <w:p>
+            <w:pPr>
+              <w:pStyle w:val="6"/>
+              <w:spacing w:before="35"/>
+              <w:ind w:left="107"/>
+              <w:rPr>
+                <w:b/>
+                <w:sz w:val="24"/>
+              </w:rPr>
+            </w:pPr>
+            <w:r>
+              <w:rPr>
+                <w:b/>
+                <w:sz w:val="24"/>
+              </w:rPr>
+              <w:t>Extend</w:t>
+            </w:r>
+            <w:r>
+              <w:rPr>
+                <w:b/>
+                <w:spacing w:val="-5"/>
+                <w:sz w:val="24"/>
+              </w:rPr>
+              <w:t xml:space="preserve"> </w:t>
+            </w:r>
+            <w:r>
+              <w:rPr>
+                <w:b/>
+                <w:sz w:val="24"/>
+              </w:rPr>
+              <w:t>Use</w:t>
+            </w:r>
+            <w:r>
+              <w:rPr>
+                <w:b/>
+                <w:spacing w:val="-3"/>
+                <w:sz w:val="24"/>
+              </w:rPr>
+              <w:t xml:space="preserve"> </w:t>
+            </w:r>
+            <w:r>
+              <w:rPr>
+                <w:b/>
+                <w:spacing w:val="-4"/>
+                <w:sz w:val="24"/>
+              </w:rPr>
+              <w:t>Case</w:t>
+            </w:r>
+          </w:p>
+        </w:tc>
+        <w:tc>
+          <w:tcPr>
+            <w:tcW w:w="5987" w:type="dxa"/>
+            <w:shd w:val="clear" w:color="auto" w:fill="D2DFED"/>
+          </w:tcPr>
+          <w:p>
+            <w:pPr>
+              <w:pStyle w:val="6"/>
+              <w:spacing w:before="35"/>
+              <w:rPr>
+                <w:rFonts w:hint="eastAsia" w:eastAsia="新細明體"/>
+                <w:sz w:val="24"/>
+                <w:lang w:val="en-US" w:eastAsia="zh-TW"/>
+              </w:rPr>
+            </w:pPr>
+            <w:r>
+              <w:rPr>
+                <w:rFonts w:hint="eastAsia" w:eastAsia="新細明體"/>
+                <w:sz w:val="24"/>
+                <w:lang w:val="en-US" w:eastAsia="zh-TW"/>
+              </w:rPr>
+              <w:t>無</w:t>
+            </w:r>
+          </w:p>
+        </w:tc>
+      </w:tr>
+      <w:tr>
+        <w:tblPrEx>
+          <w:tblBorders>
+            <w:top w:val="single" w:color="4F81BC" w:sz="8" w:space="0"/>
+            <w:left w:val="single" w:color="4F81BC" w:sz="8" w:space="0"/>
+            <w:bottom w:val="single" w:color="4F81BC" w:sz="8" w:space="0"/>
+            <w:right w:val="single" w:color="4F81BC" w:sz="8" w:space="0"/>
+            <w:insideH w:val="single" w:color="4F81BC" w:sz="8" w:space="0"/>
+            <w:insideV w:val="single" w:color="4F81BC" w:sz="8" w:space="0"/>
+          </w:tblBorders>
+          <w:tblLayout w:type="fixed"/>
+          <w:tblCellMar>
+            <w:top w:w="0" w:type="dxa"/>
+            <w:left w:w="0" w:type="dxa"/>
+            <w:bottom w:w="0" w:type="dxa"/>
+            <w:right w:w="0" w:type="dxa"/>
+          </w:tblCellMar>
+        </w:tblPrEx>
+        <w:trPr>
+          <w:trHeight w:val="359" w:hRule="atLeast"/>
+        </w:trPr>
+        <w:tc>
+          <w:tcPr>
+            <w:tcW w:w="2377" w:type="dxa"/>
+          </w:tcPr>
+          <w:p>
+            <w:pPr>
+              <w:pStyle w:val="6"/>
+              <w:spacing w:before="33"/>
+              <w:ind w:left="107"/>
+              <w:rPr>
+                <w:b/>
+                <w:sz w:val="24"/>
+              </w:rPr>
+            </w:pPr>
+            <w:r>
+              <w:rPr>
+                <w:b/>
+                <w:sz w:val="24"/>
+              </w:rPr>
+              <w:t xml:space="preserve">Business </w:t>
+            </w:r>
+            <w:r>
+              <w:rPr>
+                <w:b/>
+                <w:spacing w:val="-2"/>
+                <w:sz w:val="24"/>
+              </w:rPr>
+              <w:t>Rules</w:t>
+            </w:r>
+          </w:p>
+        </w:tc>
+        <w:tc>
+          <w:tcPr>
+            <w:tcW w:w="5987" w:type="dxa"/>
+          </w:tcPr>
+          <w:p>
+            <w:pPr>
+              <w:pStyle w:val="6"/>
+              <w:rPr>
+                <w:rFonts w:ascii="SimSun" w:hAnsi="SimSun" w:eastAsia="SimSun" w:cs="SimSun"/>
+                <w:sz w:val="24"/>
+                <w:szCs w:val="24"/>
+              </w:rPr>
+            </w:pPr>
+            <w:r>
+              <w:rPr>
+                <w:rFonts w:ascii="SimSun" w:hAnsi="SimSun" w:eastAsia="SimSun" w:cs="SimSun"/>
+                <w:sz w:val="24"/>
+                <w:szCs w:val="24"/>
+              </w:rPr>
+              <w:t>留言限制為匿名、不得包含個資與違禁字</w:t>
+            </w:r>
+          </w:p>
+          <w:p>
+            <w:pPr>
+              <w:pStyle w:val="6"/>
+              <w:rPr>
+                <w:rFonts w:ascii="SimSun" w:hAnsi="SimSun" w:eastAsia="SimSun" w:cs="SimSun"/>
+                <w:sz w:val="24"/>
+                <w:szCs w:val="24"/>
+              </w:rPr>
+            </w:pPr>
+            <w:r>
+              <w:rPr>
+                <w:rFonts w:ascii="SimSun" w:hAnsi="SimSun" w:eastAsia="SimSun" w:cs="SimSun"/>
+                <w:sz w:val="24"/>
+                <w:szCs w:val="24"/>
+              </w:rPr>
+              <w:t>每筆發言皆需通過 AI 模型審查</w:t>
+            </w:r>
+          </w:p>
+        </w:tc>
+      </w:tr>
+      <w:tr>
+        <w:tblPrEx>
+          <w:tblBorders>
+            <w:top w:val="single" w:color="4F81BC" w:sz="8" w:space="0"/>
+            <w:left w:val="single" w:color="4F81BC" w:sz="8" w:space="0"/>
+            <w:bottom w:val="single" w:color="4F81BC" w:sz="8" w:space="0"/>
+            <w:right w:val="single" w:color="4F81BC" w:sz="8" w:space="0"/>
+            <w:insideH w:val="single" w:color="4F81BC" w:sz="8" w:space="0"/>
+            <w:insideV w:val="single" w:color="4F81BC" w:sz="8" w:space="0"/>
+          </w:tblBorders>
+          <w:tblLayout w:type="fixed"/>
+          <w:tblCellMar>
+            <w:top w:w="0" w:type="dxa"/>
+            <w:left w:w="0" w:type="dxa"/>
+            <w:bottom w:w="0" w:type="dxa"/>
+            <w:right w:w="0" w:type="dxa"/>
+          </w:tblCellMar>
+        </w:tblPrEx>
+        <w:trPr>
+          <w:trHeight w:val="359" w:hRule="atLeast"/>
+        </w:trPr>
+        <w:tc>
+          <w:tcPr>
+            <w:tcW w:w="2377" w:type="dxa"/>
+            <w:shd w:val="clear" w:color="auto" w:fill="D2DFED"/>
+          </w:tcPr>
+          <w:p>
+            <w:pPr>
+              <w:pStyle w:val="6"/>
+              <w:spacing w:before="32"/>
+              <w:ind w:left="107"/>
+              <w:rPr>
+                <w:b/>
+                <w:sz w:val="24"/>
+              </w:rPr>
+            </w:pPr>
+            <w:r>
+              <w:rPr>
+                <w:b/>
+                <w:sz w:val="24"/>
+              </w:rPr>
+              <w:t>Special</w:t>
+            </w:r>
+            <w:r>
+              <w:rPr>
+                <w:b/>
+                <w:spacing w:val="-2"/>
+                <w:sz w:val="24"/>
+              </w:rPr>
+              <w:t xml:space="preserve"> Requirements</w:t>
+            </w:r>
+          </w:p>
+        </w:tc>
+        <w:tc>
+          <w:tcPr>
+            <w:tcW w:w="5987" w:type="dxa"/>
+            <w:shd w:val="clear" w:color="auto" w:fill="D2DFED"/>
+          </w:tcPr>
+          <w:p>
+            <w:pPr>
+              <w:pStyle w:val="6"/>
+              <w:rPr>
+                <w:rFonts w:ascii="SimSun" w:hAnsi="SimSun" w:eastAsia="SimSun" w:cs="SimSun"/>
+                <w:sz w:val="24"/>
+                <w:szCs w:val="24"/>
+              </w:rPr>
+            </w:pPr>
+            <w:r>
+              <w:rPr>
+                <w:rFonts w:ascii="SimSun" w:hAnsi="SimSun" w:eastAsia="SimSun" w:cs="SimSun"/>
+                <w:sz w:val="24"/>
+                <w:szCs w:val="24"/>
+              </w:rPr>
+              <w:t>地圖互動功能須支援點擊切換聊天室</w:t>
+            </w:r>
+          </w:p>
+          <w:p>
+            <w:pPr>
+              <w:pStyle w:val="6"/>
+              <w:rPr>
+                <w:rFonts w:ascii="SimSun" w:hAnsi="SimSun" w:eastAsia="SimSun" w:cs="SimSun"/>
+                <w:sz w:val="24"/>
+                <w:szCs w:val="24"/>
+              </w:rPr>
+            </w:pPr>
+            <w:r>
+              <w:rPr>
+                <w:rFonts w:ascii="SimSun" w:hAnsi="SimSun" w:eastAsia="SimSun" w:cs="SimSun"/>
+                <w:sz w:val="24"/>
+                <w:szCs w:val="24"/>
+              </w:rPr>
+              <w:t>AI 模型延遲不得超過2秒</w:t>
+            </w:r>
+          </w:p>
+        </w:tc>
+      </w:tr>
+      <w:tr>
+        <w:tblPrEx>
+          <w:tblBorders>
+            <w:top w:val="single" w:color="4F81BC" w:sz="8" w:space="0"/>
+            <w:left w:val="single" w:color="4F81BC" w:sz="8" w:space="0"/>
+            <w:bottom w:val="single" w:color="4F81BC" w:sz="8" w:space="0"/>
+            <w:right w:val="single" w:color="4F81BC" w:sz="8" w:space="0"/>
+            <w:insideH w:val="single" w:color="4F81BC" w:sz="8" w:space="0"/>
+            <w:insideV w:val="single" w:color="4F81BC" w:sz="8" w:space="0"/>
+          </w:tblBorders>
+          <w:tblLayout w:type="fixed"/>
+          <w:tblCellMar>
+            <w:top w:w="0" w:type="dxa"/>
+            <w:left w:w="0" w:type="dxa"/>
+            <w:bottom w:w="0" w:type="dxa"/>
+            <w:right w:w="0" w:type="dxa"/>
+          </w:tblCellMar>
+        </w:tblPrEx>
+        <w:trPr>
+          <w:trHeight w:val="361" w:hRule="atLeast"/>
+        </w:trPr>
+        <w:tc>
+          <w:tcPr>
+            <w:tcW w:w="2377" w:type="dxa"/>
+          </w:tcPr>
+          <w:p>
+            <w:pPr>
+              <w:pStyle w:val="6"/>
+              <w:spacing w:before="35"/>
+              <w:ind w:left="107"/>
+              <w:rPr>
+                <w:b/>
+                <w:sz w:val="24"/>
+              </w:rPr>
+            </w:pPr>
+            <w:r>
+              <w:rPr>
+                <w:b/>
+                <w:spacing w:val="-2"/>
+                <w:sz w:val="24"/>
+              </w:rPr>
+              <w:t>Artifacts</w:t>
+            </w:r>
+          </w:p>
+        </w:tc>
+        <w:tc>
+          <w:tcPr>
+            <w:tcW w:w="5987" w:type="dxa"/>
+          </w:tcPr>
+          <w:p>
+            <w:pPr>
+              <w:pStyle w:val="6"/>
+              <w:rPr>
+                <w:rFonts w:ascii="SimSun" w:hAnsi="SimSun" w:eastAsia="SimSun" w:cs="SimSun"/>
+                <w:sz w:val="24"/>
+                <w:szCs w:val="24"/>
+              </w:rPr>
+            </w:pPr>
+            <w:r>
+              <w:rPr>
+                <w:rFonts w:ascii="SimSun" w:hAnsi="SimSun" w:eastAsia="SimSun" w:cs="SimSun"/>
+                <w:sz w:val="24"/>
+                <w:szCs w:val="24"/>
+              </w:rPr>
+              <w:t>聊天室介面、留言記錄、使用者收藏資料、行政區地圖</w:t>
+            </w:r>
+          </w:p>
+        </w:tc>
+      </w:tr>
+      <w:tr>
+        <w:tblPrEx>
+          <w:tblBorders>
+            <w:top w:val="single" w:color="4F81BC" w:sz="8" w:space="0"/>
+            <w:left w:val="single" w:color="4F81BC" w:sz="8" w:space="0"/>
+            <w:bottom w:val="single" w:color="4F81BC" w:sz="8" w:space="0"/>
+            <w:right w:val="single" w:color="4F81BC" w:sz="8" w:space="0"/>
+            <w:insideH w:val="single" w:color="4F81BC" w:sz="8" w:space="0"/>
+            <w:insideV w:val="single" w:color="4F81BC" w:sz="8" w:space="0"/>
+          </w:tblBorders>
+          <w:tblLayout w:type="fixed"/>
+          <w:tblCellMar>
+            <w:top w:w="0" w:type="dxa"/>
+            <w:left w:w="0" w:type="dxa"/>
+            <w:bottom w:w="0" w:type="dxa"/>
+            <w:right w:w="0" w:type="dxa"/>
+          </w:tblCellMar>
+        </w:tblPrEx>
+        <w:trPr>
+          <w:trHeight w:val="359" w:hRule="atLeast"/>
+        </w:trPr>
+        <w:tc>
+          <w:tcPr>
+            <w:tcW w:w="2377" w:type="dxa"/>
+            <w:shd w:val="clear" w:color="auto" w:fill="D2DFED"/>
+          </w:tcPr>
+          <w:p>
+            <w:pPr>
+              <w:pStyle w:val="6"/>
+              <w:spacing w:before="32"/>
+              <w:ind w:left="107"/>
+              <w:rPr>
+                <w:b/>
+                <w:sz w:val="24"/>
+              </w:rPr>
+            </w:pPr>
+            <w:r>
+              <w:rPr>
+                <w:b/>
+                <w:sz w:val="24"/>
+              </w:rPr>
+              <w:t>Use</w:t>
+            </w:r>
+            <w:r>
+              <w:rPr>
+                <w:b/>
+                <w:spacing w:val="-3"/>
+                <w:sz w:val="24"/>
+              </w:rPr>
+              <w:t xml:space="preserve"> </w:t>
+            </w:r>
+            <w:r>
+              <w:rPr>
+                <w:b/>
+                <w:sz w:val="24"/>
+              </w:rPr>
+              <w:t>Case</w:t>
+            </w:r>
+            <w:r>
+              <w:rPr>
+                <w:b/>
+                <w:spacing w:val="-3"/>
+                <w:sz w:val="24"/>
+              </w:rPr>
+              <w:t xml:space="preserve"> </w:t>
+            </w:r>
+            <w:r>
+              <w:rPr>
+                <w:b/>
+                <w:spacing w:val="-2"/>
+                <w:sz w:val="24"/>
+              </w:rPr>
+              <w:t>Glossary</w:t>
+            </w:r>
+          </w:p>
+        </w:tc>
+        <w:tc>
+          <w:tcPr>
+            <w:tcW w:w="5987" w:type="dxa"/>
+            <w:shd w:val="clear" w:color="auto" w:fill="D2DFED"/>
+          </w:tcPr>
+          <w:p>
+            <w:pPr>
+              <w:pStyle w:val="6"/>
+              <w:rPr>
+                <w:rFonts w:ascii="SimSun" w:hAnsi="SimSun" w:eastAsia="SimSun" w:cs="SimSun"/>
+                <w:sz w:val="24"/>
+                <w:szCs w:val="24"/>
+              </w:rPr>
+            </w:pPr>
+            <w:r>
+              <w:rPr>
+                <w:rFonts w:ascii="SimSun" w:hAnsi="SimSun" w:eastAsia="SimSun" w:cs="SimSun"/>
+                <w:sz w:val="24"/>
+                <w:szCs w:val="24"/>
+              </w:rPr>
+              <w:t>留言</w:t>
+            </w:r>
+            <w:r>
+              <w:rPr>
+                <w:rFonts w:hint="eastAsia" w:ascii="SimSun" w:hAnsi="SimSun" w:eastAsia="新細明體" w:cs="SimSun"/>
+                <w:sz w:val="24"/>
+                <w:szCs w:val="24"/>
+                <w:lang w:val="en-US" w:eastAsia="zh-TW"/>
+              </w:rPr>
+              <w:t xml:space="preserve">: </w:t>
+            </w:r>
+            <w:r>
+              <w:rPr>
+                <w:rFonts w:ascii="SimSun" w:hAnsi="SimSun" w:eastAsia="SimSun" w:cs="SimSun"/>
+                <w:sz w:val="24"/>
+                <w:szCs w:val="24"/>
+              </w:rPr>
+              <w:t>使用者輸入的互動訊息</w:t>
+            </w:r>
+          </w:p>
+          <w:p>
+            <w:pPr>
+              <w:pStyle w:val="6"/>
+              <w:rPr>
+                <w:rFonts w:ascii="SimSun" w:hAnsi="SimSun" w:eastAsia="SimSun" w:cs="SimSun"/>
+                <w:sz w:val="24"/>
+                <w:szCs w:val="24"/>
+              </w:rPr>
+            </w:pPr>
+            <w:r>
+              <w:rPr>
+                <w:rFonts w:ascii="SimSun" w:hAnsi="SimSun" w:eastAsia="SimSun" w:cs="SimSun"/>
+                <w:sz w:val="24"/>
+                <w:szCs w:val="24"/>
+              </w:rPr>
+              <w:t>聊天室</w:t>
+            </w:r>
+            <w:r>
+              <w:rPr>
+                <w:rFonts w:hint="eastAsia" w:ascii="SimSun" w:hAnsi="SimSun" w:eastAsia="新細明體" w:cs="SimSun"/>
+                <w:sz w:val="24"/>
+                <w:szCs w:val="24"/>
+                <w:lang w:val="en-US" w:eastAsia="zh-TW"/>
+              </w:rPr>
+              <w:t xml:space="preserve">: </w:t>
+            </w:r>
+            <w:r>
+              <w:rPr>
+                <w:rFonts w:ascii="SimSun" w:hAnsi="SimSun" w:eastAsia="SimSun" w:cs="SimSun"/>
+                <w:sz w:val="24"/>
+                <w:szCs w:val="24"/>
+              </w:rPr>
+              <w:t>依區域分類的匿名留言空間</w:t>
+            </w:r>
+          </w:p>
+          <w:p>
+            <w:pPr>
+              <w:pStyle w:val="6"/>
+              <w:rPr>
+                <w:rFonts w:ascii="SimSun" w:hAnsi="SimSun" w:eastAsia="SimSun" w:cs="SimSun"/>
+                <w:sz w:val="24"/>
+                <w:szCs w:val="24"/>
+              </w:rPr>
+            </w:pPr>
+            <w:r>
+              <w:rPr>
+                <w:rFonts w:ascii="SimSun" w:hAnsi="SimSun" w:eastAsia="SimSun" w:cs="SimSun"/>
+                <w:sz w:val="24"/>
+                <w:szCs w:val="24"/>
+              </w:rPr>
+              <w:t>地圖區域</w:t>
+            </w:r>
+            <w:r>
+              <w:rPr>
+                <w:rFonts w:hint="eastAsia" w:ascii="SimSun" w:hAnsi="SimSun" w:eastAsia="新細明體" w:cs="SimSun"/>
+                <w:sz w:val="24"/>
+                <w:szCs w:val="24"/>
+                <w:lang w:val="en-US" w:eastAsia="zh-TW"/>
+              </w:rPr>
+              <w:t xml:space="preserve">: </w:t>
+            </w:r>
+            <w:r>
+              <w:rPr>
+                <w:rFonts w:ascii="SimSun" w:hAnsi="SimSun" w:eastAsia="SimSun" w:cs="SimSun"/>
+                <w:sz w:val="24"/>
+                <w:szCs w:val="24"/>
+              </w:rPr>
+              <w:t>可點擊切換聊天室的圖層資料</w:t>
+            </w:r>
+          </w:p>
+        </w:tc>
+      </w:tr>
+    </w:tbl>
+    <w:p/>
+    <w:tbl>
+      <w:tblPr>
+        <w:tblStyle w:val="5"/>
+        <w:tblpPr w:leftFromText="180" w:rightFromText="180" w:vertAnchor="text" w:horzAnchor="page" w:tblpX="1707" w:tblpY="1009"/>
+        <w:tblOverlap w:val="never"/>
+        <w:tblW w:w="8364" w:type="dxa"/>
+        <w:tblInd w:w="0" w:type="dxa"/>
+        <w:tblBorders>
+          <w:top w:val="single" w:color="4F81BC" w:sz="8" w:space="0"/>
+          <w:left w:val="single" w:color="4F81BC" w:sz="8" w:space="0"/>
+          <w:bottom w:val="single" w:color="4F81BC" w:sz="8" w:space="0"/>
+          <w:right w:val="single" w:color="4F81BC" w:sz="8" w:space="0"/>
+          <w:insideH w:val="single" w:color="4F81BC" w:sz="8" w:space="0"/>
+          <w:insideV w:val="single" w:color="4F81BC" w:sz="8" w:space="0"/>
+        </w:tblBorders>
+        <w:tblLayout w:type="fixed"/>
+        <w:tblCellMar>
+          <w:top w:w="0" w:type="dxa"/>
+          <w:left w:w="0" w:type="dxa"/>
+          <w:bottom w:w="0" w:type="dxa"/>
+          <w:right w:w="0" w:type="dxa"/>
+        </w:tblCellMar>
+      </w:tblPr>
+      <w:tblGrid>
+        <w:gridCol w:w="2377"/>
+        <w:gridCol w:w="5987"/>
+      </w:tblGrid>
+      <w:tr>
+        <w:tblPrEx>
+          <w:tblBorders>
+            <w:top w:val="single" w:color="4F81BC" w:sz="8" w:space="0"/>
+            <w:left w:val="single" w:color="4F81BC" w:sz="8" w:space="0"/>
+            <w:bottom w:val="single" w:color="4F81BC" w:sz="8" w:space="0"/>
+            <w:right w:val="single" w:color="4F81BC" w:sz="8" w:space="0"/>
+            <w:insideH w:val="single" w:color="4F81BC" w:sz="8" w:space="0"/>
+            <w:insideV w:val="single" w:color="4F81BC" w:sz="8" w:space="0"/>
+          </w:tblBorders>
+          <w:tblLayout w:type="fixed"/>
+          <w:tblCellMar>
+            <w:top w:w="0" w:type="dxa"/>
+            <w:left w:w="0" w:type="dxa"/>
+            <w:bottom w:w="0" w:type="dxa"/>
+            <w:right w:w="0" w:type="dxa"/>
+          </w:tblCellMar>
+        </w:tblPrEx>
+        <w:trPr>
+          <w:trHeight w:val="359" w:hRule="atLeast"/>
+        </w:trPr>
+        <w:tc>
+          <w:tcPr>
+            <w:tcW w:w="2377" w:type="dxa"/>
+            <w:tcBorders>
+              <w:bottom w:val="single" w:color="4F81BC" w:sz="18" w:space="0"/>
+            </w:tcBorders>
+          </w:tcPr>
+          <w:p>
+            <w:pPr>
+              <w:pStyle w:val="6"/>
+              <w:spacing w:before="33"/>
+              <w:ind w:left="107"/>
+              <w:rPr>
+                <w:b/>
+                <w:sz w:val="24"/>
+              </w:rPr>
+            </w:pPr>
+            <w:r>
+              <w:rPr>
+                <w:b/>
+                <w:sz w:val="24"/>
+              </w:rPr>
+              <w:t>Use</w:t>
+            </w:r>
+            <w:r>
+              <w:rPr>
+                <w:b/>
+                <w:spacing w:val="-3"/>
+                <w:sz w:val="24"/>
+              </w:rPr>
+              <w:t xml:space="preserve"> </w:t>
+            </w:r>
+            <w:r>
+              <w:rPr>
+                <w:b/>
+                <w:sz w:val="24"/>
+              </w:rPr>
+              <w:t>Case</w:t>
+            </w:r>
+            <w:r>
+              <w:rPr>
+                <w:b/>
+                <w:spacing w:val="-3"/>
+                <w:sz w:val="24"/>
+              </w:rPr>
+              <w:t xml:space="preserve"> </w:t>
+            </w:r>
+            <w:r>
+              <w:rPr>
+                <w:b/>
+                <w:spacing w:val="-5"/>
+                <w:sz w:val="24"/>
+              </w:rPr>
+              <w:t>ID</w:t>
+            </w:r>
+          </w:p>
+        </w:tc>
+        <w:tc>
+          <w:tcPr>
+            <w:tcW w:w="5987" w:type="dxa"/>
+            <w:tcBorders>
+              <w:bottom w:val="single" w:color="4F81BC" w:sz="18" w:space="0"/>
+            </w:tcBorders>
+          </w:tcPr>
+          <w:p>
+            <w:pPr>
+              <w:pStyle w:val="6"/>
+              <w:spacing w:before="33"/>
+              <w:ind w:left="107"/>
+              <w:rPr>
+                <w:b/>
+                <w:sz w:val="24"/>
+              </w:rPr>
+            </w:pPr>
+            <w:r>
+              <w:rPr>
+                <w:rFonts w:ascii="SimSun" w:hAnsi="SimSun" w:eastAsia="SimSun" w:cs="SimSun"/>
+                <w:sz w:val="24"/>
+                <w:szCs w:val="24"/>
+              </w:rPr>
+              <w:t>UC-</w:t>
+            </w:r>
+            <w:r>
+              <w:rPr>
+                <w:rFonts w:hint="eastAsia" w:ascii="SimSun" w:hAnsi="SimSun" w:eastAsia="新細明體" w:cs="SimSun"/>
+                <w:sz w:val="24"/>
+                <w:szCs w:val="24"/>
+                <w:lang w:val="en-US" w:eastAsia="zh-TW"/>
+              </w:rPr>
+              <w:t>7.1</w:t>
+            </w:r>
+          </w:p>
+        </w:tc>
+      </w:tr>
+      <w:tr>
+        <w:tblPrEx>
+          <w:tblBorders>
+            <w:top w:val="single" w:color="4F81BC" w:sz="8" w:space="0"/>
+            <w:left w:val="single" w:color="4F81BC" w:sz="8" w:space="0"/>
+            <w:bottom w:val="single" w:color="4F81BC" w:sz="8" w:space="0"/>
+            <w:right w:val="single" w:color="4F81BC" w:sz="8" w:space="0"/>
+            <w:insideH w:val="single" w:color="4F81BC" w:sz="8" w:space="0"/>
+            <w:insideV w:val="single" w:color="4F81BC" w:sz="8" w:space="0"/>
+          </w:tblBorders>
+          <w:tblLayout w:type="fixed"/>
+          <w:tblCellMar>
+            <w:top w:w="0" w:type="dxa"/>
+            <w:left w:w="0" w:type="dxa"/>
+            <w:bottom w:w="0" w:type="dxa"/>
+            <w:right w:w="0" w:type="dxa"/>
+          </w:tblCellMar>
+        </w:tblPrEx>
+        <w:trPr>
+          <w:trHeight w:val="361" w:hRule="atLeast"/>
+        </w:trPr>
+        <w:tc>
+          <w:tcPr>
+            <w:tcW w:w="2377" w:type="dxa"/>
+            <w:tcBorders>
+              <w:top w:val="single" w:color="4F81BC" w:sz="18" w:space="0"/>
+            </w:tcBorders>
+            <w:shd w:val="clear" w:color="auto" w:fill="D2DFED"/>
+          </w:tcPr>
+          <w:p>
+            <w:pPr>
+              <w:pStyle w:val="6"/>
+              <w:spacing w:before="34"/>
+              <w:ind w:left="107"/>
+              <w:rPr>
+                <w:b/>
+                <w:sz w:val="24"/>
+              </w:rPr>
+            </w:pPr>
+            <w:r>
+              <w:rPr>
+                <w:b/>
+                <w:sz w:val="24"/>
+              </w:rPr>
+              <w:t>Use</w:t>
+            </w:r>
+            <w:r>
+              <w:rPr>
+                <w:b/>
+                <w:spacing w:val="-3"/>
+                <w:sz w:val="24"/>
+              </w:rPr>
+              <w:t xml:space="preserve"> </w:t>
+            </w:r>
+            <w:r>
+              <w:rPr>
+                <w:b/>
+                <w:sz w:val="24"/>
+              </w:rPr>
+              <w:t>Case</w:t>
+            </w:r>
+            <w:r>
+              <w:rPr>
+                <w:b/>
+                <w:spacing w:val="-3"/>
+                <w:sz w:val="24"/>
+              </w:rPr>
+              <w:t xml:space="preserve"> </w:t>
+            </w:r>
+            <w:r>
+              <w:rPr>
+                <w:b/>
+                <w:spacing w:val="-4"/>
+                <w:sz w:val="24"/>
+              </w:rPr>
+              <w:t>Name</w:t>
+            </w:r>
+          </w:p>
+        </w:tc>
+        <w:tc>
+          <w:tcPr>
+            <w:tcW w:w="5987" w:type="dxa"/>
+            <w:tcBorders>
+              <w:top w:val="single" w:color="4F81BC" w:sz="18" w:space="0"/>
+            </w:tcBorders>
+            <w:shd w:val="clear" w:color="auto" w:fill="D2DFED"/>
+          </w:tcPr>
+          <w:p>
+            <w:pPr>
+              <w:pStyle w:val="6"/>
+              <w:spacing w:before="34"/>
+              <w:ind w:left="107"/>
+              <w:rPr>
+                <w:sz w:val="24"/>
+              </w:rPr>
+            </w:pPr>
+            <w:r>
+              <w:rPr>
+                <w:rFonts w:ascii="SimSun" w:hAnsi="SimSun" w:eastAsia="SimSun" w:cs="SimSun"/>
+                <w:sz w:val="24"/>
+                <w:szCs w:val="24"/>
+              </w:rPr>
+              <w:t>地圖分類選擇</w:t>
+            </w:r>
+          </w:p>
+        </w:tc>
+      </w:tr>
+      <w:tr>
+        <w:tblPrEx>
+          <w:tblBorders>
+            <w:top w:val="single" w:color="4F81BC" w:sz="8" w:space="0"/>
+            <w:left w:val="single" w:color="4F81BC" w:sz="8" w:space="0"/>
+            <w:bottom w:val="single" w:color="4F81BC" w:sz="8" w:space="0"/>
+            <w:right w:val="single" w:color="4F81BC" w:sz="8" w:space="0"/>
+            <w:insideH w:val="single" w:color="4F81BC" w:sz="8" w:space="0"/>
+            <w:insideV w:val="single" w:color="4F81BC" w:sz="8" w:space="0"/>
+          </w:tblBorders>
+          <w:tblLayout w:type="fixed"/>
+          <w:tblCellMar>
+            <w:top w:w="0" w:type="dxa"/>
+            <w:left w:w="0" w:type="dxa"/>
+            <w:bottom w:w="0" w:type="dxa"/>
+            <w:right w:w="0" w:type="dxa"/>
+          </w:tblCellMar>
+        </w:tblPrEx>
+        <w:trPr>
+          <w:trHeight w:val="359" w:hRule="atLeast"/>
+        </w:trPr>
+        <w:tc>
+          <w:tcPr>
+            <w:tcW w:w="2377" w:type="dxa"/>
+          </w:tcPr>
+          <w:p>
+            <w:pPr>
+              <w:pStyle w:val="6"/>
+              <w:spacing w:before="32"/>
+              <w:ind w:left="107"/>
+              <w:rPr>
+                <w:b/>
+                <w:sz w:val="24"/>
+              </w:rPr>
+            </w:pPr>
+            <w:r>
+              <w:rPr>
+                <w:b/>
+                <w:spacing w:val="-4"/>
+                <w:sz w:val="24"/>
+              </w:rPr>
+              <w:t>Goal</w:t>
+            </w:r>
+          </w:p>
+        </w:tc>
+        <w:tc>
+          <w:tcPr>
+            <w:tcW w:w="5987" w:type="dxa"/>
+          </w:tcPr>
+          <w:p>
+            <w:pPr>
+              <w:pStyle w:val="6"/>
+              <w:spacing w:before="32"/>
+              <w:ind w:left="107"/>
+              <w:rPr>
+                <w:sz w:val="24"/>
+              </w:rPr>
+            </w:pPr>
+            <w:r>
+              <w:rPr>
+                <w:rFonts w:ascii="SimSun" w:hAnsi="SimSun" w:eastAsia="SimSun" w:cs="SimSun"/>
+                <w:sz w:val="24"/>
+                <w:szCs w:val="24"/>
+              </w:rPr>
+              <w:t>協助用戶根據地理位置或區域條件快速篩選並進入聊天室</w:t>
+            </w:r>
+          </w:p>
+        </w:tc>
+      </w:tr>
+      <w:tr>
+        <w:tblPrEx>
+          <w:tblBorders>
+            <w:top w:val="single" w:color="4F81BC" w:sz="8" w:space="0"/>
+            <w:left w:val="single" w:color="4F81BC" w:sz="8" w:space="0"/>
+            <w:bottom w:val="single" w:color="4F81BC" w:sz="8" w:space="0"/>
+            <w:right w:val="single" w:color="4F81BC" w:sz="8" w:space="0"/>
+            <w:insideH w:val="single" w:color="4F81BC" w:sz="8" w:space="0"/>
+            <w:insideV w:val="single" w:color="4F81BC" w:sz="8" w:space="0"/>
+          </w:tblBorders>
+          <w:tblLayout w:type="fixed"/>
+          <w:tblCellMar>
+            <w:top w:w="0" w:type="dxa"/>
+            <w:left w:w="0" w:type="dxa"/>
+            <w:bottom w:w="0" w:type="dxa"/>
+            <w:right w:w="0" w:type="dxa"/>
+          </w:tblCellMar>
+        </w:tblPrEx>
+        <w:trPr>
+          <w:trHeight w:val="721" w:hRule="atLeast"/>
+        </w:trPr>
+        <w:tc>
+          <w:tcPr>
+            <w:tcW w:w="2377" w:type="dxa"/>
+            <w:shd w:val="clear" w:color="auto" w:fill="D2DFED"/>
+          </w:tcPr>
+          <w:p>
+            <w:pPr>
+              <w:pStyle w:val="6"/>
+              <w:spacing w:before="35"/>
+              <w:ind w:left="107"/>
+              <w:rPr>
+                <w:b/>
+                <w:sz w:val="24"/>
+              </w:rPr>
+            </w:pPr>
+            <w:r>
+              <w:rPr>
+                <w:b/>
+                <w:spacing w:val="-2"/>
+                <w:sz w:val="24"/>
+              </w:rPr>
+              <w:t>Requirements</w:t>
+            </w:r>
+          </w:p>
+        </w:tc>
+        <w:tc>
+          <w:tcPr>
+            <w:tcW w:w="5987" w:type="dxa"/>
+            <w:shd w:val="clear" w:color="auto" w:fill="D2DFED"/>
+          </w:tcPr>
+          <w:p>
+            <w:pPr>
+              <w:pStyle w:val="6"/>
+              <w:spacing w:before="67"/>
+              <w:ind w:left="107"/>
+              <w:rPr>
+                <w:sz w:val="24"/>
+              </w:rPr>
+            </w:pPr>
+            <w:r>
+              <w:rPr>
+                <w:rFonts w:ascii="SimSun" w:hAnsi="SimSun" w:eastAsia="SimSun" w:cs="SimSun"/>
+                <w:sz w:val="24"/>
+                <w:szCs w:val="24"/>
+              </w:rPr>
+              <w:t>[FR</w:t>
+            </w:r>
+            <w:r>
+              <w:rPr>
+                <w:rFonts w:hint="eastAsia" w:ascii="SimSun" w:hAnsi="SimSun" w:eastAsia="新細明體" w:cs="SimSun"/>
+                <w:sz w:val="24"/>
+                <w:szCs w:val="24"/>
+                <w:lang w:val="en-US" w:eastAsia="zh-TW"/>
+              </w:rPr>
+              <w:t>14</w:t>
+            </w:r>
+            <w:r>
+              <w:rPr>
+                <w:rFonts w:ascii="SimSun" w:hAnsi="SimSun" w:eastAsia="SimSun" w:cs="SimSun"/>
+                <w:sz w:val="24"/>
+                <w:szCs w:val="24"/>
+              </w:rPr>
+              <w:t xml:space="preserve">: 匿名互動平台] </w:t>
+            </w:r>
+          </w:p>
+        </w:tc>
+      </w:tr>
+      <w:tr>
+        <w:tblPrEx>
+          <w:tblBorders>
+            <w:top w:val="single" w:color="4F81BC" w:sz="8" w:space="0"/>
+            <w:left w:val="single" w:color="4F81BC" w:sz="8" w:space="0"/>
+            <w:bottom w:val="single" w:color="4F81BC" w:sz="8" w:space="0"/>
+            <w:right w:val="single" w:color="4F81BC" w:sz="8" w:space="0"/>
+            <w:insideH w:val="single" w:color="4F81BC" w:sz="8" w:space="0"/>
+            <w:insideV w:val="single" w:color="4F81BC" w:sz="8" w:space="0"/>
+          </w:tblBorders>
+          <w:tblLayout w:type="fixed"/>
+          <w:tblCellMar>
+            <w:top w:w="0" w:type="dxa"/>
+            <w:left w:w="0" w:type="dxa"/>
+            <w:bottom w:w="0" w:type="dxa"/>
+            <w:right w:w="0" w:type="dxa"/>
+          </w:tblCellMar>
+        </w:tblPrEx>
+        <w:trPr>
+          <w:trHeight w:val="719" w:hRule="atLeast"/>
+        </w:trPr>
+        <w:tc>
+          <w:tcPr>
+            <w:tcW w:w="2377" w:type="dxa"/>
+          </w:tcPr>
+          <w:p>
+            <w:pPr>
+              <w:pStyle w:val="6"/>
+              <w:spacing w:before="32"/>
+              <w:ind w:left="107"/>
+              <w:rPr>
+                <w:b/>
+                <w:sz w:val="24"/>
+              </w:rPr>
+            </w:pPr>
+            <w:r>
+              <w:rPr>
+                <w:b/>
+                <w:spacing w:val="-2"/>
+                <w:sz w:val="24"/>
+              </w:rPr>
+              <w:t>Description</w:t>
+            </w:r>
+          </w:p>
+        </w:tc>
+        <w:tc>
+          <w:tcPr>
+            <w:tcW w:w="5987" w:type="dxa"/>
+          </w:tcPr>
+          <w:p>
+            <w:pPr>
+              <w:pStyle w:val="6"/>
+              <w:spacing w:before="67"/>
+              <w:ind w:left="107"/>
+              <w:rPr>
+                <w:sz w:val="24"/>
+              </w:rPr>
+            </w:pPr>
+            <w:r>
+              <w:rPr>
+                <w:rFonts w:ascii="SimSun" w:hAnsi="SimSun" w:eastAsia="SimSun" w:cs="SimSun"/>
+                <w:sz w:val="24"/>
+                <w:szCs w:val="24"/>
+              </w:rPr>
+              <w:t>使用者可依據地圖上的地理區域分類（例如：台北市／內湖區、松山區；新北市／板橋區…）或直接點擊地圖位置進入聊天室。每個區域聊天室為一個分區空間，點選後即進入聊天室介面可開始互動留言。</w:t>
+            </w:r>
+          </w:p>
+        </w:tc>
+      </w:tr>
+      <w:tr>
+        <w:tblPrEx>
+          <w:tblBorders>
+            <w:top w:val="single" w:color="4F81BC" w:sz="8" w:space="0"/>
+            <w:left w:val="single" w:color="4F81BC" w:sz="8" w:space="0"/>
+            <w:bottom w:val="single" w:color="4F81BC" w:sz="8" w:space="0"/>
+            <w:right w:val="single" w:color="4F81BC" w:sz="8" w:space="0"/>
+            <w:insideH w:val="single" w:color="4F81BC" w:sz="8" w:space="0"/>
+            <w:insideV w:val="single" w:color="4F81BC" w:sz="8" w:space="0"/>
+          </w:tblBorders>
+          <w:tblLayout w:type="fixed"/>
+          <w:tblCellMar>
+            <w:top w:w="0" w:type="dxa"/>
+            <w:left w:w="0" w:type="dxa"/>
+            <w:bottom w:w="0" w:type="dxa"/>
+            <w:right w:w="0" w:type="dxa"/>
+          </w:tblCellMar>
+        </w:tblPrEx>
+        <w:trPr>
+          <w:trHeight w:val="359" w:hRule="atLeast"/>
+        </w:trPr>
+        <w:tc>
+          <w:tcPr>
+            <w:tcW w:w="2377" w:type="dxa"/>
+            <w:shd w:val="clear" w:color="auto" w:fill="D2DFED"/>
+          </w:tcPr>
+          <w:p>
+            <w:pPr>
+              <w:pStyle w:val="6"/>
+              <w:spacing w:before="32"/>
+              <w:ind w:left="107"/>
+              <w:rPr>
+                <w:b/>
+                <w:sz w:val="24"/>
+              </w:rPr>
+            </w:pPr>
+            <w:r>
+              <w:rPr>
+                <w:b/>
+                <w:spacing w:val="-2"/>
+                <w:sz w:val="24"/>
+              </w:rPr>
+              <w:t>Actor</w:t>
+            </w:r>
+          </w:p>
+        </w:tc>
+        <w:tc>
+          <w:tcPr>
+            <w:tcW w:w="5987" w:type="dxa"/>
+            <w:shd w:val="clear" w:color="auto" w:fill="D2DFED"/>
+          </w:tcPr>
+          <w:p>
+            <w:pPr>
+              <w:pStyle w:val="6"/>
+              <w:rPr>
+                <w:rFonts w:ascii="Times New Roman"/>
+                <w:sz w:val="22"/>
+              </w:rPr>
+            </w:pPr>
+            <w:r>
+              <w:rPr>
+                <w:rFonts w:ascii="SimSun" w:hAnsi="SimSun" w:eastAsia="SimSun" w:cs="SimSun"/>
+                <w:sz w:val="24"/>
+                <w:szCs w:val="24"/>
+              </w:rPr>
+              <w:t>使用者</w:t>
+            </w:r>
+          </w:p>
+        </w:tc>
+      </w:tr>
+      <w:tr>
+        <w:tblPrEx>
+          <w:tblBorders>
+            <w:top w:val="single" w:color="4F81BC" w:sz="8" w:space="0"/>
+            <w:left w:val="single" w:color="4F81BC" w:sz="8" w:space="0"/>
+            <w:bottom w:val="single" w:color="4F81BC" w:sz="8" w:space="0"/>
+            <w:right w:val="single" w:color="4F81BC" w:sz="8" w:space="0"/>
+            <w:insideH w:val="single" w:color="4F81BC" w:sz="8" w:space="0"/>
+            <w:insideV w:val="single" w:color="4F81BC" w:sz="8" w:space="0"/>
+          </w:tblBorders>
+          <w:tblLayout w:type="fixed"/>
+          <w:tblCellMar>
+            <w:top w:w="0" w:type="dxa"/>
+            <w:left w:w="0" w:type="dxa"/>
+            <w:bottom w:w="0" w:type="dxa"/>
+            <w:right w:w="0" w:type="dxa"/>
+          </w:tblCellMar>
+        </w:tblPrEx>
+        <w:trPr>
+          <w:trHeight w:val="361" w:hRule="atLeast"/>
+        </w:trPr>
+        <w:tc>
+          <w:tcPr>
+            <w:tcW w:w="2377" w:type="dxa"/>
+          </w:tcPr>
+          <w:p>
+            <w:pPr>
+              <w:pStyle w:val="6"/>
+              <w:spacing w:before="35"/>
+              <w:ind w:left="107"/>
+              <w:rPr>
+                <w:b/>
+                <w:sz w:val="24"/>
+              </w:rPr>
+            </w:pPr>
+            <w:r>
+              <w:rPr>
+                <w:b/>
+                <w:spacing w:val="-2"/>
+                <w:sz w:val="24"/>
+              </w:rPr>
+              <w:t>Assumptions</w:t>
+            </w:r>
+          </w:p>
+        </w:tc>
+        <w:tc>
+          <w:tcPr>
+            <w:tcW w:w="5987" w:type="dxa"/>
+          </w:tcPr>
+          <w:p>
+            <w:pPr>
+              <w:pStyle w:val="6"/>
+              <w:rPr>
+                <w:rFonts w:ascii="Times New Roman"/>
+                <w:sz w:val="22"/>
+              </w:rPr>
+            </w:pPr>
+            <w:r>
+              <w:rPr>
+                <w:rFonts w:ascii="SimSun" w:hAnsi="SimSun" w:eastAsia="SimSun" w:cs="SimSun"/>
+                <w:sz w:val="24"/>
+                <w:szCs w:val="24"/>
+              </w:rPr>
+              <w:t>所有聊天室均已對應正確區域座標與行政區標籤</w:t>
+            </w:r>
+          </w:p>
+        </w:tc>
+      </w:tr>
+      <w:tr>
+        <w:tblPrEx>
+          <w:tblBorders>
+            <w:top w:val="single" w:color="4F81BC" w:sz="8" w:space="0"/>
+            <w:left w:val="single" w:color="4F81BC" w:sz="8" w:space="0"/>
+            <w:bottom w:val="single" w:color="4F81BC" w:sz="8" w:space="0"/>
+            <w:right w:val="single" w:color="4F81BC" w:sz="8" w:space="0"/>
+            <w:insideH w:val="single" w:color="4F81BC" w:sz="8" w:space="0"/>
+            <w:insideV w:val="single" w:color="4F81BC" w:sz="8" w:space="0"/>
+          </w:tblBorders>
+          <w:tblLayout w:type="fixed"/>
+          <w:tblCellMar>
+            <w:top w:w="0" w:type="dxa"/>
+            <w:left w:w="0" w:type="dxa"/>
+            <w:bottom w:w="0" w:type="dxa"/>
+            <w:right w:w="0" w:type="dxa"/>
+          </w:tblCellMar>
+        </w:tblPrEx>
+        <w:trPr>
+          <w:trHeight w:val="359" w:hRule="atLeast"/>
+        </w:trPr>
+        <w:tc>
+          <w:tcPr>
+            <w:tcW w:w="2377" w:type="dxa"/>
+            <w:shd w:val="clear" w:color="auto" w:fill="D2DFED"/>
+          </w:tcPr>
+          <w:p>
+            <w:pPr>
+              <w:pStyle w:val="6"/>
+              <w:spacing w:before="32"/>
+              <w:ind w:left="107"/>
+              <w:rPr>
+                <w:b/>
+                <w:sz w:val="24"/>
+              </w:rPr>
+            </w:pPr>
+            <w:r>
+              <w:rPr>
+                <w:b/>
+                <w:spacing w:val="-2"/>
+                <w:sz w:val="24"/>
+              </w:rPr>
+              <w:t>Constraints</w:t>
+            </w:r>
+          </w:p>
+        </w:tc>
+        <w:tc>
+          <w:tcPr>
+            <w:tcW w:w="5987" w:type="dxa"/>
+            <w:shd w:val="clear" w:color="auto" w:fill="D2DFED"/>
+          </w:tcPr>
+          <w:p>
+            <w:pPr>
+              <w:pStyle w:val="6"/>
+              <w:rPr>
+                <w:rFonts w:ascii="Times New Roman"/>
+                <w:sz w:val="22"/>
+              </w:rPr>
+            </w:pPr>
+            <w:r>
+              <w:rPr>
+                <w:rFonts w:ascii="SimSun" w:hAnsi="SimSun" w:eastAsia="SimSun" w:cs="SimSun"/>
+                <w:sz w:val="24"/>
+                <w:szCs w:val="24"/>
+              </w:rPr>
+              <w:t>使用者需點選區域條件或互動式地圖；尚未點選不進入聊天室</w:t>
+            </w:r>
+          </w:p>
+        </w:tc>
+      </w:tr>
+      <w:tr>
+        <w:tblPrEx>
+          <w:tblBorders>
+            <w:top w:val="single" w:color="4F81BC" w:sz="8" w:space="0"/>
+            <w:left w:val="single" w:color="4F81BC" w:sz="8" w:space="0"/>
+            <w:bottom w:val="single" w:color="4F81BC" w:sz="8" w:space="0"/>
+            <w:right w:val="single" w:color="4F81BC" w:sz="8" w:space="0"/>
+            <w:insideH w:val="single" w:color="4F81BC" w:sz="8" w:space="0"/>
+            <w:insideV w:val="single" w:color="4F81BC" w:sz="8" w:space="0"/>
+          </w:tblBorders>
+          <w:tblLayout w:type="fixed"/>
+          <w:tblCellMar>
+            <w:top w:w="0" w:type="dxa"/>
+            <w:left w:w="0" w:type="dxa"/>
+            <w:bottom w:w="0" w:type="dxa"/>
+            <w:right w:w="0" w:type="dxa"/>
+          </w:tblCellMar>
+        </w:tblPrEx>
+        <w:trPr>
+          <w:trHeight w:val="359" w:hRule="atLeast"/>
+        </w:trPr>
+        <w:tc>
+          <w:tcPr>
+            <w:tcW w:w="2377" w:type="dxa"/>
+          </w:tcPr>
+          <w:p>
+            <w:pPr>
+              <w:pStyle w:val="6"/>
+              <w:spacing w:before="33"/>
+              <w:ind w:left="107"/>
+              <w:rPr>
+                <w:b/>
+                <w:sz w:val="24"/>
+              </w:rPr>
+            </w:pPr>
+            <w:r>
+              <w:rPr>
+                <w:b/>
+                <w:spacing w:val="-2"/>
+                <w:sz w:val="24"/>
+              </w:rPr>
+              <w:t>Priority</w:t>
+            </w:r>
+          </w:p>
+        </w:tc>
+        <w:tc>
+          <w:tcPr>
+            <w:tcW w:w="5987" w:type="dxa"/>
+          </w:tcPr>
+          <w:p>
+            <w:pPr>
+              <w:pStyle w:val="6"/>
+              <w:spacing w:before="33"/>
+              <w:ind w:left="107"/>
+              <w:rPr>
+                <w:rFonts w:hint="eastAsia" w:eastAsia="新細明體"/>
+                <w:sz w:val="24"/>
+                <w:lang w:val="en-US" w:eastAsia="zh-TW"/>
+              </w:rPr>
+            </w:pPr>
+            <w:r>
+              <w:rPr>
+                <w:rFonts w:hint="eastAsia" w:eastAsia="新細明體"/>
+                <w:sz w:val="24"/>
+                <w:lang w:val="en-US" w:eastAsia="zh-TW"/>
+              </w:rPr>
+              <w:t>高</w:t>
+            </w:r>
+          </w:p>
+        </w:tc>
+      </w:tr>
+      <w:tr>
+        <w:tblPrEx>
+          <w:tblBorders>
+            <w:top w:val="single" w:color="4F81BC" w:sz="8" w:space="0"/>
+            <w:left w:val="single" w:color="4F81BC" w:sz="8" w:space="0"/>
+            <w:bottom w:val="single" w:color="4F81BC" w:sz="8" w:space="0"/>
+            <w:right w:val="single" w:color="4F81BC" w:sz="8" w:space="0"/>
+            <w:insideH w:val="single" w:color="4F81BC" w:sz="8" w:space="0"/>
+            <w:insideV w:val="single" w:color="4F81BC" w:sz="8" w:space="0"/>
+          </w:tblBorders>
+          <w:tblLayout w:type="fixed"/>
+          <w:tblCellMar>
+            <w:top w:w="0" w:type="dxa"/>
+            <w:left w:w="0" w:type="dxa"/>
+            <w:bottom w:w="0" w:type="dxa"/>
+            <w:right w:w="0" w:type="dxa"/>
+          </w:tblCellMar>
+        </w:tblPrEx>
+        <w:trPr>
+          <w:trHeight w:val="1441" w:hRule="atLeast"/>
+        </w:trPr>
+        <w:tc>
+          <w:tcPr>
+            <w:tcW w:w="2377" w:type="dxa"/>
+            <w:shd w:val="clear" w:color="auto" w:fill="D2DFED"/>
+          </w:tcPr>
+          <w:p>
+            <w:pPr>
+              <w:pStyle w:val="6"/>
+              <w:spacing w:before="35"/>
+              <w:ind w:left="107"/>
+              <w:rPr>
+                <w:b/>
+                <w:sz w:val="24"/>
+              </w:rPr>
+            </w:pPr>
+            <w:r>
+              <w:rPr>
+                <w:b/>
+                <w:spacing w:val="-2"/>
+                <w:sz w:val="24"/>
+              </w:rPr>
+              <w:t>Pre-Conditions</w:t>
+            </w:r>
+          </w:p>
+        </w:tc>
+        <w:tc>
+          <w:tcPr>
+            <w:tcW w:w="5987" w:type="dxa"/>
+            <w:shd w:val="clear" w:color="auto" w:fill="D2DFED"/>
+          </w:tcPr>
+          <w:p>
+            <w:pPr>
+              <w:pStyle w:val="6"/>
+              <w:numPr>
+                <w:ilvl w:val="0"/>
+                <w:numId w:val="0"/>
+              </w:numPr>
+              <w:tabs>
+                <w:tab w:val="left" w:pos="466"/>
+              </w:tabs>
+              <w:spacing w:before="0" w:after="0" w:line="240" w:lineRule="auto"/>
+              <w:ind w:right="0" w:rightChars="0"/>
+              <w:jc w:val="left"/>
+              <w:rPr>
+                <w:rFonts w:hint="eastAsia" w:ascii="Microsoft YaHei" w:eastAsia="新細明體"/>
+                <w:sz w:val="24"/>
+                <w:lang w:val="en-US" w:eastAsia="zh-TW"/>
+              </w:rPr>
+            </w:pPr>
+            <w:r>
+              <w:rPr>
+                <w:rFonts w:ascii="SimSun" w:hAnsi="SimSun" w:eastAsia="SimSun" w:cs="SimSun"/>
+                <w:sz w:val="24"/>
+                <w:szCs w:val="24"/>
+              </w:rPr>
+              <w:t>開啟地圖與聊天室功能介面</w:t>
+            </w:r>
+          </w:p>
+        </w:tc>
+      </w:tr>
+      <w:tr>
+        <w:tblPrEx>
+          <w:tblBorders>
+            <w:top w:val="single" w:color="4F81BC" w:sz="8" w:space="0"/>
+            <w:left w:val="single" w:color="4F81BC" w:sz="8" w:space="0"/>
+            <w:bottom w:val="single" w:color="4F81BC" w:sz="8" w:space="0"/>
+            <w:right w:val="single" w:color="4F81BC" w:sz="8" w:space="0"/>
+            <w:insideH w:val="single" w:color="4F81BC" w:sz="8" w:space="0"/>
+            <w:insideV w:val="single" w:color="4F81BC" w:sz="8" w:space="0"/>
+          </w:tblBorders>
+          <w:tblLayout w:type="fixed"/>
+          <w:tblCellMar>
+            <w:top w:w="0" w:type="dxa"/>
+            <w:left w:w="0" w:type="dxa"/>
+            <w:bottom w:w="0" w:type="dxa"/>
+            <w:right w:w="0" w:type="dxa"/>
+          </w:tblCellMar>
+        </w:tblPrEx>
+        <w:trPr>
+          <w:trHeight w:val="719" w:hRule="atLeast"/>
+        </w:trPr>
+        <w:tc>
+          <w:tcPr>
+            <w:tcW w:w="2377" w:type="dxa"/>
+          </w:tcPr>
+          <w:p>
+            <w:pPr>
+              <w:pStyle w:val="6"/>
+              <w:spacing w:before="32"/>
+              <w:ind w:left="107"/>
+              <w:rPr>
+                <w:b/>
+                <w:sz w:val="24"/>
+              </w:rPr>
+            </w:pPr>
+            <w:r>
+              <w:rPr>
+                <w:b/>
+                <w:spacing w:val="-4"/>
+                <w:sz w:val="24"/>
+              </w:rPr>
+              <w:t>Post-</w:t>
+            </w:r>
+            <w:r>
+              <w:rPr>
+                <w:b/>
+                <w:spacing w:val="-2"/>
+                <w:sz w:val="24"/>
+              </w:rPr>
+              <w:t>Conditions</w:t>
+            </w:r>
+          </w:p>
+        </w:tc>
+        <w:tc>
+          <w:tcPr>
+            <w:tcW w:w="5987" w:type="dxa"/>
+          </w:tcPr>
+          <w:p>
+            <w:pPr>
+              <w:pStyle w:val="6"/>
+              <w:spacing w:before="169"/>
+              <w:ind w:left="107"/>
+              <w:rPr>
+                <w:rFonts w:ascii="Microsoft YaHei" w:eastAsia="Microsoft YaHei"/>
+                <w:sz w:val="24"/>
+              </w:rPr>
+            </w:pPr>
+            <w:r>
+              <w:rPr>
+                <w:rFonts w:ascii="SimSun" w:hAnsi="SimSun" w:eastAsia="SimSun" w:cs="SimSun"/>
+                <w:sz w:val="24"/>
+                <w:szCs w:val="24"/>
+              </w:rPr>
+              <w:t>成功進入區域聊天室並開始互動</w:t>
+            </w:r>
+          </w:p>
+        </w:tc>
+      </w:tr>
+      <w:tr>
+        <w:tblPrEx>
+          <w:tblBorders>
+            <w:top w:val="single" w:color="4F81BC" w:sz="8" w:space="0"/>
+            <w:left w:val="single" w:color="4F81BC" w:sz="8" w:space="0"/>
+            <w:bottom w:val="single" w:color="4F81BC" w:sz="8" w:space="0"/>
+            <w:right w:val="single" w:color="4F81BC" w:sz="8" w:space="0"/>
+            <w:insideH w:val="single" w:color="4F81BC" w:sz="8" w:space="0"/>
+            <w:insideV w:val="single" w:color="4F81BC" w:sz="8" w:space="0"/>
+          </w:tblBorders>
+          <w:tblLayout w:type="fixed"/>
+          <w:tblCellMar>
+            <w:top w:w="0" w:type="dxa"/>
+            <w:left w:w="0" w:type="dxa"/>
+            <w:bottom w:w="0" w:type="dxa"/>
+            <w:right w:w="0" w:type="dxa"/>
+          </w:tblCellMar>
+        </w:tblPrEx>
+        <w:trPr>
+          <w:trHeight w:val="2879" w:hRule="atLeast"/>
+        </w:trPr>
+        <w:tc>
+          <w:tcPr>
+            <w:tcW w:w="2377" w:type="dxa"/>
+            <w:shd w:val="clear" w:color="auto" w:fill="D2DFED"/>
+          </w:tcPr>
+          <w:p>
+            <w:pPr>
+              <w:pStyle w:val="6"/>
+              <w:spacing w:before="32"/>
+              <w:ind w:left="107"/>
+              <w:rPr>
+                <w:b/>
+                <w:sz w:val="24"/>
+              </w:rPr>
+            </w:pPr>
+            <w:r>
+              <w:rPr>
+                <w:b/>
+                <w:sz w:val="24"/>
+              </w:rPr>
+              <w:t>Basic</w:t>
+            </w:r>
+            <w:r>
+              <w:rPr>
+                <w:b/>
+                <w:spacing w:val="-2"/>
+                <w:sz w:val="24"/>
+              </w:rPr>
+              <w:t xml:space="preserve"> </w:t>
+            </w:r>
+            <w:r>
+              <w:rPr>
+                <w:b/>
+                <w:spacing w:val="-4"/>
+                <w:sz w:val="24"/>
+              </w:rPr>
+              <w:t>Flow</w:t>
+            </w:r>
+          </w:p>
+        </w:tc>
+        <w:tc>
+          <w:tcPr>
+            <w:tcW w:w="5987" w:type="dxa"/>
+            <w:shd w:val="clear" w:color="auto" w:fill="D2DFED"/>
+          </w:tcPr>
+          <w:p>
+            <w:pPr>
+              <w:pStyle w:val="6"/>
+              <w:numPr>
+                <w:ilvl w:val="0"/>
+                <w:numId w:val="0"/>
+              </w:numPr>
+              <w:spacing w:line="720" w:lineRule="atLeast"/>
+              <w:ind w:right="178" w:rightChars="0"/>
+              <w:rPr>
+                <w:rFonts w:ascii="SimSun" w:hAnsi="SimSun" w:eastAsia="SimSun" w:cs="SimSun"/>
+                <w:sz w:val="24"/>
+                <w:szCs w:val="24"/>
+              </w:rPr>
+            </w:pPr>
+            <w:r>
+              <w:rPr>
+                <w:rFonts w:hint="eastAsia" w:ascii="SimSun" w:hAnsi="SimSun" w:eastAsia="新細明體" w:cs="SimSun"/>
+                <w:sz w:val="24"/>
+                <w:szCs w:val="24"/>
+                <w:lang w:val="en-US" w:eastAsia="zh-TW"/>
+              </w:rPr>
+              <w:t xml:space="preserve">1. </w:t>
+            </w:r>
+            <w:r>
+              <w:rPr>
+                <w:rFonts w:ascii="SimSun" w:hAnsi="SimSun" w:eastAsia="SimSun" w:cs="SimSun"/>
+                <w:sz w:val="24"/>
+                <w:szCs w:val="24"/>
+              </w:rPr>
+              <w:t>使用者進入聊天室地圖頁面</w:t>
+            </w:r>
+            <w:r>
+              <w:rPr>
+                <w:rFonts w:ascii="SimSun" w:hAnsi="SimSun" w:eastAsia="SimSun" w:cs="SimSun"/>
+                <w:sz w:val="24"/>
+                <w:szCs w:val="24"/>
+              </w:rPr>
+              <w:br w:type="textWrapping"/>
+            </w:r>
+            <w:r>
+              <w:rPr>
+                <w:rFonts w:ascii="SimSun" w:hAnsi="SimSun" w:eastAsia="SimSun" w:cs="SimSun"/>
+                <w:sz w:val="24"/>
+                <w:szCs w:val="24"/>
+              </w:rPr>
+              <w:t>2. 系統顯示地圖（含行政區標註）</w:t>
+            </w:r>
+          </w:p>
+          <w:p>
+            <w:pPr>
+              <w:pStyle w:val="6"/>
+              <w:numPr>
+                <w:ilvl w:val="0"/>
+                <w:numId w:val="0"/>
+              </w:numPr>
+              <w:spacing w:line="720" w:lineRule="atLeast"/>
+              <w:ind w:right="178" w:rightChars="0"/>
+              <w:rPr>
+                <w:rFonts w:ascii="SimSun" w:hAnsi="SimSun" w:eastAsia="SimSun" w:cs="SimSun"/>
+                <w:sz w:val="24"/>
+                <w:szCs w:val="24"/>
+              </w:rPr>
+            </w:pPr>
+            <w:r>
+              <w:rPr>
+                <w:rFonts w:hint="eastAsia" w:ascii="SimSun" w:hAnsi="SimSun" w:eastAsia="新細明體" w:cs="SimSun"/>
+                <w:sz w:val="24"/>
+                <w:szCs w:val="24"/>
+                <w:lang w:val="en-US" w:eastAsia="zh-TW"/>
+              </w:rPr>
+              <w:t xml:space="preserve">3. </w:t>
+            </w:r>
+            <w:r>
+              <w:rPr>
+                <w:rFonts w:ascii="SimSun" w:hAnsi="SimSun" w:eastAsia="SimSun" w:cs="SimSun"/>
+                <w:sz w:val="24"/>
+                <w:szCs w:val="24"/>
+              </w:rPr>
+              <w:t>使用者可選擇行政區條件（如台北市／內湖區）或點擊地圖上任一區域位置</w:t>
+            </w:r>
+          </w:p>
+          <w:p>
+            <w:pPr>
+              <w:pStyle w:val="6"/>
+              <w:numPr>
+                <w:ilvl w:val="0"/>
+                <w:numId w:val="0"/>
+              </w:numPr>
+              <w:spacing w:line="720" w:lineRule="atLeast"/>
+              <w:ind w:right="178" w:rightChars="0"/>
+              <w:rPr>
+                <w:rFonts w:ascii="SimSun" w:hAnsi="SimSun" w:eastAsia="SimSun" w:cs="SimSun"/>
+                <w:sz w:val="24"/>
+                <w:szCs w:val="24"/>
+              </w:rPr>
+            </w:pPr>
+            <w:r>
+              <w:rPr>
+                <w:rFonts w:hint="eastAsia" w:ascii="SimSun" w:hAnsi="SimSun" w:eastAsia="SimSun" w:cs="SimSun"/>
+                <w:sz w:val="24"/>
+                <w:szCs w:val="24"/>
+                <w:lang w:val="en-US" w:eastAsia="zh-TW"/>
+              </w:rPr>
+              <w:t xml:space="preserve">4. </w:t>
+            </w:r>
+            <w:r>
+              <w:rPr>
+                <w:rFonts w:ascii="SimSun" w:hAnsi="SimSun" w:eastAsia="SimSun" w:cs="SimSun"/>
+                <w:sz w:val="24"/>
+                <w:szCs w:val="24"/>
+              </w:rPr>
+              <w:t>系統導入該區聊天室介面並顯示聊天室內容</w:t>
+            </w:r>
+          </w:p>
+          <w:p>
+            <w:pPr>
+              <w:pStyle w:val="6"/>
+              <w:numPr>
+                <w:ilvl w:val="0"/>
+                <w:numId w:val="0"/>
+              </w:numPr>
+              <w:spacing w:line="720" w:lineRule="atLeast"/>
+              <w:ind w:right="178" w:rightChars="0"/>
+              <w:rPr>
+                <w:rFonts w:hint="eastAsia" w:ascii="SimSun" w:hAnsi="SimSun" w:eastAsia="新細明體" w:cs="SimSun"/>
+                <w:sz w:val="24"/>
+                <w:szCs w:val="24"/>
+                <w:lang w:val="en-US" w:eastAsia="zh-TW"/>
+              </w:rPr>
+            </w:pPr>
+            <w:r>
+              <w:rPr>
+                <w:rFonts w:hint="eastAsia" w:ascii="SimSun" w:hAnsi="SimSun" w:eastAsia="新細明體" w:cs="SimSun"/>
+                <w:sz w:val="24"/>
+                <w:szCs w:val="24"/>
+                <w:lang w:val="en-US" w:eastAsia="zh-TW"/>
+              </w:rPr>
+              <w:t xml:space="preserve">5. </w:t>
+            </w:r>
+            <w:r>
+              <w:rPr>
+                <w:rFonts w:ascii="SimSun" w:hAnsi="SimSun" w:eastAsia="SimSun" w:cs="SimSun"/>
+                <w:sz w:val="24"/>
+                <w:szCs w:val="24"/>
+              </w:rPr>
+              <w:t>使用者可開始留言互動</w:t>
+            </w:r>
+          </w:p>
+        </w:tc>
+      </w:tr>
+      <w:tr>
+        <w:tblPrEx>
+          <w:tblBorders>
+            <w:top w:val="single" w:color="4F81BC" w:sz="8" w:space="0"/>
+            <w:left w:val="single" w:color="4F81BC" w:sz="8" w:space="0"/>
+            <w:bottom w:val="single" w:color="4F81BC" w:sz="8" w:space="0"/>
+            <w:right w:val="single" w:color="4F81BC" w:sz="8" w:space="0"/>
+            <w:insideH w:val="single" w:color="4F81BC" w:sz="8" w:space="0"/>
+            <w:insideV w:val="single" w:color="4F81BC" w:sz="8" w:space="0"/>
+          </w:tblBorders>
+          <w:tblLayout w:type="fixed"/>
+          <w:tblCellMar>
+            <w:top w:w="0" w:type="dxa"/>
+            <w:left w:w="0" w:type="dxa"/>
+            <w:bottom w:w="0" w:type="dxa"/>
+            <w:right w:w="0" w:type="dxa"/>
+          </w:tblCellMar>
+        </w:tblPrEx>
+        <w:trPr>
+          <w:trHeight w:val="361" w:hRule="atLeast"/>
+        </w:trPr>
+        <w:tc>
+          <w:tcPr>
+            <w:tcW w:w="2377" w:type="dxa"/>
+          </w:tcPr>
+          <w:p>
+            <w:pPr>
+              <w:pStyle w:val="6"/>
+              <w:spacing w:before="35"/>
+              <w:ind w:left="107"/>
+              <w:rPr>
+                <w:b/>
+                <w:sz w:val="24"/>
+              </w:rPr>
+            </w:pPr>
+            <w:r>
+              <w:rPr>
+                <w:b/>
+                <w:sz w:val="24"/>
+              </w:rPr>
+              <w:t>Alternative</w:t>
+            </w:r>
+            <w:r>
+              <w:rPr>
+                <w:b/>
+                <w:spacing w:val="-13"/>
+                <w:sz w:val="24"/>
+              </w:rPr>
+              <w:t xml:space="preserve"> </w:t>
+            </w:r>
+            <w:r>
+              <w:rPr>
+                <w:b/>
+                <w:spacing w:val="-2"/>
+                <w:sz w:val="24"/>
+              </w:rPr>
+              <w:t>Flows</w:t>
+            </w:r>
+          </w:p>
+        </w:tc>
+        <w:tc>
+          <w:tcPr>
+            <w:tcW w:w="5987" w:type="dxa"/>
+          </w:tcPr>
+          <w:p>
+            <w:pPr>
+              <w:pStyle w:val="6"/>
+              <w:rPr>
+                <w:rFonts w:ascii="SimSun" w:hAnsi="SimSun" w:eastAsia="SimSun" w:cs="SimSun"/>
+                <w:sz w:val="24"/>
+                <w:szCs w:val="24"/>
+              </w:rPr>
+            </w:pPr>
+            <w:r>
+              <w:rPr>
+                <w:rFonts w:ascii="SimSun" w:hAnsi="SimSun" w:eastAsia="SimSun" w:cs="SimSun"/>
+                <w:sz w:val="24"/>
+                <w:szCs w:val="24"/>
+              </w:rPr>
+              <w:t>查無聊天室資料 → 顯示「該區暫無聊天室」提示</w:t>
+            </w:r>
+          </w:p>
+          <w:p>
+            <w:pPr>
+              <w:pStyle w:val="6"/>
+              <w:rPr>
+                <w:rFonts w:ascii="SimSun" w:hAnsi="SimSun" w:eastAsia="SimSun" w:cs="SimSun"/>
+                <w:sz w:val="24"/>
+                <w:szCs w:val="24"/>
+              </w:rPr>
+            </w:pPr>
+            <w:r>
+              <w:rPr>
+                <w:rFonts w:ascii="SimSun" w:hAnsi="SimSun" w:eastAsia="SimSun" w:cs="SimSun"/>
+                <w:sz w:val="24"/>
+                <w:szCs w:val="24"/>
+              </w:rPr>
+              <w:t>無點擊區域或條件 → 保持在地圖主頁</w:t>
+            </w:r>
+          </w:p>
+        </w:tc>
+      </w:tr>
+      <w:tr>
+        <w:tblPrEx>
+          <w:tblBorders>
+            <w:top w:val="single" w:color="4F81BC" w:sz="8" w:space="0"/>
+            <w:left w:val="single" w:color="4F81BC" w:sz="8" w:space="0"/>
+            <w:bottom w:val="single" w:color="4F81BC" w:sz="8" w:space="0"/>
+            <w:right w:val="single" w:color="4F81BC" w:sz="8" w:space="0"/>
+            <w:insideH w:val="single" w:color="4F81BC" w:sz="8" w:space="0"/>
+            <w:insideV w:val="single" w:color="4F81BC" w:sz="8" w:space="0"/>
+          </w:tblBorders>
+          <w:tblLayout w:type="fixed"/>
+          <w:tblCellMar>
+            <w:top w:w="0" w:type="dxa"/>
+            <w:left w:w="0" w:type="dxa"/>
+            <w:bottom w:w="0" w:type="dxa"/>
+            <w:right w:w="0" w:type="dxa"/>
+          </w:tblCellMar>
+        </w:tblPrEx>
+        <w:trPr>
+          <w:trHeight w:val="359" w:hRule="atLeast"/>
+        </w:trPr>
+        <w:tc>
+          <w:tcPr>
+            <w:tcW w:w="2377" w:type="dxa"/>
+            <w:shd w:val="clear" w:color="auto" w:fill="D2DFED"/>
+          </w:tcPr>
+          <w:p>
+            <w:pPr>
+              <w:pStyle w:val="6"/>
+              <w:spacing w:before="32"/>
+              <w:ind w:left="107"/>
+              <w:rPr>
+                <w:b/>
+                <w:sz w:val="24"/>
+              </w:rPr>
+            </w:pPr>
+            <w:r>
+              <w:rPr>
+                <w:b/>
+                <w:sz w:val="24"/>
+              </w:rPr>
+              <w:t>Exceptional</w:t>
+            </w:r>
+            <w:r>
+              <w:rPr>
+                <w:b/>
+                <w:spacing w:val="-9"/>
+                <w:sz w:val="24"/>
+              </w:rPr>
+              <w:t xml:space="preserve"> </w:t>
+            </w:r>
+            <w:r>
+              <w:rPr>
+                <w:b/>
+                <w:spacing w:val="-2"/>
+                <w:sz w:val="24"/>
+              </w:rPr>
+              <w:t>Flows</w:t>
+            </w:r>
+          </w:p>
+        </w:tc>
+        <w:tc>
+          <w:tcPr>
+            <w:tcW w:w="5987" w:type="dxa"/>
+            <w:shd w:val="clear" w:color="auto" w:fill="D2DFED"/>
+          </w:tcPr>
+          <w:p>
+            <w:pPr>
+              <w:pStyle w:val="6"/>
+              <w:rPr>
+                <w:rFonts w:ascii="SimSun" w:hAnsi="SimSun" w:eastAsia="SimSun" w:cs="SimSun"/>
+                <w:sz w:val="24"/>
+                <w:szCs w:val="24"/>
+              </w:rPr>
+            </w:pPr>
+            <w:r>
+              <w:rPr>
+                <w:rFonts w:ascii="SimSun" w:hAnsi="SimSun" w:eastAsia="SimSun" w:cs="SimSun"/>
+                <w:sz w:val="24"/>
+                <w:szCs w:val="24"/>
+              </w:rPr>
+              <w:t>地圖資料加載失敗 → 顯示錯誤訊息</w:t>
+            </w:r>
+          </w:p>
+        </w:tc>
+      </w:tr>
+      <w:tr>
+        <w:tblPrEx>
+          <w:tblBorders>
+            <w:top w:val="single" w:color="4F81BC" w:sz="8" w:space="0"/>
+            <w:left w:val="single" w:color="4F81BC" w:sz="8" w:space="0"/>
+            <w:bottom w:val="single" w:color="4F81BC" w:sz="8" w:space="0"/>
+            <w:right w:val="single" w:color="4F81BC" w:sz="8" w:space="0"/>
+            <w:insideH w:val="single" w:color="4F81BC" w:sz="8" w:space="0"/>
+            <w:insideV w:val="single" w:color="4F81BC" w:sz="8" w:space="0"/>
+          </w:tblBorders>
+          <w:tblLayout w:type="fixed"/>
+          <w:tblCellMar>
+            <w:top w:w="0" w:type="dxa"/>
+            <w:left w:w="0" w:type="dxa"/>
+            <w:bottom w:w="0" w:type="dxa"/>
+            <w:right w:w="0" w:type="dxa"/>
+          </w:tblCellMar>
+        </w:tblPrEx>
+        <w:trPr>
+          <w:trHeight w:val="359" w:hRule="atLeast"/>
+        </w:trPr>
+        <w:tc>
+          <w:tcPr>
+            <w:tcW w:w="2377" w:type="dxa"/>
+          </w:tcPr>
+          <w:p>
+            <w:pPr>
+              <w:pStyle w:val="6"/>
+              <w:spacing w:before="32"/>
+              <w:ind w:left="107"/>
+              <w:rPr>
+                <w:b/>
+                <w:sz w:val="24"/>
+              </w:rPr>
+            </w:pPr>
+            <w:r>
+              <w:rPr>
+                <w:b/>
+                <w:sz w:val="24"/>
+              </w:rPr>
+              <w:t>Use</w:t>
+            </w:r>
+            <w:r>
+              <w:rPr>
+                <w:b/>
+                <w:spacing w:val="-3"/>
+                <w:sz w:val="24"/>
+              </w:rPr>
+              <w:t xml:space="preserve"> </w:t>
+            </w:r>
+            <w:r>
+              <w:rPr>
+                <w:b/>
+                <w:sz w:val="24"/>
+              </w:rPr>
+              <w:t>Use</w:t>
+            </w:r>
+            <w:r>
+              <w:rPr>
+                <w:b/>
+                <w:spacing w:val="-3"/>
+                <w:sz w:val="24"/>
+              </w:rPr>
+              <w:t xml:space="preserve"> </w:t>
+            </w:r>
+            <w:r>
+              <w:rPr>
+                <w:b/>
+                <w:spacing w:val="-4"/>
+                <w:sz w:val="24"/>
+              </w:rPr>
+              <w:t>Case</w:t>
+            </w:r>
+          </w:p>
+        </w:tc>
+        <w:tc>
+          <w:tcPr>
+            <w:tcW w:w="5987" w:type="dxa"/>
+          </w:tcPr>
+          <w:p>
+            <w:pPr>
+              <w:pStyle w:val="6"/>
+              <w:spacing w:before="35"/>
+              <w:rPr>
+                <w:rFonts w:hint="eastAsia" w:ascii="Times New Roman" w:eastAsia="新細明體"/>
+                <w:sz w:val="22"/>
+                <w:lang w:eastAsia="zh-TW"/>
+              </w:rPr>
+            </w:pPr>
+            <w:r>
+              <w:rPr>
+                <w:rFonts w:ascii="SimSun" w:hAnsi="SimSun" w:eastAsia="SimSun" w:cs="SimSun"/>
+                <w:sz w:val="24"/>
+                <w:szCs w:val="24"/>
+              </w:rPr>
+              <w:t>UC-7.0</w:t>
+            </w:r>
+          </w:p>
+        </w:tc>
+      </w:tr>
+      <w:tr>
+        <w:tblPrEx>
+          <w:tblBorders>
+            <w:top w:val="single" w:color="4F81BC" w:sz="8" w:space="0"/>
+            <w:left w:val="single" w:color="4F81BC" w:sz="8" w:space="0"/>
+            <w:bottom w:val="single" w:color="4F81BC" w:sz="8" w:space="0"/>
+            <w:right w:val="single" w:color="4F81BC" w:sz="8" w:space="0"/>
+            <w:insideH w:val="single" w:color="4F81BC" w:sz="8" w:space="0"/>
+            <w:insideV w:val="single" w:color="4F81BC" w:sz="8" w:space="0"/>
+          </w:tblBorders>
+          <w:tblLayout w:type="fixed"/>
+          <w:tblCellMar>
+            <w:top w:w="0" w:type="dxa"/>
+            <w:left w:w="0" w:type="dxa"/>
+            <w:bottom w:w="0" w:type="dxa"/>
+            <w:right w:w="0" w:type="dxa"/>
+          </w:tblCellMar>
+        </w:tblPrEx>
+        <w:trPr>
+          <w:trHeight w:val="361" w:hRule="atLeast"/>
+        </w:trPr>
+        <w:tc>
+          <w:tcPr>
+            <w:tcW w:w="2377" w:type="dxa"/>
+            <w:shd w:val="clear" w:color="auto" w:fill="D2DFED"/>
+          </w:tcPr>
+          <w:p>
+            <w:pPr>
+              <w:pStyle w:val="6"/>
+              <w:spacing w:before="35"/>
+              <w:ind w:left="107"/>
+              <w:rPr>
+                <w:b/>
+                <w:sz w:val="24"/>
+              </w:rPr>
+            </w:pPr>
+            <w:r>
+              <w:rPr>
+                <w:b/>
+                <w:sz w:val="24"/>
+              </w:rPr>
+              <w:t>Extend</w:t>
+            </w:r>
+            <w:r>
+              <w:rPr>
+                <w:b/>
+                <w:spacing w:val="-5"/>
+                <w:sz w:val="24"/>
+              </w:rPr>
+              <w:t xml:space="preserve"> </w:t>
+            </w:r>
+            <w:r>
+              <w:rPr>
+                <w:b/>
+                <w:sz w:val="24"/>
+              </w:rPr>
+              <w:t>Use</w:t>
+            </w:r>
+            <w:r>
+              <w:rPr>
+                <w:b/>
+                <w:spacing w:val="-3"/>
+                <w:sz w:val="24"/>
+              </w:rPr>
+              <w:t xml:space="preserve"> </w:t>
+            </w:r>
+            <w:r>
+              <w:rPr>
+                <w:b/>
+                <w:spacing w:val="-4"/>
+                <w:sz w:val="24"/>
+              </w:rPr>
+              <w:t>Case</w:t>
+            </w:r>
+          </w:p>
+        </w:tc>
+        <w:tc>
+          <w:tcPr>
+            <w:tcW w:w="5987" w:type="dxa"/>
+            <w:shd w:val="clear" w:color="auto" w:fill="D2DFED"/>
+          </w:tcPr>
+          <w:p>
+            <w:pPr>
+              <w:pStyle w:val="6"/>
+              <w:spacing w:before="35"/>
+              <w:rPr>
+                <w:rFonts w:hint="eastAsia" w:eastAsia="新細明體"/>
+                <w:sz w:val="24"/>
+                <w:lang w:val="en-US" w:eastAsia="zh-TW"/>
+              </w:rPr>
+            </w:pPr>
+            <w:r>
+              <w:rPr>
+                <w:rFonts w:ascii="SimSun" w:hAnsi="SimSun" w:eastAsia="SimSun" w:cs="SimSun"/>
+                <w:sz w:val="24"/>
+                <w:szCs w:val="24"/>
+              </w:rPr>
+              <w:t>無</w:t>
+            </w:r>
+          </w:p>
+        </w:tc>
+      </w:tr>
+      <w:tr>
+        <w:tblPrEx>
+          <w:tblBorders>
+            <w:top w:val="single" w:color="4F81BC" w:sz="8" w:space="0"/>
+            <w:left w:val="single" w:color="4F81BC" w:sz="8" w:space="0"/>
+            <w:bottom w:val="single" w:color="4F81BC" w:sz="8" w:space="0"/>
+            <w:right w:val="single" w:color="4F81BC" w:sz="8" w:space="0"/>
+            <w:insideH w:val="single" w:color="4F81BC" w:sz="8" w:space="0"/>
+            <w:insideV w:val="single" w:color="4F81BC" w:sz="8" w:space="0"/>
+          </w:tblBorders>
+          <w:tblLayout w:type="fixed"/>
+          <w:tblCellMar>
+            <w:top w:w="0" w:type="dxa"/>
+            <w:left w:w="0" w:type="dxa"/>
+            <w:bottom w:w="0" w:type="dxa"/>
+            <w:right w:w="0" w:type="dxa"/>
+          </w:tblCellMar>
+        </w:tblPrEx>
+        <w:trPr>
+          <w:trHeight w:val="359" w:hRule="atLeast"/>
+        </w:trPr>
+        <w:tc>
+          <w:tcPr>
+            <w:tcW w:w="2377" w:type="dxa"/>
+          </w:tcPr>
+          <w:p>
+            <w:pPr>
+              <w:pStyle w:val="6"/>
+              <w:spacing w:before="33"/>
+              <w:ind w:left="107"/>
+              <w:rPr>
+                <w:b/>
+                <w:sz w:val="24"/>
+              </w:rPr>
+            </w:pPr>
+            <w:r>
+              <w:rPr>
+                <w:b/>
+                <w:sz w:val="24"/>
+              </w:rPr>
+              <w:t xml:space="preserve">Business </w:t>
+            </w:r>
+            <w:r>
+              <w:rPr>
+                <w:b/>
+                <w:spacing w:val="-2"/>
+                <w:sz w:val="24"/>
+              </w:rPr>
+              <w:t>Rules</w:t>
+            </w:r>
+          </w:p>
+        </w:tc>
+        <w:tc>
+          <w:tcPr>
+            <w:tcW w:w="5987" w:type="dxa"/>
+          </w:tcPr>
+          <w:p>
+            <w:pPr>
+              <w:pStyle w:val="6"/>
+              <w:rPr>
+                <w:rFonts w:ascii="SimSun" w:hAnsi="SimSun" w:eastAsia="SimSun" w:cs="SimSun"/>
+                <w:sz w:val="24"/>
+                <w:szCs w:val="24"/>
+              </w:rPr>
+            </w:pPr>
+            <w:r>
+              <w:rPr>
+                <w:rFonts w:ascii="SimSun" w:hAnsi="SimSun" w:eastAsia="SimSun" w:cs="SimSun"/>
+                <w:sz w:val="24"/>
+                <w:szCs w:val="24"/>
+              </w:rPr>
+              <w:t>每個行政區限開一個聊天室；不得跨區留言</w:t>
+            </w:r>
+          </w:p>
+        </w:tc>
+      </w:tr>
+      <w:tr>
+        <w:tblPrEx>
+          <w:tblBorders>
+            <w:top w:val="single" w:color="4F81BC" w:sz="8" w:space="0"/>
+            <w:left w:val="single" w:color="4F81BC" w:sz="8" w:space="0"/>
+            <w:bottom w:val="single" w:color="4F81BC" w:sz="8" w:space="0"/>
+            <w:right w:val="single" w:color="4F81BC" w:sz="8" w:space="0"/>
+            <w:insideH w:val="single" w:color="4F81BC" w:sz="8" w:space="0"/>
+            <w:insideV w:val="single" w:color="4F81BC" w:sz="8" w:space="0"/>
+          </w:tblBorders>
+          <w:tblLayout w:type="fixed"/>
+          <w:tblCellMar>
+            <w:top w:w="0" w:type="dxa"/>
+            <w:left w:w="0" w:type="dxa"/>
+            <w:bottom w:w="0" w:type="dxa"/>
+            <w:right w:w="0" w:type="dxa"/>
+          </w:tblCellMar>
+        </w:tblPrEx>
+        <w:trPr>
+          <w:trHeight w:val="359" w:hRule="atLeast"/>
+        </w:trPr>
+        <w:tc>
+          <w:tcPr>
+            <w:tcW w:w="2377" w:type="dxa"/>
+            <w:shd w:val="clear" w:color="auto" w:fill="D2DFED"/>
+          </w:tcPr>
+          <w:p>
+            <w:pPr>
+              <w:pStyle w:val="6"/>
+              <w:spacing w:before="32"/>
+              <w:ind w:left="107"/>
+              <w:rPr>
+                <w:b/>
+                <w:sz w:val="24"/>
+              </w:rPr>
+            </w:pPr>
+            <w:r>
+              <w:rPr>
+                <w:b/>
+                <w:sz w:val="24"/>
+              </w:rPr>
+              <w:t>Special</w:t>
+            </w:r>
+            <w:r>
+              <w:rPr>
+                <w:b/>
+                <w:spacing w:val="-2"/>
+                <w:sz w:val="24"/>
+              </w:rPr>
+              <w:t xml:space="preserve"> Requirements</w:t>
+            </w:r>
+          </w:p>
+        </w:tc>
+        <w:tc>
+          <w:tcPr>
+            <w:tcW w:w="5987" w:type="dxa"/>
+            <w:shd w:val="clear" w:color="auto" w:fill="D2DFED"/>
+          </w:tcPr>
+          <w:p>
+            <w:pPr>
+              <w:pStyle w:val="6"/>
+              <w:rPr>
+                <w:rFonts w:ascii="SimSun" w:hAnsi="SimSun" w:eastAsia="SimSun" w:cs="SimSun"/>
+                <w:sz w:val="24"/>
+                <w:szCs w:val="24"/>
+              </w:rPr>
+            </w:pPr>
+            <w:r>
+              <w:rPr>
+                <w:rFonts w:ascii="SimSun" w:hAnsi="SimSun" w:eastAsia="SimSun" w:cs="SimSun"/>
+                <w:sz w:val="24"/>
+                <w:szCs w:val="24"/>
+              </w:rPr>
+              <w:t>支援點擊地圖區塊（GIS）、區域列表選單可交互操作</w:t>
+            </w:r>
+          </w:p>
+        </w:tc>
+      </w:tr>
+      <w:tr>
+        <w:tblPrEx>
+          <w:tblBorders>
+            <w:top w:val="single" w:color="4F81BC" w:sz="8" w:space="0"/>
+            <w:left w:val="single" w:color="4F81BC" w:sz="8" w:space="0"/>
+            <w:bottom w:val="single" w:color="4F81BC" w:sz="8" w:space="0"/>
+            <w:right w:val="single" w:color="4F81BC" w:sz="8" w:space="0"/>
+            <w:insideH w:val="single" w:color="4F81BC" w:sz="8" w:space="0"/>
+            <w:insideV w:val="single" w:color="4F81BC" w:sz="8" w:space="0"/>
+          </w:tblBorders>
+          <w:tblLayout w:type="fixed"/>
+          <w:tblCellMar>
+            <w:top w:w="0" w:type="dxa"/>
+            <w:left w:w="0" w:type="dxa"/>
+            <w:bottom w:w="0" w:type="dxa"/>
+            <w:right w:w="0" w:type="dxa"/>
+          </w:tblCellMar>
+        </w:tblPrEx>
+        <w:trPr>
+          <w:trHeight w:val="361" w:hRule="atLeast"/>
+        </w:trPr>
+        <w:tc>
+          <w:tcPr>
+            <w:tcW w:w="2377" w:type="dxa"/>
+          </w:tcPr>
+          <w:p>
+            <w:pPr>
+              <w:pStyle w:val="6"/>
+              <w:spacing w:before="35"/>
+              <w:ind w:left="107"/>
+              <w:rPr>
+                <w:b/>
+                <w:sz w:val="24"/>
+              </w:rPr>
+            </w:pPr>
+            <w:r>
+              <w:rPr>
+                <w:b/>
+                <w:spacing w:val="-2"/>
+                <w:sz w:val="24"/>
+              </w:rPr>
+              <w:t>Artifacts</w:t>
+            </w:r>
+          </w:p>
+        </w:tc>
+        <w:tc>
+          <w:tcPr>
+            <w:tcW w:w="5987" w:type="dxa"/>
+          </w:tcPr>
+          <w:p>
+            <w:pPr>
+              <w:pStyle w:val="6"/>
+              <w:rPr>
+                <w:rFonts w:ascii="SimSun" w:hAnsi="SimSun" w:eastAsia="SimSun" w:cs="SimSun"/>
+                <w:sz w:val="24"/>
+                <w:szCs w:val="24"/>
+              </w:rPr>
+            </w:pPr>
+            <w:r>
+              <w:rPr>
+                <w:rFonts w:ascii="SimSun" w:hAnsi="SimSun" w:eastAsia="SimSun" w:cs="SimSun"/>
+                <w:sz w:val="24"/>
+                <w:szCs w:val="24"/>
+              </w:rPr>
+              <w:t>地圖互動介面、行政區選單、聊天室</w:t>
+            </w:r>
+            <w:r>
+              <w:rPr>
+                <w:rFonts w:hint="eastAsia" w:ascii="SimSun" w:hAnsi="SimSun" w:eastAsia="新細明體" w:cs="SimSun"/>
+                <w:sz w:val="24"/>
+                <w:szCs w:val="24"/>
+                <w:lang w:eastAsia="zh-TW"/>
+              </w:rPr>
+              <w:t>介面</w:t>
+            </w:r>
+          </w:p>
+        </w:tc>
+      </w:tr>
+      <w:tr>
+        <w:tblPrEx>
+          <w:tblBorders>
+            <w:top w:val="single" w:color="4F81BC" w:sz="8" w:space="0"/>
+            <w:left w:val="single" w:color="4F81BC" w:sz="8" w:space="0"/>
+            <w:bottom w:val="single" w:color="4F81BC" w:sz="8" w:space="0"/>
+            <w:right w:val="single" w:color="4F81BC" w:sz="8" w:space="0"/>
+            <w:insideH w:val="single" w:color="4F81BC" w:sz="8" w:space="0"/>
+            <w:insideV w:val="single" w:color="4F81BC" w:sz="8" w:space="0"/>
+          </w:tblBorders>
+          <w:tblLayout w:type="fixed"/>
+          <w:tblCellMar>
+            <w:top w:w="0" w:type="dxa"/>
+            <w:left w:w="0" w:type="dxa"/>
+            <w:bottom w:w="0" w:type="dxa"/>
+            <w:right w:w="0" w:type="dxa"/>
+          </w:tblCellMar>
+        </w:tblPrEx>
+        <w:trPr>
+          <w:trHeight w:val="359" w:hRule="atLeast"/>
+        </w:trPr>
+        <w:tc>
+          <w:tcPr>
+            <w:tcW w:w="2377" w:type="dxa"/>
+            <w:shd w:val="clear" w:color="auto" w:fill="D2DFED"/>
+          </w:tcPr>
+          <w:p>
+            <w:pPr>
+              <w:pStyle w:val="6"/>
+              <w:spacing w:before="32"/>
+              <w:ind w:left="107"/>
+              <w:rPr>
+                <w:b/>
+                <w:sz w:val="24"/>
+              </w:rPr>
+            </w:pPr>
+            <w:r>
+              <w:rPr>
+                <w:b/>
+                <w:sz w:val="24"/>
+              </w:rPr>
+              <w:t>Use</w:t>
+            </w:r>
+            <w:r>
+              <w:rPr>
+                <w:b/>
+                <w:spacing w:val="-3"/>
+                <w:sz w:val="24"/>
+              </w:rPr>
+              <w:t xml:space="preserve"> </w:t>
+            </w:r>
+            <w:r>
+              <w:rPr>
+                <w:b/>
+                <w:sz w:val="24"/>
+              </w:rPr>
+              <w:t>Case</w:t>
+            </w:r>
+            <w:r>
+              <w:rPr>
+                <w:b/>
+                <w:spacing w:val="-3"/>
+                <w:sz w:val="24"/>
+              </w:rPr>
+              <w:t xml:space="preserve"> </w:t>
+            </w:r>
+            <w:r>
+              <w:rPr>
+                <w:b/>
+                <w:spacing w:val="-2"/>
+                <w:sz w:val="24"/>
+              </w:rPr>
+              <w:t>Glossary</w:t>
+            </w:r>
+          </w:p>
+        </w:tc>
+        <w:tc>
+          <w:tcPr>
+            <w:tcW w:w="5987" w:type="dxa"/>
+            <w:shd w:val="clear" w:color="auto" w:fill="D2DFED"/>
+          </w:tcPr>
+          <w:p>
+            <w:pPr>
+              <w:pStyle w:val="6"/>
+              <w:rPr>
+                <w:rFonts w:ascii="SimSun" w:hAnsi="SimSun" w:eastAsia="SimSun" w:cs="SimSun"/>
+                <w:sz w:val="24"/>
+                <w:szCs w:val="24"/>
+              </w:rPr>
+            </w:pPr>
+            <w:r>
+              <w:rPr>
+                <w:rFonts w:ascii="SimSun" w:hAnsi="SimSun" w:eastAsia="SimSun" w:cs="SimSun"/>
+                <w:sz w:val="24"/>
+                <w:szCs w:val="24"/>
+              </w:rPr>
+              <w:t>區域條件</w:t>
+            </w:r>
+            <w:r>
+              <w:rPr>
+                <w:rFonts w:hint="eastAsia" w:ascii="SimSun" w:hAnsi="SimSun" w:eastAsia="新細明體" w:cs="SimSun"/>
+                <w:sz w:val="24"/>
+                <w:szCs w:val="24"/>
+                <w:lang w:val="en-US" w:eastAsia="zh-TW"/>
+              </w:rPr>
+              <w:t>:</w:t>
+            </w:r>
+            <w:r>
+              <w:rPr>
+                <w:rFonts w:ascii="SimSun" w:hAnsi="SimSun" w:eastAsia="SimSun" w:cs="SimSun"/>
+                <w:sz w:val="24"/>
+                <w:szCs w:val="24"/>
+              </w:rPr>
+              <w:t xml:space="preserve"> 行政區（市／區）</w:t>
+            </w:r>
+          </w:p>
+          <w:p>
+            <w:pPr>
+              <w:pStyle w:val="6"/>
+              <w:rPr>
+                <w:rFonts w:ascii="SimSun" w:hAnsi="SimSun" w:eastAsia="SimSun" w:cs="SimSun"/>
+                <w:sz w:val="24"/>
+                <w:szCs w:val="24"/>
+              </w:rPr>
+            </w:pPr>
+            <w:r>
+              <w:rPr>
+                <w:rFonts w:ascii="SimSun" w:hAnsi="SimSun" w:eastAsia="SimSun" w:cs="SimSun"/>
+                <w:sz w:val="24"/>
+                <w:szCs w:val="24"/>
+              </w:rPr>
+              <w:t>地圖互動</w:t>
+            </w:r>
+            <w:r>
+              <w:rPr>
+                <w:rFonts w:hint="eastAsia" w:ascii="SimSun" w:hAnsi="SimSun" w:eastAsia="新細明體" w:cs="SimSun"/>
+                <w:sz w:val="24"/>
+                <w:szCs w:val="24"/>
+                <w:lang w:val="en-US" w:eastAsia="zh-TW"/>
+              </w:rPr>
+              <w:t>:</w:t>
+            </w:r>
+            <w:r>
+              <w:rPr>
+                <w:rFonts w:ascii="SimSun" w:hAnsi="SimSun" w:eastAsia="SimSun" w:cs="SimSun"/>
+                <w:sz w:val="24"/>
+                <w:szCs w:val="24"/>
+              </w:rPr>
+              <w:t xml:space="preserve"> 點擊地圖區域即跳轉聊天室介面</w:t>
+            </w:r>
+          </w:p>
+        </w:tc>
+      </w:tr>
+    </w:tbl>
+    <w:p/>
+    <w:tbl>
+      <w:tblPr>
+        <w:tblStyle w:val="5"/>
+        <w:tblpPr w:leftFromText="180" w:rightFromText="180" w:vertAnchor="text" w:horzAnchor="page" w:tblpX="1707" w:tblpY="1009"/>
+        <w:tblOverlap w:val="never"/>
+        <w:tblW w:w="8364" w:type="dxa"/>
+        <w:tblInd w:w="0" w:type="dxa"/>
+        <w:tblBorders>
+          <w:top w:val="single" w:color="4F81BC" w:sz="8" w:space="0"/>
+          <w:left w:val="single" w:color="4F81BC" w:sz="8" w:space="0"/>
+          <w:bottom w:val="single" w:color="4F81BC" w:sz="8" w:space="0"/>
+          <w:right w:val="single" w:color="4F81BC" w:sz="8" w:space="0"/>
+          <w:insideH w:val="single" w:color="4F81BC" w:sz="8" w:space="0"/>
+          <w:insideV w:val="single" w:color="4F81BC" w:sz="8" w:space="0"/>
+        </w:tblBorders>
+        <w:tblLayout w:type="fixed"/>
+        <w:tblCellMar>
+          <w:top w:w="0" w:type="dxa"/>
+          <w:left w:w="0" w:type="dxa"/>
+          <w:bottom w:w="0" w:type="dxa"/>
+          <w:right w:w="0" w:type="dxa"/>
+        </w:tblCellMar>
+      </w:tblPr>
+      <w:tblGrid>
+        <w:gridCol w:w="2377"/>
+        <w:gridCol w:w="5987"/>
+      </w:tblGrid>
+      <w:tr>
+        <w:tblPrEx>
+          <w:tblBorders>
+            <w:top w:val="single" w:color="4F81BC" w:sz="8" w:space="0"/>
+            <w:left w:val="single" w:color="4F81BC" w:sz="8" w:space="0"/>
+            <w:bottom w:val="single" w:color="4F81BC" w:sz="8" w:space="0"/>
+            <w:right w:val="single" w:color="4F81BC" w:sz="8" w:space="0"/>
+            <w:insideH w:val="single" w:color="4F81BC" w:sz="8" w:space="0"/>
+            <w:insideV w:val="single" w:color="4F81BC" w:sz="8" w:space="0"/>
+          </w:tblBorders>
+          <w:tblLayout w:type="fixed"/>
+          <w:tblCellMar>
+            <w:top w:w="0" w:type="dxa"/>
+            <w:left w:w="0" w:type="dxa"/>
+            <w:bottom w:w="0" w:type="dxa"/>
+            <w:right w:w="0" w:type="dxa"/>
+          </w:tblCellMar>
+        </w:tblPrEx>
+        <w:trPr>
+          <w:trHeight w:val="359" w:hRule="atLeast"/>
+        </w:trPr>
+        <w:tc>
+          <w:tcPr>
+            <w:tcW w:w="2377" w:type="dxa"/>
+            <w:tcBorders>
+              <w:bottom w:val="single" w:color="4F81BC" w:sz="18" w:space="0"/>
+            </w:tcBorders>
+          </w:tcPr>
+          <w:p>
+            <w:pPr>
+              <w:pStyle w:val="6"/>
+              <w:spacing w:before="33"/>
+              <w:ind w:left="107"/>
+              <w:rPr>
+                <w:b/>
+                <w:sz w:val="24"/>
+              </w:rPr>
+            </w:pPr>
+            <w:r>
+              <w:rPr>
+                <w:b/>
+                <w:sz w:val="24"/>
+              </w:rPr>
+              <w:t>Use</w:t>
+            </w:r>
+            <w:r>
+              <w:rPr>
+                <w:b/>
+                <w:spacing w:val="-3"/>
+                <w:sz w:val="24"/>
+              </w:rPr>
+              <w:t xml:space="preserve"> </w:t>
+            </w:r>
+            <w:r>
+              <w:rPr>
+                <w:b/>
+                <w:sz w:val="24"/>
+              </w:rPr>
+              <w:t>Case</w:t>
+            </w:r>
+            <w:r>
+              <w:rPr>
+                <w:b/>
+                <w:spacing w:val="-3"/>
+                <w:sz w:val="24"/>
+              </w:rPr>
+              <w:t xml:space="preserve"> </w:t>
+            </w:r>
+            <w:r>
+              <w:rPr>
+                <w:b/>
+                <w:spacing w:val="-5"/>
+                <w:sz w:val="24"/>
+              </w:rPr>
+              <w:t>ID</w:t>
+            </w:r>
+          </w:p>
+        </w:tc>
+        <w:tc>
+          <w:tcPr>
+            <w:tcW w:w="5987" w:type="dxa"/>
+            <w:tcBorders>
+              <w:bottom w:val="single" w:color="4F81BC" w:sz="18" w:space="0"/>
+            </w:tcBorders>
+          </w:tcPr>
+          <w:p>
+            <w:pPr>
+              <w:pStyle w:val="6"/>
+              <w:spacing w:before="33"/>
+              <w:ind w:left="107"/>
+              <w:rPr>
+                <w:b/>
+                <w:sz w:val="24"/>
+              </w:rPr>
+            </w:pPr>
+            <w:r>
+              <w:rPr>
+                <w:rFonts w:ascii="SimSun" w:hAnsi="SimSun" w:eastAsia="SimSun" w:cs="SimSun"/>
+                <w:sz w:val="24"/>
+                <w:szCs w:val="24"/>
+              </w:rPr>
+              <w:t>UC-</w:t>
+            </w:r>
+            <w:r>
+              <w:rPr>
+                <w:rFonts w:hint="eastAsia" w:ascii="SimSun" w:hAnsi="SimSun" w:eastAsia="新細明體" w:cs="SimSun"/>
+                <w:sz w:val="24"/>
+                <w:szCs w:val="24"/>
+                <w:lang w:val="en-US" w:eastAsia="zh-TW"/>
+              </w:rPr>
+              <w:t>7.2</w:t>
+            </w:r>
+          </w:p>
+        </w:tc>
+      </w:tr>
+      <w:tr>
+        <w:tblPrEx>
+          <w:tblBorders>
+            <w:top w:val="single" w:color="4F81BC" w:sz="8" w:space="0"/>
+            <w:left w:val="single" w:color="4F81BC" w:sz="8" w:space="0"/>
+            <w:bottom w:val="single" w:color="4F81BC" w:sz="8" w:space="0"/>
+            <w:right w:val="single" w:color="4F81BC" w:sz="8" w:space="0"/>
+            <w:insideH w:val="single" w:color="4F81BC" w:sz="8" w:space="0"/>
+            <w:insideV w:val="single" w:color="4F81BC" w:sz="8" w:space="0"/>
+          </w:tblBorders>
+          <w:tblLayout w:type="fixed"/>
+          <w:tblCellMar>
+            <w:top w:w="0" w:type="dxa"/>
+            <w:left w:w="0" w:type="dxa"/>
+            <w:bottom w:w="0" w:type="dxa"/>
+            <w:right w:w="0" w:type="dxa"/>
+          </w:tblCellMar>
+        </w:tblPrEx>
+        <w:trPr>
+          <w:trHeight w:val="361" w:hRule="atLeast"/>
+        </w:trPr>
+        <w:tc>
+          <w:tcPr>
+            <w:tcW w:w="2377" w:type="dxa"/>
+            <w:tcBorders>
+              <w:top w:val="single" w:color="4F81BC" w:sz="18" w:space="0"/>
+            </w:tcBorders>
+            <w:shd w:val="clear" w:color="auto" w:fill="D2DFED"/>
+          </w:tcPr>
+          <w:p>
+            <w:pPr>
+              <w:pStyle w:val="6"/>
+              <w:spacing w:before="34"/>
+              <w:ind w:left="107"/>
+              <w:rPr>
+                <w:b/>
+                <w:sz w:val="24"/>
+              </w:rPr>
+            </w:pPr>
+            <w:r>
+              <w:rPr>
+                <w:b/>
+                <w:sz w:val="24"/>
+              </w:rPr>
+              <w:t>Use</w:t>
+            </w:r>
+            <w:r>
+              <w:rPr>
+                <w:b/>
+                <w:spacing w:val="-3"/>
+                <w:sz w:val="24"/>
+              </w:rPr>
+              <w:t xml:space="preserve"> </w:t>
+            </w:r>
+            <w:r>
+              <w:rPr>
+                <w:b/>
+                <w:sz w:val="24"/>
+              </w:rPr>
+              <w:t>Case</w:t>
+            </w:r>
+            <w:r>
+              <w:rPr>
+                <w:b/>
+                <w:spacing w:val="-3"/>
+                <w:sz w:val="24"/>
+              </w:rPr>
+              <w:t xml:space="preserve"> </w:t>
+            </w:r>
+            <w:r>
+              <w:rPr>
+                <w:b/>
+                <w:spacing w:val="-4"/>
+                <w:sz w:val="24"/>
+              </w:rPr>
+              <w:t>Name</w:t>
+            </w:r>
+          </w:p>
+        </w:tc>
+        <w:tc>
+          <w:tcPr>
+            <w:tcW w:w="5987" w:type="dxa"/>
+            <w:tcBorders>
+              <w:top w:val="single" w:color="4F81BC" w:sz="18" w:space="0"/>
+            </w:tcBorders>
+            <w:shd w:val="clear" w:color="auto" w:fill="D2DFED"/>
+          </w:tcPr>
+          <w:p>
+            <w:pPr>
+              <w:pStyle w:val="6"/>
+              <w:spacing w:before="34"/>
+              <w:ind w:left="107"/>
+              <w:rPr>
+                <w:sz w:val="24"/>
+              </w:rPr>
+            </w:pPr>
+            <w:r>
+              <w:rPr>
+                <w:rFonts w:ascii="SimSun" w:hAnsi="SimSun" w:eastAsia="SimSun" w:cs="SimSun"/>
+                <w:sz w:val="24"/>
+                <w:szCs w:val="24"/>
+              </w:rPr>
+              <w:t>熱門推薦</w:t>
+            </w:r>
+          </w:p>
+        </w:tc>
+      </w:tr>
+      <w:tr>
+        <w:tblPrEx>
+          <w:tblBorders>
+            <w:top w:val="single" w:color="4F81BC" w:sz="8" w:space="0"/>
+            <w:left w:val="single" w:color="4F81BC" w:sz="8" w:space="0"/>
+            <w:bottom w:val="single" w:color="4F81BC" w:sz="8" w:space="0"/>
+            <w:right w:val="single" w:color="4F81BC" w:sz="8" w:space="0"/>
+            <w:insideH w:val="single" w:color="4F81BC" w:sz="8" w:space="0"/>
+            <w:insideV w:val="single" w:color="4F81BC" w:sz="8" w:space="0"/>
+          </w:tblBorders>
+          <w:tblLayout w:type="fixed"/>
+          <w:tblCellMar>
+            <w:top w:w="0" w:type="dxa"/>
+            <w:left w:w="0" w:type="dxa"/>
+            <w:bottom w:w="0" w:type="dxa"/>
+            <w:right w:w="0" w:type="dxa"/>
+          </w:tblCellMar>
+        </w:tblPrEx>
+        <w:trPr>
+          <w:trHeight w:val="359" w:hRule="atLeast"/>
+        </w:trPr>
+        <w:tc>
+          <w:tcPr>
+            <w:tcW w:w="2377" w:type="dxa"/>
+          </w:tcPr>
+          <w:p>
+            <w:pPr>
+              <w:pStyle w:val="6"/>
+              <w:spacing w:before="32"/>
+              <w:ind w:left="107"/>
+              <w:rPr>
+                <w:b/>
+                <w:sz w:val="24"/>
+              </w:rPr>
+            </w:pPr>
+            <w:r>
+              <w:rPr>
+                <w:b/>
+                <w:spacing w:val="-4"/>
+                <w:sz w:val="24"/>
+              </w:rPr>
+              <w:t>Goal</w:t>
+            </w:r>
+          </w:p>
+        </w:tc>
+        <w:tc>
+          <w:tcPr>
+            <w:tcW w:w="5987" w:type="dxa"/>
+          </w:tcPr>
+          <w:p>
+            <w:pPr>
+              <w:pStyle w:val="6"/>
+              <w:spacing w:before="32"/>
+              <w:ind w:left="107"/>
+              <w:rPr>
+                <w:sz w:val="24"/>
+              </w:rPr>
+            </w:pPr>
+            <w:r>
+              <w:rPr>
+                <w:rFonts w:ascii="SimSun" w:hAnsi="SimSun" w:eastAsia="SimSun" w:cs="SimSun"/>
+                <w:sz w:val="24"/>
+                <w:szCs w:val="24"/>
+              </w:rPr>
+              <w:t>提升聊天室參與度與互動性</w:t>
+            </w:r>
+          </w:p>
+        </w:tc>
+      </w:tr>
+      <w:tr>
+        <w:tblPrEx>
+          <w:tblBorders>
+            <w:top w:val="single" w:color="4F81BC" w:sz="8" w:space="0"/>
+            <w:left w:val="single" w:color="4F81BC" w:sz="8" w:space="0"/>
+            <w:bottom w:val="single" w:color="4F81BC" w:sz="8" w:space="0"/>
+            <w:right w:val="single" w:color="4F81BC" w:sz="8" w:space="0"/>
+            <w:insideH w:val="single" w:color="4F81BC" w:sz="8" w:space="0"/>
+            <w:insideV w:val="single" w:color="4F81BC" w:sz="8" w:space="0"/>
+          </w:tblBorders>
+          <w:tblLayout w:type="fixed"/>
+          <w:tblCellMar>
+            <w:top w:w="0" w:type="dxa"/>
+            <w:left w:w="0" w:type="dxa"/>
+            <w:bottom w:w="0" w:type="dxa"/>
+            <w:right w:w="0" w:type="dxa"/>
+          </w:tblCellMar>
+        </w:tblPrEx>
+        <w:trPr>
+          <w:trHeight w:val="721" w:hRule="atLeast"/>
+        </w:trPr>
+        <w:tc>
+          <w:tcPr>
+            <w:tcW w:w="2377" w:type="dxa"/>
+            <w:shd w:val="clear" w:color="auto" w:fill="D2DFED"/>
+          </w:tcPr>
+          <w:p>
+            <w:pPr>
+              <w:pStyle w:val="6"/>
+              <w:spacing w:before="35"/>
+              <w:ind w:left="107"/>
+              <w:rPr>
+                <w:b/>
+                <w:sz w:val="24"/>
+              </w:rPr>
+            </w:pPr>
+            <w:r>
+              <w:rPr>
+                <w:b/>
+                <w:spacing w:val="-2"/>
+                <w:sz w:val="24"/>
+              </w:rPr>
+              <w:t>Requirements</w:t>
+            </w:r>
+          </w:p>
+        </w:tc>
+        <w:tc>
+          <w:tcPr>
+            <w:tcW w:w="5987" w:type="dxa"/>
+            <w:shd w:val="clear" w:color="auto" w:fill="D2DFED"/>
+          </w:tcPr>
+          <w:p>
+            <w:pPr>
+              <w:pStyle w:val="6"/>
+              <w:spacing w:before="67"/>
+              <w:ind w:left="107"/>
+              <w:rPr>
+                <w:sz w:val="24"/>
+              </w:rPr>
+            </w:pPr>
+            <w:r>
+              <w:rPr>
+                <w:rFonts w:ascii="SimSun" w:hAnsi="SimSun" w:eastAsia="SimSun" w:cs="SimSun"/>
+                <w:sz w:val="24"/>
+                <w:szCs w:val="24"/>
+              </w:rPr>
+              <w:t>[FR</w:t>
+            </w:r>
+            <w:r>
+              <w:rPr>
+                <w:rFonts w:hint="eastAsia" w:ascii="SimSun" w:hAnsi="SimSun" w:eastAsia="新細明體" w:cs="SimSun"/>
+                <w:sz w:val="24"/>
+                <w:szCs w:val="24"/>
+                <w:lang w:val="en-US" w:eastAsia="zh-TW"/>
+              </w:rPr>
+              <w:t>14</w:t>
+            </w:r>
+            <w:r>
+              <w:rPr>
+                <w:rFonts w:ascii="SimSun" w:hAnsi="SimSun" w:eastAsia="SimSun" w:cs="SimSun"/>
+                <w:sz w:val="24"/>
+                <w:szCs w:val="24"/>
+              </w:rPr>
+              <w:t xml:space="preserve">: 匿名互動平台] </w:t>
+            </w:r>
+          </w:p>
+        </w:tc>
+      </w:tr>
+      <w:tr>
+        <w:tblPrEx>
+          <w:tblBorders>
+            <w:top w:val="single" w:color="4F81BC" w:sz="8" w:space="0"/>
+            <w:left w:val="single" w:color="4F81BC" w:sz="8" w:space="0"/>
+            <w:bottom w:val="single" w:color="4F81BC" w:sz="8" w:space="0"/>
+            <w:right w:val="single" w:color="4F81BC" w:sz="8" w:space="0"/>
+            <w:insideH w:val="single" w:color="4F81BC" w:sz="8" w:space="0"/>
+            <w:insideV w:val="single" w:color="4F81BC" w:sz="8" w:space="0"/>
+          </w:tblBorders>
+          <w:tblLayout w:type="fixed"/>
+          <w:tblCellMar>
+            <w:top w:w="0" w:type="dxa"/>
+            <w:left w:w="0" w:type="dxa"/>
+            <w:bottom w:w="0" w:type="dxa"/>
+            <w:right w:w="0" w:type="dxa"/>
+          </w:tblCellMar>
+        </w:tblPrEx>
+        <w:trPr>
+          <w:trHeight w:val="719" w:hRule="atLeast"/>
+        </w:trPr>
+        <w:tc>
+          <w:tcPr>
+            <w:tcW w:w="2377" w:type="dxa"/>
+          </w:tcPr>
+          <w:p>
+            <w:pPr>
+              <w:pStyle w:val="6"/>
+              <w:spacing w:before="32"/>
+              <w:ind w:left="107"/>
+              <w:rPr>
+                <w:b/>
+                <w:sz w:val="24"/>
+              </w:rPr>
+            </w:pPr>
+            <w:r>
+              <w:rPr>
+                <w:b/>
+                <w:spacing w:val="-2"/>
+                <w:sz w:val="24"/>
+              </w:rPr>
+              <w:t>Description</w:t>
+            </w:r>
+          </w:p>
+        </w:tc>
+        <w:tc>
+          <w:tcPr>
+            <w:tcW w:w="5987" w:type="dxa"/>
+          </w:tcPr>
+          <w:p>
+            <w:pPr>
+              <w:pStyle w:val="6"/>
+              <w:spacing w:before="67"/>
+              <w:ind w:left="107"/>
+              <w:rPr>
+                <w:sz w:val="24"/>
+              </w:rPr>
+            </w:pPr>
+            <w:r>
+              <w:rPr>
+                <w:rFonts w:ascii="SimSun" w:hAnsi="SimSun" w:eastAsia="SimSun" w:cs="SimSun"/>
+                <w:sz w:val="24"/>
+                <w:szCs w:val="24"/>
+              </w:rPr>
+              <w:t>系統依據聊天室活躍度與用戶參與紀錄，自動推薦熱門聊天室於首頁或推薦區塊。</w:t>
+            </w:r>
+          </w:p>
+        </w:tc>
+      </w:tr>
+      <w:tr>
+        <w:tblPrEx>
+          <w:tblBorders>
+            <w:top w:val="single" w:color="4F81BC" w:sz="8" w:space="0"/>
+            <w:left w:val="single" w:color="4F81BC" w:sz="8" w:space="0"/>
+            <w:bottom w:val="single" w:color="4F81BC" w:sz="8" w:space="0"/>
+            <w:right w:val="single" w:color="4F81BC" w:sz="8" w:space="0"/>
+            <w:insideH w:val="single" w:color="4F81BC" w:sz="8" w:space="0"/>
+            <w:insideV w:val="single" w:color="4F81BC" w:sz="8" w:space="0"/>
+          </w:tblBorders>
+          <w:tblLayout w:type="fixed"/>
+          <w:tblCellMar>
+            <w:top w:w="0" w:type="dxa"/>
+            <w:left w:w="0" w:type="dxa"/>
+            <w:bottom w:w="0" w:type="dxa"/>
+            <w:right w:w="0" w:type="dxa"/>
+          </w:tblCellMar>
+        </w:tblPrEx>
+        <w:trPr>
+          <w:trHeight w:val="359" w:hRule="atLeast"/>
+        </w:trPr>
+        <w:tc>
+          <w:tcPr>
+            <w:tcW w:w="2377" w:type="dxa"/>
+            <w:shd w:val="clear" w:color="auto" w:fill="D2DFED"/>
+          </w:tcPr>
+          <w:p>
+            <w:pPr>
+              <w:pStyle w:val="6"/>
+              <w:spacing w:before="32"/>
+              <w:ind w:left="107"/>
+              <w:rPr>
+                <w:b/>
+                <w:sz w:val="24"/>
+              </w:rPr>
+            </w:pPr>
+            <w:r>
+              <w:rPr>
+                <w:b/>
+                <w:spacing w:val="-2"/>
+                <w:sz w:val="24"/>
+              </w:rPr>
+              <w:t>Actor</w:t>
+            </w:r>
+          </w:p>
+        </w:tc>
+        <w:tc>
+          <w:tcPr>
+            <w:tcW w:w="5987" w:type="dxa"/>
+            <w:shd w:val="clear" w:color="auto" w:fill="D2DFED"/>
+          </w:tcPr>
+          <w:p>
+            <w:pPr>
+              <w:pStyle w:val="6"/>
+              <w:rPr>
+                <w:rFonts w:ascii="Times New Roman"/>
+                <w:sz w:val="22"/>
+              </w:rPr>
+            </w:pPr>
+            <w:r>
+              <w:rPr>
+                <w:rFonts w:ascii="SimSun" w:hAnsi="SimSun" w:eastAsia="SimSun" w:cs="SimSun"/>
+                <w:sz w:val="24"/>
+                <w:szCs w:val="24"/>
+              </w:rPr>
+              <w:t>系統</w:t>
+            </w:r>
+          </w:p>
+        </w:tc>
+      </w:tr>
+      <w:tr>
+        <w:tblPrEx>
+          <w:tblBorders>
+            <w:top w:val="single" w:color="4F81BC" w:sz="8" w:space="0"/>
+            <w:left w:val="single" w:color="4F81BC" w:sz="8" w:space="0"/>
+            <w:bottom w:val="single" w:color="4F81BC" w:sz="8" w:space="0"/>
+            <w:right w:val="single" w:color="4F81BC" w:sz="8" w:space="0"/>
+            <w:insideH w:val="single" w:color="4F81BC" w:sz="8" w:space="0"/>
+            <w:insideV w:val="single" w:color="4F81BC" w:sz="8" w:space="0"/>
+          </w:tblBorders>
+          <w:tblLayout w:type="fixed"/>
+          <w:tblCellMar>
+            <w:top w:w="0" w:type="dxa"/>
+            <w:left w:w="0" w:type="dxa"/>
+            <w:bottom w:w="0" w:type="dxa"/>
+            <w:right w:w="0" w:type="dxa"/>
+          </w:tblCellMar>
+        </w:tblPrEx>
+        <w:trPr>
+          <w:trHeight w:val="361" w:hRule="atLeast"/>
+        </w:trPr>
+        <w:tc>
+          <w:tcPr>
+            <w:tcW w:w="2377" w:type="dxa"/>
+          </w:tcPr>
+          <w:p>
+            <w:pPr>
+              <w:pStyle w:val="6"/>
+              <w:spacing w:before="35"/>
+              <w:ind w:left="107"/>
+              <w:rPr>
+                <w:b/>
+                <w:sz w:val="24"/>
+              </w:rPr>
+            </w:pPr>
+            <w:r>
+              <w:rPr>
+                <w:b/>
+                <w:spacing w:val="-2"/>
+                <w:sz w:val="24"/>
+              </w:rPr>
+              <w:t>Assumptions</w:t>
+            </w:r>
+          </w:p>
+        </w:tc>
+        <w:tc>
+          <w:tcPr>
+            <w:tcW w:w="5987" w:type="dxa"/>
+          </w:tcPr>
+          <w:p>
+            <w:pPr>
+              <w:pStyle w:val="6"/>
+              <w:rPr>
+                <w:rFonts w:ascii="Times New Roman"/>
+                <w:sz w:val="22"/>
+              </w:rPr>
+            </w:pPr>
+            <w:r>
+              <w:rPr>
+                <w:rFonts w:ascii="SimSun" w:hAnsi="SimSun" w:eastAsia="SimSun" w:cs="SimSun"/>
+                <w:sz w:val="24"/>
+                <w:szCs w:val="24"/>
+              </w:rPr>
+              <w:t>系統有收集活躍與參與數據</w:t>
+            </w:r>
+          </w:p>
+        </w:tc>
+      </w:tr>
+      <w:tr>
+        <w:tblPrEx>
+          <w:tblBorders>
+            <w:top w:val="single" w:color="4F81BC" w:sz="8" w:space="0"/>
+            <w:left w:val="single" w:color="4F81BC" w:sz="8" w:space="0"/>
+            <w:bottom w:val="single" w:color="4F81BC" w:sz="8" w:space="0"/>
+            <w:right w:val="single" w:color="4F81BC" w:sz="8" w:space="0"/>
+            <w:insideH w:val="single" w:color="4F81BC" w:sz="8" w:space="0"/>
+            <w:insideV w:val="single" w:color="4F81BC" w:sz="8" w:space="0"/>
+          </w:tblBorders>
+          <w:tblLayout w:type="fixed"/>
+          <w:tblCellMar>
+            <w:top w:w="0" w:type="dxa"/>
+            <w:left w:w="0" w:type="dxa"/>
+            <w:bottom w:w="0" w:type="dxa"/>
+            <w:right w:w="0" w:type="dxa"/>
+          </w:tblCellMar>
+        </w:tblPrEx>
+        <w:trPr>
+          <w:trHeight w:val="359" w:hRule="atLeast"/>
+        </w:trPr>
+        <w:tc>
+          <w:tcPr>
+            <w:tcW w:w="2377" w:type="dxa"/>
+            <w:shd w:val="clear" w:color="auto" w:fill="D2DFED"/>
+          </w:tcPr>
+          <w:p>
+            <w:pPr>
+              <w:pStyle w:val="6"/>
+              <w:spacing w:before="32"/>
+              <w:ind w:left="107"/>
+              <w:rPr>
+                <w:b/>
+                <w:sz w:val="24"/>
+              </w:rPr>
+            </w:pPr>
+            <w:r>
+              <w:rPr>
+                <w:b/>
+                <w:spacing w:val="-2"/>
+                <w:sz w:val="24"/>
+              </w:rPr>
+              <w:t>Constraints</w:t>
+            </w:r>
+          </w:p>
+        </w:tc>
+        <w:tc>
+          <w:tcPr>
+            <w:tcW w:w="5987" w:type="dxa"/>
+            <w:shd w:val="clear" w:color="auto" w:fill="D2DFED"/>
+          </w:tcPr>
+          <w:p>
+            <w:pPr>
+              <w:pStyle w:val="6"/>
+              <w:rPr>
+                <w:rFonts w:ascii="Times New Roman"/>
+                <w:sz w:val="22"/>
+              </w:rPr>
+            </w:pPr>
+            <w:r>
+              <w:rPr>
+                <w:rFonts w:ascii="SimSun" w:hAnsi="SimSun" w:eastAsia="SimSun" w:cs="SimSun"/>
+                <w:sz w:val="24"/>
+                <w:szCs w:val="24"/>
+              </w:rPr>
+              <w:t>推薦需更新頻率不得低於每日一次</w:t>
+            </w:r>
+          </w:p>
+        </w:tc>
+      </w:tr>
+      <w:tr>
+        <w:tblPrEx>
+          <w:tblBorders>
+            <w:top w:val="single" w:color="4F81BC" w:sz="8" w:space="0"/>
+            <w:left w:val="single" w:color="4F81BC" w:sz="8" w:space="0"/>
+            <w:bottom w:val="single" w:color="4F81BC" w:sz="8" w:space="0"/>
+            <w:right w:val="single" w:color="4F81BC" w:sz="8" w:space="0"/>
+            <w:insideH w:val="single" w:color="4F81BC" w:sz="8" w:space="0"/>
+            <w:insideV w:val="single" w:color="4F81BC" w:sz="8" w:space="0"/>
+          </w:tblBorders>
+          <w:tblLayout w:type="fixed"/>
+          <w:tblCellMar>
+            <w:top w:w="0" w:type="dxa"/>
+            <w:left w:w="0" w:type="dxa"/>
+            <w:bottom w:w="0" w:type="dxa"/>
+            <w:right w:w="0" w:type="dxa"/>
+          </w:tblCellMar>
+        </w:tblPrEx>
+        <w:trPr>
+          <w:trHeight w:val="359" w:hRule="atLeast"/>
+        </w:trPr>
+        <w:tc>
+          <w:tcPr>
+            <w:tcW w:w="2377" w:type="dxa"/>
+          </w:tcPr>
+          <w:p>
+            <w:pPr>
+              <w:pStyle w:val="6"/>
+              <w:spacing w:before="33"/>
+              <w:ind w:left="107"/>
+              <w:rPr>
+                <w:b/>
+                <w:sz w:val="24"/>
+              </w:rPr>
+            </w:pPr>
+            <w:r>
+              <w:rPr>
+                <w:b/>
+                <w:spacing w:val="-2"/>
+                <w:sz w:val="24"/>
+              </w:rPr>
+              <w:t>Priority</w:t>
+            </w:r>
+          </w:p>
+        </w:tc>
+        <w:tc>
+          <w:tcPr>
+            <w:tcW w:w="5987" w:type="dxa"/>
+          </w:tcPr>
+          <w:p>
+            <w:pPr>
+              <w:pStyle w:val="6"/>
+              <w:spacing w:before="33"/>
+              <w:ind w:left="107"/>
+              <w:rPr>
+                <w:rFonts w:hint="eastAsia" w:eastAsia="新細明體"/>
+                <w:sz w:val="24"/>
+                <w:lang w:val="en-US" w:eastAsia="zh-TW"/>
+              </w:rPr>
+            </w:pPr>
+            <w:r>
+              <w:rPr>
+                <w:rFonts w:hint="eastAsia" w:eastAsia="新細明體"/>
+                <w:sz w:val="24"/>
+                <w:lang w:val="en-US" w:eastAsia="zh-TW"/>
+              </w:rPr>
+              <w:t>高</w:t>
+            </w:r>
+          </w:p>
+        </w:tc>
+      </w:tr>
+      <w:tr>
+        <w:tblPrEx>
+          <w:tblBorders>
+            <w:top w:val="single" w:color="4F81BC" w:sz="8" w:space="0"/>
+            <w:left w:val="single" w:color="4F81BC" w:sz="8" w:space="0"/>
+            <w:bottom w:val="single" w:color="4F81BC" w:sz="8" w:space="0"/>
+            <w:right w:val="single" w:color="4F81BC" w:sz="8" w:space="0"/>
+            <w:insideH w:val="single" w:color="4F81BC" w:sz="8" w:space="0"/>
+            <w:insideV w:val="single" w:color="4F81BC" w:sz="8" w:space="0"/>
+          </w:tblBorders>
+          <w:tblLayout w:type="fixed"/>
+          <w:tblCellMar>
+            <w:top w:w="0" w:type="dxa"/>
+            <w:left w:w="0" w:type="dxa"/>
+            <w:bottom w:w="0" w:type="dxa"/>
+            <w:right w:w="0" w:type="dxa"/>
+          </w:tblCellMar>
+        </w:tblPrEx>
+        <w:trPr>
+          <w:trHeight w:val="1441" w:hRule="atLeast"/>
+        </w:trPr>
+        <w:tc>
+          <w:tcPr>
+            <w:tcW w:w="2377" w:type="dxa"/>
+            <w:shd w:val="clear" w:color="auto" w:fill="D2DFED"/>
+          </w:tcPr>
+          <w:p>
+            <w:pPr>
+              <w:pStyle w:val="6"/>
+              <w:spacing w:before="35"/>
+              <w:ind w:left="107"/>
+              <w:rPr>
+                <w:b/>
+                <w:sz w:val="24"/>
+              </w:rPr>
+            </w:pPr>
+            <w:r>
+              <w:rPr>
+                <w:b/>
+                <w:spacing w:val="-2"/>
+                <w:sz w:val="24"/>
+              </w:rPr>
+              <w:t>Pre-Conditions</w:t>
+            </w:r>
+          </w:p>
+        </w:tc>
+        <w:tc>
+          <w:tcPr>
+            <w:tcW w:w="5987" w:type="dxa"/>
+            <w:shd w:val="clear" w:color="auto" w:fill="D2DFED"/>
+          </w:tcPr>
+          <w:p>
+            <w:pPr>
+              <w:pStyle w:val="6"/>
+              <w:numPr>
+                <w:ilvl w:val="0"/>
+                <w:numId w:val="0"/>
+              </w:numPr>
+              <w:tabs>
+                <w:tab w:val="left" w:pos="466"/>
+              </w:tabs>
+              <w:spacing w:before="0" w:after="0" w:line="240" w:lineRule="auto"/>
+              <w:ind w:right="0" w:rightChars="0"/>
+              <w:jc w:val="left"/>
+              <w:rPr>
+                <w:rFonts w:hint="eastAsia" w:ascii="Microsoft YaHei" w:eastAsia="新細明體"/>
+                <w:sz w:val="24"/>
+                <w:lang w:val="en-US" w:eastAsia="zh-TW"/>
+              </w:rPr>
+            </w:pPr>
+            <w:r>
+              <w:rPr>
+                <w:rFonts w:ascii="SimSun" w:hAnsi="SimSun" w:eastAsia="SimSun" w:cs="SimSun"/>
+                <w:sz w:val="24"/>
+                <w:szCs w:val="24"/>
+              </w:rPr>
+              <w:t>使用者開啟推薦頁面或首頁</w:t>
+            </w:r>
+          </w:p>
+        </w:tc>
+      </w:tr>
+      <w:tr>
+        <w:tblPrEx>
+          <w:tblBorders>
+            <w:top w:val="single" w:color="4F81BC" w:sz="8" w:space="0"/>
+            <w:left w:val="single" w:color="4F81BC" w:sz="8" w:space="0"/>
+            <w:bottom w:val="single" w:color="4F81BC" w:sz="8" w:space="0"/>
+            <w:right w:val="single" w:color="4F81BC" w:sz="8" w:space="0"/>
+            <w:insideH w:val="single" w:color="4F81BC" w:sz="8" w:space="0"/>
+            <w:insideV w:val="single" w:color="4F81BC" w:sz="8" w:space="0"/>
+          </w:tblBorders>
+          <w:tblLayout w:type="fixed"/>
+          <w:tblCellMar>
+            <w:top w:w="0" w:type="dxa"/>
+            <w:left w:w="0" w:type="dxa"/>
+            <w:bottom w:w="0" w:type="dxa"/>
+            <w:right w:w="0" w:type="dxa"/>
+          </w:tblCellMar>
+        </w:tblPrEx>
+        <w:trPr>
+          <w:trHeight w:val="719" w:hRule="atLeast"/>
+        </w:trPr>
+        <w:tc>
+          <w:tcPr>
+            <w:tcW w:w="2377" w:type="dxa"/>
+          </w:tcPr>
+          <w:p>
+            <w:pPr>
+              <w:pStyle w:val="6"/>
+              <w:spacing w:before="32"/>
+              <w:ind w:left="107"/>
+              <w:rPr>
+                <w:b/>
+                <w:sz w:val="24"/>
+              </w:rPr>
+            </w:pPr>
+            <w:r>
+              <w:rPr>
+                <w:b/>
+                <w:spacing w:val="-4"/>
+                <w:sz w:val="24"/>
+              </w:rPr>
+              <w:t>Post-</w:t>
+            </w:r>
+            <w:r>
+              <w:rPr>
+                <w:b/>
+                <w:spacing w:val="-2"/>
+                <w:sz w:val="24"/>
+              </w:rPr>
+              <w:t>Conditions</w:t>
+            </w:r>
+          </w:p>
+        </w:tc>
+        <w:tc>
+          <w:tcPr>
+            <w:tcW w:w="5987" w:type="dxa"/>
+          </w:tcPr>
+          <w:p>
+            <w:pPr>
+              <w:pStyle w:val="6"/>
+              <w:spacing w:before="169"/>
+              <w:ind w:left="107"/>
+              <w:rPr>
+                <w:rFonts w:ascii="Microsoft YaHei" w:eastAsia="Microsoft YaHei"/>
+                <w:sz w:val="24"/>
+              </w:rPr>
+            </w:pPr>
+            <w:r>
+              <w:rPr>
+                <w:rFonts w:ascii="SimSun" w:hAnsi="SimSun" w:eastAsia="SimSun" w:cs="SimSun"/>
+                <w:sz w:val="24"/>
+                <w:szCs w:val="24"/>
+              </w:rPr>
+              <w:t>顯示動態熱門聊天室列表</w:t>
+            </w:r>
+          </w:p>
+        </w:tc>
+      </w:tr>
+      <w:tr>
+        <w:tblPrEx>
+          <w:tblBorders>
+            <w:top w:val="single" w:color="4F81BC" w:sz="8" w:space="0"/>
+            <w:left w:val="single" w:color="4F81BC" w:sz="8" w:space="0"/>
+            <w:bottom w:val="single" w:color="4F81BC" w:sz="8" w:space="0"/>
+            <w:right w:val="single" w:color="4F81BC" w:sz="8" w:space="0"/>
+            <w:insideH w:val="single" w:color="4F81BC" w:sz="8" w:space="0"/>
+            <w:insideV w:val="single" w:color="4F81BC" w:sz="8" w:space="0"/>
+          </w:tblBorders>
+          <w:tblLayout w:type="fixed"/>
+          <w:tblCellMar>
+            <w:top w:w="0" w:type="dxa"/>
+            <w:left w:w="0" w:type="dxa"/>
+            <w:bottom w:w="0" w:type="dxa"/>
+            <w:right w:w="0" w:type="dxa"/>
+          </w:tblCellMar>
+        </w:tblPrEx>
+        <w:trPr>
+          <w:trHeight w:val="2879" w:hRule="atLeast"/>
+        </w:trPr>
+        <w:tc>
+          <w:tcPr>
+            <w:tcW w:w="2377" w:type="dxa"/>
+            <w:shd w:val="clear" w:color="auto" w:fill="D2DFED"/>
+          </w:tcPr>
+          <w:p>
+            <w:pPr>
+              <w:pStyle w:val="6"/>
+              <w:spacing w:before="32"/>
+              <w:ind w:left="107"/>
+              <w:rPr>
+                <w:b/>
+                <w:sz w:val="24"/>
+              </w:rPr>
+            </w:pPr>
+            <w:r>
+              <w:rPr>
+                <w:b/>
+                <w:sz w:val="24"/>
+              </w:rPr>
+              <w:t>Basic</w:t>
+            </w:r>
+            <w:r>
+              <w:rPr>
+                <w:b/>
+                <w:spacing w:val="-2"/>
+                <w:sz w:val="24"/>
+              </w:rPr>
+              <w:t xml:space="preserve"> </w:t>
+            </w:r>
+            <w:r>
+              <w:rPr>
+                <w:b/>
+                <w:spacing w:val="-4"/>
+                <w:sz w:val="24"/>
+              </w:rPr>
+              <w:t>Flow</w:t>
+            </w:r>
+          </w:p>
+        </w:tc>
+        <w:tc>
+          <w:tcPr>
+            <w:tcW w:w="5987" w:type="dxa"/>
+            <w:shd w:val="clear" w:color="auto" w:fill="D2DFED"/>
+          </w:tcPr>
+          <w:p>
+            <w:pPr>
+              <w:pStyle w:val="6"/>
+              <w:numPr>
+                <w:ilvl w:val="0"/>
+                <w:numId w:val="0"/>
+              </w:numPr>
+              <w:spacing w:line="720" w:lineRule="atLeast"/>
+              <w:ind w:right="178" w:rightChars="0"/>
+              <w:rPr>
+                <w:rFonts w:ascii="SimSun" w:hAnsi="SimSun" w:eastAsia="SimSun" w:cs="SimSun"/>
+                <w:sz w:val="24"/>
+                <w:szCs w:val="24"/>
+              </w:rPr>
+            </w:pPr>
+            <w:r>
+              <w:rPr>
+                <w:rFonts w:hint="eastAsia" w:ascii="SimSun" w:hAnsi="SimSun" w:eastAsia="新細明體" w:cs="SimSun"/>
+                <w:sz w:val="24"/>
+                <w:szCs w:val="24"/>
+                <w:lang w:val="en-US" w:eastAsia="zh-TW"/>
+              </w:rPr>
+              <w:t xml:space="preserve">1. </w:t>
+            </w:r>
+            <w:r>
+              <w:rPr>
+                <w:rFonts w:ascii="SimSun" w:hAnsi="SimSun" w:eastAsia="SimSun" w:cs="SimSun"/>
+                <w:sz w:val="24"/>
+                <w:szCs w:val="24"/>
+              </w:rPr>
+              <w:t>系統分析聊天室互動數據</w:t>
+            </w:r>
+            <w:r>
+              <w:rPr>
+                <w:rFonts w:ascii="SimSun" w:hAnsi="SimSun" w:eastAsia="SimSun" w:cs="SimSun"/>
+                <w:sz w:val="24"/>
+                <w:szCs w:val="24"/>
+              </w:rPr>
+              <w:br w:type="textWrapping"/>
+            </w:r>
+            <w:r>
+              <w:rPr>
+                <w:rFonts w:ascii="SimSun" w:hAnsi="SimSun" w:eastAsia="SimSun" w:cs="SimSun"/>
+                <w:sz w:val="24"/>
+                <w:szCs w:val="24"/>
+              </w:rPr>
+              <w:t>2. 匹配使用者互動偏好</w:t>
+            </w:r>
+          </w:p>
+          <w:p>
+            <w:pPr>
+              <w:pStyle w:val="6"/>
+              <w:numPr>
+                <w:ilvl w:val="0"/>
+                <w:numId w:val="0"/>
+              </w:numPr>
+              <w:spacing w:line="720" w:lineRule="atLeast"/>
+              <w:ind w:right="178" w:rightChars="0"/>
+              <w:rPr>
+                <w:rFonts w:hint="eastAsia" w:ascii="SimSun" w:hAnsi="SimSun" w:eastAsia="新細明體" w:cs="SimSun"/>
+                <w:sz w:val="24"/>
+                <w:szCs w:val="24"/>
+                <w:lang w:val="en-US" w:eastAsia="zh-TW"/>
+              </w:rPr>
+            </w:pPr>
+            <w:r>
+              <w:rPr>
+                <w:rFonts w:hint="eastAsia" w:ascii="SimSun" w:hAnsi="SimSun" w:eastAsia="新細明體" w:cs="SimSun"/>
+                <w:sz w:val="24"/>
+                <w:szCs w:val="24"/>
+                <w:lang w:val="en-US" w:eastAsia="zh-TW"/>
+              </w:rPr>
+              <w:t xml:space="preserve">3. </w:t>
+            </w:r>
+            <w:r>
+              <w:rPr>
+                <w:rFonts w:ascii="SimSun" w:hAnsi="SimSun" w:eastAsia="SimSun" w:cs="SimSun"/>
+                <w:sz w:val="24"/>
+                <w:szCs w:val="24"/>
+              </w:rPr>
+              <w:t>顯示推薦聊天室列表</w:t>
+            </w:r>
+          </w:p>
+        </w:tc>
+      </w:tr>
+      <w:tr>
+        <w:tblPrEx>
+          <w:tblBorders>
+            <w:top w:val="single" w:color="4F81BC" w:sz="8" w:space="0"/>
+            <w:left w:val="single" w:color="4F81BC" w:sz="8" w:space="0"/>
+            <w:bottom w:val="single" w:color="4F81BC" w:sz="8" w:space="0"/>
+            <w:right w:val="single" w:color="4F81BC" w:sz="8" w:space="0"/>
+            <w:insideH w:val="single" w:color="4F81BC" w:sz="8" w:space="0"/>
+            <w:insideV w:val="single" w:color="4F81BC" w:sz="8" w:space="0"/>
+          </w:tblBorders>
+          <w:tblLayout w:type="fixed"/>
+          <w:tblCellMar>
+            <w:top w:w="0" w:type="dxa"/>
+            <w:left w:w="0" w:type="dxa"/>
+            <w:bottom w:w="0" w:type="dxa"/>
+            <w:right w:w="0" w:type="dxa"/>
+          </w:tblCellMar>
+        </w:tblPrEx>
+        <w:trPr>
+          <w:trHeight w:val="361" w:hRule="atLeast"/>
+        </w:trPr>
+        <w:tc>
+          <w:tcPr>
+            <w:tcW w:w="2377" w:type="dxa"/>
+          </w:tcPr>
+          <w:p>
+            <w:pPr>
+              <w:pStyle w:val="6"/>
+              <w:spacing w:before="35"/>
+              <w:ind w:left="107"/>
+              <w:rPr>
+                <w:b/>
+                <w:sz w:val="24"/>
+              </w:rPr>
+            </w:pPr>
+            <w:r>
+              <w:rPr>
+                <w:b/>
+                <w:sz w:val="24"/>
+              </w:rPr>
+              <w:t>Alternative</w:t>
+            </w:r>
+            <w:r>
+              <w:rPr>
+                <w:b/>
+                <w:spacing w:val="-13"/>
+                <w:sz w:val="24"/>
+              </w:rPr>
+              <w:t xml:space="preserve"> </w:t>
+            </w:r>
+            <w:r>
+              <w:rPr>
+                <w:b/>
+                <w:spacing w:val="-2"/>
+                <w:sz w:val="24"/>
+              </w:rPr>
+              <w:t>Flows</w:t>
+            </w:r>
+          </w:p>
+        </w:tc>
+        <w:tc>
+          <w:tcPr>
+            <w:tcW w:w="5987" w:type="dxa"/>
+          </w:tcPr>
+          <w:p>
+            <w:pPr>
+              <w:pStyle w:val="6"/>
+              <w:rPr>
+                <w:rFonts w:ascii="SimSun" w:hAnsi="SimSun" w:eastAsia="SimSun" w:cs="SimSun"/>
+                <w:sz w:val="24"/>
+                <w:szCs w:val="24"/>
+              </w:rPr>
+            </w:pPr>
+            <w:r>
+              <w:rPr>
+                <w:rFonts w:ascii="SimSun" w:hAnsi="SimSun" w:eastAsia="SimSun" w:cs="SimSun"/>
+                <w:sz w:val="24"/>
+                <w:szCs w:val="24"/>
+              </w:rPr>
+              <w:t>無互動數據 → 顯示熱門總榜單</w:t>
+            </w:r>
+          </w:p>
+        </w:tc>
+      </w:tr>
+      <w:tr>
+        <w:tblPrEx>
+          <w:tblBorders>
+            <w:top w:val="single" w:color="4F81BC" w:sz="8" w:space="0"/>
+            <w:left w:val="single" w:color="4F81BC" w:sz="8" w:space="0"/>
+            <w:bottom w:val="single" w:color="4F81BC" w:sz="8" w:space="0"/>
+            <w:right w:val="single" w:color="4F81BC" w:sz="8" w:space="0"/>
+            <w:insideH w:val="single" w:color="4F81BC" w:sz="8" w:space="0"/>
+            <w:insideV w:val="single" w:color="4F81BC" w:sz="8" w:space="0"/>
+          </w:tblBorders>
+          <w:tblLayout w:type="fixed"/>
+          <w:tblCellMar>
+            <w:top w:w="0" w:type="dxa"/>
+            <w:left w:w="0" w:type="dxa"/>
+            <w:bottom w:w="0" w:type="dxa"/>
+            <w:right w:w="0" w:type="dxa"/>
+          </w:tblCellMar>
+        </w:tblPrEx>
+        <w:trPr>
+          <w:trHeight w:val="359" w:hRule="atLeast"/>
+        </w:trPr>
+        <w:tc>
+          <w:tcPr>
+            <w:tcW w:w="2377" w:type="dxa"/>
+            <w:shd w:val="clear" w:color="auto" w:fill="D2DFED"/>
+          </w:tcPr>
+          <w:p>
+            <w:pPr>
+              <w:pStyle w:val="6"/>
+              <w:spacing w:before="32"/>
+              <w:ind w:left="107"/>
+              <w:rPr>
+                <w:b/>
+                <w:sz w:val="24"/>
+              </w:rPr>
+            </w:pPr>
+            <w:r>
+              <w:rPr>
+                <w:b/>
+                <w:sz w:val="24"/>
+              </w:rPr>
+              <w:t>Exceptional</w:t>
+            </w:r>
+            <w:r>
+              <w:rPr>
+                <w:b/>
+                <w:spacing w:val="-9"/>
+                <w:sz w:val="24"/>
+              </w:rPr>
+              <w:t xml:space="preserve"> </w:t>
+            </w:r>
+            <w:r>
+              <w:rPr>
+                <w:b/>
+                <w:spacing w:val="-2"/>
+                <w:sz w:val="24"/>
+              </w:rPr>
+              <w:t>Flows</w:t>
+            </w:r>
+          </w:p>
+        </w:tc>
+        <w:tc>
+          <w:tcPr>
+            <w:tcW w:w="5987" w:type="dxa"/>
+            <w:shd w:val="clear" w:color="auto" w:fill="D2DFED"/>
+          </w:tcPr>
+          <w:p>
+            <w:pPr>
+              <w:pStyle w:val="6"/>
+              <w:rPr>
+                <w:rFonts w:ascii="SimSun" w:hAnsi="SimSun" w:eastAsia="SimSun" w:cs="SimSun"/>
+                <w:sz w:val="24"/>
+                <w:szCs w:val="24"/>
+              </w:rPr>
+            </w:pPr>
+            <w:r>
+              <w:rPr>
+                <w:rFonts w:ascii="SimSun" w:hAnsi="SimSun" w:eastAsia="SimSun" w:cs="SimSun"/>
+                <w:sz w:val="24"/>
+                <w:szCs w:val="24"/>
+              </w:rPr>
+              <w:t>系統分析失敗 → 顯示預設推薦內容</w:t>
+            </w:r>
+          </w:p>
+        </w:tc>
+      </w:tr>
+      <w:tr>
+        <w:tblPrEx>
+          <w:tblBorders>
+            <w:top w:val="single" w:color="4F81BC" w:sz="8" w:space="0"/>
+            <w:left w:val="single" w:color="4F81BC" w:sz="8" w:space="0"/>
+            <w:bottom w:val="single" w:color="4F81BC" w:sz="8" w:space="0"/>
+            <w:right w:val="single" w:color="4F81BC" w:sz="8" w:space="0"/>
+            <w:insideH w:val="single" w:color="4F81BC" w:sz="8" w:space="0"/>
+            <w:insideV w:val="single" w:color="4F81BC" w:sz="8" w:space="0"/>
+          </w:tblBorders>
+          <w:tblLayout w:type="fixed"/>
+          <w:tblCellMar>
+            <w:top w:w="0" w:type="dxa"/>
+            <w:left w:w="0" w:type="dxa"/>
+            <w:bottom w:w="0" w:type="dxa"/>
+            <w:right w:w="0" w:type="dxa"/>
+          </w:tblCellMar>
+        </w:tblPrEx>
+        <w:trPr>
+          <w:trHeight w:val="359" w:hRule="atLeast"/>
+        </w:trPr>
+        <w:tc>
+          <w:tcPr>
+            <w:tcW w:w="2377" w:type="dxa"/>
+          </w:tcPr>
+          <w:p>
+            <w:pPr>
+              <w:pStyle w:val="6"/>
+              <w:spacing w:before="32"/>
+              <w:ind w:left="107"/>
+              <w:rPr>
+                <w:b/>
+                <w:sz w:val="24"/>
+              </w:rPr>
+            </w:pPr>
+            <w:r>
+              <w:rPr>
+                <w:b/>
+                <w:sz w:val="24"/>
+              </w:rPr>
+              <w:t>Use</w:t>
+            </w:r>
+            <w:r>
+              <w:rPr>
+                <w:b/>
+                <w:spacing w:val="-3"/>
+                <w:sz w:val="24"/>
+              </w:rPr>
+              <w:t xml:space="preserve"> </w:t>
+            </w:r>
+            <w:r>
+              <w:rPr>
+                <w:b/>
+                <w:sz w:val="24"/>
+              </w:rPr>
+              <w:t>Use</w:t>
+            </w:r>
+            <w:r>
+              <w:rPr>
+                <w:b/>
+                <w:spacing w:val="-3"/>
+                <w:sz w:val="24"/>
+              </w:rPr>
+              <w:t xml:space="preserve"> </w:t>
+            </w:r>
+            <w:r>
+              <w:rPr>
+                <w:b/>
+                <w:spacing w:val="-4"/>
+                <w:sz w:val="24"/>
+              </w:rPr>
+              <w:t>Case</w:t>
+            </w:r>
+          </w:p>
+        </w:tc>
+        <w:tc>
+          <w:tcPr>
+            <w:tcW w:w="5987" w:type="dxa"/>
+          </w:tcPr>
+          <w:p>
+            <w:pPr>
+              <w:pStyle w:val="6"/>
+              <w:spacing w:before="35"/>
+              <w:rPr>
+                <w:rFonts w:hint="eastAsia" w:ascii="Times New Roman" w:eastAsia="新細明體"/>
+                <w:sz w:val="22"/>
+                <w:lang w:eastAsia="zh-TW"/>
+              </w:rPr>
+            </w:pPr>
+            <w:r>
+              <w:rPr>
+                <w:rFonts w:ascii="SimSun" w:hAnsi="SimSun" w:eastAsia="SimSun" w:cs="SimSun"/>
+                <w:sz w:val="24"/>
+                <w:szCs w:val="24"/>
+              </w:rPr>
+              <w:t>UC-7.0</w:t>
+            </w:r>
+          </w:p>
+        </w:tc>
+      </w:tr>
+      <w:tr>
+        <w:tblPrEx>
+          <w:tblBorders>
+            <w:top w:val="single" w:color="4F81BC" w:sz="8" w:space="0"/>
+            <w:left w:val="single" w:color="4F81BC" w:sz="8" w:space="0"/>
+            <w:bottom w:val="single" w:color="4F81BC" w:sz="8" w:space="0"/>
+            <w:right w:val="single" w:color="4F81BC" w:sz="8" w:space="0"/>
+            <w:insideH w:val="single" w:color="4F81BC" w:sz="8" w:space="0"/>
+            <w:insideV w:val="single" w:color="4F81BC" w:sz="8" w:space="0"/>
+          </w:tblBorders>
+          <w:tblLayout w:type="fixed"/>
+          <w:tblCellMar>
+            <w:top w:w="0" w:type="dxa"/>
+            <w:left w:w="0" w:type="dxa"/>
+            <w:bottom w:w="0" w:type="dxa"/>
+            <w:right w:w="0" w:type="dxa"/>
+          </w:tblCellMar>
+        </w:tblPrEx>
+        <w:trPr>
+          <w:trHeight w:val="361" w:hRule="atLeast"/>
+        </w:trPr>
+        <w:tc>
+          <w:tcPr>
+            <w:tcW w:w="2377" w:type="dxa"/>
+            <w:shd w:val="clear" w:color="auto" w:fill="D2DFED"/>
+          </w:tcPr>
+          <w:p>
+            <w:pPr>
+              <w:pStyle w:val="6"/>
+              <w:spacing w:before="35"/>
+              <w:ind w:left="107"/>
+              <w:rPr>
+                <w:b/>
+                <w:sz w:val="24"/>
+              </w:rPr>
+            </w:pPr>
+            <w:r>
+              <w:rPr>
+                <w:b/>
+                <w:sz w:val="24"/>
+              </w:rPr>
+              <w:t>Extend</w:t>
+            </w:r>
+            <w:r>
+              <w:rPr>
+                <w:b/>
+                <w:spacing w:val="-5"/>
+                <w:sz w:val="24"/>
+              </w:rPr>
+              <w:t xml:space="preserve"> </w:t>
+            </w:r>
+            <w:r>
+              <w:rPr>
+                <w:b/>
+                <w:sz w:val="24"/>
+              </w:rPr>
+              <w:t>Use</w:t>
+            </w:r>
+            <w:r>
+              <w:rPr>
+                <w:b/>
+                <w:spacing w:val="-3"/>
+                <w:sz w:val="24"/>
+              </w:rPr>
+              <w:t xml:space="preserve"> </w:t>
+            </w:r>
+            <w:r>
+              <w:rPr>
+                <w:b/>
+                <w:spacing w:val="-4"/>
+                <w:sz w:val="24"/>
+              </w:rPr>
+              <w:t>Case</w:t>
+            </w:r>
+          </w:p>
+        </w:tc>
+        <w:tc>
+          <w:tcPr>
+            <w:tcW w:w="5987" w:type="dxa"/>
+            <w:shd w:val="clear" w:color="auto" w:fill="D2DFED"/>
+          </w:tcPr>
+          <w:p>
+            <w:pPr>
+              <w:pStyle w:val="6"/>
+              <w:spacing w:before="35"/>
+              <w:rPr>
+                <w:rFonts w:hint="eastAsia" w:eastAsia="新細明體"/>
+                <w:sz w:val="24"/>
+                <w:lang w:val="en-US" w:eastAsia="zh-TW"/>
+              </w:rPr>
+            </w:pPr>
+            <w:r>
+              <w:rPr>
+                <w:rFonts w:ascii="SimSun" w:hAnsi="SimSun" w:eastAsia="SimSun" w:cs="SimSun"/>
+                <w:sz w:val="24"/>
+                <w:szCs w:val="24"/>
+              </w:rPr>
+              <w:t>無</w:t>
+            </w:r>
+          </w:p>
+        </w:tc>
+      </w:tr>
+      <w:tr>
+        <w:tblPrEx>
+          <w:tblBorders>
+            <w:top w:val="single" w:color="4F81BC" w:sz="8" w:space="0"/>
+            <w:left w:val="single" w:color="4F81BC" w:sz="8" w:space="0"/>
+            <w:bottom w:val="single" w:color="4F81BC" w:sz="8" w:space="0"/>
+            <w:right w:val="single" w:color="4F81BC" w:sz="8" w:space="0"/>
+            <w:insideH w:val="single" w:color="4F81BC" w:sz="8" w:space="0"/>
+            <w:insideV w:val="single" w:color="4F81BC" w:sz="8" w:space="0"/>
+          </w:tblBorders>
+          <w:tblLayout w:type="fixed"/>
+          <w:tblCellMar>
+            <w:top w:w="0" w:type="dxa"/>
+            <w:left w:w="0" w:type="dxa"/>
+            <w:bottom w:w="0" w:type="dxa"/>
+            <w:right w:w="0" w:type="dxa"/>
+          </w:tblCellMar>
+        </w:tblPrEx>
+        <w:trPr>
+          <w:trHeight w:val="359" w:hRule="atLeast"/>
+        </w:trPr>
+        <w:tc>
+          <w:tcPr>
+            <w:tcW w:w="2377" w:type="dxa"/>
+          </w:tcPr>
+          <w:p>
+            <w:pPr>
+              <w:pStyle w:val="6"/>
+              <w:spacing w:before="33"/>
+              <w:ind w:left="107"/>
+              <w:rPr>
+                <w:b/>
+                <w:sz w:val="24"/>
+              </w:rPr>
+            </w:pPr>
+            <w:r>
+              <w:rPr>
+                <w:b/>
+                <w:sz w:val="24"/>
+              </w:rPr>
+              <w:t xml:space="preserve">Business </w:t>
+            </w:r>
+            <w:r>
+              <w:rPr>
+                <w:b/>
+                <w:spacing w:val="-2"/>
+                <w:sz w:val="24"/>
+              </w:rPr>
+              <w:t>Rules</w:t>
+            </w:r>
+          </w:p>
+        </w:tc>
+        <w:tc>
+          <w:tcPr>
+            <w:tcW w:w="5987" w:type="dxa"/>
+          </w:tcPr>
+          <w:p>
+            <w:pPr>
+              <w:pStyle w:val="6"/>
+              <w:rPr>
+                <w:rFonts w:ascii="SimSun" w:hAnsi="SimSun" w:eastAsia="SimSun" w:cs="SimSun"/>
+                <w:sz w:val="24"/>
+                <w:szCs w:val="24"/>
+              </w:rPr>
+            </w:pPr>
+            <w:r>
+              <w:rPr>
+                <w:rFonts w:ascii="SimSun" w:hAnsi="SimSun" w:eastAsia="SimSun" w:cs="SimSun"/>
+                <w:sz w:val="24"/>
+                <w:szCs w:val="24"/>
+              </w:rPr>
+              <w:t>推薦應以「互動頻率」+「留言數」+「收藏數」為主權重</w:t>
+            </w:r>
+          </w:p>
+        </w:tc>
+      </w:tr>
+      <w:tr>
+        <w:tblPrEx>
+          <w:tblBorders>
+            <w:top w:val="single" w:color="4F81BC" w:sz="8" w:space="0"/>
+            <w:left w:val="single" w:color="4F81BC" w:sz="8" w:space="0"/>
+            <w:bottom w:val="single" w:color="4F81BC" w:sz="8" w:space="0"/>
+            <w:right w:val="single" w:color="4F81BC" w:sz="8" w:space="0"/>
+            <w:insideH w:val="single" w:color="4F81BC" w:sz="8" w:space="0"/>
+            <w:insideV w:val="single" w:color="4F81BC" w:sz="8" w:space="0"/>
+          </w:tblBorders>
+          <w:tblLayout w:type="fixed"/>
+          <w:tblCellMar>
+            <w:top w:w="0" w:type="dxa"/>
+            <w:left w:w="0" w:type="dxa"/>
+            <w:bottom w:w="0" w:type="dxa"/>
+            <w:right w:w="0" w:type="dxa"/>
+          </w:tblCellMar>
+        </w:tblPrEx>
+        <w:trPr>
+          <w:trHeight w:val="359" w:hRule="atLeast"/>
+        </w:trPr>
+        <w:tc>
+          <w:tcPr>
+            <w:tcW w:w="2377" w:type="dxa"/>
+            <w:shd w:val="clear" w:color="auto" w:fill="D2DFED"/>
+          </w:tcPr>
+          <w:p>
+            <w:pPr>
+              <w:pStyle w:val="6"/>
+              <w:spacing w:before="32"/>
+              <w:ind w:left="107"/>
+              <w:rPr>
+                <w:b/>
+                <w:sz w:val="24"/>
+              </w:rPr>
+            </w:pPr>
+            <w:r>
+              <w:rPr>
+                <w:b/>
+                <w:sz w:val="24"/>
+              </w:rPr>
+              <w:t>Special</w:t>
+            </w:r>
+            <w:r>
+              <w:rPr>
+                <w:b/>
+                <w:spacing w:val="-2"/>
+                <w:sz w:val="24"/>
+              </w:rPr>
+              <w:t xml:space="preserve"> Requirements</w:t>
+            </w:r>
+          </w:p>
+        </w:tc>
+        <w:tc>
+          <w:tcPr>
+            <w:tcW w:w="5987" w:type="dxa"/>
+            <w:shd w:val="clear" w:color="auto" w:fill="D2DFED"/>
+          </w:tcPr>
+          <w:p>
+            <w:pPr>
+              <w:pStyle w:val="6"/>
+              <w:rPr>
+                <w:rFonts w:ascii="SimSun" w:hAnsi="SimSun" w:eastAsia="SimSun" w:cs="SimSun"/>
+                <w:sz w:val="24"/>
+                <w:szCs w:val="24"/>
+              </w:rPr>
+            </w:pPr>
+            <w:r>
+              <w:rPr>
+                <w:rFonts w:ascii="SimSun" w:hAnsi="SimSun" w:eastAsia="SimSun" w:cs="SimSun"/>
+                <w:sz w:val="24"/>
+                <w:szCs w:val="24"/>
+              </w:rPr>
+              <w:t>系統需每日重算推薦排名</w:t>
+            </w:r>
+          </w:p>
+        </w:tc>
+      </w:tr>
+      <w:tr>
+        <w:tblPrEx>
+          <w:tblBorders>
+            <w:top w:val="single" w:color="4F81BC" w:sz="8" w:space="0"/>
+            <w:left w:val="single" w:color="4F81BC" w:sz="8" w:space="0"/>
+            <w:bottom w:val="single" w:color="4F81BC" w:sz="8" w:space="0"/>
+            <w:right w:val="single" w:color="4F81BC" w:sz="8" w:space="0"/>
+            <w:insideH w:val="single" w:color="4F81BC" w:sz="8" w:space="0"/>
+            <w:insideV w:val="single" w:color="4F81BC" w:sz="8" w:space="0"/>
+          </w:tblBorders>
+          <w:tblLayout w:type="fixed"/>
+          <w:tblCellMar>
+            <w:top w:w="0" w:type="dxa"/>
+            <w:left w:w="0" w:type="dxa"/>
+            <w:bottom w:w="0" w:type="dxa"/>
+            <w:right w:w="0" w:type="dxa"/>
+          </w:tblCellMar>
+        </w:tblPrEx>
+        <w:trPr>
+          <w:trHeight w:val="361" w:hRule="atLeast"/>
+        </w:trPr>
+        <w:tc>
+          <w:tcPr>
+            <w:tcW w:w="2377" w:type="dxa"/>
+          </w:tcPr>
+          <w:p>
+            <w:pPr>
+              <w:pStyle w:val="6"/>
+              <w:spacing w:before="35"/>
+              <w:ind w:left="107"/>
+              <w:rPr>
+                <w:b/>
+                <w:sz w:val="24"/>
+              </w:rPr>
+            </w:pPr>
+            <w:r>
+              <w:rPr>
+                <w:b/>
+                <w:spacing w:val="-2"/>
+                <w:sz w:val="24"/>
+              </w:rPr>
+              <w:t>Artifacts</w:t>
+            </w:r>
+          </w:p>
+        </w:tc>
+        <w:tc>
+          <w:tcPr>
+            <w:tcW w:w="5987" w:type="dxa"/>
+          </w:tcPr>
+          <w:p>
+            <w:pPr>
+              <w:pStyle w:val="6"/>
+              <w:rPr>
+                <w:rFonts w:ascii="SimSun" w:hAnsi="SimSun" w:eastAsia="SimSun" w:cs="SimSun"/>
+                <w:sz w:val="24"/>
+                <w:szCs w:val="24"/>
+              </w:rPr>
+            </w:pPr>
+            <w:r>
+              <w:rPr>
+                <w:rFonts w:ascii="SimSun" w:hAnsi="SimSun" w:eastAsia="SimSun" w:cs="SimSun"/>
+                <w:sz w:val="24"/>
+                <w:szCs w:val="24"/>
+              </w:rPr>
+              <w:t>推薦聊天室列表區塊</w:t>
+            </w:r>
+          </w:p>
+        </w:tc>
+      </w:tr>
+      <w:tr>
+        <w:tblPrEx>
+          <w:tblBorders>
+            <w:top w:val="single" w:color="4F81BC" w:sz="8" w:space="0"/>
+            <w:left w:val="single" w:color="4F81BC" w:sz="8" w:space="0"/>
+            <w:bottom w:val="single" w:color="4F81BC" w:sz="8" w:space="0"/>
+            <w:right w:val="single" w:color="4F81BC" w:sz="8" w:space="0"/>
+            <w:insideH w:val="single" w:color="4F81BC" w:sz="8" w:space="0"/>
+            <w:insideV w:val="single" w:color="4F81BC" w:sz="8" w:space="0"/>
+          </w:tblBorders>
+          <w:tblLayout w:type="fixed"/>
+          <w:tblCellMar>
+            <w:top w:w="0" w:type="dxa"/>
+            <w:left w:w="0" w:type="dxa"/>
+            <w:bottom w:w="0" w:type="dxa"/>
+            <w:right w:w="0" w:type="dxa"/>
+          </w:tblCellMar>
+        </w:tblPrEx>
+        <w:trPr>
+          <w:trHeight w:val="359" w:hRule="atLeast"/>
+        </w:trPr>
+        <w:tc>
+          <w:tcPr>
+            <w:tcW w:w="2377" w:type="dxa"/>
+            <w:shd w:val="clear" w:color="auto" w:fill="D2DFED"/>
+          </w:tcPr>
+          <w:p>
+            <w:pPr>
+              <w:pStyle w:val="6"/>
+              <w:spacing w:before="32"/>
+              <w:ind w:left="107"/>
+              <w:rPr>
+                <w:b/>
+                <w:sz w:val="24"/>
+              </w:rPr>
+            </w:pPr>
+            <w:r>
+              <w:rPr>
+                <w:b/>
+                <w:sz w:val="24"/>
+              </w:rPr>
+              <w:t>Use</w:t>
+            </w:r>
+            <w:r>
+              <w:rPr>
+                <w:b/>
+                <w:spacing w:val="-3"/>
+                <w:sz w:val="24"/>
+              </w:rPr>
+              <w:t xml:space="preserve"> </w:t>
+            </w:r>
+            <w:r>
+              <w:rPr>
+                <w:b/>
+                <w:sz w:val="24"/>
+              </w:rPr>
+              <w:t>Case</w:t>
+            </w:r>
+            <w:r>
+              <w:rPr>
+                <w:b/>
+                <w:spacing w:val="-3"/>
+                <w:sz w:val="24"/>
+              </w:rPr>
+              <w:t xml:space="preserve"> </w:t>
+            </w:r>
+            <w:r>
+              <w:rPr>
+                <w:b/>
+                <w:spacing w:val="-2"/>
+                <w:sz w:val="24"/>
+              </w:rPr>
+              <w:t>Glossary</w:t>
+            </w:r>
+          </w:p>
+        </w:tc>
+        <w:tc>
+          <w:tcPr>
+            <w:tcW w:w="5987" w:type="dxa"/>
+            <w:shd w:val="clear" w:color="auto" w:fill="D2DFED"/>
+          </w:tcPr>
+          <w:p>
+            <w:pPr>
+              <w:pStyle w:val="6"/>
+              <w:rPr>
+                <w:rFonts w:ascii="SimSun" w:hAnsi="SimSun" w:eastAsia="SimSun" w:cs="SimSun"/>
+                <w:sz w:val="24"/>
+                <w:szCs w:val="24"/>
+              </w:rPr>
+            </w:pPr>
+            <w:r>
+              <w:rPr>
+                <w:rFonts w:ascii="SimSun" w:hAnsi="SimSun" w:eastAsia="SimSun" w:cs="SimSun"/>
+                <w:sz w:val="24"/>
+                <w:szCs w:val="24"/>
+              </w:rPr>
+              <w:t>熱門聊天室</w:t>
+            </w:r>
+            <w:r>
+              <w:rPr>
+                <w:rFonts w:hint="eastAsia" w:ascii="SimSun" w:hAnsi="SimSun" w:eastAsia="新細明體" w:cs="SimSun"/>
+                <w:sz w:val="24"/>
+                <w:szCs w:val="24"/>
+                <w:lang w:val="en-US" w:eastAsia="zh-TW"/>
+              </w:rPr>
+              <w:t>:</w:t>
+            </w:r>
+            <w:r>
+              <w:rPr>
+                <w:rFonts w:ascii="SimSun" w:hAnsi="SimSun" w:eastAsia="SimSun" w:cs="SimSun"/>
+                <w:sz w:val="24"/>
+                <w:szCs w:val="24"/>
+              </w:rPr>
+              <w:t xml:space="preserve"> 近期參與人數與留言數排名前段者</w:t>
+            </w:r>
+          </w:p>
+        </w:tc>
+      </w:tr>
+    </w:tbl>
+    <w:p/>
+    <w:tbl>
+      <w:tblPr>
+        <w:tblStyle w:val="5"/>
+        <w:tblpPr w:leftFromText="180" w:rightFromText="180" w:vertAnchor="text" w:horzAnchor="page" w:tblpX="1707" w:tblpY="1009"/>
+        <w:tblOverlap w:val="never"/>
+        <w:tblW w:w="8364" w:type="dxa"/>
+        <w:tblInd w:w="0" w:type="dxa"/>
+        <w:tblBorders>
+          <w:top w:val="single" w:color="4F81BC" w:sz="8" w:space="0"/>
+          <w:left w:val="single" w:color="4F81BC" w:sz="8" w:space="0"/>
+          <w:bottom w:val="single" w:color="4F81BC" w:sz="8" w:space="0"/>
+          <w:right w:val="single" w:color="4F81BC" w:sz="8" w:space="0"/>
+          <w:insideH w:val="single" w:color="4F81BC" w:sz="8" w:space="0"/>
+          <w:insideV w:val="single" w:color="4F81BC" w:sz="8" w:space="0"/>
+        </w:tblBorders>
+        <w:tblLayout w:type="fixed"/>
+        <w:tblCellMar>
+          <w:top w:w="0" w:type="dxa"/>
+          <w:left w:w="0" w:type="dxa"/>
+          <w:bottom w:w="0" w:type="dxa"/>
+          <w:right w:w="0" w:type="dxa"/>
+        </w:tblCellMar>
+      </w:tblPr>
+      <w:tblGrid>
+        <w:gridCol w:w="2377"/>
+        <w:gridCol w:w="5987"/>
+      </w:tblGrid>
+      <w:tr>
+        <w:tblPrEx>
+          <w:tblBorders>
+            <w:top w:val="single" w:color="4F81BC" w:sz="8" w:space="0"/>
+            <w:left w:val="single" w:color="4F81BC" w:sz="8" w:space="0"/>
+            <w:bottom w:val="single" w:color="4F81BC" w:sz="8" w:space="0"/>
+            <w:right w:val="single" w:color="4F81BC" w:sz="8" w:space="0"/>
+            <w:insideH w:val="single" w:color="4F81BC" w:sz="8" w:space="0"/>
+            <w:insideV w:val="single" w:color="4F81BC" w:sz="8" w:space="0"/>
+          </w:tblBorders>
+          <w:tblLayout w:type="fixed"/>
+          <w:tblCellMar>
+            <w:top w:w="0" w:type="dxa"/>
+            <w:left w:w="0" w:type="dxa"/>
+            <w:bottom w:w="0" w:type="dxa"/>
+            <w:right w:w="0" w:type="dxa"/>
+          </w:tblCellMar>
+        </w:tblPrEx>
+        <w:trPr>
+          <w:trHeight w:val="359" w:hRule="atLeast"/>
+        </w:trPr>
+        <w:tc>
+          <w:tcPr>
+            <w:tcW w:w="2377" w:type="dxa"/>
+            <w:tcBorders>
+              <w:bottom w:val="single" w:color="4F81BC" w:sz="18" w:space="0"/>
+            </w:tcBorders>
+          </w:tcPr>
+          <w:p>
+            <w:pPr>
+              <w:pStyle w:val="6"/>
+              <w:spacing w:before="33"/>
+              <w:ind w:left="107"/>
+              <w:rPr>
+                <w:b/>
+                <w:sz w:val="24"/>
+              </w:rPr>
+            </w:pPr>
+            <w:r>
+              <w:rPr>
+                <w:b/>
+                <w:sz w:val="24"/>
+              </w:rPr>
+              <w:t>Use</w:t>
+            </w:r>
+            <w:r>
+              <w:rPr>
+                <w:b/>
+                <w:spacing w:val="-3"/>
+                <w:sz w:val="24"/>
+              </w:rPr>
+              <w:t xml:space="preserve"> </w:t>
+            </w:r>
+            <w:r>
+              <w:rPr>
+                <w:b/>
+                <w:sz w:val="24"/>
+              </w:rPr>
+              <w:t>Case</w:t>
+            </w:r>
+            <w:r>
+              <w:rPr>
+                <w:b/>
+                <w:spacing w:val="-3"/>
+                <w:sz w:val="24"/>
+              </w:rPr>
+              <w:t xml:space="preserve"> </w:t>
+            </w:r>
+            <w:r>
+              <w:rPr>
+                <w:b/>
+                <w:spacing w:val="-5"/>
+                <w:sz w:val="24"/>
+              </w:rPr>
+              <w:t>ID</w:t>
+            </w:r>
+          </w:p>
+        </w:tc>
+        <w:tc>
+          <w:tcPr>
+            <w:tcW w:w="5987" w:type="dxa"/>
+            <w:tcBorders>
+              <w:bottom w:val="single" w:color="4F81BC" w:sz="18" w:space="0"/>
+            </w:tcBorders>
+          </w:tcPr>
+          <w:p>
+            <w:pPr>
+              <w:pStyle w:val="6"/>
+              <w:spacing w:before="33"/>
+              <w:ind w:left="107"/>
+              <w:rPr>
+                <w:b/>
+                <w:sz w:val="24"/>
+              </w:rPr>
+            </w:pPr>
+            <w:r>
+              <w:rPr>
+                <w:rFonts w:ascii="SimSun" w:hAnsi="SimSun" w:eastAsia="SimSun" w:cs="SimSun"/>
+                <w:sz w:val="24"/>
+                <w:szCs w:val="24"/>
+              </w:rPr>
+              <w:t>UC-</w:t>
+            </w:r>
+            <w:r>
+              <w:rPr>
+                <w:rFonts w:hint="eastAsia" w:ascii="SimSun" w:hAnsi="SimSun" w:eastAsia="新細明體" w:cs="SimSun"/>
+                <w:sz w:val="24"/>
+                <w:szCs w:val="24"/>
+                <w:lang w:val="en-US" w:eastAsia="zh-TW"/>
+              </w:rPr>
+              <w:t>7.3</w:t>
+            </w:r>
+          </w:p>
+        </w:tc>
+      </w:tr>
+      <w:tr>
+        <w:tblPrEx>
+          <w:tblBorders>
+            <w:top w:val="single" w:color="4F81BC" w:sz="8" w:space="0"/>
+            <w:left w:val="single" w:color="4F81BC" w:sz="8" w:space="0"/>
+            <w:bottom w:val="single" w:color="4F81BC" w:sz="8" w:space="0"/>
+            <w:right w:val="single" w:color="4F81BC" w:sz="8" w:space="0"/>
+            <w:insideH w:val="single" w:color="4F81BC" w:sz="8" w:space="0"/>
+            <w:insideV w:val="single" w:color="4F81BC" w:sz="8" w:space="0"/>
+          </w:tblBorders>
+          <w:tblLayout w:type="fixed"/>
+          <w:tblCellMar>
+            <w:top w:w="0" w:type="dxa"/>
+            <w:left w:w="0" w:type="dxa"/>
+            <w:bottom w:w="0" w:type="dxa"/>
+            <w:right w:w="0" w:type="dxa"/>
+          </w:tblCellMar>
+        </w:tblPrEx>
+        <w:trPr>
+          <w:trHeight w:val="361" w:hRule="atLeast"/>
+        </w:trPr>
+        <w:tc>
+          <w:tcPr>
+            <w:tcW w:w="2377" w:type="dxa"/>
+            <w:tcBorders>
+              <w:top w:val="single" w:color="4F81BC" w:sz="18" w:space="0"/>
+            </w:tcBorders>
+            <w:shd w:val="clear" w:color="auto" w:fill="D2DFED"/>
+          </w:tcPr>
+          <w:p>
+            <w:pPr>
+              <w:pStyle w:val="6"/>
+              <w:spacing w:before="34"/>
+              <w:ind w:left="107"/>
+              <w:rPr>
+                <w:b/>
+                <w:sz w:val="24"/>
+              </w:rPr>
+            </w:pPr>
+            <w:r>
+              <w:rPr>
+                <w:b/>
+                <w:sz w:val="24"/>
+              </w:rPr>
+              <w:t>Use</w:t>
+            </w:r>
+            <w:r>
+              <w:rPr>
+                <w:b/>
+                <w:spacing w:val="-3"/>
+                <w:sz w:val="24"/>
+              </w:rPr>
+              <w:t xml:space="preserve"> </w:t>
+            </w:r>
+            <w:r>
+              <w:rPr>
+                <w:b/>
+                <w:sz w:val="24"/>
+              </w:rPr>
+              <w:t>Case</w:t>
+            </w:r>
+            <w:r>
+              <w:rPr>
+                <w:b/>
+                <w:spacing w:val="-3"/>
+                <w:sz w:val="24"/>
+              </w:rPr>
+              <w:t xml:space="preserve"> </w:t>
+            </w:r>
+            <w:r>
+              <w:rPr>
+                <w:b/>
+                <w:spacing w:val="-4"/>
+                <w:sz w:val="24"/>
+              </w:rPr>
+              <w:t>Name</w:t>
+            </w:r>
+          </w:p>
+        </w:tc>
+        <w:tc>
+          <w:tcPr>
+            <w:tcW w:w="5987" w:type="dxa"/>
+            <w:tcBorders>
+              <w:top w:val="single" w:color="4F81BC" w:sz="18" w:space="0"/>
+            </w:tcBorders>
+            <w:shd w:val="clear" w:color="auto" w:fill="D2DFED"/>
+          </w:tcPr>
+          <w:p>
+            <w:pPr>
+              <w:pStyle w:val="6"/>
+              <w:spacing w:before="34"/>
+              <w:ind w:left="107"/>
+              <w:rPr>
+                <w:sz w:val="24"/>
+              </w:rPr>
+            </w:pPr>
+            <w:r>
+              <w:rPr>
+                <w:rFonts w:ascii="SimSun" w:hAnsi="SimSun" w:eastAsia="SimSun" w:cs="SimSun"/>
+                <w:sz w:val="24"/>
+                <w:szCs w:val="24"/>
+              </w:rPr>
+              <w:t>發言審查</w:t>
+            </w:r>
+          </w:p>
+        </w:tc>
+      </w:tr>
+      <w:tr>
+        <w:tblPrEx>
+          <w:tblBorders>
+            <w:top w:val="single" w:color="4F81BC" w:sz="8" w:space="0"/>
+            <w:left w:val="single" w:color="4F81BC" w:sz="8" w:space="0"/>
+            <w:bottom w:val="single" w:color="4F81BC" w:sz="8" w:space="0"/>
+            <w:right w:val="single" w:color="4F81BC" w:sz="8" w:space="0"/>
+            <w:insideH w:val="single" w:color="4F81BC" w:sz="8" w:space="0"/>
+            <w:insideV w:val="single" w:color="4F81BC" w:sz="8" w:space="0"/>
+          </w:tblBorders>
+          <w:tblLayout w:type="fixed"/>
+          <w:tblCellMar>
+            <w:top w:w="0" w:type="dxa"/>
+            <w:left w:w="0" w:type="dxa"/>
+            <w:bottom w:w="0" w:type="dxa"/>
+            <w:right w:w="0" w:type="dxa"/>
+          </w:tblCellMar>
+        </w:tblPrEx>
+        <w:trPr>
+          <w:trHeight w:val="359" w:hRule="atLeast"/>
+        </w:trPr>
+        <w:tc>
+          <w:tcPr>
+            <w:tcW w:w="2377" w:type="dxa"/>
+          </w:tcPr>
+          <w:p>
+            <w:pPr>
+              <w:pStyle w:val="6"/>
+              <w:spacing w:before="32"/>
+              <w:ind w:left="107"/>
+              <w:rPr>
+                <w:b/>
+                <w:sz w:val="24"/>
+              </w:rPr>
+            </w:pPr>
+            <w:r>
+              <w:rPr>
+                <w:b/>
+                <w:spacing w:val="-4"/>
+                <w:sz w:val="24"/>
+              </w:rPr>
+              <w:t>Goal</w:t>
+            </w:r>
+          </w:p>
+        </w:tc>
+        <w:tc>
+          <w:tcPr>
+            <w:tcW w:w="5987" w:type="dxa"/>
+          </w:tcPr>
+          <w:p>
+            <w:pPr>
+              <w:pStyle w:val="6"/>
+              <w:spacing w:before="32"/>
+              <w:ind w:left="107"/>
+              <w:rPr>
+                <w:sz w:val="24"/>
+              </w:rPr>
+            </w:pPr>
+            <w:r>
+              <w:rPr>
+                <w:rFonts w:ascii="SimSun" w:hAnsi="SimSun" w:eastAsia="SimSun" w:cs="SimSun"/>
+                <w:sz w:val="24"/>
+                <w:szCs w:val="24"/>
+              </w:rPr>
+              <w:t>確保聊天室留言內容安全合規</w:t>
+            </w:r>
+          </w:p>
+        </w:tc>
+      </w:tr>
+      <w:tr>
+        <w:tblPrEx>
+          <w:tblBorders>
+            <w:top w:val="single" w:color="4F81BC" w:sz="8" w:space="0"/>
+            <w:left w:val="single" w:color="4F81BC" w:sz="8" w:space="0"/>
+            <w:bottom w:val="single" w:color="4F81BC" w:sz="8" w:space="0"/>
+            <w:right w:val="single" w:color="4F81BC" w:sz="8" w:space="0"/>
+            <w:insideH w:val="single" w:color="4F81BC" w:sz="8" w:space="0"/>
+            <w:insideV w:val="single" w:color="4F81BC" w:sz="8" w:space="0"/>
+          </w:tblBorders>
+          <w:tblLayout w:type="fixed"/>
+          <w:tblCellMar>
+            <w:top w:w="0" w:type="dxa"/>
+            <w:left w:w="0" w:type="dxa"/>
+            <w:bottom w:w="0" w:type="dxa"/>
+            <w:right w:w="0" w:type="dxa"/>
+          </w:tblCellMar>
+        </w:tblPrEx>
+        <w:trPr>
+          <w:trHeight w:val="721" w:hRule="atLeast"/>
+        </w:trPr>
+        <w:tc>
+          <w:tcPr>
+            <w:tcW w:w="2377" w:type="dxa"/>
+            <w:shd w:val="clear" w:color="auto" w:fill="D2DFED"/>
+          </w:tcPr>
+          <w:p>
+            <w:pPr>
+              <w:pStyle w:val="6"/>
+              <w:spacing w:before="35"/>
+              <w:ind w:left="107"/>
+              <w:rPr>
+                <w:b/>
+                <w:sz w:val="24"/>
+              </w:rPr>
+            </w:pPr>
+            <w:r>
+              <w:rPr>
+                <w:b/>
+                <w:spacing w:val="-2"/>
+                <w:sz w:val="24"/>
+              </w:rPr>
+              <w:t>Requirements</w:t>
+            </w:r>
+          </w:p>
+        </w:tc>
+        <w:tc>
+          <w:tcPr>
+            <w:tcW w:w="5987" w:type="dxa"/>
+            <w:shd w:val="clear" w:color="auto" w:fill="D2DFED"/>
+          </w:tcPr>
+          <w:p>
+            <w:pPr>
+              <w:pStyle w:val="6"/>
+              <w:spacing w:before="67"/>
+              <w:ind w:left="107"/>
+              <w:rPr>
+                <w:sz w:val="24"/>
+              </w:rPr>
+            </w:pPr>
+            <w:r>
+              <w:rPr>
+                <w:rFonts w:ascii="SimSun" w:hAnsi="SimSun" w:eastAsia="SimSun" w:cs="SimSun"/>
+                <w:sz w:val="24"/>
+                <w:szCs w:val="24"/>
+              </w:rPr>
+              <w:t>[FR</w:t>
+            </w:r>
+            <w:r>
+              <w:rPr>
+                <w:rFonts w:hint="eastAsia" w:ascii="SimSun" w:hAnsi="SimSun" w:eastAsia="新細明體" w:cs="SimSun"/>
+                <w:sz w:val="24"/>
+                <w:szCs w:val="24"/>
+                <w:lang w:val="en-US" w:eastAsia="zh-TW"/>
+              </w:rPr>
+              <w:t>15</w:t>
+            </w:r>
+            <w:r>
+              <w:rPr>
+                <w:rFonts w:ascii="SimSun" w:hAnsi="SimSun" w:eastAsia="SimSun" w:cs="SimSun"/>
+                <w:sz w:val="24"/>
+                <w:szCs w:val="24"/>
+              </w:rPr>
+              <w:t xml:space="preserve">: 發言過濾] </w:t>
+            </w:r>
+          </w:p>
+        </w:tc>
+      </w:tr>
+      <w:tr>
+        <w:tblPrEx>
+          <w:tblBorders>
+            <w:top w:val="single" w:color="4F81BC" w:sz="8" w:space="0"/>
+            <w:left w:val="single" w:color="4F81BC" w:sz="8" w:space="0"/>
+            <w:bottom w:val="single" w:color="4F81BC" w:sz="8" w:space="0"/>
+            <w:right w:val="single" w:color="4F81BC" w:sz="8" w:space="0"/>
+            <w:insideH w:val="single" w:color="4F81BC" w:sz="8" w:space="0"/>
+            <w:insideV w:val="single" w:color="4F81BC" w:sz="8" w:space="0"/>
+          </w:tblBorders>
+          <w:tblLayout w:type="fixed"/>
+          <w:tblCellMar>
+            <w:top w:w="0" w:type="dxa"/>
+            <w:left w:w="0" w:type="dxa"/>
+            <w:bottom w:w="0" w:type="dxa"/>
+            <w:right w:w="0" w:type="dxa"/>
+          </w:tblCellMar>
+        </w:tblPrEx>
+        <w:trPr>
+          <w:trHeight w:val="719" w:hRule="atLeast"/>
+        </w:trPr>
+        <w:tc>
+          <w:tcPr>
+            <w:tcW w:w="2377" w:type="dxa"/>
+          </w:tcPr>
+          <w:p>
+            <w:pPr>
+              <w:pStyle w:val="6"/>
+              <w:spacing w:before="32"/>
+              <w:ind w:left="107"/>
+              <w:rPr>
+                <w:b/>
+                <w:sz w:val="24"/>
+              </w:rPr>
+            </w:pPr>
+            <w:r>
+              <w:rPr>
+                <w:b/>
+                <w:spacing w:val="-2"/>
+                <w:sz w:val="24"/>
+              </w:rPr>
+              <w:t>Description</w:t>
+            </w:r>
+          </w:p>
+        </w:tc>
+        <w:tc>
+          <w:tcPr>
+            <w:tcW w:w="5987" w:type="dxa"/>
+          </w:tcPr>
+          <w:p>
+            <w:pPr>
+              <w:pStyle w:val="6"/>
+              <w:spacing w:before="67"/>
+              <w:ind w:left="107"/>
+              <w:rPr>
+                <w:sz w:val="24"/>
+              </w:rPr>
+            </w:pPr>
+            <w:r>
+              <w:rPr>
+                <w:rFonts w:ascii="SimSun" w:hAnsi="SimSun" w:eastAsia="SimSun" w:cs="SimSun"/>
+                <w:sz w:val="24"/>
+                <w:szCs w:val="24"/>
+              </w:rPr>
+              <w:t>所有聊天室發言皆先透過 AI 模型分析是否含有不當語言或違規內容，審查通過才顯示。</w:t>
+            </w:r>
+          </w:p>
+        </w:tc>
+      </w:tr>
+      <w:tr>
+        <w:tblPrEx>
+          <w:tblBorders>
+            <w:top w:val="single" w:color="4F81BC" w:sz="8" w:space="0"/>
+            <w:left w:val="single" w:color="4F81BC" w:sz="8" w:space="0"/>
+            <w:bottom w:val="single" w:color="4F81BC" w:sz="8" w:space="0"/>
+            <w:right w:val="single" w:color="4F81BC" w:sz="8" w:space="0"/>
+            <w:insideH w:val="single" w:color="4F81BC" w:sz="8" w:space="0"/>
+            <w:insideV w:val="single" w:color="4F81BC" w:sz="8" w:space="0"/>
+          </w:tblBorders>
+          <w:tblLayout w:type="fixed"/>
+          <w:tblCellMar>
+            <w:top w:w="0" w:type="dxa"/>
+            <w:left w:w="0" w:type="dxa"/>
+            <w:bottom w:w="0" w:type="dxa"/>
+            <w:right w:w="0" w:type="dxa"/>
+          </w:tblCellMar>
+        </w:tblPrEx>
+        <w:trPr>
+          <w:trHeight w:val="359" w:hRule="atLeast"/>
+        </w:trPr>
+        <w:tc>
+          <w:tcPr>
+            <w:tcW w:w="2377" w:type="dxa"/>
+            <w:shd w:val="clear" w:color="auto" w:fill="D2DFED"/>
+          </w:tcPr>
+          <w:p>
+            <w:pPr>
+              <w:pStyle w:val="6"/>
+              <w:spacing w:before="32"/>
+              <w:ind w:left="107"/>
+              <w:rPr>
+                <w:b/>
+                <w:sz w:val="24"/>
+              </w:rPr>
+            </w:pPr>
+            <w:r>
+              <w:rPr>
+                <w:b/>
+                <w:spacing w:val="-2"/>
+                <w:sz w:val="24"/>
+              </w:rPr>
+              <w:t>Actor</w:t>
+            </w:r>
+          </w:p>
+        </w:tc>
+        <w:tc>
+          <w:tcPr>
+            <w:tcW w:w="5987" w:type="dxa"/>
+            <w:shd w:val="clear" w:color="auto" w:fill="D2DFED"/>
+          </w:tcPr>
+          <w:p>
+            <w:pPr>
+              <w:pStyle w:val="6"/>
+              <w:rPr>
+                <w:rFonts w:ascii="Times New Roman"/>
+                <w:sz w:val="22"/>
+              </w:rPr>
+            </w:pPr>
+            <w:r>
+              <w:rPr>
+                <w:rFonts w:ascii="SimSun" w:hAnsi="SimSun" w:eastAsia="SimSun" w:cs="SimSun"/>
+                <w:sz w:val="24"/>
+                <w:szCs w:val="24"/>
+              </w:rPr>
+              <w:t>AI（系統）</w:t>
+            </w:r>
+          </w:p>
+        </w:tc>
+      </w:tr>
+      <w:tr>
+        <w:tblPrEx>
+          <w:tblBorders>
+            <w:top w:val="single" w:color="4F81BC" w:sz="8" w:space="0"/>
+            <w:left w:val="single" w:color="4F81BC" w:sz="8" w:space="0"/>
+            <w:bottom w:val="single" w:color="4F81BC" w:sz="8" w:space="0"/>
+            <w:right w:val="single" w:color="4F81BC" w:sz="8" w:space="0"/>
+            <w:insideH w:val="single" w:color="4F81BC" w:sz="8" w:space="0"/>
+            <w:insideV w:val="single" w:color="4F81BC" w:sz="8" w:space="0"/>
+          </w:tblBorders>
+          <w:tblLayout w:type="fixed"/>
+          <w:tblCellMar>
+            <w:top w:w="0" w:type="dxa"/>
+            <w:left w:w="0" w:type="dxa"/>
+            <w:bottom w:w="0" w:type="dxa"/>
+            <w:right w:w="0" w:type="dxa"/>
+          </w:tblCellMar>
+        </w:tblPrEx>
+        <w:trPr>
+          <w:trHeight w:val="361" w:hRule="atLeast"/>
+        </w:trPr>
+        <w:tc>
+          <w:tcPr>
+            <w:tcW w:w="2377" w:type="dxa"/>
+          </w:tcPr>
+          <w:p>
+            <w:pPr>
+              <w:pStyle w:val="6"/>
+              <w:spacing w:before="35"/>
+              <w:ind w:left="107"/>
+              <w:rPr>
+                <w:b/>
+                <w:sz w:val="24"/>
+              </w:rPr>
+            </w:pPr>
+            <w:r>
+              <w:rPr>
+                <w:b/>
+                <w:spacing w:val="-2"/>
+                <w:sz w:val="24"/>
+              </w:rPr>
+              <w:t>Assumptions</w:t>
+            </w:r>
+          </w:p>
+        </w:tc>
+        <w:tc>
+          <w:tcPr>
+            <w:tcW w:w="5987" w:type="dxa"/>
+          </w:tcPr>
+          <w:p>
+            <w:pPr>
+              <w:pStyle w:val="6"/>
+              <w:rPr>
+                <w:rFonts w:ascii="Times New Roman"/>
+                <w:sz w:val="22"/>
+              </w:rPr>
+            </w:pPr>
+            <w:r>
+              <w:rPr>
+                <w:rFonts w:ascii="SimSun" w:hAnsi="SimSun" w:eastAsia="SimSun" w:cs="SimSun"/>
+                <w:sz w:val="24"/>
+                <w:szCs w:val="24"/>
+              </w:rPr>
+              <w:t>AI 模型可即時完成審查</w:t>
+            </w:r>
+          </w:p>
+        </w:tc>
+      </w:tr>
+      <w:tr>
+        <w:tblPrEx>
+          <w:tblBorders>
+            <w:top w:val="single" w:color="4F81BC" w:sz="8" w:space="0"/>
+            <w:left w:val="single" w:color="4F81BC" w:sz="8" w:space="0"/>
+            <w:bottom w:val="single" w:color="4F81BC" w:sz="8" w:space="0"/>
+            <w:right w:val="single" w:color="4F81BC" w:sz="8" w:space="0"/>
+            <w:insideH w:val="single" w:color="4F81BC" w:sz="8" w:space="0"/>
+            <w:insideV w:val="single" w:color="4F81BC" w:sz="8" w:space="0"/>
+          </w:tblBorders>
+          <w:tblLayout w:type="fixed"/>
+          <w:tblCellMar>
+            <w:top w:w="0" w:type="dxa"/>
+            <w:left w:w="0" w:type="dxa"/>
+            <w:bottom w:w="0" w:type="dxa"/>
+            <w:right w:w="0" w:type="dxa"/>
+          </w:tblCellMar>
+        </w:tblPrEx>
+        <w:trPr>
+          <w:trHeight w:val="359" w:hRule="atLeast"/>
+        </w:trPr>
+        <w:tc>
+          <w:tcPr>
+            <w:tcW w:w="2377" w:type="dxa"/>
+            <w:shd w:val="clear" w:color="auto" w:fill="D2DFED"/>
+          </w:tcPr>
+          <w:p>
+            <w:pPr>
+              <w:pStyle w:val="6"/>
+              <w:spacing w:before="32"/>
+              <w:ind w:left="107"/>
+              <w:rPr>
+                <w:b/>
+                <w:sz w:val="24"/>
+              </w:rPr>
+            </w:pPr>
+            <w:r>
+              <w:rPr>
+                <w:b/>
+                <w:spacing w:val="-2"/>
+                <w:sz w:val="24"/>
+              </w:rPr>
+              <w:t>Constraints</w:t>
+            </w:r>
+          </w:p>
+        </w:tc>
+        <w:tc>
+          <w:tcPr>
+            <w:tcW w:w="5987" w:type="dxa"/>
+            <w:shd w:val="clear" w:color="auto" w:fill="D2DFED"/>
+          </w:tcPr>
+          <w:p>
+            <w:pPr>
+              <w:pStyle w:val="6"/>
+              <w:rPr>
+                <w:rFonts w:ascii="Times New Roman"/>
+                <w:sz w:val="22"/>
+              </w:rPr>
+            </w:pPr>
+            <w:r>
+              <w:rPr>
+                <w:rFonts w:ascii="SimSun" w:hAnsi="SimSun" w:eastAsia="SimSun" w:cs="SimSun"/>
+                <w:sz w:val="24"/>
+                <w:szCs w:val="24"/>
+              </w:rPr>
+              <w:t>未通過發言不得顯示或儲存</w:t>
+            </w:r>
+          </w:p>
+        </w:tc>
+      </w:tr>
+      <w:tr>
+        <w:tblPrEx>
+          <w:tblBorders>
+            <w:top w:val="single" w:color="4F81BC" w:sz="8" w:space="0"/>
+            <w:left w:val="single" w:color="4F81BC" w:sz="8" w:space="0"/>
+            <w:bottom w:val="single" w:color="4F81BC" w:sz="8" w:space="0"/>
+            <w:right w:val="single" w:color="4F81BC" w:sz="8" w:space="0"/>
+            <w:insideH w:val="single" w:color="4F81BC" w:sz="8" w:space="0"/>
+            <w:insideV w:val="single" w:color="4F81BC" w:sz="8" w:space="0"/>
+          </w:tblBorders>
+          <w:tblLayout w:type="fixed"/>
+          <w:tblCellMar>
+            <w:top w:w="0" w:type="dxa"/>
+            <w:left w:w="0" w:type="dxa"/>
+            <w:bottom w:w="0" w:type="dxa"/>
+            <w:right w:w="0" w:type="dxa"/>
+          </w:tblCellMar>
+        </w:tblPrEx>
+        <w:trPr>
+          <w:trHeight w:val="359" w:hRule="atLeast"/>
+        </w:trPr>
+        <w:tc>
+          <w:tcPr>
+            <w:tcW w:w="2377" w:type="dxa"/>
+          </w:tcPr>
+          <w:p>
+            <w:pPr>
+              <w:pStyle w:val="6"/>
+              <w:spacing w:before="33"/>
+              <w:ind w:left="107"/>
+              <w:rPr>
+                <w:b/>
+                <w:sz w:val="24"/>
+              </w:rPr>
+            </w:pPr>
+            <w:r>
+              <w:rPr>
+                <w:b/>
+                <w:spacing w:val="-2"/>
+                <w:sz w:val="24"/>
+              </w:rPr>
+              <w:t>Priority</w:t>
+            </w:r>
+          </w:p>
+        </w:tc>
+        <w:tc>
+          <w:tcPr>
+            <w:tcW w:w="5987" w:type="dxa"/>
+          </w:tcPr>
+          <w:p>
+            <w:pPr>
+              <w:pStyle w:val="6"/>
+              <w:spacing w:before="33"/>
+              <w:ind w:left="107"/>
+              <w:rPr>
+                <w:rFonts w:hint="eastAsia" w:eastAsia="新細明體"/>
+                <w:sz w:val="24"/>
+                <w:lang w:val="en-US" w:eastAsia="zh-TW"/>
+              </w:rPr>
+            </w:pPr>
+            <w:r>
+              <w:rPr>
+                <w:rFonts w:hint="eastAsia" w:eastAsia="新細明體"/>
+                <w:sz w:val="24"/>
+                <w:lang w:val="en-US" w:eastAsia="zh-TW"/>
+              </w:rPr>
+              <w:t>高</w:t>
+            </w:r>
+          </w:p>
+        </w:tc>
+      </w:tr>
+      <w:tr>
+        <w:tblPrEx>
+          <w:tblBorders>
+            <w:top w:val="single" w:color="4F81BC" w:sz="8" w:space="0"/>
+            <w:left w:val="single" w:color="4F81BC" w:sz="8" w:space="0"/>
+            <w:bottom w:val="single" w:color="4F81BC" w:sz="8" w:space="0"/>
+            <w:right w:val="single" w:color="4F81BC" w:sz="8" w:space="0"/>
+            <w:insideH w:val="single" w:color="4F81BC" w:sz="8" w:space="0"/>
+            <w:insideV w:val="single" w:color="4F81BC" w:sz="8" w:space="0"/>
+          </w:tblBorders>
+          <w:tblLayout w:type="fixed"/>
+          <w:tblCellMar>
+            <w:top w:w="0" w:type="dxa"/>
+            <w:left w:w="0" w:type="dxa"/>
+            <w:bottom w:w="0" w:type="dxa"/>
+            <w:right w:w="0" w:type="dxa"/>
+          </w:tblCellMar>
+        </w:tblPrEx>
+        <w:trPr>
+          <w:trHeight w:val="1441" w:hRule="atLeast"/>
+        </w:trPr>
+        <w:tc>
+          <w:tcPr>
+            <w:tcW w:w="2377" w:type="dxa"/>
+            <w:shd w:val="clear" w:color="auto" w:fill="D2DFED"/>
+          </w:tcPr>
+          <w:p>
+            <w:pPr>
+              <w:pStyle w:val="6"/>
+              <w:spacing w:before="35"/>
+              <w:ind w:left="107"/>
+              <w:rPr>
+                <w:b/>
+                <w:sz w:val="24"/>
+              </w:rPr>
+            </w:pPr>
+            <w:r>
+              <w:rPr>
+                <w:b/>
+                <w:spacing w:val="-2"/>
+                <w:sz w:val="24"/>
+              </w:rPr>
+              <w:t>Pre-Conditions</w:t>
+            </w:r>
+          </w:p>
+        </w:tc>
+        <w:tc>
+          <w:tcPr>
+            <w:tcW w:w="5987" w:type="dxa"/>
+            <w:shd w:val="clear" w:color="auto" w:fill="D2DFED"/>
+          </w:tcPr>
+          <w:p>
+            <w:pPr>
+              <w:pStyle w:val="6"/>
+              <w:numPr>
+                <w:ilvl w:val="0"/>
+                <w:numId w:val="0"/>
+              </w:numPr>
+              <w:tabs>
+                <w:tab w:val="left" w:pos="466"/>
+              </w:tabs>
+              <w:spacing w:before="0" w:after="0" w:line="240" w:lineRule="auto"/>
+              <w:ind w:right="0" w:rightChars="0"/>
+              <w:jc w:val="left"/>
+              <w:rPr>
+                <w:rFonts w:hint="eastAsia" w:ascii="Microsoft YaHei" w:eastAsia="新細明體"/>
+                <w:sz w:val="24"/>
+                <w:lang w:val="en-US" w:eastAsia="zh-TW"/>
+              </w:rPr>
+            </w:pPr>
+            <w:r>
+              <w:rPr>
+                <w:rFonts w:ascii="SimSun" w:hAnsi="SimSun" w:eastAsia="SimSun" w:cs="SimSun"/>
+                <w:sz w:val="24"/>
+                <w:szCs w:val="24"/>
+              </w:rPr>
+              <w:t>使用者發送發言</w:t>
+            </w:r>
+          </w:p>
+        </w:tc>
+      </w:tr>
+      <w:tr>
+        <w:tblPrEx>
+          <w:tblBorders>
+            <w:top w:val="single" w:color="4F81BC" w:sz="8" w:space="0"/>
+            <w:left w:val="single" w:color="4F81BC" w:sz="8" w:space="0"/>
+            <w:bottom w:val="single" w:color="4F81BC" w:sz="8" w:space="0"/>
+            <w:right w:val="single" w:color="4F81BC" w:sz="8" w:space="0"/>
+            <w:insideH w:val="single" w:color="4F81BC" w:sz="8" w:space="0"/>
+            <w:insideV w:val="single" w:color="4F81BC" w:sz="8" w:space="0"/>
+          </w:tblBorders>
+          <w:tblLayout w:type="fixed"/>
+          <w:tblCellMar>
+            <w:top w:w="0" w:type="dxa"/>
+            <w:left w:w="0" w:type="dxa"/>
+            <w:bottom w:w="0" w:type="dxa"/>
+            <w:right w:w="0" w:type="dxa"/>
+          </w:tblCellMar>
+        </w:tblPrEx>
+        <w:trPr>
+          <w:trHeight w:val="719" w:hRule="atLeast"/>
+        </w:trPr>
+        <w:tc>
+          <w:tcPr>
+            <w:tcW w:w="2377" w:type="dxa"/>
+          </w:tcPr>
+          <w:p>
+            <w:pPr>
+              <w:pStyle w:val="6"/>
+              <w:spacing w:before="32"/>
+              <w:ind w:left="107"/>
+              <w:rPr>
+                <w:b/>
+                <w:sz w:val="24"/>
+              </w:rPr>
+            </w:pPr>
+            <w:r>
+              <w:rPr>
+                <w:b/>
+                <w:spacing w:val="-4"/>
+                <w:sz w:val="24"/>
+              </w:rPr>
+              <w:t>Post-</w:t>
+            </w:r>
+            <w:r>
+              <w:rPr>
+                <w:b/>
+                <w:spacing w:val="-2"/>
+                <w:sz w:val="24"/>
+              </w:rPr>
+              <w:t>Conditions</w:t>
+            </w:r>
+          </w:p>
+        </w:tc>
+        <w:tc>
+          <w:tcPr>
+            <w:tcW w:w="5987" w:type="dxa"/>
+          </w:tcPr>
+          <w:p>
+            <w:pPr>
+              <w:pStyle w:val="6"/>
+              <w:spacing w:before="169"/>
+              <w:ind w:left="107"/>
+              <w:rPr>
+                <w:rFonts w:ascii="Microsoft YaHei" w:eastAsia="Microsoft YaHei"/>
+                <w:sz w:val="24"/>
+              </w:rPr>
+            </w:pPr>
+            <w:r>
+              <w:rPr>
+                <w:rFonts w:ascii="SimSun" w:hAnsi="SimSun" w:eastAsia="SimSun" w:cs="SimSun"/>
+                <w:sz w:val="24"/>
+                <w:szCs w:val="24"/>
+              </w:rPr>
+              <w:t>顯示發言或提示不當</w:t>
+            </w:r>
+          </w:p>
+        </w:tc>
+      </w:tr>
+      <w:tr>
+        <w:tblPrEx>
+          <w:tblBorders>
+            <w:top w:val="single" w:color="4F81BC" w:sz="8" w:space="0"/>
+            <w:left w:val="single" w:color="4F81BC" w:sz="8" w:space="0"/>
+            <w:bottom w:val="single" w:color="4F81BC" w:sz="8" w:space="0"/>
+            <w:right w:val="single" w:color="4F81BC" w:sz="8" w:space="0"/>
+            <w:insideH w:val="single" w:color="4F81BC" w:sz="8" w:space="0"/>
+            <w:insideV w:val="single" w:color="4F81BC" w:sz="8" w:space="0"/>
+          </w:tblBorders>
+          <w:tblLayout w:type="fixed"/>
+          <w:tblCellMar>
+            <w:top w:w="0" w:type="dxa"/>
+            <w:left w:w="0" w:type="dxa"/>
+            <w:bottom w:w="0" w:type="dxa"/>
+            <w:right w:w="0" w:type="dxa"/>
+          </w:tblCellMar>
+        </w:tblPrEx>
+        <w:trPr>
+          <w:trHeight w:val="2879" w:hRule="atLeast"/>
+        </w:trPr>
+        <w:tc>
+          <w:tcPr>
+            <w:tcW w:w="2377" w:type="dxa"/>
+            <w:shd w:val="clear" w:color="auto" w:fill="D2DFED"/>
+          </w:tcPr>
+          <w:p>
+            <w:pPr>
+              <w:pStyle w:val="6"/>
+              <w:spacing w:before="32"/>
+              <w:ind w:left="107"/>
+              <w:rPr>
+                <w:b/>
+                <w:sz w:val="24"/>
+              </w:rPr>
+            </w:pPr>
+            <w:r>
+              <w:rPr>
+                <w:b/>
+                <w:sz w:val="24"/>
+              </w:rPr>
+              <w:t>Basic</w:t>
+            </w:r>
+            <w:r>
+              <w:rPr>
+                <w:b/>
+                <w:spacing w:val="-2"/>
+                <w:sz w:val="24"/>
+              </w:rPr>
+              <w:t xml:space="preserve"> </w:t>
+            </w:r>
+            <w:r>
+              <w:rPr>
+                <w:b/>
+                <w:spacing w:val="-4"/>
+                <w:sz w:val="24"/>
+              </w:rPr>
+              <w:t>Flow</w:t>
+            </w:r>
+          </w:p>
+        </w:tc>
+        <w:tc>
+          <w:tcPr>
+            <w:tcW w:w="5987" w:type="dxa"/>
+            <w:shd w:val="clear" w:color="auto" w:fill="D2DFED"/>
+          </w:tcPr>
+          <w:p>
+            <w:pPr>
+              <w:pStyle w:val="6"/>
+              <w:numPr>
+                <w:ilvl w:val="0"/>
+                <w:numId w:val="0"/>
+              </w:numPr>
+              <w:spacing w:line="720" w:lineRule="atLeast"/>
+              <w:ind w:right="178" w:rightChars="0"/>
+              <w:rPr>
+                <w:rFonts w:ascii="SimSun" w:hAnsi="SimSun" w:eastAsia="SimSun" w:cs="SimSun"/>
+                <w:sz w:val="24"/>
+                <w:szCs w:val="24"/>
+              </w:rPr>
+            </w:pPr>
+            <w:r>
+              <w:rPr>
+                <w:rFonts w:hint="eastAsia" w:ascii="SimSun" w:hAnsi="SimSun" w:eastAsia="新細明體" w:cs="SimSun"/>
+                <w:sz w:val="24"/>
+                <w:szCs w:val="24"/>
+                <w:lang w:val="en-US" w:eastAsia="zh-TW"/>
+              </w:rPr>
+              <w:t xml:space="preserve">1. </w:t>
+            </w:r>
+            <w:r>
+              <w:rPr>
+                <w:rFonts w:ascii="SimSun" w:hAnsi="SimSun" w:eastAsia="SimSun" w:cs="SimSun"/>
+                <w:sz w:val="24"/>
+                <w:szCs w:val="24"/>
+              </w:rPr>
+              <w:t>系統接收發言</w:t>
+            </w:r>
+            <w:r>
+              <w:rPr>
+                <w:rFonts w:ascii="SimSun" w:hAnsi="SimSun" w:eastAsia="SimSun" w:cs="SimSun"/>
+                <w:sz w:val="24"/>
+                <w:szCs w:val="24"/>
+              </w:rPr>
+              <w:br w:type="textWrapping"/>
+            </w:r>
+            <w:r>
+              <w:rPr>
+                <w:rFonts w:ascii="SimSun" w:hAnsi="SimSun" w:eastAsia="SimSun" w:cs="SimSun"/>
+                <w:sz w:val="24"/>
+                <w:szCs w:val="24"/>
+              </w:rPr>
+              <w:t>2. 交由 AI 模型進行分析</w:t>
+            </w:r>
+          </w:p>
+          <w:p>
+            <w:pPr>
+              <w:pStyle w:val="6"/>
+              <w:numPr>
+                <w:ilvl w:val="0"/>
+                <w:numId w:val="0"/>
+              </w:numPr>
+              <w:spacing w:line="720" w:lineRule="atLeast"/>
+              <w:ind w:right="178" w:rightChars="0"/>
+              <w:rPr>
+                <w:rFonts w:hint="eastAsia" w:ascii="SimSun" w:hAnsi="SimSun" w:eastAsia="新細明體" w:cs="SimSun"/>
+                <w:sz w:val="24"/>
+                <w:szCs w:val="24"/>
+                <w:lang w:val="en-US" w:eastAsia="zh-TW"/>
+              </w:rPr>
+            </w:pPr>
+            <w:r>
+              <w:rPr>
+                <w:rFonts w:hint="eastAsia" w:ascii="SimSun" w:hAnsi="SimSun" w:eastAsia="新細明體" w:cs="SimSun"/>
+                <w:sz w:val="24"/>
+                <w:szCs w:val="24"/>
+                <w:lang w:val="en-US" w:eastAsia="zh-TW"/>
+              </w:rPr>
+              <w:t xml:space="preserve">3. </w:t>
+            </w:r>
+            <w:r>
+              <w:rPr>
+                <w:rFonts w:ascii="SimSun" w:hAnsi="SimSun" w:eastAsia="SimSun" w:cs="SimSun"/>
+                <w:sz w:val="24"/>
+                <w:szCs w:val="24"/>
+              </w:rPr>
+              <w:t>回傳審查結果：通過 → 顯示 / 不通過 → 阻擋</w:t>
+            </w:r>
+          </w:p>
+        </w:tc>
+      </w:tr>
+      <w:tr>
+        <w:tblPrEx>
+          <w:tblBorders>
+            <w:top w:val="single" w:color="4F81BC" w:sz="8" w:space="0"/>
+            <w:left w:val="single" w:color="4F81BC" w:sz="8" w:space="0"/>
+            <w:bottom w:val="single" w:color="4F81BC" w:sz="8" w:space="0"/>
+            <w:right w:val="single" w:color="4F81BC" w:sz="8" w:space="0"/>
+            <w:insideH w:val="single" w:color="4F81BC" w:sz="8" w:space="0"/>
+            <w:insideV w:val="single" w:color="4F81BC" w:sz="8" w:space="0"/>
+          </w:tblBorders>
+          <w:tblLayout w:type="fixed"/>
+          <w:tblCellMar>
+            <w:top w:w="0" w:type="dxa"/>
+            <w:left w:w="0" w:type="dxa"/>
+            <w:bottom w:w="0" w:type="dxa"/>
+            <w:right w:w="0" w:type="dxa"/>
+          </w:tblCellMar>
+        </w:tblPrEx>
+        <w:trPr>
+          <w:trHeight w:val="361" w:hRule="atLeast"/>
+        </w:trPr>
+        <w:tc>
+          <w:tcPr>
+            <w:tcW w:w="2377" w:type="dxa"/>
+          </w:tcPr>
+          <w:p>
+            <w:pPr>
+              <w:pStyle w:val="6"/>
+              <w:spacing w:before="35"/>
+              <w:ind w:left="107"/>
+              <w:rPr>
+                <w:b/>
+                <w:sz w:val="24"/>
+              </w:rPr>
+            </w:pPr>
+            <w:r>
+              <w:rPr>
+                <w:b/>
+                <w:sz w:val="24"/>
+              </w:rPr>
+              <w:t>Alternative</w:t>
+            </w:r>
+            <w:r>
+              <w:rPr>
+                <w:b/>
+                <w:spacing w:val="-13"/>
+                <w:sz w:val="24"/>
+              </w:rPr>
+              <w:t xml:space="preserve"> </w:t>
+            </w:r>
+            <w:r>
+              <w:rPr>
+                <w:b/>
+                <w:spacing w:val="-2"/>
+                <w:sz w:val="24"/>
+              </w:rPr>
+              <w:t>Flows</w:t>
+            </w:r>
+          </w:p>
+        </w:tc>
+        <w:tc>
+          <w:tcPr>
+            <w:tcW w:w="5987" w:type="dxa"/>
+          </w:tcPr>
+          <w:p>
+            <w:pPr>
+              <w:pStyle w:val="6"/>
+              <w:rPr>
+                <w:rFonts w:ascii="SimSun" w:hAnsi="SimSun" w:eastAsia="SimSun" w:cs="SimSun"/>
+                <w:sz w:val="24"/>
+                <w:szCs w:val="24"/>
+              </w:rPr>
+            </w:pPr>
+            <w:r>
+              <w:rPr>
+                <w:rFonts w:ascii="SimSun" w:hAnsi="SimSun" w:eastAsia="SimSun" w:cs="SimSun"/>
+                <w:sz w:val="24"/>
+                <w:szCs w:val="24"/>
+              </w:rPr>
+              <w:t>審查延遲 → 顯示「等待審核中」</w:t>
+            </w:r>
+          </w:p>
+        </w:tc>
+      </w:tr>
+      <w:tr>
+        <w:tblPrEx>
+          <w:tblBorders>
+            <w:top w:val="single" w:color="4F81BC" w:sz="8" w:space="0"/>
+            <w:left w:val="single" w:color="4F81BC" w:sz="8" w:space="0"/>
+            <w:bottom w:val="single" w:color="4F81BC" w:sz="8" w:space="0"/>
+            <w:right w:val="single" w:color="4F81BC" w:sz="8" w:space="0"/>
+            <w:insideH w:val="single" w:color="4F81BC" w:sz="8" w:space="0"/>
+            <w:insideV w:val="single" w:color="4F81BC" w:sz="8" w:space="0"/>
+          </w:tblBorders>
+          <w:tblLayout w:type="fixed"/>
+          <w:tblCellMar>
+            <w:top w:w="0" w:type="dxa"/>
+            <w:left w:w="0" w:type="dxa"/>
+            <w:bottom w:w="0" w:type="dxa"/>
+            <w:right w:w="0" w:type="dxa"/>
+          </w:tblCellMar>
+        </w:tblPrEx>
+        <w:trPr>
+          <w:trHeight w:val="359" w:hRule="atLeast"/>
+        </w:trPr>
+        <w:tc>
+          <w:tcPr>
+            <w:tcW w:w="2377" w:type="dxa"/>
+            <w:shd w:val="clear" w:color="auto" w:fill="D2DFED"/>
+          </w:tcPr>
+          <w:p>
+            <w:pPr>
+              <w:pStyle w:val="6"/>
+              <w:spacing w:before="32"/>
+              <w:ind w:left="107"/>
+              <w:rPr>
+                <w:b/>
+                <w:sz w:val="24"/>
+              </w:rPr>
+            </w:pPr>
+            <w:r>
+              <w:rPr>
+                <w:b/>
+                <w:sz w:val="24"/>
+              </w:rPr>
+              <w:t>Exceptional</w:t>
+            </w:r>
+            <w:r>
+              <w:rPr>
+                <w:b/>
+                <w:spacing w:val="-9"/>
+                <w:sz w:val="24"/>
+              </w:rPr>
+              <w:t xml:space="preserve"> </w:t>
+            </w:r>
+            <w:r>
+              <w:rPr>
+                <w:b/>
+                <w:spacing w:val="-2"/>
+                <w:sz w:val="24"/>
+              </w:rPr>
+              <w:t>Flows</w:t>
+            </w:r>
+          </w:p>
+        </w:tc>
+        <w:tc>
+          <w:tcPr>
+            <w:tcW w:w="5987" w:type="dxa"/>
+            <w:shd w:val="clear" w:color="auto" w:fill="D2DFED"/>
+          </w:tcPr>
+          <w:p>
+            <w:pPr>
+              <w:pStyle w:val="6"/>
+              <w:rPr>
+                <w:rFonts w:ascii="SimSun" w:hAnsi="SimSun" w:eastAsia="SimSun" w:cs="SimSun"/>
+                <w:sz w:val="24"/>
+                <w:szCs w:val="24"/>
+              </w:rPr>
+            </w:pPr>
+            <w:r>
+              <w:rPr>
+                <w:rFonts w:ascii="SimSun" w:hAnsi="SimSun" w:eastAsia="SimSun" w:cs="SimSun"/>
+                <w:sz w:val="24"/>
+                <w:szCs w:val="24"/>
+              </w:rPr>
+              <w:t>系統錯誤 → 顯示錯誤訊息</w:t>
+            </w:r>
+          </w:p>
+        </w:tc>
+      </w:tr>
+      <w:tr>
+        <w:tblPrEx>
+          <w:tblBorders>
+            <w:top w:val="single" w:color="4F81BC" w:sz="8" w:space="0"/>
+            <w:left w:val="single" w:color="4F81BC" w:sz="8" w:space="0"/>
+            <w:bottom w:val="single" w:color="4F81BC" w:sz="8" w:space="0"/>
+            <w:right w:val="single" w:color="4F81BC" w:sz="8" w:space="0"/>
+            <w:insideH w:val="single" w:color="4F81BC" w:sz="8" w:space="0"/>
+            <w:insideV w:val="single" w:color="4F81BC" w:sz="8" w:space="0"/>
+          </w:tblBorders>
+          <w:tblLayout w:type="fixed"/>
+          <w:tblCellMar>
+            <w:top w:w="0" w:type="dxa"/>
+            <w:left w:w="0" w:type="dxa"/>
+            <w:bottom w:w="0" w:type="dxa"/>
+            <w:right w:w="0" w:type="dxa"/>
+          </w:tblCellMar>
+        </w:tblPrEx>
+        <w:trPr>
+          <w:trHeight w:val="359" w:hRule="atLeast"/>
+        </w:trPr>
+        <w:tc>
+          <w:tcPr>
+            <w:tcW w:w="2377" w:type="dxa"/>
+          </w:tcPr>
+          <w:p>
+            <w:pPr>
+              <w:pStyle w:val="6"/>
+              <w:spacing w:before="32"/>
+              <w:ind w:left="107"/>
+              <w:rPr>
+                <w:b/>
+                <w:sz w:val="24"/>
+              </w:rPr>
+            </w:pPr>
+            <w:r>
+              <w:rPr>
+                <w:b/>
+                <w:sz w:val="24"/>
+              </w:rPr>
+              <w:t>Use</w:t>
+            </w:r>
+            <w:r>
+              <w:rPr>
+                <w:b/>
+                <w:spacing w:val="-3"/>
+                <w:sz w:val="24"/>
+              </w:rPr>
+              <w:t xml:space="preserve"> </w:t>
+            </w:r>
+            <w:r>
+              <w:rPr>
+                <w:b/>
+                <w:sz w:val="24"/>
+              </w:rPr>
+              <w:t>Use</w:t>
+            </w:r>
+            <w:r>
+              <w:rPr>
+                <w:b/>
+                <w:spacing w:val="-3"/>
+                <w:sz w:val="24"/>
+              </w:rPr>
+              <w:t xml:space="preserve"> </w:t>
+            </w:r>
+            <w:r>
+              <w:rPr>
+                <w:b/>
+                <w:spacing w:val="-4"/>
+                <w:sz w:val="24"/>
+              </w:rPr>
+              <w:t>Case</w:t>
+            </w:r>
+          </w:p>
+        </w:tc>
+        <w:tc>
+          <w:tcPr>
+            <w:tcW w:w="5987" w:type="dxa"/>
+          </w:tcPr>
+          <w:p>
+            <w:pPr>
+              <w:pStyle w:val="6"/>
+              <w:spacing w:before="35"/>
+              <w:rPr>
+                <w:rFonts w:hint="eastAsia" w:ascii="Times New Roman" w:eastAsia="新細明體"/>
+                <w:sz w:val="22"/>
+                <w:lang w:eastAsia="zh-TW"/>
+              </w:rPr>
+            </w:pPr>
+            <w:r>
+              <w:rPr>
+                <w:rFonts w:ascii="SimSun" w:hAnsi="SimSun" w:eastAsia="SimSun" w:cs="SimSun"/>
+                <w:sz w:val="24"/>
+                <w:szCs w:val="24"/>
+              </w:rPr>
+              <w:t>UC-7.0</w:t>
+            </w:r>
+          </w:p>
+        </w:tc>
+      </w:tr>
+      <w:tr>
+        <w:tblPrEx>
+          <w:tblBorders>
+            <w:top w:val="single" w:color="4F81BC" w:sz="8" w:space="0"/>
+            <w:left w:val="single" w:color="4F81BC" w:sz="8" w:space="0"/>
+            <w:bottom w:val="single" w:color="4F81BC" w:sz="8" w:space="0"/>
+            <w:right w:val="single" w:color="4F81BC" w:sz="8" w:space="0"/>
+            <w:insideH w:val="single" w:color="4F81BC" w:sz="8" w:space="0"/>
+            <w:insideV w:val="single" w:color="4F81BC" w:sz="8" w:space="0"/>
+          </w:tblBorders>
+          <w:tblLayout w:type="fixed"/>
+          <w:tblCellMar>
+            <w:top w:w="0" w:type="dxa"/>
+            <w:left w:w="0" w:type="dxa"/>
+            <w:bottom w:w="0" w:type="dxa"/>
+            <w:right w:w="0" w:type="dxa"/>
+          </w:tblCellMar>
+        </w:tblPrEx>
+        <w:trPr>
+          <w:trHeight w:val="361" w:hRule="atLeast"/>
+        </w:trPr>
+        <w:tc>
+          <w:tcPr>
+            <w:tcW w:w="2377" w:type="dxa"/>
+            <w:shd w:val="clear" w:color="auto" w:fill="D2DFED"/>
+          </w:tcPr>
+          <w:p>
+            <w:pPr>
+              <w:pStyle w:val="6"/>
+              <w:spacing w:before="35"/>
+              <w:ind w:left="107"/>
+              <w:rPr>
+                <w:b/>
+                <w:sz w:val="24"/>
+              </w:rPr>
+            </w:pPr>
+            <w:r>
+              <w:rPr>
+                <w:b/>
+                <w:sz w:val="24"/>
+              </w:rPr>
+              <w:t>Extend</w:t>
+            </w:r>
+            <w:r>
+              <w:rPr>
+                <w:b/>
+                <w:spacing w:val="-5"/>
+                <w:sz w:val="24"/>
+              </w:rPr>
+              <w:t xml:space="preserve"> </w:t>
+            </w:r>
+            <w:r>
+              <w:rPr>
+                <w:b/>
+                <w:sz w:val="24"/>
+              </w:rPr>
+              <w:t>Use</w:t>
+            </w:r>
+            <w:r>
+              <w:rPr>
+                <w:b/>
+                <w:spacing w:val="-3"/>
+                <w:sz w:val="24"/>
+              </w:rPr>
+              <w:t xml:space="preserve"> </w:t>
+            </w:r>
+            <w:r>
+              <w:rPr>
+                <w:b/>
+                <w:spacing w:val="-4"/>
+                <w:sz w:val="24"/>
+              </w:rPr>
+              <w:t>Case</w:t>
+            </w:r>
+          </w:p>
+        </w:tc>
+        <w:tc>
+          <w:tcPr>
+            <w:tcW w:w="5987" w:type="dxa"/>
+            <w:shd w:val="clear" w:color="auto" w:fill="D2DFED"/>
+          </w:tcPr>
+          <w:p>
+            <w:pPr>
+              <w:pStyle w:val="6"/>
+              <w:spacing w:before="35"/>
+              <w:rPr>
+                <w:rFonts w:hint="eastAsia" w:eastAsia="新細明體"/>
+                <w:sz w:val="24"/>
+                <w:lang w:val="en-US" w:eastAsia="zh-TW"/>
+              </w:rPr>
+            </w:pPr>
+            <w:r>
+              <w:rPr>
+                <w:rFonts w:ascii="SimSun" w:hAnsi="SimSun" w:eastAsia="SimSun" w:cs="SimSun"/>
+                <w:sz w:val="24"/>
+                <w:szCs w:val="24"/>
+              </w:rPr>
+              <w:t>無</w:t>
+            </w:r>
+          </w:p>
+        </w:tc>
+      </w:tr>
+      <w:tr>
+        <w:tblPrEx>
+          <w:tblBorders>
+            <w:top w:val="single" w:color="4F81BC" w:sz="8" w:space="0"/>
+            <w:left w:val="single" w:color="4F81BC" w:sz="8" w:space="0"/>
+            <w:bottom w:val="single" w:color="4F81BC" w:sz="8" w:space="0"/>
+            <w:right w:val="single" w:color="4F81BC" w:sz="8" w:space="0"/>
+            <w:insideH w:val="single" w:color="4F81BC" w:sz="8" w:space="0"/>
+            <w:insideV w:val="single" w:color="4F81BC" w:sz="8" w:space="0"/>
+          </w:tblBorders>
+          <w:tblLayout w:type="fixed"/>
+          <w:tblCellMar>
+            <w:top w:w="0" w:type="dxa"/>
+            <w:left w:w="0" w:type="dxa"/>
+            <w:bottom w:w="0" w:type="dxa"/>
+            <w:right w:w="0" w:type="dxa"/>
+          </w:tblCellMar>
+        </w:tblPrEx>
+        <w:trPr>
+          <w:trHeight w:val="359" w:hRule="atLeast"/>
+        </w:trPr>
+        <w:tc>
+          <w:tcPr>
+            <w:tcW w:w="2377" w:type="dxa"/>
+          </w:tcPr>
+          <w:p>
+            <w:pPr>
+              <w:pStyle w:val="6"/>
+              <w:spacing w:before="33"/>
+              <w:ind w:left="107"/>
+              <w:rPr>
+                <w:b/>
+                <w:sz w:val="24"/>
+              </w:rPr>
+            </w:pPr>
+            <w:r>
+              <w:rPr>
+                <w:b/>
+                <w:sz w:val="24"/>
+              </w:rPr>
+              <w:t xml:space="preserve">Business </w:t>
+            </w:r>
+            <w:r>
+              <w:rPr>
+                <w:b/>
+                <w:spacing w:val="-2"/>
+                <w:sz w:val="24"/>
+              </w:rPr>
+              <w:t>Rules</w:t>
+            </w:r>
+          </w:p>
+        </w:tc>
+        <w:tc>
+          <w:tcPr>
+            <w:tcW w:w="5987" w:type="dxa"/>
+          </w:tcPr>
+          <w:p>
+            <w:pPr>
+              <w:pStyle w:val="6"/>
+              <w:rPr>
+                <w:rFonts w:ascii="SimSun" w:hAnsi="SimSun" w:eastAsia="SimSun" w:cs="SimSun"/>
+                <w:sz w:val="24"/>
+                <w:szCs w:val="24"/>
+              </w:rPr>
+            </w:pPr>
+            <w:r>
+              <w:rPr>
+                <w:rFonts w:ascii="SimSun" w:hAnsi="SimSun" w:eastAsia="SimSun" w:cs="SimSun"/>
+                <w:sz w:val="24"/>
+                <w:szCs w:val="24"/>
+              </w:rPr>
+              <w:t>發言不得含違法、歧視、色情、暴力等字眼</w:t>
+            </w:r>
+          </w:p>
+        </w:tc>
+      </w:tr>
+      <w:tr>
+        <w:tblPrEx>
+          <w:tblBorders>
+            <w:top w:val="single" w:color="4F81BC" w:sz="8" w:space="0"/>
+            <w:left w:val="single" w:color="4F81BC" w:sz="8" w:space="0"/>
+            <w:bottom w:val="single" w:color="4F81BC" w:sz="8" w:space="0"/>
+            <w:right w:val="single" w:color="4F81BC" w:sz="8" w:space="0"/>
+            <w:insideH w:val="single" w:color="4F81BC" w:sz="8" w:space="0"/>
+            <w:insideV w:val="single" w:color="4F81BC" w:sz="8" w:space="0"/>
+          </w:tblBorders>
+          <w:tblLayout w:type="fixed"/>
+          <w:tblCellMar>
+            <w:top w:w="0" w:type="dxa"/>
+            <w:left w:w="0" w:type="dxa"/>
+            <w:bottom w:w="0" w:type="dxa"/>
+            <w:right w:w="0" w:type="dxa"/>
+          </w:tblCellMar>
+        </w:tblPrEx>
+        <w:trPr>
+          <w:trHeight w:val="359" w:hRule="atLeast"/>
+        </w:trPr>
+        <w:tc>
+          <w:tcPr>
+            <w:tcW w:w="2377" w:type="dxa"/>
+            <w:shd w:val="clear" w:color="auto" w:fill="D2DFED"/>
+          </w:tcPr>
+          <w:p>
+            <w:pPr>
+              <w:pStyle w:val="6"/>
+              <w:spacing w:before="32"/>
+              <w:ind w:left="107"/>
+              <w:rPr>
+                <w:b/>
+                <w:sz w:val="24"/>
+              </w:rPr>
+            </w:pPr>
+            <w:r>
+              <w:rPr>
+                <w:b/>
+                <w:sz w:val="24"/>
+              </w:rPr>
+              <w:t>Special</w:t>
+            </w:r>
+            <w:r>
+              <w:rPr>
+                <w:b/>
+                <w:spacing w:val="-2"/>
+                <w:sz w:val="24"/>
+              </w:rPr>
+              <w:t xml:space="preserve"> Requirements</w:t>
+            </w:r>
+          </w:p>
+        </w:tc>
+        <w:tc>
+          <w:tcPr>
+            <w:tcW w:w="5987" w:type="dxa"/>
+            <w:shd w:val="clear" w:color="auto" w:fill="D2DFED"/>
+          </w:tcPr>
+          <w:p>
+            <w:pPr>
+              <w:pStyle w:val="6"/>
+              <w:rPr>
+                <w:rFonts w:ascii="SimSun" w:hAnsi="SimSun" w:eastAsia="SimSun" w:cs="SimSun"/>
+                <w:sz w:val="24"/>
+                <w:szCs w:val="24"/>
+              </w:rPr>
+            </w:pPr>
+            <w:r>
+              <w:rPr>
+                <w:rFonts w:ascii="SimSun" w:hAnsi="SimSun" w:eastAsia="SimSun" w:cs="SimSun"/>
+                <w:sz w:val="24"/>
+                <w:szCs w:val="24"/>
+              </w:rPr>
+              <w:t>回應時間不得超過 1 秒</w:t>
+            </w:r>
+          </w:p>
+        </w:tc>
+      </w:tr>
+      <w:tr>
+        <w:tblPrEx>
+          <w:tblBorders>
+            <w:top w:val="single" w:color="4F81BC" w:sz="8" w:space="0"/>
+            <w:left w:val="single" w:color="4F81BC" w:sz="8" w:space="0"/>
+            <w:bottom w:val="single" w:color="4F81BC" w:sz="8" w:space="0"/>
+            <w:right w:val="single" w:color="4F81BC" w:sz="8" w:space="0"/>
+            <w:insideH w:val="single" w:color="4F81BC" w:sz="8" w:space="0"/>
+            <w:insideV w:val="single" w:color="4F81BC" w:sz="8" w:space="0"/>
+          </w:tblBorders>
+          <w:tblLayout w:type="fixed"/>
+          <w:tblCellMar>
+            <w:top w:w="0" w:type="dxa"/>
+            <w:left w:w="0" w:type="dxa"/>
+            <w:bottom w:w="0" w:type="dxa"/>
+            <w:right w:w="0" w:type="dxa"/>
+          </w:tblCellMar>
+        </w:tblPrEx>
+        <w:trPr>
+          <w:trHeight w:val="361" w:hRule="atLeast"/>
+        </w:trPr>
+        <w:tc>
+          <w:tcPr>
+            <w:tcW w:w="2377" w:type="dxa"/>
+          </w:tcPr>
+          <w:p>
+            <w:pPr>
+              <w:pStyle w:val="6"/>
+              <w:spacing w:before="35"/>
+              <w:ind w:left="107"/>
+              <w:rPr>
+                <w:b/>
+                <w:sz w:val="24"/>
+              </w:rPr>
+            </w:pPr>
+            <w:r>
+              <w:rPr>
+                <w:b/>
+                <w:spacing w:val="-2"/>
+                <w:sz w:val="24"/>
+              </w:rPr>
+              <w:t>Artifacts</w:t>
+            </w:r>
+          </w:p>
+        </w:tc>
+        <w:tc>
+          <w:tcPr>
+            <w:tcW w:w="5987" w:type="dxa"/>
+          </w:tcPr>
+          <w:p>
+            <w:pPr>
+              <w:pStyle w:val="6"/>
+              <w:rPr>
+                <w:rFonts w:ascii="SimSun" w:hAnsi="SimSun" w:eastAsia="SimSun" w:cs="SimSun"/>
+                <w:sz w:val="24"/>
+                <w:szCs w:val="24"/>
+              </w:rPr>
+            </w:pPr>
+            <w:r>
+              <w:rPr>
+                <w:rFonts w:ascii="SimSun" w:hAnsi="SimSun" w:eastAsia="SimSun" w:cs="SimSun"/>
+                <w:sz w:val="24"/>
+                <w:szCs w:val="24"/>
+              </w:rPr>
+              <w:t>留言審查記錄、過濾詞庫</w:t>
+            </w:r>
+          </w:p>
+        </w:tc>
+      </w:tr>
+      <w:tr>
+        <w:tblPrEx>
+          <w:tblBorders>
+            <w:top w:val="single" w:color="4F81BC" w:sz="8" w:space="0"/>
+            <w:left w:val="single" w:color="4F81BC" w:sz="8" w:space="0"/>
+            <w:bottom w:val="single" w:color="4F81BC" w:sz="8" w:space="0"/>
+            <w:right w:val="single" w:color="4F81BC" w:sz="8" w:space="0"/>
+            <w:insideH w:val="single" w:color="4F81BC" w:sz="8" w:space="0"/>
+            <w:insideV w:val="single" w:color="4F81BC" w:sz="8" w:space="0"/>
+          </w:tblBorders>
+          <w:tblLayout w:type="fixed"/>
+          <w:tblCellMar>
+            <w:top w:w="0" w:type="dxa"/>
+            <w:left w:w="0" w:type="dxa"/>
+            <w:bottom w:w="0" w:type="dxa"/>
+            <w:right w:w="0" w:type="dxa"/>
+          </w:tblCellMar>
+        </w:tblPrEx>
+        <w:trPr>
+          <w:trHeight w:val="359" w:hRule="atLeast"/>
+        </w:trPr>
+        <w:tc>
+          <w:tcPr>
+            <w:tcW w:w="2377" w:type="dxa"/>
+            <w:shd w:val="clear" w:color="auto" w:fill="D2DFED"/>
+          </w:tcPr>
+          <w:p>
+            <w:pPr>
+              <w:pStyle w:val="6"/>
+              <w:spacing w:before="32"/>
+              <w:ind w:left="107"/>
+              <w:rPr>
+                <w:b/>
+                <w:sz w:val="24"/>
+              </w:rPr>
+            </w:pPr>
+            <w:r>
+              <w:rPr>
+                <w:b/>
+                <w:sz w:val="24"/>
+              </w:rPr>
+              <w:t>Use</w:t>
+            </w:r>
+            <w:r>
+              <w:rPr>
+                <w:b/>
+                <w:spacing w:val="-3"/>
+                <w:sz w:val="24"/>
+              </w:rPr>
+              <w:t xml:space="preserve"> </w:t>
+            </w:r>
+            <w:r>
+              <w:rPr>
+                <w:b/>
+                <w:sz w:val="24"/>
+              </w:rPr>
+              <w:t>Case</w:t>
+            </w:r>
+            <w:r>
+              <w:rPr>
+                <w:b/>
+                <w:spacing w:val="-3"/>
+                <w:sz w:val="24"/>
+              </w:rPr>
+              <w:t xml:space="preserve"> </w:t>
+            </w:r>
+            <w:r>
+              <w:rPr>
+                <w:b/>
+                <w:spacing w:val="-2"/>
+                <w:sz w:val="24"/>
+              </w:rPr>
+              <w:t>Glossary</w:t>
+            </w:r>
+          </w:p>
+        </w:tc>
+        <w:tc>
+          <w:tcPr>
+            <w:tcW w:w="5987" w:type="dxa"/>
+            <w:shd w:val="clear" w:color="auto" w:fill="D2DFED"/>
+          </w:tcPr>
+          <w:p>
+            <w:pPr>
+              <w:pStyle w:val="6"/>
+              <w:rPr>
+                <w:rFonts w:ascii="SimSun" w:hAnsi="SimSun" w:eastAsia="SimSun" w:cs="SimSun"/>
+                <w:sz w:val="24"/>
+                <w:szCs w:val="24"/>
+              </w:rPr>
+            </w:pPr>
+            <w:r>
+              <w:rPr>
+                <w:rFonts w:ascii="SimSun" w:hAnsi="SimSun" w:eastAsia="SimSun" w:cs="SimSun"/>
+                <w:sz w:val="24"/>
+                <w:szCs w:val="24"/>
+              </w:rPr>
+              <w:t>過濾</w:t>
+            </w:r>
+            <w:r>
+              <w:rPr>
+                <w:rFonts w:hint="eastAsia" w:ascii="SimSun" w:hAnsi="SimSun" w:eastAsia="新細明體" w:cs="SimSun"/>
+                <w:sz w:val="24"/>
+                <w:szCs w:val="24"/>
+                <w:lang w:val="en-US" w:eastAsia="zh-TW"/>
+              </w:rPr>
+              <w:t>:</w:t>
+            </w:r>
+            <w:r>
+              <w:rPr>
+                <w:rFonts w:ascii="SimSun" w:hAnsi="SimSun" w:eastAsia="SimSun" w:cs="SimSun"/>
+                <w:sz w:val="24"/>
+                <w:szCs w:val="24"/>
+              </w:rPr>
+              <w:t xml:space="preserve"> AI 判定是否違規</w:t>
+            </w:r>
+          </w:p>
+        </w:tc>
+      </w:tr>
+    </w:tbl>
+    <w:p/>
+    <w:tbl>
+      <w:tblPr>
+        <w:tblStyle w:val="5"/>
+        <w:tblpPr w:leftFromText="180" w:rightFromText="180" w:vertAnchor="text" w:horzAnchor="page" w:tblpX="1707" w:tblpY="1009"/>
+        <w:tblOverlap w:val="never"/>
+        <w:tblW w:w="8364" w:type="dxa"/>
+        <w:tblInd w:w="0" w:type="dxa"/>
+        <w:tblBorders>
+          <w:top w:val="single" w:color="4F81BC" w:sz="8" w:space="0"/>
+          <w:left w:val="single" w:color="4F81BC" w:sz="8" w:space="0"/>
+          <w:bottom w:val="single" w:color="4F81BC" w:sz="8" w:space="0"/>
+          <w:right w:val="single" w:color="4F81BC" w:sz="8" w:space="0"/>
+          <w:insideH w:val="single" w:color="4F81BC" w:sz="8" w:space="0"/>
+          <w:insideV w:val="single" w:color="4F81BC" w:sz="8" w:space="0"/>
+        </w:tblBorders>
+        <w:tblLayout w:type="fixed"/>
+        <w:tblCellMar>
+          <w:top w:w="0" w:type="dxa"/>
+          <w:left w:w="0" w:type="dxa"/>
+          <w:bottom w:w="0" w:type="dxa"/>
+          <w:right w:w="0" w:type="dxa"/>
+        </w:tblCellMar>
+      </w:tblPr>
+      <w:tblGrid>
+        <w:gridCol w:w="2377"/>
+        <w:gridCol w:w="5987"/>
+      </w:tblGrid>
+      <w:tr>
+        <w:tblPrEx>
+          <w:tblBorders>
+            <w:top w:val="single" w:color="4F81BC" w:sz="8" w:space="0"/>
+            <w:left w:val="single" w:color="4F81BC" w:sz="8" w:space="0"/>
+            <w:bottom w:val="single" w:color="4F81BC" w:sz="8" w:space="0"/>
+            <w:right w:val="single" w:color="4F81BC" w:sz="8" w:space="0"/>
+            <w:insideH w:val="single" w:color="4F81BC" w:sz="8" w:space="0"/>
+            <w:insideV w:val="single" w:color="4F81BC" w:sz="8" w:space="0"/>
+          </w:tblBorders>
+          <w:tblLayout w:type="fixed"/>
+          <w:tblCellMar>
+            <w:top w:w="0" w:type="dxa"/>
+            <w:left w:w="0" w:type="dxa"/>
+            <w:bottom w:w="0" w:type="dxa"/>
+            <w:right w:w="0" w:type="dxa"/>
+          </w:tblCellMar>
+        </w:tblPrEx>
+        <w:trPr>
+          <w:trHeight w:val="359" w:hRule="atLeast"/>
+        </w:trPr>
+        <w:tc>
+          <w:tcPr>
+            <w:tcW w:w="2377" w:type="dxa"/>
+            <w:tcBorders>
+              <w:bottom w:val="single" w:color="4F81BC" w:sz="18" w:space="0"/>
+            </w:tcBorders>
+          </w:tcPr>
+          <w:p>
+            <w:pPr>
+              <w:pStyle w:val="6"/>
+              <w:spacing w:before="33"/>
+              <w:ind w:left="107"/>
+              <w:rPr>
+                <w:b/>
+                <w:sz w:val="24"/>
+              </w:rPr>
+            </w:pPr>
+            <w:r>
+              <w:rPr>
+                <w:b/>
+                <w:sz w:val="24"/>
+              </w:rPr>
+              <w:t>Use</w:t>
+            </w:r>
+            <w:r>
+              <w:rPr>
+                <w:b/>
+                <w:spacing w:val="-3"/>
+                <w:sz w:val="24"/>
+              </w:rPr>
+              <w:t xml:space="preserve"> </w:t>
+            </w:r>
+            <w:r>
+              <w:rPr>
+                <w:b/>
+                <w:sz w:val="24"/>
+              </w:rPr>
+              <w:t>Case</w:t>
+            </w:r>
+            <w:r>
+              <w:rPr>
+                <w:b/>
+                <w:spacing w:val="-3"/>
+                <w:sz w:val="24"/>
+              </w:rPr>
+              <w:t xml:space="preserve"> </w:t>
+            </w:r>
+            <w:r>
+              <w:rPr>
+                <w:b/>
+                <w:spacing w:val="-5"/>
+                <w:sz w:val="24"/>
+              </w:rPr>
+              <w:t>ID</w:t>
+            </w:r>
+          </w:p>
+        </w:tc>
+        <w:tc>
+          <w:tcPr>
+            <w:tcW w:w="5987" w:type="dxa"/>
+            <w:tcBorders>
+              <w:bottom w:val="single" w:color="4F81BC" w:sz="18" w:space="0"/>
+            </w:tcBorders>
+          </w:tcPr>
+          <w:p>
+            <w:pPr>
+              <w:pStyle w:val="6"/>
+              <w:spacing w:before="33"/>
+              <w:ind w:left="107"/>
+              <w:rPr>
+                <w:b/>
+                <w:sz w:val="24"/>
+              </w:rPr>
+            </w:pPr>
+            <w:r>
+              <w:rPr>
+                <w:rFonts w:ascii="SimSun" w:hAnsi="SimSun" w:eastAsia="SimSun" w:cs="SimSun"/>
+                <w:sz w:val="24"/>
+                <w:szCs w:val="24"/>
+              </w:rPr>
+              <w:t>UC-</w:t>
+            </w:r>
+            <w:r>
+              <w:rPr>
+                <w:rFonts w:hint="eastAsia" w:ascii="SimSun" w:hAnsi="SimSun" w:eastAsia="新細明體" w:cs="SimSun"/>
+                <w:sz w:val="24"/>
+                <w:szCs w:val="24"/>
+                <w:lang w:val="en-US" w:eastAsia="zh-TW"/>
+              </w:rPr>
+              <w:t>7.4</w:t>
+            </w:r>
+          </w:p>
+        </w:tc>
+      </w:tr>
+      <w:tr>
+        <w:tblPrEx>
+          <w:tblBorders>
+            <w:top w:val="single" w:color="4F81BC" w:sz="8" w:space="0"/>
+            <w:left w:val="single" w:color="4F81BC" w:sz="8" w:space="0"/>
+            <w:bottom w:val="single" w:color="4F81BC" w:sz="8" w:space="0"/>
+            <w:right w:val="single" w:color="4F81BC" w:sz="8" w:space="0"/>
+            <w:insideH w:val="single" w:color="4F81BC" w:sz="8" w:space="0"/>
+            <w:insideV w:val="single" w:color="4F81BC" w:sz="8" w:space="0"/>
+          </w:tblBorders>
+          <w:tblLayout w:type="fixed"/>
+          <w:tblCellMar>
+            <w:top w:w="0" w:type="dxa"/>
+            <w:left w:w="0" w:type="dxa"/>
+            <w:bottom w:w="0" w:type="dxa"/>
+            <w:right w:w="0" w:type="dxa"/>
+          </w:tblCellMar>
+        </w:tblPrEx>
+        <w:trPr>
+          <w:trHeight w:val="361" w:hRule="atLeast"/>
+        </w:trPr>
+        <w:tc>
+          <w:tcPr>
+            <w:tcW w:w="2377" w:type="dxa"/>
+            <w:tcBorders>
+              <w:top w:val="single" w:color="4F81BC" w:sz="18" w:space="0"/>
+            </w:tcBorders>
+            <w:shd w:val="clear" w:color="auto" w:fill="D2DFED"/>
+          </w:tcPr>
+          <w:p>
+            <w:pPr>
+              <w:pStyle w:val="6"/>
+              <w:spacing w:before="34"/>
+              <w:ind w:left="107"/>
+              <w:rPr>
+                <w:b/>
+                <w:sz w:val="24"/>
+              </w:rPr>
+            </w:pPr>
+            <w:r>
+              <w:rPr>
+                <w:b/>
+                <w:sz w:val="24"/>
+              </w:rPr>
+              <w:t>Use</w:t>
+            </w:r>
+            <w:r>
+              <w:rPr>
+                <w:b/>
+                <w:spacing w:val="-3"/>
+                <w:sz w:val="24"/>
+              </w:rPr>
+              <w:t xml:space="preserve"> </w:t>
+            </w:r>
+            <w:r>
+              <w:rPr>
+                <w:b/>
+                <w:sz w:val="24"/>
+              </w:rPr>
+              <w:t>Case</w:t>
+            </w:r>
+            <w:r>
+              <w:rPr>
+                <w:b/>
+                <w:spacing w:val="-3"/>
+                <w:sz w:val="24"/>
+              </w:rPr>
+              <w:t xml:space="preserve"> </w:t>
+            </w:r>
+            <w:r>
+              <w:rPr>
+                <w:b/>
+                <w:spacing w:val="-4"/>
+                <w:sz w:val="24"/>
+              </w:rPr>
+              <w:t>Name</w:t>
+            </w:r>
+          </w:p>
+        </w:tc>
+        <w:tc>
+          <w:tcPr>
+            <w:tcW w:w="5987" w:type="dxa"/>
+            <w:tcBorders>
+              <w:top w:val="single" w:color="4F81BC" w:sz="18" w:space="0"/>
+            </w:tcBorders>
+            <w:shd w:val="clear" w:color="auto" w:fill="D2DFED"/>
+          </w:tcPr>
+          <w:p>
+            <w:pPr>
+              <w:pStyle w:val="6"/>
+              <w:spacing w:before="34"/>
+              <w:ind w:left="107"/>
+              <w:rPr>
+                <w:sz w:val="24"/>
+              </w:rPr>
+            </w:pPr>
+            <w:r>
+              <w:rPr>
+                <w:rFonts w:ascii="SimSun" w:hAnsi="SimSun" w:eastAsia="SimSun" w:cs="SimSun"/>
+                <w:sz w:val="24"/>
+                <w:szCs w:val="24"/>
+              </w:rPr>
+              <w:t>我的聊天室</w:t>
+            </w:r>
+          </w:p>
+        </w:tc>
+      </w:tr>
+      <w:tr>
+        <w:tblPrEx>
+          <w:tblBorders>
+            <w:top w:val="single" w:color="4F81BC" w:sz="8" w:space="0"/>
+            <w:left w:val="single" w:color="4F81BC" w:sz="8" w:space="0"/>
+            <w:bottom w:val="single" w:color="4F81BC" w:sz="8" w:space="0"/>
+            <w:right w:val="single" w:color="4F81BC" w:sz="8" w:space="0"/>
+            <w:insideH w:val="single" w:color="4F81BC" w:sz="8" w:space="0"/>
+            <w:insideV w:val="single" w:color="4F81BC" w:sz="8" w:space="0"/>
+          </w:tblBorders>
+          <w:tblLayout w:type="fixed"/>
+          <w:tblCellMar>
+            <w:top w:w="0" w:type="dxa"/>
+            <w:left w:w="0" w:type="dxa"/>
+            <w:bottom w:w="0" w:type="dxa"/>
+            <w:right w:w="0" w:type="dxa"/>
+          </w:tblCellMar>
+        </w:tblPrEx>
+        <w:trPr>
+          <w:trHeight w:val="359" w:hRule="atLeast"/>
+        </w:trPr>
+        <w:tc>
+          <w:tcPr>
+            <w:tcW w:w="2377" w:type="dxa"/>
+          </w:tcPr>
+          <w:p>
+            <w:pPr>
+              <w:pStyle w:val="6"/>
+              <w:spacing w:before="32"/>
+              <w:ind w:left="107"/>
+              <w:rPr>
+                <w:b/>
+                <w:sz w:val="24"/>
+              </w:rPr>
+            </w:pPr>
+            <w:r>
+              <w:rPr>
+                <w:b/>
+                <w:spacing w:val="-4"/>
+                <w:sz w:val="24"/>
+              </w:rPr>
+              <w:t>Goal</w:t>
+            </w:r>
+          </w:p>
+        </w:tc>
+        <w:tc>
+          <w:tcPr>
+            <w:tcW w:w="5987" w:type="dxa"/>
+          </w:tcPr>
+          <w:p>
+            <w:pPr>
+              <w:pStyle w:val="6"/>
+              <w:spacing w:before="32"/>
+              <w:ind w:left="107"/>
+              <w:rPr>
+                <w:sz w:val="24"/>
+              </w:rPr>
+            </w:pPr>
+            <w:r>
+              <w:rPr>
+                <w:rFonts w:ascii="SimSun" w:hAnsi="SimSun" w:eastAsia="SimSun" w:cs="SimSun"/>
+                <w:sz w:val="24"/>
+                <w:szCs w:val="24"/>
+              </w:rPr>
+              <w:t>方便用戶快速查看已加入、已發言與收藏的聊天室</w:t>
+            </w:r>
+          </w:p>
+        </w:tc>
+      </w:tr>
+      <w:tr>
+        <w:tblPrEx>
+          <w:tblBorders>
+            <w:top w:val="single" w:color="4F81BC" w:sz="8" w:space="0"/>
+            <w:left w:val="single" w:color="4F81BC" w:sz="8" w:space="0"/>
+            <w:bottom w:val="single" w:color="4F81BC" w:sz="8" w:space="0"/>
+            <w:right w:val="single" w:color="4F81BC" w:sz="8" w:space="0"/>
+            <w:insideH w:val="single" w:color="4F81BC" w:sz="8" w:space="0"/>
+            <w:insideV w:val="single" w:color="4F81BC" w:sz="8" w:space="0"/>
+          </w:tblBorders>
+          <w:tblLayout w:type="fixed"/>
+          <w:tblCellMar>
+            <w:top w:w="0" w:type="dxa"/>
+            <w:left w:w="0" w:type="dxa"/>
+            <w:bottom w:w="0" w:type="dxa"/>
+            <w:right w:w="0" w:type="dxa"/>
+          </w:tblCellMar>
+        </w:tblPrEx>
+        <w:trPr>
+          <w:trHeight w:val="721" w:hRule="atLeast"/>
+        </w:trPr>
+        <w:tc>
+          <w:tcPr>
+            <w:tcW w:w="2377" w:type="dxa"/>
+            <w:shd w:val="clear" w:color="auto" w:fill="D2DFED"/>
+          </w:tcPr>
+          <w:p>
+            <w:pPr>
+              <w:pStyle w:val="6"/>
+              <w:spacing w:before="35"/>
+              <w:ind w:left="107"/>
+              <w:rPr>
+                <w:b/>
+                <w:sz w:val="24"/>
+              </w:rPr>
+            </w:pPr>
+            <w:r>
+              <w:rPr>
+                <w:b/>
+                <w:spacing w:val="-2"/>
+                <w:sz w:val="24"/>
+              </w:rPr>
+              <w:t>Requirements</w:t>
+            </w:r>
+          </w:p>
+        </w:tc>
+        <w:tc>
+          <w:tcPr>
+            <w:tcW w:w="5987" w:type="dxa"/>
+            <w:shd w:val="clear" w:color="auto" w:fill="D2DFED"/>
+          </w:tcPr>
+          <w:p>
+            <w:pPr>
+              <w:pStyle w:val="6"/>
+              <w:spacing w:before="67"/>
+              <w:ind w:left="107"/>
+              <w:rPr>
+                <w:sz w:val="24"/>
+              </w:rPr>
+            </w:pPr>
+            <w:r>
+              <w:rPr>
+                <w:rFonts w:ascii="SimSun" w:hAnsi="SimSun" w:eastAsia="SimSun" w:cs="SimSun"/>
+                <w:sz w:val="24"/>
+                <w:szCs w:val="24"/>
+              </w:rPr>
+              <w:t>[FR</w:t>
+            </w:r>
+            <w:r>
+              <w:rPr>
+                <w:rFonts w:hint="eastAsia" w:ascii="SimSun" w:hAnsi="SimSun" w:eastAsia="新細明體" w:cs="SimSun"/>
+                <w:sz w:val="24"/>
+                <w:szCs w:val="24"/>
+                <w:lang w:val="en-US" w:eastAsia="zh-TW"/>
+              </w:rPr>
+              <w:t>16</w:t>
+            </w:r>
+            <w:r>
+              <w:rPr>
+                <w:rFonts w:ascii="SimSun" w:hAnsi="SimSun" w:eastAsia="SimSun" w:cs="SimSun"/>
+                <w:sz w:val="24"/>
+                <w:szCs w:val="24"/>
+              </w:rPr>
+              <w:t xml:space="preserve">: 個人聊天室紀錄] </w:t>
+            </w:r>
+          </w:p>
+        </w:tc>
+      </w:tr>
+      <w:tr>
+        <w:tblPrEx>
+          <w:tblBorders>
+            <w:top w:val="single" w:color="4F81BC" w:sz="8" w:space="0"/>
+            <w:left w:val="single" w:color="4F81BC" w:sz="8" w:space="0"/>
+            <w:bottom w:val="single" w:color="4F81BC" w:sz="8" w:space="0"/>
+            <w:right w:val="single" w:color="4F81BC" w:sz="8" w:space="0"/>
+            <w:insideH w:val="single" w:color="4F81BC" w:sz="8" w:space="0"/>
+            <w:insideV w:val="single" w:color="4F81BC" w:sz="8" w:space="0"/>
+          </w:tblBorders>
+          <w:tblLayout w:type="fixed"/>
+          <w:tblCellMar>
+            <w:top w:w="0" w:type="dxa"/>
+            <w:left w:w="0" w:type="dxa"/>
+            <w:bottom w:w="0" w:type="dxa"/>
+            <w:right w:w="0" w:type="dxa"/>
+          </w:tblCellMar>
+        </w:tblPrEx>
+        <w:trPr>
+          <w:trHeight w:val="719" w:hRule="atLeast"/>
+        </w:trPr>
+        <w:tc>
+          <w:tcPr>
+            <w:tcW w:w="2377" w:type="dxa"/>
+          </w:tcPr>
+          <w:p>
+            <w:pPr>
+              <w:pStyle w:val="6"/>
+              <w:spacing w:before="32"/>
+              <w:ind w:left="107"/>
+              <w:rPr>
+                <w:b/>
+                <w:sz w:val="24"/>
+              </w:rPr>
+            </w:pPr>
+            <w:r>
+              <w:rPr>
+                <w:b/>
+                <w:spacing w:val="-2"/>
+                <w:sz w:val="24"/>
+              </w:rPr>
+              <w:t>Description</w:t>
+            </w:r>
+          </w:p>
+        </w:tc>
+        <w:tc>
+          <w:tcPr>
+            <w:tcW w:w="5987" w:type="dxa"/>
+          </w:tcPr>
+          <w:p>
+            <w:pPr>
+              <w:pStyle w:val="6"/>
+              <w:spacing w:before="67"/>
+              <w:ind w:left="107"/>
+              <w:rPr>
+                <w:sz w:val="24"/>
+              </w:rPr>
+            </w:pPr>
+            <w:r>
+              <w:rPr>
+                <w:rFonts w:ascii="SimSun" w:hAnsi="SimSun" w:eastAsia="SimSun" w:cs="SimSun"/>
+                <w:sz w:val="24"/>
+                <w:szCs w:val="24"/>
+              </w:rPr>
+              <w:t>使用者可查看自己收藏的聊天室列表，包含發言紀錄、聊天室分類與收藏狀態等。</w:t>
+            </w:r>
+          </w:p>
+        </w:tc>
+      </w:tr>
+      <w:tr>
+        <w:tblPrEx>
+          <w:tblBorders>
+            <w:top w:val="single" w:color="4F81BC" w:sz="8" w:space="0"/>
+            <w:left w:val="single" w:color="4F81BC" w:sz="8" w:space="0"/>
+            <w:bottom w:val="single" w:color="4F81BC" w:sz="8" w:space="0"/>
+            <w:right w:val="single" w:color="4F81BC" w:sz="8" w:space="0"/>
+            <w:insideH w:val="single" w:color="4F81BC" w:sz="8" w:space="0"/>
+            <w:insideV w:val="single" w:color="4F81BC" w:sz="8" w:space="0"/>
+          </w:tblBorders>
+          <w:tblLayout w:type="fixed"/>
+          <w:tblCellMar>
+            <w:top w:w="0" w:type="dxa"/>
+            <w:left w:w="0" w:type="dxa"/>
+            <w:bottom w:w="0" w:type="dxa"/>
+            <w:right w:w="0" w:type="dxa"/>
+          </w:tblCellMar>
+        </w:tblPrEx>
+        <w:trPr>
+          <w:trHeight w:val="359" w:hRule="atLeast"/>
+        </w:trPr>
+        <w:tc>
+          <w:tcPr>
+            <w:tcW w:w="2377" w:type="dxa"/>
+            <w:shd w:val="clear" w:color="auto" w:fill="D2DFED"/>
+          </w:tcPr>
+          <w:p>
+            <w:pPr>
+              <w:pStyle w:val="6"/>
+              <w:spacing w:before="32"/>
+              <w:ind w:left="107"/>
+              <w:rPr>
+                <w:b/>
+                <w:sz w:val="24"/>
+              </w:rPr>
+            </w:pPr>
+            <w:r>
+              <w:rPr>
+                <w:b/>
+                <w:spacing w:val="-2"/>
+                <w:sz w:val="24"/>
+              </w:rPr>
+              <w:t>Actor</w:t>
+            </w:r>
+          </w:p>
+        </w:tc>
+        <w:tc>
+          <w:tcPr>
+            <w:tcW w:w="5987" w:type="dxa"/>
+            <w:shd w:val="clear" w:color="auto" w:fill="D2DFED"/>
+          </w:tcPr>
+          <w:p>
+            <w:pPr>
+              <w:pStyle w:val="6"/>
+              <w:rPr>
+                <w:rFonts w:ascii="Times New Roman"/>
+                <w:sz w:val="22"/>
+              </w:rPr>
+            </w:pPr>
+            <w:r>
+              <w:rPr>
+                <w:rFonts w:ascii="SimSun" w:hAnsi="SimSun" w:eastAsia="SimSun" w:cs="SimSun"/>
+                <w:sz w:val="24"/>
+                <w:szCs w:val="24"/>
+              </w:rPr>
+              <w:t>使用者</w:t>
+            </w:r>
+          </w:p>
+        </w:tc>
+      </w:tr>
+      <w:tr>
+        <w:tblPrEx>
+          <w:tblBorders>
+            <w:top w:val="single" w:color="4F81BC" w:sz="8" w:space="0"/>
+            <w:left w:val="single" w:color="4F81BC" w:sz="8" w:space="0"/>
+            <w:bottom w:val="single" w:color="4F81BC" w:sz="8" w:space="0"/>
+            <w:right w:val="single" w:color="4F81BC" w:sz="8" w:space="0"/>
+            <w:insideH w:val="single" w:color="4F81BC" w:sz="8" w:space="0"/>
+            <w:insideV w:val="single" w:color="4F81BC" w:sz="8" w:space="0"/>
+          </w:tblBorders>
+          <w:tblLayout w:type="fixed"/>
+          <w:tblCellMar>
+            <w:top w:w="0" w:type="dxa"/>
+            <w:left w:w="0" w:type="dxa"/>
+            <w:bottom w:w="0" w:type="dxa"/>
+            <w:right w:w="0" w:type="dxa"/>
+          </w:tblCellMar>
+        </w:tblPrEx>
+        <w:trPr>
+          <w:trHeight w:val="361" w:hRule="atLeast"/>
+        </w:trPr>
+        <w:tc>
+          <w:tcPr>
+            <w:tcW w:w="2377" w:type="dxa"/>
+          </w:tcPr>
+          <w:p>
+            <w:pPr>
+              <w:pStyle w:val="6"/>
+              <w:spacing w:before="35"/>
+              <w:ind w:left="107"/>
+              <w:rPr>
+                <w:b/>
+                <w:sz w:val="24"/>
+              </w:rPr>
+            </w:pPr>
+            <w:r>
+              <w:rPr>
+                <w:b/>
+                <w:spacing w:val="-2"/>
+                <w:sz w:val="24"/>
+              </w:rPr>
+              <w:t>Assumptions</w:t>
+            </w:r>
+          </w:p>
+        </w:tc>
+        <w:tc>
+          <w:tcPr>
+            <w:tcW w:w="5987" w:type="dxa"/>
+          </w:tcPr>
+          <w:p>
+            <w:pPr>
+              <w:pStyle w:val="6"/>
+              <w:rPr>
+                <w:rFonts w:ascii="Times New Roman"/>
+                <w:sz w:val="22"/>
+              </w:rPr>
+            </w:pPr>
+            <w:r>
+              <w:rPr>
+                <w:rFonts w:ascii="SimSun" w:hAnsi="SimSun" w:eastAsia="SimSun" w:cs="SimSun"/>
+                <w:sz w:val="24"/>
+                <w:szCs w:val="24"/>
+              </w:rPr>
+              <w:t>系統有紀錄發言與收藏動作</w:t>
+            </w:r>
+          </w:p>
+        </w:tc>
+      </w:tr>
+      <w:tr>
+        <w:tblPrEx>
+          <w:tblBorders>
+            <w:top w:val="single" w:color="4F81BC" w:sz="8" w:space="0"/>
+            <w:left w:val="single" w:color="4F81BC" w:sz="8" w:space="0"/>
+            <w:bottom w:val="single" w:color="4F81BC" w:sz="8" w:space="0"/>
+            <w:right w:val="single" w:color="4F81BC" w:sz="8" w:space="0"/>
+            <w:insideH w:val="single" w:color="4F81BC" w:sz="8" w:space="0"/>
+            <w:insideV w:val="single" w:color="4F81BC" w:sz="8" w:space="0"/>
+          </w:tblBorders>
+          <w:tblLayout w:type="fixed"/>
+          <w:tblCellMar>
+            <w:top w:w="0" w:type="dxa"/>
+            <w:left w:w="0" w:type="dxa"/>
+            <w:bottom w:w="0" w:type="dxa"/>
+            <w:right w:w="0" w:type="dxa"/>
+          </w:tblCellMar>
+        </w:tblPrEx>
+        <w:trPr>
+          <w:trHeight w:val="359" w:hRule="atLeast"/>
+        </w:trPr>
+        <w:tc>
+          <w:tcPr>
+            <w:tcW w:w="2377" w:type="dxa"/>
+            <w:shd w:val="clear" w:color="auto" w:fill="D2DFED"/>
+          </w:tcPr>
+          <w:p>
+            <w:pPr>
+              <w:pStyle w:val="6"/>
+              <w:spacing w:before="32"/>
+              <w:ind w:left="107"/>
+              <w:rPr>
+                <w:b/>
+                <w:sz w:val="24"/>
+              </w:rPr>
+            </w:pPr>
+            <w:r>
+              <w:rPr>
+                <w:b/>
+                <w:spacing w:val="-2"/>
+                <w:sz w:val="24"/>
+              </w:rPr>
+              <w:t>Constraints</w:t>
+            </w:r>
+          </w:p>
+        </w:tc>
+        <w:tc>
+          <w:tcPr>
+            <w:tcW w:w="5987" w:type="dxa"/>
+            <w:shd w:val="clear" w:color="auto" w:fill="D2DFED"/>
+          </w:tcPr>
+          <w:p>
+            <w:pPr>
+              <w:pStyle w:val="6"/>
+              <w:rPr>
+                <w:rFonts w:ascii="Times New Roman"/>
+                <w:sz w:val="22"/>
+              </w:rPr>
+            </w:pPr>
+            <w:r>
+              <w:rPr>
+                <w:rFonts w:ascii="SimSun" w:hAnsi="SimSun" w:eastAsia="SimSun" w:cs="SimSun"/>
+                <w:sz w:val="24"/>
+                <w:szCs w:val="24"/>
+              </w:rPr>
+              <w:t>僅限登入會員可使用此功能</w:t>
+            </w:r>
+          </w:p>
+        </w:tc>
+      </w:tr>
+      <w:tr>
+        <w:tblPrEx>
+          <w:tblBorders>
+            <w:top w:val="single" w:color="4F81BC" w:sz="8" w:space="0"/>
+            <w:left w:val="single" w:color="4F81BC" w:sz="8" w:space="0"/>
+            <w:bottom w:val="single" w:color="4F81BC" w:sz="8" w:space="0"/>
+            <w:right w:val="single" w:color="4F81BC" w:sz="8" w:space="0"/>
+            <w:insideH w:val="single" w:color="4F81BC" w:sz="8" w:space="0"/>
+            <w:insideV w:val="single" w:color="4F81BC" w:sz="8" w:space="0"/>
+          </w:tblBorders>
+          <w:tblLayout w:type="fixed"/>
+          <w:tblCellMar>
+            <w:top w:w="0" w:type="dxa"/>
+            <w:left w:w="0" w:type="dxa"/>
+            <w:bottom w:w="0" w:type="dxa"/>
+            <w:right w:w="0" w:type="dxa"/>
+          </w:tblCellMar>
+        </w:tblPrEx>
+        <w:trPr>
+          <w:trHeight w:val="359" w:hRule="atLeast"/>
+        </w:trPr>
+        <w:tc>
+          <w:tcPr>
+            <w:tcW w:w="2377" w:type="dxa"/>
+          </w:tcPr>
+          <w:p>
+            <w:pPr>
+              <w:pStyle w:val="6"/>
+              <w:spacing w:before="33"/>
+              <w:ind w:left="107"/>
+              <w:rPr>
+                <w:b/>
+                <w:sz w:val="24"/>
+              </w:rPr>
+            </w:pPr>
+            <w:r>
+              <w:rPr>
+                <w:b/>
+                <w:spacing w:val="-2"/>
+                <w:sz w:val="24"/>
+              </w:rPr>
+              <w:t>Priority</w:t>
+            </w:r>
+          </w:p>
+        </w:tc>
+        <w:tc>
+          <w:tcPr>
+            <w:tcW w:w="5987" w:type="dxa"/>
+          </w:tcPr>
+          <w:p>
+            <w:pPr>
+              <w:pStyle w:val="6"/>
+              <w:spacing w:before="33"/>
+              <w:ind w:left="107"/>
+              <w:rPr>
+                <w:rFonts w:hint="eastAsia" w:eastAsia="新細明體"/>
+                <w:sz w:val="24"/>
+                <w:lang w:val="en-US" w:eastAsia="zh-TW"/>
+              </w:rPr>
+            </w:pPr>
+            <w:r>
+              <w:rPr>
+                <w:rFonts w:hint="eastAsia" w:eastAsia="新細明體"/>
+                <w:sz w:val="24"/>
+                <w:lang w:val="en-US" w:eastAsia="zh-TW"/>
+              </w:rPr>
+              <w:t>中</w:t>
+            </w:r>
+          </w:p>
+        </w:tc>
+      </w:tr>
+      <w:tr>
+        <w:tblPrEx>
+          <w:tblBorders>
+            <w:top w:val="single" w:color="4F81BC" w:sz="8" w:space="0"/>
+            <w:left w:val="single" w:color="4F81BC" w:sz="8" w:space="0"/>
+            <w:bottom w:val="single" w:color="4F81BC" w:sz="8" w:space="0"/>
+            <w:right w:val="single" w:color="4F81BC" w:sz="8" w:space="0"/>
+            <w:insideH w:val="single" w:color="4F81BC" w:sz="8" w:space="0"/>
+            <w:insideV w:val="single" w:color="4F81BC" w:sz="8" w:space="0"/>
+          </w:tblBorders>
+          <w:tblLayout w:type="fixed"/>
+          <w:tblCellMar>
+            <w:top w:w="0" w:type="dxa"/>
+            <w:left w:w="0" w:type="dxa"/>
+            <w:bottom w:w="0" w:type="dxa"/>
+            <w:right w:w="0" w:type="dxa"/>
+          </w:tblCellMar>
+        </w:tblPrEx>
+        <w:trPr>
+          <w:trHeight w:val="1441" w:hRule="atLeast"/>
+        </w:trPr>
+        <w:tc>
+          <w:tcPr>
+            <w:tcW w:w="2377" w:type="dxa"/>
+            <w:shd w:val="clear" w:color="auto" w:fill="D2DFED"/>
+          </w:tcPr>
+          <w:p>
+            <w:pPr>
+              <w:pStyle w:val="6"/>
+              <w:spacing w:before="35"/>
+              <w:ind w:left="107"/>
+              <w:rPr>
+                <w:b/>
+                <w:sz w:val="24"/>
+              </w:rPr>
+            </w:pPr>
+            <w:r>
+              <w:rPr>
+                <w:b/>
+                <w:spacing w:val="-2"/>
+                <w:sz w:val="24"/>
+              </w:rPr>
+              <w:t>Pre-Conditions</w:t>
+            </w:r>
+          </w:p>
+        </w:tc>
+        <w:tc>
+          <w:tcPr>
+            <w:tcW w:w="5987" w:type="dxa"/>
+            <w:shd w:val="clear" w:color="auto" w:fill="D2DFED"/>
+          </w:tcPr>
+          <w:p>
+            <w:pPr>
+              <w:pStyle w:val="6"/>
+              <w:numPr>
+                <w:ilvl w:val="0"/>
+                <w:numId w:val="0"/>
+              </w:numPr>
+              <w:tabs>
+                <w:tab w:val="left" w:pos="466"/>
+              </w:tabs>
+              <w:spacing w:before="0" w:after="0" w:line="240" w:lineRule="auto"/>
+              <w:ind w:right="0" w:rightChars="0"/>
+              <w:jc w:val="left"/>
+              <w:rPr>
+                <w:rFonts w:hint="eastAsia" w:ascii="Microsoft YaHei" w:eastAsia="新細明體"/>
+                <w:sz w:val="24"/>
+                <w:lang w:val="en-US" w:eastAsia="zh-TW"/>
+              </w:rPr>
+            </w:pPr>
+            <w:r>
+              <w:rPr>
+                <w:rFonts w:ascii="SimSun" w:hAnsi="SimSun" w:eastAsia="SimSun" w:cs="SimSun"/>
+                <w:sz w:val="24"/>
+                <w:szCs w:val="24"/>
+              </w:rPr>
+              <w:t>使用者登入並開啟我的聊天室頁面</w:t>
+            </w:r>
+          </w:p>
+        </w:tc>
+      </w:tr>
+      <w:tr>
+        <w:tblPrEx>
+          <w:tblBorders>
+            <w:top w:val="single" w:color="4F81BC" w:sz="8" w:space="0"/>
+            <w:left w:val="single" w:color="4F81BC" w:sz="8" w:space="0"/>
+            <w:bottom w:val="single" w:color="4F81BC" w:sz="8" w:space="0"/>
+            <w:right w:val="single" w:color="4F81BC" w:sz="8" w:space="0"/>
+            <w:insideH w:val="single" w:color="4F81BC" w:sz="8" w:space="0"/>
+            <w:insideV w:val="single" w:color="4F81BC" w:sz="8" w:space="0"/>
+          </w:tblBorders>
+          <w:tblLayout w:type="fixed"/>
+          <w:tblCellMar>
+            <w:top w:w="0" w:type="dxa"/>
+            <w:left w:w="0" w:type="dxa"/>
+            <w:bottom w:w="0" w:type="dxa"/>
+            <w:right w:w="0" w:type="dxa"/>
+          </w:tblCellMar>
+        </w:tblPrEx>
+        <w:trPr>
+          <w:trHeight w:val="719" w:hRule="atLeast"/>
+        </w:trPr>
+        <w:tc>
+          <w:tcPr>
+            <w:tcW w:w="2377" w:type="dxa"/>
+          </w:tcPr>
+          <w:p>
+            <w:pPr>
+              <w:pStyle w:val="6"/>
+              <w:spacing w:before="32"/>
+              <w:ind w:left="107"/>
+              <w:rPr>
+                <w:b/>
+                <w:sz w:val="24"/>
+              </w:rPr>
+            </w:pPr>
+            <w:r>
+              <w:rPr>
+                <w:b/>
+                <w:spacing w:val="-4"/>
+                <w:sz w:val="24"/>
+              </w:rPr>
+              <w:t>Post-</w:t>
+            </w:r>
+            <w:r>
+              <w:rPr>
+                <w:b/>
+                <w:spacing w:val="-2"/>
+                <w:sz w:val="24"/>
+              </w:rPr>
+              <w:t>Conditions</w:t>
+            </w:r>
+          </w:p>
+        </w:tc>
+        <w:tc>
+          <w:tcPr>
+            <w:tcW w:w="5987" w:type="dxa"/>
+          </w:tcPr>
+          <w:p>
+            <w:pPr>
+              <w:pStyle w:val="6"/>
+              <w:spacing w:before="169"/>
+              <w:ind w:left="107"/>
+              <w:rPr>
+                <w:rFonts w:ascii="Microsoft YaHei" w:eastAsia="Microsoft YaHei"/>
+                <w:sz w:val="24"/>
+              </w:rPr>
+            </w:pPr>
+            <w:r>
+              <w:rPr>
+                <w:rFonts w:ascii="SimSun" w:hAnsi="SimSun" w:eastAsia="SimSun" w:cs="SimSun"/>
+                <w:sz w:val="24"/>
+                <w:szCs w:val="24"/>
+              </w:rPr>
+              <w:t>顯示使用者聊天室相關資訊</w:t>
+            </w:r>
+          </w:p>
+        </w:tc>
+      </w:tr>
+      <w:tr>
+        <w:tblPrEx>
+          <w:tblBorders>
+            <w:top w:val="single" w:color="4F81BC" w:sz="8" w:space="0"/>
+            <w:left w:val="single" w:color="4F81BC" w:sz="8" w:space="0"/>
+            <w:bottom w:val="single" w:color="4F81BC" w:sz="8" w:space="0"/>
+            <w:right w:val="single" w:color="4F81BC" w:sz="8" w:space="0"/>
+            <w:insideH w:val="single" w:color="4F81BC" w:sz="8" w:space="0"/>
+            <w:insideV w:val="single" w:color="4F81BC" w:sz="8" w:space="0"/>
+          </w:tblBorders>
+          <w:tblLayout w:type="fixed"/>
+          <w:tblCellMar>
+            <w:top w:w="0" w:type="dxa"/>
+            <w:left w:w="0" w:type="dxa"/>
+            <w:bottom w:w="0" w:type="dxa"/>
+            <w:right w:w="0" w:type="dxa"/>
+          </w:tblCellMar>
+        </w:tblPrEx>
+        <w:trPr>
+          <w:trHeight w:val="2879" w:hRule="atLeast"/>
+        </w:trPr>
+        <w:tc>
+          <w:tcPr>
+            <w:tcW w:w="2377" w:type="dxa"/>
+            <w:shd w:val="clear" w:color="auto" w:fill="D2DFED"/>
+          </w:tcPr>
+          <w:p>
+            <w:pPr>
+              <w:pStyle w:val="6"/>
+              <w:spacing w:before="32"/>
+              <w:ind w:left="107"/>
+              <w:rPr>
+                <w:b/>
+                <w:sz w:val="24"/>
+              </w:rPr>
+            </w:pPr>
+            <w:r>
+              <w:rPr>
+                <w:b/>
+                <w:sz w:val="24"/>
+              </w:rPr>
+              <w:t>Basic</w:t>
+            </w:r>
+            <w:r>
+              <w:rPr>
+                <w:b/>
+                <w:spacing w:val="-2"/>
+                <w:sz w:val="24"/>
+              </w:rPr>
+              <w:t xml:space="preserve"> </w:t>
+            </w:r>
+            <w:r>
+              <w:rPr>
+                <w:b/>
+                <w:spacing w:val="-4"/>
+                <w:sz w:val="24"/>
+              </w:rPr>
+              <w:t>Flow</w:t>
+            </w:r>
+          </w:p>
+        </w:tc>
+        <w:tc>
+          <w:tcPr>
+            <w:tcW w:w="5987" w:type="dxa"/>
+            <w:shd w:val="clear" w:color="auto" w:fill="D2DFED"/>
+          </w:tcPr>
+          <w:p>
+            <w:pPr>
+              <w:pStyle w:val="6"/>
+              <w:numPr>
+                <w:ilvl w:val="0"/>
+                <w:numId w:val="0"/>
+              </w:numPr>
+              <w:spacing w:line="720" w:lineRule="atLeast"/>
+              <w:ind w:right="178" w:rightChars="0"/>
+              <w:rPr>
+                <w:rFonts w:ascii="SimSun" w:hAnsi="SimSun" w:eastAsia="SimSun" w:cs="SimSun"/>
+                <w:sz w:val="24"/>
+                <w:szCs w:val="24"/>
+              </w:rPr>
+            </w:pPr>
+            <w:r>
+              <w:rPr>
+                <w:rFonts w:hint="eastAsia" w:ascii="SimSun" w:hAnsi="SimSun" w:eastAsia="新細明體" w:cs="SimSun"/>
+                <w:sz w:val="24"/>
+                <w:szCs w:val="24"/>
+                <w:lang w:val="en-US" w:eastAsia="zh-TW"/>
+              </w:rPr>
+              <w:t xml:space="preserve">1. </w:t>
+            </w:r>
+            <w:r>
+              <w:rPr>
+                <w:rFonts w:ascii="SimSun" w:hAnsi="SimSun" w:eastAsia="SimSun" w:cs="SimSun"/>
+                <w:sz w:val="24"/>
+                <w:szCs w:val="24"/>
+              </w:rPr>
+              <w:t>使用者進入「我的聊天室」頁面</w:t>
+            </w:r>
+            <w:r>
+              <w:rPr>
+                <w:rFonts w:ascii="SimSun" w:hAnsi="SimSun" w:eastAsia="SimSun" w:cs="SimSun"/>
+                <w:sz w:val="24"/>
+                <w:szCs w:val="24"/>
+              </w:rPr>
+              <w:br w:type="textWrapping"/>
+            </w:r>
+            <w:r>
+              <w:rPr>
+                <w:rFonts w:ascii="SimSun" w:hAnsi="SimSun" w:eastAsia="SimSun" w:cs="SimSun"/>
+                <w:sz w:val="24"/>
+                <w:szCs w:val="24"/>
+              </w:rPr>
+              <w:t>2. 系統查詢收藏與發言紀錄</w:t>
+            </w:r>
+          </w:p>
+          <w:p>
+            <w:pPr>
+              <w:pStyle w:val="6"/>
+              <w:numPr>
+                <w:ilvl w:val="0"/>
+                <w:numId w:val="0"/>
+              </w:numPr>
+              <w:spacing w:line="720" w:lineRule="atLeast"/>
+              <w:ind w:right="178" w:rightChars="0"/>
+              <w:rPr>
+                <w:rFonts w:hint="eastAsia" w:ascii="SimSun" w:hAnsi="SimSun" w:eastAsia="新細明體" w:cs="SimSun"/>
+                <w:sz w:val="24"/>
+                <w:szCs w:val="24"/>
+                <w:lang w:val="en-US" w:eastAsia="zh-TW"/>
+              </w:rPr>
+            </w:pPr>
+            <w:r>
+              <w:rPr>
+                <w:rFonts w:hint="eastAsia" w:ascii="SimSun" w:hAnsi="SimSun" w:eastAsia="新細明體" w:cs="SimSun"/>
+                <w:sz w:val="24"/>
+                <w:szCs w:val="24"/>
+                <w:lang w:val="en-US" w:eastAsia="zh-TW"/>
+              </w:rPr>
+              <w:t xml:space="preserve">3. </w:t>
+            </w:r>
+            <w:r>
+              <w:rPr>
+                <w:rFonts w:ascii="SimSun" w:hAnsi="SimSun" w:eastAsia="SimSun" w:cs="SimSun"/>
+                <w:sz w:val="24"/>
+                <w:szCs w:val="24"/>
+              </w:rPr>
+              <w:t>顯示聊天室清單與資訊</w:t>
+            </w:r>
+          </w:p>
+        </w:tc>
+      </w:tr>
+      <w:tr>
+        <w:tblPrEx>
+          <w:tblBorders>
+            <w:top w:val="single" w:color="4F81BC" w:sz="8" w:space="0"/>
+            <w:left w:val="single" w:color="4F81BC" w:sz="8" w:space="0"/>
+            <w:bottom w:val="single" w:color="4F81BC" w:sz="8" w:space="0"/>
+            <w:right w:val="single" w:color="4F81BC" w:sz="8" w:space="0"/>
+            <w:insideH w:val="single" w:color="4F81BC" w:sz="8" w:space="0"/>
+            <w:insideV w:val="single" w:color="4F81BC" w:sz="8" w:space="0"/>
+          </w:tblBorders>
+          <w:tblLayout w:type="fixed"/>
+          <w:tblCellMar>
+            <w:top w:w="0" w:type="dxa"/>
+            <w:left w:w="0" w:type="dxa"/>
+            <w:bottom w:w="0" w:type="dxa"/>
+            <w:right w:w="0" w:type="dxa"/>
+          </w:tblCellMar>
+        </w:tblPrEx>
+        <w:trPr>
+          <w:trHeight w:val="361" w:hRule="atLeast"/>
+        </w:trPr>
+        <w:tc>
+          <w:tcPr>
+            <w:tcW w:w="2377" w:type="dxa"/>
+          </w:tcPr>
+          <w:p>
+            <w:pPr>
+              <w:pStyle w:val="6"/>
+              <w:spacing w:before="35"/>
+              <w:ind w:left="107"/>
+              <w:rPr>
+                <w:b/>
+                <w:sz w:val="24"/>
+              </w:rPr>
+            </w:pPr>
+            <w:r>
+              <w:rPr>
+                <w:b/>
+                <w:sz w:val="24"/>
+              </w:rPr>
+              <w:t>Alternative</w:t>
+            </w:r>
+            <w:r>
+              <w:rPr>
+                <w:b/>
+                <w:spacing w:val="-13"/>
+                <w:sz w:val="24"/>
+              </w:rPr>
+              <w:t xml:space="preserve"> </w:t>
+            </w:r>
+            <w:r>
+              <w:rPr>
+                <w:b/>
+                <w:spacing w:val="-2"/>
+                <w:sz w:val="24"/>
+              </w:rPr>
+              <w:t>Flows</w:t>
+            </w:r>
+          </w:p>
+        </w:tc>
+        <w:tc>
+          <w:tcPr>
+            <w:tcW w:w="5987" w:type="dxa"/>
+          </w:tcPr>
+          <w:p>
+            <w:pPr>
+              <w:pStyle w:val="6"/>
+              <w:rPr>
+                <w:rFonts w:ascii="SimSun" w:hAnsi="SimSun" w:eastAsia="SimSun" w:cs="SimSun"/>
+                <w:sz w:val="24"/>
+                <w:szCs w:val="24"/>
+              </w:rPr>
+            </w:pPr>
+            <w:r>
+              <w:rPr>
+                <w:rFonts w:ascii="SimSun" w:hAnsi="SimSun" w:eastAsia="SimSun" w:cs="SimSun"/>
+                <w:sz w:val="24"/>
+                <w:szCs w:val="24"/>
+              </w:rPr>
+              <w:t>無收藏或發言紀錄 → 顯示提示</w:t>
+            </w:r>
+          </w:p>
+        </w:tc>
+      </w:tr>
+      <w:tr>
+        <w:tblPrEx>
+          <w:tblLayout w:type="fixed"/>
+          <w:tblCellMar>
+            <w:top w:w="0" w:type="dxa"/>
+            <w:left w:w="0" w:type="dxa"/>
+            <w:bottom w:w="0" w:type="dxa"/>
+            <w:right w:w="0" w:type="dxa"/>
+          </w:tblCellMar>
+        </w:tblPrEx>
+        <w:trPr>
+          <w:trHeight w:val="359" w:hRule="atLeast"/>
+        </w:trPr>
+        <w:tc>
+          <w:tcPr>
+            <w:tcW w:w="2377" w:type="dxa"/>
+            <w:shd w:val="clear" w:color="auto" w:fill="D2DFED"/>
+          </w:tcPr>
+          <w:p>
+            <w:pPr>
+              <w:pStyle w:val="6"/>
+              <w:spacing w:before="32"/>
+              <w:ind w:left="107"/>
+              <w:rPr>
+                <w:b/>
+                <w:sz w:val="24"/>
+              </w:rPr>
+            </w:pPr>
+            <w:r>
+              <w:rPr>
+                <w:b/>
+                <w:sz w:val="24"/>
+              </w:rPr>
+              <w:t>Exceptional</w:t>
+            </w:r>
+            <w:r>
+              <w:rPr>
+                <w:b/>
+                <w:spacing w:val="-9"/>
+                <w:sz w:val="24"/>
+              </w:rPr>
+              <w:t xml:space="preserve"> </w:t>
+            </w:r>
+            <w:r>
+              <w:rPr>
+                <w:b/>
+                <w:spacing w:val="-2"/>
+                <w:sz w:val="24"/>
+              </w:rPr>
+              <w:t>Flows</w:t>
+            </w:r>
+          </w:p>
+        </w:tc>
+        <w:tc>
+          <w:tcPr>
+            <w:tcW w:w="5987" w:type="dxa"/>
+            <w:shd w:val="clear" w:color="auto" w:fill="D2DFED"/>
+          </w:tcPr>
+          <w:p>
+            <w:pPr>
+              <w:pStyle w:val="6"/>
+              <w:rPr>
+                <w:rFonts w:ascii="SimSun" w:hAnsi="SimSun" w:eastAsia="SimSun" w:cs="SimSun"/>
+                <w:sz w:val="24"/>
+                <w:szCs w:val="24"/>
+              </w:rPr>
+            </w:pPr>
+            <w:r>
+              <w:rPr>
+                <w:rFonts w:ascii="SimSun" w:hAnsi="SimSun" w:eastAsia="SimSun" w:cs="SimSun"/>
+                <w:sz w:val="24"/>
+                <w:szCs w:val="24"/>
+              </w:rPr>
+              <w:t>查詢失敗 → 顯示錯誤訊息</w:t>
+            </w:r>
+          </w:p>
+        </w:tc>
+      </w:tr>
+      <w:tr>
+        <w:tblPrEx>
+          <w:tblBorders>
+            <w:top w:val="single" w:color="4F81BC" w:sz="8" w:space="0"/>
+            <w:left w:val="single" w:color="4F81BC" w:sz="8" w:space="0"/>
+            <w:bottom w:val="single" w:color="4F81BC" w:sz="8" w:space="0"/>
+            <w:right w:val="single" w:color="4F81BC" w:sz="8" w:space="0"/>
+            <w:insideH w:val="single" w:color="4F81BC" w:sz="8" w:space="0"/>
+            <w:insideV w:val="single" w:color="4F81BC" w:sz="8" w:space="0"/>
+          </w:tblBorders>
+          <w:tblLayout w:type="fixed"/>
+          <w:tblCellMar>
+            <w:top w:w="0" w:type="dxa"/>
+            <w:left w:w="0" w:type="dxa"/>
+            <w:bottom w:w="0" w:type="dxa"/>
+            <w:right w:w="0" w:type="dxa"/>
+          </w:tblCellMar>
+        </w:tblPrEx>
+        <w:trPr>
+          <w:trHeight w:val="359" w:hRule="atLeast"/>
+        </w:trPr>
+        <w:tc>
+          <w:tcPr>
+            <w:tcW w:w="2377" w:type="dxa"/>
+          </w:tcPr>
+          <w:p>
+            <w:pPr>
+              <w:pStyle w:val="6"/>
+              <w:spacing w:before="32"/>
+              <w:ind w:left="107"/>
+              <w:rPr>
+                <w:b/>
+                <w:sz w:val="24"/>
+              </w:rPr>
+            </w:pPr>
+            <w:r>
+              <w:rPr>
+                <w:b/>
+                <w:sz w:val="24"/>
+              </w:rPr>
+              <w:t>Use</w:t>
+            </w:r>
+            <w:r>
+              <w:rPr>
+                <w:b/>
+                <w:spacing w:val="-3"/>
+                <w:sz w:val="24"/>
+              </w:rPr>
+              <w:t xml:space="preserve"> </w:t>
+            </w:r>
+            <w:r>
+              <w:rPr>
+                <w:b/>
+                <w:sz w:val="24"/>
+              </w:rPr>
+              <w:t>Use</w:t>
+            </w:r>
+            <w:r>
+              <w:rPr>
+                <w:b/>
+                <w:spacing w:val="-3"/>
+                <w:sz w:val="24"/>
+              </w:rPr>
+              <w:t xml:space="preserve"> </w:t>
+            </w:r>
+            <w:r>
+              <w:rPr>
+                <w:b/>
+                <w:spacing w:val="-4"/>
+                <w:sz w:val="24"/>
+              </w:rPr>
+              <w:t>Case</w:t>
+            </w:r>
+          </w:p>
+        </w:tc>
+        <w:tc>
+          <w:tcPr>
+            <w:tcW w:w="5987" w:type="dxa"/>
+          </w:tcPr>
+          <w:p>
+            <w:pPr>
+              <w:pStyle w:val="6"/>
+              <w:spacing w:before="35"/>
+              <w:rPr>
+                <w:rFonts w:hint="eastAsia" w:ascii="Times New Roman" w:eastAsia="新細明體"/>
+                <w:sz w:val="22"/>
+                <w:lang w:eastAsia="zh-TW"/>
+              </w:rPr>
+            </w:pPr>
+            <w:r>
+              <w:rPr>
+                <w:rFonts w:ascii="SimSun" w:hAnsi="SimSun" w:eastAsia="SimSun" w:cs="SimSun"/>
+                <w:sz w:val="24"/>
+                <w:szCs w:val="24"/>
+              </w:rPr>
+              <w:t>UC-7.0</w:t>
+            </w:r>
+          </w:p>
+        </w:tc>
+      </w:tr>
+      <w:tr>
+        <w:tblPrEx>
+          <w:tblBorders>
+            <w:top w:val="single" w:color="4F81BC" w:sz="8" w:space="0"/>
+            <w:left w:val="single" w:color="4F81BC" w:sz="8" w:space="0"/>
+            <w:bottom w:val="single" w:color="4F81BC" w:sz="8" w:space="0"/>
+            <w:right w:val="single" w:color="4F81BC" w:sz="8" w:space="0"/>
+            <w:insideH w:val="single" w:color="4F81BC" w:sz="8" w:space="0"/>
+            <w:insideV w:val="single" w:color="4F81BC" w:sz="8" w:space="0"/>
+          </w:tblBorders>
+          <w:tblLayout w:type="fixed"/>
+          <w:tblCellMar>
+            <w:top w:w="0" w:type="dxa"/>
+            <w:left w:w="0" w:type="dxa"/>
+            <w:bottom w:w="0" w:type="dxa"/>
+            <w:right w:w="0" w:type="dxa"/>
+          </w:tblCellMar>
+        </w:tblPrEx>
+        <w:trPr>
+          <w:trHeight w:val="361" w:hRule="atLeast"/>
+        </w:trPr>
+        <w:tc>
+          <w:tcPr>
+            <w:tcW w:w="2377" w:type="dxa"/>
+            <w:shd w:val="clear" w:color="auto" w:fill="D2DFED"/>
+          </w:tcPr>
+          <w:p>
+            <w:pPr>
+              <w:pStyle w:val="6"/>
+              <w:spacing w:before="35"/>
+              <w:ind w:left="107"/>
+              <w:rPr>
+                <w:b/>
+                <w:sz w:val="24"/>
+              </w:rPr>
+            </w:pPr>
+            <w:r>
+              <w:rPr>
+                <w:b/>
+                <w:sz w:val="24"/>
+              </w:rPr>
+              <w:t>Extend</w:t>
+            </w:r>
+            <w:r>
+              <w:rPr>
+                <w:b/>
+                <w:spacing w:val="-5"/>
+                <w:sz w:val="24"/>
+              </w:rPr>
+              <w:t xml:space="preserve"> </w:t>
+            </w:r>
+            <w:r>
+              <w:rPr>
+                <w:b/>
+                <w:sz w:val="24"/>
+              </w:rPr>
+              <w:t>Use</w:t>
+            </w:r>
+            <w:r>
+              <w:rPr>
+                <w:b/>
+                <w:spacing w:val="-3"/>
+                <w:sz w:val="24"/>
+              </w:rPr>
+              <w:t xml:space="preserve"> </w:t>
+            </w:r>
+            <w:r>
+              <w:rPr>
+                <w:b/>
+                <w:spacing w:val="-4"/>
+                <w:sz w:val="24"/>
+              </w:rPr>
+              <w:t>Case</w:t>
+            </w:r>
+          </w:p>
+        </w:tc>
+        <w:tc>
+          <w:tcPr>
+            <w:tcW w:w="5987" w:type="dxa"/>
+            <w:shd w:val="clear" w:color="auto" w:fill="D2DFED"/>
+          </w:tcPr>
+          <w:p>
+            <w:pPr>
+              <w:pStyle w:val="6"/>
+              <w:spacing w:before="35"/>
+              <w:rPr>
+                <w:rFonts w:hint="eastAsia" w:eastAsia="新細明體"/>
+                <w:sz w:val="24"/>
+                <w:lang w:val="en-US" w:eastAsia="zh-TW"/>
+              </w:rPr>
+            </w:pPr>
+            <w:r>
+              <w:rPr>
+                <w:rFonts w:ascii="SimSun" w:hAnsi="SimSun" w:eastAsia="SimSun" w:cs="SimSun"/>
+                <w:sz w:val="24"/>
+                <w:szCs w:val="24"/>
+              </w:rPr>
+              <w:t>無</w:t>
+            </w:r>
+          </w:p>
+        </w:tc>
+      </w:tr>
+      <w:tr>
+        <w:tblPrEx>
+          <w:tblBorders>
+            <w:top w:val="single" w:color="4F81BC" w:sz="8" w:space="0"/>
+            <w:left w:val="single" w:color="4F81BC" w:sz="8" w:space="0"/>
+            <w:bottom w:val="single" w:color="4F81BC" w:sz="8" w:space="0"/>
+            <w:right w:val="single" w:color="4F81BC" w:sz="8" w:space="0"/>
+            <w:insideH w:val="single" w:color="4F81BC" w:sz="8" w:space="0"/>
+            <w:insideV w:val="single" w:color="4F81BC" w:sz="8" w:space="0"/>
+          </w:tblBorders>
+          <w:tblLayout w:type="fixed"/>
+          <w:tblCellMar>
+            <w:top w:w="0" w:type="dxa"/>
+            <w:left w:w="0" w:type="dxa"/>
+            <w:bottom w:w="0" w:type="dxa"/>
+            <w:right w:w="0" w:type="dxa"/>
+          </w:tblCellMar>
+        </w:tblPrEx>
+        <w:trPr>
+          <w:trHeight w:val="359" w:hRule="atLeast"/>
+        </w:trPr>
+        <w:tc>
+          <w:tcPr>
+            <w:tcW w:w="2377" w:type="dxa"/>
+          </w:tcPr>
+          <w:p>
+            <w:pPr>
+              <w:pStyle w:val="6"/>
+              <w:spacing w:before="33"/>
+              <w:ind w:left="107"/>
+              <w:rPr>
+                <w:b/>
+                <w:sz w:val="24"/>
+              </w:rPr>
+            </w:pPr>
+            <w:r>
+              <w:rPr>
+                <w:b/>
+                <w:sz w:val="24"/>
+              </w:rPr>
+              <w:t xml:space="preserve">Business </w:t>
+            </w:r>
+            <w:r>
+              <w:rPr>
+                <w:b/>
+                <w:spacing w:val="-2"/>
+                <w:sz w:val="24"/>
+              </w:rPr>
+              <w:t>Rules</w:t>
+            </w:r>
+          </w:p>
+        </w:tc>
+        <w:tc>
+          <w:tcPr>
+            <w:tcW w:w="5987" w:type="dxa"/>
+          </w:tcPr>
+          <w:p>
+            <w:pPr>
+              <w:pStyle w:val="6"/>
+              <w:rPr>
+                <w:rFonts w:ascii="SimSun" w:hAnsi="SimSun" w:eastAsia="SimSun" w:cs="SimSun"/>
+                <w:sz w:val="24"/>
+                <w:szCs w:val="24"/>
+              </w:rPr>
+            </w:pPr>
+            <w:r>
+              <w:rPr>
+                <w:rFonts w:ascii="SimSun" w:hAnsi="SimSun" w:eastAsia="SimSun" w:cs="SimSun"/>
+                <w:sz w:val="24"/>
+                <w:szCs w:val="24"/>
+              </w:rPr>
+              <w:t>限本人可查看自己的聊天室紀錄</w:t>
+            </w:r>
+          </w:p>
+        </w:tc>
+      </w:tr>
+      <w:tr>
+        <w:tblPrEx>
+          <w:tblBorders>
+            <w:top w:val="single" w:color="4F81BC" w:sz="8" w:space="0"/>
+            <w:left w:val="single" w:color="4F81BC" w:sz="8" w:space="0"/>
+            <w:bottom w:val="single" w:color="4F81BC" w:sz="8" w:space="0"/>
+            <w:right w:val="single" w:color="4F81BC" w:sz="8" w:space="0"/>
+            <w:insideH w:val="single" w:color="4F81BC" w:sz="8" w:space="0"/>
+            <w:insideV w:val="single" w:color="4F81BC" w:sz="8" w:space="0"/>
+          </w:tblBorders>
+          <w:tblLayout w:type="fixed"/>
+          <w:tblCellMar>
+            <w:top w:w="0" w:type="dxa"/>
+            <w:left w:w="0" w:type="dxa"/>
+            <w:bottom w:w="0" w:type="dxa"/>
+            <w:right w:w="0" w:type="dxa"/>
+          </w:tblCellMar>
+        </w:tblPrEx>
+        <w:trPr>
+          <w:trHeight w:val="359" w:hRule="atLeast"/>
+        </w:trPr>
+        <w:tc>
+          <w:tcPr>
+            <w:tcW w:w="2377" w:type="dxa"/>
+            <w:shd w:val="clear" w:color="auto" w:fill="D2DFED"/>
+          </w:tcPr>
+          <w:p>
+            <w:pPr>
+              <w:pStyle w:val="6"/>
+              <w:spacing w:before="32"/>
+              <w:ind w:left="107"/>
+              <w:rPr>
+                <w:b/>
+                <w:sz w:val="24"/>
+              </w:rPr>
+            </w:pPr>
+            <w:r>
+              <w:rPr>
+                <w:b/>
+                <w:sz w:val="24"/>
+              </w:rPr>
+              <w:t>Special</w:t>
+            </w:r>
+            <w:r>
+              <w:rPr>
+                <w:b/>
+                <w:spacing w:val="-2"/>
+                <w:sz w:val="24"/>
+              </w:rPr>
+              <w:t xml:space="preserve"> Requirements</w:t>
+            </w:r>
+          </w:p>
+        </w:tc>
+        <w:tc>
+          <w:tcPr>
+            <w:tcW w:w="5987" w:type="dxa"/>
+            <w:shd w:val="clear" w:color="auto" w:fill="D2DFED"/>
+          </w:tcPr>
+          <w:p>
+            <w:pPr>
+              <w:pStyle w:val="6"/>
+              <w:rPr>
+                <w:rFonts w:ascii="SimSun" w:hAnsi="SimSun" w:eastAsia="SimSun" w:cs="SimSun"/>
+                <w:sz w:val="24"/>
+                <w:szCs w:val="24"/>
+              </w:rPr>
+            </w:pPr>
+            <w:r>
+              <w:rPr>
+                <w:rFonts w:ascii="SimSun" w:hAnsi="SimSun" w:eastAsia="SimSun" w:cs="SimSun"/>
+                <w:sz w:val="24"/>
+                <w:szCs w:val="24"/>
+              </w:rPr>
+              <w:t>可依時間或分類篩選紀錄</w:t>
+            </w:r>
+          </w:p>
+        </w:tc>
+      </w:tr>
+      <w:tr>
+        <w:tblPrEx>
+          <w:tblBorders>
+            <w:top w:val="single" w:color="4F81BC" w:sz="8" w:space="0"/>
+            <w:left w:val="single" w:color="4F81BC" w:sz="8" w:space="0"/>
+            <w:bottom w:val="single" w:color="4F81BC" w:sz="8" w:space="0"/>
+            <w:right w:val="single" w:color="4F81BC" w:sz="8" w:space="0"/>
+            <w:insideH w:val="single" w:color="4F81BC" w:sz="8" w:space="0"/>
+            <w:insideV w:val="single" w:color="4F81BC" w:sz="8" w:space="0"/>
+          </w:tblBorders>
+          <w:tblLayout w:type="fixed"/>
+          <w:tblCellMar>
+            <w:top w:w="0" w:type="dxa"/>
+            <w:left w:w="0" w:type="dxa"/>
+            <w:bottom w:w="0" w:type="dxa"/>
+            <w:right w:w="0" w:type="dxa"/>
+          </w:tblCellMar>
+        </w:tblPrEx>
+        <w:trPr>
+          <w:trHeight w:val="361" w:hRule="atLeast"/>
+        </w:trPr>
+        <w:tc>
+          <w:tcPr>
+            <w:tcW w:w="2377" w:type="dxa"/>
+          </w:tcPr>
+          <w:p>
+            <w:pPr>
+              <w:pStyle w:val="6"/>
+              <w:spacing w:before="35"/>
+              <w:ind w:left="107"/>
+              <w:rPr>
+                <w:b/>
+                <w:sz w:val="24"/>
+              </w:rPr>
+            </w:pPr>
+            <w:r>
+              <w:rPr>
+                <w:b/>
+                <w:spacing w:val="-2"/>
+                <w:sz w:val="24"/>
+              </w:rPr>
+              <w:t>Artifacts</w:t>
+            </w:r>
+          </w:p>
+        </w:tc>
+        <w:tc>
+          <w:tcPr>
+            <w:tcW w:w="5987" w:type="dxa"/>
+          </w:tcPr>
+          <w:p>
+            <w:pPr>
+              <w:pStyle w:val="6"/>
+              <w:rPr>
+                <w:rFonts w:ascii="SimSun" w:hAnsi="SimSun" w:eastAsia="SimSun" w:cs="SimSun"/>
+                <w:sz w:val="24"/>
+                <w:szCs w:val="24"/>
+              </w:rPr>
+            </w:pPr>
+            <w:r>
+              <w:rPr>
+                <w:rFonts w:ascii="SimSun" w:hAnsi="SimSun" w:eastAsia="SimSun" w:cs="SimSun"/>
+                <w:sz w:val="24"/>
+                <w:szCs w:val="24"/>
+              </w:rPr>
+              <w:t>我的聊天室頁面、收藏聊天室列表</w:t>
+            </w:r>
+          </w:p>
+        </w:tc>
+      </w:tr>
+      <w:tr>
+        <w:tblPrEx>
+          <w:tblBorders>
+            <w:top w:val="single" w:color="4F81BC" w:sz="8" w:space="0"/>
+            <w:left w:val="single" w:color="4F81BC" w:sz="8" w:space="0"/>
+            <w:bottom w:val="single" w:color="4F81BC" w:sz="8" w:space="0"/>
+            <w:right w:val="single" w:color="4F81BC" w:sz="8" w:space="0"/>
+            <w:insideH w:val="single" w:color="4F81BC" w:sz="8" w:space="0"/>
+            <w:insideV w:val="single" w:color="4F81BC" w:sz="8" w:space="0"/>
+          </w:tblBorders>
+          <w:tblLayout w:type="fixed"/>
+          <w:tblCellMar>
+            <w:top w:w="0" w:type="dxa"/>
+            <w:left w:w="0" w:type="dxa"/>
+            <w:bottom w:w="0" w:type="dxa"/>
+            <w:right w:w="0" w:type="dxa"/>
+          </w:tblCellMar>
+        </w:tblPrEx>
+        <w:trPr>
+          <w:trHeight w:val="359" w:hRule="atLeast"/>
+        </w:trPr>
+        <w:tc>
+          <w:tcPr>
+            <w:tcW w:w="2377" w:type="dxa"/>
+            <w:shd w:val="clear" w:color="auto" w:fill="D2DFED"/>
+          </w:tcPr>
+          <w:p>
+            <w:pPr>
+              <w:pStyle w:val="6"/>
+              <w:spacing w:before="32"/>
+              <w:ind w:left="107"/>
+              <w:rPr>
+                <w:b/>
+                <w:sz w:val="24"/>
+              </w:rPr>
+            </w:pPr>
+            <w:r>
+              <w:rPr>
+                <w:b/>
+                <w:sz w:val="24"/>
+              </w:rPr>
+              <w:t>Use</w:t>
+            </w:r>
+            <w:r>
+              <w:rPr>
+                <w:b/>
+                <w:spacing w:val="-3"/>
+                <w:sz w:val="24"/>
+              </w:rPr>
+              <w:t xml:space="preserve"> </w:t>
+            </w:r>
+            <w:r>
+              <w:rPr>
+                <w:b/>
+                <w:sz w:val="24"/>
+              </w:rPr>
+              <w:t>Case</w:t>
+            </w:r>
+            <w:r>
+              <w:rPr>
+                <w:b/>
+                <w:spacing w:val="-3"/>
+                <w:sz w:val="24"/>
+              </w:rPr>
+              <w:t xml:space="preserve"> </w:t>
+            </w:r>
+            <w:r>
+              <w:rPr>
+                <w:b/>
+                <w:spacing w:val="-2"/>
+                <w:sz w:val="24"/>
+              </w:rPr>
+              <w:t>Glossary</w:t>
+            </w:r>
+          </w:p>
+        </w:tc>
+        <w:tc>
+          <w:tcPr>
+            <w:tcW w:w="5987" w:type="dxa"/>
+            <w:shd w:val="clear" w:color="auto" w:fill="D2DFED"/>
+          </w:tcPr>
+          <w:p>
+            <w:pPr>
+              <w:pStyle w:val="6"/>
+              <w:rPr>
+                <w:rFonts w:ascii="SimSun" w:hAnsi="SimSun" w:eastAsia="SimSun" w:cs="SimSun"/>
+                <w:sz w:val="24"/>
+                <w:szCs w:val="24"/>
+              </w:rPr>
+            </w:pPr>
             <w:bookmarkStart w:id="0" w:name="_GoBack"/>
             <w:bookmarkEnd w:id="0"/>
+            <w:r>
+              <w:rPr>
+                <w:rFonts w:ascii="SimSun" w:hAnsi="SimSun" w:eastAsia="SimSun" w:cs="SimSun"/>
+                <w:sz w:val="24"/>
+                <w:szCs w:val="24"/>
+              </w:rPr>
+              <w:t>收藏聊天室</w:t>
+            </w:r>
+            <w:r>
+              <w:rPr>
+                <w:rFonts w:hint="eastAsia" w:ascii="SimSun" w:hAnsi="SimSun" w:eastAsia="新細明體" w:cs="SimSun"/>
+                <w:sz w:val="24"/>
+                <w:szCs w:val="24"/>
+                <w:lang w:val="en-US" w:eastAsia="zh-TW"/>
+              </w:rPr>
+              <w:t>:</w:t>
+            </w:r>
+            <w:r>
+              <w:rPr>
+                <w:rFonts w:ascii="SimSun" w:hAnsi="SimSun" w:eastAsia="SimSun" w:cs="SimSun"/>
+                <w:sz w:val="24"/>
+                <w:szCs w:val="24"/>
+              </w:rPr>
+              <w:t xml:space="preserve"> 將聊天室加入個人清單以利後續進入</w:t>
+            </w:r>
           </w:p>
         </w:tc>
       </w:tr>

--- a/文件/比賽的東西045.docx
+++ b/文件/比賽的東西045.docx
@@ -15461,12 +15461,6 @@
             <w:insideV w:val="single" w:color="4F81BC" w:sz="8" w:space="0"/>
           </w:tblBorders>
           <w:tblLayout w:type="fixed"/>
-          <w:tblCellMar>
-            <w:top w:w="0" w:type="dxa"/>
-            <w:left w:w="0" w:type="dxa"/>
-            <w:bottom w:w="0" w:type="dxa"/>
-            <w:right w:w="0" w:type="dxa"/>
-          </w:tblCellMar>
         </w:tblPrEx>
         <w:trPr>
           <w:trHeight w:val="1441" w:hRule="atLeast"/>
@@ -24254,6 +24248,12 @@
             <w:insideV w:val="single" w:color="4F81BC" w:sz="8" w:space="0"/>
           </w:tblBorders>
           <w:tblLayout w:type="fixed"/>
+          <w:tblCellMar>
+            <w:top w:w="0" w:type="dxa"/>
+            <w:left w:w="0" w:type="dxa"/>
+            <w:bottom w:w="0" w:type="dxa"/>
+            <w:right w:w="0" w:type="dxa"/>
+          </w:tblCellMar>
         </w:tblPrEx>
         <w:trPr>
           <w:trHeight w:val="361" w:hRule="atLeast"/>
@@ -25203,6 +25203,12 @@
             <w:insideV w:val="single" w:color="4F81BC" w:sz="8" w:space="0"/>
           </w:tblBorders>
           <w:tblLayout w:type="fixed"/>
+          <w:tblCellMar>
+            <w:top w:w="0" w:type="dxa"/>
+            <w:left w:w="0" w:type="dxa"/>
+            <w:bottom w:w="0" w:type="dxa"/>
+            <w:right w:w="0" w:type="dxa"/>
+          </w:tblCellMar>
         </w:tblPrEx>
         <w:trPr>
           <w:trHeight w:val="361" w:hRule="atLeast"/>
@@ -25367,6 +25373,12 @@
             <w:insideV w:val="single" w:color="4F81BC" w:sz="8" w:space="0"/>
           </w:tblBorders>
           <w:tblLayout w:type="fixed"/>
+          <w:tblCellMar>
+            <w:top w:w="0" w:type="dxa"/>
+            <w:left w:w="0" w:type="dxa"/>
+            <w:bottom w:w="0" w:type="dxa"/>
+            <w:right w:w="0" w:type="dxa"/>
+          </w:tblCellMar>
         </w:tblPrEx>
         <w:trPr>
           <w:trHeight w:val="359" w:hRule="atLeast"/>
@@ -27729,6 +27741,14 @@
       </w:tblGrid>
       <w:tr>
         <w:tblPrEx>
+          <w:tblBorders>
+            <w:top w:val="single" w:color="4F81BC" w:sz="8" w:space="0"/>
+            <w:left w:val="single" w:color="4F81BC" w:sz="8" w:space="0"/>
+            <w:bottom w:val="single" w:color="4F81BC" w:sz="8" w:space="0"/>
+            <w:right w:val="single" w:color="4F81BC" w:sz="8" w:space="0"/>
+            <w:insideH w:val="single" w:color="4F81BC" w:sz="8" w:space="0"/>
+            <w:insideV w:val="single" w:color="4F81BC" w:sz="8" w:space="0"/>
+          </w:tblBorders>
           <w:tblLayout w:type="fixed"/>
           <w:tblCellMar>
             <w:top w:w="0" w:type="dxa"/>
@@ -37197,14 +37217,6 @@
       </w:tr>
       <w:tr>
         <w:tblPrEx>
-          <w:tblBorders>
-            <w:top w:val="single" w:color="4F81BC" w:sz="8" w:space="0"/>
-            <w:left w:val="single" w:color="4F81BC" w:sz="8" w:space="0"/>
-            <w:bottom w:val="single" w:color="4F81BC" w:sz="8" w:space="0"/>
-            <w:right w:val="single" w:color="4F81BC" w:sz="8" w:space="0"/>
-            <w:insideH w:val="single" w:color="4F81BC" w:sz="8" w:space="0"/>
-            <w:insideV w:val="single" w:color="4F81BC" w:sz="8" w:space="0"/>
-          </w:tblBorders>
           <w:tblLayout w:type="fixed"/>
           <w:tblCellMar>
             <w:top w:w="0" w:type="dxa"/>
@@ -45492,6 +45504,14 @@
       </w:tr>
       <w:tr>
         <w:tblPrEx>
+          <w:tblBorders>
+            <w:top w:val="single" w:color="4F81BC" w:sz="8" w:space="0"/>
+            <w:left w:val="single" w:color="4F81BC" w:sz="8" w:space="0"/>
+            <w:bottom w:val="single" w:color="4F81BC" w:sz="8" w:space="0"/>
+            <w:right w:val="single" w:color="4F81BC" w:sz="8" w:space="0"/>
+            <w:insideH w:val="single" w:color="4F81BC" w:sz="8" w:space="0"/>
+            <w:insideV w:val="single" w:color="4F81BC" w:sz="8" w:space="0"/>
+          </w:tblBorders>
           <w:tblLayout w:type="fixed"/>
           <w:tblCellMar>
             <w:top w:w="0" w:type="dxa"/>
@@ -46083,33 +46103,7519 @@
                 <w:szCs w:val="24"/>
               </w:rPr>
             </w:pPr>
+            <w:r>
+              <w:rPr>
+                <w:rFonts w:ascii="SimSun" w:hAnsi="SimSun" w:eastAsia="SimSun" w:cs="SimSun"/>
+                <w:sz w:val="24"/>
+                <w:szCs w:val="24"/>
+              </w:rPr>
+              <w:t>收藏聊天室</w:t>
+            </w:r>
+            <w:r>
+              <w:rPr>
+                <w:rFonts w:hint="eastAsia" w:ascii="SimSun" w:hAnsi="SimSun" w:eastAsia="新細明體" w:cs="SimSun"/>
+                <w:sz w:val="24"/>
+                <w:szCs w:val="24"/>
+                <w:lang w:val="en-US" w:eastAsia="zh-TW"/>
+              </w:rPr>
+              <w:t>:</w:t>
+            </w:r>
+            <w:r>
+              <w:rPr>
+                <w:rFonts w:ascii="SimSun" w:hAnsi="SimSun" w:eastAsia="SimSun" w:cs="SimSun"/>
+                <w:sz w:val="24"/>
+                <w:szCs w:val="24"/>
+              </w:rPr>
+              <w:t xml:space="preserve"> 將聊天室加入個人清單以利後續進入</w:t>
+            </w:r>
+          </w:p>
+        </w:tc>
+      </w:tr>
+    </w:tbl>
+    <w:p/>
+    <w:tbl>
+      <w:tblPr>
+        <w:tblStyle w:val="5"/>
+        <w:tblpPr w:leftFromText="180" w:rightFromText="180" w:vertAnchor="text" w:horzAnchor="page" w:tblpX="1707" w:tblpY="1009"/>
+        <w:tblOverlap w:val="never"/>
+        <w:tblW w:w="8364" w:type="dxa"/>
+        <w:tblInd w:w="0" w:type="dxa"/>
+        <w:tblBorders>
+          <w:top w:val="single" w:color="4F81BC" w:sz="8" w:space="0"/>
+          <w:left w:val="single" w:color="4F81BC" w:sz="8" w:space="0"/>
+          <w:bottom w:val="single" w:color="4F81BC" w:sz="8" w:space="0"/>
+          <w:right w:val="single" w:color="4F81BC" w:sz="8" w:space="0"/>
+          <w:insideH w:val="single" w:color="4F81BC" w:sz="8" w:space="0"/>
+          <w:insideV w:val="single" w:color="4F81BC" w:sz="8" w:space="0"/>
+        </w:tblBorders>
+        <w:tblLayout w:type="fixed"/>
+        <w:tblCellMar>
+          <w:top w:w="0" w:type="dxa"/>
+          <w:left w:w="0" w:type="dxa"/>
+          <w:bottom w:w="0" w:type="dxa"/>
+          <w:right w:w="0" w:type="dxa"/>
+        </w:tblCellMar>
+      </w:tblPr>
+      <w:tblGrid>
+        <w:gridCol w:w="2377"/>
+        <w:gridCol w:w="5987"/>
+      </w:tblGrid>
+      <w:tr>
+        <w:tblPrEx>
+          <w:tblBorders>
+            <w:top w:val="single" w:color="4F81BC" w:sz="8" w:space="0"/>
+            <w:left w:val="single" w:color="4F81BC" w:sz="8" w:space="0"/>
+            <w:bottom w:val="single" w:color="4F81BC" w:sz="8" w:space="0"/>
+            <w:right w:val="single" w:color="4F81BC" w:sz="8" w:space="0"/>
+            <w:insideH w:val="single" w:color="4F81BC" w:sz="8" w:space="0"/>
+            <w:insideV w:val="single" w:color="4F81BC" w:sz="8" w:space="0"/>
+          </w:tblBorders>
+          <w:tblLayout w:type="fixed"/>
+          <w:tblCellMar>
+            <w:top w:w="0" w:type="dxa"/>
+            <w:left w:w="0" w:type="dxa"/>
+            <w:bottom w:w="0" w:type="dxa"/>
+            <w:right w:w="0" w:type="dxa"/>
+          </w:tblCellMar>
+        </w:tblPrEx>
+        <w:trPr>
+          <w:trHeight w:val="359" w:hRule="atLeast"/>
+        </w:trPr>
+        <w:tc>
+          <w:tcPr>
+            <w:tcW w:w="2377" w:type="dxa"/>
+            <w:tcBorders>
+              <w:bottom w:val="single" w:color="4F81BC" w:sz="18" w:space="0"/>
+            </w:tcBorders>
+          </w:tcPr>
+          <w:p>
+            <w:pPr>
+              <w:pStyle w:val="6"/>
+              <w:spacing w:before="33"/>
+              <w:ind w:left="107"/>
+              <w:rPr>
+                <w:b/>
+                <w:sz w:val="24"/>
+              </w:rPr>
+            </w:pPr>
+            <w:r>
+              <w:rPr>
+                <w:b/>
+                <w:sz w:val="24"/>
+              </w:rPr>
+              <w:t>Use</w:t>
+            </w:r>
+            <w:r>
+              <w:rPr>
+                <w:b/>
+                <w:spacing w:val="-3"/>
+                <w:sz w:val="24"/>
+              </w:rPr>
+              <w:t xml:space="preserve"> </w:t>
+            </w:r>
+            <w:r>
+              <w:rPr>
+                <w:b/>
+                <w:sz w:val="24"/>
+              </w:rPr>
+              <w:t>Case</w:t>
+            </w:r>
+            <w:r>
+              <w:rPr>
+                <w:b/>
+                <w:spacing w:val="-3"/>
+                <w:sz w:val="24"/>
+              </w:rPr>
+              <w:t xml:space="preserve"> </w:t>
+            </w:r>
+            <w:r>
+              <w:rPr>
+                <w:b/>
+                <w:spacing w:val="-5"/>
+                <w:sz w:val="24"/>
+              </w:rPr>
+              <w:t>ID</w:t>
+            </w:r>
+          </w:p>
+        </w:tc>
+        <w:tc>
+          <w:tcPr>
+            <w:tcW w:w="5987" w:type="dxa"/>
+            <w:tcBorders>
+              <w:bottom w:val="single" w:color="4F81BC" w:sz="18" w:space="0"/>
+            </w:tcBorders>
+          </w:tcPr>
+          <w:p>
+            <w:pPr>
+              <w:pStyle w:val="6"/>
+              <w:spacing w:before="33"/>
+              <w:ind w:left="107"/>
+              <w:rPr>
+                <w:b/>
+                <w:sz w:val="24"/>
+              </w:rPr>
+            </w:pPr>
+            <w:r>
+              <w:rPr>
+                <w:rFonts w:ascii="SimSun" w:hAnsi="SimSun" w:eastAsia="SimSun" w:cs="SimSun"/>
+                <w:sz w:val="24"/>
+                <w:szCs w:val="24"/>
+              </w:rPr>
+              <w:t>UC-</w:t>
+            </w:r>
+            <w:r>
+              <w:rPr>
+                <w:rFonts w:hint="eastAsia" w:ascii="SimSun" w:hAnsi="SimSun" w:eastAsia="新細明體" w:cs="SimSun"/>
+                <w:sz w:val="24"/>
+                <w:szCs w:val="24"/>
+                <w:lang w:val="en-US" w:eastAsia="zh-TW"/>
+              </w:rPr>
+              <w:t>8.0</w:t>
+            </w:r>
+          </w:p>
+        </w:tc>
+      </w:tr>
+      <w:tr>
+        <w:tblPrEx>
+          <w:tblBorders>
+            <w:top w:val="single" w:color="4F81BC" w:sz="8" w:space="0"/>
+            <w:left w:val="single" w:color="4F81BC" w:sz="8" w:space="0"/>
+            <w:bottom w:val="single" w:color="4F81BC" w:sz="8" w:space="0"/>
+            <w:right w:val="single" w:color="4F81BC" w:sz="8" w:space="0"/>
+            <w:insideH w:val="single" w:color="4F81BC" w:sz="8" w:space="0"/>
+            <w:insideV w:val="single" w:color="4F81BC" w:sz="8" w:space="0"/>
+          </w:tblBorders>
+          <w:tblLayout w:type="fixed"/>
+          <w:tblCellMar>
+            <w:top w:w="0" w:type="dxa"/>
+            <w:left w:w="0" w:type="dxa"/>
+            <w:bottom w:w="0" w:type="dxa"/>
+            <w:right w:w="0" w:type="dxa"/>
+          </w:tblCellMar>
+        </w:tblPrEx>
+        <w:trPr>
+          <w:trHeight w:val="361" w:hRule="atLeast"/>
+        </w:trPr>
+        <w:tc>
+          <w:tcPr>
+            <w:tcW w:w="2377" w:type="dxa"/>
+            <w:tcBorders>
+              <w:top w:val="single" w:color="4F81BC" w:sz="18" w:space="0"/>
+            </w:tcBorders>
+            <w:shd w:val="clear" w:color="auto" w:fill="D2DFED"/>
+          </w:tcPr>
+          <w:p>
+            <w:pPr>
+              <w:pStyle w:val="6"/>
+              <w:spacing w:before="34"/>
+              <w:ind w:left="107"/>
+              <w:rPr>
+                <w:b/>
+                <w:sz w:val="24"/>
+              </w:rPr>
+            </w:pPr>
+            <w:r>
+              <w:rPr>
+                <w:b/>
+                <w:sz w:val="24"/>
+              </w:rPr>
+              <w:t>Use</w:t>
+            </w:r>
+            <w:r>
+              <w:rPr>
+                <w:b/>
+                <w:spacing w:val="-3"/>
+                <w:sz w:val="24"/>
+              </w:rPr>
+              <w:t xml:space="preserve"> </w:t>
+            </w:r>
+            <w:r>
+              <w:rPr>
+                <w:b/>
+                <w:sz w:val="24"/>
+              </w:rPr>
+              <w:t>Case</w:t>
+            </w:r>
+            <w:r>
+              <w:rPr>
+                <w:b/>
+                <w:spacing w:val="-3"/>
+                <w:sz w:val="24"/>
+              </w:rPr>
+              <w:t xml:space="preserve"> </w:t>
+            </w:r>
+            <w:r>
+              <w:rPr>
+                <w:b/>
+                <w:spacing w:val="-4"/>
+                <w:sz w:val="24"/>
+              </w:rPr>
+              <w:t>Name</w:t>
+            </w:r>
+          </w:p>
+        </w:tc>
+        <w:tc>
+          <w:tcPr>
+            <w:tcW w:w="5987" w:type="dxa"/>
+            <w:tcBorders>
+              <w:top w:val="single" w:color="4F81BC" w:sz="18" w:space="0"/>
+            </w:tcBorders>
+            <w:shd w:val="clear" w:color="auto" w:fill="D2DFED"/>
+          </w:tcPr>
+          <w:p>
+            <w:pPr>
+              <w:pStyle w:val="6"/>
+              <w:spacing w:before="34"/>
+              <w:ind w:left="107"/>
+              <w:rPr>
+                <w:sz w:val="24"/>
+              </w:rPr>
+            </w:pPr>
+            <w:r>
+              <w:rPr>
+                <w:rFonts w:ascii="SimSun" w:hAnsi="SimSun" w:eastAsia="SimSun" w:cs="SimSun"/>
+                <w:sz w:val="24"/>
+                <w:szCs w:val="24"/>
+              </w:rPr>
+              <w:t>交流區</w:t>
+            </w:r>
+          </w:p>
+        </w:tc>
+      </w:tr>
+      <w:tr>
+        <w:tblPrEx>
+          <w:tblBorders>
+            <w:top w:val="single" w:color="4F81BC" w:sz="8" w:space="0"/>
+            <w:left w:val="single" w:color="4F81BC" w:sz="8" w:space="0"/>
+            <w:bottom w:val="single" w:color="4F81BC" w:sz="8" w:space="0"/>
+            <w:right w:val="single" w:color="4F81BC" w:sz="8" w:space="0"/>
+            <w:insideH w:val="single" w:color="4F81BC" w:sz="8" w:space="0"/>
+            <w:insideV w:val="single" w:color="4F81BC" w:sz="8" w:space="0"/>
+          </w:tblBorders>
+          <w:tblLayout w:type="fixed"/>
+          <w:tblCellMar>
+            <w:top w:w="0" w:type="dxa"/>
+            <w:left w:w="0" w:type="dxa"/>
+            <w:bottom w:w="0" w:type="dxa"/>
+            <w:right w:w="0" w:type="dxa"/>
+          </w:tblCellMar>
+        </w:tblPrEx>
+        <w:trPr>
+          <w:trHeight w:val="359" w:hRule="atLeast"/>
+        </w:trPr>
+        <w:tc>
+          <w:tcPr>
+            <w:tcW w:w="2377" w:type="dxa"/>
+          </w:tcPr>
+          <w:p>
+            <w:pPr>
+              <w:pStyle w:val="6"/>
+              <w:spacing w:before="32"/>
+              <w:ind w:left="107"/>
+              <w:rPr>
+                <w:b/>
+                <w:sz w:val="24"/>
+              </w:rPr>
+            </w:pPr>
+            <w:r>
+              <w:rPr>
+                <w:b/>
+                <w:spacing w:val="-4"/>
+                <w:sz w:val="24"/>
+              </w:rPr>
+              <w:t>Goal</w:t>
+            </w:r>
+          </w:p>
+        </w:tc>
+        <w:tc>
+          <w:tcPr>
+            <w:tcW w:w="5987" w:type="dxa"/>
+          </w:tcPr>
+          <w:p>
+            <w:pPr>
+              <w:pStyle w:val="6"/>
+              <w:spacing w:before="32"/>
+              <w:ind w:left="107"/>
+              <w:rPr>
+                <w:sz w:val="24"/>
+              </w:rPr>
+            </w:pPr>
+            <w:r>
+              <w:rPr>
+                <w:rFonts w:ascii="SimSun" w:hAnsi="SimSun" w:eastAsia="SimSun" w:cs="SimSun"/>
+                <w:sz w:val="24"/>
+                <w:szCs w:val="24"/>
+              </w:rPr>
+              <w:t>提供用戶匿名或具名發表文章的社群互動功能</w:t>
+            </w:r>
+          </w:p>
+        </w:tc>
+      </w:tr>
+      <w:tr>
+        <w:tblPrEx>
+          <w:tblBorders>
+            <w:top w:val="single" w:color="4F81BC" w:sz="8" w:space="0"/>
+            <w:left w:val="single" w:color="4F81BC" w:sz="8" w:space="0"/>
+            <w:bottom w:val="single" w:color="4F81BC" w:sz="8" w:space="0"/>
+            <w:right w:val="single" w:color="4F81BC" w:sz="8" w:space="0"/>
+            <w:insideH w:val="single" w:color="4F81BC" w:sz="8" w:space="0"/>
+            <w:insideV w:val="single" w:color="4F81BC" w:sz="8" w:space="0"/>
+          </w:tblBorders>
+          <w:tblLayout w:type="fixed"/>
+          <w:tblCellMar>
+            <w:top w:w="0" w:type="dxa"/>
+            <w:left w:w="0" w:type="dxa"/>
+            <w:bottom w:w="0" w:type="dxa"/>
+            <w:right w:w="0" w:type="dxa"/>
+          </w:tblCellMar>
+        </w:tblPrEx>
+        <w:trPr>
+          <w:trHeight w:val="721" w:hRule="atLeast"/>
+        </w:trPr>
+        <w:tc>
+          <w:tcPr>
+            <w:tcW w:w="2377" w:type="dxa"/>
+            <w:shd w:val="clear" w:color="auto" w:fill="D2DFED"/>
+          </w:tcPr>
+          <w:p>
+            <w:pPr>
+              <w:pStyle w:val="6"/>
+              <w:spacing w:before="35"/>
+              <w:ind w:left="107"/>
+              <w:rPr>
+                <w:b/>
+                <w:sz w:val="24"/>
+              </w:rPr>
+            </w:pPr>
+            <w:r>
+              <w:rPr>
+                <w:b/>
+                <w:spacing w:val="-2"/>
+                <w:sz w:val="24"/>
+              </w:rPr>
+              <w:t>Requirements</w:t>
+            </w:r>
+          </w:p>
+        </w:tc>
+        <w:tc>
+          <w:tcPr>
+            <w:tcW w:w="5987" w:type="dxa"/>
+            <w:shd w:val="clear" w:color="auto" w:fill="D2DFED"/>
+          </w:tcPr>
+          <w:p>
+            <w:pPr>
+              <w:pStyle w:val="6"/>
+              <w:spacing w:before="67"/>
+              <w:ind w:left="107"/>
+              <w:rPr>
+                <w:sz w:val="24"/>
+              </w:rPr>
+            </w:pPr>
+            <w:r>
+              <w:rPr>
+                <w:rFonts w:ascii="SimSun" w:hAnsi="SimSun" w:eastAsia="SimSun" w:cs="SimSun"/>
+                <w:sz w:val="24"/>
+                <w:szCs w:val="24"/>
+              </w:rPr>
+              <w:t>[FR</w:t>
+            </w:r>
+            <w:r>
+              <w:rPr>
+                <w:rFonts w:hint="eastAsia" w:ascii="SimSun" w:hAnsi="SimSun" w:eastAsia="新細明體" w:cs="SimSun"/>
+                <w:sz w:val="24"/>
+                <w:szCs w:val="24"/>
+                <w:lang w:val="en-US" w:eastAsia="zh-TW"/>
+              </w:rPr>
+              <w:t>17</w:t>
+            </w:r>
+            <w:r>
+              <w:rPr>
+                <w:rFonts w:ascii="SimSun" w:hAnsi="SimSun" w:eastAsia="SimSun" w:cs="SimSun"/>
+                <w:sz w:val="24"/>
+                <w:szCs w:val="24"/>
+              </w:rPr>
+              <w:t xml:space="preserve">: 用戶互動發文區] </w:t>
+            </w:r>
+          </w:p>
+        </w:tc>
+      </w:tr>
+      <w:tr>
+        <w:tblPrEx>
+          <w:tblBorders>
+            <w:top w:val="single" w:color="4F81BC" w:sz="8" w:space="0"/>
+            <w:left w:val="single" w:color="4F81BC" w:sz="8" w:space="0"/>
+            <w:bottom w:val="single" w:color="4F81BC" w:sz="8" w:space="0"/>
+            <w:right w:val="single" w:color="4F81BC" w:sz="8" w:space="0"/>
+            <w:insideH w:val="single" w:color="4F81BC" w:sz="8" w:space="0"/>
+            <w:insideV w:val="single" w:color="4F81BC" w:sz="8" w:space="0"/>
+          </w:tblBorders>
+          <w:tblLayout w:type="fixed"/>
+          <w:tblCellMar>
+            <w:top w:w="0" w:type="dxa"/>
+            <w:left w:w="0" w:type="dxa"/>
+            <w:bottom w:w="0" w:type="dxa"/>
+            <w:right w:w="0" w:type="dxa"/>
+          </w:tblCellMar>
+        </w:tblPrEx>
+        <w:trPr>
+          <w:trHeight w:val="719" w:hRule="atLeast"/>
+        </w:trPr>
+        <w:tc>
+          <w:tcPr>
+            <w:tcW w:w="2377" w:type="dxa"/>
+          </w:tcPr>
+          <w:p>
+            <w:pPr>
+              <w:pStyle w:val="6"/>
+              <w:spacing w:before="32"/>
+              <w:ind w:left="107"/>
+              <w:rPr>
+                <w:b/>
+                <w:sz w:val="24"/>
+              </w:rPr>
+            </w:pPr>
+            <w:r>
+              <w:rPr>
+                <w:b/>
+                <w:spacing w:val="-2"/>
+                <w:sz w:val="24"/>
+              </w:rPr>
+              <w:t>Description</w:t>
+            </w:r>
+          </w:p>
+        </w:tc>
+        <w:tc>
+          <w:tcPr>
+            <w:tcW w:w="5987" w:type="dxa"/>
+          </w:tcPr>
+          <w:p>
+            <w:pPr>
+              <w:pStyle w:val="6"/>
+              <w:spacing w:before="67"/>
+              <w:ind w:left="107"/>
+              <w:rPr>
+                <w:sz w:val="24"/>
+              </w:rPr>
+            </w:pPr>
+            <w:r>
+              <w:rPr>
+                <w:rFonts w:ascii="SimSun" w:hAnsi="SimSun" w:eastAsia="SimSun" w:cs="SimSun"/>
+                <w:sz w:val="24"/>
+                <w:szCs w:val="24"/>
+              </w:rPr>
+              <w:t>使用者可匿名或以暱稱發文，內容經 AI 審核通過後才會顯示於前端交流區。</w:t>
+            </w:r>
+          </w:p>
+        </w:tc>
+      </w:tr>
+      <w:tr>
+        <w:tblPrEx>
+          <w:tblBorders>
+            <w:top w:val="single" w:color="4F81BC" w:sz="8" w:space="0"/>
+            <w:left w:val="single" w:color="4F81BC" w:sz="8" w:space="0"/>
+            <w:bottom w:val="single" w:color="4F81BC" w:sz="8" w:space="0"/>
+            <w:right w:val="single" w:color="4F81BC" w:sz="8" w:space="0"/>
+            <w:insideH w:val="single" w:color="4F81BC" w:sz="8" w:space="0"/>
+            <w:insideV w:val="single" w:color="4F81BC" w:sz="8" w:space="0"/>
+          </w:tblBorders>
+          <w:tblLayout w:type="fixed"/>
+          <w:tblCellMar>
+            <w:top w:w="0" w:type="dxa"/>
+            <w:left w:w="0" w:type="dxa"/>
+            <w:bottom w:w="0" w:type="dxa"/>
+            <w:right w:w="0" w:type="dxa"/>
+          </w:tblCellMar>
+        </w:tblPrEx>
+        <w:trPr>
+          <w:trHeight w:val="359" w:hRule="atLeast"/>
+        </w:trPr>
+        <w:tc>
+          <w:tcPr>
+            <w:tcW w:w="2377" w:type="dxa"/>
+            <w:shd w:val="clear" w:color="auto" w:fill="D2DFED"/>
+          </w:tcPr>
+          <w:p>
+            <w:pPr>
+              <w:pStyle w:val="6"/>
+              <w:spacing w:before="32"/>
+              <w:ind w:left="107"/>
+              <w:rPr>
+                <w:b/>
+                <w:sz w:val="24"/>
+              </w:rPr>
+            </w:pPr>
+            <w:r>
+              <w:rPr>
+                <w:b/>
+                <w:spacing w:val="-2"/>
+                <w:sz w:val="24"/>
+              </w:rPr>
+              <w:t>Actor</w:t>
+            </w:r>
+          </w:p>
+        </w:tc>
+        <w:tc>
+          <w:tcPr>
+            <w:tcW w:w="5987" w:type="dxa"/>
+            <w:shd w:val="clear" w:color="auto" w:fill="D2DFED"/>
+          </w:tcPr>
+          <w:p>
+            <w:pPr>
+              <w:pStyle w:val="6"/>
+              <w:rPr>
+                <w:rFonts w:ascii="Times New Roman"/>
+                <w:sz w:val="22"/>
+              </w:rPr>
+            </w:pPr>
+            <w:r>
+              <w:rPr>
+                <w:rFonts w:ascii="SimSun" w:hAnsi="SimSun" w:eastAsia="SimSun" w:cs="SimSun"/>
+                <w:sz w:val="24"/>
+                <w:szCs w:val="24"/>
+              </w:rPr>
+              <w:t>使用者</w:t>
+            </w:r>
+          </w:p>
+        </w:tc>
+      </w:tr>
+      <w:tr>
+        <w:tblPrEx>
+          <w:tblBorders>
+            <w:top w:val="single" w:color="4F81BC" w:sz="8" w:space="0"/>
+            <w:left w:val="single" w:color="4F81BC" w:sz="8" w:space="0"/>
+            <w:bottom w:val="single" w:color="4F81BC" w:sz="8" w:space="0"/>
+            <w:right w:val="single" w:color="4F81BC" w:sz="8" w:space="0"/>
+            <w:insideH w:val="single" w:color="4F81BC" w:sz="8" w:space="0"/>
+            <w:insideV w:val="single" w:color="4F81BC" w:sz="8" w:space="0"/>
+          </w:tblBorders>
+          <w:tblLayout w:type="fixed"/>
+          <w:tblCellMar>
+            <w:top w:w="0" w:type="dxa"/>
+            <w:left w:w="0" w:type="dxa"/>
+            <w:bottom w:w="0" w:type="dxa"/>
+            <w:right w:w="0" w:type="dxa"/>
+          </w:tblCellMar>
+        </w:tblPrEx>
+        <w:trPr>
+          <w:trHeight w:val="361" w:hRule="atLeast"/>
+        </w:trPr>
+        <w:tc>
+          <w:tcPr>
+            <w:tcW w:w="2377" w:type="dxa"/>
+          </w:tcPr>
+          <w:p>
+            <w:pPr>
+              <w:pStyle w:val="6"/>
+              <w:spacing w:before="35"/>
+              <w:ind w:left="107"/>
+              <w:rPr>
+                <w:b/>
+                <w:sz w:val="24"/>
+              </w:rPr>
+            </w:pPr>
+            <w:r>
+              <w:rPr>
+                <w:b/>
+                <w:spacing w:val="-2"/>
+                <w:sz w:val="24"/>
+              </w:rPr>
+              <w:t>Assumptions</w:t>
+            </w:r>
+          </w:p>
+        </w:tc>
+        <w:tc>
+          <w:tcPr>
+            <w:tcW w:w="5987" w:type="dxa"/>
+          </w:tcPr>
+          <w:p>
+            <w:pPr>
+              <w:pStyle w:val="6"/>
+              <w:rPr>
+                <w:rFonts w:ascii="Times New Roman"/>
+                <w:sz w:val="22"/>
+              </w:rPr>
+            </w:pPr>
+            <w:r>
+              <w:rPr>
+                <w:rFonts w:ascii="SimSun" w:hAnsi="SimSun" w:eastAsia="SimSun" w:cs="SimSun"/>
+                <w:sz w:val="24"/>
+                <w:szCs w:val="24"/>
+              </w:rPr>
+              <w:t>系統已建置 AI 模型用於發文內容審查</w:t>
+            </w:r>
+          </w:p>
+        </w:tc>
+      </w:tr>
+      <w:tr>
+        <w:tblPrEx>
+          <w:tblBorders>
+            <w:top w:val="single" w:color="4F81BC" w:sz="8" w:space="0"/>
+            <w:left w:val="single" w:color="4F81BC" w:sz="8" w:space="0"/>
+            <w:bottom w:val="single" w:color="4F81BC" w:sz="8" w:space="0"/>
+            <w:right w:val="single" w:color="4F81BC" w:sz="8" w:space="0"/>
+            <w:insideH w:val="single" w:color="4F81BC" w:sz="8" w:space="0"/>
+            <w:insideV w:val="single" w:color="4F81BC" w:sz="8" w:space="0"/>
+          </w:tblBorders>
+          <w:tblLayout w:type="fixed"/>
+          <w:tblCellMar>
+            <w:top w:w="0" w:type="dxa"/>
+            <w:left w:w="0" w:type="dxa"/>
+            <w:bottom w:w="0" w:type="dxa"/>
+            <w:right w:w="0" w:type="dxa"/>
+          </w:tblCellMar>
+        </w:tblPrEx>
+        <w:trPr>
+          <w:trHeight w:val="359" w:hRule="atLeast"/>
+        </w:trPr>
+        <w:tc>
+          <w:tcPr>
+            <w:tcW w:w="2377" w:type="dxa"/>
+            <w:shd w:val="clear" w:color="auto" w:fill="D2DFED"/>
+          </w:tcPr>
+          <w:p>
+            <w:pPr>
+              <w:pStyle w:val="6"/>
+              <w:spacing w:before="32"/>
+              <w:ind w:left="107"/>
+              <w:rPr>
+                <w:b/>
+                <w:sz w:val="24"/>
+              </w:rPr>
+            </w:pPr>
+            <w:r>
+              <w:rPr>
+                <w:b/>
+                <w:spacing w:val="-2"/>
+                <w:sz w:val="24"/>
+              </w:rPr>
+              <w:t>Constraints</w:t>
+            </w:r>
+          </w:p>
+        </w:tc>
+        <w:tc>
+          <w:tcPr>
+            <w:tcW w:w="5987" w:type="dxa"/>
+            <w:shd w:val="clear" w:color="auto" w:fill="D2DFED"/>
+          </w:tcPr>
+          <w:p>
+            <w:pPr>
+              <w:pStyle w:val="6"/>
+              <w:rPr>
+                <w:rFonts w:ascii="Times New Roman"/>
+                <w:sz w:val="22"/>
+              </w:rPr>
+            </w:pPr>
+            <w:r>
+              <w:rPr>
+                <w:rFonts w:ascii="SimSun" w:hAnsi="SimSun" w:eastAsia="SimSun" w:cs="SimSun"/>
+                <w:sz w:val="24"/>
+                <w:szCs w:val="24"/>
+              </w:rPr>
+              <w:t>僅顯示通過審核的文章內容；每次發文需重新選擇使用者名稱</w:t>
+            </w:r>
+          </w:p>
+        </w:tc>
+      </w:tr>
+      <w:tr>
+        <w:tblPrEx>
+          <w:tblBorders>
+            <w:top w:val="single" w:color="4F81BC" w:sz="8" w:space="0"/>
+            <w:left w:val="single" w:color="4F81BC" w:sz="8" w:space="0"/>
+            <w:bottom w:val="single" w:color="4F81BC" w:sz="8" w:space="0"/>
+            <w:right w:val="single" w:color="4F81BC" w:sz="8" w:space="0"/>
+            <w:insideH w:val="single" w:color="4F81BC" w:sz="8" w:space="0"/>
+            <w:insideV w:val="single" w:color="4F81BC" w:sz="8" w:space="0"/>
+          </w:tblBorders>
+          <w:tblLayout w:type="fixed"/>
+          <w:tblCellMar>
+            <w:top w:w="0" w:type="dxa"/>
+            <w:left w:w="0" w:type="dxa"/>
+            <w:bottom w:w="0" w:type="dxa"/>
+            <w:right w:w="0" w:type="dxa"/>
+          </w:tblCellMar>
+        </w:tblPrEx>
+        <w:trPr>
+          <w:trHeight w:val="359" w:hRule="atLeast"/>
+        </w:trPr>
+        <w:tc>
+          <w:tcPr>
+            <w:tcW w:w="2377" w:type="dxa"/>
+          </w:tcPr>
+          <w:p>
+            <w:pPr>
+              <w:pStyle w:val="6"/>
+              <w:spacing w:before="33"/>
+              <w:ind w:left="107"/>
+              <w:rPr>
+                <w:b/>
+                <w:sz w:val="24"/>
+              </w:rPr>
+            </w:pPr>
+            <w:r>
+              <w:rPr>
+                <w:b/>
+                <w:spacing w:val="-2"/>
+                <w:sz w:val="24"/>
+              </w:rPr>
+              <w:t>Priority</w:t>
+            </w:r>
+          </w:p>
+        </w:tc>
+        <w:tc>
+          <w:tcPr>
+            <w:tcW w:w="5987" w:type="dxa"/>
+          </w:tcPr>
+          <w:p>
+            <w:pPr>
+              <w:pStyle w:val="6"/>
+              <w:spacing w:before="33"/>
+              <w:ind w:left="107"/>
+              <w:rPr>
+                <w:rFonts w:hint="eastAsia" w:eastAsia="新細明體"/>
+                <w:sz w:val="24"/>
+                <w:lang w:val="en-US" w:eastAsia="zh-TW"/>
+              </w:rPr>
+            </w:pPr>
+            <w:r>
+              <w:rPr>
+                <w:rFonts w:hint="eastAsia" w:eastAsia="新細明體"/>
+                <w:sz w:val="24"/>
+                <w:lang w:val="en-US" w:eastAsia="zh-TW"/>
+              </w:rPr>
+              <w:t>高</w:t>
+            </w:r>
+          </w:p>
+        </w:tc>
+      </w:tr>
+      <w:tr>
+        <w:tblPrEx>
+          <w:tblBorders>
+            <w:top w:val="single" w:color="4F81BC" w:sz="8" w:space="0"/>
+            <w:left w:val="single" w:color="4F81BC" w:sz="8" w:space="0"/>
+            <w:bottom w:val="single" w:color="4F81BC" w:sz="8" w:space="0"/>
+            <w:right w:val="single" w:color="4F81BC" w:sz="8" w:space="0"/>
+            <w:insideH w:val="single" w:color="4F81BC" w:sz="8" w:space="0"/>
+            <w:insideV w:val="single" w:color="4F81BC" w:sz="8" w:space="0"/>
+          </w:tblBorders>
+          <w:tblLayout w:type="fixed"/>
+          <w:tblCellMar>
+            <w:top w:w="0" w:type="dxa"/>
+            <w:left w:w="0" w:type="dxa"/>
+            <w:bottom w:w="0" w:type="dxa"/>
+            <w:right w:w="0" w:type="dxa"/>
+          </w:tblCellMar>
+        </w:tblPrEx>
+        <w:trPr>
+          <w:trHeight w:val="1441" w:hRule="atLeast"/>
+        </w:trPr>
+        <w:tc>
+          <w:tcPr>
+            <w:tcW w:w="2377" w:type="dxa"/>
+            <w:shd w:val="clear" w:color="auto" w:fill="D2DFED"/>
+          </w:tcPr>
+          <w:p>
+            <w:pPr>
+              <w:pStyle w:val="6"/>
+              <w:spacing w:before="35"/>
+              <w:ind w:left="107"/>
+              <w:rPr>
+                <w:b/>
+                <w:sz w:val="24"/>
+              </w:rPr>
+            </w:pPr>
+            <w:r>
+              <w:rPr>
+                <w:b/>
+                <w:spacing w:val="-2"/>
+                <w:sz w:val="24"/>
+              </w:rPr>
+              <w:t>Pre-Conditions</w:t>
+            </w:r>
+          </w:p>
+        </w:tc>
+        <w:tc>
+          <w:tcPr>
+            <w:tcW w:w="5987" w:type="dxa"/>
+            <w:shd w:val="clear" w:color="auto" w:fill="D2DFED"/>
+          </w:tcPr>
+          <w:p>
+            <w:pPr>
+              <w:pStyle w:val="6"/>
+              <w:numPr>
+                <w:ilvl w:val="0"/>
+                <w:numId w:val="0"/>
+              </w:numPr>
+              <w:tabs>
+                <w:tab w:val="left" w:pos="466"/>
+              </w:tabs>
+              <w:spacing w:before="0" w:after="0" w:line="240" w:lineRule="auto"/>
+              <w:ind w:right="0" w:rightChars="0"/>
+              <w:jc w:val="left"/>
+              <w:rPr>
+                <w:rFonts w:hint="eastAsia" w:ascii="Microsoft YaHei" w:eastAsia="新細明體"/>
+                <w:sz w:val="24"/>
+                <w:lang w:val="en-US" w:eastAsia="zh-TW"/>
+              </w:rPr>
+            </w:pPr>
+            <w:r>
+              <w:rPr>
+                <w:rFonts w:ascii="SimSun" w:hAnsi="SimSun" w:eastAsia="SimSun" w:cs="SimSun"/>
+                <w:sz w:val="24"/>
+                <w:szCs w:val="24"/>
+              </w:rPr>
+              <w:t>使用者登入平台並進入交流區</w:t>
+            </w:r>
+          </w:p>
+        </w:tc>
+      </w:tr>
+      <w:tr>
+        <w:tblPrEx>
+          <w:tblBorders>
+            <w:top w:val="single" w:color="4F81BC" w:sz="8" w:space="0"/>
+            <w:left w:val="single" w:color="4F81BC" w:sz="8" w:space="0"/>
+            <w:bottom w:val="single" w:color="4F81BC" w:sz="8" w:space="0"/>
+            <w:right w:val="single" w:color="4F81BC" w:sz="8" w:space="0"/>
+            <w:insideH w:val="single" w:color="4F81BC" w:sz="8" w:space="0"/>
+            <w:insideV w:val="single" w:color="4F81BC" w:sz="8" w:space="0"/>
+          </w:tblBorders>
+          <w:tblLayout w:type="fixed"/>
+          <w:tblCellMar>
+            <w:top w:w="0" w:type="dxa"/>
+            <w:left w:w="0" w:type="dxa"/>
+            <w:bottom w:w="0" w:type="dxa"/>
+            <w:right w:w="0" w:type="dxa"/>
+          </w:tblCellMar>
+        </w:tblPrEx>
+        <w:trPr>
+          <w:trHeight w:val="719" w:hRule="atLeast"/>
+        </w:trPr>
+        <w:tc>
+          <w:tcPr>
+            <w:tcW w:w="2377" w:type="dxa"/>
+          </w:tcPr>
+          <w:p>
+            <w:pPr>
+              <w:pStyle w:val="6"/>
+              <w:spacing w:before="32"/>
+              <w:ind w:left="107"/>
+              <w:rPr>
+                <w:b/>
+                <w:sz w:val="24"/>
+              </w:rPr>
+            </w:pPr>
+            <w:r>
+              <w:rPr>
+                <w:b/>
+                <w:spacing w:val="-4"/>
+                <w:sz w:val="24"/>
+              </w:rPr>
+              <w:t>Post-</w:t>
+            </w:r>
+            <w:r>
+              <w:rPr>
+                <w:b/>
+                <w:spacing w:val="-2"/>
+                <w:sz w:val="24"/>
+              </w:rPr>
+              <w:t>Conditions</w:t>
+            </w:r>
+          </w:p>
+        </w:tc>
+        <w:tc>
+          <w:tcPr>
+            <w:tcW w:w="5987" w:type="dxa"/>
+          </w:tcPr>
+          <w:p>
+            <w:pPr>
+              <w:pStyle w:val="6"/>
+              <w:spacing w:before="169"/>
+              <w:ind w:left="107"/>
+              <w:rPr>
+                <w:rFonts w:ascii="Microsoft YaHei" w:eastAsia="Microsoft YaHei"/>
+                <w:sz w:val="24"/>
+              </w:rPr>
+            </w:pPr>
+            <w:r>
+              <w:rPr>
+                <w:rFonts w:ascii="SimSun" w:hAnsi="SimSun" w:eastAsia="SimSun" w:cs="SimSun"/>
+                <w:sz w:val="24"/>
+                <w:szCs w:val="24"/>
+              </w:rPr>
+              <w:t>發文內容成功發佈，或被審核擋下</w:t>
+            </w:r>
+          </w:p>
+        </w:tc>
+      </w:tr>
+      <w:tr>
+        <w:tblPrEx>
+          <w:tblBorders>
+            <w:top w:val="single" w:color="4F81BC" w:sz="8" w:space="0"/>
+            <w:left w:val="single" w:color="4F81BC" w:sz="8" w:space="0"/>
+            <w:bottom w:val="single" w:color="4F81BC" w:sz="8" w:space="0"/>
+            <w:right w:val="single" w:color="4F81BC" w:sz="8" w:space="0"/>
+            <w:insideH w:val="single" w:color="4F81BC" w:sz="8" w:space="0"/>
+            <w:insideV w:val="single" w:color="4F81BC" w:sz="8" w:space="0"/>
+          </w:tblBorders>
+          <w:tblLayout w:type="fixed"/>
+          <w:tblCellMar>
+            <w:top w:w="0" w:type="dxa"/>
+            <w:left w:w="0" w:type="dxa"/>
+            <w:bottom w:w="0" w:type="dxa"/>
+            <w:right w:w="0" w:type="dxa"/>
+          </w:tblCellMar>
+        </w:tblPrEx>
+        <w:trPr>
+          <w:trHeight w:val="2879" w:hRule="atLeast"/>
+        </w:trPr>
+        <w:tc>
+          <w:tcPr>
+            <w:tcW w:w="2377" w:type="dxa"/>
+            <w:shd w:val="clear" w:color="auto" w:fill="D2DFED"/>
+          </w:tcPr>
+          <w:p>
+            <w:pPr>
+              <w:pStyle w:val="6"/>
+              <w:spacing w:before="32"/>
+              <w:ind w:left="107"/>
+              <w:rPr>
+                <w:b/>
+                <w:sz w:val="24"/>
+              </w:rPr>
+            </w:pPr>
+            <w:r>
+              <w:rPr>
+                <w:b/>
+                <w:sz w:val="24"/>
+              </w:rPr>
+              <w:t>Basic</w:t>
+            </w:r>
+            <w:r>
+              <w:rPr>
+                <w:b/>
+                <w:spacing w:val="-2"/>
+                <w:sz w:val="24"/>
+              </w:rPr>
+              <w:t xml:space="preserve"> </w:t>
+            </w:r>
+            <w:r>
+              <w:rPr>
+                <w:b/>
+                <w:spacing w:val="-4"/>
+                <w:sz w:val="24"/>
+              </w:rPr>
+              <w:t>Flow</w:t>
+            </w:r>
+          </w:p>
+        </w:tc>
+        <w:tc>
+          <w:tcPr>
+            <w:tcW w:w="5987" w:type="dxa"/>
+            <w:shd w:val="clear" w:color="auto" w:fill="D2DFED"/>
+          </w:tcPr>
+          <w:p>
+            <w:pPr>
+              <w:pStyle w:val="6"/>
+              <w:numPr>
+                <w:ilvl w:val="0"/>
+                <w:numId w:val="0"/>
+              </w:numPr>
+              <w:spacing w:line="720" w:lineRule="atLeast"/>
+              <w:ind w:right="178" w:rightChars="0"/>
+              <w:rPr>
+                <w:rFonts w:ascii="SimSun" w:hAnsi="SimSun" w:eastAsia="SimSun" w:cs="SimSun"/>
+                <w:sz w:val="24"/>
+                <w:szCs w:val="24"/>
+              </w:rPr>
+            </w:pPr>
+            <w:r>
+              <w:rPr>
+                <w:rFonts w:hint="eastAsia" w:ascii="SimSun" w:hAnsi="SimSun" w:eastAsia="新細明體" w:cs="SimSun"/>
+                <w:sz w:val="24"/>
+                <w:szCs w:val="24"/>
+                <w:lang w:val="en-US" w:eastAsia="zh-TW"/>
+              </w:rPr>
+              <w:t xml:space="preserve">1. </w:t>
+            </w:r>
+            <w:r>
+              <w:rPr>
+                <w:rFonts w:ascii="SimSun" w:hAnsi="SimSun" w:eastAsia="SimSun" w:cs="SimSun"/>
+                <w:sz w:val="24"/>
+                <w:szCs w:val="24"/>
+              </w:rPr>
+              <w:t>使用者進入交流區畫面</w:t>
+            </w:r>
+            <w:r>
+              <w:rPr>
+                <w:rFonts w:ascii="SimSun" w:hAnsi="SimSun" w:eastAsia="SimSun" w:cs="SimSun"/>
+                <w:sz w:val="24"/>
+                <w:szCs w:val="24"/>
+              </w:rPr>
+              <w:br w:type="textWrapping"/>
+            </w:r>
+            <w:r>
+              <w:rPr>
+                <w:rFonts w:ascii="SimSun" w:hAnsi="SimSun" w:eastAsia="SimSun" w:cs="SimSun"/>
+                <w:sz w:val="24"/>
+                <w:szCs w:val="24"/>
+              </w:rPr>
+              <w:t>2. 系統顯示目前文章與「我要發文」按鈕</w:t>
+            </w:r>
+          </w:p>
+          <w:p>
+            <w:pPr>
+              <w:pStyle w:val="6"/>
+              <w:numPr>
+                <w:ilvl w:val="0"/>
+                <w:numId w:val="0"/>
+              </w:numPr>
+              <w:spacing w:line="720" w:lineRule="atLeast"/>
+              <w:ind w:right="178" w:rightChars="0"/>
+              <w:rPr>
+                <w:rFonts w:ascii="SimSun" w:hAnsi="SimSun" w:eastAsia="SimSun" w:cs="SimSun"/>
+                <w:sz w:val="24"/>
+                <w:szCs w:val="24"/>
+              </w:rPr>
+            </w:pPr>
+            <w:r>
+              <w:rPr>
+                <w:rFonts w:hint="eastAsia" w:ascii="SimSun" w:hAnsi="SimSun" w:eastAsia="新細明體" w:cs="SimSun"/>
+                <w:sz w:val="24"/>
+                <w:szCs w:val="24"/>
+                <w:lang w:val="en-US" w:eastAsia="zh-TW"/>
+              </w:rPr>
+              <w:t xml:space="preserve">3. </w:t>
+            </w:r>
+            <w:r>
+              <w:rPr>
+                <w:rFonts w:ascii="SimSun" w:hAnsi="SimSun" w:eastAsia="SimSun" w:cs="SimSun"/>
+                <w:sz w:val="24"/>
+                <w:szCs w:val="24"/>
+              </w:rPr>
+              <w:t>使用者點選「我要發文」</w:t>
+            </w:r>
+          </w:p>
+          <w:p>
+            <w:pPr>
+              <w:pStyle w:val="6"/>
+              <w:numPr>
+                <w:ilvl w:val="0"/>
+                <w:numId w:val="0"/>
+              </w:numPr>
+              <w:spacing w:line="720" w:lineRule="atLeast"/>
+              <w:ind w:right="178" w:rightChars="0"/>
+              <w:rPr>
+                <w:rFonts w:ascii="SimSun" w:hAnsi="SimSun" w:eastAsia="SimSun" w:cs="SimSun"/>
+                <w:sz w:val="24"/>
+                <w:szCs w:val="24"/>
+              </w:rPr>
+            </w:pPr>
+            <w:r>
+              <w:rPr>
+                <w:rFonts w:hint="eastAsia" w:ascii="SimSun" w:hAnsi="SimSun" w:eastAsia="SimSun" w:cs="SimSun"/>
+                <w:sz w:val="24"/>
+                <w:szCs w:val="24"/>
+                <w:lang w:val="en-US" w:eastAsia="zh-TW"/>
+              </w:rPr>
+              <w:t xml:space="preserve">4. </w:t>
+            </w:r>
+            <w:r>
+              <w:rPr>
+                <w:rFonts w:ascii="SimSun" w:hAnsi="SimSun" w:eastAsia="SimSun" w:cs="SimSun"/>
+                <w:sz w:val="24"/>
+                <w:szCs w:val="24"/>
+              </w:rPr>
+              <w:t>系統提示選擇發文名稱（匿名或暱稱）</w:t>
+            </w:r>
+          </w:p>
+          <w:p>
+            <w:pPr>
+              <w:pStyle w:val="6"/>
+              <w:numPr>
+                <w:ilvl w:val="0"/>
+                <w:numId w:val="0"/>
+              </w:numPr>
+              <w:spacing w:line="720" w:lineRule="atLeast"/>
+              <w:ind w:right="178" w:rightChars="0"/>
+              <w:rPr>
+                <w:rFonts w:ascii="SimSun" w:hAnsi="SimSun" w:eastAsia="SimSun" w:cs="SimSun"/>
+                <w:sz w:val="24"/>
+                <w:szCs w:val="24"/>
+              </w:rPr>
+            </w:pPr>
+            <w:r>
+              <w:rPr>
+                <w:rFonts w:hint="eastAsia" w:ascii="SimSun" w:hAnsi="SimSun" w:eastAsia="新細明體" w:cs="SimSun"/>
+                <w:sz w:val="24"/>
+                <w:szCs w:val="24"/>
+                <w:lang w:val="en-US" w:eastAsia="zh-TW"/>
+              </w:rPr>
+              <w:t xml:space="preserve">5. </w:t>
+            </w:r>
+            <w:r>
+              <w:rPr>
+                <w:rFonts w:ascii="SimSun" w:hAnsi="SimSun" w:eastAsia="SimSun" w:cs="SimSun"/>
+                <w:sz w:val="24"/>
+                <w:szCs w:val="24"/>
+              </w:rPr>
+              <w:t>使用者輸入發文內容並送出</w:t>
+            </w:r>
+          </w:p>
+          <w:p>
+            <w:pPr>
+              <w:pStyle w:val="6"/>
+              <w:numPr>
+                <w:ilvl w:val="0"/>
+                <w:numId w:val="0"/>
+              </w:numPr>
+              <w:spacing w:line="720" w:lineRule="atLeast"/>
+              <w:ind w:right="178" w:rightChars="0"/>
+              <w:rPr>
+                <w:rFonts w:ascii="SimSun" w:hAnsi="SimSun" w:eastAsia="SimSun" w:cs="SimSun"/>
+                <w:sz w:val="24"/>
+                <w:szCs w:val="24"/>
+              </w:rPr>
+            </w:pPr>
+            <w:r>
+              <w:rPr>
+                <w:rFonts w:hint="eastAsia" w:ascii="SimSun" w:hAnsi="SimSun" w:eastAsia="新細明體" w:cs="SimSun"/>
+                <w:sz w:val="24"/>
+                <w:szCs w:val="24"/>
+                <w:lang w:val="en-US" w:eastAsia="zh-TW"/>
+              </w:rPr>
+              <w:t xml:space="preserve">6. </w:t>
+            </w:r>
+            <w:r>
+              <w:rPr>
+                <w:rFonts w:ascii="SimSun" w:hAnsi="SimSun" w:eastAsia="SimSun" w:cs="SimSun"/>
+                <w:sz w:val="24"/>
+                <w:szCs w:val="24"/>
+              </w:rPr>
+              <w:t>系統提交內容至 AI 模型審查</w:t>
+            </w:r>
+          </w:p>
+          <w:p>
+            <w:pPr>
+              <w:pStyle w:val="6"/>
+              <w:numPr>
+                <w:ilvl w:val="0"/>
+                <w:numId w:val="0"/>
+              </w:numPr>
+              <w:spacing w:line="720" w:lineRule="atLeast"/>
+              <w:ind w:right="178" w:rightChars="0"/>
+              <w:rPr>
+                <w:rFonts w:ascii="SimSun" w:hAnsi="SimSun" w:eastAsia="SimSun" w:cs="SimSun"/>
+                <w:sz w:val="24"/>
+                <w:szCs w:val="24"/>
+              </w:rPr>
+            </w:pPr>
+            <w:r>
+              <w:rPr>
+                <w:rFonts w:hint="eastAsia" w:ascii="SimSun" w:hAnsi="SimSun" w:eastAsia="新細明體" w:cs="SimSun"/>
+                <w:sz w:val="24"/>
+                <w:szCs w:val="24"/>
+                <w:lang w:val="en-US" w:eastAsia="zh-TW"/>
+              </w:rPr>
+              <w:t xml:space="preserve">7. </w:t>
+            </w:r>
+            <w:r>
+              <w:rPr>
+                <w:rFonts w:ascii="SimSun" w:hAnsi="SimSun" w:eastAsia="SimSun" w:cs="SimSun"/>
+                <w:sz w:val="24"/>
+                <w:szCs w:val="24"/>
+              </w:rPr>
+              <w:t>若審查通過 → 文章顯示於交流區</w:t>
+            </w:r>
+          </w:p>
+          <w:p>
+            <w:pPr>
+              <w:pStyle w:val="6"/>
+              <w:numPr>
+                <w:ilvl w:val="0"/>
+                <w:numId w:val="0"/>
+              </w:numPr>
+              <w:spacing w:line="720" w:lineRule="atLeast"/>
+              <w:ind w:right="178" w:rightChars="0"/>
+              <w:rPr>
+                <w:rFonts w:hint="eastAsia" w:ascii="SimSun" w:hAnsi="SimSun" w:eastAsia="新細明體" w:cs="SimSun"/>
+                <w:sz w:val="24"/>
+                <w:szCs w:val="24"/>
+                <w:lang w:val="en-US" w:eastAsia="zh-TW"/>
+              </w:rPr>
+            </w:pPr>
+            <w:r>
+              <w:rPr>
+                <w:rFonts w:hint="eastAsia" w:ascii="SimSun" w:hAnsi="SimSun" w:eastAsia="新細明體" w:cs="SimSun"/>
+                <w:sz w:val="24"/>
+                <w:szCs w:val="24"/>
+                <w:lang w:val="en-US" w:eastAsia="zh-TW"/>
+              </w:rPr>
+              <w:t xml:space="preserve">8. </w:t>
+            </w:r>
+            <w:r>
+              <w:rPr>
+                <w:rFonts w:ascii="SimSun" w:hAnsi="SimSun" w:eastAsia="SimSun" w:cs="SimSun"/>
+                <w:sz w:val="24"/>
+                <w:szCs w:val="24"/>
+              </w:rPr>
+              <w:t>若審查不通過 → 顯示提示訊息要求修改內容</w:t>
+            </w:r>
+          </w:p>
+        </w:tc>
+      </w:tr>
+      <w:tr>
+        <w:tblPrEx>
+          <w:tblBorders>
+            <w:top w:val="single" w:color="4F81BC" w:sz="8" w:space="0"/>
+            <w:left w:val="single" w:color="4F81BC" w:sz="8" w:space="0"/>
+            <w:bottom w:val="single" w:color="4F81BC" w:sz="8" w:space="0"/>
+            <w:right w:val="single" w:color="4F81BC" w:sz="8" w:space="0"/>
+            <w:insideH w:val="single" w:color="4F81BC" w:sz="8" w:space="0"/>
+            <w:insideV w:val="single" w:color="4F81BC" w:sz="8" w:space="0"/>
+          </w:tblBorders>
+          <w:tblLayout w:type="fixed"/>
+          <w:tblCellMar>
+            <w:top w:w="0" w:type="dxa"/>
+            <w:left w:w="0" w:type="dxa"/>
+            <w:bottom w:w="0" w:type="dxa"/>
+            <w:right w:w="0" w:type="dxa"/>
+          </w:tblCellMar>
+        </w:tblPrEx>
+        <w:trPr>
+          <w:trHeight w:val="361" w:hRule="atLeast"/>
+        </w:trPr>
+        <w:tc>
+          <w:tcPr>
+            <w:tcW w:w="2377" w:type="dxa"/>
+          </w:tcPr>
+          <w:p>
+            <w:pPr>
+              <w:pStyle w:val="6"/>
+              <w:spacing w:before="35"/>
+              <w:ind w:left="107"/>
+              <w:rPr>
+                <w:b/>
+                <w:sz w:val="24"/>
+              </w:rPr>
+            </w:pPr>
+            <w:r>
+              <w:rPr>
+                <w:b/>
+                <w:sz w:val="24"/>
+              </w:rPr>
+              <w:t>Alternative</w:t>
+            </w:r>
+            <w:r>
+              <w:rPr>
+                <w:b/>
+                <w:spacing w:val="-13"/>
+                <w:sz w:val="24"/>
+              </w:rPr>
+              <w:t xml:space="preserve"> </w:t>
+            </w:r>
+            <w:r>
+              <w:rPr>
+                <w:b/>
+                <w:spacing w:val="-2"/>
+                <w:sz w:val="24"/>
+              </w:rPr>
+              <w:t>Flows</w:t>
+            </w:r>
+          </w:p>
+        </w:tc>
+        <w:tc>
+          <w:tcPr>
+            <w:tcW w:w="5987" w:type="dxa"/>
+          </w:tcPr>
+          <w:p>
+            <w:pPr>
+              <w:pStyle w:val="6"/>
+              <w:rPr>
+                <w:rFonts w:ascii="SimSun" w:hAnsi="SimSun" w:eastAsia="SimSun" w:cs="SimSun"/>
+                <w:sz w:val="24"/>
+                <w:szCs w:val="24"/>
+              </w:rPr>
+            </w:pPr>
+            <w:r>
+              <w:rPr>
+                <w:rFonts w:ascii="SimSun" w:hAnsi="SimSun" w:eastAsia="SimSun" w:cs="SimSun"/>
+                <w:sz w:val="24"/>
+                <w:szCs w:val="24"/>
+              </w:rPr>
+              <w:t>若使用者尚未登入 → 導向登入頁面</w:t>
+            </w:r>
+          </w:p>
+          <w:p>
+            <w:pPr>
+              <w:pStyle w:val="6"/>
+              <w:rPr>
+                <w:rFonts w:ascii="SimSun" w:hAnsi="SimSun" w:eastAsia="SimSun" w:cs="SimSun"/>
+                <w:sz w:val="24"/>
+                <w:szCs w:val="24"/>
+              </w:rPr>
+            </w:pPr>
+            <w:r>
+              <w:rPr>
+                <w:rFonts w:ascii="SimSun" w:hAnsi="SimSun" w:eastAsia="SimSun" w:cs="SimSun"/>
+                <w:sz w:val="24"/>
+                <w:szCs w:val="24"/>
+              </w:rPr>
+              <w:t>發文名稱未選擇 → 提示使用者必須選擇名稱才能送出</w:t>
+            </w:r>
+          </w:p>
+          <w:p>
+            <w:pPr>
+              <w:pStyle w:val="6"/>
+              <w:rPr>
+                <w:rFonts w:ascii="SimSun" w:hAnsi="SimSun" w:eastAsia="SimSun" w:cs="SimSun"/>
+                <w:sz w:val="24"/>
+                <w:szCs w:val="24"/>
+              </w:rPr>
+            </w:pPr>
+            <w:r>
+              <w:rPr>
+                <w:rFonts w:ascii="SimSun" w:hAnsi="SimSun" w:eastAsia="SimSun" w:cs="SimSun"/>
+                <w:sz w:val="24"/>
+                <w:szCs w:val="24"/>
+              </w:rPr>
+              <w:t>發文後未即時顯示 → 顯示「文章正在審核中」提示</w:t>
+            </w:r>
+          </w:p>
+        </w:tc>
+      </w:tr>
+      <w:tr>
+        <w:tblPrEx>
+          <w:tblBorders>
+            <w:top w:val="single" w:color="4F81BC" w:sz="8" w:space="0"/>
+            <w:left w:val="single" w:color="4F81BC" w:sz="8" w:space="0"/>
+            <w:bottom w:val="single" w:color="4F81BC" w:sz="8" w:space="0"/>
+            <w:right w:val="single" w:color="4F81BC" w:sz="8" w:space="0"/>
+            <w:insideH w:val="single" w:color="4F81BC" w:sz="8" w:space="0"/>
+            <w:insideV w:val="single" w:color="4F81BC" w:sz="8" w:space="0"/>
+          </w:tblBorders>
+          <w:tblLayout w:type="fixed"/>
+          <w:tblCellMar>
+            <w:top w:w="0" w:type="dxa"/>
+            <w:left w:w="0" w:type="dxa"/>
+            <w:bottom w:w="0" w:type="dxa"/>
+            <w:right w:w="0" w:type="dxa"/>
+          </w:tblCellMar>
+        </w:tblPrEx>
+        <w:trPr>
+          <w:trHeight w:val="359" w:hRule="atLeast"/>
+        </w:trPr>
+        <w:tc>
+          <w:tcPr>
+            <w:tcW w:w="2377" w:type="dxa"/>
+            <w:shd w:val="clear" w:color="auto" w:fill="D2DFED"/>
+          </w:tcPr>
+          <w:p>
+            <w:pPr>
+              <w:pStyle w:val="6"/>
+              <w:spacing w:before="32"/>
+              <w:ind w:left="107"/>
+              <w:rPr>
+                <w:b/>
+                <w:sz w:val="24"/>
+              </w:rPr>
+            </w:pPr>
+            <w:r>
+              <w:rPr>
+                <w:b/>
+                <w:sz w:val="24"/>
+              </w:rPr>
+              <w:t>Exceptional</w:t>
+            </w:r>
+            <w:r>
+              <w:rPr>
+                <w:b/>
+                <w:spacing w:val="-9"/>
+                <w:sz w:val="24"/>
+              </w:rPr>
+              <w:t xml:space="preserve"> </w:t>
+            </w:r>
+            <w:r>
+              <w:rPr>
+                <w:b/>
+                <w:spacing w:val="-2"/>
+                <w:sz w:val="24"/>
+              </w:rPr>
+              <w:t>Flows</w:t>
+            </w:r>
+          </w:p>
+        </w:tc>
+        <w:tc>
+          <w:tcPr>
+            <w:tcW w:w="5987" w:type="dxa"/>
+            <w:shd w:val="clear" w:color="auto" w:fill="D2DFED"/>
+          </w:tcPr>
+          <w:p>
+            <w:pPr>
+              <w:pStyle w:val="6"/>
+              <w:rPr>
+                <w:rFonts w:ascii="SimSun" w:hAnsi="SimSun" w:eastAsia="SimSun" w:cs="SimSun"/>
+                <w:sz w:val="24"/>
+                <w:szCs w:val="24"/>
+              </w:rPr>
+            </w:pPr>
+            <w:r>
+              <w:rPr>
+                <w:rFonts w:ascii="SimSun" w:hAnsi="SimSun" w:eastAsia="SimSun" w:cs="SimSun"/>
+                <w:sz w:val="24"/>
+                <w:szCs w:val="24"/>
+              </w:rPr>
+              <w:t>AI 模型審核失敗或逾時 → 顯示「系統忙碌中，請稍後再試」</w:t>
+            </w:r>
+          </w:p>
+        </w:tc>
+      </w:tr>
+      <w:tr>
+        <w:tblPrEx>
+          <w:tblBorders>
+            <w:top w:val="single" w:color="4F81BC" w:sz="8" w:space="0"/>
+            <w:left w:val="single" w:color="4F81BC" w:sz="8" w:space="0"/>
+            <w:bottom w:val="single" w:color="4F81BC" w:sz="8" w:space="0"/>
+            <w:right w:val="single" w:color="4F81BC" w:sz="8" w:space="0"/>
+            <w:insideH w:val="single" w:color="4F81BC" w:sz="8" w:space="0"/>
+            <w:insideV w:val="single" w:color="4F81BC" w:sz="8" w:space="0"/>
+          </w:tblBorders>
+          <w:tblLayout w:type="fixed"/>
+          <w:tblCellMar>
+            <w:top w:w="0" w:type="dxa"/>
+            <w:left w:w="0" w:type="dxa"/>
+            <w:bottom w:w="0" w:type="dxa"/>
+            <w:right w:w="0" w:type="dxa"/>
+          </w:tblCellMar>
+        </w:tblPrEx>
+        <w:trPr>
+          <w:trHeight w:val="359" w:hRule="atLeast"/>
+        </w:trPr>
+        <w:tc>
+          <w:tcPr>
+            <w:tcW w:w="2377" w:type="dxa"/>
+          </w:tcPr>
+          <w:p>
+            <w:pPr>
+              <w:pStyle w:val="6"/>
+              <w:spacing w:before="32"/>
+              <w:ind w:left="107"/>
+              <w:rPr>
+                <w:b/>
+                <w:sz w:val="24"/>
+              </w:rPr>
+            </w:pPr>
+            <w:r>
+              <w:rPr>
+                <w:b/>
+                <w:sz w:val="24"/>
+              </w:rPr>
+              <w:t>Use</w:t>
+            </w:r>
+            <w:r>
+              <w:rPr>
+                <w:b/>
+                <w:spacing w:val="-3"/>
+                <w:sz w:val="24"/>
+              </w:rPr>
+              <w:t xml:space="preserve"> </w:t>
+            </w:r>
+            <w:r>
+              <w:rPr>
+                <w:b/>
+                <w:sz w:val="24"/>
+              </w:rPr>
+              <w:t>Use</w:t>
+            </w:r>
+            <w:r>
+              <w:rPr>
+                <w:b/>
+                <w:spacing w:val="-3"/>
+                <w:sz w:val="24"/>
+              </w:rPr>
+              <w:t xml:space="preserve"> </w:t>
+            </w:r>
+            <w:r>
+              <w:rPr>
+                <w:b/>
+                <w:spacing w:val="-4"/>
+                <w:sz w:val="24"/>
+              </w:rPr>
+              <w:t>Case</w:t>
+            </w:r>
+          </w:p>
+        </w:tc>
+        <w:tc>
+          <w:tcPr>
+            <w:tcW w:w="5987" w:type="dxa"/>
+          </w:tcPr>
+          <w:p>
+            <w:pPr>
+              <w:pStyle w:val="6"/>
+              <w:spacing w:before="35"/>
+              <w:rPr>
+                <w:rFonts w:hint="eastAsia" w:ascii="Times New Roman" w:eastAsia="新細明體"/>
+                <w:sz w:val="22"/>
+                <w:lang w:eastAsia="zh-TW"/>
+              </w:rPr>
+            </w:pPr>
+            <w:r>
+              <w:rPr>
+                <w:rFonts w:ascii="SimSun" w:hAnsi="SimSun" w:eastAsia="SimSun" w:cs="SimSun"/>
+                <w:sz w:val="24"/>
+                <w:szCs w:val="24"/>
+              </w:rPr>
+              <w:t>UC-8.1（我要發文）、UC-8.2（發文名稱選擇）、UC-8.3（審核後無誤交流區）</w:t>
+            </w:r>
+          </w:p>
+        </w:tc>
+      </w:tr>
+      <w:tr>
+        <w:tblPrEx>
+          <w:tblLayout w:type="fixed"/>
+          <w:tblCellMar>
+            <w:top w:w="0" w:type="dxa"/>
+            <w:left w:w="0" w:type="dxa"/>
+            <w:bottom w:w="0" w:type="dxa"/>
+            <w:right w:w="0" w:type="dxa"/>
+          </w:tblCellMar>
+        </w:tblPrEx>
+        <w:trPr>
+          <w:trHeight w:val="361" w:hRule="atLeast"/>
+        </w:trPr>
+        <w:tc>
+          <w:tcPr>
+            <w:tcW w:w="2377" w:type="dxa"/>
+            <w:shd w:val="clear" w:color="auto" w:fill="D2DFED"/>
+          </w:tcPr>
+          <w:p>
+            <w:pPr>
+              <w:pStyle w:val="6"/>
+              <w:spacing w:before="35"/>
+              <w:ind w:left="107"/>
+              <w:rPr>
+                <w:b/>
+                <w:sz w:val="24"/>
+              </w:rPr>
+            </w:pPr>
+            <w:r>
+              <w:rPr>
+                <w:b/>
+                <w:sz w:val="24"/>
+              </w:rPr>
+              <w:t>Extend</w:t>
+            </w:r>
+            <w:r>
+              <w:rPr>
+                <w:b/>
+                <w:spacing w:val="-5"/>
+                <w:sz w:val="24"/>
+              </w:rPr>
+              <w:t xml:space="preserve"> </w:t>
+            </w:r>
+            <w:r>
+              <w:rPr>
+                <w:b/>
+                <w:sz w:val="24"/>
+              </w:rPr>
+              <w:t>Use</w:t>
+            </w:r>
+            <w:r>
+              <w:rPr>
+                <w:b/>
+                <w:spacing w:val="-3"/>
+                <w:sz w:val="24"/>
+              </w:rPr>
+              <w:t xml:space="preserve"> </w:t>
+            </w:r>
+            <w:r>
+              <w:rPr>
+                <w:b/>
+                <w:spacing w:val="-4"/>
+                <w:sz w:val="24"/>
+              </w:rPr>
+              <w:t>Case</w:t>
+            </w:r>
+          </w:p>
+        </w:tc>
+        <w:tc>
+          <w:tcPr>
+            <w:tcW w:w="5987" w:type="dxa"/>
+            <w:shd w:val="clear" w:color="auto" w:fill="D2DFED"/>
+          </w:tcPr>
+          <w:p>
+            <w:pPr>
+              <w:pStyle w:val="6"/>
+              <w:spacing w:before="35"/>
+              <w:rPr>
+                <w:rFonts w:hint="eastAsia" w:eastAsia="新細明體"/>
+                <w:sz w:val="24"/>
+                <w:lang w:val="en-US" w:eastAsia="zh-TW"/>
+              </w:rPr>
+            </w:pPr>
+            <w:r>
+              <w:rPr>
+                <w:rFonts w:ascii="SimSun" w:hAnsi="SimSun" w:eastAsia="SimSun" w:cs="SimSun"/>
+                <w:sz w:val="24"/>
+                <w:szCs w:val="24"/>
+              </w:rPr>
+              <w:t>無</w:t>
+            </w:r>
+          </w:p>
+        </w:tc>
+      </w:tr>
+      <w:tr>
+        <w:tblPrEx>
+          <w:tblBorders>
+            <w:top w:val="single" w:color="4F81BC" w:sz="8" w:space="0"/>
+            <w:left w:val="single" w:color="4F81BC" w:sz="8" w:space="0"/>
+            <w:bottom w:val="single" w:color="4F81BC" w:sz="8" w:space="0"/>
+            <w:right w:val="single" w:color="4F81BC" w:sz="8" w:space="0"/>
+            <w:insideH w:val="single" w:color="4F81BC" w:sz="8" w:space="0"/>
+            <w:insideV w:val="single" w:color="4F81BC" w:sz="8" w:space="0"/>
+          </w:tblBorders>
+          <w:tblLayout w:type="fixed"/>
+          <w:tblCellMar>
+            <w:top w:w="0" w:type="dxa"/>
+            <w:left w:w="0" w:type="dxa"/>
+            <w:bottom w:w="0" w:type="dxa"/>
+            <w:right w:w="0" w:type="dxa"/>
+          </w:tblCellMar>
+        </w:tblPrEx>
+        <w:trPr>
+          <w:trHeight w:val="359" w:hRule="atLeast"/>
+        </w:trPr>
+        <w:tc>
+          <w:tcPr>
+            <w:tcW w:w="2377" w:type="dxa"/>
+          </w:tcPr>
+          <w:p>
+            <w:pPr>
+              <w:pStyle w:val="6"/>
+              <w:spacing w:before="33"/>
+              <w:ind w:left="107"/>
+              <w:rPr>
+                <w:b/>
+                <w:sz w:val="24"/>
+              </w:rPr>
+            </w:pPr>
+            <w:r>
+              <w:rPr>
+                <w:b/>
+                <w:sz w:val="24"/>
+              </w:rPr>
+              <w:t xml:space="preserve">Business </w:t>
+            </w:r>
+            <w:r>
+              <w:rPr>
+                <w:b/>
+                <w:spacing w:val="-2"/>
+                <w:sz w:val="24"/>
+              </w:rPr>
+              <w:t>Rules</w:t>
+            </w:r>
+          </w:p>
+        </w:tc>
+        <w:tc>
+          <w:tcPr>
+            <w:tcW w:w="5987" w:type="dxa"/>
+          </w:tcPr>
+          <w:p>
+            <w:pPr>
+              <w:pStyle w:val="6"/>
+              <w:rPr>
+                <w:rFonts w:ascii="SimSun" w:hAnsi="SimSun" w:eastAsia="SimSun" w:cs="SimSun"/>
+                <w:sz w:val="24"/>
+                <w:szCs w:val="24"/>
+              </w:rPr>
+            </w:pPr>
+            <w:r>
+              <w:rPr>
+                <w:rFonts w:ascii="SimSun" w:hAnsi="SimSun" w:eastAsia="SimSun" w:cs="SimSun"/>
+                <w:sz w:val="24"/>
+                <w:szCs w:val="24"/>
+              </w:rPr>
+              <w:t>發文不得包含違禁字詞、敏感資訊；審核需在3秒內完成</w:t>
+            </w:r>
+          </w:p>
+        </w:tc>
+      </w:tr>
+      <w:tr>
+        <w:tblPrEx>
+          <w:tblBorders>
+            <w:top w:val="single" w:color="4F81BC" w:sz="8" w:space="0"/>
+            <w:left w:val="single" w:color="4F81BC" w:sz="8" w:space="0"/>
+            <w:bottom w:val="single" w:color="4F81BC" w:sz="8" w:space="0"/>
+            <w:right w:val="single" w:color="4F81BC" w:sz="8" w:space="0"/>
+            <w:insideH w:val="single" w:color="4F81BC" w:sz="8" w:space="0"/>
+            <w:insideV w:val="single" w:color="4F81BC" w:sz="8" w:space="0"/>
+          </w:tblBorders>
+          <w:tblLayout w:type="fixed"/>
+          <w:tblCellMar>
+            <w:top w:w="0" w:type="dxa"/>
+            <w:left w:w="0" w:type="dxa"/>
+            <w:bottom w:w="0" w:type="dxa"/>
+            <w:right w:w="0" w:type="dxa"/>
+          </w:tblCellMar>
+        </w:tblPrEx>
+        <w:trPr>
+          <w:trHeight w:val="359" w:hRule="atLeast"/>
+        </w:trPr>
+        <w:tc>
+          <w:tcPr>
+            <w:tcW w:w="2377" w:type="dxa"/>
+            <w:shd w:val="clear" w:color="auto" w:fill="D2DFED"/>
+          </w:tcPr>
+          <w:p>
+            <w:pPr>
+              <w:pStyle w:val="6"/>
+              <w:spacing w:before="32"/>
+              <w:ind w:left="107"/>
+              <w:rPr>
+                <w:b/>
+                <w:sz w:val="24"/>
+              </w:rPr>
+            </w:pPr>
+            <w:r>
+              <w:rPr>
+                <w:b/>
+                <w:sz w:val="24"/>
+              </w:rPr>
+              <w:t>Special</w:t>
+            </w:r>
+            <w:r>
+              <w:rPr>
+                <w:b/>
+                <w:spacing w:val="-2"/>
+                <w:sz w:val="24"/>
+              </w:rPr>
+              <w:t xml:space="preserve"> Requirements</w:t>
+            </w:r>
+          </w:p>
+        </w:tc>
+        <w:tc>
+          <w:tcPr>
+            <w:tcW w:w="5987" w:type="dxa"/>
+            <w:shd w:val="clear" w:color="auto" w:fill="D2DFED"/>
+          </w:tcPr>
+          <w:p>
+            <w:pPr>
+              <w:pStyle w:val="6"/>
+              <w:rPr>
+                <w:rFonts w:ascii="SimSun" w:hAnsi="SimSun" w:eastAsia="SimSun" w:cs="SimSun"/>
+                <w:sz w:val="24"/>
+                <w:szCs w:val="24"/>
+              </w:rPr>
+            </w:pPr>
+            <w:r>
+              <w:rPr>
+                <w:rFonts w:ascii="SimSun" w:hAnsi="SimSun" w:eastAsia="SimSun" w:cs="SimSun"/>
+                <w:sz w:val="24"/>
+                <w:szCs w:val="24"/>
+              </w:rPr>
+              <w:t>AI 審核模組需具備實時檢測與審查機制</w:t>
+            </w:r>
+          </w:p>
+        </w:tc>
+      </w:tr>
+      <w:tr>
+        <w:tblPrEx>
+          <w:tblBorders>
+            <w:top w:val="single" w:color="4F81BC" w:sz="8" w:space="0"/>
+            <w:left w:val="single" w:color="4F81BC" w:sz="8" w:space="0"/>
+            <w:bottom w:val="single" w:color="4F81BC" w:sz="8" w:space="0"/>
+            <w:right w:val="single" w:color="4F81BC" w:sz="8" w:space="0"/>
+            <w:insideH w:val="single" w:color="4F81BC" w:sz="8" w:space="0"/>
+            <w:insideV w:val="single" w:color="4F81BC" w:sz="8" w:space="0"/>
+          </w:tblBorders>
+          <w:tblLayout w:type="fixed"/>
+          <w:tblCellMar>
+            <w:top w:w="0" w:type="dxa"/>
+            <w:left w:w="0" w:type="dxa"/>
+            <w:bottom w:w="0" w:type="dxa"/>
+            <w:right w:w="0" w:type="dxa"/>
+          </w:tblCellMar>
+        </w:tblPrEx>
+        <w:trPr>
+          <w:trHeight w:val="361" w:hRule="atLeast"/>
+        </w:trPr>
+        <w:tc>
+          <w:tcPr>
+            <w:tcW w:w="2377" w:type="dxa"/>
+          </w:tcPr>
+          <w:p>
+            <w:pPr>
+              <w:pStyle w:val="6"/>
+              <w:spacing w:before="35"/>
+              <w:ind w:left="107"/>
+              <w:rPr>
+                <w:b/>
+                <w:sz w:val="24"/>
+              </w:rPr>
+            </w:pPr>
+            <w:r>
+              <w:rPr>
+                <w:b/>
+                <w:spacing w:val="-2"/>
+                <w:sz w:val="24"/>
+              </w:rPr>
+              <w:t>Artifacts</w:t>
+            </w:r>
+          </w:p>
+        </w:tc>
+        <w:tc>
+          <w:tcPr>
+            <w:tcW w:w="5987" w:type="dxa"/>
+          </w:tcPr>
+          <w:p>
+            <w:pPr>
+              <w:pStyle w:val="6"/>
+              <w:rPr>
+                <w:rFonts w:ascii="SimSun" w:hAnsi="SimSun" w:eastAsia="SimSun" w:cs="SimSun"/>
+                <w:sz w:val="24"/>
+                <w:szCs w:val="24"/>
+              </w:rPr>
+            </w:pPr>
+            <w:r>
+              <w:rPr>
+                <w:rFonts w:ascii="SimSun" w:hAnsi="SimSun" w:eastAsia="SimSun" w:cs="SimSun"/>
+                <w:sz w:val="24"/>
+                <w:szCs w:val="24"/>
+              </w:rPr>
+              <w:t>發文資料、AI 審查紀錄、交流區顯示資料</w:t>
+            </w:r>
+          </w:p>
+        </w:tc>
+      </w:tr>
+      <w:tr>
+        <w:tblPrEx>
+          <w:tblBorders>
+            <w:top w:val="single" w:color="4F81BC" w:sz="8" w:space="0"/>
+            <w:left w:val="single" w:color="4F81BC" w:sz="8" w:space="0"/>
+            <w:bottom w:val="single" w:color="4F81BC" w:sz="8" w:space="0"/>
+            <w:right w:val="single" w:color="4F81BC" w:sz="8" w:space="0"/>
+            <w:insideH w:val="single" w:color="4F81BC" w:sz="8" w:space="0"/>
+            <w:insideV w:val="single" w:color="4F81BC" w:sz="8" w:space="0"/>
+          </w:tblBorders>
+          <w:tblLayout w:type="fixed"/>
+          <w:tblCellMar>
+            <w:top w:w="0" w:type="dxa"/>
+            <w:left w:w="0" w:type="dxa"/>
+            <w:bottom w:w="0" w:type="dxa"/>
+            <w:right w:w="0" w:type="dxa"/>
+          </w:tblCellMar>
+        </w:tblPrEx>
+        <w:trPr>
+          <w:trHeight w:val="359" w:hRule="atLeast"/>
+        </w:trPr>
+        <w:tc>
+          <w:tcPr>
+            <w:tcW w:w="2377" w:type="dxa"/>
+            <w:shd w:val="clear" w:color="auto" w:fill="D2DFED"/>
+          </w:tcPr>
+          <w:p>
+            <w:pPr>
+              <w:pStyle w:val="6"/>
+              <w:spacing w:before="32"/>
+              <w:ind w:left="107"/>
+              <w:rPr>
+                <w:b/>
+                <w:sz w:val="24"/>
+              </w:rPr>
+            </w:pPr>
+            <w:r>
+              <w:rPr>
+                <w:b/>
+                <w:sz w:val="24"/>
+              </w:rPr>
+              <w:t>Use</w:t>
+            </w:r>
+            <w:r>
+              <w:rPr>
+                <w:b/>
+                <w:spacing w:val="-3"/>
+                <w:sz w:val="24"/>
+              </w:rPr>
+              <w:t xml:space="preserve"> </w:t>
+            </w:r>
+            <w:r>
+              <w:rPr>
+                <w:b/>
+                <w:sz w:val="24"/>
+              </w:rPr>
+              <w:t>Case</w:t>
+            </w:r>
+            <w:r>
+              <w:rPr>
+                <w:b/>
+                <w:spacing w:val="-3"/>
+                <w:sz w:val="24"/>
+              </w:rPr>
+              <w:t xml:space="preserve"> </w:t>
+            </w:r>
+            <w:r>
+              <w:rPr>
+                <w:b/>
+                <w:spacing w:val="-2"/>
+                <w:sz w:val="24"/>
+              </w:rPr>
+              <w:t>Glossary</w:t>
+            </w:r>
+          </w:p>
+        </w:tc>
+        <w:tc>
+          <w:tcPr>
+            <w:tcW w:w="5987" w:type="dxa"/>
+            <w:shd w:val="clear" w:color="auto" w:fill="D2DFED"/>
+          </w:tcPr>
+          <w:p>
+            <w:pPr>
+              <w:pStyle w:val="6"/>
+              <w:rPr>
+                <w:rFonts w:ascii="SimSun" w:hAnsi="SimSun" w:eastAsia="SimSun" w:cs="SimSun"/>
+                <w:sz w:val="24"/>
+                <w:szCs w:val="24"/>
+              </w:rPr>
+            </w:pPr>
+            <w:r>
+              <w:rPr>
+                <w:rFonts w:ascii="SimSun" w:hAnsi="SimSun" w:eastAsia="SimSun" w:cs="SimSun"/>
+                <w:sz w:val="24"/>
+                <w:szCs w:val="24"/>
+              </w:rPr>
+              <w:t>發文名稱</w:t>
+            </w:r>
+            <w:r>
+              <w:rPr>
+                <w:rFonts w:hint="eastAsia" w:ascii="SimSun" w:hAnsi="SimSun" w:eastAsia="新細明體" w:cs="SimSun"/>
+                <w:sz w:val="24"/>
+                <w:szCs w:val="24"/>
+                <w:lang w:val="en-US" w:eastAsia="zh-TW"/>
+              </w:rPr>
+              <w:t xml:space="preserve">: </w:t>
+            </w:r>
+            <w:r>
+              <w:rPr>
+                <w:rFonts w:ascii="SimSun" w:hAnsi="SimSun" w:eastAsia="SimSun" w:cs="SimSun"/>
+                <w:sz w:val="24"/>
+                <w:szCs w:val="24"/>
+              </w:rPr>
+              <w:t>匿名 or 暱稱（擷取自用戶資料）</w:t>
+            </w:r>
+          </w:p>
+          <w:p>
+            <w:pPr>
+              <w:pStyle w:val="6"/>
+              <w:rPr>
+                <w:rFonts w:ascii="SimSun" w:hAnsi="SimSun" w:eastAsia="SimSun" w:cs="SimSun"/>
+                <w:sz w:val="24"/>
+                <w:szCs w:val="24"/>
+              </w:rPr>
+            </w:pPr>
+            <w:r>
+              <w:rPr>
+                <w:rFonts w:ascii="SimSun" w:hAnsi="SimSun" w:eastAsia="SimSun" w:cs="SimSun"/>
+                <w:sz w:val="24"/>
+                <w:szCs w:val="24"/>
+              </w:rPr>
+              <w:t>交流文章</w:t>
+            </w:r>
+            <w:r>
+              <w:rPr>
+                <w:rFonts w:hint="eastAsia" w:ascii="SimSun" w:hAnsi="SimSun" w:eastAsia="新細明體" w:cs="SimSun"/>
+                <w:sz w:val="24"/>
+                <w:szCs w:val="24"/>
+                <w:lang w:val="en-US" w:eastAsia="zh-TW"/>
+              </w:rPr>
+              <w:t xml:space="preserve">: </w:t>
+            </w:r>
+            <w:r>
+              <w:rPr>
+                <w:rFonts w:ascii="SimSun" w:hAnsi="SimSun" w:eastAsia="SimSun" w:cs="SimSun"/>
+                <w:sz w:val="24"/>
+                <w:szCs w:val="24"/>
+              </w:rPr>
+              <w:t>由使用者撰寫並上架的互動貼文</w:t>
+            </w:r>
+          </w:p>
+        </w:tc>
+      </w:tr>
+    </w:tbl>
+    <w:p/>
+    <w:tbl>
+      <w:tblPr>
+        <w:tblStyle w:val="5"/>
+        <w:tblpPr w:leftFromText="180" w:rightFromText="180" w:vertAnchor="text" w:horzAnchor="page" w:tblpX="1707" w:tblpY="1009"/>
+        <w:tblOverlap w:val="never"/>
+        <w:tblW w:w="8364" w:type="dxa"/>
+        <w:tblInd w:w="0" w:type="dxa"/>
+        <w:tblBorders>
+          <w:top w:val="single" w:color="4F81BC" w:sz="8" w:space="0"/>
+          <w:left w:val="single" w:color="4F81BC" w:sz="8" w:space="0"/>
+          <w:bottom w:val="single" w:color="4F81BC" w:sz="8" w:space="0"/>
+          <w:right w:val="single" w:color="4F81BC" w:sz="8" w:space="0"/>
+          <w:insideH w:val="single" w:color="4F81BC" w:sz="8" w:space="0"/>
+          <w:insideV w:val="single" w:color="4F81BC" w:sz="8" w:space="0"/>
+        </w:tblBorders>
+        <w:tblLayout w:type="fixed"/>
+        <w:tblCellMar>
+          <w:top w:w="0" w:type="dxa"/>
+          <w:left w:w="0" w:type="dxa"/>
+          <w:bottom w:w="0" w:type="dxa"/>
+          <w:right w:w="0" w:type="dxa"/>
+        </w:tblCellMar>
+      </w:tblPr>
+      <w:tblGrid>
+        <w:gridCol w:w="2377"/>
+        <w:gridCol w:w="5987"/>
+      </w:tblGrid>
+      <w:tr>
+        <w:tblPrEx>
+          <w:tblBorders>
+            <w:top w:val="single" w:color="4F81BC" w:sz="8" w:space="0"/>
+            <w:left w:val="single" w:color="4F81BC" w:sz="8" w:space="0"/>
+            <w:bottom w:val="single" w:color="4F81BC" w:sz="8" w:space="0"/>
+            <w:right w:val="single" w:color="4F81BC" w:sz="8" w:space="0"/>
+            <w:insideH w:val="single" w:color="4F81BC" w:sz="8" w:space="0"/>
+            <w:insideV w:val="single" w:color="4F81BC" w:sz="8" w:space="0"/>
+          </w:tblBorders>
+          <w:tblLayout w:type="fixed"/>
+          <w:tblCellMar>
+            <w:top w:w="0" w:type="dxa"/>
+            <w:left w:w="0" w:type="dxa"/>
+            <w:bottom w:w="0" w:type="dxa"/>
+            <w:right w:w="0" w:type="dxa"/>
+          </w:tblCellMar>
+        </w:tblPrEx>
+        <w:trPr>
+          <w:trHeight w:val="359" w:hRule="atLeast"/>
+        </w:trPr>
+        <w:tc>
+          <w:tcPr>
+            <w:tcW w:w="2377" w:type="dxa"/>
+            <w:tcBorders>
+              <w:bottom w:val="single" w:color="4F81BC" w:sz="18" w:space="0"/>
+            </w:tcBorders>
+          </w:tcPr>
+          <w:p>
+            <w:pPr>
+              <w:pStyle w:val="6"/>
+              <w:spacing w:before="33"/>
+              <w:ind w:left="107"/>
+              <w:rPr>
+                <w:b/>
+                <w:sz w:val="24"/>
+              </w:rPr>
+            </w:pPr>
+            <w:r>
+              <w:rPr>
+                <w:b/>
+                <w:sz w:val="24"/>
+              </w:rPr>
+              <w:t>Use</w:t>
+            </w:r>
+            <w:r>
+              <w:rPr>
+                <w:b/>
+                <w:spacing w:val="-3"/>
+                <w:sz w:val="24"/>
+              </w:rPr>
+              <w:t xml:space="preserve"> </w:t>
+            </w:r>
+            <w:r>
+              <w:rPr>
+                <w:b/>
+                <w:sz w:val="24"/>
+              </w:rPr>
+              <w:t>Case</w:t>
+            </w:r>
+            <w:r>
+              <w:rPr>
+                <w:b/>
+                <w:spacing w:val="-3"/>
+                <w:sz w:val="24"/>
+              </w:rPr>
+              <w:t xml:space="preserve"> </w:t>
+            </w:r>
+            <w:r>
+              <w:rPr>
+                <w:b/>
+                <w:spacing w:val="-5"/>
+                <w:sz w:val="24"/>
+              </w:rPr>
+              <w:t>ID</w:t>
+            </w:r>
+          </w:p>
+        </w:tc>
+        <w:tc>
+          <w:tcPr>
+            <w:tcW w:w="5987" w:type="dxa"/>
+            <w:tcBorders>
+              <w:bottom w:val="single" w:color="4F81BC" w:sz="18" w:space="0"/>
+            </w:tcBorders>
+          </w:tcPr>
+          <w:p>
+            <w:pPr>
+              <w:pStyle w:val="6"/>
+              <w:spacing w:before="33"/>
+              <w:ind w:left="107"/>
+              <w:rPr>
+                <w:b/>
+                <w:sz w:val="24"/>
+              </w:rPr>
+            </w:pPr>
+            <w:r>
+              <w:rPr>
+                <w:rFonts w:ascii="SimSun" w:hAnsi="SimSun" w:eastAsia="SimSun" w:cs="SimSun"/>
+                <w:sz w:val="24"/>
+                <w:szCs w:val="24"/>
+              </w:rPr>
+              <w:t>UC-</w:t>
+            </w:r>
+            <w:r>
+              <w:rPr>
+                <w:rFonts w:hint="eastAsia" w:ascii="SimSun" w:hAnsi="SimSun" w:eastAsia="新細明體" w:cs="SimSun"/>
+                <w:sz w:val="24"/>
+                <w:szCs w:val="24"/>
+                <w:lang w:val="en-US" w:eastAsia="zh-TW"/>
+              </w:rPr>
+              <w:t>8.1</w:t>
+            </w:r>
+          </w:p>
+        </w:tc>
+      </w:tr>
+      <w:tr>
+        <w:tblPrEx>
+          <w:tblBorders>
+            <w:top w:val="single" w:color="4F81BC" w:sz="8" w:space="0"/>
+            <w:left w:val="single" w:color="4F81BC" w:sz="8" w:space="0"/>
+            <w:bottom w:val="single" w:color="4F81BC" w:sz="8" w:space="0"/>
+            <w:right w:val="single" w:color="4F81BC" w:sz="8" w:space="0"/>
+            <w:insideH w:val="single" w:color="4F81BC" w:sz="8" w:space="0"/>
+            <w:insideV w:val="single" w:color="4F81BC" w:sz="8" w:space="0"/>
+          </w:tblBorders>
+          <w:tblLayout w:type="fixed"/>
+          <w:tblCellMar>
+            <w:top w:w="0" w:type="dxa"/>
+            <w:left w:w="0" w:type="dxa"/>
+            <w:bottom w:w="0" w:type="dxa"/>
+            <w:right w:w="0" w:type="dxa"/>
+          </w:tblCellMar>
+        </w:tblPrEx>
+        <w:trPr>
+          <w:trHeight w:val="361" w:hRule="atLeast"/>
+        </w:trPr>
+        <w:tc>
+          <w:tcPr>
+            <w:tcW w:w="2377" w:type="dxa"/>
+            <w:tcBorders>
+              <w:top w:val="single" w:color="4F81BC" w:sz="18" w:space="0"/>
+            </w:tcBorders>
+            <w:shd w:val="clear" w:color="auto" w:fill="D2DFED"/>
+          </w:tcPr>
+          <w:p>
+            <w:pPr>
+              <w:pStyle w:val="6"/>
+              <w:spacing w:before="34"/>
+              <w:ind w:left="107"/>
+              <w:rPr>
+                <w:b/>
+                <w:sz w:val="24"/>
+              </w:rPr>
+            </w:pPr>
+            <w:r>
+              <w:rPr>
+                <w:b/>
+                <w:sz w:val="24"/>
+              </w:rPr>
+              <w:t>Use</w:t>
+            </w:r>
+            <w:r>
+              <w:rPr>
+                <w:b/>
+                <w:spacing w:val="-3"/>
+                <w:sz w:val="24"/>
+              </w:rPr>
+              <w:t xml:space="preserve"> </w:t>
+            </w:r>
+            <w:r>
+              <w:rPr>
+                <w:b/>
+                <w:sz w:val="24"/>
+              </w:rPr>
+              <w:t>Case</w:t>
+            </w:r>
+            <w:r>
+              <w:rPr>
+                <w:b/>
+                <w:spacing w:val="-3"/>
+                <w:sz w:val="24"/>
+              </w:rPr>
+              <w:t xml:space="preserve"> </w:t>
+            </w:r>
+            <w:r>
+              <w:rPr>
+                <w:b/>
+                <w:spacing w:val="-4"/>
+                <w:sz w:val="24"/>
+              </w:rPr>
+              <w:t>Name</w:t>
+            </w:r>
+          </w:p>
+        </w:tc>
+        <w:tc>
+          <w:tcPr>
+            <w:tcW w:w="5987" w:type="dxa"/>
+            <w:tcBorders>
+              <w:top w:val="single" w:color="4F81BC" w:sz="18" w:space="0"/>
+            </w:tcBorders>
+            <w:shd w:val="clear" w:color="auto" w:fill="D2DFED"/>
+          </w:tcPr>
+          <w:p>
+            <w:pPr>
+              <w:pStyle w:val="6"/>
+              <w:spacing w:before="34"/>
+              <w:ind w:left="107"/>
+              <w:rPr>
+                <w:sz w:val="24"/>
+              </w:rPr>
+            </w:pPr>
+            <w:r>
+              <w:rPr>
+                <w:rFonts w:ascii="SimSun" w:hAnsi="SimSun" w:eastAsia="SimSun" w:cs="SimSun"/>
+                <w:sz w:val="24"/>
+                <w:szCs w:val="24"/>
+              </w:rPr>
+              <w:t>我要發文</w:t>
+            </w:r>
+          </w:p>
+        </w:tc>
+      </w:tr>
+      <w:tr>
+        <w:tblPrEx>
+          <w:tblBorders>
+            <w:top w:val="single" w:color="4F81BC" w:sz="8" w:space="0"/>
+            <w:left w:val="single" w:color="4F81BC" w:sz="8" w:space="0"/>
+            <w:bottom w:val="single" w:color="4F81BC" w:sz="8" w:space="0"/>
+            <w:right w:val="single" w:color="4F81BC" w:sz="8" w:space="0"/>
+            <w:insideH w:val="single" w:color="4F81BC" w:sz="8" w:space="0"/>
+            <w:insideV w:val="single" w:color="4F81BC" w:sz="8" w:space="0"/>
+          </w:tblBorders>
+          <w:tblLayout w:type="fixed"/>
+          <w:tblCellMar>
+            <w:top w:w="0" w:type="dxa"/>
+            <w:left w:w="0" w:type="dxa"/>
+            <w:bottom w:w="0" w:type="dxa"/>
+            <w:right w:w="0" w:type="dxa"/>
+          </w:tblCellMar>
+        </w:tblPrEx>
+        <w:trPr>
+          <w:trHeight w:val="359" w:hRule="atLeast"/>
+        </w:trPr>
+        <w:tc>
+          <w:tcPr>
+            <w:tcW w:w="2377" w:type="dxa"/>
+          </w:tcPr>
+          <w:p>
+            <w:pPr>
+              <w:pStyle w:val="6"/>
+              <w:spacing w:before="32"/>
+              <w:ind w:left="107"/>
+              <w:rPr>
+                <w:b/>
+                <w:sz w:val="24"/>
+              </w:rPr>
+            </w:pPr>
+            <w:r>
+              <w:rPr>
+                <w:b/>
+                <w:spacing w:val="-4"/>
+                <w:sz w:val="24"/>
+              </w:rPr>
+              <w:t>Goal</w:t>
+            </w:r>
+          </w:p>
+        </w:tc>
+        <w:tc>
+          <w:tcPr>
+            <w:tcW w:w="5987" w:type="dxa"/>
+          </w:tcPr>
+          <w:p>
+            <w:pPr>
+              <w:pStyle w:val="6"/>
+              <w:spacing w:before="32"/>
+              <w:ind w:left="107"/>
+              <w:rPr>
+                <w:sz w:val="24"/>
+              </w:rPr>
+            </w:pPr>
+            <w:r>
+              <w:rPr>
+                <w:rFonts w:ascii="SimSun" w:hAnsi="SimSun" w:eastAsia="SimSun" w:cs="SimSun"/>
+                <w:sz w:val="24"/>
+                <w:szCs w:val="24"/>
+              </w:rPr>
+              <w:t>讓使用者發表一則交流區貼文</w:t>
+            </w:r>
+          </w:p>
+        </w:tc>
+      </w:tr>
+      <w:tr>
+        <w:tblPrEx>
+          <w:tblBorders>
+            <w:top w:val="single" w:color="4F81BC" w:sz="8" w:space="0"/>
+            <w:left w:val="single" w:color="4F81BC" w:sz="8" w:space="0"/>
+            <w:bottom w:val="single" w:color="4F81BC" w:sz="8" w:space="0"/>
+            <w:right w:val="single" w:color="4F81BC" w:sz="8" w:space="0"/>
+            <w:insideH w:val="single" w:color="4F81BC" w:sz="8" w:space="0"/>
+            <w:insideV w:val="single" w:color="4F81BC" w:sz="8" w:space="0"/>
+          </w:tblBorders>
+          <w:tblLayout w:type="fixed"/>
+          <w:tblCellMar>
+            <w:top w:w="0" w:type="dxa"/>
+            <w:left w:w="0" w:type="dxa"/>
+            <w:bottom w:w="0" w:type="dxa"/>
+            <w:right w:w="0" w:type="dxa"/>
+          </w:tblCellMar>
+        </w:tblPrEx>
+        <w:trPr>
+          <w:trHeight w:val="721" w:hRule="atLeast"/>
+        </w:trPr>
+        <w:tc>
+          <w:tcPr>
+            <w:tcW w:w="2377" w:type="dxa"/>
+            <w:shd w:val="clear" w:color="auto" w:fill="D2DFED"/>
+          </w:tcPr>
+          <w:p>
+            <w:pPr>
+              <w:pStyle w:val="6"/>
+              <w:spacing w:before="35"/>
+              <w:ind w:left="107"/>
+              <w:rPr>
+                <w:b/>
+                <w:sz w:val="24"/>
+              </w:rPr>
+            </w:pPr>
+            <w:r>
+              <w:rPr>
+                <w:b/>
+                <w:spacing w:val="-2"/>
+                <w:sz w:val="24"/>
+              </w:rPr>
+              <w:t>Requirements</w:t>
+            </w:r>
+          </w:p>
+        </w:tc>
+        <w:tc>
+          <w:tcPr>
+            <w:tcW w:w="5987" w:type="dxa"/>
+            <w:shd w:val="clear" w:color="auto" w:fill="D2DFED"/>
+          </w:tcPr>
+          <w:p>
+            <w:pPr>
+              <w:pStyle w:val="6"/>
+              <w:spacing w:before="67"/>
+              <w:ind w:left="107"/>
+              <w:rPr>
+                <w:sz w:val="24"/>
+              </w:rPr>
+            </w:pPr>
+            <w:r>
+              <w:rPr>
+                <w:rFonts w:ascii="SimSun" w:hAnsi="SimSun" w:eastAsia="SimSun" w:cs="SimSun"/>
+                <w:sz w:val="24"/>
+                <w:szCs w:val="24"/>
+              </w:rPr>
+              <w:t>[FR</w:t>
+            </w:r>
+            <w:r>
+              <w:rPr>
+                <w:rFonts w:hint="eastAsia" w:ascii="SimSun" w:hAnsi="SimSun" w:eastAsia="新細明體" w:cs="SimSun"/>
+                <w:sz w:val="24"/>
+                <w:szCs w:val="24"/>
+                <w:lang w:val="en-US" w:eastAsia="zh-TW"/>
+              </w:rPr>
+              <w:t>17</w:t>
+            </w:r>
+            <w:r>
+              <w:rPr>
+                <w:rFonts w:ascii="SimSun" w:hAnsi="SimSun" w:eastAsia="SimSun" w:cs="SimSun"/>
+                <w:sz w:val="24"/>
+                <w:szCs w:val="24"/>
+              </w:rPr>
+              <w:t xml:space="preserve">: 用戶互動發文區] </w:t>
+            </w:r>
+          </w:p>
+        </w:tc>
+      </w:tr>
+      <w:tr>
+        <w:tblPrEx>
+          <w:tblBorders>
+            <w:top w:val="single" w:color="4F81BC" w:sz="8" w:space="0"/>
+            <w:left w:val="single" w:color="4F81BC" w:sz="8" w:space="0"/>
+            <w:bottom w:val="single" w:color="4F81BC" w:sz="8" w:space="0"/>
+            <w:right w:val="single" w:color="4F81BC" w:sz="8" w:space="0"/>
+            <w:insideH w:val="single" w:color="4F81BC" w:sz="8" w:space="0"/>
+            <w:insideV w:val="single" w:color="4F81BC" w:sz="8" w:space="0"/>
+          </w:tblBorders>
+          <w:tblLayout w:type="fixed"/>
+          <w:tblCellMar>
+            <w:top w:w="0" w:type="dxa"/>
+            <w:left w:w="0" w:type="dxa"/>
+            <w:bottom w:w="0" w:type="dxa"/>
+            <w:right w:w="0" w:type="dxa"/>
+          </w:tblCellMar>
+        </w:tblPrEx>
+        <w:trPr>
+          <w:trHeight w:val="719" w:hRule="atLeast"/>
+        </w:trPr>
+        <w:tc>
+          <w:tcPr>
+            <w:tcW w:w="2377" w:type="dxa"/>
+          </w:tcPr>
+          <w:p>
+            <w:pPr>
+              <w:pStyle w:val="6"/>
+              <w:spacing w:before="32"/>
+              <w:ind w:left="107"/>
+              <w:rPr>
+                <w:b/>
+                <w:sz w:val="24"/>
+              </w:rPr>
+            </w:pPr>
+            <w:r>
+              <w:rPr>
+                <w:b/>
+                <w:spacing w:val="-2"/>
+                <w:sz w:val="24"/>
+              </w:rPr>
+              <w:t>Description</w:t>
+            </w:r>
+          </w:p>
+        </w:tc>
+        <w:tc>
+          <w:tcPr>
+            <w:tcW w:w="5987" w:type="dxa"/>
+          </w:tcPr>
+          <w:p>
+            <w:pPr>
+              <w:pStyle w:val="6"/>
+              <w:spacing w:before="67"/>
+              <w:ind w:left="107"/>
+              <w:rPr>
+                <w:sz w:val="24"/>
+              </w:rPr>
+            </w:pPr>
+            <w:r>
+              <w:rPr>
+                <w:rFonts w:ascii="SimSun" w:hAnsi="SimSun" w:eastAsia="SimSun" w:cs="SimSun"/>
+                <w:sz w:val="24"/>
+                <w:szCs w:val="24"/>
+              </w:rPr>
+              <w:t>使用者輸入貼文內容並送出，交由系統進行審核程序</w:t>
+            </w:r>
+          </w:p>
+        </w:tc>
+      </w:tr>
+      <w:tr>
+        <w:tblPrEx>
+          <w:tblBorders>
+            <w:top w:val="single" w:color="4F81BC" w:sz="8" w:space="0"/>
+            <w:left w:val="single" w:color="4F81BC" w:sz="8" w:space="0"/>
+            <w:bottom w:val="single" w:color="4F81BC" w:sz="8" w:space="0"/>
+            <w:right w:val="single" w:color="4F81BC" w:sz="8" w:space="0"/>
+            <w:insideH w:val="single" w:color="4F81BC" w:sz="8" w:space="0"/>
+            <w:insideV w:val="single" w:color="4F81BC" w:sz="8" w:space="0"/>
+          </w:tblBorders>
+          <w:tblLayout w:type="fixed"/>
+          <w:tblCellMar>
+            <w:top w:w="0" w:type="dxa"/>
+            <w:left w:w="0" w:type="dxa"/>
+            <w:bottom w:w="0" w:type="dxa"/>
+            <w:right w:w="0" w:type="dxa"/>
+          </w:tblCellMar>
+        </w:tblPrEx>
+        <w:trPr>
+          <w:trHeight w:val="359" w:hRule="atLeast"/>
+        </w:trPr>
+        <w:tc>
+          <w:tcPr>
+            <w:tcW w:w="2377" w:type="dxa"/>
+            <w:shd w:val="clear" w:color="auto" w:fill="D2DFED"/>
+          </w:tcPr>
+          <w:p>
+            <w:pPr>
+              <w:pStyle w:val="6"/>
+              <w:spacing w:before="32"/>
+              <w:ind w:left="107"/>
+              <w:rPr>
+                <w:b/>
+                <w:sz w:val="24"/>
+              </w:rPr>
+            </w:pPr>
+            <w:r>
+              <w:rPr>
+                <w:b/>
+                <w:spacing w:val="-2"/>
+                <w:sz w:val="24"/>
+              </w:rPr>
+              <w:t>Actor</w:t>
+            </w:r>
+          </w:p>
+        </w:tc>
+        <w:tc>
+          <w:tcPr>
+            <w:tcW w:w="5987" w:type="dxa"/>
+            <w:shd w:val="clear" w:color="auto" w:fill="D2DFED"/>
+          </w:tcPr>
+          <w:p>
+            <w:pPr>
+              <w:pStyle w:val="6"/>
+              <w:rPr>
+                <w:rFonts w:ascii="Times New Roman"/>
+                <w:sz w:val="22"/>
+              </w:rPr>
+            </w:pPr>
+            <w:r>
+              <w:rPr>
+                <w:rFonts w:ascii="SimSun" w:hAnsi="SimSun" w:eastAsia="SimSun" w:cs="SimSun"/>
+                <w:sz w:val="24"/>
+                <w:szCs w:val="24"/>
+              </w:rPr>
+              <w:t>使用者</w:t>
+            </w:r>
+          </w:p>
+        </w:tc>
+      </w:tr>
+      <w:tr>
+        <w:tblPrEx>
+          <w:tblBorders>
+            <w:top w:val="single" w:color="4F81BC" w:sz="8" w:space="0"/>
+            <w:left w:val="single" w:color="4F81BC" w:sz="8" w:space="0"/>
+            <w:bottom w:val="single" w:color="4F81BC" w:sz="8" w:space="0"/>
+            <w:right w:val="single" w:color="4F81BC" w:sz="8" w:space="0"/>
+            <w:insideH w:val="single" w:color="4F81BC" w:sz="8" w:space="0"/>
+            <w:insideV w:val="single" w:color="4F81BC" w:sz="8" w:space="0"/>
+          </w:tblBorders>
+          <w:tblLayout w:type="fixed"/>
+          <w:tblCellMar>
+            <w:top w:w="0" w:type="dxa"/>
+            <w:left w:w="0" w:type="dxa"/>
+            <w:bottom w:w="0" w:type="dxa"/>
+            <w:right w:w="0" w:type="dxa"/>
+          </w:tblCellMar>
+        </w:tblPrEx>
+        <w:trPr>
+          <w:trHeight w:val="361" w:hRule="atLeast"/>
+        </w:trPr>
+        <w:tc>
+          <w:tcPr>
+            <w:tcW w:w="2377" w:type="dxa"/>
+          </w:tcPr>
+          <w:p>
+            <w:pPr>
+              <w:pStyle w:val="6"/>
+              <w:spacing w:before="35"/>
+              <w:ind w:left="107"/>
+              <w:rPr>
+                <w:b/>
+                <w:sz w:val="24"/>
+              </w:rPr>
+            </w:pPr>
+            <w:r>
+              <w:rPr>
+                <w:b/>
+                <w:spacing w:val="-2"/>
+                <w:sz w:val="24"/>
+              </w:rPr>
+              <w:t>Assumptions</w:t>
+            </w:r>
+          </w:p>
+        </w:tc>
+        <w:tc>
+          <w:tcPr>
+            <w:tcW w:w="5987" w:type="dxa"/>
+          </w:tcPr>
+          <w:p>
+            <w:pPr>
+              <w:pStyle w:val="6"/>
+              <w:rPr>
+                <w:rFonts w:ascii="Times New Roman"/>
+                <w:sz w:val="22"/>
+              </w:rPr>
+            </w:pPr>
+            <w:r>
+              <w:rPr>
+                <w:rFonts w:ascii="SimSun" w:hAnsi="SimSun" w:eastAsia="SimSun" w:cs="SimSun"/>
+                <w:sz w:val="24"/>
+                <w:szCs w:val="24"/>
+              </w:rPr>
+              <w:t>使用者已登入並進入交流區介面</w:t>
+            </w:r>
+          </w:p>
+        </w:tc>
+      </w:tr>
+      <w:tr>
+        <w:tblPrEx>
+          <w:tblBorders>
+            <w:top w:val="single" w:color="4F81BC" w:sz="8" w:space="0"/>
+            <w:left w:val="single" w:color="4F81BC" w:sz="8" w:space="0"/>
+            <w:bottom w:val="single" w:color="4F81BC" w:sz="8" w:space="0"/>
+            <w:right w:val="single" w:color="4F81BC" w:sz="8" w:space="0"/>
+            <w:insideH w:val="single" w:color="4F81BC" w:sz="8" w:space="0"/>
+            <w:insideV w:val="single" w:color="4F81BC" w:sz="8" w:space="0"/>
+          </w:tblBorders>
+          <w:tblLayout w:type="fixed"/>
+          <w:tblCellMar>
+            <w:top w:w="0" w:type="dxa"/>
+            <w:left w:w="0" w:type="dxa"/>
+            <w:bottom w:w="0" w:type="dxa"/>
+            <w:right w:w="0" w:type="dxa"/>
+          </w:tblCellMar>
+        </w:tblPrEx>
+        <w:trPr>
+          <w:trHeight w:val="359" w:hRule="atLeast"/>
+        </w:trPr>
+        <w:tc>
+          <w:tcPr>
+            <w:tcW w:w="2377" w:type="dxa"/>
+            <w:shd w:val="clear" w:color="auto" w:fill="D2DFED"/>
+          </w:tcPr>
+          <w:p>
+            <w:pPr>
+              <w:pStyle w:val="6"/>
+              <w:spacing w:before="32"/>
+              <w:ind w:left="107"/>
+              <w:rPr>
+                <w:b/>
+                <w:sz w:val="24"/>
+              </w:rPr>
+            </w:pPr>
+            <w:r>
+              <w:rPr>
+                <w:b/>
+                <w:spacing w:val="-2"/>
+                <w:sz w:val="24"/>
+              </w:rPr>
+              <w:t>Constraints</w:t>
+            </w:r>
+          </w:p>
+        </w:tc>
+        <w:tc>
+          <w:tcPr>
+            <w:tcW w:w="5987" w:type="dxa"/>
+            <w:shd w:val="clear" w:color="auto" w:fill="D2DFED"/>
+          </w:tcPr>
+          <w:p>
+            <w:pPr>
+              <w:pStyle w:val="6"/>
+              <w:rPr>
+                <w:rFonts w:ascii="Times New Roman"/>
+                <w:sz w:val="22"/>
+              </w:rPr>
+            </w:pPr>
+            <w:r>
+              <w:rPr>
+                <w:rFonts w:ascii="SimSun" w:hAnsi="SimSun" w:eastAsia="SimSun" w:cs="SimSun"/>
+                <w:sz w:val="24"/>
+                <w:szCs w:val="24"/>
+              </w:rPr>
+              <w:t>每次發文前需選擇發文名稱</w:t>
+            </w:r>
+          </w:p>
+        </w:tc>
+      </w:tr>
+      <w:tr>
+        <w:tblPrEx>
+          <w:tblBorders>
+            <w:top w:val="single" w:color="4F81BC" w:sz="8" w:space="0"/>
+            <w:left w:val="single" w:color="4F81BC" w:sz="8" w:space="0"/>
+            <w:bottom w:val="single" w:color="4F81BC" w:sz="8" w:space="0"/>
+            <w:right w:val="single" w:color="4F81BC" w:sz="8" w:space="0"/>
+            <w:insideH w:val="single" w:color="4F81BC" w:sz="8" w:space="0"/>
+            <w:insideV w:val="single" w:color="4F81BC" w:sz="8" w:space="0"/>
+          </w:tblBorders>
+          <w:tblLayout w:type="fixed"/>
+          <w:tblCellMar>
+            <w:top w:w="0" w:type="dxa"/>
+            <w:left w:w="0" w:type="dxa"/>
+            <w:bottom w:w="0" w:type="dxa"/>
+            <w:right w:w="0" w:type="dxa"/>
+          </w:tblCellMar>
+        </w:tblPrEx>
+        <w:trPr>
+          <w:trHeight w:val="359" w:hRule="atLeast"/>
+        </w:trPr>
+        <w:tc>
+          <w:tcPr>
+            <w:tcW w:w="2377" w:type="dxa"/>
+          </w:tcPr>
+          <w:p>
+            <w:pPr>
+              <w:pStyle w:val="6"/>
+              <w:spacing w:before="33"/>
+              <w:ind w:left="107"/>
+              <w:rPr>
+                <w:b/>
+                <w:sz w:val="24"/>
+              </w:rPr>
+            </w:pPr>
+            <w:r>
+              <w:rPr>
+                <w:b/>
+                <w:spacing w:val="-2"/>
+                <w:sz w:val="24"/>
+              </w:rPr>
+              <w:t>Priority</w:t>
+            </w:r>
+          </w:p>
+        </w:tc>
+        <w:tc>
+          <w:tcPr>
+            <w:tcW w:w="5987" w:type="dxa"/>
+          </w:tcPr>
+          <w:p>
+            <w:pPr>
+              <w:pStyle w:val="6"/>
+              <w:spacing w:before="33"/>
+              <w:ind w:left="107"/>
+              <w:rPr>
+                <w:rFonts w:hint="eastAsia" w:eastAsia="新細明體"/>
+                <w:sz w:val="24"/>
+                <w:lang w:val="en-US" w:eastAsia="zh-TW"/>
+              </w:rPr>
+            </w:pPr>
+            <w:r>
+              <w:rPr>
+                <w:rFonts w:hint="eastAsia" w:eastAsia="新細明體"/>
+                <w:sz w:val="24"/>
+                <w:lang w:val="en-US" w:eastAsia="zh-TW"/>
+              </w:rPr>
+              <w:t>高</w:t>
+            </w:r>
+          </w:p>
+        </w:tc>
+      </w:tr>
+      <w:tr>
+        <w:tblPrEx>
+          <w:tblBorders>
+            <w:top w:val="single" w:color="4F81BC" w:sz="8" w:space="0"/>
+            <w:left w:val="single" w:color="4F81BC" w:sz="8" w:space="0"/>
+            <w:bottom w:val="single" w:color="4F81BC" w:sz="8" w:space="0"/>
+            <w:right w:val="single" w:color="4F81BC" w:sz="8" w:space="0"/>
+            <w:insideH w:val="single" w:color="4F81BC" w:sz="8" w:space="0"/>
+            <w:insideV w:val="single" w:color="4F81BC" w:sz="8" w:space="0"/>
+          </w:tblBorders>
+          <w:tblLayout w:type="fixed"/>
+          <w:tblCellMar>
+            <w:top w:w="0" w:type="dxa"/>
+            <w:left w:w="0" w:type="dxa"/>
+            <w:bottom w:w="0" w:type="dxa"/>
+            <w:right w:w="0" w:type="dxa"/>
+          </w:tblCellMar>
+        </w:tblPrEx>
+        <w:trPr>
+          <w:trHeight w:val="1441" w:hRule="atLeast"/>
+        </w:trPr>
+        <w:tc>
+          <w:tcPr>
+            <w:tcW w:w="2377" w:type="dxa"/>
+            <w:shd w:val="clear" w:color="auto" w:fill="D2DFED"/>
+          </w:tcPr>
+          <w:p>
+            <w:pPr>
+              <w:pStyle w:val="6"/>
+              <w:spacing w:before="35"/>
+              <w:ind w:left="107"/>
+              <w:rPr>
+                <w:b/>
+                <w:sz w:val="24"/>
+              </w:rPr>
+            </w:pPr>
+            <w:r>
+              <w:rPr>
+                <w:b/>
+                <w:spacing w:val="-2"/>
+                <w:sz w:val="24"/>
+              </w:rPr>
+              <w:t>Pre-Conditions</w:t>
+            </w:r>
+          </w:p>
+        </w:tc>
+        <w:tc>
+          <w:tcPr>
+            <w:tcW w:w="5987" w:type="dxa"/>
+            <w:shd w:val="clear" w:color="auto" w:fill="D2DFED"/>
+          </w:tcPr>
+          <w:p>
+            <w:pPr>
+              <w:pStyle w:val="6"/>
+              <w:numPr>
+                <w:ilvl w:val="0"/>
+                <w:numId w:val="0"/>
+              </w:numPr>
+              <w:tabs>
+                <w:tab w:val="left" w:pos="466"/>
+              </w:tabs>
+              <w:spacing w:before="0" w:after="0" w:line="240" w:lineRule="auto"/>
+              <w:ind w:right="0" w:rightChars="0"/>
+              <w:jc w:val="left"/>
+              <w:rPr>
+                <w:rFonts w:hint="eastAsia" w:ascii="Microsoft YaHei" w:eastAsia="新細明體"/>
+                <w:sz w:val="24"/>
+                <w:lang w:val="en-US" w:eastAsia="zh-TW"/>
+              </w:rPr>
+            </w:pPr>
+            <w:r>
+              <w:rPr>
+                <w:rFonts w:ascii="SimSun" w:hAnsi="SimSun" w:eastAsia="SimSun" w:cs="SimSun"/>
+                <w:sz w:val="24"/>
+                <w:szCs w:val="24"/>
+              </w:rPr>
+              <w:t>使用者已選擇發文名稱</w:t>
+            </w:r>
+          </w:p>
+        </w:tc>
+      </w:tr>
+      <w:tr>
+        <w:tblPrEx>
+          <w:tblBorders>
+            <w:top w:val="single" w:color="4F81BC" w:sz="8" w:space="0"/>
+            <w:left w:val="single" w:color="4F81BC" w:sz="8" w:space="0"/>
+            <w:bottom w:val="single" w:color="4F81BC" w:sz="8" w:space="0"/>
+            <w:right w:val="single" w:color="4F81BC" w:sz="8" w:space="0"/>
+            <w:insideH w:val="single" w:color="4F81BC" w:sz="8" w:space="0"/>
+            <w:insideV w:val="single" w:color="4F81BC" w:sz="8" w:space="0"/>
+          </w:tblBorders>
+          <w:tblLayout w:type="fixed"/>
+          <w:tblCellMar>
+            <w:top w:w="0" w:type="dxa"/>
+            <w:left w:w="0" w:type="dxa"/>
+            <w:bottom w:w="0" w:type="dxa"/>
+            <w:right w:w="0" w:type="dxa"/>
+          </w:tblCellMar>
+        </w:tblPrEx>
+        <w:trPr>
+          <w:trHeight w:val="719" w:hRule="atLeast"/>
+        </w:trPr>
+        <w:tc>
+          <w:tcPr>
+            <w:tcW w:w="2377" w:type="dxa"/>
+          </w:tcPr>
+          <w:p>
+            <w:pPr>
+              <w:pStyle w:val="6"/>
+              <w:spacing w:before="32"/>
+              <w:ind w:left="107"/>
+              <w:rPr>
+                <w:b/>
+                <w:sz w:val="24"/>
+              </w:rPr>
+            </w:pPr>
+            <w:r>
+              <w:rPr>
+                <w:b/>
+                <w:spacing w:val="-4"/>
+                <w:sz w:val="24"/>
+              </w:rPr>
+              <w:t>Post-</w:t>
+            </w:r>
+            <w:r>
+              <w:rPr>
+                <w:b/>
+                <w:spacing w:val="-2"/>
+                <w:sz w:val="24"/>
+              </w:rPr>
+              <w:t>Conditions</w:t>
+            </w:r>
+          </w:p>
+        </w:tc>
+        <w:tc>
+          <w:tcPr>
+            <w:tcW w:w="5987" w:type="dxa"/>
+          </w:tcPr>
+          <w:p>
+            <w:pPr>
+              <w:pStyle w:val="6"/>
+              <w:spacing w:before="169"/>
+              <w:ind w:left="107"/>
+              <w:rPr>
+                <w:rFonts w:ascii="Microsoft YaHei" w:eastAsia="Microsoft YaHei"/>
+                <w:sz w:val="24"/>
+              </w:rPr>
+            </w:pPr>
+            <w:r>
+              <w:rPr>
+                <w:rFonts w:ascii="SimSun" w:hAnsi="SimSun" w:eastAsia="SimSun" w:cs="SimSun"/>
+                <w:sz w:val="24"/>
+                <w:szCs w:val="24"/>
+              </w:rPr>
+              <w:t>發文資料成功送出並等待審核</w:t>
+            </w:r>
+          </w:p>
+        </w:tc>
+      </w:tr>
+      <w:tr>
+        <w:tblPrEx>
+          <w:tblBorders>
+            <w:top w:val="single" w:color="4F81BC" w:sz="8" w:space="0"/>
+            <w:left w:val="single" w:color="4F81BC" w:sz="8" w:space="0"/>
+            <w:bottom w:val="single" w:color="4F81BC" w:sz="8" w:space="0"/>
+            <w:right w:val="single" w:color="4F81BC" w:sz="8" w:space="0"/>
+            <w:insideH w:val="single" w:color="4F81BC" w:sz="8" w:space="0"/>
+            <w:insideV w:val="single" w:color="4F81BC" w:sz="8" w:space="0"/>
+          </w:tblBorders>
+          <w:tblLayout w:type="fixed"/>
+          <w:tblCellMar>
+            <w:top w:w="0" w:type="dxa"/>
+            <w:left w:w="0" w:type="dxa"/>
+            <w:bottom w:w="0" w:type="dxa"/>
+            <w:right w:w="0" w:type="dxa"/>
+          </w:tblCellMar>
+        </w:tblPrEx>
+        <w:trPr>
+          <w:trHeight w:val="2879" w:hRule="atLeast"/>
+        </w:trPr>
+        <w:tc>
+          <w:tcPr>
+            <w:tcW w:w="2377" w:type="dxa"/>
+            <w:shd w:val="clear" w:color="auto" w:fill="D2DFED"/>
+          </w:tcPr>
+          <w:p>
+            <w:pPr>
+              <w:pStyle w:val="6"/>
+              <w:spacing w:before="32"/>
+              <w:ind w:left="107"/>
+              <w:rPr>
+                <w:b/>
+                <w:sz w:val="24"/>
+              </w:rPr>
+            </w:pPr>
+            <w:r>
+              <w:rPr>
+                <w:b/>
+                <w:sz w:val="24"/>
+              </w:rPr>
+              <w:t>Basic</w:t>
+            </w:r>
+            <w:r>
+              <w:rPr>
+                <w:b/>
+                <w:spacing w:val="-2"/>
+                <w:sz w:val="24"/>
+              </w:rPr>
+              <w:t xml:space="preserve"> </w:t>
+            </w:r>
+            <w:r>
+              <w:rPr>
+                <w:b/>
+                <w:spacing w:val="-4"/>
+                <w:sz w:val="24"/>
+              </w:rPr>
+              <w:t>Flow</w:t>
+            </w:r>
+          </w:p>
+        </w:tc>
+        <w:tc>
+          <w:tcPr>
+            <w:tcW w:w="5987" w:type="dxa"/>
+            <w:shd w:val="clear" w:color="auto" w:fill="D2DFED"/>
+          </w:tcPr>
+          <w:p>
+            <w:pPr>
+              <w:pStyle w:val="6"/>
+              <w:numPr>
+                <w:ilvl w:val="0"/>
+                <w:numId w:val="0"/>
+              </w:numPr>
+              <w:spacing w:line="720" w:lineRule="atLeast"/>
+              <w:ind w:right="178" w:rightChars="0"/>
+              <w:rPr>
+                <w:rFonts w:ascii="SimSun" w:hAnsi="SimSun" w:eastAsia="SimSun" w:cs="SimSun"/>
+                <w:sz w:val="24"/>
+                <w:szCs w:val="24"/>
+              </w:rPr>
+            </w:pPr>
+            <w:r>
+              <w:rPr>
+                <w:rFonts w:hint="eastAsia" w:ascii="SimSun" w:hAnsi="SimSun" w:eastAsia="新細明體" w:cs="SimSun"/>
+                <w:sz w:val="24"/>
+                <w:szCs w:val="24"/>
+                <w:lang w:val="en-US" w:eastAsia="zh-TW"/>
+              </w:rPr>
+              <w:t xml:space="preserve">1. </w:t>
+            </w:r>
+            <w:r>
+              <w:rPr>
+                <w:rFonts w:ascii="SimSun" w:hAnsi="SimSun" w:eastAsia="SimSun" w:cs="SimSun"/>
+                <w:sz w:val="24"/>
+                <w:szCs w:val="24"/>
+              </w:rPr>
+              <w:t>使用者點擊「我要發文」按鈕</w:t>
+            </w:r>
+            <w:r>
+              <w:rPr>
+                <w:rFonts w:ascii="SimSun" w:hAnsi="SimSun" w:eastAsia="SimSun" w:cs="SimSun"/>
+                <w:sz w:val="24"/>
+                <w:szCs w:val="24"/>
+              </w:rPr>
+              <w:br w:type="textWrapping"/>
+            </w:r>
+            <w:r>
+              <w:rPr>
+                <w:rFonts w:ascii="SimSun" w:hAnsi="SimSun" w:eastAsia="SimSun" w:cs="SimSun"/>
+                <w:sz w:val="24"/>
+                <w:szCs w:val="24"/>
+              </w:rPr>
+              <w:t>2. 系統顯示發文編輯介面</w:t>
+            </w:r>
+          </w:p>
+          <w:p>
+            <w:pPr>
+              <w:pStyle w:val="6"/>
+              <w:numPr>
+                <w:ilvl w:val="0"/>
+                <w:numId w:val="0"/>
+              </w:numPr>
+              <w:spacing w:line="720" w:lineRule="atLeast"/>
+              <w:ind w:right="178" w:rightChars="0"/>
+              <w:rPr>
+                <w:rFonts w:ascii="SimSun" w:hAnsi="SimSun" w:eastAsia="SimSun" w:cs="SimSun"/>
+                <w:sz w:val="24"/>
+                <w:szCs w:val="24"/>
+              </w:rPr>
+            </w:pPr>
+            <w:r>
+              <w:rPr>
+                <w:rFonts w:hint="eastAsia" w:ascii="SimSun" w:hAnsi="SimSun" w:eastAsia="新細明體" w:cs="SimSun"/>
+                <w:sz w:val="24"/>
+                <w:szCs w:val="24"/>
+                <w:lang w:val="en-US" w:eastAsia="zh-TW"/>
+              </w:rPr>
+              <w:t xml:space="preserve">3. </w:t>
+            </w:r>
+            <w:r>
+              <w:rPr>
+                <w:rFonts w:ascii="SimSun" w:hAnsi="SimSun" w:eastAsia="SimSun" w:cs="SimSun"/>
+                <w:sz w:val="24"/>
+                <w:szCs w:val="24"/>
+              </w:rPr>
+              <w:t>使用者輸入貼文內容</w:t>
+            </w:r>
+          </w:p>
+          <w:p>
+            <w:pPr>
+              <w:pStyle w:val="6"/>
+              <w:numPr>
+                <w:ilvl w:val="0"/>
+                <w:numId w:val="0"/>
+              </w:numPr>
+              <w:spacing w:line="720" w:lineRule="atLeast"/>
+              <w:ind w:right="178" w:rightChars="0"/>
+              <w:rPr>
+                <w:rFonts w:ascii="SimSun" w:hAnsi="SimSun" w:eastAsia="SimSun" w:cs="SimSun"/>
+                <w:sz w:val="24"/>
+                <w:szCs w:val="24"/>
+              </w:rPr>
+            </w:pPr>
+            <w:r>
+              <w:rPr>
+                <w:rFonts w:hint="eastAsia" w:ascii="SimSun" w:hAnsi="SimSun" w:eastAsia="SimSun" w:cs="SimSun"/>
+                <w:sz w:val="24"/>
+                <w:szCs w:val="24"/>
+                <w:lang w:val="en-US" w:eastAsia="zh-TW"/>
+              </w:rPr>
+              <w:t xml:space="preserve">4. </w:t>
+            </w:r>
+            <w:r>
+              <w:rPr>
+                <w:rFonts w:ascii="SimSun" w:hAnsi="SimSun" w:eastAsia="SimSun" w:cs="SimSun"/>
+                <w:sz w:val="24"/>
+                <w:szCs w:val="24"/>
+              </w:rPr>
+              <w:t>使用者點擊送出</w:t>
+            </w:r>
+          </w:p>
+          <w:p>
+            <w:pPr>
+              <w:pStyle w:val="6"/>
+              <w:numPr>
+                <w:ilvl w:val="0"/>
+                <w:numId w:val="0"/>
+              </w:numPr>
+              <w:spacing w:line="720" w:lineRule="atLeast"/>
+              <w:ind w:right="178" w:rightChars="0"/>
+              <w:rPr>
+                <w:rFonts w:hint="eastAsia" w:ascii="SimSun" w:hAnsi="SimSun" w:eastAsia="新細明體" w:cs="SimSun"/>
+                <w:sz w:val="24"/>
+                <w:szCs w:val="24"/>
+                <w:lang w:val="en-US" w:eastAsia="zh-TW"/>
+              </w:rPr>
+            </w:pPr>
+            <w:r>
+              <w:rPr>
+                <w:rFonts w:hint="eastAsia" w:ascii="SimSun" w:hAnsi="SimSun" w:eastAsia="新細明體" w:cs="SimSun"/>
+                <w:sz w:val="24"/>
+                <w:szCs w:val="24"/>
+                <w:lang w:val="en-US" w:eastAsia="zh-TW"/>
+              </w:rPr>
+              <w:t xml:space="preserve">5. </w:t>
+            </w:r>
+            <w:r>
+              <w:rPr>
+                <w:rFonts w:ascii="SimSun" w:hAnsi="SimSun" w:eastAsia="SimSun" w:cs="SimSun"/>
+                <w:sz w:val="24"/>
+                <w:szCs w:val="24"/>
+              </w:rPr>
+              <w:t>系統將貼文送往 AI 模組進行審核</w:t>
+            </w:r>
+          </w:p>
+        </w:tc>
+      </w:tr>
+      <w:tr>
+        <w:tblPrEx>
+          <w:tblBorders>
+            <w:top w:val="single" w:color="4F81BC" w:sz="8" w:space="0"/>
+            <w:left w:val="single" w:color="4F81BC" w:sz="8" w:space="0"/>
+            <w:bottom w:val="single" w:color="4F81BC" w:sz="8" w:space="0"/>
+            <w:right w:val="single" w:color="4F81BC" w:sz="8" w:space="0"/>
+            <w:insideH w:val="single" w:color="4F81BC" w:sz="8" w:space="0"/>
+            <w:insideV w:val="single" w:color="4F81BC" w:sz="8" w:space="0"/>
+          </w:tblBorders>
+          <w:tblLayout w:type="fixed"/>
+          <w:tblCellMar>
+            <w:top w:w="0" w:type="dxa"/>
+            <w:left w:w="0" w:type="dxa"/>
+            <w:bottom w:w="0" w:type="dxa"/>
+            <w:right w:w="0" w:type="dxa"/>
+          </w:tblCellMar>
+        </w:tblPrEx>
+        <w:trPr>
+          <w:trHeight w:val="361" w:hRule="atLeast"/>
+        </w:trPr>
+        <w:tc>
+          <w:tcPr>
+            <w:tcW w:w="2377" w:type="dxa"/>
+          </w:tcPr>
+          <w:p>
+            <w:pPr>
+              <w:pStyle w:val="6"/>
+              <w:spacing w:before="35"/>
+              <w:ind w:left="107"/>
+              <w:rPr>
+                <w:b/>
+                <w:sz w:val="24"/>
+              </w:rPr>
+            </w:pPr>
+            <w:r>
+              <w:rPr>
+                <w:b/>
+                <w:sz w:val="24"/>
+              </w:rPr>
+              <w:t>Alternative</w:t>
+            </w:r>
+            <w:r>
+              <w:rPr>
+                <w:b/>
+                <w:spacing w:val="-13"/>
+                <w:sz w:val="24"/>
+              </w:rPr>
+              <w:t xml:space="preserve"> </w:t>
+            </w:r>
+            <w:r>
+              <w:rPr>
+                <w:b/>
+                <w:spacing w:val="-2"/>
+                <w:sz w:val="24"/>
+              </w:rPr>
+              <w:t>Flows</w:t>
+            </w:r>
+          </w:p>
+        </w:tc>
+        <w:tc>
+          <w:tcPr>
+            <w:tcW w:w="5987" w:type="dxa"/>
+          </w:tcPr>
+          <w:p>
+            <w:pPr>
+              <w:pStyle w:val="6"/>
+              <w:rPr>
+                <w:rFonts w:ascii="SimSun" w:hAnsi="SimSun" w:eastAsia="SimSun" w:cs="SimSun"/>
+                <w:sz w:val="24"/>
+                <w:szCs w:val="24"/>
+              </w:rPr>
+            </w:pPr>
+            <w:r>
+              <w:rPr>
+                <w:rFonts w:ascii="SimSun" w:hAnsi="SimSun" w:eastAsia="SimSun" w:cs="SimSun"/>
+                <w:sz w:val="24"/>
+                <w:szCs w:val="24"/>
+              </w:rPr>
+              <w:t>使用者取消發文 → 返回交流區首頁</w:t>
+            </w:r>
+          </w:p>
+          <w:p>
+            <w:pPr>
+              <w:pStyle w:val="6"/>
+              <w:rPr>
+                <w:rFonts w:ascii="SimSun" w:hAnsi="SimSun" w:eastAsia="SimSun" w:cs="SimSun"/>
+                <w:sz w:val="24"/>
+                <w:szCs w:val="24"/>
+              </w:rPr>
+            </w:pPr>
+            <w:r>
+              <w:rPr>
+                <w:rFonts w:ascii="SimSun" w:hAnsi="SimSun" w:eastAsia="SimSun" w:cs="SimSun"/>
+                <w:sz w:val="24"/>
+                <w:szCs w:val="24"/>
+              </w:rPr>
+              <w:t>貼文內容為空 → 系統提示「請輸入內容」</w:t>
+            </w:r>
+          </w:p>
+        </w:tc>
+      </w:tr>
+      <w:tr>
+        <w:tblPrEx>
+          <w:tblBorders>
+            <w:top w:val="single" w:color="4F81BC" w:sz="8" w:space="0"/>
+            <w:left w:val="single" w:color="4F81BC" w:sz="8" w:space="0"/>
+            <w:bottom w:val="single" w:color="4F81BC" w:sz="8" w:space="0"/>
+            <w:right w:val="single" w:color="4F81BC" w:sz="8" w:space="0"/>
+            <w:insideH w:val="single" w:color="4F81BC" w:sz="8" w:space="0"/>
+            <w:insideV w:val="single" w:color="4F81BC" w:sz="8" w:space="0"/>
+          </w:tblBorders>
+          <w:tblLayout w:type="fixed"/>
+          <w:tblCellMar>
+            <w:top w:w="0" w:type="dxa"/>
+            <w:left w:w="0" w:type="dxa"/>
+            <w:bottom w:w="0" w:type="dxa"/>
+            <w:right w:w="0" w:type="dxa"/>
+          </w:tblCellMar>
+        </w:tblPrEx>
+        <w:trPr>
+          <w:trHeight w:val="359" w:hRule="atLeast"/>
+        </w:trPr>
+        <w:tc>
+          <w:tcPr>
+            <w:tcW w:w="2377" w:type="dxa"/>
+            <w:shd w:val="clear" w:color="auto" w:fill="D2DFED"/>
+          </w:tcPr>
+          <w:p>
+            <w:pPr>
+              <w:pStyle w:val="6"/>
+              <w:spacing w:before="32"/>
+              <w:ind w:left="107"/>
+              <w:rPr>
+                <w:b/>
+                <w:sz w:val="24"/>
+              </w:rPr>
+            </w:pPr>
+            <w:r>
+              <w:rPr>
+                <w:b/>
+                <w:sz w:val="24"/>
+              </w:rPr>
+              <w:t>Exceptional</w:t>
+            </w:r>
+            <w:r>
+              <w:rPr>
+                <w:b/>
+                <w:spacing w:val="-9"/>
+                <w:sz w:val="24"/>
+              </w:rPr>
+              <w:t xml:space="preserve"> </w:t>
+            </w:r>
+            <w:r>
+              <w:rPr>
+                <w:b/>
+                <w:spacing w:val="-2"/>
+                <w:sz w:val="24"/>
+              </w:rPr>
+              <w:t>Flows</w:t>
+            </w:r>
+          </w:p>
+        </w:tc>
+        <w:tc>
+          <w:tcPr>
+            <w:tcW w:w="5987" w:type="dxa"/>
+            <w:shd w:val="clear" w:color="auto" w:fill="D2DFED"/>
+          </w:tcPr>
+          <w:p>
+            <w:pPr>
+              <w:pStyle w:val="6"/>
+              <w:rPr>
+                <w:rFonts w:ascii="SimSun" w:hAnsi="SimSun" w:eastAsia="SimSun" w:cs="SimSun"/>
+                <w:sz w:val="24"/>
+                <w:szCs w:val="24"/>
+              </w:rPr>
+            </w:pPr>
+            <w:r>
+              <w:rPr>
+                <w:rFonts w:ascii="SimSun" w:hAnsi="SimSun" w:eastAsia="SimSun" w:cs="SimSun"/>
+                <w:sz w:val="24"/>
+                <w:szCs w:val="24"/>
+              </w:rPr>
+              <w:t>發文送出失敗（如伺服器錯誤） → 顯示錯誤提示</w:t>
+            </w:r>
+          </w:p>
+        </w:tc>
+      </w:tr>
+      <w:tr>
+        <w:tblPrEx>
+          <w:tblBorders>
+            <w:top w:val="single" w:color="4F81BC" w:sz="8" w:space="0"/>
+            <w:left w:val="single" w:color="4F81BC" w:sz="8" w:space="0"/>
+            <w:bottom w:val="single" w:color="4F81BC" w:sz="8" w:space="0"/>
+            <w:right w:val="single" w:color="4F81BC" w:sz="8" w:space="0"/>
+            <w:insideH w:val="single" w:color="4F81BC" w:sz="8" w:space="0"/>
+            <w:insideV w:val="single" w:color="4F81BC" w:sz="8" w:space="0"/>
+          </w:tblBorders>
+          <w:tblLayout w:type="fixed"/>
+          <w:tblCellMar>
+            <w:top w:w="0" w:type="dxa"/>
+            <w:left w:w="0" w:type="dxa"/>
+            <w:bottom w:w="0" w:type="dxa"/>
+            <w:right w:w="0" w:type="dxa"/>
+          </w:tblCellMar>
+        </w:tblPrEx>
+        <w:trPr>
+          <w:trHeight w:val="359" w:hRule="atLeast"/>
+        </w:trPr>
+        <w:tc>
+          <w:tcPr>
+            <w:tcW w:w="2377" w:type="dxa"/>
+          </w:tcPr>
+          <w:p>
+            <w:pPr>
+              <w:pStyle w:val="6"/>
+              <w:spacing w:before="32"/>
+              <w:ind w:left="107"/>
+              <w:rPr>
+                <w:b/>
+                <w:sz w:val="24"/>
+              </w:rPr>
+            </w:pPr>
+            <w:r>
+              <w:rPr>
+                <w:b/>
+                <w:sz w:val="24"/>
+              </w:rPr>
+              <w:t>Use</w:t>
+            </w:r>
+            <w:r>
+              <w:rPr>
+                <w:b/>
+                <w:spacing w:val="-3"/>
+                <w:sz w:val="24"/>
+              </w:rPr>
+              <w:t xml:space="preserve"> </w:t>
+            </w:r>
+            <w:r>
+              <w:rPr>
+                <w:b/>
+                <w:sz w:val="24"/>
+              </w:rPr>
+              <w:t>Use</w:t>
+            </w:r>
+            <w:r>
+              <w:rPr>
+                <w:b/>
+                <w:spacing w:val="-3"/>
+                <w:sz w:val="24"/>
+              </w:rPr>
+              <w:t xml:space="preserve"> </w:t>
+            </w:r>
+            <w:r>
+              <w:rPr>
+                <w:b/>
+                <w:spacing w:val="-4"/>
+                <w:sz w:val="24"/>
+              </w:rPr>
+              <w:t>Case</w:t>
+            </w:r>
+          </w:p>
+        </w:tc>
+        <w:tc>
+          <w:tcPr>
+            <w:tcW w:w="5987" w:type="dxa"/>
+          </w:tcPr>
+          <w:p>
+            <w:pPr>
+              <w:pStyle w:val="6"/>
+              <w:spacing w:before="35"/>
+              <w:rPr>
+                <w:rFonts w:hint="eastAsia" w:ascii="Times New Roman" w:eastAsia="新細明體"/>
+                <w:sz w:val="22"/>
+                <w:lang w:eastAsia="zh-TW"/>
+              </w:rPr>
+            </w:pPr>
+            <w:r>
+              <w:rPr>
+                <w:rFonts w:ascii="SimSun" w:hAnsi="SimSun" w:eastAsia="SimSun" w:cs="SimSun"/>
+                <w:sz w:val="24"/>
+                <w:szCs w:val="24"/>
+              </w:rPr>
+              <w:t>UC-8.2（發文名稱選擇）</w:t>
+            </w:r>
+          </w:p>
+        </w:tc>
+      </w:tr>
+      <w:tr>
+        <w:tblPrEx>
+          <w:tblBorders>
+            <w:top w:val="single" w:color="4F81BC" w:sz="8" w:space="0"/>
+            <w:left w:val="single" w:color="4F81BC" w:sz="8" w:space="0"/>
+            <w:bottom w:val="single" w:color="4F81BC" w:sz="8" w:space="0"/>
+            <w:right w:val="single" w:color="4F81BC" w:sz="8" w:space="0"/>
+            <w:insideH w:val="single" w:color="4F81BC" w:sz="8" w:space="0"/>
+            <w:insideV w:val="single" w:color="4F81BC" w:sz="8" w:space="0"/>
+          </w:tblBorders>
+          <w:tblLayout w:type="fixed"/>
+          <w:tblCellMar>
+            <w:top w:w="0" w:type="dxa"/>
+            <w:left w:w="0" w:type="dxa"/>
+            <w:bottom w:w="0" w:type="dxa"/>
+            <w:right w:w="0" w:type="dxa"/>
+          </w:tblCellMar>
+        </w:tblPrEx>
+        <w:trPr>
+          <w:trHeight w:val="361" w:hRule="atLeast"/>
+        </w:trPr>
+        <w:tc>
+          <w:tcPr>
+            <w:tcW w:w="2377" w:type="dxa"/>
+            <w:shd w:val="clear" w:color="auto" w:fill="D2DFED"/>
+          </w:tcPr>
+          <w:p>
+            <w:pPr>
+              <w:pStyle w:val="6"/>
+              <w:spacing w:before="35"/>
+              <w:ind w:left="107"/>
+              <w:rPr>
+                <w:b/>
+                <w:sz w:val="24"/>
+              </w:rPr>
+            </w:pPr>
+            <w:r>
+              <w:rPr>
+                <w:b/>
+                <w:sz w:val="24"/>
+              </w:rPr>
+              <w:t>Extend</w:t>
+            </w:r>
+            <w:r>
+              <w:rPr>
+                <w:b/>
+                <w:spacing w:val="-5"/>
+                <w:sz w:val="24"/>
+              </w:rPr>
+              <w:t xml:space="preserve"> </w:t>
+            </w:r>
+            <w:r>
+              <w:rPr>
+                <w:b/>
+                <w:sz w:val="24"/>
+              </w:rPr>
+              <w:t>Use</w:t>
+            </w:r>
+            <w:r>
+              <w:rPr>
+                <w:b/>
+                <w:spacing w:val="-3"/>
+                <w:sz w:val="24"/>
+              </w:rPr>
+              <w:t xml:space="preserve"> </w:t>
+            </w:r>
+            <w:r>
+              <w:rPr>
+                <w:b/>
+                <w:spacing w:val="-4"/>
+                <w:sz w:val="24"/>
+              </w:rPr>
+              <w:t>Case</w:t>
+            </w:r>
+          </w:p>
+        </w:tc>
+        <w:tc>
+          <w:tcPr>
+            <w:tcW w:w="5987" w:type="dxa"/>
+            <w:shd w:val="clear" w:color="auto" w:fill="D2DFED"/>
+          </w:tcPr>
+          <w:p>
+            <w:pPr>
+              <w:pStyle w:val="6"/>
+              <w:spacing w:before="35"/>
+              <w:rPr>
+                <w:rFonts w:hint="eastAsia" w:eastAsia="新細明體"/>
+                <w:sz w:val="24"/>
+                <w:lang w:val="en-US" w:eastAsia="zh-TW"/>
+              </w:rPr>
+            </w:pPr>
+            <w:r>
+              <w:rPr>
+                <w:rFonts w:ascii="SimSun" w:hAnsi="SimSun" w:eastAsia="SimSun" w:cs="SimSun"/>
+                <w:sz w:val="24"/>
+                <w:szCs w:val="24"/>
+              </w:rPr>
+              <w:t>無</w:t>
+            </w:r>
+          </w:p>
+        </w:tc>
+      </w:tr>
+      <w:tr>
+        <w:tblPrEx>
+          <w:tblBorders>
+            <w:top w:val="single" w:color="4F81BC" w:sz="8" w:space="0"/>
+            <w:left w:val="single" w:color="4F81BC" w:sz="8" w:space="0"/>
+            <w:bottom w:val="single" w:color="4F81BC" w:sz="8" w:space="0"/>
+            <w:right w:val="single" w:color="4F81BC" w:sz="8" w:space="0"/>
+            <w:insideH w:val="single" w:color="4F81BC" w:sz="8" w:space="0"/>
+            <w:insideV w:val="single" w:color="4F81BC" w:sz="8" w:space="0"/>
+          </w:tblBorders>
+          <w:tblLayout w:type="fixed"/>
+          <w:tblCellMar>
+            <w:top w:w="0" w:type="dxa"/>
+            <w:left w:w="0" w:type="dxa"/>
+            <w:bottom w:w="0" w:type="dxa"/>
+            <w:right w:w="0" w:type="dxa"/>
+          </w:tblCellMar>
+        </w:tblPrEx>
+        <w:trPr>
+          <w:trHeight w:val="359" w:hRule="atLeast"/>
+        </w:trPr>
+        <w:tc>
+          <w:tcPr>
+            <w:tcW w:w="2377" w:type="dxa"/>
+          </w:tcPr>
+          <w:p>
+            <w:pPr>
+              <w:pStyle w:val="6"/>
+              <w:spacing w:before="33"/>
+              <w:ind w:left="107"/>
+              <w:rPr>
+                <w:b/>
+                <w:sz w:val="24"/>
+              </w:rPr>
+            </w:pPr>
+            <w:r>
+              <w:rPr>
+                <w:b/>
+                <w:sz w:val="24"/>
+              </w:rPr>
+              <w:t xml:space="preserve">Business </w:t>
+            </w:r>
+            <w:r>
+              <w:rPr>
+                <w:b/>
+                <w:spacing w:val="-2"/>
+                <w:sz w:val="24"/>
+              </w:rPr>
+              <w:t>Rules</w:t>
+            </w:r>
+          </w:p>
+        </w:tc>
+        <w:tc>
+          <w:tcPr>
+            <w:tcW w:w="5987" w:type="dxa"/>
+          </w:tcPr>
+          <w:p>
+            <w:pPr>
+              <w:pStyle w:val="6"/>
+              <w:rPr>
+                <w:rFonts w:ascii="SimSun" w:hAnsi="SimSun" w:eastAsia="SimSun" w:cs="SimSun"/>
+                <w:sz w:val="24"/>
+                <w:szCs w:val="24"/>
+              </w:rPr>
+            </w:pPr>
+            <w:r>
+              <w:rPr>
+                <w:rFonts w:ascii="SimSun" w:hAnsi="SimSun" w:eastAsia="SimSun" w:cs="SimSun"/>
+                <w:sz w:val="24"/>
+                <w:szCs w:val="24"/>
+              </w:rPr>
+              <w:t>發文內容需遵守平台內容規範</w:t>
+            </w:r>
+          </w:p>
+        </w:tc>
+      </w:tr>
+      <w:tr>
+        <w:tblPrEx>
+          <w:tblBorders>
+            <w:top w:val="single" w:color="4F81BC" w:sz="8" w:space="0"/>
+            <w:left w:val="single" w:color="4F81BC" w:sz="8" w:space="0"/>
+            <w:bottom w:val="single" w:color="4F81BC" w:sz="8" w:space="0"/>
+            <w:right w:val="single" w:color="4F81BC" w:sz="8" w:space="0"/>
+            <w:insideH w:val="single" w:color="4F81BC" w:sz="8" w:space="0"/>
+            <w:insideV w:val="single" w:color="4F81BC" w:sz="8" w:space="0"/>
+          </w:tblBorders>
+          <w:tblLayout w:type="fixed"/>
+          <w:tblCellMar>
+            <w:top w:w="0" w:type="dxa"/>
+            <w:left w:w="0" w:type="dxa"/>
+            <w:bottom w:w="0" w:type="dxa"/>
+            <w:right w:w="0" w:type="dxa"/>
+          </w:tblCellMar>
+        </w:tblPrEx>
+        <w:trPr>
+          <w:trHeight w:val="359" w:hRule="atLeast"/>
+        </w:trPr>
+        <w:tc>
+          <w:tcPr>
+            <w:tcW w:w="2377" w:type="dxa"/>
+            <w:shd w:val="clear" w:color="auto" w:fill="D2DFED"/>
+          </w:tcPr>
+          <w:p>
+            <w:pPr>
+              <w:pStyle w:val="6"/>
+              <w:spacing w:before="32"/>
+              <w:ind w:left="107"/>
+              <w:rPr>
+                <w:b/>
+                <w:sz w:val="24"/>
+              </w:rPr>
+            </w:pPr>
+            <w:r>
+              <w:rPr>
+                <w:b/>
+                <w:sz w:val="24"/>
+              </w:rPr>
+              <w:t>Special</w:t>
+            </w:r>
+            <w:r>
+              <w:rPr>
+                <w:b/>
+                <w:spacing w:val="-2"/>
+                <w:sz w:val="24"/>
+              </w:rPr>
+              <w:t xml:space="preserve"> Requirements</w:t>
+            </w:r>
+          </w:p>
+        </w:tc>
+        <w:tc>
+          <w:tcPr>
+            <w:tcW w:w="5987" w:type="dxa"/>
+            <w:shd w:val="clear" w:color="auto" w:fill="D2DFED"/>
+          </w:tcPr>
+          <w:p>
+            <w:pPr>
+              <w:pStyle w:val="6"/>
+              <w:rPr>
+                <w:rFonts w:ascii="SimSun" w:hAnsi="SimSun" w:eastAsia="SimSun" w:cs="SimSun"/>
+                <w:sz w:val="24"/>
+                <w:szCs w:val="24"/>
+              </w:rPr>
+            </w:pPr>
+            <w:r>
+              <w:rPr>
+                <w:rFonts w:ascii="SimSun" w:hAnsi="SimSun" w:eastAsia="SimSun" w:cs="SimSun"/>
+                <w:sz w:val="24"/>
+                <w:szCs w:val="24"/>
+              </w:rPr>
+              <w:t>發文內容需經 AI 模組自動檢查並阻擋違規資訊</w:t>
+            </w:r>
+          </w:p>
+          <w:p>
+            <w:pPr>
+              <w:pStyle w:val="6"/>
+              <w:rPr>
+                <w:rFonts w:ascii="SimSun" w:hAnsi="SimSun" w:eastAsia="SimSun" w:cs="SimSun"/>
+                <w:sz w:val="24"/>
+                <w:szCs w:val="24"/>
+              </w:rPr>
+            </w:pPr>
+            <w:r>
+              <w:rPr>
+                <w:rFonts w:ascii="SimSun" w:hAnsi="SimSun" w:eastAsia="SimSun" w:cs="SimSun"/>
+                <w:sz w:val="24"/>
+                <w:szCs w:val="24"/>
+              </w:rPr>
+              <w:t>送出後不可修改</w:t>
+            </w:r>
+            <w:r>
+              <w:rPr>
+                <w:rFonts w:hint="eastAsia" w:ascii="SimSun" w:hAnsi="SimSun" w:eastAsia="新細明體" w:cs="SimSun"/>
+                <w:sz w:val="24"/>
+                <w:szCs w:val="24"/>
+                <w:lang w:eastAsia="zh-TW"/>
+              </w:rPr>
+              <w:t>刪除</w:t>
+            </w:r>
+          </w:p>
+        </w:tc>
+      </w:tr>
+      <w:tr>
+        <w:tblPrEx>
+          <w:tblBorders>
+            <w:top w:val="single" w:color="4F81BC" w:sz="8" w:space="0"/>
+            <w:left w:val="single" w:color="4F81BC" w:sz="8" w:space="0"/>
+            <w:bottom w:val="single" w:color="4F81BC" w:sz="8" w:space="0"/>
+            <w:right w:val="single" w:color="4F81BC" w:sz="8" w:space="0"/>
+            <w:insideH w:val="single" w:color="4F81BC" w:sz="8" w:space="0"/>
+            <w:insideV w:val="single" w:color="4F81BC" w:sz="8" w:space="0"/>
+          </w:tblBorders>
+          <w:tblLayout w:type="fixed"/>
+          <w:tblCellMar>
+            <w:top w:w="0" w:type="dxa"/>
+            <w:left w:w="0" w:type="dxa"/>
+            <w:bottom w:w="0" w:type="dxa"/>
+            <w:right w:w="0" w:type="dxa"/>
+          </w:tblCellMar>
+        </w:tblPrEx>
+        <w:trPr>
+          <w:trHeight w:val="361" w:hRule="atLeast"/>
+        </w:trPr>
+        <w:tc>
+          <w:tcPr>
+            <w:tcW w:w="2377" w:type="dxa"/>
+          </w:tcPr>
+          <w:p>
+            <w:pPr>
+              <w:pStyle w:val="6"/>
+              <w:spacing w:before="35"/>
+              <w:ind w:left="107"/>
+              <w:rPr>
+                <w:b/>
+                <w:sz w:val="24"/>
+              </w:rPr>
+            </w:pPr>
+            <w:r>
+              <w:rPr>
+                <w:b/>
+                <w:spacing w:val="-2"/>
+                <w:sz w:val="24"/>
+              </w:rPr>
+              <w:t>Artifacts</w:t>
+            </w:r>
+          </w:p>
+        </w:tc>
+        <w:tc>
+          <w:tcPr>
+            <w:tcW w:w="5987" w:type="dxa"/>
+          </w:tcPr>
+          <w:p>
+            <w:pPr>
+              <w:pStyle w:val="6"/>
+              <w:rPr>
+                <w:rFonts w:ascii="SimSun" w:hAnsi="SimSun" w:eastAsia="SimSun" w:cs="SimSun"/>
+                <w:sz w:val="24"/>
+                <w:szCs w:val="24"/>
+              </w:rPr>
+            </w:pPr>
+            <w:r>
+              <w:rPr>
+                <w:rFonts w:ascii="SimSun" w:hAnsi="SimSun" w:eastAsia="SimSun" w:cs="SimSun"/>
+                <w:sz w:val="24"/>
+                <w:szCs w:val="24"/>
+              </w:rPr>
+              <w:t>使用者貼文草稿</w:t>
+            </w:r>
+          </w:p>
+        </w:tc>
+      </w:tr>
+      <w:tr>
+        <w:tblPrEx>
+          <w:tblBorders>
+            <w:top w:val="single" w:color="4F81BC" w:sz="8" w:space="0"/>
+            <w:left w:val="single" w:color="4F81BC" w:sz="8" w:space="0"/>
+            <w:bottom w:val="single" w:color="4F81BC" w:sz="8" w:space="0"/>
+            <w:right w:val="single" w:color="4F81BC" w:sz="8" w:space="0"/>
+            <w:insideH w:val="single" w:color="4F81BC" w:sz="8" w:space="0"/>
+            <w:insideV w:val="single" w:color="4F81BC" w:sz="8" w:space="0"/>
+          </w:tblBorders>
+          <w:tblLayout w:type="fixed"/>
+          <w:tblCellMar>
+            <w:top w:w="0" w:type="dxa"/>
+            <w:left w:w="0" w:type="dxa"/>
+            <w:bottom w:w="0" w:type="dxa"/>
+            <w:right w:w="0" w:type="dxa"/>
+          </w:tblCellMar>
+        </w:tblPrEx>
+        <w:trPr>
+          <w:trHeight w:val="359" w:hRule="atLeast"/>
+        </w:trPr>
+        <w:tc>
+          <w:tcPr>
+            <w:tcW w:w="2377" w:type="dxa"/>
+            <w:shd w:val="clear" w:color="auto" w:fill="D2DFED"/>
+          </w:tcPr>
+          <w:p>
+            <w:pPr>
+              <w:pStyle w:val="6"/>
+              <w:spacing w:before="32"/>
+              <w:ind w:left="107"/>
+              <w:rPr>
+                <w:b/>
+                <w:sz w:val="24"/>
+              </w:rPr>
+            </w:pPr>
+            <w:r>
+              <w:rPr>
+                <w:b/>
+                <w:sz w:val="24"/>
+              </w:rPr>
+              <w:t>Use</w:t>
+            </w:r>
+            <w:r>
+              <w:rPr>
+                <w:b/>
+                <w:spacing w:val="-3"/>
+                <w:sz w:val="24"/>
+              </w:rPr>
+              <w:t xml:space="preserve"> </w:t>
+            </w:r>
+            <w:r>
+              <w:rPr>
+                <w:b/>
+                <w:sz w:val="24"/>
+              </w:rPr>
+              <w:t>Case</w:t>
+            </w:r>
+            <w:r>
+              <w:rPr>
+                <w:b/>
+                <w:spacing w:val="-3"/>
+                <w:sz w:val="24"/>
+              </w:rPr>
+              <w:t xml:space="preserve"> </w:t>
+            </w:r>
+            <w:r>
+              <w:rPr>
+                <w:b/>
+                <w:spacing w:val="-2"/>
+                <w:sz w:val="24"/>
+              </w:rPr>
+              <w:t>Glossary</w:t>
+            </w:r>
+          </w:p>
+        </w:tc>
+        <w:tc>
+          <w:tcPr>
+            <w:tcW w:w="5987" w:type="dxa"/>
+            <w:shd w:val="clear" w:color="auto" w:fill="D2DFED"/>
+          </w:tcPr>
+          <w:p>
+            <w:pPr>
+              <w:pStyle w:val="6"/>
+              <w:rPr>
+                <w:rFonts w:ascii="SimSun" w:hAnsi="SimSun" w:eastAsia="SimSun" w:cs="SimSun"/>
+                <w:sz w:val="24"/>
+                <w:szCs w:val="24"/>
+              </w:rPr>
+            </w:pPr>
+            <w:r>
+              <w:rPr>
+                <w:rFonts w:ascii="SimSun" w:hAnsi="SimSun" w:eastAsia="SimSun" w:cs="SimSun"/>
+                <w:sz w:val="24"/>
+                <w:szCs w:val="24"/>
+              </w:rPr>
+              <w:t>無</w:t>
+            </w:r>
+          </w:p>
+        </w:tc>
+      </w:tr>
+    </w:tbl>
+    <w:p/>
+    <w:tbl>
+      <w:tblPr>
+        <w:tblStyle w:val="5"/>
+        <w:tblpPr w:leftFromText="180" w:rightFromText="180" w:vertAnchor="text" w:horzAnchor="page" w:tblpX="1707" w:tblpY="1009"/>
+        <w:tblOverlap w:val="never"/>
+        <w:tblW w:w="8364" w:type="dxa"/>
+        <w:tblInd w:w="0" w:type="dxa"/>
+        <w:tblBorders>
+          <w:top w:val="single" w:color="4F81BC" w:sz="8" w:space="0"/>
+          <w:left w:val="single" w:color="4F81BC" w:sz="8" w:space="0"/>
+          <w:bottom w:val="single" w:color="4F81BC" w:sz="8" w:space="0"/>
+          <w:right w:val="single" w:color="4F81BC" w:sz="8" w:space="0"/>
+          <w:insideH w:val="single" w:color="4F81BC" w:sz="8" w:space="0"/>
+          <w:insideV w:val="single" w:color="4F81BC" w:sz="8" w:space="0"/>
+        </w:tblBorders>
+        <w:tblLayout w:type="fixed"/>
+        <w:tblCellMar>
+          <w:top w:w="0" w:type="dxa"/>
+          <w:left w:w="0" w:type="dxa"/>
+          <w:bottom w:w="0" w:type="dxa"/>
+          <w:right w:w="0" w:type="dxa"/>
+        </w:tblCellMar>
+      </w:tblPr>
+      <w:tblGrid>
+        <w:gridCol w:w="2377"/>
+        <w:gridCol w:w="5987"/>
+      </w:tblGrid>
+      <w:tr>
+        <w:tblPrEx>
+          <w:tblBorders>
+            <w:top w:val="single" w:color="4F81BC" w:sz="8" w:space="0"/>
+            <w:left w:val="single" w:color="4F81BC" w:sz="8" w:space="0"/>
+            <w:bottom w:val="single" w:color="4F81BC" w:sz="8" w:space="0"/>
+            <w:right w:val="single" w:color="4F81BC" w:sz="8" w:space="0"/>
+            <w:insideH w:val="single" w:color="4F81BC" w:sz="8" w:space="0"/>
+            <w:insideV w:val="single" w:color="4F81BC" w:sz="8" w:space="0"/>
+          </w:tblBorders>
+          <w:tblLayout w:type="fixed"/>
+          <w:tblCellMar>
+            <w:top w:w="0" w:type="dxa"/>
+            <w:left w:w="0" w:type="dxa"/>
+            <w:bottom w:w="0" w:type="dxa"/>
+            <w:right w:w="0" w:type="dxa"/>
+          </w:tblCellMar>
+        </w:tblPrEx>
+        <w:trPr>
+          <w:trHeight w:val="359" w:hRule="atLeast"/>
+        </w:trPr>
+        <w:tc>
+          <w:tcPr>
+            <w:tcW w:w="2377" w:type="dxa"/>
+            <w:tcBorders>
+              <w:bottom w:val="single" w:color="4F81BC" w:sz="18" w:space="0"/>
+            </w:tcBorders>
+          </w:tcPr>
+          <w:p>
+            <w:pPr>
+              <w:pStyle w:val="6"/>
+              <w:spacing w:before="33"/>
+              <w:ind w:left="107"/>
+              <w:rPr>
+                <w:b/>
+                <w:sz w:val="24"/>
+              </w:rPr>
+            </w:pPr>
+            <w:r>
+              <w:rPr>
+                <w:b/>
+                <w:sz w:val="24"/>
+              </w:rPr>
+              <w:t>Use</w:t>
+            </w:r>
+            <w:r>
+              <w:rPr>
+                <w:b/>
+                <w:spacing w:val="-3"/>
+                <w:sz w:val="24"/>
+              </w:rPr>
+              <w:t xml:space="preserve"> </w:t>
+            </w:r>
+            <w:r>
+              <w:rPr>
+                <w:b/>
+                <w:sz w:val="24"/>
+              </w:rPr>
+              <w:t>Case</w:t>
+            </w:r>
+            <w:r>
+              <w:rPr>
+                <w:b/>
+                <w:spacing w:val="-3"/>
+                <w:sz w:val="24"/>
+              </w:rPr>
+              <w:t xml:space="preserve"> </w:t>
+            </w:r>
+            <w:r>
+              <w:rPr>
+                <w:b/>
+                <w:spacing w:val="-5"/>
+                <w:sz w:val="24"/>
+              </w:rPr>
+              <w:t>ID</w:t>
+            </w:r>
+          </w:p>
+        </w:tc>
+        <w:tc>
+          <w:tcPr>
+            <w:tcW w:w="5987" w:type="dxa"/>
+            <w:tcBorders>
+              <w:bottom w:val="single" w:color="4F81BC" w:sz="18" w:space="0"/>
+            </w:tcBorders>
+          </w:tcPr>
+          <w:p>
+            <w:pPr>
+              <w:pStyle w:val="6"/>
+              <w:spacing w:before="33"/>
+              <w:ind w:left="107"/>
+              <w:rPr>
+                <w:b/>
+                <w:sz w:val="24"/>
+              </w:rPr>
+            </w:pPr>
+            <w:r>
+              <w:rPr>
+                <w:rFonts w:ascii="SimSun" w:hAnsi="SimSun" w:eastAsia="SimSun" w:cs="SimSun"/>
+                <w:sz w:val="24"/>
+                <w:szCs w:val="24"/>
+              </w:rPr>
+              <w:t>UC-</w:t>
+            </w:r>
+            <w:r>
+              <w:rPr>
+                <w:rFonts w:hint="eastAsia" w:ascii="SimSun" w:hAnsi="SimSun" w:eastAsia="新細明體" w:cs="SimSun"/>
+                <w:sz w:val="24"/>
+                <w:szCs w:val="24"/>
+                <w:lang w:val="en-US" w:eastAsia="zh-TW"/>
+              </w:rPr>
+              <w:t>8.2</w:t>
+            </w:r>
+          </w:p>
+        </w:tc>
+      </w:tr>
+      <w:tr>
+        <w:tblPrEx>
+          <w:tblBorders>
+            <w:top w:val="single" w:color="4F81BC" w:sz="8" w:space="0"/>
+            <w:left w:val="single" w:color="4F81BC" w:sz="8" w:space="0"/>
+            <w:bottom w:val="single" w:color="4F81BC" w:sz="8" w:space="0"/>
+            <w:right w:val="single" w:color="4F81BC" w:sz="8" w:space="0"/>
+            <w:insideH w:val="single" w:color="4F81BC" w:sz="8" w:space="0"/>
+            <w:insideV w:val="single" w:color="4F81BC" w:sz="8" w:space="0"/>
+          </w:tblBorders>
+          <w:tblLayout w:type="fixed"/>
+          <w:tblCellMar>
+            <w:top w:w="0" w:type="dxa"/>
+            <w:left w:w="0" w:type="dxa"/>
+            <w:bottom w:w="0" w:type="dxa"/>
+            <w:right w:w="0" w:type="dxa"/>
+          </w:tblCellMar>
+        </w:tblPrEx>
+        <w:trPr>
+          <w:trHeight w:val="361" w:hRule="atLeast"/>
+        </w:trPr>
+        <w:tc>
+          <w:tcPr>
+            <w:tcW w:w="2377" w:type="dxa"/>
+            <w:tcBorders>
+              <w:top w:val="single" w:color="4F81BC" w:sz="18" w:space="0"/>
+            </w:tcBorders>
+            <w:shd w:val="clear" w:color="auto" w:fill="D2DFED"/>
+          </w:tcPr>
+          <w:p>
+            <w:pPr>
+              <w:pStyle w:val="6"/>
+              <w:spacing w:before="34"/>
+              <w:ind w:left="107"/>
+              <w:rPr>
+                <w:b/>
+                <w:sz w:val="24"/>
+              </w:rPr>
+            </w:pPr>
+            <w:r>
+              <w:rPr>
+                <w:b/>
+                <w:sz w:val="24"/>
+              </w:rPr>
+              <w:t>Use</w:t>
+            </w:r>
+            <w:r>
+              <w:rPr>
+                <w:b/>
+                <w:spacing w:val="-3"/>
+                <w:sz w:val="24"/>
+              </w:rPr>
+              <w:t xml:space="preserve"> </w:t>
+            </w:r>
+            <w:r>
+              <w:rPr>
+                <w:b/>
+                <w:sz w:val="24"/>
+              </w:rPr>
+              <w:t>Case</w:t>
+            </w:r>
+            <w:r>
+              <w:rPr>
+                <w:b/>
+                <w:spacing w:val="-3"/>
+                <w:sz w:val="24"/>
+              </w:rPr>
+              <w:t xml:space="preserve"> </w:t>
+            </w:r>
+            <w:r>
+              <w:rPr>
+                <w:b/>
+                <w:spacing w:val="-4"/>
+                <w:sz w:val="24"/>
+              </w:rPr>
+              <w:t>Name</w:t>
+            </w:r>
+          </w:p>
+        </w:tc>
+        <w:tc>
+          <w:tcPr>
+            <w:tcW w:w="5987" w:type="dxa"/>
+            <w:tcBorders>
+              <w:top w:val="single" w:color="4F81BC" w:sz="18" w:space="0"/>
+            </w:tcBorders>
+            <w:shd w:val="clear" w:color="auto" w:fill="D2DFED"/>
+          </w:tcPr>
+          <w:p>
+            <w:pPr>
+              <w:pStyle w:val="6"/>
+              <w:spacing w:before="34"/>
+              <w:ind w:left="107"/>
+              <w:rPr>
+                <w:sz w:val="24"/>
+              </w:rPr>
+            </w:pPr>
+            <w:r>
+              <w:rPr>
+                <w:rFonts w:ascii="SimSun" w:hAnsi="SimSun" w:eastAsia="SimSun" w:cs="SimSun"/>
+                <w:sz w:val="24"/>
+                <w:szCs w:val="24"/>
+              </w:rPr>
+              <w:t>發文名稱選擇</w:t>
+            </w:r>
+          </w:p>
+        </w:tc>
+      </w:tr>
+      <w:tr>
+        <w:tblPrEx>
+          <w:tblBorders>
+            <w:top w:val="single" w:color="4F81BC" w:sz="8" w:space="0"/>
+            <w:left w:val="single" w:color="4F81BC" w:sz="8" w:space="0"/>
+            <w:bottom w:val="single" w:color="4F81BC" w:sz="8" w:space="0"/>
+            <w:right w:val="single" w:color="4F81BC" w:sz="8" w:space="0"/>
+            <w:insideH w:val="single" w:color="4F81BC" w:sz="8" w:space="0"/>
+            <w:insideV w:val="single" w:color="4F81BC" w:sz="8" w:space="0"/>
+          </w:tblBorders>
+          <w:tblLayout w:type="fixed"/>
+          <w:tblCellMar>
+            <w:top w:w="0" w:type="dxa"/>
+            <w:left w:w="0" w:type="dxa"/>
+            <w:bottom w:w="0" w:type="dxa"/>
+            <w:right w:w="0" w:type="dxa"/>
+          </w:tblCellMar>
+        </w:tblPrEx>
+        <w:trPr>
+          <w:trHeight w:val="359" w:hRule="atLeast"/>
+        </w:trPr>
+        <w:tc>
+          <w:tcPr>
+            <w:tcW w:w="2377" w:type="dxa"/>
+          </w:tcPr>
+          <w:p>
+            <w:pPr>
+              <w:pStyle w:val="6"/>
+              <w:spacing w:before="32"/>
+              <w:ind w:left="107"/>
+              <w:rPr>
+                <w:b/>
+                <w:sz w:val="24"/>
+              </w:rPr>
+            </w:pPr>
+            <w:r>
+              <w:rPr>
+                <w:b/>
+                <w:spacing w:val="-4"/>
+                <w:sz w:val="24"/>
+              </w:rPr>
+              <w:t>Goal</w:t>
+            </w:r>
+          </w:p>
+        </w:tc>
+        <w:tc>
+          <w:tcPr>
+            <w:tcW w:w="5987" w:type="dxa"/>
+          </w:tcPr>
+          <w:p>
+            <w:pPr>
+              <w:pStyle w:val="6"/>
+              <w:spacing w:before="32"/>
+              <w:ind w:left="107"/>
+              <w:rPr>
+                <w:sz w:val="24"/>
+              </w:rPr>
+            </w:pPr>
+            <w:r>
+              <w:rPr>
+                <w:rFonts w:ascii="SimSun" w:hAnsi="SimSun" w:eastAsia="SimSun" w:cs="SimSun"/>
+                <w:sz w:val="24"/>
+                <w:szCs w:val="24"/>
+              </w:rPr>
+              <w:t>讓使用者選擇貼文名稱（匿名或暱稱）</w:t>
+            </w:r>
+          </w:p>
+        </w:tc>
+      </w:tr>
+      <w:tr>
+        <w:tblPrEx>
+          <w:tblBorders>
+            <w:top w:val="single" w:color="4F81BC" w:sz="8" w:space="0"/>
+            <w:left w:val="single" w:color="4F81BC" w:sz="8" w:space="0"/>
+            <w:bottom w:val="single" w:color="4F81BC" w:sz="8" w:space="0"/>
+            <w:right w:val="single" w:color="4F81BC" w:sz="8" w:space="0"/>
+            <w:insideH w:val="single" w:color="4F81BC" w:sz="8" w:space="0"/>
+            <w:insideV w:val="single" w:color="4F81BC" w:sz="8" w:space="0"/>
+          </w:tblBorders>
+          <w:tblLayout w:type="fixed"/>
+          <w:tblCellMar>
+            <w:top w:w="0" w:type="dxa"/>
+            <w:left w:w="0" w:type="dxa"/>
+            <w:bottom w:w="0" w:type="dxa"/>
+            <w:right w:w="0" w:type="dxa"/>
+          </w:tblCellMar>
+        </w:tblPrEx>
+        <w:trPr>
+          <w:trHeight w:val="721" w:hRule="atLeast"/>
+        </w:trPr>
+        <w:tc>
+          <w:tcPr>
+            <w:tcW w:w="2377" w:type="dxa"/>
+            <w:shd w:val="clear" w:color="auto" w:fill="D2DFED"/>
+          </w:tcPr>
+          <w:p>
+            <w:pPr>
+              <w:pStyle w:val="6"/>
+              <w:spacing w:before="35"/>
+              <w:ind w:left="107"/>
+              <w:rPr>
+                <w:b/>
+                <w:sz w:val="24"/>
+              </w:rPr>
+            </w:pPr>
+            <w:r>
+              <w:rPr>
+                <w:b/>
+                <w:spacing w:val="-2"/>
+                <w:sz w:val="24"/>
+              </w:rPr>
+              <w:t>Requirements</w:t>
+            </w:r>
+          </w:p>
+        </w:tc>
+        <w:tc>
+          <w:tcPr>
+            <w:tcW w:w="5987" w:type="dxa"/>
+            <w:shd w:val="clear" w:color="auto" w:fill="D2DFED"/>
+          </w:tcPr>
+          <w:p>
+            <w:pPr>
+              <w:pStyle w:val="6"/>
+              <w:spacing w:before="67"/>
+              <w:ind w:left="107"/>
+              <w:rPr>
+                <w:sz w:val="24"/>
+              </w:rPr>
+            </w:pPr>
+            <w:r>
+              <w:rPr>
+                <w:rFonts w:ascii="SimSun" w:hAnsi="SimSun" w:eastAsia="SimSun" w:cs="SimSun"/>
+                <w:sz w:val="24"/>
+                <w:szCs w:val="24"/>
+              </w:rPr>
+              <w:t>[FR</w:t>
+            </w:r>
+            <w:r>
+              <w:rPr>
+                <w:rFonts w:hint="eastAsia" w:ascii="SimSun" w:hAnsi="SimSun" w:eastAsia="新細明體" w:cs="SimSun"/>
+                <w:sz w:val="24"/>
+                <w:szCs w:val="24"/>
+                <w:lang w:val="en-US" w:eastAsia="zh-TW"/>
+              </w:rPr>
+              <w:t>17</w:t>
+            </w:r>
+            <w:r>
+              <w:rPr>
+                <w:rFonts w:ascii="SimSun" w:hAnsi="SimSun" w:eastAsia="SimSun" w:cs="SimSun"/>
+                <w:sz w:val="24"/>
+                <w:szCs w:val="24"/>
+              </w:rPr>
+              <w:t xml:space="preserve">: 用戶互動發文區] </w:t>
+            </w:r>
+          </w:p>
+        </w:tc>
+      </w:tr>
+      <w:tr>
+        <w:tblPrEx>
+          <w:tblBorders>
+            <w:top w:val="single" w:color="4F81BC" w:sz="8" w:space="0"/>
+            <w:left w:val="single" w:color="4F81BC" w:sz="8" w:space="0"/>
+            <w:bottom w:val="single" w:color="4F81BC" w:sz="8" w:space="0"/>
+            <w:right w:val="single" w:color="4F81BC" w:sz="8" w:space="0"/>
+            <w:insideH w:val="single" w:color="4F81BC" w:sz="8" w:space="0"/>
+            <w:insideV w:val="single" w:color="4F81BC" w:sz="8" w:space="0"/>
+          </w:tblBorders>
+          <w:tblLayout w:type="fixed"/>
+          <w:tblCellMar>
+            <w:top w:w="0" w:type="dxa"/>
+            <w:left w:w="0" w:type="dxa"/>
+            <w:bottom w:w="0" w:type="dxa"/>
+            <w:right w:w="0" w:type="dxa"/>
+          </w:tblCellMar>
+        </w:tblPrEx>
+        <w:trPr>
+          <w:trHeight w:val="719" w:hRule="atLeast"/>
+        </w:trPr>
+        <w:tc>
+          <w:tcPr>
+            <w:tcW w:w="2377" w:type="dxa"/>
+          </w:tcPr>
+          <w:p>
+            <w:pPr>
+              <w:pStyle w:val="6"/>
+              <w:spacing w:before="32"/>
+              <w:ind w:left="107"/>
+              <w:rPr>
+                <w:b/>
+                <w:sz w:val="24"/>
+              </w:rPr>
+            </w:pPr>
+            <w:r>
+              <w:rPr>
+                <w:b/>
+                <w:spacing w:val="-2"/>
+                <w:sz w:val="24"/>
+              </w:rPr>
+              <w:t>Description</w:t>
+            </w:r>
+          </w:p>
+        </w:tc>
+        <w:tc>
+          <w:tcPr>
+            <w:tcW w:w="5987" w:type="dxa"/>
+          </w:tcPr>
+          <w:p>
+            <w:pPr>
+              <w:pStyle w:val="6"/>
+              <w:spacing w:before="67"/>
+              <w:ind w:left="107"/>
+              <w:rPr>
+                <w:sz w:val="24"/>
+              </w:rPr>
+            </w:pPr>
+            <w:r>
+              <w:rPr>
+                <w:rFonts w:ascii="SimSun" w:hAnsi="SimSun" w:eastAsia="SimSun" w:cs="SimSun"/>
+                <w:sz w:val="24"/>
+                <w:szCs w:val="24"/>
+              </w:rPr>
+              <w:t>發文前，系統提供用戶選擇使用匿名或平台暱稱作為發文顯示名稱</w:t>
+            </w:r>
+          </w:p>
+        </w:tc>
+      </w:tr>
+      <w:tr>
+        <w:tblPrEx>
+          <w:tblBorders>
+            <w:top w:val="single" w:color="4F81BC" w:sz="8" w:space="0"/>
+            <w:left w:val="single" w:color="4F81BC" w:sz="8" w:space="0"/>
+            <w:bottom w:val="single" w:color="4F81BC" w:sz="8" w:space="0"/>
+            <w:right w:val="single" w:color="4F81BC" w:sz="8" w:space="0"/>
+            <w:insideH w:val="single" w:color="4F81BC" w:sz="8" w:space="0"/>
+            <w:insideV w:val="single" w:color="4F81BC" w:sz="8" w:space="0"/>
+          </w:tblBorders>
+          <w:tblLayout w:type="fixed"/>
+          <w:tblCellMar>
+            <w:top w:w="0" w:type="dxa"/>
+            <w:left w:w="0" w:type="dxa"/>
+            <w:bottom w:w="0" w:type="dxa"/>
+            <w:right w:w="0" w:type="dxa"/>
+          </w:tblCellMar>
+        </w:tblPrEx>
+        <w:trPr>
+          <w:trHeight w:val="359" w:hRule="atLeast"/>
+        </w:trPr>
+        <w:tc>
+          <w:tcPr>
+            <w:tcW w:w="2377" w:type="dxa"/>
+            <w:shd w:val="clear" w:color="auto" w:fill="D2DFED"/>
+          </w:tcPr>
+          <w:p>
+            <w:pPr>
+              <w:pStyle w:val="6"/>
+              <w:spacing w:before="32"/>
+              <w:ind w:left="107"/>
+              <w:rPr>
+                <w:b/>
+                <w:sz w:val="24"/>
+              </w:rPr>
+            </w:pPr>
+            <w:r>
+              <w:rPr>
+                <w:b/>
+                <w:spacing w:val="-2"/>
+                <w:sz w:val="24"/>
+              </w:rPr>
+              <w:t>Actor</w:t>
+            </w:r>
+          </w:p>
+        </w:tc>
+        <w:tc>
+          <w:tcPr>
+            <w:tcW w:w="5987" w:type="dxa"/>
+            <w:shd w:val="clear" w:color="auto" w:fill="D2DFED"/>
+          </w:tcPr>
+          <w:p>
+            <w:pPr>
+              <w:pStyle w:val="6"/>
+              <w:rPr>
+                <w:rFonts w:ascii="Times New Roman"/>
+                <w:sz w:val="22"/>
+              </w:rPr>
+            </w:pPr>
+            <w:r>
+              <w:rPr>
+                <w:rFonts w:ascii="SimSun" w:hAnsi="SimSun" w:eastAsia="SimSun" w:cs="SimSun"/>
+                <w:sz w:val="24"/>
+                <w:szCs w:val="24"/>
+              </w:rPr>
+              <w:t>使用者</w:t>
+            </w:r>
+          </w:p>
+        </w:tc>
+      </w:tr>
+      <w:tr>
+        <w:tblPrEx>
+          <w:tblBorders>
+            <w:top w:val="single" w:color="4F81BC" w:sz="8" w:space="0"/>
+            <w:left w:val="single" w:color="4F81BC" w:sz="8" w:space="0"/>
+            <w:bottom w:val="single" w:color="4F81BC" w:sz="8" w:space="0"/>
+            <w:right w:val="single" w:color="4F81BC" w:sz="8" w:space="0"/>
+            <w:insideH w:val="single" w:color="4F81BC" w:sz="8" w:space="0"/>
+            <w:insideV w:val="single" w:color="4F81BC" w:sz="8" w:space="0"/>
+          </w:tblBorders>
+          <w:tblLayout w:type="fixed"/>
+          <w:tblCellMar>
+            <w:top w:w="0" w:type="dxa"/>
+            <w:left w:w="0" w:type="dxa"/>
+            <w:bottom w:w="0" w:type="dxa"/>
+            <w:right w:w="0" w:type="dxa"/>
+          </w:tblCellMar>
+        </w:tblPrEx>
+        <w:trPr>
+          <w:trHeight w:val="361" w:hRule="atLeast"/>
+        </w:trPr>
+        <w:tc>
+          <w:tcPr>
+            <w:tcW w:w="2377" w:type="dxa"/>
+          </w:tcPr>
+          <w:p>
+            <w:pPr>
+              <w:pStyle w:val="6"/>
+              <w:spacing w:before="35"/>
+              <w:ind w:left="107"/>
+              <w:rPr>
+                <w:b/>
+                <w:sz w:val="24"/>
+              </w:rPr>
+            </w:pPr>
+            <w:r>
+              <w:rPr>
+                <w:b/>
+                <w:spacing w:val="-2"/>
+                <w:sz w:val="24"/>
+              </w:rPr>
+              <w:t>Assumptions</w:t>
+            </w:r>
+          </w:p>
+        </w:tc>
+        <w:tc>
+          <w:tcPr>
+            <w:tcW w:w="5987" w:type="dxa"/>
+          </w:tcPr>
+          <w:p>
+            <w:pPr>
+              <w:pStyle w:val="6"/>
+              <w:rPr>
+                <w:rFonts w:ascii="Times New Roman"/>
+                <w:sz w:val="22"/>
+              </w:rPr>
+            </w:pPr>
+            <w:r>
+              <w:rPr>
+                <w:rFonts w:ascii="SimSun" w:hAnsi="SimSun" w:eastAsia="SimSun" w:cs="SimSun"/>
+                <w:sz w:val="24"/>
+                <w:szCs w:val="24"/>
+              </w:rPr>
+              <w:t>使用者已有暱稱資料存在</w:t>
+            </w:r>
+          </w:p>
+        </w:tc>
+      </w:tr>
+      <w:tr>
+        <w:tblPrEx>
+          <w:tblBorders>
+            <w:top w:val="single" w:color="4F81BC" w:sz="8" w:space="0"/>
+            <w:left w:val="single" w:color="4F81BC" w:sz="8" w:space="0"/>
+            <w:bottom w:val="single" w:color="4F81BC" w:sz="8" w:space="0"/>
+            <w:right w:val="single" w:color="4F81BC" w:sz="8" w:space="0"/>
+            <w:insideH w:val="single" w:color="4F81BC" w:sz="8" w:space="0"/>
+            <w:insideV w:val="single" w:color="4F81BC" w:sz="8" w:space="0"/>
+          </w:tblBorders>
+          <w:tblLayout w:type="fixed"/>
+          <w:tblCellMar>
+            <w:top w:w="0" w:type="dxa"/>
+            <w:left w:w="0" w:type="dxa"/>
+            <w:bottom w:w="0" w:type="dxa"/>
+            <w:right w:w="0" w:type="dxa"/>
+          </w:tblCellMar>
+        </w:tblPrEx>
+        <w:trPr>
+          <w:trHeight w:val="359" w:hRule="atLeast"/>
+        </w:trPr>
+        <w:tc>
+          <w:tcPr>
+            <w:tcW w:w="2377" w:type="dxa"/>
+            <w:shd w:val="clear" w:color="auto" w:fill="D2DFED"/>
+          </w:tcPr>
+          <w:p>
+            <w:pPr>
+              <w:pStyle w:val="6"/>
+              <w:spacing w:before="32"/>
+              <w:ind w:left="107"/>
+              <w:rPr>
+                <w:b/>
+                <w:sz w:val="24"/>
+              </w:rPr>
+            </w:pPr>
+            <w:r>
+              <w:rPr>
+                <w:b/>
+                <w:spacing w:val="-2"/>
+                <w:sz w:val="24"/>
+              </w:rPr>
+              <w:t>Constraints</w:t>
+            </w:r>
+          </w:p>
+        </w:tc>
+        <w:tc>
+          <w:tcPr>
+            <w:tcW w:w="5987" w:type="dxa"/>
+            <w:shd w:val="clear" w:color="auto" w:fill="D2DFED"/>
+          </w:tcPr>
+          <w:p>
+            <w:pPr>
+              <w:pStyle w:val="6"/>
+              <w:rPr>
+                <w:rFonts w:ascii="Times New Roman"/>
+                <w:sz w:val="22"/>
+              </w:rPr>
+            </w:pPr>
+            <w:r>
+              <w:rPr>
+                <w:rFonts w:ascii="SimSun" w:hAnsi="SimSun" w:eastAsia="SimSun" w:cs="SimSun"/>
+                <w:sz w:val="24"/>
+                <w:szCs w:val="24"/>
+              </w:rPr>
+              <w:t>必須選擇一個名稱才能發文</w:t>
+            </w:r>
+          </w:p>
+        </w:tc>
+      </w:tr>
+      <w:tr>
+        <w:tblPrEx>
+          <w:tblBorders>
+            <w:top w:val="single" w:color="4F81BC" w:sz="8" w:space="0"/>
+            <w:left w:val="single" w:color="4F81BC" w:sz="8" w:space="0"/>
+            <w:bottom w:val="single" w:color="4F81BC" w:sz="8" w:space="0"/>
+            <w:right w:val="single" w:color="4F81BC" w:sz="8" w:space="0"/>
+            <w:insideH w:val="single" w:color="4F81BC" w:sz="8" w:space="0"/>
+            <w:insideV w:val="single" w:color="4F81BC" w:sz="8" w:space="0"/>
+          </w:tblBorders>
+          <w:tblLayout w:type="fixed"/>
+          <w:tblCellMar>
+            <w:top w:w="0" w:type="dxa"/>
+            <w:left w:w="0" w:type="dxa"/>
+            <w:bottom w:w="0" w:type="dxa"/>
+            <w:right w:w="0" w:type="dxa"/>
+          </w:tblCellMar>
+        </w:tblPrEx>
+        <w:trPr>
+          <w:trHeight w:val="359" w:hRule="atLeast"/>
+        </w:trPr>
+        <w:tc>
+          <w:tcPr>
+            <w:tcW w:w="2377" w:type="dxa"/>
+          </w:tcPr>
+          <w:p>
+            <w:pPr>
+              <w:pStyle w:val="6"/>
+              <w:spacing w:before="33"/>
+              <w:ind w:left="107"/>
+              <w:rPr>
+                <w:b/>
+                <w:sz w:val="24"/>
+              </w:rPr>
+            </w:pPr>
+            <w:r>
+              <w:rPr>
+                <w:b/>
+                <w:spacing w:val="-2"/>
+                <w:sz w:val="24"/>
+              </w:rPr>
+              <w:t>Priority</w:t>
+            </w:r>
+          </w:p>
+        </w:tc>
+        <w:tc>
+          <w:tcPr>
+            <w:tcW w:w="5987" w:type="dxa"/>
+          </w:tcPr>
+          <w:p>
+            <w:pPr>
+              <w:pStyle w:val="6"/>
+              <w:spacing w:before="33"/>
+              <w:ind w:left="107"/>
+              <w:rPr>
+                <w:rFonts w:hint="eastAsia" w:eastAsia="新細明體"/>
+                <w:sz w:val="24"/>
+                <w:lang w:val="en-US" w:eastAsia="zh-TW"/>
+              </w:rPr>
+            </w:pPr>
+            <w:r>
+              <w:rPr>
+                <w:rFonts w:hint="eastAsia" w:eastAsia="新細明體"/>
+                <w:sz w:val="24"/>
+                <w:lang w:val="en-US" w:eastAsia="zh-TW"/>
+              </w:rPr>
+              <w:t>中</w:t>
+            </w:r>
+          </w:p>
+        </w:tc>
+      </w:tr>
+      <w:tr>
+        <w:tblPrEx>
+          <w:tblBorders>
+            <w:top w:val="single" w:color="4F81BC" w:sz="8" w:space="0"/>
+            <w:left w:val="single" w:color="4F81BC" w:sz="8" w:space="0"/>
+            <w:bottom w:val="single" w:color="4F81BC" w:sz="8" w:space="0"/>
+            <w:right w:val="single" w:color="4F81BC" w:sz="8" w:space="0"/>
+            <w:insideH w:val="single" w:color="4F81BC" w:sz="8" w:space="0"/>
+            <w:insideV w:val="single" w:color="4F81BC" w:sz="8" w:space="0"/>
+          </w:tblBorders>
+          <w:tblLayout w:type="fixed"/>
+          <w:tblCellMar>
+            <w:top w:w="0" w:type="dxa"/>
+            <w:left w:w="0" w:type="dxa"/>
+            <w:bottom w:w="0" w:type="dxa"/>
+            <w:right w:w="0" w:type="dxa"/>
+          </w:tblCellMar>
+        </w:tblPrEx>
+        <w:trPr>
+          <w:trHeight w:val="1441" w:hRule="atLeast"/>
+        </w:trPr>
+        <w:tc>
+          <w:tcPr>
+            <w:tcW w:w="2377" w:type="dxa"/>
+            <w:shd w:val="clear" w:color="auto" w:fill="D2DFED"/>
+          </w:tcPr>
+          <w:p>
+            <w:pPr>
+              <w:pStyle w:val="6"/>
+              <w:spacing w:before="35"/>
+              <w:ind w:left="107"/>
+              <w:rPr>
+                <w:b/>
+                <w:sz w:val="24"/>
+              </w:rPr>
+            </w:pPr>
+            <w:r>
+              <w:rPr>
+                <w:b/>
+                <w:spacing w:val="-2"/>
+                <w:sz w:val="24"/>
+              </w:rPr>
+              <w:t>Pre-Conditions</w:t>
+            </w:r>
+          </w:p>
+        </w:tc>
+        <w:tc>
+          <w:tcPr>
+            <w:tcW w:w="5987" w:type="dxa"/>
+            <w:shd w:val="clear" w:color="auto" w:fill="D2DFED"/>
+          </w:tcPr>
+          <w:p>
+            <w:pPr>
+              <w:pStyle w:val="6"/>
+              <w:numPr>
+                <w:ilvl w:val="0"/>
+                <w:numId w:val="0"/>
+              </w:numPr>
+              <w:tabs>
+                <w:tab w:val="left" w:pos="466"/>
+              </w:tabs>
+              <w:spacing w:before="0" w:after="0" w:line="240" w:lineRule="auto"/>
+              <w:ind w:right="0" w:rightChars="0"/>
+              <w:jc w:val="left"/>
+              <w:rPr>
+                <w:rFonts w:hint="eastAsia" w:ascii="Microsoft YaHei" w:eastAsia="新細明體"/>
+                <w:sz w:val="24"/>
+                <w:lang w:val="en-US" w:eastAsia="zh-TW"/>
+              </w:rPr>
+            </w:pPr>
+            <w:r>
+              <w:rPr>
+                <w:rFonts w:ascii="SimSun" w:hAnsi="SimSun" w:eastAsia="SimSun" w:cs="SimSun"/>
+                <w:sz w:val="24"/>
+                <w:szCs w:val="24"/>
+              </w:rPr>
+              <w:t>使用者點擊「我要發文」</w:t>
+            </w:r>
+          </w:p>
+        </w:tc>
+      </w:tr>
+      <w:tr>
+        <w:tblPrEx>
+          <w:tblBorders>
+            <w:top w:val="single" w:color="4F81BC" w:sz="8" w:space="0"/>
+            <w:left w:val="single" w:color="4F81BC" w:sz="8" w:space="0"/>
+            <w:bottom w:val="single" w:color="4F81BC" w:sz="8" w:space="0"/>
+            <w:right w:val="single" w:color="4F81BC" w:sz="8" w:space="0"/>
+            <w:insideH w:val="single" w:color="4F81BC" w:sz="8" w:space="0"/>
+            <w:insideV w:val="single" w:color="4F81BC" w:sz="8" w:space="0"/>
+          </w:tblBorders>
+          <w:tblLayout w:type="fixed"/>
+          <w:tblCellMar>
+            <w:top w:w="0" w:type="dxa"/>
+            <w:left w:w="0" w:type="dxa"/>
+            <w:bottom w:w="0" w:type="dxa"/>
+            <w:right w:w="0" w:type="dxa"/>
+          </w:tblCellMar>
+        </w:tblPrEx>
+        <w:trPr>
+          <w:trHeight w:val="719" w:hRule="atLeast"/>
+        </w:trPr>
+        <w:tc>
+          <w:tcPr>
+            <w:tcW w:w="2377" w:type="dxa"/>
+          </w:tcPr>
+          <w:p>
+            <w:pPr>
+              <w:pStyle w:val="6"/>
+              <w:spacing w:before="32"/>
+              <w:ind w:left="107"/>
+              <w:rPr>
+                <w:b/>
+                <w:sz w:val="24"/>
+              </w:rPr>
+            </w:pPr>
+            <w:r>
+              <w:rPr>
+                <w:b/>
+                <w:spacing w:val="-4"/>
+                <w:sz w:val="24"/>
+              </w:rPr>
+              <w:t>Post-</w:t>
+            </w:r>
+            <w:r>
+              <w:rPr>
+                <w:b/>
+                <w:spacing w:val="-2"/>
+                <w:sz w:val="24"/>
+              </w:rPr>
+              <w:t>Conditions</w:t>
+            </w:r>
+          </w:p>
+        </w:tc>
+        <w:tc>
+          <w:tcPr>
+            <w:tcW w:w="5987" w:type="dxa"/>
+          </w:tcPr>
+          <w:p>
+            <w:pPr>
+              <w:pStyle w:val="6"/>
+              <w:spacing w:before="169"/>
+              <w:ind w:left="107"/>
+              <w:rPr>
+                <w:rFonts w:ascii="Microsoft YaHei" w:eastAsia="Microsoft YaHei"/>
+                <w:sz w:val="24"/>
+              </w:rPr>
+            </w:pPr>
+            <w:r>
+              <w:rPr>
+                <w:rFonts w:ascii="SimSun" w:hAnsi="SimSun" w:eastAsia="SimSun" w:cs="SimSun"/>
+                <w:sz w:val="24"/>
+                <w:szCs w:val="24"/>
+              </w:rPr>
+              <w:t>名稱選擇完成並套用至發文資料中</w:t>
+            </w:r>
+          </w:p>
+        </w:tc>
+      </w:tr>
+      <w:tr>
+        <w:tblPrEx>
+          <w:tblBorders>
+            <w:top w:val="single" w:color="4F81BC" w:sz="8" w:space="0"/>
+            <w:left w:val="single" w:color="4F81BC" w:sz="8" w:space="0"/>
+            <w:bottom w:val="single" w:color="4F81BC" w:sz="8" w:space="0"/>
+            <w:right w:val="single" w:color="4F81BC" w:sz="8" w:space="0"/>
+            <w:insideH w:val="single" w:color="4F81BC" w:sz="8" w:space="0"/>
+            <w:insideV w:val="single" w:color="4F81BC" w:sz="8" w:space="0"/>
+          </w:tblBorders>
+          <w:tblLayout w:type="fixed"/>
+          <w:tblCellMar>
+            <w:top w:w="0" w:type="dxa"/>
+            <w:left w:w="0" w:type="dxa"/>
+            <w:bottom w:w="0" w:type="dxa"/>
+            <w:right w:w="0" w:type="dxa"/>
+          </w:tblCellMar>
+        </w:tblPrEx>
+        <w:trPr>
+          <w:trHeight w:val="2879" w:hRule="atLeast"/>
+        </w:trPr>
+        <w:tc>
+          <w:tcPr>
+            <w:tcW w:w="2377" w:type="dxa"/>
+            <w:shd w:val="clear" w:color="auto" w:fill="D2DFED"/>
+          </w:tcPr>
+          <w:p>
+            <w:pPr>
+              <w:pStyle w:val="6"/>
+              <w:spacing w:before="32"/>
+              <w:ind w:left="107"/>
+              <w:rPr>
+                <w:b/>
+                <w:sz w:val="24"/>
+              </w:rPr>
+            </w:pPr>
+            <w:r>
+              <w:rPr>
+                <w:b/>
+                <w:sz w:val="24"/>
+              </w:rPr>
+              <w:t>Basic</w:t>
+            </w:r>
+            <w:r>
+              <w:rPr>
+                <w:b/>
+                <w:spacing w:val="-2"/>
+                <w:sz w:val="24"/>
+              </w:rPr>
+              <w:t xml:space="preserve"> </w:t>
+            </w:r>
+            <w:r>
+              <w:rPr>
+                <w:b/>
+                <w:spacing w:val="-4"/>
+                <w:sz w:val="24"/>
+              </w:rPr>
+              <w:t>Flow</w:t>
+            </w:r>
+          </w:p>
+        </w:tc>
+        <w:tc>
+          <w:tcPr>
+            <w:tcW w:w="5987" w:type="dxa"/>
+            <w:shd w:val="clear" w:color="auto" w:fill="D2DFED"/>
+          </w:tcPr>
+          <w:p>
+            <w:pPr>
+              <w:pStyle w:val="6"/>
+              <w:numPr>
+                <w:ilvl w:val="0"/>
+                <w:numId w:val="5"/>
+              </w:numPr>
+              <w:spacing w:line="720" w:lineRule="atLeast"/>
+              <w:ind w:right="178" w:rightChars="0"/>
+              <w:rPr>
+                <w:rFonts w:ascii="SimSun" w:hAnsi="SimSun" w:eastAsia="SimSun" w:cs="SimSun"/>
+                <w:sz w:val="24"/>
+                <w:szCs w:val="24"/>
+              </w:rPr>
+            </w:pPr>
+            <w:r>
+              <w:rPr>
+                <w:rFonts w:ascii="SimSun" w:hAnsi="SimSun" w:eastAsia="SimSun" w:cs="SimSun"/>
+                <w:sz w:val="24"/>
+                <w:szCs w:val="24"/>
+              </w:rPr>
+              <w:t>系統檢查使用者暱稱資料</w:t>
+            </w:r>
+          </w:p>
+          <w:p>
+            <w:pPr>
+              <w:pStyle w:val="6"/>
+              <w:numPr>
+                <w:numId w:val="0"/>
+              </w:numPr>
+              <w:spacing w:line="720" w:lineRule="atLeast"/>
+              <w:ind w:right="178" w:rightChars="0"/>
+              <w:rPr>
+                <w:rFonts w:ascii="SimSun" w:hAnsi="SimSun" w:eastAsia="SimSun" w:cs="SimSun"/>
+                <w:sz w:val="24"/>
+                <w:szCs w:val="24"/>
+              </w:rPr>
+            </w:pPr>
+            <w:r>
+              <w:rPr>
+                <w:rFonts w:ascii="SimSun" w:hAnsi="SimSun" w:eastAsia="SimSun" w:cs="SimSun"/>
+                <w:sz w:val="24"/>
+                <w:szCs w:val="24"/>
+              </w:rPr>
+              <w:t>2. 顯示選項：「匿名」或「使用暱稱」</w:t>
+            </w:r>
+          </w:p>
+          <w:p>
+            <w:pPr>
+              <w:pStyle w:val="6"/>
+              <w:numPr>
+                <w:ilvl w:val="0"/>
+                <w:numId w:val="0"/>
+              </w:numPr>
+              <w:spacing w:line="720" w:lineRule="atLeast"/>
+              <w:ind w:right="178" w:rightChars="0"/>
+              <w:rPr>
+                <w:rFonts w:ascii="SimSun" w:hAnsi="SimSun" w:eastAsia="SimSun" w:cs="SimSun"/>
+                <w:sz w:val="24"/>
+                <w:szCs w:val="24"/>
+              </w:rPr>
+            </w:pPr>
+            <w:r>
+              <w:rPr>
+                <w:rFonts w:hint="eastAsia" w:ascii="SimSun" w:hAnsi="SimSun" w:eastAsia="新細明體" w:cs="SimSun"/>
+                <w:sz w:val="24"/>
+                <w:szCs w:val="24"/>
+                <w:lang w:val="en-US" w:eastAsia="zh-TW"/>
+              </w:rPr>
+              <w:t xml:space="preserve">3. </w:t>
+            </w:r>
+            <w:r>
+              <w:rPr>
+                <w:rFonts w:ascii="SimSun" w:hAnsi="SimSun" w:eastAsia="SimSun" w:cs="SimSun"/>
+                <w:sz w:val="24"/>
+                <w:szCs w:val="24"/>
+              </w:rPr>
+              <w:t>使用者點選其中一項</w:t>
+            </w:r>
+          </w:p>
+          <w:p>
+            <w:pPr>
+              <w:pStyle w:val="6"/>
+              <w:numPr>
+                <w:ilvl w:val="0"/>
+                <w:numId w:val="0"/>
+              </w:numPr>
+              <w:spacing w:line="720" w:lineRule="atLeast"/>
+              <w:ind w:right="178" w:rightChars="0"/>
+              <w:rPr>
+                <w:rFonts w:hint="eastAsia" w:ascii="SimSun" w:hAnsi="SimSun" w:eastAsia="新細明體" w:cs="SimSun"/>
+                <w:sz w:val="24"/>
+                <w:szCs w:val="24"/>
+                <w:lang w:val="en-US" w:eastAsia="zh-TW"/>
+              </w:rPr>
+            </w:pPr>
+            <w:r>
+              <w:rPr>
+                <w:rFonts w:hint="eastAsia" w:ascii="SimSun" w:hAnsi="SimSun" w:eastAsia="SimSun" w:cs="SimSun"/>
+                <w:sz w:val="24"/>
+                <w:szCs w:val="24"/>
+                <w:lang w:val="en-US" w:eastAsia="zh-TW"/>
+              </w:rPr>
+              <w:t xml:space="preserve">4. </w:t>
+            </w:r>
+            <w:r>
+              <w:rPr>
+                <w:rFonts w:ascii="SimSun" w:hAnsi="SimSun" w:eastAsia="SimSun" w:cs="SimSun"/>
+                <w:sz w:val="24"/>
+                <w:szCs w:val="24"/>
+              </w:rPr>
+              <w:t>系統套用所選名稱到發文資料中</w:t>
+            </w:r>
+          </w:p>
+        </w:tc>
+      </w:tr>
+      <w:tr>
+        <w:tblPrEx>
+          <w:tblBorders>
+            <w:top w:val="single" w:color="4F81BC" w:sz="8" w:space="0"/>
+            <w:left w:val="single" w:color="4F81BC" w:sz="8" w:space="0"/>
+            <w:bottom w:val="single" w:color="4F81BC" w:sz="8" w:space="0"/>
+            <w:right w:val="single" w:color="4F81BC" w:sz="8" w:space="0"/>
+            <w:insideH w:val="single" w:color="4F81BC" w:sz="8" w:space="0"/>
+            <w:insideV w:val="single" w:color="4F81BC" w:sz="8" w:space="0"/>
+          </w:tblBorders>
+          <w:tblLayout w:type="fixed"/>
+          <w:tblCellMar>
+            <w:top w:w="0" w:type="dxa"/>
+            <w:left w:w="0" w:type="dxa"/>
+            <w:bottom w:w="0" w:type="dxa"/>
+            <w:right w:w="0" w:type="dxa"/>
+          </w:tblCellMar>
+        </w:tblPrEx>
+        <w:trPr>
+          <w:trHeight w:val="361" w:hRule="atLeast"/>
+        </w:trPr>
+        <w:tc>
+          <w:tcPr>
+            <w:tcW w:w="2377" w:type="dxa"/>
+          </w:tcPr>
+          <w:p>
+            <w:pPr>
+              <w:pStyle w:val="6"/>
+              <w:spacing w:before="35"/>
+              <w:ind w:left="107"/>
+              <w:rPr>
+                <w:b/>
+                <w:sz w:val="24"/>
+              </w:rPr>
+            </w:pPr>
+            <w:r>
+              <w:rPr>
+                <w:b/>
+                <w:sz w:val="24"/>
+              </w:rPr>
+              <w:t>Alternative</w:t>
+            </w:r>
+            <w:r>
+              <w:rPr>
+                <w:b/>
+                <w:spacing w:val="-13"/>
+                <w:sz w:val="24"/>
+              </w:rPr>
+              <w:t xml:space="preserve"> </w:t>
+            </w:r>
+            <w:r>
+              <w:rPr>
+                <w:b/>
+                <w:spacing w:val="-2"/>
+                <w:sz w:val="24"/>
+              </w:rPr>
+              <w:t>Flows</w:t>
+            </w:r>
+          </w:p>
+        </w:tc>
+        <w:tc>
+          <w:tcPr>
+            <w:tcW w:w="5987" w:type="dxa"/>
+          </w:tcPr>
+          <w:p>
+            <w:pPr>
+              <w:pStyle w:val="6"/>
+              <w:rPr>
+                <w:rFonts w:ascii="SimSun" w:hAnsi="SimSun" w:eastAsia="SimSun" w:cs="SimSun"/>
+                <w:sz w:val="24"/>
+                <w:szCs w:val="24"/>
+              </w:rPr>
+            </w:pPr>
+            <w:r>
+              <w:rPr>
+                <w:rFonts w:ascii="SimSun" w:hAnsi="SimSun" w:eastAsia="SimSun" w:cs="SimSun"/>
+                <w:sz w:val="24"/>
+                <w:szCs w:val="24"/>
+              </w:rPr>
+              <w:t>無暱稱設定 → 系統強制使用匿名</w:t>
+            </w:r>
+          </w:p>
+        </w:tc>
+      </w:tr>
+      <w:tr>
+        <w:tblPrEx>
+          <w:tblBorders>
+            <w:top w:val="single" w:color="4F81BC" w:sz="8" w:space="0"/>
+            <w:left w:val="single" w:color="4F81BC" w:sz="8" w:space="0"/>
+            <w:bottom w:val="single" w:color="4F81BC" w:sz="8" w:space="0"/>
+            <w:right w:val="single" w:color="4F81BC" w:sz="8" w:space="0"/>
+            <w:insideH w:val="single" w:color="4F81BC" w:sz="8" w:space="0"/>
+            <w:insideV w:val="single" w:color="4F81BC" w:sz="8" w:space="0"/>
+          </w:tblBorders>
+          <w:tblLayout w:type="fixed"/>
+          <w:tblCellMar>
+            <w:top w:w="0" w:type="dxa"/>
+            <w:left w:w="0" w:type="dxa"/>
+            <w:bottom w:w="0" w:type="dxa"/>
+            <w:right w:w="0" w:type="dxa"/>
+          </w:tblCellMar>
+        </w:tblPrEx>
+        <w:trPr>
+          <w:trHeight w:val="359" w:hRule="atLeast"/>
+        </w:trPr>
+        <w:tc>
+          <w:tcPr>
+            <w:tcW w:w="2377" w:type="dxa"/>
+            <w:shd w:val="clear" w:color="auto" w:fill="D2DFED"/>
+          </w:tcPr>
+          <w:p>
+            <w:pPr>
+              <w:pStyle w:val="6"/>
+              <w:spacing w:before="32"/>
+              <w:ind w:left="107"/>
+              <w:rPr>
+                <w:b/>
+                <w:sz w:val="24"/>
+              </w:rPr>
+            </w:pPr>
+            <w:r>
+              <w:rPr>
+                <w:b/>
+                <w:sz w:val="24"/>
+              </w:rPr>
+              <w:t>Exceptional</w:t>
+            </w:r>
+            <w:r>
+              <w:rPr>
+                <w:b/>
+                <w:spacing w:val="-9"/>
+                <w:sz w:val="24"/>
+              </w:rPr>
+              <w:t xml:space="preserve"> </w:t>
+            </w:r>
+            <w:r>
+              <w:rPr>
+                <w:b/>
+                <w:spacing w:val="-2"/>
+                <w:sz w:val="24"/>
+              </w:rPr>
+              <w:t>Flows</w:t>
+            </w:r>
+          </w:p>
+        </w:tc>
+        <w:tc>
+          <w:tcPr>
+            <w:tcW w:w="5987" w:type="dxa"/>
+            <w:shd w:val="clear" w:color="auto" w:fill="D2DFED"/>
+          </w:tcPr>
+          <w:p>
+            <w:pPr>
+              <w:pStyle w:val="6"/>
+              <w:rPr>
+                <w:rFonts w:ascii="SimSun" w:hAnsi="SimSun" w:eastAsia="SimSun" w:cs="SimSun"/>
+                <w:sz w:val="24"/>
+                <w:szCs w:val="24"/>
+              </w:rPr>
+            </w:pPr>
+            <w:r>
+              <w:rPr>
+                <w:rFonts w:ascii="SimSun" w:hAnsi="SimSun" w:eastAsia="SimSun" w:cs="SimSun"/>
+                <w:sz w:val="24"/>
+                <w:szCs w:val="24"/>
+              </w:rPr>
+              <w:t>無法讀取用戶名稱 → 顯示錯誤提示</w:t>
+            </w:r>
+          </w:p>
+        </w:tc>
+      </w:tr>
+      <w:tr>
+        <w:tblPrEx>
+          <w:tblBorders>
+            <w:top w:val="single" w:color="4F81BC" w:sz="8" w:space="0"/>
+            <w:left w:val="single" w:color="4F81BC" w:sz="8" w:space="0"/>
+            <w:bottom w:val="single" w:color="4F81BC" w:sz="8" w:space="0"/>
+            <w:right w:val="single" w:color="4F81BC" w:sz="8" w:space="0"/>
+            <w:insideH w:val="single" w:color="4F81BC" w:sz="8" w:space="0"/>
+            <w:insideV w:val="single" w:color="4F81BC" w:sz="8" w:space="0"/>
+          </w:tblBorders>
+          <w:tblLayout w:type="fixed"/>
+          <w:tblCellMar>
+            <w:top w:w="0" w:type="dxa"/>
+            <w:left w:w="0" w:type="dxa"/>
+            <w:bottom w:w="0" w:type="dxa"/>
+            <w:right w:w="0" w:type="dxa"/>
+          </w:tblCellMar>
+        </w:tblPrEx>
+        <w:trPr>
+          <w:trHeight w:val="359" w:hRule="atLeast"/>
+        </w:trPr>
+        <w:tc>
+          <w:tcPr>
+            <w:tcW w:w="2377" w:type="dxa"/>
+          </w:tcPr>
+          <w:p>
+            <w:pPr>
+              <w:pStyle w:val="6"/>
+              <w:spacing w:before="32"/>
+              <w:ind w:left="107"/>
+              <w:rPr>
+                <w:b/>
+                <w:sz w:val="24"/>
+              </w:rPr>
+            </w:pPr>
+            <w:r>
+              <w:rPr>
+                <w:b/>
+                <w:sz w:val="24"/>
+              </w:rPr>
+              <w:t>Use</w:t>
+            </w:r>
+            <w:r>
+              <w:rPr>
+                <w:b/>
+                <w:spacing w:val="-3"/>
+                <w:sz w:val="24"/>
+              </w:rPr>
+              <w:t xml:space="preserve"> </w:t>
+            </w:r>
+            <w:r>
+              <w:rPr>
+                <w:b/>
+                <w:sz w:val="24"/>
+              </w:rPr>
+              <w:t>Use</w:t>
+            </w:r>
+            <w:r>
+              <w:rPr>
+                <w:b/>
+                <w:spacing w:val="-3"/>
+                <w:sz w:val="24"/>
+              </w:rPr>
+              <w:t xml:space="preserve"> </w:t>
+            </w:r>
+            <w:r>
+              <w:rPr>
+                <w:b/>
+                <w:spacing w:val="-4"/>
+                <w:sz w:val="24"/>
+              </w:rPr>
+              <w:t>Case</w:t>
+            </w:r>
+          </w:p>
+        </w:tc>
+        <w:tc>
+          <w:tcPr>
+            <w:tcW w:w="5987" w:type="dxa"/>
+          </w:tcPr>
+          <w:p>
+            <w:pPr>
+              <w:pStyle w:val="6"/>
+              <w:spacing w:before="35"/>
+              <w:rPr>
+                <w:rFonts w:hint="eastAsia" w:ascii="Times New Roman" w:eastAsia="新細明體"/>
+                <w:sz w:val="22"/>
+                <w:lang w:eastAsia="zh-TW"/>
+              </w:rPr>
+            </w:pPr>
+            <w:r>
+              <w:rPr>
+                <w:rFonts w:ascii="SimSun" w:hAnsi="SimSun" w:eastAsia="SimSun" w:cs="SimSun"/>
+                <w:sz w:val="24"/>
+                <w:szCs w:val="24"/>
+              </w:rPr>
+              <w:t>無</w:t>
+            </w:r>
+          </w:p>
+        </w:tc>
+      </w:tr>
+      <w:tr>
+        <w:tblPrEx>
+          <w:tblBorders>
+            <w:top w:val="single" w:color="4F81BC" w:sz="8" w:space="0"/>
+            <w:left w:val="single" w:color="4F81BC" w:sz="8" w:space="0"/>
+            <w:bottom w:val="single" w:color="4F81BC" w:sz="8" w:space="0"/>
+            <w:right w:val="single" w:color="4F81BC" w:sz="8" w:space="0"/>
+            <w:insideH w:val="single" w:color="4F81BC" w:sz="8" w:space="0"/>
+            <w:insideV w:val="single" w:color="4F81BC" w:sz="8" w:space="0"/>
+          </w:tblBorders>
+          <w:tblLayout w:type="fixed"/>
+          <w:tblCellMar>
+            <w:top w:w="0" w:type="dxa"/>
+            <w:left w:w="0" w:type="dxa"/>
+            <w:bottom w:w="0" w:type="dxa"/>
+            <w:right w:w="0" w:type="dxa"/>
+          </w:tblCellMar>
+        </w:tblPrEx>
+        <w:trPr>
+          <w:trHeight w:val="361" w:hRule="atLeast"/>
+        </w:trPr>
+        <w:tc>
+          <w:tcPr>
+            <w:tcW w:w="2377" w:type="dxa"/>
+            <w:shd w:val="clear" w:color="auto" w:fill="D2DFED"/>
+          </w:tcPr>
+          <w:p>
+            <w:pPr>
+              <w:pStyle w:val="6"/>
+              <w:spacing w:before="35"/>
+              <w:ind w:left="107"/>
+              <w:rPr>
+                <w:b/>
+                <w:sz w:val="24"/>
+              </w:rPr>
+            </w:pPr>
+            <w:r>
+              <w:rPr>
+                <w:b/>
+                <w:sz w:val="24"/>
+              </w:rPr>
+              <w:t>Extend</w:t>
+            </w:r>
+            <w:r>
+              <w:rPr>
+                <w:b/>
+                <w:spacing w:val="-5"/>
+                <w:sz w:val="24"/>
+              </w:rPr>
+              <w:t xml:space="preserve"> </w:t>
+            </w:r>
+            <w:r>
+              <w:rPr>
+                <w:b/>
+                <w:sz w:val="24"/>
+              </w:rPr>
+              <w:t>Use</w:t>
+            </w:r>
+            <w:r>
+              <w:rPr>
+                <w:b/>
+                <w:spacing w:val="-3"/>
+                <w:sz w:val="24"/>
+              </w:rPr>
+              <w:t xml:space="preserve"> </w:t>
+            </w:r>
+            <w:r>
+              <w:rPr>
+                <w:b/>
+                <w:spacing w:val="-4"/>
+                <w:sz w:val="24"/>
+              </w:rPr>
+              <w:t>Case</w:t>
+            </w:r>
+          </w:p>
+        </w:tc>
+        <w:tc>
+          <w:tcPr>
+            <w:tcW w:w="5987" w:type="dxa"/>
+            <w:shd w:val="clear" w:color="auto" w:fill="D2DFED"/>
+          </w:tcPr>
+          <w:p>
+            <w:pPr>
+              <w:pStyle w:val="6"/>
+              <w:spacing w:before="35"/>
+              <w:rPr>
+                <w:rFonts w:hint="eastAsia" w:eastAsia="新細明體"/>
+                <w:sz w:val="24"/>
+                <w:lang w:val="en-US" w:eastAsia="zh-TW"/>
+              </w:rPr>
+            </w:pPr>
+            <w:r>
+              <w:rPr>
+                <w:rFonts w:ascii="SimSun" w:hAnsi="SimSun" w:eastAsia="SimSun" w:cs="SimSun"/>
+                <w:sz w:val="24"/>
+                <w:szCs w:val="24"/>
+              </w:rPr>
+              <w:t>UC-8.1</w:t>
+            </w:r>
+          </w:p>
+        </w:tc>
+      </w:tr>
+      <w:tr>
+        <w:tblPrEx>
+          <w:tblBorders>
+            <w:top w:val="single" w:color="4F81BC" w:sz="8" w:space="0"/>
+            <w:left w:val="single" w:color="4F81BC" w:sz="8" w:space="0"/>
+            <w:bottom w:val="single" w:color="4F81BC" w:sz="8" w:space="0"/>
+            <w:right w:val="single" w:color="4F81BC" w:sz="8" w:space="0"/>
+            <w:insideH w:val="single" w:color="4F81BC" w:sz="8" w:space="0"/>
+            <w:insideV w:val="single" w:color="4F81BC" w:sz="8" w:space="0"/>
+          </w:tblBorders>
+          <w:tblLayout w:type="fixed"/>
+          <w:tblCellMar>
+            <w:top w:w="0" w:type="dxa"/>
+            <w:left w:w="0" w:type="dxa"/>
+            <w:bottom w:w="0" w:type="dxa"/>
+            <w:right w:w="0" w:type="dxa"/>
+          </w:tblCellMar>
+        </w:tblPrEx>
+        <w:trPr>
+          <w:trHeight w:val="359" w:hRule="atLeast"/>
+        </w:trPr>
+        <w:tc>
+          <w:tcPr>
+            <w:tcW w:w="2377" w:type="dxa"/>
+          </w:tcPr>
+          <w:p>
+            <w:pPr>
+              <w:pStyle w:val="6"/>
+              <w:spacing w:before="33"/>
+              <w:ind w:left="107"/>
+              <w:rPr>
+                <w:b/>
+                <w:sz w:val="24"/>
+              </w:rPr>
+            </w:pPr>
+            <w:r>
+              <w:rPr>
+                <w:b/>
+                <w:sz w:val="24"/>
+              </w:rPr>
+              <w:t xml:space="preserve">Business </w:t>
+            </w:r>
+            <w:r>
+              <w:rPr>
+                <w:b/>
+                <w:spacing w:val="-2"/>
+                <w:sz w:val="24"/>
+              </w:rPr>
+              <w:t>Rules</w:t>
+            </w:r>
+          </w:p>
+        </w:tc>
+        <w:tc>
+          <w:tcPr>
+            <w:tcW w:w="5987" w:type="dxa"/>
+          </w:tcPr>
+          <w:p>
+            <w:pPr>
+              <w:pStyle w:val="6"/>
+              <w:rPr>
+                <w:rFonts w:ascii="SimSun" w:hAnsi="SimSun" w:eastAsia="SimSun" w:cs="SimSun"/>
+                <w:sz w:val="24"/>
+                <w:szCs w:val="24"/>
+              </w:rPr>
+            </w:pPr>
+            <w:r>
+              <w:rPr>
+                <w:rFonts w:ascii="SimSun" w:hAnsi="SimSun" w:eastAsia="SimSun" w:cs="SimSun"/>
+                <w:sz w:val="24"/>
+                <w:szCs w:val="24"/>
+              </w:rPr>
+              <w:t>暱稱應遵守平台命名規範</w:t>
+            </w:r>
+          </w:p>
+        </w:tc>
+      </w:tr>
+      <w:tr>
+        <w:tblPrEx>
+          <w:tblBorders>
+            <w:top w:val="single" w:color="4F81BC" w:sz="8" w:space="0"/>
+            <w:left w:val="single" w:color="4F81BC" w:sz="8" w:space="0"/>
+            <w:bottom w:val="single" w:color="4F81BC" w:sz="8" w:space="0"/>
+            <w:right w:val="single" w:color="4F81BC" w:sz="8" w:space="0"/>
+            <w:insideH w:val="single" w:color="4F81BC" w:sz="8" w:space="0"/>
+            <w:insideV w:val="single" w:color="4F81BC" w:sz="8" w:space="0"/>
+          </w:tblBorders>
+          <w:tblLayout w:type="fixed"/>
+          <w:tblCellMar>
+            <w:top w:w="0" w:type="dxa"/>
+            <w:left w:w="0" w:type="dxa"/>
+            <w:bottom w:w="0" w:type="dxa"/>
+            <w:right w:w="0" w:type="dxa"/>
+          </w:tblCellMar>
+        </w:tblPrEx>
+        <w:trPr>
+          <w:trHeight w:val="359" w:hRule="atLeast"/>
+        </w:trPr>
+        <w:tc>
+          <w:tcPr>
+            <w:tcW w:w="2377" w:type="dxa"/>
+            <w:shd w:val="clear" w:color="auto" w:fill="D2DFED"/>
+          </w:tcPr>
+          <w:p>
+            <w:pPr>
+              <w:pStyle w:val="6"/>
+              <w:spacing w:before="32"/>
+              <w:ind w:left="107"/>
+              <w:rPr>
+                <w:b/>
+                <w:sz w:val="24"/>
+              </w:rPr>
+            </w:pPr>
+            <w:r>
+              <w:rPr>
+                <w:b/>
+                <w:sz w:val="24"/>
+              </w:rPr>
+              <w:t>Special</w:t>
+            </w:r>
+            <w:r>
+              <w:rPr>
+                <w:b/>
+                <w:spacing w:val="-2"/>
+                <w:sz w:val="24"/>
+              </w:rPr>
+              <w:t xml:space="preserve"> Requirements</w:t>
+            </w:r>
+          </w:p>
+        </w:tc>
+        <w:tc>
+          <w:tcPr>
+            <w:tcW w:w="5987" w:type="dxa"/>
+            <w:shd w:val="clear" w:color="auto" w:fill="D2DFED"/>
+          </w:tcPr>
+          <w:p>
+            <w:pPr>
+              <w:pStyle w:val="6"/>
+              <w:rPr>
+                <w:rFonts w:ascii="SimSun" w:hAnsi="SimSun" w:eastAsia="SimSun" w:cs="SimSun"/>
+                <w:sz w:val="24"/>
+                <w:szCs w:val="24"/>
+              </w:rPr>
+            </w:pPr>
+            <w:r>
+              <w:rPr>
+                <w:rFonts w:ascii="SimSun" w:hAnsi="SimSun" w:eastAsia="SimSun" w:cs="SimSun"/>
+                <w:sz w:val="24"/>
+                <w:szCs w:val="24"/>
+              </w:rPr>
+              <w:t>使用者可於設定中修改暱稱，但不影響既有貼文顯示名稱</w:t>
+            </w:r>
+          </w:p>
+          <w:p>
+            <w:pPr>
+              <w:pStyle w:val="6"/>
+              <w:rPr>
+                <w:rFonts w:ascii="SimSun" w:hAnsi="SimSun" w:eastAsia="SimSun" w:cs="SimSun"/>
+                <w:sz w:val="24"/>
+                <w:szCs w:val="24"/>
+              </w:rPr>
+            </w:pPr>
+            <w:r>
+              <w:rPr>
+                <w:rFonts w:ascii="SimSun" w:hAnsi="SimSun" w:eastAsia="SimSun" w:cs="SimSun"/>
+                <w:sz w:val="24"/>
+                <w:szCs w:val="24"/>
+              </w:rPr>
+              <w:t>若選擇匿名，系統將隨機產生代號作為顯示名稱</w:t>
+            </w:r>
+          </w:p>
+        </w:tc>
+      </w:tr>
+      <w:tr>
+        <w:tblPrEx>
+          <w:tblBorders>
+            <w:top w:val="single" w:color="4F81BC" w:sz="8" w:space="0"/>
+            <w:left w:val="single" w:color="4F81BC" w:sz="8" w:space="0"/>
+            <w:bottom w:val="single" w:color="4F81BC" w:sz="8" w:space="0"/>
+            <w:right w:val="single" w:color="4F81BC" w:sz="8" w:space="0"/>
+            <w:insideH w:val="single" w:color="4F81BC" w:sz="8" w:space="0"/>
+            <w:insideV w:val="single" w:color="4F81BC" w:sz="8" w:space="0"/>
+          </w:tblBorders>
+          <w:tblLayout w:type="fixed"/>
+          <w:tblCellMar>
+            <w:top w:w="0" w:type="dxa"/>
+            <w:left w:w="0" w:type="dxa"/>
+            <w:bottom w:w="0" w:type="dxa"/>
+            <w:right w:w="0" w:type="dxa"/>
+          </w:tblCellMar>
+        </w:tblPrEx>
+        <w:trPr>
+          <w:trHeight w:val="361" w:hRule="atLeast"/>
+        </w:trPr>
+        <w:tc>
+          <w:tcPr>
+            <w:tcW w:w="2377" w:type="dxa"/>
+          </w:tcPr>
+          <w:p>
+            <w:pPr>
+              <w:pStyle w:val="6"/>
+              <w:spacing w:before="35"/>
+              <w:ind w:left="107"/>
+              <w:rPr>
+                <w:b/>
+                <w:sz w:val="24"/>
+              </w:rPr>
+            </w:pPr>
+            <w:r>
+              <w:rPr>
+                <w:b/>
+                <w:spacing w:val="-2"/>
+                <w:sz w:val="24"/>
+              </w:rPr>
+              <w:t>Artifacts</w:t>
+            </w:r>
+          </w:p>
+        </w:tc>
+        <w:tc>
+          <w:tcPr>
+            <w:tcW w:w="5987" w:type="dxa"/>
+          </w:tcPr>
+          <w:p>
+            <w:pPr>
+              <w:pStyle w:val="6"/>
+              <w:rPr>
+                <w:rFonts w:ascii="SimSun" w:hAnsi="SimSun" w:eastAsia="SimSun" w:cs="SimSun"/>
+                <w:sz w:val="24"/>
+                <w:szCs w:val="24"/>
+              </w:rPr>
+            </w:pPr>
+            <w:r>
+              <w:rPr>
+                <w:rFonts w:ascii="SimSun" w:hAnsi="SimSun" w:eastAsia="SimSun" w:cs="SimSun"/>
+                <w:sz w:val="24"/>
+                <w:szCs w:val="24"/>
+              </w:rPr>
+              <w:t>使用者暱稱紀錄</w:t>
+            </w:r>
+          </w:p>
+        </w:tc>
+      </w:tr>
+      <w:tr>
+        <w:tblPrEx>
+          <w:tblBorders>
+            <w:top w:val="single" w:color="4F81BC" w:sz="8" w:space="0"/>
+            <w:left w:val="single" w:color="4F81BC" w:sz="8" w:space="0"/>
+            <w:bottom w:val="single" w:color="4F81BC" w:sz="8" w:space="0"/>
+            <w:right w:val="single" w:color="4F81BC" w:sz="8" w:space="0"/>
+            <w:insideH w:val="single" w:color="4F81BC" w:sz="8" w:space="0"/>
+            <w:insideV w:val="single" w:color="4F81BC" w:sz="8" w:space="0"/>
+          </w:tblBorders>
+          <w:tblLayout w:type="fixed"/>
+          <w:tblCellMar>
+            <w:top w:w="0" w:type="dxa"/>
+            <w:left w:w="0" w:type="dxa"/>
+            <w:bottom w:w="0" w:type="dxa"/>
+            <w:right w:w="0" w:type="dxa"/>
+          </w:tblCellMar>
+        </w:tblPrEx>
+        <w:trPr>
+          <w:trHeight w:val="359" w:hRule="atLeast"/>
+        </w:trPr>
+        <w:tc>
+          <w:tcPr>
+            <w:tcW w:w="2377" w:type="dxa"/>
+            <w:shd w:val="clear" w:color="auto" w:fill="D2DFED"/>
+          </w:tcPr>
+          <w:p>
+            <w:pPr>
+              <w:pStyle w:val="6"/>
+              <w:spacing w:before="32"/>
+              <w:ind w:left="107"/>
+              <w:rPr>
+                <w:b/>
+                <w:sz w:val="24"/>
+              </w:rPr>
+            </w:pPr>
+            <w:r>
+              <w:rPr>
+                <w:b/>
+                <w:sz w:val="24"/>
+              </w:rPr>
+              <w:t>Use</w:t>
+            </w:r>
+            <w:r>
+              <w:rPr>
+                <w:b/>
+                <w:spacing w:val="-3"/>
+                <w:sz w:val="24"/>
+              </w:rPr>
+              <w:t xml:space="preserve"> </w:t>
+            </w:r>
+            <w:r>
+              <w:rPr>
+                <w:b/>
+                <w:sz w:val="24"/>
+              </w:rPr>
+              <w:t>Case</w:t>
+            </w:r>
+            <w:r>
+              <w:rPr>
+                <w:b/>
+                <w:spacing w:val="-3"/>
+                <w:sz w:val="24"/>
+              </w:rPr>
+              <w:t xml:space="preserve"> </w:t>
+            </w:r>
+            <w:r>
+              <w:rPr>
+                <w:b/>
+                <w:spacing w:val="-2"/>
+                <w:sz w:val="24"/>
+              </w:rPr>
+              <w:t>Glossary</w:t>
+            </w:r>
+          </w:p>
+        </w:tc>
+        <w:tc>
+          <w:tcPr>
+            <w:tcW w:w="5987" w:type="dxa"/>
+            <w:shd w:val="clear" w:color="auto" w:fill="D2DFED"/>
+          </w:tcPr>
+          <w:p>
+            <w:pPr>
+              <w:pStyle w:val="6"/>
+              <w:rPr>
+                <w:rFonts w:ascii="SimSun" w:hAnsi="SimSun" w:eastAsia="SimSun" w:cs="SimSun"/>
+                <w:sz w:val="24"/>
+                <w:szCs w:val="24"/>
+              </w:rPr>
+            </w:pPr>
+            <w:r>
+              <w:rPr>
+                <w:rFonts w:ascii="SimSun" w:hAnsi="SimSun" w:eastAsia="SimSun" w:cs="SimSun"/>
+                <w:sz w:val="24"/>
+                <w:szCs w:val="24"/>
+              </w:rPr>
+              <w:t>暱稱</w:t>
+            </w:r>
+            <w:r>
+              <w:rPr>
+                <w:rFonts w:hint="eastAsia" w:ascii="SimSun" w:hAnsi="SimSun" w:eastAsia="新細明體" w:cs="SimSun"/>
+                <w:sz w:val="24"/>
+                <w:szCs w:val="24"/>
+                <w:lang w:val="en-US" w:eastAsia="zh-TW"/>
+              </w:rPr>
+              <w:t xml:space="preserve">: </w:t>
+            </w:r>
+            <w:r>
+              <w:rPr>
+                <w:rFonts w:ascii="SimSun" w:hAnsi="SimSun" w:eastAsia="SimSun" w:cs="SimSun"/>
+                <w:sz w:val="24"/>
+                <w:szCs w:val="24"/>
+              </w:rPr>
+              <w:t>使用者於平台註冊之非真實名稱</w:t>
+            </w:r>
+          </w:p>
+        </w:tc>
+      </w:tr>
+    </w:tbl>
+    <w:p/>
+    <w:tbl>
+      <w:tblPr>
+        <w:tblStyle w:val="5"/>
+        <w:tblpPr w:leftFromText="180" w:rightFromText="180" w:vertAnchor="text" w:horzAnchor="page" w:tblpX="1707" w:tblpY="1009"/>
+        <w:tblOverlap w:val="never"/>
+        <w:tblW w:w="8364" w:type="dxa"/>
+        <w:tblInd w:w="0" w:type="dxa"/>
+        <w:tblBorders>
+          <w:top w:val="single" w:color="4F81BC" w:sz="8" w:space="0"/>
+          <w:left w:val="single" w:color="4F81BC" w:sz="8" w:space="0"/>
+          <w:bottom w:val="single" w:color="4F81BC" w:sz="8" w:space="0"/>
+          <w:right w:val="single" w:color="4F81BC" w:sz="8" w:space="0"/>
+          <w:insideH w:val="single" w:color="4F81BC" w:sz="8" w:space="0"/>
+          <w:insideV w:val="single" w:color="4F81BC" w:sz="8" w:space="0"/>
+        </w:tblBorders>
+        <w:tblLayout w:type="fixed"/>
+        <w:tblCellMar>
+          <w:top w:w="0" w:type="dxa"/>
+          <w:left w:w="0" w:type="dxa"/>
+          <w:bottom w:w="0" w:type="dxa"/>
+          <w:right w:w="0" w:type="dxa"/>
+        </w:tblCellMar>
+      </w:tblPr>
+      <w:tblGrid>
+        <w:gridCol w:w="2377"/>
+        <w:gridCol w:w="5987"/>
+      </w:tblGrid>
+      <w:tr>
+        <w:tblPrEx>
+          <w:tblBorders>
+            <w:top w:val="single" w:color="4F81BC" w:sz="8" w:space="0"/>
+            <w:left w:val="single" w:color="4F81BC" w:sz="8" w:space="0"/>
+            <w:bottom w:val="single" w:color="4F81BC" w:sz="8" w:space="0"/>
+            <w:right w:val="single" w:color="4F81BC" w:sz="8" w:space="0"/>
+            <w:insideH w:val="single" w:color="4F81BC" w:sz="8" w:space="0"/>
+            <w:insideV w:val="single" w:color="4F81BC" w:sz="8" w:space="0"/>
+          </w:tblBorders>
+          <w:tblLayout w:type="fixed"/>
+          <w:tblCellMar>
+            <w:top w:w="0" w:type="dxa"/>
+            <w:left w:w="0" w:type="dxa"/>
+            <w:bottom w:w="0" w:type="dxa"/>
+            <w:right w:w="0" w:type="dxa"/>
+          </w:tblCellMar>
+        </w:tblPrEx>
+        <w:trPr>
+          <w:trHeight w:val="359" w:hRule="atLeast"/>
+        </w:trPr>
+        <w:tc>
+          <w:tcPr>
+            <w:tcW w:w="2377" w:type="dxa"/>
+            <w:tcBorders>
+              <w:bottom w:val="single" w:color="4F81BC" w:sz="18" w:space="0"/>
+            </w:tcBorders>
+          </w:tcPr>
+          <w:p>
+            <w:pPr>
+              <w:pStyle w:val="6"/>
+              <w:spacing w:before="33"/>
+              <w:ind w:left="107"/>
+              <w:rPr>
+                <w:b/>
+                <w:sz w:val="24"/>
+              </w:rPr>
+            </w:pPr>
+            <w:r>
+              <w:rPr>
+                <w:b/>
+                <w:sz w:val="24"/>
+              </w:rPr>
+              <w:t>Use</w:t>
+            </w:r>
+            <w:r>
+              <w:rPr>
+                <w:b/>
+                <w:spacing w:val="-3"/>
+                <w:sz w:val="24"/>
+              </w:rPr>
+              <w:t xml:space="preserve"> </w:t>
+            </w:r>
+            <w:r>
+              <w:rPr>
+                <w:b/>
+                <w:sz w:val="24"/>
+              </w:rPr>
+              <w:t>Case</w:t>
+            </w:r>
+            <w:r>
+              <w:rPr>
+                <w:b/>
+                <w:spacing w:val="-3"/>
+                <w:sz w:val="24"/>
+              </w:rPr>
+              <w:t xml:space="preserve"> </w:t>
+            </w:r>
+            <w:r>
+              <w:rPr>
+                <w:b/>
+                <w:spacing w:val="-5"/>
+                <w:sz w:val="24"/>
+              </w:rPr>
+              <w:t>ID</w:t>
+            </w:r>
+          </w:p>
+        </w:tc>
+        <w:tc>
+          <w:tcPr>
+            <w:tcW w:w="5987" w:type="dxa"/>
+            <w:tcBorders>
+              <w:bottom w:val="single" w:color="4F81BC" w:sz="18" w:space="0"/>
+            </w:tcBorders>
+          </w:tcPr>
+          <w:p>
+            <w:pPr>
+              <w:pStyle w:val="6"/>
+              <w:spacing w:before="33"/>
+              <w:ind w:left="107"/>
+              <w:rPr>
+                <w:b/>
+                <w:sz w:val="24"/>
+              </w:rPr>
+            </w:pPr>
+            <w:r>
+              <w:rPr>
+                <w:rFonts w:ascii="SimSun" w:hAnsi="SimSun" w:eastAsia="SimSun" w:cs="SimSun"/>
+                <w:sz w:val="24"/>
+                <w:szCs w:val="24"/>
+              </w:rPr>
+              <w:t>UC-</w:t>
+            </w:r>
+            <w:r>
+              <w:rPr>
+                <w:rFonts w:hint="eastAsia" w:ascii="SimSun" w:hAnsi="SimSun" w:eastAsia="新細明體" w:cs="SimSun"/>
+                <w:sz w:val="24"/>
+                <w:szCs w:val="24"/>
+                <w:lang w:val="en-US" w:eastAsia="zh-TW"/>
+              </w:rPr>
+              <w:t>8.3</w:t>
+            </w:r>
+          </w:p>
+        </w:tc>
+      </w:tr>
+      <w:tr>
+        <w:tblPrEx>
+          <w:tblBorders>
+            <w:top w:val="single" w:color="4F81BC" w:sz="8" w:space="0"/>
+            <w:left w:val="single" w:color="4F81BC" w:sz="8" w:space="0"/>
+            <w:bottom w:val="single" w:color="4F81BC" w:sz="8" w:space="0"/>
+            <w:right w:val="single" w:color="4F81BC" w:sz="8" w:space="0"/>
+            <w:insideH w:val="single" w:color="4F81BC" w:sz="8" w:space="0"/>
+            <w:insideV w:val="single" w:color="4F81BC" w:sz="8" w:space="0"/>
+          </w:tblBorders>
+          <w:tblLayout w:type="fixed"/>
+          <w:tblCellMar>
+            <w:top w:w="0" w:type="dxa"/>
+            <w:left w:w="0" w:type="dxa"/>
+            <w:bottom w:w="0" w:type="dxa"/>
+            <w:right w:w="0" w:type="dxa"/>
+          </w:tblCellMar>
+        </w:tblPrEx>
+        <w:trPr>
+          <w:trHeight w:val="361" w:hRule="atLeast"/>
+        </w:trPr>
+        <w:tc>
+          <w:tcPr>
+            <w:tcW w:w="2377" w:type="dxa"/>
+            <w:tcBorders>
+              <w:top w:val="single" w:color="4F81BC" w:sz="18" w:space="0"/>
+            </w:tcBorders>
+            <w:shd w:val="clear" w:color="auto" w:fill="D2DFED"/>
+          </w:tcPr>
+          <w:p>
+            <w:pPr>
+              <w:pStyle w:val="6"/>
+              <w:spacing w:before="34"/>
+              <w:ind w:left="107"/>
+              <w:rPr>
+                <w:b/>
+                <w:sz w:val="24"/>
+              </w:rPr>
+            </w:pPr>
+            <w:r>
+              <w:rPr>
+                <w:b/>
+                <w:sz w:val="24"/>
+              </w:rPr>
+              <w:t>Use</w:t>
+            </w:r>
+            <w:r>
+              <w:rPr>
+                <w:b/>
+                <w:spacing w:val="-3"/>
+                <w:sz w:val="24"/>
+              </w:rPr>
+              <w:t xml:space="preserve"> </w:t>
+            </w:r>
+            <w:r>
+              <w:rPr>
+                <w:b/>
+                <w:sz w:val="24"/>
+              </w:rPr>
+              <w:t>Case</w:t>
+            </w:r>
+            <w:r>
+              <w:rPr>
+                <w:b/>
+                <w:spacing w:val="-3"/>
+                <w:sz w:val="24"/>
+              </w:rPr>
+              <w:t xml:space="preserve"> </w:t>
+            </w:r>
+            <w:r>
+              <w:rPr>
+                <w:b/>
+                <w:spacing w:val="-4"/>
+                <w:sz w:val="24"/>
+              </w:rPr>
+              <w:t>Name</w:t>
+            </w:r>
+          </w:p>
+        </w:tc>
+        <w:tc>
+          <w:tcPr>
+            <w:tcW w:w="5987" w:type="dxa"/>
+            <w:tcBorders>
+              <w:top w:val="single" w:color="4F81BC" w:sz="18" w:space="0"/>
+            </w:tcBorders>
+            <w:shd w:val="clear" w:color="auto" w:fill="D2DFED"/>
+          </w:tcPr>
+          <w:p>
+            <w:pPr>
+              <w:pStyle w:val="6"/>
+              <w:spacing w:before="34"/>
+              <w:ind w:left="107"/>
+              <w:rPr>
+                <w:sz w:val="24"/>
+              </w:rPr>
+            </w:pPr>
+            <w:r>
+              <w:rPr>
+                <w:rFonts w:ascii="SimSun" w:hAnsi="SimSun" w:eastAsia="SimSun" w:cs="SimSun"/>
+                <w:sz w:val="24"/>
+                <w:szCs w:val="24"/>
+              </w:rPr>
+              <w:t>審核後無誤交流區</w:t>
+            </w:r>
+          </w:p>
+        </w:tc>
+      </w:tr>
+      <w:tr>
+        <w:tblPrEx>
+          <w:tblBorders>
+            <w:top w:val="single" w:color="4F81BC" w:sz="8" w:space="0"/>
+            <w:left w:val="single" w:color="4F81BC" w:sz="8" w:space="0"/>
+            <w:bottom w:val="single" w:color="4F81BC" w:sz="8" w:space="0"/>
+            <w:right w:val="single" w:color="4F81BC" w:sz="8" w:space="0"/>
+            <w:insideH w:val="single" w:color="4F81BC" w:sz="8" w:space="0"/>
+            <w:insideV w:val="single" w:color="4F81BC" w:sz="8" w:space="0"/>
+          </w:tblBorders>
+          <w:tblLayout w:type="fixed"/>
+          <w:tblCellMar>
+            <w:top w:w="0" w:type="dxa"/>
+            <w:left w:w="0" w:type="dxa"/>
+            <w:bottom w:w="0" w:type="dxa"/>
+            <w:right w:w="0" w:type="dxa"/>
+          </w:tblCellMar>
+        </w:tblPrEx>
+        <w:trPr>
+          <w:trHeight w:val="359" w:hRule="atLeast"/>
+        </w:trPr>
+        <w:tc>
+          <w:tcPr>
+            <w:tcW w:w="2377" w:type="dxa"/>
+          </w:tcPr>
+          <w:p>
+            <w:pPr>
+              <w:pStyle w:val="6"/>
+              <w:spacing w:before="32"/>
+              <w:ind w:left="107"/>
+              <w:rPr>
+                <w:b/>
+                <w:sz w:val="24"/>
+              </w:rPr>
+            </w:pPr>
+            <w:r>
+              <w:rPr>
+                <w:b/>
+                <w:spacing w:val="-4"/>
+                <w:sz w:val="24"/>
+              </w:rPr>
+              <w:t>Goal</w:t>
+            </w:r>
+          </w:p>
+        </w:tc>
+        <w:tc>
+          <w:tcPr>
+            <w:tcW w:w="5987" w:type="dxa"/>
+          </w:tcPr>
+          <w:p>
+            <w:pPr>
+              <w:pStyle w:val="6"/>
+              <w:spacing w:before="32"/>
+              <w:ind w:left="107"/>
+              <w:rPr>
+                <w:sz w:val="24"/>
+              </w:rPr>
+            </w:pPr>
+            <w:r>
+              <w:rPr>
+                <w:rFonts w:ascii="SimSun" w:hAnsi="SimSun" w:eastAsia="SimSun" w:cs="SimSun"/>
+                <w:sz w:val="24"/>
+                <w:szCs w:val="24"/>
+              </w:rPr>
+              <w:t>顯示通過 AI 審核的文章於交流區</w:t>
+            </w:r>
+          </w:p>
+        </w:tc>
+      </w:tr>
+      <w:tr>
+        <w:tblPrEx>
+          <w:tblBorders>
+            <w:top w:val="single" w:color="4F81BC" w:sz="8" w:space="0"/>
+            <w:left w:val="single" w:color="4F81BC" w:sz="8" w:space="0"/>
+            <w:bottom w:val="single" w:color="4F81BC" w:sz="8" w:space="0"/>
+            <w:right w:val="single" w:color="4F81BC" w:sz="8" w:space="0"/>
+            <w:insideH w:val="single" w:color="4F81BC" w:sz="8" w:space="0"/>
+            <w:insideV w:val="single" w:color="4F81BC" w:sz="8" w:space="0"/>
+          </w:tblBorders>
+          <w:tblLayout w:type="fixed"/>
+          <w:tblCellMar>
+            <w:top w:w="0" w:type="dxa"/>
+            <w:left w:w="0" w:type="dxa"/>
+            <w:bottom w:w="0" w:type="dxa"/>
+            <w:right w:w="0" w:type="dxa"/>
+          </w:tblCellMar>
+        </w:tblPrEx>
+        <w:trPr>
+          <w:trHeight w:val="721" w:hRule="atLeast"/>
+        </w:trPr>
+        <w:tc>
+          <w:tcPr>
+            <w:tcW w:w="2377" w:type="dxa"/>
+            <w:shd w:val="clear" w:color="auto" w:fill="D2DFED"/>
+          </w:tcPr>
+          <w:p>
+            <w:pPr>
+              <w:pStyle w:val="6"/>
+              <w:spacing w:before="35"/>
+              <w:ind w:left="107"/>
+              <w:rPr>
+                <w:b/>
+                <w:sz w:val="24"/>
+              </w:rPr>
+            </w:pPr>
+            <w:r>
+              <w:rPr>
+                <w:b/>
+                <w:spacing w:val="-2"/>
+                <w:sz w:val="24"/>
+              </w:rPr>
+              <w:t>Requirements</w:t>
+            </w:r>
+          </w:p>
+        </w:tc>
+        <w:tc>
+          <w:tcPr>
+            <w:tcW w:w="5987" w:type="dxa"/>
+            <w:shd w:val="clear" w:color="auto" w:fill="D2DFED"/>
+          </w:tcPr>
+          <w:p>
+            <w:pPr>
+              <w:pStyle w:val="6"/>
+              <w:spacing w:before="67"/>
+              <w:ind w:left="107"/>
+              <w:rPr>
+                <w:sz w:val="24"/>
+              </w:rPr>
+            </w:pPr>
+            <w:r>
+              <w:rPr>
+                <w:rFonts w:ascii="SimSun" w:hAnsi="SimSun" w:eastAsia="SimSun" w:cs="SimSun"/>
+                <w:sz w:val="24"/>
+                <w:szCs w:val="24"/>
+              </w:rPr>
+              <w:t>[FR</w:t>
+            </w:r>
+            <w:r>
+              <w:rPr>
+                <w:rFonts w:hint="eastAsia" w:ascii="SimSun" w:hAnsi="SimSun" w:eastAsia="新細明體" w:cs="SimSun"/>
+                <w:sz w:val="24"/>
+                <w:szCs w:val="24"/>
+                <w:lang w:val="en-US" w:eastAsia="zh-TW"/>
+              </w:rPr>
+              <w:t>17</w:t>
+            </w:r>
+            <w:r>
+              <w:rPr>
+                <w:rFonts w:ascii="SimSun" w:hAnsi="SimSun" w:eastAsia="SimSun" w:cs="SimSun"/>
+                <w:sz w:val="24"/>
+                <w:szCs w:val="24"/>
+              </w:rPr>
+              <w:t xml:space="preserve">: 用戶互動發文區] </w:t>
+            </w:r>
+          </w:p>
+        </w:tc>
+      </w:tr>
+      <w:tr>
+        <w:tblPrEx>
+          <w:tblBorders>
+            <w:top w:val="single" w:color="4F81BC" w:sz="8" w:space="0"/>
+            <w:left w:val="single" w:color="4F81BC" w:sz="8" w:space="0"/>
+            <w:bottom w:val="single" w:color="4F81BC" w:sz="8" w:space="0"/>
+            <w:right w:val="single" w:color="4F81BC" w:sz="8" w:space="0"/>
+            <w:insideH w:val="single" w:color="4F81BC" w:sz="8" w:space="0"/>
+            <w:insideV w:val="single" w:color="4F81BC" w:sz="8" w:space="0"/>
+          </w:tblBorders>
+          <w:tblLayout w:type="fixed"/>
+          <w:tblCellMar>
+            <w:top w:w="0" w:type="dxa"/>
+            <w:left w:w="0" w:type="dxa"/>
+            <w:bottom w:w="0" w:type="dxa"/>
+            <w:right w:w="0" w:type="dxa"/>
+          </w:tblCellMar>
+        </w:tblPrEx>
+        <w:trPr>
+          <w:trHeight w:val="719" w:hRule="atLeast"/>
+        </w:trPr>
+        <w:tc>
+          <w:tcPr>
+            <w:tcW w:w="2377" w:type="dxa"/>
+          </w:tcPr>
+          <w:p>
+            <w:pPr>
+              <w:pStyle w:val="6"/>
+              <w:spacing w:before="32"/>
+              <w:ind w:left="107"/>
+              <w:rPr>
+                <w:b/>
+                <w:sz w:val="24"/>
+              </w:rPr>
+            </w:pPr>
+            <w:r>
+              <w:rPr>
+                <w:b/>
+                <w:spacing w:val="-2"/>
+                <w:sz w:val="24"/>
+              </w:rPr>
+              <w:t>Description</w:t>
+            </w:r>
+          </w:p>
+        </w:tc>
+        <w:tc>
+          <w:tcPr>
+            <w:tcW w:w="5987" w:type="dxa"/>
+          </w:tcPr>
+          <w:p>
+            <w:pPr>
+              <w:pStyle w:val="6"/>
+              <w:spacing w:before="67"/>
+              <w:ind w:left="107"/>
+              <w:rPr>
+                <w:sz w:val="24"/>
+              </w:rPr>
+            </w:pPr>
+            <w:r>
+              <w:rPr>
+                <w:rFonts w:ascii="SimSun" w:hAnsi="SimSun" w:eastAsia="SimSun" w:cs="SimSun"/>
+                <w:sz w:val="24"/>
+                <w:szCs w:val="24"/>
+              </w:rPr>
+              <w:t>經 AI 審核通過的發文將正式顯示於交流區頁面</w:t>
+            </w:r>
+          </w:p>
+        </w:tc>
+      </w:tr>
+      <w:tr>
+        <w:tblPrEx>
+          <w:tblBorders>
+            <w:top w:val="single" w:color="4F81BC" w:sz="8" w:space="0"/>
+            <w:left w:val="single" w:color="4F81BC" w:sz="8" w:space="0"/>
+            <w:bottom w:val="single" w:color="4F81BC" w:sz="8" w:space="0"/>
+            <w:right w:val="single" w:color="4F81BC" w:sz="8" w:space="0"/>
+            <w:insideH w:val="single" w:color="4F81BC" w:sz="8" w:space="0"/>
+            <w:insideV w:val="single" w:color="4F81BC" w:sz="8" w:space="0"/>
+          </w:tblBorders>
+          <w:tblLayout w:type="fixed"/>
+          <w:tblCellMar>
+            <w:top w:w="0" w:type="dxa"/>
+            <w:left w:w="0" w:type="dxa"/>
+            <w:bottom w:w="0" w:type="dxa"/>
+            <w:right w:w="0" w:type="dxa"/>
+          </w:tblCellMar>
+        </w:tblPrEx>
+        <w:trPr>
+          <w:trHeight w:val="359" w:hRule="atLeast"/>
+        </w:trPr>
+        <w:tc>
+          <w:tcPr>
+            <w:tcW w:w="2377" w:type="dxa"/>
+            <w:shd w:val="clear" w:color="auto" w:fill="D2DFED"/>
+          </w:tcPr>
+          <w:p>
+            <w:pPr>
+              <w:pStyle w:val="6"/>
+              <w:spacing w:before="32"/>
+              <w:ind w:left="107"/>
+              <w:rPr>
+                <w:b/>
+                <w:sz w:val="24"/>
+              </w:rPr>
+            </w:pPr>
+            <w:r>
+              <w:rPr>
+                <w:b/>
+                <w:spacing w:val="-2"/>
+                <w:sz w:val="24"/>
+              </w:rPr>
+              <w:t>Actor</w:t>
+            </w:r>
+          </w:p>
+        </w:tc>
+        <w:tc>
+          <w:tcPr>
+            <w:tcW w:w="5987" w:type="dxa"/>
+            <w:shd w:val="clear" w:color="auto" w:fill="D2DFED"/>
+          </w:tcPr>
+          <w:p>
+            <w:pPr>
+              <w:pStyle w:val="6"/>
+              <w:rPr>
+                <w:rFonts w:ascii="Times New Roman"/>
+                <w:sz w:val="22"/>
+              </w:rPr>
+            </w:pPr>
+            <w:r>
+              <w:rPr>
+                <w:rFonts w:ascii="SimSun" w:hAnsi="SimSun" w:eastAsia="SimSun" w:cs="SimSun"/>
+                <w:sz w:val="24"/>
+                <w:szCs w:val="24"/>
+              </w:rPr>
+              <w:t>系統（AI）、使用者</w:t>
+            </w:r>
+          </w:p>
+        </w:tc>
+      </w:tr>
+      <w:tr>
+        <w:tblPrEx>
+          <w:tblBorders>
+            <w:top w:val="single" w:color="4F81BC" w:sz="8" w:space="0"/>
+            <w:left w:val="single" w:color="4F81BC" w:sz="8" w:space="0"/>
+            <w:bottom w:val="single" w:color="4F81BC" w:sz="8" w:space="0"/>
+            <w:right w:val="single" w:color="4F81BC" w:sz="8" w:space="0"/>
+            <w:insideH w:val="single" w:color="4F81BC" w:sz="8" w:space="0"/>
+            <w:insideV w:val="single" w:color="4F81BC" w:sz="8" w:space="0"/>
+          </w:tblBorders>
+          <w:tblLayout w:type="fixed"/>
+          <w:tblCellMar>
+            <w:top w:w="0" w:type="dxa"/>
+            <w:left w:w="0" w:type="dxa"/>
+            <w:bottom w:w="0" w:type="dxa"/>
+            <w:right w:w="0" w:type="dxa"/>
+          </w:tblCellMar>
+        </w:tblPrEx>
+        <w:trPr>
+          <w:trHeight w:val="361" w:hRule="atLeast"/>
+        </w:trPr>
+        <w:tc>
+          <w:tcPr>
+            <w:tcW w:w="2377" w:type="dxa"/>
+          </w:tcPr>
+          <w:p>
+            <w:pPr>
+              <w:pStyle w:val="6"/>
+              <w:spacing w:before="35"/>
+              <w:ind w:left="107"/>
+              <w:rPr>
+                <w:b/>
+                <w:sz w:val="24"/>
+              </w:rPr>
+            </w:pPr>
+            <w:r>
+              <w:rPr>
+                <w:b/>
+                <w:spacing w:val="-2"/>
+                <w:sz w:val="24"/>
+              </w:rPr>
+              <w:t>Assumptions</w:t>
+            </w:r>
+          </w:p>
+        </w:tc>
+        <w:tc>
+          <w:tcPr>
+            <w:tcW w:w="5987" w:type="dxa"/>
+          </w:tcPr>
+          <w:p>
+            <w:pPr>
+              <w:pStyle w:val="6"/>
+              <w:rPr>
+                <w:rFonts w:ascii="Times New Roman"/>
+                <w:sz w:val="22"/>
+              </w:rPr>
+            </w:pPr>
+            <w:r>
+              <w:rPr>
+                <w:rFonts w:ascii="SimSun" w:hAnsi="SimSun" w:eastAsia="SimSun" w:cs="SimSun"/>
+                <w:sz w:val="24"/>
+                <w:szCs w:val="24"/>
+              </w:rPr>
+              <w:t>AI 模組正確運行並完成審查程序</w:t>
+            </w:r>
+          </w:p>
+        </w:tc>
+      </w:tr>
+      <w:tr>
+        <w:tblPrEx>
+          <w:tblBorders>
+            <w:top w:val="single" w:color="4F81BC" w:sz="8" w:space="0"/>
+            <w:left w:val="single" w:color="4F81BC" w:sz="8" w:space="0"/>
+            <w:bottom w:val="single" w:color="4F81BC" w:sz="8" w:space="0"/>
+            <w:right w:val="single" w:color="4F81BC" w:sz="8" w:space="0"/>
+            <w:insideH w:val="single" w:color="4F81BC" w:sz="8" w:space="0"/>
+            <w:insideV w:val="single" w:color="4F81BC" w:sz="8" w:space="0"/>
+          </w:tblBorders>
+          <w:tblLayout w:type="fixed"/>
+          <w:tblCellMar>
+            <w:top w:w="0" w:type="dxa"/>
+            <w:left w:w="0" w:type="dxa"/>
+            <w:bottom w:w="0" w:type="dxa"/>
+            <w:right w:w="0" w:type="dxa"/>
+          </w:tblCellMar>
+        </w:tblPrEx>
+        <w:trPr>
+          <w:trHeight w:val="359" w:hRule="atLeast"/>
+        </w:trPr>
+        <w:tc>
+          <w:tcPr>
+            <w:tcW w:w="2377" w:type="dxa"/>
+            <w:shd w:val="clear" w:color="auto" w:fill="D2DFED"/>
+          </w:tcPr>
+          <w:p>
+            <w:pPr>
+              <w:pStyle w:val="6"/>
+              <w:spacing w:before="32"/>
+              <w:ind w:left="107"/>
+              <w:rPr>
+                <w:b/>
+                <w:sz w:val="24"/>
+              </w:rPr>
+            </w:pPr>
+            <w:r>
+              <w:rPr>
+                <w:b/>
+                <w:spacing w:val="-2"/>
+                <w:sz w:val="24"/>
+              </w:rPr>
+              <w:t>Constraints</w:t>
+            </w:r>
+          </w:p>
+        </w:tc>
+        <w:tc>
+          <w:tcPr>
+            <w:tcW w:w="5987" w:type="dxa"/>
+            <w:shd w:val="clear" w:color="auto" w:fill="D2DFED"/>
+          </w:tcPr>
+          <w:p>
+            <w:pPr>
+              <w:pStyle w:val="6"/>
+              <w:rPr>
+                <w:rFonts w:ascii="Times New Roman"/>
+                <w:sz w:val="22"/>
+              </w:rPr>
+            </w:pPr>
+            <w:r>
+              <w:rPr>
+                <w:rFonts w:ascii="SimSun" w:hAnsi="SimSun" w:eastAsia="SimSun" w:cs="SimSun"/>
+                <w:sz w:val="24"/>
+                <w:szCs w:val="24"/>
+              </w:rPr>
+              <w:t>僅顯示審核通過的貼文</w:t>
+            </w:r>
+          </w:p>
+        </w:tc>
+      </w:tr>
+      <w:tr>
+        <w:tblPrEx>
+          <w:tblBorders>
+            <w:top w:val="single" w:color="4F81BC" w:sz="8" w:space="0"/>
+            <w:left w:val="single" w:color="4F81BC" w:sz="8" w:space="0"/>
+            <w:bottom w:val="single" w:color="4F81BC" w:sz="8" w:space="0"/>
+            <w:right w:val="single" w:color="4F81BC" w:sz="8" w:space="0"/>
+            <w:insideH w:val="single" w:color="4F81BC" w:sz="8" w:space="0"/>
+            <w:insideV w:val="single" w:color="4F81BC" w:sz="8" w:space="0"/>
+          </w:tblBorders>
+          <w:tblLayout w:type="fixed"/>
+          <w:tblCellMar>
+            <w:top w:w="0" w:type="dxa"/>
+            <w:left w:w="0" w:type="dxa"/>
+            <w:bottom w:w="0" w:type="dxa"/>
+            <w:right w:w="0" w:type="dxa"/>
+          </w:tblCellMar>
+        </w:tblPrEx>
+        <w:trPr>
+          <w:trHeight w:val="359" w:hRule="atLeast"/>
+        </w:trPr>
+        <w:tc>
+          <w:tcPr>
+            <w:tcW w:w="2377" w:type="dxa"/>
+          </w:tcPr>
+          <w:p>
+            <w:pPr>
+              <w:pStyle w:val="6"/>
+              <w:spacing w:before="33"/>
+              <w:ind w:left="107"/>
+              <w:rPr>
+                <w:b/>
+                <w:sz w:val="24"/>
+              </w:rPr>
+            </w:pPr>
+            <w:r>
+              <w:rPr>
+                <w:b/>
+                <w:spacing w:val="-2"/>
+                <w:sz w:val="24"/>
+              </w:rPr>
+              <w:t>Priority</w:t>
+            </w:r>
+          </w:p>
+        </w:tc>
+        <w:tc>
+          <w:tcPr>
+            <w:tcW w:w="5987" w:type="dxa"/>
+          </w:tcPr>
+          <w:p>
+            <w:pPr>
+              <w:pStyle w:val="6"/>
+              <w:spacing w:before="33"/>
+              <w:ind w:left="107"/>
+              <w:rPr>
+                <w:rFonts w:hint="eastAsia" w:eastAsia="新細明體"/>
+                <w:sz w:val="24"/>
+                <w:lang w:val="en-US" w:eastAsia="zh-TW"/>
+              </w:rPr>
+            </w:pPr>
+            <w:r>
+              <w:rPr>
+                <w:rFonts w:hint="eastAsia" w:eastAsia="新細明體"/>
+                <w:sz w:val="24"/>
+                <w:lang w:val="en-US" w:eastAsia="zh-TW"/>
+              </w:rPr>
+              <w:t>高</w:t>
+            </w:r>
+          </w:p>
+        </w:tc>
+      </w:tr>
+      <w:tr>
+        <w:tblPrEx>
+          <w:tblBorders>
+            <w:top w:val="single" w:color="4F81BC" w:sz="8" w:space="0"/>
+            <w:left w:val="single" w:color="4F81BC" w:sz="8" w:space="0"/>
+            <w:bottom w:val="single" w:color="4F81BC" w:sz="8" w:space="0"/>
+            <w:right w:val="single" w:color="4F81BC" w:sz="8" w:space="0"/>
+            <w:insideH w:val="single" w:color="4F81BC" w:sz="8" w:space="0"/>
+            <w:insideV w:val="single" w:color="4F81BC" w:sz="8" w:space="0"/>
+          </w:tblBorders>
+          <w:tblLayout w:type="fixed"/>
+          <w:tblCellMar>
+            <w:top w:w="0" w:type="dxa"/>
+            <w:left w:w="0" w:type="dxa"/>
+            <w:bottom w:w="0" w:type="dxa"/>
+            <w:right w:w="0" w:type="dxa"/>
+          </w:tblCellMar>
+        </w:tblPrEx>
+        <w:trPr>
+          <w:trHeight w:val="1441" w:hRule="atLeast"/>
+        </w:trPr>
+        <w:tc>
+          <w:tcPr>
+            <w:tcW w:w="2377" w:type="dxa"/>
+            <w:shd w:val="clear" w:color="auto" w:fill="D2DFED"/>
+          </w:tcPr>
+          <w:p>
+            <w:pPr>
+              <w:pStyle w:val="6"/>
+              <w:spacing w:before="35"/>
+              <w:ind w:left="107"/>
+              <w:rPr>
+                <w:b/>
+                <w:sz w:val="24"/>
+              </w:rPr>
+            </w:pPr>
+            <w:r>
+              <w:rPr>
+                <w:b/>
+                <w:spacing w:val="-2"/>
+                <w:sz w:val="24"/>
+              </w:rPr>
+              <w:t>Pre-Conditions</w:t>
+            </w:r>
+          </w:p>
+        </w:tc>
+        <w:tc>
+          <w:tcPr>
+            <w:tcW w:w="5987" w:type="dxa"/>
+            <w:shd w:val="clear" w:color="auto" w:fill="D2DFED"/>
+          </w:tcPr>
+          <w:p>
+            <w:pPr>
+              <w:pStyle w:val="6"/>
+              <w:numPr>
+                <w:ilvl w:val="0"/>
+                <w:numId w:val="0"/>
+              </w:numPr>
+              <w:tabs>
+                <w:tab w:val="left" w:pos="466"/>
+              </w:tabs>
+              <w:spacing w:before="0" w:after="0" w:line="240" w:lineRule="auto"/>
+              <w:ind w:right="0" w:rightChars="0"/>
+              <w:jc w:val="left"/>
+              <w:rPr>
+                <w:rFonts w:hint="eastAsia" w:ascii="Microsoft YaHei" w:eastAsia="新細明體"/>
+                <w:sz w:val="24"/>
+                <w:lang w:val="en-US" w:eastAsia="zh-TW"/>
+              </w:rPr>
+            </w:pPr>
+            <w:r>
+              <w:rPr>
+                <w:rFonts w:ascii="SimSun" w:hAnsi="SimSun" w:eastAsia="SimSun" w:cs="SimSun"/>
+                <w:sz w:val="24"/>
+                <w:szCs w:val="24"/>
+              </w:rPr>
+              <w:t>使用者已發文並送出，系統完成審核</w:t>
+            </w:r>
+          </w:p>
+        </w:tc>
+      </w:tr>
+      <w:tr>
+        <w:tblPrEx>
+          <w:tblBorders>
+            <w:top w:val="single" w:color="4F81BC" w:sz="8" w:space="0"/>
+            <w:left w:val="single" w:color="4F81BC" w:sz="8" w:space="0"/>
+            <w:bottom w:val="single" w:color="4F81BC" w:sz="8" w:space="0"/>
+            <w:right w:val="single" w:color="4F81BC" w:sz="8" w:space="0"/>
+            <w:insideH w:val="single" w:color="4F81BC" w:sz="8" w:space="0"/>
+            <w:insideV w:val="single" w:color="4F81BC" w:sz="8" w:space="0"/>
+          </w:tblBorders>
+          <w:tblLayout w:type="fixed"/>
+          <w:tblCellMar>
+            <w:top w:w="0" w:type="dxa"/>
+            <w:left w:w="0" w:type="dxa"/>
+            <w:bottom w:w="0" w:type="dxa"/>
+            <w:right w:w="0" w:type="dxa"/>
+          </w:tblCellMar>
+        </w:tblPrEx>
+        <w:trPr>
+          <w:trHeight w:val="719" w:hRule="atLeast"/>
+        </w:trPr>
+        <w:tc>
+          <w:tcPr>
+            <w:tcW w:w="2377" w:type="dxa"/>
+          </w:tcPr>
+          <w:p>
+            <w:pPr>
+              <w:pStyle w:val="6"/>
+              <w:spacing w:before="32"/>
+              <w:ind w:left="107"/>
+              <w:rPr>
+                <w:b/>
+                <w:sz w:val="24"/>
+              </w:rPr>
+            </w:pPr>
+            <w:r>
+              <w:rPr>
+                <w:b/>
+                <w:spacing w:val="-4"/>
+                <w:sz w:val="24"/>
+              </w:rPr>
+              <w:t>Post-</w:t>
+            </w:r>
+            <w:r>
+              <w:rPr>
+                <w:b/>
+                <w:spacing w:val="-2"/>
+                <w:sz w:val="24"/>
+              </w:rPr>
+              <w:t>Conditions</w:t>
+            </w:r>
+          </w:p>
+        </w:tc>
+        <w:tc>
+          <w:tcPr>
+            <w:tcW w:w="5987" w:type="dxa"/>
+          </w:tcPr>
+          <w:p>
+            <w:pPr>
+              <w:pStyle w:val="6"/>
+              <w:spacing w:before="169"/>
+              <w:ind w:left="107"/>
+              <w:rPr>
+                <w:rFonts w:ascii="Microsoft YaHei" w:eastAsia="Microsoft YaHei"/>
+                <w:sz w:val="24"/>
+              </w:rPr>
+            </w:pPr>
+            <w:r>
+              <w:rPr>
+                <w:rFonts w:ascii="SimSun" w:hAnsi="SimSun" w:eastAsia="SimSun" w:cs="SimSun"/>
+                <w:sz w:val="24"/>
+                <w:szCs w:val="24"/>
+              </w:rPr>
+              <w:t>貼文顯示於交流區</w:t>
+            </w:r>
+          </w:p>
+        </w:tc>
+      </w:tr>
+      <w:tr>
+        <w:tblPrEx>
+          <w:tblBorders>
+            <w:top w:val="single" w:color="4F81BC" w:sz="8" w:space="0"/>
+            <w:left w:val="single" w:color="4F81BC" w:sz="8" w:space="0"/>
+            <w:bottom w:val="single" w:color="4F81BC" w:sz="8" w:space="0"/>
+            <w:right w:val="single" w:color="4F81BC" w:sz="8" w:space="0"/>
+            <w:insideH w:val="single" w:color="4F81BC" w:sz="8" w:space="0"/>
+            <w:insideV w:val="single" w:color="4F81BC" w:sz="8" w:space="0"/>
+          </w:tblBorders>
+          <w:tblLayout w:type="fixed"/>
+          <w:tblCellMar>
+            <w:top w:w="0" w:type="dxa"/>
+            <w:left w:w="0" w:type="dxa"/>
+            <w:bottom w:w="0" w:type="dxa"/>
+            <w:right w:w="0" w:type="dxa"/>
+          </w:tblCellMar>
+        </w:tblPrEx>
+        <w:trPr>
+          <w:trHeight w:val="2879" w:hRule="atLeast"/>
+        </w:trPr>
+        <w:tc>
+          <w:tcPr>
+            <w:tcW w:w="2377" w:type="dxa"/>
+            <w:shd w:val="clear" w:color="auto" w:fill="D2DFED"/>
+          </w:tcPr>
+          <w:p>
+            <w:pPr>
+              <w:pStyle w:val="6"/>
+              <w:spacing w:before="32"/>
+              <w:ind w:left="107"/>
+              <w:rPr>
+                <w:b/>
+                <w:sz w:val="24"/>
+              </w:rPr>
+            </w:pPr>
+            <w:r>
+              <w:rPr>
+                <w:b/>
+                <w:sz w:val="24"/>
+              </w:rPr>
+              <w:t>Basic</w:t>
+            </w:r>
+            <w:r>
+              <w:rPr>
+                <w:b/>
+                <w:spacing w:val="-2"/>
+                <w:sz w:val="24"/>
+              </w:rPr>
+              <w:t xml:space="preserve"> </w:t>
+            </w:r>
+            <w:r>
+              <w:rPr>
+                <w:b/>
+                <w:spacing w:val="-4"/>
+                <w:sz w:val="24"/>
+              </w:rPr>
+              <w:t>Flow</w:t>
+            </w:r>
+          </w:p>
+        </w:tc>
+        <w:tc>
+          <w:tcPr>
+            <w:tcW w:w="5987" w:type="dxa"/>
+            <w:shd w:val="clear" w:color="auto" w:fill="D2DFED"/>
+          </w:tcPr>
+          <w:p>
+            <w:pPr>
+              <w:pStyle w:val="6"/>
+              <w:numPr>
+                <w:ilvl w:val="0"/>
+                <w:numId w:val="6"/>
+              </w:numPr>
+              <w:spacing w:line="720" w:lineRule="atLeast"/>
+              <w:ind w:right="178" w:rightChars="0"/>
+              <w:rPr>
+                <w:rFonts w:ascii="SimSun" w:hAnsi="SimSun" w:eastAsia="SimSun" w:cs="SimSun"/>
+                <w:sz w:val="24"/>
+                <w:szCs w:val="24"/>
+              </w:rPr>
+            </w:pPr>
+            <w:r>
+              <w:rPr>
+                <w:rFonts w:ascii="SimSun" w:hAnsi="SimSun" w:eastAsia="SimSun" w:cs="SimSun"/>
+                <w:sz w:val="24"/>
+                <w:szCs w:val="24"/>
+              </w:rPr>
+              <w:t>AI 模組完成貼文審核</w:t>
+            </w:r>
+          </w:p>
+          <w:p>
+            <w:pPr>
+              <w:pStyle w:val="6"/>
+              <w:numPr>
+                <w:numId w:val="0"/>
+              </w:numPr>
+              <w:spacing w:line="720" w:lineRule="atLeast"/>
+              <w:ind w:right="178" w:rightChars="0"/>
+              <w:rPr>
+                <w:rFonts w:ascii="SimSun" w:hAnsi="SimSun" w:eastAsia="SimSun" w:cs="SimSun"/>
+                <w:sz w:val="24"/>
+                <w:szCs w:val="24"/>
+              </w:rPr>
+            </w:pPr>
+            <w:r>
+              <w:rPr>
+                <w:rFonts w:ascii="SimSun" w:hAnsi="SimSun" w:eastAsia="SimSun" w:cs="SimSun"/>
+                <w:sz w:val="24"/>
+                <w:szCs w:val="24"/>
+              </w:rPr>
+              <w:t>2. 判斷為「通過」者 → 系統存入交流資料表</w:t>
+            </w:r>
+          </w:p>
+          <w:p>
+            <w:pPr>
+              <w:pStyle w:val="6"/>
+              <w:numPr>
+                <w:ilvl w:val="0"/>
+                <w:numId w:val="0"/>
+              </w:numPr>
+              <w:spacing w:line="720" w:lineRule="atLeast"/>
+              <w:ind w:right="178" w:rightChars="0"/>
+              <w:rPr>
+                <w:rFonts w:hint="eastAsia" w:ascii="SimSun" w:hAnsi="SimSun" w:eastAsia="新細明體" w:cs="SimSun"/>
+                <w:sz w:val="24"/>
+                <w:szCs w:val="24"/>
+                <w:lang w:val="en-US" w:eastAsia="zh-TW"/>
+              </w:rPr>
+            </w:pPr>
+            <w:r>
+              <w:rPr>
+                <w:rFonts w:hint="eastAsia" w:ascii="SimSun" w:hAnsi="SimSun" w:eastAsia="新細明體" w:cs="SimSun"/>
+                <w:sz w:val="24"/>
+                <w:szCs w:val="24"/>
+                <w:lang w:val="en-US" w:eastAsia="zh-TW"/>
+              </w:rPr>
+              <w:t xml:space="preserve">3. </w:t>
+            </w:r>
+            <w:r>
+              <w:rPr>
+                <w:rFonts w:ascii="SimSun" w:hAnsi="SimSun" w:eastAsia="SimSun" w:cs="SimSun"/>
+                <w:sz w:val="24"/>
+                <w:szCs w:val="24"/>
+              </w:rPr>
+              <w:t>系統即時顯示新文章於交流區</w:t>
+            </w:r>
+          </w:p>
+        </w:tc>
+      </w:tr>
+      <w:tr>
+        <w:tblPrEx>
+          <w:tblBorders>
+            <w:top w:val="single" w:color="4F81BC" w:sz="8" w:space="0"/>
+            <w:left w:val="single" w:color="4F81BC" w:sz="8" w:space="0"/>
+            <w:bottom w:val="single" w:color="4F81BC" w:sz="8" w:space="0"/>
+            <w:right w:val="single" w:color="4F81BC" w:sz="8" w:space="0"/>
+            <w:insideH w:val="single" w:color="4F81BC" w:sz="8" w:space="0"/>
+            <w:insideV w:val="single" w:color="4F81BC" w:sz="8" w:space="0"/>
+          </w:tblBorders>
+          <w:tblLayout w:type="fixed"/>
+          <w:tblCellMar>
+            <w:top w:w="0" w:type="dxa"/>
+            <w:left w:w="0" w:type="dxa"/>
+            <w:bottom w:w="0" w:type="dxa"/>
+            <w:right w:w="0" w:type="dxa"/>
+          </w:tblCellMar>
+        </w:tblPrEx>
+        <w:trPr>
+          <w:trHeight w:val="361" w:hRule="atLeast"/>
+        </w:trPr>
+        <w:tc>
+          <w:tcPr>
+            <w:tcW w:w="2377" w:type="dxa"/>
+          </w:tcPr>
+          <w:p>
+            <w:pPr>
+              <w:pStyle w:val="6"/>
+              <w:spacing w:before="35"/>
+              <w:ind w:left="107"/>
+              <w:rPr>
+                <w:b/>
+                <w:sz w:val="24"/>
+              </w:rPr>
+            </w:pPr>
+            <w:r>
+              <w:rPr>
+                <w:b/>
+                <w:sz w:val="24"/>
+              </w:rPr>
+              <w:t>Alternative</w:t>
+            </w:r>
+            <w:r>
+              <w:rPr>
+                <w:b/>
+                <w:spacing w:val="-13"/>
+                <w:sz w:val="24"/>
+              </w:rPr>
+              <w:t xml:space="preserve"> </w:t>
+            </w:r>
+            <w:r>
+              <w:rPr>
+                <w:b/>
+                <w:spacing w:val="-2"/>
+                <w:sz w:val="24"/>
+              </w:rPr>
+              <w:t>Flows</w:t>
+            </w:r>
+          </w:p>
+        </w:tc>
+        <w:tc>
+          <w:tcPr>
+            <w:tcW w:w="5987" w:type="dxa"/>
+          </w:tcPr>
+          <w:p>
+            <w:pPr>
+              <w:pStyle w:val="6"/>
+              <w:rPr>
+                <w:rFonts w:ascii="SimSun" w:hAnsi="SimSun" w:eastAsia="SimSun" w:cs="SimSun"/>
+                <w:sz w:val="24"/>
+                <w:szCs w:val="24"/>
+              </w:rPr>
+            </w:pPr>
+            <w:r>
+              <w:rPr>
+                <w:rFonts w:ascii="SimSun" w:hAnsi="SimSun" w:eastAsia="SimSun" w:cs="SimSun"/>
+                <w:sz w:val="24"/>
+                <w:szCs w:val="24"/>
+              </w:rPr>
+              <w:t>貼文不通過審核 → 不顯示，使用者收到退回通知</w:t>
+            </w:r>
+          </w:p>
+        </w:tc>
+      </w:tr>
+      <w:tr>
+        <w:tblPrEx>
+          <w:tblBorders>
+            <w:top w:val="single" w:color="4F81BC" w:sz="8" w:space="0"/>
+            <w:left w:val="single" w:color="4F81BC" w:sz="8" w:space="0"/>
+            <w:bottom w:val="single" w:color="4F81BC" w:sz="8" w:space="0"/>
+            <w:right w:val="single" w:color="4F81BC" w:sz="8" w:space="0"/>
+            <w:insideH w:val="single" w:color="4F81BC" w:sz="8" w:space="0"/>
+            <w:insideV w:val="single" w:color="4F81BC" w:sz="8" w:space="0"/>
+          </w:tblBorders>
+          <w:tblLayout w:type="fixed"/>
+          <w:tblCellMar>
+            <w:top w:w="0" w:type="dxa"/>
+            <w:left w:w="0" w:type="dxa"/>
+            <w:bottom w:w="0" w:type="dxa"/>
+            <w:right w:w="0" w:type="dxa"/>
+          </w:tblCellMar>
+        </w:tblPrEx>
+        <w:trPr>
+          <w:trHeight w:val="359" w:hRule="atLeast"/>
+        </w:trPr>
+        <w:tc>
+          <w:tcPr>
+            <w:tcW w:w="2377" w:type="dxa"/>
+            <w:shd w:val="clear" w:color="auto" w:fill="D2DFED"/>
+          </w:tcPr>
+          <w:p>
+            <w:pPr>
+              <w:pStyle w:val="6"/>
+              <w:spacing w:before="32"/>
+              <w:ind w:left="107"/>
+              <w:rPr>
+                <w:b/>
+                <w:sz w:val="24"/>
+              </w:rPr>
+            </w:pPr>
+            <w:r>
+              <w:rPr>
+                <w:b/>
+                <w:sz w:val="24"/>
+              </w:rPr>
+              <w:t>Exceptional</w:t>
+            </w:r>
+            <w:r>
+              <w:rPr>
+                <w:b/>
+                <w:spacing w:val="-9"/>
+                <w:sz w:val="24"/>
+              </w:rPr>
+              <w:t xml:space="preserve"> </w:t>
+            </w:r>
+            <w:r>
+              <w:rPr>
+                <w:b/>
+                <w:spacing w:val="-2"/>
+                <w:sz w:val="24"/>
+              </w:rPr>
+              <w:t>Flows</w:t>
+            </w:r>
+          </w:p>
+        </w:tc>
+        <w:tc>
+          <w:tcPr>
+            <w:tcW w:w="5987" w:type="dxa"/>
+            <w:shd w:val="clear" w:color="auto" w:fill="D2DFED"/>
+          </w:tcPr>
+          <w:p>
+            <w:pPr>
+              <w:pStyle w:val="6"/>
+              <w:rPr>
+                <w:rFonts w:ascii="SimSun" w:hAnsi="SimSun" w:eastAsia="SimSun" w:cs="SimSun"/>
+                <w:sz w:val="24"/>
+                <w:szCs w:val="24"/>
+              </w:rPr>
+            </w:pPr>
+            <w:r>
+              <w:rPr>
+                <w:rFonts w:ascii="SimSun" w:hAnsi="SimSun" w:eastAsia="SimSun" w:cs="SimSun"/>
+                <w:sz w:val="24"/>
+                <w:szCs w:val="24"/>
+              </w:rPr>
+              <w:t>AI 審核失敗 → 系統顯示錯誤訊息，暫不處理</w:t>
+            </w:r>
+          </w:p>
+        </w:tc>
+      </w:tr>
+      <w:tr>
+        <w:tblPrEx>
+          <w:tblBorders>
+            <w:top w:val="single" w:color="4F81BC" w:sz="8" w:space="0"/>
+            <w:left w:val="single" w:color="4F81BC" w:sz="8" w:space="0"/>
+            <w:bottom w:val="single" w:color="4F81BC" w:sz="8" w:space="0"/>
+            <w:right w:val="single" w:color="4F81BC" w:sz="8" w:space="0"/>
+            <w:insideH w:val="single" w:color="4F81BC" w:sz="8" w:space="0"/>
+            <w:insideV w:val="single" w:color="4F81BC" w:sz="8" w:space="0"/>
+          </w:tblBorders>
+          <w:tblLayout w:type="fixed"/>
+          <w:tblCellMar>
+            <w:top w:w="0" w:type="dxa"/>
+            <w:left w:w="0" w:type="dxa"/>
+            <w:bottom w:w="0" w:type="dxa"/>
+            <w:right w:w="0" w:type="dxa"/>
+          </w:tblCellMar>
+        </w:tblPrEx>
+        <w:trPr>
+          <w:trHeight w:val="359" w:hRule="atLeast"/>
+        </w:trPr>
+        <w:tc>
+          <w:tcPr>
+            <w:tcW w:w="2377" w:type="dxa"/>
+          </w:tcPr>
+          <w:p>
+            <w:pPr>
+              <w:pStyle w:val="6"/>
+              <w:spacing w:before="32"/>
+              <w:ind w:left="107"/>
+              <w:rPr>
+                <w:b/>
+                <w:sz w:val="24"/>
+              </w:rPr>
+            </w:pPr>
+            <w:r>
+              <w:rPr>
+                <w:b/>
+                <w:sz w:val="24"/>
+              </w:rPr>
+              <w:t>Use</w:t>
+            </w:r>
+            <w:r>
+              <w:rPr>
+                <w:b/>
+                <w:spacing w:val="-3"/>
+                <w:sz w:val="24"/>
+              </w:rPr>
+              <w:t xml:space="preserve"> </w:t>
+            </w:r>
+            <w:r>
+              <w:rPr>
+                <w:b/>
+                <w:sz w:val="24"/>
+              </w:rPr>
+              <w:t>Use</w:t>
+            </w:r>
+            <w:r>
+              <w:rPr>
+                <w:b/>
+                <w:spacing w:val="-3"/>
+                <w:sz w:val="24"/>
+              </w:rPr>
+              <w:t xml:space="preserve"> </w:t>
+            </w:r>
+            <w:r>
+              <w:rPr>
+                <w:b/>
+                <w:spacing w:val="-4"/>
+                <w:sz w:val="24"/>
+              </w:rPr>
+              <w:t>Case</w:t>
+            </w:r>
+          </w:p>
+        </w:tc>
+        <w:tc>
+          <w:tcPr>
+            <w:tcW w:w="5987" w:type="dxa"/>
+          </w:tcPr>
+          <w:p>
+            <w:pPr>
+              <w:pStyle w:val="6"/>
+              <w:spacing w:before="35"/>
+              <w:rPr>
+                <w:rFonts w:hint="eastAsia" w:ascii="Times New Roman" w:eastAsia="新細明體"/>
+                <w:sz w:val="22"/>
+                <w:lang w:eastAsia="zh-TW"/>
+              </w:rPr>
+            </w:pPr>
+            <w:r>
+              <w:rPr>
+                <w:rFonts w:ascii="SimSun" w:hAnsi="SimSun" w:eastAsia="SimSun" w:cs="SimSun"/>
+                <w:sz w:val="24"/>
+                <w:szCs w:val="24"/>
+              </w:rPr>
+              <w:t>UC-8.1（我要發文）</w:t>
+            </w:r>
+          </w:p>
+        </w:tc>
+      </w:tr>
+      <w:tr>
+        <w:tblPrEx>
+          <w:tblBorders>
+            <w:top w:val="single" w:color="4F81BC" w:sz="8" w:space="0"/>
+            <w:left w:val="single" w:color="4F81BC" w:sz="8" w:space="0"/>
+            <w:bottom w:val="single" w:color="4F81BC" w:sz="8" w:space="0"/>
+            <w:right w:val="single" w:color="4F81BC" w:sz="8" w:space="0"/>
+            <w:insideH w:val="single" w:color="4F81BC" w:sz="8" w:space="0"/>
+            <w:insideV w:val="single" w:color="4F81BC" w:sz="8" w:space="0"/>
+          </w:tblBorders>
+          <w:tblLayout w:type="fixed"/>
+          <w:tblCellMar>
+            <w:top w:w="0" w:type="dxa"/>
+            <w:left w:w="0" w:type="dxa"/>
+            <w:bottom w:w="0" w:type="dxa"/>
+            <w:right w:w="0" w:type="dxa"/>
+          </w:tblCellMar>
+        </w:tblPrEx>
+        <w:trPr>
+          <w:trHeight w:val="361" w:hRule="atLeast"/>
+        </w:trPr>
+        <w:tc>
+          <w:tcPr>
+            <w:tcW w:w="2377" w:type="dxa"/>
+            <w:shd w:val="clear" w:color="auto" w:fill="D2DFED"/>
+          </w:tcPr>
+          <w:p>
+            <w:pPr>
+              <w:pStyle w:val="6"/>
+              <w:spacing w:before="35"/>
+              <w:ind w:left="107"/>
+              <w:rPr>
+                <w:b/>
+                <w:sz w:val="24"/>
+              </w:rPr>
+            </w:pPr>
+            <w:r>
+              <w:rPr>
+                <w:b/>
+                <w:sz w:val="24"/>
+              </w:rPr>
+              <w:t>Extend</w:t>
+            </w:r>
+            <w:r>
+              <w:rPr>
+                <w:b/>
+                <w:spacing w:val="-5"/>
+                <w:sz w:val="24"/>
+              </w:rPr>
+              <w:t xml:space="preserve"> </w:t>
+            </w:r>
+            <w:r>
+              <w:rPr>
+                <w:b/>
+                <w:sz w:val="24"/>
+              </w:rPr>
+              <w:t>Use</w:t>
+            </w:r>
+            <w:r>
+              <w:rPr>
+                <w:b/>
+                <w:spacing w:val="-3"/>
+                <w:sz w:val="24"/>
+              </w:rPr>
+              <w:t xml:space="preserve"> </w:t>
+            </w:r>
+            <w:r>
+              <w:rPr>
+                <w:b/>
+                <w:spacing w:val="-4"/>
+                <w:sz w:val="24"/>
+              </w:rPr>
+              <w:t>Case</w:t>
+            </w:r>
+          </w:p>
+        </w:tc>
+        <w:tc>
+          <w:tcPr>
+            <w:tcW w:w="5987" w:type="dxa"/>
+            <w:shd w:val="clear" w:color="auto" w:fill="D2DFED"/>
+          </w:tcPr>
+          <w:p>
+            <w:pPr>
+              <w:pStyle w:val="6"/>
+              <w:spacing w:before="35"/>
+              <w:rPr>
+                <w:rFonts w:hint="eastAsia" w:eastAsia="新細明體"/>
+                <w:sz w:val="24"/>
+                <w:lang w:val="en-US" w:eastAsia="zh-TW"/>
+              </w:rPr>
+            </w:pPr>
+            <w:r>
+              <w:rPr>
+                <w:rFonts w:ascii="SimSun" w:hAnsi="SimSun" w:eastAsia="SimSun" w:cs="SimSun"/>
+                <w:sz w:val="24"/>
+                <w:szCs w:val="24"/>
+              </w:rPr>
+              <w:t>無</w:t>
+            </w:r>
+          </w:p>
+        </w:tc>
+      </w:tr>
+      <w:tr>
+        <w:tblPrEx>
+          <w:tblBorders>
+            <w:top w:val="single" w:color="4F81BC" w:sz="8" w:space="0"/>
+            <w:left w:val="single" w:color="4F81BC" w:sz="8" w:space="0"/>
+            <w:bottom w:val="single" w:color="4F81BC" w:sz="8" w:space="0"/>
+            <w:right w:val="single" w:color="4F81BC" w:sz="8" w:space="0"/>
+            <w:insideH w:val="single" w:color="4F81BC" w:sz="8" w:space="0"/>
+            <w:insideV w:val="single" w:color="4F81BC" w:sz="8" w:space="0"/>
+          </w:tblBorders>
+          <w:tblLayout w:type="fixed"/>
+          <w:tblCellMar>
+            <w:top w:w="0" w:type="dxa"/>
+            <w:left w:w="0" w:type="dxa"/>
+            <w:bottom w:w="0" w:type="dxa"/>
+            <w:right w:w="0" w:type="dxa"/>
+          </w:tblCellMar>
+        </w:tblPrEx>
+        <w:trPr>
+          <w:trHeight w:val="359" w:hRule="atLeast"/>
+        </w:trPr>
+        <w:tc>
+          <w:tcPr>
+            <w:tcW w:w="2377" w:type="dxa"/>
+          </w:tcPr>
+          <w:p>
+            <w:pPr>
+              <w:pStyle w:val="6"/>
+              <w:spacing w:before="33"/>
+              <w:ind w:left="107"/>
+              <w:rPr>
+                <w:b/>
+                <w:sz w:val="24"/>
+              </w:rPr>
+            </w:pPr>
+            <w:r>
+              <w:rPr>
+                <w:b/>
+                <w:sz w:val="24"/>
+              </w:rPr>
+              <w:t xml:space="preserve">Business </w:t>
+            </w:r>
+            <w:r>
+              <w:rPr>
+                <w:b/>
+                <w:spacing w:val="-2"/>
+                <w:sz w:val="24"/>
+              </w:rPr>
+              <w:t>Rules</w:t>
+            </w:r>
+          </w:p>
+        </w:tc>
+        <w:tc>
+          <w:tcPr>
+            <w:tcW w:w="5987" w:type="dxa"/>
+          </w:tcPr>
+          <w:p>
+            <w:pPr>
+              <w:pStyle w:val="6"/>
+              <w:rPr>
+                <w:rFonts w:ascii="SimSun" w:hAnsi="SimSun" w:eastAsia="SimSun" w:cs="SimSun"/>
+                <w:sz w:val="24"/>
+                <w:szCs w:val="24"/>
+              </w:rPr>
+            </w:pPr>
+            <w:r>
+              <w:rPr>
+                <w:rFonts w:ascii="SimSun" w:hAnsi="SimSun" w:eastAsia="SimSun" w:cs="SimSun"/>
+                <w:sz w:val="24"/>
+                <w:szCs w:val="24"/>
+              </w:rPr>
+              <w:t>顯示順序依發文時間排序或熱門排序</w:t>
+            </w:r>
+          </w:p>
+        </w:tc>
+      </w:tr>
+      <w:tr>
+        <w:tblPrEx>
+          <w:tblBorders>
+            <w:top w:val="single" w:color="4F81BC" w:sz="8" w:space="0"/>
+            <w:left w:val="single" w:color="4F81BC" w:sz="8" w:space="0"/>
+            <w:bottom w:val="single" w:color="4F81BC" w:sz="8" w:space="0"/>
+            <w:right w:val="single" w:color="4F81BC" w:sz="8" w:space="0"/>
+            <w:insideH w:val="single" w:color="4F81BC" w:sz="8" w:space="0"/>
+            <w:insideV w:val="single" w:color="4F81BC" w:sz="8" w:space="0"/>
+          </w:tblBorders>
+          <w:tblLayout w:type="fixed"/>
+          <w:tblCellMar>
+            <w:top w:w="0" w:type="dxa"/>
+            <w:left w:w="0" w:type="dxa"/>
+            <w:bottom w:w="0" w:type="dxa"/>
+            <w:right w:w="0" w:type="dxa"/>
+          </w:tblCellMar>
+        </w:tblPrEx>
+        <w:trPr>
+          <w:trHeight w:val="359" w:hRule="atLeast"/>
+        </w:trPr>
+        <w:tc>
+          <w:tcPr>
+            <w:tcW w:w="2377" w:type="dxa"/>
+            <w:shd w:val="clear" w:color="auto" w:fill="D2DFED"/>
+          </w:tcPr>
+          <w:p>
+            <w:pPr>
+              <w:pStyle w:val="6"/>
+              <w:spacing w:before="32"/>
+              <w:ind w:left="107"/>
+              <w:rPr>
+                <w:b/>
+                <w:sz w:val="24"/>
+              </w:rPr>
+            </w:pPr>
+            <w:r>
+              <w:rPr>
+                <w:b/>
+                <w:sz w:val="24"/>
+              </w:rPr>
+              <w:t>Special</w:t>
+            </w:r>
+            <w:r>
+              <w:rPr>
+                <w:b/>
+                <w:spacing w:val="-2"/>
+                <w:sz w:val="24"/>
+              </w:rPr>
+              <w:t xml:space="preserve"> Requirements</w:t>
+            </w:r>
+          </w:p>
+        </w:tc>
+        <w:tc>
+          <w:tcPr>
+            <w:tcW w:w="5987" w:type="dxa"/>
+            <w:shd w:val="clear" w:color="auto" w:fill="D2DFED"/>
+          </w:tcPr>
+          <w:p>
+            <w:pPr>
+              <w:pStyle w:val="6"/>
+              <w:rPr>
+                <w:rFonts w:ascii="SimSun" w:hAnsi="SimSun" w:eastAsia="SimSun" w:cs="SimSun"/>
+                <w:sz w:val="24"/>
+                <w:szCs w:val="24"/>
+              </w:rPr>
+            </w:pPr>
+            <w:r>
+              <w:rPr>
+                <w:rFonts w:ascii="SimSun" w:hAnsi="SimSun" w:eastAsia="SimSun" w:cs="SimSun"/>
+                <w:sz w:val="24"/>
+                <w:szCs w:val="24"/>
+              </w:rPr>
+              <w:t>貼文標題及內文不得含違規詞彙（由 AI 過濾）</w:t>
+            </w:r>
+          </w:p>
+          <w:p>
+            <w:pPr>
+              <w:pStyle w:val="6"/>
+              <w:rPr>
+                <w:rFonts w:ascii="SimSun" w:hAnsi="SimSun" w:eastAsia="SimSun" w:cs="SimSun"/>
+                <w:sz w:val="24"/>
+                <w:szCs w:val="24"/>
+              </w:rPr>
+            </w:pPr>
+            <w:r>
+              <w:rPr>
+                <w:rFonts w:ascii="SimSun" w:hAnsi="SimSun" w:eastAsia="SimSun" w:cs="SimSun"/>
+                <w:sz w:val="24"/>
+                <w:szCs w:val="24"/>
+              </w:rPr>
+              <w:t>須於10秒內完成審核與上架，否則視為異常流程</w:t>
+            </w:r>
+          </w:p>
+        </w:tc>
+      </w:tr>
+      <w:tr>
+        <w:tblPrEx>
+          <w:tblBorders>
+            <w:top w:val="single" w:color="4F81BC" w:sz="8" w:space="0"/>
+            <w:left w:val="single" w:color="4F81BC" w:sz="8" w:space="0"/>
+            <w:bottom w:val="single" w:color="4F81BC" w:sz="8" w:space="0"/>
+            <w:right w:val="single" w:color="4F81BC" w:sz="8" w:space="0"/>
+            <w:insideH w:val="single" w:color="4F81BC" w:sz="8" w:space="0"/>
+            <w:insideV w:val="single" w:color="4F81BC" w:sz="8" w:space="0"/>
+          </w:tblBorders>
+          <w:tblLayout w:type="fixed"/>
+          <w:tblCellMar>
+            <w:top w:w="0" w:type="dxa"/>
+            <w:left w:w="0" w:type="dxa"/>
+            <w:bottom w:w="0" w:type="dxa"/>
+            <w:right w:w="0" w:type="dxa"/>
+          </w:tblCellMar>
+        </w:tblPrEx>
+        <w:trPr>
+          <w:trHeight w:val="361" w:hRule="atLeast"/>
+        </w:trPr>
+        <w:tc>
+          <w:tcPr>
+            <w:tcW w:w="2377" w:type="dxa"/>
+          </w:tcPr>
+          <w:p>
+            <w:pPr>
+              <w:pStyle w:val="6"/>
+              <w:spacing w:before="35"/>
+              <w:ind w:left="107"/>
+              <w:rPr>
+                <w:b/>
+                <w:sz w:val="24"/>
+              </w:rPr>
+            </w:pPr>
+            <w:r>
+              <w:rPr>
+                <w:b/>
+                <w:spacing w:val="-2"/>
+                <w:sz w:val="24"/>
+              </w:rPr>
+              <w:t>Artifacts</w:t>
+            </w:r>
+          </w:p>
+        </w:tc>
+        <w:tc>
+          <w:tcPr>
+            <w:tcW w:w="5987" w:type="dxa"/>
+          </w:tcPr>
+          <w:p>
+            <w:pPr>
+              <w:pStyle w:val="6"/>
+              <w:rPr>
+                <w:rFonts w:ascii="SimSun" w:hAnsi="SimSun" w:eastAsia="SimSun" w:cs="SimSun"/>
+                <w:sz w:val="24"/>
+                <w:szCs w:val="24"/>
+              </w:rPr>
+            </w:pPr>
+            <w:r>
+              <w:rPr>
+                <w:rFonts w:ascii="SimSun" w:hAnsi="SimSun" w:eastAsia="SimSun" w:cs="SimSun"/>
+                <w:sz w:val="24"/>
+                <w:szCs w:val="24"/>
+              </w:rPr>
+              <w:t>交流文章資料、AI 審查記錄</w:t>
+            </w:r>
+          </w:p>
+        </w:tc>
+      </w:tr>
+      <w:tr>
+        <w:tblPrEx>
+          <w:tblBorders>
+            <w:top w:val="single" w:color="4F81BC" w:sz="8" w:space="0"/>
+            <w:left w:val="single" w:color="4F81BC" w:sz="8" w:space="0"/>
+            <w:bottom w:val="single" w:color="4F81BC" w:sz="8" w:space="0"/>
+            <w:right w:val="single" w:color="4F81BC" w:sz="8" w:space="0"/>
+            <w:insideH w:val="single" w:color="4F81BC" w:sz="8" w:space="0"/>
+            <w:insideV w:val="single" w:color="4F81BC" w:sz="8" w:space="0"/>
+          </w:tblBorders>
+          <w:tblLayout w:type="fixed"/>
+          <w:tblCellMar>
+            <w:top w:w="0" w:type="dxa"/>
+            <w:left w:w="0" w:type="dxa"/>
+            <w:bottom w:w="0" w:type="dxa"/>
+            <w:right w:w="0" w:type="dxa"/>
+          </w:tblCellMar>
+        </w:tblPrEx>
+        <w:trPr>
+          <w:trHeight w:val="359" w:hRule="atLeast"/>
+        </w:trPr>
+        <w:tc>
+          <w:tcPr>
+            <w:tcW w:w="2377" w:type="dxa"/>
+            <w:shd w:val="clear" w:color="auto" w:fill="D2DFED"/>
+          </w:tcPr>
+          <w:p>
+            <w:pPr>
+              <w:pStyle w:val="6"/>
+              <w:spacing w:before="32"/>
+              <w:ind w:left="107"/>
+              <w:rPr>
+                <w:b/>
+                <w:sz w:val="24"/>
+              </w:rPr>
+            </w:pPr>
+            <w:r>
+              <w:rPr>
+                <w:b/>
+                <w:sz w:val="24"/>
+              </w:rPr>
+              <w:t>Use</w:t>
+            </w:r>
+            <w:r>
+              <w:rPr>
+                <w:b/>
+                <w:spacing w:val="-3"/>
+                <w:sz w:val="24"/>
+              </w:rPr>
+              <w:t xml:space="preserve"> </w:t>
+            </w:r>
+            <w:r>
+              <w:rPr>
+                <w:b/>
+                <w:sz w:val="24"/>
+              </w:rPr>
+              <w:t>Case</w:t>
+            </w:r>
+            <w:r>
+              <w:rPr>
+                <w:b/>
+                <w:spacing w:val="-3"/>
+                <w:sz w:val="24"/>
+              </w:rPr>
+              <w:t xml:space="preserve"> </w:t>
+            </w:r>
+            <w:r>
+              <w:rPr>
+                <w:b/>
+                <w:spacing w:val="-2"/>
+                <w:sz w:val="24"/>
+              </w:rPr>
+              <w:t>Glossary</w:t>
+            </w:r>
+          </w:p>
+        </w:tc>
+        <w:tc>
+          <w:tcPr>
+            <w:tcW w:w="5987" w:type="dxa"/>
+            <w:shd w:val="clear" w:color="auto" w:fill="D2DFED"/>
+          </w:tcPr>
+          <w:p>
+            <w:pPr>
+              <w:pStyle w:val="6"/>
+              <w:rPr>
+                <w:rFonts w:ascii="SimSun" w:hAnsi="SimSun" w:eastAsia="SimSun" w:cs="SimSun"/>
+                <w:sz w:val="24"/>
+                <w:szCs w:val="24"/>
+              </w:rPr>
+            </w:pPr>
+            <w:r>
+              <w:rPr>
+                <w:rFonts w:ascii="SimSun" w:hAnsi="SimSun" w:eastAsia="SimSun" w:cs="SimSun"/>
+                <w:sz w:val="24"/>
+                <w:szCs w:val="24"/>
+              </w:rPr>
+              <w:t>無</w:t>
+            </w:r>
             <w:bookmarkStart w:id="0" w:name="_GoBack"/>
             <w:bookmarkEnd w:id="0"/>
-            <w:r>
-              <w:rPr>
-                <w:rFonts w:ascii="SimSun" w:hAnsi="SimSun" w:eastAsia="SimSun" w:cs="SimSun"/>
-                <w:sz w:val="24"/>
-                <w:szCs w:val="24"/>
-              </w:rPr>
-              <w:t>收藏聊天室</w:t>
-            </w:r>
-            <w:r>
-              <w:rPr>
-                <w:rFonts w:hint="eastAsia" w:ascii="SimSun" w:hAnsi="SimSun" w:eastAsia="新細明體" w:cs="SimSun"/>
-                <w:sz w:val="24"/>
-                <w:szCs w:val="24"/>
-                <w:lang w:val="en-US" w:eastAsia="zh-TW"/>
-              </w:rPr>
-              <w:t>:</w:t>
-            </w:r>
-            <w:r>
-              <w:rPr>
-                <w:rFonts w:ascii="SimSun" w:hAnsi="SimSun" w:eastAsia="SimSun" w:cs="SimSun"/>
-                <w:sz w:val="24"/>
-                <w:szCs w:val="24"/>
-              </w:rPr>
-              <w:t xml:space="preserve"> 將聊天室加入個人清單以利後續進入</w:t>
-            </w:r>
           </w:p>
         </w:tc>
       </w:tr>
@@ -46175,6 +53681,30 @@
       <w:lvlJc w:val="left"/>
     </w:lvl>
   </w:abstractNum>
+  <w:abstractNum w:abstractNumId="4">
+    <w:nsid w:val="6894FCBE"/>
+    <w:multiLevelType w:val="singleLevel"/>
+    <w:tmpl w:val="6894FCBE"/>
+    <w:lvl w:ilvl="0" w:tentative="0">
+      <w:start w:val="1"/>
+      <w:numFmt w:val="decimal"/>
+      <w:suff w:val="space"/>
+      <w:lvlText w:val="%1."/>
+      <w:lvlJc w:val="left"/>
+    </w:lvl>
+  </w:abstractNum>
+  <w:abstractNum w:abstractNumId="5">
+    <w:nsid w:val="68950007"/>
+    <w:multiLevelType w:val="singleLevel"/>
+    <w:tmpl w:val="68950007"/>
+    <w:lvl w:ilvl="0" w:tentative="0">
+      <w:start w:val="1"/>
+      <w:numFmt w:val="decimal"/>
+      <w:suff w:val="space"/>
+      <w:lvlText w:val="%1."/>
+      <w:lvlJc w:val="left"/>
+    </w:lvl>
+  </w:abstractNum>
   <w:num w:numId="1">
     <w:abstractNumId w:val="0"/>
   </w:num>
@@ -46186,6 +53716,12 @@
   </w:num>
   <w:num w:numId="4">
     <w:abstractNumId w:val="3"/>
+  </w:num>
+  <w:num w:numId="5">
+    <w:abstractNumId w:val="4"/>
+  </w:num>
+  <w:num w:numId="6">
+    <w:abstractNumId w:val="5"/>
   </w:num>
 </w:numbering>
 </file>
